--- a/docs/Issues.docx
+++ b/docs/Issues.docx
@@ -2,7 +2,7 @@
 <file path=word/document.xml><?xml version="1.0" encoding="utf-8"?>
 <w:document xmlns:w="http://schemas.openxmlformats.org/wordprocessingml/2006/main" xmlns:m="http://schemas.openxmlformats.org/officeDocument/2006/math" xmlns:r="http://schemas.openxmlformats.org/officeDocument/2006/relationships" xmlns:o="urn:schemas-microsoft-com:office:office" xmlns:v="urn:schemas-microsoft-com:vml" xmlns:w10="urn:schemas-microsoft-com:office:word" xmlns:a="http://schemas.openxmlformats.org/drawingml/2006/main" xmlns:pic="http://schemas.openxmlformats.org/drawingml/2006/picture" xmlns:wp="http://schemas.openxmlformats.org/drawingml/2006/wordprocessingDrawing">
   <w:body>
-    <w:bookmarkStart w:id="85" w:name="issues-open-workable-items"/>
+    <w:bookmarkStart w:id="80" w:name="issues-open-workable-items"/>
     <w:p>
       <w:pPr>
         <w:pStyle w:val="Heading1"/>
@@ -26,7 +26,7 @@
         <w:t xml:space="preserve"> </w:t>
       </w:r>
       <w:r>
-        <w:t xml:space="preserve">96</w:t>
+        <w:t xml:space="preserve">97</w:t>
       </w:r>
       <w:r>
         <w:t xml:space="preserve"> </w:t>
@@ -42,7 +42,7 @@
         <w:t xml:space="preserve"> </w:t>
       </w:r>
       <w:r>
-        <w:t xml:space="preserve">2026-09-23T07:42:46Z</w:t>
+        <w:t xml:space="preserve">2026-09-23T08:34:57Z</w:t>
       </w:r>
       <w:r>
         <w:t xml:space="preserve"> </w:t>
@@ -8794,296 +8794,7 @@
       </w:r>
     </w:p>
     <w:bookmarkEnd w:id="57"/>
-    <w:bookmarkStart w:id="58" w:name="X3e8f49dc555a40de728e78a4804e01adadd5155"/>
-    <w:p>
-      <w:pPr>
-        <w:pStyle w:val="Heading2"/>
-      </w:pPr>
-      <w:r>
-        <w:t xml:space="preserve">BOB-176 — A cookies-only rutracker configuration never enables the tracker, because the enablement gate checks username/password while the search path prefers cookies</w:t>
-      </w:r>
-    </w:p>
-    <w:p>
-      <w:pPr>
-        <w:pStyle w:val="FirstParagraph"/>
-      </w:pPr>
-      <w:r>
-        <w:rPr>
-          <w:b/>
-          <w:bCs/>
-        </w:rPr>
-        <w:t xml:space="preserve">Status:</w:t>
-      </w:r>
-      <w:r>
-        <w:t xml:space="preserve"> </w:t>
-      </w:r>
-      <w:r>
-        <w:t xml:space="preserve">Queued</w:t>
-      </w:r>
-      <w:r>
-        <w:t xml:space="preserve"> </w:t>
-      </w:r>
-      <w:r>
-        <w:rPr>
-          <w:b/>
-          <w:bCs/>
-        </w:rPr>
-        <w:t xml:space="preserve">Type:</w:t>
-      </w:r>
-      <w:r>
-        <w:t xml:space="preserve"> </w:t>
-      </w:r>
-      <w:r>
-        <w:t xml:space="preserve">Bug</w:t>
-      </w:r>
-      <w:r>
-        <w:t xml:space="preserve"> </w:t>
-      </w:r>
-      <w:r>
-        <w:rPr>
-          <w:b/>
-          <w:bCs/>
-        </w:rPr>
-        <w:t xml:space="preserve">Severity:</w:t>
-      </w:r>
-      <w:r>
-        <w:t xml:space="preserve"> </w:t>
-      </w:r>
-      <w:r>
-        <w:t xml:space="preserve">Medium</w:t>
-      </w:r>
-      <w:r>
-        <w:t xml:space="preserve"> </w:t>
-      </w:r>
-      <w:r>
-        <w:rPr>
-          <w:b/>
-          <w:bCs/>
-        </w:rPr>
-        <w:t xml:space="preserve">Created-By:</w:t>
-      </w:r>
-      <w:r>
-        <w:t xml:space="preserve"> </w:t>
-      </w:r>
-      <w:r>
-        <w:t xml:space="preserve">Claude</w:t>
-      </w:r>
-      <w:r>
-        <w:t xml:space="preserve"> </w:t>
-      </w:r>
-      <w:r>
-        <w:rPr>
-          <w:b/>
-          <w:bCs/>
-        </w:rPr>
-        <w:t xml:space="preserve">Assigned-To:</w:t>
-      </w:r>
-      <w:r>
-        <w:t xml:space="preserve"> </w:t>
-      </w:r>
-      <w:r>
-        <w:t xml:space="preserve">Claude</w:t>
-      </w:r>
-    </w:p>
-    <w:p>
-      <w:pPr>
-        <w:pStyle w:val="BodyText"/>
-      </w:pPr>
-      <w:r>
-        <w:t xml:space="preserve">WHAT. _get_enabled_trackers() in download-proxy/src/merge_service/search.py gates rutracker on RUTRACKER_USERNAME and RUTRACKER_PASSWORD only. It never consults RUTRACKER_COOKIES. So an operator configured with cookies alone — no username, no password — never has rutracker enabled at all, and the tracker is silently absent from every fan-out rather than failing visibly.</w:t>
-      </w:r>
-    </w:p>
-    <w:p>
-      <w:pPr>
-        <w:pStyle w:val="BodyText"/>
-      </w:pPr>
-      <w:r>
-        <w:t xml:space="preserve">WHY THAT IS INCOHERENT WITH THE REST OF THE CODE. _search_rutracker treats COOKIES as the PREFERRED auth path, not a fallback. And the nnmclub sibling DOES check its own *_COOKIES variable. So the same codebase holds three positions at once: cookies preferred at the search site, cookies ignored at the enablement gate, and cookies honoured for a sibling tracker.</w:t>
-      </w:r>
-    </w:p>
-    <w:p>
-      <w:pPr>
-        <w:pStyle w:val="BodyText"/>
-      </w:pPr>
-      <w:r>
-        <w:t xml:space="preserve">WHY IT MATTERS MORE THAN IT LOOKS. CLAUDE.md documents a standing operator mandate (2026-08-15) that per-tracker Netscape cookies files at ${TRACKER_COOKIE_DIR}/cookies_</w:t>
-      </w:r>
-      <w:r>
-        <w:t xml:space="preserve">.txt are auto-loaded into .env as</w:t>
-      </w:r>
-      <w:r>
-        <w:t xml:space="preserve"> </w:t>
-      </w:r>
-      <w:r>
-        <w:t xml:space="preserve">_COOKIES before every boba-svc up, restart, install Stage 6 and start.sh boot — and rutracker is named in that set. So the SANCTIONED, documented configuration path for this tracker produces exactly the state this gate ignores. An operator who follows the documented instructions gets a tracker that never runs, with no error to explain it.</w:t>
-      </w:r>
-    </w:p>
-    <w:p>
-      <w:pPr>
-        <w:pStyle w:val="BodyText"/>
-      </w:pPr>
-      <w:r>
-        <w:t xml:space="preserve">FAILURE MODE. Silent absence, not a visible failure — the same §11.4.201(6) false-null shape as BOB-172, one layer earlier. BOB-172 fixes a tracker that RAN and was REFUSED being reported as empty; this is a tracker that never ran at all, and the merged result simply has one fewer contributor with nothing to indicate it.</w:t>
-      </w:r>
-    </w:p>
-    <w:p>
-      <w:pPr>
-        <w:pStyle w:val="BodyText"/>
-      </w:pPr>
-      <w:r>
-        <w:t xml:space="preserve">PROVENANCE. Found by the BOB-172 implementing agent while tracing the enablement path to locate the status-handling defect. Recorded here rather than fixed in that change: it is a separate defect on a separate seam with its own oracle, and folding it in would have widened BOB-172 past its captured evidence.</w:t>
-      </w:r>
-    </w:p>
-    <w:p>
-      <w:pPr>
-        <w:pStyle w:val="BodyText"/>
-      </w:pPr>
-      <w:r>
-        <w:t xml:space="preserve">ACCEPTANCE. (a) The enablement gate honours RUTRACKER_COOKIES as an independently sufficient credential, matching what _search_rutracker already prefers and what the nnmclub sibling already does. (b) A test asserting that a cookies-only configuration ENABLES rutracker, driving the real _get_enabled_trackers rather than a replica. (c) Paired §1.1 mutation restoring the username/password-only gate — the test must go red. (d) NEGATIVE CONTROL (§11.4.201(1)): a configuration with NO credentials at all must still leave rutracker DISABLED. A fix that enables an unauthenticated tracker is worse than the gap, because it produces failing searches instead of absent ones. (e) Audit the other trackers’ gates for the same asymmetry rather than fixing only the one that was noticed — three positions in one codebase suggests nobody has checked them together (§11.4.118).</w:t>
-      </w:r>
-    </w:p>
-    <w:p>
-      <w:pPr>
-        <w:pStyle w:val="BodyText"/>
-      </w:pPr>
-      <w:r>
-        <w:t xml:space="preserve">HONEST BOUNDARY. Not verified against a live cookies-only deployment; read from source by the BOB-172 agent and recorded on its report. The reading is specific and checkable, but whoever takes this should confirm by invocation before relying on it.</w:t>
-      </w:r>
-    </w:p>
-    <w:bookmarkEnd w:id="58"/>
-    <w:bookmarkStart w:id="59" w:name="X789a9f8844ee0d0ca3822c81e8356229856f99f"/>
-    <w:p>
-      <w:pPr>
-        <w:pStyle w:val="Heading2"/>
-      </w:pPr>
-      <w:r>
-        <w:t xml:space="preserve">BOB-178 — Kinozal login-leg HTTP failure sets no diagnostic, reproducing the BOB-172 false-null one leg over</w:t>
-      </w:r>
-    </w:p>
-    <w:p>
-      <w:pPr>
-        <w:pStyle w:val="FirstParagraph"/>
-      </w:pPr>
-      <w:r>
-        <w:rPr>
-          <w:b/>
-          <w:bCs/>
-        </w:rPr>
-        <w:t xml:space="preserve">Status:</w:t>
-      </w:r>
-      <w:r>
-        <w:t xml:space="preserve"> </w:t>
-      </w:r>
-      <w:r>
-        <w:t xml:space="preserve">Queued</w:t>
-      </w:r>
-      <w:r>
-        <w:t xml:space="preserve"> </w:t>
-      </w:r>
-      <w:r>
-        <w:rPr>
-          <w:b/>
-          <w:bCs/>
-        </w:rPr>
-        <w:t xml:space="preserve">Type:</w:t>
-      </w:r>
-      <w:r>
-        <w:t xml:space="preserve"> </w:t>
-      </w:r>
-      <w:r>
-        <w:t xml:space="preserve">Bug</w:t>
-      </w:r>
-      <w:r>
-        <w:t xml:space="preserve"> </w:t>
-      </w:r>
-      <w:r>
-        <w:rPr>
-          <w:b/>
-          <w:bCs/>
-        </w:rPr>
-        <w:t xml:space="preserve">Severity:</w:t>
-      </w:r>
-      <w:r>
-        <w:t xml:space="preserve"> </w:t>
-      </w:r>
-      <w:r>
-        <w:t xml:space="preserve">Medium</w:t>
-      </w:r>
-      <w:r>
-        <w:t xml:space="preserve"> </w:t>
-      </w:r>
-      <w:r>
-        <w:rPr>
-          <w:b/>
-          <w:bCs/>
-        </w:rPr>
-        <w:t xml:space="preserve">Created-By:</w:t>
-      </w:r>
-      <w:r>
-        <w:t xml:space="preserve"> </w:t>
-      </w:r>
-      <w:r>
-        <w:t xml:space="preserve">Claude</w:t>
-      </w:r>
-      <w:r>
-        <w:t xml:space="preserve"> </w:t>
-      </w:r>
-      <w:r>
-        <w:rPr>
-          <w:b/>
-          <w:bCs/>
-        </w:rPr>
-        <w:t xml:space="preserve">Assigned-To:</w:t>
-      </w:r>
-      <w:r>
-        <w:t xml:space="preserve"> </w:t>
-      </w:r>
-      <w:r>
-        <w:t xml:space="preserve">Claude</w:t>
-      </w:r>
-    </w:p>
-    <w:p>
-      <w:pPr>
-        <w:pStyle w:val="BodyText"/>
-      </w:pPr>
-      <w:r>
-        <w:t xml:space="preserve">WHAT: download-proxy/src/merge_service/search.py:1638-1640 handles a failed kinozal LOGIN response with if login_resp.status not in (200, 301, 302): logger.error(…); return [] – and sets NO diagnostic.</w:t>
-      </w:r>
-    </w:p>
-    <w:p>
-      <w:pPr>
-        <w:pStyle w:val="BodyText"/>
-      </w:pPr>
-      <w:r>
-        <w:t xml:space="preserve">FAILING SCENARIO: Cloudflare returns 403 on takelogin.php. The kinozal chip reads status=empty, error=None. That is the BOB-172 signature exactly: a refusal reported to the user as an empty result set.</w:t>
-      </w:r>
-    </w:p>
-    <w:p>
-      <w:pPr>
-        <w:pStyle w:val="BodyText"/>
-      </w:pPr>
-      <w:r>
-        <w:t xml:space="preserve">CONTRAST establishing this is an oversight, not a design choice: the rutracker and nnmclub login failures DO set diagnostics (upstream_captcha / auth_failure), and the iptorrents login failure falls through to the search fetch where BOB-172’s new guard catches it. Kinozal is the one leg with neither.</w:t>
-      </w:r>
-    </w:p>
-    <w:p>
-      <w:pPr>
-        <w:pStyle w:val="BodyText"/>
-      </w:pPr>
-      <w:r>
-        <w:t xml:space="preserve">FIX DIRECTION: stash _classify_upstream_http_status(login_resp.status, ““) before the early return, or an auth_failure diag for the status-in-(200,301,302)-but-no-cookie case.</w:t>
-      </w:r>
-    </w:p>
-    <w:p>
-      <w:pPr>
-        <w:pStyle w:val="BodyText"/>
-      </w:pPr>
-      <w:r>
-        <w:t xml:space="preserve">ACCEPTANCE: a stubbed 403 on the kinozal login endpoint produces a non-None error on the kinozal chip, with a RED captured against the pre-fix code first (11.4.115).</w:t>
-      </w:r>
-    </w:p>
-    <w:bookmarkEnd w:id="59"/>
-    <w:bookmarkStart w:id="60" w:name="Xa09b0004db9a816e1505093f71382f9a17ffd90"/>
+    <w:bookmarkStart w:id="58" w:name="Xa09b0004db9a816e1505093f71382f9a17ffd90"/>
     <w:p>
       <w:pPr>
         <w:pStyle w:val="Heading2"/>
@@ -9233,8 +8944,8 @@
         <w:t xml:space="preserve">ACCEPTANCE: both gaps closed with their own REDs, or explicitly closed per 11.4.112 with evidence. Immediate sub-task: append a stated-gaps paragraph to docs/qa/BOB-172/fix_evidence_20260822.log.</w:t>
       </w:r>
     </w:p>
-    <w:bookmarkEnd w:id="60"/>
-    <w:bookmarkStart w:id="61" w:name="X47f5504e0e773294bb6a50a322588a72fde00d2"/>
+    <w:bookmarkEnd w:id="58"/>
+    <w:bookmarkStart w:id="59" w:name="X47f5504e0e773294bb6a50a322588a72fde00d2"/>
     <w:p>
       <w:pPr>
         <w:pStyle w:val="Heading2"/>
@@ -9382,8 +9093,8 @@
         <w:t xml:space="preserve">ACCEPTANCE: an NNMClub-only captcha diagnostic on a zero-result search produces a headline naming NNMClub.</w:t>
       </w:r>
     </w:p>
-    <w:bookmarkEnd w:id="61"/>
-    <w:bookmarkStart w:id="62" w:name="Xdd0ee01778cdd0beedeedde5af68edc2fd92d6b"/>
+    <w:bookmarkEnd w:id="59"/>
+    <w:bookmarkStart w:id="60" w:name="Xdd0ee01778cdd0beedeedde5af68edc2fd92d6b"/>
     <w:p>
       <w:pPr>
         <w:pStyle w:val="Heading2"/>
@@ -9556,14 +9267,214 @@
         <w:t xml:space="preserve">ACCEPTANCE: the operator’s adoption answer recorded as consumer DATA; and either a persisted baseline the gate lowers and never raises (with the role-separation question answered), or an explicit decision that manual tightening is acceptable.</w:t>
       </w:r>
     </w:p>
+    <w:bookmarkEnd w:id="60"/>
+    <w:bookmarkStart w:id="61" w:name="X60b308539ab9831715c7d887a7cc1d3102b8358"/>
+    <w:p>
+      <w:pPr>
+        <w:pStyle w:val="Heading2"/>
+      </w:pPr>
+      <w:r>
+        <w:t xml:space="preserve">BOB-184 — Icon-glyph controls are unverified for non-text contrast because neither contrast oracle can measure them</w:t>
+      </w:r>
+    </w:p>
+    <w:p>
+      <w:pPr>
+        <w:pStyle w:val="FirstParagraph"/>
+      </w:pPr>
+      <w:r>
+        <w:rPr>
+          <w:b/>
+          <w:bCs/>
+        </w:rPr>
+        <w:t xml:space="preserve">Status:</w:t>
+      </w:r>
+      <w:r>
+        <w:t xml:space="preserve"> </w:t>
+      </w:r>
+      <w:r>
+        <w:t xml:space="preserve">Queued</w:t>
+      </w:r>
+      <w:r>
+        <w:t xml:space="preserve"> </w:t>
+      </w:r>
+      <w:r>
+        <w:rPr>
+          <w:b/>
+          <w:bCs/>
+        </w:rPr>
+        <w:t xml:space="preserve">Type:</w:t>
+      </w:r>
+      <w:r>
+        <w:t xml:space="preserve"> </w:t>
+      </w:r>
+      <w:r>
+        <w:t xml:space="preserve">Task</w:t>
+      </w:r>
+      <w:r>
+        <w:t xml:space="preserve"> </w:t>
+      </w:r>
+      <w:r>
+        <w:rPr>
+          <w:b/>
+          <w:bCs/>
+        </w:rPr>
+        <w:t xml:space="preserve">Severity:</w:t>
+      </w:r>
+      <w:r>
+        <w:t xml:space="preserve"> </w:t>
+      </w:r>
+      <w:r>
+        <w:t xml:space="preserve">Medium</w:t>
+      </w:r>
+      <w:r>
+        <w:t xml:space="preserve"> </w:t>
+      </w:r>
+      <w:r>
+        <w:rPr>
+          <w:b/>
+          <w:bCs/>
+        </w:rPr>
+        <w:t xml:space="preserve">Created-By:</w:t>
+      </w:r>
+      <w:r>
+        <w:t xml:space="preserve"> </w:t>
+      </w:r>
+      <w:r>
+        <w:t xml:space="preserve">Claude</w:t>
+      </w:r>
+      <w:r>
+        <w:t xml:space="preserve"> </w:t>
+      </w:r>
+      <w:r>
+        <w:rPr>
+          <w:b/>
+          <w:bCs/>
+        </w:rPr>
+        <w:t xml:space="preserve">Assigned-To:</w:t>
+      </w:r>
+      <w:r>
+        <w:t xml:space="preserve"> </w:t>
+      </w:r>
+      <w:r>
+        <w:t xml:space="preserve">Claude</w:t>
+      </w:r>
+    </w:p>
+    <w:p>
+      <w:pPr>
+        <w:pStyle w:val="BodyText"/>
+      </w:pPr>
+      <w:r>
+        <w:t xml:space="preserve">Three icon-glyph controls (.bridge-retry, .theme-toggle, .caret) render text made of non-BMP code points. axe-core declines to decide their contrast, reporting them under the incomplete channel with messageKey nonBmp and resolving NEITHER fgColor NOR bgColor, so the Python recomputation in docs/qa/BOB-164/axe_contrast_scan.py cannot decide either: 40 such nodes across 16 palette x mode combinations. BOB-164 round 2 stopped them being scored as silent passes by naming them GLYPH_UNMEASURED, printing them on every run and fencing them, so any NEW unmeasured glyph node blocks. What remains genuinely unproven is their contrast itself: as non-text user-interface components they owe 3:1 under WCAG SC 1.4.11, and no oracle in this repo measures that today. Acceptance: a measurement path that resolves the effective foreground and backdrop for glyph controls (for example reading getComputedStyle colour against the composited backdrop, or replacing the glyphs with inline SVG carrying explicit fill tokens), each of the three controls shown to clear 3:1 in all 16 palette x mode combinations, and the GLYPH_UNMEASURED fence shrunk by exactly the nodes then proven.</w:t>
+      </w:r>
+    </w:p>
+    <w:bookmarkEnd w:id="61"/>
+    <w:bookmarkStart w:id="62" w:name="Xfc4e58e0a20fd56304009e1be94b2adbaae4a6a"/>
+    <w:p>
+      <w:pPr>
+        <w:pStyle w:val="Heading2"/>
+      </w:pPr>
+      <w:r>
+        <w:t xml:space="preserve">BOB-185 — Rendered-DOM contrast oracle cannot see data-driven nodes, leaving badge and status pills arithmetic-only</w:t>
+      </w:r>
+    </w:p>
+    <w:p>
+      <w:pPr>
+        <w:pStyle w:val="FirstParagraph"/>
+      </w:pPr>
+      <w:r>
+        <w:rPr>
+          <w:b/>
+          <w:bCs/>
+        </w:rPr>
+        <w:t xml:space="preserve">Status:</w:t>
+      </w:r>
+      <w:r>
+        <w:t xml:space="preserve"> </w:t>
+      </w:r>
+      <w:r>
+        <w:t xml:space="preserve">Queued</w:t>
+      </w:r>
+      <w:r>
+        <w:t xml:space="preserve"> </w:t>
+      </w:r>
+      <w:r>
+        <w:rPr>
+          <w:b/>
+          <w:bCs/>
+        </w:rPr>
+        <w:t xml:space="preserve">Type:</w:t>
+      </w:r>
+      <w:r>
+        <w:t xml:space="preserve"> </w:t>
+      </w:r>
+      <w:r>
+        <w:t xml:space="preserve">Task</w:t>
+      </w:r>
+      <w:r>
+        <w:t xml:space="preserve"> </w:t>
+      </w:r>
+      <w:r>
+        <w:rPr>
+          <w:b/>
+          <w:bCs/>
+        </w:rPr>
+        <w:t xml:space="preserve">Severity:</w:t>
+      </w:r>
+      <w:r>
+        <w:t xml:space="preserve"> </w:t>
+      </w:r>
+      <w:r>
+        <w:t xml:space="preserve">Medium</w:t>
+      </w:r>
+      <w:r>
+        <w:t xml:space="preserve"> </w:t>
+      </w:r>
+      <w:r>
+        <w:rPr>
+          <w:b/>
+          <w:bCs/>
+        </w:rPr>
+        <w:t xml:space="preserve">Created-By:</w:t>
+      </w:r>
+      <w:r>
+        <w:t xml:space="preserve"> </w:t>
+      </w:r>
+      <w:r>
+        <w:t xml:space="preserve">Claude</w:t>
+      </w:r>
+      <w:r>
+        <w:t xml:space="preserve"> </w:t>
+      </w:r>
+      <w:r>
+        <w:rPr>
+          <w:b/>
+          <w:bCs/>
+        </w:rPr>
+        <w:t xml:space="preserve">Assigned-To:</w:t>
+      </w:r>
+      <w:r>
+        <w:t xml:space="preserve"> </w:t>
+      </w:r>
+      <w:r>
+        <w:t xml:space="preserve">Claude</w:t>
+      </w:r>
+    </w:p>
+    <w:p>
+      <w:pPr>
+        <w:pStyle w:val="BodyText"/>
+      </w:pPr>
+      <w:r>
+        <w:t xml:space="preserve">docs/qa/BOB-164/axe_contrast_scan.py scans a static dist with no backend, so every node whose existence depends on fetched data is absent from the page it measures: the results table renders empty, so .type-badge and .quality-badge never appear, and the hooks list renders empty, so .status pills never appear. That is precisely why the BOB-164 round-1 regression went unseen in a rendered DOM even though it was scanned in all 16 themes, and it is why round 2 had to close the class in the arithmetic oracle instead. Those nodes are now covered by frontend/src/app/models/style-contrast.spec.ts, which extracts declared foreground-on-fill pairs from the stylesheets, but that is an ARITHMETIC claim about declared colour pairs, not a rendered-pixel one: it cannot see opacity applied by an ancestor, a composited backdrop, or a cascade this repo’s static extractor does not model. Acceptance: the scan drives the dashboard with seeded fixture data (a stub backend, a route fixture, or an injected component harness) so the badge and status nodes are present in the DOM, axe measures them directly, and a control needle proves the rendered oracle sees a seeded sub-floor badge before any clean result from it is believed.</w:t>
+      </w:r>
+    </w:p>
     <w:bookmarkEnd w:id="62"/>
-    <w:bookmarkStart w:id="63" w:name="X60b308539ab9831715c7d887a7cc1d3102b8358"/>
+    <w:bookmarkStart w:id="63" w:name="X1c75a5e72e0824425970fb9362688446313d342"/>
     <w:p>
       <w:pPr>
         <w:pStyle w:val="Heading2"/>
       </w:pPr>
       <w:r>
-        <w:t xml:space="preserve">BOB-184 — Icon-glyph controls are unverified for non-text contrast because neither contrast oracle can measure them</w:t>
+        <w:t xml:space="preserve">BOB-187 — ownership_precondition.sh is unfenced: same unreviewed .env-driven scope as the now-fenced repair, still writes probe files at any declared path</w:t>
       </w:r>
     </w:p>
     <w:p>
@@ -9581,6 +9492,278 @@
         <w:t xml:space="preserve"> </w:t>
       </w:r>
       <w:r>
+        <w:t xml:space="preserve">In progress</w:t>
+      </w:r>
+      <w:r>
+        <w:t xml:space="preserve"> </w:t>
+      </w:r>
+      <w:r>
+        <w:rPr>
+          <w:b/>
+          <w:bCs/>
+        </w:rPr>
+        <w:t xml:space="preserve">Type:</w:t>
+      </w:r>
+      <w:r>
+        <w:t xml:space="preserve"> </w:t>
+      </w:r>
+      <w:r>
+        <w:t xml:space="preserve">Bug</w:t>
+      </w:r>
+    </w:p>
+    <w:p>
+      <w:pPr>
+        <w:pStyle w:val="BodyText"/>
+      </w:pPr>
+      <w:r>
+        <w:t xml:space="preserve">scripts/ownership_precondition.sh consumes the SAME unreviewed .env-driven scope as ownership_repair.sh and creates probe files inside it, but it is NOT fenced. T028 remediation added ownership_path_fence() to scripts/lib/ownership.sh and wired it into ownership_repair.sh, closing the path-escape class there; the precondition was outside that agents file scope and still accepts whatever config/owned_paths.yaml expands to. Blast radius is lower than a recursive chown (it writes probe files rather than mutating ownership of an existing tree) but the INPUT is identical and equally unreviewed, so the same QBITTORRENT_DATA_DIR value that would have driven a filesystem-wide chown will drive probe-file creation at an arbitrary location. Note the escape is empirically confirmed for the repair path, not merely reasoned: during T028 remediation a probe declaring the verbatim shipped entry with QBITTORRENT_DATA_DIR=/ hung the suite, and ps showed the real artifact executing</w:t>
+      </w:r>
+      <w:r>
+        <w:t xml:space="preserve"> </w:t>
+      </w:r>
+      <w:r>
+        <w:t xml:space="preserve">“find / ( ! -uid 1000 -o ! -gid 1000 ) -printf …”</w:t>
+      </w:r>
+      <w:r>
+        <w:t xml:space="preserve"> </w:t>
+      </w:r>
+      <w:r>
+        <w:t xml:space="preserve">before it was killed by verified pid. Acceptance: ownership_precondition.sh calls the SAME ownership_path_fence() predicate from scripts/lib/ownership.sh (never a second dialect, 11.4.251), refuses fail-closed on a rejected entry, and ships a paired 1.1 mutation proving the refusal fires PLUS a negative control proving the six live shipped entries still ACCEPT so the fix is not a 11.4.201(1) false-positive refusal. Discovered out-of-band during T028 remediation and reported by the agent as needing tracking, so it is also a 11.4.238 coverage escape.</w:t>
+      </w:r>
+    </w:p>
+    <w:bookmarkEnd w:id="63"/>
+    <w:bookmarkStart w:id="64" w:name="Xcd92acb8ba4b4689af31774f9ab753524fb4a5b"/>
+    <w:p>
+      <w:pPr>
+        <w:pStyle w:val="Heading2"/>
+      </w:pPr>
+      <w:r>
+        <w:t xml:space="preserve">BOB-188 — Gate invariant 17 runs a STALE TRACKED binary that structurally cannot see the violations it exists to catch</w:t>
+      </w:r>
+    </w:p>
+    <w:p>
+      <w:pPr>
+        <w:pStyle w:val="FirstParagraph"/>
+      </w:pPr>
+      <w:r>
+        <w:rPr>
+          <w:b/>
+          <w:bCs/>
+        </w:rPr>
+        <w:t xml:space="preserve">Status:</w:t>
+      </w:r>
+      <w:r>
+        <w:t xml:space="preserve"> </w:t>
+      </w:r>
+      <w:r>
+        <w:t xml:space="preserve">In progress</w:t>
+      </w:r>
+      <w:r>
+        <w:t xml:space="preserve"> </w:t>
+      </w:r>
+      <w:r>
+        <w:rPr>
+          <w:b/>
+          <w:bCs/>
+        </w:rPr>
+        <w:t xml:space="preserve">Type:</w:t>
+      </w:r>
+      <w:r>
+        <w:t xml:space="preserve"> </w:t>
+      </w:r>
+      <w:r>
+        <w:t xml:space="preserve">Bug</w:t>
+      </w:r>
+    </w:p>
+    <w:p>
+      <w:pPr>
+        <w:pStyle w:val="BodyText"/>
+      </w:pPr>
+      <w:r>
+        <w:rPr>
+          <w:b/>
+          <w:bCs/>
+        </w:rPr>
+        <w:t xml:space="preserve">OPERATOR DECISION (2026-08-26, §11.4.66 interactive clarification): UNTRACK THE BINARY — BUILD ON DEMAND</w:t>
+      </w:r>
+    </w:p>
+    <w:p>
+      <w:pPr>
+        <w:pStyle w:val="BodyText"/>
+      </w:pPr>
+      <w:r>
+        <w:t xml:space="preserve">§11.4.30 answer, recorded as consumer DATA: the compiled</w:t>
+      </w:r>
+      <w:r>
+        <w:t xml:space="preserve"> </w:t>
+      </w:r>
+      <w:r>
+        <w:rPr>
+          <w:rStyle w:val="VerbatimChar"/>
+        </w:rPr>
+        <w:t xml:space="preserve">workable-items</w:t>
+      </w:r>
+      <w:r>
+        <w:t xml:space="preserve"> </w:t>
+      </w:r>
+      <w:r>
+        <w:t xml:space="preserve">binary is NOT to be git-tracked.</w:t>
+      </w:r>
+      <w:r>
+        <w:t xml:space="preserve"> </w:t>
+      </w:r>
+      <w:r>
+        <w:t xml:space="preserve">‘Any build derivate which we can recreate by executing proper mechanism for generating MUST NOT be versioned’</w:t>
+      </w:r>
+      <w:r>
+        <w:t xml:space="preserve"> </w:t>
+      </w:r>
+      <w:r>
+        <w:t xml:space="preserve">applies without exception here. Keeping it tracked with only the invariant-52 fingerprint gate, and keeping it tracked with a commit-time rebuild, were both offered and NOT chosen. REQUIRED END STATE: the gate builds from source, or REFUSES HONESTLY when the Go toolchain is absent (§11.4.201(11) — probe the artifact through its real invocation path, never fake a pass, never silently fall back to a stale binary). Staleness becomes structurally impossible rather than merely detected. ACCEPTED COST: a fresh clone needs a Go toolchain before invariant 17 can run — already true for the qBitTorrent-go backend, so this adds no new host requirement. The invariant-52 fingerprint gate remains useful as defence-in-depth for as long as any binary exists on disk.</w:t>
+      </w:r>
+    </w:p>
+    <w:p>
+      <w:pPr>
+        <w:pStyle w:val="BodyText"/>
+      </w:pPr>
+      <w:r>
+        <w:t xml:space="preserve">This answer is recorded as consumer DATA per §11.4.35 — it is the operator’s stated choice, not an agent inference, and supersedes any prior agent-chosen default on this question. Options not chosen are named above so a future reader does not re-litigate a settled call (§11.4.112(5) bounded-verdict discipline applied to decisions).</w:t>
+      </w:r>
+    </w:p>
+    <w:p>
+      <w:pPr>
+        <w:pStyle w:val="BodyText"/>
+      </w:pPr>
+      <w:r>
+        <w:t xml:space="preserve">— prior item text follows —</w:t>
+      </w:r>
+    </w:p>
+    <w:p>
+      <w:pPr>
+        <w:pStyle w:val="BodyText"/>
+      </w:pPr>
+      <w:r>
+        <w:t xml:space="preserve">pre_build_verification.sh invariant 17 (CM-WORKABLE-ITEMS-VALIDATE) resolves its binary through the candidate loop at :534, whose FIRST entry is constitution/scripts/workable-items/bin/workable-items. That file is GIT-TRACKED (md5 17644a248363, identical to bin/workable-items-linux) and executable, so it WINS resolution over the current untracked sibling constitution/scripts/workable-items/workable-items (md5 43376a6d0184). The tracked binary is STALE: it does not contain the guards its own source now has.</w:t>
+      </w:r>
+    </w:p>
+    <w:p>
+      <w:pPr>
+        <w:pStyle w:val="BodyText"/>
+      </w:pPr>
+      <w:r>
+        <w:t xml:space="preserve">MEASURED, needle-proven, 2026-08-25. String presence in the tracked binary:</w:t>
+      </w:r>
+      <w:r>
+        <w:t xml:space="preserve"> </w:t>
+      </w:r>
+      <w:r>
+        <w:t xml:space="preserve">“refusing to set terminal status”</w:t>
+      </w:r>
+      <w:r>
+        <w:t xml:space="preserve"> </w:t>
+      </w:r>
+      <w:r>
+        <w:t xml:space="preserve">-&gt; 0;</w:t>
+      </w:r>
+      <w:r>
+        <w:t xml:space="preserve"> </w:t>
+      </w:r>
+      <w:r>
+        <w:t xml:space="preserve">“Issues-location item has TERMINAL status”</w:t>
+      </w:r>
+      <w:r>
+        <w:t xml:space="preserve"> </w:t>
+      </w:r>
+      <w:r>
+        <w:t xml:space="preserve">-&gt; 0; control needle from the SAME updateCmd,</w:t>
+      </w:r>
+      <w:r>
+        <w:t xml:space="preserve"> </w:t>
+      </w:r>
+      <w:r>
+        <w:t xml:space="preserve">“at least one mutable field flag is required”</w:t>
+      </w:r>
+      <w:r>
+        <w:t xml:space="preserve"> </w:t>
+      </w:r>
+      <w:r>
+        <w:t xml:space="preserve">-&gt; 2 (so the instrument sees through that path and the zeros are real absences, not a blind read). The untracked sibling returns 1 / 1 / 2 for the same three queries. A check whose message string is absent from the binary cannot fire.</w:t>
+      </w:r>
+    </w:p>
+    <w:p>
+      <w:pPr>
+        <w:pStyle w:val="BodyText"/>
+      </w:pPr>
+      <w:r>
+        <w:t xml:space="preserve">RUNTIME PROOF: the same injected violation (a row set to terminal status while current_location=Issues) run through both binaries -&gt; stale reports 1 violation (only the body_md desync class), current reports 2 including the location-status class verbatim. This is exactly why the ten BOB-166 rows (BOB-087/129/131/144/145/146/148/153/155/157) survived undetected: the gate that was supposed to catch them was running a binary structurally incapable of seeing them.</w:t>
+      </w:r>
+    </w:p>
+    <w:p>
+      <w:pPr>
+        <w:pStyle w:val="BodyText"/>
+      </w:pPr>
+      <w:r>
+        <w:t xml:space="preserve">The 11.4.108 SOURCE-&gt;ARTIFACT gap: source correct, artifact stale, every gate reading the artifact reports green. This is the THIRD instance of that class found in one session, alongside BOB-169 (a charset gate that never opened a file) and BOB-183 (a served bundle five days older than its sources).</w:t>
+      </w:r>
+    </w:p>
+    <w:p>
+      <w:pPr>
+        <w:pStyle w:val="BodyText"/>
+      </w:pPr>
+      <w:r>
+        <w:t xml:space="preserve">COMPOUNDING: the comment at :519-523 directly above the loop asserts</w:t>
+      </w:r>
+      <w:r>
+        <w:t xml:space="preserve"> </w:t>
+      </w:r>
+      <w:r>
+        <w:t xml:space="preserve">“The naive bin/workable-items path never existed in this checkout (bin/ is a gitignored local build-output dir nothing ever populated)”</w:t>
+      </w:r>
+      <w:r>
+        <w:t xml:space="preserve">. That statement is now FALSE - bin/ holds two tracked binaries. A stale comment asserting the absence of the very file that now shadows resolution is how this stayed invisible.</w:t>
+      </w:r>
+    </w:p>
+    <w:p>
+      <w:pPr>
+        <w:pStyle w:val="BodyText"/>
+      </w:pPr>
+      <w:r>
+        <w:t xml:space="preserve">Also an 11.4.30 question the operator owns: bin/workable-items and bin/workable-items-linux are VERSIONED BUILD ARTIFACTS in a constitution submodule that is inherited by reference by every consumer, so every consumer inherits whichever binary was last committed. Flagged independently by two separate agents this session.</w:t>
+      </w:r>
+    </w:p>
+    <w:p>
+      <w:pPr>
+        <w:pStyle w:val="BodyText"/>
+      </w:pPr>
+      <w:r>
+        <w:t xml:space="preserve">ACCEPTANCE: (a) resolution must never prefer a stale artifact over a current one - either the tracked binaries are removed and resolution falls through to build-on-demand, or a freshness check refuses a binary older than its sources (see the BOB-183 fingerprint gate for a working pattern); (b) the false comment at :519-523 corrected; (c) a paired 1.1 mutation proving the new refusal fires, plus a negative control proving a genuinely fresh binary still passes so the fix is not an 11.4.201(1) false-positive refusal; (d) the 11.4.30 tracked-binary decision recorded as operator DATA. Discovered out-of-band during BOB-166 remediation - a 11.4.238 coverage escape in its own right.</w:t>
+      </w:r>
+    </w:p>
+    <w:bookmarkEnd w:id="64"/>
+    <w:bookmarkStart w:id="65" w:name="X06cd7e6960292c84b4e50a29b892446587b19eb"/>
+    <w:p>
+      <w:pPr>
+        <w:pStyle w:val="Heading2"/>
+      </w:pPr>
+      <w:r>
+        <w:t xml:space="preserve">BOB-189 — CM-NO-FAIL-OPEN-SKIP scanner flags fail-CLOSED SSRF guards as fail-open (§11.4.201(1) FAIL-bluff in our own gate)</w:t>
+      </w:r>
+    </w:p>
+    <w:p>
+      <w:pPr>
+        <w:pStyle w:val="FirstParagraph"/>
+      </w:pPr>
+      <w:r>
+        <w:rPr>
+          <w:b/>
+          <w:bCs/>
+        </w:rPr>
+        <w:t xml:space="preserve">Status:</w:t>
+      </w:r>
+      <w:r>
+        <w:t xml:space="preserve"> </w:t>
+      </w:r>
+      <w:r>
         <w:t xml:space="preserve">Queued</w:t>
       </w:r>
       <w:r>
@@ -9597,8 +9780,1105 @@
         <w:t xml:space="preserve"> </w:t>
       </w:r>
       <w:r>
+        <w:t xml:space="preserve">Bug</w:t>
+      </w:r>
+    </w:p>
+    <w:p>
+      <w:pPr>
+        <w:pStyle w:val="BodyText"/>
+      </w:pPr>
+      <w:r>
+        <w:t xml:space="preserve">WHAT: the fail-open scanner’s shape-(A2) heuristic cannot distinguish</w:t>
+      </w:r>
+      <w:r>
+        <w:t xml:space="preserve"> </w:t>
+      </w:r>
+      <w:r>
+        <w:t xml:space="preserve">‘return False’</w:t>
+      </w:r>
+      <w:r>
+        <w:t xml:space="preserve"> </w:t>
+      </w:r>
+      <w:r>
+        <w:t xml:space="preserve">meaning PROCEED-AS-IF-FINE from</w:t>
+      </w:r>
+      <w:r>
+        <w:t xml:space="preserve"> </w:t>
+      </w:r>
+      <w:r>
+        <w:t xml:space="preserve">‘return False’</w:t>
+      </w:r>
+      <w:r>
+        <w:t xml:space="preserve"> </w:t>
+      </w:r>
+      <w:r>
+        <w:t xml:space="preserve">meaning REFUSE. It flags six textbook fail-CLOSED guards as fail-open defects: _is_safe_fetch_url (x3), _qbit_add_succeeded (x2), and the hooks path-boundary guard. INDEPENDENTLY VERIFIED 2026-08-25 by the conductor rather than taken on the triage agent’s word: download-proxy/src/api/routes.py:1122 defines _is_safe_fetch_url returning bool, and its only call site at :1476 reads ’if not _is_safe_fetch_url(url): logger.warning(Refusing SSRF-unsafe download URL (non-public target); skipping); continue’ - a False return REFUSES the URL. WHY THIS MATTERS: per §11.4.201(1) a false-positive refusal is a FAIL-bluff of equal severity to a false-negative pass, and here the consequence is worse than noise - acting on the finding would mean making the SSRF guard stop returning False, i.e. deleting an SSRF protection to satisfy a gate. A gate that instructs you to remove a security control is actively dangerous, not merely imprecise. REPRO: run the fail-open scan; observe six hits; read each call site. ACCEPTANCE: the scanner distinguishes refuse-shaped from proceed-shaped False returns (call-site-aware, or an audited waiver list with per-entry justification), the six drop out, AND a golden-FALSE fixture containing a real fail-closed guard is added so the discrimination is itself falsifiable per §1.1.</w:t>
+      </w:r>
+    </w:p>
+    <w:bookmarkEnd w:id="65"/>
+    <w:bookmarkStart w:id="66" w:name="Xc0ca9ee9a44c887f18fe9c4513414cd28bccb41"/>
+    <w:p>
+      <w:pPr>
+        <w:pStyle w:val="Heading2"/>
+      </w:pPr>
+      <w:r>
+        <w:t xml:space="preserve">BOB-191 — Fail-open scanner is a MATCHER hole blind to 5 enumerated languages (Go/Rust/Ruby/C/…) — enumerated-but-unanalysable prints PASS instead of SKIP (§11.4.201(6))</w:t>
+      </w:r>
+    </w:p>
+    <w:p>
+      <w:pPr>
+        <w:pStyle w:val="FirstParagraph"/>
+      </w:pPr>
+      <w:r>
+        <w:rPr>
+          <w:b/>
+          <w:bCs/>
+        </w:rPr>
+        <w:t xml:space="preserve">Status:</w:t>
+      </w:r>
+      <w:r>
+        <w:t xml:space="preserve"> </w:t>
+      </w:r>
+      <w:r>
+        <w:t xml:space="preserve">Queued</w:t>
+      </w:r>
+      <w:r>
+        <w:t xml:space="preserve"> </w:t>
+      </w:r>
+      <w:r>
+        <w:rPr>
+          <w:b/>
+          <w:bCs/>
+        </w:rPr>
+        <w:t xml:space="preserve">Type:</w:t>
+      </w:r>
+      <w:r>
+        <w:t xml:space="preserve"> </w:t>
+      </w:r>
+      <w:r>
+        <w:t xml:space="preserve">Bug</w:t>
+      </w:r>
+    </w:p>
+    <w:p>
+      <w:pPr>
+        <w:pStyle w:val="BodyText"/>
+      </w:pPr>
+      <w:r>
+        <w:t xml:space="preserve">WHAT: the §11.4.252 fail-open scan reports 0 hits for qBitTorrent-go, and that zero is NOT evidence. The triage agent ran control needles through the scanner’s own path per §11.4.201(7)(b): a Python</w:t>
+      </w:r>
+      <w:r>
+        <w:t xml:space="preserve"> </w:t>
+      </w:r>
+      <w:r>
+        <w:t xml:space="preserve">‘except Exception: pass’</w:t>
+      </w:r>
+      <w:r>
+        <w:t xml:space="preserve"> </w:t>
+      </w:r>
+      <w:r>
+        <w:t xml:space="preserve">needle was SEEN, a TypeScript</w:t>
+      </w:r>
+      <w:r>
+        <w:t xml:space="preserve"> </w:t>
+      </w:r>
+      <w:r>
+        <w:t xml:space="preserve">‘catch (e) {}’</w:t>
+      </w:r>
+      <w:r>
+        <w:t xml:space="preserve"> </w:t>
+      </w:r>
+      <w:r>
+        <w:t xml:space="preserve">needle was SEEN (so frontend/src’s zero IS a real zero), but a Go empty-</w:t>
+      </w:r>
+      <w:r>
+        <w:t xml:space="preserve">‘if err != nil {}’</w:t>
+      </w:r>
+      <w:r>
+        <w:t xml:space="preserve"> </w:t>
+      </w:r>
+      <w:r>
+        <w:t xml:space="preserve">needle was NOT SEEN. An instrument that cannot see the idiom returns the same quiet zero as a clean tree, and only one of those is honest. DISTINCT FROM BOB-189, deliberately not merged with it per §11.4.214: BOB-189 is a false MATCH (fail-closed guards reported as fail-open); this is a false NULL (an entire language unscanned). Same scanner, opposite failure directions, different fixes - merging them would hide one behind the other. IMPACT: Go is the language of qbittorrent-proxy-go and boba-jackett (port 7189, which owns encrypted tracker credentials), so the unscanned surface is exactly where §11.4.252’s credential-plus-mutation combination is most likely. Nobody has assessed it; the dashboard says clean. ACCEPTANCE: the scanner grows a Go arm covering the empty-err-block and swallowed-error idioms, its needle is SEEN through the real path, qBitTorrent-go’s result is re-derived, and every finding is triaged as this Python/TS pass was. Until then qBitTorrent-go’s fail-open posture is UNKNOWN and must be reported as UNKNOWN, never as 0.</w:t>
+      </w:r>
+    </w:p>
+    <w:bookmarkEnd w:id="66"/>
+    <w:bookmarkStart w:id="67" w:name="Xcbb65803fa4353036c53c7c47477db14ee6e83b"/>
+    <w:p>
+      <w:pPr>
+        <w:pStyle w:val="Heading2"/>
+      </w:pPr>
+      <w:r>
+        <w:t xml:space="preserve">BOB-192 — Remediate the 6 ratcheted CM-NO-FAIL-OPEN-SKIP findings — each needs a live-stack-verified classify-or-fail rewrite</w:t>
+      </w:r>
+    </w:p>
+    <w:p>
+      <w:pPr>
+        <w:pStyle w:val="FirstParagraph"/>
+      </w:pPr>
+      <w:r>
+        <w:rPr>
+          <w:b/>
+          <w:bCs/>
+        </w:rPr>
+        <w:t xml:space="preserve">Status:</w:t>
+      </w:r>
+      <w:r>
+        <w:t xml:space="preserve"> </w:t>
+      </w:r>
+      <w:r>
+        <w:t xml:space="preserve">Queued</w:t>
+      </w:r>
+      <w:r>
+        <w:t xml:space="preserve"> </w:t>
+      </w:r>
+      <w:r>
+        <w:rPr>
+          <w:b/>
+          <w:bCs/>
+        </w:rPr>
+        <w:t xml:space="preserve">Type:</w:t>
+      </w:r>
+      <w:r>
+        <w:t xml:space="preserve"> </w:t>
+      </w:r>
+      <w:r>
         <w:t xml:space="preserve">Task</w:t>
       </w:r>
+    </w:p>
+    <w:p>
+      <w:pPr>
+        <w:pStyle w:val="BodyText"/>
+      </w:pPr>
+      <w:r>
+        <w:t xml:space="preserve">WHAT: the BOB-161 gate lands with 6 real fail-open skips RATCHETED rather than fixed. Ratcheting is the constitution’s named brownfield default (§11.4.135/§11.4.224(E)) and this repo’s own precedent, so the choice is correct - but the remediation it defers is real work that must be owned somewhere. WHY THIS ITEM EXISTS: the gate’s own header asserted the 6 were</w:t>
+      </w:r>
+      <w:r>
+        <w:t xml:space="preserve"> </w:t>
+      </w:r>
+      <w:r>
+        <w:t xml:space="preserve">‘TRACKED SEPARATELY (§11.4.197)’</w:t>
+      </w:r>
+      <w:r>
+        <w:t xml:space="preserve"> </w:t>
+      </w:r>
+      <w:r>
+        <w:t xml:space="preserve">while no tracker row existed. The §11.4.209 independent review verified the absence and raised it as IMPORTANT-5, noting that without a row those findings are precisely the parked-unverified debt class §11.4.226(4) names - the population an operator samples and finds broken. A prose claim of being tracked is not tracking. WHAT EACH NEEDS: a skip that fires on evidence the host ANSWERED must either classify the response and FAIL on it, or take a §11.4.69 reason that is honestly derivable from the environment rather than from the response - verified against the live stack, not asserted. Two of the six sit under</w:t>
+      </w:r>
+      <w:r>
+        <w:t xml:space="preserve"> </w:t>
+      </w:r>
+      <w:r>
+        <w:t xml:space="preserve">‘# allow-skip:’</w:t>
+      </w:r>
+      <w:r>
+        <w:t xml:space="preserve"> </w:t>
+      </w:r>
+      <w:r>
+        <w:t xml:space="preserve">markers at tests/unit/test_tracker_auth_live.py:105 and :108, which the reviewer confirmed genuinely are fail-open, so that marker must not be treated as absolution. ACCEPTANCE: all 6 remediated with RED-first evidence per §11.4.115, the gate’s BASELINE ratcheted to 0, and the ratchet’s monotone-decreasing property preserved throughout (§11.4.227(A)). NOTE the reviewer’s MINOR-1: a count-baseline absorbs a one-out-one-in swap, so remediation progress must be checked against the finding SET, not only the count.</w:t>
+      </w:r>
+    </w:p>
+    <w:bookmarkEnd w:id="67"/>
+    <w:bookmarkStart w:id="68" w:name="Xc10100f7380538d128b0df1c97d690968b97d37"/>
+    <w:p>
+      <w:pPr>
+        <w:pStyle w:val="Heading2"/>
+      </w:pPr>
+      <w:r>
+        <w:t xml:space="preserve">BOB-194 — Pre-build gates walk .claude/worktrees, so a stale agent worktree can fail the main build (§11.4.201(1))</w:t>
+      </w:r>
+    </w:p>
+    <w:p>
+      <w:pPr>
+        <w:pStyle w:val="FirstParagraph"/>
+      </w:pPr>
+      <w:r>
+        <w:rPr>
+          <w:b/>
+          <w:bCs/>
+        </w:rPr>
+        <w:t xml:space="preserve">Status:</w:t>
+      </w:r>
+      <w:r>
+        <w:t xml:space="preserve"> </w:t>
+      </w:r>
+      <w:r>
+        <w:t xml:space="preserve">In progress</w:t>
+      </w:r>
+      <w:r>
+        <w:t xml:space="preserve"> </w:t>
+      </w:r>
+      <w:r>
+        <w:rPr>
+          <w:b/>
+          <w:bCs/>
+        </w:rPr>
+        <w:t xml:space="preserve">Type:</w:t>
+      </w:r>
+      <w:r>
+        <w:t xml:space="preserve"> </w:t>
+      </w:r>
+      <w:r>
+        <w:t xml:space="preserve">Bug</w:t>
+      </w:r>
+    </w:p>
+    <w:p>
+      <w:pPr>
+        <w:pStyle w:val="BodyText"/>
+      </w:pPr>
+      <w:r>
+        <w:t xml:space="preserve">WHAT: agent worktrees under .claude/worktrees/ are ephemeral copies pinned at arbitrary commits - never built, never shipped, deleted when the agent finishes. Pre-build gates that walk the tree with find(1) from the repo root descend into them anyway. MEASURED INSTANCE (2026-08-25): CM-GO-TOOLCHAIN-MATCHES-BUILDER FAILED the main build with exactly one finding, from .claude/worktrees/agent-afda1df906c537ab4 - a worktree 86 commits behind still carrying</w:t>
+      </w:r>
+      <w:r>
+        <w:t xml:space="preserve"> </w:t>
+      </w:r>
+      <w:r>
+        <w:t xml:space="preserve">‘FROM golang:1.23-alpine’</w:t>
+      </w:r>
+      <w:r>
+        <w:t xml:space="preserve"> </w:t>
+      </w:r>
+      <w:r>
+        <w:t xml:space="preserve">against a go.mod long since at 1.26.2. The main tree was CORRECT throughout. Per §11.4.201(1) a false-positive refusal is a FAIL-bluff of equal severity to a false pass: it blocks real work and teaches people to bypass the gate. FIXED FOR ONE GATE:</w:t>
+      </w:r>
+      <w:r>
+        <w:t xml:space="preserve"> </w:t>
+      </w:r>
+      <w:r>
+        <w:t xml:space="preserve">‘.claude’</w:t>
+      </w:r>
+      <w:r>
+        <w:t xml:space="preserve"> </w:t>
+      </w:r>
+      <w:r>
+        <w:t xml:space="preserve">added to that gate’s PRUNE_DIRS with a deterministic §1.1 pair - a stale mismatch inside .claude/worktrees must NOT fail a healthy tree, the SAME mismatch outside it MUST still fail, so the prune cannot widen into blindness (§11.4.201(6)). Mutation verified: reverting the prune fails 2 checks. SURVEY, measured not inferred: 8 of 13 pre_build gates walk the tree; only the fixed one prunes .claude. Gates using</w:t>
+      </w:r>
+      <w:r>
+        <w:t xml:space="preserve"> </w:t>
+      </w:r>
+      <w:r>
+        <w:t xml:space="preserve">‘git ls-files’</w:t>
+      </w:r>
+      <w:r>
+        <w:t xml:space="preserve"> </w:t>
+      </w:r>
+      <w:r>
+        <w:t xml:space="preserve">are structurally immune - worktrees are untracked. Empirically probed: check_cm_closure_seam_binds, check_cm_killpg_pgid_guard and check_cm_no_production_mutation_residue all rc=0 with ZERO worktree references - clean in practice today. UNMEASURED, not clean: check_cm_test_mock_pid_explicit_int and check_cm_test_mock_pid_patched_when_real_pid were not reached before the probe budget expired. HYPOTHESIS REFUTED, recorded so nobody re-walks it: an earlier revision of this item speculated that check_cm_plugin_count’s 90s timeout was caused by walking worktrees. It is NOT. That gate’s find is scoped to $PLUGINS_DIR (check_cm_plugin_count.sh:224), so worktrees are outside its walk entirely. Its slowness is real - still running past 54s on a re-measure - but has a different, still-unidentified cause and belongs to its own item, not this one. ACCEPTANCE: every tree-walking gate either prunes agent scratch or is proven immune by measurement, each with a paired mutation. NOTE the asymmetry that bounds the risk: a stale worktree can only ADD findings to a security-relevant scan (killpg, mutation-residue), never remove them - so the exposure is false refusal and eroded trust, not a missed defect.</w:t>
+      </w:r>
+    </w:p>
+    <w:bookmarkEnd w:id="68"/>
+    <w:bookmarkStart w:id="69" w:name="X2457d6f4246fec47602999e0cab6230885ba48b"/>
+    <w:p>
+      <w:pPr>
+        <w:pStyle w:val="Heading2"/>
+      </w:pPr>
+      <w:r>
+        <w:t xml:space="preserve">BOB-195 — CM-DANGEROUS-COMBINATION-FAIL-CLOSED cannot see contextlib.suppress, and ruff SIM105 pushes authors into that blind spot</w:t>
+      </w:r>
+    </w:p>
+    <w:p>
+      <w:pPr>
+        <w:pStyle w:val="FirstParagraph"/>
+      </w:pPr>
+      <w:r>
+        <w:rPr>
+          <w:b/>
+          <w:bCs/>
+        </w:rPr>
+        <w:t xml:space="preserve">Status:</w:t>
+      </w:r>
+      <w:r>
+        <w:t xml:space="preserve"> </w:t>
+      </w:r>
+      <w:r>
+        <w:t xml:space="preserve">In progress</w:t>
+      </w:r>
+      <w:r>
+        <w:t xml:space="preserve"> </w:t>
+      </w:r>
+      <w:r>
+        <w:rPr>
+          <w:b/>
+          <w:bCs/>
+        </w:rPr>
+        <w:t xml:space="preserve">Type:</w:t>
+      </w:r>
+      <w:r>
+        <w:t xml:space="preserve"> </w:t>
+      </w:r>
+      <w:r>
+        <w:t xml:space="preserve">Bug</w:t>
+      </w:r>
+    </w:p>
+    <w:p>
+      <w:pPr>
+        <w:pStyle w:val="BodyText"/>
+      </w:pPr>
+      <w:r>
+        <w:rPr>
+          <w:b/>
+          <w:bCs/>
+        </w:rPr>
+        <w:t xml:space="preserve">OPERATOR DECISION (2026-08-26, §11.4.66 interactive clarification): TEACH THE SCANNER With NODES — KEEP SIM105</w:t>
+      </w:r>
+    </w:p>
+    <w:p>
+      <w:pPr>
+        <w:pStyle w:val="BodyText"/>
+      </w:pPr>
+      <w:r>
+        <w:t xml:space="preserve">The §11.4.252 fail-open scanner is FIXED to see</w:t>
+      </w:r>
+      <w:r>
+        <w:t xml:space="preserve"> </w:t>
+      </w:r>
+      <w:r>
+        <w:rPr>
+          <w:rStyle w:val="VerbatimChar"/>
+        </w:rPr>
+        <w:t xml:space="preserve">contextlib.suppress</w:t>
+      </w:r>
+      <w:r>
+        <w:t xml:space="preserve">; ruff’s SIM105 rule STAYS ENABLED in pyproject.toml. Disabling SIM105, and the belt-and-braces both-at-once option, were offered and NOT chosen. Rationale carried with the decision: fixing the gate makes SIM105 harmless, whereas disabling SIM105 alone would leave the gate blind to any suppress written by hand, inherited from a dependency’s style, or already present in the tree. REQUIRED BEHAVIOUR:</w:t>
+      </w:r>
+      <w:r>
+        <w:t xml:space="preserve"> </w:t>
+      </w:r>
+      <w:r>
+        <w:rPr>
+          <w:rStyle w:val="VerbatimChar"/>
+        </w:rPr>
+        <w:t xml:space="preserve">with contextlib.suppress(...)</w:t>
+      </w:r>
+      <w:r>
+        <w:t xml:space="preserve"> </w:t>
+      </w:r>
+      <w:r>
+        <w:t xml:space="preserve">and</w:t>
+      </w:r>
+      <w:r>
+        <w:t xml:space="preserve"> </w:t>
+      </w:r>
+      <w:r>
+        <w:rPr>
+          <w:rStyle w:val="VerbatimChar"/>
+        </w:rPr>
+        <w:t xml:space="preserve">with suppress(...)</w:t>
+      </w:r>
+      <w:r>
+        <w:t xml:space="preserve"> </w:t>
+      </w:r>
+      <w:r>
+        <w:t xml:space="preserve">(the</w:t>
+      </w:r>
+      <w:r>
+        <w:t xml:space="preserve"> </w:t>
+      </w:r>
+      <w:r>
+        <w:rPr>
+          <w:rStyle w:val="VerbatimChar"/>
+        </w:rPr>
+        <w:t xml:space="preserve">from contextlib import suppress</w:t>
+      </w:r>
+      <w:r>
+        <w:t xml:space="preserve"> </w:t>
+      </w:r>
+      <w:r>
+        <w:t xml:space="preserve">binding) wrapping a dangerous-combination call are DETECTED with the same severity and message shape as the try/except/pass form; a narrow</w:t>
+      </w:r>
+      <w:r>
+        <w:t xml:space="preserve"> </w:t>
+      </w:r>
+      <w:r>
+        <w:rPr>
+          <w:rStyle w:val="VerbatimChar"/>
+        </w:rPr>
+        <w:t xml:space="preserve">suppress(SpecificError)</w:t>
+      </w:r>
+      <w:r>
+        <w:t xml:space="preserve"> </w:t>
+      </w:r>
+      <w:r>
+        <w:t xml:space="preserve">around a NON-dangerous call must NOT fire, since a false-positive refusal is a §11.4.201(1) FAIL-bluff of equal severity to a missed real one. CONSEQUENCE FOR THE NUMBER: once landed, the scanner’s finding count stops being a floor over try/except shapes and becomes a genuine census — any prior count citing completeness was scoped to try/except only.</w:t>
+      </w:r>
+    </w:p>
+    <w:p>
+      <w:pPr>
+        <w:pStyle w:val="BodyText"/>
+      </w:pPr>
+      <w:r>
+        <w:t xml:space="preserve">This answer is recorded as consumer DATA per §11.4.35 — it is the operator’s stated choice, not an agent inference, and supersedes any prior agent-chosen default on this question. Options not chosen are named above so a future reader does not re-litigate a settled call (§11.4.112(5) bounded-verdict discipline applied to decisions).</w:t>
+      </w:r>
+    </w:p>
+    <w:p>
+      <w:pPr>
+        <w:pStyle w:val="BodyText"/>
+      </w:pPr>
+      <w:r>
+        <w:t xml:space="preserve">— prior item text follows —</w:t>
+      </w:r>
+    </w:p>
+    <w:p>
+      <w:pPr>
+        <w:pStyle w:val="BodyText"/>
+      </w:pPr>
+      <w:r>
+        <w:t xml:space="preserve">WHAT: the §11.4.252 fail-open scanner matches Try-handler shapes (A1)/(A2). contextlib.suppress is a With node, so a swallow written that way is invisible. VERIFIED BY THE CONDUCTOR with a control needle through the same invocation path (§11.4.201(7)(b)), because a first attempt returned 0 for BOTH forms and was itself blind - the gate takes –root, not a positional, so a bare path exits on an unknown arg (§11.4.201(7)(c): the invocation path is part of the instrument). Correct run: try/except/pass around os.unlink(user_supplied_path) -&gt;</w:t>
+      </w:r>
+      <w:r>
+        <w:t xml:space="preserve"> </w:t>
+      </w:r>
+      <w:r>
+        <w:t xml:space="preserve">‘FAIL - swallowed exception … :5’</w:t>
+      </w:r>
+      <w:r>
+        <w:t xml:space="preserve">, the needle sees. contextlib.suppress(Exception) around the IDENTICAL call -&gt;</w:t>
+      </w:r>
+      <w:r>
+        <w:t xml:space="preserve"> </w:t>
+      </w:r>
+      <w:r>
+        <w:t xml:space="preserve">‘PASS - no swallowed-exception … anti-patterns found’</w:t>
+      </w:r>
+      <w:r>
+        <w:t xml:space="preserve">. Both combine untrusted input with an irreversible unlink; both swallow everything; one is caught and one is not. WHY IT IS WORSE THAN A PLAIN GAP: pyproject.toml enables ruff’s SIM ruleset, and SIM105 is</w:t>
+      </w:r>
+      <w:r>
+        <w:t xml:space="preserve"> </w:t>
+      </w:r>
+      <w:r>
+        <w:t xml:space="preserve">‘use contextlib.suppress instead of try-except-pass’</w:t>
+      </w:r>
+      <w:r>
+        <w:t xml:space="preserve">. Our own linter therefore instructs authors to rewrite the form this gate CAN see into the form it CANNOT. The two tools are pulling in opposite directions and the lint one runs more often. Every SIM105 autofix silently shrinks this gate’s coverage while the count goes down, which reads as progress. CONSEQUENCE FOR THE NUMBER: the scanner’s finding count is a FLOOR over try/except shapes, not a census of swallows. Any statement of the form</w:t>
+      </w:r>
+      <w:r>
+        <w:t xml:space="preserve"> </w:t>
+      </w:r>
+      <w:r>
+        <w:t xml:space="preserve">‘N fail-open sites remain’</w:t>
+      </w:r>
+      <w:r>
+        <w:t xml:space="preserve"> </w:t>
+      </w:r>
+      <w:r>
+        <w:t xml:space="preserve">must be read as</w:t>
+      </w:r>
+      <w:r>
+        <w:t xml:space="preserve"> </w:t>
+      </w:r>
+      <w:r>
+        <w:t xml:space="preserve">‘N among try/except shapes’</w:t>
+      </w:r>
+      <w:r>
+        <w:t xml:space="preserve">. ACCEPTANCE: the scanner recognises contextlib.suppress (a With whose items call contextlib.suppress with a broad exception type) and applies the same ≥2-capability test; a golden-TRUE fixture in suppress form; a golden-FALSE fixture where suppress wraps a single-capability diagnostic emitter and must NOT fire; and an explicit decision on the SIM105 tension - either exempt the shapes this gate governs, or accept suppress and teach the gate to read it. Discovered by the §11.4.252 remediation agent when its own MINOR-3 fix required using contextlib.suppress at three diagnostic-emitter sites; those three uses are legitimate and justified in-source.</w:t>
+      </w:r>
+    </w:p>
+    <w:bookmarkEnd w:id="69"/>
+    <w:bookmarkStart w:id="70" w:name="Xe8f9d6ae701b2e0cae1912181571b5052b26492"/>
+    <w:p>
+      <w:pPr>
+        <w:pStyle w:val="Heading2"/>
+      </w:pPr>
+      <w:r>
+        <w:t xml:space="preserve">BOB-196 — check_cm_plugin_count runs for over a minute on ~69 files — cause unidentified, and it is not worktree traversal</w:t>
+      </w:r>
+    </w:p>
+    <w:p>
+      <w:pPr>
+        <w:pStyle w:val="FirstParagraph"/>
+      </w:pPr>
+      <w:r>
+        <w:rPr>
+          <w:b/>
+          <w:bCs/>
+        </w:rPr>
+        <w:t xml:space="preserve">Status:</w:t>
+      </w:r>
+      <w:r>
+        <w:t xml:space="preserve"> </w:t>
+      </w:r>
+      <w:r>
+        <w:t xml:space="preserve">Queued</w:t>
+      </w:r>
+      <w:r>
+        <w:t xml:space="preserve"> </w:t>
+      </w:r>
+      <w:r>
+        <w:rPr>
+          <w:b/>
+          <w:bCs/>
+        </w:rPr>
+        <w:t xml:space="preserve">Type:</w:t>
+      </w:r>
+      <w:r>
+        <w:t xml:space="preserve"> </w:t>
+      </w:r>
+      <w:r>
+        <w:t xml:space="preserve">Task</w:t>
+      </w:r>
+    </w:p>
+    <w:p>
+      <w:pPr>
+        <w:pStyle w:val="BodyText"/>
+      </w:pPr>
+      <w:r>
+        <w:t xml:space="preserve">WHAT: the CM-PLUGIN-COUNT pre-build gate takes 189 SECONDS to verify 8 documented counts. Measured 2026-08-25: exceeded a 90s probe budget (rc=124), then a bounded re-run completed at</w:t>
+      </w:r>
+      <w:r>
+        <w:t xml:space="preserve"> </w:t>
+      </w:r>
+      <w:r>
+        <w:t xml:space="preserve">‘rc=0 wall=189s’</w:t>
+      </w:r>
+      <w:r>
+        <w:t xml:space="preserve"> </w:t>
+      </w:r>
+      <w:r>
+        <w:t xml:space="preserve">- it PASSES, it is simply slow. CAUSE, MEASURED NOT GUESSED: the marker loop at check_cm_plugin_count.sh:273-290 iterates EVERY LINE of every governed document and spawns a pipeline per line. Per iteration:</w:t>
+      </w:r>
+      <w:r>
+        <w:t xml:space="preserve"> </w:t>
+      </w:r>
+      <w:r>
+        <w:t xml:space="preserve">‘printf | grep -oE | wc -l | tr -d’</w:t>
+      </w:r>
+      <w:r>
+        <w:t xml:space="preserve"> </w:t>
+      </w:r>
+      <w:r>
+        <w:t xml:space="preserve">(4 processes) plus</w:t>
+      </w:r>
+      <w:r>
+        <w:t xml:space="preserve"> </w:t>
+      </w:r>
+      <w:r>
+        <w:t xml:space="preserve">‘printf | sed -n’</w:t>
+      </w:r>
+      <w:r>
+        <w:t xml:space="preserve"> </w:t>
+      </w:r>
+      <w:r>
+        <w:t xml:space="preserve">(2) = ~6. Governed docs are AGENTS.md 689 + CLAUDE.md 494 + docs/features/Status.md 670 = 1853 lines, so ~11,118 process spawns, measuring ~102 ms/line. Classic per-line-subprocess shell trap. THE IRONY WORTH PRESERVING, because it explains why nobody simplified it: the in-code comment shows</w:t>
+      </w:r>
+      <w:r>
+        <w:t xml:space="preserve"> </w:t>
+      </w:r>
+      <w:r>
+        <w:t xml:space="preserve">‘-oE | wc -l’</w:t>
+      </w:r>
+      <w:r>
+        <w:t xml:space="preserve"> </w:t>
+      </w:r>
+      <w:r>
+        <w:t xml:space="preserve">was chosen DELIBERATELY over</w:t>
+      </w:r>
+      <w:r>
+        <w:t xml:space="preserve"> </w:t>
+      </w:r>
+      <w:r>
+        <w:t xml:space="preserve">‘grep -c’</w:t>
+      </w:r>
+      <w:r>
+        <w:t xml:space="preserve"> </w:t>
+      </w:r>
+      <w:r>
+        <w:t xml:space="preserve">after measuring the §11.4.201(12) footgun - on this host (ugrep 7.8.4)</w:t>
+      </w:r>
+      <w:r>
+        <w:t xml:space="preserve"> </w:t>
+      </w:r>
+      <w:r>
+        <w:t xml:space="preserve">‘grep -coE’</w:t>
+      </w:r>
+      <w:r>
+        <w:t xml:space="preserve"> </w:t>
+      </w:r>
+      <w:r>
+        <w:t xml:space="preserve">returned 3 at top level but 1 inside a</w:t>
+      </w:r>
+      <w:r>
+        <w:t xml:space="preserve"> </w:t>
+      </w:r>
+      <w:r>
+        <w:t xml:space="preserve">‘set -euo pipefail’</w:t>
+      </w:r>
+      <w:r>
+        <w:t xml:space="preserve"> </w:t>
+      </w:r>
+      <w:r>
+        <w:t xml:space="preserve">subshell, a context-dependent reading. The correctness fix is right and must be kept; it is the PER-LINE application of it that costs the three minutes. HYPOTHESIS REFUTED, recorded so nobody re-walks it: this is NOT worktree traversal. The gate’s find is scoped to $PLUGINS_DIR (:224), so the five agent worktrees are outside its walk. That guess was raised on BOB-194 and is dead. LIKELY FIX (unverified, stated as a candidate not a conclusion): pre-filter with ONE grep for lines containing</w:t>
+      </w:r>
+      <w:r>
+        <w:t xml:space="preserve"> </w:t>
+      </w:r>
+      <w:r>
+        <w:t xml:space="preserve">‘CM-PLUGIN-COUNT:’</w:t>
+      </w:r>
+      <w:r>
+        <w:t xml:space="preserve"> </w:t>
+      </w:r>
+      <w:r>
+        <w:t xml:space="preserve">before entering the loop, reducing ~1853 iterations to the ~8 lines that carry a marker, while leaving the per-line parsing logic - and its footgun-avoiding form - completely unchanged. WHY IT MATTERS beyond impatience: this gate is on the pre-build critical path, and CLAUDE.md leans on it as the mechanical authority for the three distinct plugin rosters (43 curated / 43 engines / 12 bootstrap) whose conflation was BOB-149. A gate slow enough to tempt anyone into skipping it protects nothing. ACCEPTANCE: runtime reduced with the counts and the footgun-avoiding parse preserved byte-for-byte in behaviour, proven by the existing paired mutation still biting plus a before/after wall-clock recorded. §11.4.6: nothing here questions the gate’s VERDICTS - only its runtime.</w:t>
+      </w:r>
+    </w:p>
+    <w:bookmarkEnd w:id="70"/>
+    <w:bookmarkStart w:id="71" w:name="Xa95d999866c3515d160d35e6f532f5b7227ec86"/>
+    <w:p>
+      <w:pPr>
+        <w:pStyle w:val="Heading2"/>
+      </w:pPr>
+      <w:r>
+        <w:t xml:space="preserve">BOB-197 — Auth is env-gated and OFF by default, so the LAN-bound merge service ships open — needs a boot-time invariant, not a static gate</w:t>
+      </w:r>
+    </w:p>
+    <w:p>
+      <w:pPr>
+        <w:pStyle w:val="FirstParagraph"/>
+      </w:pPr>
+      <w:r>
+        <w:rPr>
+          <w:b/>
+          <w:bCs/>
+        </w:rPr>
+        <w:t xml:space="preserve">Status:</w:t>
+      </w:r>
+      <w:r>
+        <w:t xml:space="preserve"> </w:t>
+      </w:r>
+      <w:r>
+        <w:t xml:space="preserve">In progress</w:t>
+      </w:r>
+      <w:r>
+        <w:t xml:space="preserve"> </w:t>
+      </w:r>
+      <w:r>
+        <w:rPr>
+          <w:b/>
+          <w:bCs/>
+        </w:rPr>
+        <w:t xml:space="preserve">Type:</w:t>
+      </w:r>
+      <w:r>
+        <w:t xml:space="preserve"> </w:t>
+      </w:r>
+      <w:r>
+        <w:t xml:space="preserve">Bug</w:t>
+      </w:r>
+      <w:r>
+        <w:t xml:space="preserve"> </w:t>
+      </w:r>
+      <w:r>
+        <w:rPr>
+          <w:b/>
+          <w:bCs/>
+        </w:rPr>
+        <w:t xml:space="preserve">Created-By:</w:t>
+      </w:r>
+      <w:r>
+        <w:t xml:space="preserve"> </w:t>
+      </w:r>
+      <w:r>
+        <w:t xml:space="preserve">Claude</w:t>
+      </w:r>
+      <w:r>
+        <w:t xml:space="preserve"> </w:t>
+      </w:r>
+      <w:r>
+        <w:rPr>
+          <w:b/>
+          <w:bCs/>
+        </w:rPr>
+        <w:t xml:space="preserve">Assigned-To:</w:t>
+      </w:r>
+      <w:r>
+        <w:t xml:space="preserve"> </w:t>
+      </w:r>
+      <w:r>
+        <w:t xml:space="preserve">milos85vasic</w:t>
+      </w:r>
+    </w:p>
+    <w:p>
+      <w:pPr>
+        <w:pStyle w:val="BodyText"/>
+      </w:pPr>
+      <w:r>
+        <w:rPr>
+          <w:b/>
+          <w:bCs/>
+        </w:rPr>
+        <w:t xml:space="preserve">OPERATOR DECISION (2026-08-26, §11.4.66): GENERATE THE TOKEN AND ARM IT</w:t>
+      </w:r>
+    </w:p>
+    <w:p>
+      <w:pPr>
+        <w:pStyle w:val="BodyText"/>
+      </w:pPr>
+      <w:r>
+        <w:t xml:space="preserve">The conductor generates a 32-byte random token and writes BOBA_API_TOKEN into .env; the operator configures clients with it. DONE 2026-08-26: token generated via secrets.token_hex(32), appended to .env with a comment naming BOB-197 and the routes.py:83 env-gating fact, chmod 600, value shown to the operator ONCE and never written to any other file. Safety verified BEFORE writing (§11.4.30/§11.4.10): .env matched .gitignore:27 ’*.env’ and was untracked (needle-proven — the same matcher confirmed docker-compose.yml IS tracked, so the negative is real); a §9.2 pre-op backup was taken and is itself ignored; post-write re-check confirmed .env still ignored and absent from git status. Pre-store audit found the only tracked BOBA_API_TOKEN= occurrences are the docker-compose passthrough ${BOBA_API_TOKEN:-} and prose in the leak-audit challenge — no literal value has ever been committed. STILL OWED, and the item stays open until it lands: the BOOT-TIME INVARIANT (§11.4.254) that refuses to start LAN-bound when the token is unset or empty. Without it the arming is a state fix, not a defect fix — §11.4.226(5) is explicit that a state-only repair cannot close a defect item. Options not chosen: operator sets it themselves with the invariant blocking until then; invariant warns first and blocks on a named date.</w:t>
+      </w:r>
+    </w:p>
+    <w:p>
+      <w:pPr>
+        <w:pStyle w:val="BodyText"/>
+      </w:pPr>
+      <w:r>
+        <w:t xml:space="preserve">Recorded as consumer DATA per §11.4.35 — the operator’s stated choice, not an agent inference. Options not chosen are named so a future reader does not re-litigate a settled call.</w:t>
+      </w:r>
+    </w:p>
+    <w:p>
+      <w:pPr>
+        <w:pStyle w:val="BodyText"/>
+      </w:pPr>
+      <w:r>
+        <w:t xml:space="preserve">— prior item text follows —</w:t>
+      </w:r>
+    </w:p>
+    <w:p>
+      <w:pPr>
+        <w:pStyle w:val="BodyText"/>
+      </w:pPr>
+      <w:r>
+        <w:t xml:space="preserve">OPERATOR DECISION (2026-08-26): arm BOBA_API_TOKEN and keep 0.0.0.0, backed by a BOOT-TIME invariant that refuses to start LAN-bound with the token unset. This item IS that invariant.</w:t>
+      </w:r>
+    </w:p>
+    <w:p>
+      <w:pPr>
+        <w:pStyle w:val="BodyText"/>
+      </w:pPr>
+      <w:r>
+        <w:t xml:space="preserve">MEASURED FACT, not inference. download-proxy/src/api/routes.py:83 require_api_token() reads BOBA_API_TOKEN at request time and returns immediately when unset or empty. Its own docstring states it plainly:</w:t>
+      </w:r>
+      <w:r>
+        <w:t xml:space="preserve"> </w:t>
+      </w:r>
+      <w:r>
+        <w:t xml:space="preserve">“BOBA_API_TOKEN unset/empty -&gt; return (OPEN). This is the DEFAULT and preserves the current no-auth contract + dev workflow”</w:t>
+      </w:r>
+      <w:r>
+        <w:t xml:space="preserve">. docker-compose.yml:237 passes BOBA_API_TOKEN=${BOBA_API_TOKEN:-}, so the container inherits empty unless the operator declares it. The operator .env does NOT declare it, needle-verified per 11.4.201(7)(b): the same matcher hit QBITTORRENT_DATA_DIR in the same file, so the miss is a real absence and not a blind read. The qbittorrent-proxy container was RUNNING and LAN-bound at measurement time. Consequence: the ten routes the BOB-102 guard resolves as auth-wired are open in practice on a default deploy.</w:t>
+      </w:r>
+    </w:p>
+    <w:p>
+      <w:pPr>
+        <w:pStyle w:val="BodyText"/>
+      </w:pPr>
+      <w:r>
+        <w:t xml:space="preserve">WHY A STATIC GATE CANNOT COVER THIS. The BOB-102 gate asserts static route WIRING - that a Depends(require_api_token) marker exists on handler, decorator or router. It cannot assert runtime ARMING, which depends on an env var read per request. Claiming the static gate covers it would be exactly the bluff the gate exists to prevent (11.4.262: machine evidence must match the layer it claims). This is a boot-time invariant class per 11.4.254.</w:t>
+      </w:r>
+    </w:p>
+    <w:p>
+      <w:pPr>
+        <w:pStyle w:val="BodyText"/>
+      </w:pPr>
+      <w:r>
+        <w:t xml:space="preserve">ACCEPTANCE: a boot-time check that, when the listener is LAN-bound (not loopback), refuses to start with a non-zero exit and a named cause if BOBA_API_TOKEN is unset or empty, so the open state becomes UNREACHABLE rather than the default. Paired 1.1 mutation: remove the check, prove the service starts LAN-bound-and-open. Golden-FALSE per 11.4.201(1): a loopback-bound listener with the token unset must NOT be refused, or the check becomes a false-positive refusal blocking legitimate dev work.</w:t>
+      </w:r>
+    </w:p>
+    <w:p>
+      <w:pPr>
+        <w:pStyle w:val="BodyText"/>
+      </w:pPr>
+      <w:r>
+        <w:t xml:space="preserve">11.4.238 COVERAGE-ESCAPE NOTE: found by a subagent reading source during BOB-102 guard construction, NOT by the automated QA regime - which is itself the defect class 11.4.238 names. The boot-time check IS the new automated check that would have caught it.</w:t>
+      </w:r>
+    </w:p>
+    <w:bookmarkEnd w:id="71"/>
+    <w:bookmarkStart w:id="72" w:name="X027f89e0b3dd4c171238545aae0a8f3b6ce2f16"/>
+    <w:p>
+      <w:pPr>
+        <w:pStyle w:val="Heading2"/>
+      </w:pPr>
+      <w:r>
+        <w:t xml:space="preserve">BOB-199 — Fail-open scanner flags narrow try/except/pass but not narrow contextlib.suppress — SIM105 still moves those sites out of scope</w:t>
+      </w:r>
+    </w:p>
+    <w:p>
+      <w:pPr>
+        <w:pStyle w:val="FirstParagraph"/>
+      </w:pPr>
+      <w:r>
+        <w:rPr>
+          <w:b/>
+          <w:bCs/>
+        </w:rPr>
+        <w:t xml:space="preserve">Status:</w:t>
+      </w:r>
+      <w:r>
+        <w:t xml:space="preserve"> </w:t>
+      </w:r>
+      <w:r>
+        <w:t xml:space="preserve">Queued</w:t>
+      </w:r>
+      <w:r>
+        <w:t xml:space="preserve"> </w:t>
+      </w:r>
+      <w:r>
+        <w:rPr>
+          <w:b/>
+          <w:bCs/>
+        </w:rPr>
+        <w:t xml:space="preserve">Type:</w:t>
+      </w:r>
+      <w:r>
+        <w:t xml:space="preserve"> </w:t>
+      </w:r>
+      <w:r>
+        <w:t xml:space="preserve">Task</w:t>
+      </w:r>
+      <w:r>
+        <w:t xml:space="preserve"> </w:t>
+      </w:r>
+      <w:r>
+        <w:rPr>
+          <w:b/>
+          <w:bCs/>
+        </w:rPr>
+        <w:t xml:space="preserve">Created-By:</w:t>
+      </w:r>
+      <w:r>
+        <w:t xml:space="preserve"> </w:t>
+      </w:r>
+      <w:r>
+        <w:t xml:space="preserve">Claude</w:t>
+      </w:r>
+      <w:r>
+        <w:t xml:space="preserve"> </w:t>
+      </w:r>
+      <w:r>
+        <w:rPr>
+          <w:b/>
+          <w:bCs/>
+        </w:rPr>
+        <w:t xml:space="preserve">Assigned-To:</w:t>
+      </w:r>
+      <w:r>
+        <w:t xml:space="preserve"> </w:t>
+      </w:r>
+      <w:r>
+        <w:t xml:space="preserve">milos85vasic</w:t>
+      </w:r>
+    </w:p>
+    <w:p>
+      <w:pPr>
+        <w:pStyle w:val="BodyText"/>
+      </w:pPr>
+      <w:r>
+        <w:rPr>
+          <w:b/>
+          <w:bCs/>
+        </w:rPr>
+        <w:t xml:space="preserve">OPERATOR DECISION (2026-08-26, §11.4.66): FLAG NARROW SUPPRESS ONLY WITH AN IRREVERSIBLE CAPABILITY</w:t>
+      </w:r>
+    </w:p>
+    <w:p>
+      <w:pPr>
+        <w:pStyle w:val="BodyText"/>
+      </w:pPr>
+      <w:r>
+        <w:t xml:space="preserve">The scanner flags a narrow contextlib.suppress ONLY when combined with an irreversible capability (delete / truncate / kill) — the shape that actually causes harm. Idiomatic narrow tolerances stay quiet, so the gate keeps its credibility and no false-positive storm trains readers to ignore it. Options not chosen: accept the asymmetry permanently with a header statement; flag all narrow suppress and absorb existing sites via a justified exemption list. MEASUREMENT CORRECTED TWICE, and the second correction explains the first: the original</w:t>
+      </w:r>
+      <w:r>
+        <w:t xml:space="preserve"> </w:t>
+      </w:r>
+      <w:r>
+        <w:t xml:space="preserve">‘37 narrow sites, all idiomatic’</w:t>
+      </w:r>
+      <w:r>
+        <w:t xml:space="preserve"> </w:t>
+      </w:r>
+      <w:r>
+        <w:t xml:space="preserve">was propagated by this conductor without verification, then re-measured by the authoring agent as OBSERVER CONTAMINATION (§11.4.201(10)) — 27 vendored third-party + 9 sibling-agent worktree COPIES of the very tree being measured + 1 real = 37. The instrument was counting other agents’ duplicates of its own subject. Reproducible figures, each with its scope stated: constitution repo 0 narrow with-suppress; boba DANGER_ROOTS 0 narrow with-suppress and 23 narrow except-pass; boba repo minus vendored 1 narrow with-suppress (a suppress(OSError)); narrow except-pass RETRACTED-AND-RESTATED 2026-08-26 per 11.4.201(9): the figure 97 previously recorded here reproduces under NO scope and is withdrawn. Measured replacements, each with its scope and both independently reproduced: 34 narrow except-pass git-tracked first-party (canonical); 50 narrow except-pass on-disk minus scratch dirs (the</w:t>
+      </w:r>
+      <w:r>
+        <w:t xml:space="preserve"> </w:t>
+      </w:r>
+      <w:r>
+        <w:t xml:space="preserve">‘minus vendored’</w:t>
+      </w:r>
+      <w:r>
+        <w:t xml:space="preserve"> </w:t>
+      </w:r>
+      <w:r>
+        <w:t xml:space="preserve">scope this sentence states). Brackets that explain the bad number: 87 ALL-except-pass git-tracked and 113 ALL-except-pass on-disk-minus-scratch straddle 97, so 97 was a class-scope conflation (narrow-vs-all), not a corpus-scope one. The 35 cited later in this record is the same measurement at git-tracked scope and agrees with 34 within one site. The</w:t>
+      </w:r>
+      <w:r>
+        <w:t xml:space="preserve"> </w:t>
+      </w:r>
+      <w:r>
+        <w:t xml:space="preserve">‘every one idiomatic’</w:t>
+      </w:r>
+      <w:r>
+        <w:t xml:space="preserve"> </w:t>
+      </w:r>
+      <w:r>
+        <w:t xml:space="preserve">claim was also false — the except-pass census contains SystemExit x2 (tests/unit/test_plugin_torrentscsv.py:305,328), which is not a benign tolerance. CORRECTION 2026-08-26: a</w:t>
+      </w:r>
+      <w:r>
+        <w:t xml:space="preserve"> </w:t>
+      </w:r>
+      <w:r>
+        <w:t xml:space="preserve">‘KeyboardInterrupt x1’</w:t>
+      </w:r>
+      <w:r>
+        <w:t xml:space="preserve"> </w:t>
+      </w:r>
+      <w:r>
+        <w:t xml:space="preserve">previously written in this sentence was itself unsourced and is WITHDRAWN — it reproduces at NEITHER stated scope. Independent AST count over git-tracked *.py: ZERO genuine</w:t>
+      </w:r>
+      <w:r>
+        <w:t xml:space="preserve"> </w:t>
+      </w:r>
+      <w:r>
+        <w:t xml:space="preserve">‘except KeyboardInterrupt: pass’</w:t>
+      </w:r>
+      <w:r>
+        <w:t xml:space="preserve">. The only genuine instance in the checkout is .worktrees/ci-split-workflows/tests/unit/test_main.py:63 — a sibling-agent scratch worktree, i.e. the exact observer-contamination class (11.4.201(10)) this very record teaches to exclude — and the only main-tree textual match (tests/unit/test_graceful_shutdown.py:165) sits inside a triple-quoted string literal, a carrier not code (11.4.201(7)(a)). Recorded because the error is instructive: it was introduced BY the retraction that removed the 97, so a correction is not exempt from the discipline it applies.</w:t>
+      </w:r>
+    </w:p>
+    <w:p>
+      <w:pPr>
+        <w:pStyle w:val="BodyText"/>
+      </w:pPr>
+      <w:r>
+        <w:t xml:space="preserve">Recorded as consumer DATA per §11.4.35 — the operator’s stated choice, not an agent inference. Options not chosen are named so a future reader does not re-litigate a settled call.</w:t>
+      </w:r>
+    </w:p>
+    <w:p>
+      <w:pPr>
+        <w:pStyle w:val="BodyText"/>
+      </w:pPr>
+      <w:r>
+        <w:t xml:space="preserve">— prior item text follows —</w:t>
+      </w:r>
+    </w:p>
+    <w:p>
+      <w:pPr>
+        <w:pStyle w:val="BodyText"/>
+      </w:pPr>
+      <w:r>
+        <w:t xml:space="preserve">RESIDUAL ASYMMETRY surfaced by the BOB-195 fix, reported rather than silently closed. After teaching the scanner With nodes, a BROAD suppress (Exception / BaseException) is detected with the same severity as try/except/pass. A NARROW suppress (suppress(FileNotFoundError)) is not - but the semantically identical narrow try/except FileNotFoundError: pass IS flagged. So ruff SIM105 rewriting a narrow handler still moves that site out of the gate’s scope, a smaller version of the exact mechanism BOB-195 was filed to close.</w:t>
+      </w:r>
+    </w:p>
+    <w:p>
+      <w:pPr>
+        <w:pStyle w:val="BodyText"/>
+      </w:pPr>
+      <w:r>
+        <w:t xml:space="preserve">WHY IT WAS NOT CLOSED IN THAT PASS, with the measurement that decided it: the authoring agent reported 37 narrow suppress sites, all idiomatic. CORRECTION (2026-08-26, independent review): that figure DOES NOT REPRODUCE and this conductor propagated it into this item as fact without verifying - the error is mine, not the reviewer’s. Measured: the constitution repo has 0 narrow</w:t>
+      </w:r>
+      <w:r>
+        <w:t xml:space="preserve"> </w:t>
+      </w:r>
+      <w:r>
+        <w:rPr>
+          <w:rStyle w:val="VerbatimChar"/>
+        </w:rPr>
+        <w:t xml:space="preserve">with suppress(X)</w:t>
+      </w:r>
+      <w:r>
+        <w:t xml:space="preserve"> </w:t>
+      </w:r>
+      <w:r>
+        <w:t xml:space="preserve">sites; boba first-party has exactly 1 (a suppress(OSError)). The nearest corpus match is 35 narrow</w:t>
+      </w:r>
+      <w:r>
+        <w:t xml:space="preserve"> </w:t>
+      </w:r>
+      <w:r>
+        <w:rPr>
+          <w:rStyle w:val="VerbatimChar"/>
+        </w:rPr>
+        <w:t xml:space="preserve">except X: pass</w:t>
+      </w:r>
+      <w:r>
+        <w:t xml:space="preserve"> </w:t>
+      </w:r>
+      <w:r>
+        <w:t xml:space="preserve">handlers in boba first-party - a DIFFERENT construct - and their class census (OSError x7, ImportError x7, BrokenPipeError x3, RuntimeError x3, ValueError x2, FileNotFoundError x2, IndexError x2, SystemExit x2) contradicts</w:t>
+      </w:r>
+      <w:r>
+        <w:t xml:space="preserve"> </w:t>
+      </w:r>
+      <w:r>
+        <w:t xml:space="preserve">‘every one idiomatic’</w:t>
+      </w:r>
+      <w:r>
+        <w:t xml:space="preserve">: a bare</w:t>
+      </w:r>
+      <w:r>
+        <w:t xml:space="preserve"> </w:t>
+      </w:r>
+      <w:r>
+        <w:rPr>
+          <w:rStyle w:val="VerbatimChar"/>
+        </w:rPr>
+        <w:t xml:space="preserve">SystemExit: pass</w:t>
+      </w:r>
+      <w:r>
+        <w:t xml:space="preserve"> </w:t>
+      </w:r>
+      <w:r>
+        <w:t xml:space="preserve">is not a benign tolerance. The two populations must not be conflated, and the distinction is the whole substance of this item. The false-positive-storm argument therefore rests on the 35 narrow except-handlers, not on 37 suppress sites, and its strength should be re-judged on that basis, which under 11.4.201(1) is a FAIL-bluff of equal severity to the gap it would close, and worse in practice because it trains readers to ignore the gate. The subagent recorded the asymmetry in the gate header as a known gap rather than shipping the storm. That was the right call, and is why this is a separate tracked item rather than an unfinished one.</w:t>
+      </w:r>
+    </w:p>
+    <w:p>
+      <w:pPr>
+        <w:pStyle w:val="BodyText"/>
+      </w:pPr>
+      <w:r>
+        <w:t xml:space="preserve">THE DECISION IS THE OPERATOR’S, mirroring BOB-195 itself: (a) accept the asymmetry permanently, with the gate header stating it so no reader mistakes the count for a census; (b) flag narrow suppress ONLY when combined with an irreversible capability (delete / truncate / kill), catching the shape that actually matters and leaving the 37 idiomatic sites quiet; (c) flag all narrow suppress and absorb the 37 via a justified exemption list like the LAN-route guard uses.</w:t>
+      </w:r>
+    </w:p>
+    <w:p>
+      <w:pPr>
+        <w:pStyle w:val="BodyText"/>
+      </w:pPr>
+      <w:r>
+        <w:t xml:space="preserve">RELATED FACT worth carrying: the five newly-visible production sites in download-proxy/src/merge_service/search.py (1294, 1303, 1322, 1329, 1333) wrap proc.kill / os.killpg / proc.wait in the BOB-126 cleanup path. The conductor verified the 11.4.263 pgid guard IS present and correct at both killpg sites - _pid and _pgid each checked isinstance(int) and &gt; 1 before the syscall, with the BOB-126 forensic reasoning inline - so those sites are true-by-the-scanner’s-definition but SAFE in fact, and want a justified exemption entry rather than a code change.</w:t>
+      </w:r>
+    </w:p>
+    <w:bookmarkEnd w:id="72"/>
+    <w:bookmarkStart w:id="73" w:name="Xad90bd477b429068d98dc58c2c693c157e60e39"/>
+    <w:p>
+      <w:pPr>
+        <w:pStyle w:val="Heading2"/>
+      </w:pPr>
+      <w:r>
+        <w:t xml:space="preserve">BOB-200 — cm_dangerous_combination_fail_closed gate reads a dead find(1) as a topology SKIP (exit 0) instead of failing closed</w:t>
+      </w:r>
+    </w:p>
+    <w:p>
+      <w:pPr>
+        <w:pStyle w:val="FirstParagraph"/>
+      </w:pPr>
+      <w:r>
+        <w:rPr>
+          <w:b/>
+          <w:bCs/>
+        </w:rPr>
+        <w:t xml:space="preserve">Status:</w:t>
+      </w:r>
+      <w:r>
+        <w:t xml:space="preserve"> </w:t>
+      </w:r>
+      <w:r>
+        <w:t xml:space="preserve">Queued</w:t>
+      </w:r>
+      <w:r>
+        <w:t xml:space="preserve"> </w:t>
+      </w:r>
+      <w:r>
+        <w:rPr>
+          <w:b/>
+          <w:bCs/>
+        </w:rPr>
+        <w:t xml:space="preserve">Type:</w:t>
+      </w:r>
+      <w:r>
+        <w:t xml:space="preserve"> </w:t>
+      </w:r>
+      <w:r>
+        <w:t xml:space="preserve">Bug</w:t>
+      </w:r>
       <w:r>
         <w:t xml:space="preserve"> </w:t>
       </w:r>
@@ -9615,55 +10895,103 @@
       <w:r>
         <w:t xml:space="preserve">Medium</w:t>
       </w:r>
-      <w:r>
-        <w:t xml:space="preserve"> </w:t>
-      </w:r>
-      <w:r>
-        <w:rPr>
-          <w:b/>
-          <w:bCs/>
-        </w:rPr>
-        <w:t xml:space="preserve">Created-By:</w:t>
-      </w:r>
-      <w:r>
-        <w:t xml:space="preserve"> </w:t>
-      </w:r>
-      <w:r>
-        <w:t xml:space="preserve">Claude</w:t>
-      </w:r>
-      <w:r>
-        <w:t xml:space="preserve"> </w:t>
-      </w:r>
-      <w:r>
-        <w:rPr>
-          <w:b/>
-          <w:bCs/>
-        </w:rPr>
-        <w:t xml:space="preserve">Assigned-To:</w:t>
-      </w:r>
-      <w:r>
-        <w:t xml:space="preserve"> </w:t>
-      </w:r>
-      <w:r>
-        <w:t xml:space="preserve">Claude</w:t>
-      </w:r>
-    </w:p>
-    <w:p>
-      <w:pPr>
-        <w:pStyle w:val="BodyText"/>
-      </w:pPr>
-      <w:r>
-        <w:t xml:space="preserve">Three icon-glyph controls (.bridge-retry, .theme-toggle, .caret) render text made of non-BMP code points. axe-core declines to decide their contrast, reporting them under the incomplete channel with messageKey nonBmp and resolving NEITHER fgColor NOR bgColor, so the Python recomputation in docs/qa/BOB-164/axe_contrast_scan.py cannot decide either: 40 such nodes across 16 palette x mode combinations. BOB-164 round 2 stopped them being scored as silent passes by naming them GLYPH_UNMEASURED, printing them on every run and fencing them, so any NEW unmeasured glyph node blocks. What remains genuinely unproven is their contrast itself: as non-text user-interface components they owe 3:1 under WCAG SC 1.4.11, and no oracle in this repo measures that today. Acceptance: a measurement path that resolves the effective foreground and backdrop for glyph controls (for example reading getComputedStyle colour against the composited backdrop, or replacing the glyphs with inline SVG carrying explicit fill tokens), each of the three controls shown to clear 3:1 in all 16 palette x mode combinations, and the GLYPH_UNMEASURED fence shrunk by exactly the nodes then proven.</w:t>
-      </w:r>
-    </w:p>
-    <w:bookmarkEnd w:id="63"/>
-    <w:bookmarkStart w:id="64" w:name="Xfc4e58e0a20fd56304009e1be94b2adbaae4a6a"/>
+    </w:p>
+    <w:p>
+      <w:pPr>
+        <w:pStyle w:val="BodyText"/>
+      </w:pPr>
+      <w:r>
+        <w:t xml:space="preserve">WHAT: scripts/gates/cm_dangerous_combination_fail_closed.sh builds its scan file list with find(1). If find itself DIES (permission error, resource exhaustion, interrupted), the gate receives an EMPTY file list and interprets that as</w:t>
+      </w:r>
+      <w:r>
+        <w:t xml:space="preserve"> </w:t>
+      </w:r>
+      <w:r>
+        <w:t xml:space="preserve">‘no files in scope’</w:t>
+      </w:r>
+      <w:r>
+        <w:t xml:space="preserve"> </w:t>
+      </w:r>
+      <w:r>
+        <w:t xml:space="preserve">-&gt; honest topology SKIP -&gt; exit 0. The failure IS loud on stderr but SILENT in the exit code, so any caller gating on exit status reads a dead instrument as a clean corpus.</w:t>
+      </w:r>
+    </w:p>
+    <w:p>
+      <w:pPr>
+        <w:pStyle w:val="BodyText"/>
+      </w:pPr>
+      <w:r>
+        <w:t xml:space="preserve">WHY IT MATTERS: this is a textbook 11.4.201(6) FALSE-NULL – a blind instrument and a clean artifact return the identical quiet zero. It is also a 11.4.252 fail-OPEN on exactly the</w:t>
+      </w:r>
+      <w:r>
+        <w:t xml:space="preserve"> </w:t>
+      </w:r>
+      <w:r>
+        <w:t xml:space="preserve">‘cannot enumerate the corpus’</w:t>
+      </w:r>
+      <w:r>
+        <w:t xml:space="preserve"> </w:t>
+      </w:r>
+      <w:r>
+        <w:t xml:space="preserve">condition where the gate’s own stated discipline is to fail CLOSED. A gate that cannot see must refuse, not pass.</w:t>
+      </w:r>
+    </w:p>
+    <w:p>
+      <w:pPr>
+        <w:pStyle w:val="BodyText"/>
+      </w:pPr>
+      <w:r>
+        <w:t xml:space="preserve">AFFECTED SCOPE: constitution/scripts/gates/cm_dangerous_combination_fail_closed.sh (the find invocation and the empty-list branch). PRE-EXISTING – NOT introduced by the BOB-195 change; found by the independent round-2 reviewer while reviewing that change and explicitly scoped OUT of its remediation.</w:t>
+      </w:r>
+    </w:p>
+    <w:p>
+      <w:pPr>
+        <w:pStyle w:val="BodyText"/>
+      </w:pPr>
+      <w:r>
+        <w:t xml:space="preserve">REPRODUCTION: make find(1) fail during the gate run (unreadable scan root, or a find stub returning non-zero with empty stdout) and observe the gate exit 0 with a topology-SKIP message, indistinguishable from a genuinely empty corpus.</w:t>
+      </w:r>
+    </w:p>
+    <w:p>
+      <w:pPr>
+        <w:pStyle w:val="BodyText"/>
+      </w:pPr>
+      <w:r>
+        <w:t xml:space="preserve">ACCEPTANCE: (1) the gate distinguishes</w:t>
+      </w:r>
+      <w:r>
+        <w:t xml:space="preserve"> </w:t>
+      </w:r>
+      <w:r>
+        <w:t xml:space="preserve">‘find succeeded and found zero files’</w:t>
+      </w:r>
+      <w:r>
+        <w:t xml:space="preserve"> </w:t>
+      </w:r>
+      <w:r>
+        <w:t xml:space="preserve">from</w:t>
+      </w:r>
+      <w:r>
+        <w:t xml:space="preserve"> </w:t>
+      </w:r>
+      <w:r>
+        <w:t xml:space="preserve">‘find failed’</w:t>
+      </w:r>
+      <w:r>
+        <w:t xml:space="preserve"> </w:t>
+      </w:r>
+      <w:r>
+        <w:t xml:space="preserve">– check find’s exit status, not only its output; (2) a failed enumeration is a FINDING (non-zero exit) naming the unresolved precondition, never a SKIP; (3) a genuinely empty scan root still SKIPs honestly at exit 0 – the 11.4.201(1) golden-FALSE guard, so the fix does not become a false-positive refusal; (4) paired 1.1 mutation: restore the swallow-find-failure behaviour and the new fixture MUST fail.</w:t>
+      </w:r>
+    </w:p>
+    <w:bookmarkEnd w:id="73"/>
+    <w:bookmarkStart w:id="74" w:name="X0a11ad4ef084ae583354444a7004378388ce69a"/>
     <w:p>
       <w:pPr>
         <w:pStyle w:val="Heading2"/>
       </w:pPr>
       <w:r>
-        <w:t xml:space="preserve">BOB-185 — Rendered-DOM contrast oracle cannot see data-driven nodes, leaving badge and status pills arithmetic-only</w:t>
+        <w:t xml:space="preserve">BOB-211 — LATENT + OPERATOR-GATED: on a uid-flattening mount whose uid is not the operator, chown fails EPERM with no fstype-aware diagnosis, and fmask/dmask silently defeat the preserve_mode 600 contract</w:t>
       </w:r>
     </w:p>
     <w:p>
@@ -9697,7 +11025,7 @@
         <w:t xml:space="preserve"> </w:t>
       </w:r>
       <w:r>
-        <w:t xml:space="preserve">Task</w:t>
+        <w:t xml:space="preserve">Bug</w:t>
       </w:r>
       <w:r>
         <w:t xml:space="preserve"> </w:t>
@@ -9713,2218 +11041,80 @@
         <w:t xml:space="preserve"> </w:t>
       </w:r>
       <w:r>
-        <w:t xml:space="preserve">Medium</w:t>
-      </w:r>
-      <w:r>
-        <w:t xml:space="preserve"> </w:t>
-      </w:r>
-      <w:r>
-        <w:rPr>
-          <w:b/>
-          <w:bCs/>
-        </w:rPr>
-        <w:t xml:space="preserve">Created-By:</w:t>
-      </w:r>
-      <w:r>
-        <w:t xml:space="preserve"> </w:t>
-      </w:r>
-      <w:r>
-        <w:t xml:space="preserve">Claude</w:t>
-      </w:r>
-      <w:r>
-        <w:t xml:space="preserve"> </w:t>
-      </w:r>
-      <w:r>
-        <w:rPr>
-          <w:b/>
-          <w:bCs/>
-        </w:rPr>
-        <w:t xml:space="preserve">Assigned-To:</w:t>
-      </w:r>
-      <w:r>
-        <w:t xml:space="preserve"> </w:t>
-      </w:r>
-      <w:r>
-        <w:t xml:space="preserve">Claude</w:t>
-      </w:r>
-    </w:p>
-    <w:p>
-      <w:pPr>
-        <w:pStyle w:val="BodyText"/>
-      </w:pPr>
-      <w:r>
-        <w:t xml:space="preserve">docs/qa/BOB-164/axe_contrast_scan.py scans a static dist with no backend, so every node whose existence depends on fetched data is absent from the page it measures: the results table renders empty, so .type-badge and .quality-badge never appear, and the hooks list renders empty, so .status pills never appear. That is precisely why the BOB-164 round-1 regression went unseen in a rendered DOM even though it was scanned in all 16 themes, and it is why round 2 had to close the class in the arithmetic oracle instead. Those nodes are now covered by frontend/src/app/models/style-contrast.spec.ts, which extracts declared foreground-on-fill pairs from the stylesheets, but that is an ARITHMETIC claim about declared colour pairs, not a rendered-pixel one: it cannot see opacity applied by an ancestor, a composited backdrop, or a cascade this repo’s static extractor does not model. Acceptance: the scan drives the dashboard with seeded fixture data (a stub backend, a route fixture, or an injected component harness) so the badge and status nodes are present in the DOM, axe measures them directly, and a control needle proves the rendered oracle sees a seeded sub-floor badge before any clean result from it is believed.</w:t>
-      </w:r>
-    </w:p>
-    <w:bookmarkEnd w:id="64"/>
-    <w:bookmarkStart w:id="65" w:name="X1c75a5e72e0824425970fb9362688446313d342"/>
-    <w:p>
-      <w:pPr>
-        <w:pStyle w:val="Heading2"/>
-      </w:pPr>
-      <w:r>
-        <w:t xml:space="preserve">BOB-187 — ownership_precondition.sh is unfenced: same unreviewed .env-driven scope as the now-fenced repair, still writes probe files at any declared path</w:t>
-      </w:r>
-    </w:p>
-    <w:p>
-      <w:pPr>
-        <w:pStyle w:val="FirstParagraph"/>
-      </w:pPr>
-      <w:r>
-        <w:rPr>
-          <w:b/>
-          <w:bCs/>
-        </w:rPr>
-        <w:t xml:space="preserve">Status:</w:t>
-      </w:r>
-      <w:r>
-        <w:t xml:space="preserve"> </w:t>
-      </w:r>
-      <w:r>
-        <w:t xml:space="preserve">In progress</w:t>
-      </w:r>
-      <w:r>
-        <w:t xml:space="preserve"> </w:t>
-      </w:r>
-      <w:r>
-        <w:rPr>
-          <w:b/>
-          <w:bCs/>
-        </w:rPr>
-        <w:t xml:space="preserve">Type:</w:t>
-      </w:r>
-      <w:r>
-        <w:t xml:space="preserve"> </w:t>
-      </w:r>
-      <w:r>
-        <w:t xml:space="preserve">Bug</w:t>
-      </w:r>
-    </w:p>
-    <w:p>
-      <w:pPr>
-        <w:pStyle w:val="BodyText"/>
-      </w:pPr>
-      <w:r>
-        <w:t xml:space="preserve">scripts/ownership_precondition.sh consumes the SAME unreviewed .env-driven scope as ownership_repair.sh and creates probe files inside it, but it is NOT fenced. T028 remediation added ownership_path_fence() to scripts/lib/ownership.sh and wired it into ownership_repair.sh, closing the path-escape class there; the precondition was outside that agents file scope and still accepts whatever config/owned_paths.yaml expands to. Blast radius is lower than a recursive chown (it writes probe files rather than mutating ownership of an existing tree) but the INPUT is identical and equally unreviewed, so the same QBITTORRENT_DATA_DIR value that would have driven a filesystem-wide chown will drive probe-file creation at an arbitrary location. Note the escape is empirically confirmed for the repair path, not merely reasoned: during T028 remediation a probe declaring the verbatim shipped entry with QBITTORRENT_DATA_DIR=/ hung the suite, and ps showed the real artifact executing</w:t>
-      </w:r>
-      <w:r>
-        <w:t xml:space="preserve"> </w:t>
-      </w:r>
-      <w:r>
-        <w:t xml:space="preserve">“find / ( ! -uid 1000 -o ! -gid 1000 ) -printf …”</w:t>
-      </w:r>
-      <w:r>
-        <w:t xml:space="preserve"> </w:t>
-      </w:r>
-      <w:r>
-        <w:t xml:space="preserve">before it was killed by verified pid. Acceptance: ownership_precondition.sh calls the SAME ownership_path_fence() predicate from scripts/lib/ownership.sh (never a second dialect, 11.4.251), refuses fail-closed on a rejected entry, and ships a paired 1.1 mutation proving the refusal fires PLUS a negative control proving the six live shipped entries still ACCEPT so the fix is not a 11.4.201(1) false-positive refusal. Discovered out-of-band during T028 remediation and reported by the agent as needing tracking, so it is also a 11.4.238 coverage escape.</w:t>
-      </w:r>
-    </w:p>
-    <w:bookmarkEnd w:id="65"/>
-    <w:bookmarkStart w:id="66" w:name="Xcd92acb8ba4b4689af31774f9ab753524fb4a5b"/>
-    <w:p>
-      <w:pPr>
-        <w:pStyle w:val="Heading2"/>
-      </w:pPr>
-      <w:r>
-        <w:t xml:space="preserve">BOB-188 — Gate invariant 17 runs a STALE TRACKED binary that structurally cannot see the violations it exists to catch</w:t>
-      </w:r>
-    </w:p>
-    <w:p>
-      <w:pPr>
-        <w:pStyle w:val="FirstParagraph"/>
-      </w:pPr>
-      <w:r>
-        <w:rPr>
-          <w:b/>
-          <w:bCs/>
-        </w:rPr>
-        <w:t xml:space="preserve">Status:</w:t>
-      </w:r>
-      <w:r>
-        <w:t xml:space="preserve"> </w:t>
-      </w:r>
-      <w:r>
-        <w:t xml:space="preserve">In progress</w:t>
-      </w:r>
-      <w:r>
-        <w:t xml:space="preserve"> </w:t>
-      </w:r>
-      <w:r>
-        <w:rPr>
-          <w:b/>
-          <w:bCs/>
-        </w:rPr>
-        <w:t xml:space="preserve">Type:</w:t>
-      </w:r>
-      <w:r>
-        <w:t xml:space="preserve"> </w:t>
-      </w:r>
-      <w:r>
-        <w:t xml:space="preserve">Bug</w:t>
-      </w:r>
-    </w:p>
-    <w:p>
-      <w:pPr>
-        <w:pStyle w:val="BodyText"/>
-      </w:pPr>
-      <w:r>
-        <w:rPr>
-          <w:b/>
-          <w:bCs/>
-        </w:rPr>
-        <w:t xml:space="preserve">OPERATOR DECISION (2026-08-26, §11.4.66 interactive clarification): UNTRACK THE BINARY — BUILD ON DEMAND</w:t>
-      </w:r>
-    </w:p>
-    <w:p>
-      <w:pPr>
-        <w:pStyle w:val="BodyText"/>
-      </w:pPr>
-      <w:r>
-        <w:t xml:space="preserve">§11.4.30 answer, recorded as consumer DATA: the compiled</w:t>
-      </w:r>
-      <w:r>
-        <w:t xml:space="preserve"> </w:t>
-      </w:r>
-      <w:r>
-        <w:rPr>
-          <w:rStyle w:val="VerbatimChar"/>
-        </w:rPr>
-        <w:t xml:space="preserve">workable-items</w:t>
-      </w:r>
-      <w:r>
-        <w:t xml:space="preserve"> </w:t>
-      </w:r>
-      <w:r>
-        <w:t xml:space="preserve">binary is NOT to be git-tracked.</w:t>
-      </w:r>
-      <w:r>
-        <w:t xml:space="preserve"> </w:t>
-      </w:r>
-      <w:r>
-        <w:t xml:space="preserve">‘Any build derivate which we can recreate by executing proper mechanism for generating MUST NOT be versioned’</w:t>
-      </w:r>
-      <w:r>
-        <w:t xml:space="preserve"> </w:t>
-      </w:r>
-      <w:r>
-        <w:t xml:space="preserve">applies without exception here. Keeping it tracked with only the invariant-52 fingerprint gate, and keeping it tracked with a commit-time rebuild, were both offered and NOT chosen. REQUIRED END STATE: the gate builds from source, or REFUSES HONESTLY when the Go toolchain is absent (§11.4.201(11) — probe the artifact through its real invocation path, never fake a pass, never silently fall back to a stale binary). Staleness becomes structurally impossible rather than merely detected. ACCEPTED COST: a fresh clone needs a Go toolchain before invariant 17 can run — already true for the qBitTorrent-go backend, so this adds no new host requirement. The invariant-52 fingerprint gate remains useful as defence-in-depth for as long as any binary exists on disk.</w:t>
-      </w:r>
-    </w:p>
-    <w:p>
-      <w:pPr>
-        <w:pStyle w:val="BodyText"/>
-      </w:pPr>
-      <w:r>
-        <w:t xml:space="preserve">This answer is recorded as consumer DATA per §11.4.35 — it is the operator’s stated choice, not an agent inference, and supersedes any prior agent-chosen default on this question. Options not chosen are named above so a future reader does not re-litigate a settled call (§11.4.112(5) bounded-verdict discipline applied to decisions).</w:t>
-      </w:r>
-    </w:p>
-    <w:p>
-      <w:pPr>
-        <w:pStyle w:val="BodyText"/>
-      </w:pPr>
-      <w:r>
-        <w:t xml:space="preserve">— prior item text follows —</w:t>
-      </w:r>
-    </w:p>
-    <w:p>
-      <w:pPr>
-        <w:pStyle w:val="BodyText"/>
-      </w:pPr>
-      <w:r>
-        <w:t xml:space="preserve">pre_build_verification.sh invariant 17 (CM-WORKABLE-ITEMS-VALIDATE) resolves its binary through the candidate loop at :534, whose FIRST entry is constitution/scripts/workable-items/bin/workable-items. That file is GIT-TRACKED (md5 17644a248363, identical to bin/workable-items-linux) and executable, so it WINS resolution over the current untracked sibling constitution/scripts/workable-items/workable-items (md5 43376a6d0184). The tracked binary is STALE: it does not contain the guards its own source now has.</w:t>
-      </w:r>
-    </w:p>
-    <w:p>
-      <w:pPr>
-        <w:pStyle w:val="BodyText"/>
-      </w:pPr>
-      <w:r>
-        <w:t xml:space="preserve">MEASURED, needle-proven, 2026-08-25. String presence in the tracked binary:</w:t>
-      </w:r>
-      <w:r>
-        <w:t xml:space="preserve"> </w:t>
-      </w:r>
-      <w:r>
-        <w:t xml:space="preserve">“refusing to set terminal status”</w:t>
-      </w:r>
-      <w:r>
-        <w:t xml:space="preserve"> </w:t>
-      </w:r>
-      <w:r>
-        <w:t xml:space="preserve">-&gt; 0;</w:t>
-      </w:r>
-      <w:r>
-        <w:t xml:space="preserve"> </w:t>
-      </w:r>
-      <w:r>
-        <w:t xml:space="preserve">“Issues-location item has TERMINAL status”</w:t>
-      </w:r>
-      <w:r>
-        <w:t xml:space="preserve"> </w:t>
-      </w:r>
-      <w:r>
-        <w:t xml:space="preserve">-&gt; 0; control needle from the SAME updateCmd,</w:t>
-      </w:r>
-      <w:r>
-        <w:t xml:space="preserve"> </w:t>
-      </w:r>
-      <w:r>
-        <w:t xml:space="preserve">“at least one mutable field flag is required”</w:t>
-      </w:r>
-      <w:r>
-        <w:t xml:space="preserve"> </w:t>
-      </w:r>
-      <w:r>
-        <w:t xml:space="preserve">-&gt; 2 (so the instrument sees through that path and the zeros are real absences, not a blind read). The untracked sibling returns 1 / 1 / 2 for the same three queries. A check whose message string is absent from the binary cannot fire.</w:t>
-      </w:r>
-    </w:p>
-    <w:p>
-      <w:pPr>
-        <w:pStyle w:val="BodyText"/>
-      </w:pPr>
-      <w:r>
-        <w:t xml:space="preserve">RUNTIME PROOF: the same injected violation (a row set to terminal status while current_location=Issues) run through both binaries -&gt; stale reports 1 violation (only the body_md desync class), current reports 2 including the location-status class verbatim. This is exactly why the ten BOB-166 rows (BOB-087/129/131/144/145/146/148/153/155/157) survived undetected: the gate that was supposed to catch them was running a binary structurally incapable of seeing them.</w:t>
-      </w:r>
-    </w:p>
-    <w:p>
-      <w:pPr>
-        <w:pStyle w:val="BodyText"/>
-      </w:pPr>
-      <w:r>
-        <w:t xml:space="preserve">The 11.4.108 SOURCE-&gt;ARTIFACT gap: source correct, artifact stale, every gate reading the artifact reports green. This is the THIRD instance of that class found in one session, alongside BOB-169 (a charset gate that never opened a file) and BOB-183 (a served bundle five days older than its sources).</w:t>
-      </w:r>
-    </w:p>
-    <w:p>
-      <w:pPr>
-        <w:pStyle w:val="BodyText"/>
-      </w:pPr>
-      <w:r>
-        <w:t xml:space="preserve">COMPOUNDING: the comment at :519-523 directly above the loop asserts</w:t>
-      </w:r>
-      <w:r>
-        <w:t xml:space="preserve"> </w:t>
-      </w:r>
-      <w:r>
-        <w:t xml:space="preserve">“The naive bin/workable-items path never existed in this checkout (bin/ is a gitignored local build-output dir nothing ever populated)”</w:t>
-      </w:r>
-      <w:r>
-        <w:t xml:space="preserve">. That statement is now FALSE - bin/ holds two tracked binaries. A stale comment asserting the absence of the very file that now shadows resolution is how this stayed invisible.</w:t>
-      </w:r>
-    </w:p>
-    <w:p>
-      <w:pPr>
-        <w:pStyle w:val="BodyText"/>
-      </w:pPr>
-      <w:r>
-        <w:t xml:space="preserve">Also an 11.4.30 question the operator owns: bin/workable-items and bin/workable-items-linux are VERSIONED BUILD ARTIFACTS in a constitution submodule that is inherited by reference by every consumer, so every consumer inherits whichever binary was last committed. Flagged independently by two separate agents this session.</w:t>
-      </w:r>
-    </w:p>
-    <w:p>
-      <w:pPr>
-        <w:pStyle w:val="BodyText"/>
-      </w:pPr>
-      <w:r>
-        <w:t xml:space="preserve">ACCEPTANCE: (a) resolution must never prefer a stale artifact over a current one - either the tracked binaries are removed and resolution falls through to build-on-demand, or a freshness check refuses a binary older than its sources (see the BOB-183 fingerprint gate for a working pattern); (b) the false comment at :519-523 corrected; (c) a paired 1.1 mutation proving the new refusal fires, plus a negative control proving a genuinely fresh binary still passes so the fix is not an 11.4.201(1) false-positive refusal; (d) the 11.4.30 tracked-binary decision recorded as operator DATA. Discovered out-of-band during BOB-166 remediation - a 11.4.238 coverage escape in its own right.</w:t>
-      </w:r>
-    </w:p>
-    <w:bookmarkEnd w:id="66"/>
-    <w:bookmarkStart w:id="67" w:name="X06cd7e6960292c84b4e50a29b892446587b19eb"/>
-    <w:p>
-      <w:pPr>
-        <w:pStyle w:val="Heading2"/>
-      </w:pPr>
-      <w:r>
-        <w:t xml:space="preserve">BOB-189 — CM-NO-FAIL-OPEN-SKIP scanner flags fail-CLOSED SSRF guards as fail-open (§11.4.201(1) FAIL-bluff in our own gate)</w:t>
-      </w:r>
-    </w:p>
-    <w:p>
-      <w:pPr>
-        <w:pStyle w:val="FirstParagraph"/>
-      </w:pPr>
-      <w:r>
-        <w:rPr>
-          <w:b/>
-          <w:bCs/>
-        </w:rPr>
-        <w:t xml:space="preserve">Status:</w:t>
-      </w:r>
-      <w:r>
-        <w:t xml:space="preserve"> </w:t>
-      </w:r>
-      <w:r>
-        <w:t xml:space="preserve">Queued</w:t>
-      </w:r>
-      <w:r>
-        <w:t xml:space="preserve"> </w:t>
-      </w:r>
-      <w:r>
-        <w:rPr>
-          <w:b/>
-          <w:bCs/>
-        </w:rPr>
-        <w:t xml:space="preserve">Type:</w:t>
-      </w:r>
-      <w:r>
-        <w:t xml:space="preserve"> </w:t>
-      </w:r>
-      <w:r>
-        <w:t xml:space="preserve">Bug</w:t>
-      </w:r>
-    </w:p>
-    <w:p>
-      <w:pPr>
-        <w:pStyle w:val="BodyText"/>
-      </w:pPr>
-      <w:r>
-        <w:t xml:space="preserve">WHAT: the fail-open scanner’s shape-(A2) heuristic cannot distinguish</w:t>
-      </w:r>
-      <w:r>
-        <w:t xml:space="preserve"> </w:t>
-      </w:r>
-      <w:r>
-        <w:t xml:space="preserve">‘return False’</w:t>
-      </w:r>
-      <w:r>
-        <w:t xml:space="preserve"> </w:t>
-      </w:r>
-      <w:r>
-        <w:t xml:space="preserve">meaning PROCEED-AS-IF-FINE from</w:t>
-      </w:r>
-      <w:r>
-        <w:t xml:space="preserve"> </w:t>
-      </w:r>
-      <w:r>
-        <w:t xml:space="preserve">‘return False’</w:t>
-      </w:r>
-      <w:r>
-        <w:t xml:space="preserve"> </w:t>
-      </w:r>
-      <w:r>
-        <w:t xml:space="preserve">meaning REFUSE. It flags six textbook fail-CLOSED guards as fail-open defects: _is_safe_fetch_url (x3), _qbit_add_succeeded (x2), and the hooks path-boundary guard. INDEPENDENTLY VERIFIED 2026-08-25 by the conductor rather than taken on the triage agent’s word: download-proxy/src/api/routes.py:1122 defines _is_safe_fetch_url returning bool, and its only call site at :1476 reads ’if not _is_safe_fetch_url(url): logger.warning(Refusing SSRF-unsafe download URL (non-public target); skipping); continue’ - a False return REFUSES the URL. WHY THIS MATTERS: per §11.4.201(1) a false-positive refusal is a FAIL-bluff of equal severity to a false-negative pass, and here the consequence is worse than noise - acting on the finding would mean making the SSRF guard stop returning False, i.e. deleting an SSRF protection to satisfy a gate. A gate that instructs you to remove a security control is actively dangerous, not merely imprecise. REPRO: run the fail-open scan; observe six hits; read each call site. ACCEPTANCE: the scanner distinguishes refuse-shaped from proceed-shaped False returns (call-site-aware, or an audited waiver list with per-entry justification), the six drop out, AND a golden-FALSE fixture containing a real fail-closed guard is added so the discrimination is itself falsifiable per §1.1.</w:t>
-      </w:r>
-    </w:p>
-    <w:bookmarkEnd w:id="67"/>
-    <w:bookmarkStart w:id="68" w:name="Xc0ca9ee9a44c887f18fe9c4513414cd28bccb41"/>
-    <w:p>
-      <w:pPr>
-        <w:pStyle w:val="Heading2"/>
-      </w:pPr>
-      <w:r>
-        <w:t xml:space="preserve">BOB-191 — Fail-open scanner is a MATCHER hole blind to 5 enumerated languages (Go/Rust/Ruby/C/…) — enumerated-but-unanalysable prints PASS instead of SKIP (§11.4.201(6))</w:t>
-      </w:r>
-    </w:p>
-    <w:p>
-      <w:pPr>
-        <w:pStyle w:val="FirstParagraph"/>
-      </w:pPr>
-      <w:r>
-        <w:rPr>
-          <w:b/>
-          <w:bCs/>
-        </w:rPr>
-        <w:t xml:space="preserve">Status:</w:t>
-      </w:r>
-      <w:r>
-        <w:t xml:space="preserve"> </w:t>
-      </w:r>
-      <w:r>
-        <w:t xml:space="preserve">Queued</w:t>
-      </w:r>
-      <w:r>
-        <w:t xml:space="preserve"> </w:t>
-      </w:r>
-      <w:r>
-        <w:rPr>
-          <w:b/>
-          <w:bCs/>
-        </w:rPr>
-        <w:t xml:space="preserve">Type:</w:t>
-      </w:r>
-      <w:r>
-        <w:t xml:space="preserve"> </w:t>
-      </w:r>
-      <w:r>
-        <w:t xml:space="preserve">Bug</w:t>
-      </w:r>
-    </w:p>
-    <w:p>
-      <w:pPr>
-        <w:pStyle w:val="BodyText"/>
-      </w:pPr>
-      <w:r>
-        <w:t xml:space="preserve">WHAT: the §11.4.252 fail-open scan reports 0 hits for qBitTorrent-go, and that zero is NOT evidence. The triage agent ran control needles through the scanner’s own path per §11.4.201(7)(b): a Python</w:t>
-      </w:r>
-      <w:r>
-        <w:t xml:space="preserve"> </w:t>
-      </w:r>
-      <w:r>
-        <w:t xml:space="preserve">‘except Exception: pass’</w:t>
-      </w:r>
-      <w:r>
-        <w:t xml:space="preserve"> </w:t>
-      </w:r>
-      <w:r>
-        <w:t xml:space="preserve">needle was SEEN, a TypeScript</w:t>
-      </w:r>
-      <w:r>
-        <w:t xml:space="preserve"> </w:t>
-      </w:r>
-      <w:r>
-        <w:t xml:space="preserve">‘catch (e) {}’</w:t>
-      </w:r>
-      <w:r>
-        <w:t xml:space="preserve"> </w:t>
-      </w:r>
-      <w:r>
-        <w:t xml:space="preserve">needle was SEEN (so frontend/src’s zero IS a real zero), but a Go empty-</w:t>
-      </w:r>
-      <w:r>
-        <w:t xml:space="preserve">‘if err != nil {}’</w:t>
-      </w:r>
-      <w:r>
-        <w:t xml:space="preserve"> </w:t>
-      </w:r>
-      <w:r>
-        <w:t xml:space="preserve">needle was NOT SEEN. An instrument that cannot see the idiom returns the same quiet zero as a clean tree, and only one of those is honest. DISTINCT FROM BOB-189, deliberately not merged with it per §11.4.214: BOB-189 is a false MATCH (fail-closed guards reported as fail-open); this is a false NULL (an entire language unscanned). Same scanner, opposite failure directions, different fixes - merging them would hide one behind the other. IMPACT: Go is the language of qbittorrent-proxy-go and boba-jackett (port 7189, which owns encrypted tracker credentials), so the unscanned surface is exactly where §11.4.252’s credential-plus-mutation combination is most likely. Nobody has assessed it; the dashboard says clean. ACCEPTANCE: the scanner grows a Go arm covering the empty-err-block and swallowed-error idioms, its needle is SEEN through the real path, qBitTorrent-go’s result is re-derived, and every finding is triaged as this Python/TS pass was. Until then qBitTorrent-go’s fail-open posture is UNKNOWN and must be reported as UNKNOWN, never as 0.</w:t>
-      </w:r>
-    </w:p>
-    <w:bookmarkEnd w:id="68"/>
-    <w:bookmarkStart w:id="69" w:name="Xcbb65803fa4353036c53c7c47477db14ee6e83b"/>
-    <w:p>
-      <w:pPr>
-        <w:pStyle w:val="Heading2"/>
-      </w:pPr>
-      <w:r>
-        <w:t xml:space="preserve">BOB-192 — Remediate the 6 ratcheted CM-NO-FAIL-OPEN-SKIP findings — each needs a live-stack-verified classify-or-fail rewrite</w:t>
-      </w:r>
-    </w:p>
-    <w:p>
-      <w:pPr>
-        <w:pStyle w:val="FirstParagraph"/>
-      </w:pPr>
-      <w:r>
-        <w:rPr>
-          <w:b/>
-          <w:bCs/>
-        </w:rPr>
-        <w:t xml:space="preserve">Status:</w:t>
-      </w:r>
-      <w:r>
-        <w:t xml:space="preserve"> </w:t>
-      </w:r>
-      <w:r>
-        <w:t xml:space="preserve">Queued</w:t>
-      </w:r>
-      <w:r>
-        <w:t xml:space="preserve"> </w:t>
-      </w:r>
-      <w:r>
-        <w:rPr>
-          <w:b/>
-          <w:bCs/>
-        </w:rPr>
-        <w:t xml:space="preserve">Type:</w:t>
-      </w:r>
-      <w:r>
-        <w:t xml:space="preserve"> </w:t>
-      </w:r>
-      <w:r>
-        <w:t xml:space="preserve">Task</w:t>
-      </w:r>
-    </w:p>
-    <w:p>
-      <w:pPr>
-        <w:pStyle w:val="BodyText"/>
-      </w:pPr>
-      <w:r>
-        <w:t xml:space="preserve">WHAT: the BOB-161 gate lands with 6 real fail-open skips RATCHETED rather than fixed. Ratcheting is the constitution’s named brownfield default (§11.4.135/§11.4.224(E)) and this repo’s own precedent, so the choice is correct - but the remediation it defers is real work that must be owned somewhere. WHY THIS ITEM EXISTS: the gate’s own header asserted the 6 were</w:t>
-      </w:r>
-      <w:r>
-        <w:t xml:space="preserve"> </w:t>
-      </w:r>
-      <w:r>
-        <w:t xml:space="preserve">‘TRACKED SEPARATELY (§11.4.197)’</w:t>
-      </w:r>
-      <w:r>
-        <w:t xml:space="preserve"> </w:t>
-      </w:r>
-      <w:r>
-        <w:t xml:space="preserve">while no tracker row existed. The §11.4.209 independent review verified the absence and raised it as IMPORTANT-5, noting that without a row those findings are precisely the parked-unverified debt class §11.4.226(4) names - the population an operator samples and finds broken. A prose claim of being tracked is not tracking. WHAT EACH NEEDS: a skip that fires on evidence the host ANSWERED must either classify the response and FAIL on it, or take a §11.4.69 reason that is honestly derivable from the environment rather than from the response - verified against the live stack, not asserted. Two of the six sit under</w:t>
-      </w:r>
-      <w:r>
-        <w:t xml:space="preserve"> </w:t>
-      </w:r>
-      <w:r>
-        <w:t xml:space="preserve">‘# allow-skip:’</w:t>
-      </w:r>
-      <w:r>
-        <w:t xml:space="preserve"> </w:t>
-      </w:r>
-      <w:r>
-        <w:t xml:space="preserve">markers at tests/unit/test_tracker_auth_live.py:105 and :108, which the reviewer confirmed genuinely are fail-open, so that marker must not be treated as absolution. ACCEPTANCE: all 6 remediated with RED-first evidence per §11.4.115, the gate’s BASELINE ratcheted to 0, and the ratchet’s monotone-decreasing property preserved throughout (§11.4.227(A)). NOTE the reviewer’s MINOR-1: a count-baseline absorbs a one-out-one-in swap, so remediation progress must be checked against the finding SET, not only the count.</w:t>
-      </w:r>
-    </w:p>
-    <w:bookmarkEnd w:id="69"/>
-    <w:bookmarkStart w:id="70" w:name="Xc10100f7380538d128b0df1c97d690968b97d37"/>
-    <w:p>
-      <w:pPr>
-        <w:pStyle w:val="Heading2"/>
-      </w:pPr>
-      <w:r>
-        <w:t xml:space="preserve">BOB-194 — Pre-build gates walk .claude/worktrees, so a stale agent worktree can fail the main build (§11.4.201(1))</w:t>
-      </w:r>
-    </w:p>
-    <w:p>
-      <w:pPr>
-        <w:pStyle w:val="FirstParagraph"/>
-      </w:pPr>
-      <w:r>
-        <w:rPr>
-          <w:b/>
-          <w:bCs/>
-        </w:rPr>
-        <w:t xml:space="preserve">Status:</w:t>
-      </w:r>
-      <w:r>
-        <w:t xml:space="preserve"> </w:t>
-      </w:r>
-      <w:r>
-        <w:t xml:space="preserve">In progress</w:t>
-      </w:r>
-      <w:r>
-        <w:t xml:space="preserve"> </w:t>
-      </w:r>
-      <w:r>
-        <w:rPr>
-          <w:b/>
-          <w:bCs/>
-        </w:rPr>
-        <w:t xml:space="preserve">Type:</w:t>
-      </w:r>
-      <w:r>
-        <w:t xml:space="preserve"> </w:t>
-      </w:r>
-      <w:r>
-        <w:t xml:space="preserve">Bug</w:t>
-      </w:r>
-    </w:p>
-    <w:p>
-      <w:pPr>
-        <w:pStyle w:val="BodyText"/>
-      </w:pPr>
-      <w:r>
-        <w:t xml:space="preserve">WHAT: agent worktrees under .claude/worktrees/ are ephemeral copies pinned at arbitrary commits - never built, never shipped, deleted when the agent finishes. Pre-build gates that walk the tree with find(1) from the repo root descend into them anyway. MEASURED INSTANCE (2026-08-25): CM-GO-TOOLCHAIN-MATCHES-BUILDER FAILED the main build with exactly one finding, from .claude/worktrees/agent-afda1df906c537ab4 - a worktree 86 commits behind still carrying</w:t>
-      </w:r>
-      <w:r>
-        <w:t xml:space="preserve"> </w:t>
-      </w:r>
-      <w:r>
-        <w:t xml:space="preserve">‘FROM golang:1.23-alpine’</w:t>
-      </w:r>
-      <w:r>
-        <w:t xml:space="preserve"> </w:t>
-      </w:r>
-      <w:r>
-        <w:t xml:space="preserve">against a go.mod long since at 1.26.2. The main tree was CORRECT throughout. Per §11.4.201(1) a false-positive refusal is a FAIL-bluff of equal severity to a false pass: it blocks real work and teaches people to bypass the gate. FIXED FOR ONE GATE:</w:t>
-      </w:r>
-      <w:r>
-        <w:t xml:space="preserve"> </w:t>
-      </w:r>
-      <w:r>
-        <w:t xml:space="preserve">‘.claude’</w:t>
-      </w:r>
-      <w:r>
-        <w:t xml:space="preserve"> </w:t>
-      </w:r>
-      <w:r>
-        <w:t xml:space="preserve">added to that gate’s PRUNE_DIRS with a deterministic §1.1 pair - a stale mismatch inside .claude/worktrees must NOT fail a healthy tree, the SAME mismatch outside it MUST still fail, so the prune cannot widen into blindness (§11.4.201(6)). Mutation verified: reverting the prune fails 2 checks. SURVEY, measured not inferred: 8 of 13 pre_build gates walk the tree; only the fixed one prunes .claude. Gates using</w:t>
-      </w:r>
-      <w:r>
-        <w:t xml:space="preserve"> </w:t>
-      </w:r>
-      <w:r>
-        <w:t xml:space="preserve">‘git ls-files’</w:t>
-      </w:r>
-      <w:r>
-        <w:t xml:space="preserve"> </w:t>
-      </w:r>
-      <w:r>
-        <w:t xml:space="preserve">are structurally immune - worktrees are untracked. Empirically probed: check_cm_closure_seam_binds, check_cm_killpg_pgid_guard and check_cm_no_production_mutation_residue all rc=0 with ZERO worktree references - clean in practice today. UNMEASURED, not clean: check_cm_test_mock_pid_explicit_int and check_cm_test_mock_pid_patched_when_real_pid were not reached before the probe budget expired. HYPOTHESIS REFUTED, recorded so nobody re-walks it: an earlier revision of this item speculated that check_cm_plugin_count’s 90s timeout was caused by walking worktrees. It is NOT. That gate’s find is scoped to $PLUGINS_DIR (check_cm_plugin_count.sh:224), so worktrees are outside its walk entirely. Its slowness is real - still running past 54s on a re-measure - but has a different, still-unidentified cause and belongs to its own item, not this one. ACCEPTANCE: every tree-walking gate either prunes agent scratch or is proven immune by measurement, each with a paired mutation. NOTE the asymmetry that bounds the risk: a stale worktree can only ADD findings to a security-relevant scan (killpg, mutation-residue), never remove them - so the exposure is false refusal and eroded trust, not a missed defect.</w:t>
-      </w:r>
-    </w:p>
-    <w:bookmarkEnd w:id="70"/>
-    <w:bookmarkStart w:id="71" w:name="X2457d6f4246fec47602999e0cab6230885ba48b"/>
-    <w:p>
-      <w:pPr>
-        <w:pStyle w:val="Heading2"/>
-      </w:pPr>
-      <w:r>
-        <w:t xml:space="preserve">BOB-195 — CM-DANGEROUS-COMBINATION-FAIL-CLOSED cannot see contextlib.suppress, and ruff SIM105 pushes authors into that blind spot</w:t>
-      </w:r>
-    </w:p>
-    <w:p>
-      <w:pPr>
-        <w:pStyle w:val="FirstParagraph"/>
-      </w:pPr>
-      <w:r>
-        <w:rPr>
-          <w:b/>
-          <w:bCs/>
-        </w:rPr>
-        <w:t xml:space="preserve">Status:</w:t>
-      </w:r>
-      <w:r>
-        <w:t xml:space="preserve"> </w:t>
-      </w:r>
-      <w:r>
-        <w:t xml:space="preserve">In progress</w:t>
-      </w:r>
-      <w:r>
-        <w:t xml:space="preserve"> </w:t>
-      </w:r>
-      <w:r>
-        <w:rPr>
-          <w:b/>
-          <w:bCs/>
-        </w:rPr>
-        <w:t xml:space="preserve">Type:</w:t>
-      </w:r>
-      <w:r>
-        <w:t xml:space="preserve"> </w:t>
-      </w:r>
-      <w:r>
-        <w:t xml:space="preserve">Bug</w:t>
-      </w:r>
-    </w:p>
-    <w:p>
-      <w:pPr>
-        <w:pStyle w:val="BodyText"/>
-      </w:pPr>
-      <w:r>
-        <w:rPr>
-          <w:b/>
-          <w:bCs/>
-        </w:rPr>
-        <w:t xml:space="preserve">OPERATOR DECISION (2026-08-26, §11.4.66 interactive clarification): TEACH THE SCANNER With NODES — KEEP SIM105</w:t>
-      </w:r>
-    </w:p>
-    <w:p>
-      <w:pPr>
-        <w:pStyle w:val="BodyText"/>
-      </w:pPr>
-      <w:r>
-        <w:t xml:space="preserve">The §11.4.252 fail-open scanner is FIXED to see</w:t>
-      </w:r>
-      <w:r>
-        <w:t xml:space="preserve"> </w:t>
-      </w:r>
-      <w:r>
-        <w:rPr>
-          <w:rStyle w:val="VerbatimChar"/>
-        </w:rPr>
-        <w:t xml:space="preserve">contextlib.suppress</w:t>
-      </w:r>
-      <w:r>
-        <w:t xml:space="preserve">; ruff’s SIM105 rule STAYS ENABLED in pyproject.toml. Disabling SIM105, and the belt-and-braces both-at-once option, were offered and NOT chosen. Rationale carried with the decision: fixing the gate makes SIM105 harmless, whereas disabling SIM105 alone would leave the gate blind to any suppress written by hand, inherited from a dependency’s style, or already present in the tree. REQUIRED BEHAVIOUR:</w:t>
-      </w:r>
-      <w:r>
-        <w:t xml:space="preserve"> </w:t>
-      </w:r>
-      <w:r>
-        <w:rPr>
-          <w:rStyle w:val="VerbatimChar"/>
-        </w:rPr>
-        <w:t xml:space="preserve">with contextlib.suppress(...)</w:t>
-      </w:r>
-      <w:r>
-        <w:t xml:space="preserve"> </w:t>
-      </w:r>
-      <w:r>
-        <w:t xml:space="preserve">and</w:t>
-      </w:r>
-      <w:r>
-        <w:t xml:space="preserve"> </w:t>
-      </w:r>
-      <w:r>
-        <w:rPr>
-          <w:rStyle w:val="VerbatimChar"/>
-        </w:rPr>
-        <w:t xml:space="preserve">with suppress(...)</w:t>
-      </w:r>
-      <w:r>
-        <w:t xml:space="preserve"> </w:t>
-      </w:r>
-      <w:r>
-        <w:t xml:space="preserve">(the</w:t>
-      </w:r>
-      <w:r>
-        <w:t xml:space="preserve"> </w:t>
-      </w:r>
-      <w:r>
-        <w:rPr>
-          <w:rStyle w:val="VerbatimChar"/>
-        </w:rPr>
-        <w:t xml:space="preserve">from contextlib import suppress</w:t>
-      </w:r>
-      <w:r>
-        <w:t xml:space="preserve"> </w:t>
-      </w:r>
-      <w:r>
-        <w:t xml:space="preserve">binding) wrapping a dangerous-combination call are DETECTED with the same severity and message shape as the try/except/pass form; a narrow</w:t>
-      </w:r>
-      <w:r>
-        <w:t xml:space="preserve"> </w:t>
-      </w:r>
-      <w:r>
-        <w:rPr>
-          <w:rStyle w:val="VerbatimChar"/>
-        </w:rPr>
-        <w:t xml:space="preserve">suppress(SpecificError)</w:t>
-      </w:r>
-      <w:r>
-        <w:t xml:space="preserve"> </w:t>
-      </w:r>
-      <w:r>
-        <w:t xml:space="preserve">around a NON-dangerous call must NOT fire, since a false-positive refusal is a §11.4.201(1) FAIL-bluff of equal severity to a missed real one. CONSEQUENCE FOR THE NUMBER: once landed, the scanner’s finding count stops being a floor over try/except shapes and becomes a genuine census — any prior count citing completeness was scoped to try/except only.</w:t>
-      </w:r>
-    </w:p>
-    <w:p>
-      <w:pPr>
-        <w:pStyle w:val="BodyText"/>
-      </w:pPr>
-      <w:r>
-        <w:t xml:space="preserve">This answer is recorded as consumer DATA per §11.4.35 — it is the operator’s stated choice, not an agent inference, and supersedes any prior agent-chosen default on this question. Options not chosen are named above so a future reader does not re-litigate a settled call (§11.4.112(5) bounded-verdict discipline applied to decisions).</w:t>
-      </w:r>
-    </w:p>
-    <w:p>
-      <w:pPr>
-        <w:pStyle w:val="BodyText"/>
-      </w:pPr>
-      <w:r>
-        <w:t xml:space="preserve">— prior item text follows —</w:t>
-      </w:r>
-    </w:p>
-    <w:p>
-      <w:pPr>
-        <w:pStyle w:val="BodyText"/>
-      </w:pPr>
-      <w:r>
-        <w:t xml:space="preserve">WHAT: the §11.4.252 fail-open scanner matches Try-handler shapes (A1)/(A2). contextlib.suppress is a With node, so a swallow written that way is invisible. VERIFIED BY THE CONDUCTOR with a control needle through the same invocation path (§11.4.201(7)(b)), because a first attempt returned 0 for BOTH forms and was itself blind - the gate takes –root, not a positional, so a bare path exits on an unknown arg (§11.4.201(7)(c): the invocation path is part of the instrument). Correct run: try/except/pass around os.unlink(user_supplied_path) -&gt;</w:t>
-      </w:r>
-      <w:r>
-        <w:t xml:space="preserve"> </w:t>
-      </w:r>
-      <w:r>
-        <w:t xml:space="preserve">‘FAIL - swallowed exception … :5’</w:t>
-      </w:r>
-      <w:r>
-        <w:t xml:space="preserve">, the needle sees. contextlib.suppress(Exception) around the IDENTICAL call -&gt;</w:t>
-      </w:r>
-      <w:r>
-        <w:t xml:space="preserve"> </w:t>
-      </w:r>
-      <w:r>
-        <w:t xml:space="preserve">‘PASS - no swallowed-exception … anti-patterns found’</w:t>
-      </w:r>
-      <w:r>
-        <w:t xml:space="preserve">. Both combine untrusted input with an irreversible unlink; both swallow everything; one is caught and one is not. WHY IT IS WORSE THAN A PLAIN GAP: pyproject.toml enables ruff’s SIM ruleset, and SIM105 is</w:t>
-      </w:r>
-      <w:r>
-        <w:t xml:space="preserve"> </w:t>
-      </w:r>
-      <w:r>
-        <w:t xml:space="preserve">‘use contextlib.suppress instead of try-except-pass’</w:t>
-      </w:r>
-      <w:r>
-        <w:t xml:space="preserve">. Our own linter therefore instructs authors to rewrite the form this gate CAN see into the form it CANNOT. The two tools are pulling in opposite directions and the lint one runs more often. Every SIM105 autofix silently shrinks this gate’s coverage while the count goes down, which reads as progress. CONSEQUENCE FOR THE NUMBER: the scanner’s finding count is a FLOOR over try/except shapes, not a census of swallows. Any statement of the form</w:t>
-      </w:r>
-      <w:r>
-        <w:t xml:space="preserve"> </w:t>
-      </w:r>
-      <w:r>
-        <w:t xml:space="preserve">‘N fail-open sites remain’</w:t>
-      </w:r>
-      <w:r>
-        <w:t xml:space="preserve"> </w:t>
-      </w:r>
-      <w:r>
-        <w:t xml:space="preserve">must be read as</w:t>
-      </w:r>
-      <w:r>
-        <w:t xml:space="preserve"> </w:t>
-      </w:r>
-      <w:r>
-        <w:t xml:space="preserve">‘N among try/except shapes’</w:t>
-      </w:r>
-      <w:r>
-        <w:t xml:space="preserve">. ACCEPTANCE: the scanner recognises contextlib.suppress (a With whose items call contextlib.suppress with a broad exception type) and applies the same ≥2-capability test; a golden-TRUE fixture in suppress form; a golden-FALSE fixture where suppress wraps a single-capability diagnostic emitter and must NOT fire; and an explicit decision on the SIM105 tension - either exempt the shapes this gate governs, or accept suppress and teach the gate to read it. Discovered by the §11.4.252 remediation agent when its own MINOR-3 fix required using contextlib.suppress at three diagnostic-emitter sites; those three uses are legitimate and justified in-source.</w:t>
-      </w:r>
-    </w:p>
-    <w:bookmarkEnd w:id="71"/>
-    <w:bookmarkStart w:id="72" w:name="Xe8f9d6ae701b2e0cae1912181571b5052b26492"/>
-    <w:p>
-      <w:pPr>
-        <w:pStyle w:val="Heading2"/>
-      </w:pPr>
-      <w:r>
-        <w:t xml:space="preserve">BOB-196 — check_cm_plugin_count runs for over a minute on ~69 files — cause unidentified, and it is not worktree traversal</w:t>
-      </w:r>
-    </w:p>
-    <w:p>
-      <w:pPr>
-        <w:pStyle w:val="FirstParagraph"/>
-      </w:pPr>
-      <w:r>
-        <w:rPr>
-          <w:b/>
-          <w:bCs/>
-        </w:rPr>
-        <w:t xml:space="preserve">Status:</w:t>
-      </w:r>
-      <w:r>
-        <w:t xml:space="preserve"> </w:t>
-      </w:r>
-      <w:r>
-        <w:t xml:space="preserve">Queued</w:t>
-      </w:r>
-      <w:r>
-        <w:t xml:space="preserve"> </w:t>
-      </w:r>
-      <w:r>
-        <w:rPr>
-          <w:b/>
-          <w:bCs/>
-        </w:rPr>
-        <w:t xml:space="preserve">Type:</w:t>
-      </w:r>
-      <w:r>
-        <w:t xml:space="preserve"> </w:t>
-      </w:r>
-      <w:r>
-        <w:t xml:space="preserve">Task</w:t>
-      </w:r>
-    </w:p>
-    <w:p>
-      <w:pPr>
-        <w:pStyle w:val="BodyText"/>
-      </w:pPr>
-      <w:r>
-        <w:t xml:space="preserve">WHAT: the CM-PLUGIN-COUNT pre-build gate takes 189 SECONDS to verify 8 documented counts. Measured 2026-08-25: exceeded a 90s probe budget (rc=124), then a bounded re-run completed at</w:t>
-      </w:r>
-      <w:r>
-        <w:t xml:space="preserve"> </w:t>
-      </w:r>
-      <w:r>
-        <w:t xml:space="preserve">‘rc=0 wall=189s’</w:t>
-      </w:r>
-      <w:r>
-        <w:t xml:space="preserve"> </w:t>
-      </w:r>
-      <w:r>
-        <w:t xml:space="preserve">- it PASSES, it is simply slow. CAUSE, MEASURED NOT GUESSED: the marker loop at check_cm_plugin_count.sh:273-290 iterates EVERY LINE of every governed document and spawns a pipeline per line. Per iteration:</w:t>
-      </w:r>
-      <w:r>
-        <w:t xml:space="preserve"> </w:t>
-      </w:r>
-      <w:r>
-        <w:t xml:space="preserve">‘printf | grep -oE | wc -l | tr -d’</w:t>
-      </w:r>
-      <w:r>
-        <w:t xml:space="preserve"> </w:t>
-      </w:r>
-      <w:r>
-        <w:t xml:space="preserve">(4 processes) plus</w:t>
-      </w:r>
-      <w:r>
-        <w:t xml:space="preserve"> </w:t>
-      </w:r>
-      <w:r>
-        <w:t xml:space="preserve">‘printf | sed -n’</w:t>
-      </w:r>
-      <w:r>
-        <w:t xml:space="preserve"> </w:t>
-      </w:r>
-      <w:r>
-        <w:t xml:space="preserve">(2) = ~6. Governed docs are AGENTS.md 689 + CLAUDE.md 494 + docs/features/Status.md 670 = 1853 lines, so ~11,118 process spawns, measuring ~102 ms/line. Classic per-line-subprocess shell trap. THE IRONY WORTH PRESERVING, because it explains why nobody simplified it: the in-code comment shows</w:t>
-      </w:r>
-      <w:r>
-        <w:t xml:space="preserve"> </w:t>
-      </w:r>
-      <w:r>
-        <w:t xml:space="preserve">‘-oE | wc -l’</w:t>
-      </w:r>
-      <w:r>
-        <w:t xml:space="preserve"> </w:t>
-      </w:r>
-      <w:r>
-        <w:t xml:space="preserve">was chosen DELIBERATELY over</w:t>
-      </w:r>
-      <w:r>
-        <w:t xml:space="preserve"> </w:t>
-      </w:r>
-      <w:r>
-        <w:t xml:space="preserve">‘grep -c’</w:t>
-      </w:r>
-      <w:r>
-        <w:t xml:space="preserve"> </w:t>
-      </w:r>
-      <w:r>
-        <w:t xml:space="preserve">after measuring the §11.4.201(12) footgun - on this host (ugrep 7.8.4)</w:t>
-      </w:r>
-      <w:r>
-        <w:t xml:space="preserve"> </w:t>
-      </w:r>
-      <w:r>
-        <w:t xml:space="preserve">‘grep -coE’</w:t>
-      </w:r>
-      <w:r>
-        <w:t xml:space="preserve"> </w:t>
-      </w:r>
-      <w:r>
-        <w:t xml:space="preserve">returned 3 at top level but 1 inside a</w:t>
-      </w:r>
-      <w:r>
-        <w:t xml:space="preserve"> </w:t>
-      </w:r>
-      <w:r>
-        <w:t xml:space="preserve">‘set -euo pipefail’</w:t>
-      </w:r>
-      <w:r>
-        <w:t xml:space="preserve"> </w:t>
-      </w:r>
-      <w:r>
-        <w:t xml:space="preserve">subshell, a context-dependent reading. The correctness fix is right and must be kept; it is the PER-LINE application of it that costs the three minutes. HYPOTHESIS REFUTED, recorded so nobody re-walks it: this is NOT worktree traversal. The gate’s find is scoped to $PLUGINS_DIR (:224), so the five agent worktrees are outside its walk. That guess was raised on BOB-194 and is dead. LIKELY FIX (unverified, stated as a candidate not a conclusion): pre-filter with ONE grep for lines containing</w:t>
-      </w:r>
-      <w:r>
-        <w:t xml:space="preserve"> </w:t>
-      </w:r>
-      <w:r>
-        <w:t xml:space="preserve">‘CM-PLUGIN-COUNT:’</w:t>
-      </w:r>
-      <w:r>
-        <w:t xml:space="preserve"> </w:t>
-      </w:r>
-      <w:r>
-        <w:t xml:space="preserve">before entering the loop, reducing ~1853 iterations to the ~8 lines that carry a marker, while leaving the per-line parsing logic - and its footgun-avoiding form - completely unchanged. WHY IT MATTERS beyond impatience: this gate is on the pre-build critical path, and CLAUDE.md leans on it as the mechanical authority for the three distinct plugin rosters (43 curated / 43 engines / 12 bootstrap) whose conflation was BOB-149. A gate slow enough to tempt anyone into skipping it protects nothing. ACCEPTANCE: runtime reduced with the counts and the footgun-avoiding parse preserved byte-for-byte in behaviour, proven by the existing paired mutation still biting plus a before/after wall-clock recorded. §11.4.6: nothing here questions the gate’s VERDICTS - only its runtime.</w:t>
-      </w:r>
-    </w:p>
-    <w:bookmarkEnd w:id="72"/>
-    <w:bookmarkStart w:id="73" w:name="Xa95d999866c3515d160d35e6f532f5b7227ec86"/>
-    <w:p>
-      <w:pPr>
-        <w:pStyle w:val="Heading2"/>
-      </w:pPr>
-      <w:r>
-        <w:t xml:space="preserve">BOB-197 — Auth is env-gated and OFF by default, so the LAN-bound merge service ships open — needs a boot-time invariant, not a static gate</w:t>
-      </w:r>
-    </w:p>
-    <w:p>
-      <w:pPr>
-        <w:pStyle w:val="FirstParagraph"/>
-      </w:pPr>
-      <w:r>
-        <w:rPr>
-          <w:b/>
-          <w:bCs/>
-        </w:rPr>
-        <w:t xml:space="preserve">Status:</w:t>
-      </w:r>
-      <w:r>
-        <w:t xml:space="preserve"> </w:t>
-      </w:r>
-      <w:r>
-        <w:t xml:space="preserve">In progress</w:t>
-      </w:r>
-      <w:r>
-        <w:t xml:space="preserve"> </w:t>
-      </w:r>
-      <w:r>
-        <w:rPr>
-          <w:b/>
-          <w:bCs/>
-        </w:rPr>
-        <w:t xml:space="preserve">Type:</w:t>
-      </w:r>
-      <w:r>
-        <w:t xml:space="preserve"> </w:t>
-      </w:r>
-      <w:r>
-        <w:t xml:space="preserve">Bug</w:t>
-      </w:r>
-      <w:r>
-        <w:t xml:space="preserve"> </w:t>
-      </w:r>
-      <w:r>
-        <w:rPr>
-          <w:b/>
-          <w:bCs/>
-        </w:rPr>
-        <w:t xml:space="preserve">Created-By:</w:t>
-      </w:r>
-      <w:r>
-        <w:t xml:space="preserve"> </w:t>
-      </w:r>
-      <w:r>
-        <w:t xml:space="preserve">Claude</w:t>
-      </w:r>
-      <w:r>
-        <w:t xml:space="preserve"> </w:t>
-      </w:r>
-      <w:r>
-        <w:rPr>
-          <w:b/>
-          <w:bCs/>
-        </w:rPr>
-        <w:t xml:space="preserve">Assigned-To:</w:t>
-      </w:r>
-      <w:r>
-        <w:t xml:space="preserve"> </w:t>
-      </w:r>
-      <w:r>
-        <w:t xml:space="preserve">milos85vasic</w:t>
-      </w:r>
-    </w:p>
-    <w:p>
-      <w:pPr>
-        <w:pStyle w:val="BodyText"/>
-      </w:pPr>
-      <w:r>
-        <w:rPr>
-          <w:b/>
-          <w:bCs/>
-        </w:rPr>
-        <w:t xml:space="preserve">OPERATOR DECISION (2026-08-26, §11.4.66): GENERATE THE TOKEN AND ARM IT</w:t>
-      </w:r>
-    </w:p>
-    <w:p>
-      <w:pPr>
-        <w:pStyle w:val="BodyText"/>
-      </w:pPr>
-      <w:r>
-        <w:t xml:space="preserve">The conductor generates a 32-byte random token and writes BOBA_API_TOKEN into .env; the operator configures clients with it. DONE 2026-08-26: token generated via secrets.token_hex(32), appended to .env with a comment naming BOB-197 and the routes.py:83 env-gating fact, chmod 600, value shown to the operator ONCE and never written to any other file. Safety verified BEFORE writing (§11.4.30/§11.4.10): .env matched .gitignore:27 ’*.env’ and was untracked (needle-proven — the same matcher confirmed docker-compose.yml IS tracked, so the negative is real); a §9.2 pre-op backup was taken and is itself ignored; post-write re-check confirmed .env still ignored and absent from git status. Pre-store audit found the only tracked BOBA_API_TOKEN= occurrences are the docker-compose passthrough ${BOBA_API_TOKEN:-} and prose in the leak-audit challenge — no literal value has ever been committed. STILL OWED, and the item stays open until it lands: the BOOT-TIME INVARIANT (§11.4.254) that refuses to start LAN-bound when the token is unset or empty. Without it the arming is a state fix, not a defect fix — §11.4.226(5) is explicit that a state-only repair cannot close a defect item. Options not chosen: operator sets it themselves with the invariant blocking until then; invariant warns first and blocks on a named date.</w:t>
-      </w:r>
-    </w:p>
-    <w:p>
-      <w:pPr>
-        <w:pStyle w:val="BodyText"/>
-      </w:pPr>
-      <w:r>
-        <w:t xml:space="preserve">Recorded as consumer DATA per §11.4.35 — the operator’s stated choice, not an agent inference. Options not chosen are named so a future reader does not re-litigate a settled call.</w:t>
-      </w:r>
-    </w:p>
-    <w:p>
-      <w:pPr>
-        <w:pStyle w:val="BodyText"/>
-      </w:pPr>
-      <w:r>
-        <w:t xml:space="preserve">— prior item text follows —</w:t>
-      </w:r>
-    </w:p>
-    <w:p>
-      <w:pPr>
-        <w:pStyle w:val="BodyText"/>
-      </w:pPr>
-      <w:r>
-        <w:t xml:space="preserve">OPERATOR DECISION (2026-08-26): arm BOBA_API_TOKEN and keep 0.0.0.0, backed by a BOOT-TIME invariant that refuses to start LAN-bound with the token unset. This item IS that invariant.</w:t>
-      </w:r>
-    </w:p>
-    <w:p>
-      <w:pPr>
-        <w:pStyle w:val="BodyText"/>
-      </w:pPr>
-      <w:r>
-        <w:t xml:space="preserve">MEASURED FACT, not inference. download-proxy/src/api/routes.py:83 require_api_token() reads BOBA_API_TOKEN at request time and returns immediately when unset or empty. Its own docstring states it plainly:</w:t>
-      </w:r>
-      <w:r>
-        <w:t xml:space="preserve"> </w:t>
-      </w:r>
-      <w:r>
-        <w:t xml:space="preserve">“BOBA_API_TOKEN unset/empty -&gt; return (OPEN). This is the DEFAULT and preserves the current no-auth contract + dev workflow”</w:t>
-      </w:r>
-      <w:r>
-        <w:t xml:space="preserve">. docker-compose.yml:237 passes BOBA_API_TOKEN=${BOBA_API_TOKEN:-}, so the container inherits empty unless the operator declares it. The operator .env does NOT declare it, needle-verified per 11.4.201(7)(b): the same matcher hit QBITTORRENT_DATA_DIR in the same file, so the miss is a real absence and not a blind read. The qbittorrent-proxy container was RUNNING and LAN-bound at measurement time. Consequence: the ten routes the BOB-102 guard resolves as auth-wired are open in practice on a default deploy.</w:t>
-      </w:r>
-    </w:p>
-    <w:p>
-      <w:pPr>
-        <w:pStyle w:val="BodyText"/>
-      </w:pPr>
-      <w:r>
-        <w:t xml:space="preserve">WHY A STATIC GATE CANNOT COVER THIS. The BOB-102 gate asserts static route WIRING - that a Depends(require_api_token) marker exists on handler, decorator or router. It cannot assert runtime ARMING, which depends on an env var read per request. Claiming the static gate covers it would be exactly the bluff the gate exists to prevent (11.4.262: machine evidence must match the layer it claims). This is a boot-time invariant class per 11.4.254.</w:t>
-      </w:r>
-    </w:p>
-    <w:p>
-      <w:pPr>
-        <w:pStyle w:val="BodyText"/>
-      </w:pPr>
-      <w:r>
-        <w:t xml:space="preserve">ACCEPTANCE: a boot-time check that, when the listener is LAN-bound (not loopback), refuses to start with a non-zero exit and a named cause if BOBA_API_TOKEN is unset or empty, so the open state becomes UNREACHABLE rather than the default. Paired 1.1 mutation: remove the check, prove the service starts LAN-bound-and-open. Golden-FALSE per 11.4.201(1): a loopback-bound listener with the token unset must NOT be refused, or the check becomes a false-positive refusal blocking legitimate dev work.</w:t>
-      </w:r>
-    </w:p>
-    <w:p>
-      <w:pPr>
-        <w:pStyle w:val="BodyText"/>
-      </w:pPr>
-      <w:r>
-        <w:t xml:space="preserve">11.4.238 COVERAGE-ESCAPE NOTE: found by a subagent reading source during BOB-102 guard construction, NOT by the automated QA regime - which is itself the defect class 11.4.238 names. The boot-time check IS the new automated check that would have caught it.</w:t>
-      </w:r>
-    </w:p>
-    <w:bookmarkEnd w:id="73"/>
-    <w:bookmarkStart w:id="74" w:name="X027f89e0b3dd4c171238545aae0a8f3b6ce2f16"/>
-    <w:p>
-      <w:pPr>
-        <w:pStyle w:val="Heading2"/>
-      </w:pPr>
-      <w:r>
-        <w:t xml:space="preserve">BOB-199 — Fail-open scanner flags narrow try/except/pass but not narrow contextlib.suppress — SIM105 still moves those sites out of scope</w:t>
-      </w:r>
-    </w:p>
-    <w:p>
-      <w:pPr>
-        <w:pStyle w:val="FirstParagraph"/>
-      </w:pPr>
-      <w:r>
-        <w:rPr>
-          <w:b/>
-          <w:bCs/>
-        </w:rPr>
-        <w:t xml:space="preserve">Status:</w:t>
-      </w:r>
-      <w:r>
-        <w:t xml:space="preserve"> </w:t>
-      </w:r>
-      <w:r>
-        <w:t xml:space="preserve">Queued</w:t>
-      </w:r>
-      <w:r>
-        <w:t xml:space="preserve"> </w:t>
-      </w:r>
-      <w:r>
-        <w:rPr>
-          <w:b/>
-          <w:bCs/>
-        </w:rPr>
-        <w:t xml:space="preserve">Type:</w:t>
-      </w:r>
-      <w:r>
-        <w:t xml:space="preserve"> </w:t>
-      </w:r>
-      <w:r>
-        <w:t xml:space="preserve">Task</w:t>
-      </w:r>
-      <w:r>
-        <w:t xml:space="preserve"> </w:t>
-      </w:r>
-      <w:r>
-        <w:rPr>
-          <w:b/>
-          <w:bCs/>
-        </w:rPr>
-        <w:t xml:space="preserve">Created-By:</w:t>
-      </w:r>
-      <w:r>
-        <w:t xml:space="preserve"> </w:t>
-      </w:r>
-      <w:r>
-        <w:t xml:space="preserve">Claude</w:t>
-      </w:r>
-      <w:r>
-        <w:t xml:space="preserve"> </w:t>
-      </w:r>
-      <w:r>
-        <w:rPr>
-          <w:b/>
-          <w:bCs/>
-        </w:rPr>
-        <w:t xml:space="preserve">Assigned-To:</w:t>
-      </w:r>
-      <w:r>
-        <w:t xml:space="preserve"> </w:t>
-      </w:r>
-      <w:r>
-        <w:t xml:space="preserve">milos85vasic</w:t>
-      </w:r>
-    </w:p>
-    <w:p>
-      <w:pPr>
-        <w:pStyle w:val="BodyText"/>
-      </w:pPr>
-      <w:r>
-        <w:rPr>
-          <w:b/>
-          <w:bCs/>
-        </w:rPr>
-        <w:t xml:space="preserve">OPERATOR DECISION (2026-08-26, §11.4.66): FLAG NARROW SUPPRESS ONLY WITH AN IRREVERSIBLE CAPABILITY</w:t>
-      </w:r>
-    </w:p>
-    <w:p>
-      <w:pPr>
-        <w:pStyle w:val="BodyText"/>
-      </w:pPr>
-      <w:r>
-        <w:t xml:space="preserve">The scanner flags a narrow contextlib.suppress ONLY when combined with an irreversible capability (delete / truncate / kill) — the shape that actually causes harm. Idiomatic narrow tolerances stay quiet, so the gate keeps its credibility and no false-positive storm trains readers to ignore it. Options not chosen: accept the asymmetry permanently with a header statement; flag all narrow suppress and absorb existing sites via a justified exemption list. MEASUREMENT CORRECTED TWICE, and the second correction explains the first: the original</w:t>
-      </w:r>
-      <w:r>
-        <w:t xml:space="preserve"> </w:t>
-      </w:r>
-      <w:r>
-        <w:t xml:space="preserve">‘37 narrow sites, all idiomatic’</w:t>
-      </w:r>
-      <w:r>
-        <w:t xml:space="preserve"> </w:t>
-      </w:r>
-      <w:r>
-        <w:t xml:space="preserve">was propagated by this conductor without verification, then re-measured by the authoring agent as OBSERVER CONTAMINATION (§11.4.201(10)) — 27 vendored third-party + 9 sibling-agent worktree COPIES of the very tree being measured + 1 real = 37. The instrument was counting other agents’ duplicates of its own subject. Reproducible figures, each with its scope stated: constitution repo 0 narrow with-suppress; boba DANGER_ROOTS 0 narrow with-suppress and 23 narrow except-pass; boba repo minus vendored 1 narrow with-suppress (a suppress(OSError)); narrow except-pass RETRACTED-AND-RESTATED 2026-08-26 per 11.4.201(9): the figure 97 previously recorded here reproduces under NO scope and is withdrawn. Measured replacements, each with its scope and both independently reproduced: 34 narrow except-pass git-tracked first-party (canonical); 50 narrow except-pass on-disk minus scratch dirs (the</w:t>
-      </w:r>
-      <w:r>
-        <w:t xml:space="preserve"> </w:t>
-      </w:r>
-      <w:r>
-        <w:t xml:space="preserve">‘minus vendored’</w:t>
-      </w:r>
-      <w:r>
-        <w:t xml:space="preserve"> </w:t>
-      </w:r>
-      <w:r>
-        <w:t xml:space="preserve">scope this sentence states). Brackets that explain the bad number: 87 ALL-except-pass git-tracked and 113 ALL-except-pass on-disk-minus-scratch straddle 97, so 97 was a class-scope conflation (narrow-vs-all), not a corpus-scope one. The 35 cited later in this record is the same measurement at git-tracked scope and agrees with 34 within one site. The</w:t>
-      </w:r>
-      <w:r>
-        <w:t xml:space="preserve"> </w:t>
-      </w:r>
-      <w:r>
-        <w:t xml:space="preserve">‘every one idiomatic’</w:t>
-      </w:r>
-      <w:r>
-        <w:t xml:space="preserve"> </w:t>
-      </w:r>
-      <w:r>
-        <w:t xml:space="preserve">claim was also false — the except-pass census contains SystemExit x2 (tests/unit/test_plugin_torrentscsv.py:305,328), which is not a benign tolerance. CORRECTION 2026-08-26: a</w:t>
-      </w:r>
-      <w:r>
-        <w:t xml:space="preserve"> </w:t>
-      </w:r>
-      <w:r>
-        <w:t xml:space="preserve">‘KeyboardInterrupt x1’</w:t>
-      </w:r>
-      <w:r>
-        <w:t xml:space="preserve"> </w:t>
-      </w:r>
-      <w:r>
-        <w:t xml:space="preserve">previously written in this sentence was itself unsourced and is WITHDRAWN — it reproduces at NEITHER stated scope. Independent AST count over git-tracked *.py: ZERO genuine</w:t>
-      </w:r>
-      <w:r>
-        <w:t xml:space="preserve"> </w:t>
-      </w:r>
-      <w:r>
-        <w:t xml:space="preserve">‘except KeyboardInterrupt: pass’</w:t>
-      </w:r>
-      <w:r>
-        <w:t xml:space="preserve">. The only genuine instance in the checkout is .worktrees/ci-split-workflows/tests/unit/test_main.py:63 — a sibling-agent scratch worktree, i.e. the exact observer-contamination class (11.4.201(10)) this very record teaches to exclude — and the only main-tree textual match (tests/unit/test_graceful_shutdown.py:165) sits inside a triple-quoted string literal, a carrier not code (11.4.201(7)(a)). Recorded because the error is instructive: it was introduced BY the retraction that removed the 97, so a correction is not exempt from the discipline it applies.</w:t>
-      </w:r>
-    </w:p>
-    <w:p>
-      <w:pPr>
-        <w:pStyle w:val="BodyText"/>
-      </w:pPr>
-      <w:r>
-        <w:t xml:space="preserve">Recorded as consumer DATA per §11.4.35 — the operator’s stated choice, not an agent inference. Options not chosen are named so a future reader does not re-litigate a settled call.</w:t>
-      </w:r>
-    </w:p>
-    <w:p>
-      <w:pPr>
-        <w:pStyle w:val="BodyText"/>
-      </w:pPr>
-      <w:r>
-        <w:t xml:space="preserve">— prior item text follows —</w:t>
-      </w:r>
-    </w:p>
-    <w:p>
-      <w:pPr>
-        <w:pStyle w:val="BodyText"/>
-      </w:pPr>
-      <w:r>
-        <w:t xml:space="preserve">RESIDUAL ASYMMETRY surfaced by the BOB-195 fix, reported rather than silently closed. After teaching the scanner With nodes, a BROAD suppress (Exception / BaseException) is detected with the same severity as try/except/pass. A NARROW suppress (suppress(FileNotFoundError)) is not - but the semantically identical narrow try/except FileNotFoundError: pass IS flagged. So ruff SIM105 rewriting a narrow handler still moves that site out of the gate’s scope, a smaller version of the exact mechanism BOB-195 was filed to close.</w:t>
-      </w:r>
-    </w:p>
-    <w:p>
-      <w:pPr>
-        <w:pStyle w:val="BodyText"/>
-      </w:pPr>
-      <w:r>
-        <w:t xml:space="preserve">WHY IT WAS NOT CLOSED IN THAT PASS, with the measurement that decided it: the authoring agent reported 37 narrow suppress sites, all idiomatic. CORRECTION (2026-08-26, independent review): that figure DOES NOT REPRODUCE and this conductor propagated it into this item as fact without verifying - the error is mine, not the reviewer’s. Measured: the constitution repo has 0 narrow</w:t>
-      </w:r>
-      <w:r>
-        <w:t xml:space="preserve"> </w:t>
-      </w:r>
-      <w:r>
-        <w:rPr>
-          <w:rStyle w:val="VerbatimChar"/>
-        </w:rPr>
-        <w:t xml:space="preserve">with suppress(X)</w:t>
-      </w:r>
-      <w:r>
-        <w:t xml:space="preserve"> </w:t>
-      </w:r>
-      <w:r>
-        <w:t xml:space="preserve">sites; boba first-party has exactly 1 (a suppress(OSError)). The nearest corpus match is 35 narrow</w:t>
-      </w:r>
-      <w:r>
-        <w:t xml:space="preserve"> </w:t>
-      </w:r>
-      <w:r>
-        <w:rPr>
-          <w:rStyle w:val="VerbatimChar"/>
-        </w:rPr>
-        <w:t xml:space="preserve">except X: pass</w:t>
-      </w:r>
-      <w:r>
-        <w:t xml:space="preserve"> </w:t>
-      </w:r>
-      <w:r>
-        <w:t xml:space="preserve">handlers in boba first-party - a DIFFERENT construct - and their class census (OSError x7, ImportError x7, BrokenPipeError x3, RuntimeError x3, ValueError x2, FileNotFoundError x2, IndexError x2, SystemExit x2) contradicts</w:t>
-      </w:r>
-      <w:r>
-        <w:t xml:space="preserve"> </w:t>
-      </w:r>
-      <w:r>
-        <w:t xml:space="preserve">‘every one idiomatic’</w:t>
-      </w:r>
-      <w:r>
-        <w:t xml:space="preserve">: a bare</w:t>
-      </w:r>
-      <w:r>
-        <w:t xml:space="preserve"> </w:t>
-      </w:r>
-      <w:r>
-        <w:rPr>
-          <w:rStyle w:val="VerbatimChar"/>
-        </w:rPr>
-        <w:t xml:space="preserve">SystemExit: pass</w:t>
-      </w:r>
-      <w:r>
-        <w:t xml:space="preserve"> </w:t>
-      </w:r>
-      <w:r>
-        <w:t xml:space="preserve">is not a benign tolerance. The two populations must not be conflated, and the distinction is the whole substance of this item. The false-positive-storm argument therefore rests on the 35 narrow except-handlers, not on 37 suppress sites, and its strength should be re-judged on that basis, which under 11.4.201(1) is a FAIL-bluff of equal severity to the gap it would close, and worse in practice because it trains readers to ignore the gate. The subagent recorded the asymmetry in the gate header as a known gap rather than shipping the storm. That was the right call, and is why this is a separate tracked item rather than an unfinished one.</w:t>
-      </w:r>
-    </w:p>
-    <w:p>
-      <w:pPr>
-        <w:pStyle w:val="BodyText"/>
-      </w:pPr>
-      <w:r>
-        <w:t xml:space="preserve">THE DECISION IS THE OPERATOR’S, mirroring BOB-195 itself: (a) accept the asymmetry permanently, with the gate header stating it so no reader mistakes the count for a census; (b) flag narrow suppress ONLY when combined with an irreversible capability (delete / truncate / kill), catching the shape that actually matters and leaving the 37 idiomatic sites quiet; (c) flag all narrow suppress and absorb the 37 via a justified exemption list like the LAN-route guard uses.</w:t>
-      </w:r>
-    </w:p>
-    <w:p>
-      <w:pPr>
-        <w:pStyle w:val="BodyText"/>
-      </w:pPr>
-      <w:r>
-        <w:t xml:space="preserve">RELATED FACT worth carrying: the five newly-visible production sites in download-proxy/src/merge_service/search.py (1294, 1303, 1322, 1329, 1333) wrap proc.kill / os.killpg / proc.wait in the BOB-126 cleanup path. The conductor verified the 11.4.263 pgid guard IS present and correct at both killpg sites - _pid and _pgid each checked isinstance(int) and &gt; 1 before the syscall, with the BOB-126 forensic reasoning inline - so those sites are true-by-the-scanner’s-definition but SAFE in fact, and want a justified exemption entry rather than a code change.</w:t>
+        <w:t xml:space="preserve">minor</w:t>
+      </w:r>
+    </w:p>
+    <w:p>
+      <w:pPr>
+        <w:pStyle w:val="BodyText"/>
+      </w:pPr>
+      <w:r>
+        <w:t xml:space="preserve">STATUS: LATENT on this host (measured: all six declared locations sit on ONE btrfs mount, fully ownership-expressive) and OPERATOR-GATED for verification. Retained from the dismissed BOB-206 rather than discarded with it, because the scenario is well-founded elsewhere: the declared mount is a udisks auto-mounted REMOVABLE NVMe, so another operator’s portable drive being exFAT or NTFS is entirely ordinary.</w:t>
+      </w:r>
+    </w:p>
+    <w:p>
+      <w:pPr>
+        <w:pStyle w:val="BodyText"/>
+      </w:pPr>
+      <w:r>
+        <w:t xml:space="preserve">TWO RESIDUALS:</w:t>
+      </w:r>
+      <w:r>
+        <w:t xml:space="preserve"> </w:t>
+      </w:r>
+      <w:r>
+        <w:t xml:space="preserve">(1) REPAIR-LAYER DIAGNOSIS. On a uid-flattening mount whose flattened uid is NOT the operator, probe_location correctly REFUSES (verified: uid=0 and uid=100999 both refuse). But it then hands ownership_repair.sh a chown that will return EPERM, and nothing in the repair path is fstype-aware — so the operator sees a permission failure whose real remedy is a REMOUNT OPTION, which no message says. Reasoned, NOT proven: the shim used to verify BOB-206 models the stat READ, not the chown WRITE, and cannot settle whether chown actually fails.</w:t>
+      </w:r>
+      <w:r>
+        <w:t xml:space="preserve"> </w:t>
+      </w:r>
+      <w:r>
+        <w:t xml:space="preserve">(2) MODE CONTRACT. vfat flattens MODE via fmask/dmask, so the preserve_mode: true / 600 contract on .env and config/boba.db would be silently unenforceable there. §11.4.10-adjacent: a credential file believed to be 600 that is world-readable by mount option is a leak the mode check cannot see.</w:t>
+      </w:r>
+    </w:p>
+    <w:p>
+      <w:pPr>
+        <w:pStyle w:val="BodyText"/>
+      </w:pPr>
+      <w:r>
+        <w:t xml:space="preserve">WHY OPERATOR-GATED: a genuine end-to-end RED needs a real uid-flattening mount. The privilege-free route is bindfs -u</w:t>
+      </w:r>
+      <w:r>
+        <w:t xml:space="preserve"> </w:t>
+      </w:r>
+      <w:r>
+        <w:t xml:space="preserve"> </w:t>
+      </w:r>
+      <w:r>
+        <w:t xml:space="preserve">(FUSE; fusermount IS present and user_allow_other IS set) — but bindfs is ABSENT on this host, as are mkfs.vfat and losetup. So verification needs either a bindfs install or a privileged loopback mount. Neither was attempted (§11.4.21 — high-blast-radius host mutation is operator-gated).</w:t>
+      </w:r>
+    </w:p>
+    <w:p>
+      <w:pPr>
+        <w:pStyle w:val="BodyText"/>
+      </w:pPr>
+      <w:r>
+        <w:t xml:space="preserve">ALSO RECORDED: NO test anywhere exercises a uid-flattening filesystem — vfat/exfat/ntfs/flatten/loopback/mkfs/losetup/bindfs/fusermount all measure 0 across the three ownership test files, needle-proven (probe_location = 3 hits through the same instrument).</w:t>
+      </w:r>
+    </w:p>
+    <w:p>
+      <w:pPr>
+        <w:pStyle w:val="BodyText"/>
+      </w:pPr>
+      <w:r>
+        <w:t xml:space="preserve">ACCEPTANCE: (1) operator decides whether to install bindfs or provide a privileged loopback so the RED can be built; (2) if verified, the repair path gains fstype-aware diagnosis naming the remount remedy; (3) the mode contract either detects mode-flattening mounts and refuses, or documents honestly that it cannot be enforced there.</w:t>
+      </w:r>
+    </w:p>
+    <w:p>
+      <w:pPr>
+        <w:pStyle w:val="BodyText"/>
+      </w:pPr>
+      <w:r>
+        <w:t xml:space="preserve">DISCOVERY CHANNEL (§11.4.238): retained residual from the BOB-206 verification stream.</w:t>
       </w:r>
     </w:p>
     <w:bookmarkEnd w:id="74"/>
-    <w:bookmarkStart w:id="75" w:name="Xad90bd477b429068d98dc58c2c693c157e60e39"/>
-    <w:p>
-      <w:pPr>
-        <w:pStyle w:val="Heading2"/>
-      </w:pPr>
-      <w:r>
-        <w:t xml:space="preserve">BOB-200 — cm_dangerous_combination_fail_closed gate reads a dead find(1) as a topology SKIP (exit 0) instead of failing closed</w:t>
-      </w:r>
-    </w:p>
-    <w:p>
-      <w:pPr>
-        <w:pStyle w:val="FirstParagraph"/>
-      </w:pPr>
-      <w:r>
-        <w:rPr>
-          <w:b/>
-          <w:bCs/>
-        </w:rPr>
-        <w:t xml:space="preserve">Status:</w:t>
-      </w:r>
-      <w:r>
-        <w:t xml:space="preserve"> </w:t>
-      </w:r>
-      <w:r>
-        <w:t xml:space="preserve">Queued</w:t>
-      </w:r>
-      <w:r>
-        <w:t xml:space="preserve"> </w:t>
-      </w:r>
-      <w:r>
-        <w:rPr>
-          <w:b/>
-          <w:bCs/>
-        </w:rPr>
-        <w:t xml:space="preserve">Type:</w:t>
-      </w:r>
-      <w:r>
-        <w:t xml:space="preserve"> </w:t>
-      </w:r>
-      <w:r>
-        <w:t xml:space="preserve">Bug</w:t>
-      </w:r>
-      <w:r>
-        <w:t xml:space="preserve"> </w:t>
-      </w:r>
-      <w:r>
-        <w:rPr>
-          <w:b/>
-          <w:bCs/>
-        </w:rPr>
-        <w:t xml:space="preserve">Severity:</w:t>
-      </w:r>
-      <w:r>
-        <w:t xml:space="preserve"> </w:t>
-      </w:r>
-      <w:r>
-        <w:t xml:space="preserve">Medium</w:t>
-      </w:r>
-    </w:p>
-    <w:p>
-      <w:pPr>
-        <w:pStyle w:val="BodyText"/>
-      </w:pPr>
-      <w:r>
-        <w:t xml:space="preserve">WHAT: scripts/gates/cm_dangerous_combination_fail_closed.sh builds its scan file list with find(1). If find itself DIES (permission error, resource exhaustion, interrupted), the gate receives an EMPTY file list and interprets that as</w:t>
-      </w:r>
-      <w:r>
-        <w:t xml:space="preserve"> </w:t>
-      </w:r>
-      <w:r>
-        <w:t xml:space="preserve">‘no files in scope’</w:t>
-      </w:r>
-      <w:r>
-        <w:t xml:space="preserve"> </w:t>
-      </w:r>
-      <w:r>
-        <w:t xml:space="preserve">-&gt; honest topology SKIP -&gt; exit 0. The failure IS loud on stderr but SILENT in the exit code, so any caller gating on exit status reads a dead instrument as a clean corpus.</w:t>
-      </w:r>
-    </w:p>
-    <w:p>
-      <w:pPr>
-        <w:pStyle w:val="BodyText"/>
-      </w:pPr>
-      <w:r>
-        <w:t xml:space="preserve">WHY IT MATTERS: this is a textbook 11.4.201(6) FALSE-NULL – a blind instrument and a clean artifact return the identical quiet zero. It is also a 11.4.252 fail-OPEN on exactly the</w:t>
-      </w:r>
-      <w:r>
-        <w:t xml:space="preserve"> </w:t>
-      </w:r>
-      <w:r>
-        <w:t xml:space="preserve">‘cannot enumerate the corpus’</w:t>
-      </w:r>
-      <w:r>
-        <w:t xml:space="preserve"> </w:t>
-      </w:r>
-      <w:r>
-        <w:t xml:space="preserve">condition where the gate’s own stated discipline is to fail CLOSED. A gate that cannot see must refuse, not pass.</w:t>
-      </w:r>
-    </w:p>
-    <w:p>
-      <w:pPr>
-        <w:pStyle w:val="BodyText"/>
-      </w:pPr>
-      <w:r>
-        <w:t xml:space="preserve">AFFECTED SCOPE: constitution/scripts/gates/cm_dangerous_combination_fail_closed.sh (the find invocation and the empty-list branch). PRE-EXISTING – NOT introduced by the BOB-195 change; found by the independent round-2 reviewer while reviewing that change and explicitly scoped OUT of its remediation.</w:t>
-      </w:r>
-    </w:p>
-    <w:p>
-      <w:pPr>
-        <w:pStyle w:val="BodyText"/>
-      </w:pPr>
-      <w:r>
-        <w:t xml:space="preserve">REPRODUCTION: make find(1) fail during the gate run (unreadable scan root, or a find stub returning non-zero with empty stdout) and observe the gate exit 0 with a topology-SKIP message, indistinguishable from a genuinely empty corpus.</w:t>
-      </w:r>
-    </w:p>
-    <w:p>
-      <w:pPr>
-        <w:pStyle w:val="BodyText"/>
-      </w:pPr>
-      <w:r>
-        <w:t xml:space="preserve">ACCEPTANCE: (1) the gate distinguishes</w:t>
-      </w:r>
-      <w:r>
-        <w:t xml:space="preserve"> </w:t>
-      </w:r>
-      <w:r>
-        <w:t xml:space="preserve">‘find succeeded and found zero files’</w:t>
-      </w:r>
-      <w:r>
-        <w:t xml:space="preserve"> </w:t>
-      </w:r>
-      <w:r>
-        <w:t xml:space="preserve">from</w:t>
-      </w:r>
-      <w:r>
-        <w:t xml:space="preserve"> </w:t>
-      </w:r>
-      <w:r>
-        <w:t xml:space="preserve">‘find failed’</w:t>
-      </w:r>
-      <w:r>
-        <w:t xml:space="preserve"> </w:t>
-      </w:r>
-      <w:r>
-        <w:t xml:space="preserve">– check find’s exit status, not only its output; (2) a failed enumeration is a FINDING (non-zero exit) naming the unresolved precondition, never a SKIP; (3) a genuinely empty scan root still SKIPs honestly at exit 0 – the 11.4.201(1) golden-FALSE guard, so the fix does not become a false-positive refusal; (4) paired 1.1 mutation: restore the swallow-find-failure behaviour and the new fixture MUST fail.</w:t>
-      </w:r>
-    </w:p>
-    <w:bookmarkEnd w:id="75"/>
-    <w:bookmarkStart w:id="76" w:name="X0a11ad4ef084ae583354444a7004378388ce69a"/>
-    <w:p>
-      <w:pPr>
-        <w:pStyle w:val="Heading2"/>
-      </w:pPr>
-      <w:r>
-        <w:t xml:space="preserve">BOB-211 — LATENT + OPERATOR-GATED: on a uid-flattening mount whose uid is not the operator, chown fails EPERM with no fstype-aware diagnosis, and fmask/dmask silently defeat the preserve_mode 600 contract</w:t>
-      </w:r>
-    </w:p>
-    <w:p>
-      <w:pPr>
-        <w:pStyle w:val="FirstParagraph"/>
-      </w:pPr>
-      <w:r>
-        <w:rPr>
-          <w:b/>
-          <w:bCs/>
-        </w:rPr>
-        <w:t xml:space="preserve">Status:</w:t>
-      </w:r>
-      <w:r>
-        <w:t xml:space="preserve"> </w:t>
-      </w:r>
-      <w:r>
-        <w:t xml:space="preserve">Queued</w:t>
-      </w:r>
-      <w:r>
-        <w:t xml:space="preserve"> </w:t>
-      </w:r>
-      <w:r>
-        <w:rPr>
-          <w:b/>
-          <w:bCs/>
-        </w:rPr>
-        <w:t xml:space="preserve">Type:</w:t>
-      </w:r>
-      <w:r>
-        <w:t xml:space="preserve"> </w:t>
-      </w:r>
-      <w:r>
-        <w:t xml:space="preserve">Bug</w:t>
-      </w:r>
-      <w:r>
-        <w:t xml:space="preserve"> </w:t>
-      </w:r>
-      <w:r>
-        <w:rPr>
-          <w:b/>
-          <w:bCs/>
-        </w:rPr>
-        <w:t xml:space="preserve">Severity:</w:t>
-      </w:r>
-      <w:r>
-        <w:t xml:space="preserve"> </w:t>
-      </w:r>
-      <w:r>
-        <w:t xml:space="preserve">minor</w:t>
-      </w:r>
-    </w:p>
-    <w:p>
-      <w:pPr>
-        <w:pStyle w:val="BodyText"/>
-      </w:pPr>
-      <w:r>
-        <w:t xml:space="preserve">STATUS: LATENT on this host (measured: all six declared locations sit on ONE btrfs mount, fully ownership-expressive) and OPERATOR-GATED for verification. Retained from the dismissed BOB-206 rather than discarded with it, because the scenario is well-founded elsewhere: the declared mount is a udisks auto-mounted REMOVABLE NVMe, so another operator’s portable drive being exFAT or NTFS is entirely ordinary.</w:t>
-      </w:r>
-    </w:p>
-    <w:p>
-      <w:pPr>
-        <w:pStyle w:val="BodyText"/>
-      </w:pPr>
-      <w:r>
-        <w:t xml:space="preserve">TWO RESIDUALS:</w:t>
-      </w:r>
-      <w:r>
-        <w:t xml:space="preserve"> </w:t>
-      </w:r>
-      <w:r>
-        <w:t xml:space="preserve">(1) REPAIR-LAYER DIAGNOSIS. On a uid-flattening mount whose flattened uid is NOT the operator, probe_location correctly REFUSES (verified: uid=0 and uid=100999 both refuse). But it then hands ownership_repair.sh a chown that will return EPERM, and nothing in the repair path is fstype-aware — so the operator sees a permission failure whose real remedy is a REMOUNT OPTION, which no message says. Reasoned, NOT proven: the shim used to verify BOB-206 models the stat READ, not the chown WRITE, and cannot settle whether chown actually fails.</w:t>
-      </w:r>
-      <w:r>
-        <w:t xml:space="preserve"> </w:t>
-      </w:r>
-      <w:r>
-        <w:t xml:space="preserve">(2) MODE CONTRACT. vfat flattens MODE via fmask/dmask, so the preserve_mode: true / 600 contract on .env and config/boba.db would be silently unenforceable there. §11.4.10-adjacent: a credential file believed to be 600 that is world-readable by mount option is a leak the mode check cannot see.</w:t>
-      </w:r>
-    </w:p>
-    <w:p>
-      <w:pPr>
-        <w:pStyle w:val="BodyText"/>
-      </w:pPr>
-      <w:r>
-        <w:t xml:space="preserve">WHY OPERATOR-GATED: a genuine end-to-end RED needs a real uid-flattening mount. The privilege-free route is bindfs -u</w:t>
-      </w:r>
-      <w:r>
-        <w:t xml:space="preserve"> </w:t>
-      </w:r>
-      <w:r>
-        <w:t xml:space="preserve"> </w:t>
-      </w:r>
-      <w:r>
-        <w:t xml:space="preserve">(FUSE; fusermount IS present and user_allow_other IS set) — but bindfs is ABSENT on this host, as are mkfs.vfat and losetup. So verification needs either a bindfs install or a privileged loopback mount. Neither was attempted (§11.4.21 — high-blast-radius host mutation is operator-gated).</w:t>
-      </w:r>
-    </w:p>
-    <w:p>
-      <w:pPr>
-        <w:pStyle w:val="BodyText"/>
-      </w:pPr>
-      <w:r>
-        <w:t xml:space="preserve">ALSO RECORDED: NO test anywhere exercises a uid-flattening filesystem — vfat/exfat/ntfs/flatten/loopback/mkfs/losetup/bindfs/fusermount all measure 0 across the three ownership test files, needle-proven (probe_location = 3 hits through the same instrument).</w:t>
-      </w:r>
-    </w:p>
-    <w:p>
-      <w:pPr>
-        <w:pStyle w:val="BodyText"/>
-      </w:pPr>
-      <w:r>
-        <w:t xml:space="preserve">ACCEPTANCE: (1) operator decides whether to install bindfs or provide a privileged loopback so the RED can be built; (2) if verified, the repair path gains fstype-aware diagnosis naming the remount remedy; (3) the mode contract either detects mode-flattening mounts and refuses, or documents honestly that it cannot be enforced there.</w:t>
-      </w:r>
-    </w:p>
-    <w:p>
-      <w:pPr>
-        <w:pStyle w:val="BodyText"/>
-      </w:pPr>
-      <w:r>
-        <w:t xml:space="preserve">DISCOVERY CHANNEL (§11.4.238): retained residual from the BOB-206 verification stream.</w:t>
-      </w:r>
-    </w:p>
-    <w:bookmarkEnd w:id="76"/>
-    <w:bookmarkStart w:id="77" w:name="Xd6a69ce0ae36f5e420281f9c4852938b0189e15"/>
-    <w:p>
-      <w:pPr>
-        <w:pStyle w:val="Heading2"/>
-      </w:pPr>
-      <w:r>
-        <w:t xml:space="preserve">BOB-213 — LANGUAGE HOLE: sh is absent from the fail-closed gate’s extension list, so 71 of 74 source files in the scripts/ DANGER_ROOT are silently invisible while the driver prints a clean verdict</w:t>
-      </w:r>
-    </w:p>
-    <w:p>
-      <w:pPr>
-        <w:pStyle w:val="FirstParagraph"/>
-      </w:pPr>
-      <w:r>
-        <w:rPr>
-          <w:b/>
-          <w:bCs/>
-        </w:rPr>
-        <w:t xml:space="preserve">Status:</w:t>
-      </w:r>
-      <w:r>
-        <w:t xml:space="preserve"> </w:t>
-      </w:r>
-      <w:r>
-        <w:t xml:space="preserve">Queued</w:t>
-      </w:r>
-      <w:r>
-        <w:t xml:space="preserve"> </w:t>
-      </w:r>
-      <w:r>
-        <w:rPr>
-          <w:b/>
-          <w:bCs/>
-        </w:rPr>
-        <w:t xml:space="preserve">Type:</w:t>
-      </w:r>
-      <w:r>
-        <w:t xml:space="preserve"> </w:t>
-      </w:r>
-      <w:r>
-        <w:t xml:space="preserve">Bug</w:t>
-      </w:r>
-      <w:r>
-        <w:t xml:space="preserve"> </w:t>
-      </w:r>
-      <w:r>
-        <w:rPr>
-          <w:b/>
-          <w:bCs/>
-        </w:rPr>
-        <w:t xml:space="preserve">Severity:</w:t>
-      </w:r>
-      <w:r>
-        <w:t xml:space="preserve"> </w:t>
-      </w:r>
-      <w:r>
-        <w:t xml:space="preserve">critical</w:t>
-      </w:r>
-    </w:p>
-    <w:p>
-      <w:pPr>
-        <w:pStyle w:val="BodyText"/>
-      </w:pPr>
-      <w:r>
-        <w:t xml:space="preserve">WHAT: the §11.4.252 fail-closed gate’s extension list omits shell entirely. Measured verbatim by the conductor at constitution/scripts/gates/cm_dangerous_combination_fail_closed.sh:457 —</w:t>
-      </w:r>
-      <w:r>
-        <w:t xml:space="preserve"> </w:t>
-      </w:r>
-      <w:r>
-        <w:t xml:space="preserve">exts=</w:t>
-      </w:r>
-      <w:r>
-        <w:t xml:space="preserve">“${DANGEROUS_COMBO_EXT:-py go rs c cc cpp h hpp java cs js ts jsx tsx php rb}”</w:t>
-      </w:r>
-      <w:r>
-        <w:t xml:space="preserve"> </w:t>
-      </w:r>
-      <w:r>
-        <w:t xml:space="preserve">No sh. No bash.</w:t>
-      </w:r>
-    </w:p>
-    <w:p>
-      <w:pPr>
-        <w:pStyle w:val="BodyText"/>
-      </w:pPr>
-      <w:r>
-        <w:t xml:space="preserve">THE CONSEQUENCE, MEASURED: scripts/ IS a declared DANGER_ROOT (scripts/pre_build_verification.sh:1511). It contains 71 tracked .sh files and 3 .py files. So 71 of 74 source files in a root the gate is explicitly pointed at are SILENTLY INVISIBLE — while invariant 39’s driver prints</w:t>
-      </w:r>
-      <w:r>
-        <w:t xml:space="preserve"> </w:t>
-      </w:r>
-      <w:r>
-        <w:t xml:space="preserve">“no fail-open anti-pattern across N first-party source root(s)”</w:t>
-      </w:r>
-      <w:r>
-        <w:t xml:space="preserve">. Project-wide there are 198 tracked .sh files (negative control *.zzz = 0, instrument proven seeing).</w:t>
-      </w:r>
-    </w:p>
-    <w:p>
-      <w:pPr>
-        <w:pStyle w:val="BodyText"/>
-      </w:pPr>
-      <w:r>
-        <w:t xml:space="preserve">WHY THIS IS THE WORST OF THE THREE HOLES: BOB-205 is a scope hole (root never looked at). BOB-191 is a matcher hole (Go enumerated but unanalysable). THIS one is worse than either, because the root IS declared, IS scanned, IS counted as covered, and 96% of what is in it was never examined. The count in the driver’s own summary is an under-count presented as a census.</w:t>
-      </w:r>
-    </w:p>
-    <w:p>
-      <w:pPr>
-        <w:pStyle w:val="BodyText"/>
-      </w:pPr>
-      <w:r>
-        <w:t xml:space="preserve">AND SHELL IS THE HIGHEST-RISK LANGUAGE HERE, not the lowest: the project’s orchestration, credential handling, container control and gates are shell. start.sh alone is 1288 LOC and is, per CLAUDE.md, THE orchestrator. Fail-open in shell is also unusually easy to write — a bare</w:t>
-      </w:r>
-      <w:r>
-        <w:t xml:space="preserve"> </w:t>
-      </w:r>
-      <w:r>
-        <w:rPr>
-          <w:rStyle w:val="VerbatimChar"/>
-        </w:rPr>
-        <w:t xml:space="preserve">cmd || true</w:t>
-      </w:r>
-      <w:r>
-        <w:t xml:space="preserve">, an unchecked</w:t>
-      </w:r>
-      <w:r>
-        <w:t xml:space="preserve"> </w:t>
-      </w:r>
-      <w:r>
-        <w:rPr>
-          <w:rStyle w:val="VerbatimChar"/>
-        </w:rPr>
-        <w:t xml:space="preserve">$?</w:t>
-      </w:r>
-      <w:r>
-        <w:t xml:space="preserve">, a</w:t>
-      </w:r>
-      <w:r>
-        <w:t xml:space="preserve"> </w:t>
-      </w:r>
-      <w:r>
-        <w:rPr>
-          <w:rStyle w:val="VerbatimChar"/>
-        </w:rPr>
-        <w:t xml:space="preserve">set +e</w:t>
-      </w:r>
-      <w:r>
-        <w:t xml:space="preserve"> </w:t>
-      </w:r>
-      <w:r>
-        <w:t xml:space="preserve">region, a swallowed</w:t>
-      </w:r>
-      <w:r>
-        <w:t xml:space="preserve"> </w:t>
-      </w:r>
-      <w:r>
-        <w:rPr>
-          <w:rStyle w:val="VerbatimChar"/>
-        </w:rPr>
-        <w:t xml:space="preserve">2&gt;/dev/null</w:t>
-      </w:r>
-      <w:r>
-        <w:t xml:space="preserve"> </w:t>
-      </w:r>
-      <w:r>
-        <w:t xml:space="preserve">— and §11.4.67(6) already records one live instance of exactly this class (a bare exec redirection silencing an interactive shell for its lifetime).</w:t>
-      </w:r>
-    </w:p>
-    <w:p>
-      <w:pPr>
-        <w:pStyle w:val="BodyText"/>
-      </w:pPr>
-      <w:r>
-        <w:t xml:space="preserve">CORRECTION TO A PREVIOUSLY-STATED ACCEPTANCE CRITERION (§11.4.6): I asserted, when filing BOB-205, that</w:t>
-      </w:r>
-      <w:r>
-        <w:t xml:space="preserve"> </w:t>
-      </w:r>
-      <w:r>
-        <w:t xml:space="preserve">“the honest-blindness path (§11.4.3 SKIP-with-reason, which the gate already implements correctly for unenumerated extensions) is preserved”</w:t>
-      </w:r>
-      <w:r>
-        <w:t xml:space="preserve">. THAT IS WRONG. The gate’s honest SKIP-with-reason exists for the PYTHON ARM’s degradations, NOT for extensions absent from the ext list. An unenumerated extension is a SILENT false-null, not an honest skip. The distinction is load-bearing and I stated it backwards.</w:t>
-      </w:r>
-    </w:p>
-    <w:p>
-      <w:pPr>
-        <w:pStyle w:val="BodyText"/>
-      </w:pPr>
-      <w:r>
-        <w:t xml:space="preserve">NOTE ON LINE NUMBERS: the BOB-205 stream cited the ext list at :318; the conductor measured it at :457. Both are correct at their read times — a sibling stream (BOB-195 r7) is actively editing this file. Re-derive before acting.</w:t>
-      </w:r>
-    </w:p>
-    <w:p>
-      <w:pPr>
-        <w:pStyle w:val="BodyText"/>
-      </w:pPr>
-      <w:r>
-        <w:t xml:space="preserve">ACCEPTANCE: (1) either shell is added to the ext list WITH an arm that can actually analyse it, or unenumerated extensions produce an explicit UNANALYSED verdict per file — never a silent pass (this is the same analyser-registry fix BOB-191 needs, and doing it once covers both); (2) the driver’s summary reports files ANALYSED, not files present, so an under-count cannot masquerade as a census; (3) a RED planting a shell fail-open under scripts/ and asserting it is SEEN; (4) golden-FALSE per §11.4.201(1) — a correctly fail-CLOSED shell guard must NOT be flagged; §11.4.67’s own brace-scoped exec form is the natural fixture.</w:t>
-      </w:r>
-    </w:p>
-    <w:p>
-      <w:pPr>
-        <w:pStyle w:val="BodyText"/>
-      </w:pPr>
-      <w:r>
-        <w:t xml:space="preserve">COMPOSES: BOB-191 (matcher hole — same primitive: classify by local shape, never consult semantic role; and the analyser-registry fix closes both) and BOB-205 (scope hole). Per §11.4.250 these are three symptoms of one primitive defect; per §11.4.214 they stay three items because the fixes differ.</w:t>
-      </w:r>
-    </w:p>
-    <w:p>
-      <w:pPr>
-        <w:pStyle w:val="BodyText"/>
-      </w:pPr>
-      <w:r>
-        <w:t xml:space="preserve">DISCOVERY CHANNEL (§11.4.238): found by the BOB-205 verification stream, confirmed independently by the conductor. Not by the automated QA regime.</w:t>
-      </w:r>
-    </w:p>
-    <w:bookmarkEnd w:id="77"/>
-    <w:bookmarkStart w:id="78" w:name="Xd7efe92f6e24db66f514edab77b8b2c63051c4a"/>
-    <w:p>
-      <w:pPr>
-        <w:pStyle w:val="Heading2"/>
-      </w:pPr>
-      <w:r>
-        <w:t xml:space="preserve">BOB-214 — REPOSITORY ROOT is in no DANGER_ROOT: webui-bridge.py (live HTTP service, :7188) carries a REAL fail-open the gate reports on sight, and start.sh + the credential scripts are unscanned</w:t>
-      </w:r>
-    </w:p>
-    <w:p>
-      <w:pPr>
-        <w:pStyle w:val="FirstParagraph"/>
-      </w:pPr>
-      <w:r>
-        <w:rPr>
-          <w:b/>
-          <w:bCs/>
-        </w:rPr>
-        <w:t xml:space="preserve">Status:</w:t>
-      </w:r>
-      <w:r>
-        <w:t xml:space="preserve"> </w:t>
-      </w:r>
-      <w:r>
-        <w:t xml:space="preserve">Queued</w:t>
-      </w:r>
-      <w:r>
-        <w:t xml:space="preserve"> </w:t>
-      </w:r>
-      <w:r>
-        <w:rPr>
-          <w:b/>
-          <w:bCs/>
-        </w:rPr>
-        <w:t xml:space="preserve">Type:</w:t>
-      </w:r>
-      <w:r>
-        <w:t xml:space="preserve"> </w:t>
-      </w:r>
-      <w:r>
-        <w:t xml:space="preserve">Bug</w:t>
-      </w:r>
-      <w:r>
-        <w:t xml:space="preserve"> </w:t>
-      </w:r>
-      <w:r>
-        <w:rPr>
-          <w:b/>
-          <w:bCs/>
-        </w:rPr>
-        <w:t xml:space="preserve">Severity:</w:t>
-      </w:r>
-      <w:r>
-        <w:t xml:space="preserve"> </w:t>
-      </w:r>
-      <w:r>
-        <w:t xml:space="preserve">critical</w:t>
-      </w:r>
-    </w:p>
-    <w:p>
-      <w:pPr>
-        <w:pStyle w:val="BodyText"/>
-      </w:pPr>
-      <w:r>
-        <w:t xml:space="preserve">WHAT: DANGER_ROOTS = (download-proxy/src plugins scripts qBitTorrent-go frontend/src) at scripts/pre_build_verification.sh:1511. The REPOSITORY ROOT itself is not among them (conductor-verified: no</w:t>
-      </w:r>
-      <w:r>
-        <w:t xml:space="preserve"> </w:t>
-      </w:r>
-      <w:r>
-        <w:t xml:space="preserve">“.”</w:t>
-      </w:r>
-      <w:r>
-        <w:t xml:space="preserve"> </w:t>
-      </w:r>
-      <w:r>
-        <w:t xml:space="preserve">entry). Everything living at the top level is scanned by no arm.</w:t>
-      </w:r>
-    </w:p>
-    <w:p>
-      <w:pPr>
-        <w:pStyle w:val="BodyText"/>
-      </w:pPr>
-      <w:r>
-        <w:t xml:space="preserve">THE LIVE HIT: webui-bridge.py — tracked at root (conductor-verified), 466 LOC, a live HTTP service on port 7188 (BaseHTTPRequestHandler:85, do_GET/do_POST:92-97, request path read at :103, outbound urlopen at :273, environment credentials read at :55-74). The gate REPORTS A REAL HIT AT :295 when pointed at it directly. This is not a hypothetical gap: the existing gate, unmodified, finds a genuine defect in this file the moment scope reaches it.</w:t>
-      </w:r>
-    </w:p>
-    <w:p>
-      <w:pPr>
-        <w:pStyle w:val="BodyText"/>
-      </w:pPr>
-      <w:r>
-        <w:t xml:space="preserve">ALSO UNSCANNED AT ROOT: 13 first-party shell scripts including start.sh (1288 LOC — per CLAUDE.md the project’s orchestrator and the sole sanctioned container-control entry point), stop.sh, ci.sh, install-plugin.sh, and the credential-handling init-qbit-password.sh / fix-qbit-password.sh. (These are additionally invisible for the separate LANGUAGE-hole reason — shell is not in the gate’s ext list — so root files get missed twice over, by scope AND by extension.)</w:t>
-      </w:r>
-    </w:p>
-    <w:p>
-      <w:pPr>
-        <w:pStyle w:val="BodyText"/>
-      </w:pPr>
-      <w:r>
-        <w:t xml:space="preserve">THE SCALE THIS SITS IN: 266 files in scope / 512 out of scope — 66% of the gate-visible first-party corpus is never scanned. Other unscanned roots measured: tests/ (324 files, excluded-by-intent but UNDECLARED — an undeclared exclusion is exactly what §11.4.224(E) fences against), extension/ (108, shipped browser extension), docs/ (51), challenges/ (18), tools/ (1, and it CONCEALS 3 REAL HITS at plugin_update_automation.py:189,198,215), frontend/e2e + 2 configs (5).</w:t>
-      </w:r>
-    </w:p>
-    <w:p>
-      <w:pPr>
-        <w:pStyle w:val="BodyText"/>
-      </w:pPr>
-      <w:r>
-        <w:t xml:space="preserve">SO THE SCOPE HOLE CONCEALS AT LEAST 4 REAL HITS the gate itself finds when pointed at them (1 in webui-bridge.py, 3 in tools/). Invariant 39’s reported count is an under-count, not a census.</w:t>
-      </w:r>
-    </w:p>
-    <w:p>
-      <w:pPr>
-        <w:pStyle w:val="BodyText"/>
-      </w:pPr>
-      <w:r>
-        <w:t xml:space="preserve">ACCEPTANCE: (1) repository root and tools/ are scanned, or explicitly fenced with a stated reason per §11.4.224(E) — silence is not an exclusion; (2) the 4 concealed hits are triaged (each is either a real defect to fix or a false positive to fix in the gate — both are findings); (3) tests/ (324 files) gets an OPERATOR decision per §11.4.66 — production-only is defensible but must be DECLARED; (4) a RED proving a root-level fail-open is seen; (5) golden-FALSE proving genuine build artefacts and vendored trees stay excluded.</w:t>
-      </w:r>
-    </w:p>
-    <w:p>
-      <w:pPr>
-        <w:pStyle w:val="BodyText"/>
-      </w:pPr>
-      <w:r>
-        <w:t xml:space="preserve">FIX DIRECTION (measured by the BOB-205 stream, not guessed): a §11.4.251 manifest is feasible but the source of truth must be chosen carefully — docker-compose.yml build contexts MISS plugins/, frontend/src, cmd/boba-ctl and webui-bridge.py; language markers (go.mod/package.json) MISS plugins/ and webui-bridge.py. Only derive-from-git-tracked-source-extensions minus a declared §11.4.224(E) exclusion fence reaches every gap. Note the derivation must be built either way — if the operator prefers keeping a hand list, the omission-guard that audits it is the SAME computation; the only question is whether it drives the scan or audits the list.</w:t>
-      </w:r>
-    </w:p>
-    <w:p>
-      <w:pPr>
-        <w:pStyle w:val="BodyText"/>
-      </w:pPr>
-      <w:r>
-        <w:t xml:space="preserve">DISCOVERY CHANNEL (§11.4.238): found by the BOB-205 verification stream while enumerating the full gap list — the item it was verifying named only one missing root. Not by the automated QA regime.</w:t>
-      </w:r>
-    </w:p>
-    <w:bookmarkEnd w:id="78"/>
-    <w:bookmarkStart w:id="79" w:name="Xb242d0d6ddd5043f255783f4cfec7163f9f5b99"/>
-    <w:p>
-      <w:pPr>
-        <w:pStyle w:val="Heading2"/>
-      </w:pPr>
-      <w:r>
-        <w:t xml:space="preserve">BOB-216 — MODE-INDEPENDENT carrier classes: the fail-closed gate’s PRIMARY (AST) mode reports comments and docstrings as live defects — the parser-is-immune claim was over-broad</w:t>
-      </w:r>
-    </w:p>
-    <w:p>
-      <w:pPr>
-        <w:pStyle w:val="FirstParagraph"/>
-      </w:pPr>
-      <w:r>
-        <w:rPr>
-          <w:b/>
-          <w:bCs/>
-        </w:rPr>
-        <w:t xml:space="preserve">Status:</w:t>
-      </w:r>
-      <w:r>
-        <w:t xml:space="preserve"> </w:t>
-      </w:r>
-      <w:r>
-        <w:t xml:space="preserve">Queued</w:t>
-      </w:r>
-      <w:r>
-        <w:t xml:space="preserve"> </w:t>
-      </w:r>
-      <w:r>
-        <w:rPr>
-          <w:b/>
-          <w:bCs/>
-        </w:rPr>
-        <w:t xml:space="preserve">Type:</w:t>
-      </w:r>
-      <w:r>
-        <w:t xml:space="preserve"> </w:t>
-      </w:r>
-      <w:r>
-        <w:t xml:space="preserve">Bug</w:t>
-      </w:r>
-      <w:r>
-        <w:t xml:space="preserve"> </w:t>
-      </w:r>
-      <w:r>
-        <w:rPr>
-          <w:b/>
-          <w:bCs/>
-        </w:rPr>
-        <w:t xml:space="preserve">Severity:</w:t>
-      </w:r>
-      <w:r>
-        <w:t xml:space="preserve"> </w:t>
-      </w:r>
-      <w:r>
-        <w:t xml:space="preserve">major</w:t>
-      </w:r>
-    </w:p>
-    <w:p>
-      <w:pPr>
-        <w:pStyle w:val="BodyText"/>
-      </w:pPr>
-      <w:r>
-        <w:t xml:space="preserve">WHAT: three carrier classes fire in the gate’s PRIMARY mode, not only its degraded text fallback. Measured ast_rc=1 AND text_rc=1 (both modes report the hit):</w:t>
-      </w:r>
-      <w:r>
-        <w:t xml:space="preserve"> </w:t>
-      </w:r>
-      <w:r>
-        <w:t xml:space="preserve">(a) a COMMENT or DOCSTRING quoting the credential anti-pattern is reported as a LIVE credential default — both spellings;</w:t>
-      </w:r>
-      <w:r>
-        <w:t xml:space="preserve"> </w:t>
-      </w:r>
-      <w:r>
-        <w:t xml:space="preserve">(b) a // comment or a string constant holding</w:t>
-      </w:r>
-      <w:r>
-        <w:t xml:space="preserve"> </w:t>
-      </w:r>
-      <w:r>
-        <w:rPr>
-          <w:rStyle w:val="VerbatimChar"/>
-        </w:rPr>
-        <w:t xml:space="preserve">try { x(); } catch (e) { }</w:t>
-      </w:r>
-      <w:r>
-        <w:t xml:space="preserve"> </w:t>
-      </w:r>
-      <w:r>
-        <w:t xml:space="preserve">is reported as an empty catch, once per carrier line.</w:t>
-      </w:r>
-      <w:r>
-        <w:t xml:space="preserve"> </w:t>
-      </w:r>
-      <w:r>
-        <w:t xml:space="preserve">Shape (b), and the C-family half of shape (a), are LANGUAGE-AGNOSTIC GREPS with NO structural counterpart in any mode — so there is no parser to be immune.</w:t>
-      </w:r>
-    </w:p>
-    <w:p>
-      <w:pPr>
-        <w:pStyle w:val="BodyText"/>
-      </w:pPr>
-      <w:r>
-        <w:t xml:space="preserve">WHY IT MATTERS: the gate’s header carried a blanket claim that</w:t>
-      </w:r>
-      <w:r>
-        <w:t xml:space="preserve"> </w:t>
-      </w:r>
-      <w:r>
-        <w:t xml:space="preserve">“A parser is immune to both by construction”</w:t>
-      </w:r>
-      <w:r>
-        <w:t xml:space="preserve">. That is OVER-BROAD and now corrected in place, scoped to the Python Try/With shapes where it is actually true. Everything else — every non-Python extension, and the credential/empty-catch text matchers even on Python — has no AST arm at all, so the immunity never applied there. A §11.4.201(1) false refusal in the PRIMARY mode is materially worse than one in a fallback nobody expects to be exact: it refuses provably-healthy code on the path the gate is trusted on.</w:t>
-      </w:r>
-    </w:p>
-    <w:p>
-      <w:pPr>
-        <w:pStyle w:val="BodyText"/>
-      </w:pPr>
-      <w:r>
-        <w:t xml:space="preserve">THE CONTROL NEEDLE THAT SHARPENS IT (recorded so the next reader inherits the measurement): a #-COMMENTED import does NOT poison the licensing table (text=0), because those regexes are line-anchored. So the blindness is to STRINGS specifically, not to non-code generally. That distinction is what makes the comment-strip fix tractable for one class and not for the others.</w:t>
-      </w:r>
-    </w:p>
-    <w:p>
-      <w:pPr>
-        <w:pStyle w:val="BodyText"/>
-      </w:pPr>
-      <w:r>
-        <w:t xml:space="preserve">WHY IT WAS NOT FIXED IN THE ROUND THAT FOUND IT (§11.4.6 honest boundary, and this is the right call): closing these needs a PER-LANGUAGE comment-and-string model across every configured extension. That model’s failure direction is the UNDER-reporting one — a mis-parsed string region silently swallows real violations for the remainder of the file. The same reasoning made the round DECLINE the triple-quote fence counter for OVER-1 while ACCEPTING the comment strip for OVER-A: the comment strip’s ambiguity resolves toward KEEPING text (proven by three control needles — real violation + comment, # inside a string, escaped quote before # — all 1/1), whereas a fence counter’s ambiguity resolves toward DROPPING text. Direction of failure, not difficulty, is the discriminator. Building a full lexer here would import the under-reporting failure mode this gate refuses everywhere else.</w:t>
-      </w:r>
-    </w:p>
-    <w:p>
-      <w:pPr>
-        <w:pStyle w:val="BodyText"/>
-      </w:pPr>
-      <w:r>
-        <w:t xml:space="preserve">OPERATOR DECISION (§11.4.66 / §11.4.197): whether to build per-language comment-and-string models is a consumer call, not a default this gate should pick unilaterally. Options: (a) accept the over-reports and DISCLOSE them per class (what the round did — a new MODE-INDEPENDENT CARRIERS section now enumerates all three); (b) build the models per language and own the under-report risk with a fixture per language; (c) narrow the language-agnostic greps so they only fire where a structural arm exists, trading coverage for precision.</w:t>
-      </w:r>
-    </w:p>
-    <w:p>
-      <w:pPr>
-        <w:pStyle w:val="BodyText"/>
-      </w:pPr>
-      <w:r>
-        <w:t xml:space="preserve">RELATION TO SIBLINGS (§11.4.214 distinct-but-similar, deliberately not merged): BOB-189 is the gate flagging a fail-CLOSED SSRF guard — a semantic-role miss in the PYTHON arm. This is a CARRIER miss (comment/string read as code) that is MODE-INDEPENDENT. BOB-213 is a language absent from the ext list entirely. All three share the primitive §11.4.250 named in BOB-191: classify by local syntactic shape, never consult semantic role — but the fixes differ, so the items stay separate.</w:t>
-      </w:r>
-    </w:p>
-    <w:p>
-      <w:pPr>
-        <w:pStyle w:val="BodyText"/>
-      </w:pPr>
-      <w:r>
-        <w:t xml:space="preserve">ACCEPTANCE: (1) the operator decision above is taken and recorded; (2) whichever path is chosen, each of the three classes has a fixture proving current behaviour, so a future change cannot silently alter it; (3) if (b) is chosen, a golden-FALSE per language proving a REAL violation adjacent to a carrier is still caught — the under-report guard, which is the whole risk.</w:t>
-      </w:r>
-    </w:p>
-    <w:p>
-      <w:pPr>
-        <w:pStyle w:val="BodyText"/>
-      </w:pPr>
-      <w:r>
-        <w:t xml:space="preserve">DISCOVERY CHANNEL (§11.4.238): found by the BOB-195 round-7 remediation stream while closing a different finding, NOT by the automated QA regime and NOT by the independent reviewer that audited the same file in round 6.</w:t>
-      </w:r>
-    </w:p>
-    <w:bookmarkEnd w:id="79"/>
-    <w:bookmarkStart w:id="80" w:name="X71b3d3e28f037bd84e63565bd377b60227a2e0f"/>
+    <w:bookmarkStart w:id="75" w:name="X71b3d3e28f037bd84e63565bd377b60227a2e0f"/>
     <w:p>
       <w:pPr>
         <w:pStyle w:val="Heading2"/>
@@ -12047,8 +11237,8 @@
         <w:t xml:space="preserve">DISCOVERY CHANNEL (§11.4.238): found by the BOB-212 blast-radius sweep — and only on its SECOND pass. The first pass filtered by a source-extension set that omitted .pdf, which hid this finding entirely; the agent re-ran with no extension filter over all 420 non-artifact paths and recorded the blind spot rather than shipping the first number. Worth keeping: an extension allowlist is itself a false-null generator, which is the same shape as the defect being investigated.</w:t>
       </w:r>
     </w:p>
-    <w:bookmarkEnd w:id="80"/>
-    <w:bookmarkStart w:id="81" w:name="Xc973ac35236f47c14148f5b58288bb1748733e4"/>
+    <w:bookmarkEnd w:id="75"/>
+    <w:bookmarkStart w:id="76" w:name="Xc973ac35236f47c14148f5b58288bb1748733e4"/>
     <w:p>
       <w:pPr>
         <w:pStyle w:val="Heading2"/>
@@ -12164,8 +11354,8 @@
         <w:t xml:space="preserve">DISCOVERY CHANNEL (§11.4.238): found by the T042 readiness preflight while explaining why a new file broke invariant 16. Not by the automated QA regime.</w:t>
       </w:r>
     </w:p>
-    <w:bookmarkEnd w:id="81"/>
-    <w:bookmarkStart w:id="82" w:name="X65573623ddfacc4486a4d5494d166708281c78a"/>
+    <w:bookmarkEnd w:id="76"/>
+    <w:bookmarkStart w:id="77" w:name="X65573623ddfacc4486a4d5494d166708281c78a"/>
     <w:p>
       <w:pPr>
         <w:pStyle w:val="Heading2"/>
@@ -12264,8 +11454,8 @@
         <w:t xml:space="preserve">WHAT: ownership_repair walks a declared root and repairs items whose uid is not the operator. The unit suite seeds a foreign uid only onto FILES and SYMLINKS; interior DIRECTORIES stay operator-owned (case 22 seeds only a foreign declared ROOT, on the failure path). Production first-start repairs exactly the untested shape. MANIFEST: tests/unit/test_ownership_repair.sh seed_tree/seed_wrong; scripts/ownership_repair.sh walk at :994. REPRO: seed a tree whose interior directories carry uid 100000 via podman unshare, run the repair, observe no automated assertion covers the outcome. WHY UNTESTED: the unprivileged harness cannot create symlinks inside a directory it no longer owns, which cases 8/9/18 require. The DECLARED GAPS note cross-references tests/ownership/test_container_writes_owned_files.py, but that covers the CREATION side (FR-002), not the repair-side walk. ACCEPTANCE: an integration-layer test (where the unprivileged-harness constraint does not bind) that seeds foreign-owned interior directories, runs the repair, and asserts post-state ownership plus mode preservation. Surfaced by the BOB-207 independent review 2026-08-27.</w:t>
       </w:r>
     </w:p>
-    <w:bookmarkEnd w:id="82"/>
-    <w:bookmarkStart w:id="83" w:name="X9991bb9773dc58c94842edea440f362a03d117e"/>
+    <w:bookmarkEnd w:id="77"/>
+    <w:bookmarkStart w:id="78" w:name="X9991bb9773dc58c94842edea440f362a03d117e"/>
     <w:p>
       <w:pPr>
         <w:pStyle w:val="Heading2"/>
@@ -12364,8 +11554,8 @@
         <w:t xml:space="preserve">WHAT: §11.4.212 makes the main README the canonical entry point for ALL project documentation, with no §11.4.65-scope doc reachable by no link path. docs/scripts/check_cm_lan_routes_authenticated.md is not reachable from README.md. MEASURED 2026-08-27: grep -c for the guide name in README.md returns 0, control-needled against a doc README does link (CONTINUATION returns 1), so the instrument is not blind. ACCEPTANCE: README links the guide directly or transitively, and the doc-link generator covers docs/scripts/ so the next such guide cannot land orphaned. Surfaced by the BOB-102 round-13 remediation and independently verified 2026-08-27.</w:t>
       </w:r>
     </w:p>
-    <w:bookmarkEnd w:id="83"/>
-    <w:bookmarkStart w:id="84" w:name="X8b9b6672f330fb41d15c18084254ebe6ee928c6"/>
+    <w:bookmarkEnd w:id="78"/>
+    <w:bookmarkStart w:id="79" w:name="X8b9b6672f330fb41d15c18084254ebe6ee928c6"/>
     <w:p>
       <w:pPr>
         <w:pStyle w:val="Heading2"/>
@@ -12470,8 +11660,8 @@
         <w:t xml:space="preserve">.sh it runs) – likely via a static grep/parse of pre_build_verification.sh itself, or a runtime trace; (2) assert every one of those paths is git-tracked (git ls-files –error-unmatch); (3) wire this as a new pre-build invariant so a future untracked gate implementation is caught immediately, not discovered independently weeks later; (4) a RED test creating an untracked fake gate-invocation target and asserting the new check fails on it, GREEN once the mechanism exists and the fake target is either removed or tracked.</w:t>
       </w:r>
     </w:p>
-    <w:bookmarkEnd w:id="84"/>
-    <w:bookmarkEnd w:id="85"/>
+    <w:bookmarkEnd w:id="79"/>
+    <w:bookmarkEnd w:id="80"/>
     <w:sectPr>
       <w:footnotePr>
         <w:numRestart w:val="eachSect"/>

--- a/docs/Issues.docx
+++ b/docs/Issues.docx
@@ -2,7 +2,7 @@
 <file path=word/document.xml><?xml version="1.0" encoding="utf-8"?>
 <w:document xmlns:w="http://schemas.openxmlformats.org/wordprocessingml/2006/main" xmlns:m="http://schemas.openxmlformats.org/officeDocument/2006/math" xmlns:r="http://schemas.openxmlformats.org/officeDocument/2006/relationships" xmlns:o="urn:schemas-microsoft-com:office:office" xmlns:v="urn:schemas-microsoft-com:vml" xmlns:w10="urn:schemas-microsoft-com:office:word" xmlns:a="http://schemas.openxmlformats.org/drawingml/2006/main" xmlns:pic="http://schemas.openxmlformats.org/drawingml/2006/picture" xmlns:wp="http://schemas.openxmlformats.org/drawingml/2006/wordprocessingDrawing">
   <w:body>
-    <w:bookmarkStart w:id="80" w:name="issues-open-workable-items"/>
+    <w:bookmarkStart w:id="73" w:name="issues-open-workable-items"/>
     <w:p>
       <w:pPr>
         <w:pStyle w:val="Heading1"/>
@@ -26,7 +26,7 @@
         <w:t xml:space="preserve"> </w:t>
       </w:r>
       <w:r>
-        <w:t xml:space="preserve">97</w:t>
+        <w:t xml:space="preserve">100</w:t>
       </w:r>
       <w:r>
         <w:t xml:space="preserve"> </w:t>
@@ -42,7 +42,7 @@
         <w:t xml:space="preserve"> </w:t>
       </w:r>
       <w:r>
-        <w:t xml:space="preserve">2026-09-23T08:34:57Z</w:t>
+        <w:t xml:space="preserve">2026-09-23T09:34:59Z</w:t>
       </w:r>
       <w:r>
         <w:t xml:space="preserve"> </w:t>
@@ -5950,13 +5950,13 @@
       </w:r>
     </w:p>
     <w:bookmarkEnd w:id="47"/>
-    <w:bookmarkStart w:id="48" w:name="Xb5df7345c69f42859b760ebcb7eb04a79a50123"/>
+    <w:bookmarkStart w:id="48" w:name="X11db4a28fa64161c7ffe87a7b2e88f2f3a45339"/>
     <w:p>
       <w:pPr>
         <w:pStyle w:val="Heading2"/>
       </w:pPr>
       <w:r>
-        <w:t xml:space="preserve">BOB-163 — Now that :7187 really rate-limits, the DDoS challenge’s cross-endpoint isolation assertion reads a sibling 429 as endpoint-degraded</w:t>
+        <w:t xml:space="preserve">BOB-164 — Live dashboard fails WCAG AA colour contrast on 21 nodes — brand heading measures 1.43:1 against a 3:1 floor</w:t>
       </w:r>
     </w:p>
     <w:p>
@@ -6022,36 +6022,1850 @@
         <w:t xml:space="preserve"> </w:t>
       </w:r>
       <w:r>
-        <w:t xml:space="preserve">BOB-114 remediation, pre-existing defect surfaced by BOB-111 landing a real limiter</w:t>
-      </w:r>
-    </w:p>
-    <w:p>
-      <w:pPr>
-        <w:pStyle w:val="BodyText"/>
-      </w:pPr>
-      <w:r>
-        <w:rPr>
-          <w:b/>
-          <w:bCs/>
-        </w:rPr>
-        <w:t xml:space="preserve">OPERATOR DECISION (2026-08-26, §11.4.66 interactive clarification): YES — 429 IS RESPONSIVE IF Retry-After IS WELL-FORMED</w:t>
-      </w:r>
-    </w:p>
-    <w:p>
-      <w:pPr>
-        <w:pStyle w:val="BodyText"/>
-      </w:pPr>
-      <w:r>
-        <w:t xml:space="preserve">A 429 carrying a VALID Retry-After header counts as the sibling endpoint being RESPONSIVE. Assertion (c) of the DDoS challenge accepts 2xx OR a well-formed 429 (positive integer seconds or valid HTTP-date — PARSED, not merely present/non-empty). DEGRADED remains: connection failure, timeout, any 5xx, and a 429 with absent or malformed Retry-After. RESIDUAL RISK, accepted knowingly and to be stated in the script source per §11.4.6: a genuinely wedged endpoint that happens to answer 429-with-Retry-After would pass — the Retry-After parse narrows that window, it does not close it. Options (b) limiter-aware drain and (c) exempt healthz probe were both offered and NOT chosen. STILL OPEN, not covered by this decision: the detector counts 429 only, not 503, though the script header says</w:t>
-      </w:r>
-      <w:r>
-        <w:t xml:space="preserve"> </w:t>
-      </w:r>
-      <w:r>
-        <w:t xml:space="preserve">‘429 (or equivalent)’</w:t>
-      </w:r>
-      <w:r>
-        <w:t xml:space="preserve">; counting 503 would collide with the crash detector’s 5xx tally. Decide when BOB-111 lands limiters on :7185 and :7189.</w:t>
+        <w:t xml:space="preserve">BOB-110 UX-class coverage, discovered by the new axe-core suite on its first live run</w:t>
+      </w:r>
+    </w:p>
+    <w:p>
+      <w:pPr>
+        <w:pStyle w:val="BodyText"/>
+      </w:pPr>
+      <w:r>
+        <w:rPr>
+          <w:b/>
+          <w:bCs/>
+        </w:rPr>
+        <w:t xml:space="preserve">Reported-Via:</w:t>
+      </w:r>
+      <w:r>
+        <w:t xml:space="preserve"> </w:t>
+      </w:r>
+      <w:r>
+        <w:t xml:space="preserve">§11.4.202 reporting directive</w:t>
+      </w:r>
+      <w:r>
+        <w:t xml:space="preserve"> </w:t>
+      </w:r>
+      <w:r>
+        <w:rPr>
+          <w:rStyle w:val="VerbatimChar"/>
+        </w:rPr>
+        <w:t xml:space="preserve">bug</w:t>
+      </w:r>
+      <w:r>
+        <w:t xml:space="preserve"> </w:t>
+      </w:r>
+      <w:r>
+        <w:t xml:space="preserve">on 2026-08-21T19:56:53Z</w:t>
+      </w:r>
+      <w:r>
+        <w:t xml:space="preserve"> </w:t>
+      </w:r>
+      <w:r>
+        <w:rPr>
+          <w:b/>
+          <w:bCs/>
+        </w:rPr>
+        <w:t xml:space="preserve">Reported-By:</w:t>
+      </w:r>
+      <w:r>
+        <w:t xml:space="preserve"> </w:t>
+      </w:r>
+      <w:r>
+        <w:t xml:space="preserve">BOB-110 UX-class coverage, discovered by the new axe-core suite on its first live run</w:t>
+      </w:r>
+    </w:p>
+    <w:p>
+      <w:pPr>
+        <w:pStyle w:val="BodyText"/>
+      </w:pPr>
+      <w:r>
+        <w:rPr>
+          <w:b/>
+          <w:bCs/>
+        </w:rPr>
+        <w:t xml:space="preserve">What (the report, verbatim):</w:t>
+      </w:r>
+      <w:r>
+        <w:t xml:space="preserve"> </w:t>
+      </w:r>
+      <w:r>
+        <w:t xml:space="preserve">This is a REAL user-facing defect, not a test-tuning artifact, and it was found by the automated regime rather than by a human squinting at the page – which is exactly the 11.4.238 posture the project is aiming for.</w:t>
+      </w:r>
+    </w:p>
+    <w:p>
+      <w:pPr>
+        <w:pStyle w:val="BodyText"/>
+      </w:pPr>
+      <w:r>
+        <w:t xml:space="preserve">The static-grep oracle would NOT have found it. Measured: the served root ships an empty</w:t>
+      </w:r>
+      <w:r>
+        <w:t xml:space="preserve"> </w:t>
+      </w:r>
+      <w:r>
+        <w:t xml:space="preserve"> </w:t>
+      </w:r>
+      <w:r>
+        <w:t xml:space="preserve">pre-hydration, so any check reading the raw HTML audits a page nobody sees. The violation only exists in the hydrated DOM, which is why 11.4.170 requires a rendered oracle and forbids value-equality assertions as the proof a UI is correct.</w:t>
+      </w:r>
+    </w:p>
+    <w:p>
+      <w:pPr>
+        <w:pStyle w:val="BodyText"/>
+      </w:pPr>
+      <w:r>
+        <w:t xml:space="preserve">Severity reasoning, stated rather than assumed: this is user-visible and affects the primary dashboard heading, but it degrades legibility rather than breaking function, and the surface is operator-facing rather than public. Medium, not High.</w:t>
+      </w:r>
+    </w:p>
+    <w:p>
+      <w:pPr>
+        <w:pStyle w:val="BodyText"/>
+      </w:pPr>
+      <w:r>
+        <w:t xml:space="preserve">The failing test was left FAILING on purpose (11.4.238) instead of silenced or marked xfail. tests/ux/ currently reports 1 failed, 16 passed; that 1 is this defect. Anyone reading a red UX suite should read it as this item, not as flakiness – and when this is fixed the suite goes fully green, which is the signal that it is closed.</w:t>
+      </w:r>
+    </w:p>
+    <w:p>
+      <w:pPr>
+        <w:pStyle w:val="BodyText"/>
+      </w:pPr>
+      <w:r>
+        <w:t xml:space="preserve">HONEST SCOPE LIMIT (11.4.6): only the dashboard landing view was scanned. The /jackett/* sub-routes and the ng-serve-hosted :4200 route set were NOT audited – the commands to close both are recorded in docs/testing/ux_accessibility.md. So this item’s 21 nodes are a floor, not a total.</w:t>
+      </w:r>
+    </w:p>
+    <w:p>
+      <w:pPr>
+        <w:pStyle w:val="BodyText"/>
+      </w:pPr>
+      <w:r>
+        <w:rPr>
+          <w:b/>
+          <w:bCs/>
+        </w:rPr>
+        <w:t xml:space="preserve">Affected scope / file-scope manifest:</w:t>
+      </w:r>
+      <w:r>
+        <w:t xml:space="preserve"> </w:t>
+      </w:r>
+      <w:r>
+        <w:t xml:space="preserve">the Angular dashboard served at http://localhost:7187/ (same compiled SPA as frontend/); production component CSS, not test files</w:t>
+      </w:r>
+    </w:p>
+    <w:p>
+      <w:pPr>
+        <w:pStyle w:val="BodyText"/>
+      </w:pPr>
+      <w:r>
+        <w:rPr>
+          <w:b/>
+          <w:bCs/>
+        </w:rPr>
+        <w:t xml:space="preserve">Reproduction / context:</w:t>
+      </w:r>
+      <w:r>
+        <w:t xml:space="preserve"> </w:t>
+      </w:r>
+      <w:r>
+        <w:t xml:space="preserve">Run tests/ux/test_live_dashboard_accessibility.py against the running merge service. axe-core v4.13.0, scanning a real Playwright-rendered JS-hydrated DOM, reports color-contrast violations on 21 nodes. Measured pairs: .brand / h1 text #9d001e on background #3c3f41 = 1.43-1.62:1 (WCAG AA large-text floor is 3:1); tagline #808080 on #3c3f41 = 2.68:1 (body-text floor is 4.5:1).</w:t>
+      </w:r>
+    </w:p>
+    <w:p>
+      <w:pPr>
+        <w:pStyle w:val="BodyText"/>
+      </w:pPr>
+      <w:r>
+        <w:rPr>
+          <w:b/>
+          <w:bCs/>
+        </w:rPr>
+        <w:t xml:space="preserve">Acceptance criteria:</w:t>
+      </w:r>
+      <w:r>
+        <w:t xml:space="preserve"> </w:t>
+      </w:r>
+      <w:r>
+        <w:t xml:space="preserve">axe-core reports ZERO color-contrast violations against the live rendered dashboard, with the fix made in production component CSS rather than by relaxing the assertion or excluding the rule (11.4.120: reconcile to the correct mechanism, never weaken the check). The existing tests/ux/ suite is the guard and already fails today, so the RED is captured – closure requires it flipping GREEN against the live surface, which is runtime-class evidence per 11.4.226.</w:t>
+      </w:r>
+    </w:p>
+    <w:bookmarkEnd w:id="48"/>
+    <w:bookmarkStart w:id="49" w:name="X017ecc07d3925d281ee41edb70c49dccdf9f346"/>
+    <w:p>
+      <w:pPr>
+        <w:pStyle w:val="Heading2"/>
+      </w:pPr>
+      <w:r>
+        <w:t xml:space="preserve">BOB-168 — run_all_challenges.sh lists scaling_horizontal_challenge.sh which does not exist on disk, so the runner references a challenge that can never execute</w:t>
+      </w:r>
+    </w:p>
+    <w:p>
+      <w:pPr>
+        <w:pStyle w:val="FirstParagraph"/>
+      </w:pPr>
+      <w:r>
+        <w:rPr>
+          <w:b/>
+          <w:bCs/>
+        </w:rPr>
+        <w:t xml:space="preserve">Status:</w:t>
+      </w:r>
+      <w:r>
+        <w:t xml:space="preserve"> </w:t>
+      </w:r>
+      <w:r>
+        <w:t xml:space="preserve">In progress</w:t>
+      </w:r>
+      <w:r>
+        <w:t xml:space="preserve"> </w:t>
+      </w:r>
+      <w:r>
+        <w:rPr>
+          <w:b/>
+          <w:bCs/>
+        </w:rPr>
+        <w:t xml:space="preserve">Type:</w:t>
+      </w:r>
+      <w:r>
+        <w:t xml:space="preserve"> </w:t>
+      </w:r>
+      <w:r>
+        <w:t xml:space="preserve">Task</w:t>
+      </w:r>
+      <w:r>
+        <w:t xml:space="preserve"> </w:t>
+      </w:r>
+      <w:r>
+        <w:rPr>
+          <w:b/>
+          <w:bCs/>
+        </w:rPr>
+        <w:t xml:space="preserve">Severity:</w:t>
+      </w:r>
+      <w:r>
+        <w:t xml:space="preserve"> </w:t>
+      </w:r>
+      <w:r>
+        <w:t xml:space="preserve">Low</w:t>
+      </w:r>
+      <w:r>
+        <w:t xml:space="preserve"> </w:t>
+      </w:r>
+      <w:r>
+        <w:rPr>
+          <w:b/>
+          <w:bCs/>
+        </w:rPr>
+        <w:t xml:space="preserve">Created-By:</w:t>
+      </w:r>
+      <w:r>
+        <w:t xml:space="preserve"> </w:t>
+      </w:r>
+      <w:r>
+        <w:t xml:space="preserve">Claude</w:t>
+      </w:r>
+      <w:r>
+        <w:t xml:space="preserve"> </w:t>
+      </w:r>
+      <w:r>
+        <w:rPr>
+          <w:b/>
+          <w:bCs/>
+        </w:rPr>
+        <w:t xml:space="preserve">Assigned-To:</w:t>
+      </w:r>
+      <w:r>
+        <w:t xml:space="preserve"> </w:t>
+      </w:r>
+      <w:r>
+        <w:t xml:space="preserve">Claude</w:t>
+      </w:r>
+    </w:p>
+    <w:p>
+      <w:pPr>
+        <w:pStyle w:val="BodyText"/>
+      </w:pPr>
+      <w:r>
+        <w:t xml:space="preserve">WHAT. scripts/run_all_challenges.sh:66 lists</w:t>
+      </w:r>
+      <w:r>
+        <w:t xml:space="preserve"> </w:t>
+      </w:r>
+      <w:r>
+        <w:t xml:space="preserve">“scaling_horizontal_challenge.sh”</w:t>
+      </w:r>
+      <w:r>
+        <w:t xml:space="preserve"> </w:t>
+      </w:r>
+      <w:r>
+        <w:t xml:space="preserve">in its challenge set. challenges/scripts/scaling_horizontal_challenge.sh does not exist:</w:t>
+      </w:r>
+    </w:p>
+    <w:p>
+      <w:pPr>
+        <w:pStyle w:val="SourceCode"/>
+      </w:pPr>
+      <w:r>
+        <w:rPr>
+          <w:rStyle w:val="VerbatimChar"/>
+        </w:rPr>
+        <w:t xml:space="preserve">$ sed -n '66p' scripts/run_all_challenges.sh</w:t>
+      </w:r>
+      <w:r>
+        <w:br/>
+      </w:r>
+      <w:r>
+        <w:rPr>
+          <w:rStyle w:val="VerbatimChar"/>
+        </w:rPr>
+        <w:t xml:space="preserve">    "scaling_horizontal_challenge.sh"</w:t>
+      </w:r>
+      <w:r>
+        <w:br/>
+      </w:r>
+      <w:r>
+        <w:rPr>
+          <w:rStyle w:val="VerbatimChar"/>
+        </w:rPr>
+        <w:t xml:space="preserve">$ ls challenges/scripts/scaling_horizontal_challenge.sh</w:t>
+      </w:r>
+      <w:r>
+        <w:br/>
+      </w:r>
+      <w:r>
+        <w:rPr>
+          <w:rStyle w:val="VerbatimChar"/>
+        </w:rPr>
+        <w:t xml:space="preserve">  ls: cannot access ...: No such file or directory</w:t>
+      </w:r>
+    </w:p>
+    <w:p>
+      <w:pPr>
+        <w:pStyle w:val="FirstParagraph"/>
+      </w:pPr>
+      <w:r>
+        <w:t xml:space="preserve">VERIFIED independently, not taken on report — surfaced by the BOB-109 scaling agent and re-checked here by direct invocation.</w:t>
+      </w:r>
+    </w:p>
+    <w:p>
+      <w:pPr>
+        <w:pStyle w:val="BodyText"/>
+      </w:pPr>
+      <w:r>
+        <w:t xml:space="preserve">WHY IT MATTERS. Whether this is cosmetic or a §11.4.201 gate-honesty defect depends entirely on how the runner treats a missing entry, and that is the first thing to determine: if it SKIPs silently, the challenge bank advertises coverage it does not have (a §11.4.266 claim-vs-reality row with no passing challenge behind it); if it FAILs, the runner is permanently red for a reason unrelated to the system under test, which trains readers to ignore it. Neither outcome is acceptable; they need different fixes.</w:t>
+      </w:r>
+    </w:p>
+    <w:p>
+      <w:pPr>
+        <w:pStyle w:val="BodyText"/>
+      </w:pPr>
+      <w:r>
+        <w:t xml:space="preserve">ACCEPTANCE. (a) Determine and record the runner’s actual behaviour on the missing entry by invoking it, not by reading it. (b) EITHER author the challenge, OR remove the entry — with §11.4.124 discipline: check git history for whether it once existed and was deleted, since a silently-dropped challenge is the more interesting defect. (c) If the runner silently skips missing entries, that is its own finding: a missing challenge must be loud (§11.4.3 SKIP-with-reason at minimum), never absent-and-quiet.</w:t>
+      </w:r>
+    </w:p>
+    <w:p>
+      <w:pPr>
+        <w:pStyle w:val="BodyText"/>
+      </w:pPr>
+      <w:r>
+        <w:t xml:space="preserve">SEVERITY. Low as a defect, but it sits on the challenge-coverage seam, so (c) may deserve its own item.</w:t>
+      </w:r>
+    </w:p>
+    <w:p>
+      <w:pPr>
+        <w:pStyle w:val="BodyText"/>
+      </w:pPr>
+      <w:r>
+        <w:t xml:space="preserve">CORRECTION 2026-08-22 (§11.4.6) — THIS ITEM’S PREMISE WAS FALSE, and the error was mine. Recorded openly rather than quietly edited.</w:t>
+      </w:r>
+    </w:p>
+    <w:p>
+      <w:pPr>
+        <w:pStyle w:val="BodyText"/>
+      </w:pPr>
+      <w:r>
+        <w:t xml:space="preserve">scaling_horizontal_challenge.sh EXISTS. It is at submodules/challenges/challenges/scripts/scaling_horizontal_challenge.sh, executable, 3107 bytes, dated Aug 7. So do all 14 other entries and the meta-runner. It was never deleted: added to the roster at 1c959ba, the challenge itself added in the submodule at 873c0b1, and a pickaxe search across both repositories and all branches finds ZERO deletions.</w:t>
+      </w:r>
+    </w:p>
+    <w:p>
+      <w:pPr>
+        <w:pStyle w:val="BodyText"/>
+      </w:pPr>
+      <w:r>
+        <w:t xml:space="preserve">HOW I GOT IT WRONG. run_all_challenges.sh reads submodules/challenges/challenges/scripts/. I checked challenges/scripts/ — a DIFFERENT directory belonging to a DIFFERENT, glob-based runner. Two similarly-named directories; I measured the wrong one. That is a §11.4.201(9) field-identity error. Worse, I wrote that it was</w:t>
+      </w:r>
+      <w:r>
+        <w:t xml:space="preserve"> </w:t>
+      </w:r>
+      <w:r>
+        <w:t xml:space="preserve">“verified by invocation”</w:t>
+      </w:r>
+      <w:r>
+        <w:t xml:space="preserve">: I had listed a directory and never run the aggregator, so the claim overstated the evidence class as well as getting the answer wrong.</w:t>
+      </w:r>
+    </w:p>
+    <w:p>
+      <w:pPr>
+        <w:pStyle w:val="BodyText"/>
+      </w:pPr>
+      <w:r>
+        <w:t xml:space="preserve">THE LESSON, which generalises past this item. In the SAME commit I correctly caught a sibling agent making this exact class of error on BOB-167 — a zero-hit produced by searching one symbol name — and applied a control needle there. Then I omitted the needle one paragraph later on my own measurement. The distinction that would have caught it: A CONTROL NEEDLE PROVES THE INSTRUMENT CAN SEE; IT DOES NOT PROVE IT IS POINTED AT THE THING UNDER TEST. §11.4.201(7)(b) as commonly applied guards blindness; it does not guard mis-aiming. The needle for THIS query would have been to resolve the path the runner itself reads, not to confirm that some directory listing works.</w:t>
+      </w:r>
+    </w:p>
+    <w:p>
+      <w:pPr>
+        <w:pStyle w:val="BodyText"/>
+      </w:pPr>
+      <w:r>
+        <w:t xml:space="preserve">WHAT IS ACTUALLY WRONG, and it is worse than what I filed. The missing-entry path runs no challenges by definition, so it can be exercised safely. Run against a checkout where the submodule is absent — the ordinary state of a clone made without –recursive — the REAL runner (byte-identity sha-asserted, not a replica) reports:</w:t>
+      </w:r>
+    </w:p>
+    <w:p>
+      <w:pPr>
+        <w:pStyle w:val="SourceCode"/>
+      </w:pPr>
+      <w:r>
+        <w:rPr>
+          <w:rStyle w:val="VerbatimChar"/>
+        </w:rPr>
+        <w:t xml:space="preserve">PASS: 0   FAIL: 0   SKIP: 16   TOTAL: 16</w:t>
+      </w:r>
+      <w:r>
+        <w:br/>
+      </w:r>
+      <w:r>
+        <w:rPr>
+          <w:rStyle w:val="VerbatimChar"/>
+        </w:rPr>
+        <w:t xml:space="preserve">OBSERVED EXIT CODE: 0</w:t>
+      </w:r>
+    </w:p>
+    <w:p>
+      <w:pPr>
+        <w:pStyle w:val="FirstParagraph"/>
+      </w:pPr>
+      <w:r>
+        <w:t xml:space="preserve">An ENTIRELY UN-RUN BANK REPORTS SUCCESS. Not one dangling entry tolerated — the whole suite silently passes without executing anything. That is §11.4.201(6) false-null verbatim, and it is observed-reachable rather than constructed (§11.4.115(G)).</w:t>
+      </w:r>
+    </w:p>
+    <w:p>
+      <w:pPr>
+        <w:pStyle w:val="BodyText"/>
+      </w:pPr>
+      <w:r>
+        <w:t xml:space="preserve">REVISED ACCEPTANCE. (a) ANSWERED, though not as filed: the runner reports a loud, counted SKIP and then never blocks, because the exit expression reads only the FAIL count. (b) The dangling-entry half is VOID — nothing is dangling. (c) The real work is the exit contract: a roster entry the runner cannot execute must not be indistinguishable from a healthy run. See the decision recorded in docs/qa/BOB-168/decision_missing_vs_skip.md.</w:t>
+      </w:r>
+    </w:p>
+    <w:p>
+      <w:pPr>
+        <w:pStyle w:val="BodyText"/>
+      </w:pPr>
+      <w:r>
+        <w:t xml:space="preserve">RELATED, REPORTED NOT FIXED: scripts/pre_build_verification.sh:1792 carries the same SKIP/MISSING conflation one level up, for the other runner. Filed separately.</w:t>
+      </w:r>
+    </w:p>
+    <w:bookmarkEnd w:id="49"/>
+    <w:bookmarkStart w:id="50" w:name="Xa3e67580bd8f3362dcf836d407dae50325f7eae"/>
+    <w:p>
+      <w:pPr>
+        <w:pStyle w:val="Heading2"/>
+      </w:pPr>
+      <w:r>
+        <w:t xml:space="preserve">BOB-169 — 286 of 326 exported .html docs are headless pandoc fragments with no DOCTYPE and no charset, so UTF-8 section marks and arrows render as mojibake when opened directly</w:t>
+      </w:r>
+    </w:p>
+    <w:p>
+      <w:pPr>
+        <w:pStyle w:val="FirstParagraph"/>
+      </w:pPr>
+      <w:r>
+        <w:rPr>
+          <w:b/>
+          <w:bCs/>
+        </w:rPr>
+        <w:t xml:space="preserve">Status:</w:t>
+      </w:r>
+      <w:r>
+        <w:t xml:space="preserve"> </w:t>
+      </w:r>
+      <w:r>
+        <w:t xml:space="preserve">In progress</w:t>
+      </w:r>
+      <w:r>
+        <w:t xml:space="preserve"> </w:t>
+      </w:r>
+      <w:r>
+        <w:rPr>
+          <w:b/>
+          <w:bCs/>
+        </w:rPr>
+        <w:t xml:space="preserve">Type:</w:t>
+      </w:r>
+      <w:r>
+        <w:t xml:space="preserve"> </w:t>
+      </w:r>
+      <w:r>
+        <w:t xml:space="preserve">Bug</w:t>
+      </w:r>
+      <w:r>
+        <w:t xml:space="preserve"> </w:t>
+      </w:r>
+      <w:r>
+        <w:rPr>
+          <w:b/>
+          <w:bCs/>
+        </w:rPr>
+        <w:t xml:space="preserve">Severity:</w:t>
+      </w:r>
+      <w:r>
+        <w:t xml:space="preserve"> </w:t>
+      </w:r>
+      <w:r>
+        <w:t xml:space="preserve">Medium</w:t>
+      </w:r>
+      <w:r>
+        <w:t xml:space="preserve"> </w:t>
+      </w:r>
+      <w:r>
+        <w:rPr>
+          <w:b/>
+          <w:bCs/>
+        </w:rPr>
+        <w:t xml:space="preserve">Created-By:</w:t>
+      </w:r>
+      <w:r>
+        <w:t xml:space="preserve"> </w:t>
+      </w:r>
+      <w:r>
+        <w:t xml:space="preserve">Claude</w:t>
+      </w:r>
+      <w:r>
+        <w:t xml:space="preserve"> </w:t>
+      </w:r>
+      <w:r>
+        <w:rPr>
+          <w:b/>
+          <w:bCs/>
+        </w:rPr>
+        <w:t xml:space="preserve">Assigned-To:</w:t>
+      </w:r>
+      <w:r>
+        <w:t xml:space="preserve"> </w:t>
+      </w:r>
+      <w:r>
+        <w:t xml:space="preserve">Claude</w:t>
+      </w:r>
+    </w:p>
+    <w:p>
+      <w:pPr>
+        <w:pStyle w:val="BodyText"/>
+      </w:pPr>
+      <w:r>
+        <w:t xml:space="preserve">WHAT. The §11.4.65 markdown-export mandate requires every in-scope doc to ship .html/.pdf twins. 286 of the 326 .html files under docs/ (excluding dist/ and node_modules/) are pandoc FRAGMENTS — they begin at</w:t>
+      </w:r>
+    </w:p>
+    <w:p>
+      <w:pPr>
+        <w:pStyle w:val="BodyText"/>
+      </w:pPr>
+      <w:r>
+        <w:t xml:space="preserve">with no &lt;!DOCTYPE&gt;, no</w:t>
+      </w:r>
+    </w:p>
+    <w:p>
+      <w:pPr>
+        <w:pStyle w:val="BodyText"/>
+      </w:pPr>
+      <w:r>
+        <w:t xml:space="preserve">/</w:t>
+      </w:r>
+    </w:p>
+    <w:p>
+      <w:pPr>
+        <w:pStyle w:val="BodyText"/>
+      </w:pPr>
+      <w:r>
+        <w:t xml:space="preserve">, and critically no</w:t>
+      </w:r>
+    </w:p>
+    <w:p>
+      <w:pPr>
+        <w:pStyle w:val="BodyText"/>
+      </w:pPr>
+      <w:r>
+        <w:t xml:space="preserve">. Census run 2026-08-21.</w:t>
+      </w:r>
+    </w:p>
+    <w:p>
+      <w:pPr>
+        <w:pStyle w:val="BodyText"/>
+      </w:pPr>
+      <w:r>
+        <w:t xml:space="preserve">CONCRETE HARM, measured not assumed. Sample docs/BOBA_DATABASE.html: DOCTYPE 0, charset 0, and 30 lines carrying non-ASCII — the distinct characters present are § — ’ ” ” →. With no charset declaration a browser opening the file directly (file:// or a plain static host sending no charset header) falls back to its default encoding, typically windows-1252, and renders § as Â§ and → as â†’. Those are not incidental characters in this corpus: every constitutional cross-reference in these documents is a § literal, so the mojibake lands on the most load-bearing token in the text. Fragments also carry no viewport meta, so they do not scale on mobile.</w:t>
+      </w:r>
+    </w:p>
+    <w:p>
+      <w:pPr>
+        <w:pStyle w:val="BodyText"/>
+      </w:pPr>
+      <w:r>
+        <w:t xml:space="preserve">HOW IT SURFACED. Chasing a CM-DOCS-CHAIN-ENGINE-VERIFY failure on the features-status context. docs_chain sync regenerated docs/features/Status.{html,docx,pdf} and the HTML diff was 183 insertions / 0 DELETIONS — the body was untouched and a full pandoc preamble was PREPENDED, proving the committed file had been a fragment. Its sibling docs/codegraph/Status.html already began with &lt;!DOCTYPE&gt;, so two derivatives in the same docs_chain config were being produced in different modes. That mismatch is what made verify FAIL, and the gate’s own message (</w:t>
+      </w:r>
+      <w:r>
+        <w:t xml:space="preserve">‘derived docs drift from .md sources’</w:t>
+      </w:r>
+      <w:r>
+        <w:t xml:space="preserve">) misattributes it: the content was not drifting from the source, the generator was inconsistent.</w:t>
+      </w:r>
+    </w:p>
+    <w:p>
+      <w:pPr>
+        <w:pStyle w:val="BodyText"/>
+      </w:pPr>
+      <w:r>
+        <w:t xml:space="preserve">THE DETECTION GAP (§11.4.238). Pre-build invariant 16 CM-MARKDOWN-EXPORT-SYNC PASSED on the whole corpus —</w:t>
+      </w:r>
+      <w:r>
+        <w:t xml:space="preserve"> </w:t>
+      </w:r>
+      <w:r>
+        <w:t xml:space="preserve">‘all in-scope docs have fresh .html/.pdf siblings’</w:t>
+      </w:r>
+      <w:r>
+        <w:t xml:space="preserve">. It checks PRESENCE and FRESHNESS, never VALIDITY, so a 0-byte-preamble fragment satisfies it exactly as a well-formed document does. This was found by reading a failing gate’s diff, not by the regime: a §11.4.238 discovery-channel escape, and the missing check is the interesting half.</w:t>
+      </w:r>
+    </w:p>
+    <w:p>
+      <w:pPr>
+        <w:pStyle w:val="BodyText"/>
+      </w:pPr>
+      <w:r>
+        <w:t xml:space="preserve">ROOT CAUSE IS NOT YET PROVEN (§11.4.6). Two generators exist — scripts/generate_markdown_exports.sh (invoked via workable-items-export.sh) and the docs_chain engine — and they demonstrably disagree on standalone vs fragment mode for the same source. WHICH one emits fragments, and whether it does so always or under specific flags, is NOT established here and must not be assumed. Whoever takes this item determines it by invoking both on one fixture and comparing, before changing either.</w:t>
+      </w:r>
+    </w:p>
+    <w:p>
+      <w:pPr>
+        <w:pStyle w:val="BodyText"/>
+      </w:pPr>
+      <w:r>
+        <w:t xml:space="preserve">ACCEPTANCE. (a) Determine by invocation which generator emits fragments and under what conditions; record it. (b) Make the emitting generator produce standalone documents (charset + viewport at minimum), so the two paths agree — §11.4.251: one artifact should not have two generators that disagree. (c) Regenerate the 286 affected files. (d) Extend CM-MARKDOWN-EXPORT-SYNC (or add a sibling) to assert VALIDITY, not just presence: every exported .html declares a charset. Paired §1.1 mutation — strip the charset from one export and the gate must FAIL. Include a negative control so a legitimately standalone doc does not fire (§11.4.201(1)). (e) Honest boundary: this is about the HTML twins only; the .pdf twins embed their own encoding and are not implicated by this measurement.</w:t>
+      </w:r>
+    </w:p>
+    <w:p>
+      <w:pPr>
+        <w:pStyle w:val="BodyText"/>
+      </w:pPr>
+      <w:r>
+        <w:t xml:space="preserve">ALREADY DONE. docs/features/Status.{html,docx,pdf} regenerated via</w:t>
+      </w:r>
+      <w:r>
+        <w:t xml:space="preserve"> </w:t>
+      </w:r>
+      <w:r>
+        <w:t xml:space="preserve">‘docs_chain sync features-status’</w:t>
+      </w:r>
+      <w:r>
+        <w:t xml:space="preserve"> </w:t>
+      </w:r>
+      <w:r>
+        <w:t xml:space="preserve">(evidence qa-results/docs_chain/20260821T202805Z); verify –all now exits 0. That is 3 of the 289 files; the remaining 286 are untouched.</w:t>
+      </w:r>
+    </w:p>
+    <w:p>
+      <w:pPr>
+        <w:pStyle w:val="BodyText"/>
+      </w:pPr>
+      <w:r>
+        <w:t xml:space="preserve">CORRECTION 2026-08-21 (§11.4.6) — recorded openly rather than quietly edited, per the convention BOB-136’s own body establishes. An earlier revision of this item asserted:</w:t>
+      </w:r>
+      <w:r>
+        <w:t xml:space="preserve"> </w:t>
+      </w:r>
+      <w:r>
+        <w:t xml:space="preserve">“the .pdf twins embed their own encoding and are not implicated by this measurement.”</w:t>
+      </w:r>
+      <w:r>
+        <w:t xml:space="preserve"> </w:t>
+      </w:r>
+      <w:r>
+        <w:t xml:space="preserve">That assertion is FALSE. It was written without probing a single PDF.</w:t>
+      </w:r>
+    </w:p>
+    <w:p>
+      <w:pPr>
+        <w:pStyle w:val="BodyText"/>
+      </w:pPr>
+      <w:r>
+        <w:t xml:space="preserve">Probing docs/BOBA_DATABASE.pdf via pdftotext returns</w:t>
+      </w:r>
+      <w:r>
+        <w:t xml:space="preserve"> </w:t>
+      </w:r>
+      <w:r>
+        <w:t xml:space="preserve">‘Â§ 5’</w:t>
+      </w:r>
+      <w:r>
+        <w:t xml:space="preserve">,</w:t>
+      </w:r>
+      <w:r>
+        <w:t xml:space="preserve"> </w:t>
+      </w:r>
+      <w:r>
+        <w:t xml:space="preserve">‘Jackettâ€™s’</w:t>
+      </w:r>
+      <w:r>
+        <w:t xml:space="preserve"> </w:t>
+      </w:r>
+      <w:r>
+        <w:t xml:space="preserve">and</w:t>
+      </w:r>
+      <w:r>
+        <w:t xml:space="preserve"> </w:t>
+      </w:r>
+      <w:r>
+        <w:t xml:space="preserve">‘â†’</w:t>
+      </w:r>
+      <w:r>
+        <w:t xml:space="preserve"> </w:t>
+      </w:r>
+      <w:r>
+        <w:t xml:space="preserve">— UTF-8 byte sequences (§ = 0xC2 0xA7) decoded as latin-1 — while the SOURCE .md at the corresponding construct is clean UTF-8. So the corruption was introduced during export, not authored.</w:t>
+      </w:r>
+    </w:p>
+    <w:p>
+      <w:pPr>
+        <w:pStyle w:val="BodyText"/>
+      </w:pPr>
+      <w:r>
+        <w:t xml:space="preserve">The PDF case is WORSE than the HTML case, not merely additional. An HTML fragment still holds correct UTF-8 BYTES on disk; a browser told the right encoding renders it correctly, so adding</w:t>
+      </w:r>
+    </w:p>
+    <w:p>
+      <w:pPr>
+        <w:pStyle w:val="BodyText"/>
+      </w:pPr>
+      <w:r>
+        <w:t xml:space="preserve">fixes it with no re-render. In a PDF the mis-decoded characters are baked into the text layer as glyphs — no viewer setting recovers them, and only regeneration from clean source fixes it.</w:t>
+      </w:r>
+    </w:p>
+    <w:p>
+      <w:pPr>
+        <w:pStyle w:val="BodyText"/>
+      </w:pPr>
+      <w:r>
+        <w:t xml:space="preserve">MECHANISM (hypothesis, NOT proven — §11.4.6): the PDF is plausibly rendered FROM the charset-less HTML fragment, so the missing declaration propagates into the PDF pipeline and freezes there. Consistent with both artifacts sharing one root defect, but the pipeline was NOT traced. Establish it by invocation before relying on it.</w:t>
+      </w:r>
+    </w:p>
+    <w:p>
+      <w:pPr>
+        <w:pStyle w:val="BodyText"/>
+      </w:pPr>
+      <w:r>
+        <w:t xml:space="preserve">SCOPE NOT MEASURED: exactly ONE pdf was probed. The 286-file census covered .html only. How many of the ~300 PDFs carry baked mojibake is UNKNOWN and must be COUNTED, not extrapolated from a single sample. Acceptance (e) is therefore REPLACED: it previously scoped PDFs out; it now requires the PDF corpus to be counted and regenerated alongside the HTML.</w:t>
+      </w:r>
+    </w:p>
+    <w:p>
+      <w:pPr>
+        <w:pStyle w:val="BodyText"/>
+      </w:pPr>
+      <w:r>
+        <w:t xml:space="preserve">Evidence: docs/qa/BOB-169/pdf_mojibake_correction_20260821.log</w:t>
+      </w:r>
+    </w:p>
+    <w:p>
+      <w:pPr>
+        <w:pStyle w:val="BodyText"/>
+      </w:pPr>
+      <w:r>
+        <w:t xml:space="preserve">ROOT CAUSE PROVEN 2026-08-21 — acceptance (a) is SATISFIED, do not repeat it. Full evidence: docs/qa/BOB-169/root_cause_proven_20260821.md</w:t>
+      </w:r>
+    </w:p>
+    <w:p>
+      <w:pPr>
+        <w:pStyle w:val="BodyText"/>
+      </w:pPr>
+      <w:r>
+        <w:t xml:space="preserve">THE GENERATOR: scripts/generate_markdown_exports.sh:57 runs</w:t>
+      </w:r>
+      <w:r>
+        <w:t xml:space="preserve"> </w:t>
+      </w:r>
+      <w:r>
+        <w:rPr>
+          <w:rStyle w:val="VerbatimChar"/>
+        </w:rPr>
+        <w:t xml:space="preserve">pandoc -f markdown -t html5 -o "$html" "$md" --metadata title=...</w:t>
+      </w:r>
+      <w:r>
+        <w:t xml:space="preserve"> </w:t>
+      </w:r>
+      <w:r>
+        <w:t xml:space="preserve">with NO –standalone/-s, so pandoc emits a body fragment with no DOCTYPE, no head, and no</w:t>
+      </w:r>
+    </w:p>
+    <w:p>
+      <w:pPr>
+        <w:pStyle w:val="BodyText"/>
+      </w:pPr>
+      <w:r>
+        <w:t xml:space="preserve">. A tell that the flag was intended and lost: –metadata title= is passed on that same line, and a title can only render inside a standalone document’s</w:t>
+      </w:r>
+    </w:p>
+    <w:p>
+      <w:pPr>
+        <w:pStyle w:val="BodyText"/>
+      </w:pPr>
+      <w:r>
+        <w:t xml:space="preserve">— the script computes a title it is structurally unable to emit.</w:t>
+      </w:r>
+    </w:p>
+    <w:p>
+      <w:pPr>
+        <w:pStyle w:val="BodyText"/>
+      </w:pPr>
+      <w:r>
+        <w:t xml:space="preserve">THE TWO BRANCHES DISAGREE, AND THE FALLBACK IS THE CORRECT ONE: the else-branch (python-markdown, used only when pandoc is ABSENT) explicitly writes &lt;!DOCTYPE html&gt;</w:t>
+      </w:r>
+    </w:p>
+    <w:p>
+      <w:pPr>
+        <w:pStyle w:val="BodyText"/>
+      </w:pPr>
+      <w:r>
+        <w:t xml:space="preserve">. So the PREFERRED path is the defective one and a host WITHOUT pandoc produces CORRECT exports. That inversion is why this survived — the defect is invisible on exactly the machines least likely to be treated as degraded.</w:t>
+      </w:r>
+    </w:p>
+    <w:p>
+      <w:pPr>
+        <w:pStyle w:val="BodyText"/>
+      </w:pPr>
+      <w:r>
+        <w:t xml:space="preserve">THE PDF MECHANISM IS NO LONGER A HYPOTHESIS: line 76 runs</w:t>
+      </w:r>
+      <w:r>
+        <w:t xml:space="preserve"> </w:t>
+      </w:r>
+      <w:r>
+        <w:rPr>
+          <w:rStyle w:val="VerbatimChar"/>
+        </w:rPr>
+        <w:t xml:space="preserve">weasyprint "$html" "$pdf"</w:t>
+      </w:r>
+      <w:r>
+        <w:t xml:space="preserve"> </w:t>
+      </w:r>
+      <w:r>
+        <w:t xml:space="preserve">— the PDF is rendered FROM the charset-less fragment, so weasyprint’s encoding fallback bakes the mis-decoded glyphs into the PDF text layer.</w:t>
+      </w:r>
+    </w:p>
+    <w:p>
+      <w:pPr>
+        <w:pStyle w:val="BodyText"/>
+      </w:pPr>
+      <w:r>
+        <w:t xml:space="preserve">CONFIRMED BY A FALSIFIABLE PREDICTION: DOCX takes a THIRD path (line 85, pandoc -t docx direct from markdown, never touching the HTML), so it must be clean if the chain is right. Measured on docs/BOBA_DATABASE.*: .docx = 0 mojibake sequences and 7 clean § characters; .pdf =</w:t>
+      </w:r>
+      <w:r>
+        <w:t xml:space="preserve"> </w:t>
+      </w:r>
+      <w:r>
+        <w:t xml:space="preserve">‘Â§ 5’</w:t>
+      </w:r>
+      <w:r>
+        <w:t xml:space="preserve"> </w:t>
+      </w:r>
+      <w:r>
+        <w:t xml:space="preserve">/</w:t>
+      </w:r>
+      <w:r>
+        <w:t xml:space="preserve"> </w:t>
+      </w:r>
+      <w:r>
+        <w:t xml:space="preserve">‘Jackettâ€™s’</w:t>
+      </w:r>
+      <w:r>
+        <w:t xml:space="preserve"> </w:t>
+      </w:r>
+      <w:r>
+        <w:t xml:space="preserve">/</w:t>
+      </w:r>
+      <w:r>
+        <w:t xml:space="preserve"> </w:t>
+      </w:r>
+      <w:r>
+        <w:t xml:space="preserve">‘â†’</w:t>
+      </w:r>
+      <w:r>
+        <w:t xml:space="preserve">; .html = no DOCTYPE, no charset, 30 non-ASCII lines. The DOCX shares the same source and the same pandoc binary and differs ONLY in not passing through the HTML — isolating the defect to the HTML step and ruling out both a corrupt source and a broken pandoc.</w:t>
+      </w:r>
+    </w:p>
+    <w:p>
+      <w:pPr>
+        <w:pStyle w:val="BodyText"/>
+      </w:pPr>
+      <w:r>
+        <w:t xml:space="preserve">THE FIX IS NOT JUST THE FLAG. The generator is mtime-guarded ([[ ! -f</w:t>
+      </w:r>
+      <w:r>
+        <w:t xml:space="preserve"> </w:t>
+      </w:r>
+      <w:r>
+        <w:t xml:space="preserve">“</w:t>
+      </w:r>
+      <w:r>
+        <w:t xml:space="preserve">$html" || "$</w:t>
+      </w:r>
+      <w:r>
+        <w:t xml:space="preserve">md”</w:t>
+      </w:r>
+      <w:r>
+        <w:t xml:space="preserve"> </w:t>
+      </w:r>
+      <w:r>
+        <w:t xml:space="preserve">-nt</w:t>
+      </w:r>
+      <w:r>
+        <w:t xml:space="preserve"> </w:t>
+      </w:r>
+      <w:r>
+        <w:t xml:space="preserve">“$pdf”</w:t>
+      </w:r>
+      <w:r>
+        <w:t xml:space="preserve"> </w:t>
+      </w:r>
+      <w:r>
+        <w:t xml:space="preserve">]]), measured: a full export run AFTER docs_chain rewrote Status.html standalone did NOT revert it. So adding -s heals a file only when its .md is next touched — the corpus would heal silently, unevenly, over an unbounded period, with no point at which anyone can declare it done. Acceptance (c) therefore requires a FORCED regeneration pass, and HTML must be regenerated BEFORE the PDFs, since regenerating PDFs first re-bakes the same mojibake from the still-broken fragment.</w:t>
+      </w:r>
+    </w:p>
+    <w:p>
+      <w:pPr>
+        <w:pStyle w:val="BodyText"/>
+      </w:pPr>
+      <w:r>
+        <w:t xml:space="preserve">DELIBERATELY NOT FIXED IN THIS PASS. The flag is one character but the regeneration is ~286 HTML plus their PDFs in a single commit, and four subagent streams are live in this checkout. A 600-file rewrite during parallel dispatch is a §11.4.84 collision waiting to happen. This is scoped for a dedicated pass on a quiescent tree.</w:t>
+      </w:r>
+    </w:p>
+    <w:bookmarkEnd w:id="50"/>
+    <w:bookmarkStart w:id="51" w:name="Xc05099854c0c0186d08c6af56c30344c4abab58"/>
+    <w:p>
+      <w:pPr>
+        <w:pStyle w:val="Heading2"/>
+      </w:pPr>
+      <w:r>
+        <w:t xml:space="preserve">BOB-170 — Capture one quiescent GREEN run of the scaling growth gate, which has never executed under its own loadavg&lt;=0.75/cpu precondition and has no scheduled window that would make it</w:t>
+      </w:r>
+    </w:p>
+    <w:p>
+      <w:pPr>
+        <w:pStyle w:val="FirstParagraph"/>
+      </w:pPr>
+      <w:r>
+        <w:rPr>
+          <w:b/>
+          <w:bCs/>
+        </w:rPr>
+        <w:t xml:space="preserve">Status:</w:t>
+      </w:r>
+      <w:r>
+        <w:t xml:space="preserve"> </w:t>
+      </w:r>
+      <w:r>
+        <w:t xml:space="preserve">Queued</w:t>
+      </w:r>
+      <w:r>
+        <w:t xml:space="preserve"> </w:t>
+      </w:r>
+      <w:r>
+        <w:rPr>
+          <w:b/>
+          <w:bCs/>
+        </w:rPr>
+        <w:t xml:space="preserve">Type:</w:t>
+      </w:r>
+      <w:r>
+        <w:t xml:space="preserve"> </w:t>
+      </w:r>
+      <w:r>
+        <w:t xml:space="preserve">Task</w:t>
+      </w:r>
+      <w:r>
+        <w:t xml:space="preserve"> </w:t>
+      </w:r>
+      <w:r>
+        <w:rPr>
+          <w:b/>
+          <w:bCs/>
+        </w:rPr>
+        <w:t xml:space="preserve">Severity:</w:t>
+      </w:r>
+      <w:r>
+        <w:t xml:space="preserve"> </w:t>
+      </w:r>
+      <w:r>
+        <w:t xml:space="preserve">Medium</w:t>
+      </w:r>
+      <w:r>
+        <w:t xml:space="preserve"> </w:t>
+      </w:r>
+      <w:r>
+        <w:rPr>
+          <w:b/>
+          <w:bCs/>
+        </w:rPr>
+        <w:t xml:space="preserve">Created-By:</w:t>
+      </w:r>
+      <w:r>
+        <w:t xml:space="preserve"> </w:t>
+      </w:r>
+      <w:r>
+        <w:t xml:space="preserve">Claude</w:t>
+      </w:r>
+      <w:r>
+        <w:t xml:space="preserve"> </w:t>
+      </w:r>
+      <w:r>
+        <w:rPr>
+          <w:b/>
+          <w:bCs/>
+        </w:rPr>
+        <w:t xml:space="preserve">Assigned-To:</w:t>
+      </w:r>
+      <w:r>
+        <w:t xml:space="preserve"> </w:t>
+      </w:r>
+      <w:r>
+        <w:t xml:space="preserve">Claude</w:t>
+      </w:r>
+    </w:p>
+    <w:p>
+      <w:pPr>
+        <w:pStyle w:val="BodyText"/>
+      </w:pPr>
+      <w:r>
+        <w:t xml:space="preserve">WHAT. The BOB-109 scaling suite gates its two timing tests on loadavg_1m/nproc &lt;= 0.75 — on this 8-cpu host, a 1-minute load average at or below 6.0 — and SKIPs loudly otherwise. That gate is correct and was adopted for a good reason (§11.4.201(8)): the author validated a 2.10 growth-exponent threshold, then observed it FALSE-FAIL correct code at load 11.06 (baseline span 2.136), and at load 15-23 measured baseline spans of 2.358 against injected-cubic mutants at 2.278-2.331 — the signal is smaller than the noise and the two are not separable in either direction. Gating was the honest response.</w:t>
+      </w:r>
+    </w:p>
+    <w:p>
+      <w:pPr>
+        <w:pStyle w:val="BodyText"/>
+      </w:pPr>
+      <w:r>
+        <w:t xml:space="preserve">THE PROBLEM. The gate has consequently NEVER RUN under its own precondition. Every recorded run today measured load 9.15-23; the independent reviewer measured 9.66 during review; the conductor measured 6.45 at its lowest. GREEN polarity WAS observed — at loads 9.4-11.6 (span 1.882) and in three stability runs (1.759/1.832/1.848) — but never once beneath the shipped ceiling. The author states this honestly as an inference from data rather than a run they can paste, and the reviewer confirmed the inference is sound (quiescence is strictly more favourable). Sound inference is still not an observed run.</w:t>
+      </w:r>
+    </w:p>
+    <w:p>
+      <w:pPr>
+        <w:pStyle w:val="BodyText"/>
+      </w:pPr>
+      <w:r>
+        <w:t xml:space="preserve">WHY THAT MATTERS (§11.4.226). A registered, topology-present guard that never executes is indistinguishable from a guard that would fail if it did. Nothing currently ensures it ever runs: no freshness contract, no scheduled quiet-window invocation, no tracked item — which is precisely the unexecuted-standing-guard class §11.4.226 names, where registration gets treated as coverage while execution is nobody’s job. The forensic precedent in that anchor is two standing guards that, when finally executed, immediately emitted latent FAILs.</w:t>
+      </w:r>
+    </w:p>
+    <w:p>
+      <w:pPr>
+        <w:pStyle w:val="BodyText"/>
+      </w:pPr>
+      <w:r>
+        <w:t xml:space="preserve">ACCEPTANCE. (a) Execute both quiescence-gated timing tests on a host whose 1-minute loadavg is genuinely &lt;= 0.75/cpu — no agent fleet, no concurrent build — and capture the run as an artifact showing the resolved load reading alongside the measured span exponent, so the precondition is provable from the artifact and not asserted. (b) Record the observed GREEN polarity in the item and in the test source, replacing the current honest-inference note. (c) If the gate FAILS under genuine quiescence, that is the finding this item exists to surface, and it reopens the threshold-calibration question rather than being worked around. (d) Establish a freshness contract per §11.4.226: how stale a quiescent verdict may be before the gate counts as uncovered again, so this does not silently return to never-executing.</w:t>
+      </w:r>
+    </w:p>
+    <w:p>
+      <w:pPr>
+        <w:pStyle w:val="BodyText"/>
+      </w:pPr>
+      <w:r>
+        <w:t xml:space="preserve">HONEST BOUNDARY. This item does not claim the gate is wrong. The evidence points the other way — quiescence is strictly more favourable than the loads where GREEN was already observed. It claims only that the run has not happened, and that an unexecuted guard cannot be cited as coverage.</w:t>
+      </w:r>
+    </w:p>
+    <w:p>
+      <w:pPr>
+        <w:pStyle w:val="BodyText"/>
+      </w:pPr>
+      <w:r>
+        <w:t xml:space="preserve">PROVENANCE. Raised as IMPORTANT-2 by the independent Fable-substrate reviewer of the BOB-109 work, and independently corroborated: the reviewer verified the SKIP is loud and prints its resolved numbers, and confirmed the shipped tests do SKIP at today’s load.</w:t>
+      </w:r>
+    </w:p>
+    <w:bookmarkEnd w:id="51"/>
+    <w:bookmarkStart w:id="52" w:name="Xb1fcd115c2c36cedf4fddcbc14c53ec45888e4e"/>
+    <w:p>
+      <w:pPr>
+        <w:pStyle w:val="Heading2"/>
+      </w:pPr>
+      <w:r>
+        <w:t xml:space="preserve">BOB-172 — rutracker search endpoint returns HTTP 403 with Cloudflare challenge markers and zero login markers, so one of three merge-search trackers silently contributes no results</w:t>
+      </w:r>
+    </w:p>
+    <w:p>
+      <w:pPr>
+        <w:pStyle w:val="FirstParagraph"/>
+      </w:pPr>
+      <w:r>
+        <w:rPr>
+          <w:b/>
+          <w:bCs/>
+        </w:rPr>
+        <w:t xml:space="preserve">Status:</w:t>
+      </w:r>
+      <w:r>
+        <w:t xml:space="preserve"> </w:t>
+      </w:r>
+      <w:r>
+        <w:t xml:space="preserve">Ready for testing</w:t>
+      </w:r>
+      <w:r>
+        <w:t xml:space="preserve"> </w:t>
+      </w:r>
+      <w:r>
+        <w:rPr>
+          <w:b/>
+          <w:bCs/>
+        </w:rPr>
+        <w:t xml:space="preserve">Type:</w:t>
+      </w:r>
+      <w:r>
+        <w:t xml:space="preserve"> </w:t>
+      </w:r>
+      <w:r>
+        <w:t xml:space="preserve">Bug</w:t>
+      </w:r>
+      <w:r>
+        <w:t xml:space="preserve"> </w:t>
+      </w:r>
+      <w:r>
+        <w:rPr>
+          <w:b/>
+          <w:bCs/>
+        </w:rPr>
+        <w:t xml:space="preserve">Severity:</w:t>
+      </w:r>
+      <w:r>
+        <w:t xml:space="preserve"> </w:t>
+      </w:r>
+      <w:r>
+        <w:t xml:space="preserve">High</w:t>
+      </w:r>
+      <w:r>
+        <w:t xml:space="preserve"> </w:t>
+      </w:r>
+      <w:r>
+        <w:rPr>
+          <w:b/>
+          <w:bCs/>
+        </w:rPr>
+        <w:t xml:space="preserve">Created-By:</w:t>
+      </w:r>
+      <w:r>
+        <w:t xml:space="preserve"> </w:t>
+      </w:r>
+      <w:r>
+        <w:t xml:space="preserve">Claude</w:t>
+      </w:r>
+      <w:r>
+        <w:t xml:space="preserve"> </w:t>
+      </w:r>
+      <w:r>
+        <w:rPr>
+          <w:b/>
+          <w:bCs/>
+        </w:rPr>
+        <w:t xml:space="preserve">Assigned-To:</w:t>
+      </w:r>
+      <w:r>
+        <w:t xml:space="preserve"> </w:t>
+      </w:r>
+      <w:r>
+        <w:t xml:space="preserve">Claude</w:t>
+      </w:r>
+    </w:p>
+    <w:p>
+      <w:pPr>
+        <w:pStyle w:val="BodyText"/>
+      </w:pPr>
+      <w:r>
+        <w:t xml:space="preserve">WHAT. The rutracker SEARCH endpoint is refused by bot protection while the site itself is fully reachable. Measured unauthenticated 2026-08-21 (no cookie file read, no credential value in any artifact — §11.4.10):</w:t>
+      </w:r>
+    </w:p>
+    <w:p>
+      <w:pPr>
+        <w:pStyle w:val="BodyText"/>
+      </w:pPr>
+      <w:r>
+        <w:t xml:space="preserve">GET /forum/index.php -&gt; 200, 96283 B,</w:t>
+      </w:r>
+    </w:p>
+    <w:p>
+      <w:pPr>
+        <w:pStyle w:val="BodyText"/>
+      </w:pPr>
+      <w:r>
+        <w:t xml:space="preserve">RuTracker.org</w:t>
+      </w:r>
+    </w:p>
+    <w:p>
+      <w:pPr>
+        <w:pStyle w:val="BodyText"/>
+      </w:pPr>
+      <w:r>
+        <w:t xml:space="preserve">, challenge markers 0</w:t>
+      </w:r>
+      <w:r>
+        <w:t xml:space="preserve"> </w:t>
+      </w:r>
+      <w:r>
+        <w:t xml:space="preserve">GET /forum/tracker.php?nm=debian -&gt; 403, 5351 B, challenge markers 1, LOGIN markers 0, trs-tr- 0</w:t>
+      </w:r>
+    </w:p>
+    <w:p>
+      <w:pPr>
+        <w:pStyle w:val="BodyText"/>
+      </w:pPr>
+      <w:r>
+        <w:t xml:space="preserve">The zero login markers are the load-bearing detail: the server is not asking us to authenticate, it is refusing the request before authentication is considered. Supplying valid credentials or a fresh cookie jar therefore does NOT address this.</w:t>
+      </w:r>
+    </w:p>
+    <w:p>
+      <w:pPr>
+        <w:pStyle w:val="BodyText"/>
+      </w:pPr>
+      <w:r>
+        <w:t xml:space="preserve">WHY IT MATTERS. rutracker is one of the three trackers the merge service fans a query across (with kinozal and nnmclub). A 403 on its search path means it contributes nothing to every merged result set, silently — the fan-out still</w:t>
+      </w:r>
+      <w:r>
+        <w:t xml:space="preserve"> </w:t>
+      </w:r>
+      <w:r>
+        <w:t xml:space="preserve">‘succeeds’</w:t>
+      </w:r>
+      <w:r>
+        <w:t xml:space="preserve">, it just returns one fewer tracker’s worth of results. From a user’s seat this looks like thin results, not an outage.</w:t>
+      </w:r>
+    </w:p>
+    <w:p>
+      <w:pPr>
+        <w:pStyle w:val="BodyText"/>
+      </w:pPr>
+      <w:r>
+        <w:t xml:space="preserve">IT EXPLAINS TWO PREVIOUSLY-UNEXPLAINED OBSERVATIONS. docs/qa/BOB-093/live_search_smoke.txt records rutracker returning status=empty, results_count=0 in 164ms, and the BOB-136 adoption audit reached the same observation independently. Both recorded the symptom; neither had the cause. 164ms is far too fast for a real search across a remote forum and is exactly what an immediate 403 costs.</w:t>
+      </w:r>
+    </w:p>
+    <w:p>
+      <w:pPr>
+        <w:pStyle w:val="BodyText"/>
+      </w:pPr>
+      <w:r>
+        <w:t xml:space="preserve">IT ALSO BLOCKS BOB-093’s FOURTH SUB-STEP. That item requires timing a large rutracker result page under 2s. No large page has ever been obtained, and this is why. That sub-step is not merely waiting on credentials, as previously assumed — it is unmeetable until the 403 is resolved.</w:t>
+      </w:r>
+    </w:p>
+    <w:p>
+      <w:pPr>
+        <w:pStyle w:val="BodyText"/>
+      </w:pPr>
+      <w:r>
+        <w:t xml:space="preserve">PROVENANCE, INCLUDING A CORRECTION I MADE MID-INVESTIGATION (§11.4.199). An independent reviewer reported a Cloudflare challenge served to curl even with cookies. Verifying, I probed index.php, got a clean 200 with no challenge markers, and was one step from recording their claim as REFUTED. That would have been wrong for a textbook reason: index.php is not the search path, so my probe never reached the precondition, and a repro that misses the precondition proves nothing — it is not evidence of absence. Probing the actual search endpoint reproduced it immediately. The reviewer was substantially right; my probe was aimed at the wrong endpoint. Recorded because the near-miss is the instructive part, and because the two probes TOGETHER give a sharper result than either the original claim or my near-refutation: not</w:t>
+      </w:r>
+      <w:r>
+        <w:t xml:space="preserve"> </w:t>
+      </w:r>
+      <w:r>
+        <w:t xml:space="preserve">‘rutracker is behind Cloudflare’</w:t>
+      </w:r>
+      <w:r>
+        <w:t xml:space="preserve"> </w:t>
+      </w:r>
+      <w:r>
+        <w:t xml:space="preserve">(the index is open), but</w:t>
+      </w:r>
+      <w:r>
+        <w:t xml:space="preserve"> </w:t>
+      </w:r>
+      <w:r>
+        <w:t xml:space="preserve">‘the SEARCH endpoint specifically is refused’</w:t>
+      </w:r>
+      <w:r>
+        <w:t xml:space="preserve">.</w:t>
+      </w:r>
+    </w:p>
+    <w:p>
+      <w:pPr>
+        <w:pStyle w:val="BodyText"/>
+      </w:pPr>
+      <w:r>
+        <w:t xml:space="preserve">ACCEPTANCE. (a) Determine whether the 403 is permanent policy, rate/reputation-based, or triggered by a client signature the plugin can legitimately present (user-agent, header order, TLS fingerprint) — by measurement, not assumption, and WITHOUT evasion techniques that would violate the site’s terms. (b) Whatever the outcome, the failure must become LOUD: a tracker returning 403 must be reported as a tracker ERROR in the merge result, never folded into</w:t>
+      </w:r>
+      <w:r>
+        <w:t xml:space="preserve"> </w:t>
+      </w:r>
+      <w:r>
+        <w:t xml:space="preserve">‘empty’</w:t>
+      </w:r>
+      <w:r>
+        <w:t xml:space="preserve"> </w:t>
+      </w:r>
+      <w:r>
+        <w:t xml:space="preserve">— a silent contributor is the §11.4.201(6) false-null at the product layer, and it is what let this sit unexplained across two separate investigations. (c) A test asserting that a 403 from any tracker surfaces as an error and not as zero results, with a paired §1.1 mutation. (d) If the endpoint is genuinely unavailable to us, record that as an honest capability boundary (§11.4.112) and stop advertising rutracker as a live search source until it is — including in the README and the merge-service docs.</w:t>
+      </w:r>
+    </w:p>
+    <w:p>
+      <w:pPr>
+        <w:pStyle w:val="BodyText"/>
+      </w:pPr>
+      <w:r>
+        <w:t xml:space="preserve">HONEST BOUNDARY. Measured from ONE host, ONE time, UNAUTHENTICATED. Whether an authenticated session with a browser-like client succeeds was NOT tested and must not be assumed either way. The finding is that the current code path gets a 403; it is not a claim about what every client would get.</w:t>
+      </w:r>
+    </w:p>
+    <w:bookmarkEnd w:id="52"/>
+    <w:bookmarkStart w:id="53" w:name="Xa1ec6d3e754b54688c8285bc9c893062846a7a6"/>
+    <w:p>
+      <w:pPr>
+        <w:pStyle w:val="Heading2"/>
+      </w:pPr>
+      <w:r>
+        <w:t xml:space="preserve">BOB-175 — update –location Fixed –status</w:t>
+      </w:r>
+      <w:r>
+        <w:t xml:space="preserve"> </w:t>
+      </w:r>
+      <w:r>
+        <w:t xml:space="preserve"> </w:t>
+      </w:r>
+      <w:r>
+        <w:t xml:space="preserve">can still mint a row that update’s own validator rejects, because the status-location guard is one-directional</w:t>
+      </w:r>
+    </w:p>
+    <w:p>
+      <w:pPr>
+        <w:pStyle w:val="FirstParagraph"/>
+      </w:pPr>
+      <w:r>
+        <w:rPr>
+          <w:b/>
+          <w:bCs/>
+        </w:rPr>
+        <w:t xml:space="preserve">Status:</w:t>
+      </w:r>
+      <w:r>
+        <w:t xml:space="preserve"> </w:t>
+      </w:r>
+      <w:r>
+        <w:t xml:space="preserve">Queued</w:t>
+      </w:r>
+      <w:r>
+        <w:t xml:space="preserve"> </w:t>
+      </w:r>
+      <w:r>
+        <w:rPr>
+          <w:b/>
+          <w:bCs/>
+        </w:rPr>
+        <w:t xml:space="preserve">Type:</w:t>
+      </w:r>
+      <w:r>
+        <w:t xml:space="preserve"> </w:t>
+      </w:r>
+      <w:r>
+        <w:t xml:space="preserve">Task</w:t>
+      </w:r>
+      <w:r>
+        <w:t xml:space="preserve"> </w:t>
+      </w:r>
+      <w:r>
+        <w:rPr>
+          <w:b/>
+          <w:bCs/>
+        </w:rPr>
+        <w:t xml:space="preserve">Severity:</w:t>
+      </w:r>
+      <w:r>
+        <w:t xml:space="preserve"> </w:t>
+      </w:r>
+      <w:r>
+        <w:t xml:space="preserve">Low</w:t>
+      </w:r>
+      <w:r>
+        <w:t xml:space="preserve"> </w:t>
+      </w:r>
+      <w:r>
+        <w:rPr>
+          <w:b/>
+          <w:bCs/>
+        </w:rPr>
+        <w:t xml:space="preserve">Created-By:</w:t>
+      </w:r>
+      <w:r>
+        <w:t xml:space="preserve"> </w:t>
+      </w:r>
+      <w:r>
+        <w:t xml:space="preserve">Claude</w:t>
+      </w:r>
+      <w:r>
+        <w:t xml:space="preserve"> </w:t>
+      </w:r>
+      <w:r>
+        <w:rPr>
+          <w:b/>
+          <w:bCs/>
+        </w:rPr>
+        <w:t xml:space="preserve">Assigned-To:</w:t>
+      </w:r>
+      <w:r>
+        <w:t xml:space="preserve"> </w:t>
+      </w:r>
+      <w:r>
+        <w:t xml:space="preserve">Claude</w:t>
+      </w:r>
+    </w:p>
+    <w:p>
+      <w:pPr>
+        <w:pStyle w:val="BodyText"/>
+      </w:pPr>
+      <w:r>
+        <w:t xml:space="preserve">WHAT. The workable-items</w:t>
+      </w:r>
+      <w:r>
+        <w:t xml:space="preserve"> </w:t>
+      </w:r>
+      <w:r>
+        <w:rPr>
+          <w:rStyle w:val="VerbatimChar"/>
+        </w:rPr>
+        <w:t xml:space="preserve">update</w:t>
+      </w:r>
+      <w:r>
+        <w:t xml:space="preserve"> </w:t>
+      </w:r>
+      <w:r>
+        <w:t xml:space="preserve">seam guards the status-location invariant in one direction only. After BOB-166,</w:t>
+      </w:r>
+      <w:r>
+        <w:t xml:space="preserve"> </w:t>
+      </w:r>
+      <w:r>
+        <w:rPr>
+          <w:rStyle w:val="VerbatimChar"/>
+        </w:rPr>
+        <w:t xml:space="preserve">update --status &lt;terminal&gt;</w:t>
+      </w:r>
+      <w:r>
+        <w:t xml:space="preserve"> </w:t>
+      </w:r>
+      <w:r>
+        <w:t xml:space="preserve">on an Issues-located row is refused. The mirror is still open:</w:t>
+      </w:r>
+      <w:r>
+        <w:t xml:space="preserve"> </w:t>
+      </w:r>
+      <w:r>
+        <w:rPr>
+          <w:rStyle w:val="VerbatimChar"/>
+        </w:rPr>
+        <w:t xml:space="preserve">update --location Fixed --status &lt;non-terminal&gt;</w:t>
+      </w:r>
+      <w:r>
+        <w:t xml:space="preserve"> </w:t>
+      </w:r>
+      <w:r>
+        <w:t xml:space="preserve">exits 0 and creates a row that</w:t>
+      </w:r>
+      <w:r>
+        <w:t xml:space="preserve"> </w:t>
+      </w:r>
+      <w:r>
+        <w:rPr>
+          <w:rStyle w:val="VerbatimChar"/>
+        </w:rPr>
+        <w:t xml:space="preserve">update</w:t>
+      </w:r>
+      <w:r>
+        <w:t xml:space="preserve">’s own validator immediately rejects.</w:t>
+      </w:r>
+    </w:p>
+    <w:p>
+      <w:pPr>
+        <w:pStyle w:val="BodyText"/>
+      </w:pPr>
+      <w:r>
+        <w:t xml:space="preserve">Verified empirically by the independent reviewer of BOB-166:</w:t>
+      </w:r>
+    </w:p>
+    <w:p>
+      <w:pPr>
+        <w:pStyle w:val="SourceCode"/>
+      </w:pPr>
+      <w:r>
+        <w:rPr>
+          <w:rStyle w:val="VerbatimChar"/>
+        </w:rPr>
+        <w:t xml:space="preserve">update --location Fixed --status 'In progress'   -&gt; exit 0</w:t>
+      </w:r>
+      <w:r>
+        <w:br/>
+      </w:r>
+      <w:r>
+        <w:rPr>
+          <w:rStyle w:val="VerbatimChar"/>
+        </w:rPr>
+        <w:t xml:space="preserve">validate                                          -&gt; FAILS, naming the row (check (f), fixedLocationNonTerminalStatus)</w:t>
+      </w:r>
+    </w:p>
+    <w:p>
+      <w:pPr>
+        <w:pStyle w:val="FirstParagraph"/>
+      </w:pPr>
+      <w:r>
+        <w:t xml:space="preserve">So the command can still mint a state its own validate call refuses. That is the §11.4.196(F) shape at the seam layer: the invariant is CONFIGURED in validate but not ENFORCED at every write path that can violate it.</w:t>
+      </w:r>
+    </w:p>
+    <w:p>
+      <w:pPr>
+        <w:pStyle w:val="BodyText"/>
+      </w:pPr>
+      <w:r>
+        <w:t xml:space="preserve">WHY IT WAS DELIBERATELY LEFT OPEN IN BOB-166, and why that was right. Three reasons, all checked rather than asserted: (1) the real corpus has ZERO instances of this direction against TEN of the direction BOB-166 closed — the asymmetry in the data matched the asymmetry in the code; (2) detective coverage ALREADY existed and demonstrably fires, so unlike BOB-166’s direction this cannot rot silently; (3) and the load-bearing one —</w:t>
+      </w:r>
+      <w:r>
+        <w:t xml:space="preserve"> </w:t>
+      </w:r>
+      <w:r>
+        <w:rPr>
+          <w:rStyle w:val="VerbatimChar"/>
+        </w:rPr>
+        <w:t xml:space="preserve">reopenCmd</w:t>
+      </w:r>
+      <w:r>
+        <w:t xml:space="preserve"> </w:t>
+      </w:r>
+      <w:r>
+        <w:t xml:space="preserve">documents and SANCTIONS a transient Fixed-plus-non-terminal state via its</w:t>
+      </w:r>
+      <w:r>
+        <w:t xml:space="preserve"> </w:t>
+      </w:r>
+      <w:r>
+        <w:rPr>
+          <w:rStyle w:val="VerbatimChar"/>
+        </w:rPr>
+        <w:t xml:space="preserve">--location Fixed</w:t>
+      </w:r>
+      <w:r>
+        <w:t xml:space="preserve"> </w:t>
+      </w:r>
+      <w:r>
+        <w:t xml:space="preserve">operator override. A naive preventive guard at the update seam would collide with that override’s semantics. Closing this therefore requires a design decision about how the two interact, which is a different question from the one BOB-166 was scoped to answer, and expanding that item would have meant shipping the decision unexamined.</w:t>
+      </w:r>
+    </w:p>
+    <w:p>
+      <w:pPr>
+        <w:pStyle w:val="BodyText"/>
+      </w:pPr>
+      <w:r>
+        <w:t xml:space="preserve">ACCEPTANCE. (a) Decide and RECORD how a preventive guard on this direction coexists with reopenCmd’s sanctioned override — this is the actual work, and the answer should be written down rather than inferred from whatever the patch does. Candidates worth weighing: exempt the reopen path explicitly, require an override flag on</w:t>
+      </w:r>
+      <w:r>
+        <w:t xml:space="preserve"> </w:t>
+      </w:r>
+      <w:r>
+        <w:rPr>
+          <w:rStyle w:val="VerbatimChar"/>
+        </w:rPr>
+        <w:t xml:space="preserve">update</w:t>
+      </w:r>
+      <w:r>
+        <w:t xml:space="preserve"> </w:t>
+      </w:r>
+      <w:r>
+        <w:t xml:space="preserve">mirroring reopen’s, or leave the direction detective-only with the rationale recorded so the asymmetry is a decision rather than an oversight. (b) If a guard lands, it reuses</w:t>
+      </w:r>
+      <w:r>
+        <w:t xml:space="preserve"> </w:t>
+      </w:r>
+      <w:r>
+        <w:rPr>
+          <w:rStyle w:val="VerbatimChar"/>
+        </w:rPr>
+        <w:t xml:space="preserve">terminalStatuses()</w:t>
+      </w:r>
+      <w:r>
+        <w:t xml:space="preserve"> </w:t>
+      </w:r>
+      <w:r>
+        <w:t xml:space="preserve">— BOB-166 established one predicate source specifically so the two directions cannot drift. (c) Paired §1.1 mutation. (d) NEGATIVE CONTROL (§11.4.201(1)), and it is the sharp one here: the sanctioned reopen path MUST still work. A guard that breaks reopenCmd’s documented override is a false-positive refusal, and worse than the gap it closes, because it breaks a workflow operators are told to use.</w:t>
+      </w:r>
+    </w:p>
+    <w:p>
+      <w:pPr>
+        <w:pStyle w:val="BodyText"/>
+      </w:pPr>
+      <w:r>
+        <w:t xml:space="preserve">HONEST BOUNDARY. This is not a live data defect. Zero corpus instances, and the detective gate catches it at the next validate. It is filed so a scoped, deliberate omission stays visible as a tracked decision instead of living only in a code comment where the next reader will mistake it for an oversight (§11.4.197: a started thread reaches a documented terminal state, never quiet abandonment).</w:t>
+      </w:r>
+    </w:p>
+    <w:p>
+      <w:pPr>
+        <w:pStyle w:val="BodyText"/>
+      </w:pPr>
+      <w:r>
+        <w:t xml:space="preserve">PROVENANCE. Raised by the implementing agent of BOB-166 as a known asymmetry it deliberately did not close, independently verified and endorsed as an acceptable scope boundary by that item’s reviewer, on the condition that it become a tracked item rather than a comment. This is that item.</w:t>
+      </w:r>
+    </w:p>
+    <w:bookmarkEnd w:id="53"/>
+    <w:bookmarkStart w:id="54" w:name="Xa09b0004db9a816e1505093f71382f9a17ffd90"/>
+    <w:p>
+      <w:pPr>
+        <w:pStyle w:val="Heading2"/>
+      </w:pPr>
+      <w:r>
+        <w:t xml:space="preserve">BOB-179 — Two adjacent tracker false-null classes remain open and must be stated as gaps, not implied closed</w:t>
+      </w:r>
+    </w:p>
+    <w:p>
+      <w:pPr>
+        <w:pStyle w:val="FirstParagraph"/>
+      </w:pPr>
+      <w:r>
+        <w:rPr>
+          <w:b/>
+          <w:bCs/>
+        </w:rPr>
+        <w:t xml:space="preserve">Status:</w:t>
+      </w:r>
+      <w:r>
+        <w:t xml:space="preserve"> </w:t>
+      </w:r>
+      <w:r>
+        <w:t xml:space="preserve">Queued</w:t>
+      </w:r>
+      <w:r>
+        <w:t xml:space="preserve"> </w:t>
+      </w:r>
+      <w:r>
+        <w:rPr>
+          <w:b/>
+          <w:bCs/>
+        </w:rPr>
+        <w:t xml:space="preserve">Type:</w:t>
+      </w:r>
+      <w:r>
+        <w:t xml:space="preserve"> </w:t>
+      </w:r>
+      <w:r>
+        <w:t xml:space="preserve">Task</w:t>
+      </w:r>
+      <w:r>
+        <w:t xml:space="preserve"> </w:t>
+      </w:r>
+      <w:r>
+        <w:rPr>
+          <w:b/>
+          <w:bCs/>
+        </w:rPr>
+        <w:t xml:space="preserve">Severity:</w:t>
+      </w:r>
+      <w:r>
+        <w:t xml:space="preserve"> </w:t>
+      </w:r>
+      <w:r>
+        <w:t xml:space="preserve">Medium</w:t>
+      </w:r>
+      <w:r>
+        <w:t xml:space="preserve"> </w:t>
+      </w:r>
+      <w:r>
+        <w:rPr>
+          <w:b/>
+          <w:bCs/>
+        </w:rPr>
+        <w:t xml:space="preserve">Created-By:</w:t>
+      </w:r>
+      <w:r>
+        <w:t xml:space="preserve"> </w:t>
+      </w:r>
+      <w:r>
+        <w:t xml:space="preserve">Claude</w:t>
+      </w:r>
+      <w:r>
+        <w:t xml:space="preserve"> </w:t>
+      </w:r>
+      <w:r>
+        <w:rPr>
+          <w:b/>
+          <w:bCs/>
+        </w:rPr>
+        <w:t xml:space="preserve">Assigned-To:</w:t>
+      </w:r>
+      <w:r>
+        <w:t xml:space="preserve"> </w:t>
+      </w:r>
+      <w:r>
+        <w:t xml:space="preserve">Claude</w:t>
+      </w:r>
+    </w:p>
+    <w:p>
+      <w:pPr>
+        <w:pStyle w:val="BodyText"/>
+      </w:pPr>
+      <w:r>
+        <w:t xml:space="preserve">WHAT: the BOB-172 independent review demonstrated two further paths that still report a refusing or unreachable tracker as an empty result. Both are PRE-EXISTING and neither is a regression from BOB-172, but the fix evidence log presents the five-site coverage without stating the boundary (11.4.194(5) requires un-analysed dimensions be explicit gaps, never silently assumed safe).</w:t>
+      </w:r>
+    </w:p>
+    <w:p>
+      <w:pPr>
+        <w:pStyle w:val="BodyText"/>
+      </w:pPr>
+      <w:r>
+        <w:t xml:space="preserve">GAP A – exception before resp.status is read. Reviewer probe B, captured: a connection-refused rutracker yields status=empty, error=None, http_status=None, metadata.errors=[], metadata.status=completed. Each</w:t>
+      </w:r>
+      <w:r>
+        <w:t xml:space="preserve"> </w:t>
+      </w:r>
+      <w:r>
+        <w:rPr>
+          <w:i/>
+          <w:iCs/>
+        </w:rPr>
+        <w:t xml:space="preserve">search</w:t>
+      </w:r>
+      <w:r>
+        <w:t xml:space="preserve">* method swallows exceptions (except Exception: logger.error; return results) before _search_one’s error handling can see them, so a tracker that is DOWN is indistinguishable from one that is genuinely empty.</w:t>
+      </w:r>
+    </w:p>
+    <w:p>
+      <w:pPr>
+        <w:pStyle w:val="BodyText"/>
+      </w:pPr>
+      <w:r>
+        <w:t xml:space="preserve">GAP B – soft refusal at HTTP 200. Reviewer probe A, captured: _classify_upstream_http_status(200,</w:t>
+      </w:r>
+      <w:r>
+        <w:t xml:space="preserve"> </w:t>
+      </w:r>
+      <w:r>
+        <w:t xml:space="preserve">) returns None, which is CORRECT by design (a 2xx is a usable response; body-marker triggering would risk the over-fire the negative controls exist to prevent). But all five search GETs use aiohttp’s default allow_redirects=True, so a session-expiry 302 -&gt; login-page-200 chain parses to zero rows and reports empty.</w:t>
+      </w:r>
+    </w:p>
+    <w:p>
+      <w:pPr>
+        <w:pStyle w:val="BodyText"/>
+      </w:pPr>
+      <w:r>
+        <w:t xml:space="preserve">FIX DIRECTION: Gap A needs the exception to reach a diagnostic rather than being swallowed. Gap B needs a DISTINCT detector (final-URL check or login-form marker) with its own RED – explicitly NOT a widening of the status-code trigger.</w:t>
+      </w:r>
+    </w:p>
+    <w:p>
+      <w:pPr>
+        <w:pStyle w:val="BodyText"/>
+      </w:pPr>
+      <w:r>
+        <w:t xml:space="preserve">ACCEPTANCE: both gaps closed with their own REDs, or explicitly closed per 11.4.112 with evidence. Immediate sub-task: append a stated-gaps paragraph to docs/qa/BOB-172/fix_evidence_20260822.log.</w:t>
+      </w:r>
+    </w:p>
+    <w:bookmarkEnd w:id="54"/>
+    <w:bookmarkStart w:id="55" w:name="Xdd0ee01778cdd0beedeedde5af68edc2fd92d6b"/>
+    <w:p>
+      <w:pPr>
+        <w:pStyle w:val="Heading2"/>
+      </w:pPr>
+      <w:r>
+        <w:t xml:space="preserve">BOB-182 — Operator decision owed on the export-charset ratchet, plus an auto-lowering baseline</w:t>
+      </w:r>
+    </w:p>
+    <w:p>
+      <w:pPr>
+        <w:pStyle w:val="FirstParagraph"/>
+      </w:pPr>
+      <w:r>
+        <w:rPr>
+          <w:b/>
+          <w:bCs/>
+        </w:rPr>
+        <w:t xml:space="preserve">Status:</w:t>
+      </w:r>
+      <w:r>
+        <w:t xml:space="preserve"> </w:t>
+      </w:r>
+      <w:r>
+        <w:t xml:space="preserve">In progress</w:t>
+      </w:r>
+      <w:r>
+        <w:t xml:space="preserve"> </w:t>
+      </w:r>
+      <w:r>
+        <w:rPr>
+          <w:b/>
+          <w:bCs/>
+        </w:rPr>
+        <w:t xml:space="preserve">Type:</w:t>
+      </w:r>
+      <w:r>
+        <w:t xml:space="preserve"> </w:t>
+      </w:r>
+      <w:r>
+        <w:t xml:space="preserve">Task</w:t>
+      </w:r>
+      <w:r>
+        <w:t xml:space="preserve"> </w:t>
+      </w:r>
+      <w:r>
+        <w:rPr>
+          <w:b/>
+          <w:bCs/>
+        </w:rPr>
+        <w:t xml:space="preserve">Severity:</w:t>
+      </w:r>
+      <w:r>
+        <w:t xml:space="preserve"> </w:t>
+      </w:r>
+      <w:r>
+        <w:t xml:space="preserve">Medium</w:t>
+      </w:r>
+      <w:r>
+        <w:t xml:space="preserve"> </w:t>
+      </w:r>
+      <w:r>
+        <w:rPr>
+          <w:b/>
+          <w:bCs/>
+        </w:rPr>
+        <w:t xml:space="preserve">Created-By:</w:t>
+      </w:r>
+      <w:r>
+        <w:t xml:space="preserve"> </w:t>
+      </w:r>
+      <w:r>
+        <w:t xml:space="preserve">Claude</w:t>
+      </w:r>
+      <w:r>
+        <w:t xml:space="preserve"> </w:t>
+      </w:r>
+      <w:r>
+        <w:rPr>
+          <w:b/>
+          <w:bCs/>
+        </w:rPr>
+        <w:t xml:space="preserve">Assigned-To:</w:t>
+      </w:r>
+      <w:r>
+        <w:t xml:space="preserve"> </w:t>
+      </w:r>
+      <w:r>
+        <w:t xml:space="preserve">Claude</w:t>
+      </w:r>
+    </w:p>
+    <w:p>
+      <w:pPr>
+        <w:pStyle w:val="BodyText"/>
+      </w:pPr>
+      <w:r>
+        <w:rPr>
+          <w:b/>
+          <w:bCs/>
+        </w:rPr>
+        <w:t xml:space="preserve">OPERATOR DECISION (2026-08-26, §11.4.66 interactive clarification): KEEP THE MONOTONE RATCHET</w:t>
+      </w:r>
+    </w:p>
+    <w:p>
+      <w:pPr>
+        <w:pStyle w:val="BodyText"/>
+      </w:pPr>
+      <w:r>
+        <w:t xml:space="preserve">§11.4.224(E) brownfield adoption answer, recorded as consumer DATA: the adoption model for CM-EXPORT-CHARSET-VALID is the MONOTONE-DECREASE RATCHET. The count may only go down, never up. Immediate hard floor, changed-code-only-with-deadline, and per-corpus phase-in were all offered and NOT chosen. This closes half of BOB-182 — the half that was genuinely the operator’s. THE REMAINING HALF IS A REAL DEFECT STILL OWED: BASELINE is a hardcoded constant, so the ratchet does not actually ratchet — on improvement the gate PASSES and PRINTS the value to lower it to, but nothing lowers it, and the gate keeps permitting regression back to the original count after the corpus heals. The fix must NOT collapse §11.4.249 role separation: a gate that writes its own threshold during a pre-build run becomes a PRODUCER as well as a GATE. Acceptable shapes include a persisted baseline the gate READS but never writes with lowering via a separate explicitly-invoked command, or a gate that FAILS loudly when the live count is below baseline so drift becomes an actionable refusal.</w:t>
       </w:r>
     </w:p>
     <w:p>
@@ -6075,135 +7889,29 @@
         <w:pStyle w:val="BodyText"/>
       </w:pPr>
       <w:r>
-        <w:rPr>
-          <w:b/>
-          <w:bCs/>
-        </w:rPr>
-        <w:t xml:space="preserve">Reported-Via:</w:t>
-      </w:r>
-      <w:r>
-        <w:t xml:space="preserve"> </w:t>
-      </w:r>
-      <w:r>
-        <w:t xml:space="preserve">§11.4.202 reporting directive</w:t>
-      </w:r>
-      <w:r>
-        <w:t xml:space="preserve"> </w:t>
-      </w:r>
-      <w:r>
-        <w:rPr>
-          <w:rStyle w:val="VerbatimChar"/>
-        </w:rPr>
-        <w:t xml:space="preserve">bug</w:t>
-      </w:r>
-      <w:r>
-        <w:t xml:space="preserve"> </w:t>
-      </w:r>
-      <w:r>
-        <w:t xml:space="preserve">on 2026-08-21T19:41:08Z</w:t>
-      </w:r>
-      <w:r>
-        <w:t xml:space="preserve"> </w:t>
-      </w:r>
-      <w:r>
-        <w:rPr>
-          <w:b/>
-          <w:bCs/>
-        </w:rPr>
-        <w:t xml:space="preserve">Reported-By:</w:t>
-      </w:r>
-      <w:r>
-        <w:t xml:space="preserve"> </w:t>
-      </w:r>
-      <w:r>
-        <w:t xml:space="preserve">BOB-114 remediation, pre-existing defect surfaced by BOB-111 landing a real limiter</w:t>
-      </w:r>
-    </w:p>
-    <w:p>
-      <w:pPr>
-        <w:pStyle w:val="BodyText"/>
-      </w:pPr>
-      <w:r>
-        <w:rPr>
-          <w:b/>
-          <w:bCs/>
-        </w:rPr>
-        <w:t xml:space="preserve">What (the report, verbatim):</w:t>
-      </w:r>
-      <w:r>
-        <w:t xml:space="preserve"> </w:t>
-      </w:r>
-      <w:r>
-        <w:t xml:space="preserve">PRE-EXISTING, NOT INTRODUCED – and proven so rather than asserted: git diff shows assertion (c) is BYTE-IDENTICAL to HEAD, and the failure reproduces against the unmodified HEAD script. What changed is not the challenge but the SYSTEM: BOB-111 appears at least partially delivered, because :7187 now returns real 429s where it previously returned none. :7185 and :7189 still produce zero 429s.</w:t>
-      </w:r>
-    </w:p>
-    <w:p>
-      <w:pPr>
-        <w:pStyle w:val="BodyText"/>
-      </w:pPr>
-      <w:r>
-        <w:t xml:space="preserve">This is a 11.4.248-class corrosion risk and that is why it is filed rather than left as a footnote: run_all_challenges.sh will now fail INTERMITTENTLY, and an intermittent red trains everyone to re-run until green, at which point a real regression is dismissed as</w:t>
-      </w:r>
-      <w:r>
-        <w:t xml:space="preserve"> </w:t>
-      </w:r>
-      <w:r>
-        <w:t xml:space="preserve">‘probably the flaky rate-limit one’</w:t>
-      </w:r>
-      <w:r>
-        <w:t xml:space="preserve">.</w:t>
-      </w:r>
-    </w:p>
-    <w:p>
-      <w:pPr>
-        <w:pStyle w:val="BodyText"/>
-      </w:pPr>
-      <w:r>
-        <w:t xml:space="preserve">THE DECISION, which is an operator call under 11.4.66 and which I deliberately did NOT invent:</w:t>
-      </w:r>
-    </w:p>
-    <w:p>
-      <w:pPr>
-        <w:pStyle w:val="BodyText"/>
-      </w:pPr>
-      <w:r>
-        <w:t xml:space="preserve">Does a 429 from a WORKING limiter count as the sibling endpoint being RESPONSIVE?</w:t>
-      </w:r>
-    </w:p>
-    <w:p>
-      <w:pPr>
-        <w:pStyle w:val="Compact"/>
+        <w:t xml:space="preserve">WHAT: CM-EXPORT-CHARSET-VALID (pre-build invariant 50) adopts its 301 pre-existing violations via a monotone-decrease ratchet rather than a hard floor. Two things are owed.</w:t>
+      </w:r>
+    </w:p>
+    <w:p>
+      <w:pPr>
         <w:numPr>
           <w:ilvl w:val="0"/>
           <w:numId w:val="1002"/>
         </w:numPr>
       </w:pPr>
       <w:r>
-        <w:t xml:space="preserve">YES – a 429 proves the endpoint is alive and correctly protecting itself. Assertion (c) accepts 2xx OR 429, and only a connection failure / 5xx / timeout counts as degraded. Risk: a genuinely wedged endpoint that happens to answer 429 would pass.</w:t>
-      </w:r>
-    </w:p>
-    <w:p>
-      <w:pPr>
-        <w:pStyle w:val="Compact"/>
+        <w:t xml:space="preserve">THE ADOPTION DECISION IS THE OPERATOR’S, NOT THE SCRIPT’S. 11.4.224(E) requires the brownfield adoption question be SURFACED to the operator and the answer recorded as consumer DATA – never an invented ratchet. What exists today is a header comment plus a BOBA_EXPORT_CHARSET_BASELINE override: that DOCUMENTS a decision the agent made, it does not RECORD an answer the operator gave. The independent reviewer judged the choice defensible and would not reverse it (a hard floor on 301 violations makes the build unreachable, which 11.4.234 forbids; 11.4.101 favours the reversible option) but correctly held that it is not yet compliant. Options for the operator: immediate hard floor (BASELINE=0) / keep the monotone ratchet / per-corpus phase-in / changed-code-only with a scheduled full-corpus deadline.</w:t>
+      </w:r>
+    </w:p>
+    <w:p>
+      <w:pPr>
         <w:numPr>
           <w:ilvl w:val="0"/>
           <w:numId w:val="1002"/>
         </w:numPr>
       </w:pPr>
       <w:r>
-        <w:t xml:space="preserve">NO – keep requiring 2xx, but make the challenge limiter-aware: drain or wait out the window before the sibling probe (retry-after is served, so the budget is knowable rather than guessed).</w:t>
-      </w:r>
-    </w:p>
-    <w:p>
-      <w:pPr>
-        <w:pStyle w:val="Compact"/>
-        <w:numPr>
-          <w:ilvl w:val="0"/>
-          <w:numId w:val="1002"/>
-        </w:numPr>
-      </w:pPr>
-      <w:r>
-        <w:t xml:space="preserve">Probe siblings on a path the limiter exempts (a healthz-class route), so the isolation question is asked without spending the bucket.</w:t>
+        <w:t xml:space="preserve">THE RATCHET DOES NOT ACTUALLY RATCHET. BASELINE is a hardcoded constant. On improvement the gate PASSES and PRINTS the value to lower it to, but nothing lowers it, so the gate keeps permitting regression all the way back to 301 after the corpus heals. The header now says tightening is MANUAL rather than claiming automatic behaviour that does not exist (11.4.6), but the honest statement is a stopgap, not the fix.</w:t>
       </w:r>
     </w:p>
     <w:p>
@@ -6211,109 +7919,25 @@
         <w:pStyle w:val="FirstParagraph"/>
       </w:pPr>
       <w:r>
-        <w:t xml:space="preserve">Recommendation with reasoning, not just a pick: (a) composed with a bounded liveness check – a 429 carrying a well-formed Retry-After IS evidence of a live, correctly-behaving service, and (b) makes the challenge slower and couples it to a window value that will drift. But the semantics of</w:t>
-      </w:r>
-      <w:r>
-        <w:t xml:space="preserve"> </w:t>
-      </w:r>
-      <w:r>
-        <w:t xml:space="preserve">‘responsive’</w:t>
-      </w:r>
-      <w:r>
-        <w:t xml:space="preserve"> </w:t>
-      </w:r>
-      <w:r>
-        <w:t xml:space="preserve">here are a product judgement, so the answer is recorded, not assumed.</w:t>
-      </w:r>
-    </w:p>
-    <w:p>
-      <w:pPr>
-        <w:pStyle w:val="BodyText"/>
-      </w:pPr>
-      <w:r>
-        <w:t xml:space="preserve">RELATED, stated as fact rather than folded in: the detector counts 429 only, not 503, though the script header says</w:t>
-      </w:r>
-      <w:r>
-        <w:t xml:space="preserve"> </w:t>
-      </w:r>
-      <w:r>
-        <w:t xml:space="preserve">‘429 (or equivalent)’</w:t>
-      </w:r>
-      <w:r>
-        <w:t xml:space="preserve">. Counting 503 would collide with the crash detector’s 5xx tally. Worth deciding when BOB-111 lands limiters on :7185 and :7189.</w:t>
-      </w:r>
-    </w:p>
-    <w:p>
-      <w:pPr>
-        <w:pStyle w:val="BodyText"/>
-      </w:pPr>
-      <w:r>
-        <w:rPr>
-          <w:b/>
-          <w:bCs/>
-        </w:rPr>
-        <w:t xml:space="preserve">Affected scope / file-scope manifest:</w:t>
-      </w:r>
-      <w:r>
-        <w:t xml:space="preserve"> </w:t>
-      </w:r>
-      <w:r>
-        <w:t xml:space="preserve">challenges/scripts/ddos_resilience_challenge.sh assertion (c) cross-endpoint isolation; run_all_challenges.sh which invokes it</w:t>
-      </w:r>
-    </w:p>
-    <w:p>
-      <w:pPr>
-        <w:pStyle w:val="BodyText"/>
-      </w:pPr>
-      <w:r>
-        <w:rPr>
-          <w:b/>
-          <w:bCs/>
-        </w:rPr>
-        <w:t xml:space="preserve">Reproduction / context:</w:t>
-      </w:r>
-      <w:r>
-        <w:t xml:space="preserve"> </w:t>
-      </w:r>
-      <w:r>
-        <w:t xml:space="preserve">Assertion (c) requires a sibling-endpoint probe to answer ^2 (a 2xx). :7187 now enforces a real limiter (measured live: x-ratelimit-limit: 120, x-ratelimit-remaining: 86, retry-after: 45, server: uvicorn). A full challenge run sends roughly 250 requests to :7187, so sibling probes fired during the OTHER endpoints’ tiers land on an exhausted bucket and receive 429 – which assertion (c) scores as</w:t>
-      </w:r>
-      <w:r>
-        <w:t xml:space="preserve"> </w:t>
-      </w:r>
-      <w:r>
-        <w:t xml:space="preserve">‘endpoint degraded’</w:t>
-      </w:r>
-      <w:r>
-        <w:t xml:space="preserve">. Timing-dependent: one run measured PASS=5 FAIL=2; the UNMODIFIED HEAD script against the same live stack ~30s later measured PASS=7 FAIL=0 SKIP=2.</w:t>
-      </w:r>
-    </w:p>
-    <w:p>
-      <w:pPr>
-        <w:pStyle w:val="BodyText"/>
-      </w:pPr>
-      <w:r>
-        <w:rPr>
-          <w:b/>
-          <w:bCs/>
-        </w:rPr>
-        <w:t xml:space="preserve">Acceptance criteria:</w:t>
-      </w:r>
-      <w:r>
-        <w:t xml:space="preserve"> </w:t>
-      </w:r>
-      <w:r>
-        <w:t xml:space="preserve">The operator has answered the classification question below, the answer is recorded as consumer DATA, and assertion (c) implements it. The challenge then produces the same verdict across 3 consecutive runs against a rate-limited stack (11.4.50 deterministic consistency), and the fix ships a paired 1.1 mutation proving assertion (c) still catches a genuinely degraded sibling endpoint – narrowing it must not blind it (11.4.201(1)).</w:t>
-      </w:r>
-    </w:p>
-    <w:bookmarkEnd w:id="48"/>
-    <w:bookmarkStart w:id="49" w:name="X11db4a28fa64161c7ffe87a7b2e88f2f3a45339"/>
+        <w:t xml:space="preserve">WHY IT WAS NOT BUILT WITH THE FIX: a gate that writes its own threshold during a pre-build run becomes a PRODUCER as well as a GATE (11.4.249 role separation), and that is a design change the operator should approve rather than receive as a side effect.</w:t>
+      </w:r>
+    </w:p>
+    <w:p>
+      <w:pPr>
+        <w:pStyle w:val="BodyText"/>
+      </w:pPr>
+      <w:r>
+        <w:t xml:space="preserve">ACCEPTANCE: the operator’s adoption answer recorded as consumer DATA; and either a persisted baseline the gate lowers and never raises (with the role-separation question answered), or an explicit decision that manual tightening is acceptable.</w:t>
+      </w:r>
+    </w:p>
+    <w:bookmarkEnd w:id="55"/>
+    <w:bookmarkStart w:id="56" w:name="X60b308539ab9831715c7d887a7cc1d3102b8358"/>
     <w:p>
       <w:pPr>
         <w:pStyle w:val="Heading2"/>
       </w:pPr>
       <w:r>
-        <w:t xml:space="preserve">BOB-164 — Live dashboard fails WCAG AA colour contrast on 21 nodes — brand heading measures 1.43:1 against a 3:1 floor</w:t>
+        <w:t xml:space="preserve">BOB-184 — Icon-glyph controls are unverified for non-text contrast because neither contrast oracle can measure them</w:t>
       </w:r>
     </w:p>
     <w:p>
@@ -6331,6 +7955,206 @@
         <w:t xml:space="preserve"> </w:t>
       </w:r>
       <w:r>
+        <w:t xml:space="preserve">Queued</w:t>
+      </w:r>
+      <w:r>
+        <w:t xml:space="preserve"> </w:t>
+      </w:r>
+      <w:r>
+        <w:rPr>
+          <w:b/>
+          <w:bCs/>
+        </w:rPr>
+        <w:t xml:space="preserve">Type:</w:t>
+      </w:r>
+      <w:r>
+        <w:t xml:space="preserve"> </w:t>
+      </w:r>
+      <w:r>
+        <w:t xml:space="preserve">Task</w:t>
+      </w:r>
+      <w:r>
+        <w:t xml:space="preserve"> </w:t>
+      </w:r>
+      <w:r>
+        <w:rPr>
+          <w:b/>
+          <w:bCs/>
+        </w:rPr>
+        <w:t xml:space="preserve">Severity:</w:t>
+      </w:r>
+      <w:r>
+        <w:t xml:space="preserve"> </w:t>
+      </w:r>
+      <w:r>
+        <w:t xml:space="preserve">Medium</w:t>
+      </w:r>
+      <w:r>
+        <w:t xml:space="preserve"> </w:t>
+      </w:r>
+      <w:r>
+        <w:rPr>
+          <w:b/>
+          <w:bCs/>
+        </w:rPr>
+        <w:t xml:space="preserve">Created-By:</w:t>
+      </w:r>
+      <w:r>
+        <w:t xml:space="preserve"> </w:t>
+      </w:r>
+      <w:r>
+        <w:t xml:space="preserve">Claude</w:t>
+      </w:r>
+      <w:r>
+        <w:t xml:space="preserve"> </w:t>
+      </w:r>
+      <w:r>
+        <w:rPr>
+          <w:b/>
+          <w:bCs/>
+        </w:rPr>
+        <w:t xml:space="preserve">Assigned-To:</w:t>
+      </w:r>
+      <w:r>
+        <w:t xml:space="preserve"> </w:t>
+      </w:r>
+      <w:r>
+        <w:t xml:space="preserve">Claude</w:t>
+      </w:r>
+    </w:p>
+    <w:p>
+      <w:pPr>
+        <w:pStyle w:val="BodyText"/>
+      </w:pPr>
+      <w:r>
+        <w:t xml:space="preserve">Three icon-glyph controls (.bridge-retry, .theme-toggle, .caret) render text made of non-BMP code points. axe-core declines to decide their contrast, reporting them under the incomplete channel with messageKey nonBmp and resolving NEITHER fgColor NOR bgColor, so the Python recomputation in docs/qa/BOB-164/axe_contrast_scan.py cannot decide either: 40 such nodes across 16 palette x mode combinations. BOB-164 round 2 stopped them being scored as silent passes by naming them GLYPH_UNMEASURED, printing them on every run and fencing them, so any NEW unmeasured glyph node blocks. What remains genuinely unproven is their contrast itself: as non-text user-interface components they owe 3:1 under WCAG SC 1.4.11, and no oracle in this repo measures that today. Acceptance: a measurement path that resolves the effective foreground and backdrop for glyph controls (for example reading getComputedStyle colour against the composited backdrop, or replacing the glyphs with inline SVG carrying explicit fill tokens), each of the three controls shown to clear 3:1 in all 16 palette x mode combinations, and the GLYPH_UNMEASURED fence shrunk by exactly the nodes then proven.</w:t>
+      </w:r>
+    </w:p>
+    <w:bookmarkEnd w:id="56"/>
+    <w:bookmarkStart w:id="57" w:name="Xfc4e58e0a20fd56304009e1be94b2adbaae4a6a"/>
+    <w:p>
+      <w:pPr>
+        <w:pStyle w:val="Heading2"/>
+      </w:pPr>
+      <w:r>
+        <w:t xml:space="preserve">BOB-185 — Rendered-DOM contrast oracle cannot see data-driven nodes, leaving badge and status pills arithmetic-only</w:t>
+      </w:r>
+    </w:p>
+    <w:p>
+      <w:pPr>
+        <w:pStyle w:val="FirstParagraph"/>
+      </w:pPr>
+      <w:r>
+        <w:rPr>
+          <w:b/>
+          <w:bCs/>
+        </w:rPr>
+        <w:t xml:space="preserve">Status:</w:t>
+      </w:r>
+      <w:r>
+        <w:t xml:space="preserve"> </w:t>
+      </w:r>
+      <w:r>
+        <w:t xml:space="preserve">Queued</w:t>
+      </w:r>
+      <w:r>
+        <w:t xml:space="preserve"> </w:t>
+      </w:r>
+      <w:r>
+        <w:rPr>
+          <w:b/>
+          <w:bCs/>
+        </w:rPr>
+        <w:t xml:space="preserve">Type:</w:t>
+      </w:r>
+      <w:r>
+        <w:t xml:space="preserve"> </w:t>
+      </w:r>
+      <w:r>
+        <w:t xml:space="preserve">Task</w:t>
+      </w:r>
+      <w:r>
+        <w:t xml:space="preserve"> </w:t>
+      </w:r>
+      <w:r>
+        <w:rPr>
+          <w:b/>
+          <w:bCs/>
+        </w:rPr>
+        <w:t xml:space="preserve">Severity:</w:t>
+      </w:r>
+      <w:r>
+        <w:t xml:space="preserve"> </w:t>
+      </w:r>
+      <w:r>
+        <w:t xml:space="preserve">Medium</w:t>
+      </w:r>
+      <w:r>
+        <w:t xml:space="preserve"> </w:t>
+      </w:r>
+      <w:r>
+        <w:rPr>
+          <w:b/>
+          <w:bCs/>
+        </w:rPr>
+        <w:t xml:space="preserve">Created-By:</w:t>
+      </w:r>
+      <w:r>
+        <w:t xml:space="preserve"> </w:t>
+      </w:r>
+      <w:r>
+        <w:t xml:space="preserve">Claude</w:t>
+      </w:r>
+      <w:r>
+        <w:t xml:space="preserve"> </w:t>
+      </w:r>
+      <w:r>
+        <w:rPr>
+          <w:b/>
+          <w:bCs/>
+        </w:rPr>
+        <w:t xml:space="preserve">Assigned-To:</w:t>
+      </w:r>
+      <w:r>
+        <w:t xml:space="preserve"> </w:t>
+      </w:r>
+      <w:r>
+        <w:t xml:space="preserve">Claude</w:t>
+      </w:r>
+    </w:p>
+    <w:p>
+      <w:pPr>
+        <w:pStyle w:val="BodyText"/>
+      </w:pPr>
+      <w:r>
+        <w:t xml:space="preserve">docs/qa/BOB-164/axe_contrast_scan.py scans a static dist with no backend, so every node whose existence depends on fetched data is absent from the page it measures: the results table renders empty, so .type-badge and .quality-badge never appear, and the hooks list renders empty, so .status pills never appear. That is precisely why the BOB-164 round-1 regression went unseen in a rendered DOM even though it was scanned in all 16 themes, and it is why round 2 had to close the class in the arithmetic oracle instead. Those nodes are now covered by frontend/src/app/models/style-contrast.spec.ts, which extracts declared foreground-on-fill pairs from the stylesheets, but that is an ARITHMETIC claim about declared colour pairs, not a rendered-pixel one: it cannot see opacity applied by an ancestor, a composited backdrop, or a cascade this repo’s static extractor does not model. Acceptance: the scan drives the dashboard with seeded fixture data (a stub backend, a route fixture, or an injected component harness) so the badge and status nodes are present in the DOM, axe measures them directly, and a control needle proves the rendered oracle sees a seeded sub-floor badge before any clean result from it is believed.</w:t>
+      </w:r>
+    </w:p>
+    <w:bookmarkEnd w:id="57"/>
+    <w:bookmarkStart w:id="58" w:name="X1c75a5e72e0824425970fb9362688446313d342"/>
+    <w:p>
+      <w:pPr>
+        <w:pStyle w:val="Heading2"/>
+      </w:pPr>
+      <w:r>
+        <w:t xml:space="preserve">BOB-187 — ownership_precondition.sh is unfenced: same unreviewed .env-driven scope as the now-fenced repair, still writes probe files at any declared path</w:t>
+      </w:r>
+    </w:p>
+    <w:p>
+      <w:pPr>
+        <w:pStyle w:val="FirstParagraph"/>
+      </w:pPr>
+      <w:r>
+        <w:rPr>
+          <w:b/>
+          <w:bCs/>
+        </w:rPr>
+        <w:t xml:space="preserve">Status:</w:t>
+      </w:r>
+      <w:r>
+        <w:t xml:space="preserve"> </w:t>
+      </w:r>
+      <w:r>
         <w:t xml:space="preserve">In progress</w:t>
       </w:r>
       <w:r>
@@ -6349,6 +8173,1120 @@
       <w:r>
         <w:t xml:space="preserve">Bug</w:t>
       </w:r>
+    </w:p>
+    <w:p>
+      <w:pPr>
+        <w:pStyle w:val="BodyText"/>
+      </w:pPr>
+      <w:r>
+        <w:t xml:space="preserve">scripts/ownership_precondition.sh consumes the SAME unreviewed .env-driven scope as ownership_repair.sh and creates probe files inside it, but it is NOT fenced. T028 remediation added ownership_path_fence() to scripts/lib/ownership.sh and wired it into ownership_repair.sh, closing the path-escape class there; the precondition was outside that agents file scope and still accepts whatever config/owned_paths.yaml expands to. Blast radius is lower than a recursive chown (it writes probe files rather than mutating ownership of an existing tree) but the INPUT is identical and equally unreviewed, so the same QBITTORRENT_DATA_DIR value that would have driven a filesystem-wide chown will drive probe-file creation at an arbitrary location. Note the escape is empirically confirmed for the repair path, not merely reasoned: during T028 remediation a probe declaring the verbatim shipped entry with QBITTORRENT_DATA_DIR=/ hung the suite, and ps showed the real artifact executing</w:t>
+      </w:r>
+      <w:r>
+        <w:t xml:space="preserve"> </w:t>
+      </w:r>
+      <w:r>
+        <w:t xml:space="preserve">“find / ( ! -uid 1000 -o ! -gid 1000 ) -printf …”</w:t>
+      </w:r>
+      <w:r>
+        <w:t xml:space="preserve"> </w:t>
+      </w:r>
+      <w:r>
+        <w:t xml:space="preserve">before it was killed by verified pid. Acceptance: ownership_precondition.sh calls the SAME ownership_path_fence() predicate from scripts/lib/ownership.sh (never a second dialect, 11.4.251), refuses fail-closed on a rejected entry, and ships a paired 1.1 mutation proving the refusal fires PLUS a negative control proving the six live shipped entries still ACCEPT so the fix is not a 11.4.201(1) false-positive refusal. Discovered out-of-band during T028 remediation and reported by the agent as needing tracking, so it is also a 11.4.238 coverage escape.</w:t>
+      </w:r>
+    </w:p>
+    <w:bookmarkEnd w:id="58"/>
+    <w:bookmarkStart w:id="59" w:name="Xcd92acb8ba4b4689af31774f9ab753524fb4a5b"/>
+    <w:p>
+      <w:pPr>
+        <w:pStyle w:val="Heading2"/>
+      </w:pPr>
+      <w:r>
+        <w:t xml:space="preserve">BOB-188 — Gate invariant 17 runs a STALE TRACKED binary that structurally cannot see the violations it exists to catch</w:t>
+      </w:r>
+    </w:p>
+    <w:p>
+      <w:pPr>
+        <w:pStyle w:val="FirstParagraph"/>
+      </w:pPr>
+      <w:r>
+        <w:rPr>
+          <w:b/>
+          <w:bCs/>
+        </w:rPr>
+        <w:t xml:space="preserve">Status:</w:t>
+      </w:r>
+      <w:r>
+        <w:t xml:space="preserve"> </w:t>
+      </w:r>
+      <w:r>
+        <w:t xml:space="preserve">In progress</w:t>
+      </w:r>
+      <w:r>
+        <w:t xml:space="preserve"> </w:t>
+      </w:r>
+      <w:r>
+        <w:rPr>
+          <w:b/>
+          <w:bCs/>
+        </w:rPr>
+        <w:t xml:space="preserve">Type:</w:t>
+      </w:r>
+      <w:r>
+        <w:t xml:space="preserve"> </w:t>
+      </w:r>
+      <w:r>
+        <w:t xml:space="preserve">Bug</w:t>
+      </w:r>
+    </w:p>
+    <w:p>
+      <w:pPr>
+        <w:pStyle w:val="BodyText"/>
+      </w:pPr>
+      <w:r>
+        <w:rPr>
+          <w:b/>
+          <w:bCs/>
+        </w:rPr>
+        <w:t xml:space="preserve">OPERATOR DECISION (2026-08-26, §11.4.66 interactive clarification): UNTRACK THE BINARY — BUILD ON DEMAND</w:t>
+      </w:r>
+    </w:p>
+    <w:p>
+      <w:pPr>
+        <w:pStyle w:val="BodyText"/>
+      </w:pPr>
+      <w:r>
+        <w:t xml:space="preserve">§11.4.30 answer, recorded as consumer DATA: the compiled</w:t>
+      </w:r>
+      <w:r>
+        <w:t xml:space="preserve"> </w:t>
+      </w:r>
+      <w:r>
+        <w:rPr>
+          <w:rStyle w:val="VerbatimChar"/>
+        </w:rPr>
+        <w:t xml:space="preserve">workable-items</w:t>
+      </w:r>
+      <w:r>
+        <w:t xml:space="preserve"> </w:t>
+      </w:r>
+      <w:r>
+        <w:t xml:space="preserve">binary is NOT to be git-tracked.</w:t>
+      </w:r>
+      <w:r>
+        <w:t xml:space="preserve"> </w:t>
+      </w:r>
+      <w:r>
+        <w:t xml:space="preserve">‘Any build derivate which we can recreate by executing proper mechanism for generating MUST NOT be versioned’</w:t>
+      </w:r>
+      <w:r>
+        <w:t xml:space="preserve"> </w:t>
+      </w:r>
+      <w:r>
+        <w:t xml:space="preserve">applies without exception here. Keeping it tracked with only the invariant-52 fingerprint gate, and keeping it tracked with a commit-time rebuild, were both offered and NOT chosen. REQUIRED END STATE: the gate builds from source, or REFUSES HONESTLY when the Go toolchain is absent (§11.4.201(11) — probe the artifact through its real invocation path, never fake a pass, never silently fall back to a stale binary). Staleness becomes structurally impossible rather than merely detected. ACCEPTED COST: a fresh clone needs a Go toolchain before invariant 17 can run — already true for the qBitTorrent-go backend, so this adds no new host requirement. The invariant-52 fingerprint gate remains useful as defence-in-depth for as long as any binary exists on disk.</w:t>
+      </w:r>
+    </w:p>
+    <w:p>
+      <w:pPr>
+        <w:pStyle w:val="BodyText"/>
+      </w:pPr>
+      <w:r>
+        <w:t xml:space="preserve">This answer is recorded as consumer DATA per §11.4.35 — it is the operator’s stated choice, not an agent inference, and supersedes any prior agent-chosen default on this question. Options not chosen are named above so a future reader does not re-litigate a settled call (§11.4.112(5) bounded-verdict discipline applied to decisions).</w:t>
+      </w:r>
+    </w:p>
+    <w:p>
+      <w:pPr>
+        <w:pStyle w:val="BodyText"/>
+      </w:pPr>
+      <w:r>
+        <w:t xml:space="preserve">— prior item text follows —</w:t>
+      </w:r>
+    </w:p>
+    <w:p>
+      <w:pPr>
+        <w:pStyle w:val="BodyText"/>
+      </w:pPr>
+      <w:r>
+        <w:t xml:space="preserve">pre_build_verification.sh invariant 17 (CM-WORKABLE-ITEMS-VALIDATE) resolves its binary through the candidate loop at :534, whose FIRST entry is constitution/scripts/workable-items/bin/workable-items. That file is GIT-TRACKED (md5 17644a248363, identical to bin/workable-items-linux) and executable, so it WINS resolution over the current untracked sibling constitution/scripts/workable-items/workable-items (md5 43376a6d0184). The tracked binary is STALE: it does not contain the guards its own source now has.</w:t>
+      </w:r>
+    </w:p>
+    <w:p>
+      <w:pPr>
+        <w:pStyle w:val="BodyText"/>
+      </w:pPr>
+      <w:r>
+        <w:t xml:space="preserve">MEASURED, needle-proven, 2026-08-25. String presence in the tracked binary:</w:t>
+      </w:r>
+      <w:r>
+        <w:t xml:space="preserve"> </w:t>
+      </w:r>
+      <w:r>
+        <w:t xml:space="preserve">“refusing to set terminal status”</w:t>
+      </w:r>
+      <w:r>
+        <w:t xml:space="preserve"> </w:t>
+      </w:r>
+      <w:r>
+        <w:t xml:space="preserve">-&gt; 0;</w:t>
+      </w:r>
+      <w:r>
+        <w:t xml:space="preserve"> </w:t>
+      </w:r>
+      <w:r>
+        <w:t xml:space="preserve">“Issues-location item has TERMINAL status”</w:t>
+      </w:r>
+      <w:r>
+        <w:t xml:space="preserve"> </w:t>
+      </w:r>
+      <w:r>
+        <w:t xml:space="preserve">-&gt; 0; control needle from the SAME updateCmd,</w:t>
+      </w:r>
+      <w:r>
+        <w:t xml:space="preserve"> </w:t>
+      </w:r>
+      <w:r>
+        <w:t xml:space="preserve">“at least one mutable field flag is required”</w:t>
+      </w:r>
+      <w:r>
+        <w:t xml:space="preserve"> </w:t>
+      </w:r>
+      <w:r>
+        <w:t xml:space="preserve">-&gt; 2 (so the instrument sees through that path and the zeros are real absences, not a blind read). The untracked sibling returns 1 / 1 / 2 for the same three queries. A check whose message string is absent from the binary cannot fire.</w:t>
+      </w:r>
+    </w:p>
+    <w:p>
+      <w:pPr>
+        <w:pStyle w:val="BodyText"/>
+      </w:pPr>
+      <w:r>
+        <w:t xml:space="preserve">RUNTIME PROOF: the same injected violation (a row set to terminal status while current_location=Issues) run through both binaries -&gt; stale reports 1 violation (only the body_md desync class), current reports 2 including the location-status class verbatim. This is exactly why the ten BOB-166 rows (BOB-087/129/131/144/145/146/148/153/155/157) survived undetected: the gate that was supposed to catch them was running a binary structurally incapable of seeing them.</w:t>
+      </w:r>
+    </w:p>
+    <w:p>
+      <w:pPr>
+        <w:pStyle w:val="BodyText"/>
+      </w:pPr>
+      <w:r>
+        <w:t xml:space="preserve">The 11.4.108 SOURCE-&gt;ARTIFACT gap: source correct, artifact stale, every gate reading the artifact reports green. This is the THIRD instance of that class found in one session, alongside BOB-169 (a charset gate that never opened a file) and BOB-183 (a served bundle five days older than its sources).</w:t>
+      </w:r>
+    </w:p>
+    <w:p>
+      <w:pPr>
+        <w:pStyle w:val="BodyText"/>
+      </w:pPr>
+      <w:r>
+        <w:t xml:space="preserve">COMPOUNDING: the comment at :519-523 directly above the loop asserts</w:t>
+      </w:r>
+      <w:r>
+        <w:t xml:space="preserve"> </w:t>
+      </w:r>
+      <w:r>
+        <w:t xml:space="preserve">“The naive bin/workable-items path never existed in this checkout (bin/ is a gitignored local build-output dir nothing ever populated)”</w:t>
+      </w:r>
+      <w:r>
+        <w:t xml:space="preserve">. That statement is now FALSE - bin/ holds two tracked binaries. A stale comment asserting the absence of the very file that now shadows resolution is how this stayed invisible.</w:t>
+      </w:r>
+    </w:p>
+    <w:p>
+      <w:pPr>
+        <w:pStyle w:val="BodyText"/>
+      </w:pPr>
+      <w:r>
+        <w:t xml:space="preserve">Also an 11.4.30 question the operator owns: bin/workable-items and bin/workable-items-linux are VERSIONED BUILD ARTIFACTS in a constitution submodule that is inherited by reference by every consumer, so every consumer inherits whichever binary was last committed. Flagged independently by two separate agents this session.</w:t>
+      </w:r>
+    </w:p>
+    <w:p>
+      <w:pPr>
+        <w:pStyle w:val="BodyText"/>
+      </w:pPr>
+      <w:r>
+        <w:t xml:space="preserve">ACCEPTANCE: (a) resolution must never prefer a stale artifact over a current one - either the tracked binaries are removed and resolution falls through to build-on-demand, or a freshness check refuses a binary older than its sources (see the BOB-183 fingerprint gate for a working pattern); (b) the false comment at :519-523 corrected; (c) a paired 1.1 mutation proving the new refusal fires, plus a negative control proving a genuinely fresh binary still passes so the fix is not an 11.4.201(1) false-positive refusal; (d) the 11.4.30 tracked-binary decision recorded as operator DATA. Discovered out-of-band during BOB-166 remediation - a 11.4.238 coverage escape in its own right.</w:t>
+      </w:r>
+    </w:p>
+    <w:bookmarkEnd w:id="59"/>
+    <w:bookmarkStart w:id="60" w:name="X06cd7e6960292c84b4e50a29b892446587b19eb"/>
+    <w:p>
+      <w:pPr>
+        <w:pStyle w:val="Heading2"/>
+      </w:pPr>
+      <w:r>
+        <w:t xml:space="preserve">BOB-189 — CM-NO-FAIL-OPEN-SKIP scanner flags fail-CLOSED SSRF guards as fail-open (§11.4.201(1) FAIL-bluff in our own gate)</w:t>
+      </w:r>
+    </w:p>
+    <w:p>
+      <w:pPr>
+        <w:pStyle w:val="FirstParagraph"/>
+      </w:pPr>
+      <w:r>
+        <w:rPr>
+          <w:b/>
+          <w:bCs/>
+        </w:rPr>
+        <w:t xml:space="preserve">Status:</w:t>
+      </w:r>
+      <w:r>
+        <w:t xml:space="preserve"> </w:t>
+      </w:r>
+      <w:r>
+        <w:t xml:space="preserve">Queued</w:t>
+      </w:r>
+      <w:r>
+        <w:t xml:space="preserve"> </w:t>
+      </w:r>
+      <w:r>
+        <w:rPr>
+          <w:b/>
+          <w:bCs/>
+        </w:rPr>
+        <w:t xml:space="preserve">Type:</w:t>
+      </w:r>
+      <w:r>
+        <w:t xml:space="preserve"> </w:t>
+      </w:r>
+      <w:r>
+        <w:t xml:space="preserve">Bug</w:t>
+      </w:r>
+    </w:p>
+    <w:p>
+      <w:pPr>
+        <w:pStyle w:val="BodyText"/>
+      </w:pPr>
+      <w:r>
+        <w:t xml:space="preserve">WHAT: the fail-open scanner’s shape-(A2) heuristic cannot distinguish</w:t>
+      </w:r>
+      <w:r>
+        <w:t xml:space="preserve"> </w:t>
+      </w:r>
+      <w:r>
+        <w:t xml:space="preserve">‘return False’</w:t>
+      </w:r>
+      <w:r>
+        <w:t xml:space="preserve"> </w:t>
+      </w:r>
+      <w:r>
+        <w:t xml:space="preserve">meaning PROCEED-AS-IF-FINE from</w:t>
+      </w:r>
+      <w:r>
+        <w:t xml:space="preserve"> </w:t>
+      </w:r>
+      <w:r>
+        <w:t xml:space="preserve">‘return False’</w:t>
+      </w:r>
+      <w:r>
+        <w:t xml:space="preserve"> </w:t>
+      </w:r>
+      <w:r>
+        <w:t xml:space="preserve">meaning REFUSE. It flags six textbook fail-CLOSED guards as fail-open defects: _is_safe_fetch_url (x3), _qbit_add_succeeded (x2), and the hooks path-boundary guard. INDEPENDENTLY VERIFIED 2026-08-25 by the conductor rather than taken on the triage agent’s word: download-proxy/src/api/routes.py:1122 defines _is_safe_fetch_url returning bool, and its only call site at :1476 reads ’if not _is_safe_fetch_url(url): logger.warning(Refusing SSRF-unsafe download URL (non-public target); skipping); continue’ - a False return REFUSES the URL. WHY THIS MATTERS: per §11.4.201(1) a false-positive refusal is a FAIL-bluff of equal severity to a false-negative pass, and here the consequence is worse than noise - acting on the finding would mean making the SSRF guard stop returning False, i.e. deleting an SSRF protection to satisfy a gate. A gate that instructs you to remove a security control is actively dangerous, not merely imprecise. REPRO: run the fail-open scan; observe six hits; read each call site. ACCEPTANCE: the scanner distinguishes refuse-shaped from proceed-shaped False returns (call-site-aware, or an audited waiver list with per-entry justification), the six drop out, AND a golden-FALSE fixture containing a real fail-closed guard is added so the discrimination is itself falsifiable per §1.1.</w:t>
+      </w:r>
+    </w:p>
+    <w:bookmarkEnd w:id="60"/>
+    <w:bookmarkStart w:id="61" w:name="Xc0ca9ee9a44c887f18fe9c4513414cd28bccb41"/>
+    <w:p>
+      <w:pPr>
+        <w:pStyle w:val="Heading2"/>
+      </w:pPr>
+      <w:r>
+        <w:t xml:space="preserve">BOB-191 — Fail-open scanner is a MATCHER hole blind to 5 enumerated languages (Go/Rust/Ruby/C/…) — enumerated-but-unanalysable prints PASS instead of SKIP (§11.4.201(6))</w:t>
+      </w:r>
+    </w:p>
+    <w:p>
+      <w:pPr>
+        <w:pStyle w:val="FirstParagraph"/>
+      </w:pPr>
+      <w:r>
+        <w:rPr>
+          <w:b/>
+          <w:bCs/>
+        </w:rPr>
+        <w:t xml:space="preserve">Status:</w:t>
+      </w:r>
+      <w:r>
+        <w:t xml:space="preserve"> </w:t>
+      </w:r>
+      <w:r>
+        <w:t xml:space="preserve">Queued</w:t>
+      </w:r>
+      <w:r>
+        <w:t xml:space="preserve"> </w:t>
+      </w:r>
+      <w:r>
+        <w:rPr>
+          <w:b/>
+          <w:bCs/>
+        </w:rPr>
+        <w:t xml:space="preserve">Type:</w:t>
+      </w:r>
+      <w:r>
+        <w:t xml:space="preserve"> </w:t>
+      </w:r>
+      <w:r>
+        <w:t xml:space="preserve">Bug</w:t>
+      </w:r>
+    </w:p>
+    <w:p>
+      <w:pPr>
+        <w:pStyle w:val="BodyText"/>
+      </w:pPr>
+      <w:r>
+        <w:t xml:space="preserve">WHAT: the §11.4.252 fail-open scan reports 0 hits for qBitTorrent-go, and that zero is NOT evidence. The triage agent ran control needles through the scanner’s own path per §11.4.201(7)(b): a Python</w:t>
+      </w:r>
+      <w:r>
+        <w:t xml:space="preserve"> </w:t>
+      </w:r>
+      <w:r>
+        <w:t xml:space="preserve">‘except Exception: pass’</w:t>
+      </w:r>
+      <w:r>
+        <w:t xml:space="preserve"> </w:t>
+      </w:r>
+      <w:r>
+        <w:t xml:space="preserve">needle was SEEN, a TypeScript</w:t>
+      </w:r>
+      <w:r>
+        <w:t xml:space="preserve"> </w:t>
+      </w:r>
+      <w:r>
+        <w:t xml:space="preserve">‘catch (e) {}’</w:t>
+      </w:r>
+      <w:r>
+        <w:t xml:space="preserve"> </w:t>
+      </w:r>
+      <w:r>
+        <w:t xml:space="preserve">needle was SEEN (so frontend/src’s zero IS a real zero), but a Go empty-</w:t>
+      </w:r>
+      <w:r>
+        <w:t xml:space="preserve">‘if err != nil {}’</w:t>
+      </w:r>
+      <w:r>
+        <w:t xml:space="preserve"> </w:t>
+      </w:r>
+      <w:r>
+        <w:t xml:space="preserve">needle was NOT SEEN. An instrument that cannot see the idiom returns the same quiet zero as a clean tree, and only one of those is honest. DISTINCT FROM BOB-189, deliberately not merged with it per §11.4.214: BOB-189 is a false MATCH (fail-closed guards reported as fail-open); this is a false NULL (an entire language unscanned). Same scanner, opposite failure directions, different fixes - merging them would hide one behind the other. IMPACT: Go is the language of qbittorrent-proxy-go and boba-jackett (port 7189, which owns encrypted tracker credentials), so the unscanned surface is exactly where §11.4.252’s credential-plus-mutation combination is most likely. Nobody has assessed it; the dashboard says clean. ACCEPTANCE: the scanner grows a Go arm covering the empty-err-block and swallowed-error idioms, its needle is SEEN through the real path, qBitTorrent-go’s result is re-derived, and every finding is triaged as this Python/TS pass was. Until then qBitTorrent-go’s fail-open posture is UNKNOWN and must be reported as UNKNOWN, never as 0.</w:t>
+      </w:r>
+    </w:p>
+    <w:bookmarkEnd w:id="61"/>
+    <w:bookmarkStart w:id="62" w:name="Xcbb65803fa4353036c53c7c47477db14ee6e83b"/>
+    <w:p>
+      <w:pPr>
+        <w:pStyle w:val="Heading2"/>
+      </w:pPr>
+      <w:r>
+        <w:t xml:space="preserve">BOB-192 — Remediate the 6 ratcheted CM-NO-FAIL-OPEN-SKIP findings — each needs a live-stack-verified classify-or-fail rewrite</w:t>
+      </w:r>
+    </w:p>
+    <w:p>
+      <w:pPr>
+        <w:pStyle w:val="FirstParagraph"/>
+      </w:pPr>
+      <w:r>
+        <w:rPr>
+          <w:b/>
+          <w:bCs/>
+        </w:rPr>
+        <w:t xml:space="preserve">Status:</w:t>
+      </w:r>
+      <w:r>
+        <w:t xml:space="preserve"> </w:t>
+      </w:r>
+      <w:r>
+        <w:t xml:space="preserve">Queued</w:t>
+      </w:r>
+      <w:r>
+        <w:t xml:space="preserve"> </w:t>
+      </w:r>
+      <w:r>
+        <w:rPr>
+          <w:b/>
+          <w:bCs/>
+        </w:rPr>
+        <w:t xml:space="preserve">Type:</w:t>
+      </w:r>
+      <w:r>
+        <w:t xml:space="preserve"> </w:t>
+      </w:r>
+      <w:r>
+        <w:t xml:space="preserve">Task</w:t>
+      </w:r>
+    </w:p>
+    <w:p>
+      <w:pPr>
+        <w:pStyle w:val="BodyText"/>
+      </w:pPr>
+      <w:r>
+        <w:t xml:space="preserve">WHAT: the BOB-161 gate lands with 6 real fail-open skips RATCHETED rather than fixed. Ratcheting is the constitution’s named brownfield default (§11.4.135/§11.4.224(E)) and this repo’s own precedent, so the choice is correct - but the remediation it defers is real work that must be owned somewhere. WHY THIS ITEM EXISTS: the gate’s own header asserted the 6 were</w:t>
+      </w:r>
+      <w:r>
+        <w:t xml:space="preserve"> </w:t>
+      </w:r>
+      <w:r>
+        <w:t xml:space="preserve">‘TRACKED SEPARATELY (§11.4.197)’</w:t>
+      </w:r>
+      <w:r>
+        <w:t xml:space="preserve"> </w:t>
+      </w:r>
+      <w:r>
+        <w:t xml:space="preserve">while no tracker row existed. The §11.4.209 independent review verified the absence and raised it as IMPORTANT-5, noting that without a row those findings are precisely the parked-unverified debt class §11.4.226(4) names - the population an operator samples and finds broken. A prose claim of being tracked is not tracking. WHAT EACH NEEDS: a skip that fires on evidence the host ANSWERED must either classify the response and FAIL on it, or take a §11.4.69 reason that is honestly derivable from the environment rather than from the response - verified against the live stack, not asserted. Two of the six sit under</w:t>
+      </w:r>
+      <w:r>
+        <w:t xml:space="preserve"> </w:t>
+      </w:r>
+      <w:r>
+        <w:t xml:space="preserve">‘# allow-skip:’</w:t>
+      </w:r>
+      <w:r>
+        <w:t xml:space="preserve"> </w:t>
+      </w:r>
+      <w:r>
+        <w:t xml:space="preserve">markers at tests/unit/test_tracker_auth_live.py:105 and :108, which the reviewer confirmed genuinely are fail-open, so that marker must not be treated as absolution. ACCEPTANCE: all 6 remediated with RED-first evidence per §11.4.115, the gate’s BASELINE ratcheted to 0, and the ratchet’s monotone-decreasing property preserved throughout (§11.4.227(A)). NOTE the reviewer’s MINOR-1: a count-baseline absorbs a one-out-one-in swap, so remediation progress must be checked against the finding SET, not only the count.</w:t>
+      </w:r>
+    </w:p>
+    <w:bookmarkEnd w:id="62"/>
+    <w:bookmarkStart w:id="63" w:name="Xc10100f7380538d128b0df1c97d690968b97d37"/>
+    <w:p>
+      <w:pPr>
+        <w:pStyle w:val="Heading2"/>
+      </w:pPr>
+      <w:r>
+        <w:t xml:space="preserve">BOB-194 — Pre-build gates walk .claude/worktrees, so a stale agent worktree can fail the main build (§11.4.201(1))</w:t>
+      </w:r>
+    </w:p>
+    <w:p>
+      <w:pPr>
+        <w:pStyle w:val="FirstParagraph"/>
+      </w:pPr>
+      <w:r>
+        <w:rPr>
+          <w:b/>
+          <w:bCs/>
+        </w:rPr>
+        <w:t xml:space="preserve">Status:</w:t>
+      </w:r>
+      <w:r>
+        <w:t xml:space="preserve"> </w:t>
+      </w:r>
+      <w:r>
+        <w:t xml:space="preserve">In progress</w:t>
+      </w:r>
+      <w:r>
+        <w:t xml:space="preserve"> </w:t>
+      </w:r>
+      <w:r>
+        <w:rPr>
+          <w:b/>
+          <w:bCs/>
+        </w:rPr>
+        <w:t xml:space="preserve">Type:</w:t>
+      </w:r>
+      <w:r>
+        <w:t xml:space="preserve"> </w:t>
+      </w:r>
+      <w:r>
+        <w:t xml:space="preserve">Bug</w:t>
+      </w:r>
+    </w:p>
+    <w:p>
+      <w:pPr>
+        <w:pStyle w:val="BodyText"/>
+      </w:pPr>
+      <w:r>
+        <w:t xml:space="preserve">WHAT: agent worktrees under .claude/worktrees/ are ephemeral copies pinned at arbitrary commits - never built, never shipped, deleted when the agent finishes. Pre-build gates that walk the tree with find(1) from the repo root descend into them anyway. MEASURED INSTANCE (2026-08-25): CM-GO-TOOLCHAIN-MATCHES-BUILDER FAILED the main build with exactly one finding, from .claude/worktrees/agent-afda1df906c537ab4 - a worktree 86 commits behind still carrying</w:t>
+      </w:r>
+      <w:r>
+        <w:t xml:space="preserve"> </w:t>
+      </w:r>
+      <w:r>
+        <w:t xml:space="preserve">‘FROM golang:1.23-alpine’</w:t>
+      </w:r>
+      <w:r>
+        <w:t xml:space="preserve"> </w:t>
+      </w:r>
+      <w:r>
+        <w:t xml:space="preserve">against a go.mod long since at 1.26.2. The main tree was CORRECT throughout. Per §11.4.201(1) a false-positive refusal is a FAIL-bluff of equal severity to a false pass: it blocks real work and teaches people to bypass the gate. FIXED FOR ONE GATE:</w:t>
+      </w:r>
+      <w:r>
+        <w:t xml:space="preserve"> </w:t>
+      </w:r>
+      <w:r>
+        <w:t xml:space="preserve">‘.claude’</w:t>
+      </w:r>
+      <w:r>
+        <w:t xml:space="preserve"> </w:t>
+      </w:r>
+      <w:r>
+        <w:t xml:space="preserve">added to that gate’s PRUNE_DIRS with a deterministic §1.1 pair - a stale mismatch inside .claude/worktrees must NOT fail a healthy tree, the SAME mismatch outside it MUST still fail, so the prune cannot widen into blindness (§11.4.201(6)). Mutation verified: reverting the prune fails 2 checks. SURVEY, measured not inferred: 8 of 13 pre_build gates walk the tree; only the fixed one prunes .claude. Gates using</w:t>
+      </w:r>
+      <w:r>
+        <w:t xml:space="preserve"> </w:t>
+      </w:r>
+      <w:r>
+        <w:t xml:space="preserve">‘git ls-files’</w:t>
+      </w:r>
+      <w:r>
+        <w:t xml:space="preserve"> </w:t>
+      </w:r>
+      <w:r>
+        <w:t xml:space="preserve">are structurally immune - worktrees are untracked. Empirically probed: check_cm_closure_seam_binds, check_cm_killpg_pgid_guard and check_cm_no_production_mutation_residue all rc=0 with ZERO worktree references - clean in practice today. UNMEASURED, not clean: check_cm_test_mock_pid_explicit_int and check_cm_test_mock_pid_patched_when_real_pid were not reached before the probe budget expired. HYPOTHESIS REFUTED, recorded so nobody re-walks it: an earlier revision of this item speculated that check_cm_plugin_count’s 90s timeout was caused by walking worktrees. It is NOT. That gate’s find is scoped to $PLUGINS_DIR (check_cm_plugin_count.sh:224), so worktrees are outside its walk entirely. Its slowness is real - still running past 54s on a re-measure - but has a different, still-unidentified cause and belongs to its own item, not this one. ACCEPTANCE: every tree-walking gate either prunes agent scratch or is proven immune by measurement, each with a paired mutation. NOTE the asymmetry that bounds the risk: a stale worktree can only ADD findings to a security-relevant scan (killpg, mutation-residue), never remove them - so the exposure is false refusal and eroded trust, not a missed defect.</w:t>
+      </w:r>
+    </w:p>
+    <w:bookmarkEnd w:id="63"/>
+    <w:bookmarkStart w:id="64" w:name="X2457d6f4246fec47602999e0cab6230885ba48b"/>
+    <w:p>
+      <w:pPr>
+        <w:pStyle w:val="Heading2"/>
+      </w:pPr>
+      <w:r>
+        <w:t xml:space="preserve">BOB-195 — CM-DANGEROUS-COMBINATION-FAIL-CLOSED cannot see contextlib.suppress, and ruff SIM105 pushes authors into that blind spot</w:t>
+      </w:r>
+    </w:p>
+    <w:p>
+      <w:pPr>
+        <w:pStyle w:val="FirstParagraph"/>
+      </w:pPr>
+      <w:r>
+        <w:rPr>
+          <w:b/>
+          <w:bCs/>
+        </w:rPr>
+        <w:t xml:space="preserve">Status:</w:t>
+      </w:r>
+      <w:r>
+        <w:t xml:space="preserve"> </w:t>
+      </w:r>
+      <w:r>
+        <w:t xml:space="preserve">In progress</w:t>
+      </w:r>
+      <w:r>
+        <w:t xml:space="preserve"> </w:t>
+      </w:r>
+      <w:r>
+        <w:rPr>
+          <w:b/>
+          <w:bCs/>
+        </w:rPr>
+        <w:t xml:space="preserve">Type:</w:t>
+      </w:r>
+      <w:r>
+        <w:t xml:space="preserve"> </w:t>
+      </w:r>
+      <w:r>
+        <w:t xml:space="preserve">Bug</w:t>
+      </w:r>
+    </w:p>
+    <w:p>
+      <w:pPr>
+        <w:pStyle w:val="BodyText"/>
+      </w:pPr>
+      <w:r>
+        <w:rPr>
+          <w:b/>
+          <w:bCs/>
+        </w:rPr>
+        <w:t xml:space="preserve">OPERATOR DECISION (2026-08-26, §11.4.66 interactive clarification): TEACH THE SCANNER With NODES — KEEP SIM105</w:t>
+      </w:r>
+    </w:p>
+    <w:p>
+      <w:pPr>
+        <w:pStyle w:val="BodyText"/>
+      </w:pPr>
+      <w:r>
+        <w:t xml:space="preserve">The §11.4.252 fail-open scanner is FIXED to see</w:t>
+      </w:r>
+      <w:r>
+        <w:t xml:space="preserve"> </w:t>
+      </w:r>
+      <w:r>
+        <w:rPr>
+          <w:rStyle w:val="VerbatimChar"/>
+        </w:rPr>
+        <w:t xml:space="preserve">contextlib.suppress</w:t>
+      </w:r>
+      <w:r>
+        <w:t xml:space="preserve">; ruff’s SIM105 rule STAYS ENABLED in pyproject.toml. Disabling SIM105, and the belt-and-braces both-at-once option, were offered and NOT chosen. Rationale carried with the decision: fixing the gate makes SIM105 harmless, whereas disabling SIM105 alone would leave the gate blind to any suppress written by hand, inherited from a dependency’s style, or already present in the tree. REQUIRED BEHAVIOUR:</w:t>
+      </w:r>
+      <w:r>
+        <w:t xml:space="preserve"> </w:t>
+      </w:r>
+      <w:r>
+        <w:rPr>
+          <w:rStyle w:val="VerbatimChar"/>
+        </w:rPr>
+        <w:t xml:space="preserve">with contextlib.suppress(...)</w:t>
+      </w:r>
+      <w:r>
+        <w:t xml:space="preserve"> </w:t>
+      </w:r>
+      <w:r>
+        <w:t xml:space="preserve">and</w:t>
+      </w:r>
+      <w:r>
+        <w:t xml:space="preserve"> </w:t>
+      </w:r>
+      <w:r>
+        <w:rPr>
+          <w:rStyle w:val="VerbatimChar"/>
+        </w:rPr>
+        <w:t xml:space="preserve">with suppress(...)</w:t>
+      </w:r>
+      <w:r>
+        <w:t xml:space="preserve"> </w:t>
+      </w:r>
+      <w:r>
+        <w:t xml:space="preserve">(the</w:t>
+      </w:r>
+      <w:r>
+        <w:t xml:space="preserve"> </w:t>
+      </w:r>
+      <w:r>
+        <w:rPr>
+          <w:rStyle w:val="VerbatimChar"/>
+        </w:rPr>
+        <w:t xml:space="preserve">from contextlib import suppress</w:t>
+      </w:r>
+      <w:r>
+        <w:t xml:space="preserve"> </w:t>
+      </w:r>
+      <w:r>
+        <w:t xml:space="preserve">binding) wrapping a dangerous-combination call are DETECTED with the same severity and message shape as the try/except/pass form; a narrow</w:t>
+      </w:r>
+      <w:r>
+        <w:t xml:space="preserve"> </w:t>
+      </w:r>
+      <w:r>
+        <w:rPr>
+          <w:rStyle w:val="VerbatimChar"/>
+        </w:rPr>
+        <w:t xml:space="preserve">suppress(SpecificError)</w:t>
+      </w:r>
+      <w:r>
+        <w:t xml:space="preserve"> </w:t>
+      </w:r>
+      <w:r>
+        <w:t xml:space="preserve">around a NON-dangerous call must NOT fire, since a false-positive refusal is a §11.4.201(1) FAIL-bluff of equal severity to a missed real one. CONSEQUENCE FOR THE NUMBER: once landed, the scanner’s finding count stops being a floor over try/except shapes and becomes a genuine census — any prior count citing completeness was scoped to try/except only.</w:t>
+      </w:r>
+    </w:p>
+    <w:p>
+      <w:pPr>
+        <w:pStyle w:val="BodyText"/>
+      </w:pPr>
+      <w:r>
+        <w:t xml:space="preserve">This answer is recorded as consumer DATA per §11.4.35 — it is the operator’s stated choice, not an agent inference, and supersedes any prior agent-chosen default on this question. Options not chosen are named above so a future reader does not re-litigate a settled call (§11.4.112(5) bounded-verdict discipline applied to decisions).</w:t>
+      </w:r>
+    </w:p>
+    <w:p>
+      <w:pPr>
+        <w:pStyle w:val="BodyText"/>
+      </w:pPr>
+      <w:r>
+        <w:t xml:space="preserve">— prior item text follows —</w:t>
+      </w:r>
+    </w:p>
+    <w:p>
+      <w:pPr>
+        <w:pStyle w:val="BodyText"/>
+      </w:pPr>
+      <w:r>
+        <w:t xml:space="preserve">WHAT: the §11.4.252 fail-open scanner matches Try-handler shapes (A1)/(A2). contextlib.suppress is a With node, so a swallow written that way is invisible. VERIFIED BY THE CONDUCTOR with a control needle through the same invocation path (§11.4.201(7)(b)), because a first attempt returned 0 for BOTH forms and was itself blind - the gate takes –root, not a positional, so a bare path exits on an unknown arg (§11.4.201(7)(c): the invocation path is part of the instrument). Correct run: try/except/pass around os.unlink(user_supplied_path) -&gt;</w:t>
+      </w:r>
+      <w:r>
+        <w:t xml:space="preserve"> </w:t>
+      </w:r>
+      <w:r>
+        <w:t xml:space="preserve">‘FAIL - swallowed exception … :5’</w:t>
+      </w:r>
+      <w:r>
+        <w:t xml:space="preserve">, the needle sees. contextlib.suppress(Exception) around the IDENTICAL call -&gt;</w:t>
+      </w:r>
+      <w:r>
+        <w:t xml:space="preserve"> </w:t>
+      </w:r>
+      <w:r>
+        <w:t xml:space="preserve">‘PASS - no swallowed-exception … anti-patterns found’</w:t>
+      </w:r>
+      <w:r>
+        <w:t xml:space="preserve">. Both combine untrusted input with an irreversible unlink; both swallow everything; one is caught and one is not. WHY IT IS WORSE THAN A PLAIN GAP: pyproject.toml enables ruff’s SIM ruleset, and SIM105 is</w:t>
+      </w:r>
+      <w:r>
+        <w:t xml:space="preserve"> </w:t>
+      </w:r>
+      <w:r>
+        <w:t xml:space="preserve">‘use contextlib.suppress instead of try-except-pass’</w:t>
+      </w:r>
+      <w:r>
+        <w:t xml:space="preserve">. Our own linter therefore instructs authors to rewrite the form this gate CAN see into the form it CANNOT. The two tools are pulling in opposite directions and the lint one runs more often. Every SIM105 autofix silently shrinks this gate’s coverage while the count goes down, which reads as progress. CONSEQUENCE FOR THE NUMBER: the scanner’s finding count is a FLOOR over try/except shapes, not a census of swallows. Any statement of the form</w:t>
+      </w:r>
+      <w:r>
+        <w:t xml:space="preserve"> </w:t>
+      </w:r>
+      <w:r>
+        <w:t xml:space="preserve">‘N fail-open sites remain’</w:t>
+      </w:r>
+      <w:r>
+        <w:t xml:space="preserve"> </w:t>
+      </w:r>
+      <w:r>
+        <w:t xml:space="preserve">must be read as</w:t>
+      </w:r>
+      <w:r>
+        <w:t xml:space="preserve"> </w:t>
+      </w:r>
+      <w:r>
+        <w:t xml:space="preserve">‘N among try/except shapes’</w:t>
+      </w:r>
+      <w:r>
+        <w:t xml:space="preserve">. ACCEPTANCE: the scanner recognises contextlib.suppress (a With whose items call contextlib.suppress with a broad exception type) and applies the same ≥2-capability test; a golden-TRUE fixture in suppress form; a golden-FALSE fixture where suppress wraps a single-capability diagnostic emitter and must NOT fire; and an explicit decision on the SIM105 tension - either exempt the shapes this gate governs, or accept suppress and teach the gate to read it. Discovered by the §11.4.252 remediation agent when its own MINOR-3 fix required using contextlib.suppress at three diagnostic-emitter sites; those three uses are legitimate and justified in-source.</w:t>
+      </w:r>
+    </w:p>
+    <w:bookmarkEnd w:id="64"/>
+    <w:bookmarkStart w:id="65" w:name="Xe8f9d6ae701b2e0cae1912181571b5052b26492"/>
+    <w:p>
+      <w:pPr>
+        <w:pStyle w:val="Heading2"/>
+      </w:pPr>
+      <w:r>
+        <w:t xml:space="preserve">BOB-196 — check_cm_plugin_count runs for over a minute on ~69 files — cause unidentified, and it is not worktree traversal</w:t>
+      </w:r>
+    </w:p>
+    <w:p>
+      <w:pPr>
+        <w:pStyle w:val="FirstParagraph"/>
+      </w:pPr>
+      <w:r>
+        <w:rPr>
+          <w:b/>
+          <w:bCs/>
+        </w:rPr>
+        <w:t xml:space="preserve">Status:</w:t>
+      </w:r>
+      <w:r>
+        <w:t xml:space="preserve"> </w:t>
+      </w:r>
+      <w:r>
+        <w:t xml:space="preserve">Queued</w:t>
+      </w:r>
+      <w:r>
+        <w:t xml:space="preserve"> </w:t>
+      </w:r>
+      <w:r>
+        <w:rPr>
+          <w:b/>
+          <w:bCs/>
+        </w:rPr>
+        <w:t xml:space="preserve">Type:</w:t>
+      </w:r>
+      <w:r>
+        <w:t xml:space="preserve"> </w:t>
+      </w:r>
+      <w:r>
+        <w:t xml:space="preserve">Task</w:t>
+      </w:r>
+    </w:p>
+    <w:p>
+      <w:pPr>
+        <w:pStyle w:val="BodyText"/>
+      </w:pPr>
+      <w:r>
+        <w:t xml:space="preserve">WHAT: the CM-PLUGIN-COUNT pre-build gate takes 189 SECONDS to verify 8 documented counts. Measured 2026-08-25: exceeded a 90s probe budget (rc=124), then a bounded re-run completed at</w:t>
+      </w:r>
+      <w:r>
+        <w:t xml:space="preserve"> </w:t>
+      </w:r>
+      <w:r>
+        <w:t xml:space="preserve">‘rc=0 wall=189s’</w:t>
+      </w:r>
+      <w:r>
+        <w:t xml:space="preserve"> </w:t>
+      </w:r>
+      <w:r>
+        <w:t xml:space="preserve">- it PASSES, it is simply slow. CAUSE, MEASURED NOT GUESSED: the marker loop at check_cm_plugin_count.sh:273-290 iterates EVERY LINE of every governed document and spawns a pipeline per line. Per iteration:</w:t>
+      </w:r>
+      <w:r>
+        <w:t xml:space="preserve"> </w:t>
+      </w:r>
+      <w:r>
+        <w:t xml:space="preserve">‘printf | grep -oE | wc -l | tr -d’</w:t>
+      </w:r>
+      <w:r>
+        <w:t xml:space="preserve"> </w:t>
+      </w:r>
+      <w:r>
+        <w:t xml:space="preserve">(4 processes) plus</w:t>
+      </w:r>
+      <w:r>
+        <w:t xml:space="preserve"> </w:t>
+      </w:r>
+      <w:r>
+        <w:t xml:space="preserve">‘printf | sed -n’</w:t>
+      </w:r>
+      <w:r>
+        <w:t xml:space="preserve"> </w:t>
+      </w:r>
+      <w:r>
+        <w:t xml:space="preserve">(2) = ~6. Governed docs are AGENTS.md 689 + CLAUDE.md 494 + docs/features/Status.md 670 = 1853 lines, so ~11,118 process spawns, measuring ~102 ms/line. Classic per-line-subprocess shell trap. THE IRONY WORTH PRESERVING, because it explains why nobody simplified it: the in-code comment shows</w:t>
+      </w:r>
+      <w:r>
+        <w:t xml:space="preserve"> </w:t>
+      </w:r>
+      <w:r>
+        <w:t xml:space="preserve">‘-oE | wc -l’</w:t>
+      </w:r>
+      <w:r>
+        <w:t xml:space="preserve"> </w:t>
+      </w:r>
+      <w:r>
+        <w:t xml:space="preserve">was chosen DELIBERATELY over</w:t>
+      </w:r>
+      <w:r>
+        <w:t xml:space="preserve"> </w:t>
+      </w:r>
+      <w:r>
+        <w:t xml:space="preserve">‘grep -c’</w:t>
+      </w:r>
+      <w:r>
+        <w:t xml:space="preserve"> </w:t>
+      </w:r>
+      <w:r>
+        <w:t xml:space="preserve">after measuring the §11.4.201(12) footgun - on this host (ugrep 7.8.4)</w:t>
+      </w:r>
+      <w:r>
+        <w:t xml:space="preserve"> </w:t>
+      </w:r>
+      <w:r>
+        <w:t xml:space="preserve">‘grep -coE’</w:t>
+      </w:r>
+      <w:r>
+        <w:t xml:space="preserve"> </w:t>
+      </w:r>
+      <w:r>
+        <w:t xml:space="preserve">returned 3 at top level but 1 inside a</w:t>
+      </w:r>
+      <w:r>
+        <w:t xml:space="preserve"> </w:t>
+      </w:r>
+      <w:r>
+        <w:t xml:space="preserve">‘set -euo pipefail’</w:t>
+      </w:r>
+      <w:r>
+        <w:t xml:space="preserve"> </w:t>
+      </w:r>
+      <w:r>
+        <w:t xml:space="preserve">subshell, a context-dependent reading. The correctness fix is right and must be kept; it is the PER-LINE application of it that costs the three minutes. HYPOTHESIS REFUTED, recorded so nobody re-walks it: this is NOT worktree traversal. The gate’s find is scoped to $PLUGINS_DIR (:224), so the five agent worktrees are outside its walk. That guess was raised on BOB-194 and is dead. LIKELY FIX (unverified, stated as a candidate not a conclusion): pre-filter with ONE grep for lines containing</w:t>
+      </w:r>
+      <w:r>
+        <w:t xml:space="preserve"> </w:t>
+      </w:r>
+      <w:r>
+        <w:t xml:space="preserve">‘CM-PLUGIN-COUNT:’</w:t>
+      </w:r>
+      <w:r>
+        <w:t xml:space="preserve"> </w:t>
+      </w:r>
+      <w:r>
+        <w:t xml:space="preserve">before entering the loop, reducing ~1853 iterations to the ~8 lines that carry a marker, while leaving the per-line parsing logic - and its footgun-avoiding form - completely unchanged. WHY IT MATTERS beyond impatience: this gate is on the pre-build critical path, and CLAUDE.md leans on it as the mechanical authority for the three distinct plugin rosters (43 curated / 43 engines / 12 bootstrap) whose conflation was BOB-149. A gate slow enough to tempt anyone into skipping it protects nothing. ACCEPTANCE: runtime reduced with the counts and the footgun-avoiding parse preserved byte-for-byte in behaviour, proven by the existing paired mutation still biting plus a before/after wall-clock recorded. §11.4.6: nothing here questions the gate’s VERDICTS - only its runtime.</w:t>
+      </w:r>
+    </w:p>
+    <w:bookmarkEnd w:id="65"/>
+    <w:bookmarkStart w:id="66" w:name="Xa95d999866c3515d160d35e6f532f5b7227ec86"/>
+    <w:p>
+      <w:pPr>
+        <w:pStyle w:val="Heading2"/>
+      </w:pPr>
+      <w:r>
+        <w:t xml:space="preserve">BOB-197 — Auth is env-gated and OFF by default, so the LAN-bound merge service ships open — needs a boot-time invariant, not a static gate</w:t>
+      </w:r>
+    </w:p>
+    <w:p>
+      <w:pPr>
+        <w:pStyle w:val="FirstParagraph"/>
+      </w:pPr>
+      <w:r>
+        <w:rPr>
+          <w:b/>
+          <w:bCs/>
+        </w:rPr>
+        <w:t xml:space="preserve">Status:</w:t>
+      </w:r>
+      <w:r>
+        <w:t xml:space="preserve"> </w:t>
+      </w:r>
+      <w:r>
+        <w:t xml:space="preserve">In progress</w:t>
+      </w:r>
+      <w:r>
+        <w:t xml:space="preserve"> </w:t>
+      </w:r>
+      <w:r>
+        <w:rPr>
+          <w:b/>
+          <w:bCs/>
+        </w:rPr>
+        <w:t xml:space="preserve">Type:</w:t>
+      </w:r>
+      <w:r>
+        <w:t xml:space="preserve"> </w:t>
+      </w:r>
+      <w:r>
+        <w:t xml:space="preserve">Bug</w:t>
+      </w:r>
+      <w:r>
+        <w:t xml:space="preserve"> </w:t>
+      </w:r>
+      <w:r>
+        <w:rPr>
+          <w:b/>
+          <w:bCs/>
+        </w:rPr>
+        <w:t xml:space="preserve">Created-By:</w:t>
+      </w:r>
+      <w:r>
+        <w:t xml:space="preserve"> </w:t>
+      </w:r>
+      <w:r>
+        <w:t xml:space="preserve">Claude</w:t>
+      </w:r>
+      <w:r>
+        <w:t xml:space="preserve"> </w:t>
+      </w:r>
+      <w:r>
+        <w:rPr>
+          <w:b/>
+          <w:bCs/>
+        </w:rPr>
+        <w:t xml:space="preserve">Assigned-To:</w:t>
+      </w:r>
+      <w:r>
+        <w:t xml:space="preserve"> </w:t>
+      </w:r>
+      <w:r>
+        <w:t xml:space="preserve">milos85vasic</w:t>
+      </w:r>
+    </w:p>
+    <w:p>
+      <w:pPr>
+        <w:pStyle w:val="BodyText"/>
+      </w:pPr>
+      <w:r>
+        <w:rPr>
+          <w:b/>
+          <w:bCs/>
+        </w:rPr>
+        <w:t xml:space="preserve">OPERATOR DECISION (2026-08-26, §11.4.66): GENERATE THE TOKEN AND ARM IT</w:t>
+      </w:r>
+    </w:p>
+    <w:p>
+      <w:pPr>
+        <w:pStyle w:val="BodyText"/>
+      </w:pPr>
+      <w:r>
+        <w:t xml:space="preserve">The conductor generates a 32-byte random token and writes BOBA_API_TOKEN into .env; the operator configures clients with it. DONE 2026-08-26: token generated via secrets.token_hex(32), appended to .env with a comment naming BOB-197 and the routes.py:83 env-gating fact, chmod 600, value shown to the operator ONCE and never written to any other file. Safety verified BEFORE writing (§11.4.30/§11.4.10): .env matched .gitignore:27 ’*.env’ and was untracked (needle-proven — the same matcher confirmed docker-compose.yml IS tracked, so the negative is real); a §9.2 pre-op backup was taken and is itself ignored; post-write re-check confirmed .env still ignored and absent from git status. Pre-store audit found the only tracked BOBA_API_TOKEN= occurrences are the docker-compose passthrough ${BOBA_API_TOKEN:-} and prose in the leak-audit challenge — no literal value has ever been committed. STILL OWED, and the item stays open until it lands: the BOOT-TIME INVARIANT (§11.4.254) that refuses to start LAN-bound when the token is unset or empty. Without it the arming is a state fix, not a defect fix — §11.4.226(5) is explicit that a state-only repair cannot close a defect item. Options not chosen: operator sets it themselves with the invariant blocking until then; invariant warns first and blocks on a named date.</w:t>
+      </w:r>
+    </w:p>
+    <w:p>
+      <w:pPr>
+        <w:pStyle w:val="BodyText"/>
+      </w:pPr>
+      <w:r>
+        <w:t xml:space="preserve">Recorded as consumer DATA per §11.4.35 — the operator’s stated choice, not an agent inference. Options not chosen are named so a future reader does not re-litigate a settled call.</w:t>
+      </w:r>
+    </w:p>
+    <w:p>
+      <w:pPr>
+        <w:pStyle w:val="BodyText"/>
+      </w:pPr>
+      <w:r>
+        <w:t xml:space="preserve">— prior item text follows —</w:t>
+      </w:r>
+    </w:p>
+    <w:p>
+      <w:pPr>
+        <w:pStyle w:val="BodyText"/>
+      </w:pPr>
+      <w:r>
+        <w:t xml:space="preserve">OPERATOR DECISION (2026-08-26): arm BOBA_API_TOKEN and keep 0.0.0.0, backed by a BOOT-TIME invariant that refuses to start LAN-bound with the token unset. This item IS that invariant.</w:t>
+      </w:r>
+    </w:p>
+    <w:p>
+      <w:pPr>
+        <w:pStyle w:val="BodyText"/>
+      </w:pPr>
+      <w:r>
+        <w:t xml:space="preserve">MEASURED FACT, not inference. download-proxy/src/api/routes.py:83 require_api_token() reads BOBA_API_TOKEN at request time and returns immediately when unset or empty. Its own docstring states it plainly:</w:t>
+      </w:r>
+      <w:r>
+        <w:t xml:space="preserve"> </w:t>
+      </w:r>
+      <w:r>
+        <w:t xml:space="preserve">“BOBA_API_TOKEN unset/empty -&gt; return (OPEN). This is the DEFAULT and preserves the current no-auth contract + dev workflow”</w:t>
+      </w:r>
+      <w:r>
+        <w:t xml:space="preserve">. docker-compose.yml:237 passes BOBA_API_TOKEN=${BOBA_API_TOKEN:-}, so the container inherits empty unless the operator declares it. The operator .env does NOT declare it, needle-verified per 11.4.201(7)(b): the same matcher hit QBITTORRENT_DATA_DIR in the same file, so the miss is a real absence and not a blind read. The qbittorrent-proxy container was RUNNING and LAN-bound at measurement time. Consequence: the ten routes the BOB-102 guard resolves as auth-wired are open in practice on a default deploy.</w:t>
+      </w:r>
+    </w:p>
+    <w:p>
+      <w:pPr>
+        <w:pStyle w:val="BodyText"/>
+      </w:pPr>
+      <w:r>
+        <w:t xml:space="preserve">WHY A STATIC GATE CANNOT COVER THIS. The BOB-102 gate asserts static route WIRING - that a Depends(require_api_token) marker exists on handler, decorator or router. It cannot assert runtime ARMING, which depends on an env var read per request. Claiming the static gate covers it would be exactly the bluff the gate exists to prevent (11.4.262: machine evidence must match the layer it claims). This is a boot-time invariant class per 11.4.254.</w:t>
+      </w:r>
+    </w:p>
+    <w:p>
+      <w:pPr>
+        <w:pStyle w:val="BodyText"/>
+      </w:pPr>
+      <w:r>
+        <w:t xml:space="preserve">ACCEPTANCE: a boot-time check that, when the listener is LAN-bound (not loopback), refuses to start with a non-zero exit and a named cause if BOBA_API_TOKEN is unset or empty, so the open state becomes UNREACHABLE rather than the default. Paired 1.1 mutation: remove the check, prove the service starts LAN-bound-and-open. Golden-FALSE per 11.4.201(1): a loopback-bound listener with the token unset must NOT be refused, or the check becomes a false-positive refusal blocking legitimate dev work.</w:t>
+      </w:r>
+    </w:p>
+    <w:p>
+      <w:pPr>
+        <w:pStyle w:val="BodyText"/>
+      </w:pPr>
+      <w:r>
+        <w:t xml:space="preserve">11.4.238 COVERAGE-ESCAPE NOTE: found by a subagent reading source during BOB-102 guard construction, NOT by the automated QA regime - which is itself the defect class 11.4.238 names. The boot-time check IS the new automated check that would have caught it.</w:t>
+      </w:r>
+    </w:p>
+    <w:bookmarkEnd w:id="66"/>
+    <w:bookmarkStart w:id="67" w:name="X0a11ad4ef084ae583354444a7004378388ce69a"/>
+    <w:p>
+      <w:pPr>
+        <w:pStyle w:val="Heading2"/>
+      </w:pPr>
+      <w:r>
+        <w:t xml:space="preserve">BOB-211 — LATENT + OPERATOR-GATED: on a uid-flattening mount whose uid is not the operator, chown fails EPERM with no fstype-aware diagnosis, and fmask/dmask silently defeat the preserve_mode 600 contract</w:t>
+      </w:r>
+    </w:p>
+    <w:p>
+      <w:pPr>
+        <w:pStyle w:val="FirstParagraph"/>
+      </w:pPr>
+      <w:r>
+        <w:rPr>
+          <w:b/>
+          <w:bCs/>
+        </w:rPr>
+        <w:t xml:space="preserve">Status:</w:t>
+      </w:r>
+      <w:r>
+        <w:t xml:space="preserve"> </w:t>
+      </w:r>
+      <w:r>
+        <w:t xml:space="preserve">Queued</w:t>
+      </w:r>
+      <w:r>
+        <w:t xml:space="preserve"> </w:t>
+      </w:r>
+      <w:r>
+        <w:rPr>
+          <w:b/>
+          <w:bCs/>
+        </w:rPr>
+        <w:t xml:space="preserve">Type:</w:t>
+      </w:r>
+      <w:r>
+        <w:t xml:space="preserve"> </w:t>
+      </w:r>
+      <w:r>
+        <w:t xml:space="preserve">Bug</w:t>
+      </w:r>
       <w:r>
         <w:t xml:space="preserve"> </w:t>
       </w:r>
@@ -6363,210 +9301,86 @@
         <w:t xml:space="preserve"> </w:t>
       </w:r>
       <w:r>
-        <w:t xml:space="preserve">Medium</w:t>
-      </w:r>
-      <w:r>
-        <w:t xml:space="preserve"> </w:t>
-      </w:r>
-      <w:r>
-        <w:rPr>
-          <w:b/>
-          <w:bCs/>
-        </w:rPr>
-        <w:t xml:space="preserve">Created-By:</w:t>
-      </w:r>
-      <w:r>
-        <w:t xml:space="preserve"> </w:t>
-      </w:r>
-      <w:r>
-        <w:t xml:space="preserve">BOB-110 UX-class coverage, discovered by the new axe-core suite on its first live run</w:t>
-      </w:r>
-    </w:p>
-    <w:p>
-      <w:pPr>
-        <w:pStyle w:val="BodyText"/>
-      </w:pPr>
-      <w:r>
-        <w:rPr>
-          <w:b/>
-          <w:bCs/>
-        </w:rPr>
-        <w:t xml:space="preserve">Reported-Via:</w:t>
-      </w:r>
-      <w:r>
-        <w:t xml:space="preserve"> </w:t>
-      </w:r>
-      <w:r>
-        <w:t xml:space="preserve">§11.4.202 reporting directive</w:t>
-      </w:r>
-      <w:r>
-        <w:t xml:space="preserve"> </w:t>
-      </w:r>
-      <w:r>
-        <w:rPr>
-          <w:rStyle w:val="VerbatimChar"/>
-        </w:rPr>
-        <w:t xml:space="preserve">bug</w:t>
-      </w:r>
-      <w:r>
-        <w:t xml:space="preserve"> </w:t>
-      </w:r>
-      <w:r>
-        <w:t xml:space="preserve">on 2026-08-21T19:56:53Z</w:t>
-      </w:r>
-      <w:r>
-        <w:t xml:space="preserve"> </w:t>
-      </w:r>
-      <w:r>
-        <w:rPr>
-          <w:b/>
-          <w:bCs/>
-        </w:rPr>
-        <w:t xml:space="preserve">Reported-By:</w:t>
-      </w:r>
-      <w:r>
-        <w:t xml:space="preserve"> </w:t>
-      </w:r>
-      <w:r>
-        <w:t xml:space="preserve">BOB-110 UX-class coverage, discovered by the new axe-core suite on its first live run</w:t>
-      </w:r>
-    </w:p>
-    <w:p>
-      <w:pPr>
-        <w:pStyle w:val="BodyText"/>
-      </w:pPr>
-      <w:r>
-        <w:rPr>
-          <w:b/>
-          <w:bCs/>
-        </w:rPr>
-        <w:t xml:space="preserve">What (the report, verbatim):</w:t>
-      </w:r>
-      <w:r>
-        <w:t xml:space="preserve"> </w:t>
-      </w:r>
-      <w:r>
-        <w:t xml:space="preserve">This is a REAL user-facing defect, not a test-tuning artifact, and it was found by the automated regime rather than by a human squinting at the page – which is exactly the 11.4.238 posture the project is aiming for.</w:t>
-      </w:r>
-    </w:p>
-    <w:p>
-      <w:pPr>
-        <w:pStyle w:val="BodyText"/>
-      </w:pPr>
-      <w:r>
-        <w:t xml:space="preserve">The static-grep oracle would NOT have found it. Measured: the served root ships an empty</w:t>
-      </w:r>
-      <w:r>
-        <w:t xml:space="preserve"> </w:t>
-      </w:r>
-      <w:r>
-        <w:t xml:space="preserve"> </w:t>
-      </w:r>
-      <w:r>
-        <w:t xml:space="preserve">pre-hydration, so any check reading the raw HTML audits a page nobody sees. The violation only exists in the hydrated DOM, which is why 11.4.170 requires a rendered oracle and forbids value-equality assertions as the proof a UI is correct.</w:t>
-      </w:r>
-    </w:p>
-    <w:p>
-      <w:pPr>
-        <w:pStyle w:val="BodyText"/>
-      </w:pPr>
-      <w:r>
-        <w:t xml:space="preserve">Severity reasoning, stated rather than assumed: this is user-visible and affects the primary dashboard heading, but it degrades legibility rather than breaking function, and the surface is operator-facing rather than public. Medium, not High.</w:t>
-      </w:r>
-    </w:p>
-    <w:p>
-      <w:pPr>
-        <w:pStyle w:val="BodyText"/>
-      </w:pPr>
-      <w:r>
-        <w:t xml:space="preserve">The failing test was left FAILING on purpose (11.4.238) instead of silenced or marked xfail. tests/ux/ currently reports 1 failed, 16 passed; that 1 is this defect. Anyone reading a red UX suite should read it as this item, not as flakiness – and when this is fixed the suite goes fully green, which is the signal that it is closed.</w:t>
-      </w:r>
-    </w:p>
-    <w:p>
-      <w:pPr>
-        <w:pStyle w:val="BodyText"/>
-      </w:pPr>
-      <w:r>
-        <w:t xml:space="preserve">HONEST SCOPE LIMIT (11.4.6): only the dashboard landing view was scanned. The /jackett/* sub-routes and the ng-serve-hosted :4200 route set were NOT audited – the commands to close both are recorded in docs/testing/ux_accessibility.md. So this item’s 21 nodes are a floor, not a total.</w:t>
-      </w:r>
-    </w:p>
-    <w:p>
-      <w:pPr>
-        <w:pStyle w:val="BodyText"/>
-      </w:pPr>
-      <w:r>
-        <w:rPr>
-          <w:b/>
-          <w:bCs/>
-        </w:rPr>
-        <w:t xml:space="preserve">Affected scope / file-scope manifest:</w:t>
-      </w:r>
-      <w:r>
-        <w:t xml:space="preserve"> </w:t>
-      </w:r>
-      <w:r>
-        <w:t xml:space="preserve">the Angular dashboard served at http://localhost:7187/ (same compiled SPA as frontend/); production component CSS, not test files</w:t>
-      </w:r>
-    </w:p>
-    <w:p>
-      <w:pPr>
-        <w:pStyle w:val="BodyText"/>
-      </w:pPr>
-      <w:r>
-        <w:rPr>
-          <w:b/>
-          <w:bCs/>
-        </w:rPr>
-        <w:t xml:space="preserve">Reproduction / context:</w:t>
-      </w:r>
-      <w:r>
-        <w:t xml:space="preserve"> </w:t>
-      </w:r>
-      <w:r>
-        <w:t xml:space="preserve">Run tests/ux/test_live_dashboard_accessibility.py against the running merge service. axe-core v4.13.0, scanning a real Playwright-rendered JS-hydrated DOM, reports color-contrast violations on 21 nodes. Measured pairs: .brand / h1 text #9d001e on background #3c3f41 = 1.43-1.62:1 (WCAG AA large-text floor is 3:1); tagline #808080 on #3c3f41 = 2.68:1 (body-text floor is 4.5:1).</w:t>
-      </w:r>
-    </w:p>
-    <w:p>
-      <w:pPr>
-        <w:pStyle w:val="BodyText"/>
-      </w:pPr>
-      <w:r>
-        <w:rPr>
-          <w:b/>
-          <w:bCs/>
-        </w:rPr>
-        <w:t xml:space="preserve">Acceptance criteria:</w:t>
-      </w:r>
-      <w:r>
-        <w:t xml:space="preserve"> </w:t>
-      </w:r>
-      <w:r>
-        <w:t xml:space="preserve">axe-core reports ZERO color-contrast violations against the live rendered dashboard, with the fix made in production component CSS rather than by relaxing the assertion or excluding the rule (11.4.120: reconcile to the correct mechanism, never weaken the check). The existing tests/ux/ suite is the guard and already fails today, so the RED is captured – closure requires it flipping GREEN against the live surface, which is runtime-class evidence per 11.4.226.</w:t>
-      </w:r>
-    </w:p>
-    <w:bookmarkEnd w:id="49"/>
-    <w:bookmarkStart w:id="50" w:name="X456cb4856b605fb1072fe25aad912737c4e0728"/>
+        <w:t xml:space="preserve">minor</w:t>
+      </w:r>
+    </w:p>
+    <w:p>
+      <w:pPr>
+        <w:pStyle w:val="BodyText"/>
+      </w:pPr>
+      <w:r>
+        <w:t xml:space="preserve">STATUS: LATENT on this host (measured: all six declared locations sit on ONE btrfs mount, fully ownership-expressive) and OPERATOR-GATED for verification. Retained from the dismissed BOB-206 rather than discarded with it, because the scenario is well-founded elsewhere: the declared mount is a udisks auto-mounted REMOVABLE NVMe, so another operator’s portable drive being exFAT or NTFS is entirely ordinary.</w:t>
+      </w:r>
+    </w:p>
+    <w:p>
+      <w:pPr>
+        <w:pStyle w:val="BodyText"/>
+      </w:pPr>
+      <w:r>
+        <w:t xml:space="preserve">TWO RESIDUALS:</w:t>
+      </w:r>
+      <w:r>
+        <w:t xml:space="preserve"> </w:t>
+      </w:r>
+      <w:r>
+        <w:t xml:space="preserve">(1) REPAIR-LAYER DIAGNOSIS. On a uid-flattening mount whose flattened uid is NOT the operator, probe_location correctly REFUSES (verified: uid=0 and uid=100999 both refuse). But it then hands ownership_repair.sh a chown that will return EPERM, and nothing in the repair path is fstype-aware — so the operator sees a permission failure whose real remedy is a REMOUNT OPTION, which no message says. Reasoned, NOT proven: the shim used to verify BOB-206 models the stat READ, not the chown WRITE, and cannot settle whether chown actually fails.</w:t>
+      </w:r>
+      <w:r>
+        <w:t xml:space="preserve"> </w:t>
+      </w:r>
+      <w:r>
+        <w:t xml:space="preserve">(2) MODE CONTRACT. vfat flattens MODE via fmask/dmask, so the preserve_mode: true / 600 contract on .env and config/boba.db would be silently unenforceable there. §11.4.10-adjacent: a credential file believed to be 600 that is world-readable by mount option is a leak the mode check cannot see.</w:t>
+      </w:r>
+    </w:p>
+    <w:p>
+      <w:pPr>
+        <w:pStyle w:val="BodyText"/>
+      </w:pPr>
+      <w:r>
+        <w:t xml:space="preserve">WHY OPERATOR-GATED: a genuine end-to-end RED needs a real uid-flattening mount. The privilege-free route is bindfs -u</w:t>
+      </w:r>
+      <w:r>
+        <w:t xml:space="preserve"> </w:t>
+      </w:r>
+      <w:r>
+        <w:t xml:space="preserve"> </w:t>
+      </w:r>
+      <w:r>
+        <w:t xml:space="preserve">(FUSE; fusermount IS present and user_allow_other IS set) — but bindfs is ABSENT on this host, as are mkfs.vfat and losetup. So verification needs either a bindfs install or a privileged loopback mount. Neither was attempted (§11.4.21 — high-blast-radius host mutation is operator-gated).</w:t>
+      </w:r>
+    </w:p>
+    <w:p>
+      <w:pPr>
+        <w:pStyle w:val="BodyText"/>
+      </w:pPr>
+      <w:r>
+        <w:t xml:space="preserve">ALSO RECORDED: NO test anywhere exercises a uid-flattening filesystem — vfat/exfat/ntfs/flatten/loopback/mkfs/losetup/bindfs/fusermount all measure 0 across the three ownership test files, needle-proven (probe_location = 3 hits through the same instrument).</w:t>
+      </w:r>
+    </w:p>
+    <w:p>
+      <w:pPr>
+        <w:pStyle w:val="BodyText"/>
+      </w:pPr>
+      <w:r>
+        <w:t xml:space="preserve">ACCEPTANCE: (1) operator decides whether to install bindfs or provide a privileged loopback so the RED can be built; (2) if verified, the repair path gains fstype-aware diagnosis naming the remount remedy; (3) the mode contract either detects mode-flattening mounts and refuses, or documents honestly that it cannot be enforced there.</w:t>
+      </w:r>
+    </w:p>
+    <w:p>
+      <w:pPr>
+        <w:pStyle w:val="BodyText"/>
+      </w:pPr>
+      <w:r>
+        <w:t xml:space="preserve">DISCOVERY CHANNEL (§11.4.238): retained residual from the BOB-206 verification stream.</w:t>
+      </w:r>
+    </w:p>
+    <w:bookmarkEnd w:id="67"/>
+    <w:bookmarkStart w:id="68" w:name="X71b3d3e28f037bd84e63565bd377b60227a2e0f"/>
     <w:p>
       <w:pPr>
         <w:pStyle w:val="Heading2"/>
       </w:pPr>
       <w:r>
-        <w:t xml:space="preserve">BOB-167 — Two SSE routes, one rate-limit class: /search/stream carries</w:t>
-      </w:r>
-      <w:r>
-        <w:t xml:space="preserve"> </w:t>
-      </w:r>
-      <w:r>
-        <w:t xml:space="preserve">@_rl</w:t>
-      </w:r>
-      <w:r>
-        <w:t xml:space="preserve">(</w:t>
-      </w:r>
-      <w:r>
-        <w:t xml:space="preserve">‘sse_stream’</w:t>
-      </w:r>
-      <w:r>
-        <w:t xml:space="preserve">) but the sibling /theme/stream carries no limiter and falls to the 120/min default</w:t>
+        <w:t xml:space="preserve">BOB-219 — LIVE §11.4.65 sync violation: docs/guides/tracker-credentials.{html,pdf} exist on disk but are untracked and ignored, while their .md source IS tracked</w:t>
       </w:r>
     </w:p>
     <w:p>
@@ -6616,2289 +9430,15 @@
         <w:t xml:space="preserve"> </w:t>
       </w:r>
       <w:r>
-        <w:t xml:space="preserve">Medium</w:t>
-      </w:r>
-      <w:r>
-        <w:t xml:space="preserve"> </w:t>
-      </w:r>
-      <w:r>
-        <w:rPr>
-          <w:b/>
-          <w:bCs/>
-        </w:rPr>
-        <w:t xml:space="preserve">Created-By:</w:t>
-      </w:r>
-      <w:r>
-        <w:t xml:space="preserve"> </w:t>
-      </w:r>
-      <w:r>
-        <w:t xml:space="preserve">Claude</w:t>
-      </w:r>
-      <w:r>
-        <w:t xml:space="preserve"> </w:t>
-      </w:r>
-      <w:r>
-        <w:rPr>
-          <w:b/>
-          <w:bCs/>
-        </w:rPr>
-        <w:t xml:space="preserve">Assigned-To:</w:t>
-      </w:r>
-      <w:r>
-        <w:t xml:space="preserve"> </w:t>
-      </w:r>
-      <w:r>
-        <w:t xml:space="preserve">Claude</w:t>
-      </w:r>
-    </w:p>
-    <w:p>
-      <w:pPr>
-        <w:pStyle w:val="BodyText"/>
-      </w:pPr>
-      <w:r>
-        <w:t xml:space="preserve">WHAT. download-proxy exposes two Server-Sent-Events routes. They are the same expensive class — long-lived connections that hold a worker and a generator for their lifetime — but only one is rate-limit classed:</w:t>
-      </w:r>
-    </w:p>
-    <w:p>
-      <w:pPr>
-        <w:pStyle w:val="BodyText"/>
-      </w:pPr>
-      <w:r>
-        <w:t xml:space="preserve">routes.py:801</w:t>
-      </w:r>
-      <w:r>
-        <w:t xml:space="preserve"> </w:t>
-      </w:r>
-      <w:r>
-        <w:t xml:space="preserve">@router.get</w:t>
-      </w:r>
-      <w:r>
-        <w:t xml:space="preserve">(</w:t>
-      </w:r>
-      <w:r>
-        <w:t xml:space="preserve">‘/search/stream/{search_id}’</w:t>
-      </w:r>
-      <w:r>
-        <w:t xml:space="preserve">)</w:t>
-      </w:r>
-      <w:r>
-        <w:t xml:space="preserve"> </w:t>
-      </w:r>
-      <w:r>
-        <w:t xml:space="preserve">@_rl</w:t>
-      </w:r>
-      <w:r>
-        <w:t xml:space="preserve">(</w:t>
-      </w:r>
-      <w:r>
-        <w:t xml:space="preserve">‘sse_stream’</w:t>
-      </w:r>
-      <w:r>
-        <w:t xml:space="preserve">) &lt;- classed</w:t>
-      </w:r>
-      <w:r>
-        <w:t xml:space="preserve"> </w:t>
-      </w:r>
-      <w:r>
-        <w:t xml:space="preserve">routes.py:150</w:t>
-      </w:r>
-      <w:r>
-        <w:t xml:space="preserve"> </w:t>
-      </w:r>
-      <w:r>
-        <w:t xml:space="preserve">@router.get</w:t>
-      </w:r>
-      <w:r>
-        <w:t xml:space="preserve">(</w:t>
-      </w:r>
-      <w:r>
-        <w:t xml:space="preserve">‘/theme/stream’</w:t>
-      </w:r>
-      <w:r>
-        <w:t xml:space="preserve">)</w:t>
-      </w:r>
-      <w:r>
-        <w:t xml:space="preserve"> </w:t>
-      </w:r>
-      <w:r>
-        <w:t xml:space="preserve">async def stream_theme(…) &lt;- NO limiter decorator</w:t>
-      </w:r>
-    </w:p>
-    <w:p>
-      <w:pPr>
-        <w:pStyle w:val="BodyText"/>
-      </w:pPr>
-      <w:r>
-        <w:t xml:space="preserve">_rl(cls) resolves to limiter.limit(limit_for(cls)), so /search/stream is bound to the sse_stream class while /theme/stream falls through to the application default. Measured live on the running stack: /api/v1/theme/stream reports x-ratelimit-limit 120.</w:t>
-      </w:r>
-    </w:p>
-    <w:p>
-      <w:pPr>
-        <w:pStyle w:val="BodyText"/>
-      </w:pPr>
-      <w:r>
-        <w:t xml:space="preserve">PROVENANCE + A CORRECTION WORTH KEEPING (§11.4.6). This was surfaced by the BOB-109 scaling agent, whose report framed it as:</w:t>
-      </w:r>
-      <w:r>
-        <w:t xml:space="preserve"> </w:t>
-      </w:r>
-      <w:r>
-        <w:t xml:space="preserve">‘sse_stream_limit_decorator is defined and imported/applied nowhere … SSE falls through to the 120/minute default: 24x less protected’</w:t>
-      </w:r>
-      <w:r>
-        <w:t xml:space="preserve">. That framing is WRONG and was NOT filed as given. The agent searched for one symbol NAME; the wiring uses a different mechanism (</w:t>
-      </w:r>
-      <w:r>
-        <w:t xml:space="preserve">@_rl</w:t>
-      </w:r>
-      <w:r>
-        <w:t xml:space="preserve">(</w:t>
-      </w:r>
-      <w:r>
-        <w:t xml:space="preserve">‘sse_stream’</w:t>
-      </w:r>
-      <w:r>
-        <w:t xml:space="preserve">)), and it IS applied — to /search/stream. Verified by reading routes.py:795-806 and the _rl helper at routes.py:46-51, with a control needle confirming other *_limit_decorator symbols show real usage in api/</w:t>
-      </w:r>
-      <w:r>
-        <w:rPr>
-          <w:b/>
-          <w:bCs/>
-        </w:rPr>
-        <w:t xml:space="preserve">init</w:t>
-      </w:r>
-      <w:r>
-        <w:t xml:space="preserve">.py so the zero-hit was not a blind search. The agent’s MEASUREMENT (120 on /theme/stream) was correct and is what makes this a real finding; its MECHANISM was not. Both halves are recorded so the next reader does not re-derive the same wrong cause.</w:t>
-      </w:r>
-    </w:p>
-    <w:p>
-      <w:pPr>
-        <w:pStyle w:val="BodyText"/>
-      </w:pPr>
-      <w:r>
-        <w:t xml:space="preserve">WHY IT MATTERS. An unclassed SSE endpoint is the cheapest way to pin server resources: each connection is held open, and the default class permits 120/min of them. The declared sse_stream class exists precisely because this route shape needs a tighter bound than ordinary GETs.</w:t>
-      </w:r>
-    </w:p>
-    <w:p>
-      <w:pPr>
-        <w:pStyle w:val="BodyText"/>
-      </w:pPr>
-      <w:r>
-        <w:t xml:space="preserve">ACCEPTANCE. (a) A decision, recorded, on whether /theme/stream belongs in the sse_stream class or genuinely warrants the default — this is a policy question, not automatically a bug to patch. (b) If it belongs in sse_stream, the decorator is applied and a test drives BOTH SSE routes and asserts each returns its INTENDED class limit from x-ratelimit-limit, so a future route added without a class is caught. (c) A guard that enumerates SSE-shaped routes and fails on any that carries no explicit rate-limit class — the general form, so the third SSE route does not repeat this. (d) Honest boundary: this does not claim 120/min is exploitable in this deployment; with network_mode host and no reverse proxy every caller shares the 127.0.0.1 bucket, which BOB-111 measured and recorded separately.</w:t>
-      </w:r>
-    </w:p>
-    <w:p>
-      <w:pPr>
-        <w:pStyle w:val="BodyText"/>
-      </w:pPr>
-      <w:r>
-        <w:t xml:space="preserve">NOT CLAIMED. No change made. The limit values were read from headers, never driven to exhaustion — the limiter is per-IP and shared with concurrent agents on this host (§11.4.119).</w:t>
-      </w:r>
-    </w:p>
-    <w:bookmarkEnd w:id="50"/>
-    <w:bookmarkStart w:id="51" w:name="X017ecc07d3925d281ee41edb70c49dccdf9f346"/>
-    <w:p>
-      <w:pPr>
-        <w:pStyle w:val="Heading2"/>
-      </w:pPr>
-      <w:r>
-        <w:t xml:space="preserve">BOB-168 — run_all_challenges.sh lists scaling_horizontal_challenge.sh which does not exist on disk, so the runner references a challenge that can never execute</w:t>
-      </w:r>
-    </w:p>
-    <w:p>
-      <w:pPr>
-        <w:pStyle w:val="FirstParagraph"/>
-      </w:pPr>
-      <w:r>
-        <w:rPr>
-          <w:b/>
-          <w:bCs/>
-        </w:rPr>
-        <w:t xml:space="preserve">Status:</w:t>
-      </w:r>
-      <w:r>
-        <w:t xml:space="preserve"> </w:t>
-      </w:r>
-      <w:r>
-        <w:t xml:space="preserve">In progress</w:t>
-      </w:r>
-      <w:r>
-        <w:t xml:space="preserve"> </w:t>
-      </w:r>
-      <w:r>
-        <w:rPr>
-          <w:b/>
-          <w:bCs/>
-        </w:rPr>
-        <w:t xml:space="preserve">Type:</w:t>
-      </w:r>
-      <w:r>
-        <w:t xml:space="preserve"> </w:t>
-      </w:r>
-      <w:r>
-        <w:t xml:space="preserve">Task</w:t>
-      </w:r>
-      <w:r>
-        <w:t xml:space="preserve"> </w:t>
-      </w:r>
-      <w:r>
-        <w:rPr>
-          <w:b/>
-          <w:bCs/>
-        </w:rPr>
-        <w:t xml:space="preserve">Severity:</w:t>
-      </w:r>
-      <w:r>
-        <w:t xml:space="preserve"> </w:t>
-      </w:r>
-      <w:r>
-        <w:t xml:space="preserve">Low</w:t>
-      </w:r>
-      <w:r>
-        <w:t xml:space="preserve"> </w:t>
-      </w:r>
-      <w:r>
-        <w:rPr>
-          <w:b/>
-          <w:bCs/>
-        </w:rPr>
-        <w:t xml:space="preserve">Created-By:</w:t>
-      </w:r>
-      <w:r>
-        <w:t xml:space="preserve"> </w:t>
-      </w:r>
-      <w:r>
-        <w:t xml:space="preserve">Claude</w:t>
-      </w:r>
-      <w:r>
-        <w:t xml:space="preserve"> </w:t>
-      </w:r>
-      <w:r>
-        <w:rPr>
-          <w:b/>
-          <w:bCs/>
-        </w:rPr>
-        <w:t xml:space="preserve">Assigned-To:</w:t>
-      </w:r>
-      <w:r>
-        <w:t xml:space="preserve"> </w:t>
-      </w:r>
-      <w:r>
-        <w:t xml:space="preserve">Claude</w:t>
-      </w:r>
-    </w:p>
-    <w:p>
-      <w:pPr>
-        <w:pStyle w:val="BodyText"/>
-      </w:pPr>
-      <w:r>
-        <w:t xml:space="preserve">WHAT. scripts/run_all_challenges.sh:66 lists</w:t>
-      </w:r>
-      <w:r>
-        <w:t xml:space="preserve"> </w:t>
-      </w:r>
-      <w:r>
-        <w:t xml:space="preserve">“scaling_horizontal_challenge.sh”</w:t>
-      </w:r>
-      <w:r>
-        <w:t xml:space="preserve"> </w:t>
-      </w:r>
-      <w:r>
-        <w:t xml:space="preserve">in its challenge set. challenges/scripts/scaling_horizontal_challenge.sh does not exist:</w:t>
-      </w:r>
-    </w:p>
-    <w:p>
-      <w:pPr>
-        <w:pStyle w:val="SourceCode"/>
-      </w:pPr>
-      <w:r>
-        <w:rPr>
-          <w:rStyle w:val="VerbatimChar"/>
-        </w:rPr>
-        <w:t xml:space="preserve">$ sed -n '66p' scripts/run_all_challenges.sh</w:t>
-      </w:r>
-      <w:r>
-        <w:br/>
-      </w:r>
-      <w:r>
-        <w:rPr>
-          <w:rStyle w:val="VerbatimChar"/>
-        </w:rPr>
-        <w:t xml:space="preserve">    "scaling_horizontal_challenge.sh"</w:t>
-      </w:r>
-      <w:r>
-        <w:br/>
-      </w:r>
-      <w:r>
-        <w:rPr>
-          <w:rStyle w:val="VerbatimChar"/>
-        </w:rPr>
-        <w:t xml:space="preserve">$ ls challenges/scripts/scaling_horizontal_challenge.sh</w:t>
-      </w:r>
-      <w:r>
-        <w:br/>
-      </w:r>
-      <w:r>
-        <w:rPr>
-          <w:rStyle w:val="VerbatimChar"/>
-        </w:rPr>
-        <w:t xml:space="preserve">  ls: cannot access ...: No such file or directory</w:t>
-      </w:r>
-    </w:p>
-    <w:p>
-      <w:pPr>
-        <w:pStyle w:val="FirstParagraph"/>
-      </w:pPr>
-      <w:r>
-        <w:t xml:space="preserve">VERIFIED independently, not taken on report — surfaced by the BOB-109 scaling agent and re-checked here by direct invocation.</w:t>
-      </w:r>
-    </w:p>
-    <w:p>
-      <w:pPr>
-        <w:pStyle w:val="BodyText"/>
-      </w:pPr>
-      <w:r>
-        <w:t xml:space="preserve">WHY IT MATTERS. Whether this is cosmetic or a §11.4.201 gate-honesty defect depends entirely on how the runner treats a missing entry, and that is the first thing to determine: if it SKIPs silently, the challenge bank advertises coverage it does not have (a §11.4.266 claim-vs-reality row with no passing challenge behind it); if it FAILs, the runner is permanently red for a reason unrelated to the system under test, which trains readers to ignore it. Neither outcome is acceptable; they need different fixes.</w:t>
-      </w:r>
-    </w:p>
-    <w:p>
-      <w:pPr>
-        <w:pStyle w:val="BodyText"/>
-      </w:pPr>
-      <w:r>
-        <w:t xml:space="preserve">ACCEPTANCE. (a) Determine and record the runner’s actual behaviour on the missing entry by invoking it, not by reading it. (b) EITHER author the challenge, OR remove the entry — with §11.4.124 discipline: check git history for whether it once existed and was deleted, since a silently-dropped challenge is the more interesting defect. (c) If the runner silently skips missing entries, that is its own finding: a missing challenge must be loud (§11.4.3 SKIP-with-reason at minimum), never absent-and-quiet.</w:t>
-      </w:r>
-    </w:p>
-    <w:p>
-      <w:pPr>
-        <w:pStyle w:val="BodyText"/>
-      </w:pPr>
-      <w:r>
-        <w:t xml:space="preserve">SEVERITY. Low as a defect, but it sits on the challenge-coverage seam, so (c) may deserve its own item.</w:t>
-      </w:r>
-    </w:p>
-    <w:p>
-      <w:pPr>
-        <w:pStyle w:val="BodyText"/>
-      </w:pPr>
-      <w:r>
-        <w:t xml:space="preserve">CORRECTION 2026-08-22 (§11.4.6) — THIS ITEM’S PREMISE WAS FALSE, and the error was mine. Recorded openly rather than quietly edited.</w:t>
-      </w:r>
-    </w:p>
-    <w:p>
-      <w:pPr>
-        <w:pStyle w:val="BodyText"/>
-      </w:pPr>
-      <w:r>
-        <w:t xml:space="preserve">scaling_horizontal_challenge.sh EXISTS. It is at submodules/challenges/challenges/scripts/scaling_horizontal_challenge.sh, executable, 3107 bytes, dated Aug 7. So do all 14 other entries and the meta-runner. It was never deleted: added to the roster at 1c959ba, the challenge itself added in the submodule at 873c0b1, and a pickaxe search across both repositories and all branches finds ZERO deletions.</w:t>
-      </w:r>
-    </w:p>
-    <w:p>
-      <w:pPr>
-        <w:pStyle w:val="BodyText"/>
-      </w:pPr>
-      <w:r>
-        <w:t xml:space="preserve">HOW I GOT IT WRONG. run_all_challenges.sh reads submodules/challenges/challenges/scripts/. I checked challenges/scripts/ — a DIFFERENT directory belonging to a DIFFERENT, glob-based runner. Two similarly-named directories; I measured the wrong one. That is a §11.4.201(9) field-identity error. Worse, I wrote that it was</w:t>
-      </w:r>
-      <w:r>
-        <w:t xml:space="preserve"> </w:t>
-      </w:r>
-      <w:r>
-        <w:t xml:space="preserve">“verified by invocation”</w:t>
-      </w:r>
-      <w:r>
-        <w:t xml:space="preserve">: I had listed a directory and never run the aggregator, so the claim overstated the evidence class as well as getting the answer wrong.</w:t>
-      </w:r>
-    </w:p>
-    <w:p>
-      <w:pPr>
-        <w:pStyle w:val="BodyText"/>
-      </w:pPr>
-      <w:r>
-        <w:t xml:space="preserve">THE LESSON, which generalises past this item. In the SAME commit I correctly caught a sibling agent making this exact class of error on BOB-167 — a zero-hit produced by searching one symbol name — and applied a control needle there. Then I omitted the needle one paragraph later on my own measurement. The distinction that would have caught it: A CONTROL NEEDLE PROVES THE INSTRUMENT CAN SEE; IT DOES NOT PROVE IT IS POINTED AT THE THING UNDER TEST. §11.4.201(7)(b) as commonly applied guards blindness; it does not guard mis-aiming. The needle for THIS query would have been to resolve the path the runner itself reads, not to confirm that some directory listing works.</w:t>
-      </w:r>
-    </w:p>
-    <w:p>
-      <w:pPr>
-        <w:pStyle w:val="BodyText"/>
-      </w:pPr>
-      <w:r>
-        <w:t xml:space="preserve">WHAT IS ACTUALLY WRONG, and it is worse than what I filed. The missing-entry path runs no challenges by definition, so it can be exercised safely. Run against a checkout where the submodule is absent — the ordinary state of a clone made without –recursive — the REAL runner (byte-identity sha-asserted, not a replica) reports:</w:t>
-      </w:r>
-    </w:p>
-    <w:p>
-      <w:pPr>
-        <w:pStyle w:val="SourceCode"/>
-      </w:pPr>
-      <w:r>
-        <w:rPr>
-          <w:rStyle w:val="VerbatimChar"/>
-        </w:rPr>
-        <w:t xml:space="preserve">PASS: 0   FAIL: 0   SKIP: 16   TOTAL: 16</w:t>
-      </w:r>
-      <w:r>
-        <w:br/>
-      </w:r>
-      <w:r>
-        <w:rPr>
-          <w:rStyle w:val="VerbatimChar"/>
-        </w:rPr>
-        <w:t xml:space="preserve">OBSERVED EXIT CODE: 0</w:t>
-      </w:r>
-    </w:p>
-    <w:p>
-      <w:pPr>
-        <w:pStyle w:val="FirstParagraph"/>
-      </w:pPr>
-      <w:r>
-        <w:t xml:space="preserve">An ENTIRELY UN-RUN BANK REPORTS SUCCESS. Not one dangling entry tolerated — the whole suite silently passes without executing anything. That is §11.4.201(6) false-null verbatim, and it is observed-reachable rather than constructed (§11.4.115(G)).</w:t>
-      </w:r>
-    </w:p>
-    <w:p>
-      <w:pPr>
-        <w:pStyle w:val="BodyText"/>
-      </w:pPr>
-      <w:r>
-        <w:t xml:space="preserve">REVISED ACCEPTANCE. (a) ANSWERED, though not as filed: the runner reports a loud, counted SKIP and then never blocks, because the exit expression reads only the FAIL count. (b) The dangling-entry half is VOID — nothing is dangling. (c) The real work is the exit contract: a roster entry the runner cannot execute must not be indistinguishable from a healthy run. See the decision recorded in docs/qa/BOB-168/decision_missing_vs_skip.md.</w:t>
-      </w:r>
-    </w:p>
-    <w:p>
-      <w:pPr>
-        <w:pStyle w:val="BodyText"/>
-      </w:pPr>
-      <w:r>
-        <w:t xml:space="preserve">RELATED, REPORTED NOT FIXED: scripts/pre_build_verification.sh:1792 carries the same SKIP/MISSING conflation one level up, for the other runner. Filed separately.</w:t>
-      </w:r>
-    </w:p>
-    <w:bookmarkEnd w:id="51"/>
-    <w:bookmarkStart w:id="52" w:name="Xa3e67580bd8f3362dcf836d407dae50325f7eae"/>
-    <w:p>
-      <w:pPr>
-        <w:pStyle w:val="Heading2"/>
-      </w:pPr>
-      <w:r>
-        <w:t xml:space="preserve">BOB-169 — 286 of 326 exported .html docs are headless pandoc fragments with no DOCTYPE and no charset, so UTF-8 section marks and arrows render as mojibake when opened directly</w:t>
-      </w:r>
-    </w:p>
-    <w:p>
-      <w:pPr>
-        <w:pStyle w:val="FirstParagraph"/>
-      </w:pPr>
-      <w:r>
-        <w:rPr>
-          <w:b/>
-          <w:bCs/>
-        </w:rPr>
-        <w:t xml:space="preserve">Status:</w:t>
-      </w:r>
-      <w:r>
-        <w:t xml:space="preserve"> </w:t>
-      </w:r>
-      <w:r>
-        <w:t xml:space="preserve">In progress</w:t>
-      </w:r>
-      <w:r>
-        <w:t xml:space="preserve"> </w:t>
-      </w:r>
-      <w:r>
-        <w:rPr>
-          <w:b/>
-          <w:bCs/>
-        </w:rPr>
-        <w:t xml:space="preserve">Type:</w:t>
-      </w:r>
-      <w:r>
-        <w:t xml:space="preserve"> </w:t>
-      </w:r>
-      <w:r>
-        <w:t xml:space="preserve">Bug</w:t>
-      </w:r>
-      <w:r>
-        <w:t xml:space="preserve"> </w:t>
-      </w:r>
-      <w:r>
-        <w:rPr>
-          <w:b/>
-          <w:bCs/>
-        </w:rPr>
-        <w:t xml:space="preserve">Severity:</w:t>
-      </w:r>
-      <w:r>
-        <w:t xml:space="preserve"> </w:t>
-      </w:r>
-      <w:r>
-        <w:t xml:space="preserve">Medium</w:t>
-      </w:r>
-      <w:r>
-        <w:t xml:space="preserve"> </w:t>
-      </w:r>
-      <w:r>
-        <w:rPr>
-          <w:b/>
-          <w:bCs/>
-        </w:rPr>
-        <w:t xml:space="preserve">Created-By:</w:t>
-      </w:r>
-      <w:r>
-        <w:t xml:space="preserve"> </w:t>
-      </w:r>
-      <w:r>
-        <w:t xml:space="preserve">Claude</w:t>
-      </w:r>
-      <w:r>
-        <w:t xml:space="preserve"> </w:t>
-      </w:r>
-      <w:r>
-        <w:rPr>
-          <w:b/>
-          <w:bCs/>
-        </w:rPr>
-        <w:t xml:space="preserve">Assigned-To:</w:t>
-      </w:r>
-      <w:r>
-        <w:t xml:space="preserve"> </w:t>
-      </w:r>
-      <w:r>
-        <w:t xml:space="preserve">Claude</w:t>
-      </w:r>
-    </w:p>
-    <w:p>
-      <w:pPr>
-        <w:pStyle w:val="BodyText"/>
-      </w:pPr>
-      <w:r>
-        <w:t xml:space="preserve">WHAT. The §11.4.65 markdown-export mandate requires every in-scope doc to ship .html/.pdf twins. 286 of the 326 .html files under docs/ (excluding dist/ and node_modules/) are pandoc FRAGMENTS — they begin at</w:t>
-      </w:r>
-    </w:p>
-    <w:p>
-      <w:pPr>
-        <w:pStyle w:val="BodyText"/>
-      </w:pPr>
-      <w:r>
-        <w:t xml:space="preserve">with no &lt;!DOCTYPE&gt;, no</w:t>
-      </w:r>
-    </w:p>
-    <w:p>
-      <w:pPr>
-        <w:pStyle w:val="BodyText"/>
-      </w:pPr>
-      <w:r>
-        <w:t xml:space="preserve">/</w:t>
-      </w:r>
-    </w:p>
-    <w:p>
-      <w:pPr>
-        <w:pStyle w:val="BodyText"/>
-      </w:pPr>
-      <w:r>
-        <w:t xml:space="preserve">, and critically no</w:t>
-      </w:r>
-    </w:p>
-    <w:p>
-      <w:pPr>
-        <w:pStyle w:val="BodyText"/>
-      </w:pPr>
-      <w:r>
-        <w:t xml:space="preserve">. Census run 2026-08-21.</w:t>
-      </w:r>
-    </w:p>
-    <w:p>
-      <w:pPr>
-        <w:pStyle w:val="BodyText"/>
-      </w:pPr>
-      <w:r>
-        <w:t xml:space="preserve">CONCRETE HARM, measured not assumed. Sample docs/BOBA_DATABASE.html: DOCTYPE 0, charset 0, and 30 lines carrying non-ASCII — the distinct characters present are § — ’ ” ” →. With no charset declaration a browser opening the file directly (file:// or a plain static host sending no charset header) falls back to its default encoding, typically windows-1252, and renders § as Â§ and → as â†’. Those are not incidental characters in this corpus: every constitutional cross-reference in these documents is a § literal, so the mojibake lands on the most load-bearing token in the text. Fragments also carry no viewport meta, so they do not scale on mobile.</w:t>
-      </w:r>
-    </w:p>
-    <w:p>
-      <w:pPr>
-        <w:pStyle w:val="BodyText"/>
-      </w:pPr>
-      <w:r>
-        <w:t xml:space="preserve">HOW IT SURFACED. Chasing a CM-DOCS-CHAIN-ENGINE-VERIFY failure on the features-status context. docs_chain sync regenerated docs/features/Status.{html,docx,pdf} and the HTML diff was 183 insertions / 0 DELETIONS — the body was untouched and a full pandoc preamble was PREPENDED, proving the committed file had been a fragment. Its sibling docs/codegraph/Status.html already began with &lt;!DOCTYPE&gt;, so two derivatives in the same docs_chain config were being produced in different modes. That mismatch is what made verify FAIL, and the gate’s own message (</w:t>
-      </w:r>
-      <w:r>
-        <w:t xml:space="preserve">‘derived docs drift from .md sources’</w:t>
-      </w:r>
-      <w:r>
-        <w:t xml:space="preserve">) misattributes it: the content was not drifting from the source, the generator was inconsistent.</w:t>
-      </w:r>
-    </w:p>
-    <w:p>
-      <w:pPr>
-        <w:pStyle w:val="BodyText"/>
-      </w:pPr>
-      <w:r>
-        <w:t xml:space="preserve">THE DETECTION GAP (§11.4.238). Pre-build invariant 16 CM-MARKDOWN-EXPORT-SYNC PASSED on the whole corpus —</w:t>
-      </w:r>
-      <w:r>
-        <w:t xml:space="preserve"> </w:t>
-      </w:r>
-      <w:r>
-        <w:t xml:space="preserve">‘all in-scope docs have fresh .html/.pdf siblings’</w:t>
-      </w:r>
-      <w:r>
-        <w:t xml:space="preserve">. It checks PRESENCE and FRESHNESS, never VALIDITY, so a 0-byte-preamble fragment satisfies it exactly as a well-formed document does. This was found by reading a failing gate’s diff, not by the regime: a §11.4.238 discovery-channel escape, and the missing check is the interesting half.</w:t>
-      </w:r>
-    </w:p>
-    <w:p>
-      <w:pPr>
-        <w:pStyle w:val="BodyText"/>
-      </w:pPr>
-      <w:r>
-        <w:t xml:space="preserve">ROOT CAUSE IS NOT YET PROVEN (§11.4.6). Two generators exist — scripts/generate_markdown_exports.sh (invoked via workable-items-export.sh) and the docs_chain engine — and they demonstrably disagree on standalone vs fragment mode for the same source. WHICH one emits fragments, and whether it does so always or under specific flags, is NOT established here and must not be assumed. Whoever takes this item determines it by invoking both on one fixture and comparing, before changing either.</w:t>
-      </w:r>
-    </w:p>
-    <w:p>
-      <w:pPr>
-        <w:pStyle w:val="BodyText"/>
-      </w:pPr>
-      <w:r>
-        <w:t xml:space="preserve">ACCEPTANCE. (a) Determine by invocation which generator emits fragments and under what conditions; record it. (b) Make the emitting generator produce standalone documents (charset + viewport at minimum), so the two paths agree — §11.4.251: one artifact should not have two generators that disagree. (c) Regenerate the 286 affected files. (d) Extend CM-MARKDOWN-EXPORT-SYNC (or add a sibling) to assert VALIDITY, not just presence: every exported .html declares a charset. Paired §1.1 mutation — strip the charset from one export and the gate must FAIL. Include a negative control so a legitimately standalone doc does not fire (§11.4.201(1)). (e) Honest boundary: this is about the HTML twins only; the .pdf twins embed their own encoding and are not implicated by this measurement.</w:t>
-      </w:r>
-    </w:p>
-    <w:p>
-      <w:pPr>
-        <w:pStyle w:val="BodyText"/>
-      </w:pPr>
-      <w:r>
-        <w:t xml:space="preserve">ALREADY DONE. docs/features/Status.{html,docx,pdf} regenerated via</w:t>
-      </w:r>
-      <w:r>
-        <w:t xml:space="preserve"> </w:t>
-      </w:r>
-      <w:r>
-        <w:t xml:space="preserve">‘docs_chain sync features-status’</w:t>
-      </w:r>
-      <w:r>
-        <w:t xml:space="preserve"> </w:t>
-      </w:r>
-      <w:r>
-        <w:t xml:space="preserve">(evidence qa-results/docs_chain/20260821T202805Z); verify –all now exits 0. That is 3 of the 289 files; the remaining 286 are untouched.</w:t>
-      </w:r>
-    </w:p>
-    <w:p>
-      <w:pPr>
-        <w:pStyle w:val="BodyText"/>
-      </w:pPr>
-      <w:r>
-        <w:t xml:space="preserve">CORRECTION 2026-08-21 (§11.4.6) — recorded openly rather than quietly edited, per the convention BOB-136’s own body establishes. An earlier revision of this item asserted:</w:t>
-      </w:r>
-      <w:r>
-        <w:t xml:space="preserve"> </w:t>
-      </w:r>
-      <w:r>
-        <w:t xml:space="preserve">“the .pdf twins embed their own encoding and are not implicated by this measurement.”</w:t>
-      </w:r>
-      <w:r>
-        <w:t xml:space="preserve"> </w:t>
-      </w:r>
-      <w:r>
-        <w:t xml:space="preserve">That assertion is FALSE. It was written without probing a single PDF.</w:t>
-      </w:r>
-    </w:p>
-    <w:p>
-      <w:pPr>
-        <w:pStyle w:val="BodyText"/>
-      </w:pPr>
-      <w:r>
-        <w:t xml:space="preserve">Probing docs/BOBA_DATABASE.pdf via pdftotext returns</w:t>
-      </w:r>
-      <w:r>
-        <w:t xml:space="preserve"> </w:t>
-      </w:r>
-      <w:r>
-        <w:t xml:space="preserve">‘Â§ 5’</w:t>
-      </w:r>
-      <w:r>
-        <w:t xml:space="preserve">,</w:t>
-      </w:r>
-      <w:r>
-        <w:t xml:space="preserve"> </w:t>
-      </w:r>
-      <w:r>
-        <w:t xml:space="preserve">‘Jackettâ€™s’</w:t>
-      </w:r>
-      <w:r>
-        <w:t xml:space="preserve"> </w:t>
-      </w:r>
-      <w:r>
-        <w:t xml:space="preserve">and</w:t>
-      </w:r>
-      <w:r>
-        <w:t xml:space="preserve"> </w:t>
-      </w:r>
-      <w:r>
-        <w:t xml:space="preserve">‘â†’</w:t>
-      </w:r>
-      <w:r>
-        <w:t xml:space="preserve"> </w:t>
-      </w:r>
-      <w:r>
-        <w:t xml:space="preserve">— UTF-8 byte sequences (§ = 0xC2 0xA7) decoded as latin-1 — while the SOURCE .md at the corresponding construct is clean UTF-8. So the corruption was introduced during export, not authored.</w:t>
-      </w:r>
-    </w:p>
-    <w:p>
-      <w:pPr>
-        <w:pStyle w:val="BodyText"/>
-      </w:pPr>
-      <w:r>
-        <w:t xml:space="preserve">The PDF case is WORSE than the HTML case, not merely additional. An HTML fragment still holds correct UTF-8 BYTES on disk; a browser told the right encoding renders it correctly, so adding</w:t>
-      </w:r>
-    </w:p>
-    <w:p>
-      <w:pPr>
-        <w:pStyle w:val="BodyText"/>
-      </w:pPr>
-      <w:r>
-        <w:t xml:space="preserve">fixes it with no re-render. In a PDF the mis-decoded characters are baked into the text layer as glyphs — no viewer setting recovers them, and only regeneration from clean source fixes it.</w:t>
-      </w:r>
-    </w:p>
-    <w:p>
-      <w:pPr>
-        <w:pStyle w:val="BodyText"/>
-      </w:pPr>
-      <w:r>
-        <w:t xml:space="preserve">MECHANISM (hypothesis, NOT proven — §11.4.6): the PDF is plausibly rendered FROM the charset-less HTML fragment, so the missing declaration propagates into the PDF pipeline and freezes there. Consistent with both artifacts sharing one root defect, but the pipeline was NOT traced. Establish it by invocation before relying on it.</w:t>
-      </w:r>
-    </w:p>
-    <w:p>
-      <w:pPr>
-        <w:pStyle w:val="BodyText"/>
-      </w:pPr>
-      <w:r>
-        <w:t xml:space="preserve">SCOPE NOT MEASURED: exactly ONE pdf was probed. The 286-file census covered .html only. How many of the ~300 PDFs carry baked mojibake is UNKNOWN and must be COUNTED, not extrapolated from a single sample. Acceptance (e) is therefore REPLACED: it previously scoped PDFs out; it now requires the PDF corpus to be counted and regenerated alongside the HTML.</w:t>
-      </w:r>
-    </w:p>
-    <w:p>
-      <w:pPr>
-        <w:pStyle w:val="BodyText"/>
-      </w:pPr>
-      <w:r>
-        <w:t xml:space="preserve">Evidence: docs/qa/BOB-169/pdf_mojibake_correction_20260821.log</w:t>
-      </w:r>
-    </w:p>
-    <w:p>
-      <w:pPr>
-        <w:pStyle w:val="BodyText"/>
-      </w:pPr>
-      <w:r>
-        <w:t xml:space="preserve">ROOT CAUSE PROVEN 2026-08-21 — acceptance (a) is SATISFIED, do not repeat it. Full evidence: docs/qa/BOB-169/root_cause_proven_20260821.md</w:t>
-      </w:r>
-    </w:p>
-    <w:p>
-      <w:pPr>
-        <w:pStyle w:val="BodyText"/>
-      </w:pPr>
-      <w:r>
-        <w:t xml:space="preserve">THE GENERATOR: scripts/generate_markdown_exports.sh:57 runs</w:t>
-      </w:r>
-      <w:r>
-        <w:t xml:space="preserve"> </w:t>
-      </w:r>
-      <w:r>
-        <w:rPr>
-          <w:rStyle w:val="VerbatimChar"/>
-        </w:rPr>
-        <w:t xml:space="preserve">pandoc -f markdown -t html5 -o "$html" "$md" --metadata title=...</w:t>
-      </w:r>
-      <w:r>
-        <w:t xml:space="preserve"> </w:t>
-      </w:r>
-      <w:r>
-        <w:t xml:space="preserve">with NO –standalone/-s, so pandoc emits a body fragment with no DOCTYPE, no head, and no</w:t>
-      </w:r>
-    </w:p>
-    <w:p>
-      <w:pPr>
-        <w:pStyle w:val="BodyText"/>
-      </w:pPr>
-      <w:r>
-        <w:t xml:space="preserve">. A tell that the flag was intended and lost: –metadata title= is passed on that same line, and a title can only render inside a standalone document’s</w:t>
-      </w:r>
-    </w:p>
-    <w:p>
-      <w:pPr>
-        <w:pStyle w:val="BodyText"/>
-      </w:pPr>
-      <w:r>
-        <w:t xml:space="preserve">— the script computes a title it is structurally unable to emit.</w:t>
-      </w:r>
-    </w:p>
-    <w:p>
-      <w:pPr>
-        <w:pStyle w:val="BodyText"/>
-      </w:pPr>
-      <w:r>
-        <w:t xml:space="preserve">THE TWO BRANCHES DISAGREE, AND THE FALLBACK IS THE CORRECT ONE: the else-branch (python-markdown, used only when pandoc is ABSENT) explicitly writes &lt;!DOCTYPE html&gt;</w:t>
-      </w:r>
-    </w:p>
-    <w:p>
-      <w:pPr>
-        <w:pStyle w:val="BodyText"/>
-      </w:pPr>
-      <w:r>
-        <w:t xml:space="preserve">. So the PREFERRED path is the defective one and a host WITHOUT pandoc produces CORRECT exports. That inversion is why this survived — the defect is invisible on exactly the machines least likely to be treated as degraded.</w:t>
-      </w:r>
-    </w:p>
-    <w:p>
-      <w:pPr>
-        <w:pStyle w:val="BodyText"/>
-      </w:pPr>
-      <w:r>
-        <w:t xml:space="preserve">THE PDF MECHANISM IS NO LONGER A HYPOTHESIS: line 76 runs</w:t>
-      </w:r>
-      <w:r>
-        <w:t xml:space="preserve"> </w:t>
-      </w:r>
-      <w:r>
-        <w:rPr>
-          <w:rStyle w:val="VerbatimChar"/>
-        </w:rPr>
-        <w:t xml:space="preserve">weasyprint "$html" "$pdf"</w:t>
-      </w:r>
-      <w:r>
-        <w:t xml:space="preserve"> </w:t>
-      </w:r>
-      <w:r>
-        <w:t xml:space="preserve">— the PDF is rendered FROM the charset-less fragment, so weasyprint’s encoding fallback bakes the mis-decoded glyphs into the PDF text layer.</w:t>
-      </w:r>
-    </w:p>
-    <w:p>
-      <w:pPr>
-        <w:pStyle w:val="BodyText"/>
-      </w:pPr>
-      <w:r>
-        <w:t xml:space="preserve">CONFIRMED BY A FALSIFIABLE PREDICTION: DOCX takes a THIRD path (line 85, pandoc -t docx direct from markdown, never touching the HTML), so it must be clean if the chain is right. Measured on docs/BOBA_DATABASE.*: .docx = 0 mojibake sequences and 7 clean § characters; .pdf =</w:t>
-      </w:r>
-      <w:r>
-        <w:t xml:space="preserve"> </w:t>
-      </w:r>
-      <w:r>
-        <w:t xml:space="preserve">‘Â§ 5’</w:t>
-      </w:r>
-      <w:r>
-        <w:t xml:space="preserve"> </w:t>
-      </w:r>
-      <w:r>
-        <w:t xml:space="preserve">/</w:t>
-      </w:r>
-      <w:r>
-        <w:t xml:space="preserve"> </w:t>
-      </w:r>
-      <w:r>
-        <w:t xml:space="preserve">‘Jackettâ€™s’</w:t>
-      </w:r>
-      <w:r>
-        <w:t xml:space="preserve"> </w:t>
-      </w:r>
-      <w:r>
-        <w:t xml:space="preserve">/</w:t>
-      </w:r>
-      <w:r>
-        <w:t xml:space="preserve"> </w:t>
-      </w:r>
-      <w:r>
-        <w:t xml:space="preserve">‘â†’</w:t>
-      </w:r>
-      <w:r>
-        <w:t xml:space="preserve">; .html = no DOCTYPE, no charset, 30 non-ASCII lines. The DOCX shares the same source and the same pandoc binary and differs ONLY in not passing through the HTML — isolating the defect to the HTML step and ruling out both a corrupt source and a broken pandoc.</w:t>
-      </w:r>
-    </w:p>
-    <w:p>
-      <w:pPr>
-        <w:pStyle w:val="BodyText"/>
-      </w:pPr>
-      <w:r>
-        <w:t xml:space="preserve">THE FIX IS NOT JUST THE FLAG. The generator is mtime-guarded ([[ ! -f</w:t>
-      </w:r>
-      <w:r>
-        <w:t xml:space="preserve"> </w:t>
-      </w:r>
-      <w:r>
-        <w:t xml:space="preserve">“</w:t>
-      </w:r>
-      <w:r>
-        <w:t xml:space="preserve">$html" || "$</w:t>
-      </w:r>
-      <w:r>
-        <w:t xml:space="preserve">md”</w:t>
-      </w:r>
-      <w:r>
-        <w:t xml:space="preserve"> </w:t>
-      </w:r>
-      <w:r>
-        <w:t xml:space="preserve">-nt</w:t>
-      </w:r>
-      <w:r>
-        <w:t xml:space="preserve"> </w:t>
-      </w:r>
-      <w:r>
-        <w:t xml:space="preserve">“$pdf”</w:t>
-      </w:r>
-      <w:r>
-        <w:t xml:space="preserve"> </w:t>
-      </w:r>
-      <w:r>
-        <w:t xml:space="preserve">]]), measured: a full export run AFTER docs_chain rewrote Status.html standalone did NOT revert it. So adding -s heals a file only when its .md is next touched — the corpus would heal silently, unevenly, over an unbounded period, with no point at which anyone can declare it done. Acceptance (c) therefore requires a FORCED regeneration pass, and HTML must be regenerated BEFORE the PDFs, since regenerating PDFs first re-bakes the same mojibake from the still-broken fragment.</w:t>
-      </w:r>
-    </w:p>
-    <w:p>
-      <w:pPr>
-        <w:pStyle w:val="BodyText"/>
-      </w:pPr>
-      <w:r>
-        <w:t xml:space="preserve">DELIBERATELY NOT FIXED IN THIS PASS. The flag is one character but the regeneration is ~286 HTML plus their PDFs in a single commit, and four subagent streams are live in this checkout. A 600-file rewrite during parallel dispatch is a §11.4.84 collision waiting to happen. This is scoped for a dedicated pass on a quiescent tree.</w:t>
-      </w:r>
-    </w:p>
-    <w:bookmarkEnd w:id="52"/>
-    <w:bookmarkStart w:id="53" w:name="Xc05099854c0c0186d08c6af56c30344c4abab58"/>
-    <w:p>
-      <w:pPr>
-        <w:pStyle w:val="Heading2"/>
-      </w:pPr>
-      <w:r>
-        <w:t xml:space="preserve">BOB-170 — Capture one quiescent GREEN run of the scaling growth gate, which has never executed under its own loadavg&lt;=0.75/cpu precondition and has no scheduled window that would make it</w:t>
-      </w:r>
-    </w:p>
-    <w:p>
-      <w:pPr>
-        <w:pStyle w:val="FirstParagraph"/>
-      </w:pPr>
-      <w:r>
-        <w:rPr>
-          <w:b/>
-          <w:bCs/>
-        </w:rPr>
-        <w:t xml:space="preserve">Status:</w:t>
-      </w:r>
-      <w:r>
-        <w:t xml:space="preserve"> </w:t>
-      </w:r>
-      <w:r>
-        <w:t xml:space="preserve">Queued</w:t>
-      </w:r>
-      <w:r>
-        <w:t xml:space="preserve"> </w:t>
-      </w:r>
-      <w:r>
-        <w:rPr>
-          <w:b/>
-          <w:bCs/>
-        </w:rPr>
-        <w:t xml:space="preserve">Type:</w:t>
-      </w:r>
-      <w:r>
-        <w:t xml:space="preserve"> </w:t>
-      </w:r>
-      <w:r>
-        <w:t xml:space="preserve">Task</w:t>
-      </w:r>
-      <w:r>
-        <w:t xml:space="preserve"> </w:t>
-      </w:r>
-      <w:r>
-        <w:rPr>
-          <w:b/>
-          <w:bCs/>
-        </w:rPr>
-        <w:t xml:space="preserve">Severity:</w:t>
-      </w:r>
-      <w:r>
-        <w:t xml:space="preserve"> </w:t>
-      </w:r>
-      <w:r>
-        <w:t xml:space="preserve">Medium</w:t>
-      </w:r>
-      <w:r>
-        <w:t xml:space="preserve"> </w:t>
-      </w:r>
-      <w:r>
-        <w:rPr>
-          <w:b/>
-          <w:bCs/>
-        </w:rPr>
-        <w:t xml:space="preserve">Created-By:</w:t>
-      </w:r>
-      <w:r>
-        <w:t xml:space="preserve"> </w:t>
-      </w:r>
-      <w:r>
-        <w:t xml:space="preserve">Claude</w:t>
-      </w:r>
-      <w:r>
-        <w:t xml:space="preserve"> </w:t>
-      </w:r>
-      <w:r>
-        <w:rPr>
-          <w:b/>
-          <w:bCs/>
-        </w:rPr>
-        <w:t xml:space="preserve">Assigned-To:</w:t>
-      </w:r>
-      <w:r>
-        <w:t xml:space="preserve"> </w:t>
-      </w:r>
-      <w:r>
-        <w:t xml:space="preserve">Claude</w:t>
-      </w:r>
-    </w:p>
-    <w:p>
-      <w:pPr>
-        <w:pStyle w:val="BodyText"/>
-      </w:pPr>
-      <w:r>
-        <w:t xml:space="preserve">WHAT. The BOB-109 scaling suite gates its two timing tests on loadavg_1m/nproc &lt;= 0.75 — on this 8-cpu host, a 1-minute load average at or below 6.0 — and SKIPs loudly otherwise. That gate is correct and was adopted for a good reason (§11.4.201(8)): the author validated a 2.10 growth-exponent threshold, then observed it FALSE-FAIL correct code at load 11.06 (baseline span 2.136), and at load 15-23 measured baseline spans of 2.358 against injected-cubic mutants at 2.278-2.331 — the signal is smaller than the noise and the two are not separable in either direction. Gating was the honest response.</w:t>
-      </w:r>
-    </w:p>
-    <w:p>
-      <w:pPr>
-        <w:pStyle w:val="BodyText"/>
-      </w:pPr>
-      <w:r>
-        <w:t xml:space="preserve">THE PROBLEM. The gate has consequently NEVER RUN under its own precondition. Every recorded run today measured load 9.15-23; the independent reviewer measured 9.66 during review; the conductor measured 6.45 at its lowest. GREEN polarity WAS observed — at loads 9.4-11.6 (span 1.882) and in three stability runs (1.759/1.832/1.848) — but never once beneath the shipped ceiling. The author states this honestly as an inference from data rather than a run they can paste, and the reviewer confirmed the inference is sound (quiescence is strictly more favourable). Sound inference is still not an observed run.</w:t>
-      </w:r>
-    </w:p>
-    <w:p>
-      <w:pPr>
-        <w:pStyle w:val="BodyText"/>
-      </w:pPr>
-      <w:r>
-        <w:t xml:space="preserve">WHY THAT MATTERS (§11.4.226). A registered, topology-present guard that never executes is indistinguishable from a guard that would fail if it did. Nothing currently ensures it ever runs: no freshness contract, no scheduled quiet-window invocation, no tracked item — which is precisely the unexecuted-standing-guard class §11.4.226 names, where registration gets treated as coverage while execution is nobody’s job. The forensic precedent in that anchor is two standing guards that, when finally executed, immediately emitted latent FAILs.</w:t>
-      </w:r>
-    </w:p>
-    <w:p>
-      <w:pPr>
-        <w:pStyle w:val="BodyText"/>
-      </w:pPr>
-      <w:r>
-        <w:t xml:space="preserve">ACCEPTANCE. (a) Execute both quiescence-gated timing tests on a host whose 1-minute loadavg is genuinely &lt;= 0.75/cpu — no agent fleet, no concurrent build — and capture the run as an artifact showing the resolved load reading alongside the measured span exponent, so the precondition is provable from the artifact and not asserted. (b) Record the observed GREEN polarity in the item and in the test source, replacing the current honest-inference note. (c) If the gate FAILS under genuine quiescence, that is the finding this item exists to surface, and it reopens the threshold-calibration question rather than being worked around. (d) Establish a freshness contract per §11.4.226: how stale a quiescent verdict may be before the gate counts as uncovered again, so this does not silently return to never-executing.</w:t>
-      </w:r>
-    </w:p>
-    <w:p>
-      <w:pPr>
-        <w:pStyle w:val="BodyText"/>
-      </w:pPr>
-      <w:r>
-        <w:t xml:space="preserve">HONEST BOUNDARY. This item does not claim the gate is wrong. The evidence points the other way — quiescence is strictly more favourable than the loads where GREEN was already observed. It claims only that the run has not happened, and that an unexecuted guard cannot be cited as coverage.</w:t>
-      </w:r>
-    </w:p>
-    <w:p>
-      <w:pPr>
-        <w:pStyle w:val="BodyText"/>
-      </w:pPr>
-      <w:r>
-        <w:t xml:space="preserve">PROVENANCE. Raised as IMPORTANT-2 by the independent Fable-substrate reviewer of the BOB-109 work, and independently corroborated: the reviewer verified the SKIP is loud and prints its resolved numbers, and confirmed the shipped tests do SKIP at today’s load.</w:t>
-      </w:r>
-    </w:p>
-    <w:bookmarkEnd w:id="53"/>
-    <w:bookmarkStart w:id="54" w:name="Xb1fcd115c2c36cedf4fddcbc14c53ec45888e4e"/>
-    <w:p>
-      <w:pPr>
-        <w:pStyle w:val="Heading2"/>
-      </w:pPr>
-      <w:r>
-        <w:t xml:space="preserve">BOB-172 — rutracker search endpoint returns HTTP 403 with Cloudflare challenge markers and zero login markers, so one of three merge-search trackers silently contributes no results</w:t>
-      </w:r>
-    </w:p>
-    <w:p>
-      <w:pPr>
-        <w:pStyle w:val="FirstParagraph"/>
-      </w:pPr>
-      <w:r>
-        <w:rPr>
-          <w:b/>
-          <w:bCs/>
-        </w:rPr>
-        <w:t xml:space="preserve">Status:</w:t>
-      </w:r>
-      <w:r>
-        <w:t xml:space="preserve"> </w:t>
-      </w:r>
-      <w:r>
-        <w:t xml:space="preserve">Ready for testing</w:t>
-      </w:r>
-      <w:r>
-        <w:t xml:space="preserve"> </w:t>
-      </w:r>
-      <w:r>
-        <w:rPr>
-          <w:b/>
-          <w:bCs/>
-        </w:rPr>
-        <w:t xml:space="preserve">Type:</w:t>
-      </w:r>
-      <w:r>
-        <w:t xml:space="preserve"> </w:t>
-      </w:r>
-      <w:r>
-        <w:t xml:space="preserve">Bug</w:t>
-      </w:r>
-      <w:r>
-        <w:t xml:space="preserve"> </w:t>
-      </w:r>
-      <w:r>
-        <w:rPr>
-          <w:b/>
-          <w:bCs/>
-        </w:rPr>
-        <w:t xml:space="preserve">Severity:</w:t>
-      </w:r>
-      <w:r>
-        <w:t xml:space="preserve"> </w:t>
-      </w:r>
-      <w:r>
-        <w:t xml:space="preserve">High</w:t>
-      </w:r>
-      <w:r>
-        <w:t xml:space="preserve"> </w:t>
-      </w:r>
-      <w:r>
-        <w:rPr>
-          <w:b/>
-          <w:bCs/>
-        </w:rPr>
-        <w:t xml:space="preserve">Created-By:</w:t>
-      </w:r>
-      <w:r>
-        <w:t xml:space="preserve"> </w:t>
-      </w:r>
-      <w:r>
-        <w:t xml:space="preserve">Claude</w:t>
-      </w:r>
-      <w:r>
-        <w:t xml:space="preserve"> </w:t>
-      </w:r>
-      <w:r>
-        <w:rPr>
-          <w:b/>
-          <w:bCs/>
-        </w:rPr>
-        <w:t xml:space="preserve">Assigned-To:</w:t>
-      </w:r>
-      <w:r>
-        <w:t xml:space="preserve"> </w:t>
-      </w:r>
-      <w:r>
-        <w:t xml:space="preserve">Claude</w:t>
-      </w:r>
-    </w:p>
-    <w:p>
-      <w:pPr>
-        <w:pStyle w:val="BodyText"/>
-      </w:pPr>
-      <w:r>
-        <w:t xml:space="preserve">WHAT. The rutracker SEARCH endpoint is refused by bot protection while the site itself is fully reachable. Measured unauthenticated 2026-08-21 (no cookie file read, no credential value in any artifact — §11.4.10):</w:t>
-      </w:r>
-    </w:p>
-    <w:p>
-      <w:pPr>
-        <w:pStyle w:val="BodyText"/>
-      </w:pPr>
-      <w:r>
-        <w:t xml:space="preserve">GET /forum/index.php -&gt; 200, 96283 B,</w:t>
-      </w:r>
-    </w:p>
-    <w:p>
-      <w:pPr>
-        <w:pStyle w:val="BodyText"/>
-      </w:pPr>
-      <w:r>
-        <w:t xml:space="preserve">RuTracker.org</w:t>
-      </w:r>
-    </w:p>
-    <w:p>
-      <w:pPr>
-        <w:pStyle w:val="BodyText"/>
-      </w:pPr>
-      <w:r>
-        <w:t xml:space="preserve">, challenge markers 0</w:t>
-      </w:r>
-      <w:r>
-        <w:t xml:space="preserve"> </w:t>
-      </w:r>
-      <w:r>
-        <w:t xml:space="preserve">GET /forum/tracker.php?nm=debian -&gt; 403, 5351 B, challenge markers 1, LOGIN markers 0, trs-tr- 0</w:t>
-      </w:r>
-    </w:p>
-    <w:p>
-      <w:pPr>
-        <w:pStyle w:val="BodyText"/>
-      </w:pPr>
-      <w:r>
-        <w:t xml:space="preserve">The zero login markers are the load-bearing detail: the server is not asking us to authenticate, it is refusing the request before authentication is considered. Supplying valid credentials or a fresh cookie jar therefore does NOT address this.</w:t>
-      </w:r>
-    </w:p>
-    <w:p>
-      <w:pPr>
-        <w:pStyle w:val="BodyText"/>
-      </w:pPr>
-      <w:r>
-        <w:t xml:space="preserve">WHY IT MATTERS. rutracker is one of the three trackers the merge service fans a query across (with kinozal and nnmclub). A 403 on its search path means it contributes nothing to every merged result set, silently — the fan-out still</w:t>
-      </w:r>
-      <w:r>
-        <w:t xml:space="preserve"> </w:t>
-      </w:r>
-      <w:r>
-        <w:t xml:space="preserve">‘succeeds’</w:t>
-      </w:r>
-      <w:r>
-        <w:t xml:space="preserve">, it just returns one fewer tracker’s worth of results. From a user’s seat this looks like thin results, not an outage.</w:t>
-      </w:r>
-    </w:p>
-    <w:p>
-      <w:pPr>
-        <w:pStyle w:val="BodyText"/>
-      </w:pPr>
-      <w:r>
-        <w:t xml:space="preserve">IT EXPLAINS TWO PREVIOUSLY-UNEXPLAINED OBSERVATIONS. docs/qa/BOB-093/live_search_smoke.txt records rutracker returning status=empty, results_count=0 in 164ms, and the BOB-136 adoption audit reached the same observation independently. Both recorded the symptom; neither had the cause. 164ms is far too fast for a real search across a remote forum and is exactly what an immediate 403 costs.</w:t>
-      </w:r>
-    </w:p>
-    <w:p>
-      <w:pPr>
-        <w:pStyle w:val="BodyText"/>
-      </w:pPr>
-      <w:r>
-        <w:t xml:space="preserve">IT ALSO BLOCKS BOB-093’s FOURTH SUB-STEP. That item requires timing a large rutracker result page under 2s. No large page has ever been obtained, and this is why. That sub-step is not merely waiting on credentials, as previously assumed — it is unmeetable until the 403 is resolved.</w:t>
-      </w:r>
-    </w:p>
-    <w:p>
-      <w:pPr>
-        <w:pStyle w:val="BodyText"/>
-      </w:pPr>
-      <w:r>
-        <w:t xml:space="preserve">PROVENANCE, INCLUDING A CORRECTION I MADE MID-INVESTIGATION (§11.4.199). An independent reviewer reported a Cloudflare challenge served to curl even with cookies. Verifying, I probed index.php, got a clean 200 with no challenge markers, and was one step from recording their claim as REFUTED. That would have been wrong for a textbook reason: index.php is not the search path, so my probe never reached the precondition, and a repro that misses the precondition proves nothing — it is not evidence of absence. Probing the actual search endpoint reproduced it immediately. The reviewer was substantially right; my probe was aimed at the wrong endpoint. Recorded because the near-miss is the instructive part, and because the two probes TOGETHER give a sharper result than either the original claim or my near-refutation: not</w:t>
-      </w:r>
-      <w:r>
-        <w:t xml:space="preserve"> </w:t>
-      </w:r>
-      <w:r>
-        <w:t xml:space="preserve">‘rutracker is behind Cloudflare’</w:t>
-      </w:r>
-      <w:r>
-        <w:t xml:space="preserve"> </w:t>
-      </w:r>
-      <w:r>
-        <w:t xml:space="preserve">(the index is open), but</w:t>
-      </w:r>
-      <w:r>
-        <w:t xml:space="preserve"> </w:t>
-      </w:r>
-      <w:r>
-        <w:t xml:space="preserve">‘the SEARCH endpoint specifically is refused’</w:t>
-      </w:r>
-      <w:r>
-        <w:t xml:space="preserve">.</w:t>
-      </w:r>
-    </w:p>
-    <w:p>
-      <w:pPr>
-        <w:pStyle w:val="BodyText"/>
-      </w:pPr>
-      <w:r>
-        <w:t xml:space="preserve">ACCEPTANCE. (a) Determine whether the 403 is permanent policy, rate/reputation-based, or triggered by a client signature the plugin can legitimately present (user-agent, header order, TLS fingerprint) — by measurement, not assumption, and WITHOUT evasion techniques that would violate the site’s terms. (b) Whatever the outcome, the failure must become LOUD: a tracker returning 403 must be reported as a tracker ERROR in the merge result, never folded into</w:t>
-      </w:r>
-      <w:r>
-        <w:t xml:space="preserve"> </w:t>
-      </w:r>
-      <w:r>
-        <w:t xml:space="preserve">‘empty’</w:t>
-      </w:r>
-      <w:r>
-        <w:t xml:space="preserve"> </w:t>
-      </w:r>
-      <w:r>
-        <w:t xml:space="preserve">— a silent contributor is the §11.4.201(6) false-null at the product layer, and it is what let this sit unexplained across two separate investigations. (c) A test asserting that a 403 from any tracker surfaces as an error and not as zero results, with a paired §1.1 mutation. (d) If the endpoint is genuinely unavailable to us, record that as an honest capability boundary (§11.4.112) and stop advertising rutracker as a live search source until it is — including in the README and the merge-service docs.</w:t>
-      </w:r>
-    </w:p>
-    <w:p>
-      <w:pPr>
-        <w:pStyle w:val="BodyText"/>
-      </w:pPr>
-      <w:r>
-        <w:t xml:space="preserve">HONEST BOUNDARY. Measured from ONE host, ONE time, UNAUTHENTICATED. Whether an authenticated session with a browser-like client succeeds was NOT tested and must not be assumed either way. The finding is that the current code path gets a 403; it is not a claim about what every client would get.</w:t>
-      </w:r>
-    </w:p>
-    <w:bookmarkEnd w:id="54"/>
-    <w:bookmarkStart w:id="55" w:name="X3d1949ad72192bd6b4d0e440e8884bcb3f65e06"/>
-    <w:p>
-      <w:pPr>
-        <w:pStyle w:val="Heading2"/>
-      </w:pPr>
-      <w:r>
-        <w:t xml:space="preserve">BOB-173 — Hook create and delete return HTTP success even when persistence fails, because _save_hooks swallows every exception — a user is told their webhook exists when it does not</w:t>
-      </w:r>
-    </w:p>
-    <w:p>
-      <w:pPr>
-        <w:pStyle w:val="FirstParagraph"/>
-      </w:pPr>
-      <w:r>
-        <w:rPr>
-          <w:b/>
-          <w:bCs/>
-        </w:rPr>
-        <w:t xml:space="preserve">Status:</w:t>
-      </w:r>
-      <w:r>
-        <w:t xml:space="preserve"> </w:t>
-      </w:r>
-      <w:r>
-        <w:t xml:space="preserve">Ready for testing</w:t>
-      </w:r>
-      <w:r>
-        <w:t xml:space="preserve"> </w:t>
-      </w:r>
-      <w:r>
-        <w:rPr>
-          <w:b/>
-          <w:bCs/>
-        </w:rPr>
-        <w:t xml:space="preserve">Type:</w:t>
-      </w:r>
-      <w:r>
-        <w:t xml:space="preserve"> </w:t>
-      </w:r>
-      <w:r>
-        <w:t xml:space="preserve">Bug</w:t>
-      </w:r>
-      <w:r>
-        <w:t xml:space="preserve"> </w:t>
-      </w:r>
-      <w:r>
-        <w:rPr>
-          <w:b/>
-          <w:bCs/>
-        </w:rPr>
-        <w:t xml:space="preserve">Severity:</w:t>
-      </w:r>
-      <w:r>
-        <w:t xml:space="preserve"> </w:t>
-      </w:r>
-      <w:r>
-        <w:t xml:space="preserve">High</w:t>
-      </w:r>
-      <w:r>
-        <w:t xml:space="preserve"> </w:t>
-      </w:r>
-      <w:r>
-        <w:rPr>
-          <w:b/>
-          <w:bCs/>
-        </w:rPr>
-        <w:t xml:space="preserve">Created-By:</w:t>
-      </w:r>
-      <w:r>
-        <w:t xml:space="preserve"> </w:t>
-      </w:r>
-      <w:r>
-        <w:t xml:space="preserve">Claude</w:t>
-      </w:r>
-      <w:r>
-        <w:t xml:space="preserve"> </w:t>
-      </w:r>
-      <w:r>
-        <w:rPr>
-          <w:b/>
-          <w:bCs/>
-        </w:rPr>
-        <w:t xml:space="preserve">Assigned-To:</w:t>
-      </w:r>
-      <w:r>
-        <w:t xml:space="preserve"> </w:t>
-      </w:r>
-      <w:r>
-        <w:t xml:space="preserve">Claude</w:t>
-      </w:r>
-    </w:p>
-    <w:p>
-      <w:pPr>
-        <w:pStyle w:val="BodyText"/>
-      </w:pPr>
-      <w:r>
-        <w:t xml:space="preserve">WHAT. download-proxy/src/api/hooks.py:96-102:</w:t>
-      </w:r>
-    </w:p>
-    <w:p>
-      <w:pPr>
-        <w:pStyle w:val="SourceCode"/>
-      </w:pPr>
-      <w:r>
-        <w:rPr>
-          <w:rStyle w:val="VerbatimChar"/>
-        </w:rPr>
-        <w:t xml:space="preserve">def _save_hooks(hooks: list[dict[str, Any]]) -&gt; None:</w:t>
-      </w:r>
-      <w:r>
-        <w:br/>
-      </w:r>
-      <w:r>
-        <w:rPr>
-          <w:rStyle w:val="VerbatimChar"/>
-        </w:rPr>
-        <w:t xml:space="preserve">    try:</w:t>
-      </w:r>
-      <w:r>
-        <w:br/>
-      </w:r>
-      <w:r>
-        <w:rPr>
-          <w:rStyle w:val="VerbatimChar"/>
-        </w:rPr>
-        <w:t xml:space="preserve">        os.makedirs(os.path.dirname(HOOKS_FILE), exist_ok=True)</w:t>
-      </w:r>
-      <w:r>
-        <w:br/>
-      </w:r>
-      <w:r>
-        <w:rPr>
-          <w:rStyle w:val="VerbatimChar"/>
-        </w:rPr>
-        <w:t xml:space="preserve">        with open(HOOKS_FILE, 'w') as f:</w:t>
-      </w:r>
-      <w:r>
-        <w:br/>
-      </w:r>
-      <w:r>
-        <w:rPr>
-          <w:rStyle w:val="VerbatimChar"/>
-        </w:rPr>
-        <w:t xml:space="preserve">            json.dump(hooks, f, indent=2)</w:t>
-      </w:r>
-      <w:r>
-        <w:br/>
-      </w:r>
-      <w:r>
-        <w:rPr>
-          <w:rStyle w:val="VerbatimChar"/>
-        </w:rPr>
-        <w:t xml:space="preserve">    except Exception as e:</w:t>
-      </w:r>
-      <w:r>
-        <w:br/>
-      </w:r>
-      <w:r>
-        <w:rPr>
-          <w:rStyle w:val="VerbatimChar"/>
-        </w:rPr>
-        <w:t xml:space="preserve">        logger.error(f'Failed to save hooks: {e}')</w:t>
-      </w:r>
-    </w:p>
-    <w:p>
-      <w:pPr>
-        <w:pStyle w:val="FirstParagraph"/>
-      </w:pPr>
-      <w:r>
-        <w:t xml:space="preserve">It catches EVERY exception, logs, and returns None. The signature returns None, so the caller has no channel to learn the write failed. Both call sites then report success unconditionally:</w:t>
-      </w:r>
-    </w:p>
-    <w:p>
-      <w:pPr>
-        <w:pStyle w:val="SourceCode"/>
-      </w:pPr>
-      <w:r>
-        <w:rPr>
-          <w:rStyle w:val="VerbatimChar"/>
-        </w:rPr>
-        <w:t xml:space="preserve">:152  _save_hooks(hooks)                     :174  _save_hooks(hooks)</w:t>
-      </w:r>
-      <w:r>
-        <w:br/>
-      </w:r>
-      <w:r>
-        <w:rPr>
-          <w:rStyle w:val="VerbatimChar"/>
-        </w:rPr>
-        <w:t xml:space="preserve">:154  logger.info('Created hook: ...')       :175  logger.info('Deleted hook: ...')</w:t>
-      </w:r>
-      <w:r>
-        <w:br/>
-      </w:r>
-      <w:r>
-        <w:rPr>
-          <w:rStyle w:val="VerbatimChar"/>
-        </w:rPr>
-        <w:t xml:space="preserve">:156  return HookResponse(hook_id=..., ...)  :176  return {'message': 'Hook deleted', ...}</w:t>
-      </w:r>
-    </w:p>
-    <w:p>
-      <w:pPr>
-        <w:pStyle w:val="FirstParagraph"/>
-      </w:pPr>
-      <w:r>
-        <w:t xml:space="preserve">USER-VISIBLE CONSEQUENCE, which is why this is High and not a code-hygiene nit. A user POSTs a webhook, receives HTTP 200 and a hook_id, and the hook was never written — their automation silently never fires, and the API told them it exists. Symmetrically, a user DELETEs a hook, is told</w:t>
-      </w:r>
-      <w:r>
-        <w:t xml:space="preserve"> </w:t>
-      </w:r>
-      <w:r>
-        <w:t xml:space="preserve">‘Hook deleted’</w:t>
-      </w:r>
-      <w:r>
-        <w:t xml:space="preserve">, the file still holds it, and it fires again after the next restart. In both directions the product reports the opposite of what happened, and the only trace is a log line nobody is watching.</w:t>
-      </w:r>
-    </w:p>
-    <w:p>
-      <w:pPr>
-        <w:pStyle w:val="BodyText"/>
-      </w:pPr>
-      <w:r>
-        <w:t xml:space="preserve">THIS IS THE §11.4.252 SHAPE. The path combines two dangerous capabilities from that anchor’s taxonomy — MUTATION of a shared resource (a filesystem write) and EXTERNAL SIDE EFFECT (hooks are outbound calls the system will or will not make) — so it is required to FAIL CLOSED: verify the precondition, refuse when it cannot be satisfied, and surface the refusal. Instead it fails open, and a bare</w:t>
-      </w:r>
-      <w:r>
-        <w:t xml:space="preserve"> </w:t>
-      </w:r>
-      <w:r>
-        <w:t xml:space="preserve">‘except Exception:’</w:t>
-      </w:r>
-      <w:r>
-        <w:t xml:space="preserve"> </w:t>
-      </w:r>
-      <w:r>
-        <w:t xml:space="preserve">that only logs is the exact anti-pattern §11.4.252 enumerates. At the product layer it is also a §11.4.201(6) false-null: a successful write and a swallowed failure are indistinguishable to the caller.</w:t>
-      </w:r>
-    </w:p>
-    <w:p>
-      <w:pPr>
-        <w:pStyle w:val="BodyText"/>
-      </w:pPr>
-      <w:r>
-        <w:t xml:space="preserve">PROVENANCE. Surfaced as an out-of-scope observation by the independent reviewer of the BOB-135 test-isolation work — this swallow is what turned that defect into an</w:t>
-      </w:r>
-      <w:r>
-        <w:t xml:space="preserve"> </w:t>
-      </w:r>
-      <w:r>
-        <w:t xml:space="preserve">‘assert 0 == 1’</w:t>
-      </w:r>
-      <w:r>
-        <w:t xml:space="preserve"> </w:t>
-      </w:r>
-      <w:r>
-        <w:t xml:space="preserve">mystery, because the EACCES on /config was logged and discarded while the endpoint kept returning 200. Verified here directly from source before filing (the function body and both call sites read above), not taken on report. Recorded as a §11.4.238 discovery-channel escape: found by an agent reading code during an unrelated investigation, not by the automated QA regime — the coverage gap is a defect of equal standing to the defect itself.</w:t>
-      </w:r>
-    </w:p>
-    <w:p>
-      <w:pPr>
-        <w:pStyle w:val="BodyText"/>
-      </w:pPr>
-      <w:r>
-        <w:t xml:space="preserve">ACCEPTANCE. (a) _save_hooks propagates failure — raise, or return a status the callers must consume. (b) Both endpoints translate a persistence failure into an HTTP error (500-class), never a success body; a create that did not persist must not return a hook_id. (c) A test drives each endpoint with the hooks file unwritable (read-only dir or a patched open raising OSError) and asserts a non-2xx status AND that a subsequent GET does not list the phantom hook — assert on the user-observable outcome, not on the log line. (d) Paired §1.1 mutation: restore the swallow; the test must FAIL. (e) Audit the same file for sibling swallows — this is a pattern, and one instance is rarely alone. (f) Honest boundary: this does not claim the write currently fails in production; it claims that WHEN it fails the user is told the opposite, and the BOB-135 investigation shows it does fail in at least one real environment.</w:t>
-      </w:r>
-    </w:p>
-    <w:p>
-      <w:pPr>
-        <w:pStyle w:val="BodyText"/>
-      </w:pPr>
-      <w:r>
-        <w:t xml:space="preserve">NOT CLAIMED. No change made. No assessment of how often the write fails in the operator’s deployment.</w:t>
-      </w:r>
-    </w:p>
-    <w:p>
-      <w:pPr>
-        <w:pStyle w:val="BodyText"/>
-      </w:pPr>
-      <w:r>
-        <w:t xml:space="preserve">RECORDING A SHELL ERROR OF MY OWN (§11.4.6): the first version of this description was written with the anti-pattern snippet inside backticks in a double-quoted shell argument, so the shell ran it as command substitution and the text was replaced by nothing — the stored description read</w:t>
-      </w:r>
-      <w:r>
-        <w:t xml:space="preserve"> </w:t>
-      </w:r>
-      <w:r>
-        <w:t xml:space="preserve">‘and is the exact anti-pattern’</w:t>
-      </w:r>
-      <w:r>
-        <w:t xml:space="preserve">. This is the SECOND time this session that backticks-inside-double-quotes has corrupted content (the first mangled a commit message). Fixed here by editing through a Python client with no shell quoting in the path. Noted because a silently-truncated defect description is exactly the kind of quiet corruption §11.4.201(7)(c) warns about — the path is part of the instrument, and it failed without erroring.</w:t>
-      </w:r>
-    </w:p>
-    <w:bookmarkEnd w:id="55"/>
-    <w:bookmarkStart w:id="56" w:name="X52b495c371613884ee43c8f94f8fc647a456141"/>
-    <w:p>
-      <w:pPr>
-        <w:pStyle w:val="Heading2"/>
-      </w:pPr>
-      <w:r>
-        <w:t xml:space="preserve">BOB-174 — A corrupt hooks file reads as zero hooks and the next create silently destroys every existing hook, while the non-atomic write manufactures the corruption</w:t>
-      </w:r>
-    </w:p>
-    <w:p>
-      <w:pPr>
-        <w:pStyle w:val="FirstParagraph"/>
-      </w:pPr>
-      <w:r>
-        <w:rPr>
-          <w:b/>
-          <w:bCs/>
-        </w:rPr>
-        <w:t xml:space="preserve">Status:</w:t>
-      </w:r>
-      <w:r>
-        <w:t xml:space="preserve"> </w:t>
-      </w:r>
-      <w:r>
-        <w:t xml:space="preserve">In progress</w:t>
-      </w:r>
-      <w:r>
-        <w:t xml:space="preserve"> </w:t>
-      </w:r>
-      <w:r>
-        <w:rPr>
-          <w:b/>
-          <w:bCs/>
-        </w:rPr>
-        <w:t xml:space="preserve">Type:</w:t>
-      </w:r>
-      <w:r>
-        <w:t xml:space="preserve"> </w:t>
-      </w:r>
-      <w:r>
-        <w:t xml:space="preserve">Bug</w:t>
-      </w:r>
-      <w:r>
-        <w:t xml:space="preserve"> </w:t>
-      </w:r>
-      <w:r>
-        <w:rPr>
-          <w:b/>
-          <w:bCs/>
-        </w:rPr>
-        <w:t xml:space="preserve">Severity:</w:t>
-      </w:r>
-      <w:r>
-        <w:t xml:space="preserve"> </w:t>
-      </w:r>
-      <w:r>
-        <w:t xml:space="preserve">High</w:t>
-      </w:r>
-      <w:r>
-        <w:t xml:space="preserve"> </w:t>
-      </w:r>
-      <w:r>
-        <w:rPr>
-          <w:b/>
-          <w:bCs/>
-        </w:rPr>
-        <w:t xml:space="preserve">Created-By:</w:t>
-      </w:r>
-      <w:r>
-        <w:t xml:space="preserve"> </w:t>
-      </w:r>
-      <w:r>
-        <w:t xml:space="preserve">Claude</w:t>
-      </w:r>
-      <w:r>
-        <w:t xml:space="preserve"> </w:t>
-      </w:r>
-      <w:r>
-        <w:rPr>
-          <w:b/>
-          <w:bCs/>
-        </w:rPr>
-        <w:t xml:space="preserve">Assigned-To:</w:t>
-      </w:r>
-      <w:r>
-        <w:t xml:space="preserve"> </w:t>
-      </w:r>
-      <w:r>
-        <w:t xml:space="preserve">Claude</w:t>
-      </w:r>
-    </w:p>
-    <w:p>
-      <w:pPr>
-        <w:pStyle w:val="BodyText"/>
-      </w:pPr>
-      <w:r>
-        <w:t xml:space="preserve">WHAT. A corrupt hooks file is silently indistinguishable from</w:t>
-      </w:r>
-      <w:r>
-        <w:t xml:space="preserve"> </w:t>
-      </w:r>
-      <w:r>
-        <w:t xml:space="preserve">“no hooks configured”</w:t>
-      </w:r>
-      <w:r>
-        <w:t xml:space="preserve">, and the next create then DESTROYS every existing hook while returning HTTP 200. Three defects on one path, filed together because fixing any one alone leaves the data loss reachable.</w:t>
-      </w:r>
-    </w:p>
-    <w:p>
-      <w:pPr>
-        <w:pStyle w:val="BodyText"/>
-      </w:pPr>
-      <w:r>
-        <w:t xml:space="preserve">A1 — download-proxy/src/api/hooks.py:104-112. _load_hooks wraps the read in</w:t>
-      </w:r>
-      <w:r>
-        <w:t xml:space="preserve"> </w:t>
-      </w:r>
-      <w:r>
-        <w:rPr>
-          <w:rStyle w:val="VerbatimChar"/>
-        </w:rPr>
-        <w:t xml:space="preserve">except Exception: logger.error(...)</w:t>
-      </w:r>
-      <w:r>
-        <w:t xml:space="preserve"> </w:t>
-      </w:r>
-      <w:r>
-        <w:t xml:space="preserve">and falls through to</w:t>
-      </w:r>
-      <w:r>
-        <w:t xml:space="preserve"> </w:t>
-      </w:r>
-      <w:r>
-        <w:rPr>
-          <w:rStyle w:val="VerbatimChar"/>
-        </w:rPr>
-        <w:t xml:space="preserve">return []</w:t>
-      </w:r>
-      <w:r>
-        <w:t xml:space="preserve">. A truncated or malformed hooks.json is therefore reported to every caller as an empty, healthy hook list. Confirmed at source.</w:t>
-      </w:r>
-    </w:p>
-    <w:p>
-      <w:pPr>
-        <w:pStyle w:val="BodyText"/>
-      </w:pPr>
-      <w:r>
-        <w:t xml:space="preserve">A2 — the consequence, and the reason this is High. create_hook loads, appends, saves. Given a corrupt file that load turns into [], the save writes a one-element list over the top. Every previously-configured hook is gone. Measured by the implementing agent against the ALREADY-FIXED tree, so this survives the BOB-173 write-failure fix:</w:t>
-      </w:r>
-    </w:p>
-    <w:p>
-      <w:pPr>
-        <w:pStyle w:val="SourceCode"/>
-      </w:pPr>
-      <w:r>
-        <w:rPr>
-          <w:rStyle w:val="VerbatimChar"/>
-        </w:rPr>
-        <w:t xml:space="preserve">BEFORE  on disk : ['prod-hook-0', 'prod-hook-1', 'prod-hook-2']</w:t>
-      </w:r>
-      <w:r>
-        <w:br/>
-      </w:r>
-      <w:r>
-        <w:rPr>
-          <w:rStyle w:val="VerbatimChar"/>
-        </w:rPr>
-        <w:t xml:space="preserve">GET     reports : 200 {'hooks': [], 'count': 0}    &lt;- claims ZERO hooks configured</w:t>
-      </w:r>
-      <w:r>
-        <w:br/>
-      </w:r>
-      <w:r>
-        <w:rPr>
-          <w:rStyle w:val="VerbatimChar"/>
-        </w:rPr>
-        <w:t xml:space="preserve">DELETE  reports : 404 {'detail': 'Hook not found'} &lt;- for a hook that IS in the file</w:t>
-      </w:r>
-      <w:r>
-        <w:br/>
-      </w:r>
-      <w:r>
-        <w:rPr>
-          <w:rStyle w:val="VerbatimChar"/>
-        </w:rPr>
-        <w:t xml:space="preserve">POST    reports : 200 hook_id=3c8a5930-...</w:t>
-      </w:r>
-      <w:r>
-        <w:br/>
-      </w:r>
-      <w:r>
-        <w:rPr>
-          <w:rStyle w:val="VerbatimChar"/>
-        </w:rPr>
-        <w:t xml:space="preserve">AFTER   on disk : ['3c8a5930-...']</w:t>
-      </w:r>
-    </w:p>
-    <w:p>
-      <w:pPr>
-        <w:pStyle w:val="FirstParagraph"/>
-      </w:pPr>
-      <w:r>
-        <w:t xml:space="preserve">Three prod hooks destroyed, HTTP 200 throughout, nothing surfaced to the user.</w:t>
-      </w:r>
-    </w:p>
-    <w:p>
-      <w:pPr>
-        <w:pStyle w:val="BodyText"/>
-      </w:pPr>
-      <w:r>
-        <w:t xml:space="preserve">A5 — _save_hooks writes with a plain</w:t>
-      </w:r>
-      <w:r>
-        <w:t xml:space="preserve"> </w:t>
-      </w:r>
-      <w:r>
-        <w:rPr>
-          <w:rStyle w:val="VerbatimChar"/>
-        </w:rPr>
-        <w:t xml:space="preserve">open(path, "w")</w:t>
-      </w:r>
-      <w:r>
-        <w:t xml:space="preserve">. A crash, ENOSPC, or a kill mid-write truncates the file in place. That is precisely the corruption A1 then reads as</w:t>
-      </w:r>
-      <w:r>
-        <w:t xml:space="preserve"> </w:t>
-      </w:r>
-      <w:r>
-        <w:t xml:space="preserve">“no hooks”</w:t>
-      </w:r>
-      <w:r>
-        <w:t xml:space="preserve"> </w:t>
-      </w:r>
-      <w:r>
-        <w:t xml:space="preserve">and A2 overwrites. The same codebase already has the correct pattern: theme_state.py:115-126 uses tmp-file + os.replace.</w:t>
-      </w:r>
-    </w:p>
-    <w:p>
-      <w:pPr>
-        <w:pStyle w:val="BodyText"/>
-      </w:pPr>
-      <w:r>
-        <w:t xml:space="preserve">WHY THE THREE ARE ONE ITEM. A5 manufactures the corrupt file, A1 misreads it as empty, A2 destroys the contents. Fixing only A1 leaves truncation reachable; fixing only A5 leaves an existing corrupt file a data-loss trigger; fixing only A2 leaves the API lying about what is configured. The chain is the defect.</w:t>
-      </w:r>
-    </w:p>
-    <w:p>
-      <w:pPr>
-        <w:pStyle w:val="BodyText"/>
-      </w:pPr>
-      <w:r>
-        <w:t xml:space="preserve">DELIBERATELY NOT FIXED UNDER BOB-173, and the reasoning is sound. The implementing agent identified all three while auditing sibling swallows as that item required, and declined to fix them in the same change because: they change GET semantics on an endpoint the frontend consumes (200 -&gt; 5xx); they need a CORRUPT-file reproduction rather than the UNWRITABLE-file one BOB-173 built; and they need a design decision that is genuinely not obvious — a MISSING hooks file legitimately means</w:t>
-      </w:r>
-      <w:r>
-        <w:t xml:space="preserve"> </w:t>
-      </w:r>
-      <w:r>
-        <w:t xml:space="preserve">“no hooks configured”</w:t>
-      </w:r>
-      <w:r>
-        <w:t xml:space="preserve">, while a CORRUPT one does not, and today’s code cannot tell those apart. Expanding BOB-173’s scope to cover them would have meant shipping that decision unexamined.</w:t>
-      </w:r>
-    </w:p>
-    <w:p>
-      <w:pPr>
-        <w:pStyle w:val="BodyText"/>
-      </w:pPr>
-      <w:r>
-        <w:t xml:space="preserve">ACCEPTANCE. (a) Distinguish MISSING from CORRUPT: a missing file remains an empty list; a corrupt one is an error, never silently []. (b) Decide and RECORD what GET does on corruption — 5xx, or 200 with an explicit degraded marker the frontend can render. This is the design decision, and it should be stated rather than inferred from whatever the patch happens to do. (c) create/delete MUST NOT overwrite a file they could not parse — refuse, do not clobber (§11.4.252: mutation plus external side effect must fail closed). (d) Make the write atomic via tmp + os.replace, reusing theme_state.py’s existing pattern rather than re-inventing it (§11.4.28). (e) Tests asserting the USER-OBSERVABLE outcome, not log lines: seed a corrupt file, assert GET does not claim zero hooks, assert a create refuses rather than destroying, and assert the file still holds the original hooks afterwards. (f) Paired §1.1 mutation per guard. (g) NEGATIVE CONTROLS (§11.4.201(1)): a MISSING file must still yield an empty list and a working create; a VALID file must behave exactly as today. A fix that makes every load fail closed by failing always is not a fix.</w:t>
-      </w:r>
-    </w:p>
-    <w:p>
-      <w:pPr>
-        <w:pStyle w:val="BodyText"/>
-      </w:pPr>
-      <w:r>
-        <w:t xml:space="preserve">A3, RECORDED SEPARATELY, NOT PART OF THIS CHAIN. VALID_EVENTS and HookEventType are two sources of truth for one closed set. Verified identical today, unguarded against drift: if they diverge a hook registers successfully and then silently never fires. One assertion pinning them would close it.</w:t>
-      </w:r>
-    </w:p>
-    <w:p>
-      <w:pPr>
-        <w:pStyle w:val="BodyText"/>
-      </w:pPr>
-      <w:r>
-        <w:t xml:space="preserve">NOT CLAIMED. No change made. The BOB-173 write-failure fix is real and orthogonal — it makes a FAILED write honest; it does nothing about a SUCCESSFUL write of wrong data derived from a misread file.</w:t>
-      </w:r>
-    </w:p>
-    <w:bookmarkEnd w:id="56"/>
-    <w:bookmarkStart w:id="57" w:name="Xa1ec6d3e754b54688c8285bc9c893062846a7a6"/>
-    <w:p>
-      <w:pPr>
-        <w:pStyle w:val="Heading2"/>
-      </w:pPr>
-      <w:r>
-        <w:t xml:space="preserve">BOB-175 — update –location Fixed –status</w:t>
-      </w:r>
-      <w:r>
-        <w:t xml:space="preserve"> </w:t>
-      </w:r>
-      <w:r>
-        <w:t xml:space="preserve"> </w:t>
-      </w:r>
-      <w:r>
-        <w:t xml:space="preserve">can still mint a row that update’s own validator rejects, because the status-location guard is one-directional</w:t>
-      </w:r>
-    </w:p>
-    <w:p>
-      <w:pPr>
-        <w:pStyle w:val="FirstParagraph"/>
-      </w:pPr>
-      <w:r>
-        <w:rPr>
-          <w:b/>
-          <w:bCs/>
-        </w:rPr>
-        <w:t xml:space="preserve">Status:</w:t>
-      </w:r>
-      <w:r>
-        <w:t xml:space="preserve"> </w:t>
-      </w:r>
-      <w:r>
-        <w:t xml:space="preserve">Queued</w:t>
-      </w:r>
-      <w:r>
-        <w:t xml:space="preserve"> </w:t>
-      </w:r>
-      <w:r>
-        <w:rPr>
-          <w:b/>
-          <w:bCs/>
-        </w:rPr>
-        <w:t xml:space="preserve">Type:</w:t>
-      </w:r>
-      <w:r>
-        <w:t xml:space="preserve"> </w:t>
-      </w:r>
-      <w:r>
-        <w:t xml:space="preserve">Task</w:t>
-      </w:r>
-      <w:r>
-        <w:t xml:space="preserve"> </w:t>
-      </w:r>
-      <w:r>
-        <w:rPr>
-          <w:b/>
-          <w:bCs/>
-        </w:rPr>
-        <w:t xml:space="preserve">Severity:</w:t>
-      </w:r>
-      <w:r>
-        <w:t xml:space="preserve"> </w:t>
-      </w:r>
-      <w:r>
-        <w:t xml:space="preserve">Low</w:t>
-      </w:r>
-      <w:r>
-        <w:t xml:space="preserve"> </w:t>
-      </w:r>
-      <w:r>
-        <w:rPr>
-          <w:b/>
-          <w:bCs/>
-        </w:rPr>
-        <w:t xml:space="preserve">Created-By:</w:t>
-      </w:r>
-      <w:r>
-        <w:t xml:space="preserve"> </w:t>
-      </w:r>
-      <w:r>
-        <w:t xml:space="preserve">Claude</w:t>
-      </w:r>
-      <w:r>
-        <w:t xml:space="preserve"> </w:t>
-      </w:r>
-      <w:r>
-        <w:rPr>
-          <w:b/>
-          <w:bCs/>
-        </w:rPr>
-        <w:t xml:space="preserve">Assigned-To:</w:t>
-      </w:r>
-      <w:r>
-        <w:t xml:space="preserve"> </w:t>
-      </w:r>
-      <w:r>
-        <w:t xml:space="preserve">Claude</w:t>
-      </w:r>
-    </w:p>
-    <w:p>
-      <w:pPr>
-        <w:pStyle w:val="BodyText"/>
-      </w:pPr>
-      <w:r>
-        <w:t xml:space="preserve">WHAT. The workable-items</w:t>
-      </w:r>
-      <w:r>
-        <w:t xml:space="preserve"> </w:t>
-      </w:r>
-      <w:r>
-        <w:rPr>
-          <w:rStyle w:val="VerbatimChar"/>
-        </w:rPr>
-        <w:t xml:space="preserve">update</w:t>
-      </w:r>
-      <w:r>
-        <w:t xml:space="preserve"> </w:t>
-      </w:r>
-      <w:r>
-        <w:t xml:space="preserve">seam guards the status-location invariant in one direction only. After BOB-166,</w:t>
-      </w:r>
-      <w:r>
-        <w:t xml:space="preserve"> </w:t>
-      </w:r>
-      <w:r>
-        <w:rPr>
-          <w:rStyle w:val="VerbatimChar"/>
-        </w:rPr>
-        <w:t xml:space="preserve">update --status &lt;terminal&gt;</w:t>
-      </w:r>
-      <w:r>
-        <w:t xml:space="preserve"> </w:t>
-      </w:r>
-      <w:r>
-        <w:t xml:space="preserve">on an Issues-located row is refused. The mirror is still open:</w:t>
-      </w:r>
-      <w:r>
-        <w:t xml:space="preserve"> </w:t>
-      </w:r>
-      <w:r>
-        <w:rPr>
-          <w:rStyle w:val="VerbatimChar"/>
-        </w:rPr>
-        <w:t xml:space="preserve">update --location Fixed --status &lt;non-terminal&gt;</w:t>
-      </w:r>
-      <w:r>
-        <w:t xml:space="preserve"> </w:t>
-      </w:r>
-      <w:r>
-        <w:t xml:space="preserve">exits 0 and creates a row that</w:t>
-      </w:r>
-      <w:r>
-        <w:t xml:space="preserve"> </w:t>
-      </w:r>
-      <w:r>
-        <w:rPr>
-          <w:rStyle w:val="VerbatimChar"/>
-        </w:rPr>
-        <w:t xml:space="preserve">update</w:t>
-      </w:r>
-      <w:r>
-        <w:t xml:space="preserve">’s own validator immediately rejects.</w:t>
-      </w:r>
-    </w:p>
-    <w:p>
-      <w:pPr>
-        <w:pStyle w:val="BodyText"/>
-      </w:pPr>
-      <w:r>
-        <w:t xml:space="preserve">Verified empirically by the independent reviewer of BOB-166:</w:t>
-      </w:r>
-    </w:p>
-    <w:p>
-      <w:pPr>
-        <w:pStyle w:val="SourceCode"/>
-      </w:pPr>
-      <w:r>
-        <w:rPr>
-          <w:rStyle w:val="VerbatimChar"/>
-        </w:rPr>
-        <w:t xml:space="preserve">update --location Fixed --status 'In progress'   -&gt; exit 0</w:t>
-      </w:r>
-      <w:r>
-        <w:br/>
-      </w:r>
-      <w:r>
-        <w:rPr>
-          <w:rStyle w:val="VerbatimChar"/>
-        </w:rPr>
-        <w:t xml:space="preserve">validate                                          -&gt; FAILS, naming the row (check (f), fixedLocationNonTerminalStatus)</w:t>
-      </w:r>
-    </w:p>
-    <w:p>
-      <w:pPr>
-        <w:pStyle w:val="FirstParagraph"/>
-      </w:pPr>
-      <w:r>
-        <w:t xml:space="preserve">So the command can still mint a state its own validate call refuses. That is the §11.4.196(F) shape at the seam layer: the invariant is CONFIGURED in validate but not ENFORCED at every write path that can violate it.</w:t>
-      </w:r>
-    </w:p>
-    <w:p>
-      <w:pPr>
-        <w:pStyle w:val="BodyText"/>
-      </w:pPr>
-      <w:r>
-        <w:t xml:space="preserve">WHY IT WAS DELIBERATELY LEFT OPEN IN BOB-166, and why that was right. Three reasons, all checked rather than asserted: (1) the real corpus has ZERO instances of this direction against TEN of the direction BOB-166 closed — the asymmetry in the data matched the asymmetry in the code; (2) detective coverage ALREADY existed and demonstrably fires, so unlike BOB-166’s direction this cannot rot silently; (3) and the load-bearing one —</w:t>
-      </w:r>
-      <w:r>
-        <w:t xml:space="preserve"> </w:t>
-      </w:r>
-      <w:r>
-        <w:rPr>
-          <w:rStyle w:val="VerbatimChar"/>
-        </w:rPr>
-        <w:t xml:space="preserve">reopenCmd</w:t>
-      </w:r>
-      <w:r>
-        <w:t xml:space="preserve"> </w:t>
-      </w:r>
-      <w:r>
-        <w:t xml:space="preserve">documents and SANCTIONS a transient Fixed-plus-non-terminal state via its</w:t>
-      </w:r>
-      <w:r>
-        <w:t xml:space="preserve"> </w:t>
-      </w:r>
-      <w:r>
-        <w:rPr>
-          <w:rStyle w:val="VerbatimChar"/>
-        </w:rPr>
-        <w:t xml:space="preserve">--location Fixed</w:t>
-      </w:r>
-      <w:r>
-        <w:t xml:space="preserve"> </w:t>
-      </w:r>
-      <w:r>
-        <w:t xml:space="preserve">operator override. A naive preventive guard at the update seam would collide with that override’s semantics. Closing this therefore requires a design decision about how the two interact, which is a different question from the one BOB-166 was scoped to answer, and expanding that item would have meant shipping the decision unexamined.</w:t>
-      </w:r>
-    </w:p>
-    <w:p>
-      <w:pPr>
-        <w:pStyle w:val="BodyText"/>
-      </w:pPr>
-      <w:r>
-        <w:t xml:space="preserve">ACCEPTANCE. (a) Decide and RECORD how a preventive guard on this direction coexists with reopenCmd’s sanctioned override — this is the actual work, and the answer should be written down rather than inferred from whatever the patch does. Candidates worth weighing: exempt the reopen path explicitly, require an override flag on</w:t>
-      </w:r>
-      <w:r>
-        <w:t xml:space="preserve"> </w:t>
-      </w:r>
-      <w:r>
-        <w:rPr>
-          <w:rStyle w:val="VerbatimChar"/>
-        </w:rPr>
-        <w:t xml:space="preserve">update</w:t>
-      </w:r>
-      <w:r>
-        <w:t xml:space="preserve"> </w:t>
-      </w:r>
-      <w:r>
-        <w:t xml:space="preserve">mirroring reopen’s, or leave the direction detective-only with the rationale recorded so the asymmetry is a decision rather than an oversight. (b) If a guard lands, it reuses</w:t>
-      </w:r>
-      <w:r>
-        <w:t xml:space="preserve"> </w:t>
-      </w:r>
-      <w:r>
-        <w:rPr>
-          <w:rStyle w:val="VerbatimChar"/>
-        </w:rPr>
-        <w:t xml:space="preserve">terminalStatuses()</w:t>
-      </w:r>
-      <w:r>
-        <w:t xml:space="preserve"> </w:t>
-      </w:r>
-      <w:r>
-        <w:t xml:space="preserve">— BOB-166 established one predicate source specifically so the two directions cannot drift. (c) Paired §1.1 mutation. (d) NEGATIVE CONTROL (§11.4.201(1)), and it is the sharp one here: the sanctioned reopen path MUST still work. A guard that breaks reopenCmd’s documented override is a false-positive refusal, and worse than the gap it closes, because it breaks a workflow operators are told to use.</w:t>
-      </w:r>
-    </w:p>
-    <w:p>
-      <w:pPr>
-        <w:pStyle w:val="BodyText"/>
-      </w:pPr>
-      <w:r>
-        <w:t xml:space="preserve">HONEST BOUNDARY. This is not a live data defect. Zero corpus instances, and the detective gate catches it at the next validate. It is filed so a scoped, deliberate omission stays visible as a tracked decision instead of living only in a code comment where the next reader will mistake it for an oversight (§11.4.197: a started thread reaches a documented terminal state, never quiet abandonment).</w:t>
-      </w:r>
-    </w:p>
-    <w:p>
-      <w:pPr>
-        <w:pStyle w:val="BodyText"/>
-      </w:pPr>
-      <w:r>
-        <w:t xml:space="preserve">PROVENANCE. Raised by the implementing agent of BOB-166 as a known asymmetry it deliberately did not close, independently verified and endorsed as an acceptable scope boundary by that item’s reviewer, on the condition that it become a tracked item rather than a comment. This is that item.</w:t>
-      </w:r>
-    </w:p>
-    <w:bookmarkEnd w:id="57"/>
-    <w:bookmarkStart w:id="58" w:name="Xa09b0004db9a816e1505093f71382f9a17ffd90"/>
-    <w:p>
-      <w:pPr>
-        <w:pStyle w:val="Heading2"/>
-      </w:pPr>
-      <w:r>
-        <w:t xml:space="preserve">BOB-179 — Two adjacent tracker false-null classes remain open and must be stated as gaps, not implied closed</w:t>
-      </w:r>
-    </w:p>
-    <w:p>
-      <w:pPr>
-        <w:pStyle w:val="FirstParagraph"/>
-      </w:pPr>
-      <w:r>
-        <w:rPr>
-          <w:b/>
-          <w:bCs/>
-        </w:rPr>
-        <w:t xml:space="preserve">Status:</w:t>
-      </w:r>
-      <w:r>
-        <w:t xml:space="preserve"> </w:t>
-      </w:r>
-      <w:r>
-        <w:t xml:space="preserve">Queued</w:t>
-      </w:r>
-      <w:r>
-        <w:t xml:space="preserve"> </w:t>
-      </w:r>
-      <w:r>
-        <w:rPr>
-          <w:b/>
-          <w:bCs/>
-        </w:rPr>
-        <w:t xml:space="preserve">Type:</w:t>
-      </w:r>
-      <w:r>
-        <w:t xml:space="preserve"> </w:t>
-      </w:r>
-      <w:r>
-        <w:t xml:space="preserve">Task</w:t>
-      </w:r>
-      <w:r>
-        <w:t xml:space="preserve"> </w:t>
-      </w:r>
-      <w:r>
-        <w:rPr>
-          <w:b/>
-          <w:bCs/>
-        </w:rPr>
-        <w:t xml:space="preserve">Severity:</w:t>
-      </w:r>
-      <w:r>
-        <w:t xml:space="preserve"> </w:t>
-      </w:r>
-      <w:r>
-        <w:t xml:space="preserve">Medium</w:t>
-      </w:r>
-      <w:r>
-        <w:t xml:space="preserve"> </w:t>
-      </w:r>
-      <w:r>
-        <w:rPr>
-          <w:b/>
-          <w:bCs/>
-        </w:rPr>
-        <w:t xml:space="preserve">Created-By:</w:t>
-      </w:r>
-      <w:r>
-        <w:t xml:space="preserve"> </w:t>
-      </w:r>
-      <w:r>
-        <w:t xml:space="preserve">Claude</w:t>
-      </w:r>
-      <w:r>
-        <w:t xml:space="preserve"> </w:t>
-      </w:r>
-      <w:r>
-        <w:rPr>
-          <w:b/>
-          <w:bCs/>
-        </w:rPr>
-        <w:t xml:space="preserve">Assigned-To:</w:t>
-      </w:r>
-      <w:r>
-        <w:t xml:space="preserve"> </w:t>
-      </w:r>
-      <w:r>
-        <w:t xml:space="preserve">Claude</w:t>
-      </w:r>
-    </w:p>
-    <w:p>
-      <w:pPr>
-        <w:pStyle w:val="BodyText"/>
-      </w:pPr>
-      <w:r>
-        <w:t xml:space="preserve">WHAT: the BOB-172 independent review demonstrated two further paths that still report a refusing or unreachable tracker as an empty result. Both are PRE-EXISTING and neither is a regression from BOB-172, but the fix evidence log presents the five-site coverage without stating the boundary (11.4.194(5) requires un-analysed dimensions be explicit gaps, never silently assumed safe).</w:t>
-      </w:r>
-    </w:p>
-    <w:p>
-      <w:pPr>
-        <w:pStyle w:val="BodyText"/>
-      </w:pPr>
-      <w:r>
-        <w:t xml:space="preserve">GAP A – exception before resp.status is read. Reviewer probe B, captured: a connection-refused rutracker yields status=empty, error=None, http_status=None, metadata.errors=[], metadata.status=completed. Each</w:t>
+        <w:t xml:space="preserve">major</w:t>
+      </w:r>
+    </w:p>
+    <w:p>
+      <w:pPr>
+        <w:pStyle w:val="BodyText"/>
+      </w:pPr>
+      <w:r>
+        <w:t xml:space="preserve">WHAT, conductor-verified: docs/guides/tracker-credentials.md is TRACKED. Its §11.4.65-mandated export twins docs/guides/tracker-credentials.html and .pdf both EXIST ON DISK, are NOT tracked, and ARE ignored — matched by the .gitignore</w:t>
       </w:r>
       <w:r>
         <w:t xml:space="preserve"> </w:t>
@@ -8908,50 +9448,63 @@
           <w:i/>
           <w:iCs/>
         </w:rPr>
-        <w:t xml:space="preserve">search</w:t>
-      </w:r>
-      <w:r>
-        <w:t xml:space="preserve">* method swallows exceptions (except Exception: logger.error; return results) before _search_one’s error handling can see them, so a tracker that is DOWN is indistinguishable from one that is genuinely empty.</w:t>
-      </w:r>
-    </w:p>
-    <w:p>
-      <w:pPr>
-        <w:pStyle w:val="BodyText"/>
-      </w:pPr>
-      <w:r>
-        <w:t xml:space="preserve">GAP B – soft refusal at HTTP 200. Reviewer probe A, captured: _classify_upstream_http_status(200,</w:t>
-      </w:r>
-      <w:r>
-        <w:t xml:space="preserve"> </w:t>
-      </w:r>
-      <w:r>
-        <w:t xml:space="preserve">) returns None, which is CORRECT by design (a 2xx is a usable response; body-marker triggering would risk the over-fire the negative controls exist to prevent). But all five search GETs use aiohttp’s default allow_redirects=True, so a session-expiry 302 -&gt; login-page-200 chain parses to zero rows and reports empty.</w:t>
-      </w:r>
-    </w:p>
-    <w:p>
-      <w:pPr>
-        <w:pStyle w:val="BodyText"/>
-      </w:pPr>
-      <w:r>
-        <w:t xml:space="preserve">FIX DIRECTION: Gap A needs the exception to reach a diagnostic rather than being swallowed. Gap B needs a DISTINCT detector (final-URL check or login-form marker) with its own RED – explicitly NOT a widening of the status-code trigger.</w:t>
-      </w:r>
-    </w:p>
-    <w:p>
-      <w:pPr>
-        <w:pStyle w:val="BodyText"/>
-      </w:pPr>
-      <w:r>
-        <w:t xml:space="preserve">ACCEPTANCE: both gaps closed with their own REDs, or explicitly closed per 11.4.112 with evidence. Immediate sub-task: append a stated-gaps paragraph to docs/qa/BOB-172/fix_evidence_20260822.log.</w:t>
-      </w:r>
-    </w:p>
-    <w:bookmarkEnd w:id="58"/>
-    <w:bookmarkStart w:id="59" w:name="X47f5504e0e773294bb6a50a322588a72fde00d2"/>
+        <w:t xml:space="preserve">credentials</w:t>
+      </w:r>
+      <w:r>
+        <w:t xml:space="preserve"> </w:t>
+      </w:r>
+      <w:r>
+        <w:t xml:space="preserve">deny-all at :31. The .md is rescued by an explicit allowlist entry at :38; nobody added entries for the twins.</w:t>
+      </w:r>
+    </w:p>
+    <w:p>
+      <w:pPr>
+        <w:pStyle w:val="BodyText"/>
+      </w:pPr>
+      <w:r>
+        <w:t xml:space="preserve">WHY IT IS A LIVE VIOLATION AND NOT A HYPOTHETICAL: §11.4.65 requires every in-scope Markdown document to carry synchronized .html/.pdf siblings, and §11.4.212 requires every §11.4.65-scope doc to be reachable from the README. Two artifacts that exist locally but can never be committed are, from any fresh clone, ABSENT — so every clone of this repository has a tracker-credentials guide with no exports, while the authoring host looks complete. The divergence is invisible on the machine that would notice it.</w:t>
+      </w:r>
+    </w:p>
+    <w:p>
+      <w:pPr>
+        <w:pStyle w:val="BodyText"/>
+      </w:pPr>
+      <w:r>
+        <w:t xml:space="preserve">WHY NOBODY SAW IT: this is a §11.4.201(6) FALSE-NULL of the BOB-212 class. git status never listed the twins, so no gate and no author had a signal. The blind instrument and the clean tree return the identical quiet zero.</w:t>
+      </w:r>
+    </w:p>
+    <w:p>
+      <w:pPr>
+        <w:pStyle w:val="BodyText"/>
+      </w:pPr>
+      <w:r>
+        <w:t xml:space="preserve">ANOTHER INSTANCE OF THE SAME MECHANISM, filed here rather than separately because it is one fix: docs/qa/BOB-124/evidence/loginctl_user_state.txt is swallowed by *_user* at .gitignore:~55 and is therefore uncommitted §11.4.83 QA evidence. Its SIBLINGS IN THE SAME DIRECTORY — user1000_grepped.log, user_scope_events_head.log, user_service_lifecycle.log — ARE tracked, saved only by the robust glob negation !docs/qa/**/*.log. That one file is lost purely because it is .txt rather than .log. The pattern is exact: robust glob negations hold; per-file and per-extension rescues leak.</w:t>
+      </w:r>
+    </w:p>
+    <w:p>
+      <w:pPr>
+        <w:pStyle w:val="BodyText"/>
+      </w:pPr>
+      <w:r>
+        <w:t xml:space="preserve">ACCEPTANCE: (1) both twins become trackable and are committed alongside their .md; (2) the BOB-124 .txt evidence likewise; (3) whichever BOB-212 fix direction is chosen, it MUST cover these — a fix that closes the future-swallow while leaving these three artifacts permanently uncommittable has addressed the mechanism and not the damage; (4) a check that a tracked .md in §11.4.65 scope has COMMITTABLE twins, so this class cannot recur silently.</w:t>
+      </w:r>
+    </w:p>
+    <w:p>
+      <w:pPr>
+        <w:pStyle w:val="BodyText"/>
+      </w:pPr>
+      <w:r>
+        <w:t xml:space="preserve">DISCOVERY CHANNEL (§11.4.238): found by the BOB-212 blast-radius sweep — and only on its SECOND pass. The first pass filtered by a source-extension set that omitted .pdf, which hid this finding entirely; the agent re-ran with no extension filter over all 420 non-artifact paths and recorded the blind spot rather than shipping the first number. Worth keeping: an extension allowlist is itself a false-null generator, which is the same shape as the defect being investigated.</w:t>
+      </w:r>
+    </w:p>
+    <w:bookmarkEnd w:id="68"/>
+    <w:bookmarkStart w:id="69" w:name="Xc973ac35236f47c14148f5b58288bb1748733e4"/>
     <w:p>
       <w:pPr>
         <w:pStyle w:val="Heading2"/>
       </w:pPr>
       <w:r>
-        <w:t xml:space="preserve">BOB-180 — Zero-result search with any captcha-flavoured diagnostic emits a RuTracker-specific headline</w:t>
+        <w:t xml:space="preserve">BOB-223 — §11.4.18 script-documentation and §11.4.44 revision headers are ungated — and the perverse consequence is that WRITING the mandated companion doc is what breaks the build</w:t>
       </w:r>
     </w:p>
     <w:p>
@@ -9001,7 +9554,124 @@
         <w:t xml:space="preserve"> </w:t>
       </w:r>
       <w:r>
-        <w:t xml:space="preserve">Low</w:t>
+        <w:t xml:space="preserve">major</w:t>
+      </w:r>
+    </w:p>
+    <w:p>
+      <w:pPr>
+        <w:pStyle w:val="BodyText"/>
+      </w:pPr>
+      <w:r>
+        <w:t xml:space="preserve">WHAT, both conductor-verified with control needles: CM-SCRIPT-DOCS-SYNC occurrences in scripts/pre_build_verification.sh = 0 (control needle CM-MARKDOWN-EXPORT-SYNC = 6, so the instrument sees). §11.4.44 revision-header enforcement likewise 0 hits (control needle 3). Neither §11.4.18’s companion-doc mandate nor §11.4.44’s revision header is enforced by any invariant.</w:t>
+      </w:r>
+    </w:p>
+    <w:p>
+      <w:pPr>
+        <w:pStyle w:val="BodyText"/>
+      </w:pPr>
+      <w:r>
+        <w:t xml:space="preserve">THE PERVERSE CONSEQUENCE, MEASURED: a new script with NO companion doc passes the gate. Writing the companion doc that §11.4.18 MANDATES creates docs/scripts/</w:t>
+      </w:r>
+      <w:r>
+        <w:t xml:space="preserve">.md, which invariant 16 (CM-MARKDOWN-EXPORT-SYNC) then requires to have .html and .pdf twins — and their absence is a BLOCKING failure. This session hit it exactly: docs/scripts/test_gitignore_swallow_is_loud.{html,pdf} are missing and are two of invariant 16’s six violations.</w:t>
+      </w:r>
+      <w:r>
+        <w:t xml:space="preserve"> </w:t>
+      </w:r>
+      <w:r>
+        <w:t xml:space="preserve">So the gate’s incentive gradient points AWAY from the constitution: complying with §11.4.18 is punished, ignoring it is free. That is worse than an ungated rule — it is a rule the machinery actively discourages.</w:t>
+      </w:r>
+    </w:p>
+    <w:p>
+      <w:pPr>
+        <w:pStyle w:val="BodyText"/>
+      </w:pPr>
+      <w:r>
+        <w:t xml:space="preserve">§11.4.227 IS THE GOVERNING ANCHOR: a named gate that exists only in prose is gate debt, and the ledger of unimplemented CM-* names must be monotone-decreasing. CM-SCRIPT-DOCS-SYNC is named in §11.4.18’s own text and implemented nowhere — one concrete row of exactly the 58%-unimplemented population §11.4.227 was minted to shrink.</w:t>
+      </w:r>
+    </w:p>
+    <w:p>
+      <w:pPr>
+        <w:pStyle w:val="BodyText"/>
+      </w:pPr>
+      <w:r>
+        <w:t xml:space="preserve">ACCEPTANCE: (1) either CM-SCRIPT-DOCS-SYNC is implemented, or it is registered as a deferral pointing at a tracked §11.4.197 item — silent absence is what §11.4.227 forbids; (2) same for §11.4.44’s header check; (3) whichever is chosen, the incentive inversion is closed: it must never be cheaper to skip a mandated doc than to write one — if invariant 16 will demand twins, the doc-creation path must produce them, or invariant 16 must scope out docs/scripts until it can; (4) a paired §1.1 mutation per gate implemented.</w:t>
+      </w:r>
+    </w:p>
+    <w:p>
+      <w:pPr>
+        <w:pStyle w:val="BodyText"/>
+      </w:pPr>
+      <w:r>
+        <w:t xml:space="preserve">HONEST NOTE ON SCOPE: this item does not argue §11.4.18 should be enforced immediately — that is an operator call about gate debt priority (§11.4.66). It argues the CURRENT state is incoherent: an unenforced mandate whose observance triggers a different gate’s failure. Either enforce both ends or neither.</w:t>
+      </w:r>
+    </w:p>
+    <w:p>
+      <w:pPr>
+        <w:pStyle w:val="BodyText"/>
+      </w:pPr>
+      <w:r>
+        <w:t xml:space="preserve">DISCOVERY CHANNEL (§11.4.238): found by the T042 readiness preflight while explaining why a new file broke invariant 16. Not by the automated QA regime.</w:t>
+      </w:r>
+    </w:p>
+    <w:bookmarkEnd w:id="69"/>
+    <w:bookmarkStart w:id="70" w:name="X65573623ddfacc4486a4d5494d166708281c78a"/>
+    <w:p>
+      <w:pPr>
+        <w:pStyle w:val="Heading2"/>
+      </w:pPr>
+      <w:r>
+        <w:t xml:space="preserve">BOB-226 — Repair-side walk over foreign-owned INTERIOR directories is untested by any automated path</w:t>
+      </w:r>
+    </w:p>
+    <w:p>
+      <w:pPr>
+        <w:pStyle w:val="FirstParagraph"/>
+      </w:pPr>
+      <w:r>
+        <w:rPr>
+          <w:b/>
+          <w:bCs/>
+        </w:rPr>
+        <w:t xml:space="preserve">Status:</w:t>
+      </w:r>
+      <w:r>
+        <w:t xml:space="preserve"> </w:t>
+      </w:r>
+      <w:r>
+        <w:t xml:space="preserve">Queued</w:t>
+      </w:r>
+      <w:r>
+        <w:t xml:space="preserve"> </w:t>
+      </w:r>
+      <w:r>
+        <w:rPr>
+          <w:b/>
+          <w:bCs/>
+        </w:rPr>
+        <w:t xml:space="preserve">Type:</w:t>
+      </w:r>
+      <w:r>
+        <w:t xml:space="preserve"> </w:t>
+      </w:r>
+      <w:r>
+        <w:t xml:space="preserve">Task</w:t>
+      </w:r>
+      <w:r>
+        <w:t xml:space="preserve"> </w:t>
+      </w:r>
+      <w:r>
+        <w:rPr>
+          <w:b/>
+          <w:bCs/>
+        </w:rPr>
+        <w:t xml:space="preserve">Severity:</w:t>
+      </w:r>
+      <w:r>
+        <w:t xml:space="preserve"> </w:t>
+      </w:r>
+      <w:r>
+        <w:t xml:space="preserve">major</w:t>
       </w:r>
       <w:r>
         <w:t xml:space="preserve"> </w:t>
@@ -9041,66 +9711,17 @@
         <w:pStyle w:val="BodyText"/>
       </w:pPr>
       <w:r>
-        <w:t xml:space="preserve">WHAT: download-proxy/src/api/routes.py:727-745 sets status=captcha_required with a hardcoded message naming RuTracker:</w:t>
-      </w:r>
-      <w:r>
-        <w:t xml:space="preserve"> </w:t>
-      </w:r>
-      <w:r>
-        <w:t xml:space="preserve">‘RuTracker requires CAPTCHA. Use /api/v1/auth/rutracker/captcha’</w:t>
-      </w:r>
-      <w:r>
-        <w:t xml:space="preserve">.</w:t>
-      </w:r>
-    </w:p>
-    <w:p>
-      <w:pPr>
-        <w:pStyle w:val="BodyText"/>
-      </w:pPr>
-      <w:r>
-        <w:t xml:space="preserve">FAILING SCENARIO: a whole search returns zero results and the captcha-flavoured diagnostic came from NNMClub’s Turnstile, not RuTracker. The user is told to visit a RuTracker captcha endpoint for an NNMClub problem.</w:t>
-      </w:r>
-    </w:p>
-    <w:p>
-      <w:pPr>
-        <w:pStyle w:val="BodyText"/>
-      </w:pPr>
-      <w:r>
-        <w:t xml:space="preserve">SEVERITY BOUNDED: the full errors[] and tracker_stats travel in the same response payload, so the truth is present and a client that reads them is not misled – only the headline is wrong. The branch was revived by BOB-172’s error propagation (correctly: suppressing that propagation would recreate the same false-null one layer up, 11.4.247) and is already covered at the routes layer by tests/unit/api_layer/test_routes_coverage.py:782.</w:t>
-      </w:r>
-    </w:p>
-    <w:p>
-      <w:pPr>
-        <w:pStyle w:val="BodyText"/>
-      </w:pPr>
-      <w:r>
-        <w:t xml:space="preserve">FIX DIRECTION: derive the message from the tracker(s) that actually erred rather than hardcoding one.</w:t>
-      </w:r>
-    </w:p>
-    <w:p>
-      <w:pPr>
-        <w:pStyle w:val="BodyText"/>
-      </w:pPr>
-      <w:r>
-        <w:t xml:space="preserve">SCOPE NOTE: api/ was owned by a sibling stream during BOB-172; the author was correct not to touch it.</w:t>
-      </w:r>
-    </w:p>
-    <w:p>
-      <w:pPr>
-        <w:pStyle w:val="BodyText"/>
-      </w:pPr>
-      <w:r>
-        <w:t xml:space="preserve">ACCEPTANCE: an NNMClub-only captcha diagnostic on a zero-result search produces a headline naming NNMClub.</w:t>
-      </w:r>
-    </w:p>
-    <w:bookmarkEnd w:id="59"/>
-    <w:bookmarkStart w:id="60" w:name="Xdd0ee01778cdd0beedeedde5af68edc2fd92d6b"/>
+        <w:t xml:space="preserve">WHAT: ownership_repair walks a declared root and repairs items whose uid is not the operator. The unit suite seeds a foreign uid only onto FILES and SYMLINKS; interior DIRECTORIES stay operator-owned (case 22 seeds only a foreign declared ROOT, on the failure path). Production first-start repairs exactly the untested shape. MANIFEST: tests/unit/test_ownership_repair.sh seed_tree/seed_wrong; scripts/ownership_repair.sh walk at :994. REPRO: seed a tree whose interior directories carry uid 100000 via podman unshare, run the repair, observe no automated assertion covers the outcome. WHY UNTESTED: the unprivileged harness cannot create symlinks inside a directory it no longer owns, which cases 8/9/18 require. The DECLARED GAPS note cross-references tests/ownership/test_container_writes_owned_files.py, but that covers the CREATION side (FR-002), not the repair-side walk. ACCEPTANCE: an integration-layer test (where the unprivileged-harness constraint does not bind) that seeds foreign-owned interior directories, runs the repair, and asserts post-state ownership plus mode preservation. Surfaced by the BOB-207 independent review 2026-08-27.</w:t>
+      </w:r>
+    </w:p>
+    <w:bookmarkEnd w:id="70"/>
+    <w:bookmarkStart w:id="71" w:name="X9991bb9773dc58c94842edea440f362a03d117e"/>
     <w:p>
       <w:pPr>
         <w:pStyle w:val="Heading2"/>
       </w:pPr>
       <w:r>
-        <w:t xml:space="preserve">BOB-182 — Operator decision owed on the export-charset ratchet, plus an auto-lowering baseline</w:t>
+        <w:t xml:space="preserve">BOB-228 — README does not link the LAN-route auth gate guide, so a §11.4.65-scope doc is an orphan under §11.4.212</w:t>
       </w:r>
     </w:p>
     <w:p>
@@ -9118,7 +9739,7 @@
         <w:t xml:space="preserve"> </w:t>
       </w:r>
       <w:r>
-        <w:t xml:space="preserve">In progress</w:t>
+        <w:t xml:space="preserve">Queued</w:t>
       </w:r>
       <w:r>
         <w:t xml:space="preserve"> </w:t>
@@ -9150,7 +9771,7 @@
         <w:t xml:space="preserve"> </w:t>
       </w:r>
       <w:r>
-        <w:t xml:space="preserve">Medium</w:t>
+        <w:t xml:space="preserve">minor</w:t>
       </w:r>
       <w:r>
         <w:t xml:space="preserve"> </w:t>
@@ -9190,65 +9811,17 @@
         <w:pStyle w:val="BodyText"/>
       </w:pPr>
       <w:r>
-        <w:rPr>
-          <w:b/>
-          <w:bCs/>
-        </w:rPr>
-        <w:t xml:space="preserve">OPERATOR DECISION (2026-08-26, §11.4.66 interactive clarification): KEEP THE MONOTONE RATCHET</w:t>
-      </w:r>
-    </w:p>
-    <w:p>
-      <w:pPr>
-        <w:pStyle w:val="BodyText"/>
-      </w:pPr>
-      <w:r>
-        <w:t xml:space="preserve">§11.4.224(E) brownfield adoption answer, recorded as consumer DATA: the adoption model for CM-EXPORT-CHARSET-VALID is the MONOTONE-DECREASE RATCHET. The count may only go down, never up. Immediate hard floor, changed-code-only-with-deadline, and per-corpus phase-in were all offered and NOT chosen. This closes half of BOB-182 — the half that was genuinely the operator’s. THE REMAINING HALF IS A REAL DEFECT STILL OWED: BASELINE is a hardcoded constant, so the ratchet does not actually ratchet — on improvement the gate PASSES and PRINTS the value to lower it to, but nothing lowers it, and the gate keeps permitting regression back to the original count after the corpus heals. The fix must NOT collapse §11.4.249 role separation: a gate that writes its own threshold during a pre-build run becomes a PRODUCER as well as a GATE. Acceptable shapes include a persisted baseline the gate READS but never writes with lowering via a separate explicitly-invoked command, or a gate that FAILS loudly when the live count is below baseline so drift becomes an actionable refusal.</w:t>
-      </w:r>
-    </w:p>
-    <w:p>
-      <w:pPr>
-        <w:pStyle w:val="BodyText"/>
-      </w:pPr>
-      <w:r>
-        <w:t xml:space="preserve">This answer is recorded as consumer DATA per §11.4.35 — it is the operator’s stated choice, not an agent inference, and supersedes any prior agent-chosen default on this question. Options not chosen are named above so a future reader does not re-litigate a settled call (§11.4.112(5) bounded-verdict discipline applied to decisions).</w:t>
-      </w:r>
-    </w:p>
-    <w:p>
-      <w:pPr>
-        <w:pStyle w:val="BodyText"/>
-      </w:pPr>
-      <w:r>
-        <w:t xml:space="preserve">— prior item text follows —</w:t>
-      </w:r>
-    </w:p>
-    <w:p>
-      <w:pPr>
-        <w:pStyle w:val="BodyText"/>
-      </w:pPr>
-      <w:r>
-        <w:t xml:space="preserve">WHAT: CM-EXPORT-CHARSET-VALID (pre-build invariant 50) adopts its 301 pre-existing violations via a monotone-decrease ratchet rather than a hard floor. Two things are owed.</w:t>
-      </w:r>
-    </w:p>
-    <w:p>
-      <w:pPr>
-        <w:numPr>
-          <w:ilvl w:val="0"/>
-          <w:numId w:val="1003"/>
-        </w:numPr>
-      </w:pPr>
-      <w:r>
-        <w:t xml:space="preserve">THE ADOPTION DECISION IS THE OPERATOR’S, NOT THE SCRIPT’S. 11.4.224(E) requires the brownfield adoption question be SURFACED to the operator and the answer recorded as consumer DATA – never an invented ratchet. What exists today is a header comment plus a BOBA_EXPORT_CHARSET_BASELINE override: that DOCUMENTS a decision the agent made, it does not RECORD an answer the operator gave. The independent reviewer judged the choice defensible and would not reverse it (a hard floor on 301 violations makes the build unreachable, which 11.4.234 forbids; 11.4.101 favours the reversible option) but correctly held that it is not yet compliant. Options for the operator: immediate hard floor (BASELINE=0) / keep the monotone ratchet / per-corpus phase-in / changed-code-only with a scheduled full-corpus deadline.</w:t>
-      </w:r>
-    </w:p>
-    <w:p>
-      <w:pPr>
-        <w:numPr>
-          <w:ilvl w:val="0"/>
-          <w:numId w:val="1003"/>
-        </w:numPr>
-      </w:pPr>
-      <w:r>
-        <w:t xml:space="preserve">THE RATCHET DOES NOT ACTUALLY RATCHET. BASELINE is a hardcoded constant. On improvement the gate PASSES and PRINTS the value to lower it to, but nothing lowers it, so the gate keeps permitting regression all the way back to 301 after the corpus heals. The header now says tightening is MANUAL rather than claiming automatic behaviour that does not exist (11.4.6), but the honest statement is a stopgap, not the fix.</w:t>
+        <w:t xml:space="preserve">WHAT: §11.4.212 makes the main README the canonical entry point for ALL project documentation, with no §11.4.65-scope doc reachable by no link path. docs/scripts/check_cm_lan_routes_authenticated.md is not reachable from README.md. MEASURED 2026-08-27: grep -c for the guide name in README.md returns 0, control-needled against a doc README does link (CONTINUATION returns 1), so the instrument is not blind. ACCEPTANCE: README links the guide directly or transitively, and the doc-link generator covers docs/scripts/ so the next such guide cannot land orphaned. Surfaced by the BOB-102 round-13 remediation and independently verified 2026-08-27.</w:t>
+      </w:r>
+    </w:p>
+    <w:bookmarkEnd w:id="71"/>
+    <w:bookmarkStart w:id="72" w:name="X8b9b6672f330fb41d15c18084254ebe6ee928c6"/>
+    <w:p>
+      <w:pPr>
+        <w:pStyle w:val="Heading2"/>
+      </w:pPr>
+      <w:r>
+        <w:t xml:space="preserve">BOB-231 — A gate asserting every executable a pre-build invariant invokes is itself tracked (BOB-227 criterion 2 follow-up)</w:t>
       </w:r>
     </w:p>
     <w:p>
@@ -9256,32 +9829,6 @@
         <w:pStyle w:val="FirstParagraph"/>
       </w:pPr>
       <w:r>
-        <w:t xml:space="preserve">WHY IT WAS NOT BUILT WITH THE FIX: a gate that writes its own threshold during a pre-build run becomes a PRODUCER as well as a GATE (11.4.249 role separation), and that is a design change the operator should approve rather than receive as a side effect.</w:t>
-      </w:r>
-    </w:p>
-    <w:p>
-      <w:pPr>
-        <w:pStyle w:val="BodyText"/>
-      </w:pPr>
-      <w:r>
-        <w:t xml:space="preserve">ACCEPTANCE: the operator’s adoption answer recorded as consumer DATA; and either a persisted baseline the gate lowers and never raises (with the role-separation question answered), or an explicit decision that manual tightening is acceptable.</w:t>
-      </w:r>
-    </w:p>
-    <w:bookmarkEnd w:id="60"/>
-    <w:bookmarkStart w:id="61" w:name="X60b308539ab9831715c7d887a7cc1d3102b8358"/>
-    <w:p>
-      <w:pPr>
-        <w:pStyle w:val="Heading2"/>
-      </w:pPr>
-      <w:r>
-        <w:t xml:space="preserve">BOB-184 — Icon-glyph controls are unverified for non-text contrast because neither contrast oracle can measure them</w:t>
-      </w:r>
-    </w:p>
-    <w:p>
-      <w:pPr>
-        <w:pStyle w:val="FirstParagraph"/>
-      </w:pPr>
-      <w:r>
         <w:rPr>
           <w:b/>
           <w:bCs/>
@@ -9324,7 +9871,7 @@
         <w:t xml:space="preserve"> </w:t>
       </w:r>
       <w:r>
-        <w:t xml:space="preserve">Medium</w:t>
+        <w:t xml:space="preserve">Major</w:t>
       </w:r>
       <w:r>
         <w:t xml:space="preserve"> </w:t>
@@ -9340,2328 +9887,41 @@
         <w:t xml:space="preserve"> </w:t>
       </w:r>
       <w:r>
-        <w:t xml:space="preserve">Claude</w:t>
-      </w:r>
-      <w:r>
-        <w:t xml:space="preserve"> </w:t>
-      </w:r>
-      <w:r>
-        <w:rPr>
-          <w:b/>
-          <w:bCs/>
-        </w:rPr>
-        <w:t xml:space="preserve">Assigned-To:</w:t>
-      </w:r>
-      <w:r>
-        <w:t xml:space="preserve"> </w:t>
-      </w:r>
-      <w:r>
-        <w:t xml:space="preserve">Claude</w:t>
-      </w:r>
-    </w:p>
-    <w:p>
-      <w:pPr>
-        <w:pStyle w:val="BodyText"/>
-      </w:pPr>
-      <w:r>
-        <w:t xml:space="preserve">Three icon-glyph controls (.bridge-retry, .theme-toggle, .caret) render text made of non-BMP code points. axe-core declines to decide their contrast, reporting them under the incomplete channel with messageKey nonBmp and resolving NEITHER fgColor NOR bgColor, so the Python recomputation in docs/qa/BOB-164/axe_contrast_scan.py cannot decide either: 40 such nodes across 16 palette x mode combinations. BOB-164 round 2 stopped them being scored as silent passes by naming them GLYPH_UNMEASURED, printing them on every run and fencing them, so any NEW unmeasured glyph node blocks. What remains genuinely unproven is their contrast itself: as non-text user-interface components they owe 3:1 under WCAG SC 1.4.11, and no oracle in this repo measures that today. Acceptance: a measurement path that resolves the effective foreground and backdrop for glyph controls (for example reading getComputedStyle colour against the composited backdrop, or replacing the glyphs with inline SVG carrying explicit fill tokens), each of the three controls shown to clear 3:1 in all 16 palette x mode combinations, and the GLYPH_UNMEASURED fence shrunk by exactly the nodes then proven.</w:t>
-      </w:r>
-    </w:p>
-    <w:bookmarkEnd w:id="61"/>
-    <w:bookmarkStart w:id="62" w:name="Xfc4e58e0a20fd56304009e1be94b2adbaae4a6a"/>
-    <w:p>
-      <w:pPr>
-        <w:pStyle w:val="Heading2"/>
-      </w:pPr>
-      <w:r>
-        <w:t xml:space="preserve">BOB-185 — Rendered-DOM contrast oracle cannot see data-driven nodes, leaving badge and status pills arithmetic-only</w:t>
-      </w:r>
-    </w:p>
-    <w:p>
-      <w:pPr>
-        <w:pStyle w:val="FirstParagraph"/>
-      </w:pPr>
-      <w:r>
-        <w:rPr>
-          <w:b/>
-          <w:bCs/>
-        </w:rPr>
-        <w:t xml:space="preserve">Status:</w:t>
-      </w:r>
-      <w:r>
-        <w:t xml:space="preserve"> </w:t>
-      </w:r>
-      <w:r>
-        <w:t xml:space="preserve">Queued</w:t>
-      </w:r>
-      <w:r>
-        <w:t xml:space="preserve"> </w:t>
-      </w:r>
-      <w:r>
-        <w:rPr>
-          <w:b/>
-          <w:bCs/>
-        </w:rPr>
-        <w:t xml:space="preserve">Type:</w:t>
-      </w:r>
-      <w:r>
-        <w:t xml:space="preserve"> </w:t>
-      </w:r>
-      <w:r>
-        <w:t xml:space="preserve">Task</w:t>
-      </w:r>
-      <w:r>
-        <w:t xml:space="preserve"> </w:t>
-      </w:r>
-      <w:r>
-        <w:rPr>
-          <w:b/>
-          <w:bCs/>
-        </w:rPr>
-        <w:t xml:space="preserve">Severity:</w:t>
-      </w:r>
-      <w:r>
-        <w:t xml:space="preserve"> </w:t>
-      </w:r>
-      <w:r>
-        <w:t xml:space="preserve">Medium</w:t>
-      </w:r>
-      <w:r>
-        <w:t xml:space="preserve"> </w:t>
-      </w:r>
-      <w:r>
-        <w:rPr>
-          <w:b/>
-          <w:bCs/>
-        </w:rPr>
-        <w:t xml:space="preserve">Created-By:</w:t>
-      </w:r>
-      <w:r>
-        <w:t xml:space="preserve"> </w:t>
-      </w:r>
-      <w:r>
-        <w:t xml:space="preserve">Claude</w:t>
-      </w:r>
-      <w:r>
-        <w:t xml:space="preserve"> </w:t>
-      </w:r>
-      <w:r>
-        <w:rPr>
-          <w:b/>
-          <w:bCs/>
-        </w:rPr>
-        <w:t xml:space="preserve">Assigned-To:</w:t>
-      </w:r>
-      <w:r>
-        <w:t xml:space="preserve"> </w:t>
-      </w:r>
-      <w:r>
-        <w:t xml:space="preserve">Claude</w:t>
-      </w:r>
-    </w:p>
-    <w:p>
-      <w:pPr>
-        <w:pStyle w:val="BodyText"/>
-      </w:pPr>
-      <w:r>
-        <w:t xml:space="preserve">docs/qa/BOB-164/axe_contrast_scan.py scans a static dist with no backend, so every node whose existence depends on fetched data is absent from the page it measures: the results table renders empty, so .type-badge and .quality-badge never appear, and the hooks list renders empty, so .status pills never appear. That is precisely why the BOB-164 round-1 regression went unseen in a rendered DOM even though it was scanned in all 16 themes, and it is why round 2 had to close the class in the arithmetic oracle instead. Those nodes are now covered by frontend/src/app/models/style-contrast.spec.ts, which extracts declared foreground-on-fill pairs from the stylesheets, but that is an ARITHMETIC claim about declared colour pairs, not a rendered-pixel one: it cannot see opacity applied by an ancestor, a composited backdrop, or a cascade this repo’s static extractor does not model. Acceptance: the scan drives the dashboard with seeded fixture data (a stub backend, a route fixture, or an injected component harness) so the badge and status nodes are present in the DOM, axe measures them directly, and a control needle proves the rendered oracle sees a seeded sub-floor badge before any clean result from it is believed.</w:t>
-      </w:r>
-    </w:p>
-    <w:bookmarkEnd w:id="62"/>
-    <w:bookmarkStart w:id="63" w:name="X1c75a5e72e0824425970fb9362688446313d342"/>
-    <w:p>
-      <w:pPr>
-        <w:pStyle w:val="Heading2"/>
-      </w:pPr>
-      <w:r>
-        <w:t xml:space="preserve">BOB-187 — ownership_precondition.sh is unfenced: same unreviewed .env-driven scope as the now-fenced repair, still writes probe files at any declared path</w:t>
-      </w:r>
-    </w:p>
-    <w:p>
-      <w:pPr>
-        <w:pStyle w:val="FirstParagraph"/>
-      </w:pPr>
-      <w:r>
-        <w:rPr>
-          <w:b/>
-          <w:bCs/>
-        </w:rPr>
-        <w:t xml:space="preserve">Status:</w:t>
-      </w:r>
-      <w:r>
-        <w:t xml:space="preserve"> </w:t>
-      </w:r>
-      <w:r>
-        <w:t xml:space="preserve">In progress</w:t>
-      </w:r>
-      <w:r>
-        <w:t xml:space="preserve"> </w:t>
-      </w:r>
-      <w:r>
-        <w:rPr>
-          <w:b/>
-          <w:bCs/>
-        </w:rPr>
-        <w:t xml:space="preserve">Type:</w:t>
-      </w:r>
-      <w:r>
-        <w:t xml:space="preserve"> </w:t>
-      </w:r>
-      <w:r>
-        <w:t xml:space="preserve">Bug</w:t>
-      </w:r>
-    </w:p>
-    <w:p>
-      <w:pPr>
-        <w:pStyle w:val="BodyText"/>
-      </w:pPr>
-      <w:r>
-        <w:t xml:space="preserve">scripts/ownership_precondition.sh consumes the SAME unreviewed .env-driven scope as ownership_repair.sh and creates probe files inside it, but it is NOT fenced. T028 remediation added ownership_path_fence() to scripts/lib/ownership.sh and wired it into ownership_repair.sh, closing the path-escape class there; the precondition was outside that agents file scope and still accepts whatever config/owned_paths.yaml expands to. Blast radius is lower than a recursive chown (it writes probe files rather than mutating ownership of an existing tree) but the INPUT is identical and equally unreviewed, so the same QBITTORRENT_DATA_DIR value that would have driven a filesystem-wide chown will drive probe-file creation at an arbitrary location. Note the escape is empirically confirmed for the repair path, not merely reasoned: during T028 remediation a probe declaring the verbatim shipped entry with QBITTORRENT_DATA_DIR=/ hung the suite, and ps showed the real artifact executing</w:t>
-      </w:r>
-      <w:r>
-        <w:t xml:space="preserve"> </w:t>
-      </w:r>
-      <w:r>
-        <w:t xml:space="preserve">“find / ( ! -uid 1000 -o ! -gid 1000 ) -printf …”</w:t>
-      </w:r>
-      <w:r>
-        <w:t xml:space="preserve"> </w:t>
-      </w:r>
-      <w:r>
-        <w:t xml:space="preserve">before it was killed by verified pid. Acceptance: ownership_precondition.sh calls the SAME ownership_path_fence() predicate from scripts/lib/ownership.sh (never a second dialect, 11.4.251), refuses fail-closed on a rejected entry, and ships a paired 1.1 mutation proving the refusal fires PLUS a negative control proving the six live shipped entries still ACCEPT so the fix is not a 11.4.201(1) false-positive refusal. Discovered out-of-band during T028 remediation and reported by the agent as needing tracking, so it is also a 11.4.238 coverage escape.</w:t>
-      </w:r>
-    </w:p>
-    <w:bookmarkEnd w:id="63"/>
-    <w:bookmarkStart w:id="64" w:name="Xcd92acb8ba4b4689af31774f9ab753524fb4a5b"/>
-    <w:p>
-      <w:pPr>
-        <w:pStyle w:val="Heading2"/>
-      </w:pPr>
-      <w:r>
-        <w:t xml:space="preserve">BOB-188 — Gate invariant 17 runs a STALE TRACKED binary that structurally cannot see the violations it exists to catch</w:t>
-      </w:r>
-    </w:p>
-    <w:p>
-      <w:pPr>
-        <w:pStyle w:val="FirstParagraph"/>
-      </w:pPr>
-      <w:r>
-        <w:rPr>
-          <w:b/>
-          <w:bCs/>
-        </w:rPr>
-        <w:t xml:space="preserve">Status:</w:t>
-      </w:r>
-      <w:r>
-        <w:t xml:space="preserve"> </w:t>
-      </w:r>
-      <w:r>
-        <w:t xml:space="preserve">In progress</w:t>
-      </w:r>
-      <w:r>
-        <w:t xml:space="preserve"> </w:t>
-      </w:r>
-      <w:r>
-        <w:rPr>
-          <w:b/>
-          <w:bCs/>
-        </w:rPr>
-        <w:t xml:space="preserve">Type:</w:t>
-      </w:r>
-      <w:r>
-        <w:t xml:space="preserve"> </w:t>
-      </w:r>
-      <w:r>
-        <w:t xml:space="preserve">Bug</w:t>
-      </w:r>
-    </w:p>
-    <w:p>
-      <w:pPr>
-        <w:pStyle w:val="BodyText"/>
-      </w:pPr>
-      <w:r>
-        <w:rPr>
-          <w:b/>
-          <w:bCs/>
-        </w:rPr>
-        <w:t xml:space="preserve">OPERATOR DECISION (2026-08-26, §11.4.66 interactive clarification): UNTRACK THE BINARY — BUILD ON DEMAND</w:t>
-      </w:r>
-    </w:p>
-    <w:p>
-      <w:pPr>
-        <w:pStyle w:val="BodyText"/>
-      </w:pPr>
-      <w:r>
-        <w:t xml:space="preserve">§11.4.30 answer, recorded as consumer DATA: the compiled</w:t>
-      </w:r>
-      <w:r>
-        <w:t xml:space="preserve"> </w:t>
-      </w:r>
-      <w:r>
-        <w:rPr>
-          <w:rStyle w:val="VerbatimChar"/>
-        </w:rPr>
-        <w:t xml:space="preserve">workable-items</w:t>
-      </w:r>
-      <w:r>
-        <w:t xml:space="preserve"> </w:t>
-      </w:r>
-      <w:r>
-        <w:t xml:space="preserve">binary is NOT to be git-tracked.</w:t>
-      </w:r>
-      <w:r>
-        <w:t xml:space="preserve"> </w:t>
-      </w:r>
-      <w:r>
-        <w:t xml:space="preserve">‘Any build derivate which we can recreate by executing proper mechanism for generating MUST NOT be versioned’</w:t>
-      </w:r>
-      <w:r>
-        <w:t xml:space="preserve"> </w:t>
-      </w:r>
-      <w:r>
-        <w:t xml:space="preserve">applies without exception here. Keeping it tracked with only the invariant-52 fingerprint gate, and keeping it tracked with a commit-time rebuild, were both offered and NOT chosen. REQUIRED END STATE: the gate builds from source, or REFUSES HONESTLY when the Go toolchain is absent (§11.4.201(11) — probe the artifact through its real invocation path, never fake a pass, never silently fall back to a stale binary). Staleness becomes structurally impossible rather than merely detected. ACCEPTED COST: a fresh clone needs a Go toolchain before invariant 17 can run — already true for the qBitTorrent-go backend, so this adds no new host requirement. The invariant-52 fingerprint gate remains useful as defence-in-depth for as long as any binary exists on disk.</w:t>
-      </w:r>
-    </w:p>
-    <w:p>
-      <w:pPr>
-        <w:pStyle w:val="BodyText"/>
-      </w:pPr>
-      <w:r>
-        <w:t xml:space="preserve">This answer is recorded as consumer DATA per §11.4.35 — it is the operator’s stated choice, not an agent inference, and supersedes any prior agent-chosen default on this question. Options not chosen are named above so a future reader does not re-litigate a settled call (§11.4.112(5) bounded-verdict discipline applied to decisions).</w:t>
-      </w:r>
-    </w:p>
-    <w:p>
-      <w:pPr>
-        <w:pStyle w:val="BodyText"/>
-      </w:pPr>
-      <w:r>
-        <w:t xml:space="preserve">— prior item text follows —</w:t>
-      </w:r>
-    </w:p>
-    <w:p>
-      <w:pPr>
-        <w:pStyle w:val="BodyText"/>
-      </w:pPr>
-      <w:r>
-        <w:t xml:space="preserve">pre_build_verification.sh invariant 17 (CM-WORKABLE-ITEMS-VALIDATE) resolves its binary through the candidate loop at :534, whose FIRST entry is constitution/scripts/workable-items/bin/workable-items. That file is GIT-TRACKED (md5 17644a248363, identical to bin/workable-items-linux) and executable, so it WINS resolution over the current untracked sibling constitution/scripts/workable-items/workable-items (md5 43376a6d0184). The tracked binary is STALE: it does not contain the guards its own source now has.</w:t>
-      </w:r>
-    </w:p>
-    <w:p>
-      <w:pPr>
-        <w:pStyle w:val="BodyText"/>
-      </w:pPr>
-      <w:r>
-        <w:t xml:space="preserve">MEASURED, needle-proven, 2026-08-25. String presence in the tracked binary:</w:t>
-      </w:r>
-      <w:r>
-        <w:t xml:space="preserve"> </w:t>
-      </w:r>
-      <w:r>
-        <w:t xml:space="preserve">“refusing to set terminal status”</w:t>
-      </w:r>
-      <w:r>
-        <w:t xml:space="preserve"> </w:t>
-      </w:r>
-      <w:r>
-        <w:t xml:space="preserve">-&gt; 0;</w:t>
-      </w:r>
-      <w:r>
-        <w:t xml:space="preserve"> </w:t>
-      </w:r>
-      <w:r>
-        <w:t xml:space="preserve">“Issues-location item has TERMINAL status”</w:t>
-      </w:r>
-      <w:r>
-        <w:t xml:space="preserve"> </w:t>
-      </w:r>
-      <w:r>
-        <w:t xml:space="preserve">-&gt; 0; control needle from the SAME updateCmd,</w:t>
-      </w:r>
-      <w:r>
-        <w:t xml:space="preserve"> </w:t>
-      </w:r>
-      <w:r>
-        <w:t xml:space="preserve">“at least one mutable field flag is required”</w:t>
-      </w:r>
-      <w:r>
-        <w:t xml:space="preserve"> </w:t>
-      </w:r>
-      <w:r>
-        <w:t xml:space="preserve">-&gt; 2 (so the instrument sees through that path and the zeros are real absences, not a blind read). The untracked sibling returns 1 / 1 / 2 for the same three queries. A check whose message string is absent from the binary cannot fire.</w:t>
-      </w:r>
-    </w:p>
-    <w:p>
-      <w:pPr>
-        <w:pStyle w:val="BodyText"/>
-      </w:pPr>
-      <w:r>
-        <w:t xml:space="preserve">RUNTIME PROOF: the same injected violation (a row set to terminal status while current_location=Issues) run through both binaries -&gt; stale reports 1 violation (only the body_md desync class), current reports 2 including the location-status class verbatim. This is exactly why the ten BOB-166 rows (BOB-087/129/131/144/145/146/148/153/155/157) survived undetected: the gate that was supposed to catch them was running a binary structurally incapable of seeing them.</w:t>
-      </w:r>
-    </w:p>
-    <w:p>
-      <w:pPr>
-        <w:pStyle w:val="BodyText"/>
-      </w:pPr>
-      <w:r>
-        <w:t xml:space="preserve">The 11.4.108 SOURCE-&gt;ARTIFACT gap: source correct, artifact stale, every gate reading the artifact reports green. This is the THIRD instance of that class found in one session, alongside BOB-169 (a charset gate that never opened a file) and BOB-183 (a served bundle five days older than its sources).</w:t>
-      </w:r>
-    </w:p>
-    <w:p>
-      <w:pPr>
-        <w:pStyle w:val="BodyText"/>
-      </w:pPr>
-      <w:r>
-        <w:t xml:space="preserve">COMPOUNDING: the comment at :519-523 directly above the loop asserts</w:t>
-      </w:r>
-      <w:r>
-        <w:t xml:space="preserve"> </w:t>
-      </w:r>
-      <w:r>
-        <w:t xml:space="preserve">“The naive bin/workable-items path never existed in this checkout (bin/ is a gitignored local build-output dir nothing ever populated)”</w:t>
-      </w:r>
-      <w:r>
-        <w:t xml:space="preserve">. That statement is now FALSE - bin/ holds two tracked binaries. A stale comment asserting the absence of the very file that now shadows resolution is how this stayed invisible.</w:t>
-      </w:r>
-    </w:p>
-    <w:p>
-      <w:pPr>
-        <w:pStyle w:val="BodyText"/>
-      </w:pPr>
-      <w:r>
-        <w:t xml:space="preserve">Also an 11.4.30 question the operator owns: bin/workable-items and bin/workable-items-linux are VERSIONED BUILD ARTIFACTS in a constitution submodule that is inherited by reference by every consumer, so every consumer inherits whichever binary was last committed. Flagged independently by two separate agents this session.</w:t>
-      </w:r>
-    </w:p>
-    <w:p>
-      <w:pPr>
-        <w:pStyle w:val="BodyText"/>
-      </w:pPr>
-      <w:r>
-        <w:t xml:space="preserve">ACCEPTANCE: (a) resolution must never prefer a stale artifact over a current one - either the tracked binaries are removed and resolution falls through to build-on-demand, or a freshness check refuses a binary older than its sources (see the BOB-183 fingerprint gate for a working pattern); (b) the false comment at :519-523 corrected; (c) a paired 1.1 mutation proving the new refusal fires, plus a negative control proving a genuinely fresh binary still passes so the fix is not an 11.4.201(1) false-positive refusal; (d) the 11.4.30 tracked-binary decision recorded as operator DATA. Discovered out-of-band during BOB-166 remediation - a 11.4.238 coverage escape in its own right.</w:t>
-      </w:r>
-    </w:p>
-    <w:bookmarkEnd w:id="64"/>
-    <w:bookmarkStart w:id="65" w:name="X06cd7e6960292c84b4e50a29b892446587b19eb"/>
-    <w:p>
-      <w:pPr>
-        <w:pStyle w:val="Heading2"/>
-      </w:pPr>
-      <w:r>
-        <w:t xml:space="preserve">BOB-189 — CM-NO-FAIL-OPEN-SKIP scanner flags fail-CLOSED SSRF guards as fail-open (§11.4.201(1) FAIL-bluff in our own gate)</w:t>
-      </w:r>
-    </w:p>
-    <w:p>
-      <w:pPr>
-        <w:pStyle w:val="FirstParagraph"/>
-      </w:pPr>
-      <w:r>
-        <w:rPr>
-          <w:b/>
-          <w:bCs/>
-        </w:rPr>
-        <w:t xml:space="preserve">Status:</w:t>
-      </w:r>
-      <w:r>
-        <w:t xml:space="preserve"> </w:t>
-      </w:r>
-      <w:r>
-        <w:t xml:space="preserve">Queued</w:t>
-      </w:r>
-      <w:r>
-        <w:t xml:space="preserve"> </w:t>
-      </w:r>
-      <w:r>
-        <w:rPr>
-          <w:b/>
-          <w:bCs/>
-        </w:rPr>
-        <w:t xml:space="preserve">Type:</w:t>
-      </w:r>
-      <w:r>
-        <w:t xml:space="preserve"> </w:t>
-      </w:r>
-      <w:r>
-        <w:t xml:space="preserve">Bug</w:t>
-      </w:r>
-    </w:p>
-    <w:p>
-      <w:pPr>
-        <w:pStyle w:val="BodyText"/>
-      </w:pPr>
-      <w:r>
-        <w:t xml:space="preserve">WHAT: the fail-open scanner’s shape-(A2) heuristic cannot distinguish</w:t>
-      </w:r>
-      <w:r>
-        <w:t xml:space="preserve"> </w:t>
-      </w:r>
-      <w:r>
-        <w:t xml:space="preserve">‘return False’</w:t>
-      </w:r>
-      <w:r>
-        <w:t xml:space="preserve"> </w:t>
-      </w:r>
-      <w:r>
-        <w:t xml:space="preserve">meaning PROCEED-AS-IF-FINE from</w:t>
-      </w:r>
-      <w:r>
-        <w:t xml:space="preserve"> </w:t>
-      </w:r>
-      <w:r>
-        <w:t xml:space="preserve">‘return False’</w:t>
-      </w:r>
-      <w:r>
-        <w:t xml:space="preserve"> </w:t>
-      </w:r>
-      <w:r>
-        <w:t xml:space="preserve">meaning REFUSE. It flags six textbook fail-CLOSED guards as fail-open defects: _is_safe_fetch_url (x3), _qbit_add_succeeded (x2), and the hooks path-boundary guard. INDEPENDENTLY VERIFIED 2026-08-25 by the conductor rather than taken on the triage agent’s word: download-proxy/src/api/routes.py:1122 defines _is_safe_fetch_url returning bool, and its only call site at :1476 reads ’if not _is_safe_fetch_url(url): logger.warning(Refusing SSRF-unsafe download URL (non-public target); skipping); continue’ - a False return REFUSES the URL. WHY THIS MATTERS: per §11.4.201(1) a false-positive refusal is a FAIL-bluff of equal severity to a false-negative pass, and here the consequence is worse than noise - acting on the finding would mean making the SSRF guard stop returning False, i.e. deleting an SSRF protection to satisfy a gate. A gate that instructs you to remove a security control is actively dangerous, not merely imprecise. REPRO: run the fail-open scan; observe six hits; read each call site. ACCEPTANCE: the scanner distinguishes refuse-shaped from proceed-shaped False returns (call-site-aware, or an audited waiver list with per-entry justification), the six drop out, AND a golden-FALSE fixture containing a real fail-closed guard is added so the discrimination is itself falsifiable per §1.1.</w:t>
-      </w:r>
-    </w:p>
-    <w:bookmarkEnd w:id="65"/>
-    <w:bookmarkStart w:id="66" w:name="Xc0ca9ee9a44c887f18fe9c4513414cd28bccb41"/>
-    <w:p>
-      <w:pPr>
-        <w:pStyle w:val="Heading2"/>
-      </w:pPr>
-      <w:r>
-        <w:t xml:space="preserve">BOB-191 — Fail-open scanner is a MATCHER hole blind to 5 enumerated languages (Go/Rust/Ruby/C/…) — enumerated-but-unanalysable prints PASS instead of SKIP (§11.4.201(6))</w:t>
-      </w:r>
-    </w:p>
-    <w:p>
-      <w:pPr>
-        <w:pStyle w:val="FirstParagraph"/>
-      </w:pPr>
-      <w:r>
-        <w:rPr>
-          <w:b/>
-          <w:bCs/>
-        </w:rPr>
-        <w:t xml:space="preserve">Status:</w:t>
-      </w:r>
-      <w:r>
-        <w:t xml:space="preserve"> </w:t>
-      </w:r>
-      <w:r>
-        <w:t xml:space="preserve">Queued</w:t>
-      </w:r>
-      <w:r>
-        <w:t xml:space="preserve"> </w:t>
-      </w:r>
-      <w:r>
-        <w:rPr>
-          <w:b/>
-          <w:bCs/>
-        </w:rPr>
-        <w:t xml:space="preserve">Type:</w:t>
-      </w:r>
-      <w:r>
-        <w:t xml:space="preserve"> </w:t>
-      </w:r>
-      <w:r>
-        <w:t xml:space="preserve">Bug</w:t>
-      </w:r>
-    </w:p>
-    <w:p>
-      <w:pPr>
-        <w:pStyle w:val="BodyText"/>
-      </w:pPr>
-      <w:r>
-        <w:t xml:space="preserve">WHAT: the §11.4.252 fail-open scan reports 0 hits for qBitTorrent-go, and that zero is NOT evidence. The triage agent ran control needles through the scanner’s own path per §11.4.201(7)(b): a Python</w:t>
-      </w:r>
-      <w:r>
-        <w:t xml:space="preserve"> </w:t>
-      </w:r>
-      <w:r>
-        <w:t xml:space="preserve">‘except Exception: pass’</w:t>
-      </w:r>
-      <w:r>
-        <w:t xml:space="preserve"> </w:t>
-      </w:r>
-      <w:r>
-        <w:t xml:space="preserve">needle was SEEN, a TypeScript</w:t>
-      </w:r>
-      <w:r>
-        <w:t xml:space="preserve"> </w:t>
-      </w:r>
-      <w:r>
-        <w:t xml:space="preserve">‘catch (e) {}’</w:t>
-      </w:r>
-      <w:r>
-        <w:t xml:space="preserve"> </w:t>
-      </w:r>
-      <w:r>
-        <w:t xml:space="preserve">needle was SEEN (so frontend/src’s zero IS a real zero), but a Go empty-</w:t>
-      </w:r>
-      <w:r>
-        <w:t xml:space="preserve">‘if err != nil {}’</w:t>
-      </w:r>
-      <w:r>
-        <w:t xml:space="preserve"> </w:t>
-      </w:r>
-      <w:r>
-        <w:t xml:space="preserve">needle was NOT SEEN. An instrument that cannot see the idiom returns the same quiet zero as a clean tree, and only one of those is honest. DISTINCT FROM BOB-189, deliberately not merged with it per §11.4.214: BOB-189 is a false MATCH (fail-closed guards reported as fail-open); this is a false NULL (an entire language unscanned). Same scanner, opposite failure directions, different fixes - merging them would hide one behind the other. IMPACT: Go is the language of qbittorrent-proxy-go and boba-jackett (port 7189, which owns encrypted tracker credentials), so the unscanned surface is exactly where §11.4.252’s credential-plus-mutation combination is most likely. Nobody has assessed it; the dashboard says clean. ACCEPTANCE: the scanner grows a Go arm covering the empty-err-block and swallowed-error idioms, its needle is SEEN through the real path, qBitTorrent-go’s result is re-derived, and every finding is triaged as this Python/TS pass was. Until then qBitTorrent-go’s fail-open posture is UNKNOWN and must be reported as UNKNOWN, never as 0.</w:t>
-      </w:r>
-    </w:p>
-    <w:bookmarkEnd w:id="66"/>
-    <w:bookmarkStart w:id="67" w:name="Xcbb65803fa4353036c53c7c47477db14ee6e83b"/>
-    <w:p>
-      <w:pPr>
-        <w:pStyle w:val="Heading2"/>
-      </w:pPr>
-      <w:r>
-        <w:t xml:space="preserve">BOB-192 — Remediate the 6 ratcheted CM-NO-FAIL-OPEN-SKIP findings — each needs a live-stack-verified classify-or-fail rewrite</w:t>
-      </w:r>
-    </w:p>
-    <w:p>
-      <w:pPr>
-        <w:pStyle w:val="FirstParagraph"/>
-      </w:pPr>
-      <w:r>
-        <w:rPr>
-          <w:b/>
-          <w:bCs/>
-        </w:rPr>
-        <w:t xml:space="preserve">Status:</w:t>
-      </w:r>
-      <w:r>
-        <w:t xml:space="preserve"> </w:t>
-      </w:r>
-      <w:r>
-        <w:t xml:space="preserve">Queued</w:t>
-      </w:r>
-      <w:r>
-        <w:t xml:space="preserve"> </w:t>
-      </w:r>
-      <w:r>
-        <w:rPr>
-          <w:b/>
-          <w:bCs/>
-        </w:rPr>
-        <w:t xml:space="preserve">Type:</w:t>
-      </w:r>
-      <w:r>
-        <w:t xml:space="preserve"> </w:t>
-      </w:r>
-      <w:r>
-        <w:t xml:space="preserve">Task</w:t>
-      </w:r>
-    </w:p>
-    <w:p>
-      <w:pPr>
-        <w:pStyle w:val="BodyText"/>
-      </w:pPr>
-      <w:r>
-        <w:t xml:space="preserve">WHAT: the BOB-161 gate lands with 6 real fail-open skips RATCHETED rather than fixed. Ratcheting is the constitution’s named brownfield default (§11.4.135/§11.4.224(E)) and this repo’s own precedent, so the choice is correct - but the remediation it defers is real work that must be owned somewhere. WHY THIS ITEM EXISTS: the gate’s own header asserted the 6 were</w:t>
-      </w:r>
-      <w:r>
-        <w:t xml:space="preserve"> </w:t>
-      </w:r>
-      <w:r>
-        <w:t xml:space="preserve">‘TRACKED SEPARATELY (§11.4.197)’</w:t>
-      </w:r>
-      <w:r>
-        <w:t xml:space="preserve"> </w:t>
-      </w:r>
-      <w:r>
-        <w:t xml:space="preserve">while no tracker row existed. The §11.4.209 independent review verified the absence and raised it as IMPORTANT-5, noting that without a row those findings are precisely the parked-unverified debt class §11.4.226(4) names - the population an operator samples and finds broken. A prose claim of being tracked is not tracking. WHAT EACH NEEDS: a skip that fires on evidence the host ANSWERED must either classify the response and FAIL on it, or take a §11.4.69 reason that is honestly derivable from the environment rather than from the response - verified against the live stack, not asserted. Two of the six sit under</w:t>
-      </w:r>
-      <w:r>
-        <w:t xml:space="preserve"> </w:t>
-      </w:r>
-      <w:r>
-        <w:t xml:space="preserve">‘# allow-skip:’</w:t>
-      </w:r>
-      <w:r>
-        <w:t xml:space="preserve"> </w:t>
-      </w:r>
-      <w:r>
-        <w:t xml:space="preserve">markers at tests/unit/test_tracker_auth_live.py:105 and :108, which the reviewer confirmed genuinely are fail-open, so that marker must not be treated as absolution. ACCEPTANCE: all 6 remediated with RED-first evidence per §11.4.115, the gate’s BASELINE ratcheted to 0, and the ratchet’s monotone-decreasing property preserved throughout (§11.4.227(A)). NOTE the reviewer’s MINOR-1: a count-baseline absorbs a one-out-one-in swap, so remediation progress must be checked against the finding SET, not only the count.</w:t>
-      </w:r>
-    </w:p>
-    <w:bookmarkEnd w:id="67"/>
-    <w:bookmarkStart w:id="68" w:name="Xc10100f7380538d128b0df1c97d690968b97d37"/>
-    <w:p>
-      <w:pPr>
-        <w:pStyle w:val="Heading2"/>
-      </w:pPr>
-      <w:r>
-        <w:t xml:space="preserve">BOB-194 — Pre-build gates walk .claude/worktrees, so a stale agent worktree can fail the main build (§11.4.201(1))</w:t>
-      </w:r>
-    </w:p>
-    <w:p>
-      <w:pPr>
-        <w:pStyle w:val="FirstParagraph"/>
-      </w:pPr>
-      <w:r>
-        <w:rPr>
-          <w:b/>
-          <w:bCs/>
-        </w:rPr>
-        <w:t xml:space="preserve">Status:</w:t>
-      </w:r>
-      <w:r>
-        <w:t xml:space="preserve"> </w:t>
-      </w:r>
-      <w:r>
-        <w:t xml:space="preserve">In progress</w:t>
-      </w:r>
-      <w:r>
-        <w:t xml:space="preserve"> </w:t>
-      </w:r>
-      <w:r>
-        <w:rPr>
-          <w:b/>
-          <w:bCs/>
-        </w:rPr>
-        <w:t xml:space="preserve">Type:</w:t>
-      </w:r>
-      <w:r>
-        <w:t xml:space="preserve"> </w:t>
-      </w:r>
-      <w:r>
-        <w:t xml:space="preserve">Bug</w:t>
-      </w:r>
-    </w:p>
-    <w:p>
-      <w:pPr>
-        <w:pStyle w:val="BodyText"/>
-      </w:pPr>
-      <w:r>
-        <w:t xml:space="preserve">WHAT: agent worktrees under .claude/worktrees/ are ephemeral copies pinned at arbitrary commits - never built, never shipped, deleted when the agent finishes. Pre-build gates that walk the tree with find(1) from the repo root descend into them anyway. MEASURED INSTANCE (2026-08-25): CM-GO-TOOLCHAIN-MATCHES-BUILDER FAILED the main build with exactly one finding, from .claude/worktrees/agent-afda1df906c537ab4 - a worktree 86 commits behind still carrying</w:t>
-      </w:r>
-      <w:r>
-        <w:t xml:space="preserve"> </w:t>
-      </w:r>
-      <w:r>
-        <w:t xml:space="preserve">‘FROM golang:1.23-alpine’</w:t>
-      </w:r>
-      <w:r>
-        <w:t xml:space="preserve"> </w:t>
-      </w:r>
-      <w:r>
-        <w:t xml:space="preserve">against a go.mod long since at 1.26.2. The main tree was CORRECT throughout. Per §11.4.201(1) a false-positive refusal is a FAIL-bluff of equal severity to a false pass: it blocks real work and teaches people to bypass the gate. FIXED FOR ONE GATE:</w:t>
-      </w:r>
-      <w:r>
-        <w:t xml:space="preserve"> </w:t>
-      </w:r>
-      <w:r>
-        <w:t xml:space="preserve">‘.claude’</w:t>
-      </w:r>
-      <w:r>
-        <w:t xml:space="preserve"> </w:t>
-      </w:r>
-      <w:r>
-        <w:t xml:space="preserve">added to that gate’s PRUNE_DIRS with a deterministic §1.1 pair - a stale mismatch inside .claude/worktrees must NOT fail a healthy tree, the SAME mismatch outside it MUST still fail, so the prune cannot widen into blindness (§11.4.201(6)). Mutation verified: reverting the prune fails 2 checks. SURVEY, measured not inferred: 8 of 13 pre_build gates walk the tree; only the fixed one prunes .claude. Gates using</w:t>
-      </w:r>
-      <w:r>
-        <w:t xml:space="preserve"> </w:t>
-      </w:r>
-      <w:r>
-        <w:t xml:space="preserve">‘git ls-files’</w:t>
-      </w:r>
-      <w:r>
-        <w:t xml:space="preserve"> </w:t>
-      </w:r>
-      <w:r>
-        <w:t xml:space="preserve">are structurally immune - worktrees are untracked. Empirically probed: check_cm_closure_seam_binds, check_cm_killpg_pgid_guard and check_cm_no_production_mutation_residue all rc=0 with ZERO worktree references - clean in practice today. UNMEASURED, not clean: check_cm_test_mock_pid_explicit_int and check_cm_test_mock_pid_patched_when_real_pid were not reached before the probe budget expired. HYPOTHESIS REFUTED, recorded so nobody re-walks it: an earlier revision of this item speculated that check_cm_plugin_count’s 90s timeout was caused by walking worktrees. It is NOT. That gate’s find is scoped to $PLUGINS_DIR (check_cm_plugin_count.sh:224), so worktrees are outside its walk entirely. Its slowness is real - still running past 54s on a re-measure - but has a different, still-unidentified cause and belongs to its own item, not this one. ACCEPTANCE: every tree-walking gate either prunes agent scratch or is proven immune by measurement, each with a paired mutation. NOTE the asymmetry that bounds the risk: a stale worktree can only ADD findings to a security-relevant scan (killpg, mutation-residue), never remove them - so the exposure is false refusal and eroded trust, not a missed defect.</w:t>
-      </w:r>
-    </w:p>
-    <w:bookmarkEnd w:id="68"/>
-    <w:bookmarkStart w:id="69" w:name="X2457d6f4246fec47602999e0cab6230885ba48b"/>
-    <w:p>
-      <w:pPr>
-        <w:pStyle w:val="Heading2"/>
-      </w:pPr>
-      <w:r>
-        <w:t xml:space="preserve">BOB-195 — CM-DANGEROUS-COMBINATION-FAIL-CLOSED cannot see contextlib.suppress, and ruff SIM105 pushes authors into that blind spot</w:t>
-      </w:r>
-    </w:p>
-    <w:p>
-      <w:pPr>
-        <w:pStyle w:val="FirstParagraph"/>
-      </w:pPr>
-      <w:r>
-        <w:rPr>
-          <w:b/>
-          <w:bCs/>
-        </w:rPr>
-        <w:t xml:space="preserve">Status:</w:t>
-      </w:r>
-      <w:r>
-        <w:t xml:space="preserve"> </w:t>
-      </w:r>
-      <w:r>
-        <w:t xml:space="preserve">In progress</w:t>
-      </w:r>
-      <w:r>
-        <w:t xml:space="preserve"> </w:t>
-      </w:r>
-      <w:r>
-        <w:rPr>
-          <w:b/>
-          <w:bCs/>
-        </w:rPr>
-        <w:t xml:space="preserve">Type:</w:t>
-      </w:r>
-      <w:r>
-        <w:t xml:space="preserve"> </w:t>
-      </w:r>
-      <w:r>
-        <w:t xml:space="preserve">Bug</w:t>
-      </w:r>
-    </w:p>
-    <w:p>
-      <w:pPr>
-        <w:pStyle w:val="BodyText"/>
-      </w:pPr>
-      <w:r>
-        <w:rPr>
-          <w:b/>
-          <w:bCs/>
-        </w:rPr>
-        <w:t xml:space="preserve">OPERATOR DECISION (2026-08-26, §11.4.66 interactive clarification): TEACH THE SCANNER With NODES — KEEP SIM105</w:t>
-      </w:r>
-    </w:p>
-    <w:p>
-      <w:pPr>
-        <w:pStyle w:val="BodyText"/>
-      </w:pPr>
-      <w:r>
-        <w:t xml:space="preserve">The §11.4.252 fail-open scanner is FIXED to see</w:t>
-      </w:r>
-      <w:r>
-        <w:t xml:space="preserve"> </w:t>
-      </w:r>
-      <w:r>
-        <w:rPr>
-          <w:rStyle w:val="VerbatimChar"/>
-        </w:rPr>
-        <w:t xml:space="preserve">contextlib.suppress</w:t>
-      </w:r>
-      <w:r>
-        <w:t xml:space="preserve">; ruff’s SIM105 rule STAYS ENABLED in pyproject.toml. Disabling SIM105, and the belt-and-braces both-at-once option, were offered and NOT chosen. Rationale carried with the decision: fixing the gate makes SIM105 harmless, whereas disabling SIM105 alone would leave the gate blind to any suppress written by hand, inherited from a dependency’s style, or already present in the tree. REQUIRED BEHAVIOUR:</w:t>
-      </w:r>
-      <w:r>
-        <w:t xml:space="preserve"> </w:t>
-      </w:r>
-      <w:r>
-        <w:rPr>
-          <w:rStyle w:val="VerbatimChar"/>
-        </w:rPr>
-        <w:t xml:space="preserve">with contextlib.suppress(...)</w:t>
-      </w:r>
-      <w:r>
-        <w:t xml:space="preserve"> </w:t>
-      </w:r>
-      <w:r>
-        <w:t xml:space="preserve">and</w:t>
-      </w:r>
-      <w:r>
-        <w:t xml:space="preserve"> </w:t>
-      </w:r>
-      <w:r>
-        <w:rPr>
-          <w:rStyle w:val="VerbatimChar"/>
-        </w:rPr>
-        <w:t xml:space="preserve">with suppress(...)</w:t>
-      </w:r>
-      <w:r>
-        <w:t xml:space="preserve"> </w:t>
-      </w:r>
-      <w:r>
-        <w:t xml:space="preserve">(the</w:t>
-      </w:r>
-      <w:r>
-        <w:t xml:space="preserve"> </w:t>
-      </w:r>
-      <w:r>
-        <w:rPr>
-          <w:rStyle w:val="VerbatimChar"/>
-        </w:rPr>
-        <w:t xml:space="preserve">from contextlib import suppress</w:t>
-      </w:r>
-      <w:r>
-        <w:t xml:space="preserve"> </w:t>
-      </w:r>
-      <w:r>
-        <w:t xml:space="preserve">binding) wrapping a dangerous-combination call are DETECTED with the same severity and message shape as the try/except/pass form; a narrow</w:t>
-      </w:r>
-      <w:r>
-        <w:t xml:space="preserve"> </w:t>
-      </w:r>
-      <w:r>
-        <w:rPr>
-          <w:rStyle w:val="VerbatimChar"/>
-        </w:rPr>
-        <w:t xml:space="preserve">suppress(SpecificError)</w:t>
-      </w:r>
-      <w:r>
-        <w:t xml:space="preserve"> </w:t>
-      </w:r>
-      <w:r>
-        <w:t xml:space="preserve">around a NON-dangerous call must NOT fire, since a false-positive refusal is a §11.4.201(1) FAIL-bluff of equal severity to a missed real one. CONSEQUENCE FOR THE NUMBER: once landed, the scanner’s finding count stops being a floor over try/except shapes and becomes a genuine census — any prior count citing completeness was scoped to try/except only.</w:t>
-      </w:r>
-    </w:p>
-    <w:p>
-      <w:pPr>
-        <w:pStyle w:val="BodyText"/>
-      </w:pPr>
-      <w:r>
-        <w:t xml:space="preserve">This answer is recorded as consumer DATA per §11.4.35 — it is the operator’s stated choice, not an agent inference, and supersedes any prior agent-chosen default on this question. Options not chosen are named above so a future reader does not re-litigate a settled call (§11.4.112(5) bounded-verdict discipline applied to decisions).</w:t>
-      </w:r>
-    </w:p>
-    <w:p>
-      <w:pPr>
-        <w:pStyle w:val="BodyText"/>
-      </w:pPr>
-      <w:r>
-        <w:t xml:space="preserve">— prior item text follows —</w:t>
-      </w:r>
-    </w:p>
-    <w:p>
-      <w:pPr>
-        <w:pStyle w:val="BodyText"/>
-      </w:pPr>
-      <w:r>
-        <w:t xml:space="preserve">WHAT: the §11.4.252 fail-open scanner matches Try-handler shapes (A1)/(A2). contextlib.suppress is a With node, so a swallow written that way is invisible. VERIFIED BY THE CONDUCTOR with a control needle through the same invocation path (§11.4.201(7)(b)), because a first attempt returned 0 for BOTH forms and was itself blind - the gate takes –root, not a positional, so a bare path exits on an unknown arg (§11.4.201(7)(c): the invocation path is part of the instrument). Correct run: try/except/pass around os.unlink(user_supplied_path) -&gt;</w:t>
-      </w:r>
-      <w:r>
-        <w:t xml:space="preserve"> </w:t>
-      </w:r>
-      <w:r>
-        <w:t xml:space="preserve">‘FAIL - swallowed exception … :5’</w:t>
-      </w:r>
-      <w:r>
-        <w:t xml:space="preserve">, the needle sees. contextlib.suppress(Exception) around the IDENTICAL call -&gt;</w:t>
-      </w:r>
-      <w:r>
-        <w:t xml:space="preserve"> </w:t>
-      </w:r>
-      <w:r>
-        <w:t xml:space="preserve">‘PASS - no swallowed-exception … anti-patterns found’</w:t>
-      </w:r>
-      <w:r>
-        <w:t xml:space="preserve">. Both combine untrusted input with an irreversible unlink; both swallow everything; one is caught and one is not. WHY IT IS WORSE THAN A PLAIN GAP: pyproject.toml enables ruff’s SIM ruleset, and SIM105 is</w:t>
-      </w:r>
-      <w:r>
-        <w:t xml:space="preserve"> </w:t>
-      </w:r>
-      <w:r>
-        <w:t xml:space="preserve">‘use contextlib.suppress instead of try-except-pass’</w:t>
-      </w:r>
-      <w:r>
-        <w:t xml:space="preserve">. Our own linter therefore instructs authors to rewrite the form this gate CAN see into the form it CANNOT. The two tools are pulling in opposite directions and the lint one runs more often. Every SIM105 autofix silently shrinks this gate’s coverage while the count goes down, which reads as progress. CONSEQUENCE FOR THE NUMBER: the scanner’s finding count is a FLOOR over try/except shapes, not a census of swallows. Any statement of the form</w:t>
-      </w:r>
-      <w:r>
-        <w:t xml:space="preserve"> </w:t>
-      </w:r>
-      <w:r>
-        <w:t xml:space="preserve">‘N fail-open sites remain’</w:t>
-      </w:r>
-      <w:r>
-        <w:t xml:space="preserve"> </w:t>
-      </w:r>
-      <w:r>
-        <w:t xml:space="preserve">must be read as</w:t>
-      </w:r>
-      <w:r>
-        <w:t xml:space="preserve"> </w:t>
-      </w:r>
-      <w:r>
-        <w:t xml:space="preserve">‘N among try/except shapes’</w:t>
-      </w:r>
-      <w:r>
-        <w:t xml:space="preserve">. ACCEPTANCE: the scanner recognises contextlib.suppress (a With whose items call contextlib.suppress with a broad exception type) and applies the same ≥2-capability test; a golden-TRUE fixture in suppress form; a golden-FALSE fixture where suppress wraps a single-capability diagnostic emitter and must NOT fire; and an explicit decision on the SIM105 tension - either exempt the shapes this gate governs, or accept suppress and teach the gate to read it. Discovered by the §11.4.252 remediation agent when its own MINOR-3 fix required using contextlib.suppress at three diagnostic-emitter sites; those three uses are legitimate and justified in-source.</w:t>
-      </w:r>
-    </w:p>
-    <w:bookmarkEnd w:id="69"/>
-    <w:bookmarkStart w:id="70" w:name="Xe8f9d6ae701b2e0cae1912181571b5052b26492"/>
-    <w:p>
-      <w:pPr>
-        <w:pStyle w:val="Heading2"/>
-      </w:pPr>
-      <w:r>
-        <w:t xml:space="preserve">BOB-196 — check_cm_plugin_count runs for over a minute on ~69 files — cause unidentified, and it is not worktree traversal</w:t>
-      </w:r>
-    </w:p>
-    <w:p>
-      <w:pPr>
-        <w:pStyle w:val="FirstParagraph"/>
-      </w:pPr>
-      <w:r>
-        <w:rPr>
-          <w:b/>
-          <w:bCs/>
-        </w:rPr>
-        <w:t xml:space="preserve">Status:</w:t>
-      </w:r>
-      <w:r>
-        <w:t xml:space="preserve"> </w:t>
-      </w:r>
-      <w:r>
-        <w:t xml:space="preserve">Queued</w:t>
-      </w:r>
-      <w:r>
-        <w:t xml:space="preserve"> </w:t>
-      </w:r>
-      <w:r>
-        <w:rPr>
-          <w:b/>
-          <w:bCs/>
-        </w:rPr>
-        <w:t xml:space="preserve">Type:</w:t>
-      </w:r>
-      <w:r>
-        <w:t xml:space="preserve"> </w:t>
-      </w:r>
-      <w:r>
-        <w:t xml:space="preserve">Task</w:t>
-      </w:r>
-    </w:p>
-    <w:p>
-      <w:pPr>
-        <w:pStyle w:val="BodyText"/>
-      </w:pPr>
-      <w:r>
-        <w:t xml:space="preserve">WHAT: the CM-PLUGIN-COUNT pre-build gate takes 189 SECONDS to verify 8 documented counts. Measured 2026-08-25: exceeded a 90s probe budget (rc=124), then a bounded re-run completed at</w:t>
-      </w:r>
-      <w:r>
-        <w:t xml:space="preserve"> </w:t>
-      </w:r>
-      <w:r>
-        <w:t xml:space="preserve">‘rc=0 wall=189s’</w:t>
-      </w:r>
-      <w:r>
-        <w:t xml:space="preserve"> </w:t>
-      </w:r>
-      <w:r>
-        <w:t xml:space="preserve">- it PASSES, it is simply slow. CAUSE, MEASURED NOT GUESSED: the marker loop at check_cm_plugin_count.sh:273-290 iterates EVERY LINE of every governed document and spawns a pipeline per line. Per iteration:</w:t>
-      </w:r>
-      <w:r>
-        <w:t xml:space="preserve"> </w:t>
-      </w:r>
-      <w:r>
-        <w:t xml:space="preserve">‘printf | grep -oE | wc -l | tr -d’</w:t>
-      </w:r>
-      <w:r>
-        <w:t xml:space="preserve"> </w:t>
-      </w:r>
-      <w:r>
-        <w:t xml:space="preserve">(4 processes) plus</w:t>
-      </w:r>
-      <w:r>
-        <w:t xml:space="preserve"> </w:t>
-      </w:r>
-      <w:r>
-        <w:t xml:space="preserve">‘printf | sed -n’</w:t>
-      </w:r>
-      <w:r>
-        <w:t xml:space="preserve"> </w:t>
-      </w:r>
-      <w:r>
-        <w:t xml:space="preserve">(2) = ~6. Governed docs are AGENTS.md 689 + CLAUDE.md 494 + docs/features/Status.md 670 = 1853 lines, so ~11,118 process spawns, measuring ~102 ms/line. Classic per-line-subprocess shell trap. THE IRONY WORTH PRESERVING, because it explains why nobody simplified it: the in-code comment shows</w:t>
-      </w:r>
-      <w:r>
-        <w:t xml:space="preserve"> </w:t>
-      </w:r>
-      <w:r>
-        <w:t xml:space="preserve">‘-oE | wc -l’</w:t>
-      </w:r>
-      <w:r>
-        <w:t xml:space="preserve"> </w:t>
-      </w:r>
-      <w:r>
-        <w:t xml:space="preserve">was chosen DELIBERATELY over</w:t>
-      </w:r>
-      <w:r>
-        <w:t xml:space="preserve"> </w:t>
-      </w:r>
-      <w:r>
-        <w:t xml:space="preserve">‘grep -c’</w:t>
-      </w:r>
-      <w:r>
-        <w:t xml:space="preserve"> </w:t>
-      </w:r>
-      <w:r>
-        <w:t xml:space="preserve">after measuring the §11.4.201(12) footgun - on this host (ugrep 7.8.4)</w:t>
-      </w:r>
-      <w:r>
-        <w:t xml:space="preserve"> </w:t>
-      </w:r>
-      <w:r>
-        <w:t xml:space="preserve">‘grep -coE’</w:t>
-      </w:r>
-      <w:r>
-        <w:t xml:space="preserve"> </w:t>
-      </w:r>
-      <w:r>
-        <w:t xml:space="preserve">returned 3 at top level but 1 inside a</w:t>
-      </w:r>
-      <w:r>
-        <w:t xml:space="preserve"> </w:t>
-      </w:r>
-      <w:r>
-        <w:t xml:space="preserve">‘set -euo pipefail’</w:t>
-      </w:r>
-      <w:r>
-        <w:t xml:space="preserve"> </w:t>
-      </w:r>
-      <w:r>
-        <w:t xml:space="preserve">subshell, a context-dependent reading. The correctness fix is right and must be kept; it is the PER-LINE application of it that costs the three minutes. HYPOTHESIS REFUTED, recorded so nobody re-walks it: this is NOT worktree traversal. The gate’s find is scoped to $PLUGINS_DIR (:224), so the five agent worktrees are outside its walk. That guess was raised on BOB-194 and is dead. LIKELY FIX (unverified, stated as a candidate not a conclusion): pre-filter with ONE grep for lines containing</w:t>
-      </w:r>
-      <w:r>
-        <w:t xml:space="preserve"> </w:t>
-      </w:r>
-      <w:r>
-        <w:t xml:space="preserve">‘CM-PLUGIN-COUNT:’</w:t>
-      </w:r>
-      <w:r>
-        <w:t xml:space="preserve"> </w:t>
-      </w:r>
-      <w:r>
-        <w:t xml:space="preserve">before entering the loop, reducing ~1853 iterations to the ~8 lines that carry a marker, while leaving the per-line parsing logic - and its footgun-avoiding form - completely unchanged. WHY IT MATTERS beyond impatience: this gate is on the pre-build critical path, and CLAUDE.md leans on it as the mechanical authority for the three distinct plugin rosters (43 curated / 43 engines / 12 bootstrap) whose conflation was BOB-149. A gate slow enough to tempt anyone into skipping it protects nothing. ACCEPTANCE: runtime reduced with the counts and the footgun-avoiding parse preserved byte-for-byte in behaviour, proven by the existing paired mutation still biting plus a before/after wall-clock recorded. §11.4.6: nothing here questions the gate’s VERDICTS - only its runtime.</w:t>
-      </w:r>
-    </w:p>
-    <w:bookmarkEnd w:id="70"/>
-    <w:bookmarkStart w:id="71" w:name="Xa95d999866c3515d160d35e6f532f5b7227ec86"/>
-    <w:p>
-      <w:pPr>
-        <w:pStyle w:val="Heading2"/>
-      </w:pPr>
-      <w:r>
-        <w:t xml:space="preserve">BOB-197 — Auth is env-gated and OFF by default, so the LAN-bound merge service ships open — needs a boot-time invariant, not a static gate</w:t>
-      </w:r>
-    </w:p>
-    <w:p>
-      <w:pPr>
-        <w:pStyle w:val="FirstParagraph"/>
-      </w:pPr>
-      <w:r>
-        <w:rPr>
-          <w:b/>
-          <w:bCs/>
-        </w:rPr>
-        <w:t xml:space="preserve">Status:</w:t>
-      </w:r>
-      <w:r>
-        <w:t xml:space="preserve"> </w:t>
-      </w:r>
-      <w:r>
-        <w:t xml:space="preserve">In progress</w:t>
-      </w:r>
-      <w:r>
-        <w:t xml:space="preserve"> </w:t>
-      </w:r>
-      <w:r>
-        <w:rPr>
-          <w:b/>
-          <w:bCs/>
-        </w:rPr>
-        <w:t xml:space="preserve">Type:</w:t>
-      </w:r>
-      <w:r>
-        <w:t xml:space="preserve"> </w:t>
-      </w:r>
-      <w:r>
-        <w:t xml:space="preserve">Bug</w:t>
-      </w:r>
-      <w:r>
-        <w:t xml:space="preserve"> </w:t>
-      </w:r>
-      <w:r>
-        <w:rPr>
-          <w:b/>
-          <w:bCs/>
-        </w:rPr>
-        <w:t xml:space="preserve">Created-By:</w:t>
-      </w:r>
-      <w:r>
-        <w:t xml:space="preserve"> </w:t>
-      </w:r>
-      <w:r>
-        <w:t xml:space="preserve">Claude</w:t>
-      </w:r>
-      <w:r>
-        <w:t xml:space="preserve"> </w:t>
-      </w:r>
-      <w:r>
-        <w:rPr>
-          <w:b/>
-          <w:bCs/>
-        </w:rPr>
-        <w:t xml:space="preserve">Assigned-To:</w:t>
-      </w:r>
-      <w:r>
-        <w:t xml:space="preserve"> </w:t>
-      </w:r>
-      <w:r>
-        <w:t xml:space="preserve">milos85vasic</w:t>
-      </w:r>
-    </w:p>
-    <w:p>
-      <w:pPr>
-        <w:pStyle w:val="BodyText"/>
-      </w:pPr>
-      <w:r>
-        <w:rPr>
-          <w:b/>
-          <w:bCs/>
-        </w:rPr>
-        <w:t xml:space="preserve">OPERATOR DECISION (2026-08-26, §11.4.66): GENERATE THE TOKEN AND ARM IT</w:t>
-      </w:r>
-    </w:p>
-    <w:p>
-      <w:pPr>
-        <w:pStyle w:val="BodyText"/>
-      </w:pPr>
-      <w:r>
-        <w:t xml:space="preserve">The conductor generates a 32-byte random token and writes BOBA_API_TOKEN into .env; the operator configures clients with it. DONE 2026-08-26: token generated via secrets.token_hex(32), appended to .env with a comment naming BOB-197 and the routes.py:83 env-gating fact, chmod 600, value shown to the operator ONCE and never written to any other file. Safety verified BEFORE writing (§11.4.30/§11.4.10): .env matched .gitignore:27 ’*.env’ and was untracked (needle-proven — the same matcher confirmed docker-compose.yml IS tracked, so the negative is real); a §9.2 pre-op backup was taken and is itself ignored; post-write re-check confirmed .env still ignored and absent from git status. Pre-store audit found the only tracked BOBA_API_TOKEN= occurrences are the docker-compose passthrough ${BOBA_API_TOKEN:-} and prose in the leak-audit challenge — no literal value has ever been committed. STILL OWED, and the item stays open until it lands: the BOOT-TIME INVARIANT (§11.4.254) that refuses to start LAN-bound when the token is unset or empty. Without it the arming is a state fix, not a defect fix — §11.4.226(5) is explicit that a state-only repair cannot close a defect item. Options not chosen: operator sets it themselves with the invariant blocking until then; invariant warns first and blocks on a named date.</w:t>
-      </w:r>
-    </w:p>
-    <w:p>
-      <w:pPr>
-        <w:pStyle w:val="BodyText"/>
-      </w:pPr>
-      <w:r>
-        <w:t xml:space="preserve">Recorded as consumer DATA per §11.4.35 — the operator’s stated choice, not an agent inference. Options not chosen are named so a future reader does not re-litigate a settled call.</w:t>
-      </w:r>
-    </w:p>
-    <w:p>
-      <w:pPr>
-        <w:pStyle w:val="BodyText"/>
-      </w:pPr>
-      <w:r>
-        <w:t xml:space="preserve">— prior item text follows —</w:t>
-      </w:r>
-    </w:p>
-    <w:p>
-      <w:pPr>
-        <w:pStyle w:val="BodyText"/>
-      </w:pPr>
-      <w:r>
-        <w:t xml:space="preserve">OPERATOR DECISION (2026-08-26): arm BOBA_API_TOKEN and keep 0.0.0.0, backed by a BOOT-TIME invariant that refuses to start LAN-bound with the token unset. This item IS that invariant.</w:t>
-      </w:r>
-    </w:p>
-    <w:p>
-      <w:pPr>
-        <w:pStyle w:val="BodyText"/>
-      </w:pPr>
-      <w:r>
-        <w:t xml:space="preserve">MEASURED FACT, not inference. download-proxy/src/api/routes.py:83 require_api_token() reads BOBA_API_TOKEN at request time and returns immediately when unset or empty. Its own docstring states it plainly:</w:t>
-      </w:r>
-      <w:r>
-        <w:t xml:space="preserve"> </w:t>
-      </w:r>
-      <w:r>
-        <w:t xml:space="preserve">“BOBA_API_TOKEN unset/empty -&gt; return (OPEN). This is the DEFAULT and preserves the current no-auth contract + dev workflow”</w:t>
-      </w:r>
-      <w:r>
-        <w:t xml:space="preserve">. docker-compose.yml:237 passes BOBA_API_TOKEN=${BOBA_API_TOKEN:-}, so the container inherits empty unless the operator declares it. The operator .env does NOT declare it, needle-verified per 11.4.201(7)(b): the same matcher hit QBITTORRENT_DATA_DIR in the same file, so the miss is a real absence and not a blind read. The qbittorrent-proxy container was RUNNING and LAN-bound at measurement time. Consequence: the ten routes the BOB-102 guard resolves as auth-wired are open in practice on a default deploy.</w:t>
-      </w:r>
-    </w:p>
-    <w:p>
-      <w:pPr>
-        <w:pStyle w:val="BodyText"/>
-      </w:pPr>
-      <w:r>
-        <w:t xml:space="preserve">WHY A STATIC GATE CANNOT COVER THIS. The BOB-102 gate asserts static route WIRING - that a Depends(require_api_token) marker exists on handler, decorator or router. It cannot assert runtime ARMING, which depends on an env var read per request. Claiming the static gate covers it would be exactly the bluff the gate exists to prevent (11.4.262: machine evidence must match the layer it claims). This is a boot-time invariant class per 11.4.254.</w:t>
-      </w:r>
-    </w:p>
-    <w:p>
-      <w:pPr>
-        <w:pStyle w:val="BodyText"/>
-      </w:pPr>
-      <w:r>
-        <w:t xml:space="preserve">ACCEPTANCE: a boot-time check that, when the listener is LAN-bound (not loopback), refuses to start with a non-zero exit and a named cause if BOBA_API_TOKEN is unset or empty, so the open state becomes UNREACHABLE rather than the default. Paired 1.1 mutation: remove the check, prove the service starts LAN-bound-and-open. Golden-FALSE per 11.4.201(1): a loopback-bound listener with the token unset must NOT be refused, or the check becomes a false-positive refusal blocking legitimate dev work.</w:t>
-      </w:r>
-    </w:p>
-    <w:p>
-      <w:pPr>
-        <w:pStyle w:val="BodyText"/>
-      </w:pPr>
-      <w:r>
-        <w:t xml:space="preserve">11.4.238 COVERAGE-ESCAPE NOTE: found by a subagent reading source during BOB-102 guard construction, NOT by the automated QA regime - which is itself the defect class 11.4.238 names. The boot-time check IS the new automated check that would have caught it.</w:t>
-      </w:r>
-    </w:p>
-    <w:bookmarkEnd w:id="71"/>
-    <w:bookmarkStart w:id="72" w:name="X027f89e0b3dd4c171238545aae0a8f3b6ce2f16"/>
-    <w:p>
-      <w:pPr>
-        <w:pStyle w:val="Heading2"/>
-      </w:pPr>
-      <w:r>
-        <w:t xml:space="preserve">BOB-199 — Fail-open scanner flags narrow try/except/pass but not narrow contextlib.suppress — SIM105 still moves those sites out of scope</w:t>
-      </w:r>
-    </w:p>
-    <w:p>
-      <w:pPr>
-        <w:pStyle w:val="FirstParagraph"/>
-      </w:pPr>
-      <w:r>
-        <w:rPr>
-          <w:b/>
-          <w:bCs/>
-        </w:rPr>
-        <w:t xml:space="preserve">Status:</w:t>
-      </w:r>
-      <w:r>
-        <w:t xml:space="preserve"> </w:t>
-      </w:r>
-      <w:r>
-        <w:t xml:space="preserve">Queued</w:t>
-      </w:r>
-      <w:r>
-        <w:t xml:space="preserve"> </w:t>
-      </w:r>
-      <w:r>
-        <w:rPr>
-          <w:b/>
-          <w:bCs/>
-        </w:rPr>
-        <w:t xml:space="preserve">Type:</w:t>
-      </w:r>
-      <w:r>
-        <w:t xml:space="preserve"> </w:t>
-      </w:r>
-      <w:r>
-        <w:t xml:space="preserve">Task</w:t>
-      </w:r>
-      <w:r>
-        <w:t xml:space="preserve"> </w:t>
-      </w:r>
-      <w:r>
-        <w:rPr>
-          <w:b/>
-          <w:bCs/>
-        </w:rPr>
-        <w:t xml:space="preserve">Created-By:</w:t>
-      </w:r>
-      <w:r>
-        <w:t xml:space="preserve"> </w:t>
-      </w:r>
-      <w:r>
-        <w:t xml:space="preserve">Claude</w:t>
-      </w:r>
-      <w:r>
-        <w:t xml:space="preserve"> </w:t>
-      </w:r>
-      <w:r>
-        <w:rPr>
-          <w:b/>
-          <w:bCs/>
-        </w:rPr>
-        <w:t xml:space="preserve">Assigned-To:</w:t>
-      </w:r>
-      <w:r>
-        <w:t xml:space="preserve"> </w:t>
-      </w:r>
-      <w:r>
-        <w:t xml:space="preserve">milos85vasic</w:t>
-      </w:r>
-    </w:p>
-    <w:p>
-      <w:pPr>
-        <w:pStyle w:val="BodyText"/>
-      </w:pPr>
-      <w:r>
-        <w:rPr>
-          <w:b/>
-          <w:bCs/>
-        </w:rPr>
-        <w:t xml:space="preserve">OPERATOR DECISION (2026-08-26, §11.4.66): FLAG NARROW SUPPRESS ONLY WITH AN IRREVERSIBLE CAPABILITY</w:t>
-      </w:r>
-    </w:p>
-    <w:p>
-      <w:pPr>
-        <w:pStyle w:val="BodyText"/>
-      </w:pPr>
-      <w:r>
-        <w:t xml:space="preserve">The scanner flags a narrow contextlib.suppress ONLY when combined with an irreversible capability (delete / truncate / kill) — the shape that actually causes harm. Idiomatic narrow tolerances stay quiet, so the gate keeps its credibility and no false-positive storm trains readers to ignore it. Options not chosen: accept the asymmetry permanently with a header statement; flag all narrow suppress and absorb existing sites via a justified exemption list. MEASUREMENT CORRECTED TWICE, and the second correction explains the first: the original</w:t>
-      </w:r>
-      <w:r>
-        <w:t xml:space="preserve"> </w:t>
-      </w:r>
-      <w:r>
-        <w:t xml:space="preserve">‘37 narrow sites, all idiomatic’</w:t>
-      </w:r>
-      <w:r>
-        <w:t xml:space="preserve"> </w:t>
-      </w:r>
-      <w:r>
-        <w:t xml:space="preserve">was propagated by this conductor without verification, then re-measured by the authoring agent as OBSERVER CONTAMINATION (§11.4.201(10)) — 27 vendored third-party + 9 sibling-agent worktree COPIES of the very tree being measured + 1 real = 37. The instrument was counting other agents’ duplicates of its own subject. Reproducible figures, each with its scope stated: constitution repo 0 narrow with-suppress; boba DANGER_ROOTS 0 narrow with-suppress and 23 narrow except-pass; boba repo minus vendored 1 narrow with-suppress (a suppress(OSError)); narrow except-pass RETRACTED-AND-RESTATED 2026-08-26 per 11.4.201(9): the figure 97 previously recorded here reproduces under NO scope and is withdrawn. Measured replacements, each with its scope and both independently reproduced: 34 narrow except-pass git-tracked first-party (canonical); 50 narrow except-pass on-disk minus scratch dirs (the</w:t>
-      </w:r>
-      <w:r>
-        <w:t xml:space="preserve"> </w:t>
-      </w:r>
-      <w:r>
-        <w:t xml:space="preserve">‘minus vendored’</w:t>
-      </w:r>
-      <w:r>
-        <w:t xml:space="preserve"> </w:t>
-      </w:r>
-      <w:r>
-        <w:t xml:space="preserve">scope this sentence states). Brackets that explain the bad number: 87 ALL-except-pass git-tracked and 113 ALL-except-pass on-disk-minus-scratch straddle 97, so 97 was a class-scope conflation (narrow-vs-all), not a corpus-scope one. The 35 cited later in this record is the same measurement at git-tracked scope and agrees with 34 within one site. The</w:t>
-      </w:r>
-      <w:r>
-        <w:t xml:space="preserve"> </w:t>
-      </w:r>
-      <w:r>
-        <w:t xml:space="preserve">‘every one idiomatic’</w:t>
-      </w:r>
-      <w:r>
-        <w:t xml:space="preserve"> </w:t>
-      </w:r>
-      <w:r>
-        <w:t xml:space="preserve">claim was also false — the except-pass census contains SystemExit x2 (tests/unit/test_plugin_torrentscsv.py:305,328), which is not a benign tolerance. CORRECTION 2026-08-26: a</w:t>
-      </w:r>
-      <w:r>
-        <w:t xml:space="preserve"> </w:t>
-      </w:r>
-      <w:r>
-        <w:t xml:space="preserve">‘KeyboardInterrupt x1’</w:t>
-      </w:r>
-      <w:r>
-        <w:t xml:space="preserve"> </w:t>
-      </w:r>
-      <w:r>
-        <w:t xml:space="preserve">previously written in this sentence was itself unsourced and is WITHDRAWN — it reproduces at NEITHER stated scope. Independent AST count over git-tracked *.py: ZERO genuine</w:t>
-      </w:r>
-      <w:r>
-        <w:t xml:space="preserve"> </w:t>
-      </w:r>
-      <w:r>
-        <w:t xml:space="preserve">‘except KeyboardInterrupt: pass’</w:t>
-      </w:r>
-      <w:r>
-        <w:t xml:space="preserve">. The only genuine instance in the checkout is .worktrees/ci-split-workflows/tests/unit/test_main.py:63 — a sibling-agent scratch worktree, i.e. the exact observer-contamination class (11.4.201(10)) this very record teaches to exclude — and the only main-tree textual match (tests/unit/test_graceful_shutdown.py:165) sits inside a triple-quoted string literal, a carrier not code (11.4.201(7)(a)). Recorded because the error is instructive: it was introduced BY the retraction that removed the 97, so a correction is not exempt from the discipline it applies.</w:t>
-      </w:r>
-    </w:p>
-    <w:p>
-      <w:pPr>
-        <w:pStyle w:val="BodyText"/>
-      </w:pPr>
-      <w:r>
-        <w:t xml:space="preserve">Recorded as consumer DATA per §11.4.35 — the operator’s stated choice, not an agent inference. Options not chosen are named so a future reader does not re-litigate a settled call.</w:t>
-      </w:r>
-    </w:p>
-    <w:p>
-      <w:pPr>
-        <w:pStyle w:val="BodyText"/>
-      </w:pPr>
-      <w:r>
-        <w:t xml:space="preserve">— prior item text follows —</w:t>
-      </w:r>
-    </w:p>
-    <w:p>
-      <w:pPr>
-        <w:pStyle w:val="BodyText"/>
-      </w:pPr>
-      <w:r>
-        <w:t xml:space="preserve">RESIDUAL ASYMMETRY surfaced by the BOB-195 fix, reported rather than silently closed. After teaching the scanner With nodes, a BROAD suppress (Exception / BaseException) is detected with the same severity as try/except/pass. A NARROW suppress (suppress(FileNotFoundError)) is not - but the semantically identical narrow try/except FileNotFoundError: pass IS flagged. So ruff SIM105 rewriting a narrow handler still moves that site out of the gate’s scope, a smaller version of the exact mechanism BOB-195 was filed to close.</w:t>
-      </w:r>
-    </w:p>
-    <w:p>
-      <w:pPr>
-        <w:pStyle w:val="BodyText"/>
-      </w:pPr>
-      <w:r>
-        <w:t xml:space="preserve">WHY IT WAS NOT CLOSED IN THAT PASS, with the measurement that decided it: the authoring agent reported 37 narrow suppress sites, all idiomatic. CORRECTION (2026-08-26, independent review): that figure DOES NOT REPRODUCE and this conductor propagated it into this item as fact without verifying - the error is mine, not the reviewer’s. Measured: the constitution repo has 0 narrow</w:t>
-      </w:r>
-      <w:r>
-        <w:t xml:space="preserve"> </w:t>
-      </w:r>
-      <w:r>
-        <w:rPr>
-          <w:rStyle w:val="VerbatimChar"/>
-        </w:rPr>
-        <w:t xml:space="preserve">with suppress(X)</w:t>
-      </w:r>
-      <w:r>
-        <w:t xml:space="preserve"> </w:t>
-      </w:r>
-      <w:r>
-        <w:t xml:space="preserve">sites; boba first-party has exactly 1 (a suppress(OSError)). The nearest corpus match is 35 narrow</w:t>
-      </w:r>
-      <w:r>
-        <w:t xml:space="preserve"> </w:t>
-      </w:r>
-      <w:r>
-        <w:rPr>
-          <w:rStyle w:val="VerbatimChar"/>
-        </w:rPr>
-        <w:t xml:space="preserve">except X: pass</w:t>
-      </w:r>
-      <w:r>
-        <w:t xml:space="preserve"> </w:t>
-      </w:r>
-      <w:r>
-        <w:t xml:space="preserve">handlers in boba first-party - a DIFFERENT construct - and their class census (OSError x7, ImportError x7, BrokenPipeError x3, RuntimeError x3, ValueError x2, FileNotFoundError x2, IndexError x2, SystemExit x2) contradicts</w:t>
-      </w:r>
-      <w:r>
-        <w:t xml:space="preserve"> </w:t>
-      </w:r>
-      <w:r>
-        <w:t xml:space="preserve">‘every one idiomatic’</w:t>
-      </w:r>
-      <w:r>
-        <w:t xml:space="preserve">: a bare</w:t>
-      </w:r>
-      <w:r>
-        <w:t xml:space="preserve"> </w:t>
-      </w:r>
-      <w:r>
-        <w:rPr>
-          <w:rStyle w:val="VerbatimChar"/>
-        </w:rPr>
-        <w:t xml:space="preserve">SystemExit: pass</w:t>
-      </w:r>
-      <w:r>
-        <w:t xml:space="preserve"> </w:t>
-      </w:r>
-      <w:r>
-        <w:t xml:space="preserve">is not a benign tolerance. The two populations must not be conflated, and the distinction is the whole substance of this item. The false-positive-storm argument therefore rests on the 35 narrow except-handlers, not on 37 suppress sites, and its strength should be re-judged on that basis, which under 11.4.201(1) is a FAIL-bluff of equal severity to the gap it would close, and worse in practice because it trains readers to ignore the gate. The subagent recorded the asymmetry in the gate header as a known gap rather than shipping the storm. That was the right call, and is why this is a separate tracked item rather than an unfinished one.</w:t>
-      </w:r>
-    </w:p>
-    <w:p>
-      <w:pPr>
-        <w:pStyle w:val="BodyText"/>
-      </w:pPr>
-      <w:r>
-        <w:t xml:space="preserve">THE DECISION IS THE OPERATOR’S, mirroring BOB-195 itself: (a) accept the asymmetry permanently, with the gate header stating it so no reader mistakes the count for a census; (b) flag narrow suppress ONLY when combined with an irreversible capability (delete / truncate / kill), catching the shape that actually matters and leaving the 37 idiomatic sites quiet; (c) flag all narrow suppress and absorb the 37 via a justified exemption list like the LAN-route guard uses.</w:t>
-      </w:r>
-    </w:p>
-    <w:p>
-      <w:pPr>
-        <w:pStyle w:val="BodyText"/>
-      </w:pPr>
-      <w:r>
-        <w:t xml:space="preserve">RELATED FACT worth carrying: the five newly-visible production sites in download-proxy/src/merge_service/search.py (1294, 1303, 1322, 1329, 1333) wrap proc.kill / os.killpg / proc.wait in the BOB-126 cleanup path. The conductor verified the 11.4.263 pgid guard IS present and correct at both killpg sites - _pid and _pgid each checked isinstance(int) and &gt; 1 before the syscall, with the BOB-126 forensic reasoning inline - so those sites are true-by-the-scanner’s-definition but SAFE in fact, and want a justified exemption entry rather than a code change.</w:t>
-      </w:r>
-    </w:p>
-    <w:bookmarkEnd w:id="72"/>
-    <w:bookmarkStart w:id="73" w:name="Xad90bd477b429068d98dc58c2c693c157e60e39"/>
-    <w:p>
-      <w:pPr>
-        <w:pStyle w:val="Heading2"/>
-      </w:pPr>
-      <w:r>
-        <w:t xml:space="preserve">BOB-200 — cm_dangerous_combination_fail_closed gate reads a dead find(1) as a topology SKIP (exit 0) instead of failing closed</w:t>
-      </w:r>
-    </w:p>
-    <w:p>
-      <w:pPr>
-        <w:pStyle w:val="FirstParagraph"/>
-      </w:pPr>
-      <w:r>
-        <w:rPr>
-          <w:b/>
-          <w:bCs/>
-        </w:rPr>
-        <w:t xml:space="preserve">Status:</w:t>
-      </w:r>
-      <w:r>
-        <w:t xml:space="preserve"> </w:t>
-      </w:r>
-      <w:r>
-        <w:t xml:space="preserve">Queued</w:t>
-      </w:r>
-      <w:r>
-        <w:t xml:space="preserve"> </w:t>
-      </w:r>
-      <w:r>
-        <w:rPr>
-          <w:b/>
-          <w:bCs/>
-        </w:rPr>
-        <w:t xml:space="preserve">Type:</w:t>
-      </w:r>
-      <w:r>
-        <w:t xml:space="preserve"> </w:t>
-      </w:r>
-      <w:r>
-        <w:t xml:space="preserve">Bug</w:t>
-      </w:r>
-      <w:r>
-        <w:t xml:space="preserve"> </w:t>
-      </w:r>
-      <w:r>
-        <w:rPr>
-          <w:b/>
-          <w:bCs/>
-        </w:rPr>
-        <w:t xml:space="preserve">Severity:</w:t>
-      </w:r>
-      <w:r>
-        <w:t xml:space="preserve"> </w:t>
-      </w:r>
-      <w:r>
-        <w:t xml:space="preserve">Medium</w:t>
-      </w:r>
-    </w:p>
-    <w:p>
-      <w:pPr>
-        <w:pStyle w:val="BodyText"/>
-      </w:pPr>
-      <w:r>
-        <w:t xml:space="preserve">WHAT: scripts/gates/cm_dangerous_combination_fail_closed.sh builds its scan file list with find(1). If find itself DIES (permission error, resource exhaustion, interrupted), the gate receives an EMPTY file list and interprets that as</w:t>
-      </w:r>
-      <w:r>
-        <w:t xml:space="preserve"> </w:t>
-      </w:r>
-      <w:r>
-        <w:t xml:space="preserve">‘no files in scope’</w:t>
-      </w:r>
-      <w:r>
-        <w:t xml:space="preserve"> </w:t>
-      </w:r>
-      <w:r>
-        <w:t xml:space="preserve">-&gt; honest topology SKIP -&gt; exit 0. The failure IS loud on stderr but SILENT in the exit code, so any caller gating on exit status reads a dead instrument as a clean corpus.</w:t>
-      </w:r>
-    </w:p>
-    <w:p>
-      <w:pPr>
-        <w:pStyle w:val="BodyText"/>
-      </w:pPr>
-      <w:r>
-        <w:t xml:space="preserve">WHY IT MATTERS: this is a textbook 11.4.201(6) FALSE-NULL – a blind instrument and a clean artifact return the identical quiet zero. It is also a 11.4.252 fail-OPEN on exactly the</w:t>
-      </w:r>
-      <w:r>
-        <w:t xml:space="preserve"> </w:t>
-      </w:r>
-      <w:r>
-        <w:t xml:space="preserve">‘cannot enumerate the corpus’</w:t>
-      </w:r>
-      <w:r>
-        <w:t xml:space="preserve"> </w:t>
-      </w:r>
-      <w:r>
-        <w:t xml:space="preserve">condition where the gate’s own stated discipline is to fail CLOSED. A gate that cannot see must refuse, not pass.</w:t>
-      </w:r>
-    </w:p>
-    <w:p>
-      <w:pPr>
-        <w:pStyle w:val="BodyText"/>
-      </w:pPr>
-      <w:r>
-        <w:t xml:space="preserve">AFFECTED SCOPE: constitution/scripts/gates/cm_dangerous_combination_fail_closed.sh (the find invocation and the empty-list branch). PRE-EXISTING – NOT introduced by the BOB-195 change; found by the independent round-2 reviewer while reviewing that change and explicitly scoped OUT of its remediation.</w:t>
-      </w:r>
-    </w:p>
-    <w:p>
-      <w:pPr>
-        <w:pStyle w:val="BodyText"/>
-      </w:pPr>
-      <w:r>
-        <w:t xml:space="preserve">REPRODUCTION: make find(1) fail during the gate run (unreadable scan root, or a find stub returning non-zero with empty stdout) and observe the gate exit 0 with a topology-SKIP message, indistinguishable from a genuinely empty corpus.</w:t>
-      </w:r>
-    </w:p>
-    <w:p>
-      <w:pPr>
-        <w:pStyle w:val="BodyText"/>
-      </w:pPr>
-      <w:r>
-        <w:t xml:space="preserve">ACCEPTANCE: (1) the gate distinguishes</w:t>
-      </w:r>
-      <w:r>
-        <w:t xml:space="preserve"> </w:t>
-      </w:r>
-      <w:r>
-        <w:t xml:space="preserve">‘find succeeded and found zero files’</w:t>
-      </w:r>
-      <w:r>
-        <w:t xml:space="preserve"> </w:t>
-      </w:r>
-      <w:r>
-        <w:t xml:space="preserve">from</w:t>
-      </w:r>
-      <w:r>
-        <w:t xml:space="preserve"> </w:t>
-      </w:r>
-      <w:r>
-        <w:t xml:space="preserve">‘find failed’</w:t>
-      </w:r>
-      <w:r>
-        <w:t xml:space="preserve"> </w:t>
-      </w:r>
-      <w:r>
-        <w:t xml:space="preserve">– check find’s exit status, not only its output; (2) a failed enumeration is a FINDING (non-zero exit) naming the unresolved precondition, never a SKIP; (3) a genuinely empty scan root still SKIPs honestly at exit 0 – the 11.4.201(1) golden-FALSE guard, so the fix does not become a false-positive refusal; (4) paired 1.1 mutation: restore the swallow-find-failure behaviour and the new fixture MUST fail.</w:t>
-      </w:r>
-    </w:p>
-    <w:bookmarkEnd w:id="73"/>
-    <w:bookmarkStart w:id="74" w:name="X0a11ad4ef084ae583354444a7004378388ce69a"/>
-    <w:p>
-      <w:pPr>
-        <w:pStyle w:val="Heading2"/>
-      </w:pPr>
-      <w:r>
-        <w:t xml:space="preserve">BOB-211 — LATENT + OPERATOR-GATED: on a uid-flattening mount whose uid is not the operator, chown fails EPERM with no fstype-aware diagnosis, and fmask/dmask silently defeat the preserve_mode 600 contract</w:t>
-      </w:r>
-    </w:p>
-    <w:p>
-      <w:pPr>
-        <w:pStyle w:val="FirstParagraph"/>
-      </w:pPr>
-      <w:r>
-        <w:rPr>
-          <w:b/>
-          <w:bCs/>
-        </w:rPr>
-        <w:t xml:space="preserve">Status:</w:t>
-      </w:r>
-      <w:r>
-        <w:t xml:space="preserve"> </w:t>
-      </w:r>
-      <w:r>
-        <w:t xml:space="preserve">Queued</w:t>
-      </w:r>
-      <w:r>
-        <w:t xml:space="preserve"> </w:t>
-      </w:r>
-      <w:r>
-        <w:rPr>
-          <w:b/>
-          <w:bCs/>
-        </w:rPr>
-        <w:t xml:space="preserve">Type:</w:t>
-      </w:r>
-      <w:r>
-        <w:t xml:space="preserve"> </w:t>
-      </w:r>
-      <w:r>
-        <w:t xml:space="preserve">Bug</w:t>
-      </w:r>
-      <w:r>
-        <w:t xml:space="preserve"> </w:t>
-      </w:r>
-      <w:r>
-        <w:rPr>
-          <w:b/>
-          <w:bCs/>
-        </w:rPr>
-        <w:t xml:space="preserve">Severity:</w:t>
-      </w:r>
-      <w:r>
-        <w:t xml:space="preserve"> </w:t>
-      </w:r>
-      <w:r>
-        <w:t xml:space="preserve">minor</w:t>
-      </w:r>
-    </w:p>
-    <w:p>
-      <w:pPr>
-        <w:pStyle w:val="BodyText"/>
-      </w:pPr>
-      <w:r>
-        <w:t xml:space="preserve">STATUS: LATENT on this host (measured: all six declared locations sit on ONE btrfs mount, fully ownership-expressive) and OPERATOR-GATED for verification. Retained from the dismissed BOB-206 rather than discarded with it, because the scenario is well-founded elsewhere: the declared mount is a udisks auto-mounted REMOVABLE NVMe, so another operator’s portable drive being exFAT or NTFS is entirely ordinary.</w:t>
-      </w:r>
-    </w:p>
-    <w:p>
-      <w:pPr>
-        <w:pStyle w:val="BodyText"/>
-      </w:pPr>
-      <w:r>
-        <w:t xml:space="preserve">TWO RESIDUALS:</w:t>
-      </w:r>
-      <w:r>
-        <w:t xml:space="preserve"> </w:t>
-      </w:r>
-      <w:r>
-        <w:t xml:space="preserve">(1) REPAIR-LAYER DIAGNOSIS. On a uid-flattening mount whose flattened uid is NOT the operator, probe_location correctly REFUSES (verified: uid=0 and uid=100999 both refuse). But it then hands ownership_repair.sh a chown that will return EPERM, and nothing in the repair path is fstype-aware — so the operator sees a permission failure whose real remedy is a REMOUNT OPTION, which no message says. Reasoned, NOT proven: the shim used to verify BOB-206 models the stat READ, not the chown WRITE, and cannot settle whether chown actually fails.</w:t>
-      </w:r>
-      <w:r>
-        <w:t xml:space="preserve"> </w:t>
-      </w:r>
-      <w:r>
-        <w:t xml:space="preserve">(2) MODE CONTRACT. vfat flattens MODE via fmask/dmask, so the preserve_mode: true / 600 contract on .env and config/boba.db would be silently unenforceable there. §11.4.10-adjacent: a credential file believed to be 600 that is world-readable by mount option is a leak the mode check cannot see.</w:t>
-      </w:r>
-    </w:p>
-    <w:p>
-      <w:pPr>
-        <w:pStyle w:val="BodyText"/>
-      </w:pPr>
-      <w:r>
-        <w:t xml:space="preserve">WHY OPERATOR-GATED: a genuine end-to-end RED needs a real uid-flattening mount. The privilege-free route is bindfs -u</w:t>
-      </w:r>
-      <w:r>
-        <w:t xml:space="preserve"> </w:t>
-      </w:r>
-      <w:r>
-        <w:t xml:space="preserve"> </w:t>
-      </w:r>
-      <w:r>
-        <w:t xml:space="preserve">(FUSE; fusermount IS present and user_allow_other IS set) — but bindfs is ABSENT on this host, as are mkfs.vfat and losetup. So verification needs either a bindfs install or a privileged loopback mount. Neither was attempted (§11.4.21 — high-blast-radius host mutation is operator-gated).</w:t>
-      </w:r>
-    </w:p>
-    <w:p>
-      <w:pPr>
-        <w:pStyle w:val="BodyText"/>
-      </w:pPr>
-      <w:r>
-        <w:t xml:space="preserve">ALSO RECORDED: NO test anywhere exercises a uid-flattening filesystem — vfat/exfat/ntfs/flatten/loopback/mkfs/losetup/bindfs/fusermount all measure 0 across the three ownership test files, needle-proven (probe_location = 3 hits through the same instrument).</w:t>
-      </w:r>
-    </w:p>
-    <w:p>
-      <w:pPr>
-        <w:pStyle w:val="BodyText"/>
-      </w:pPr>
-      <w:r>
-        <w:t xml:space="preserve">ACCEPTANCE: (1) operator decides whether to install bindfs or provide a privileged loopback so the RED can be built; (2) if verified, the repair path gains fstype-aware diagnosis naming the remount remedy; (3) the mode contract either detects mode-flattening mounts and refuses, or documents honestly that it cannot be enforced there.</w:t>
-      </w:r>
-    </w:p>
-    <w:p>
-      <w:pPr>
-        <w:pStyle w:val="BodyText"/>
-      </w:pPr>
-      <w:r>
-        <w:t xml:space="preserve">DISCOVERY CHANNEL (§11.4.238): retained residual from the BOB-206 verification stream.</w:t>
-      </w:r>
-    </w:p>
-    <w:bookmarkEnd w:id="74"/>
-    <w:bookmarkStart w:id="75" w:name="X71b3d3e28f037bd84e63565bd377b60227a2e0f"/>
-    <w:p>
-      <w:pPr>
-        <w:pStyle w:val="Heading2"/>
-      </w:pPr>
-      <w:r>
-        <w:t xml:space="preserve">BOB-219 — LIVE §11.4.65 sync violation: docs/guides/tracker-credentials.{html,pdf} exist on disk but are untracked and ignored, while their .md source IS tracked</w:t>
-      </w:r>
-    </w:p>
-    <w:p>
-      <w:pPr>
-        <w:pStyle w:val="FirstParagraph"/>
-      </w:pPr>
-      <w:r>
-        <w:rPr>
-          <w:b/>
-          <w:bCs/>
-        </w:rPr>
-        <w:t xml:space="preserve">Status:</w:t>
-      </w:r>
-      <w:r>
-        <w:t xml:space="preserve"> </w:t>
-      </w:r>
-      <w:r>
-        <w:t xml:space="preserve">Queued</w:t>
-      </w:r>
-      <w:r>
-        <w:t xml:space="preserve"> </w:t>
-      </w:r>
-      <w:r>
-        <w:rPr>
-          <w:b/>
-          <w:bCs/>
-        </w:rPr>
-        <w:t xml:space="preserve">Type:</w:t>
-      </w:r>
-      <w:r>
-        <w:t xml:space="preserve"> </w:t>
-      </w:r>
-      <w:r>
-        <w:t xml:space="preserve">Bug</w:t>
-      </w:r>
-      <w:r>
-        <w:t xml:space="preserve"> </w:t>
-      </w:r>
-      <w:r>
-        <w:rPr>
-          <w:b/>
-          <w:bCs/>
-        </w:rPr>
-        <w:t xml:space="preserve">Severity:</w:t>
-      </w:r>
-      <w:r>
-        <w:t xml:space="preserve"> </w:t>
-      </w:r>
-      <w:r>
-        <w:t xml:space="preserve">major</w:t>
-      </w:r>
-    </w:p>
-    <w:p>
-      <w:pPr>
-        <w:pStyle w:val="BodyText"/>
-      </w:pPr>
-      <w:r>
-        <w:t xml:space="preserve">WHAT, conductor-verified: docs/guides/tracker-credentials.md is TRACKED. Its §11.4.65-mandated export twins docs/guides/tracker-credentials.html and .pdf both EXIST ON DISK, are NOT tracked, and ARE ignored — matched by the .gitignore</w:t>
-      </w:r>
-      <w:r>
-        <w:t xml:space="preserve"> </w:t>
+        <w:t xml:space="preserve">AI</w:t>
+      </w:r>
+    </w:p>
+    <w:p>
+      <w:pPr>
+        <w:pStyle w:val="BodyText"/>
+      </w:pPr>
+      <w:r>
+        <w:t xml:space="preserve">BOB-227 measured 3 of 4 artifacts of the CM-LAN-ROUTES-AUTHENTICATED gate untracked in git; criterion 1 (commit them) was already resolved by an unrelated prior commit before this session, closed 2026-09-23. Criterion 2 was NOT addressed:</w:t>
+      </w:r>
+      <w:r>
+        <w:t xml:space="preserve"> </w:t>
+      </w:r>
+      <w:r>
+        <w:t xml:space="preserve">‘a gate asserting that every executable a pre-build invariant invokes is itself tracked’</w:t>
+      </w:r>
+      <w:r>
+        <w:t xml:space="preserve"> </w:t>
+      </w:r>
+      <w:r>
+        <w:t xml:space="preserve">– a general mechanism preventing this whole CLASS of defect (a pre-build gate’s own implementation files shipping untracked, invisible to a fresh clone, no committed baseline for round-over-round diffs) from recurring for ANY future gate, not merely this one. ACCEPTANCE: (1) enumerate every file path scripts/pre_build_verification.sh invokes (via bash/timeout/python3 calls to scripts under scripts/pre_build/, plus every tests/pre_build/</w:t>
       </w:r>
       <w:r>
         <w:rPr>
           <w:i/>
           <w:iCs/>
         </w:rPr>
-        <w:t xml:space="preserve">credentials</w:t>
-      </w:r>
-      <w:r>
-        <w:t xml:space="preserve"> </w:t>
-      </w:r>
-      <w:r>
-        <w:t xml:space="preserve">deny-all at :31. The .md is rescued by an explicit allowlist entry at :38; nobody added entries for the twins.</w:t>
-      </w:r>
-    </w:p>
-    <w:p>
-      <w:pPr>
-        <w:pStyle w:val="BodyText"/>
-      </w:pPr>
-      <w:r>
-        <w:t xml:space="preserve">WHY IT IS A LIVE VIOLATION AND NOT A HYPOTHETICAL: §11.4.65 requires every in-scope Markdown document to carry synchronized .html/.pdf siblings, and §11.4.212 requires every §11.4.65-scope doc to be reachable from the README. Two artifacts that exist locally but can never be committed are, from any fresh clone, ABSENT — so every clone of this repository has a tracker-credentials guide with no exports, while the authoring host looks complete. The divergence is invisible on the machine that would notice it.</w:t>
-      </w:r>
-    </w:p>
-    <w:p>
-      <w:pPr>
-        <w:pStyle w:val="BodyText"/>
-      </w:pPr>
-      <w:r>
-        <w:t xml:space="preserve">WHY NOBODY SAW IT: this is a §11.4.201(6) FALSE-NULL of the BOB-212 class. git status never listed the twins, so no gate and no author had a signal. The blind instrument and the clean tree return the identical quiet zero.</w:t>
-      </w:r>
-    </w:p>
-    <w:p>
-      <w:pPr>
-        <w:pStyle w:val="BodyText"/>
-      </w:pPr>
-      <w:r>
-        <w:t xml:space="preserve">ANOTHER INSTANCE OF THE SAME MECHANISM, filed here rather than separately because it is one fix: docs/qa/BOB-124/evidence/loginctl_user_state.txt is swallowed by *_user* at .gitignore:~55 and is therefore uncommitted §11.4.83 QA evidence. Its SIBLINGS IN THE SAME DIRECTORY — user1000_grepped.log, user_scope_events_head.log, user_service_lifecycle.log — ARE tracked, saved only by the robust glob negation !docs/qa/**/*.log. That one file is lost purely because it is .txt rather than .log. The pattern is exact: robust glob negations hold; per-file and per-extension rescues leak.</w:t>
-      </w:r>
-    </w:p>
-    <w:p>
-      <w:pPr>
-        <w:pStyle w:val="BodyText"/>
-      </w:pPr>
-      <w:r>
-        <w:t xml:space="preserve">ACCEPTANCE: (1) both twins become trackable and are committed alongside their .md; (2) the BOB-124 .txt evidence likewise; (3) whichever BOB-212 fix direction is chosen, it MUST cover these — a fix that closes the future-swallow while leaving these three artifacts permanently uncommittable has addressed the mechanism and not the damage; (4) a check that a tracked .md in §11.4.65 scope has COMMITTABLE twins, so this class cannot recur silently.</w:t>
-      </w:r>
-    </w:p>
-    <w:p>
-      <w:pPr>
-        <w:pStyle w:val="BodyText"/>
-      </w:pPr>
-      <w:r>
-        <w:t xml:space="preserve">DISCOVERY CHANNEL (§11.4.238): found by the BOB-212 blast-radius sweep — and only on its SECOND pass. The first pass filtered by a source-extension set that omitted .pdf, which hid this finding entirely; the agent re-ran with no extension filter over all 420 non-artifact paths and recorded the blind spot rather than shipping the first number. Worth keeping: an extension allowlist is itself a false-null generator, which is the same shape as the defect being investigated.</w:t>
-      </w:r>
-    </w:p>
-    <w:bookmarkEnd w:id="75"/>
-    <w:bookmarkStart w:id="76" w:name="Xc973ac35236f47c14148f5b58288bb1748733e4"/>
-    <w:p>
-      <w:pPr>
-        <w:pStyle w:val="Heading2"/>
-      </w:pPr>
-      <w:r>
-        <w:t xml:space="preserve">BOB-223 — §11.4.18 script-documentation and §11.4.44 revision headers are ungated — and the perverse consequence is that WRITING the mandated companion doc is what breaks the build</w:t>
-      </w:r>
-    </w:p>
-    <w:p>
-      <w:pPr>
-        <w:pStyle w:val="FirstParagraph"/>
-      </w:pPr>
-      <w:r>
-        <w:rPr>
-          <w:b/>
-          <w:bCs/>
-        </w:rPr>
-        <w:t xml:space="preserve">Status:</w:t>
-      </w:r>
-      <w:r>
-        <w:t xml:space="preserve"> </w:t>
-      </w:r>
-      <w:r>
-        <w:t xml:space="preserve">Queued</w:t>
-      </w:r>
-      <w:r>
-        <w:t xml:space="preserve"> </w:t>
-      </w:r>
-      <w:r>
-        <w:rPr>
-          <w:b/>
-          <w:bCs/>
-        </w:rPr>
-        <w:t xml:space="preserve">Type:</w:t>
-      </w:r>
-      <w:r>
-        <w:t xml:space="preserve"> </w:t>
-      </w:r>
-      <w:r>
-        <w:t xml:space="preserve">Bug</w:t>
-      </w:r>
-      <w:r>
-        <w:t xml:space="preserve"> </w:t>
-      </w:r>
-      <w:r>
-        <w:rPr>
-          <w:b/>
-          <w:bCs/>
-        </w:rPr>
-        <w:t xml:space="preserve">Severity:</w:t>
-      </w:r>
-      <w:r>
-        <w:t xml:space="preserve"> </w:t>
-      </w:r>
-      <w:r>
-        <w:t xml:space="preserve">major</w:t>
-      </w:r>
-    </w:p>
-    <w:p>
-      <w:pPr>
-        <w:pStyle w:val="BodyText"/>
-      </w:pPr>
-      <w:r>
-        <w:t xml:space="preserve">WHAT, both conductor-verified with control needles: CM-SCRIPT-DOCS-SYNC occurrences in scripts/pre_build_verification.sh = 0 (control needle CM-MARKDOWN-EXPORT-SYNC = 6, so the instrument sees). §11.4.44 revision-header enforcement likewise 0 hits (control needle 3). Neither §11.4.18’s companion-doc mandate nor §11.4.44’s revision header is enforced by any invariant.</w:t>
-      </w:r>
-    </w:p>
-    <w:p>
-      <w:pPr>
-        <w:pStyle w:val="BodyText"/>
-      </w:pPr>
-      <w:r>
-        <w:t xml:space="preserve">THE PERVERSE CONSEQUENCE, MEASURED: a new script with NO companion doc passes the gate. Writing the companion doc that §11.4.18 MANDATES creates docs/scripts/</w:t>
-      </w:r>
-      <w:r>
-        <w:t xml:space="preserve">.md, which invariant 16 (CM-MARKDOWN-EXPORT-SYNC) then requires to have .html and .pdf twins — and their absence is a BLOCKING failure. This session hit it exactly: docs/scripts/test_gitignore_swallow_is_loud.{html,pdf} are missing and are two of invariant 16’s six violations.</w:t>
-      </w:r>
-      <w:r>
-        <w:t xml:space="preserve"> </w:t>
-      </w:r>
-      <w:r>
-        <w:t xml:space="preserve">So the gate’s incentive gradient points AWAY from the constitution: complying with §11.4.18 is punished, ignoring it is free. That is worse than an ungated rule — it is a rule the machinery actively discourages.</w:t>
-      </w:r>
-    </w:p>
-    <w:p>
-      <w:pPr>
-        <w:pStyle w:val="BodyText"/>
-      </w:pPr>
-      <w:r>
-        <w:t xml:space="preserve">§11.4.227 IS THE GOVERNING ANCHOR: a named gate that exists only in prose is gate debt, and the ledger of unimplemented CM-* names must be monotone-decreasing. CM-SCRIPT-DOCS-SYNC is named in §11.4.18’s own text and implemented nowhere — one concrete row of exactly the 58%-unimplemented population §11.4.227 was minted to shrink.</w:t>
-      </w:r>
-    </w:p>
-    <w:p>
-      <w:pPr>
-        <w:pStyle w:val="BodyText"/>
-      </w:pPr>
-      <w:r>
-        <w:t xml:space="preserve">ACCEPTANCE: (1) either CM-SCRIPT-DOCS-SYNC is implemented, or it is registered as a deferral pointing at a tracked §11.4.197 item — silent absence is what §11.4.227 forbids; (2) same for §11.4.44’s header check; (3) whichever is chosen, the incentive inversion is closed: it must never be cheaper to skip a mandated doc than to write one — if invariant 16 will demand twins, the doc-creation path must produce them, or invariant 16 must scope out docs/scripts until it can; (4) a paired §1.1 mutation per gate implemented.</w:t>
-      </w:r>
-    </w:p>
-    <w:p>
-      <w:pPr>
-        <w:pStyle w:val="BodyText"/>
-      </w:pPr>
-      <w:r>
-        <w:t xml:space="preserve">HONEST NOTE ON SCOPE: this item does not argue §11.4.18 should be enforced immediately — that is an operator call about gate debt priority (§11.4.66). It argues the CURRENT state is incoherent: an unenforced mandate whose observance triggers a different gate’s failure. Either enforce both ends or neither.</w:t>
-      </w:r>
-    </w:p>
-    <w:p>
-      <w:pPr>
-        <w:pStyle w:val="BodyText"/>
-      </w:pPr>
-      <w:r>
-        <w:t xml:space="preserve">DISCOVERY CHANNEL (§11.4.238): found by the T042 readiness preflight while explaining why a new file broke invariant 16. Not by the automated QA regime.</w:t>
-      </w:r>
-    </w:p>
-    <w:bookmarkEnd w:id="76"/>
-    <w:bookmarkStart w:id="77" w:name="X65573623ddfacc4486a4d5494d166708281c78a"/>
-    <w:p>
-      <w:pPr>
-        <w:pStyle w:val="Heading2"/>
-      </w:pPr>
-      <w:r>
-        <w:t xml:space="preserve">BOB-226 — Repair-side walk over foreign-owned INTERIOR directories is untested by any automated path</w:t>
-      </w:r>
-    </w:p>
-    <w:p>
-      <w:pPr>
-        <w:pStyle w:val="FirstParagraph"/>
-      </w:pPr>
-      <w:r>
-        <w:rPr>
-          <w:b/>
-          <w:bCs/>
-        </w:rPr>
-        <w:t xml:space="preserve">Status:</w:t>
-      </w:r>
-      <w:r>
-        <w:t xml:space="preserve"> </w:t>
-      </w:r>
-      <w:r>
-        <w:t xml:space="preserve">Queued</w:t>
-      </w:r>
-      <w:r>
-        <w:t xml:space="preserve"> </w:t>
-      </w:r>
-      <w:r>
-        <w:rPr>
-          <w:b/>
-          <w:bCs/>
-        </w:rPr>
-        <w:t xml:space="preserve">Type:</w:t>
-      </w:r>
-      <w:r>
-        <w:t xml:space="preserve"> </w:t>
-      </w:r>
-      <w:r>
-        <w:t xml:space="preserve">Task</w:t>
-      </w:r>
-      <w:r>
-        <w:t xml:space="preserve"> </w:t>
-      </w:r>
-      <w:r>
-        <w:rPr>
-          <w:b/>
-          <w:bCs/>
-        </w:rPr>
-        <w:t xml:space="preserve">Severity:</w:t>
-      </w:r>
-      <w:r>
-        <w:t xml:space="preserve"> </w:t>
-      </w:r>
-      <w:r>
-        <w:t xml:space="preserve">major</w:t>
-      </w:r>
-      <w:r>
-        <w:t xml:space="preserve"> </w:t>
-      </w:r>
-      <w:r>
-        <w:rPr>
-          <w:b/>
-          <w:bCs/>
-        </w:rPr>
-        <w:t xml:space="preserve">Created-By:</w:t>
-      </w:r>
-      <w:r>
-        <w:t xml:space="preserve"> </w:t>
-      </w:r>
-      <w:r>
-        <w:t xml:space="preserve">Claude</w:t>
-      </w:r>
-      <w:r>
-        <w:t xml:space="preserve"> </w:t>
-      </w:r>
-      <w:r>
-        <w:rPr>
-          <w:b/>
-          <w:bCs/>
-        </w:rPr>
-        <w:t xml:space="preserve">Assigned-To:</w:t>
-      </w:r>
-      <w:r>
-        <w:t xml:space="preserve"> </w:t>
-      </w:r>
-      <w:r>
-        <w:t xml:space="preserve">Claude</w:t>
-      </w:r>
-    </w:p>
-    <w:p>
-      <w:pPr>
-        <w:pStyle w:val="BodyText"/>
-      </w:pPr>
-      <w:r>
-        <w:t xml:space="preserve">WHAT: ownership_repair walks a declared root and repairs items whose uid is not the operator. The unit suite seeds a foreign uid only onto FILES and SYMLINKS; interior DIRECTORIES stay operator-owned (case 22 seeds only a foreign declared ROOT, on the failure path). Production first-start repairs exactly the untested shape. MANIFEST: tests/unit/test_ownership_repair.sh seed_tree/seed_wrong; scripts/ownership_repair.sh walk at :994. REPRO: seed a tree whose interior directories carry uid 100000 via podman unshare, run the repair, observe no automated assertion covers the outcome. WHY UNTESTED: the unprivileged harness cannot create symlinks inside a directory it no longer owns, which cases 8/9/18 require. The DECLARED GAPS note cross-references tests/ownership/test_container_writes_owned_files.py, but that covers the CREATION side (FR-002), not the repair-side walk. ACCEPTANCE: an integration-layer test (where the unprivileged-harness constraint does not bind) that seeds foreign-owned interior directories, runs the repair, and asserts post-state ownership plus mode preservation. Surfaced by the BOB-207 independent review 2026-08-27.</w:t>
-      </w:r>
-    </w:p>
-    <w:bookmarkEnd w:id="77"/>
-    <w:bookmarkStart w:id="78" w:name="X9991bb9773dc58c94842edea440f362a03d117e"/>
-    <w:p>
-      <w:pPr>
-        <w:pStyle w:val="Heading2"/>
-      </w:pPr>
-      <w:r>
-        <w:t xml:space="preserve">BOB-228 — README does not link the LAN-route auth gate guide, so a §11.4.65-scope doc is an orphan under §11.4.212</w:t>
-      </w:r>
-    </w:p>
-    <w:p>
-      <w:pPr>
-        <w:pStyle w:val="FirstParagraph"/>
-      </w:pPr>
-      <w:r>
-        <w:rPr>
-          <w:b/>
-          <w:bCs/>
-        </w:rPr>
-        <w:t xml:space="preserve">Status:</w:t>
-      </w:r>
-      <w:r>
-        <w:t xml:space="preserve"> </w:t>
-      </w:r>
-      <w:r>
-        <w:t xml:space="preserve">Queued</w:t>
-      </w:r>
-      <w:r>
-        <w:t xml:space="preserve"> </w:t>
-      </w:r>
-      <w:r>
-        <w:rPr>
-          <w:b/>
-          <w:bCs/>
-        </w:rPr>
-        <w:t xml:space="preserve">Type:</w:t>
-      </w:r>
-      <w:r>
-        <w:t xml:space="preserve"> </w:t>
-      </w:r>
-      <w:r>
-        <w:t xml:space="preserve">Task</w:t>
-      </w:r>
-      <w:r>
-        <w:t xml:space="preserve"> </w:t>
-      </w:r>
-      <w:r>
-        <w:rPr>
-          <w:b/>
-          <w:bCs/>
-        </w:rPr>
-        <w:t xml:space="preserve">Severity:</w:t>
-      </w:r>
-      <w:r>
-        <w:t xml:space="preserve"> </w:t>
-      </w:r>
-      <w:r>
-        <w:t xml:space="preserve">minor</w:t>
-      </w:r>
-      <w:r>
-        <w:t xml:space="preserve"> </w:t>
-      </w:r>
-      <w:r>
-        <w:rPr>
-          <w:b/>
-          <w:bCs/>
-        </w:rPr>
-        <w:t xml:space="preserve">Created-By:</w:t>
-      </w:r>
-      <w:r>
-        <w:t xml:space="preserve"> </w:t>
-      </w:r>
-      <w:r>
-        <w:t xml:space="preserve">Claude</w:t>
-      </w:r>
-      <w:r>
-        <w:t xml:space="preserve"> </w:t>
-      </w:r>
-      <w:r>
-        <w:rPr>
-          <w:b/>
-          <w:bCs/>
-        </w:rPr>
-        <w:t xml:space="preserve">Assigned-To:</w:t>
-      </w:r>
-      <w:r>
-        <w:t xml:space="preserve"> </w:t>
-      </w:r>
-      <w:r>
-        <w:t xml:space="preserve">Claude</w:t>
-      </w:r>
-    </w:p>
-    <w:p>
-      <w:pPr>
-        <w:pStyle w:val="BodyText"/>
-      </w:pPr>
-      <w:r>
-        <w:t xml:space="preserve">WHAT: §11.4.212 makes the main README the canonical entry point for ALL project documentation, with no §11.4.65-scope doc reachable by no link path. docs/scripts/check_cm_lan_routes_authenticated.md is not reachable from README.md. MEASURED 2026-08-27: grep -c for the guide name in README.md returns 0, control-needled against a doc README does link (CONTINUATION returns 1), so the instrument is not blind. ACCEPTANCE: README links the guide directly or transitively, and the doc-link generator covers docs/scripts/ so the next such guide cannot land orphaned. Surfaced by the BOB-102 round-13 remediation and independently verified 2026-08-27.</w:t>
-      </w:r>
-    </w:p>
-    <w:bookmarkEnd w:id="78"/>
-    <w:bookmarkStart w:id="79" w:name="X8b9b6672f330fb41d15c18084254ebe6ee928c6"/>
-    <w:p>
-      <w:pPr>
-        <w:pStyle w:val="Heading2"/>
-      </w:pPr>
-      <w:r>
-        <w:t xml:space="preserve">BOB-231 — A gate asserting every executable a pre-build invariant invokes is itself tracked (BOB-227 criterion 2 follow-up)</w:t>
-      </w:r>
-    </w:p>
-    <w:p>
-      <w:pPr>
-        <w:pStyle w:val="FirstParagraph"/>
-      </w:pPr>
-      <w:r>
-        <w:rPr>
-          <w:b/>
-          <w:bCs/>
-        </w:rPr>
-        <w:t xml:space="preserve">Status:</w:t>
-      </w:r>
-      <w:r>
-        <w:t xml:space="preserve"> </w:t>
-      </w:r>
-      <w:r>
-        <w:t xml:space="preserve">Queued</w:t>
-      </w:r>
-      <w:r>
-        <w:t xml:space="preserve"> </w:t>
-      </w:r>
-      <w:r>
-        <w:rPr>
-          <w:b/>
-          <w:bCs/>
-        </w:rPr>
-        <w:t xml:space="preserve">Type:</w:t>
-      </w:r>
-      <w:r>
-        <w:t xml:space="preserve"> </w:t>
-      </w:r>
-      <w:r>
-        <w:t xml:space="preserve">Task</w:t>
-      </w:r>
-      <w:r>
-        <w:t xml:space="preserve"> </w:t>
-      </w:r>
-      <w:r>
-        <w:rPr>
-          <w:b/>
-          <w:bCs/>
-        </w:rPr>
-        <w:t xml:space="preserve">Severity:</w:t>
-      </w:r>
-      <w:r>
-        <w:t xml:space="preserve"> </w:t>
-      </w:r>
-      <w:r>
-        <w:t xml:space="preserve">Major</w:t>
-      </w:r>
-      <w:r>
-        <w:t xml:space="preserve"> </w:t>
-      </w:r>
-      <w:r>
-        <w:rPr>
-          <w:b/>
-          <w:bCs/>
-        </w:rPr>
-        <w:t xml:space="preserve">Created-By:</w:t>
-      </w:r>
-      <w:r>
-        <w:t xml:space="preserve"> </w:t>
-      </w:r>
-      <w:r>
-        <w:t xml:space="preserve">AI</w:t>
-      </w:r>
-    </w:p>
-    <w:p>
-      <w:pPr>
-        <w:pStyle w:val="BodyText"/>
-      </w:pPr>
-      <w:r>
-        <w:t xml:space="preserve">BOB-227 measured 3 of 4 artifacts of the CM-LAN-ROUTES-AUTHENTICATED gate untracked in git; criterion 1 (commit them) was already resolved by an unrelated prior commit before this session, closed 2026-09-23. Criterion 2 was NOT addressed:</w:t>
-      </w:r>
-      <w:r>
-        <w:t xml:space="preserve"> </w:t>
-      </w:r>
-      <w:r>
-        <w:t xml:space="preserve">‘a gate asserting that every executable a pre-build invariant invokes is itself tracked’</w:t>
-      </w:r>
-      <w:r>
-        <w:t xml:space="preserve"> </w:t>
-      </w:r>
-      <w:r>
-        <w:t xml:space="preserve">– a general mechanism preventing this whole CLASS of defect (a pre-build gate’s own implementation files shipping untracked, invisible to a fresh clone, no committed baseline for round-over-round diffs) from recurring for ANY future gate, not merely this one. ACCEPTANCE: (1) enumerate every file path scripts/pre_build_verification.sh invokes (via bash/timeout/python3 calls to scripts under scripts/pre_build/, plus every tests/pre_build/</w:t>
-      </w:r>
-      <w:r>
-        <w:rPr>
-          <w:i/>
-          <w:iCs/>
-        </w:rPr>
         <w:t xml:space="preserve">.sh and tests/hooks/</w:t>
       </w:r>
       <w:r>
         <w:t xml:space="preserve">.sh it runs) – likely via a static grep/parse of pre_build_verification.sh itself, or a runtime trace; (2) assert every one of those paths is git-tracked (git ls-files –error-unmatch); (3) wire this as a new pre-build invariant so a future untracked gate implementation is caught immediately, not discovered independently weeks later; (4) a RED test creating an untracked fake gate-invocation target and asserting the new check fails on it, GREEN once the mechanism exists and the fake target is either removed or tracked.</w:t>
       </w:r>
     </w:p>
-    <w:bookmarkEnd w:id="79"/>
-    <w:bookmarkEnd w:id="80"/>
+    <w:bookmarkEnd w:id="72"/>
+    <w:bookmarkEnd w:id="73"/>
     <w:sectPr>
       <w:footnotePr>
         <w:numRestart w:val="eachSect"/>
@@ -11875,91 +10135,6 @@
       </w:rPr>
     </w:lvl>
   </w:abstractNum>
-  <w:abstractNum w:abstractNumId="99731">
-    <w:nsid w:val="00A99731"/>
-    <w:multiLevelType w:val="multilevel"/>
-    <w:lvl w:ilvl="0">
-      <w:start w:val="1"/>
-      <w:numFmt w:val="lowerLetter"/>
-      <w:lvlText w:val="(%1)"/>
-      <w:lvlJc w:val="left"/>
-      <w:pPr>
-        <w:ind w:left="720" w:hanging="360"/>
-      </w:pPr>
-    </w:lvl>
-    <w:lvl w:ilvl="1">
-      <w:start w:val="1"/>
-      <w:numFmt w:val="lowerLetter"/>
-      <w:lvlText w:val="(%2)"/>
-      <w:lvlJc w:val="left"/>
-      <w:pPr>
-        <w:ind w:left="1440" w:hanging="360"/>
-      </w:pPr>
-    </w:lvl>
-    <w:lvl w:ilvl="2">
-      <w:start w:val="1"/>
-      <w:numFmt w:val="lowerLetter"/>
-      <w:lvlText w:val="(%3)"/>
-      <w:lvlJc w:val="left"/>
-      <w:pPr>
-        <w:ind w:left="2160" w:hanging="360"/>
-      </w:pPr>
-    </w:lvl>
-    <w:lvl w:ilvl="3">
-      <w:start w:val="1"/>
-      <w:numFmt w:val="lowerLetter"/>
-      <w:lvlText w:val="(%4)"/>
-      <w:lvlJc w:val="left"/>
-      <w:pPr>
-        <w:ind w:left="2880" w:hanging="360"/>
-      </w:pPr>
-    </w:lvl>
-    <w:lvl w:ilvl="4">
-      <w:start w:val="1"/>
-      <w:numFmt w:val="lowerLetter"/>
-      <w:lvlText w:val="(%5)"/>
-      <w:lvlJc w:val="left"/>
-      <w:pPr>
-        <w:ind w:left="3600" w:hanging="360"/>
-      </w:pPr>
-    </w:lvl>
-    <w:lvl w:ilvl="5">
-      <w:start w:val="1"/>
-      <w:numFmt w:val="lowerLetter"/>
-      <w:lvlText w:val="(%6)"/>
-      <w:lvlJc w:val="left"/>
-      <w:pPr>
-        <w:ind w:left="4320" w:hanging="360"/>
-      </w:pPr>
-    </w:lvl>
-    <w:lvl w:ilvl="6">
-      <w:start w:val="1"/>
-      <w:numFmt w:val="lowerLetter"/>
-      <w:lvlText w:val="(%7)"/>
-      <w:lvlJc w:val="left"/>
-      <w:pPr>
-        <w:ind w:left="5040" w:hanging="360"/>
-      </w:pPr>
-    </w:lvl>
-    <w:lvl w:ilvl="7">
-      <w:start w:val="1"/>
-      <w:numFmt w:val="lowerLetter"/>
-      <w:lvlText w:val="(%8)"/>
-      <w:lvlJc w:val="left"/>
-      <w:pPr>
-        <w:ind w:left="5760" w:hanging="360"/>
-      </w:pPr>
-    </w:lvl>
-    <w:lvl w:ilvl="8">
-      <w:start w:val="1"/>
-      <w:numFmt w:val="lowerLetter"/>
-      <w:lvlText w:val="(%9)"/>
-      <w:lvlJc w:val="left"/>
-      <w:pPr>
-        <w:ind w:left="6480" w:hanging="360"/>
-      </w:pPr>
-    </w:lvl>
-  </w:abstractNum>
   <w:abstractNum w:abstractNumId="99431">
     <w:nsid w:val="00A99431"/>
     <w:multiLevelType w:val="multilevel"/>
@@ -12052,36 +10227,6 @@
     <w:abstractNumId w:val="991"/>
   </w:num>
   <w:num w:numId="1002">
-    <w:abstractNumId w:val="99731"/>
-    <w:lvlOverride w:ilvl="0">
-      <w:startOverride w:val="1"/>
-    </w:lvlOverride>
-    <w:lvlOverride w:ilvl="1">
-      <w:startOverride w:val="1"/>
-    </w:lvlOverride>
-    <w:lvlOverride w:ilvl="2">
-      <w:startOverride w:val="1"/>
-    </w:lvlOverride>
-    <w:lvlOverride w:ilvl="3">
-      <w:startOverride w:val="1"/>
-    </w:lvlOverride>
-    <w:lvlOverride w:ilvl="4">
-      <w:startOverride w:val="1"/>
-    </w:lvlOverride>
-    <w:lvlOverride w:ilvl="5">
-      <w:startOverride w:val="1"/>
-    </w:lvlOverride>
-    <w:lvlOverride w:ilvl="6">
-      <w:startOverride w:val="1"/>
-    </w:lvlOverride>
-    <w:lvlOverride w:ilvl="7">
-      <w:startOverride w:val="1"/>
-    </w:lvlOverride>
-    <w:lvlOverride w:ilvl="8">
-      <w:startOverride w:val="1"/>
-    </w:lvlOverride>
-  </w:num>
-  <w:num w:numId="1003">
     <w:abstractNumId w:val="99431"/>
     <w:lvlOverride w:ilvl="0">
       <w:startOverride w:val="1"/>

--- a/docs/Issues.docx
+++ b/docs/Issues.docx
@@ -2,7 +2,7 @@
 <file path=word/document.xml><?xml version="1.0" encoding="utf-8"?>
 <w:document xmlns:w="http://schemas.openxmlformats.org/wordprocessingml/2006/main" xmlns:m="http://schemas.openxmlformats.org/officeDocument/2006/math" xmlns:r="http://schemas.openxmlformats.org/officeDocument/2006/relationships" xmlns:o="urn:schemas-microsoft-com:office:office" xmlns:v="urn:schemas-microsoft-com:vml" xmlns:w10="urn:schemas-microsoft-com:office:word" xmlns:a="http://schemas.openxmlformats.org/drawingml/2006/main" xmlns:pic="http://schemas.openxmlformats.org/drawingml/2006/picture" xmlns:wp="http://schemas.openxmlformats.org/drawingml/2006/wordprocessingDrawing">
   <w:body>
-    <w:bookmarkStart w:id="73" w:name="issues-open-workable-items"/>
+    <w:bookmarkStart w:id="63" w:name="issues-open-workable-items"/>
     <w:p>
       <w:pPr>
         <w:pStyle w:val="Heading1"/>
@@ -26,7 +26,7 @@
         <w:t xml:space="preserve"> </w:t>
       </w:r>
       <w:r>
-        <w:t xml:space="preserve">100</w:t>
+        <w:t xml:space="preserve">103</w:t>
       </w:r>
       <w:r>
         <w:t xml:space="preserve"> </w:t>
@@ -42,7 +42,7 @@
         <w:t xml:space="preserve"> </w:t>
       </w:r>
       <w:r>
-        <w:t xml:space="preserve">2026-09-23T09:34:59Z</w:t>
+        <w:t xml:space="preserve">2026-09-23T13:29:46Z</w:t>
       </w:r>
       <w:r>
         <w:t xml:space="preserve"> </w:t>
@@ -3267,400 +3267,12 @@
         <w:t xml:space="preserve"> </w:t>
       </w:r>
       <w:r>
-        <w:t xml:space="preserve">## BOB-141 — CLAUDE.md claims the Go profile serves 7186/7187/7188 but its container binds only 7187 — doc contradicts the Dockerfile</w:t>
-      </w:r>
-    </w:p>
-    <w:p>
-      <w:pPr>
-        <w:pStyle w:val="BodyText"/>
-      </w:pPr>
-      <w:r>
-        <w:rPr>
-          <w:b/>
-          <w:bCs/>
-        </w:rPr>
-        <w:t xml:space="preserve">Status:</w:t>
-      </w:r>
-      <w:r>
-        <w:t xml:space="preserve"> </w:t>
-      </w:r>
-      <w:r>
-        <w:t xml:space="preserve">Queued</w:t>
-      </w:r>
-      <w:r>
-        <w:t xml:space="preserve"> </w:t>
-      </w:r>
-      <w:r>
-        <w:rPr>
-          <w:b/>
-          <w:bCs/>
-        </w:rPr>
-        <w:t xml:space="preserve">Type:</w:t>
-      </w:r>
-      <w:r>
-        <w:t xml:space="preserve"> </w:t>
-      </w:r>
-      <w:r>
-        <w:t xml:space="preserve">Task</w:t>
-      </w:r>
-      <w:r>
-        <w:t xml:space="preserve"> </w:t>
-      </w:r>
-      <w:r>
-        <w:rPr>
-          <w:b/>
-          <w:bCs/>
-        </w:rPr>
-        <w:t xml:space="preserve">Severity:</w:t>
-      </w:r>
-      <w:r>
-        <w:t xml:space="preserve"> </w:t>
-      </w:r>
-      <w:r>
-        <w:t xml:space="preserve">Low</w:t>
-      </w:r>
-      <w:r>
-        <w:t xml:space="preserve"> </w:t>
-      </w:r>
-      <w:r>
-        <w:rPr>
-          <w:b/>
-          <w:bCs/>
-        </w:rPr>
-        <w:t xml:space="preserve">Created-By:</w:t>
-      </w:r>
-      <w:r>
-        <w:t xml:space="preserve"> </w:t>
-      </w:r>
-      <w:r>
-        <w:t xml:space="preserve">Claude</w:t>
-      </w:r>
-    </w:p>
-    <w:p>
-      <w:pPr>
-        <w:pStyle w:val="BodyText"/>
-      </w:pPr>
-      <w:r>
-        <w:rPr>
-          <w:b/>
-          <w:bCs/>
-        </w:rPr>
-        <w:t xml:space="preserve">Reported-Via:</w:t>
-      </w:r>
-      <w:r>
-        <w:t xml:space="preserve"> </w:t>
-      </w:r>
-      <w:r>
-        <w:t xml:space="preserve">§11.4.202 reporting directive</w:t>
-      </w:r>
-      <w:r>
-        <w:t xml:space="preserve"> </w:t>
-      </w:r>
-      <w:r>
-        <w:rPr>
-          <w:rStyle w:val="VerbatimChar"/>
-        </w:rPr>
-        <w:t xml:space="preserve">task</w:t>
-      </w:r>
-      <w:r>
-        <w:t xml:space="preserve"> </w:t>
-      </w:r>
-      <w:r>
-        <w:t xml:space="preserve">on 2026-08-20T14:56:38Z</w:t>
-      </w:r>
-      <w:r>
-        <w:t xml:space="preserve"> </w:t>
-      </w:r>
-      <w:r>
-        <w:rPr>
-          <w:b/>
-          <w:bCs/>
-        </w:rPr>
-        <w:t xml:space="preserve">Reported-By:</w:t>
-      </w:r>
-      <w:r>
-        <w:t xml:space="preserve"> </w:t>
-      </w:r>
-      <w:r>
-        <w:t xml:space="preserve">Claude</w:t>
-      </w:r>
-    </w:p>
-    <w:p>
-      <w:pPr>
-        <w:pStyle w:val="BodyText"/>
-      </w:pPr>
-      <w:r>
-        <w:rPr>
-          <w:b/>
-          <w:bCs/>
-        </w:rPr>
-        <w:t xml:space="preserve">What (the report, verbatim):</w:t>
-      </w:r>
-      <w:r>
-        <w:t xml:space="preserve"> </w:t>
-      </w:r>
-      <w:r>
-        <w:t xml:space="preserve">CLAUDE.md’s Architecture section states:</w:t>
-      </w:r>
-    </w:p>
-    <w:p>
-      <w:pPr>
-        <w:pStyle w:val="BodyText"/>
-      </w:pPr>
-      <w:r>
-        <w:t xml:space="preserve">“qbittorrent-proxy-go (Go/Gin, opt-in via –profile go) – replaces the Python</w:t>
-      </w:r>
-      <w:r>
-        <w:t xml:space="preserve"> </w:t>
-      </w:r>
-      <w:r>
-        <w:t xml:space="preserve">proxy on 7186, 7187, 7188”</w:t>
-      </w:r>
-    </w:p>
-    <w:p>
-      <w:pPr>
-        <w:pStyle w:val="BodyText"/>
-      </w:pPr>
-      <w:r>
-        <w:t xml:space="preserve">The container cannot deliver that. Read from source rather than prose:</w:t>
-      </w:r>
-    </w:p>
-    <w:p>
-      <w:pPr>
-        <w:pStyle w:val="BodyText"/>
-      </w:pPr>
-      <w:r>
-        <w:t xml:space="preserve">qBitTorrent-go/Dockerfile:16 CMD [</w:t>
-      </w:r>
-      <w:r>
-        <w:t xml:space="preserve">“/app/qbittorrent-proxy”</w:t>
-      </w:r>
-      <w:r>
-        <w:t xml:space="preserve">] (ONE binary)</w:t>
-      </w:r>
-      <w:r>
-        <w:t xml:space="preserve"> </w:t>
-      </w:r>
-      <w:r>
-        <w:t xml:space="preserve">qBitTorrent-go/Dockerfile:15 EXPOSE 7187 7188 (declares 2)</w:t>
-      </w:r>
-      <w:r>
-        <w:t xml:space="preserve"> </w:t>
-      </w:r>
-      <w:r>
-        <w:t xml:space="preserve">cmd/qbittorrent-proxy/main.go r.Run(fmt.Sprintf(</w:t>
-      </w:r>
-      <w:r>
-        <w:t xml:space="preserve">“:%d”</w:t>
-      </w:r>
-      <w:r>
-        <w:t xml:space="preserve">, cfg.ServerPort)) (binds 1)</w:t>
-      </w:r>
-      <w:r>
-        <w:t xml:space="preserve"> </w:t>
-      </w:r>
-      <w:r>
-        <w:t xml:space="preserve">internal/config/config.go:58 ServerPort = MERGE_SERVICE_PORT (default 7187)</w:t>
-      </w:r>
-    </w:p>
-    <w:p>
-      <w:pPr>
-        <w:pStyle w:val="BodyText"/>
-      </w:pPr>
-      <w:r>
-        <w:t xml:space="preserve">So the qbittorrent-proxy-go container binds 7187 ONLY. webui-bridge is a SEPARATE</w:t>
-      </w:r>
-      <w:r>
-        <w:t xml:space="preserve"> </w:t>
-      </w:r>
-      <w:r>
-        <w:t xml:space="preserve">binary (cmd/webui-bridge, /bridge/health, cfg.BridgePort) that this container never</w:t>
-      </w:r>
-      <w:r>
-        <w:t xml:space="preserve"> </w:t>
-      </w:r>
-      <w:r>
-        <w:t xml:space="preserve">starts, and nothing in it binds 7186 either – although the compose service does set</w:t>
-      </w:r>
-      <w:r>
-        <w:t xml:space="preserve"> </w:t>
-      </w:r>
-      <w:r>
-        <w:t xml:space="preserve">PROXY_PORT=7186 and BRIDGE_PORT=7188 in its environment, which reinforces the wrong</w:t>
-      </w:r>
-      <w:r>
-        <w:t xml:space="preserve"> </w:t>
-      </w:r>
-      <w:r>
-        <w:t xml:space="preserve">impression. EXPOSE likewise declares a port nothing binds.</w:t>
-      </w:r>
-    </w:p>
-    <w:p>
-      <w:pPr>
-        <w:pStyle w:val="BodyText"/>
-      </w:pPr>
-      <w:r>
-        <w:t xml:space="preserve">WHY THIS MATTERS BEYOND TIDINESS: this prose was used as the source of truth when</w:t>
-      </w:r>
-      <w:r>
-        <w:t xml:space="preserve"> </w:t>
-      </w:r>
-      <w:r>
-        <w:t xml:space="preserve">first authoring config/served_ports.yaml, producing a manifest entry of</w:t>
-      </w:r>
-      <w:r>
-        <w:t xml:space="preserve"> </w:t>
-      </w:r>
-      <w:r>
-        <w:t xml:space="preserve">[7186, 7187, 7188] for that service. The healthcheck gate built on it then FAILED a</w:t>
-      </w:r>
-      <w:r>
-        <w:t xml:space="preserve"> </w:t>
-      </w:r>
-      <w:r>
-        <w:t xml:space="preserve">service whose healthcheck was already correct – a §11.4.201(1) false-positive</w:t>
-      </w:r>
-      <w:r>
-        <w:t xml:space="preserve"> </w:t>
-      </w:r>
-      <w:r>
-        <w:t xml:space="preserve">refusal caused directly by trusting the doc over the Dockerfile. The manifest was</w:t>
-      </w:r>
-      <w:r>
-        <w:t xml:space="preserve"> </w:t>
-      </w:r>
-      <w:r>
-        <w:t xml:space="preserve">corrected against source; the doc was not, and will mislead the next reader the</w:t>
-      </w:r>
-      <w:r>
-        <w:t xml:space="preserve"> </w:t>
-      </w:r>
-      <w:r>
-        <w:t xml:space="preserve">same way.</w:t>
-      </w:r>
-    </w:p>
-    <w:p>
-      <w:pPr>
-        <w:pStyle w:val="BodyText"/>
-      </w:pPr>
-      <w:r>
-        <w:t xml:space="preserve">Either the doc is wrong, or the Go container is under-provisioned relative to intent</w:t>
-      </w:r>
-      <w:r>
-        <w:t xml:space="preserve"> </w:t>
-      </w:r>
-      <w:r>
-        <w:t xml:space="preserve">(it should also run webui-bridge and a 7186 listener). Determining WHICH is part of</w:t>
-      </w:r>
-      <w:r>
-        <w:t xml:space="preserve"> </w:t>
-      </w:r>
-      <w:r>
-        <w:t xml:space="preserve">this task – do not simply reword the doc to match the current binary if the</w:t>
-      </w:r>
-      <w:r>
-        <w:t xml:space="preserve"> </w:t>
-      </w:r>
-      <w:r>
-        <w:t xml:space="preserve">intended design was a three-port container.</w:t>
-      </w:r>
-    </w:p>
-    <w:p>
-      <w:pPr>
-        <w:pStyle w:val="BodyText"/>
-      </w:pPr>
-      <w:r>
-        <w:t xml:space="preserve">Related: the Go service’s compose block sets PROXY_PORT and BRIDGE_PORT that no</w:t>
-      </w:r>
-      <w:r>
-        <w:t xml:space="preserve"> </w:t>
-      </w:r>
-      <w:r>
-        <w:t xml:space="preserve">process in the container consumes, and EXPOSE lists 7188 unbound. Whichever way the</w:t>
-      </w:r>
-      <w:r>
-        <w:t xml:space="preserve"> </w:t>
-      </w:r>
-      <w:r>
-        <w:t xml:space="preserve">above resolves, those should agree with reality afterwards.</w:t>
-      </w:r>
-    </w:p>
-    <w:p>
-      <w:pPr>
-        <w:pStyle w:val="BodyText"/>
-      </w:pPr>
-      <w:r>
-        <w:rPr>
-          <w:b/>
-          <w:bCs/>
-        </w:rPr>
-        <w:t xml:space="preserve">Affected scope / file-scope manifest:</w:t>
-      </w:r>
-      <w:r>
-        <w:t xml:space="preserve"> </w:t>
-      </w:r>
-      <w:r>
-        <w:t xml:space="preserve">CLAUDE.md (Architecture + Port Map), docker-compose.yml (qbittorrent-proxy-go env/EXPOSE), qBitTorrent-go/Dockerfile</w:t>
-      </w:r>
-    </w:p>
-    <w:p>
-      <w:pPr>
-        <w:pStyle w:val="BodyText"/>
-      </w:pPr>
-      <w:r>
-        <w:rPr>
-          <w:b/>
-          <w:bCs/>
-        </w:rPr>
-        <w:t xml:space="preserve">Reproduction / context:</w:t>
-      </w:r>
-      <w:r>
-        <w:t xml:space="preserve"> </w:t>
-      </w:r>
-      <w:r>
-        <w:t xml:space="preserve">Read qBitTorrent-go/Dockerfile:16 (single CMD) against CLAUDE.md’s</w:t>
-      </w:r>
-      <w:r>
-        <w:t xml:space="preserve"> </w:t>
-      </w:r>
-      <w:r>
-        <w:t xml:space="preserve">‘replaces the Python proxy on 7186, 7187, 7188’</w:t>
-      </w:r>
-      <w:r>
-        <w:t xml:space="preserve">; confirm cfg.ServerPort resolves to MERGE_SERVICE_PORT=7187 in internal/config/config.go:58.</w:t>
-      </w:r>
-    </w:p>
-    <w:p>
-      <w:pPr>
-        <w:pStyle w:val="BodyText"/>
-      </w:pPr>
-      <w:r>
-        <w:rPr>
-          <w:b/>
-          <w:bCs/>
-        </w:rPr>
-        <w:t xml:space="preserve">Acceptance criteria:</w:t>
-      </w:r>
-      <w:r>
-        <w:t xml:space="preserve"> </w:t>
-      </w:r>
-      <w:r>
-        <w:t xml:space="preserve">Doc and container agree, with the direction of the fix decided deliberately (correct the doc, or provision the container to match the documented intent). PROXY_PORT/BRIDGE_PORT env and EXPOSE lines agree with what the container actually binds.</w:t>
-      </w:r>
-    </w:p>
-    <w:bookmarkEnd w:id="39"/>
-    <w:bookmarkStart w:id="40" w:name="Xfdd3340b9daf6a93f601ca43685e9e256edd096"/>
-    <w:p>
-      <w:pPr>
-        <w:pStyle w:val="Heading2"/>
-      </w:pPr>
-      <w:r>
-        <w:t xml:space="preserve">BOB-143 — Orphaned .worktrees/ dirs (46M, unresolvable gitdir) pollute gate scan scope and manufacture false BOB-126-class findings</w:t>
-      </w:r>
-    </w:p>
-    <w:p>
-      <w:pPr>
-        <w:pStyle w:val="FirstParagraph"/>
+        <w:t xml:space="preserve">## BOB-143 — Orphaned .worktrees/ dirs (46M, unresolvable gitdir) pollute gate scan scope and manufacture false BOB-126-class findings</w:t>
+      </w:r>
+    </w:p>
+    <w:p>
+      <w:pPr>
+        <w:pStyle w:val="BodyText"/>
       </w:pPr>
       <w:r>
         <w:rPr>
@@ -4282,229 +3894,8 @@
         <w:t xml:space="preserve">Whole-tree gates no longer report findings sourced from orphaned worktrees: either the dirs are removed after operator confirmation with a §9.2 pre-op backup, or .worktrees/ is added to a checked-in §11.4.224(E)-fenced exclusion list with justification. Verify by re-running the sweep and confirming zero .worktrees-sourced findings.</w:t>
       </w:r>
     </w:p>
-    <w:bookmarkEnd w:id="40"/>
-    <w:bookmarkStart w:id="41" w:name="Xbc70a382de15d7419ef4d7a2ec87fadcb6d4ea0"/>
-    <w:p>
-      <w:pPr>
-        <w:pStyle w:val="Heading2"/>
-      </w:pPr>
-      <w:r>
-        <w:t xml:space="preserve">BOB-150 — pre_build_verification.sh invariant labels read N/50 but only 41 invariants are labelled</w:t>
-      </w:r>
-    </w:p>
-    <w:p>
-      <w:pPr>
-        <w:pStyle w:val="FirstParagraph"/>
-      </w:pPr>
-      <w:r>
-        <w:rPr>
-          <w:b/>
-          <w:bCs/>
-        </w:rPr>
-        <w:t xml:space="preserve">Status:</w:t>
-      </w:r>
-      <w:r>
-        <w:t xml:space="preserve"> </w:t>
-      </w:r>
-      <w:r>
-        <w:t xml:space="preserve">Queued</w:t>
-      </w:r>
-      <w:r>
-        <w:t xml:space="preserve"> </w:t>
-      </w:r>
-      <w:r>
-        <w:rPr>
-          <w:b/>
-          <w:bCs/>
-        </w:rPr>
-        <w:t xml:space="preserve">Type:</w:t>
-      </w:r>
-      <w:r>
-        <w:t xml:space="preserve"> </w:t>
-      </w:r>
-      <w:r>
-        <w:t xml:space="preserve">Task</w:t>
-      </w:r>
-      <w:r>
-        <w:t xml:space="preserve"> </w:t>
-      </w:r>
-      <w:r>
-        <w:rPr>
-          <w:b/>
-          <w:bCs/>
-        </w:rPr>
-        <w:t xml:space="preserve">Severity:</w:t>
-      </w:r>
-      <w:r>
-        <w:t xml:space="preserve"> </w:t>
-      </w:r>
-      <w:r>
-        <w:t xml:space="preserve">Low</w:t>
-      </w:r>
-      <w:r>
-        <w:t xml:space="preserve"> </w:t>
-      </w:r>
-      <w:r>
-        <w:rPr>
-          <w:b/>
-          <w:bCs/>
-        </w:rPr>
-        <w:t xml:space="preserve">Created-By:</w:t>
-      </w:r>
-      <w:r>
-        <w:t xml:space="preserve"> </w:t>
-      </w:r>
-      <w:r>
-        <w:t xml:space="preserve">AI</w:t>
-      </w:r>
-    </w:p>
-    <w:p>
-      <w:pPr>
-        <w:pStyle w:val="BodyText"/>
-      </w:pPr>
-      <w:r>
-        <w:rPr>
-          <w:b/>
-          <w:bCs/>
-        </w:rPr>
-        <w:t xml:space="preserve">Reported-Via:</w:t>
-      </w:r>
-      <w:r>
-        <w:t xml:space="preserve"> </w:t>
-      </w:r>
-      <w:r>
-        <w:t xml:space="preserve">§11.4.202 reporting directive</w:t>
-      </w:r>
-      <w:r>
-        <w:t xml:space="preserve"> </w:t>
-      </w:r>
-      <w:r>
-        <w:rPr>
-          <w:rStyle w:val="VerbatimChar"/>
-        </w:rPr>
-        <w:t xml:space="preserve">task</w:t>
-      </w:r>
-      <w:r>
-        <w:t xml:space="preserve"> </w:t>
-      </w:r>
-      <w:r>
-        <w:t xml:space="preserve">on 2026-08-21T14:46:07Z</w:t>
-      </w:r>
-      <w:r>
-        <w:t xml:space="preserve"> </w:t>
-      </w:r>
-      <w:r>
-        <w:rPr>
-          <w:b/>
-          <w:bCs/>
-        </w:rPr>
-        <w:t xml:space="preserve">Reported-By:</w:t>
-      </w:r>
-      <w:r>
-        <w:t xml:space="preserve"> </w:t>
-      </w:r>
-      <w:r>
-        <w:t xml:space="preserve">AI</w:t>
-      </w:r>
-    </w:p>
-    <w:p>
-      <w:pPr>
-        <w:pStyle w:val="BodyText"/>
-      </w:pPr>
-      <w:r>
-        <w:rPr>
-          <w:b/>
-          <w:bCs/>
-        </w:rPr>
-        <w:t xml:space="preserve">What (the report, verbatim):</w:t>
-      </w:r>
-      <w:r>
-        <w:t xml:space="preserve"> </w:t>
-      </w:r>
-      <w:r>
-        <w:t xml:space="preserve">The pre-build runner announces each invariant as [N/44], but only 35 invariants carry a label and only 35 distinct CM-* gate names are announced. Numbers 33-38, 40, 42 and 43 are unused; there are no duplicates. An operator reading the output sees</w:t>
-      </w:r>
-      <w:r>
-        <w:t xml:space="preserve"> </w:t>
-      </w:r>
-      <w:r>
-        <w:t xml:space="preserve">‘[44/44]’</w:t>
-      </w:r>
-      <w:r>
-        <w:t xml:space="preserve"> </w:t>
-      </w:r>
-      <w:r>
-        <w:t xml:space="preserve">scroll past and reasonably concludes 44 invariants ran, when 35 did - the output overstates coverage by 9. This is PRE-EXISTING and was surfaced while wiring CM-OWNERSHIP-INVARIANTS, which deliberately took free slot 33 precisely to avoid a 35-label renumbering that would have conflicted with concurrent work. That gate neither introduced nor fixed this. Filing rather than absorbing it silently, per the closed-or-tracked rule: an unstated finding reads as no finding.</w:t>
-      </w:r>
-    </w:p>
-    <w:p>
-      <w:pPr>
-        <w:pStyle w:val="BodyText"/>
-      </w:pPr>
-      <w:r>
-        <w:rPr>
-          <w:b/>
-          <w:bCs/>
-        </w:rPr>
-        <w:t xml:space="preserve">Affected scope / file-scope manifest:</w:t>
-      </w:r>
-      <w:r>
-        <w:t xml:space="preserve"> </w:t>
-      </w:r>
-      <w:r>
-        <w:t xml:space="preserve">scripts/pre_build_verification.sh</w:t>
-      </w:r>
-    </w:p>
-    <w:p>
-      <w:pPr>
-        <w:pStyle w:val="BodyText"/>
-      </w:pPr>
-      <w:r>
-        <w:rPr>
-          <w:b/>
-          <w:bCs/>
-        </w:rPr>
-        <w:t xml:space="preserve">Reproduction / context:</w:t>
-      </w:r>
-      <w:r>
-        <w:t xml:space="preserve"> </w:t>
-      </w:r>
-      <w:r>
-        <w:t xml:space="preserve">grep -oE</w:t>
-      </w:r>
-      <w:r>
-        <w:t xml:space="preserve"> </w:t>
-      </w:r>
-      <w:r>
-        <w:t xml:space="preserve">‘[[0-9]+/44]’</w:t>
-      </w:r>
-      <w:r>
-        <w:t xml:space="preserve"> </w:t>
-      </w:r>
-      <w:r>
-        <w:t xml:space="preserve">scripts/pre_build_verification.sh | wc -l -&gt; 35 (denominator says 44); numbers 33-38, 40, 42, 43 are unused, no duplicates. Distinct CM-* names announced in the file: 35, which agrees with the label count and not with the denominator.</w:t>
-      </w:r>
-    </w:p>
-    <w:p>
-      <w:pPr>
-        <w:pStyle w:val="BodyText"/>
-      </w:pPr>
-      <w:r>
-        <w:rPr>
-          <w:b/>
-          <w:bCs/>
-        </w:rPr>
-        <w:t xml:space="preserve">Acceptance criteria:</w:t>
-      </w:r>
-      <w:r>
-        <w:t xml:space="preserve"> </w:t>
-      </w:r>
-      <w:r>
-        <w:t xml:space="preserve">Either the denominator matches the real number of labelled invariants, or the numbering is compacted to be contiguous - and whichever is chosen, a gate or the runner itself derives the denominator rather than restating it as a literal, so the two cannot drift apart again.</w:t>
-      </w:r>
-    </w:p>
-    <w:bookmarkEnd w:id="41"/>
-    <w:bookmarkStart w:id="42" w:name="Xd4e7b7aa2a044188708e589616cf5e0f39e6c8b"/>
+    <w:bookmarkEnd w:id="39"/>
+    <w:bookmarkStart w:id="40" w:name="Xd4e7b7aa2a044188708e589616cf5e0f39e6c8b"/>
     <w:p>
       <w:pPr>
         <w:pStyle w:val="Heading2"/>
@@ -4732,14 +4123,550 @@
         <w:t xml:space="preserve">Either the gate is implemented and the 24 missing companions are written (the count becoming a monotone-decreasing ratchet so it cannot grow), or the obligation is explicitly scoped down to a defined subset with the reason recorded. What is NOT acceptable is the current state, where the rule is stated and nothing measures it.</w:t>
       </w:r>
     </w:p>
+    <w:bookmarkEnd w:id="40"/>
+    <w:bookmarkStart w:id="41" w:name="X4eb7fa62a55c794fdbfe8b5cada77e750187202"/>
+    <w:p>
+      <w:pPr>
+        <w:pStyle w:val="Heading2"/>
+      </w:pPr>
+      <w:r>
+        <w:t xml:space="preserve">BOB-159 — Warm ./start.sh over an already-running stack leaves the FR-004d repair window open</w:t>
+      </w:r>
+    </w:p>
+    <w:p>
+      <w:pPr>
+        <w:pStyle w:val="FirstParagraph"/>
+      </w:pPr>
+      <w:r>
+        <w:rPr>
+          <w:b/>
+          <w:bCs/>
+        </w:rPr>
+        <w:t xml:space="preserve">Status:</w:t>
+      </w:r>
+      <w:r>
+        <w:t xml:space="preserve"> </w:t>
+      </w:r>
+      <w:r>
+        <w:t xml:space="preserve">Queued</w:t>
+      </w:r>
+      <w:r>
+        <w:t xml:space="preserve"> </w:t>
+      </w:r>
+      <w:r>
+        <w:rPr>
+          <w:b/>
+          <w:bCs/>
+        </w:rPr>
+        <w:t xml:space="preserve">Type:</w:t>
+      </w:r>
+      <w:r>
+        <w:t xml:space="preserve"> </w:t>
+      </w:r>
+      <w:r>
+        <w:t xml:space="preserve">Bug</w:t>
+      </w:r>
+      <w:r>
+        <w:t xml:space="preserve"> </w:t>
+      </w:r>
+      <w:r>
+        <w:rPr>
+          <w:b/>
+          <w:bCs/>
+        </w:rPr>
+        <w:t xml:space="preserve">Severity:</w:t>
+      </w:r>
+      <w:r>
+        <w:t xml:space="preserve"> </w:t>
+      </w:r>
+      <w:r>
+        <w:t xml:space="preserve">Medium</w:t>
+      </w:r>
+      <w:r>
+        <w:t xml:space="preserve"> </w:t>
+      </w:r>
+      <w:r>
+        <w:rPr>
+          <w:b/>
+          <w:bCs/>
+        </w:rPr>
+        <w:t xml:space="preserve">Created-By:</w:t>
+      </w:r>
+      <w:r>
+        <w:t xml:space="preserve"> </w:t>
+      </w:r>
+      <w:r>
+        <w:t xml:space="preserve">T041 independent review (IMPORTANT-2), partially remediated</w:t>
+      </w:r>
+    </w:p>
+    <w:p>
+      <w:pPr>
+        <w:pStyle w:val="BodyText"/>
+      </w:pPr>
+      <w:r>
+        <w:rPr>
+          <w:b/>
+          <w:bCs/>
+        </w:rPr>
+        <w:t xml:space="preserve">OPERATOR DECISION (2026-08-26, §11.4.66): REPAIR, THEN RE-VERIFY UNTIL STABLE</w:t>
+      </w:r>
+    </w:p>
+    <w:p>
+      <w:pPr>
+        <w:pStyle w:val="BodyText"/>
+      </w:pPr>
+      <w:r>
+        <w:t xml:space="preserve">The warm ./start.sh path keeps running the ownership repair against a live stack, but walks, re-verifies, and repeats until a pass finds nothing new. Options not chosen: refuse the repair while the stack is up and direct the operator to –recreate; stop the stack on the warm path too (correct but ends</w:t>
+      </w:r>
+      <w:r>
+        <w:t xml:space="preserve"> </w:t>
+      </w:r>
+      <w:r>
+        <w:t xml:space="preserve">‘warm’</w:t>
+      </w:r>
+      <w:r>
+        <w:t xml:space="preserve">); accept and document the window. WHY THIS MATTERS MORE THAN A NORMAL ITEM: this is the exact defect the whole 002-user-owned-downloads feature exists to end. The –recreate path was already fixed to order precondition -&gt; down -&gt; repair -&gt; up so the walk sees a tree no container can write. The warm path was not, so a container can create a new non-owned file AFTER the repair has passed that directory — the ownership problem leaking back in through the other door. REQUIRED BY THE CHOSEN OPTION, and it is the hard part: the loop MUST be BOUNDED, and on giving up it MUST report honestly that ownership is UNPROVEN rather than silently exiting 0 (§11.4.201(6) — a loop that stops finding new files because it ran out of iterations returns the same quiet zero as a genuinely clean tree). An active download creating files faster than the walk completes is the realistic non-converging case and must be named in the give-up message.</w:t>
+      </w:r>
+    </w:p>
+    <w:p>
+      <w:pPr>
+        <w:pStyle w:val="BodyText"/>
+      </w:pPr>
+      <w:r>
+        <w:t xml:space="preserve">Recorded as consumer DATA per §11.4.35 — the operator’s stated choice, not an agent inference. Options not chosen are named so a future reader does not re-litigate a settled call.</w:t>
+      </w:r>
+    </w:p>
+    <w:p>
+      <w:pPr>
+        <w:pStyle w:val="BodyText"/>
+      </w:pPr>
+      <w:r>
+        <w:t xml:space="preserve">— prior item text follows —</w:t>
+      </w:r>
+    </w:p>
+    <w:p>
+      <w:pPr>
+        <w:pStyle w:val="BodyText"/>
+      </w:pPr>
+      <w:r>
+        <w:rPr>
+          <w:b/>
+          <w:bCs/>
+        </w:rPr>
+        <w:t xml:space="preserve">Reported-Via:</w:t>
+      </w:r>
+      <w:r>
+        <w:t xml:space="preserve"> </w:t>
+      </w:r>
+      <w:r>
+        <w:t xml:space="preserve">§11.4.202 reporting directive</w:t>
+      </w:r>
+      <w:r>
+        <w:t xml:space="preserve"> </w:t>
+      </w:r>
+      <w:r>
+        <w:rPr>
+          <w:rStyle w:val="VerbatimChar"/>
+        </w:rPr>
+        <w:t xml:space="preserve">bug</w:t>
+      </w:r>
+      <w:r>
+        <w:t xml:space="preserve"> </w:t>
+      </w:r>
+      <w:r>
+        <w:t xml:space="preserve">on 2026-08-21T19:01:17Z</w:t>
+      </w:r>
+      <w:r>
+        <w:t xml:space="preserve"> </w:t>
+      </w:r>
+      <w:r>
+        <w:rPr>
+          <w:b/>
+          <w:bCs/>
+        </w:rPr>
+        <w:t xml:space="preserve">Reported-By:</w:t>
+      </w:r>
+      <w:r>
+        <w:t xml:space="preserve"> </w:t>
+      </w:r>
+      <w:r>
+        <w:t xml:space="preserve">T041 independent review (IMPORTANT-2), partially remediated</w:t>
+      </w:r>
+    </w:p>
+    <w:p>
+      <w:pPr>
+        <w:pStyle w:val="BodyText"/>
+      </w:pPr>
+      <w:r>
+        <w:rPr>
+          <w:b/>
+          <w:bCs/>
+        </w:rPr>
+        <w:t xml:space="preserve">What (the report, verbatim):</w:t>
+      </w:r>
+      <w:r>
+        <w:t xml:space="preserve"> </w:t>
+      </w:r>
+      <w:r>
+        <w:t xml:space="preserve">The –recreate path was fixed this round: run_ownership_precondition -&gt; stack_down -&gt; run_ownership_repair -&gt; stack_up, so the repair walks a tree no container can write to. That ordering is now asserted behaviourally by three new checks in tests/unit/test_start_reload_recreate.sh, each killed by its paired 1.1 mutation (11/11 RED-OK).</w:t>
+      </w:r>
+    </w:p>
+    <w:p>
+      <w:pPr>
+        <w:pStyle w:val="BodyText"/>
+      </w:pPr>
+      <w:r>
+        <w:t xml:space="preserve">The WARM path is NOT covered by that fix and this item tracks the remainder. On a warm ./start.sh the gate runs before THIS invocation brings anything up, but if the stack is ALREADY running, containers write while the repair walks. A container can then create a new non-operator-owned file BEHIND the walk, after which the completion marker records complete over a tree that is not, and those stragglers are never repaired without a manual –force.</w:t>
+      </w:r>
+    </w:p>
+    <w:p>
+      <w:pPr>
+        <w:pStyle w:val="BodyText"/>
+      </w:pPr>
+      <w:r>
+        <w:t xml:space="preserve">BOUNDED, not dismissed: after any successful pass the marker is valid for the scope fingerprint and the repair short-circuits without walking (marker_is_valid), so the window requires a stale-or-absent marker AND a live stack together. Declaring a new scope entry re-arms the marker, which is exactly how that combination arises in practice.</w:t>
+      </w:r>
+    </w:p>
+    <w:p>
+      <w:pPr>
+        <w:pStyle w:val="BodyText"/>
+      </w:pPr>
+      <w:r>
+        <w:t xml:space="preserve">NOT DONE THIS ROUND, with the reason stated rather than hidden: the clean guard is a cheap marker-only probe mode on scripts/ownership_repair.sh that answers has-this-scope-been-repaired without walking the tree. The existing –dry-run cannot serve: it deliberately SKIPS the marker fast-path (FORCE=0 &amp;&amp; DRY_RUN=0 guard) and always walks, so using it as a warm-start probe would walk the tree twice on every start. Adding that mode requires editing ownership_repair.sh, which another stream was actively editing during this round; duplicating marker_is_valid into start.sh instead would be a near-identical fork (11.4.251). Deferred to this item rather than done unilaterally or silently.</w:t>
+      </w:r>
+    </w:p>
+    <w:p>
+      <w:pPr>
+        <w:pStyle w:val="BodyText"/>
+      </w:pPr>
+      <w:r>
+        <w:t xml:space="preserve">The misleading comment at the warm-start call site (which claimed the gate runs before any container writes) has been corrected to state this boundary honestly.</w:t>
+      </w:r>
+    </w:p>
+    <w:p>
+      <w:pPr>
+        <w:pStyle w:val="BodyText"/>
+      </w:pPr>
+      <w:r>
+        <w:rPr>
+          <w:b/>
+          <w:bCs/>
+        </w:rPr>
+        <w:t xml:space="preserve">Affected scope / file-scope manifest:</w:t>
+      </w:r>
+      <w:r>
+        <w:t xml:space="preserve"> </w:t>
+      </w:r>
+      <w:r>
+        <w:t xml:space="preserve">start.sh (warm-start dispatch, run_ownership_gate call site); scripts/ownership_repair.sh (marker fast-path)</w:t>
+      </w:r>
+    </w:p>
+    <w:p>
+      <w:pPr>
+        <w:pStyle w:val="BodyText"/>
+      </w:pPr>
+      <w:r>
+        <w:rPr>
+          <w:b/>
+          <w:bCs/>
+        </w:rPr>
+        <w:t xml:space="preserve">Reproduction / context:</w:t>
+      </w:r>
+      <w:r>
+        <w:t xml:space="preserve"> </w:t>
+      </w:r>
+      <w:r>
+        <w:t xml:space="preserve">1. Ensure the stack is UP. 2. Change config/owned_paths.yaml so the scope fingerprint changes (this re-arms the marker by design, data-model E2). 3. Run a warm ./start.sh (no –recreate). 4. The ownership repair walks and chowns the declared tree while containers are still running and able to write into it.</w:t>
+      </w:r>
+    </w:p>
+    <w:p>
+      <w:pPr>
+        <w:pStyle w:val="BodyText"/>
+      </w:pPr>
+      <w:r>
+        <w:rPr>
+          <w:b/>
+          <w:bCs/>
+        </w:rPr>
+        <w:t xml:space="preserve">Acceptance criteria:</w:t>
+      </w:r>
+      <w:r>
+        <w:t xml:space="preserve"> </w:t>
+      </w:r>
+      <w:r>
+        <w:t xml:space="preserve">A warm ./start.sh cannot complete an ownership repair while a container that writes to a declared location is running. Either the repair is deferred with an actionable refusal naming –recreate, or the stack is quiesced for the walk. Asserted behaviourally in tests/unit/test_start_reload_recreate.sh alongside the existing PRECONDITION_BEFORE_DOWN / REPAIR_AFTER_DOWN / REPAIR_BEFORE_UP checks, each with a paired 1.1 mutation that kills it.</w:t>
+      </w:r>
+    </w:p>
+    <w:bookmarkEnd w:id="41"/>
+    <w:bookmarkStart w:id="42" w:name="X099d02a98c0d7c9e8cd618884670c5dfeec9f19"/>
+    <w:p>
+      <w:pPr>
+        <w:pStyle w:val="Heading2"/>
+      </w:pPr>
+      <w:r>
+        <w:t xml:space="preserve">BOB-161 — The §11.4.69 CM-NO-FAIL-OPEN-SKIP gate is mandated but does not exist in this project</w:t>
+      </w:r>
+    </w:p>
+    <w:p>
+      <w:pPr>
+        <w:pStyle w:val="FirstParagraph"/>
+      </w:pPr>
+      <w:r>
+        <w:rPr>
+          <w:b/>
+          <w:bCs/>
+        </w:rPr>
+        <w:t xml:space="preserve">Status:</w:t>
+      </w:r>
+      <w:r>
+        <w:t xml:space="preserve"> </w:t>
+      </w:r>
+      <w:r>
+        <w:t xml:space="preserve">Queued</w:t>
+      </w:r>
+      <w:r>
+        <w:t xml:space="preserve"> </w:t>
+      </w:r>
+      <w:r>
+        <w:rPr>
+          <w:b/>
+          <w:bCs/>
+        </w:rPr>
+        <w:t xml:space="preserve">Type:</w:t>
+      </w:r>
+      <w:r>
+        <w:t xml:space="preserve"> </w:t>
+      </w:r>
+      <w:r>
+        <w:t xml:space="preserve">Task</w:t>
+      </w:r>
+      <w:r>
+        <w:t xml:space="preserve"> </w:t>
+      </w:r>
+      <w:r>
+        <w:rPr>
+          <w:b/>
+          <w:bCs/>
+        </w:rPr>
+        <w:t xml:space="preserve">Severity:</w:t>
+      </w:r>
+      <w:r>
+        <w:t xml:space="preserve"> </w:t>
+      </w:r>
+      <w:r>
+        <w:t xml:space="preserve">High</w:t>
+      </w:r>
+      <w:r>
+        <w:t xml:space="preserve"> </w:t>
+      </w:r>
+      <w:r>
+        <w:rPr>
+          <w:b/>
+          <w:bCs/>
+        </w:rPr>
+        <w:t xml:space="preserve">Created-By:</w:t>
+      </w:r>
+      <w:r>
+        <w:t xml:space="preserve"> </w:t>
+      </w:r>
+      <w:r>
+        <w:t xml:space="preserve">BOB-092 remediation, residual finding</w:t>
+      </w:r>
+    </w:p>
+    <w:p>
+      <w:pPr>
+        <w:pStyle w:val="BodyText"/>
+      </w:pPr>
+      <w:r>
+        <w:rPr>
+          <w:b/>
+          <w:bCs/>
+        </w:rPr>
+        <w:t xml:space="preserve">Reported-Via:</w:t>
+      </w:r>
+      <w:r>
+        <w:t xml:space="preserve"> </w:t>
+      </w:r>
+      <w:r>
+        <w:t xml:space="preserve">§11.4.202 reporting directive</w:t>
+      </w:r>
+      <w:r>
+        <w:t xml:space="preserve"> </w:t>
+      </w:r>
+      <w:r>
+        <w:rPr>
+          <w:rStyle w:val="VerbatimChar"/>
+        </w:rPr>
+        <w:t xml:space="preserve">task</w:t>
+      </w:r>
+      <w:r>
+        <w:t xml:space="preserve"> </w:t>
+      </w:r>
+      <w:r>
+        <w:t xml:space="preserve">on 2026-08-21T19:31:12Z</w:t>
+      </w:r>
+      <w:r>
+        <w:t xml:space="preserve"> </w:t>
+      </w:r>
+      <w:r>
+        <w:rPr>
+          <w:b/>
+          <w:bCs/>
+        </w:rPr>
+        <w:t xml:space="preserve">Reported-By:</w:t>
+      </w:r>
+      <w:r>
+        <w:t xml:space="preserve"> </w:t>
+      </w:r>
+      <w:r>
+        <w:t xml:space="preserve">BOB-092 remediation, residual finding</w:t>
+      </w:r>
+    </w:p>
+    <w:p>
+      <w:pPr>
+        <w:pStyle w:val="BodyText"/>
+      </w:pPr>
+      <w:r>
+        <w:rPr>
+          <w:b/>
+          <w:bCs/>
+        </w:rPr>
+        <w:t xml:space="preserve">What (the report, verbatim):</w:t>
+      </w:r>
+      <w:r>
+        <w:t xml:space="preserve"> </w:t>
+      </w:r>
+      <w:r>
+        <w:t xml:space="preserve">§11.4.69 names CM-NO-FAIL-OPEN-SKIP as one of three mandatory pre-build gates: it audits sink-side probe helpers and FAILs if any code path converts an empty or unreachable response into a PASS-counting SKIP for a feature class with a sink-side probe. This project does not have it.</w:t>
+      </w:r>
+    </w:p>
+    <w:p>
+      <w:pPr>
+        <w:pStyle w:val="BodyText"/>
+      </w:pPr>
+      <w:r>
+        <w:t xml:space="preserve">Why this matters now rather than in the abstract: the BOB-092 remediation just removed TWO fail-opens of exactly this class from tests/e2e/test_live_stack_evidence.py — the nnmclub SKIP-on-404 (already removed at 7baef2b) and a surviving sibling at test_iptorrents_is_authenticated_in_search that skipped on</w:t>
+      </w:r>
+      <w:r>
+        <w:t xml:space="preserve"> </w:t>
+      </w:r>
+      <w:r>
+        <w:t xml:space="preserve">‘not authenticated and status != success’</w:t>
+      </w:r>
+      <w:r>
+        <w:t xml:space="preserve"> </w:t>
+      </w:r>
+      <w:r>
+        <w:t xml:space="preserve">while asserting</w:t>
+      </w:r>
+      <w:r>
+        <w:t xml:space="preserve"> </w:t>
+      </w:r>
+      <w:r>
+        <w:t xml:space="preserve">‘treating as transient outage’</w:t>
+      </w:r>
+      <w:r>
+        <w:t xml:space="preserve">. That assertion was false for rejected credentials (upstream_http_403) and for a broken container (plugin_env_missing), both of which are definitive product failures the product already classifies via error_type.</w:t>
+      </w:r>
+    </w:p>
+    <w:p>
+      <w:pPr>
+        <w:pStyle w:val="BodyText"/>
+      </w:pPr>
+      <w:r>
+        <w:t xml:space="preserve">Two fail-opens of one class, found one at a time, is the §11.4.146 extend-to-all-cases signal and the §11.4.238 coverage-escape signal together: the regime did not surface either, an agent reading code did.</w:t>
+      </w:r>
+    </w:p>
+    <w:p>
+      <w:pPr>
+        <w:pStyle w:val="BodyText"/>
+      </w:pPr>
+      <w:r>
+        <w:t xml:space="preserve">The remediation’s own guards are AST-structural and lethal under three discriminating mutations, but they LIVE IN THE FILE THEY GUARD, so deleting that file evades them entirely. A pre-build gate is the durable home because it audits the corpus rather than one file.</w:t>
+      </w:r>
+    </w:p>
+    <w:p>
+      <w:pPr>
+        <w:pStyle w:val="BodyText"/>
+      </w:pPr>
+      <w:r>
+        <w:t xml:space="preserve">Honest boundary (§11.4.6): this item does NOT claim the two remediated fail-opens are unguarded — they are guarded, with runtime evidence (13 passed in 97.36s against the live stack). It claims the CLASS has no corpus-wide detector, so the next instance in a different file is invisible again.</w:t>
+      </w:r>
+    </w:p>
+    <w:p>
+      <w:pPr>
+        <w:pStyle w:val="BodyText"/>
+      </w:pPr>
+      <w:r>
+        <w:rPr>
+          <w:b/>
+          <w:bCs/>
+        </w:rPr>
+        <w:t xml:space="preserve">Affected scope / file-scope manifest:</w:t>
+      </w:r>
+      <w:r>
+        <w:t xml:space="preserve"> </w:t>
+      </w:r>
+      <w:r>
+        <w:t xml:space="preserve">scripts/pre_build/ (gate absent); tests/e2e/test_live_stack_evidence.py (guards currently live inside the file they guard)</w:t>
+      </w:r>
+    </w:p>
+    <w:p>
+      <w:pPr>
+        <w:pStyle w:val="BodyText"/>
+      </w:pPr>
+      <w:r>
+        <w:rPr>
+          <w:b/>
+          <w:bCs/>
+        </w:rPr>
+        <w:t xml:space="preserve">Reproduction / context:</w:t>
+      </w:r>
+      <w:r>
+        <w:t xml:space="preserve"> </w:t>
+      </w:r>
+      <w:r>
+        <w:t xml:space="preserve">grep -rl</w:t>
+      </w:r>
+      <w:r>
+        <w:t xml:space="preserve"> </w:t>
+      </w:r>
+      <w:r>
+        <w:t xml:space="preserve">‘CM-NO-FAIL-OPEN-SKIP’</w:t>
+      </w:r>
+      <w:r>
+        <w:t xml:space="preserve"> </w:t>
+      </w:r>
+      <w:r>
+        <w:t xml:space="preserve">scripts/ tests/ returns exactly ONE hit, and it is tests/e2e/test_live_stack_evidence.py — the file the guards live in, not a gate. Control needle: the same query for CM-OWNERSHIP-INVARIANTS (a gate that does exist) returns 3 files, so the instrument can see gate tokens and the single hit is a real absence, not a blind zero (§11.4.201(7)(b)).</w:t>
+      </w:r>
+    </w:p>
+    <w:p>
+      <w:pPr>
+        <w:pStyle w:val="BodyText"/>
+      </w:pPr>
+      <w:r>
+        <w:rPr>
+          <w:b/>
+          <w:bCs/>
+        </w:rPr>
+        <w:t xml:space="preserve">Acceptance criteria:</w:t>
+      </w:r>
+      <w:r>
+        <w:t xml:space="preserve"> </w:t>
+      </w:r>
+      <w:r>
+        <w:t xml:space="preserve">A scripts/pre_build/ gate named CM-NO-FAIL-OPEN-SKIP exists, is wired into scripts/pre_build_verification.sh, and audits sink-side probe helpers for code paths converting an empty/unreachable/error response into a PASS-counting SKIP for a feature class that HAS a sink-side probe. It ships a golden-TRUE fixture (a real fail-open -&gt; gate FIRES) and a golden-FALSE-with-carrier (an honest topology/geo skip, and a comment merely MENTIONING the phrase -&gt; gate MUST NOT fire), per §11.4.107(10)/§11.4.201(1). Paired §1.1 mutation makes the gate FAIL before the gate is trusted.</w:t>
+      </w:r>
+    </w:p>
     <w:bookmarkEnd w:id="42"/>
-    <w:bookmarkStart w:id="43" w:name="Xbfda80761c63f79ac26bddd895b0b093114764e"/>
+    <w:bookmarkStart w:id="43" w:name="Xdfe56df3ad6e4265c2423708682177f6d23e044"/>
     <w:p>
       <w:pPr>
         <w:pStyle w:val="Heading2"/>
       </w:pPr>
       <w:r>
-        <w:t xml:space="preserve">BOB-152 — Constitution sweep walks vendored third-party code: 82% of one gate’s 38,291 findings come from submodules/</w:t>
+        <w:t xml:space="preserve">BOB-162 — Two new guards exist but no seam invokes them — plus the brownfield adoption decision the commit guard needs</w:t>
       </w:r>
     </w:p>
     <w:p>
@@ -4773,6 +4700,275 @@
         <w:t xml:space="preserve"> </w:t>
       </w:r>
       <w:r>
+        <w:t xml:space="preserve">Task</w:t>
+      </w:r>
+      <w:r>
+        <w:t xml:space="preserve"> </w:t>
+      </w:r>
+      <w:r>
+        <w:rPr>
+          <w:b/>
+          <w:bCs/>
+        </w:rPr>
+        <w:t xml:space="preserve">Severity:</w:t>
+      </w:r>
+      <w:r>
+        <w:t xml:space="preserve"> </w:t>
+      </w:r>
+      <w:r>
+        <w:t xml:space="preserve">Medium</w:t>
+      </w:r>
+      <w:r>
+        <w:t xml:space="preserve"> </w:t>
+      </w:r>
+      <w:r>
+        <w:rPr>
+          <w:b/>
+          <w:bCs/>
+        </w:rPr>
+        <w:t xml:space="preserve">Created-By:</w:t>
+      </w:r>
+      <w:r>
+        <w:t xml:space="preserve"> </w:t>
+      </w:r>
+      <w:r>
+        <w:t xml:space="preserve">BOB-106/BOB-107 remediation, residual</w:t>
+      </w:r>
+    </w:p>
+    <w:p>
+      <w:pPr>
+        <w:pStyle w:val="BodyText"/>
+      </w:pPr>
+      <w:r>
+        <w:rPr>
+          <w:b/>
+          <w:bCs/>
+        </w:rPr>
+        <w:t xml:space="preserve">Reported-Via:</w:t>
+      </w:r>
+      <w:r>
+        <w:t xml:space="preserve"> </w:t>
+      </w:r>
+      <w:r>
+        <w:t xml:space="preserve">§11.4.202 reporting directive</w:t>
+      </w:r>
+      <w:r>
+        <w:t xml:space="preserve"> </w:t>
+      </w:r>
+      <w:r>
+        <w:rPr>
+          <w:rStyle w:val="VerbatimChar"/>
+        </w:rPr>
+        <w:t xml:space="preserve">task</w:t>
+      </w:r>
+      <w:r>
+        <w:t xml:space="preserve"> </w:t>
+      </w:r>
+      <w:r>
+        <w:t xml:space="preserve">on 2026-08-21T19:35:02Z</w:t>
+      </w:r>
+      <w:r>
+        <w:t xml:space="preserve"> </w:t>
+      </w:r>
+      <w:r>
+        <w:rPr>
+          <w:b/>
+          <w:bCs/>
+        </w:rPr>
+        <w:t xml:space="preserve">Reported-By:</w:t>
+      </w:r>
+      <w:r>
+        <w:t xml:space="preserve"> </w:t>
+      </w:r>
+      <w:r>
+        <w:t xml:space="preserve">BOB-106/BOB-107 remediation, residual</w:t>
+      </w:r>
+    </w:p>
+    <w:p>
+      <w:pPr>
+        <w:pStyle w:val="BodyText"/>
+      </w:pPr>
+      <w:r>
+        <w:rPr>
+          <w:b/>
+          <w:bCs/>
+        </w:rPr>
+        <w:t xml:space="preserve">What (the report, verbatim):</w:t>
+      </w:r>
+      <w:r>
+        <w:t xml:space="preserve"> </w:t>
+      </w:r>
+      <w:r>
+        <w:t xml:space="preserve">The TESTS for both guards are now executed: pre-build invariant 30’s glob was extended from tests/unit + tests/pre_build to also cover tests/hooks. MEASURED before/after: the glob expanded to 27 suites with 0 under tests/hooks while 3 existed there; it now expands to 30 with 3 under tests/hooks. All three pass.</w:t>
+      </w:r>
+    </w:p>
+    <w:p>
+      <w:pPr>
+        <w:pStyle w:val="BodyText"/>
+      </w:pPr>
+      <w:r>
+        <w:t xml:space="preserve">But the GUARDS themselves are still invoked by nothing.</w:t>
+      </w:r>
+    </w:p>
+    <w:p>
+      <w:pPr>
+        <w:pStyle w:val="BodyText"/>
+      </w:pPr>
+      <w:r>
+        <w:t xml:space="preserve">check-brief-inputs.sh is honestly conductor-run rather than automatic: a brief’s required-input list lives in free-form prose that the Agent tool’s structured input does not expose, so an automatic prompt-scraping gate would itself be an unproven pattern-match. Its seam is the dispatch procedure, and that is a documentation + habit change, not a hook.</w:t>
+      </w:r>
+    </w:p>
+    <w:p>
+      <w:pPr>
+        <w:pStyle w:val="BodyText"/>
+      </w:pPr>
+      <w:r>
+        <w:t xml:space="preserve">unattributed-commit-guard.sh is different and is why this item exists. Run against real history it names 14 violating commits since the last tag (and 21 bare Auto-commit subjects exist across all refs). Wiring it into the pre-build or commit seam AS-IS would therefore refuse every commit immediately, on pre-existing debt nobody can fix in the moment.</w:t>
+      </w:r>
+    </w:p>
+    <w:p>
+      <w:pPr>
+        <w:pStyle w:val="BodyText"/>
+      </w:pPr>
+      <w:r>
+        <w:t xml:space="preserve">That is precisely the 11.4.224(E) brownfield-adoption shape, and 11.4.66/11.4.122 put the choice with the operator, not with an agent inventing a ratchet. The options, stated so the decision is a decision and not a default:</w:t>
+      </w:r>
+      <w:r>
+        <w:t xml:space="preserve"> </w:t>
+      </w:r>
+      <w:r>
+        <w:t xml:space="preserve">(a) immediate hard floor – the seam refuses until all 14 are attributed;</w:t>
+      </w:r>
+      <w:r>
+        <w:t xml:space="preserve"> </w:t>
+      </w:r>
+      <w:r>
+        <w:t xml:space="preserve">(b) one-time monotone-decrease ratchet (the 11.4.135 pattern) – snapshot 14 as the baseline, the count may fall and may never rise, so day one is green and the disease cannot spread;</w:t>
+      </w:r>
+      <w:r>
+        <w:t xml:space="preserve"> </w:t>
+      </w:r>
+      <w:r>
+        <w:t xml:space="preserve">(c) changed-commits-only – gate only commits created from now on, with a scheduled deadline for the historical 14;</w:t>
+      </w:r>
+      <w:r>
+        <w:t xml:space="preserve"> </w:t>
+      </w:r>
+      <w:r>
+        <w:t xml:space="preserve">(d) report-only for a stated period, then escalate.</w:t>
+      </w:r>
+    </w:p>
+    <w:p>
+      <w:pPr>
+        <w:pStyle w:val="BodyText"/>
+      </w:pPr>
+      <w:r>
+        <w:t xml:space="preserve">Recommendation, with the reasoning rather than just the pick: (b). It is the pattern this constitution already uses for exactly this situation, it makes the debt visible and bounded immediately, and it cannot be satisfied by deleting the guard’s name (11.4.227 closes that gaming channel). But it is the operator’s call and this item is not closed until that answer is recorded.</w:t>
+      </w:r>
+    </w:p>
+    <w:p>
+      <w:pPr>
+        <w:pStyle w:val="BodyText"/>
+      </w:pPr>
+      <w:r>
+        <w:t xml:space="preserve">Honest boundary (11.4.6): this item does NOT claim the 14 commits are harmful in themselves – it claims their ATTRIBUTION is absent and that nothing currently prevents the 15th.</w:t>
+      </w:r>
+    </w:p>
+    <w:p>
+      <w:pPr>
+        <w:pStyle w:val="BodyText"/>
+      </w:pPr>
+      <w:r>
+        <w:rPr>
+          <w:b/>
+          <w:bCs/>
+        </w:rPr>
+        <w:t xml:space="preserve">Affected scope / file-scope manifest:</w:t>
+      </w:r>
+      <w:r>
+        <w:t xml:space="preserve"> </w:t>
+      </w:r>
+      <w:r>
+        <w:t xml:space="preserve">scripts/hooks/unattributed-commit-guard.sh; scripts/hooks/check-brief-inputs.sh; scripts/pre_build_verification.sh; scripts/commit-push-all.sh</w:t>
+      </w:r>
+    </w:p>
+    <w:p>
+      <w:pPr>
+        <w:pStyle w:val="BodyText"/>
+      </w:pPr>
+      <w:r>
+        <w:rPr>
+          <w:b/>
+          <w:bCs/>
+        </w:rPr>
+        <w:t xml:space="preserve">Reproduction / context:</w:t>
+      </w:r>
+      <w:r>
+        <w:t xml:space="preserve"> </w:t>
+      </w:r>
+      <w:r>
+        <w:t xml:space="preserve">Both guards run correctly by hand and are covered by passing tests (9/9 and 15/15, each proven non-bluff against a no-op stub). Neither is invoked by scripts/pre_build_verification.sh or scripts/commit-push-all.sh, so neither exerts standing detection pressure (11.4.226: a guard with no execution seam is not coverage; registration is not coverage).</w:t>
+      </w:r>
+    </w:p>
+    <w:p>
+      <w:pPr>
+        <w:pStyle w:val="BodyText"/>
+      </w:pPr>
+      <w:r>
+        <w:rPr>
+          <w:b/>
+          <w:bCs/>
+        </w:rPr>
+        <w:t xml:space="preserve">Acceptance criteria:</w:t>
+      </w:r>
+      <w:r>
+        <w:t xml:space="preserve"> </w:t>
+      </w:r>
+      <w:r>
+        <w:t xml:space="preserve">Each guard is invoked by a named seam, OR carries a registered deferral pointing at this item. For unattributed-commit-guard.sh specifically, the operator has answered the adoption question below and the answer is recorded as consumer DATA – never an invented ratchet.</w:t>
+      </w:r>
+    </w:p>
+    <w:bookmarkEnd w:id="43"/>
+    <w:bookmarkStart w:id="44" w:name="X11db4a28fa64161c7ffe87a7b2e88f2f3a45339"/>
+    <w:p>
+      <w:pPr>
+        <w:pStyle w:val="Heading2"/>
+      </w:pPr>
+      <w:r>
+        <w:t xml:space="preserve">BOB-164 — Live dashboard fails WCAG AA colour contrast on 21 nodes — brand heading measures 1.43:1 against a 3:1 floor</w:t>
+      </w:r>
+    </w:p>
+    <w:p>
+      <w:pPr>
+        <w:pStyle w:val="FirstParagraph"/>
+      </w:pPr>
+      <w:r>
+        <w:rPr>
+          <w:b/>
+          <w:bCs/>
+        </w:rPr>
+        <w:t xml:space="preserve">Status:</w:t>
+      </w:r>
+      <w:r>
+        <w:t xml:space="preserve"> </w:t>
+      </w:r>
+      <w:r>
+        <w:t xml:space="preserve">In progress</w:t>
+      </w:r>
+      <w:r>
+        <w:t xml:space="preserve"> </w:t>
+      </w:r>
+      <w:r>
+        <w:rPr>
+          <w:b/>
+          <w:bCs/>
+        </w:rPr>
+        <w:t xml:space="preserve">Type:</w:t>
+      </w:r>
+      <w:r>
+        <w:t xml:space="preserve"> </w:t>
+      </w:r>
+      <w:r>
         <w:t xml:space="preserve">Bug</w:t>
       </w:r>
       <w:r>
@@ -4805,7 +5001,7 @@
         <w:t xml:space="preserve"> </w:t>
       </w:r>
       <w:r>
-        <w:t xml:space="preserve">AI</w:t>
+        <w:t xml:space="preserve">BOB-110 UX-class coverage, discovered by the new axe-core suite on its first live run</w:t>
       </w:r>
     </w:p>
     <w:p>
@@ -4838,7 +5034,7 @@
         <w:t xml:space="preserve"> </w:t>
       </w:r>
       <w:r>
-        <w:t xml:space="preserve">on 2026-08-21T15:10:28Z</w:t>
+        <w:t xml:space="preserve">on 2026-08-21T19:56:53Z</w:t>
       </w:r>
       <w:r>
         <w:t xml:space="preserve"> </w:t>
@@ -4854,7 +5050,7 @@
         <w:t xml:space="preserve"> </w:t>
       </w:r>
       <w:r>
-        <w:t xml:space="preserve">AI</w:t>
+        <w:t xml:space="preserve">BOB-110 UX-class coverage, discovered by the new axe-core suite on its first live run</w:t>
       </w:r>
     </w:p>
     <w:p>
@@ -4872,7 +5068,48 @@
         <w:t xml:space="preserve"> </w:t>
       </w:r>
       <w:r>
-        <w:t xml:space="preserve">The constitution sweep passes –root at the repository root, so every gate walks vendored third-party code the project neither wrote nor ships: submodules/helixqa/tools/opensource/perfetto, chroma, skyvern, mem0 and so on. Measured today, 82% of one gate’s findings originate there. This is a false-positive refusal at scale: it fails the sweep over code that cannot be fixed here, and it buries the 4497 first-party findings that might actually matter under 31496 that do not. A second, subtler instance: cm_killpg_pgid_guard flags its OWN golden-bad fixtures and the BOB-126 incident docstrings - the gate reporting on the very artifacts that prove it works. Surfaced while fixing the .worktrees/ half of this problem (BOB-143), which was the smaller 6% slice; that fix was deliberately scoped to .worktrees/ rather than quietly widened to cover this, because excluding submodules/ is a materially larger decision about what the sweep is for and deserves its own review.</w:t>
+        <w:t xml:space="preserve">This is a REAL user-facing defect, not a test-tuning artifact, and it was found by the automated regime rather than by a human squinting at the page – which is exactly the 11.4.238 posture the project is aiming for.</w:t>
+      </w:r>
+    </w:p>
+    <w:p>
+      <w:pPr>
+        <w:pStyle w:val="BodyText"/>
+      </w:pPr>
+      <w:r>
+        <w:t xml:space="preserve">The static-grep oracle would NOT have found it. Measured: the served root ships an empty</w:t>
+      </w:r>
+      <w:r>
+        <w:t xml:space="preserve"> </w:t>
+      </w:r>
+      <w:r>
+        <w:t xml:space="preserve"> </w:t>
+      </w:r>
+      <w:r>
+        <w:t xml:space="preserve">pre-hydration, so any check reading the raw HTML audits a page nobody sees. The violation only exists in the hydrated DOM, which is why 11.4.170 requires a rendered oracle and forbids value-equality assertions as the proof a UI is correct.</w:t>
+      </w:r>
+    </w:p>
+    <w:p>
+      <w:pPr>
+        <w:pStyle w:val="BodyText"/>
+      </w:pPr>
+      <w:r>
+        <w:t xml:space="preserve">Severity reasoning, stated rather than assumed: this is user-visible and affects the primary dashboard heading, but it degrades legibility rather than breaking function, and the surface is operator-facing rather than public. Medium, not High.</w:t>
+      </w:r>
+    </w:p>
+    <w:p>
+      <w:pPr>
+        <w:pStyle w:val="BodyText"/>
+      </w:pPr>
+      <w:r>
+        <w:t xml:space="preserve">The failing test was left FAILING on purpose (11.4.238) instead of silenced or marked xfail. tests/ux/ currently reports 1 failed, 16 passed; that 1 is this defect. Anyone reading a red UX suite should read it as this item, not as flakiness – and when this is fixed the suite goes fully green, which is the signal that it is closed.</w:t>
+      </w:r>
+    </w:p>
+    <w:p>
+      <w:pPr>
+        <w:pStyle w:val="BodyText"/>
+      </w:pPr>
+      <w:r>
+        <w:t xml:space="preserve">HONEST SCOPE LIMIT (11.4.6): only the dashboard landing view was scanned. The /jackett/* sub-routes and the ng-serve-hosted :4200 route set were NOT audited – the commands to close both are recorded in docs/testing/ux_accessibility.md. So this item’s 21 nodes are a floor, not a total.</w:t>
       </w:r>
     </w:p>
     <w:p>
@@ -4890,7 +5127,7 @@
         <w:t xml:space="preserve"> </w:t>
       </w:r>
       <w:r>
-        <w:t xml:space="preserve">scripts/verify-all-constitution-rules.sh, config/constitution-sweep.conf, constitution/scripts/gates/*</w:t>
+        <w:t xml:space="preserve">the Angular dashboard served at http://localhost:7187/ (same compiled SPA as frontend/); production component CSS, not test files</w:t>
       </w:r>
     </w:p>
     <w:p>
@@ -4908,25 +5145,7 @@
         <w:t xml:space="preserve"> </w:t>
       </w:r>
       <w:r>
-        <w:t xml:space="preserve">config/constitution-sweep.conf line 27 passes</w:t>
-      </w:r>
-      <w:r>
-        <w:t xml:space="preserve"> </w:t>
-      </w:r>
-      <w:r>
-        <w:t xml:space="preserve">‘DEFAULT –root</w:t>
-      </w:r>
-      <w:r>
-        <w:t xml:space="preserve"> </w:t>
-      </w:r>
-      <w:r>
-        <w:t xml:space="preserve">@ROOT</w:t>
-      </w:r>
-      <w:r>
-        <w:t xml:space="preserve">@’</w:t>
-      </w:r>
-      <w:r>
-        <w:t xml:space="preserve">, so every gate walks the whole repository. Per-tree census of cm_oracle_strategy_named_and_independent over the full root: 38291 findings total - 31496 (82%) from submodules/, 2280 (6%) from .worktrees/, 4497 from the real tree. cm_killpg_pgid_guard: 18 findings - 9 from submodules/, and of the 8 in the real tree several are the gate’s OWN golden-bad fixtures and BOB-126 docstrings.</w:t>
+        <w:t xml:space="preserve">Run tests/ux/test_live_dashboard_accessibility.py against the running merge service. axe-core v4.13.0, scanning a real Playwright-rendered JS-hydrated DOM, reports color-contrast violations on 21 nodes. Measured pairs: .brand / h1 text #9d001e on background #3c3f41 = 1.43-1.62:1 (WCAG AA large-text floor is 3:1); tagline #808080 on #3c3f41 = 2.68:1 (body-text floor is 4.5:1).</w:t>
       </w:r>
     </w:p>
     <w:p>
@@ -4944,17 +5163,17 @@
         <w:t xml:space="preserve"> </w:t>
       </w:r>
       <w:r>
-        <w:t xml:space="preserve">The sweep scans code this project actually ships. Vendored third-party trees under submodules/ are excluded or scoped explicitly, and any gate’s own golden-bad fixtures are excluded from its own scan - with the exclusion validated in BOTH directions (a planted violation in first-party code must still FAIL) so this does not become narrow-until-green.</w:t>
-      </w:r>
-    </w:p>
-    <w:bookmarkEnd w:id="43"/>
-    <w:bookmarkStart w:id="44" w:name="Xc1496edb6ca961c63b0ec89302ef65e71839717"/>
+        <w:t xml:space="preserve">axe-core reports ZERO color-contrast violations against the live rendered dashboard, with the fix made in production component CSS rather than by relaxing the assertion or excluding the rule (11.4.120: reconcile to the correct mechanism, never weaken the check). The existing tests/ux/ suite is the guard and already fails today, so the RED is captured – closure requires it flipping GREEN against the live surface, which is runtime-class evidence per 11.4.226.</w:t>
+      </w:r>
+    </w:p>
+    <w:bookmarkEnd w:id="44"/>
+    <w:bookmarkStart w:id="45" w:name="Xc05099854c0c0186d08c6af56c30344c4abab58"/>
     <w:p>
       <w:pPr>
         <w:pStyle w:val="Heading2"/>
       </w:pPr>
       <w:r>
-        <w:t xml:space="preserve">BOB-154 — Host venv and production container run different starlette versions (1.4.1 vs 1.6.0)</w:t>
+        <w:t xml:space="preserve">BOB-170 — Capture one quiescent GREEN run of the scaling growth gate, which has never executed under its own loadavg&lt;=0.75/cpu precondition and has no scheduled window that would make it</w:t>
       </w:r>
     </w:p>
     <w:p>
@@ -4972,6 +5191,146 @@
         <w:t xml:space="preserve"> </w:t>
       </w:r>
       <w:r>
+        <w:t xml:space="preserve">Queued</w:t>
+      </w:r>
+      <w:r>
+        <w:t xml:space="preserve"> </w:t>
+      </w:r>
+      <w:r>
+        <w:rPr>
+          <w:b/>
+          <w:bCs/>
+        </w:rPr>
+        <w:t xml:space="preserve">Type:</w:t>
+      </w:r>
+      <w:r>
+        <w:t xml:space="preserve"> </w:t>
+      </w:r>
+      <w:r>
+        <w:t xml:space="preserve">Task</w:t>
+      </w:r>
+      <w:r>
+        <w:t xml:space="preserve"> </w:t>
+      </w:r>
+      <w:r>
+        <w:rPr>
+          <w:b/>
+          <w:bCs/>
+        </w:rPr>
+        <w:t xml:space="preserve">Severity:</w:t>
+      </w:r>
+      <w:r>
+        <w:t xml:space="preserve"> </w:t>
+      </w:r>
+      <w:r>
+        <w:t xml:space="preserve">Medium</w:t>
+      </w:r>
+      <w:r>
+        <w:t xml:space="preserve"> </w:t>
+      </w:r>
+      <w:r>
+        <w:rPr>
+          <w:b/>
+          <w:bCs/>
+        </w:rPr>
+        <w:t xml:space="preserve">Created-By:</w:t>
+      </w:r>
+      <w:r>
+        <w:t xml:space="preserve"> </w:t>
+      </w:r>
+      <w:r>
+        <w:t xml:space="preserve">Claude</w:t>
+      </w:r>
+      <w:r>
+        <w:t xml:space="preserve"> </w:t>
+      </w:r>
+      <w:r>
+        <w:rPr>
+          <w:b/>
+          <w:bCs/>
+        </w:rPr>
+        <w:t xml:space="preserve">Assigned-To:</w:t>
+      </w:r>
+      <w:r>
+        <w:t xml:space="preserve"> </w:t>
+      </w:r>
+      <w:r>
+        <w:t xml:space="preserve">Claude</w:t>
+      </w:r>
+    </w:p>
+    <w:p>
+      <w:pPr>
+        <w:pStyle w:val="BodyText"/>
+      </w:pPr>
+      <w:r>
+        <w:t xml:space="preserve">WHAT. The BOB-109 scaling suite gates its two timing tests on loadavg_1m/nproc &lt;= 0.75 — on this 8-cpu host, a 1-minute load average at or below 6.0 — and SKIPs loudly otherwise. That gate is correct and was adopted for a good reason (§11.4.201(8)): the author validated a 2.10 growth-exponent threshold, then observed it FALSE-FAIL correct code at load 11.06 (baseline span 2.136), and at load 15-23 measured baseline spans of 2.358 against injected-cubic mutants at 2.278-2.331 — the signal is smaller than the noise and the two are not separable in either direction. Gating was the honest response.</w:t>
+      </w:r>
+    </w:p>
+    <w:p>
+      <w:pPr>
+        <w:pStyle w:val="BodyText"/>
+      </w:pPr>
+      <w:r>
+        <w:t xml:space="preserve">THE PROBLEM. The gate has consequently NEVER RUN under its own precondition. Every recorded run today measured load 9.15-23; the independent reviewer measured 9.66 during review; the conductor measured 6.45 at its lowest. GREEN polarity WAS observed — at loads 9.4-11.6 (span 1.882) and in three stability runs (1.759/1.832/1.848) — but never once beneath the shipped ceiling. The author states this honestly as an inference from data rather than a run they can paste, and the reviewer confirmed the inference is sound (quiescence is strictly more favourable). Sound inference is still not an observed run.</w:t>
+      </w:r>
+    </w:p>
+    <w:p>
+      <w:pPr>
+        <w:pStyle w:val="BodyText"/>
+      </w:pPr>
+      <w:r>
+        <w:t xml:space="preserve">WHY THAT MATTERS (§11.4.226). A registered, topology-present guard that never executes is indistinguishable from a guard that would fail if it did. Nothing currently ensures it ever runs: no freshness contract, no scheduled quiet-window invocation, no tracked item — which is precisely the unexecuted-standing-guard class §11.4.226 names, where registration gets treated as coverage while execution is nobody’s job. The forensic precedent in that anchor is two standing guards that, when finally executed, immediately emitted latent FAILs.</w:t>
+      </w:r>
+    </w:p>
+    <w:p>
+      <w:pPr>
+        <w:pStyle w:val="BodyText"/>
+      </w:pPr>
+      <w:r>
+        <w:t xml:space="preserve">ACCEPTANCE. (a) Execute both quiescence-gated timing tests on a host whose 1-minute loadavg is genuinely &lt;= 0.75/cpu — no agent fleet, no concurrent build — and capture the run as an artifact showing the resolved load reading alongside the measured span exponent, so the precondition is provable from the artifact and not asserted. (b) Record the observed GREEN polarity in the item and in the test source, replacing the current honest-inference note. (c) If the gate FAILS under genuine quiescence, that is the finding this item exists to surface, and it reopens the threshold-calibration question rather than being worked around. (d) Establish a freshness contract per §11.4.226: how stale a quiescent verdict may be before the gate counts as uncovered again, so this does not silently return to never-executing.</w:t>
+      </w:r>
+    </w:p>
+    <w:p>
+      <w:pPr>
+        <w:pStyle w:val="BodyText"/>
+      </w:pPr>
+      <w:r>
+        <w:t xml:space="preserve">HONEST BOUNDARY. This item does not claim the gate is wrong. The evidence points the other way — quiescence is strictly more favourable than the loads where GREEN was already observed. It claims only that the run has not happened, and that an unexecuted guard cannot be cited as coverage.</w:t>
+      </w:r>
+    </w:p>
+    <w:p>
+      <w:pPr>
+        <w:pStyle w:val="BodyText"/>
+      </w:pPr>
+      <w:r>
+        <w:t xml:space="preserve">PROVENANCE. Raised as IMPORTANT-2 by the independent Fable-substrate reviewer of the BOB-109 work, and independently corroborated: the reviewer verified the SKIP is loud and prints its resolved numbers, and confirmed the shipped tests do SKIP at today’s load.</w:t>
+      </w:r>
+    </w:p>
+    <w:bookmarkEnd w:id="45"/>
+    <w:bookmarkStart w:id="46" w:name="Xb1fcd115c2c36cedf4fddcbc14c53ec45888e4e"/>
+    <w:p>
+      <w:pPr>
+        <w:pStyle w:val="Heading2"/>
+      </w:pPr>
+      <w:r>
+        <w:t xml:space="preserve">BOB-172 — rutracker search endpoint returns HTTP 403 with Cloudflare challenge markers and zero login markers, so one of three merge-search trackers silently contributes no results</w:t>
+      </w:r>
+    </w:p>
+    <w:p>
+      <w:pPr>
+        <w:pStyle w:val="FirstParagraph"/>
+      </w:pPr>
+      <w:r>
+        <w:rPr>
+          <w:b/>
+          <w:bCs/>
+        </w:rPr>
+        <w:t xml:space="preserve">Status:</w:t>
+      </w:r>
+      <w:r>
+        <w:t xml:space="preserve"> </w:t>
+      </w:r>
+      <w:r>
         <w:t xml:space="preserve">Ready for testing</w:t>
       </w:r>
       <w:r>
@@ -5004,7 +5363,7 @@
         <w:t xml:space="preserve"> </w:t>
       </w:r>
       <w:r>
-        <w:t xml:space="preserve">Medium</w:t>
+        <w:t xml:space="preserve">High</w:t>
       </w:r>
       <w:r>
         <w:t xml:space="preserve"> </w:t>
@@ -5020,25 +5379,268 @@
         <w:t xml:space="preserve"> </w:t>
       </w:r>
       <w:r>
-        <w:t xml:space="preserve">AI</w:t>
-      </w:r>
-    </w:p>
-    <w:p>
-      <w:pPr>
-        <w:pStyle w:val="BodyText"/>
-      </w:pPr>
-      <w:r>
-        <w:rPr>
-          <w:b/>
-          <w:bCs/>
-        </w:rPr>
-        <w:t xml:space="preserve">Reported-Via:</w:t>
-      </w:r>
-      <w:r>
-        <w:t xml:space="preserve"> </w:t>
-      </w:r>
-      <w:r>
-        <w:t xml:space="preserve">§11.4.202 reporting directive</w:t>
+        <w:t xml:space="preserve">Claude</w:t>
+      </w:r>
+      <w:r>
+        <w:t xml:space="preserve"> </w:t>
+      </w:r>
+      <w:r>
+        <w:rPr>
+          <w:b/>
+          <w:bCs/>
+        </w:rPr>
+        <w:t xml:space="preserve">Assigned-To:</w:t>
+      </w:r>
+      <w:r>
+        <w:t xml:space="preserve"> </w:t>
+      </w:r>
+      <w:r>
+        <w:t xml:space="preserve">Claude</w:t>
+      </w:r>
+    </w:p>
+    <w:p>
+      <w:pPr>
+        <w:pStyle w:val="BodyText"/>
+      </w:pPr>
+      <w:r>
+        <w:t xml:space="preserve">WHAT. The rutracker SEARCH endpoint is refused by bot protection while the site itself is fully reachable. Measured unauthenticated 2026-08-21 (no cookie file read, no credential value in any artifact — §11.4.10):</w:t>
+      </w:r>
+    </w:p>
+    <w:p>
+      <w:pPr>
+        <w:pStyle w:val="BodyText"/>
+      </w:pPr>
+      <w:r>
+        <w:t xml:space="preserve">GET /forum/index.php -&gt; 200, 96283 B,</w:t>
+      </w:r>
+    </w:p>
+    <w:p>
+      <w:pPr>
+        <w:pStyle w:val="BodyText"/>
+      </w:pPr>
+      <w:r>
+        <w:t xml:space="preserve">RuTracker.org</w:t>
+      </w:r>
+    </w:p>
+    <w:p>
+      <w:pPr>
+        <w:pStyle w:val="BodyText"/>
+      </w:pPr>
+      <w:r>
+        <w:t xml:space="preserve">, challenge markers 0</w:t>
+      </w:r>
+      <w:r>
+        <w:t xml:space="preserve"> </w:t>
+      </w:r>
+      <w:r>
+        <w:t xml:space="preserve">GET /forum/tracker.php?nm=debian -&gt; 403, 5351 B, challenge markers 1, LOGIN markers 0, trs-tr- 0</w:t>
+      </w:r>
+    </w:p>
+    <w:p>
+      <w:pPr>
+        <w:pStyle w:val="BodyText"/>
+      </w:pPr>
+      <w:r>
+        <w:t xml:space="preserve">The zero login markers are the load-bearing detail: the server is not asking us to authenticate, it is refusing the request before authentication is considered. Supplying valid credentials or a fresh cookie jar therefore does NOT address this.</w:t>
+      </w:r>
+    </w:p>
+    <w:p>
+      <w:pPr>
+        <w:pStyle w:val="BodyText"/>
+      </w:pPr>
+      <w:r>
+        <w:t xml:space="preserve">WHY IT MATTERS. rutracker is one of the three trackers the merge service fans a query across (with kinozal and nnmclub). A 403 on its search path means it contributes nothing to every merged result set, silently — the fan-out still</w:t>
+      </w:r>
+      <w:r>
+        <w:t xml:space="preserve"> </w:t>
+      </w:r>
+      <w:r>
+        <w:t xml:space="preserve">‘succeeds’</w:t>
+      </w:r>
+      <w:r>
+        <w:t xml:space="preserve">, it just returns one fewer tracker’s worth of results. From a user’s seat this looks like thin results, not an outage.</w:t>
+      </w:r>
+    </w:p>
+    <w:p>
+      <w:pPr>
+        <w:pStyle w:val="BodyText"/>
+      </w:pPr>
+      <w:r>
+        <w:t xml:space="preserve">IT EXPLAINS TWO PREVIOUSLY-UNEXPLAINED OBSERVATIONS. docs/qa/BOB-093/live_search_smoke.txt records rutracker returning status=empty, results_count=0 in 164ms, and the BOB-136 adoption audit reached the same observation independently. Both recorded the symptom; neither had the cause. 164ms is far too fast for a real search across a remote forum and is exactly what an immediate 403 costs.</w:t>
+      </w:r>
+    </w:p>
+    <w:p>
+      <w:pPr>
+        <w:pStyle w:val="BodyText"/>
+      </w:pPr>
+      <w:r>
+        <w:t xml:space="preserve">IT ALSO BLOCKS BOB-093’s FOURTH SUB-STEP. That item requires timing a large rutracker result page under 2s. No large page has ever been obtained, and this is why. That sub-step is not merely waiting on credentials, as previously assumed — it is unmeetable until the 403 is resolved.</w:t>
+      </w:r>
+    </w:p>
+    <w:p>
+      <w:pPr>
+        <w:pStyle w:val="BodyText"/>
+      </w:pPr>
+      <w:r>
+        <w:t xml:space="preserve">PROVENANCE, INCLUDING A CORRECTION I MADE MID-INVESTIGATION (§11.4.199). An independent reviewer reported a Cloudflare challenge served to curl even with cookies. Verifying, I probed index.php, got a clean 200 with no challenge markers, and was one step from recording their claim as REFUTED. That would have been wrong for a textbook reason: index.php is not the search path, so my probe never reached the precondition, and a repro that misses the precondition proves nothing — it is not evidence of absence. Probing the actual search endpoint reproduced it immediately. The reviewer was substantially right; my probe was aimed at the wrong endpoint. Recorded because the near-miss is the instructive part, and because the two probes TOGETHER give a sharper result than either the original claim or my near-refutation: not</w:t>
+      </w:r>
+      <w:r>
+        <w:t xml:space="preserve"> </w:t>
+      </w:r>
+      <w:r>
+        <w:t xml:space="preserve">‘rutracker is behind Cloudflare’</w:t>
+      </w:r>
+      <w:r>
+        <w:t xml:space="preserve"> </w:t>
+      </w:r>
+      <w:r>
+        <w:t xml:space="preserve">(the index is open), but</w:t>
+      </w:r>
+      <w:r>
+        <w:t xml:space="preserve"> </w:t>
+      </w:r>
+      <w:r>
+        <w:t xml:space="preserve">‘the SEARCH endpoint specifically is refused’</w:t>
+      </w:r>
+      <w:r>
+        <w:t xml:space="preserve">.</w:t>
+      </w:r>
+    </w:p>
+    <w:p>
+      <w:pPr>
+        <w:pStyle w:val="BodyText"/>
+      </w:pPr>
+      <w:r>
+        <w:t xml:space="preserve">ACCEPTANCE. (a) Determine whether the 403 is permanent policy, rate/reputation-based, or triggered by a client signature the plugin can legitimately present (user-agent, header order, TLS fingerprint) — by measurement, not assumption, and WITHOUT evasion techniques that would violate the site’s terms. (b) Whatever the outcome, the failure must become LOUD: a tracker returning 403 must be reported as a tracker ERROR in the merge result, never folded into</w:t>
+      </w:r>
+      <w:r>
+        <w:t xml:space="preserve"> </w:t>
+      </w:r>
+      <w:r>
+        <w:t xml:space="preserve">‘empty’</w:t>
+      </w:r>
+      <w:r>
+        <w:t xml:space="preserve"> </w:t>
+      </w:r>
+      <w:r>
+        <w:t xml:space="preserve">— a silent contributor is the §11.4.201(6) false-null at the product layer, and it is what let this sit unexplained across two separate investigations. (c) A test asserting that a 403 from any tracker surfaces as an error and not as zero results, with a paired §1.1 mutation. (d) If the endpoint is genuinely unavailable to us, record that as an honest capability boundary (§11.4.112) and stop advertising rutracker as a live search source until it is — including in the README and the merge-service docs.</w:t>
+      </w:r>
+    </w:p>
+    <w:p>
+      <w:pPr>
+        <w:pStyle w:val="BodyText"/>
+      </w:pPr>
+      <w:r>
+        <w:t xml:space="preserve">HONEST BOUNDARY. Measured from ONE host, ONE time, UNAUTHENTICATED. Whether an authenticated session with a browser-like client succeeds was NOT tested and must not be assumed either way. The finding is that the current code path gets a 403; it is not a claim about what every client would get.</w:t>
+      </w:r>
+    </w:p>
+    <w:bookmarkEnd w:id="46"/>
+    <w:bookmarkStart w:id="47" w:name="Xa1ec6d3e754b54688c8285bc9c893062846a7a6"/>
+    <w:p>
+      <w:pPr>
+        <w:pStyle w:val="Heading2"/>
+      </w:pPr>
+      <w:r>
+        <w:t xml:space="preserve">BOB-175 — update –location Fixed –status</w:t>
+      </w:r>
+      <w:r>
+        <w:t xml:space="preserve"> </w:t>
+      </w:r>
+      <w:r>
+        <w:t xml:space="preserve"> </w:t>
+      </w:r>
+      <w:r>
+        <w:t xml:space="preserve">can still mint a row that update’s own validator rejects, because the status-location guard is one-directional</w:t>
+      </w:r>
+    </w:p>
+    <w:p>
+      <w:pPr>
+        <w:pStyle w:val="FirstParagraph"/>
+      </w:pPr>
+      <w:r>
+        <w:rPr>
+          <w:b/>
+          <w:bCs/>
+        </w:rPr>
+        <w:t xml:space="preserve">Status:</w:t>
+      </w:r>
+      <w:r>
+        <w:t xml:space="preserve"> </w:t>
+      </w:r>
+      <w:r>
+        <w:t xml:space="preserve">Queued</w:t>
+      </w:r>
+      <w:r>
+        <w:t xml:space="preserve"> </w:t>
+      </w:r>
+      <w:r>
+        <w:rPr>
+          <w:b/>
+          <w:bCs/>
+        </w:rPr>
+        <w:t xml:space="preserve">Type:</w:t>
+      </w:r>
+      <w:r>
+        <w:t xml:space="preserve"> </w:t>
+      </w:r>
+      <w:r>
+        <w:t xml:space="preserve">Task</w:t>
+      </w:r>
+      <w:r>
+        <w:t xml:space="preserve"> </w:t>
+      </w:r>
+      <w:r>
+        <w:rPr>
+          <w:b/>
+          <w:bCs/>
+        </w:rPr>
+        <w:t xml:space="preserve">Severity:</w:t>
+      </w:r>
+      <w:r>
+        <w:t xml:space="preserve"> </w:t>
+      </w:r>
+      <w:r>
+        <w:t xml:space="preserve">Low</w:t>
+      </w:r>
+      <w:r>
+        <w:t xml:space="preserve"> </w:t>
+      </w:r>
+      <w:r>
+        <w:rPr>
+          <w:b/>
+          <w:bCs/>
+        </w:rPr>
+        <w:t xml:space="preserve">Created-By:</w:t>
+      </w:r>
+      <w:r>
+        <w:t xml:space="preserve"> </w:t>
+      </w:r>
+      <w:r>
+        <w:t xml:space="preserve">Claude</w:t>
+      </w:r>
+      <w:r>
+        <w:t xml:space="preserve"> </w:t>
+      </w:r>
+      <w:r>
+        <w:rPr>
+          <w:b/>
+          <w:bCs/>
+        </w:rPr>
+        <w:t xml:space="preserve">Assigned-To:</w:t>
+      </w:r>
+      <w:r>
+        <w:t xml:space="preserve"> </w:t>
+      </w:r>
+      <w:r>
+        <w:t xml:space="preserve">Claude</w:t>
+      </w:r>
+    </w:p>
+    <w:p>
+      <w:pPr>
+        <w:pStyle w:val="BodyText"/>
+      </w:pPr>
+      <w:r>
+        <w:t xml:space="preserve">WHAT. The workable-items</w:t>
       </w:r>
       <w:r>
         <w:t xml:space="preserve"> </w:t>
@@ -5047,111 +5649,83 @@
         <w:rPr>
           <w:rStyle w:val="VerbatimChar"/>
         </w:rPr>
-        <w:t xml:space="preserve">bug</w:t>
-      </w:r>
-      <w:r>
-        <w:t xml:space="preserve"> </w:t>
-      </w:r>
-      <w:r>
-        <w:t xml:space="preserve">on 2026-08-21T15:46:07Z</w:t>
-      </w:r>
-      <w:r>
-        <w:t xml:space="preserve"> </w:t>
-      </w:r>
-      <w:r>
-        <w:rPr>
-          <w:b/>
-          <w:bCs/>
-        </w:rPr>
-        <w:t xml:space="preserve">Reported-By:</w:t>
-      </w:r>
-      <w:r>
-        <w:t xml:space="preserve"> </w:t>
-      </w:r>
-      <w:r>
-        <w:t xml:space="preserve">AI</w:t>
-      </w:r>
-    </w:p>
-    <w:p>
-      <w:pPr>
-        <w:pStyle w:val="BodyText"/>
-      </w:pPr>
-      <w:r>
-        <w:rPr>
-          <w:b/>
-          <w:bCs/>
-        </w:rPr>
-        <w:t xml:space="preserve">What (the report, verbatim):</w:t>
-      </w:r>
-      <w:r>
-        <w:t xml:space="preserve"> </w:t>
-      </w:r>
-      <w:r>
-        <w:t xml:space="preserve">The host virtualenv used to run this project’s unit tests resolves starlette 1.4.1 while the running qbittorrent-proxy container resolves 1.6.0. Every other implicated package matches, so this is a genuine unpinned-transitive-dependency drift rather than a deliberate difference. It matters because it silently weakens every test result: a green suite on the host is evidence about 1.4.1, and production is 1.6.0. A behavioural change between those versions would be invisible to the tests that exist to catch it, which is the build-once-run-the-same-bytes property the constitution asks for. Surfaced while investigating BOB-129, where the defect happened to reproduce IDENTICALLY at both versions - which is what allowed that ticket’s slowapi/starlette-incompatibility premise to be refuted. That was luck, not design: the next divergence may not be version-independent, and nothing would tell us.</w:t>
-      </w:r>
-    </w:p>
-    <w:p>
-      <w:pPr>
-        <w:pStyle w:val="BodyText"/>
-      </w:pPr>
-      <w:r>
-        <w:rPr>
-          <w:b/>
-          <w:bCs/>
-        </w:rPr>
-        <w:t xml:space="preserve">Affected scope / file-scope manifest:</w:t>
-      </w:r>
-      <w:r>
-        <w:t xml:space="preserve"> </w:t>
-      </w:r>
-      <w:r>
-        <w:t xml:space="preserve">download-proxy/requirements.txt, .venv, container qbittorrent-proxy</w:t>
-      </w:r>
-    </w:p>
-    <w:p>
-      <w:pPr>
-        <w:pStyle w:val="BodyText"/>
-      </w:pPr>
-      <w:r>
-        <w:rPr>
-          <w:b/>
-          <w:bCs/>
-        </w:rPr>
-        <w:t xml:space="preserve">Reproduction / context:</w:t>
-      </w:r>
-      <w:r>
-        <w:t xml:space="preserve"> </w:t>
-      </w:r>
-      <w:r>
-        <w:t xml:space="preserve">.venv/bin/python -c ’import starlette;print(starlette.__version__)’ -&gt; 1.4.1 ; podman exec qbittorrent-proxy python -c ’import starlette;print(starlette.__version__)’ -&gt; 1.6.0. Same fastapi (0.141.1), same slowapi (0.1.10), same limits (5.8.0) - starlette alone diverges.</w:t>
-      </w:r>
-    </w:p>
-    <w:p>
-      <w:pPr>
-        <w:pStyle w:val="BodyText"/>
-      </w:pPr>
-      <w:r>
-        <w:rPr>
-          <w:b/>
-          <w:bCs/>
-        </w:rPr>
-        <w:t xml:space="preserve">Acceptance criteria:</w:t>
-      </w:r>
-      <w:r>
-        <w:t xml:space="preserve"> </w:t>
-      </w:r>
-      <w:r>
-        <w:t xml:space="preserve">The interpreter that runs the tests and the interpreter that serves production resolve the same versions, pinned so they cannot drift apart silently - or, if a divergence is deliberate, it is declared and a check asserts the declared pair rather than leaving it to chance.</w:t>
-      </w:r>
-    </w:p>
-    <w:bookmarkEnd w:id="44"/>
-    <w:bookmarkStart w:id="45" w:name="X4eb7fa62a55c794fdbfe8b5cada77e750187202"/>
-    <w:p>
-      <w:pPr>
-        <w:pStyle w:val="Heading2"/>
-      </w:pPr>
-      <w:r>
-        <w:t xml:space="preserve">BOB-159 — Warm ./start.sh over an already-running stack leaves the FR-004d repair window open</w:t>
+        <w:t xml:space="preserve">update</w:t>
+      </w:r>
+      <w:r>
+        <w:t xml:space="preserve"> </w:t>
+      </w:r>
+      <w:r>
+        <w:t xml:space="preserve">seam guards the status-location invariant in one direction only. After BOB-166,</w:t>
+      </w:r>
+      <w:r>
+        <w:t xml:space="preserve"> </w:t>
+      </w:r>
+      <w:r>
+        <w:rPr>
+          <w:rStyle w:val="VerbatimChar"/>
+        </w:rPr>
+        <w:t xml:space="preserve">update --status &lt;terminal&gt;</w:t>
+      </w:r>
+      <w:r>
+        <w:t xml:space="preserve"> </w:t>
+      </w:r>
+      <w:r>
+        <w:t xml:space="preserve">on an Issues-located row is refused. The mirror is still open:</w:t>
+      </w:r>
+      <w:r>
+        <w:t xml:space="preserve"> </w:t>
+      </w:r>
+      <w:r>
+        <w:rPr>
+          <w:rStyle w:val="VerbatimChar"/>
+        </w:rPr>
+        <w:t xml:space="preserve">update --location Fixed --status &lt;non-terminal&gt;</w:t>
+      </w:r>
+      <w:r>
+        <w:t xml:space="preserve"> </w:t>
+      </w:r>
+      <w:r>
+        <w:t xml:space="preserve">exits 0 and creates a row that</w:t>
+      </w:r>
+      <w:r>
+        <w:t xml:space="preserve"> </w:t>
+      </w:r>
+      <w:r>
+        <w:rPr>
+          <w:rStyle w:val="VerbatimChar"/>
+        </w:rPr>
+        <w:t xml:space="preserve">update</w:t>
+      </w:r>
+      <w:r>
+        <w:t xml:space="preserve">’s own validator immediately rejects.</w:t>
+      </w:r>
+    </w:p>
+    <w:p>
+      <w:pPr>
+        <w:pStyle w:val="BodyText"/>
+      </w:pPr>
+      <w:r>
+        <w:t xml:space="preserve">Verified empirically by the independent reviewer of BOB-166:</w:t>
+      </w:r>
+    </w:p>
+    <w:p>
+      <w:pPr>
+        <w:pStyle w:val="SourceCode"/>
+      </w:pPr>
+      <w:r>
+        <w:rPr>
+          <w:rStyle w:val="VerbatimChar"/>
+        </w:rPr>
+        <w:t xml:space="preserve">update --location Fixed --status 'In progress'   -&gt; exit 0</w:t>
+      </w:r>
+      <w:r>
+        <w:br/>
+      </w:r>
+      <w:r>
+        <w:rPr>
+          <w:rStyle w:val="VerbatimChar"/>
+        </w:rPr>
+        <w:t xml:space="preserve">validate                                          -&gt; FAILS, naming the row (check (f), fixedLocationNonTerminalStatus)</w:t>
       </w:r>
     </w:p>
     <w:p>
@@ -5159,128 +5733,15 @@
         <w:pStyle w:val="FirstParagraph"/>
       </w:pPr>
       <w:r>
-        <w:rPr>
-          <w:b/>
-          <w:bCs/>
-        </w:rPr>
-        <w:t xml:space="preserve">Status:</w:t>
-      </w:r>
-      <w:r>
-        <w:t xml:space="preserve"> </w:t>
-      </w:r>
-      <w:r>
-        <w:t xml:space="preserve">Queued</w:t>
-      </w:r>
-      <w:r>
-        <w:t xml:space="preserve"> </w:t>
-      </w:r>
-      <w:r>
-        <w:rPr>
-          <w:b/>
-          <w:bCs/>
-        </w:rPr>
-        <w:t xml:space="preserve">Type:</w:t>
-      </w:r>
-      <w:r>
-        <w:t xml:space="preserve"> </w:t>
-      </w:r>
-      <w:r>
-        <w:t xml:space="preserve">Bug</w:t>
-      </w:r>
-      <w:r>
-        <w:t xml:space="preserve"> </w:t>
-      </w:r>
-      <w:r>
-        <w:rPr>
-          <w:b/>
-          <w:bCs/>
-        </w:rPr>
-        <w:t xml:space="preserve">Severity:</w:t>
-      </w:r>
-      <w:r>
-        <w:t xml:space="preserve"> </w:t>
-      </w:r>
-      <w:r>
-        <w:t xml:space="preserve">Medium</w:t>
-      </w:r>
-      <w:r>
-        <w:t xml:space="preserve"> </w:t>
-      </w:r>
-      <w:r>
-        <w:rPr>
-          <w:b/>
-          <w:bCs/>
-        </w:rPr>
-        <w:t xml:space="preserve">Created-By:</w:t>
-      </w:r>
-      <w:r>
-        <w:t xml:space="preserve"> </w:t>
-      </w:r>
-      <w:r>
-        <w:t xml:space="preserve">T041 independent review (IMPORTANT-2), partially remediated</w:t>
-      </w:r>
-    </w:p>
-    <w:p>
-      <w:pPr>
-        <w:pStyle w:val="BodyText"/>
-      </w:pPr>
-      <w:r>
-        <w:rPr>
-          <w:b/>
-          <w:bCs/>
-        </w:rPr>
-        <w:t xml:space="preserve">OPERATOR DECISION (2026-08-26, §11.4.66): REPAIR, THEN RE-VERIFY UNTIL STABLE</w:t>
-      </w:r>
-    </w:p>
-    <w:p>
-      <w:pPr>
-        <w:pStyle w:val="BodyText"/>
-      </w:pPr>
-      <w:r>
-        <w:t xml:space="preserve">The warm ./start.sh path keeps running the ownership repair against a live stack, but walks, re-verifies, and repeats until a pass finds nothing new. Options not chosen: refuse the repair while the stack is up and direct the operator to –recreate; stop the stack on the warm path too (correct but ends</w:t>
-      </w:r>
-      <w:r>
-        <w:t xml:space="preserve"> </w:t>
-      </w:r>
-      <w:r>
-        <w:t xml:space="preserve">‘warm’</w:t>
-      </w:r>
-      <w:r>
-        <w:t xml:space="preserve">); accept and document the window. WHY THIS MATTERS MORE THAN A NORMAL ITEM: this is the exact defect the whole 002-user-owned-downloads feature exists to end. The –recreate path was already fixed to order precondition -&gt; down -&gt; repair -&gt; up so the walk sees a tree no container can write. The warm path was not, so a container can create a new non-owned file AFTER the repair has passed that directory — the ownership problem leaking back in through the other door. REQUIRED BY THE CHOSEN OPTION, and it is the hard part: the loop MUST be BOUNDED, and on giving up it MUST report honestly that ownership is UNPROVEN rather than silently exiting 0 (§11.4.201(6) — a loop that stops finding new files because it ran out of iterations returns the same quiet zero as a genuinely clean tree). An active download creating files faster than the walk completes is the realistic non-converging case and must be named in the give-up message.</w:t>
-      </w:r>
-    </w:p>
-    <w:p>
-      <w:pPr>
-        <w:pStyle w:val="BodyText"/>
-      </w:pPr>
-      <w:r>
-        <w:t xml:space="preserve">Recorded as consumer DATA per §11.4.35 — the operator’s stated choice, not an agent inference. Options not chosen are named so a future reader does not re-litigate a settled call.</w:t>
-      </w:r>
-    </w:p>
-    <w:p>
-      <w:pPr>
-        <w:pStyle w:val="BodyText"/>
-      </w:pPr>
-      <w:r>
-        <w:t xml:space="preserve">— prior item text follows —</w:t>
-      </w:r>
-    </w:p>
-    <w:p>
-      <w:pPr>
-        <w:pStyle w:val="BodyText"/>
-      </w:pPr>
-      <w:r>
-        <w:rPr>
-          <w:b/>
-          <w:bCs/>
-        </w:rPr>
-        <w:t xml:space="preserve">Reported-Via:</w:t>
-      </w:r>
-      <w:r>
-        <w:t xml:space="preserve"> </w:t>
-      </w:r>
-      <w:r>
-        <w:t xml:space="preserve">§11.4.202 reporting directive</w:t>
+        <w:t xml:space="preserve">So the command can still mint a state its own validate call refuses. That is the §11.4.196(F) shape at the seam layer: the invariant is CONFIGURED in validate but not ENFORCED at every write path that can violate it.</w:t>
+      </w:r>
+    </w:p>
+    <w:p>
+      <w:pPr>
+        <w:pStyle w:val="BodyText"/>
+      </w:pPr>
+      <w:r>
+        <w:t xml:space="preserve">WHY IT WAS DELIBERATELY LEFT OPEN IN BOB-166, and why that was right. Three reasons, all checked rather than asserted: (1) the real corpus has ZERO instances of this direction against TEN of the direction BOB-166 closed — the asymmetry in the data matched the asymmetry in the code; (2) detective coverage ALREADY existed and demonstrably fires, so unlike BOB-166’s direction this cannot rot silently; (3) and the load-bearing one —</w:t>
       </w:r>
       <w:r>
         <w:t xml:space="preserve"> </w:t>
@@ -5289,227 +5750,13 @@
         <w:rPr>
           <w:rStyle w:val="VerbatimChar"/>
         </w:rPr>
-        <w:t xml:space="preserve">bug</w:t>
-      </w:r>
-      <w:r>
-        <w:t xml:space="preserve"> </w:t>
-      </w:r>
-      <w:r>
-        <w:t xml:space="preserve">on 2026-08-21T19:01:17Z</w:t>
-      </w:r>
-      <w:r>
-        <w:t xml:space="preserve"> </w:t>
-      </w:r>
-      <w:r>
-        <w:rPr>
-          <w:b/>
-          <w:bCs/>
-        </w:rPr>
-        <w:t xml:space="preserve">Reported-By:</w:t>
-      </w:r>
-      <w:r>
-        <w:t xml:space="preserve"> </w:t>
-      </w:r>
-      <w:r>
-        <w:t xml:space="preserve">T041 independent review (IMPORTANT-2), partially remediated</w:t>
-      </w:r>
-    </w:p>
-    <w:p>
-      <w:pPr>
-        <w:pStyle w:val="BodyText"/>
-      </w:pPr>
-      <w:r>
-        <w:rPr>
-          <w:b/>
-          <w:bCs/>
-        </w:rPr>
-        <w:t xml:space="preserve">What (the report, verbatim):</w:t>
-      </w:r>
-      <w:r>
-        <w:t xml:space="preserve"> </w:t>
-      </w:r>
-      <w:r>
-        <w:t xml:space="preserve">The –recreate path was fixed this round: run_ownership_precondition -&gt; stack_down -&gt; run_ownership_repair -&gt; stack_up, so the repair walks a tree no container can write to. That ordering is now asserted behaviourally by three new checks in tests/unit/test_start_reload_recreate.sh, each killed by its paired 1.1 mutation (11/11 RED-OK).</w:t>
-      </w:r>
-    </w:p>
-    <w:p>
-      <w:pPr>
-        <w:pStyle w:val="BodyText"/>
-      </w:pPr>
-      <w:r>
-        <w:t xml:space="preserve">The WARM path is NOT covered by that fix and this item tracks the remainder. On a warm ./start.sh the gate runs before THIS invocation brings anything up, but if the stack is ALREADY running, containers write while the repair walks. A container can then create a new non-operator-owned file BEHIND the walk, after which the completion marker records complete over a tree that is not, and those stragglers are never repaired without a manual –force.</w:t>
-      </w:r>
-    </w:p>
-    <w:p>
-      <w:pPr>
-        <w:pStyle w:val="BodyText"/>
-      </w:pPr>
-      <w:r>
-        <w:t xml:space="preserve">BOUNDED, not dismissed: after any successful pass the marker is valid for the scope fingerprint and the repair short-circuits without walking (marker_is_valid), so the window requires a stale-or-absent marker AND a live stack together. Declaring a new scope entry re-arms the marker, which is exactly how that combination arises in practice.</w:t>
-      </w:r>
-    </w:p>
-    <w:p>
-      <w:pPr>
-        <w:pStyle w:val="BodyText"/>
-      </w:pPr>
-      <w:r>
-        <w:t xml:space="preserve">NOT DONE THIS ROUND, with the reason stated rather than hidden: the clean guard is a cheap marker-only probe mode on scripts/ownership_repair.sh that answers has-this-scope-been-repaired without walking the tree. The existing –dry-run cannot serve: it deliberately SKIPS the marker fast-path (FORCE=0 &amp;&amp; DRY_RUN=0 guard) and always walks, so using it as a warm-start probe would walk the tree twice on every start. Adding that mode requires editing ownership_repair.sh, which another stream was actively editing during this round; duplicating marker_is_valid into start.sh instead would be a near-identical fork (11.4.251). Deferred to this item rather than done unilaterally or silently.</w:t>
-      </w:r>
-    </w:p>
-    <w:p>
-      <w:pPr>
-        <w:pStyle w:val="BodyText"/>
-      </w:pPr>
-      <w:r>
-        <w:t xml:space="preserve">The misleading comment at the warm-start call site (which claimed the gate runs before any container writes) has been corrected to state this boundary honestly.</w:t>
-      </w:r>
-    </w:p>
-    <w:p>
-      <w:pPr>
-        <w:pStyle w:val="BodyText"/>
-      </w:pPr>
-      <w:r>
-        <w:rPr>
-          <w:b/>
-          <w:bCs/>
-        </w:rPr>
-        <w:t xml:space="preserve">Affected scope / file-scope manifest:</w:t>
-      </w:r>
-      <w:r>
-        <w:t xml:space="preserve"> </w:t>
-      </w:r>
-      <w:r>
-        <w:t xml:space="preserve">start.sh (warm-start dispatch, run_ownership_gate call site); scripts/ownership_repair.sh (marker fast-path)</w:t>
-      </w:r>
-    </w:p>
-    <w:p>
-      <w:pPr>
-        <w:pStyle w:val="BodyText"/>
-      </w:pPr>
-      <w:r>
-        <w:rPr>
-          <w:b/>
-          <w:bCs/>
-        </w:rPr>
-        <w:t xml:space="preserve">Reproduction / context:</w:t>
-      </w:r>
-      <w:r>
-        <w:t xml:space="preserve"> </w:t>
-      </w:r>
-      <w:r>
-        <w:t xml:space="preserve">1. Ensure the stack is UP. 2. Change config/owned_paths.yaml so the scope fingerprint changes (this re-arms the marker by design, data-model E2). 3. Run a warm ./start.sh (no –recreate). 4. The ownership repair walks and chowns the declared tree while containers are still running and able to write into it.</w:t>
-      </w:r>
-    </w:p>
-    <w:p>
-      <w:pPr>
-        <w:pStyle w:val="BodyText"/>
-      </w:pPr>
-      <w:r>
-        <w:rPr>
-          <w:b/>
-          <w:bCs/>
-        </w:rPr>
-        <w:t xml:space="preserve">Acceptance criteria:</w:t>
-      </w:r>
-      <w:r>
-        <w:t xml:space="preserve"> </w:t>
-      </w:r>
-      <w:r>
-        <w:t xml:space="preserve">A warm ./start.sh cannot complete an ownership repair while a container that writes to a declared location is running. Either the repair is deferred with an actionable refusal naming –recreate, or the stack is quiesced for the walk. Asserted behaviourally in tests/unit/test_start_reload_recreate.sh alongside the existing PRECONDITION_BEFORE_DOWN / REPAIR_AFTER_DOWN / REPAIR_BEFORE_UP checks, each with a paired 1.1 mutation that kills it.</w:t>
-      </w:r>
-    </w:p>
-    <w:bookmarkEnd w:id="45"/>
-    <w:bookmarkStart w:id="46" w:name="X099d02a98c0d7c9e8cd618884670c5dfeec9f19"/>
-    <w:p>
-      <w:pPr>
-        <w:pStyle w:val="Heading2"/>
-      </w:pPr>
-      <w:r>
-        <w:t xml:space="preserve">BOB-161 — The §11.4.69 CM-NO-FAIL-OPEN-SKIP gate is mandated but does not exist in this project</w:t>
-      </w:r>
-    </w:p>
-    <w:p>
-      <w:pPr>
-        <w:pStyle w:val="FirstParagraph"/>
-      </w:pPr>
-      <w:r>
-        <w:rPr>
-          <w:b/>
-          <w:bCs/>
-        </w:rPr>
-        <w:t xml:space="preserve">Status:</w:t>
-      </w:r>
-      <w:r>
-        <w:t xml:space="preserve"> </w:t>
-      </w:r>
-      <w:r>
-        <w:t xml:space="preserve">Queued</w:t>
-      </w:r>
-      <w:r>
-        <w:t xml:space="preserve"> </w:t>
-      </w:r>
-      <w:r>
-        <w:rPr>
-          <w:b/>
-          <w:bCs/>
-        </w:rPr>
-        <w:t xml:space="preserve">Type:</w:t>
-      </w:r>
-      <w:r>
-        <w:t xml:space="preserve"> </w:t>
-      </w:r>
-      <w:r>
-        <w:t xml:space="preserve">Task</w:t>
-      </w:r>
-      <w:r>
-        <w:t xml:space="preserve"> </w:t>
-      </w:r>
-      <w:r>
-        <w:rPr>
-          <w:b/>
-          <w:bCs/>
-        </w:rPr>
-        <w:t xml:space="preserve">Severity:</w:t>
-      </w:r>
-      <w:r>
-        <w:t xml:space="preserve"> </w:t>
-      </w:r>
-      <w:r>
-        <w:t xml:space="preserve">High</w:t>
-      </w:r>
-      <w:r>
-        <w:t xml:space="preserve"> </w:t>
-      </w:r>
-      <w:r>
-        <w:rPr>
-          <w:b/>
-          <w:bCs/>
-        </w:rPr>
-        <w:t xml:space="preserve">Created-By:</w:t>
-      </w:r>
-      <w:r>
-        <w:t xml:space="preserve"> </w:t>
-      </w:r>
-      <w:r>
-        <w:t xml:space="preserve">BOB-092 remediation, residual finding</w:t>
-      </w:r>
-    </w:p>
-    <w:p>
-      <w:pPr>
-        <w:pStyle w:val="BodyText"/>
-      </w:pPr>
-      <w:r>
-        <w:rPr>
-          <w:b/>
-          <w:bCs/>
-        </w:rPr>
-        <w:t xml:space="preserve">Reported-Via:</w:t>
-      </w:r>
-      <w:r>
-        <w:t xml:space="preserve"> </w:t>
-      </w:r>
-      <w:r>
-        <w:t xml:space="preserve">§11.4.202 reporting directive</w:t>
+        <w:t xml:space="preserve">reopenCmd</w:t>
+      </w:r>
+      <w:r>
+        <w:t xml:space="preserve"> </w:t>
+      </w:r>
+      <w:r>
+        <w:t xml:space="preserve">documents and SANCTIONS a transient Fixed-plus-non-terminal state via its</w:t>
       </w:r>
       <w:r>
         <w:t xml:space="preserve"> </w:t>
@@ -5518,260 +5765,21 @@
         <w:rPr>
           <w:rStyle w:val="VerbatimChar"/>
         </w:rPr>
-        <w:t xml:space="preserve">task</w:t>
-      </w:r>
-      <w:r>
-        <w:t xml:space="preserve"> </w:t>
-      </w:r>
-      <w:r>
-        <w:t xml:space="preserve">on 2026-08-21T19:31:12Z</w:t>
-      </w:r>
-      <w:r>
-        <w:t xml:space="preserve"> </w:t>
-      </w:r>
-      <w:r>
-        <w:rPr>
-          <w:b/>
-          <w:bCs/>
-        </w:rPr>
-        <w:t xml:space="preserve">Reported-By:</w:t>
-      </w:r>
-      <w:r>
-        <w:t xml:space="preserve"> </w:t>
-      </w:r>
-      <w:r>
-        <w:t xml:space="preserve">BOB-092 remediation, residual finding</w:t>
-      </w:r>
-    </w:p>
-    <w:p>
-      <w:pPr>
-        <w:pStyle w:val="BodyText"/>
-      </w:pPr>
-      <w:r>
-        <w:rPr>
-          <w:b/>
-          <w:bCs/>
-        </w:rPr>
-        <w:t xml:space="preserve">What (the report, verbatim):</w:t>
-      </w:r>
-      <w:r>
-        <w:t xml:space="preserve"> </w:t>
-      </w:r>
-      <w:r>
-        <w:t xml:space="preserve">§11.4.69 names CM-NO-FAIL-OPEN-SKIP as one of three mandatory pre-build gates: it audits sink-side probe helpers and FAILs if any code path converts an empty or unreachable response into a PASS-counting SKIP for a feature class with a sink-side probe. This project does not have it.</w:t>
-      </w:r>
-    </w:p>
-    <w:p>
-      <w:pPr>
-        <w:pStyle w:val="BodyText"/>
-      </w:pPr>
-      <w:r>
-        <w:t xml:space="preserve">Why this matters now rather than in the abstract: the BOB-092 remediation just removed TWO fail-opens of exactly this class from tests/e2e/test_live_stack_evidence.py — the nnmclub SKIP-on-404 (already removed at 7baef2b) and a surviving sibling at test_iptorrents_is_authenticated_in_search that skipped on</w:t>
-      </w:r>
-      <w:r>
-        <w:t xml:space="preserve"> </w:t>
-      </w:r>
-      <w:r>
-        <w:t xml:space="preserve">‘not authenticated and status != success’</w:t>
-      </w:r>
-      <w:r>
-        <w:t xml:space="preserve"> </w:t>
-      </w:r>
-      <w:r>
-        <w:t xml:space="preserve">while asserting</w:t>
-      </w:r>
-      <w:r>
-        <w:t xml:space="preserve"> </w:t>
-      </w:r>
-      <w:r>
-        <w:t xml:space="preserve">‘treating as transient outage’</w:t>
-      </w:r>
-      <w:r>
-        <w:t xml:space="preserve">. That assertion was false for rejected credentials (upstream_http_403) and for a broken container (plugin_env_missing), both of which are definitive product failures the product already classifies via error_type.</w:t>
-      </w:r>
-    </w:p>
-    <w:p>
-      <w:pPr>
-        <w:pStyle w:val="BodyText"/>
-      </w:pPr>
-      <w:r>
-        <w:t xml:space="preserve">Two fail-opens of one class, found one at a time, is the §11.4.146 extend-to-all-cases signal and the §11.4.238 coverage-escape signal together: the regime did not surface either, an agent reading code did.</w:t>
-      </w:r>
-    </w:p>
-    <w:p>
-      <w:pPr>
-        <w:pStyle w:val="BodyText"/>
-      </w:pPr>
-      <w:r>
-        <w:t xml:space="preserve">The remediation’s own guards are AST-structural and lethal under three discriminating mutations, but they LIVE IN THE FILE THEY GUARD, so deleting that file evades them entirely. A pre-build gate is the durable home because it audits the corpus rather than one file.</w:t>
-      </w:r>
-    </w:p>
-    <w:p>
-      <w:pPr>
-        <w:pStyle w:val="BodyText"/>
-      </w:pPr>
-      <w:r>
-        <w:t xml:space="preserve">Honest boundary (§11.4.6): this item does NOT claim the two remediated fail-opens are unguarded — they are guarded, with runtime evidence (13 passed in 97.36s against the live stack). It claims the CLASS has no corpus-wide detector, so the next instance in a different file is invisible again.</w:t>
-      </w:r>
-    </w:p>
-    <w:p>
-      <w:pPr>
-        <w:pStyle w:val="BodyText"/>
-      </w:pPr>
-      <w:r>
-        <w:rPr>
-          <w:b/>
-          <w:bCs/>
-        </w:rPr>
-        <w:t xml:space="preserve">Affected scope / file-scope manifest:</w:t>
-      </w:r>
-      <w:r>
-        <w:t xml:space="preserve"> </w:t>
-      </w:r>
-      <w:r>
-        <w:t xml:space="preserve">scripts/pre_build/ (gate absent); tests/e2e/test_live_stack_evidence.py (guards currently live inside the file they guard)</w:t>
-      </w:r>
-    </w:p>
-    <w:p>
-      <w:pPr>
-        <w:pStyle w:val="BodyText"/>
-      </w:pPr>
-      <w:r>
-        <w:rPr>
-          <w:b/>
-          <w:bCs/>
-        </w:rPr>
-        <w:t xml:space="preserve">Reproduction / context:</w:t>
-      </w:r>
-      <w:r>
-        <w:t xml:space="preserve"> </w:t>
-      </w:r>
-      <w:r>
-        <w:t xml:space="preserve">grep -rl</w:t>
-      </w:r>
-      <w:r>
-        <w:t xml:space="preserve"> </w:t>
-      </w:r>
-      <w:r>
-        <w:t xml:space="preserve">‘CM-NO-FAIL-OPEN-SKIP’</w:t>
-      </w:r>
-      <w:r>
-        <w:t xml:space="preserve"> </w:t>
-      </w:r>
-      <w:r>
-        <w:t xml:space="preserve">scripts/ tests/ returns exactly ONE hit, and it is tests/e2e/test_live_stack_evidence.py — the file the guards live in, not a gate. Control needle: the same query for CM-OWNERSHIP-INVARIANTS (a gate that does exist) returns 3 files, so the instrument can see gate tokens and the single hit is a real absence, not a blind zero (§11.4.201(7)(b)).</w:t>
-      </w:r>
-    </w:p>
-    <w:p>
-      <w:pPr>
-        <w:pStyle w:val="BodyText"/>
-      </w:pPr>
-      <w:r>
-        <w:rPr>
-          <w:b/>
-          <w:bCs/>
-        </w:rPr>
-        <w:t xml:space="preserve">Acceptance criteria:</w:t>
-      </w:r>
-      <w:r>
-        <w:t xml:space="preserve"> </w:t>
-      </w:r>
-      <w:r>
-        <w:t xml:space="preserve">A scripts/pre_build/ gate named CM-NO-FAIL-OPEN-SKIP exists, is wired into scripts/pre_build_verification.sh, and audits sink-side probe helpers for code paths converting an empty/unreachable/error response into a PASS-counting SKIP for a feature class that HAS a sink-side probe. It ships a golden-TRUE fixture (a real fail-open -&gt; gate FIRES) and a golden-FALSE-with-carrier (an honest topology/geo skip, and a comment merely MENTIONING the phrase -&gt; gate MUST NOT fire), per §11.4.107(10)/§11.4.201(1). Paired §1.1 mutation makes the gate FAIL before the gate is trusted.</w:t>
-      </w:r>
-    </w:p>
-    <w:bookmarkEnd w:id="46"/>
-    <w:bookmarkStart w:id="47" w:name="Xdfe56df3ad6e4265c2423708682177f6d23e044"/>
-    <w:p>
-      <w:pPr>
-        <w:pStyle w:val="Heading2"/>
-      </w:pPr>
-      <w:r>
-        <w:t xml:space="preserve">BOB-162 — Two new guards exist but no seam invokes them — plus the brownfield adoption decision the commit guard needs</w:t>
-      </w:r>
-    </w:p>
-    <w:p>
-      <w:pPr>
-        <w:pStyle w:val="FirstParagraph"/>
-      </w:pPr>
-      <w:r>
-        <w:rPr>
-          <w:b/>
-          <w:bCs/>
-        </w:rPr>
-        <w:t xml:space="preserve">Status:</w:t>
-      </w:r>
-      <w:r>
-        <w:t xml:space="preserve"> </w:t>
-      </w:r>
-      <w:r>
-        <w:t xml:space="preserve">Queued</w:t>
-      </w:r>
-      <w:r>
-        <w:t xml:space="preserve"> </w:t>
-      </w:r>
-      <w:r>
-        <w:rPr>
-          <w:b/>
-          <w:bCs/>
-        </w:rPr>
-        <w:t xml:space="preserve">Type:</w:t>
-      </w:r>
-      <w:r>
-        <w:t xml:space="preserve"> </w:t>
-      </w:r>
-      <w:r>
-        <w:t xml:space="preserve">Task</w:t>
-      </w:r>
-      <w:r>
-        <w:t xml:space="preserve"> </w:t>
-      </w:r>
-      <w:r>
-        <w:rPr>
-          <w:b/>
-          <w:bCs/>
-        </w:rPr>
-        <w:t xml:space="preserve">Severity:</w:t>
-      </w:r>
-      <w:r>
-        <w:t xml:space="preserve"> </w:t>
-      </w:r>
-      <w:r>
-        <w:t xml:space="preserve">Medium</w:t>
-      </w:r>
-      <w:r>
-        <w:t xml:space="preserve"> </w:t>
-      </w:r>
-      <w:r>
-        <w:rPr>
-          <w:b/>
-          <w:bCs/>
-        </w:rPr>
-        <w:t xml:space="preserve">Created-By:</w:t>
-      </w:r>
-      <w:r>
-        <w:t xml:space="preserve"> </w:t>
-      </w:r>
-      <w:r>
-        <w:t xml:space="preserve">BOB-106/BOB-107 remediation, residual</w:t>
-      </w:r>
-    </w:p>
-    <w:p>
-      <w:pPr>
-        <w:pStyle w:val="BodyText"/>
-      </w:pPr>
-      <w:r>
-        <w:rPr>
-          <w:b/>
-          <w:bCs/>
-        </w:rPr>
-        <w:t xml:space="preserve">Reported-Via:</w:t>
-      </w:r>
-      <w:r>
-        <w:t xml:space="preserve"> </w:t>
-      </w:r>
-      <w:r>
-        <w:t xml:space="preserve">§11.4.202 reporting directive</w:t>
+        <w:t xml:space="preserve">--location Fixed</w:t>
+      </w:r>
+      <w:r>
+        <w:t xml:space="preserve"> </w:t>
+      </w:r>
+      <w:r>
+        <w:t xml:space="preserve">operator override. A naive preventive guard at the update seam would collide with that override’s semantics. Closing this therefore requires a design decision about how the two interact, which is a different question from the one BOB-166 was scoped to answer, and expanding that item would have meant shipping the decision unexamined.</w:t>
+      </w:r>
+    </w:p>
+    <w:p>
+      <w:pPr>
+        <w:pStyle w:val="BodyText"/>
+      </w:pPr>
+      <w:r>
+        <w:t xml:space="preserve">ACCEPTANCE. (a) Decide and RECORD how a preventive guard on this direction coexists with reopenCmd’s sanctioned override — this is the actual work, and the answer should be written down rather than inferred from whatever the patch does. Candidates worth weighing: exempt the reopen path explicitly, require an override flag on</w:t>
       </w:r>
       <w:r>
         <w:t xml:space="preserve"> </w:t>
@@ -5780,1833 +5788,48 @@
         <w:rPr>
           <w:rStyle w:val="VerbatimChar"/>
         </w:rPr>
-        <w:t xml:space="preserve">task</w:t>
-      </w:r>
-      <w:r>
-        <w:t xml:space="preserve"> </w:t>
-      </w:r>
-      <w:r>
-        <w:t xml:space="preserve">on 2026-08-21T19:35:02Z</w:t>
-      </w:r>
-      <w:r>
-        <w:t xml:space="preserve"> </w:t>
-      </w:r>
-      <w:r>
-        <w:rPr>
-          <w:b/>
-          <w:bCs/>
-        </w:rPr>
-        <w:t xml:space="preserve">Reported-By:</w:t>
-      </w:r>
-      <w:r>
-        <w:t xml:space="preserve"> </w:t>
-      </w:r>
-      <w:r>
-        <w:t xml:space="preserve">BOB-106/BOB-107 remediation, residual</w:t>
-      </w:r>
-    </w:p>
-    <w:p>
-      <w:pPr>
-        <w:pStyle w:val="BodyText"/>
-      </w:pPr>
-      <w:r>
-        <w:rPr>
-          <w:b/>
-          <w:bCs/>
-        </w:rPr>
-        <w:t xml:space="preserve">What (the report, verbatim):</w:t>
-      </w:r>
-      <w:r>
-        <w:t xml:space="preserve"> </w:t>
-      </w:r>
-      <w:r>
-        <w:t xml:space="preserve">The TESTS for both guards are now executed: pre-build invariant 30’s glob was extended from tests/unit + tests/pre_build to also cover tests/hooks. MEASURED before/after: the glob expanded to 27 suites with 0 under tests/hooks while 3 existed there; it now expands to 30 with 3 under tests/hooks. All three pass.</w:t>
-      </w:r>
-    </w:p>
-    <w:p>
-      <w:pPr>
-        <w:pStyle w:val="BodyText"/>
-      </w:pPr>
-      <w:r>
-        <w:t xml:space="preserve">But the GUARDS themselves are still invoked by nothing.</w:t>
-      </w:r>
-    </w:p>
-    <w:p>
-      <w:pPr>
-        <w:pStyle w:val="BodyText"/>
-      </w:pPr>
-      <w:r>
-        <w:t xml:space="preserve">check-brief-inputs.sh is honestly conductor-run rather than automatic: a brief’s required-input list lives in free-form prose that the Agent tool’s structured input does not expose, so an automatic prompt-scraping gate would itself be an unproven pattern-match. Its seam is the dispatch procedure, and that is a documentation + habit change, not a hook.</w:t>
-      </w:r>
-    </w:p>
-    <w:p>
-      <w:pPr>
-        <w:pStyle w:val="BodyText"/>
-      </w:pPr>
-      <w:r>
-        <w:t xml:space="preserve">unattributed-commit-guard.sh is different and is why this item exists. Run against real history it names 14 violating commits since the last tag (and 21 bare Auto-commit subjects exist across all refs). Wiring it into the pre-build or commit seam AS-IS would therefore refuse every commit immediately, on pre-existing debt nobody can fix in the moment.</w:t>
-      </w:r>
-    </w:p>
-    <w:p>
-      <w:pPr>
-        <w:pStyle w:val="BodyText"/>
-      </w:pPr>
-      <w:r>
-        <w:t xml:space="preserve">That is precisely the 11.4.224(E) brownfield-adoption shape, and 11.4.66/11.4.122 put the choice with the operator, not with an agent inventing a ratchet. The options, stated so the decision is a decision and not a default:</w:t>
-      </w:r>
-      <w:r>
-        <w:t xml:space="preserve"> </w:t>
-      </w:r>
-      <w:r>
-        <w:t xml:space="preserve">(a) immediate hard floor – the seam refuses until all 14 are attributed;</w:t>
-      </w:r>
-      <w:r>
-        <w:t xml:space="preserve"> </w:t>
-      </w:r>
-      <w:r>
-        <w:t xml:space="preserve">(b) one-time monotone-decrease ratchet (the 11.4.135 pattern) – snapshot 14 as the baseline, the count may fall and may never rise, so day one is green and the disease cannot spread;</w:t>
-      </w:r>
-      <w:r>
-        <w:t xml:space="preserve"> </w:t>
-      </w:r>
-      <w:r>
-        <w:t xml:space="preserve">(c) changed-commits-only – gate only commits created from now on, with a scheduled deadline for the historical 14;</w:t>
-      </w:r>
-      <w:r>
-        <w:t xml:space="preserve"> </w:t>
-      </w:r>
-      <w:r>
-        <w:t xml:space="preserve">(d) report-only for a stated period, then escalate.</w:t>
-      </w:r>
-    </w:p>
-    <w:p>
-      <w:pPr>
-        <w:pStyle w:val="BodyText"/>
-      </w:pPr>
-      <w:r>
-        <w:t xml:space="preserve">Recommendation, with the reasoning rather than just the pick: (b). It is the pattern this constitution already uses for exactly this situation, it makes the debt visible and bounded immediately, and it cannot be satisfied by deleting the guard’s name (11.4.227 closes that gaming channel). But it is the operator’s call and this item is not closed until that answer is recorded.</w:t>
-      </w:r>
-    </w:p>
-    <w:p>
-      <w:pPr>
-        <w:pStyle w:val="BodyText"/>
-      </w:pPr>
-      <w:r>
-        <w:t xml:space="preserve">Honest boundary (11.4.6): this item does NOT claim the 14 commits are harmful in themselves – it claims their ATTRIBUTION is absent and that nothing currently prevents the 15th.</w:t>
-      </w:r>
-    </w:p>
-    <w:p>
-      <w:pPr>
-        <w:pStyle w:val="BodyText"/>
-      </w:pPr>
-      <w:r>
-        <w:rPr>
-          <w:b/>
-          <w:bCs/>
-        </w:rPr>
-        <w:t xml:space="preserve">Affected scope / file-scope manifest:</w:t>
-      </w:r>
-      <w:r>
-        <w:t xml:space="preserve"> </w:t>
-      </w:r>
-      <w:r>
-        <w:t xml:space="preserve">scripts/hooks/unattributed-commit-guard.sh; scripts/hooks/check-brief-inputs.sh; scripts/pre_build_verification.sh; scripts/commit-push-all.sh</w:t>
-      </w:r>
-    </w:p>
-    <w:p>
-      <w:pPr>
-        <w:pStyle w:val="BodyText"/>
-      </w:pPr>
-      <w:r>
-        <w:rPr>
-          <w:b/>
-          <w:bCs/>
-        </w:rPr>
-        <w:t xml:space="preserve">Reproduction / context:</w:t>
-      </w:r>
-      <w:r>
-        <w:t xml:space="preserve"> </w:t>
-      </w:r>
-      <w:r>
-        <w:t xml:space="preserve">Both guards run correctly by hand and are covered by passing tests (9/9 and 15/15, each proven non-bluff against a no-op stub). Neither is invoked by scripts/pre_build_verification.sh or scripts/commit-push-all.sh, so neither exerts standing detection pressure (11.4.226: a guard with no execution seam is not coverage; registration is not coverage).</w:t>
-      </w:r>
-    </w:p>
-    <w:p>
-      <w:pPr>
-        <w:pStyle w:val="BodyText"/>
-      </w:pPr>
-      <w:r>
-        <w:rPr>
-          <w:b/>
-          <w:bCs/>
-        </w:rPr>
-        <w:t xml:space="preserve">Acceptance criteria:</w:t>
-      </w:r>
-      <w:r>
-        <w:t xml:space="preserve"> </w:t>
-      </w:r>
-      <w:r>
-        <w:t xml:space="preserve">Each guard is invoked by a named seam, OR carries a registered deferral pointing at this item. For unattributed-commit-guard.sh specifically, the operator has answered the adoption question below and the answer is recorded as consumer DATA – never an invented ratchet.</w:t>
+        <w:t xml:space="preserve">update</w:t>
+      </w:r>
+      <w:r>
+        <w:t xml:space="preserve"> </w:t>
+      </w:r>
+      <w:r>
+        <w:t xml:space="preserve">mirroring reopen’s, or leave the direction detective-only with the rationale recorded so the asymmetry is a decision rather than an oversight. (b) If a guard lands, it reuses</w:t>
+      </w:r>
+      <w:r>
+        <w:t xml:space="preserve"> </w:t>
+      </w:r>
+      <w:r>
+        <w:rPr>
+          <w:rStyle w:val="VerbatimChar"/>
+        </w:rPr>
+        <w:t xml:space="preserve">terminalStatuses()</w:t>
+      </w:r>
+      <w:r>
+        <w:t xml:space="preserve"> </w:t>
+      </w:r>
+      <w:r>
+        <w:t xml:space="preserve">— BOB-166 established one predicate source specifically so the two directions cannot drift. (c) Paired §1.1 mutation. (d) NEGATIVE CONTROL (§11.4.201(1)), and it is the sharp one here: the sanctioned reopen path MUST still work. A guard that breaks reopenCmd’s documented override is a false-positive refusal, and worse than the gap it closes, because it breaks a workflow operators are told to use.</w:t>
+      </w:r>
+    </w:p>
+    <w:p>
+      <w:pPr>
+        <w:pStyle w:val="BodyText"/>
+      </w:pPr>
+      <w:r>
+        <w:t xml:space="preserve">HONEST BOUNDARY. This is not a live data defect. Zero corpus instances, and the detective gate catches it at the next validate. It is filed so a scoped, deliberate omission stays visible as a tracked decision instead of living only in a code comment where the next reader will mistake it for an oversight (§11.4.197: a started thread reaches a documented terminal state, never quiet abandonment).</w:t>
+      </w:r>
+    </w:p>
+    <w:p>
+      <w:pPr>
+        <w:pStyle w:val="BodyText"/>
+      </w:pPr>
+      <w:r>
+        <w:t xml:space="preserve">PROVENANCE. Raised by the implementing agent of BOB-166 as a known asymmetry it deliberately did not close, independently verified and endorsed as an acceptable scope boundary by that item’s reviewer, on the condition that it become a tracked item rather than a comment. This is that item.</w:t>
       </w:r>
     </w:p>
     <w:bookmarkEnd w:id="47"/>
-    <w:bookmarkStart w:id="48" w:name="X11db4a28fa64161c7ffe87a7b2e88f2f3a45339"/>
-    <w:p>
-      <w:pPr>
-        <w:pStyle w:val="Heading2"/>
-      </w:pPr>
-      <w:r>
-        <w:t xml:space="preserve">BOB-164 — Live dashboard fails WCAG AA colour contrast on 21 nodes — brand heading measures 1.43:1 against a 3:1 floor</w:t>
-      </w:r>
-    </w:p>
-    <w:p>
-      <w:pPr>
-        <w:pStyle w:val="FirstParagraph"/>
-      </w:pPr>
-      <w:r>
-        <w:rPr>
-          <w:b/>
-          <w:bCs/>
-        </w:rPr>
-        <w:t xml:space="preserve">Status:</w:t>
-      </w:r>
-      <w:r>
-        <w:t xml:space="preserve"> </w:t>
-      </w:r>
-      <w:r>
-        <w:t xml:space="preserve">In progress</w:t>
-      </w:r>
-      <w:r>
-        <w:t xml:space="preserve"> </w:t>
-      </w:r>
-      <w:r>
-        <w:rPr>
-          <w:b/>
-          <w:bCs/>
-        </w:rPr>
-        <w:t xml:space="preserve">Type:</w:t>
-      </w:r>
-      <w:r>
-        <w:t xml:space="preserve"> </w:t>
-      </w:r>
-      <w:r>
-        <w:t xml:space="preserve">Bug</w:t>
-      </w:r>
-      <w:r>
-        <w:t xml:space="preserve"> </w:t>
-      </w:r>
-      <w:r>
-        <w:rPr>
-          <w:b/>
-          <w:bCs/>
-        </w:rPr>
-        <w:t xml:space="preserve">Severity:</w:t>
-      </w:r>
-      <w:r>
-        <w:t xml:space="preserve"> </w:t>
-      </w:r>
-      <w:r>
-        <w:t xml:space="preserve">Medium</w:t>
-      </w:r>
-      <w:r>
-        <w:t xml:space="preserve"> </w:t>
-      </w:r>
-      <w:r>
-        <w:rPr>
-          <w:b/>
-          <w:bCs/>
-        </w:rPr>
-        <w:t xml:space="preserve">Created-By:</w:t>
-      </w:r>
-      <w:r>
-        <w:t xml:space="preserve"> </w:t>
-      </w:r>
-      <w:r>
-        <w:t xml:space="preserve">BOB-110 UX-class coverage, discovered by the new axe-core suite on its first live run</w:t>
-      </w:r>
-    </w:p>
-    <w:p>
-      <w:pPr>
-        <w:pStyle w:val="BodyText"/>
-      </w:pPr>
-      <w:r>
-        <w:rPr>
-          <w:b/>
-          <w:bCs/>
-        </w:rPr>
-        <w:t xml:space="preserve">Reported-Via:</w:t>
-      </w:r>
-      <w:r>
-        <w:t xml:space="preserve"> </w:t>
-      </w:r>
-      <w:r>
-        <w:t xml:space="preserve">§11.4.202 reporting directive</w:t>
-      </w:r>
-      <w:r>
-        <w:t xml:space="preserve"> </w:t>
-      </w:r>
-      <w:r>
-        <w:rPr>
-          <w:rStyle w:val="VerbatimChar"/>
-        </w:rPr>
-        <w:t xml:space="preserve">bug</w:t>
-      </w:r>
-      <w:r>
-        <w:t xml:space="preserve"> </w:t>
-      </w:r>
-      <w:r>
-        <w:t xml:space="preserve">on 2026-08-21T19:56:53Z</w:t>
-      </w:r>
-      <w:r>
-        <w:t xml:space="preserve"> </w:t>
-      </w:r>
-      <w:r>
-        <w:rPr>
-          <w:b/>
-          <w:bCs/>
-        </w:rPr>
-        <w:t xml:space="preserve">Reported-By:</w:t>
-      </w:r>
-      <w:r>
-        <w:t xml:space="preserve"> </w:t>
-      </w:r>
-      <w:r>
-        <w:t xml:space="preserve">BOB-110 UX-class coverage, discovered by the new axe-core suite on its first live run</w:t>
-      </w:r>
-    </w:p>
-    <w:p>
-      <w:pPr>
-        <w:pStyle w:val="BodyText"/>
-      </w:pPr>
-      <w:r>
-        <w:rPr>
-          <w:b/>
-          <w:bCs/>
-        </w:rPr>
-        <w:t xml:space="preserve">What (the report, verbatim):</w:t>
-      </w:r>
-      <w:r>
-        <w:t xml:space="preserve"> </w:t>
-      </w:r>
-      <w:r>
-        <w:t xml:space="preserve">This is a REAL user-facing defect, not a test-tuning artifact, and it was found by the automated regime rather than by a human squinting at the page – which is exactly the 11.4.238 posture the project is aiming for.</w:t>
-      </w:r>
-    </w:p>
-    <w:p>
-      <w:pPr>
-        <w:pStyle w:val="BodyText"/>
-      </w:pPr>
-      <w:r>
-        <w:t xml:space="preserve">The static-grep oracle would NOT have found it. Measured: the served root ships an empty</w:t>
-      </w:r>
-      <w:r>
-        <w:t xml:space="preserve"> </w:t>
-      </w:r>
-      <w:r>
-        <w:t xml:space="preserve"> </w:t>
-      </w:r>
-      <w:r>
-        <w:t xml:space="preserve">pre-hydration, so any check reading the raw HTML audits a page nobody sees. The violation only exists in the hydrated DOM, which is why 11.4.170 requires a rendered oracle and forbids value-equality assertions as the proof a UI is correct.</w:t>
-      </w:r>
-    </w:p>
-    <w:p>
-      <w:pPr>
-        <w:pStyle w:val="BodyText"/>
-      </w:pPr>
-      <w:r>
-        <w:t xml:space="preserve">Severity reasoning, stated rather than assumed: this is user-visible and affects the primary dashboard heading, but it degrades legibility rather than breaking function, and the surface is operator-facing rather than public. Medium, not High.</w:t>
-      </w:r>
-    </w:p>
-    <w:p>
-      <w:pPr>
-        <w:pStyle w:val="BodyText"/>
-      </w:pPr>
-      <w:r>
-        <w:t xml:space="preserve">The failing test was left FAILING on purpose (11.4.238) instead of silenced or marked xfail. tests/ux/ currently reports 1 failed, 16 passed; that 1 is this defect. Anyone reading a red UX suite should read it as this item, not as flakiness – and when this is fixed the suite goes fully green, which is the signal that it is closed.</w:t>
-      </w:r>
-    </w:p>
-    <w:p>
-      <w:pPr>
-        <w:pStyle w:val="BodyText"/>
-      </w:pPr>
-      <w:r>
-        <w:t xml:space="preserve">HONEST SCOPE LIMIT (11.4.6): only the dashboard landing view was scanned. The /jackett/* sub-routes and the ng-serve-hosted :4200 route set were NOT audited – the commands to close both are recorded in docs/testing/ux_accessibility.md. So this item’s 21 nodes are a floor, not a total.</w:t>
-      </w:r>
-    </w:p>
-    <w:p>
-      <w:pPr>
-        <w:pStyle w:val="BodyText"/>
-      </w:pPr>
-      <w:r>
-        <w:rPr>
-          <w:b/>
-          <w:bCs/>
-        </w:rPr>
-        <w:t xml:space="preserve">Affected scope / file-scope manifest:</w:t>
-      </w:r>
-      <w:r>
-        <w:t xml:space="preserve"> </w:t>
-      </w:r>
-      <w:r>
-        <w:t xml:space="preserve">the Angular dashboard served at http://localhost:7187/ (same compiled SPA as frontend/); production component CSS, not test files</w:t>
-      </w:r>
-    </w:p>
-    <w:p>
-      <w:pPr>
-        <w:pStyle w:val="BodyText"/>
-      </w:pPr>
-      <w:r>
-        <w:rPr>
-          <w:b/>
-          <w:bCs/>
-        </w:rPr>
-        <w:t xml:space="preserve">Reproduction / context:</w:t>
-      </w:r>
-      <w:r>
-        <w:t xml:space="preserve"> </w:t>
-      </w:r>
-      <w:r>
-        <w:t xml:space="preserve">Run tests/ux/test_live_dashboard_accessibility.py against the running merge service. axe-core v4.13.0, scanning a real Playwright-rendered JS-hydrated DOM, reports color-contrast violations on 21 nodes. Measured pairs: .brand / h1 text #9d001e on background #3c3f41 = 1.43-1.62:1 (WCAG AA large-text floor is 3:1); tagline #808080 on #3c3f41 = 2.68:1 (body-text floor is 4.5:1).</w:t>
-      </w:r>
-    </w:p>
-    <w:p>
-      <w:pPr>
-        <w:pStyle w:val="BodyText"/>
-      </w:pPr>
-      <w:r>
-        <w:rPr>
-          <w:b/>
-          <w:bCs/>
-        </w:rPr>
-        <w:t xml:space="preserve">Acceptance criteria:</w:t>
-      </w:r>
-      <w:r>
-        <w:t xml:space="preserve"> </w:t>
-      </w:r>
-      <w:r>
-        <w:t xml:space="preserve">axe-core reports ZERO color-contrast violations against the live rendered dashboard, with the fix made in production component CSS rather than by relaxing the assertion or excluding the rule (11.4.120: reconcile to the correct mechanism, never weaken the check). The existing tests/ux/ suite is the guard and already fails today, so the RED is captured – closure requires it flipping GREEN against the live surface, which is runtime-class evidence per 11.4.226.</w:t>
-      </w:r>
-    </w:p>
-    <w:bookmarkEnd w:id="48"/>
-    <w:bookmarkStart w:id="49" w:name="X017ecc07d3925d281ee41edb70c49dccdf9f346"/>
-    <w:p>
-      <w:pPr>
-        <w:pStyle w:val="Heading2"/>
-      </w:pPr>
-      <w:r>
-        <w:t xml:space="preserve">BOB-168 — run_all_challenges.sh lists scaling_horizontal_challenge.sh which does not exist on disk, so the runner references a challenge that can never execute</w:t>
-      </w:r>
-    </w:p>
-    <w:p>
-      <w:pPr>
-        <w:pStyle w:val="FirstParagraph"/>
-      </w:pPr>
-      <w:r>
-        <w:rPr>
-          <w:b/>
-          <w:bCs/>
-        </w:rPr>
-        <w:t xml:space="preserve">Status:</w:t>
-      </w:r>
-      <w:r>
-        <w:t xml:space="preserve"> </w:t>
-      </w:r>
-      <w:r>
-        <w:t xml:space="preserve">In progress</w:t>
-      </w:r>
-      <w:r>
-        <w:t xml:space="preserve"> </w:t>
-      </w:r>
-      <w:r>
-        <w:rPr>
-          <w:b/>
-          <w:bCs/>
-        </w:rPr>
-        <w:t xml:space="preserve">Type:</w:t>
-      </w:r>
-      <w:r>
-        <w:t xml:space="preserve"> </w:t>
-      </w:r>
-      <w:r>
-        <w:t xml:space="preserve">Task</w:t>
-      </w:r>
-      <w:r>
-        <w:t xml:space="preserve"> </w:t>
-      </w:r>
-      <w:r>
-        <w:rPr>
-          <w:b/>
-          <w:bCs/>
-        </w:rPr>
-        <w:t xml:space="preserve">Severity:</w:t>
-      </w:r>
-      <w:r>
-        <w:t xml:space="preserve"> </w:t>
-      </w:r>
-      <w:r>
-        <w:t xml:space="preserve">Low</w:t>
-      </w:r>
-      <w:r>
-        <w:t xml:space="preserve"> </w:t>
-      </w:r>
-      <w:r>
-        <w:rPr>
-          <w:b/>
-          <w:bCs/>
-        </w:rPr>
-        <w:t xml:space="preserve">Created-By:</w:t>
-      </w:r>
-      <w:r>
-        <w:t xml:space="preserve"> </w:t>
-      </w:r>
-      <w:r>
-        <w:t xml:space="preserve">Claude</w:t>
-      </w:r>
-      <w:r>
-        <w:t xml:space="preserve"> </w:t>
-      </w:r>
-      <w:r>
-        <w:rPr>
-          <w:b/>
-          <w:bCs/>
-        </w:rPr>
-        <w:t xml:space="preserve">Assigned-To:</w:t>
-      </w:r>
-      <w:r>
-        <w:t xml:space="preserve"> </w:t>
-      </w:r>
-      <w:r>
-        <w:t xml:space="preserve">Claude</w:t>
-      </w:r>
-    </w:p>
-    <w:p>
-      <w:pPr>
-        <w:pStyle w:val="BodyText"/>
-      </w:pPr>
-      <w:r>
-        <w:t xml:space="preserve">WHAT. scripts/run_all_challenges.sh:66 lists</w:t>
-      </w:r>
-      <w:r>
-        <w:t xml:space="preserve"> </w:t>
-      </w:r>
-      <w:r>
-        <w:t xml:space="preserve">“scaling_horizontal_challenge.sh”</w:t>
-      </w:r>
-      <w:r>
-        <w:t xml:space="preserve"> </w:t>
-      </w:r>
-      <w:r>
-        <w:t xml:space="preserve">in its challenge set. challenges/scripts/scaling_horizontal_challenge.sh does not exist:</w:t>
-      </w:r>
-    </w:p>
-    <w:p>
-      <w:pPr>
-        <w:pStyle w:val="SourceCode"/>
-      </w:pPr>
-      <w:r>
-        <w:rPr>
-          <w:rStyle w:val="VerbatimChar"/>
-        </w:rPr>
-        <w:t xml:space="preserve">$ sed -n '66p' scripts/run_all_challenges.sh</w:t>
-      </w:r>
-      <w:r>
-        <w:br/>
-      </w:r>
-      <w:r>
-        <w:rPr>
-          <w:rStyle w:val="VerbatimChar"/>
-        </w:rPr>
-        <w:t xml:space="preserve">    "scaling_horizontal_challenge.sh"</w:t>
-      </w:r>
-      <w:r>
-        <w:br/>
-      </w:r>
-      <w:r>
-        <w:rPr>
-          <w:rStyle w:val="VerbatimChar"/>
-        </w:rPr>
-        <w:t xml:space="preserve">$ ls challenges/scripts/scaling_horizontal_challenge.sh</w:t>
-      </w:r>
-      <w:r>
-        <w:br/>
-      </w:r>
-      <w:r>
-        <w:rPr>
-          <w:rStyle w:val="VerbatimChar"/>
-        </w:rPr>
-        <w:t xml:space="preserve">  ls: cannot access ...: No such file or directory</w:t>
-      </w:r>
-    </w:p>
-    <w:p>
-      <w:pPr>
-        <w:pStyle w:val="FirstParagraph"/>
-      </w:pPr>
-      <w:r>
-        <w:t xml:space="preserve">VERIFIED independently, not taken on report — surfaced by the BOB-109 scaling agent and re-checked here by direct invocation.</w:t>
-      </w:r>
-    </w:p>
-    <w:p>
-      <w:pPr>
-        <w:pStyle w:val="BodyText"/>
-      </w:pPr>
-      <w:r>
-        <w:t xml:space="preserve">WHY IT MATTERS. Whether this is cosmetic or a §11.4.201 gate-honesty defect depends entirely on how the runner treats a missing entry, and that is the first thing to determine: if it SKIPs silently, the challenge bank advertises coverage it does not have (a §11.4.266 claim-vs-reality row with no passing challenge behind it); if it FAILs, the runner is permanently red for a reason unrelated to the system under test, which trains readers to ignore it. Neither outcome is acceptable; they need different fixes.</w:t>
-      </w:r>
-    </w:p>
-    <w:p>
-      <w:pPr>
-        <w:pStyle w:val="BodyText"/>
-      </w:pPr>
-      <w:r>
-        <w:t xml:space="preserve">ACCEPTANCE. (a) Determine and record the runner’s actual behaviour on the missing entry by invoking it, not by reading it. (b) EITHER author the challenge, OR remove the entry — with §11.4.124 discipline: check git history for whether it once existed and was deleted, since a silently-dropped challenge is the more interesting defect. (c) If the runner silently skips missing entries, that is its own finding: a missing challenge must be loud (§11.4.3 SKIP-with-reason at minimum), never absent-and-quiet.</w:t>
-      </w:r>
-    </w:p>
-    <w:p>
-      <w:pPr>
-        <w:pStyle w:val="BodyText"/>
-      </w:pPr>
-      <w:r>
-        <w:t xml:space="preserve">SEVERITY. Low as a defect, but it sits on the challenge-coverage seam, so (c) may deserve its own item.</w:t>
-      </w:r>
-    </w:p>
-    <w:p>
-      <w:pPr>
-        <w:pStyle w:val="BodyText"/>
-      </w:pPr>
-      <w:r>
-        <w:t xml:space="preserve">CORRECTION 2026-08-22 (§11.4.6) — THIS ITEM’S PREMISE WAS FALSE, and the error was mine. Recorded openly rather than quietly edited.</w:t>
-      </w:r>
-    </w:p>
-    <w:p>
-      <w:pPr>
-        <w:pStyle w:val="BodyText"/>
-      </w:pPr>
-      <w:r>
-        <w:t xml:space="preserve">scaling_horizontal_challenge.sh EXISTS. It is at submodules/challenges/challenges/scripts/scaling_horizontal_challenge.sh, executable, 3107 bytes, dated Aug 7. So do all 14 other entries and the meta-runner. It was never deleted: added to the roster at 1c959ba, the challenge itself added in the submodule at 873c0b1, and a pickaxe search across both repositories and all branches finds ZERO deletions.</w:t>
-      </w:r>
-    </w:p>
-    <w:p>
-      <w:pPr>
-        <w:pStyle w:val="BodyText"/>
-      </w:pPr>
-      <w:r>
-        <w:t xml:space="preserve">HOW I GOT IT WRONG. run_all_challenges.sh reads submodules/challenges/challenges/scripts/. I checked challenges/scripts/ — a DIFFERENT directory belonging to a DIFFERENT, glob-based runner. Two similarly-named directories; I measured the wrong one. That is a §11.4.201(9) field-identity error. Worse, I wrote that it was</w:t>
-      </w:r>
-      <w:r>
-        <w:t xml:space="preserve"> </w:t>
-      </w:r>
-      <w:r>
-        <w:t xml:space="preserve">“verified by invocation”</w:t>
-      </w:r>
-      <w:r>
-        <w:t xml:space="preserve">: I had listed a directory and never run the aggregator, so the claim overstated the evidence class as well as getting the answer wrong.</w:t>
-      </w:r>
-    </w:p>
-    <w:p>
-      <w:pPr>
-        <w:pStyle w:val="BodyText"/>
-      </w:pPr>
-      <w:r>
-        <w:t xml:space="preserve">THE LESSON, which generalises past this item. In the SAME commit I correctly caught a sibling agent making this exact class of error on BOB-167 — a zero-hit produced by searching one symbol name — and applied a control needle there. Then I omitted the needle one paragraph later on my own measurement. The distinction that would have caught it: A CONTROL NEEDLE PROVES THE INSTRUMENT CAN SEE; IT DOES NOT PROVE IT IS POINTED AT THE THING UNDER TEST. §11.4.201(7)(b) as commonly applied guards blindness; it does not guard mis-aiming. The needle for THIS query would have been to resolve the path the runner itself reads, not to confirm that some directory listing works.</w:t>
-      </w:r>
-    </w:p>
-    <w:p>
-      <w:pPr>
-        <w:pStyle w:val="BodyText"/>
-      </w:pPr>
-      <w:r>
-        <w:t xml:space="preserve">WHAT IS ACTUALLY WRONG, and it is worse than what I filed. The missing-entry path runs no challenges by definition, so it can be exercised safely. Run against a checkout where the submodule is absent — the ordinary state of a clone made without –recursive — the REAL runner (byte-identity sha-asserted, not a replica) reports:</w:t>
-      </w:r>
-    </w:p>
-    <w:p>
-      <w:pPr>
-        <w:pStyle w:val="SourceCode"/>
-      </w:pPr>
-      <w:r>
-        <w:rPr>
-          <w:rStyle w:val="VerbatimChar"/>
-        </w:rPr>
-        <w:t xml:space="preserve">PASS: 0   FAIL: 0   SKIP: 16   TOTAL: 16</w:t>
-      </w:r>
-      <w:r>
-        <w:br/>
-      </w:r>
-      <w:r>
-        <w:rPr>
-          <w:rStyle w:val="VerbatimChar"/>
-        </w:rPr>
-        <w:t xml:space="preserve">OBSERVED EXIT CODE: 0</w:t>
-      </w:r>
-    </w:p>
-    <w:p>
-      <w:pPr>
-        <w:pStyle w:val="FirstParagraph"/>
-      </w:pPr>
-      <w:r>
-        <w:t xml:space="preserve">An ENTIRELY UN-RUN BANK REPORTS SUCCESS. Not one dangling entry tolerated — the whole suite silently passes without executing anything. That is §11.4.201(6) false-null verbatim, and it is observed-reachable rather than constructed (§11.4.115(G)).</w:t>
-      </w:r>
-    </w:p>
-    <w:p>
-      <w:pPr>
-        <w:pStyle w:val="BodyText"/>
-      </w:pPr>
-      <w:r>
-        <w:t xml:space="preserve">REVISED ACCEPTANCE. (a) ANSWERED, though not as filed: the runner reports a loud, counted SKIP and then never blocks, because the exit expression reads only the FAIL count. (b) The dangling-entry half is VOID — nothing is dangling. (c) The real work is the exit contract: a roster entry the runner cannot execute must not be indistinguishable from a healthy run. See the decision recorded in docs/qa/BOB-168/decision_missing_vs_skip.md.</w:t>
-      </w:r>
-    </w:p>
-    <w:p>
-      <w:pPr>
-        <w:pStyle w:val="BodyText"/>
-      </w:pPr>
-      <w:r>
-        <w:t xml:space="preserve">RELATED, REPORTED NOT FIXED: scripts/pre_build_verification.sh:1792 carries the same SKIP/MISSING conflation one level up, for the other runner. Filed separately.</w:t>
-      </w:r>
-    </w:p>
-    <w:bookmarkEnd w:id="49"/>
-    <w:bookmarkStart w:id="50" w:name="Xa3e67580bd8f3362dcf836d407dae50325f7eae"/>
-    <w:p>
-      <w:pPr>
-        <w:pStyle w:val="Heading2"/>
-      </w:pPr>
-      <w:r>
-        <w:t xml:space="preserve">BOB-169 — 286 of 326 exported .html docs are headless pandoc fragments with no DOCTYPE and no charset, so UTF-8 section marks and arrows render as mojibake when opened directly</w:t>
-      </w:r>
-    </w:p>
-    <w:p>
-      <w:pPr>
-        <w:pStyle w:val="FirstParagraph"/>
-      </w:pPr>
-      <w:r>
-        <w:rPr>
-          <w:b/>
-          <w:bCs/>
-        </w:rPr>
-        <w:t xml:space="preserve">Status:</w:t>
-      </w:r>
-      <w:r>
-        <w:t xml:space="preserve"> </w:t>
-      </w:r>
-      <w:r>
-        <w:t xml:space="preserve">In progress</w:t>
-      </w:r>
-      <w:r>
-        <w:t xml:space="preserve"> </w:t>
-      </w:r>
-      <w:r>
-        <w:rPr>
-          <w:b/>
-          <w:bCs/>
-        </w:rPr>
-        <w:t xml:space="preserve">Type:</w:t>
-      </w:r>
-      <w:r>
-        <w:t xml:space="preserve"> </w:t>
-      </w:r>
-      <w:r>
-        <w:t xml:space="preserve">Bug</w:t>
-      </w:r>
-      <w:r>
-        <w:t xml:space="preserve"> </w:t>
-      </w:r>
-      <w:r>
-        <w:rPr>
-          <w:b/>
-          <w:bCs/>
-        </w:rPr>
-        <w:t xml:space="preserve">Severity:</w:t>
-      </w:r>
-      <w:r>
-        <w:t xml:space="preserve"> </w:t>
-      </w:r>
-      <w:r>
-        <w:t xml:space="preserve">Medium</w:t>
-      </w:r>
-      <w:r>
-        <w:t xml:space="preserve"> </w:t>
-      </w:r>
-      <w:r>
-        <w:rPr>
-          <w:b/>
-          <w:bCs/>
-        </w:rPr>
-        <w:t xml:space="preserve">Created-By:</w:t>
-      </w:r>
-      <w:r>
-        <w:t xml:space="preserve"> </w:t>
-      </w:r>
-      <w:r>
-        <w:t xml:space="preserve">Claude</w:t>
-      </w:r>
-      <w:r>
-        <w:t xml:space="preserve"> </w:t>
-      </w:r>
-      <w:r>
-        <w:rPr>
-          <w:b/>
-          <w:bCs/>
-        </w:rPr>
-        <w:t xml:space="preserve">Assigned-To:</w:t>
-      </w:r>
-      <w:r>
-        <w:t xml:space="preserve"> </w:t>
-      </w:r>
-      <w:r>
-        <w:t xml:space="preserve">Claude</w:t>
-      </w:r>
-    </w:p>
-    <w:p>
-      <w:pPr>
-        <w:pStyle w:val="BodyText"/>
-      </w:pPr>
-      <w:r>
-        <w:t xml:space="preserve">WHAT. The §11.4.65 markdown-export mandate requires every in-scope doc to ship .html/.pdf twins. 286 of the 326 .html files under docs/ (excluding dist/ and node_modules/) are pandoc FRAGMENTS — they begin at</w:t>
-      </w:r>
-    </w:p>
-    <w:p>
-      <w:pPr>
-        <w:pStyle w:val="BodyText"/>
-      </w:pPr>
-      <w:r>
-        <w:t xml:space="preserve">with no &lt;!DOCTYPE&gt;, no</w:t>
-      </w:r>
-    </w:p>
-    <w:p>
-      <w:pPr>
-        <w:pStyle w:val="BodyText"/>
-      </w:pPr>
-      <w:r>
-        <w:t xml:space="preserve">/</w:t>
-      </w:r>
-    </w:p>
-    <w:p>
-      <w:pPr>
-        <w:pStyle w:val="BodyText"/>
-      </w:pPr>
-      <w:r>
-        <w:t xml:space="preserve">, and critically no</w:t>
-      </w:r>
-    </w:p>
-    <w:p>
-      <w:pPr>
-        <w:pStyle w:val="BodyText"/>
-      </w:pPr>
-      <w:r>
-        <w:t xml:space="preserve">. Census run 2026-08-21.</w:t>
-      </w:r>
-    </w:p>
-    <w:p>
-      <w:pPr>
-        <w:pStyle w:val="BodyText"/>
-      </w:pPr>
-      <w:r>
-        <w:t xml:space="preserve">CONCRETE HARM, measured not assumed. Sample docs/BOBA_DATABASE.html: DOCTYPE 0, charset 0, and 30 lines carrying non-ASCII — the distinct characters present are § — ’ ” ” →. With no charset declaration a browser opening the file directly (file:// or a plain static host sending no charset header) falls back to its default encoding, typically windows-1252, and renders § as Â§ and → as â†’. Those are not incidental characters in this corpus: every constitutional cross-reference in these documents is a § literal, so the mojibake lands on the most load-bearing token in the text. Fragments also carry no viewport meta, so they do not scale on mobile.</w:t>
-      </w:r>
-    </w:p>
-    <w:p>
-      <w:pPr>
-        <w:pStyle w:val="BodyText"/>
-      </w:pPr>
-      <w:r>
-        <w:t xml:space="preserve">HOW IT SURFACED. Chasing a CM-DOCS-CHAIN-ENGINE-VERIFY failure on the features-status context. docs_chain sync regenerated docs/features/Status.{html,docx,pdf} and the HTML diff was 183 insertions / 0 DELETIONS — the body was untouched and a full pandoc preamble was PREPENDED, proving the committed file had been a fragment. Its sibling docs/codegraph/Status.html already began with &lt;!DOCTYPE&gt;, so two derivatives in the same docs_chain config were being produced in different modes. That mismatch is what made verify FAIL, and the gate’s own message (</w:t>
-      </w:r>
-      <w:r>
-        <w:t xml:space="preserve">‘derived docs drift from .md sources’</w:t>
-      </w:r>
-      <w:r>
-        <w:t xml:space="preserve">) misattributes it: the content was not drifting from the source, the generator was inconsistent.</w:t>
-      </w:r>
-    </w:p>
-    <w:p>
-      <w:pPr>
-        <w:pStyle w:val="BodyText"/>
-      </w:pPr>
-      <w:r>
-        <w:t xml:space="preserve">THE DETECTION GAP (§11.4.238). Pre-build invariant 16 CM-MARKDOWN-EXPORT-SYNC PASSED on the whole corpus —</w:t>
-      </w:r>
-      <w:r>
-        <w:t xml:space="preserve"> </w:t>
-      </w:r>
-      <w:r>
-        <w:t xml:space="preserve">‘all in-scope docs have fresh .html/.pdf siblings’</w:t>
-      </w:r>
-      <w:r>
-        <w:t xml:space="preserve">. It checks PRESENCE and FRESHNESS, never VALIDITY, so a 0-byte-preamble fragment satisfies it exactly as a well-formed document does. This was found by reading a failing gate’s diff, not by the regime: a §11.4.238 discovery-channel escape, and the missing check is the interesting half.</w:t>
-      </w:r>
-    </w:p>
-    <w:p>
-      <w:pPr>
-        <w:pStyle w:val="BodyText"/>
-      </w:pPr>
-      <w:r>
-        <w:t xml:space="preserve">ROOT CAUSE IS NOT YET PROVEN (§11.4.6). Two generators exist — scripts/generate_markdown_exports.sh (invoked via workable-items-export.sh) and the docs_chain engine — and they demonstrably disagree on standalone vs fragment mode for the same source. WHICH one emits fragments, and whether it does so always or under specific flags, is NOT established here and must not be assumed. Whoever takes this item determines it by invoking both on one fixture and comparing, before changing either.</w:t>
-      </w:r>
-    </w:p>
-    <w:p>
-      <w:pPr>
-        <w:pStyle w:val="BodyText"/>
-      </w:pPr>
-      <w:r>
-        <w:t xml:space="preserve">ACCEPTANCE. (a) Determine by invocation which generator emits fragments and under what conditions; record it. (b) Make the emitting generator produce standalone documents (charset + viewport at minimum), so the two paths agree — §11.4.251: one artifact should not have two generators that disagree. (c) Regenerate the 286 affected files. (d) Extend CM-MARKDOWN-EXPORT-SYNC (or add a sibling) to assert VALIDITY, not just presence: every exported .html declares a charset. Paired §1.1 mutation — strip the charset from one export and the gate must FAIL. Include a negative control so a legitimately standalone doc does not fire (§11.4.201(1)). (e) Honest boundary: this is about the HTML twins only; the .pdf twins embed their own encoding and are not implicated by this measurement.</w:t>
-      </w:r>
-    </w:p>
-    <w:p>
-      <w:pPr>
-        <w:pStyle w:val="BodyText"/>
-      </w:pPr>
-      <w:r>
-        <w:t xml:space="preserve">ALREADY DONE. docs/features/Status.{html,docx,pdf} regenerated via</w:t>
-      </w:r>
-      <w:r>
-        <w:t xml:space="preserve"> </w:t>
-      </w:r>
-      <w:r>
-        <w:t xml:space="preserve">‘docs_chain sync features-status’</w:t>
-      </w:r>
-      <w:r>
-        <w:t xml:space="preserve"> </w:t>
-      </w:r>
-      <w:r>
-        <w:t xml:space="preserve">(evidence qa-results/docs_chain/20260821T202805Z); verify –all now exits 0. That is 3 of the 289 files; the remaining 286 are untouched.</w:t>
-      </w:r>
-    </w:p>
-    <w:p>
-      <w:pPr>
-        <w:pStyle w:val="BodyText"/>
-      </w:pPr>
-      <w:r>
-        <w:t xml:space="preserve">CORRECTION 2026-08-21 (§11.4.6) — recorded openly rather than quietly edited, per the convention BOB-136’s own body establishes. An earlier revision of this item asserted:</w:t>
-      </w:r>
-      <w:r>
-        <w:t xml:space="preserve"> </w:t>
-      </w:r>
-      <w:r>
-        <w:t xml:space="preserve">“the .pdf twins embed their own encoding and are not implicated by this measurement.”</w:t>
-      </w:r>
-      <w:r>
-        <w:t xml:space="preserve"> </w:t>
-      </w:r>
-      <w:r>
-        <w:t xml:space="preserve">That assertion is FALSE. It was written without probing a single PDF.</w:t>
-      </w:r>
-    </w:p>
-    <w:p>
-      <w:pPr>
-        <w:pStyle w:val="BodyText"/>
-      </w:pPr>
-      <w:r>
-        <w:t xml:space="preserve">Probing docs/BOBA_DATABASE.pdf via pdftotext returns</w:t>
-      </w:r>
-      <w:r>
-        <w:t xml:space="preserve"> </w:t>
-      </w:r>
-      <w:r>
-        <w:t xml:space="preserve">‘Â§ 5’</w:t>
-      </w:r>
-      <w:r>
-        <w:t xml:space="preserve">,</w:t>
-      </w:r>
-      <w:r>
-        <w:t xml:space="preserve"> </w:t>
-      </w:r>
-      <w:r>
-        <w:t xml:space="preserve">‘Jackettâ€™s’</w:t>
-      </w:r>
-      <w:r>
-        <w:t xml:space="preserve"> </w:t>
-      </w:r>
-      <w:r>
-        <w:t xml:space="preserve">and</w:t>
-      </w:r>
-      <w:r>
-        <w:t xml:space="preserve"> </w:t>
-      </w:r>
-      <w:r>
-        <w:t xml:space="preserve">‘â†’</w:t>
-      </w:r>
-      <w:r>
-        <w:t xml:space="preserve"> </w:t>
-      </w:r>
-      <w:r>
-        <w:t xml:space="preserve">— UTF-8 byte sequences (§ = 0xC2 0xA7) decoded as latin-1 — while the SOURCE .md at the corresponding construct is clean UTF-8. So the corruption was introduced during export, not authored.</w:t>
-      </w:r>
-    </w:p>
-    <w:p>
-      <w:pPr>
-        <w:pStyle w:val="BodyText"/>
-      </w:pPr>
-      <w:r>
-        <w:t xml:space="preserve">The PDF case is WORSE than the HTML case, not merely additional. An HTML fragment still holds correct UTF-8 BYTES on disk; a browser told the right encoding renders it correctly, so adding</w:t>
-      </w:r>
-    </w:p>
-    <w:p>
-      <w:pPr>
-        <w:pStyle w:val="BodyText"/>
-      </w:pPr>
-      <w:r>
-        <w:t xml:space="preserve">fixes it with no re-render. In a PDF the mis-decoded characters are baked into the text layer as glyphs — no viewer setting recovers them, and only regeneration from clean source fixes it.</w:t>
-      </w:r>
-    </w:p>
-    <w:p>
-      <w:pPr>
-        <w:pStyle w:val="BodyText"/>
-      </w:pPr>
-      <w:r>
-        <w:t xml:space="preserve">MECHANISM (hypothesis, NOT proven — §11.4.6): the PDF is plausibly rendered FROM the charset-less HTML fragment, so the missing declaration propagates into the PDF pipeline and freezes there. Consistent with both artifacts sharing one root defect, but the pipeline was NOT traced. Establish it by invocation before relying on it.</w:t>
-      </w:r>
-    </w:p>
-    <w:p>
-      <w:pPr>
-        <w:pStyle w:val="BodyText"/>
-      </w:pPr>
-      <w:r>
-        <w:t xml:space="preserve">SCOPE NOT MEASURED: exactly ONE pdf was probed. The 286-file census covered .html only. How many of the ~300 PDFs carry baked mojibake is UNKNOWN and must be COUNTED, not extrapolated from a single sample. Acceptance (e) is therefore REPLACED: it previously scoped PDFs out; it now requires the PDF corpus to be counted and regenerated alongside the HTML.</w:t>
-      </w:r>
-    </w:p>
-    <w:p>
-      <w:pPr>
-        <w:pStyle w:val="BodyText"/>
-      </w:pPr>
-      <w:r>
-        <w:t xml:space="preserve">Evidence: docs/qa/BOB-169/pdf_mojibake_correction_20260821.log</w:t>
-      </w:r>
-    </w:p>
-    <w:p>
-      <w:pPr>
-        <w:pStyle w:val="BodyText"/>
-      </w:pPr>
-      <w:r>
-        <w:t xml:space="preserve">ROOT CAUSE PROVEN 2026-08-21 — acceptance (a) is SATISFIED, do not repeat it. Full evidence: docs/qa/BOB-169/root_cause_proven_20260821.md</w:t>
-      </w:r>
-    </w:p>
-    <w:p>
-      <w:pPr>
-        <w:pStyle w:val="BodyText"/>
-      </w:pPr>
-      <w:r>
-        <w:t xml:space="preserve">THE GENERATOR: scripts/generate_markdown_exports.sh:57 runs</w:t>
-      </w:r>
-      <w:r>
-        <w:t xml:space="preserve"> </w:t>
-      </w:r>
-      <w:r>
-        <w:rPr>
-          <w:rStyle w:val="VerbatimChar"/>
-        </w:rPr>
-        <w:t xml:space="preserve">pandoc -f markdown -t html5 -o "$html" "$md" --metadata title=...</w:t>
-      </w:r>
-      <w:r>
-        <w:t xml:space="preserve"> </w:t>
-      </w:r>
-      <w:r>
-        <w:t xml:space="preserve">with NO –standalone/-s, so pandoc emits a body fragment with no DOCTYPE, no head, and no</w:t>
-      </w:r>
-    </w:p>
-    <w:p>
-      <w:pPr>
-        <w:pStyle w:val="BodyText"/>
-      </w:pPr>
-      <w:r>
-        <w:t xml:space="preserve">. A tell that the flag was intended and lost: –metadata title= is passed on that same line, and a title can only render inside a standalone document’s</w:t>
-      </w:r>
-    </w:p>
-    <w:p>
-      <w:pPr>
-        <w:pStyle w:val="BodyText"/>
-      </w:pPr>
-      <w:r>
-        <w:t xml:space="preserve">— the script computes a title it is structurally unable to emit.</w:t>
-      </w:r>
-    </w:p>
-    <w:p>
-      <w:pPr>
-        <w:pStyle w:val="BodyText"/>
-      </w:pPr>
-      <w:r>
-        <w:t xml:space="preserve">THE TWO BRANCHES DISAGREE, AND THE FALLBACK IS THE CORRECT ONE: the else-branch (python-markdown, used only when pandoc is ABSENT) explicitly writes &lt;!DOCTYPE html&gt;</w:t>
-      </w:r>
-    </w:p>
-    <w:p>
-      <w:pPr>
-        <w:pStyle w:val="BodyText"/>
-      </w:pPr>
-      <w:r>
-        <w:t xml:space="preserve">. So the PREFERRED path is the defective one and a host WITHOUT pandoc produces CORRECT exports. That inversion is why this survived — the defect is invisible on exactly the machines least likely to be treated as degraded.</w:t>
-      </w:r>
-    </w:p>
-    <w:p>
-      <w:pPr>
-        <w:pStyle w:val="BodyText"/>
-      </w:pPr>
-      <w:r>
-        <w:t xml:space="preserve">THE PDF MECHANISM IS NO LONGER A HYPOTHESIS: line 76 runs</w:t>
-      </w:r>
-      <w:r>
-        <w:t xml:space="preserve"> </w:t>
-      </w:r>
-      <w:r>
-        <w:rPr>
-          <w:rStyle w:val="VerbatimChar"/>
-        </w:rPr>
-        <w:t xml:space="preserve">weasyprint "$html" "$pdf"</w:t>
-      </w:r>
-      <w:r>
-        <w:t xml:space="preserve"> </w:t>
-      </w:r>
-      <w:r>
-        <w:t xml:space="preserve">— the PDF is rendered FROM the charset-less fragment, so weasyprint’s encoding fallback bakes the mis-decoded glyphs into the PDF text layer.</w:t>
-      </w:r>
-    </w:p>
-    <w:p>
-      <w:pPr>
-        <w:pStyle w:val="BodyText"/>
-      </w:pPr>
-      <w:r>
-        <w:t xml:space="preserve">CONFIRMED BY A FALSIFIABLE PREDICTION: DOCX takes a THIRD path (line 85, pandoc -t docx direct from markdown, never touching the HTML), so it must be clean if the chain is right. Measured on docs/BOBA_DATABASE.*: .docx = 0 mojibake sequences and 7 clean § characters; .pdf =</w:t>
-      </w:r>
-      <w:r>
-        <w:t xml:space="preserve"> </w:t>
-      </w:r>
-      <w:r>
-        <w:t xml:space="preserve">‘Â§ 5’</w:t>
-      </w:r>
-      <w:r>
-        <w:t xml:space="preserve"> </w:t>
-      </w:r>
-      <w:r>
-        <w:t xml:space="preserve">/</w:t>
-      </w:r>
-      <w:r>
-        <w:t xml:space="preserve"> </w:t>
-      </w:r>
-      <w:r>
-        <w:t xml:space="preserve">‘Jackettâ€™s’</w:t>
-      </w:r>
-      <w:r>
-        <w:t xml:space="preserve"> </w:t>
-      </w:r>
-      <w:r>
-        <w:t xml:space="preserve">/</w:t>
-      </w:r>
-      <w:r>
-        <w:t xml:space="preserve"> </w:t>
-      </w:r>
-      <w:r>
-        <w:t xml:space="preserve">‘â†’</w:t>
-      </w:r>
-      <w:r>
-        <w:t xml:space="preserve">; .html = no DOCTYPE, no charset, 30 non-ASCII lines. The DOCX shares the same source and the same pandoc binary and differs ONLY in not passing through the HTML — isolating the defect to the HTML step and ruling out both a corrupt source and a broken pandoc.</w:t>
-      </w:r>
-    </w:p>
-    <w:p>
-      <w:pPr>
-        <w:pStyle w:val="BodyText"/>
-      </w:pPr>
-      <w:r>
-        <w:t xml:space="preserve">THE FIX IS NOT JUST THE FLAG. The generator is mtime-guarded ([[ ! -f</w:t>
-      </w:r>
-      <w:r>
-        <w:t xml:space="preserve"> </w:t>
-      </w:r>
-      <w:r>
-        <w:t xml:space="preserve">“</w:t>
-      </w:r>
-      <w:r>
-        <w:t xml:space="preserve">$html" || "$</w:t>
-      </w:r>
-      <w:r>
-        <w:t xml:space="preserve">md”</w:t>
-      </w:r>
-      <w:r>
-        <w:t xml:space="preserve"> </w:t>
-      </w:r>
-      <w:r>
-        <w:t xml:space="preserve">-nt</w:t>
-      </w:r>
-      <w:r>
-        <w:t xml:space="preserve"> </w:t>
-      </w:r>
-      <w:r>
-        <w:t xml:space="preserve">“$pdf”</w:t>
-      </w:r>
-      <w:r>
-        <w:t xml:space="preserve"> </w:t>
-      </w:r>
-      <w:r>
-        <w:t xml:space="preserve">]]), measured: a full export run AFTER docs_chain rewrote Status.html standalone did NOT revert it. So adding -s heals a file only when its .md is next touched — the corpus would heal silently, unevenly, over an unbounded period, with no point at which anyone can declare it done. Acceptance (c) therefore requires a FORCED regeneration pass, and HTML must be regenerated BEFORE the PDFs, since regenerating PDFs first re-bakes the same mojibake from the still-broken fragment.</w:t>
-      </w:r>
-    </w:p>
-    <w:p>
-      <w:pPr>
-        <w:pStyle w:val="BodyText"/>
-      </w:pPr>
-      <w:r>
-        <w:t xml:space="preserve">DELIBERATELY NOT FIXED IN THIS PASS. The flag is one character but the regeneration is ~286 HTML plus their PDFs in a single commit, and four subagent streams are live in this checkout. A 600-file rewrite during parallel dispatch is a §11.4.84 collision waiting to happen. This is scoped for a dedicated pass on a quiescent tree.</w:t>
-      </w:r>
-    </w:p>
-    <w:bookmarkEnd w:id="50"/>
-    <w:bookmarkStart w:id="51" w:name="Xc05099854c0c0186d08c6af56c30344c4abab58"/>
-    <w:p>
-      <w:pPr>
-        <w:pStyle w:val="Heading2"/>
-      </w:pPr>
-      <w:r>
-        <w:t xml:space="preserve">BOB-170 — Capture one quiescent GREEN run of the scaling growth gate, which has never executed under its own loadavg&lt;=0.75/cpu precondition and has no scheduled window that would make it</w:t>
-      </w:r>
-    </w:p>
-    <w:p>
-      <w:pPr>
-        <w:pStyle w:val="FirstParagraph"/>
-      </w:pPr>
-      <w:r>
-        <w:rPr>
-          <w:b/>
-          <w:bCs/>
-        </w:rPr>
-        <w:t xml:space="preserve">Status:</w:t>
-      </w:r>
-      <w:r>
-        <w:t xml:space="preserve"> </w:t>
-      </w:r>
-      <w:r>
-        <w:t xml:space="preserve">Queued</w:t>
-      </w:r>
-      <w:r>
-        <w:t xml:space="preserve"> </w:t>
-      </w:r>
-      <w:r>
-        <w:rPr>
-          <w:b/>
-          <w:bCs/>
-        </w:rPr>
-        <w:t xml:space="preserve">Type:</w:t>
-      </w:r>
-      <w:r>
-        <w:t xml:space="preserve"> </w:t>
-      </w:r>
-      <w:r>
-        <w:t xml:space="preserve">Task</w:t>
-      </w:r>
-      <w:r>
-        <w:t xml:space="preserve"> </w:t>
-      </w:r>
-      <w:r>
-        <w:rPr>
-          <w:b/>
-          <w:bCs/>
-        </w:rPr>
-        <w:t xml:space="preserve">Severity:</w:t>
-      </w:r>
-      <w:r>
-        <w:t xml:space="preserve"> </w:t>
-      </w:r>
-      <w:r>
-        <w:t xml:space="preserve">Medium</w:t>
-      </w:r>
-      <w:r>
-        <w:t xml:space="preserve"> </w:t>
-      </w:r>
-      <w:r>
-        <w:rPr>
-          <w:b/>
-          <w:bCs/>
-        </w:rPr>
-        <w:t xml:space="preserve">Created-By:</w:t>
-      </w:r>
-      <w:r>
-        <w:t xml:space="preserve"> </w:t>
-      </w:r>
-      <w:r>
-        <w:t xml:space="preserve">Claude</w:t>
-      </w:r>
-      <w:r>
-        <w:t xml:space="preserve"> </w:t>
-      </w:r>
-      <w:r>
-        <w:rPr>
-          <w:b/>
-          <w:bCs/>
-        </w:rPr>
-        <w:t xml:space="preserve">Assigned-To:</w:t>
-      </w:r>
-      <w:r>
-        <w:t xml:space="preserve"> </w:t>
-      </w:r>
-      <w:r>
-        <w:t xml:space="preserve">Claude</w:t>
-      </w:r>
-    </w:p>
-    <w:p>
-      <w:pPr>
-        <w:pStyle w:val="BodyText"/>
-      </w:pPr>
-      <w:r>
-        <w:t xml:space="preserve">WHAT. The BOB-109 scaling suite gates its two timing tests on loadavg_1m/nproc &lt;= 0.75 — on this 8-cpu host, a 1-minute load average at or below 6.0 — and SKIPs loudly otherwise. That gate is correct and was adopted for a good reason (§11.4.201(8)): the author validated a 2.10 growth-exponent threshold, then observed it FALSE-FAIL correct code at load 11.06 (baseline span 2.136), and at load 15-23 measured baseline spans of 2.358 against injected-cubic mutants at 2.278-2.331 — the signal is smaller than the noise and the two are not separable in either direction. Gating was the honest response.</w:t>
-      </w:r>
-    </w:p>
-    <w:p>
-      <w:pPr>
-        <w:pStyle w:val="BodyText"/>
-      </w:pPr>
-      <w:r>
-        <w:t xml:space="preserve">THE PROBLEM. The gate has consequently NEVER RUN under its own precondition. Every recorded run today measured load 9.15-23; the independent reviewer measured 9.66 during review; the conductor measured 6.45 at its lowest. GREEN polarity WAS observed — at loads 9.4-11.6 (span 1.882) and in three stability runs (1.759/1.832/1.848) — but never once beneath the shipped ceiling. The author states this honestly as an inference from data rather than a run they can paste, and the reviewer confirmed the inference is sound (quiescence is strictly more favourable). Sound inference is still not an observed run.</w:t>
-      </w:r>
-    </w:p>
-    <w:p>
-      <w:pPr>
-        <w:pStyle w:val="BodyText"/>
-      </w:pPr>
-      <w:r>
-        <w:t xml:space="preserve">WHY THAT MATTERS (§11.4.226). A registered, topology-present guard that never executes is indistinguishable from a guard that would fail if it did. Nothing currently ensures it ever runs: no freshness contract, no scheduled quiet-window invocation, no tracked item — which is precisely the unexecuted-standing-guard class §11.4.226 names, where registration gets treated as coverage while execution is nobody’s job. The forensic precedent in that anchor is two standing guards that, when finally executed, immediately emitted latent FAILs.</w:t>
-      </w:r>
-    </w:p>
-    <w:p>
-      <w:pPr>
-        <w:pStyle w:val="BodyText"/>
-      </w:pPr>
-      <w:r>
-        <w:t xml:space="preserve">ACCEPTANCE. (a) Execute both quiescence-gated timing tests on a host whose 1-minute loadavg is genuinely &lt;= 0.75/cpu — no agent fleet, no concurrent build — and capture the run as an artifact showing the resolved load reading alongside the measured span exponent, so the precondition is provable from the artifact and not asserted. (b) Record the observed GREEN polarity in the item and in the test source, replacing the current honest-inference note. (c) If the gate FAILS under genuine quiescence, that is the finding this item exists to surface, and it reopens the threshold-calibration question rather than being worked around. (d) Establish a freshness contract per §11.4.226: how stale a quiescent verdict may be before the gate counts as uncovered again, so this does not silently return to never-executing.</w:t>
-      </w:r>
-    </w:p>
-    <w:p>
-      <w:pPr>
-        <w:pStyle w:val="BodyText"/>
-      </w:pPr>
-      <w:r>
-        <w:t xml:space="preserve">HONEST BOUNDARY. This item does not claim the gate is wrong. The evidence points the other way — quiescence is strictly more favourable than the loads where GREEN was already observed. It claims only that the run has not happened, and that an unexecuted guard cannot be cited as coverage.</w:t>
-      </w:r>
-    </w:p>
-    <w:p>
-      <w:pPr>
-        <w:pStyle w:val="BodyText"/>
-      </w:pPr>
-      <w:r>
-        <w:t xml:space="preserve">PROVENANCE. Raised as IMPORTANT-2 by the independent Fable-substrate reviewer of the BOB-109 work, and independently corroborated: the reviewer verified the SKIP is loud and prints its resolved numbers, and confirmed the shipped tests do SKIP at today’s load.</w:t>
-      </w:r>
-    </w:p>
-    <w:bookmarkEnd w:id="51"/>
-    <w:bookmarkStart w:id="52" w:name="Xb1fcd115c2c36cedf4fddcbc14c53ec45888e4e"/>
-    <w:p>
-      <w:pPr>
-        <w:pStyle w:val="Heading2"/>
-      </w:pPr>
-      <w:r>
-        <w:t xml:space="preserve">BOB-172 — rutracker search endpoint returns HTTP 403 with Cloudflare challenge markers and zero login markers, so one of three merge-search trackers silently contributes no results</w:t>
-      </w:r>
-    </w:p>
-    <w:p>
-      <w:pPr>
-        <w:pStyle w:val="FirstParagraph"/>
-      </w:pPr>
-      <w:r>
-        <w:rPr>
-          <w:b/>
-          <w:bCs/>
-        </w:rPr>
-        <w:t xml:space="preserve">Status:</w:t>
-      </w:r>
-      <w:r>
-        <w:t xml:space="preserve"> </w:t>
-      </w:r>
-      <w:r>
-        <w:t xml:space="preserve">Ready for testing</w:t>
-      </w:r>
-      <w:r>
-        <w:t xml:space="preserve"> </w:t>
-      </w:r>
-      <w:r>
-        <w:rPr>
-          <w:b/>
-          <w:bCs/>
-        </w:rPr>
-        <w:t xml:space="preserve">Type:</w:t>
-      </w:r>
-      <w:r>
-        <w:t xml:space="preserve"> </w:t>
-      </w:r>
-      <w:r>
-        <w:t xml:space="preserve">Bug</w:t>
-      </w:r>
-      <w:r>
-        <w:t xml:space="preserve"> </w:t>
-      </w:r>
-      <w:r>
-        <w:rPr>
-          <w:b/>
-          <w:bCs/>
-        </w:rPr>
-        <w:t xml:space="preserve">Severity:</w:t>
-      </w:r>
-      <w:r>
-        <w:t xml:space="preserve"> </w:t>
-      </w:r>
-      <w:r>
-        <w:t xml:space="preserve">High</w:t>
-      </w:r>
-      <w:r>
-        <w:t xml:space="preserve"> </w:t>
-      </w:r>
-      <w:r>
-        <w:rPr>
-          <w:b/>
-          <w:bCs/>
-        </w:rPr>
-        <w:t xml:space="preserve">Created-By:</w:t>
-      </w:r>
-      <w:r>
-        <w:t xml:space="preserve"> </w:t>
-      </w:r>
-      <w:r>
-        <w:t xml:space="preserve">Claude</w:t>
-      </w:r>
-      <w:r>
-        <w:t xml:space="preserve"> </w:t>
-      </w:r>
-      <w:r>
-        <w:rPr>
-          <w:b/>
-          <w:bCs/>
-        </w:rPr>
-        <w:t xml:space="preserve">Assigned-To:</w:t>
-      </w:r>
-      <w:r>
-        <w:t xml:space="preserve"> </w:t>
-      </w:r>
-      <w:r>
-        <w:t xml:space="preserve">Claude</w:t>
-      </w:r>
-    </w:p>
-    <w:p>
-      <w:pPr>
-        <w:pStyle w:val="BodyText"/>
-      </w:pPr>
-      <w:r>
-        <w:t xml:space="preserve">WHAT. The rutracker SEARCH endpoint is refused by bot protection while the site itself is fully reachable. Measured unauthenticated 2026-08-21 (no cookie file read, no credential value in any artifact — §11.4.10):</w:t>
-      </w:r>
-    </w:p>
-    <w:p>
-      <w:pPr>
-        <w:pStyle w:val="BodyText"/>
-      </w:pPr>
-      <w:r>
-        <w:t xml:space="preserve">GET /forum/index.php -&gt; 200, 96283 B,</w:t>
-      </w:r>
-    </w:p>
-    <w:p>
-      <w:pPr>
-        <w:pStyle w:val="BodyText"/>
-      </w:pPr>
-      <w:r>
-        <w:t xml:space="preserve">RuTracker.org</w:t>
-      </w:r>
-    </w:p>
-    <w:p>
-      <w:pPr>
-        <w:pStyle w:val="BodyText"/>
-      </w:pPr>
-      <w:r>
-        <w:t xml:space="preserve">, challenge markers 0</w:t>
-      </w:r>
-      <w:r>
-        <w:t xml:space="preserve"> </w:t>
-      </w:r>
-      <w:r>
-        <w:t xml:space="preserve">GET /forum/tracker.php?nm=debian -&gt; 403, 5351 B, challenge markers 1, LOGIN markers 0, trs-tr- 0</w:t>
-      </w:r>
-    </w:p>
-    <w:p>
-      <w:pPr>
-        <w:pStyle w:val="BodyText"/>
-      </w:pPr>
-      <w:r>
-        <w:t xml:space="preserve">The zero login markers are the load-bearing detail: the server is not asking us to authenticate, it is refusing the request before authentication is considered. Supplying valid credentials or a fresh cookie jar therefore does NOT address this.</w:t>
-      </w:r>
-    </w:p>
-    <w:p>
-      <w:pPr>
-        <w:pStyle w:val="BodyText"/>
-      </w:pPr>
-      <w:r>
-        <w:t xml:space="preserve">WHY IT MATTERS. rutracker is one of the three trackers the merge service fans a query across (with kinozal and nnmclub). A 403 on its search path means it contributes nothing to every merged result set, silently — the fan-out still</w:t>
-      </w:r>
-      <w:r>
-        <w:t xml:space="preserve"> </w:t>
-      </w:r>
-      <w:r>
-        <w:t xml:space="preserve">‘succeeds’</w:t>
-      </w:r>
-      <w:r>
-        <w:t xml:space="preserve">, it just returns one fewer tracker’s worth of results. From a user’s seat this looks like thin results, not an outage.</w:t>
-      </w:r>
-    </w:p>
-    <w:p>
-      <w:pPr>
-        <w:pStyle w:val="BodyText"/>
-      </w:pPr>
-      <w:r>
-        <w:t xml:space="preserve">IT EXPLAINS TWO PREVIOUSLY-UNEXPLAINED OBSERVATIONS. docs/qa/BOB-093/live_search_smoke.txt records rutracker returning status=empty, results_count=0 in 164ms, and the BOB-136 adoption audit reached the same observation independently. Both recorded the symptom; neither had the cause. 164ms is far too fast for a real search across a remote forum and is exactly what an immediate 403 costs.</w:t>
-      </w:r>
-    </w:p>
-    <w:p>
-      <w:pPr>
-        <w:pStyle w:val="BodyText"/>
-      </w:pPr>
-      <w:r>
-        <w:t xml:space="preserve">IT ALSO BLOCKS BOB-093’s FOURTH SUB-STEP. That item requires timing a large rutracker result page under 2s. No large page has ever been obtained, and this is why. That sub-step is not merely waiting on credentials, as previously assumed — it is unmeetable until the 403 is resolved.</w:t>
-      </w:r>
-    </w:p>
-    <w:p>
-      <w:pPr>
-        <w:pStyle w:val="BodyText"/>
-      </w:pPr>
-      <w:r>
-        <w:t xml:space="preserve">PROVENANCE, INCLUDING A CORRECTION I MADE MID-INVESTIGATION (§11.4.199). An independent reviewer reported a Cloudflare challenge served to curl even with cookies. Verifying, I probed index.php, got a clean 200 with no challenge markers, and was one step from recording their claim as REFUTED. That would have been wrong for a textbook reason: index.php is not the search path, so my probe never reached the precondition, and a repro that misses the precondition proves nothing — it is not evidence of absence. Probing the actual search endpoint reproduced it immediately. The reviewer was substantially right; my probe was aimed at the wrong endpoint. Recorded because the near-miss is the instructive part, and because the two probes TOGETHER give a sharper result than either the original claim or my near-refutation: not</w:t>
-      </w:r>
-      <w:r>
-        <w:t xml:space="preserve"> </w:t>
-      </w:r>
-      <w:r>
-        <w:t xml:space="preserve">‘rutracker is behind Cloudflare’</w:t>
-      </w:r>
-      <w:r>
-        <w:t xml:space="preserve"> </w:t>
-      </w:r>
-      <w:r>
-        <w:t xml:space="preserve">(the index is open), but</w:t>
-      </w:r>
-      <w:r>
-        <w:t xml:space="preserve"> </w:t>
-      </w:r>
-      <w:r>
-        <w:t xml:space="preserve">‘the SEARCH endpoint specifically is refused’</w:t>
-      </w:r>
-      <w:r>
-        <w:t xml:space="preserve">.</w:t>
-      </w:r>
-    </w:p>
-    <w:p>
-      <w:pPr>
-        <w:pStyle w:val="BodyText"/>
-      </w:pPr>
-      <w:r>
-        <w:t xml:space="preserve">ACCEPTANCE. (a) Determine whether the 403 is permanent policy, rate/reputation-based, or triggered by a client signature the plugin can legitimately present (user-agent, header order, TLS fingerprint) — by measurement, not assumption, and WITHOUT evasion techniques that would violate the site’s terms. (b) Whatever the outcome, the failure must become LOUD: a tracker returning 403 must be reported as a tracker ERROR in the merge result, never folded into</w:t>
-      </w:r>
-      <w:r>
-        <w:t xml:space="preserve"> </w:t>
-      </w:r>
-      <w:r>
-        <w:t xml:space="preserve">‘empty’</w:t>
-      </w:r>
-      <w:r>
-        <w:t xml:space="preserve"> </w:t>
-      </w:r>
-      <w:r>
-        <w:t xml:space="preserve">— a silent contributor is the §11.4.201(6) false-null at the product layer, and it is what let this sit unexplained across two separate investigations. (c) A test asserting that a 403 from any tracker surfaces as an error and not as zero results, with a paired §1.1 mutation. (d) If the endpoint is genuinely unavailable to us, record that as an honest capability boundary (§11.4.112) and stop advertising rutracker as a live search source until it is — including in the README and the merge-service docs.</w:t>
-      </w:r>
-    </w:p>
-    <w:p>
-      <w:pPr>
-        <w:pStyle w:val="BodyText"/>
-      </w:pPr>
-      <w:r>
-        <w:t xml:space="preserve">HONEST BOUNDARY. Measured from ONE host, ONE time, UNAUTHENTICATED. Whether an authenticated session with a browser-like client succeeds was NOT tested and must not be assumed either way. The finding is that the current code path gets a 403; it is not a claim about what every client would get.</w:t>
-      </w:r>
-    </w:p>
-    <w:bookmarkEnd w:id="52"/>
-    <w:bookmarkStart w:id="53" w:name="Xa1ec6d3e754b54688c8285bc9c893062846a7a6"/>
-    <w:p>
-      <w:pPr>
-        <w:pStyle w:val="Heading2"/>
-      </w:pPr>
-      <w:r>
-        <w:t xml:space="preserve">BOB-175 — update –location Fixed –status</w:t>
-      </w:r>
-      <w:r>
-        <w:t xml:space="preserve"> </w:t>
-      </w:r>
-      <w:r>
-        <w:t xml:space="preserve"> </w:t>
-      </w:r>
-      <w:r>
-        <w:t xml:space="preserve">can still mint a row that update’s own validator rejects, because the status-location guard is one-directional</w:t>
-      </w:r>
-    </w:p>
-    <w:p>
-      <w:pPr>
-        <w:pStyle w:val="FirstParagraph"/>
-      </w:pPr>
-      <w:r>
-        <w:rPr>
-          <w:b/>
-          <w:bCs/>
-        </w:rPr>
-        <w:t xml:space="preserve">Status:</w:t>
-      </w:r>
-      <w:r>
-        <w:t xml:space="preserve"> </w:t>
-      </w:r>
-      <w:r>
-        <w:t xml:space="preserve">Queued</w:t>
-      </w:r>
-      <w:r>
-        <w:t xml:space="preserve"> </w:t>
-      </w:r>
-      <w:r>
-        <w:rPr>
-          <w:b/>
-          <w:bCs/>
-        </w:rPr>
-        <w:t xml:space="preserve">Type:</w:t>
-      </w:r>
-      <w:r>
-        <w:t xml:space="preserve"> </w:t>
-      </w:r>
-      <w:r>
-        <w:t xml:space="preserve">Task</w:t>
-      </w:r>
-      <w:r>
-        <w:t xml:space="preserve"> </w:t>
-      </w:r>
-      <w:r>
-        <w:rPr>
-          <w:b/>
-          <w:bCs/>
-        </w:rPr>
-        <w:t xml:space="preserve">Severity:</w:t>
-      </w:r>
-      <w:r>
-        <w:t xml:space="preserve"> </w:t>
-      </w:r>
-      <w:r>
-        <w:t xml:space="preserve">Low</w:t>
-      </w:r>
-      <w:r>
-        <w:t xml:space="preserve"> </w:t>
-      </w:r>
-      <w:r>
-        <w:rPr>
-          <w:b/>
-          <w:bCs/>
-        </w:rPr>
-        <w:t xml:space="preserve">Created-By:</w:t>
-      </w:r>
-      <w:r>
-        <w:t xml:space="preserve"> </w:t>
-      </w:r>
-      <w:r>
-        <w:t xml:space="preserve">Claude</w:t>
-      </w:r>
-      <w:r>
-        <w:t xml:space="preserve"> </w:t>
-      </w:r>
-      <w:r>
-        <w:rPr>
-          <w:b/>
-          <w:bCs/>
-        </w:rPr>
-        <w:t xml:space="preserve">Assigned-To:</w:t>
-      </w:r>
-      <w:r>
-        <w:t xml:space="preserve"> </w:t>
-      </w:r>
-      <w:r>
-        <w:t xml:space="preserve">Claude</w:t>
-      </w:r>
-    </w:p>
-    <w:p>
-      <w:pPr>
-        <w:pStyle w:val="BodyText"/>
-      </w:pPr>
-      <w:r>
-        <w:t xml:space="preserve">WHAT. The workable-items</w:t>
-      </w:r>
-      <w:r>
-        <w:t xml:space="preserve"> </w:t>
-      </w:r>
-      <w:r>
-        <w:rPr>
-          <w:rStyle w:val="VerbatimChar"/>
-        </w:rPr>
-        <w:t xml:space="preserve">update</w:t>
-      </w:r>
-      <w:r>
-        <w:t xml:space="preserve"> </w:t>
-      </w:r>
-      <w:r>
-        <w:t xml:space="preserve">seam guards the status-location invariant in one direction only. After BOB-166,</w:t>
-      </w:r>
-      <w:r>
-        <w:t xml:space="preserve"> </w:t>
-      </w:r>
-      <w:r>
-        <w:rPr>
-          <w:rStyle w:val="VerbatimChar"/>
-        </w:rPr>
-        <w:t xml:space="preserve">update --status &lt;terminal&gt;</w:t>
-      </w:r>
-      <w:r>
-        <w:t xml:space="preserve"> </w:t>
-      </w:r>
-      <w:r>
-        <w:t xml:space="preserve">on an Issues-located row is refused. The mirror is still open:</w:t>
-      </w:r>
-      <w:r>
-        <w:t xml:space="preserve"> </w:t>
-      </w:r>
-      <w:r>
-        <w:rPr>
-          <w:rStyle w:val="VerbatimChar"/>
-        </w:rPr>
-        <w:t xml:space="preserve">update --location Fixed --status &lt;non-terminal&gt;</w:t>
-      </w:r>
-      <w:r>
-        <w:t xml:space="preserve"> </w:t>
-      </w:r>
-      <w:r>
-        <w:t xml:space="preserve">exits 0 and creates a row that</w:t>
-      </w:r>
-      <w:r>
-        <w:t xml:space="preserve"> </w:t>
-      </w:r>
-      <w:r>
-        <w:rPr>
-          <w:rStyle w:val="VerbatimChar"/>
-        </w:rPr>
-        <w:t xml:space="preserve">update</w:t>
-      </w:r>
-      <w:r>
-        <w:t xml:space="preserve">’s own validator immediately rejects.</w:t>
-      </w:r>
-    </w:p>
-    <w:p>
-      <w:pPr>
-        <w:pStyle w:val="BodyText"/>
-      </w:pPr>
-      <w:r>
-        <w:t xml:space="preserve">Verified empirically by the independent reviewer of BOB-166:</w:t>
-      </w:r>
-    </w:p>
-    <w:p>
-      <w:pPr>
-        <w:pStyle w:val="SourceCode"/>
-      </w:pPr>
-      <w:r>
-        <w:rPr>
-          <w:rStyle w:val="VerbatimChar"/>
-        </w:rPr>
-        <w:t xml:space="preserve">update --location Fixed --status 'In progress'   -&gt; exit 0</w:t>
-      </w:r>
-      <w:r>
-        <w:br/>
-      </w:r>
-      <w:r>
-        <w:rPr>
-          <w:rStyle w:val="VerbatimChar"/>
-        </w:rPr>
-        <w:t xml:space="preserve">validate                                          -&gt; FAILS, naming the row (check (f), fixedLocationNonTerminalStatus)</w:t>
-      </w:r>
-    </w:p>
-    <w:p>
-      <w:pPr>
-        <w:pStyle w:val="FirstParagraph"/>
-      </w:pPr>
-      <w:r>
-        <w:t xml:space="preserve">So the command can still mint a state its own validate call refuses. That is the §11.4.196(F) shape at the seam layer: the invariant is CONFIGURED in validate but not ENFORCED at every write path that can violate it.</w:t>
-      </w:r>
-    </w:p>
-    <w:p>
-      <w:pPr>
-        <w:pStyle w:val="BodyText"/>
-      </w:pPr>
-      <w:r>
-        <w:t xml:space="preserve">WHY IT WAS DELIBERATELY LEFT OPEN IN BOB-166, and why that was right. Three reasons, all checked rather than asserted: (1) the real corpus has ZERO instances of this direction against TEN of the direction BOB-166 closed — the asymmetry in the data matched the asymmetry in the code; (2) detective coverage ALREADY existed and demonstrably fires, so unlike BOB-166’s direction this cannot rot silently; (3) and the load-bearing one —</w:t>
-      </w:r>
-      <w:r>
-        <w:t xml:space="preserve"> </w:t>
-      </w:r>
-      <w:r>
-        <w:rPr>
-          <w:rStyle w:val="VerbatimChar"/>
-        </w:rPr>
-        <w:t xml:space="preserve">reopenCmd</w:t>
-      </w:r>
-      <w:r>
-        <w:t xml:space="preserve"> </w:t>
-      </w:r>
-      <w:r>
-        <w:t xml:space="preserve">documents and SANCTIONS a transient Fixed-plus-non-terminal state via its</w:t>
-      </w:r>
-      <w:r>
-        <w:t xml:space="preserve"> </w:t>
-      </w:r>
-      <w:r>
-        <w:rPr>
-          <w:rStyle w:val="VerbatimChar"/>
-        </w:rPr>
-        <w:t xml:space="preserve">--location Fixed</w:t>
-      </w:r>
-      <w:r>
-        <w:t xml:space="preserve"> </w:t>
-      </w:r>
-      <w:r>
-        <w:t xml:space="preserve">operator override. A naive preventive guard at the update seam would collide with that override’s semantics. Closing this therefore requires a design decision about how the two interact, which is a different question from the one BOB-166 was scoped to answer, and expanding that item would have meant shipping the decision unexamined.</w:t>
-      </w:r>
-    </w:p>
-    <w:p>
-      <w:pPr>
-        <w:pStyle w:val="BodyText"/>
-      </w:pPr>
-      <w:r>
-        <w:t xml:space="preserve">ACCEPTANCE. (a) Decide and RECORD how a preventive guard on this direction coexists with reopenCmd’s sanctioned override — this is the actual work, and the answer should be written down rather than inferred from whatever the patch does. Candidates worth weighing: exempt the reopen path explicitly, require an override flag on</w:t>
-      </w:r>
-      <w:r>
-        <w:t xml:space="preserve"> </w:t>
-      </w:r>
-      <w:r>
-        <w:rPr>
-          <w:rStyle w:val="VerbatimChar"/>
-        </w:rPr>
-        <w:t xml:space="preserve">update</w:t>
-      </w:r>
-      <w:r>
-        <w:t xml:space="preserve"> </w:t>
-      </w:r>
-      <w:r>
-        <w:t xml:space="preserve">mirroring reopen’s, or leave the direction detective-only with the rationale recorded so the asymmetry is a decision rather than an oversight. (b) If a guard lands, it reuses</w:t>
-      </w:r>
-      <w:r>
-        <w:t xml:space="preserve"> </w:t>
-      </w:r>
-      <w:r>
-        <w:rPr>
-          <w:rStyle w:val="VerbatimChar"/>
-        </w:rPr>
-        <w:t xml:space="preserve">terminalStatuses()</w:t>
-      </w:r>
-      <w:r>
-        <w:t xml:space="preserve"> </w:t>
-      </w:r>
-      <w:r>
-        <w:t xml:space="preserve">— BOB-166 established one predicate source specifically so the two directions cannot drift. (c) Paired §1.1 mutation. (d) NEGATIVE CONTROL (§11.4.201(1)), and it is the sharp one here: the sanctioned reopen path MUST still work. A guard that breaks reopenCmd’s documented override is a false-positive refusal, and worse than the gap it closes, because it breaks a workflow operators are told to use.</w:t>
-      </w:r>
-    </w:p>
-    <w:p>
-      <w:pPr>
-        <w:pStyle w:val="BodyText"/>
-      </w:pPr>
-      <w:r>
-        <w:t xml:space="preserve">HONEST BOUNDARY. This is not a live data defect. Zero corpus instances, and the detective gate catches it at the next validate. It is filed so a scoped, deliberate omission stays visible as a tracked decision instead of living only in a code comment where the next reader will mistake it for an oversight (§11.4.197: a started thread reaches a documented terminal state, never quiet abandonment).</w:t>
-      </w:r>
-    </w:p>
-    <w:p>
-      <w:pPr>
-        <w:pStyle w:val="BodyText"/>
-      </w:pPr>
-      <w:r>
-        <w:t xml:space="preserve">PROVENANCE. Raised by the implementing agent of BOB-166 as a known asymmetry it deliberately did not close, independently verified and endorsed as an acceptable scope boundary by that item’s reviewer, on the condition that it become a tracked item rather than a comment. This is that item.</w:t>
-      </w:r>
-    </w:p>
-    <w:bookmarkEnd w:id="53"/>
-    <w:bookmarkStart w:id="54" w:name="Xa09b0004db9a816e1505093f71382f9a17ffd90"/>
+    <w:bookmarkStart w:id="48" w:name="Xa09b0004db9a816e1505093f71382f9a17ffd90"/>
     <w:p>
       <w:pPr>
         <w:pStyle w:val="Heading2"/>
@@ -7756,14 +5979,647 @@
         <w:t xml:space="preserve">ACCEPTANCE: both gaps closed with their own REDs, or explicitly closed per 11.4.112 with evidence. Immediate sub-task: append a stated-gaps paragraph to docs/qa/BOB-172/fix_evidence_20260822.log.</w:t>
       </w:r>
     </w:p>
+    <w:bookmarkEnd w:id="48"/>
+    <w:bookmarkStart w:id="49" w:name="X60b308539ab9831715c7d887a7cc1d3102b8358"/>
+    <w:p>
+      <w:pPr>
+        <w:pStyle w:val="Heading2"/>
+      </w:pPr>
+      <w:r>
+        <w:t xml:space="preserve">BOB-184 — Icon-glyph controls are unverified for non-text contrast because neither contrast oracle can measure them</w:t>
+      </w:r>
+    </w:p>
+    <w:p>
+      <w:pPr>
+        <w:pStyle w:val="FirstParagraph"/>
+      </w:pPr>
+      <w:r>
+        <w:rPr>
+          <w:b/>
+          <w:bCs/>
+        </w:rPr>
+        <w:t xml:space="preserve">Status:</w:t>
+      </w:r>
+      <w:r>
+        <w:t xml:space="preserve"> </w:t>
+      </w:r>
+      <w:r>
+        <w:t xml:space="preserve">Queued</w:t>
+      </w:r>
+      <w:r>
+        <w:t xml:space="preserve"> </w:t>
+      </w:r>
+      <w:r>
+        <w:rPr>
+          <w:b/>
+          <w:bCs/>
+        </w:rPr>
+        <w:t xml:space="preserve">Type:</w:t>
+      </w:r>
+      <w:r>
+        <w:t xml:space="preserve"> </w:t>
+      </w:r>
+      <w:r>
+        <w:t xml:space="preserve">Task</w:t>
+      </w:r>
+      <w:r>
+        <w:t xml:space="preserve"> </w:t>
+      </w:r>
+      <w:r>
+        <w:rPr>
+          <w:b/>
+          <w:bCs/>
+        </w:rPr>
+        <w:t xml:space="preserve">Severity:</w:t>
+      </w:r>
+      <w:r>
+        <w:t xml:space="preserve"> </w:t>
+      </w:r>
+      <w:r>
+        <w:t xml:space="preserve">Medium</w:t>
+      </w:r>
+      <w:r>
+        <w:t xml:space="preserve"> </w:t>
+      </w:r>
+      <w:r>
+        <w:rPr>
+          <w:b/>
+          <w:bCs/>
+        </w:rPr>
+        <w:t xml:space="preserve">Created-By:</w:t>
+      </w:r>
+      <w:r>
+        <w:t xml:space="preserve"> </w:t>
+      </w:r>
+      <w:r>
+        <w:t xml:space="preserve">Claude</w:t>
+      </w:r>
+      <w:r>
+        <w:t xml:space="preserve"> </w:t>
+      </w:r>
+      <w:r>
+        <w:rPr>
+          <w:b/>
+          <w:bCs/>
+        </w:rPr>
+        <w:t xml:space="preserve">Assigned-To:</w:t>
+      </w:r>
+      <w:r>
+        <w:t xml:space="preserve"> </w:t>
+      </w:r>
+      <w:r>
+        <w:t xml:space="preserve">Claude</w:t>
+      </w:r>
+    </w:p>
+    <w:p>
+      <w:pPr>
+        <w:pStyle w:val="BodyText"/>
+      </w:pPr>
+      <w:r>
+        <w:t xml:space="preserve">Three icon-glyph controls (.bridge-retry, .theme-toggle, .caret) render text made of non-BMP code points. axe-core declines to decide their contrast, reporting them under the incomplete channel with messageKey nonBmp and resolving NEITHER fgColor NOR bgColor, so the Python recomputation in docs/qa/BOB-164/axe_contrast_scan.py cannot decide either: 40 such nodes across 16 palette x mode combinations. BOB-164 round 2 stopped them being scored as silent passes by naming them GLYPH_UNMEASURED, printing them on every run and fencing them, so any NEW unmeasured glyph node blocks. What remains genuinely unproven is their contrast itself: as non-text user-interface components they owe 3:1 under WCAG SC 1.4.11, and no oracle in this repo measures that today. Acceptance: a measurement path that resolves the effective foreground and backdrop for glyph controls (for example reading getComputedStyle colour against the composited backdrop, or replacing the glyphs with inline SVG carrying explicit fill tokens), each of the three controls shown to clear 3:1 in all 16 palette x mode combinations, and the GLYPH_UNMEASURED fence shrunk by exactly the nodes then proven.</w:t>
+      </w:r>
+    </w:p>
+    <w:bookmarkEnd w:id="49"/>
+    <w:bookmarkStart w:id="50" w:name="Xfc4e58e0a20fd56304009e1be94b2adbaae4a6a"/>
+    <w:p>
+      <w:pPr>
+        <w:pStyle w:val="Heading2"/>
+      </w:pPr>
+      <w:r>
+        <w:t xml:space="preserve">BOB-185 — Rendered-DOM contrast oracle cannot see data-driven nodes, leaving badge and status pills arithmetic-only</w:t>
+      </w:r>
+    </w:p>
+    <w:p>
+      <w:pPr>
+        <w:pStyle w:val="FirstParagraph"/>
+      </w:pPr>
+      <w:r>
+        <w:rPr>
+          <w:b/>
+          <w:bCs/>
+        </w:rPr>
+        <w:t xml:space="preserve">Status:</w:t>
+      </w:r>
+      <w:r>
+        <w:t xml:space="preserve"> </w:t>
+      </w:r>
+      <w:r>
+        <w:t xml:space="preserve">Queued</w:t>
+      </w:r>
+      <w:r>
+        <w:t xml:space="preserve"> </w:t>
+      </w:r>
+      <w:r>
+        <w:rPr>
+          <w:b/>
+          <w:bCs/>
+        </w:rPr>
+        <w:t xml:space="preserve">Type:</w:t>
+      </w:r>
+      <w:r>
+        <w:t xml:space="preserve"> </w:t>
+      </w:r>
+      <w:r>
+        <w:t xml:space="preserve">Task</w:t>
+      </w:r>
+      <w:r>
+        <w:t xml:space="preserve"> </w:t>
+      </w:r>
+      <w:r>
+        <w:rPr>
+          <w:b/>
+          <w:bCs/>
+        </w:rPr>
+        <w:t xml:space="preserve">Severity:</w:t>
+      </w:r>
+      <w:r>
+        <w:t xml:space="preserve"> </w:t>
+      </w:r>
+      <w:r>
+        <w:t xml:space="preserve">Medium</w:t>
+      </w:r>
+      <w:r>
+        <w:t xml:space="preserve"> </w:t>
+      </w:r>
+      <w:r>
+        <w:rPr>
+          <w:b/>
+          <w:bCs/>
+        </w:rPr>
+        <w:t xml:space="preserve">Created-By:</w:t>
+      </w:r>
+      <w:r>
+        <w:t xml:space="preserve"> </w:t>
+      </w:r>
+      <w:r>
+        <w:t xml:space="preserve">Claude</w:t>
+      </w:r>
+      <w:r>
+        <w:t xml:space="preserve"> </w:t>
+      </w:r>
+      <w:r>
+        <w:rPr>
+          <w:b/>
+          <w:bCs/>
+        </w:rPr>
+        <w:t xml:space="preserve">Assigned-To:</w:t>
+      </w:r>
+      <w:r>
+        <w:t xml:space="preserve"> </w:t>
+      </w:r>
+      <w:r>
+        <w:t xml:space="preserve">Claude</w:t>
+      </w:r>
+    </w:p>
+    <w:p>
+      <w:pPr>
+        <w:pStyle w:val="BodyText"/>
+      </w:pPr>
+      <w:r>
+        <w:t xml:space="preserve">docs/qa/BOB-164/axe_contrast_scan.py scans a static dist with no backend, so every node whose existence depends on fetched data is absent from the page it measures: the results table renders empty, so .type-badge and .quality-badge never appear, and the hooks list renders empty, so .status pills never appear. That is precisely why the BOB-164 round-1 regression went unseen in a rendered DOM even though it was scanned in all 16 themes, and it is why round 2 had to close the class in the arithmetic oracle instead. Those nodes are now covered by frontend/src/app/models/style-contrast.spec.ts, which extracts declared foreground-on-fill pairs from the stylesheets, but that is an ARITHMETIC claim about declared colour pairs, not a rendered-pixel one: it cannot see opacity applied by an ancestor, a composited backdrop, or a cascade this repo’s static extractor does not model. Acceptance: the scan drives the dashboard with seeded fixture data (a stub backend, a route fixture, or an injected component harness) so the badge and status nodes are present in the DOM, axe measures them directly, and a control needle proves the rendered oracle sees a seeded sub-floor badge before any clean result from it is believed.</w:t>
+      </w:r>
+    </w:p>
+    <w:bookmarkEnd w:id="50"/>
+    <w:bookmarkStart w:id="51" w:name="X1c75a5e72e0824425970fb9362688446313d342"/>
+    <w:p>
+      <w:pPr>
+        <w:pStyle w:val="Heading2"/>
+      </w:pPr>
+      <w:r>
+        <w:t xml:space="preserve">BOB-187 — ownership_precondition.sh is unfenced: same unreviewed .env-driven scope as the now-fenced repair, still writes probe files at any declared path</w:t>
+      </w:r>
+    </w:p>
+    <w:p>
+      <w:pPr>
+        <w:pStyle w:val="FirstParagraph"/>
+      </w:pPr>
+      <w:r>
+        <w:rPr>
+          <w:b/>
+          <w:bCs/>
+        </w:rPr>
+        <w:t xml:space="preserve">Status:</w:t>
+      </w:r>
+      <w:r>
+        <w:t xml:space="preserve"> </w:t>
+      </w:r>
+      <w:r>
+        <w:t xml:space="preserve">In progress</w:t>
+      </w:r>
+      <w:r>
+        <w:t xml:space="preserve"> </w:t>
+      </w:r>
+      <w:r>
+        <w:rPr>
+          <w:b/>
+          <w:bCs/>
+        </w:rPr>
+        <w:t xml:space="preserve">Type:</w:t>
+      </w:r>
+      <w:r>
+        <w:t xml:space="preserve"> </w:t>
+      </w:r>
+      <w:r>
+        <w:t xml:space="preserve">Bug</w:t>
+      </w:r>
+    </w:p>
+    <w:p>
+      <w:pPr>
+        <w:pStyle w:val="BodyText"/>
+      </w:pPr>
+      <w:r>
+        <w:t xml:space="preserve">scripts/ownership_precondition.sh consumes the SAME unreviewed .env-driven scope as ownership_repair.sh and creates probe files inside it, but it is NOT fenced. T028 remediation added ownership_path_fence() to scripts/lib/ownership.sh and wired it into ownership_repair.sh, closing the path-escape class there; the precondition was outside that agents file scope and still accepts whatever config/owned_paths.yaml expands to. Blast radius is lower than a recursive chown (it writes probe files rather than mutating ownership of an existing tree) but the INPUT is identical and equally unreviewed, so the same QBITTORRENT_DATA_DIR value that would have driven a filesystem-wide chown will drive probe-file creation at an arbitrary location. Note the escape is empirically confirmed for the repair path, not merely reasoned: during T028 remediation a probe declaring the verbatim shipped entry with QBITTORRENT_DATA_DIR=/ hung the suite, and ps showed the real artifact executing</w:t>
+      </w:r>
+      <w:r>
+        <w:t xml:space="preserve"> </w:t>
+      </w:r>
+      <w:r>
+        <w:t xml:space="preserve">“find / ( ! -uid 1000 -o ! -gid 1000 ) -printf …”</w:t>
+      </w:r>
+      <w:r>
+        <w:t xml:space="preserve"> </w:t>
+      </w:r>
+      <w:r>
+        <w:t xml:space="preserve">before it was killed by verified pid. Acceptance: ownership_precondition.sh calls the SAME ownership_path_fence() predicate from scripts/lib/ownership.sh (never a second dialect, 11.4.251), refuses fail-closed on a rejected entry, and ships a paired 1.1 mutation proving the refusal fires PLUS a negative control proving the six live shipped entries still ACCEPT so the fix is not a 11.4.201(1) false-positive refusal. Discovered out-of-band during T028 remediation and reported by the agent as needing tracking, so it is also a 11.4.238 coverage escape.</w:t>
+      </w:r>
+    </w:p>
+    <w:bookmarkEnd w:id="51"/>
+    <w:bookmarkStart w:id="52" w:name="Xcd92acb8ba4b4689af31774f9ab753524fb4a5b"/>
+    <w:p>
+      <w:pPr>
+        <w:pStyle w:val="Heading2"/>
+      </w:pPr>
+      <w:r>
+        <w:t xml:space="preserve">BOB-188 — Gate invariant 17 runs a STALE TRACKED binary that structurally cannot see the violations it exists to catch</w:t>
+      </w:r>
+    </w:p>
+    <w:p>
+      <w:pPr>
+        <w:pStyle w:val="FirstParagraph"/>
+      </w:pPr>
+      <w:r>
+        <w:rPr>
+          <w:b/>
+          <w:bCs/>
+        </w:rPr>
+        <w:t xml:space="preserve">Status:</w:t>
+      </w:r>
+      <w:r>
+        <w:t xml:space="preserve"> </w:t>
+      </w:r>
+      <w:r>
+        <w:t xml:space="preserve">In progress</w:t>
+      </w:r>
+      <w:r>
+        <w:t xml:space="preserve"> </w:t>
+      </w:r>
+      <w:r>
+        <w:rPr>
+          <w:b/>
+          <w:bCs/>
+        </w:rPr>
+        <w:t xml:space="preserve">Type:</w:t>
+      </w:r>
+      <w:r>
+        <w:t xml:space="preserve"> </w:t>
+      </w:r>
+      <w:r>
+        <w:t xml:space="preserve">Bug</w:t>
+      </w:r>
+    </w:p>
+    <w:p>
+      <w:pPr>
+        <w:pStyle w:val="BodyText"/>
+      </w:pPr>
+      <w:r>
+        <w:rPr>
+          <w:b/>
+          <w:bCs/>
+        </w:rPr>
+        <w:t xml:space="preserve">OPERATOR DECISION (2026-08-26, §11.4.66 interactive clarification): UNTRACK THE BINARY — BUILD ON DEMAND</w:t>
+      </w:r>
+    </w:p>
+    <w:p>
+      <w:pPr>
+        <w:pStyle w:val="BodyText"/>
+      </w:pPr>
+      <w:r>
+        <w:t xml:space="preserve">§11.4.30 answer, recorded as consumer DATA: the compiled</w:t>
+      </w:r>
+      <w:r>
+        <w:t xml:space="preserve"> </w:t>
+      </w:r>
+      <w:r>
+        <w:rPr>
+          <w:rStyle w:val="VerbatimChar"/>
+        </w:rPr>
+        <w:t xml:space="preserve">workable-items</w:t>
+      </w:r>
+      <w:r>
+        <w:t xml:space="preserve"> </w:t>
+      </w:r>
+      <w:r>
+        <w:t xml:space="preserve">binary is NOT to be git-tracked.</w:t>
+      </w:r>
+      <w:r>
+        <w:t xml:space="preserve"> </w:t>
+      </w:r>
+      <w:r>
+        <w:t xml:space="preserve">‘Any build derivate which we can recreate by executing proper mechanism for generating MUST NOT be versioned’</w:t>
+      </w:r>
+      <w:r>
+        <w:t xml:space="preserve"> </w:t>
+      </w:r>
+      <w:r>
+        <w:t xml:space="preserve">applies without exception here. Keeping it tracked with only the invariant-52 fingerprint gate, and keeping it tracked with a commit-time rebuild, were both offered and NOT chosen. REQUIRED END STATE: the gate builds from source, or REFUSES HONESTLY when the Go toolchain is absent (§11.4.201(11) — probe the artifact through its real invocation path, never fake a pass, never silently fall back to a stale binary). Staleness becomes structurally impossible rather than merely detected. ACCEPTED COST: a fresh clone needs a Go toolchain before invariant 17 can run — already true for the qBitTorrent-go backend, so this adds no new host requirement. The invariant-52 fingerprint gate remains useful as defence-in-depth for as long as any binary exists on disk.</w:t>
+      </w:r>
+    </w:p>
+    <w:p>
+      <w:pPr>
+        <w:pStyle w:val="BodyText"/>
+      </w:pPr>
+      <w:r>
+        <w:t xml:space="preserve">This answer is recorded as consumer DATA per §11.4.35 — it is the operator’s stated choice, not an agent inference, and supersedes any prior agent-chosen default on this question. Options not chosen are named above so a future reader does not re-litigate a settled call (§11.4.112(5) bounded-verdict discipline applied to decisions).</w:t>
+      </w:r>
+    </w:p>
+    <w:p>
+      <w:pPr>
+        <w:pStyle w:val="BodyText"/>
+      </w:pPr>
+      <w:r>
+        <w:t xml:space="preserve">— prior item text follows —</w:t>
+      </w:r>
+    </w:p>
+    <w:p>
+      <w:pPr>
+        <w:pStyle w:val="BodyText"/>
+      </w:pPr>
+      <w:r>
+        <w:t xml:space="preserve">pre_build_verification.sh invariant 17 (CM-WORKABLE-ITEMS-VALIDATE) resolves its binary through the candidate loop at :534, whose FIRST entry is constitution/scripts/workable-items/bin/workable-items. That file is GIT-TRACKED (md5 17644a248363, identical to bin/workable-items-linux) and executable, so it WINS resolution over the current untracked sibling constitution/scripts/workable-items/workable-items (md5 43376a6d0184). The tracked binary is STALE: it does not contain the guards its own source now has.</w:t>
+      </w:r>
+    </w:p>
+    <w:p>
+      <w:pPr>
+        <w:pStyle w:val="BodyText"/>
+      </w:pPr>
+      <w:r>
+        <w:t xml:space="preserve">MEASURED, needle-proven, 2026-08-25. String presence in the tracked binary:</w:t>
+      </w:r>
+      <w:r>
+        <w:t xml:space="preserve"> </w:t>
+      </w:r>
+      <w:r>
+        <w:t xml:space="preserve">“refusing to set terminal status”</w:t>
+      </w:r>
+      <w:r>
+        <w:t xml:space="preserve"> </w:t>
+      </w:r>
+      <w:r>
+        <w:t xml:space="preserve">-&gt; 0;</w:t>
+      </w:r>
+      <w:r>
+        <w:t xml:space="preserve"> </w:t>
+      </w:r>
+      <w:r>
+        <w:t xml:space="preserve">“Issues-location item has TERMINAL status”</w:t>
+      </w:r>
+      <w:r>
+        <w:t xml:space="preserve"> </w:t>
+      </w:r>
+      <w:r>
+        <w:t xml:space="preserve">-&gt; 0; control needle from the SAME updateCmd,</w:t>
+      </w:r>
+      <w:r>
+        <w:t xml:space="preserve"> </w:t>
+      </w:r>
+      <w:r>
+        <w:t xml:space="preserve">“at least one mutable field flag is required”</w:t>
+      </w:r>
+      <w:r>
+        <w:t xml:space="preserve"> </w:t>
+      </w:r>
+      <w:r>
+        <w:t xml:space="preserve">-&gt; 2 (so the instrument sees through that path and the zeros are real absences, not a blind read). The untracked sibling returns 1 / 1 / 2 for the same three queries. A check whose message string is absent from the binary cannot fire.</w:t>
+      </w:r>
+    </w:p>
+    <w:p>
+      <w:pPr>
+        <w:pStyle w:val="BodyText"/>
+      </w:pPr>
+      <w:r>
+        <w:t xml:space="preserve">RUNTIME PROOF: the same injected violation (a row set to terminal status while current_location=Issues) run through both binaries -&gt; stale reports 1 violation (only the body_md desync class), current reports 2 including the location-status class verbatim. This is exactly why the ten BOB-166 rows (BOB-087/129/131/144/145/146/148/153/155/157) survived undetected: the gate that was supposed to catch them was running a binary structurally incapable of seeing them.</w:t>
+      </w:r>
+    </w:p>
+    <w:p>
+      <w:pPr>
+        <w:pStyle w:val="BodyText"/>
+      </w:pPr>
+      <w:r>
+        <w:t xml:space="preserve">The 11.4.108 SOURCE-&gt;ARTIFACT gap: source correct, artifact stale, every gate reading the artifact reports green. This is the THIRD instance of that class found in one session, alongside BOB-169 (a charset gate that never opened a file) and BOB-183 (a served bundle five days older than its sources).</w:t>
+      </w:r>
+    </w:p>
+    <w:p>
+      <w:pPr>
+        <w:pStyle w:val="BodyText"/>
+      </w:pPr>
+      <w:r>
+        <w:t xml:space="preserve">COMPOUNDING: the comment at :519-523 directly above the loop asserts</w:t>
+      </w:r>
+      <w:r>
+        <w:t xml:space="preserve"> </w:t>
+      </w:r>
+      <w:r>
+        <w:t xml:space="preserve">“The naive bin/workable-items path never existed in this checkout (bin/ is a gitignored local build-output dir nothing ever populated)”</w:t>
+      </w:r>
+      <w:r>
+        <w:t xml:space="preserve">. That statement is now FALSE - bin/ holds two tracked binaries. A stale comment asserting the absence of the very file that now shadows resolution is how this stayed invisible.</w:t>
+      </w:r>
+    </w:p>
+    <w:p>
+      <w:pPr>
+        <w:pStyle w:val="BodyText"/>
+      </w:pPr>
+      <w:r>
+        <w:t xml:space="preserve">Also an 11.4.30 question the operator owns: bin/workable-items and bin/workable-items-linux are VERSIONED BUILD ARTIFACTS in a constitution submodule that is inherited by reference by every consumer, so every consumer inherits whichever binary was last committed. Flagged independently by two separate agents this session.</w:t>
+      </w:r>
+    </w:p>
+    <w:p>
+      <w:pPr>
+        <w:pStyle w:val="BodyText"/>
+      </w:pPr>
+      <w:r>
+        <w:t xml:space="preserve">ACCEPTANCE: (a) resolution must never prefer a stale artifact over a current one - either the tracked binaries are removed and resolution falls through to build-on-demand, or a freshness check refuses a binary older than its sources (see the BOB-183 fingerprint gate for a working pattern); (b) the false comment at :519-523 corrected; (c) a paired 1.1 mutation proving the new refusal fires, plus a negative control proving a genuinely fresh binary still passes so the fix is not an 11.4.201(1) false-positive refusal; (d) the 11.4.30 tracked-binary decision recorded as operator DATA. Discovered out-of-band during BOB-166 remediation - a 11.4.238 coverage escape in its own right.</w:t>
+      </w:r>
+    </w:p>
+    <w:bookmarkEnd w:id="52"/>
+    <w:bookmarkStart w:id="53" w:name="Xc0ca9ee9a44c887f18fe9c4513414cd28bccb41"/>
+    <w:p>
+      <w:pPr>
+        <w:pStyle w:val="Heading2"/>
+      </w:pPr>
+      <w:r>
+        <w:t xml:space="preserve">BOB-191 — Fail-open scanner is a MATCHER hole blind to 5 enumerated languages (Go/Rust/Ruby/C/…) — enumerated-but-unanalysable prints PASS instead of SKIP (§11.4.201(6))</w:t>
+      </w:r>
+    </w:p>
+    <w:p>
+      <w:pPr>
+        <w:pStyle w:val="FirstParagraph"/>
+      </w:pPr>
+      <w:r>
+        <w:rPr>
+          <w:b/>
+          <w:bCs/>
+        </w:rPr>
+        <w:t xml:space="preserve">Status:</w:t>
+      </w:r>
+      <w:r>
+        <w:t xml:space="preserve"> </w:t>
+      </w:r>
+      <w:r>
+        <w:t xml:space="preserve">Queued</w:t>
+      </w:r>
+      <w:r>
+        <w:t xml:space="preserve"> </w:t>
+      </w:r>
+      <w:r>
+        <w:rPr>
+          <w:b/>
+          <w:bCs/>
+        </w:rPr>
+        <w:t xml:space="preserve">Type:</w:t>
+      </w:r>
+      <w:r>
+        <w:t xml:space="preserve"> </w:t>
+      </w:r>
+      <w:r>
+        <w:t xml:space="preserve">Bug</w:t>
+      </w:r>
+    </w:p>
+    <w:p>
+      <w:pPr>
+        <w:pStyle w:val="BodyText"/>
+      </w:pPr>
+      <w:r>
+        <w:t xml:space="preserve">WHAT: the §11.4.252 fail-open scan reports 0 hits for qBitTorrent-go, and that zero is NOT evidence. The triage agent ran control needles through the scanner’s own path per §11.4.201(7)(b): a Python</w:t>
+      </w:r>
+      <w:r>
+        <w:t xml:space="preserve"> </w:t>
+      </w:r>
+      <w:r>
+        <w:t xml:space="preserve">‘except Exception: pass’</w:t>
+      </w:r>
+      <w:r>
+        <w:t xml:space="preserve"> </w:t>
+      </w:r>
+      <w:r>
+        <w:t xml:space="preserve">needle was SEEN, a TypeScript</w:t>
+      </w:r>
+      <w:r>
+        <w:t xml:space="preserve"> </w:t>
+      </w:r>
+      <w:r>
+        <w:t xml:space="preserve">‘catch (e) {}’</w:t>
+      </w:r>
+      <w:r>
+        <w:t xml:space="preserve"> </w:t>
+      </w:r>
+      <w:r>
+        <w:t xml:space="preserve">needle was SEEN (so frontend/src’s zero IS a real zero), but a Go empty-</w:t>
+      </w:r>
+      <w:r>
+        <w:t xml:space="preserve">‘if err != nil {}’</w:t>
+      </w:r>
+      <w:r>
+        <w:t xml:space="preserve"> </w:t>
+      </w:r>
+      <w:r>
+        <w:t xml:space="preserve">needle was NOT SEEN. An instrument that cannot see the idiom returns the same quiet zero as a clean tree, and only one of those is honest. DISTINCT FROM BOB-189, deliberately not merged with it per §11.4.214: BOB-189 is a false MATCH (fail-closed guards reported as fail-open); this is a false NULL (an entire language unscanned). Same scanner, opposite failure directions, different fixes - merging them would hide one behind the other. IMPACT: Go is the language of qbittorrent-proxy-go and boba-jackett (port 7189, which owns encrypted tracker credentials), so the unscanned surface is exactly where §11.4.252’s credential-plus-mutation combination is most likely. Nobody has assessed it; the dashboard says clean. ACCEPTANCE: the scanner grows a Go arm covering the empty-err-block and swallowed-error idioms, its needle is SEEN through the real path, qBitTorrent-go’s result is re-derived, and every finding is triaged as this Python/TS pass was. Until then qBitTorrent-go’s fail-open posture is UNKNOWN and must be reported as UNKNOWN, never as 0.</w:t>
+      </w:r>
+    </w:p>
+    <w:bookmarkEnd w:id="53"/>
+    <w:bookmarkStart w:id="54" w:name="Xcbb65803fa4353036c53c7c47477db14ee6e83b"/>
+    <w:p>
+      <w:pPr>
+        <w:pStyle w:val="Heading2"/>
+      </w:pPr>
+      <w:r>
+        <w:t xml:space="preserve">BOB-192 — Remediate the 6 ratcheted CM-NO-FAIL-OPEN-SKIP findings — each needs a live-stack-verified classify-or-fail rewrite</w:t>
+      </w:r>
+    </w:p>
+    <w:p>
+      <w:pPr>
+        <w:pStyle w:val="FirstParagraph"/>
+      </w:pPr>
+      <w:r>
+        <w:rPr>
+          <w:b/>
+          <w:bCs/>
+        </w:rPr>
+        <w:t xml:space="preserve">Status:</w:t>
+      </w:r>
+      <w:r>
+        <w:t xml:space="preserve"> </w:t>
+      </w:r>
+      <w:r>
+        <w:t xml:space="preserve">Queued</w:t>
+      </w:r>
+      <w:r>
+        <w:t xml:space="preserve"> </w:t>
+      </w:r>
+      <w:r>
+        <w:rPr>
+          <w:b/>
+          <w:bCs/>
+        </w:rPr>
+        <w:t xml:space="preserve">Type:</w:t>
+      </w:r>
+      <w:r>
+        <w:t xml:space="preserve"> </w:t>
+      </w:r>
+      <w:r>
+        <w:t xml:space="preserve">Task</w:t>
+      </w:r>
+    </w:p>
+    <w:p>
+      <w:pPr>
+        <w:pStyle w:val="BodyText"/>
+      </w:pPr>
+      <w:r>
+        <w:t xml:space="preserve">WHAT: the BOB-161 gate lands with 6 real fail-open skips RATCHETED rather than fixed. Ratcheting is the constitution’s named brownfield default (§11.4.135/§11.4.224(E)) and this repo’s own precedent, so the choice is correct - but the remediation it defers is real work that must be owned somewhere. WHY THIS ITEM EXISTS: the gate’s own header asserted the 6 were</w:t>
+      </w:r>
+      <w:r>
+        <w:t xml:space="preserve"> </w:t>
+      </w:r>
+      <w:r>
+        <w:t xml:space="preserve">‘TRACKED SEPARATELY (§11.4.197)’</w:t>
+      </w:r>
+      <w:r>
+        <w:t xml:space="preserve"> </w:t>
+      </w:r>
+      <w:r>
+        <w:t xml:space="preserve">while no tracker row existed. The §11.4.209 independent review verified the absence and raised it as IMPORTANT-5, noting that without a row those findings are precisely the parked-unverified debt class §11.4.226(4) names - the population an operator samples and finds broken. A prose claim of being tracked is not tracking. WHAT EACH NEEDS: a skip that fires on evidence the host ANSWERED must either classify the response and FAIL on it, or take a §11.4.69 reason that is honestly derivable from the environment rather than from the response - verified against the live stack, not asserted. Two of the six sit under</w:t>
+      </w:r>
+      <w:r>
+        <w:t xml:space="preserve"> </w:t>
+      </w:r>
+      <w:r>
+        <w:t xml:space="preserve">‘# allow-skip:’</w:t>
+      </w:r>
+      <w:r>
+        <w:t xml:space="preserve"> </w:t>
+      </w:r>
+      <w:r>
+        <w:t xml:space="preserve">markers at tests/unit/test_tracker_auth_live.py:105 and :108, which the reviewer confirmed genuinely are fail-open, so that marker must not be treated as absolution. ACCEPTANCE: all 6 remediated with RED-first evidence per §11.4.115, the gate’s BASELINE ratcheted to 0, and the ratchet’s monotone-decreasing property preserved throughout (§11.4.227(A)). NOTE the reviewer’s MINOR-1: a count-baseline absorbs a one-out-one-in swap, so remediation progress must be checked against the finding SET, not only the count.</w:t>
+      </w:r>
+    </w:p>
     <w:bookmarkEnd w:id="54"/>
-    <w:bookmarkStart w:id="55" w:name="Xdd0ee01778cdd0beedeedde5af68edc2fd92d6b"/>
+    <w:bookmarkStart w:id="55" w:name="Xc10100f7380538d128b0df1c97d690968b97d37"/>
     <w:p>
       <w:pPr>
         <w:pStyle w:val="Heading2"/>
       </w:pPr>
       <w:r>
-        <w:t xml:space="preserve">BOB-182 — Operator decision owed on the export-charset ratchet, plus an auto-lowering baseline</w:t>
+        <w:t xml:space="preserve">BOB-194 — Pre-build gates walk .claude/worktrees, so a stale agent worktree can fail the main build (§11.4.201(1))</w:t>
       </w:r>
     </w:p>
     <w:p>
@@ -7797,8 +6653,244 @@
         <w:t xml:space="preserve"> </w:t>
       </w:r>
       <w:r>
+        <w:t xml:space="preserve">Bug</w:t>
+      </w:r>
+    </w:p>
+    <w:p>
+      <w:pPr>
+        <w:pStyle w:val="BodyText"/>
+      </w:pPr>
+      <w:r>
+        <w:t xml:space="preserve">WHAT: agent worktrees under .claude/worktrees/ are ephemeral copies pinned at arbitrary commits - never built, never shipped, deleted when the agent finishes. Pre-build gates that walk the tree with find(1) from the repo root descend into them anyway. MEASURED INSTANCE (2026-08-25): CM-GO-TOOLCHAIN-MATCHES-BUILDER FAILED the main build with exactly one finding, from .claude/worktrees/agent-afda1df906c537ab4 - a worktree 86 commits behind still carrying</w:t>
+      </w:r>
+      <w:r>
+        <w:t xml:space="preserve"> </w:t>
+      </w:r>
+      <w:r>
+        <w:t xml:space="preserve">‘FROM golang:1.23-alpine’</w:t>
+      </w:r>
+      <w:r>
+        <w:t xml:space="preserve"> </w:t>
+      </w:r>
+      <w:r>
+        <w:t xml:space="preserve">against a go.mod long since at 1.26.2. The main tree was CORRECT throughout. Per §11.4.201(1) a false-positive refusal is a FAIL-bluff of equal severity to a false pass: it blocks real work and teaches people to bypass the gate. FIXED FOR ONE GATE:</w:t>
+      </w:r>
+      <w:r>
+        <w:t xml:space="preserve"> </w:t>
+      </w:r>
+      <w:r>
+        <w:t xml:space="preserve">‘.claude’</w:t>
+      </w:r>
+      <w:r>
+        <w:t xml:space="preserve"> </w:t>
+      </w:r>
+      <w:r>
+        <w:t xml:space="preserve">added to that gate’s PRUNE_DIRS with a deterministic §1.1 pair - a stale mismatch inside .claude/worktrees must NOT fail a healthy tree, the SAME mismatch outside it MUST still fail, so the prune cannot widen into blindness (§11.4.201(6)). Mutation verified: reverting the prune fails 2 checks. SURVEY, measured not inferred: 8 of 13 pre_build gates walk the tree; only the fixed one prunes .claude. Gates using</w:t>
+      </w:r>
+      <w:r>
+        <w:t xml:space="preserve"> </w:t>
+      </w:r>
+      <w:r>
+        <w:t xml:space="preserve">‘git ls-files’</w:t>
+      </w:r>
+      <w:r>
+        <w:t xml:space="preserve"> </w:t>
+      </w:r>
+      <w:r>
+        <w:t xml:space="preserve">are structurally immune - worktrees are untracked. Empirically probed: check_cm_closure_seam_binds, check_cm_killpg_pgid_guard and check_cm_no_production_mutation_residue all rc=0 with ZERO worktree references - clean in practice today. UNMEASURED, not clean: check_cm_test_mock_pid_explicit_int and check_cm_test_mock_pid_patched_when_real_pid were not reached before the probe budget expired. HYPOTHESIS REFUTED, recorded so nobody re-walks it: an earlier revision of this item speculated that check_cm_plugin_count’s 90s timeout was caused by walking worktrees. It is NOT. That gate’s find is scoped to $PLUGINS_DIR (check_cm_plugin_count.sh:224), so worktrees are outside its walk entirely. Its slowness is real - still running past 54s on a re-measure - but has a different, still-unidentified cause and belongs to its own item, not this one. ACCEPTANCE: every tree-walking gate either prunes agent scratch or is proven immune by measurement, each with a paired mutation. NOTE the asymmetry that bounds the risk: a stale worktree can only ADD findings to a security-relevant scan (killpg, mutation-residue), never remove them - so the exposure is false refusal and eroded trust, not a missed defect.</w:t>
+      </w:r>
+    </w:p>
+    <w:bookmarkEnd w:id="55"/>
+    <w:bookmarkStart w:id="56" w:name="Xe8f9d6ae701b2e0cae1912181571b5052b26492"/>
+    <w:p>
+      <w:pPr>
+        <w:pStyle w:val="Heading2"/>
+      </w:pPr>
+      <w:r>
+        <w:t xml:space="preserve">BOB-196 — check_cm_plugin_count runs for over a minute on ~69 files — cause unidentified, and it is not worktree traversal</w:t>
+      </w:r>
+    </w:p>
+    <w:p>
+      <w:pPr>
+        <w:pStyle w:val="FirstParagraph"/>
+      </w:pPr>
+      <w:r>
+        <w:rPr>
+          <w:b/>
+          <w:bCs/>
+        </w:rPr>
+        <w:t xml:space="preserve">Status:</w:t>
+      </w:r>
+      <w:r>
+        <w:t xml:space="preserve"> </w:t>
+      </w:r>
+      <w:r>
+        <w:t xml:space="preserve">Queued</w:t>
+      </w:r>
+      <w:r>
+        <w:t xml:space="preserve"> </w:t>
+      </w:r>
+      <w:r>
+        <w:rPr>
+          <w:b/>
+          <w:bCs/>
+        </w:rPr>
+        <w:t xml:space="preserve">Type:</w:t>
+      </w:r>
+      <w:r>
+        <w:t xml:space="preserve"> </w:t>
+      </w:r>
+      <w:r>
         <w:t xml:space="preserve">Task</w:t>
       </w:r>
+    </w:p>
+    <w:p>
+      <w:pPr>
+        <w:pStyle w:val="BodyText"/>
+      </w:pPr>
+      <w:r>
+        <w:t xml:space="preserve">WHAT: the CM-PLUGIN-COUNT pre-build gate takes 189 SECONDS to verify 8 documented counts. Measured 2026-08-25: exceeded a 90s probe budget (rc=124), then a bounded re-run completed at</w:t>
+      </w:r>
+      <w:r>
+        <w:t xml:space="preserve"> </w:t>
+      </w:r>
+      <w:r>
+        <w:t xml:space="preserve">‘rc=0 wall=189s’</w:t>
+      </w:r>
+      <w:r>
+        <w:t xml:space="preserve"> </w:t>
+      </w:r>
+      <w:r>
+        <w:t xml:space="preserve">- it PASSES, it is simply slow. CAUSE, MEASURED NOT GUESSED: the marker loop at check_cm_plugin_count.sh:273-290 iterates EVERY LINE of every governed document and spawns a pipeline per line. Per iteration:</w:t>
+      </w:r>
+      <w:r>
+        <w:t xml:space="preserve"> </w:t>
+      </w:r>
+      <w:r>
+        <w:t xml:space="preserve">‘printf | grep -oE | wc -l | tr -d’</w:t>
+      </w:r>
+      <w:r>
+        <w:t xml:space="preserve"> </w:t>
+      </w:r>
+      <w:r>
+        <w:t xml:space="preserve">(4 processes) plus</w:t>
+      </w:r>
+      <w:r>
+        <w:t xml:space="preserve"> </w:t>
+      </w:r>
+      <w:r>
+        <w:t xml:space="preserve">‘printf | sed -n’</w:t>
+      </w:r>
+      <w:r>
+        <w:t xml:space="preserve"> </w:t>
+      </w:r>
+      <w:r>
+        <w:t xml:space="preserve">(2) = ~6. Governed docs are AGENTS.md 689 + CLAUDE.md 494 + docs/features/Status.md 670 = 1853 lines, so ~11,118 process spawns, measuring ~102 ms/line. Classic per-line-subprocess shell trap. THE IRONY WORTH PRESERVING, because it explains why nobody simplified it: the in-code comment shows</w:t>
+      </w:r>
+      <w:r>
+        <w:t xml:space="preserve"> </w:t>
+      </w:r>
+      <w:r>
+        <w:t xml:space="preserve">‘-oE | wc -l’</w:t>
+      </w:r>
+      <w:r>
+        <w:t xml:space="preserve"> </w:t>
+      </w:r>
+      <w:r>
+        <w:t xml:space="preserve">was chosen DELIBERATELY over</w:t>
+      </w:r>
+      <w:r>
+        <w:t xml:space="preserve"> </w:t>
+      </w:r>
+      <w:r>
+        <w:t xml:space="preserve">‘grep -c’</w:t>
+      </w:r>
+      <w:r>
+        <w:t xml:space="preserve"> </w:t>
+      </w:r>
+      <w:r>
+        <w:t xml:space="preserve">after measuring the §11.4.201(12) footgun - on this host (ugrep 7.8.4)</w:t>
+      </w:r>
+      <w:r>
+        <w:t xml:space="preserve"> </w:t>
+      </w:r>
+      <w:r>
+        <w:t xml:space="preserve">‘grep -coE’</w:t>
+      </w:r>
+      <w:r>
+        <w:t xml:space="preserve"> </w:t>
+      </w:r>
+      <w:r>
+        <w:t xml:space="preserve">returned 3 at top level but 1 inside a</w:t>
+      </w:r>
+      <w:r>
+        <w:t xml:space="preserve"> </w:t>
+      </w:r>
+      <w:r>
+        <w:t xml:space="preserve">‘set -euo pipefail’</w:t>
+      </w:r>
+      <w:r>
+        <w:t xml:space="preserve"> </w:t>
+      </w:r>
+      <w:r>
+        <w:t xml:space="preserve">subshell, a context-dependent reading. The correctness fix is right and must be kept; it is the PER-LINE application of it that costs the three minutes. HYPOTHESIS REFUTED, recorded so nobody re-walks it: this is NOT worktree traversal. The gate’s find is scoped to $PLUGINS_DIR (:224), so the five agent worktrees are outside its walk. That guess was raised on BOB-194 and is dead. LIKELY FIX (unverified, stated as a candidate not a conclusion): pre-filter with ONE grep for lines containing</w:t>
+      </w:r>
+      <w:r>
+        <w:t xml:space="preserve"> </w:t>
+      </w:r>
+      <w:r>
+        <w:t xml:space="preserve">‘CM-PLUGIN-COUNT:’</w:t>
+      </w:r>
+      <w:r>
+        <w:t xml:space="preserve"> </w:t>
+      </w:r>
+      <w:r>
+        <w:t xml:space="preserve">before entering the loop, reducing ~1853 iterations to the ~8 lines that carry a marker, while leaving the per-line parsing logic - and its footgun-avoiding form - completely unchanged. WHY IT MATTERS beyond impatience: this gate is on the pre-build critical path, and CLAUDE.md leans on it as the mechanical authority for the three distinct plugin rosters (43 curated / 43 engines / 12 bootstrap) whose conflation was BOB-149. A gate slow enough to tempt anyone into skipping it protects nothing. ACCEPTANCE: runtime reduced with the counts and the footgun-avoiding parse preserved byte-for-byte in behaviour, proven by the existing paired mutation still biting plus a before/after wall-clock recorded. §11.4.6: nothing here questions the gate’s VERDICTS - only its runtime.</w:t>
+      </w:r>
+    </w:p>
+    <w:bookmarkEnd w:id="56"/>
+    <w:bookmarkStart w:id="57" w:name="X0a11ad4ef084ae583354444a7004378388ce69a"/>
+    <w:p>
+      <w:pPr>
+        <w:pStyle w:val="Heading2"/>
+      </w:pPr>
+      <w:r>
+        <w:t xml:space="preserve">BOB-211 — LATENT + OPERATOR-GATED: on a uid-flattening mount whose uid is not the operator, chown fails EPERM with no fstype-aware diagnosis, and fmask/dmask silently defeat the preserve_mode 600 contract</w:t>
+      </w:r>
+    </w:p>
+    <w:p>
+      <w:pPr>
+        <w:pStyle w:val="FirstParagraph"/>
+      </w:pPr>
+      <w:r>
+        <w:rPr>
+          <w:b/>
+          <w:bCs/>
+        </w:rPr>
+        <w:t xml:space="preserve">Status:</w:t>
+      </w:r>
+      <w:r>
+        <w:t xml:space="preserve"> </w:t>
+      </w:r>
+      <w:r>
+        <w:t xml:space="preserve">Queued</w:t>
+      </w:r>
+      <w:r>
+        <w:t xml:space="preserve"> </w:t>
+      </w:r>
+      <w:r>
+        <w:rPr>
+          <w:b/>
+          <w:bCs/>
+        </w:rPr>
+        <w:t xml:space="preserve">Type:</w:t>
+      </w:r>
+      <w:r>
+        <w:t xml:space="preserve"> </w:t>
+      </w:r>
+      <w:r>
+        <w:t xml:space="preserve">Bug</w:t>
+      </w:r>
       <w:r>
         <w:t xml:space="preserve"> </w:t>
       </w:r>
@@ -7813,1568 +6905,80 @@
         <w:t xml:space="preserve"> </w:t>
       </w:r>
       <w:r>
-        <w:t xml:space="preserve">Medium</w:t>
-      </w:r>
-      <w:r>
-        <w:t xml:space="preserve"> </w:t>
-      </w:r>
-      <w:r>
-        <w:rPr>
-          <w:b/>
-          <w:bCs/>
-        </w:rPr>
-        <w:t xml:space="preserve">Created-By:</w:t>
-      </w:r>
-      <w:r>
-        <w:t xml:space="preserve"> </w:t>
-      </w:r>
-      <w:r>
-        <w:t xml:space="preserve">Claude</w:t>
-      </w:r>
-      <w:r>
-        <w:t xml:space="preserve"> </w:t>
-      </w:r>
-      <w:r>
-        <w:rPr>
-          <w:b/>
-          <w:bCs/>
-        </w:rPr>
-        <w:t xml:space="preserve">Assigned-To:</w:t>
-      </w:r>
-      <w:r>
-        <w:t xml:space="preserve"> </w:t>
-      </w:r>
-      <w:r>
-        <w:t xml:space="preserve">Claude</w:t>
-      </w:r>
-    </w:p>
-    <w:p>
-      <w:pPr>
-        <w:pStyle w:val="BodyText"/>
-      </w:pPr>
-      <w:r>
-        <w:rPr>
-          <w:b/>
-          <w:bCs/>
-        </w:rPr>
-        <w:t xml:space="preserve">OPERATOR DECISION (2026-08-26, §11.4.66 interactive clarification): KEEP THE MONOTONE RATCHET</w:t>
-      </w:r>
-    </w:p>
-    <w:p>
-      <w:pPr>
-        <w:pStyle w:val="BodyText"/>
-      </w:pPr>
-      <w:r>
-        <w:t xml:space="preserve">§11.4.224(E) brownfield adoption answer, recorded as consumer DATA: the adoption model for CM-EXPORT-CHARSET-VALID is the MONOTONE-DECREASE RATCHET. The count may only go down, never up. Immediate hard floor, changed-code-only-with-deadline, and per-corpus phase-in were all offered and NOT chosen. This closes half of BOB-182 — the half that was genuinely the operator’s. THE REMAINING HALF IS A REAL DEFECT STILL OWED: BASELINE is a hardcoded constant, so the ratchet does not actually ratchet — on improvement the gate PASSES and PRINTS the value to lower it to, but nothing lowers it, and the gate keeps permitting regression back to the original count after the corpus heals. The fix must NOT collapse §11.4.249 role separation: a gate that writes its own threshold during a pre-build run becomes a PRODUCER as well as a GATE. Acceptable shapes include a persisted baseline the gate READS but never writes with lowering via a separate explicitly-invoked command, or a gate that FAILS loudly when the live count is below baseline so drift becomes an actionable refusal.</w:t>
-      </w:r>
-    </w:p>
-    <w:p>
-      <w:pPr>
-        <w:pStyle w:val="BodyText"/>
-      </w:pPr>
-      <w:r>
-        <w:t xml:space="preserve">This answer is recorded as consumer DATA per §11.4.35 — it is the operator’s stated choice, not an agent inference, and supersedes any prior agent-chosen default on this question. Options not chosen are named above so a future reader does not re-litigate a settled call (§11.4.112(5) bounded-verdict discipline applied to decisions).</w:t>
-      </w:r>
-    </w:p>
-    <w:p>
-      <w:pPr>
-        <w:pStyle w:val="BodyText"/>
-      </w:pPr>
-      <w:r>
-        <w:t xml:space="preserve">— prior item text follows —</w:t>
-      </w:r>
-    </w:p>
-    <w:p>
-      <w:pPr>
-        <w:pStyle w:val="BodyText"/>
-      </w:pPr>
-      <w:r>
-        <w:t xml:space="preserve">WHAT: CM-EXPORT-CHARSET-VALID (pre-build invariant 50) adopts its 301 pre-existing violations via a monotone-decrease ratchet rather than a hard floor. Two things are owed.</w:t>
-      </w:r>
-    </w:p>
-    <w:p>
-      <w:pPr>
-        <w:numPr>
-          <w:ilvl w:val="0"/>
-          <w:numId w:val="1002"/>
-        </w:numPr>
-      </w:pPr>
-      <w:r>
-        <w:t xml:space="preserve">THE ADOPTION DECISION IS THE OPERATOR’S, NOT THE SCRIPT’S. 11.4.224(E) requires the brownfield adoption question be SURFACED to the operator and the answer recorded as consumer DATA – never an invented ratchet. What exists today is a header comment plus a BOBA_EXPORT_CHARSET_BASELINE override: that DOCUMENTS a decision the agent made, it does not RECORD an answer the operator gave. The independent reviewer judged the choice defensible and would not reverse it (a hard floor on 301 violations makes the build unreachable, which 11.4.234 forbids; 11.4.101 favours the reversible option) but correctly held that it is not yet compliant. Options for the operator: immediate hard floor (BASELINE=0) / keep the monotone ratchet / per-corpus phase-in / changed-code-only with a scheduled full-corpus deadline.</w:t>
-      </w:r>
-    </w:p>
-    <w:p>
-      <w:pPr>
-        <w:numPr>
-          <w:ilvl w:val="0"/>
-          <w:numId w:val="1002"/>
-        </w:numPr>
-      </w:pPr>
-      <w:r>
-        <w:t xml:space="preserve">THE RATCHET DOES NOT ACTUALLY RATCHET. BASELINE is a hardcoded constant. On improvement the gate PASSES and PRINTS the value to lower it to, but nothing lowers it, so the gate keeps permitting regression all the way back to 301 after the corpus heals. The header now says tightening is MANUAL rather than claiming automatic behaviour that does not exist (11.4.6), but the honest statement is a stopgap, not the fix.</w:t>
-      </w:r>
-    </w:p>
-    <w:p>
-      <w:pPr>
-        <w:pStyle w:val="FirstParagraph"/>
-      </w:pPr>
-      <w:r>
-        <w:t xml:space="preserve">WHY IT WAS NOT BUILT WITH THE FIX: a gate that writes its own threshold during a pre-build run becomes a PRODUCER as well as a GATE (11.4.249 role separation), and that is a design change the operator should approve rather than receive as a side effect.</w:t>
-      </w:r>
-    </w:p>
-    <w:p>
-      <w:pPr>
-        <w:pStyle w:val="BodyText"/>
-      </w:pPr>
-      <w:r>
-        <w:t xml:space="preserve">ACCEPTANCE: the operator’s adoption answer recorded as consumer DATA; and either a persisted baseline the gate lowers and never raises (with the role-separation question answered), or an explicit decision that manual tightening is acceptable.</w:t>
-      </w:r>
-    </w:p>
-    <w:bookmarkEnd w:id="55"/>
-    <w:bookmarkStart w:id="56" w:name="X60b308539ab9831715c7d887a7cc1d3102b8358"/>
-    <w:p>
-      <w:pPr>
-        <w:pStyle w:val="Heading2"/>
-      </w:pPr>
-      <w:r>
-        <w:t xml:space="preserve">BOB-184 — Icon-glyph controls are unverified for non-text contrast because neither contrast oracle can measure them</w:t>
-      </w:r>
-    </w:p>
-    <w:p>
-      <w:pPr>
-        <w:pStyle w:val="FirstParagraph"/>
-      </w:pPr>
-      <w:r>
-        <w:rPr>
-          <w:b/>
-          <w:bCs/>
-        </w:rPr>
-        <w:t xml:space="preserve">Status:</w:t>
-      </w:r>
-      <w:r>
-        <w:t xml:space="preserve"> </w:t>
-      </w:r>
-      <w:r>
-        <w:t xml:space="preserve">Queued</w:t>
-      </w:r>
-      <w:r>
-        <w:t xml:space="preserve"> </w:t>
-      </w:r>
-      <w:r>
-        <w:rPr>
-          <w:b/>
-          <w:bCs/>
-        </w:rPr>
-        <w:t xml:space="preserve">Type:</w:t>
-      </w:r>
-      <w:r>
-        <w:t xml:space="preserve"> </w:t>
-      </w:r>
-      <w:r>
-        <w:t xml:space="preserve">Task</w:t>
-      </w:r>
-      <w:r>
-        <w:t xml:space="preserve"> </w:t>
-      </w:r>
-      <w:r>
-        <w:rPr>
-          <w:b/>
-          <w:bCs/>
-        </w:rPr>
-        <w:t xml:space="preserve">Severity:</w:t>
-      </w:r>
-      <w:r>
-        <w:t xml:space="preserve"> </w:t>
-      </w:r>
-      <w:r>
-        <w:t xml:space="preserve">Medium</w:t>
-      </w:r>
-      <w:r>
-        <w:t xml:space="preserve"> </w:t>
-      </w:r>
-      <w:r>
-        <w:rPr>
-          <w:b/>
-          <w:bCs/>
-        </w:rPr>
-        <w:t xml:space="preserve">Created-By:</w:t>
-      </w:r>
-      <w:r>
-        <w:t xml:space="preserve"> </w:t>
-      </w:r>
-      <w:r>
-        <w:t xml:space="preserve">Claude</w:t>
-      </w:r>
-      <w:r>
-        <w:t xml:space="preserve"> </w:t>
-      </w:r>
-      <w:r>
-        <w:rPr>
-          <w:b/>
-          <w:bCs/>
-        </w:rPr>
-        <w:t xml:space="preserve">Assigned-To:</w:t>
-      </w:r>
-      <w:r>
-        <w:t xml:space="preserve"> </w:t>
-      </w:r>
-      <w:r>
-        <w:t xml:space="preserve">Claude</w:t>
-      </w:r>
-    </w:p>
-    <w:p>
-      <w:pPr>
-        <w:pStyle w:val="BodyText"/>
-      </w:pPr>
-      <w:r>
-        <w:t xml:space="preserve">Three icon-glyph controls (.bridge-retry, .theme-toggle, .caret) render text made of non-BMP code points. axe-core declines to decide their contrast, reporting them under the incomplete channel with messageKey nonBmp and resolving NEITHER fgColor NOR bgColor, so the Python recomputation in docs/qa/BOB-164/axe_contrast_scan.py cannot decide either: 40 such nodes across 16 palette x mode combinations. BOB-164 round 2 stopped them being scored as silent passes by naming them GLYPH_UNMEASURED, printing them on every run and fencing them, so any NEW unmeasured glyph node blocks. What remains genuinely unproven is their contrast itself: as non-text user-interface components they owe 3:1 under WCAG SC 1.4.11, and no oracle in this repo measures that today. Acceptance: a measurement path that resolves the effective foreground and backdrop for glyph controls (for example reading getComputedStyle colour against the composited backdrop, or replacing the glyphs with inline SVG carrying explicit fill tokens), each of the three controls shown to clear 3:1 in all 16 palette x mode combinations, and the GLYPH_UNMEASURED fence shrunk by exactly the nodes then proven.</w:t>
-      </w:r>
-    </w:p>
-    <w:bookmarkEnd w:id="56"/>
-    <w:bookmarkStart w:id="57" w:name="Xfc4e58e0a20fd56304009e1be94b2adbaae4a6a"/>
-    <w:p>
-      <w:pPr>
-        <w:pStyle w:val="Heading2"/>
-      </w:pPr>
-      <w:r>
-        <w:t xml:space="preserve">BOB-185 — Rendered-DOM contrast oracle cannot see data-driven nodes, leaving badge and status pills arithmetic-only</w:t>
-      </w:r>
-    </w:p>
-    <w:p>
-      <w:pPr>
-        <w:pStyle w:val="FirstParagraph"/>
-      </w:pPr>
-      <w:r>
-        <w:rPr>
-          <w:b/>
-          <w:bCs/>
-        </w:rPr>
-        <w:t xml:space="preserve">Status:</w:t>
-      </w:r>
-      <w:r>
-        <w:t xml:space="preserve"> </w:t>
-      </w:r>
-      <w:r>
-        <w:t xml:space="preserve">Queued</w:t>
-      </w:r>
-      <w:r>
-        <w:t xml:space="preserve"> </w:t>
-      </w:r>
-      <w:r>
-        <w:rPr>
-          <w:b/>
-          <w:bCs/>
-        </w:rPr>
-        <w:t xml:space="preserve">Type:</w:t>
-      </w:r>
-      <w:r>
-        <w:t xml:space="preserve"> </w:t>
-      </w:r>
-      <w:r>
-        <w:t xml:space="preserve">Task</w:t>
-      </w:r>
-      <w:r>
-        <w:t xml:space="preserve"> </w:t>
-      </w:r>
-      <w:r>
-        <w:rPr>
-          <w:b/>
-          <w:bCs/>
-        </w:rPr>
-        <w:t xml:space="preserve">Severity:</w:t>
-      </w:r>
-      <w:r>
-        <w:t xml:space="preserve"> </w:t>
-      </w:r>
-      <w:r>
-        <w:t xml:space="preserve">Medium</w:t>
-      </w:r>
-      <w:r>
-        <w:t xml:space="preserve"> </w:t>
-      </w:r>
-      <w:r>
-        <w:rPr>
-          <w:b/>
-          <w:bCs/>
-        </w:rPr>
-        <w:t xml:space="preserve">Created-By:</w:t>
-      </w:r>
-      <w:r>
-        <w:t xml:space="preserve"> </w:t>
-      </w:r>
-      <w:r>
-        <w:t xml:space="preserve">Claude</w:t>
-      </w:r>
-      <w:r>
-        <w:t xml:space="preserve"> </w:t>
-      </w:r>
-      <w:r>
-        <w:rPr>
-          <w:b/>
-          <w:bCs/>
-        </w:rPr>
-        <w:t xml:space="preserve">Assigned-To:</w:t>
-      </w:r>
-      <w:r>
-        <w:t xml:space="preserve"> </w:t>
-      </w:r>
-      <w:r>
-        <w:t xml:space="preserve">Claude</w:t>
-      </w:r>
-    </w:p>
-    <w:p>
-      <w:pPr>
-        <w:pStyle w:val="BodyText"/>
-      </w:pPr>
-      <w:r>
-        <w:t xml:space="preserve">docs/qa/BOB-164/axe_contrast_scan.py scans a static dist with no backend, so every node whose existence depends on fetched data is absent from the page it measures: the results table renders empty, so .type-badge and .quality-badge never appear, and the hooks list renders empty, so .status pills never appear. That is precisely why the BOB-164 round-1 regression went unseen in a rendered DOM even though it was scanned in all 16 themes, and it is why round 2 had to close the class in the arithmetic oracle instead. Those nodes are now covered by frontend/src/app/models/style-contrast.spec.ts, which extracts declared foreground-on-fill pairs from the stylesheets, but that is an ARITHMETIC claim about declared colour pairs, not a rendered-pixel one: it cannot see opacity applied by an ancestor, a composited backdrop, or a cascade this repo’s static extractor does not model. Acceptance: the scan drives the dashboard with seeded fixture data (a stub backend, a route fixture, or an injected component harness) so the badge and status nodes are present in the DOM, axe measures them directly, and a control needle proves the rendered oracle sees a seeded sub-floor badge before any clean result from it is believed.</w:t>
+        <w:t xml:space="preserve">minor</w:t>
+      </w:r>
+    </w:p>
+    <w:p>
+      <w:pPr>
+        <w:pStyle w:val="BodyText"/>
+      </w:pPr>
+      <w:r>
+        <w:t xml:space="preserve">STATUS: LATENT on this host (measured: all six declared locations sit on ONE btrfs mount, fully ownership-expressive) and OPERATOR-GATED for verification. Retained from the dismissed BOB-206 rather than discarded with it, because the scenario is well-founded elsewhere: the declared mount is a udisks auto-mounted REMOVABLE NVMe, so another operator’s portable drive being exFAT or NTFS is entirely ordinary.</w:t>
+      </w:r>
+    </w:p>
+    <w:p>
+      <w:pPr>
+        <w:pStyle w:val="BodyText"/>
+      </w:pPr>
+      <w:r>
+        <w:t xml:space="preserve">TWO RESIDUALS:</w:t>
+      </w:r>
+      <w:r>
+        <w:t xml:space="preserve"> </w:t>
+      </w:r>
+      <w:r>
+        <w:t xml:space="preserve">(1) REPAIR-LAYER DIAGNOSIS. On a uid-flattening mount whose flattened uid is NOT the operator, probe_location correctly REFUSES (verified: uid=0 and uid=100999 both refuse). But it then hands ownership_repair.sh a chown that will return EPERM, and nothing in the repair path is fstype-aware — so the operator sees a permission failure whose real remedy is a REMOUNT OPTION, which no message says. Reasoned, NOT proven: the shim used to verify BOB-206 models the stat READ, not the chown WRITE, and cannot settle whether chown actually fails.</w:t>
+      </w:r>
+      <w:r>
+        <w:t xml:space="preserve"> </w:t>
+      </w:r>
+      <w:r>
+        <w:t xml:space="preserve">(2) MODE CONTRACT. vfat flattens MODE via fmask/dmask, so the preserve_mode: true / 600 contract on .env and config/boba.db would be silently unenforceable there. §11.4.10-adjacent: a credential file believed to be 600 that is world-readable by mount option is a leak the mode check cannot see.</w:t>
+      </w:r>
+    </w:p>
+    <w:p>
+      <w:pPr>
+        <w:pStyle w:val="BodyText"/>
+      </w:pPr>
+      <w:r>
+        <w:t xml:space="preserve">WHY OPERATOR-GATED: a genuine end-to-end RED needs a real uid-flattening mount. The privilege-free route is bindfs -u</w:t>
+      </w:r>
+      <w:r>
+        <w:t xml:space="preserve"> </w:t>
+      </w:r>
+      <w:r>
+        <w:t xml:space="preserve"> </w:t>
+      </w:r>
+      <w:r>
+        <w:t xml:space="preserve">(FUSE; fusermount IS present and user_allow_other IS set) — but bindfs is ABSENT on this host, as are mkfs.vfat and losetup. So verification needs either a bindfs install or a privileged loopback mount. Neither was attempted (§11.4.21 — high-blast-radius host mutation is operator-gated).</w:t>
+      </w:r>
+    </w:p>
+    <w:p>
+      <w:pPr>
+        <w:pStyle w:val="BodyText"/>
+      </w:pPr>
+      <w:r>
+        <w:t xml:space="preserve">ALSO RECORDED: NO test anywhere exercises a uid-flattening filesystem — vfat/exfat/ntfs/flatten/loopback/mkfs/losetup/bindfs/fusermount all measure 0 across the three ownership test files, needle-proven (probe_location = 3 hits through the same instrument).</w:t>
+      </w:r>
+    </w:p>
+    <w:p>
+      <w:pPr>
+        <w:pStyle w:val="BodyText"/>
+      </w:pPr>
+      <w:r>
+        <w:t xml:space="preserve">ACCEPTANCE: (1) operator decides whether to install bindfs or provide a privileged loopback so the RED can be built; (2) if verified, the repair path gains fstype-aware diagnosis naming the remount remedy; (3) the mode contract either detects mode-flattening mounts and refuses, or documents honestly that it cannot be enforced there.</w:t>
+      </w:r>
+    </w:p>
+    <w:p>
+      <w:pPr>
+        <w:pStyle w:val="BodyText"/>
+      </w:pPr>
+      <w:r>
+        <w:t xml:space="preserve">DISCOVERY CHANNEL (§11.4.238): retained residual from the BOB-206 verification stream.</w:t>
       </w:r>
     </w:p>
     <w:bookmarkEnd w:id="57"/>
-    <w:bookmarkStart w:id="58" w:name="X1c75a5e72e0824425970fb9362688446313d342"/>
-    <w:p>
-      <w:pPr>
-        <w:pStyle w:val="Heading2"/>
-      </w:pPr>
-      <w:r>
-        <w:t xml:space="preserve">BOB-187 — ownership_precondition.sh is unfenced: same unreviewed .env-driven scope as the now-fenced repair, still writes probe files at any declared path</w:t>
-      </w:r>
-    </w:p>
-    <w:p>
-      <w:pPr>
-        <w:pStyle w:val="FirstParagraph"/>
-      </w:pPr>
-      <w:r>
-        <w:rPr>
-          <w:b/>
-          <w:bCs/>
-        </w:rPr>
-        <w:t xml:space="preserve">Status:</w:t>
-      </w:r>
-      <w:r>
-        <w:t xml:space="preserve"> </w:t>
-      </w:r>
-      <w:r>
-        <w:t xml:space="preserve">In progress</w:t>
-      </w:r>
-      <w:r>
-        <w:t xml:space="preserve"> </w:t>
-      </w:r>
-      <w:r>
-        <w:rPr>
-          <w:b/>
-          <w:bCs/>
-        </w:rPr>
-        <w:t xml:space="preserve">Type:</w:t>
-      </w:r>
-      <w:r>
-        <w:t xml:space="preserve"> </w:t>
-      </w:r>
-      <w:r>
-        <w:t xml:space="preserve">Bug</w:t>
-      </w:r>
-    </w:p>
-    <w:p>
-      <w:pPr>
-        <w:pStyle w:val="BodyText"/>
-      </w:pPr>
-      <w:r>
-        <w:t xml:space="preserve">scripts/ownership_precondition.sh consumes the SAME unreviewed .env-driven scope as ownership_repair.sh and creates probe files inside it, but it is NOT fenced. T028 remediation added ownership_path_fence() to scripts/lib/ownership.sh and wired it into ownership_repair.sh, closing the path-escape class there; the precondition was outside that agents file scope and still accepts whatever config/owned_paths.yaml expands to. Blast radius is lower than a recursive chown (it writes probe files rather than mutating ownership of an existing tree) but the INPUT is identical and equally unreviewed, so the same QBITTORRENT_DATA_DIR value that would have driven a filesystem-wide chown will drive probe-file creation at an arbitrary location. Note the escape is empirically confirmed for the repair path, not merely reasoned: during T028 remediation a probe declaring the verbatim shipped entry with QBITTORRENT_DATA_DIR=/ hung the suite, and ps showed the real artifact executing</w:t>
-      </w:r>
-      <w:r>
-        <w:t xml:space="preserve"> </w:t>
-      </w:r>
-      <w:r>
-        <w:t xml:space="preserve">“find / ( ! -uid 1000 -o ! -gid 1000 ) -printf …”</w:t>
-      </w:r>
-      <w:r>
-        <w:t xml:space="preserve"> </w:t>
-      </w:r>
-      <w:r>
-        <w:t xml:space="preserve">before it was killed by verified pid. Acceptance: ownership_precondition.sh calls the SAME ownership_path_fence() predicate from scripts/lib/ownership.sh (never a second dialect, 11.4.251), refuses fail-closed on a rejected entry, and ships a paired 1.1 mutation proving the refusal fires PLUS a negative control proving the six live shipped entries still ACCEPT so the fix is not a 11.4.201(1) false-positive refusal. Discovered out-of-band during T028 remediation and reported by the agent as needing tracking, so it is also a 11.4.238 coverage escape.</w:t>
-      </w:r>
-    </w:p>
-    <w:bookmarkEnd w:id="58"/>
-    <w:bookmarkStart w:id="59" w:name="Xcd92acb8ba4b4689af31774f9ab753524fb4a5b"/>
-    <w:p>
-      <w:pPr>
-        <w:pStyle w:val="Heading2"/>
-      </w:pPr>
-      <w:r>
-        <w:t xml:space="preserve">BOB-188 — Gate invariant 17 runs a STALE TRACKED binary that structurally cannot see the violations it exists to catch</w:t>
-      </w:r>
-    </w:p>
-    <w:p>
-      <w:pPr>
-        <w:pStyle w:val="FirstParagraph"/>
-      </w:pPr>
-      <w:r>
-        <w:rPr>
-          <w:b/>
-          <w:bCs/>
-        </w:rPr>
-        <w:t xml:space="preserve">Status:</w:t>
-      </w:r>
-      <w:r>
-        <w:t xml:space="preserve"> </w:t>
-      </w:r>
-      <w:r>
-        <w:t xml:space="preserve">In progress</w:t>
-      </w:r>
-      <w:r>
-        <w:t xml:space="preserve"> </w:t>
-      </w:r>
-      <w:r>
-        <w:rPr>
-          <w:b/>
-          <w:bCs/>
-        </w:rPr>
-        <w:t xml:space="preserve">Type:</w:t>
-      </w:r>
-      <w:r>
-        <w:t xml:space="preserve"> </w:t>
-      </w:r>
-      <w:r>
-        <w:t xml:space="preserve">Bug</w:t>
-      </w:r>
-    </w:p>
-    <w:p>
-      <w:pPr>
-        <w:pStyle w:val="BodyText"/>
-      </w:pPr>
-      <w:r>
-        <w:rPr>
-          <w:b/>
-          <w:bCs/>
-        </w:rPr>
-        <w:t xml:space="preserve">OPERATOR DECISION (2026-08-26, §11.4.66 interactive clarification): UNTRACK THE BINARY — BUILD ON DEMAND</w:t>
-      </w:r>
-    </w:p>
-    <w:p>
-      <w:pPr>
-        <w:pStyle w:val="BodyText"/>
-      </w:pPr>
-      <w:r>
-        <w:t xml:space="preserve">§11.4.30 answer, recorded as consumer DATA: the compiled</w:t>
-      </w:r>
-      <w:r>
-        <w:t xml:space="preserve"> </w:t>
-      </w:r>
-      <w:r>
-        <w:rPr>
-          <w:rStyle w:val="VerbatimChar"/>
-        </w:rPr>
-        <w:t xml:space="preserve">workable-items</w:t>
-      </w:r>
-      <w:r>
-        <w:t xml:space="preserve"> </w:t>
-      </w:r>
-      <w:r>
-        <w:t xml:space="preserve">binary is NOT to be git-tracked.</w:t>
-      </w:r>
-      <w:r>
-        <w:t xml:space="preserve"> </w:t>
-      </w:r>
-      <w:r>
-        <w:t xml:space="preserve">‘Any build derivate which we can recreate by executing proper mechanism for generating MUST NOT be versioned’</w:t>
-      </w:r>
-      <w:r>
-        <w:t xml:space="preserve"> </w:t>
-      </w:r>
-      <w:r>
-        <w:t xml:space="preserve">applies without exception here. Keeping it tracked with only the invariant-52 fingerprint gate, and keeping it tracked with a commit-time rebuild, were both offered and NOT chosen. REQUIRED END STATE: the gate builds from source, or REFUSES HONESTLY when the Go toolchain is absent (§11.4.201(11) — probe the artifact through its real invocation path, never fake a pass, never silently fall back to a stale binary). Staleness becomes structurally impossible rather than merely detected. ACCEPTED COST: a fresh clone needs a Go toolchain before invariant 17 can run — already true for the qBitTorrent-go backend, so this adds no new host requirement. The invariant-52 fingerprint gate remains useful as defence-in-depth for as long as any binary exists on disk.</w:t>
-      </w:r>
-    </w:p>
-    <w:p>
-      <w:pPr>
-        <w:pStyle w:val="BodyText"/>
-      </w:pPr>
-      <w:r>
-        <w:t xml:space="preserve">This answer is recorded as consumer DATA per §11.4.35 — it is the operator’s stated choice, not an agent inference, and supersedes any prior agent-chosen default on this question. Options not chosen are named above so a future reader does not re-litigate a settled call (§11.4.112(5) bounded-verdict discipline applied to decisions).</w:t>
-      </w:r>
-    </w:p>
-    <w:p>
-      <w:pPr>
-        <w:pStyle w:val="BodyText"/>
-      </w:pPr>
-      <w:r>
-        <w:t xml:space="preserve">— prior item text follows —</w:t>
-      </w:r>
-    </w:p>
-    <w:p>
-      <w:pPr>
-        <w:pStyle w:val="BodyText"/>
-      </w:pPr>
-      <w:r>
-        <w:t xml:space="preserve">pre_build_verification.sh invariant 17 (CM-WORKABLE-ITEMS-VALIDATE) resolves its binary through the candidate loop at :534, whose FIRST entry is constitution/scripts/workable-items/bin/workable-items. That file is GIT-TRACKED (md5 17644a248363, identical to bin/workable-items-linux) and executable, so it WINS resolution over the current untracked sibling constitution/scripts/workable-items/workable-items (md5 43376a6d0184). The tracked binary is STALE: it does not contain the guards its own source now has.</w:t>
-      </w:r>
-    </w:p>
-    <w:p>
-      <w:pPr>
-        <w:pStyle w:val="BodyText"/>
-      </w:pPr>
-      <w:r>
-        <w:t xml:space="preserve">MEASURED, needle-proven, 2026-08-25. String presence in the tracked binary:</w:t>
-      </w:r>
-      <w:r>
-        <w:t xml:space="preserve"> </w:t>
-      </w:r>
-      <w:r>
-        <w:t xml:space="preserve">“refusing to set terminal status”</w:t>
-      </w:r>
-      <w:r>
-        <w:t xml:space="preserve"> </w:t>
-      </w:r>
-      <w:r>
-        <w:t xml:space="preserve">-&gt; 0;</w:t>
-      </w:r>
-      <w:r>
-        <w:t xml:space="preserve"> </w:t>
-      </w:r>
-      <w:r>
-        <w:t xml:space="preserve">“Issues-location item has TERMINAL status”</w:t>
-      </w:r>
-      <w:r>
-        <w:t xml:space="preserve"> </w:t>
-      </w:r>
-      <w:r>
-        <w:t xml:space="preserve">-&gt; 0; control needle from the SAME updateCmd,</w:t>
-      </w:r>
-      <w:r>
-        <w:t xml:space="preserve"> </w:t>
-      </w:r>
-      <w:r>
-        <w:t xml:space="preserve">“at least one mutable field flag is required”</w:t>
-      </w:r>
-      <w:r>
-        <w:t xml:space="preserve"> </w:t>
-      </w:r>
-      <w:r>
-        <w:t xml:space="preserve">-&gt; 2 (so the instrument sees through that path and the zeros are real absences, not a blind read). The untracked sibling returns 1 / 1 / 2 for the same three queries. A check whose message string is absent from the binary cannot fire.</w:t>
-      </w:r>
-    </w:p>
-    <w:p>
-      <w:pPr>
-        <w:pStyle w:val="BodyText"/>
-      </w:pPr>
-      <w:r>
-        <w:t xml:space="preserve">RUNTIME PROOF: the same injected violation (a row set to terminal status while current_location=Issues) run through both binaries -&gt; stale reports 1 violation (only the body_md desync class), current reports 2 including the location-status class verbatim. This is exactly why the ten BOB-166 rows (BOB-087/129/131/144/145/146/148/153/155/157) survived undetected: the gate that was supposed to catch them was running a binary structurally incapable of seeing them.</w:t>
-      </w:r>
-    </w:p>
-    <w:p>
-      <w:pPr>
-        <w:pStyle w:val="BodyText"/>
-      </w:pPr>
-      <w:r>
-        <w:t xml:space="preserve">The 11.4.108 SOURCE-&gt;ARTIFACT gap: source correct, artifact stale, every gate reading the artifact reports green. This is the THIRD instance of that class found in one session, alongside BOB-169 (a charset gate that never opened a file) and BOB-183 (a served bundle five days older than its sources).</w:t>
-      </w:r>
-    </w:p>
-    <w:p>
-      <w:pPr>
-        <w:pStyle w:val="BodyText"/>
-      </w:pPr>
-      <w:r>
-        <w:t xml:space="preserve">COMPOUNDING: the comment at :519-523 directly above the loop asserts</w:t>
-      </w:r>
-      <w:r>
-        <w:t xml:space="preserve"> </w:t>
-      </w:r>
-      <w:r>
-        <w:t xml:space="preserve">“The naive bin/workable-items path never existed in this checkout (bin/ is a gitignored local build-output dir nothing ever populated)”</w:t>
-      </w:r>
-      <w:r>
-        <w:t xml:space="preserve">. That statement is now FALSE - bin/ holds two tracked binaries. A stale comment asserting the absence of the very file that now shadows resolution is how this stayed invisible.</w:t>
-      </w:r>
-    </w:p>
-    <w:p>
-      <w:pPr>
-        <w:pStyle w:val="BodyText"/>
-      </w:pPr>
-      <w:r>
-        <w:t xml:space="preserve">Also an 11.4.30 question the operator owns: bin/workable-items and bin/workable-items-linux are VERSIONED BUILD ARTIFACTS in a constitution submodule that is inherited by reference by every consumer, so every consumer inherits whichever binary was last committed. Flagged independently by two separate agents this session.</w:t>
-      </w:r>
-    </w:p>
-    <w:p>
-      <w:pPr>
-        <w:pStyle w:val="BodyText"/>
-      </w:pPr>
-      <w:r>
-        <w:t xml:space="preserve">ACCEPTANCE: (a) resolution must never prefer a stale artifact over a current one - either the tracked binaries are removed and resolution falls through to build-on-demand, or a freshness check refuses a binary older than its sources (see the BOB-183 fingerprint gate for a working pattern); (b) the false comment at :519-523 corrected; (c) a paired 1.1 mutation proving the new refusal fires, plus a negative control proving a genuinely fresh binary still passes so the fix is not an 11.4.201(1) false-positive refusal; (d) the 11.4.30 tracked-binary decision recorded as operator DATA. Discovered out-of-band during BOB-166 remediation - a 11.4.238 coverage escape in its own right.</w:t>
-      </w:r>
-    </w:p>
-    <w:bookmarkEnd w:id="59"/>
-    <w:bookmarkStart w:id="60" w:name="X06cd7e6960292c84b4e50a29b892446587b19eb"/>
-    <w:p>
-      <w:pPr>
-        <w:pStyle w:val="Heading2"/>
-      </w:pPr>
-      <w:r>
-        <w:t xml:space="preserve">BOB-189 — CM-NO-FAIL-OPEN-SKIP scanner flags fail-CLOSED SSRF guards as fail-open (§11.4.201(1) FAIL-bluff in our own gate)</w:t>
-      </w:r>
-    </w:p>
-    <w:p>
-      <w:pPr>
-        <w:pStyle w:val="FirstParagraph"/>
-      </w:pPr>
-      <w:r>
-        <w:rPr>
-          <w:b/>
-          <w:bCs/>
-        </w:rPr>
-        <w:t xml:space="preserve">Status:</w:t>
-      </w:r>
-      <w:r>
-        <w:t xml:space="preserve"> </w:t>
-      </w:r>
-      <w:r>
-        <w:t xml:space="preserve">Queued</w:t>
-      </w:r>
-      <w:r>
-        <w:t xml:space="preserve"> </w:t>
-      </w:r>
-      <w:r>
-        <w:rPr>
-          <w:b/>
-          <w:bCs/>
-        </w:rPr>
-        <w:t xml:space="preserve">Type:</w:t>
-      </w:r>
-      <w:r>
-        <w:t xml:space="preserve"> </w:t>
-      </w:r>
-      <w:r>
-        <w:t xml:space="preserve">Bug</w:t>
-      </w:r>
-    </w:p>
-    <w:p>
-      <w:pPr>
-        <w:pStyle w:val="BodyText"/>
-      </w:pPr>
-      <w:r>
-        <w:t xml:space="preserve">WHAT: the fail-open scanner’s shape-(A2) heuristic cannot distinguish</w:t>
-      </w:r>
-      <w:r>
-        <w:t xml:space="preserve"> </w:t>
-      </w:r>
-      <w:r>
-        <w:t xml:space="preserve">‘return False’</w:t>
-      </w:r>
-      <w:r>
-        <w:t xml:space="preserve"> </w:t>
-      </w:r>
-      <w:r>
-        <w:t xml:space="preserve">meaning PROCEED-AS-IF-FINE from</w:t>
-      </w:r>
-      <w:r>
-        <w:t xml:space="preserve"> </w:t>
-      </w:r>
-      <w:r>
-        <w:t xml:space="preserve">‘return False’</w:t>
-      </w:r>
-      <w:r>
-        <w:t xml:space="preserve"> </w:t>
-      </w:r>
-      <w:r>
-        <w:t xml:space="preserve">meaning REFUSE. It flags six textbook fail-CLOSED guards as fail-open defects: _is_safe_fetch_url (x3), _qbit_add_succeeded (x2), and the hooks path-boundary guard. INDEPENDENTLY VERIFIED 2026-08-25 by the conductor rather than taken on the triage agent’s word: download-proxy/src/api/routes.py:1122 defines _is_safe_fetch_url returning bool, and its only call site at :1476 reads ’if not _is_safe_fetch_url(url): logger.warning(Refusing SSRF-unsafe download URL (non-public target); skipping); continue’ - a False return REFUSES the URL. WHY THIS MATTERS: per §11.4.201(1) a false-positive refusal is a FAIL-bluff of equal severity to a false-negative pass, and here the consequence is worse than noise - acting on the finding would mean making the SSRF guard stop returning False, i.e. deleting an SSRF protection to satisfy a gate. A gate that instructs you to remove a security control is actively dangerous, not merely imprecise. REPRO: run the fail-open scan; observe six hits; read each call site. ACCEPTANCE: the scanner distinguishes refuse-shaped from proceed-shaped False returns (call-site-aware, or an audited waiver list with per-entry justification), the six drop out, AND a golden-FALSE fixture containing a real fail-closed guard is added so the discrimination is itself falsifiable per §1.1.</w:t>
-      </w:r>
-    </w:p>
-    <w:bookmarkEnd w:id="60"/>
-    <w:bookmarkStart w:id="61" w:name="Xc0ca9ee9a44c887f18fe9c4513414cd28bccb41"/>
-    <w:p>
-      <w:pPr>
-        <w:pStyle w:val="Heading2"/>
-      </w:pPr>
-      <w:r>
-        <w:t xml:space="preserve">BOB-191 — Fail-open scanner is a MATCHER hole blind to 5 enumerated languages (Go/Rust/Ruby/C/…) — enumerated-but-unanalysable prints PASS instead of SKIP (§11.4.201(6))</w:t>
-      </w:r>
-    </w:p>
-    <w:p>
-      <w:pPr>
-        <w:pStyle w:val="FirstParagraph"/>
-      </w:pPr>
-      <w:r>
-        <w:rPr>
-          <w:b/>
-          <w:bCs/>
-        </w:rPr>
-        <w:t xml:space="preserve">Status:</w:t>
-      </w:r>
-      <w:r>
-        <w:t xml:space="preserve"> </w:t>
-      </w:r>
-      <w:r>
-        <w:t xml:space="preserve">Queued</w:t>
-      </w:r>
-      <w:r>
-        <w:t xml:space="preserve"> </w:t>
-      </w:r>
-      <w:r>
-        <w:rPr>
-          <w:b/>
-          <w:bCs/>
-        </w:rPr>
-        <w:t xml:space="preserve">Type:</w:t>
-      </w:r>
-      <w:r>
-        <w:t xml:space="preserve"> </w:t>
-      </w:r>
-      <w:r>
-        <w:t xml:space="preserve">Bug</w:t>
-      </w:r>
-    </w:p>
-    <w:p>
-      <w:pPr>
-        <w:pStyle w:val="BodyText"/>
-      </w:pPr>
-      <w:r>
-        <w:t xml:space="preserve">WHAT: the §11.4.252 fail-open scan reports 0 hits for qBitTorrent-go, and that zero is NOT evidence. The triage agent ran control needles through the scanner’s own path per §11.4.201(7)(b): a Python</w:t>
-      </w:r>
-      <w:r>
-        <w:t xml:space="preserve"> </w:t>
-      </w:r>
-      <w:r>
-        <w:t xml:space="preserve">‘except Exception: pass’</w:t>
-      </w:r>
-      <w:r>
-        <w:t xml:space="preserve"> </w:t>
-      </w:r>
-      <w:r>
-        <w:t xml:space="preserve">needle was SEEN, a TypeScript</w:t>
-      </w:r>
-      <w:r>
-        <w:t xml:space="preserve"> </w:t>
-      </w:r>
-      <w:r>
-        <w:t xml:space="preserve">‘catch (e) {}’</w:t>
-      </w:r>
-      <w:r>
-        <w:t xml:space="preserve"> </w:t>
-      </w:r>
-      <w:r>
-        <w:t xml:space="preserve">needle was SEEN (so frontend/src’s zero IS a real zero), but a Go empty-</w:t>
-      </w:r>
-      <w:r>
-        <w:t xml:space="preserve">‘if err != nil {}’</w:t>
-      </w:r>
-      <w:r>
-        <w:t xml:space="preserve"> </w:t>
-      </w:r>
-      <w:r>
-        <w:t xml:space="preserve">needle was NOT SEEN. An instrument that cannot see the idiom returns the same quiet zero as a clean tree, and only one of those is honest. DISTINCT FROM BOB-189, deliberately not merged with it per §11.4.214: BOB-189 is a false MATCH (fail-closed guards reported as fail-open); this is a false NULL (an entire language unscanned). Same scanner, opposite failure directions, different fixes - merging them would hide one behind the other. IMPACT: Go is the language of qbittorrent-proxy-go and boba-jackett (port 7189, which owns encrypted tracker credentials), so the unscanned surface is exactly where §11.4.252’s credential-plus-mutation combination is most likely. Nobody has assessed it; the dashboard says clean. ACCEPTANCE: the scanner grows a Go arm covering the empty-err-block and swallowed-error idioms, its needle is SEEN through the real path, qBitTorrent-go’s result is re-derived, and every finding is triaged as this Python/TS pass was. Until then qBitTorrent-go’s fail-open posture is UNKNOWN and must be reported as UNKNOWN, never as 0.</w:t>
-      </w:r>
-    </w:p>
-    <w:bookmarkEnd w:id="61"/>
-    <w:bookmarkStart w:id="62" w:name="Xcbb65803fa4353036c53c7c47477db14ee6e83b"/>
-    <w:p>
-      <w:pPr>
-        <w:pStyle w:val="Heading2"/>
-      </w:pPr>
-      <w:r>
-        <w:t xml:space="preserve">BOB-192 — Remediate the 6 ratcheted CM-NO-FAIL-OPEN-SKIP findings — each needs a live-stack-verified classify-or-fail rewrite</w:t>
-      </w:r>
-    </w:p>
-    <w:p>
-      <w:pPr>
-        <w:pStyle w:val="FirstParagraph"/>
-      </w:pPr>
-      <w:r>
-        <w:rPr>
-          <w:b/>
-          <w:bCs/>
-        </w:rPr>
-        <w:t xml:space="preserve">Status:</w:t>
-      </w:r>
-      <w:r>
-        <w:t xml:space="preserve"> </w:t>
-      </w:r>
-      <w:r>
-        <w:t xml:space="preserve">Queued</w:t>
-      </w:r>
-      <w:r>
-        <w:t xml:space="preserve"> </w:t>
-      </w:r>
-      <w:r>
-        <w:rPr>
-          <w:b/>
-          <w:bCs/>
-        </w:rPr>
-        <w:t xml:space="preserve">Type:</w:t>
-      </w:r>
-      <w:r>
-        <w:t xml:space="preserve"> </w:t>
-      </w:r>
-      <w:r>
-        <w:t xml:space="preserve">Task</w:t>
-      </w:r>
-    </w:p>
-    <w:p>
-      <w:pPr>
-        <w:pStyle w:val="BodyText"/>
-      </w:pPr>
-      <w:r>
-        <w:t xml:space="preserve">WHAT: the BOB-161 gate lands with 6 real fail-open skips RATCHETED rather than fixed. Ratcheting is the constitution’s named brownfield default (§11.4.135/§11.4.224(E)) and this repo’s own precedent, so the choice is correct - but the remediation it defers is real work that must be owned somewhere. WHY THIS ITEM EXISTS: the gate’s own header asserted the 6 were</w:t>
-      </w:r>
-      <w:r>
-        <w:t xml:space="preserve"> </w:t>
-      </w:r>
-      <w:r>
-        <w:t xml:space="preserve">‘TRACKED SEPARATELY (§11.4.197)’</w:t>
-      </w:r>
-      <w:r>
-        <w:t xml:space="preserve"> </w:t>
-      </w:r>
-      <w:r>
-        <w:t xml:space="preserve">while no tracker row existed. The §11.4.209 independent review verified the absence and raised it as IMPORTANT-5, noting that without a row those findings are precisely the parked-unverified debt class §11.4.226(4) names - the population an operator samples and finds broken. A prose claim of being tracked is not tracking. WHAT EACH NEEDS: a skip that fires on evidence the host ANSWERED must either classify the response and FAIL on it, or take a §11.4.69 reason that is honestly derivable from the environment rather than from the response - verified against the live stack, not asserted. Two of the six sit under</w:t>
-      </w:r>
-      <w:r>
-        <w:t xml:space="preserve"> </w:t>
-      </w:r>
-      <w:r>
-        <w:t xml:space="preserve">‘# allow-skip:’</w:t>
-      </w:r>
-      <w:r>
-        <w:t xml:space="preserve"> </w:t>
-      </w:r>
-      <w:r>
-        <w:t xml:space="preserve">markers at tests/unit/test_tracker_auth_live.py:105 and :108, which the reviewer confirmed genuinely are fail-open, so that marker must not be treated as absolution. ACCEPTANCE: all 6 remediated with RED-first evidence per §11.4.115, the gate’s BASELINE ratcheted to 0, and the ratchet’s monotone-decreasing property preserved throughout (§11.4.227(A)). NOTE the reviewer’s MINOR-1: a count-baseline absorbs a one-out-one-in swap, so remediation progress must be checked against the finding SET, not only the count.</w:t>
-      </w:r>
-    </w:p>
-    <w:bookmarkEnd w:id="62"/>
-    <w:bookmarkStart w:id="63" w:name="Xc10100f7380538d128b0df1c97d690968b97d37"/>
-    <w:p>
-      <w:pPr>
-        <w:pStyle w:val="Heading2"/>
-      </w:pPr>
-      <w:r>
-        <w:t xml:space="preserve">BOB-194 — Pre-build gates walk .claude/worktrees, so a stale agent worktree can fail the main build (§11.4.201(1))</w:t>
-      </w:r>
-    </w:p>
-    <w:p>
-      <w:pPr>
-        <w:pStyle w:val="FirstParagraph"/>
-      </w:pPr>
-      <w:r>
-        <w:rPr>
-          <w:b/>
-          <w:bCs/>
-        </w:rPr>
-        <w:t xml:space="preserve">Status:</w:t>
-      </w:r>
-      <w:r>
-        <w:t xml:space="preserve"> </w:t>
-      </w:r>
-      <w:r>
-        <w:t xml:space="preserve">In progress</w:t>
-      </w:r>
-      <w:r>
-        <w:t xml:space="preserve"> </w:t>
-      </w:r>
-      <w:r>
-        <w:rPr>
-          <w:b/>
-          <w:bCs/>
-        </w:rPr>
-        <w:t xml:space="preserve">Type:</w:t>
-      </w:r>
-      <w:r>
-        <w:t xml:space="preserve"> </w:t>
-      </w:r>
-      <w:r>
-        <w:t xml:space="preserve">Bug</w:t>
-      </w:r>
-    </w:p>
-    <w:p>
-      <w:pPr>
-        <w:pStyle w:val="BodyText"/>
-      </w:pPr>
-      <w:r>
-        <w:t xml:space="preserve">WHAT: agent worktrees under .claude/worktrees/ are ephemeral copies pinned at arbitrary commits - never built, never shipped, deleted when the agent finishes. Pre-build gates that walk the tree with find(1) from the repo root descend into them anyway. MEASURED INSTANCE (2026-08-25): CM-GO-TOOLCHAIN-MATCHES-BUILDER FAILED the main build with exactly one finding, from .claude/worktrees/agent-afda1df906c537ab4 - a worktree 86 commits behind still carrying</w:t>
-      </w:r>
-      <w:r>
-        <w:t xml:space="preserve"> </w:t>
-      </w:r>
-      <w:r>
-        <w:t xml:space="preserve">‘FROM golang:1.23-alpine’</w:t>
-      </w:r>
-      <w:r>
-        <w:t xml:space="preserve"> </w:t>
-      </w:r>
-      <w:r>
-        <w:t xml:space="preserve">against a go.mod long since at 1.26.2. The main tree was CORRECT throughout. Per §11.4.201(1) a false-positive refusal is a FAIL-bluff of equal severity to a false pass: it blocks real work and teaches people to bypass the gate. FIXED FOR ONE GATE:</w:t>
-      </w:r>
-      <w:r>
-        <w:t xml:space="preserve"> </w:t>
-      </w:r>
-      <w:r>
-        <w:t xml:space="preserve">‘.claude’</w:t>
-      </w:r>
-      <w:r>
-        <w:t xml:space="preserve"> </w:t>
-      </w:r>
-      <w:r>
-        <w:t xml:space="preserve">added to that gate’s PRUNE_DIRS with a deterministic §1.1 pair - a stale mismatch inside .claude/worktrees must NOT fail a healthy tree, the SAME mismatch outside it MUST still fail, so the prune cannot widen into blindness (§11.4.201(6)). Mutation verified: reverting the prune fails 2 checks. SURVEY, measured not inferred: 8 of 13 pre_build gates walk the tree; only the fixed one prunes .claude. Gates using</w:t>
-      </w:r>
-      <w:r>
-        <w:t xml:space="preserve"> </w:t>
-      </w:r>
-      <w:r>
-        <w:t xml:space="preserve">‘git ls-files’</w:t>
-      </w:r>
-      <w:r>
-        <w:t xml:space="preserve"> </w:t>
-      </w:r>
-      <w:r>
-        <w:t xml:space="preserve">are structurally immune - worktrees are untracked. Empirically probed: check_cm_closure_seam_binds, check_cm_killpg_pgid_guard and check_cm_no_production_mutation_residue all rc=0 with ZERO worktree references - clean in practice today. UNMEASURED, not clean: check_cm_test_mock_pid_explicit_int and check_cm_test_mock_pid_patched_when_real_pid were not reached before the probe budget expired. HYPOTHESIS REFUTED, recorded so nobody re-walks it: an earlier revision of this item speculated that check_cm_plugin_count’s 90s timeout was caused by walking worktrees. It is NOT. That gate’s find is scoped to $PLUGINS_DIR (check_cm_plugin_count.sh:224), so worktrees are outside its walk entirely. Its slowness is real - still running past 54s on a re-measure - but has a different, still-unidentified cause and belongs to its own item, not this one. ACCEPTANCE: every tree-walking gate either prunes agent scratch or is proven immune by measurement, each with a paired mutation. NOTE the asymmetry that bounds the risk: a stale worktree can only ADD findings to a security-relevant scan (killpg, mutation-residue), never remove them - so the exposure is false refusal and eroded trust, not a missed defect.</w:t>
-      </w:r>
-    </w:p>
-    <w:bookmarkEnd w:id="63"/>
-    <w:bookmarkStart w:id="64" w:name="X2457d6f4246fec47602999e0cab6230885ba48b"/>
-    <w:p>
-      <w:pPr>
-        <w:pStyle w:val="Heading2"/>
-      </w:pPr>
-      <w:r>
-        <w:t xml:space="preserve">BOB-195 — CM-DANGEROUS-COMBINATION-FAIL-CLOSED cannot see contextlib.suppress, and ruff SIM105 pushes authors into that blind spot</w:t>
-      </w:r>
-    </w:p>
-    <w:p>
-      <w:pPr>
-        <w:pStyle w:val="FirstParagraph"/>
-      </w:pPr>
-      <w:r>
-        <w:rPr>
-          <w:b/>
-          <w:bCs/>
-        </w:rPr>
-        <w:t xml:space="preserve">Status:</w:t>
-      </w:r>
-      <w:r>
-        <w:t xml:space="preserve"> </w:t>
-      </w:r>
-      <w:r>
-        <w:t xml:space="preserve">In progress</w:t>
-      </w:r>
-      <w:r>
-        <w:t xml:space="preserve"> </w:t>
-      </w:r>
-      <w:r>
-        <w:rPr>
-          <w:b/>
-          <w:bCs/>
-        </w:rPr>
-        <w:t xml:space="preserve">Type:</w:t>
-      </w:r>
-      <w:r>
-        <w:t xml:space="preserve"> </w:t>
-      </w:r>
-      <w:r>
-        <w:t xml:space="preserve">Bug</w:t>
-      </w:r>
-    </w:p>
-    <w:p>
-      <w:pPr>
-        <w:pStyle w:val="BodyText"/>
-      </w:pPr>
-      <w:r>
-        <w:rPr>
-          <w:b/>
-          <w:bCs/>
-        </w:rPr>
-        <w:t xml:space="preserve">OPERATOR DECISION (2026-08-26, §11.4.66 interactive clarification): TEACH THE SCANNER With NODES — KEEP SIM105</w:t>
-      </w:r>
-    </w:p>
-    <w:p>
-      <w:pPr>
-        <w:pStyle w:val="BodyText"/>
-      </w:pPr>
-      <w:r>
-        <w:t xml:space="preserve">The §11.4.252 fail-open scanner is FIXED to see</w:t>
-      </w:r>
-      <w:r>
-        <w:t xml:space="preserve"> </w:t>
-      </w:r>
-      <w:r>
-        <w:rPr>
-          <w:rStyle w:val="VerbatimChar"/>
-        </w:rPr>
-        <w:t xml:space="preserve">contextlib.suppress</w:t>
-      </w:r>
-      <w:r>
-        <w:t xml:space="preserve">; ruff’s SIM105 rule STAYS ENABLED in pyproject.toml. Disabling SIM105, and the belt-and-braces both-at-once option, were offered and NOT chosen. Rationale carried with the decision: fixing the gate makes SIM105 harmless, whereas disabling SIM105 alone would leave the gate blind to any suppress written by hand, inherited from a dependency’s style, or already present in the tree. REQUIRED BEHAVIOUR:</w:t>
-      </w:r>
-      <w:r>
-        <w:t xml:space="preserve"> </w:t>
-      </w:r>
-      <w:r>
-        <w:rPr>
-          <w:rStyle w:val="VerbatimChar"/>
-        </w:rPr>
-        <w:t xml:space="preserve">with contextlib.suppress(...)</w:t>
-      </w:r>
-      <w:r>
-        <w:t xml:space="preserve"> </w:t>
-      </w:r>
-      <w:r>
-        <w:t xml:space="preserve">and</w:t>
-      </w:r>
-      <w:r>
-        <w:t xml:space="preserve"> </w:t>
-      </w:r>
-      <w:r>
-        <w:rPr>
-          <w:rStyle w:val="VerbatimChar"/>
-        </w:rPr>
-        <w:t xml:space="preserve">with suppress(...)</w:t>
-      </w:r>
-      <w:r>
-        <w:t xml:space="preserve"> </w:t>
-      </w:r>
-      <w:r>
-        <w:t xml:space="preserve">(the</w:t>
-      </w:r>
-      <w:r>
-        <w:t xml:space="preserve"> </w:t>
-      </w:r>
-      <w:r>
-        <w:rPr>
-          <w:rStyle w:val="VerbatimChar"/>
-        </w:rPr>
-        <w:t xml:space="preserve">from contextlib import suppress</w:t>
-      </w:r>
-      <w:r>
-        <w:t xml:space="preserve"> </w:t>
-      </w:r>
-      <w:r>
-        <w:t xml:space="preserve">binding) wrapping a dangerous-combination call are DETECTED with the same severity and message shape as the try/except/pass form; a narrow</w:t>
-      </w:r>
-      <w:r>
-        <w:t xml:space="preserve"> </w:t>
-      </w:r>
-      <w:r>
-        <w:rPr>
-          <w:rStyle w:val="VerbatimChar"/>
-        </w:rPr>
-        <w:t xml:space="preserve">suppress(SpecificError)</w:t>
-      </w:r>
-      <w:r>
-        <w:t xml:space="preserve"> </w:t>
-      </w:r>
-      <w:r>
-        <w:t xml:space="preserve">around a NON-dangerous call must NOT fire, since a false-positive refusal is a §11.4.201(1) FAIL-bluff of equal severity to a missed real one. CONSEQUENCE FOR THE NUMBER: once landed, the scanner’s finding count stops being a floor over try/except shapes and becomes a genuine census — any prior count citing completeness was scoped to try/except only.</w:t>
-      </w:r>
-    </w:p>
-    <w:p>
-      <w:pPr>
-        <w:pStyle w:val="BodyText"/>
-      </w:pPr>
-      <w:r>
-        <w:t xml:space="preserve">This answer is recorded as consumer DATA per §11.4.35 — it is the operator’s stated choice, not an agent inference, and supersedes any prior agent-chosen default on this question. Options not chosen are named above so a future reader does not re-litigate a settled call (§11.4.112(5) bounded-verdict discipline applied to decisions).</w:t>
-      </w:r>
-    </w:p>
-    <w:p>
-      <w:pPr>
-        <w:pStyle w:val="BodyText"/>
-      </w:pPr>
-      <w:r>
-        <w:t xml:space="preserve">— prior item text follows —</w:t>
-      </w:r>
-    </w:p>
-    <w:p>
-      <w:pPr>
-        <w:pStyle w:val="BodyText"/>
-      </w:pPr>
-      <w:r>
-        <w:t xml:space="preserve">WHAT: the §11.4.252 fail-open scanner matches Try-handler shapes (A1)/(A2). contextlib.suppress is a With node, so a swallow written that way is invisible. VERIFIED BY THE CONDUCTOR with a control needle through the same invocation path (§11.4.201(7)(b)), because a first attempt returned 0 for BOTH forms and was itself blind - the gate takes –root, not a positional, so a bare path exits on an unknown arg (§11.4.201(7)(c): the invocation path is part of the instrument). Correct run: try/except/pass around os.unlink(user_supplied_path) -&gt;</w:t>
-      </w:r>
-      <w:r>
-        <w:t xml:space="preserve"> </w:t>
-      </w:r>
-      <w:r>
-        <w:t xml:space="preserve">‘FAIL - swallowed exception … :5’</w:t>
-      </w:r>
-      <w:r>
-        <w:t xml:space="preserve">, the needle sees. contextlib.suppress(Exception) around the IDENTICAL call -&gt;</w:t>
-      </w:r>
-      <w:r>
-        <w:t xml:space="preserve"> </w:t>
-      </w:r>
-      <w:r>
-        <w:t xml:space="preserve">‘PASS - no swallowed-exception … anti-patterns found’</w:t>
-      </w:r>
-      <w:r>
-        <w:t xml:space="preserve">. Both combine untrusted input with an irreversible unlink; both swallow everything; one is caught and one is not. WHY IT IS WORSE THAN A PLAIN GAP: pyproject.toml enables ruff’s SIM ruleset, and SIM105 is</w:t>
-      </w:r>
-      <w:r>
-        <w:t xml:space="preserve"> </w:t>
-      </w:r>
-      <w:r>
-        <w:t xml:space="preserve">‘use contextlib.suppress instead of try-except-pass’</w:t>
-      </w:r>
-      <w:r>
-        <w:t xml:space="preserve">. Our own linter therefore instructs authors to rewrite the form this gate CAN see into the form it CANNOT. The two tools are pulling in opposite directions and the lint one runs more often. Every SIM105 autofix silently shrinks this gate’s coverage while the count goes down, which reads as progress. CONSEQUENCE FOR THE NUMBER: the scanner’s finding count is a FLOOR over try/except shapes, not a census of swallows. Any statement of the form</w:t>
-      </w:r>
-      <w:r>
-        <w:t xml:space="preserve"> </w:t>
-      </w:r>
-      <w:r>
-        <w:t xml:space="preserve">‘N fail-open sites remain’</w:t>
-      </w:r>
-      <w:r>
-        <w:t xml:space="preserve"> </w:t>
-      </w:r>
-      <w:r>
-        <w:t xml:space="preserve">must be read as</w:t>
-      </w:r>
-      <w:r>
-        <w:t xml:space="preserve"> </w:t>
-      </w:r>
-      <w:r>
-        <w:t xml:space="preserve">‘N among try/except shapes’</w:t>
-      </w:r>
-      <w:r>
-        <w:t xml:space="preserve">. ACCEPTANCE: the scanner recognises contextlib.suppress (a With whose items call contextlib.suppress with a broad exception type) and applies the same ≥2-capability test; a golden-TRUE fixture in suppress form; a golden-FALSE fixture where suppress wraps a single-capability diagnostic emitter and must NOT fire; and an explicit decision on the SIM105 tension - either exempt the shapes this gate governs, or accept suppress and teach the gate to read it. Discovered by the §11.4.252 remediation agent when its own MINOR-3 fix required using contextlib.suppress at three diagnostic-emitter sites; those three uses are legitimate and justified in-source.</w:t>
-      </w:r>
-    </w:p>
-    <w:bookmarkEnd w:id="64"/>
-    <w:bookmarkStart w:id="65" w:name="Xe8f9d6ae701b2e0cae1912181571b5052b26492"/>
-    <w:p>
-      <w:pPr>
-        <w:pStyle w:val="Heading2"/>
-      </w:pPr>
-      <w:r>
-        <w:t xml:space="preserve">BOB-196 — check_cm_plugin_count runs for over a minute on ~69 files — cause unidentified, and it is not worktree traversal</w:t>
-      </w:r>
-    </w:p>
-    <w:p>
-      <w:pPr>
-        <w:pStyle w:val="FirstParagraph"/>
-      </w:pPr>
-      <w:r>
-        <w:rPr>
-          <w:b/>
-          <w:bCs/>
-        </w:rPr>
-        <w:t xml:space="preserve">Status:</w:t>
-      </w:r>
-      <w:r>
-        <w:t xml:space="preserve"> </w:t>
-      </w:r>
-      <w:r>
-        <w:t xml:space="preserve">Queued</w:t>
-      </w:r>
-      <w:r>
-        <w:t xml:space="preserve"> </w:t>
-      </w:r>
-      <w:r>
-        <w:rPr>
-          <w:b/>
-          <w:bCs/>
-        </w:rPr>
-        <w:t xml:space="preserve">Type:</w:t>
-      </w:r>
-      <w:r>
-        <w:t xml:space="preserve"> </w:t>
-      </w:r>
-      <w:r>
-        <w:t xml:space="preserve">Task</w:t>
-      </w:r>
-    </w:p>
-    <w:p>
-      <w:pPr>
-        <w:pStyle w:val="BodyText"/>
-      </w:pPr>
-      <w:r>
-        <w:t xml:space="preserve">WHAT: the CM-PLUGIN-COUNT pre-build gate takes 189 SECONDS to verify 8 documented counts. Measured 2026-08-25: exceeded a 90s probe budget (rc=124), then a bounded re-run completed at</w:t>
-      </w:r>
-      <w:r>
-        <w:t xml:space="preserve"> </w:t>
-      </w:r>
-      <w:r>
-        <w:t xml:space="preserve">‘rc=0 wall=189s’</w:t>
-      </w:r>
-      <w:r>
-        <w:t xml:space="preserve"> </w:t>
-      </w:r>
-      <w:r>
-        <w:t xml:space="preserve">- it PASSES, it is simply slow. CAUSE, MEASURED NOT GUESSED: the marker loop at check_cm_plugin_count.sh:273-290 iterates EVERY LINE of every governed document and spawns a pipeline per line. Per iteration:</w:t>
-      </w:r>
-      <w:r>
-        <w:t xml:space="preserve"> </w:t>
-      </w:r>
-      <w:r>
-        <w:t xml:space="preserve">‘printf | grep -oE | wc -l | tr -d’</w:t>
-      </w:r>
-      <w:r>
-        <w:t xml:space="preserve"> </w:t>
-      </w:r>
-      <w:r>
-        <w:t xml:space="preserve">(4 processes) plus</w:t>
-      </w:r>
-      <w:r>
-        <w:t xml:space="preserve"> </w:t>
-      </w:r>
-      <w:r>
-        <w:t xml:space="preserve">‘printf | sed -n’</w:t>
-      </w:r>
-      <w:r>
-        <w:t xml:space="preserve"> </w:t>
-      </w:r>
-      <w:r>
-        <w:t xml:space="preserve">(2) = ~6. Governed docs are AGENTS.md 689 + CLAUDE.md 494 + docs/features/Status.md 670 = 1853 lines, so ~11,118 process spawns, measuring ~102 ms/line. Classic per-line-subprocess shell trap. THE IRONY WORTH PRESERVING, because it explains why nobody simplified it: the in-code comment shows</w:t>
-      </w:r>
-      <w:r>
-        <w:t xml:space="preserve"> </w:t>
-      </w:r>
-      <w:r>
-        <w:t xml:space="preserve">‘-oE | wc -l’</w:t>
-      </w:r>
-      <w:r>
-        <w:t xml:space="preserve"> </w:t>
-      </w:r>
-      <w:r>
-        <w:t xml:space="preserve">was chosen DELIBERATELY over</w:t>
-      </w:r>
-      <w:r>
-        <w:t xml:space="preserve"> </w:t>
-      </w:r>
-      <w:r>
-        <w:t xml:space="preserve">‘grep -c’</w:t>
-      </w:r>
-      <w:r>
-        <w:t xml:space="preserve"> </w:t>
-      </w:r>
-      <w:r>
-        <w:t xml:space="preserve">after measuring the §11.4.201(12) footgun - on this host (ugrep 7.8.4)</w:t>
-      </w:r>
-      <w:r>
-        <w:t xml:space="preserve"> </w:t>
-      </w:r>
-      <w:r>
-        <w:t xml:space="preserve">‘grep -coE’</w:t>
-      </w:r>
-      <w:r>
-        <w:t xml:space="preserve"> </w:t>
-      </w:r>
-      <w:r>
-        <w:t xml:space="preserve">returned 3 at top level but 1 inside a</w:t>
-      </w:r>
-      <w:r>
-        <w:t xml:space="preserve"> </w:t>
-      </w:r>
-      <w:r>
-        <w:t xml:space="preserve">‘set -euo pipefail’</w:t>
-      </w:r>
-      <w:r>
-        <w:t xml:space="preserve"> </w:t>
-      </w:r>
-      <w:r>
-        <w:t xml:space="preserve">subshell, a context-dependent reading. The correctness fix is right and must be kept; it is the PER-LINE application of it that costs the three minutes. HYPOTHESIS REFUTED, recorded so nobody re-walks it: this is NOT worktree traversal. The gate’s find is scoped to $PLUGINS_DIR (:224), so the five agent worktrees are outside its walk. That guess was raised on BOB-194 and is dead. LIKELY FIX (unverified, stated as a candidate not a conclusion): pre-filter with ONE grep for lines containing</w:t>
-      </w:r>
-      <w:r>
-        <w:t xml:space="preserve"> </w:t>
-      </w:r>
-      <w:r>
-        <w:t xml:space="preserve">‘CM-PLUGIN-COUNT:’</w:t>
-      </w:r>
-      <w:r>
-        <w:t xml:space="preserve"> </w:t>
-      </w:r>
-      <w:r>
-        <w:t xml:space="preserve">before entering the loop, reducing ~1853 iterations to the ~8 lines that carry a marker, while leaving the per-line parsing logic - and its footgun-avoiding form - completely unchanged. WHY IT MATTERS beyond impatience: this gate is on the pre-build critical path, and CLAUDE.md leans on it as the mechanical authority for the three distinct plugin rosters (43 curated / 43 engines / 12 bootstrap) whose conflation was BOB-149. A gate slow enough to tempt anyone into skipping it protects nothing. ACCEPTANCE: runtime reduced with the counts and the footgun-avoiding parse preserved byte-for-byte in behaviour, proven by the existing paired mutation still biting plus a before/after wall-clock recorded. §11.4.6: nothing here questions the gate’s VERDICTS - only its runtime.</w:t>
-      </w:r>
-    </w:p>
-    <w:bookmarkEnd w:id="65"/>
-    <w:bookmarkStart w:id="66" w:name="Xa95d999866c3515d160d35e6f532f5b7227ec86"/>
-    <w:p>
-      <w:pPr>
-        <w:pStyle w:val="Heading2"/>
-      </w:pPr>
-      <w:r>
-        <w:t xml:space="preserve">BOB-197 — Auth is env-gated and OFF by default, so the LAN-bound merge service ships open — needs a boot-time invariant, not a static gate</w:t>
-      </w:r>
-    </w:p>
-    <w:p>
-      <w:pPr>
-        <w:pStyle w:val="FirstParagraph"/>
-      </w:pPr>
-      <w:r>
-        <w:rPr>
-          <w:b/>
-          <w:bCs/>
-        </w:rPr>
-        <w:t xml:space="preserve">Status:</w:t>
-      </w:r>
-      <w:r>
-        <w:t xml:space="preserve"> </w:t>
-      </w:r>
-      <w:r>
-        <w:t xml:space="preserve">In progress</w:t>
-      </w:r>
-      <w:r>
-        <w:t xml:space="preserve"> </w:t>
-      </w:r>
-      <w:r>
-        <w:rPr>
-          <w:b/>
-          <w:bCs/>
-        </w:rPr>
-        <w:t xml:space="preserve">Type:</w:t>
-      </w:r>
-      <w:r>
-        <w:t xml:space="preserve"> </w:t>
-      </w:r>
-      <w:r>
-        <w:t xml:space="preserve">Bug</w:t>
-      </w:r>
-      <w:r>
-        <w:t xml:space="preserve"> </w:t>
-      </w:r>
-      <w:r>
-        <w:rPr>
-          <w:b/>
-          <w:bCs/>
-        </w:rPr>
-        <w:t xml:space="preserve">Created-By:</w:t>
-      </w:r>
-      <w:r>
-        <w:t xml:space="preserve"> </w:t>
-      </w:r>
-      <w:r>
-        <w:t xml:space="preserve">Claude</w:t>
-      </w:r>
-      <w:r>
-        <w:t xml:space="preserve"> </w:t>
-      </w:r>
-      <w:r>
-        <w:rPr>
-          <w:b/>
-          <w:bCs/>
-        </w:rPr>
-        <w:t xml:space="preserve">Assigned-To:</w:t>
-      </w:r>
-      <w:r>
-        <w:t xml:space="preserve"> </w:t>
-      </w:r>
-      <w:r>
-        <w:t xml:space="preserve">milos85vasic</w:t>
-      </w:r>
-    </w:p>
-    <w:p>
-      <w:pPr>
-        <w:pStyle w:val="BodyText"/>
-      </w:pPr>
-      <w:r>
-        <w:rPr>
-          <w:b/>
-          <w:bCs/>
-        </w:rPr>
-        <w:t xml:space="preserve">OPERATOR DECISION (2026-08-26, §11.4.66): GENERATE THE TOKEN AND ARM IT</w:t>
-      </w:r>
-    </w:p>
-    <w:p>
-      <w:pPr>
-        <w:pStyle w:val="BodyText"/>
-      </w:pPr>
-      <w:r>
-        <w:t xml:space="preserve">The conductor generates a 32-byte random token and writes BOBA_API_TOKEN into .env; the operator configures clients with it. DONE 2026-08-26: token generated via secrets.token_hex(32), appended to .env with a comment naming BOB-197 and the routes.py:83 env-gating fact, chmod 600, value shown to the operator ONCE and never written to any other file. Safety verified BEFORE writing (§11.4.30/§11.4.10): .env matched .gitignore:27 ’*.env’ and was untracked (needle-proven — the same matcher confirmed docker-compose.yml IS tracked, so the negative is real); a §9.2 pre-op backup was taken and is itself ignored; post-write re-check confirmed .env still ignored and absent from git status. Pre-store audit found the only tracked BOBA_API_TOKEN= occurrences are the docker-compose passthrough ${BOBA_API_TOKEN:-} and prose in the leak-audit challenge — no literal value has ever been committed. STILL OWED, and the item stays open until it lands: the BOOT-TIME INVARIANT (§11.4.254) that refuses to start LAN-bound when the token is unset or empty. Without it the arming is a state fix, not a defect fix — §11.4.226(5) is explicit that a state-only repair cannot close a defect item. Options not chosen: operator sets it themselves with the invariant blocking until then; invariant warns first and blocks on a named date.</w:t>
-      </w:r>
-    </w:p>
-    <w:p>
-      <w:pPr>
-        <w:pStyle w:val="BodyText"/>
-      </w:pPr>
-      <w:r>
-        <w:t xml:space="preserve">Recorded as consumer DATA per §11.4.35 — the operator’s stated choice, not an agent inference. Options not chosen are named so a future reader does not re-litigate a settled call.</w:t>
-      </w:r>
-    </w:p>
-    <w:p>
-      <w:pPr>
-        <w:pStyle w:val="BodyText"/>
-      </w:pPr>
-      <w:r>
-        <w:t xml:space="preserve">— prior item text follows —</w:t>
-      </w:r>
-    </w:p>
-    <w:p>
-      <w:pPr>
-        <w:pStyle w:val="BodyText"/>
-      </w:pPr>
-      <w:r>
-        <w:t xml:space="preserve">OPERATOR DECISION (2026-08-26): arm BOBA_API_TOKEN and keep 0.0.0.0, backed by a BOOT-TIME invariant that refuses to start LAN-bound with the token unset. This item IS that invariant.</w:t>
-      </w:r>
-    </w:p>
-    <w:p>
-      <w:pPr>
-        <w:pStyle w:val="BodyText"/>
-      </w:pPr>
-      <w:r>
-        <w:t xml:space="preserve">MEASURED FACT, not inference. download-proxy/src/api/routes.py:83 require_api_token() reads BOBA_API_TOKEN at request time and returns immediately when unset or empty. Its own docstring states it plainly:</w:t>
-      </w:r>
-      <w:r>
-        <w:t xml:space="preserve"> </w:t>
-      </w:r>
-      <w:r>
-        <w:t xml:space="preserve">“BOBA_API_TOKEN unset/empty -&gt; return (OPEN). This is the DEFAULT and preserves the current no-auth contract + dev workflow”</w:t>
-      </w:r>
-      <w:r>
-        <w:t xml:space="preserve">. docker-compose.yml:237 passes BOBA_API_TOKEN=${BOBA_API_TOKEN:-}, so the container inherits empty unless the operator declares it. The operator .env does NOT declare it, needle-verified per 11.4.201(7)(b): the same matcher hit QBITTORRENT_DATA_DIR in the same file, so the miss is a real absence and not a blind read. The qbittorrent-proxy container was RUNNING and LAN-bound at measurement time. Consequence: the ten routes the BOB-102 guard resolves as auth-wired are open in practice on a default deploy.</w:t>
-      </w:r>
-    </w:p>
-    <w:p>
-      <w:pPr>
-        <w:pStyle w:val="BodyText"/>
-      </w:pPr>
-      <w:r>
-        <w:t xml:space="preserve">WHY A STATIC GATE CANNOT COVER THIS. The BOB-102 gate asserts static route WIRING - that a Depends(require_api_token) marker exists on handler, decorator or router. It cannot assert runtime ARMING, which depends on an env var read per request. Claiming the static gate covers it would be exactly the bluff the gate exists to prevent (11.4.262: machine evidence must match the layer it claims). This is a boot-time invariant class per 11.4.254.</w:t>
-      </w:r>
-    </w:p>
-    <w:p>
-      <w:pPr>
-        <w:pStyle w:val="BodyText"/>
-      </w:pPr>
-      <w:r>
-        <w:t xml:space="preserve">ACCEPTANCE: a boot-time check that, when the listener is LAN-bound (not loopback), refuses to start with a non-zero exit and a named cause if BOBA_API_TOKEN is unset or empty, so the open state becomes UNREACHABLE rather than the default. Paired 1.1 mutation: remove the check, prove the service starts LAN-bound-and-open. Golden-FALSE per 11.4.201(1): a loopback-bound listener with the token unset must NOT be refused, or the check becomes a false-positive refusal blocking legitimate dev work.</w:t>
-      </w:r>
-    </w:p>
-    <w:p>
-      <w:pPr>
-        <w:pStyle w:val="BodyText"/>
-      </w:pPr>
-      <w:r>
-        <w:t xml:space="preserve">11.4.238 COVERAGE-ESCAPE NOTE: found by a subagent reading source during BOB-102 guard construction, NOT by the automated QA regime - which is itself the defect class 11.4.238 names. The boot-time check IS the new automated check that would have caught it.</w:t>
-      </w:r>
-    </w:p>
-    <w:bookmarkEnd w:id="66"/>
-    <w:bookmarkStart w:id="67" w:name="X0a11ad4ef084ae583354444a7004378388ce69a"/>
-    <w:p>
-      <w:pPr>
-        <w:pStyle w:val="Heading2"/>
-      </w:pPr>
-      <w:r>
-        <w:t xml:space="preserve">BOB-211 — LATENT + OPERATOR-GATED: on a uid-flattening mount whose uid is not the operator, chown fails EPERM with no fstype-aware diagnosis, and fmask/dmask silently defeat the preserve_mode 600 contract</w:t>
-      </w:r>
-    </w:p>
-    <w:p>
-      <w:pPr>
-        <w:pStyle w:val="FirstParagraph"/>
-      </w:pPr>
-      <w:r>
-        <w:rPr>
-          <w:b/>
-          <w:bCs/>
-        </w:rPr>
-        <w:t xml:space="preserve">Status:</w:t>
-      </w:r>
-      <w:r>
-        <w:t xml:space="preserve"> </w:t>
-      </w:r>
-      <w:r>
-        <w:t xml:space="preserve">Queued</w:t>
-      </w:r>
-      <w:r>
-        <w:t xml:space="preserve"> </w:t>
-      </w:r>
-      <w:r>
-        <w:rPr>
-          <w:b/>
-          <w:bCs/>
-        </w:rPr>
-        <w:t xml:space="preserve">Type:</w:t>
-      </w:r>
-      <w:r>
-        <w:t xml:space="preserve"> </w:t>
-      </w:r>
-      <w:r>
-        <w:t xml:space="preserve">Bug</w:t>
-      </w:r>
-      <w:r>
-        <w:t xml:space="preserve"> </w:t>
-      </w:r>
-      <w:r>
-        <w:rPr>
-          <w:b/>
-          <w:bCs/>
-        </w:rPr>
-        <w:t xml:space="preserve">Severity:</w:t>
-      </w:r>
-      <w:r>
-        <w:t xml:space="preserve"> </w:t>
-      </w:r>
-      <w:r>
-        <w:t xml:space="preserve">minor</w:t>
-      </w:r>
-    </w:p>
-    <w:p>
-      <w:pPr>
-        <w:pStyle w:val="BodyText"/>
-      </w:pPr>
-      <w:r>
-        <w:t xml:space="preserve">STATUS: LATENT on this host (measured: all six declared locations sit on ONE btrfs mount, fully ownership-expressive) and OPERATOR-GATED for verification. Retained from the dismissed BOB-206 rather than discarded with it, because the scenario is well-founded elsewhere: the declared mount is a udisks auto-mounted REMOVABLE NVMe, so another operator’s portable drive being exFAT or NTFS is entirely ordinary.</w:t>
-      </w:r>
-    </w:p>
-    <w:p>
-      <w:pPr>
-        <w:pStyle w:val="BodyText"/>
-      </w:pPr>
-      <w:r>
-        <w:t xml:space="preserve">TWO RESIDUALS:</w:t>
-      </w:r>
-      <w:r>
-        <w:t xml:space="preserve"> </w:t>
-      </w:r>
-      <w:r>
-        <w:t xml:space="preserve">(1) REPAIR-LAYER DIAGNOSIS. On a uid-flattening mount whose flattened uid is NOT the operator, probe_location correctly REFUSES (verified: uid=0 and uid=100999 both refuse). But it then hands ownership_repair.sh a chown that will return EPERM, and nothing in the repair path is fstype-aware — so the operator sees a permission failure whose real remedy is a REMOUNT OPTION, which no message says. Reasoned, NOT proven: the shim used to verify BOB-206 models the stat READ, not the chown WRITE, and cannot settle whether chown actually fails.</w:t>
-      </w:r>
-      <w:r>
-        <w:t xml:space="preserve"> </w:t>
-      </w:r>
-      <w:r>
-        <w:t xml:space="preserve">(2) MODE CONTRACT. vfat flattens MODE via fmask/dmask, so the preserve_mode: true / 600 contract on .env and config/boba.db would be silently unenforceable there. §11.4.10-adjacent: a credential file believed to be 600 that is world-readable by mount option is a leak the mode check cannot see.</w:t>
-      </w:r>
-    </w:p>
-    <w:p>
-      <w:pPr>
-        <w:pStyle w:val="BodyText"/>
-      </w:pPr>
-      <w:r>
-        <w:t xml:space="preserve">WHY OPERATOR-GATED: a genuine end-to-end RED needs a real uid-flattening mount. The privilege-free route is bindfs -u</w:t>
-      </w:r>
-      <w:r>
-        <w:t xml:space="preserve"> </w:t>
-      </w:r>
-      <w:r>
-        <w:t xml:space="preserve"> </w:t>
-      </w:r>
-      <w:r>
-        <w:t xml:space="preserve">(FUSE; fusermount IS present and user_allow_other IS set) — but bindfs is ABSENT on this host, as are mkfs.vfat and losetup. So verification needs either a bindfs install or a privileged loopback mount. Neither was attempted (§11.4.21 — high-blast-radius host mutation is operator-gated).</w:t>
-      </w:r>
-    </w:p>
-    <w:p>
-      <w:pPr>
-        <w:pStyle w:val="BodyText"/>
-      </w:pPr>
-      <w:r>
-        <w:t xml:space="preserve">ALSO RECORDED: NO test anywhere exercises a uid-flattening filesystem — vfat/exfat/ntfs/flatten/loopback/mkfs/losetup/bindfs/fusermount all measure 0 across the three ownership test files, needle-proven (probe_location = 3 hits through the same instrument).</w:t>
-      </w:r>
-    </w:p>
-    <w:p>
-      <w:pPr>
-        <w:pStyle w:val="BodyText"/>
-      </w:pPr>
-      <w:r>
-        <w:t xml:space="preserve">ACCEPTANCE: (1) operator decides whether to install bindfs or provide a privileged loopback so the RED can be built; (2) if verified, the repair path gains fstype-aware diagnosis naming the remount remedy; (3) the mode contract either detects mode-flattening mounts and refuses, or documents honestly that it cannot be enforced there.</w:t>
-      </w:r>
-    </w:p>
-    <w:p>
-      <w:pPr>
-        <w:pStyle w:val="BodyText"/>
-      </w:pPr>
-      <w:r>
-        <w:t xml:space="preserve">DISCOVERY CHANNEL (§11.4.238): retained residual from the BOB-206 verification stream.</w:t>
-      </w:r>
-    </w:p>
-    <w:bookmarkEnd w:id="67"/>
-    <w:bookmarkStart w:id="68" w:name="X71b3d3e28f037bd84e63565bd377b60227a2e0f"/>
+    <w:bookmarkStart w:id="58" w:name="X71b3d3e28f037bd84e63565bd377b60227a2e0f"/>
     <w:p>
       <w:pPr>
         <w:pStyle w:val="Heading2"/>
@@ -9497,8 +7101,8 @@
         <w:t xml:space="preserve">DISCOVERY CHANNEL (§11.4.238): found by the BOB-212 blast-radius sweep — and only on its SECOND pass. The first pass filtered by a source-extension set that omitted .pdf, which hid this finding entirely; the agent re-ran with no extension filter over all 420 non-artifact paths and recorded the blind spot rather than shipping the first number. Worth keeping: an extension allowlist is itself a false-null generator, which is the same shape as the defect being investigated.</w:t>
       </w:r>
     </w:p>
-    <w:bookmarkEnd w:id="68"/>
-    <w:bookmarkStart w:id="69" w:name="Xc973ac35236f47c14148f5b58288bb1748733e4"/>
+    <w:bookmarkEnd w:id="58"/>
+    <w:bookmarkStart w:id="59" w:name="Xc973ac35236f47c14148f5b58288bb1748733e4"/>
     <w:p>
       <w:pPr>
         <w:pStyle w:val="Heading2"/>
@@ -9614,8 +7218,8 @@
         <w:t xml:space="preserve">DISCOVERY CHANNEL (§11.4.238): found by the T042 readiness preflight while explaining why a new file broke invariant 16. Not by the automated QA regime.</w:t>
       </w:r>
     </w:p>
-    <w:bookmarkEnd w:id="69"/>
-    <w:bookmarkStart w:id="70" w:name="X65573623ddfacc4486a4d5494d166708281c78a"/>
+    <w:bookmarkEnd w:id="59"/>
+    <w:bookmarkStart w:id="60" w:name="X65573623ddfacc4486a4d5494d166708281c78a"/>
     <w:p>
       <w:pPr>
         <w:pStyle w:val="Heading2"/>
@@ -9714,108 +7318,8 @@
         <w:t xml:space="preserve">WHAT: ownership_repair walks a declared root and repairs items whose uid is not the operator. The unit suite seeds a foreign uid only onto FILES and SYMLINKS; interior DIRECTORIES stay operator-owned (case 22 seeds only a foreign declared ROOT, on the failure path). Production first-start repairs exactly the untested shape. MANIFEST: tests/unit/test_ownership_repair.sh seed_tree/seed_wrong; scripts/ownership_repair.sh walk at :994. REPRO: seed a tree whose interior directories carry uid 100000 via podman unshare, run the repair, observe no automated assertion covers the outcome. WHY UNTESTED: the unprivileged harness cannot create symlinks inside a directory it no longer owns, which cases 8/9/18 require. The DECLARED GAPS note cross-references tests/ownership/test_container_writes_owned_files.py, but that covers the CREATION side (FR-002), not the repair-side walk. ACCEPTANCE: an integration-layer test (where the unprivileged-harness constraint does not bind) that seeds foreign-owned interior directories, runs the repair, and asserts post-state ownership plus mode preservation. Surfaced by the BOB-207 independent review 2026-08-27.</w:t>
       </w:r>
     </w:p>
-    <w:bookmarkEnd w:id="70"/>
-    <w:bookmarkStart w:id="71" w:name="X9991bb9773dc58c94842edea440f362a03d117e"/>
-    <w:p>
-      <w:pPr>
-        <w:pStyle w:val="Heading2"/>
-      </w:pPr>
-      <w:r>
-        <w:t xml:space="preserve">BOB-228 — README does not link the LAN-route auth gate guide, so a §11.4.65-scope doc is an orphan under §11.4.212</w:t>
-      </w:r>
-    </w:p>
-    <w:p>
-      <w:pPr>
-        <w:pStyle w:val="FirstParagraph"/>
-      </w:pPr>
-      <w:r>
-        <w:rPr>
-          <w:b/>
-          <w:bCs/>
-        </w:rPr>
-        <w:t xml:space="preserve">Status:</w:t>
-      </w:r>
-      <w:r>
-        <w:t xml:space="preserve"> </w:t>
-      </w:r>
-      <w:r>
-        <w:t xml:space="preserve">Queued</w:t>
-      </w:r>
-      <w:r>
-        <w:t xml:space="preserve"> </w:t>
-      </w:r>
-      <w:r>
-        <w:rPr>
-          <w:b/>
-          <w:bCs/>
-        </w:rPr>
-        <w:t xml:space="preserve">Type:</w:t>
-      </w:r>
-      <w:r>
-        <w:t xml:space="preserve"> </w:t>
-      </w:r>
-      <w:r>
-        <w:t xml:space="preserve">Task</w:t>
-      </w:r>
-      <w:r>
-        <w:t xml:space="preserve"> </w:t>
-      </w:r>
-      <w:r>
-        <w:rPr>
-          <w:b/>
-          <w:bCs/>
-        </w:rPr>
-        <w:t xml:space="preserve">Severity:</w:t>
-      </w:r>
-      <w:r>
-        <w:t xml:space="preserve"> </w:t>
-      </w:r>
-      <w:r>
-        <w:t xml:space="preserve">minor</w:t>
-      </w:r>
-      <w:r>
-        <w:t xml:space="preserve"> </w:t>
-      </w:r>
-      <w:r>
-        <w:rPr>
-          <w:b/>
-          <w:bCs/>
-        </w:rPr>
-        <w:t xml:space="preserve">Created-By:</w:t>
-      </w:r>
-      <w:r>
-        <w:t xml:space="preserve"> </w:t>
-      </w:r>
-      <w:r>
-        <w:t xml:space="preserve">Claude</w:t>
-      </w:r>
-      <w:r>
-        <w:t xml:space="preserve"> </w:t>
-      </w:r>
-      <w:r>
-        <w:rPr>
-          <w:b/>
-          <w:bCs/>
-        </w:rPr>
-        <w:t xml:space="preserve">Assigned-To:</w:t>
-      </w:r>
-      <w:r>
-        <w:t xml:space="preserve"> </w:t>
-      </w:r>
-      <w:r>
-        <w:t xml:space="preserve">Claude</w:t>
-      </w:r>
-    </w:p>
-    <w:p>
-      <w:pPr>
-        <w:pStyle w:val="BodyText"/>
-      </w:pPr>
-      <w:r>
-        <w:t xml:space="preserve">WHAT: §11.4.212 makes the main README the canonical entry point for ALL project documentation, with no §11.4.65-scope doc reachable by no link path. docs/scripts/check_cm_lan_routes_authenticated.md is not reachable from README.md. MEASURED 2026-08-27: grep -c for the guide name in README.md returns 0, control-needled against a doc README does link (CONTINUATION returns 1), so the instrument is not blind. ACCEPTANCE: README links the guide directly or transitively, and the doc-link generator covers docs/scripts/ so the next such guide cannot land orphaned. Surfaced by the BOB-102 round-13 remediation and independently verified 2026-08-27.</w:t>
-      </w:r>
-    </w:p>
-    <w:bookmarkEnd w:id="71"/>
-    <w:bookmarkStart w:id="72" w:name="X8b9b6672f330fb41d15c18084254ebe6ee928c6"/>
+    <w:bookmarkEnd w:id="60"/>
+    <w:bookmarkStart w:id="61" w:name="X8b9b6672f330fb41d15c18084254ebe6ee928c6"/>
     <w:p>
       <w:pPr>
         <w:pStyle w:val="Heading2"/>
@@ -9920,8 +7424,94 @@
         <w:t xml:space="preserve">.sh it runs) – likely via a static grep/parse of pre_build_verification.sh itself, or a runtime trace; (2) assert every one of those paths is git-tracked (git ls-files –error-unmatch); (3) wire this as a new pre-build invariant so a future untracked gate implementation is caught immediately, not discovered independently weeks later; (4) a RED test creating an untracked fake gate-invocation target and asserting the new check fails on it, GREEN once the mechanism exists and the fake target is either removed or tracked.</w:t>
       </w:r>
     </w:p>
-    <w:bookmarkEnd w:id="72"/>
-    <w:bookmarkEnd w:id="73"/>
+    <w:bookmarkEnd w:id="61"/>
+    <w:bookmarkStart w:id="62" w:name="X24f0a8efb70f3d70f1a172556e3a7d2c526b9fb"/>
+    <w:p>
+      <w:pPr>
+        <w:pStyle w:val="Heading2"/>
+      </w:pPr>
+      <w:r>
+        <w:t xml:space="preserve">BOB-232 — AGENTS.md echoes the same stale 7186/7187/7188 Go-profile claim CLAUDE.md already corrected under BOB-141</w:t>
+      </w:r>
+    </w:p>
+    <w:p>
+      <w:pPr>
+        <w:pStyle w:val="FirstParagraph"/>
+      </w:pPr>
+      <w:r>
+        <w:rPr>
+          <w:b/>
+          <w:bCs/>
+        </w:rPr>
+        <w:t xml:space="preserve">Status:</w:t>
+      </w:r>
+      <w:r>
+        <w:t xml:space="preserve"> </w:t>
+      </w:r>
+      <w:r>
+        <w:t xml:space="preserve">Queued</w:t>
+      </w:r>
+      <w:r>
+        <w:t xml:space="preserve"> </w:t>
+      </w:r>
+      <w:r>
+        <w:rPr>
+          <w:b/>
+          <w:bCs/>
+        </w:rPr>
+        <w:t xml:space="preserve">Type:</w:t>
+      </w:r>
+      <w:r>
+        <w:t xml:space="preserve"> </w:t>
+      </w:r>
+      <w:r>
+        <w:t xml:space="preserve">Task</w:t>
+      </w:r>
+      <w:r>
+        <w:t xml:space="preserve"> </w:t>
+      </w:r>
+      <w:r>
+        <w:rPr>
+          <w:b/>
+          <w:bCs/>
+        </w:rPr>
+        <w:t xml:space="preserve">Created-By:</w:t>
+      </w:r>
+      <w:r>
+        <w:t xml:space="preserve"> </w:t>
+      </w:r>
+      <w:r>
+        <w:t xml:space="preserve">AI</w:t>
+      </w:r>
+    </w:p>
+    <w:p>
+      <w:pPr>
+        <w:pStyle w:val="BodyText"/>
+      </w:pPr>
+      <w:r>
+        <w:t xml:space="preserve">AGENTS.md:55 states the Go backend (qbittorrent-proxy-go) serves 7186, 7187, AND 7188, and</w:t>
+      </w:r>
+      <w:r>
+        <w:t xml:space="preserve"> </w:t>
+      </w:r>
+      <w:r>
+        <w:t xml:space="preserve">‘replaces Python proxy’</w:t>
+      </w:r>
+      <w:r>
+        <w:t xml:space="preserve"> </w:t>
+      </w:r>
+      <w:r>
+        <w:t xml:space="preserve">— the exact false claim CLAUDE.md’s Architecture section already corrected (2026-08-20, BOB-141): the container runs exactly ONE binary (CMD [</w:t>
+      </w:r>
+      <w:r>
+        <w:t xml:space="preserve">“/app/qbittorrent-proxy”</w:t>
+      </w:r>
+      <w:r>
+        <w:t xml:space="preserve">]), binding a single ServerPort resolved from MERGE_SERVICE_PORT (default 7187); 7188 is declared via EXPOSE but nothing binds it, and 7186 is never bound either. Surfaced while independently verifying BOB-141’s closure (2026-09-23) — the coordinator confirmed CLAUDE.md is already fully corrected but AGENTS.md was out of that dispatch’s authorized scope, so it was flagged rather than silently left stale (§11.4.238 discovery-channel completeness). Acceptance: AGENTS.md’s port-map/service-description table for the Go backend is corrected to match CLAUDE.md’s already-accurate BOB-141 text (same citations: qBitTorrent-go/Dockerfile:16, internal/config/config.go:58), reusing that correction’s phrasing/citation style rather than inventing a new one.</w:t>
+      </w:r>
+    </w:p>
+    <w:bookmarkEnd w:id="62"/>
+    <w:bookmarkEnd w:id="63"/>
     <w:sectPr>
       <w:footnotePr>
         <w:numRestart w:val="eachSect"/>
@@ -10135,126 +7725,11 @@
       </w:rPr>
     </w:lvl>
   </w:abstractNum>
-  <w:abstractNum w:abstractNumId="99431">
-    <w:nsid w:val="00A99431"/>
-    <w:multiLevelType w:val="multilevel"/>
-    <w:lvl w:ilvl="0">
-      <w:start w:val="1"/>
-      <w:numFmt w:val="decimal"/>
-      <w:lvlText w:val="(%1)"/>
-      <w:lvlJc w:val="left"/>
-      <w:pPr>
-        <w:ind w:left="720" w:hanging="360"/>
-      </w:pPr>
-    </w:lvl>
-    <w:lvl w:ilvl="1">
-      <w:start w:val="1"/>
-      <w:numFmt w:val="decimal"/>
-      <w:lvlText w:val="(%2)"/>
-      <w:lvlJc w:val="left"/>
-      <w:pPr>
-        <w:ind w:left="1440" w:hanging="360"/>
-      </w:pPr>
-    </w:lvl>
-    <w:lvl w:ilvl="2">
-      <w:start w:val="1"/>
-      <w:numFmt w:val="decimal"/>
-      <w:lvlText w:val="(%3)"/>
-      <w:lvlJc w:val="left"/>
-      <w:pPr>
-        <w:ind w:left="2160" w:hanging="360"/>
-      </w:pPr>
-    </w:lvl>
-    <w:lvl w:ilvl="3">
-      <w:start w:val="1"/>
-      <w:numFmt w:val="decimal"/>
-      <w:lvlText w:val="(%4)"/>
-      <w:lvlJc w:val="left"/>
-      <w:pPr>
-        <w:ind w:left="2880" w:hanging="360"/>
-      </w:pPr>
-    </w:lvl>
-    <w:lvl w:ilvl="4">
-      <w:start w:val="1"/>
-      <w:numFmt w:val="decimal"/>
-      <w:lvlText w:val="(%5)"/>
-      <w:lvlJc w:val="left"/>
-      <w:pPr>
-        <w:ind w:left="3600" w:hanging="360"/>
-      </w:pPr>
-    </w:lvl>
-    <w:lvl w:ilvl="5">
-      <w:start w:val="1"/>
-      <w:numFmt w:val="decimal"/>
-      <w:lvlText w:val="(%6)"/>
-      <w:lvlJc w:val="left"/>
-      <w:pPr>
-        <w:ind w:left="4320" w:hanging="360"/>
-      </w:pPr>
-    </w:lvl>
-    <w:lvl w:ilvl="6">
-      <w:start w:val="1"/>
-      <w:numFmt w:val="decimal"/>
-      <w:lvlText w:val="(%7)"/>
-      <w:lvlJc w:val="left"/>
-      <w:pPr>
-        <w:ind w:left="5040" w:hanging="360"/>
-      </w:pPr>
-    </w:lvl>
-    <w:lvl w:ilvl="7">
-      <w:start w:val="1"/>
-      <w:numFmt w:val="decimal"/>
-      <w:lvlText w:val="(%8)"/>
-      <w:lvlJc w:val="left"/>
-      <w:pPr>
-        <w:ind w:left="5760" w:hanging="360"/>
-      </w:pPr>
-    </w:lvl>
-    <w:lvl w:ilvl="8">
-      <w:start w:val="1"/>
-      <w:numFmt w:val="decimal"/>
-      <w:lvlText w:val="(%9)"/>
-      <w:lvlJc w:val="left"/>
-      <w:pPr>
-        <w:ind w:left="6480" w:hanging="360"/>
-      </w:pPr>
-    </w:lvl>
-  </w:abstractNum>
   <w:num w:numId="1000">
     <w:abstractNumId w:val="990"/>
   </w:num>
   <w:num w:numId="1001">
     <w:abstractNumId w:val="991"/>
-  </w:num>
-  <w:num w:numId="1002">
-    <w:abstractNumId w:val="99431"/>
-    <w:lvlOverride w:ilvl="0">
-      <w:startOverride w:val="1"/>
-    </w:lvlOverride>
-    <w:lvlOverride w:ilvl="1">
-      <w:startOverride w:val="1"/>
-    </w:lvlOverride>
-    <w:lvlOverride w:ilvl="2">
-      <w:startOverride w:val="1"/>
-    </w:lvlOverride>
-    <w:lvlOverride w:ilvl="3">
-      <w:startOverride w:val="1"/>
-    </w:lvlOverride>
-    <w:lvlOverride w:ilvl="4">
-      <w:startOverride w:val="1"/>
-    </w:lvlOverride>
-    <w:lvlOverride w:ilvl="5">
-      <w:startOverride w:val="1"/>
-    </w:lvlOverride>
-    <w:lvlOverride w:ilvl="6">
-      <w:startOverride w:val="1"/>
-    </w:lvlOverride>
-    <w:lvlOverride w:ilvl="7">
-      <w:startOverride w:val="1"/>
-    </w:lvlOverride>
-    <w:lvlOverride w:ilvl="8">
-      <w:startOverride w:val="1"/>
-    </w:lvlOverride>
   </w:num>
 </w:numbering>
 </file>

--- a/docs/Issues.docx
+++ b/docs/Issues.docx
@@ -2,7 +2,7 @@
 <file path=word/document.xml><?xml version="1.0" encoding="utf-8"?>
 <w:document xmlns:w="http://schemas.openxmlformats.org/wordprocessingml/2006/main" xmlns:m="http://schemas.openxmlformats.org/officeDocument/2006/math" xmlns:r="http://schemas.openxmlformats.org/officeDocument/2006/relationships" xmlns:o="urn:schemas-microsoft-com:office:office" xmlns:v="urn:schemas-microsoft-com:vml" xmlns:w10="urn:schemas-microsoft-com:office:word" xmlns:a="http://schemas.openxmlformats.org/drawingml/2006/main" xmlns:pic="http://schemas.openxmlformats.org/drawingml/2006/picture" xmlns:wp="http://schemas.openxmlformats.org/drawingml/2006/wordprocessingDrawing">
   <w:body>
-    <w:bookmarkStart w:id="63" w:name="issues-open-workable-items"/>
+    <w:bookmarkStart w:id="61" w:name="issues-open-workable-items"/>
     <w:p>
       <w:pPr>
         <w:pStyle w:val="Heading1"/>
@@ -26,7 +26,7 @@
         <w:t xml:space="preserve"> </w:t>
       </w:r>
       <w:r>
-        <w:t xml:space="preserve">103</w:t>
+        <w:t xml:space="preserve">104</w:t>
       </w:r>
       <w:r>
         <w:t xml:space="preserve"> </w:t>
@@ -42,7 +42,7 @@
         <w:t xml:space="preserve"> </w:t>
       </w:r>
       <w:r>
-        <w:t xml:space="preserve">2026-09-23T13:29:46Z</w:t>
+        <w:t xml:space="preserve">2026-09-23T16:19:50Z</w:t>
       </w:r>
       <w:r>
         <w:t xml:space="preserve"> </w:t>
@@ -4398,13 +4398,13 @@
       </w:r>
     </w:p>
     <w:bookmarkEnd w:id="41"/>
-    <w:bookmarkStart w:id="42" w:name="X099d02a98c0d7c9e8cd618884670c5dfeec9f19"/>
+    <w:bookmarkStart w:id="42" w:name="Xdfe56df3ad6e4265c2423708682177f6d23e044"/>
     <w:p>
       <w:pPr>
         <w:pStyle w:val="Heading2"/>
       </w:pPr>
       <w:r>
-        <w:t xml:space="preserve">BOB-161 — The §11.4.69 CM-NO-FAIL-OPEN-SKIP gate is mandated but does not exist in this project</w:t>
+        <w:t xml:space="preserve">BOB-162 — Two new guards exist but no seam invokes them — plus the brownfield adoption decision the commit guard needs</w:t>
       </w:r>
     </w:p>
     <w:p>
@@ -4454,6 +4454,653 @@
         <w:t xml:space="preserve"> </w:t>
       </w:r>
       <w:r>
+        <w:t xml:space="preserve">Medium</w:t>
+      </w:r>
+      <w:r>
+        <w:t xml:space="preserve"> </w:t>
+      </w:r>
+      <w:r>
+        <w:rPr>
+          <w:b/>
+          <w:bCs/>
+        </w:rPr>
+        <w:t xml:space="preserve">Created-By:</w:t>
+      </w:r>
+      <w:r>
+        <w:t xml:space="preserve"> </w:t>
+      </w:r>
+      <w:r>
+        <w:t xml:space="preserve">BOB-106/BOB-107 remediation, residual</w:t>
+      </w:r>
+    </w:p>
+    <w:p>
+      <w:pPr>
+        <w:pStyle w:val="BodyText"/>
+      </w:pPr>
+      <w:r>
+        <w:rPr>
+          <w:b/>
+          <w:bCs/>
+        </w:rPr>
+        <w:t xml:space="preserve">Reported-Via:</w:t>
+      </w:r>
+      <w:r>
+        <w:t xml:space="preserve"> </w:t>
+      </w:r>
+      <w:r>
+        <w:t xml:space="preserve">§11.4.202 reporting directive</w:t>
+      </w:r>
+      <w:r>
+        <w:t xml:space="preserve"> </w:t>
+      </w:r>
+      <w:r>
+        <w:rPr>
+          <w:rStyle w:val="VerbatimChar"/>
+        </w:rPr>
+        <w:t xml:space="preserve">task</w:t>
+      </w:r>
+      <w:r>
+        <w:t xml:space="preserve"> </w:t>
+      </w:r>
+      <w:r>
+        <w:t xml:space="preserve">on 2026-08-21T19:35:02Z</w:t>
+      </w:r>
+      <w:r>
+        <w:t xml:space="preserve"> </w:t>
+      </w:r>
+      <w:r>
+        <w:rPr>
+          <w:b/>
+          <w:bCs/>
+        </w:rPr>
+        <w:t xml:space="preserve">Reported-By:</w:t>
+      </w:r>
+      <w:r>
+        <w:t xml:space="preserve"> </w:t>
+      </w:r>
+      <w:r>
+        <w:t xml:space="preserve">BOB-106/BOB-107 remediation, residual</w:t>
+      </w:r>
+    </w:p>
+    <w:p>
+      <w:pPr>
+        <w:pStyle w:val="BodyText"/>
+      </w:pPr>
+      <w:r>
+        <w:rPr>
+          <w:b/>
+          <w:bCs/>
+        </w:rPr>
+        <w:t xml:space="preserve">What (the report, verbatim):</w:t>
+      </w:r>
+      <w:r>
+        <w:t xml:space="preserve"> </w:t>
+      </w:r>
+      <w:r>
+        <w:t xml:space="preserve">The TESTS for both guards are now executed: pre-build invariant 30’s glob was extended from tests/unit + tests/pre_build to also cover tests/hooks. MEASURED before/after: the glob expanded to 27 suites with 0 under tests/hooks while 3 existed there; it now expands to 30 with 3 under tests/hooks. All three pass.</w:t>
+      </w:r>
+    </w:p>
+    <w:p>
+      <w:pPr>
+        <w:pStyle w:val="BodyText"/>
+      </w:pPr>
+      <w:r>
+        <w:t xml:space="preserve">But the GUARDS themselves are still invoked by nothing.</w:t>
+      </w:r>
+    </w:p>
+    <w:p>
+      <w:pPr>
+        <w:pStyle w:val="BodyText"/>
+      </w:pPr>
+      <w:r>
+        <w:t xml:space="preserve">check-brief-inputs.sh is honestly conductor-run rather than automatic: a brief’s required-input list lives in free-form prose that the Agent tool’s structured input does not expose, so an automatic prompt-scraping gate would itself be an unproven pattern-match. Its seam is the dispatch procedure, and that is a documentation + habit change, not a hook.</w:t>
+      </w:r>
+    </w:p>
+    <w:p>
+      <w:pPr>
+        <w:pStyle w:val="BodyText"/>
+      </w:pPr>
+      <w:r>
+        <w:t xml:space="preserve">unattributed-commit-guard.sh is different and is why this item exists. Run against real history it names 14 violating commits since the last tag (and 21 bare Auto-commit subjects exist across all refs). Wiring it into the pre-build or commit seam AS-IS would therefore refuse every commit immediately, on pre-existing debt nobody can fix in the moment.</w:t>
+      </w:r>
+    </w:p>
+    <w:p>
+      <w:pPr>
+        <w:pStyle w:val="BodyText"/>
+      </w:pPr>
+      <w:r>
+        <w:t xml:space="preserve">That is precisely the 11.4.224(E) brownfield-adoption shape, and 11.4.66/11.4.122 put the choice with the operator, not with an agent inventing a ratchet. The options, stated so the decision is a decision and not a default:</w:t>
+      </w:r>
+      <w:r>
+        <w:t xml:space="preserve"> </w:t>
+      </w:r>
+      <w:r>
+        <w:t xml:space="preserve">(a) immediate hard floor – the seam refuses until all 14 are attributed;</w:t>
+      </w:r>
+      <w:r>
+        <w:t xml:space="preserve"> </w:t>
+      </w:r>
+      <w:r>
+        <w:t xml:space="preserve">(b) one-time monotone-decrease ratchet (the 11.4.135 pattern) – snapshot 14 as the baseline, the count may fall and may never rise, so day one is green and the disease cannot spread;</w:t>
+      </w:r>
+      <w:r>
+        <w:t xml:space="preserve"> </w:t>
+      </w:r>
+      <w:r>
+        <w:t xml:space="preserve">(c) changed-commits-only – gate only commits created from now on, with a scheduled deadline for the historical 14;</w:t>
+      </w:r>
+      <w:r>
+        <w:t xml:space="preserve"> </w:t>
+      </w:r>
+      <w:r>
+        <w:t xml:space="preserve">(d) report-only for a stated period, then escalate.</w:t>
+      </w:r>
+    </w:p>
+    <w:p>
+      <w:pPr>
+        <w:pStyle w:val="BodyText"/>
+      </w:pPr>
+      <w:r>
+        <w:t xml:space="preserve">Recommendation, with the reasoning rather than just the pick: (b). It is the pattern this constitution already uses for exactly this situation, it makes the debt visible and bounded immediately, and it cannot be satisfied by deleting the guard’s name (11.4.227 closes that gaming channel). But it is the operator’s call and this item is not closed until that answer is recorded.</w:t>
+      </w:r>
+    </w:p>
+    <w:p>
+      <w:pPr>
+        <w:pStyle w:val="BodyText"/>
+      </w:pPr>
+      <w:r>
+        <w:t xml:space="preserve">Honest boundary (11.4.6): this item does NOT claim the 14 commits are harmful in themselves – it claims their ATTRIBUTION is absent and that nothing currently prevents the 15th.</w:t>
+      </w:r>
+    </w:p>
+    <w:p>
+      <w:pPr>
+        <w:pStyle w:val="BodyText"/>
+      </w:pPr>
+      <w:r>
+        <w:rPr>
+          <w:b/>
+          <w:bCs/>
+        </w:rPr>
+        <w:t xml:space="preserve">Affected scope / file-scope manifest:</w:t>
+      </w:r>
+      <w:r>
+        <w:t xml:space="preserve"> </w:t>
+      </w:r>
+      <w:r>
+        <w:t xml:space="preserve">scripts/hooks/unattributed-commit-guard.sh; scripts/hooks/check-brief-inputs.sh; scripts/pre_build_verification.sh; scripts/commit-push-all.sh</w:t>
+      </w:r>
+    </w:p>
+    <w:p>
+      <w:pPr>
+        <w:pStyle w:val="BodyText"/>
+      </w:pPr>
+      <w:r>
+        <w:rPr>
+          <w:b/>
+          <w:bCs/>
+        </w:rPr>
+        <w:t xml:space="preserve">Reproduction / context:</w:t>
+      </w:r>
+      <w:r>
+        <w:t xml:space="preserve"> </w:t>
+      </w:r>
+      <w:r>
+        <w:t xml:space="preserve">Both guards run correctly by hand and are covered by passing tests (9/9 and 15/15, each proven non-bluff against a no-op stub). Neither is invoked by scripts/pre_build_verification.sh or scripts/commit-push-all.sh, so neither exerts standing detection pressure (11.4.226: a guard with no execution seam is not coverage; registration is not coverage).</w:t>
+      </w:r>
+    </w:p>
+    <w:p>
+      <w:pPr>
+        <w:pStyle w:val="BodyText"/>
+      </w:pPr>
+      <w:r>
+        <w:rPr>
+          <w:b/>
+          <w:bCs/>
+        </w:rPr>
+        <w:t xml:space="preserve">Acceptance criteria:</w:t>
+      </w:r>
+      <w:r>
+        <w:t xml:space="preserve"> </w:t>
+      </w:r>
+      <w:r>
+        <w:t xml:space="preserve">Each guard is invoked by a named seam, OR carries a registered deferral pointing at this item. For unattributed-commit-guard.sh specifically, the operator has answered the adoption question below and the answer is recorded as consumer DATA – never an invented ratchet.</w:t>
+      </w:r>
+    </w:p>
+    <w:bookmarkEnd w:id="42"/>
+    <w:bookmarkStart w:id="43" w:name="X11db4a28fa64161c7ffe87a7b2e88f2f3a45339"/>
+    <w:p>
+      <w:pPr>
+        <w:pStyle w:val="Heading2"/>
+      </w:pPr>
+      <w:r>
+        <w:t xml:space="preserve">BOB-164 — Live dashboard fails WCAG AA colour contrast on 21 nodes — brand heading measures 1.43:1 against a 3:1 floor</w:t>
+      </w:r>
+    </w:p>
+    <w:p>
+      <w:pPr>
+        <w:pStyle w:val="FirstParagraph"/>
+      </w:pPr>
+      <w:r>
+        <w:rPr>
+          <w:b/>
+          <w:bCs/>
+        </w:rPr>
+        <w:t xml:space="preserve">Status:</w:t>
+      </w:r>
+      <w:r>
+        <w:t xml:space="preserve"> </w:t>
+      </w:r>
+      <w:r>
+        <w:t xml:space="preserve">In progress</w:t>
+      </w:r>
+      <w:r>
+        <w:t xml:space="preserve"> </w:t>
+      </w:r>
+      <w:r>
+        <w:rPr>
+          <w:b/>
+          <w:bCs/>
+        </w:rPr>
+        <w:t xml:space="preserve">Type:</w:t>
+      </w:r>
+      <w:r>
+        <w:t xml:space="preserve"> </w:t>
+      </w:r>
+      <w:r>
+        <w:t xml:space="preserve">Bug</w:t>
+      </w:r>
+      <w:r>
+        <w:t xml:space="preserve"> </w:t>
+      </w:r>
+      <w:r>
+        <w:rPr>
+          <w:b/>
+          <w:bCs/>
+        </w:rPr>
+        <w:t xml:space="preserve">Severity:</w:t>
+      </w:r>
+      <w:r>
+        <w:t xml:space="preserve"> </w:t>
+      </w:r>
+      <w:r>
+        <w:t xml:space="preserve">Medium</w:t>
+      </w:r>
+      <w:r>
+        <w:t xml:space="preserve"> </w:t>
+      </w:r>
+      <w:r>
+        <w:rPr>
+          <w:b/>
+          <w:bCs/>
+        </w:rPr>
+        <w:t xml:space="preserve">Created-By:</w:t>
+      </w:r>
+      <w:r>
+        <w:t xml:space="preserve"> </w:t>
+      </w:r>
+      <w:r>
+        <w:t xml:space="preserve">BOB-110 UX-class coverage, discovered by the new axe-core suite on its first live run</w:t>
+      </w:r>
+    </w:p>
+    <w:p>
+      <w:pPr>
+        <w:pStyle w:val="BodyText"/>
+      </w:pPr>
+      <w:r>
+        <w:rPr>
+          <w:b/>
+          <w:bCs/>
+        </w:rPr>
+        <w:t xml:space="preserve">Reported-Via:</w:t>
+      </w:r>
+      <w:r>
+        <w:t xml:space="preserve"> </w:t>
+      </w:r>
+      <w:r>
+        <w:t xml:space="preserve">§11.4.202 reporting directive</w:t>
+      </w:r>
+      <w:r>
+        <w:t xml:space="preserve"> </w:t>
+      </w:r>
+      <w:r>
+        <w:rPr>
+          <w:rStyle w:val="VerbatimChar"/>
+        </w:rPr>
+        <w:t xml:space="preserve">bug</w:t>
+      </w:r>
+      <w:r>
+        <w:t xml:space="preserve"> </w:t>
+      </w:r>
+      <w:r>
+        <w:t xml:space="preserve">on 2026-08-21T19:56:53Z</w:t>
+      </w:r>
+      <w:r>
+        <w:t xml:space="preserve"> </w:t>
+      </w:r>
+      <w:r>
+        <w:rPr>
+          <w:b/>
+          <w:bCs/>
+        </w:rPr>
+        <w:t xml:space="preserve">Reported-By:</w:t>
+      </w:r>
+      <w:r>
+        <w:t xml:space="preserve"> </w:t>
+      </w:r>
+      <w:r>
+        <w:t xml:space="preserve">BOB-110 UX-class coverage, discovered by the new axe-core suite on its first live run</w:t>
+      </w:r>
+    </w:p>
+    <w:p>
+      <w:pPr>
+        <w:pStyle w:val="BodyText"/>
+      </w:pPr>
+      <w:r>
+        <w:rPr>
+          <w:b/>
+          <w:bCs/>
+        </w:rPr>
+        <w:t xml:space="preserve">What (the report, verbatim):</w:t>
+      </w:r>
+      <w:r>
+        <w:t xml:space="preserve"> </w:t>
+      </w:r>
+      <w:r>
+        <w:t xml:space="preserve">This is a REAL user-facing defect, not a test-tuning artifact, and it was found by the automated regime rather than by a human squinting at the page – which is exactly the 11.4.238 posture the project is aiming for.</w:t>
+      </w:r>
+    </w:p>
+    <w:p>
+      <w:pPr>
+        <w:pStyle w:val="BodyText"/>
+      </w:pPr>
+      <w:r>
+        <w:t xml:space="preserve">The static-grep oracle would NOT have found it. Measured: the served root ships an empty</w:t>
+      </w:r>
+      <w:r>
+        <w:t xml:space="preserve"> </w:t>
+      </w:r>
+      <w:r>
+        <w:t xml:space="preserve"> </w:t>
+      </w:r>
+      <w:r>
+        <w:t xml:space="preserve">pre-hydration, so any check reading the raw HTML audits a page nobody sees. The violation only exists in the hydrated DOM, which is why 11.4.170 requires a rendered oracle and forbids value-equality assertions as the proof a UI is correct.</w:t>
+      </w:r>
+    </w:p>
+    <w:p>
+      <w:pPr>
+        <w:pStyle w:val="BodyText"/>
+      </w:pPr>
+      <w:r>
+        <w:t xml:space="preserve">Severity reasoning, stated rather than assumed: this is user-visible and affects the primary dashboard heading, but it degrades legibility rather than breaking function, and the surface is operator-facing rather than public. Medium, not High.</w:t>
+      </w:r>
+    </w:p>
+    <w:p>
+      <w:pPr>
+        <w:pStyle w:val="BodyText"/>
+      </w:pPr>
+      <w:r>
+        <w:t xml:space="preserve">The failing test was left FAILING on purpose (11.4.238) instead of silenced or marked xfail. tests/ux/ currently reports 1 failed, 16 passed; that 1 is this defect. Anyone reading a red UX suite should read it as this item, not as flakiness – and when this is fixed the suite goes fully green, which is the signal that it is closed.</w:t>
+      </w:r>
+    </w:p>
+    <w:p>
+      <w:pPr>
+        <w:pStyle w:val="BodyText"/>
+      </w:pPr>
+      <w:r>
+        <w:t xml:space="preserve">HONEST SCOPE LIMIT (11.4.6): only the dashboard landing view was scanned. The /jackett/* sub-routes and the ng-serve-hosted :4200 route set were NOT audited – the commands to close both are recorded in docs/testing/ux_accessibility.md. So this item’s 21 nodes are a floor, not a total.</w:t>
+      </w:r>
+    </w:p>
+    <w:p>
+      <w:pPr>
+        <w:pStyle w:val="BodyText"/>
+      </w:pPr>
+      <w:r>
+        <w:rPr>
+          <w:b/>
+          <w:bCs/>
+        </w:rPr>
+        <w:t xml:space="preserve">Affected scope / file-scope manifest:</w:t>
+      </w:r>
+      <w:r>
+        <w:t xml:space="preserve"> </w:t>
+      </w:r>
+      <w:r>
+        <w:t xml:space="preserve">the Angular dashboard served at http://localhost:7187/ (same compiled SPA as frontend/); production component CSS, not test files</w:t>
+      </w:r>
+    </w:p>
+    <w:p>
+      <w:pPr>
+        <w:pStyle w:val="BodyText"/>
+      </w:pPr>
+      <w:r>
+        <w:rPr>
+          <w:b/>
+          <w:bCs/>
+        </w:rPr>
+        <w:t xml:space="preserve">Reproduction / context:</w:t>
+      </w:r>
+      <w:r>
+        <w:t xml:space="preserve"> </w:t>
+      </w:r>
+      <w:r>
+        <w:t xml:space="preserve">Run tests/ux/test_live_dashboard_accessibility.py against the running merge service. axe-core v4.13.0, scanning a real Playwright-rendered JS-hydrated DOM, reports color-contrast violations on 21 nodes. Measured pairs: .brand / h1 text #9d001e on background #3c3f41 = 1.43-1.62:1 (WCAG AA large-text floor is 3:1); tagline #808080 on #3c3f41 = 2.68:1 (body-text floor is 4.5:1).</w:t>
+      </w:r>
+    </w:p>
+    <w:p>
+      <w:pPr>
+        <w:pStyle w:val="BodyText"/>
+      </w:pPr>
+      <w:r>
+        <w:rPr>
+          <w:b/>
+          <w:bCs/>
+        </w:rPr>
+        <w:t xml:space="preserve">Acceptance criteria:</w:t>
+      </w:r>
+      <w:r>
+        <w:t xml:space="preserve"> </w:t>
+      </w:r>
+      <w:r>
+        <w:t xml:space="preserve">axe-core reports ZERO color-contrast violations against the live rendered dashboard, with the fix made in production component CSS rather than by relaxing the assertion or excluding the rule (11.4.120: reconcile to the correct mechanism, never weaken the check). The existing tests/ux/ suite is the guard and already fails today, so the RED is captured – closure requires it flipping GREEN against the live surface, which is runtime-class evidence per 11.4.226.</w:t>
+      </w:r>
+    </w:p>
+    <w:bookmarkEnd w:id="43"/>
+    <w:bookmarkStart w:id="44" w:name="Xc05099854c0c0186d08c6af56c30344c4abab58"/>
+    <w:p>
+      <w:pPr>
+        <w:pStyle w:val="Heading2"/>
+      </w:pPr>
+      <w:r>
+        <w:t xml:space="preserve">BOB-170 — Capture one quiescent GREEN run of the scaling growth gate, which has never executed under its own loadavg&lt;=0.75/cpu precondition and has no scheduled window that would make it</w:t>
+      </w:r>
+    </w:p>
+    <w:p>
+      <w:pPr>
+        <w:pStyle w:val="FirstParagraph"/>
+      </w:pPr>
+      <w:r>
+        <w:rPr>
+          <w:b/>
+          <w:bCs/>
+        </w:rPr>
+        <w:t xml:space="preserve">Status:</w:t>
+      </w:r>
+      <w:r>
+        <w:t xml:space="preserve"> </w:t>
+      </w:r>
+      <w:r>
+        <w:t xml:space="preserve">Queued</w:t>
+      </w:r>
+      <w:r>
+        <w:t xml:space="preserve"> </w:t>
+      </w:r>
+      <w:r>
+        <w:rPr>
+          <w:b/>
+          <w:bCs/>
+        </w:rPr>
+        <w:t xml:space="preserve">Type:</w:t>
+      </w:r>
+      <w:r>
+        <w:t xml:space="preserve"> </w:t>
+      </w:r>
+      <w:r>
+        <w:t xml:space="preserve">Task</w:t>
+      </w:r>
+      <w:r>
+        <w:t xml:space="preserve"> </w:t>
+      </w:r>
+      <w:r>
+        <w:rPr>
+          <w:b/>
+          <w:bCs/>
+        </w:rPr>
+        <w:t xml:space="preserve">Severity:</w:t>
+      </w:r>
+      <w:r>
+        <w:t xml:space="preserve"> </w:t>
+      </w:r>
+      <w:r>
+        <w:t xml:space="preserve">Medium</w:t>
+      </w:r>
+      <w:r>
+        <w:t xml:space="preserve"> </w:t>
+      </w:r>
+      <w:r>
+        <w:rPr>
+          <w:b/>
+          <w:bCs/>
+        </w:rPr>
+        <w:t xml:space="preserve">Created-By:</w:t>
+      </w:r>
+      <w:r>
+        <w:t xml:space="preserve"> </w:t>
+      </w:r>
+      <w:r>
+        <w:t xml:space="preserve">Claude</w:t>
+      </w:r>
+      <w:r>
+        <w:t xml:space="preserve"> </w:t>
+      </w:r>
+      <w:r>
+        <w:rPr>
+          <w:b/>
+          <w:bCs/>
+        </w:rPr>
+        <w:t xml:space="preserve">Assigned-To:</w:t>
+      </w:r>
+      <w:r>
+        <w:t xml:space="preserve"> </w:t>
+      </w:r>
+      <w:r>
+        <w:t xml:space="preserve">Claude</w:t>
+      </w:r>
+    </w:p>
+    <w:p>
+      <w:pPr>
+        <w:pStyle w:val="BodyText"/>
+      </w:pPr>
+      <w:r>
+        <w:t xml:space="preserve">WHAT. The BOB-109 scaling suite gates its two timing tests on loadavg_1m/nproc &lt;= 0.75 — on this 8-cpu host, a 1-minute load average at or below 6.0 — and SKIPs loudly otherwise. That gate is correct and was adopted for a good reason (§11.4.201(8)): the author validated a 2.10 growth-exponent threshold, then observed it FALSE-FAIL correct code at load 11.06 (baseline span 2.136), and at load 15-23 measured baseline spans of 2.358 against injected-cubic mutants at 2.278-2.331 — the signal is smaller than the noise and the two are not separable in either direction. Gating was the honest response.</w:t>
+      </w:r>
+    </w:p>
+    <w:p>
+      <w:pPr>
+        <w:pStyle w:val="BodyText"/>
+      </w:pPr>
+      <w:r>
+        <w:t xml:space="preserve">THE PROBLEM. The gate has consequently NEVER RUN under its own precondition. Every recorded run today measured load 9.15-23; the independent reviewer measured 9.66 during review; the conductor measured 6.45 at its lowest. GREEN polarity WAS observed — at loads 9.4-11.6 (span 1.882) and in three stability runs (1.759/1.832/1.848) — but never once beneath the shipped ceiling. The author states this honestly as an inference from data rather than a run they can paste, and the reviewer confirmed the inference is sound (quiescence is strictly more favourable). Sound inference is still not an observed run.</w:t>
+      </w:r>
+    </w:p>
+    <w:p>
+      <w:pPr>
+        <w:pStyle w:val="BodyText"/>
+      </w:pPr>
+      <w:r>
+        <w:t xml:space="preserve">WHY THAT MATTERS (§11.4.226). A registered, topology-present guard that never executes is indistinguishable from a guard that would fail if it did. Nothing currently ensures it ever runs: no freshness contract, no scheduled quiet-window invocation, no tracked item — which is precisely the unexecuted-standing-guard class §11.4.226 names, where registration gets treated as coverage while execution is nobody’s job. The forensic precedent in that anchor is two standing guards that, when finally executed, immediately emitted latent FAILs.</w:t>
+      </w:r>
+    </w:p>
+    <w:p>
+      <w:pPr>
+        <w:pStyle w:val="BodyText"/>
+      </w:pPr>
+      <w:r>
+        <w:t xml:space="preserve">ACCEPTANCE. (a) Execute both quiescence-gated timing tests on a host whose 1-minute loadavg is genuinely &lt;= 0.75/cpu — no agent fleet, no concurrent build — and capture the run as an artifact showing the resolved load reading alongside the measured span exponent, so the precondition is provable from the artifact and not asserted. (b) Record the observed GREEN polarity in the item and in the test source, replacing the current honest-inference note. (c) If the gate FAILS under genuine quiescence, that is the finding this item exists to surface, and it reopens the threshold-calibration question rather than being worked around. (d) Establish a freshness contract per §11.4.226: how stale a quiescent verdict may be before the gate counts as uncovered again, so this does not silently return to never-executing.</w:t>
+      </w:r>
+    </w:p>
+    <w:p>
+      <w:pPr>
+        <w:pStyle w:val="BodyText"/>
+      </w:pPr>
+      <w:r>
+        <w:t xml:space="preserve">HONEST BOUNDARY. This item does not claim the gate is wrong. The evidence points the other way — quiescence is strictly more favourable than the loads where GREEN was already observed. It claims only that the run has not happened, and that an unexecuted guard cannot be cited as coverage.</w:t>
+      </w:r>
+    </w:p>
+    <w:p>
+      <w:pPr>
+        <w:pStyle w:val="BodyText"/>
+      </w:pPr>
+      <w:r>
+        <w:t xml:space="preserve">PROVENANCE. Raised as IMPORTANT-2 by the independent Fable-substrate reviewer of the BOB-109 work, and independently corroborated: the reviewer verified the SKIP is loud and prints its resolved numbers, and confirmed the shipped tests do SKIP at today’s load.</w:t>
+      </w:r>
+    </w:p>
+    <w:bookmarkEnd w:id="44"/>
+    <w:bookmarkStart w:id="45" w:name="Xb1fcd115c2c36cedf4fddcbc14c53ec45888e4e"/>
+    <w:p>
+      <w:pPr>
+        <w:pStyle w:val="Heading2"/>
+      </w:pPr>
+      <w:r>
+        <w:t xml:space="preserve">BOB-172 — rutracker search endpoint returns HTTP 403 with Cloudflare challenge markers and zero login markers, so one of three merge-search trackers silently contributes no results</w:t>
+      </w:r>
+    </w:p>
+    <w:p>
+      <w:pPr>
+        <w:pStyle w:val="FirstParagraph"/>
+      </w:pPr>
+      <w:r>
+        <w:rPr>
+          <w:b/>
+          <w:bCs/>
+        </w:rPr>
+        <w:t xml:space="preserve">Status:</w:t>
+      </w:r>
+      <w:r>
+        <w:t xml:space="preserve"> </w:t>
+      </w:r>
+      <w:r>
+        <w:t xml:space="preserve">Ready for testing</w:t>
+      </w:r>
+      <w:r>
+        <w:t xml:space="preserve"> </w:t>
+      </w:r>
+      <w:r>
+        <w:rPr>
+          <w:b/>
+          <w:bCs/>
+        </w:rPr>
+        <w:t xml:space="preserve">Type:</w:t>
+      </w:r>
+      <w:r>
+        <w:t xml:space="preserve"> </w:t>
+      </w:r>
+      <w:r>
+        <w:t xml:space="preserve">Bug</w:t>
+      </w:r>
+      <w:r>
+        <w:t xml:space="preserve"> </w:t>
+      </w:r>
+      <w:r>
+        <w:rPr>
+          <w:b/>
+          <w:bCs/>
+        </w:rPr>
+        <w:t xml:space="preserve">Severity:</w:t>
+      </w:r>
+      <w:r>
+        <w:t xml:space="preserve"> </w:t>
+      </w:r>
+      <w:r>
         <w:t xml:space="preserve">High</w:t>
       </w:r>
       <w:r>
@@ -4470,25 +5117,268 @@
         <w:t xml:space="preserve"> </w:t>
       </w:r>
       <w:r>
-        <w:t xml:space="preserve">BOB-092 remediation, residual finding</w:t>
-      </w:r>
-    </w:p>
-    <w:p>
-      <w:pPr>
-        <w:pStyle w:val="BodyText"/>
-      </w:pPr>
-      <w:r>
-        <w:rPr>
-          <w:b/>
-          <w:bCs/>
-        </w:rPr>
-        <w:t xml:space="preserve">Reported-Via:</w:t>
-      </w:r>
-      <w:r>
-        <w:t xml:space="preserve"> </w:t>
-      </w:r>
-      <w:r>
-        <w:t xml:space="preserve">§11.4.202 reporting directive</w:t>
+        <w:t xml:space="preserve">Claude</w:t>
+      </w:r>
+      <w:r>
+        <w:t xml:space="preserve"> </w:t>
+      </w:r>
+      <w:r>
+        <w:rPr>
+          <w:b/>
+          <w:bCs/>
+        </w:rPr>
+        <w:t xml:space="preserve">Assigned-To:</w:t>
+      </w:r>
+      <w:r>
+        <w:t xml:space="preserve"> </w:t>
+      </w:r>
+      <w:r>
+        <w:t xml:space="preserve">Claude</w:t>
+      </w:r>
+    </w:p>
+    <w:p>
+      <w:pPr>
+        <w:pStyle w:val="BodyText"/>
+      </w:pPr>
+      <w:r>
+        <w:t xml:space="preserve">WHAT. The rutracker SEARCH endpoint is refused by bot protection while the site itself is fully reachable. Measured unauthenticated 2026-08-21 (no cookie file read, no credential value in any artifact — §11.4.10):</w:t>
+      </w:r>
+    </w:p>
+    <w:p>
+      <w:pPr>
+        <w:pStyle w:val="BodyText"/>
+      </w:pPr>
+      <w:r>
+        <w:t xml:space="preserve">GET /forum/index.php -&gt; 200, 96283 B,</w:t>
+      </w:r>
+    </w:p>
+    <w:p>
+      <w:pPr>
+        <w:pStyle w:val="BodyText"/>
+      </w:pPr>
+      <w:r>
+        <w:t xml:space="preserve">RuTracker.org</w:t>
+      </w:r>
+    </w:p>
+    <w:p>
+      <w:pPr>
+        <w:pStyle w:val="BodyText"/>
+      </w:pPr>
+      <w:r>
+        <w:t xml:space="preserve">, challenge markers 0</w:t>
+      </w:r>
+      <w:r>
+        <w:t xml:space="preserve"> </w:t>
+      </w:r>
+      <w:r>
+        <w:t xml:space="preserve">GET /forum/tracker.php?nm=debian -&gt; 403, 5351 B, challenge markers 1, LOGIN markers 0, trs-tr- 0</w:t>
+      </w:r>
+    </w:p>
+    <w:p>
+      <w:pPr>
+        <w:pStyle w:val="BodyText"/>
+      </w:pPr>
+      <w:r>
+        <w:t xml:space="preserve">The zero login markers are the load-bearing detail: the server is not asking us to authenticate, it is refusing the request before authentication is considered. Supplying valid credentials or a fresh cookie jar therefore does NOT address this.</w:t>
+      </w:r>
+    </w:p>
+    <w:p>
+      <w:pPr>
+        <w:pStyle w:val="BodyText"/>
+      </w:pPr>
+      <w:r>
+        <w:t xml:space="preserve">WHY IT MATTERS. rutracker is one of the three trackers the merge service fans a query across (with kinozal and nnmclub). A 403 on its search path means it contributes nothing to every merged result set, silently — the fan-out still</w:t>
+      </w:r>
+      <w:r>
+        <w:t xml:space="preserve"> </w:t>
+      </w:r>
+      <w:r>
+        <w:t xml:space="preserve">‘succeeds’</w:t>
+      </w:r>
+      <w:r>
+        <w:t xml:space="preserve">, it just returns one fewer tracker’s worth of results. From a user’s seat this looks like thin results, not an outage.</w:t>
+      </w:r>
+    </w:p>
+    <w:p>
+      <w:pPr>
+        <w:pStyle w:val="BodyText"/>
+      </w:pPr>
+      <w:r>
+        <w:t xml:space="preserve">IT EXPLAINS TWO PREVIOUSLY-UNEXPLAINED OBSERVATIONS. docs/qa/BOB-093/live_search_smoke.txt records rutracker returning status=empty, results_count=0 in 164ms, and the BOB-136 adoption audit reached the same observation independently. Both recorded the symptom; neither had the cause. 164ms is far too fast for a real search across a remote forum and is exactly what an immediate 403 costs.</w:t>
+      </w:r>
+    </w:p>
+    <w:p>
+      <w:pPr>
+        <w:pStyle w:val="BodyText"/>
+      </w:pPr>
+      <w:r>
+        <w:t xml:space="preserve">IT ALSO BLOCKS BOB-093’s FOURTH SUB-STEP. That item requires timing a large rutracker result page under 2s. No large page has ever been obtained, and this is why. That sub-step is not merely waiting on credentials, as previously assumed — it is unmeetable until the 403 is resolved.</w:t>
+      </w:r>
+    </w:p>
+    <w:p>
+      <w:pPr>
+        <w:pStyle w:val="BodyText"/>
+      </w:pPr>
+      <w:r>
+        <w:t xml:space="preserve">PROVENANCE, INCLUDING A CORRECTION I MADE MID-INVESTIGATION (§11.4.199). An independent reviewer reported a Cloudflare challenge served to curl even with cookies. Verifying, I probed index.php, got a clean 200 with no challenge markers, and was one step from recording their claim as REFUTED. That would have been wrong for a textbook reason: index.php is not the search path, so my probe never reached the precondition, and a repro that misses the precondition proves nothing — it is not evidence of absence. Probing the actual search endpoint reproduced it immediately. The reviewer was substantially right; my probe was aimed at the wrong endpoint. Recorded because the near-miss is the instructive part, and because the two probes TOGETHER give a sharper result than either the original claim or my near-refutation: not</w:t>
+      </w:r>
+      <w:r>
+        <w:t xml:space="preserve"> </w:t>
+      </w:r>
+      <w:r>
+        <w:t xml:space="preserve">‘rutracker is behind Cloudflare’</w:t>
+      </w:r>
+      <w:r>
+        <w:t xml:space="preserve"> </w:t>
+      </w:r>
+      <w:r>
+        <w:t xml:space="preserve">(the index is open), but</w:t>
+      </w:r>
+      <w:r>
+        <w:t xml:space="preserve"> </w:t>
+      </w:r>
+      <w:r>
+        <w:t xml:space="preserve">‘the SEARCH endpoint specifically is refused’</w:t>
+      </w:r>
+      <w:r>
+        <w:t xml:space="preserve">.</w:t>
+      </w:r>
+    </w:p>
+    <w:p>
+      <w:pPr>
+        <w:pStyle w:val="BodyText"/>
+      </w:pPr>
+      <w:r>
+        <w:t xml:space="preserve">ACCEPTANCE. (a) Determine whether the 403 is permanent policy, rate/reputation-based, or triggered by a client signature the plugin can legitimately present (user-agent, header order, TLS fingerprint) — by measurement, not assumption, and WITHOUT evasion techniques that would violate the site’s terms. (b) Whatever the outcome, the failure must become LOUD: a tracker returning 403 must be reported as a tracker ERROR in the merge result, never folded into</w:t>
+      </w:r>
+      <w:r>
+        <w:t xml:space="preserve"> </w:t>
+      </w:r>
+      <w:r>
+        <w:t xml:space="preserve">‘empty’</w:t>
+      </w:r>
+      <w:r>
+        <w:t xml:space="preserve"> </w:t>
+      </w:r>
+      <w:r>
+        <w:t xml:space="preserve">— a silent contributor is the §11.4.201(6) false-null at the product layer, and it is what let this sit unexplained across two separate investigations. (c) A test asserting that a 403 from any tracker surfaces as an error and not as zero results, with a paired §1.1 mutation. (d) If the endpoint is genuinely unavailable to us, record that as an honest capability boundary (§11.4.112) and stop advertising rutracker as a live search source until it is — including in the README and the merge-service docs.</w:t>
+      </w:r>
+    </w:p>
+    <w:p>
+      <w:pPr>
+        <w:pStyle w:val="BodyText"/>
+      </w:pPr>
+      <w:r>
+        <w:t xml:space="preserve">HONEST BOUNDARY. Measured from ONE host, ONE time, UNAUTHENTICATED. Whether an authenticated session with a browser-like client succeeds was NOT tested and must not be assumed either way. The finding is that the current code path gets a 403; it is not a claim about what every client would get.</w:t>
+      </w:r>
+    </w:p>
+    <w:bookmarkEnd w:id="45"/>
+    <w:bookmarkStart w:id="46" w:name="Xa1ec6d3e754b54688c8285bc9c893062846a7a6"/>
+    <w:p>
+      <w:pPr>
+        <w:pStyle w:val="Heading2"/>
+      </w:pPr>
+      <w:r>
+        <w:t xml:space="preserve">BOB-175 — update –location Fixed –status</w:t>
+      </w:r>
+      <w:r>
+        <w:t xml:space="preserve"> </w:t>
+      </w:r>
+      <w:r>
+        <w:t xml:space="preserve"> </w:t>
+      </w:r>
+      <w:r>
+        <w:t xml:space="preserve">can still mint a row that update’s own validator rejects, because the status-location guard is one-directional</w:t>
+      </w:r>
+    </w:p>
+    <w:p>
+      <w:pPr>
+        <w:pStyle w:val="FirstParagraph"/>
+      </w:pPr>
+      <w:r>
+        <w:rPr>
+          <w:b/>
+          <w:bCs/>
+        </w:rPr>
+        <w:t xml:space="preserve">Status:</w:t>
+      </w:r>
+      <w:r>
+        <w:t xml:space="preserve"> </w:t>
+      </w:r>
+      <w:r>
+        <w:t xml:space="preserve">Queued</w:t>
+      </w:r>
+      <w:r>
+        <w:t xml:space="preserve"> </w:t>
+      </w:r>
+      <w:r>
+        <w:rPr>
+          <w:b/>
+          <w:bCs/>
+        </w:rPr>
+        <w:t xml:space="preserve">Type:</w:t>
+      </w:r>
+      <w:r>
+        <w:t xml:space="preserve"> </w:t>
+      </w:r>
+      <w:r>
+        <w:t xml:space="preserve">Task</w:t>
+      </w:r>
+      <w:r>
+        <w:t xml:space="preserve"> </w:t>
+      </w:r>
+      <w:r>
+        <w:rPr>
+          <w:b/>
+          <w:bCs/>
+        </w:rPr>
+        <w:t xml:space="preserve">Severity:</w:t>
+      </w:r>
+      <w:r>
+        <w:t xml:space="preserve"> </w:t>
+      </w:r>
+      <w:r>
+        <w:t xml:space="preserve">Low</w:t>
+      </w:r>
+      <w:r>
+        <w:t xml:space="preserve"> </w:t>
+      </w:r>
+      <w:r>
+        <w:rPr>
+          <w:b/>
+          <w:bCs/>
+        </w:rPr>
+        <w:t xml:space="preserve">Created-By:</w:t>
+      </w:r>
+      <w:r>
+        <w:t xml:space="preserve"> </w:t>
+      </w:r>
+      <w:r>
+        <w:t xml:space="preserve">Claude</w:t>
+      </w:r>
+      <w:r>
+        <w:t xml:space="preserve"> </w:t>
+      </w:r>
+      <w:r>
+        <w:rPr>
+          <w:b/>
+          <w:bCs/>
+        </w:rPr>
+        <w:t xml:space="preserve">Assigned-To:</w:t>
+      </w:r>
+      <w:r>
+        <w:t xml:space="preserve"> </w:t>
+      </w:r>
+      <w:r>
+        <w:t xml:space="preserve">Claude</w:t>
+      </w:r>
+    </w:p>
+    <w:p>
+      <w:pPr>
+        <w:pStyle w:val="BodyText"/>
+      </w:pPr>
+      <w:r>
+        <w:t xml:space="preserve">WHAT. The workable-items</w:t>
       </w:r>
       <w:r>
         <w:t xml:space="preserve"> </w:t>
@@ -4497,176 +5387,83 @@
         <w:rPr>
           <w:rStyle w:val="VerbatimChar"/>
         </w:rPr>
-        <w:t xml:space="preserve">task</w:t>
-      </w:r>
-      <w:r>
-        <w:t xml:space="preserve"> </w:t>
-      </w:r>
-      <w:r>
-        <w:t xml:space="preserve">on 2026-08-21T19:31:12Z</w:t>
-      </w:r>
-      <w:r>
-        <w:t xml:space="preserve"> </w:t>
-      </w:r>
-      <w:r>
-        <w:rPr>
-          <w:b/>
-          <w:bCs/>
-        </w:rPr>
-        <w:t xml:space="preserve">Reported-By:</w:t>
-      </w:r>
-      <w:r>
-        <w:t xml:space="preserve"> </w:t>
-      </w:r>
-      <w:r>
-        <w:t xml:space="preserve">BOB-092 remediation, residual finding</w:t>
-      </w:r>
-    </w:p>
-    <w:p>
-      <w:pPr>
-        <w:pStyle w:val="BodyText"/>
-      </w:pPr>
-      <w:r>
-        <w:rPr>
-          <w:b/>
-          <w:bCs/>
-        </w:rPr>
-        <w:t xml:space="preserve">What (the report, verbatim):</w:t>
-      </w:r>
-      <w:r>
-        <w:t xml:space="preserve"> </w:t>
-      </w:r>
-      <w:r>
-        <w:t xml:space="preserve">§11.4.69 names CM-NO-FAIL-OPEN-SKIP as one of three mandatory pre-build gates: it audits sink-side probe helpers and FAILs if any code path converts an empty or unreachable response into a PASS-counting SKIP for a feature class with a sink-side probe. This project does not have it.</w:t>
-      </w:r>
-    </w:p>
-    <w:p>
-      <w:pPr>
-        <w:pStyle w:val="BodyText"/>
-      </w:pPr>
-      <w:r>
-        <w:t xml:space="preserve">Why this matters now rather than in the abstract: the BOB-092 remediation just removed TWO fail-opens of exactly this class from tests/e2e/test_live_stack_evidence.py — the nnmclub SKIP-on-404 (already removed at 7baef2b) and a surviving sibling at test_iptorrents_is_authenticated_in_search that skipped on</w:t>
-      </w:r>
-      <w:r>
-        <w:t xml:space="preserve"> </w:t>
-      </w:r>
-      <w:r>
-        <w:t xml:space="preserve">‘not authenticated and status != success’</w:t>
-      </w:r>
-      <w:r>
-        <w:t xml:space="preserve"> </w:t>
-      </w:r>
-      <w:r>
-        <w:t xml:space="preserve">while asserting</w:t>
-      </w:r>
-      <w:r>
-        <w:t xml:space="preserve"> </w:t>
-      </w:r>
-      <w:r>
-        <w:t xml:space="preserve">‘treating as transient outage’</w:t>
-      </w:r>
-      <w:r>
-        <w:t xml:space="preserve">. That assertion was false for rejected credentials (upstream_http_403) and for a broken container (plugin_env_missing), both of which are definitive product failures the product already classifies via error_type.</w:t>
-      </w:r>
-    </w:p>
-    <w:p>
-      <w:pPr>
-        <w:pStyle w:val="BodyText"/>
-      </w:pPr>
-      <w:r>
-        <w:t xml:space="preserve">Two fail-opens of one class, found one at a time, is the §11.4.146 extend-to-all-cases signal and the §11.4.238 coverage-escape signal together: the regime did not surface either, an agent reading code did.</w:t>
-      </w:r>
-    </w:p>
-    <w:p>
-      <w:pPr>
-        <w:pStyle w:val="BodyText"/>
-      </w:pPr>
-      <w:r>
-        <w:t xml:space="preserve">The remediation’s own guards are AST-structural and lethal under three discriminating mutations, but they LIVE IN THE FILE THEY GUARD, so deleting that file evades them entirely. A pre-build gate is the durable home because it audits the corpus rather than one file.</w:t>
-      </w:r>
-    </w:p>
-    <w:p>
-      <w:pPr>
-        <w:pStyle w:val="BodyText"/>
-      </w:pPr>
-      <w:r>
-        <w:t xml:space="preserve">Honest boundary (§11.4.6): this item does NOT claim the two remediated fail-opens are unguarded — they are guarded, with runtime evidence (13 passed in 97.36s against the live stack). It claims the CLASS has no corpus-wide detector, so the next instance in a different file is invisible again.</w:t>
-      </w:r>
-    </w:p>
-    <w:p>
-      <w:pPr>
-        <w:pStyle w:val="BodyText"/>
-      </w:pPr>
-      <w:r>
-        <w:rPr>
-          <w:b/>
-          <w:bCs/>
-        </w:rPr>
-        <w:t xml:space="preserve">Affected scope / file-scope manifest:</w:t>
-      </w:r>
-      <w:r>
-        <w:t xml:space="preserve"> </w:t>
-      </w:r>
-      <w:r>
-        <w:t xml:space="preserve">scripts/pre_build/ (gate absent); tests/e2e/test_live_stack_evidence.py (guards currently live inside the file they guard)</w:t>
-      </w:r>
-    </w:p>
-    <w:p>
-      <w:pPr>
-        <w:pStyle w:val="BodyText"/>
-      </w:pPr>
-      <w:r>
-        <w:rPr>
-          <w:b/>
-          <w:bCs/>
-        </w:rPr>
-        <w:t xml:space="preserve">Reproduction / context:</w:t>
-      </w:r>
-      <w:r>
-        <w:t xml:space="preserve"> </w:t>
-      </w:r>
-      <w:r>
-        <w:t xml:space="preserve">grep -rl</w:t>
-      </w:r>
-      <w:r>
-        <w:t xml:space="preserve"> </w:t>
-      </w:r>
-      <w:r>
-        <w:t xml:space="preserve">‘CM-NO-FAIL-OPEN-SKIP’</w:t>
-      </w:r>
-      <w:r>
-        <w:t xml:space="preserve"> </w:t>
-      </w:r>
-      <w:r>
-        <w:t xml:space="preserve">scripts/ tests/ returns exactly ONE hit, and it is tests/e2e/test_live_stack_evidence.py — the file the guards live in, not a gate. Control needle: the same query for CM-OWNERSHIP-INVARIANTS (a gate that does exist) returns 3 files, so the instrument can see gate tokens and the single hit is a real absence, not a blind zero (§11.4.201(7)(b)).</w:t>
-      </w:r>
-    </w:p>
-    <w:p>
-      <w:pPr>
-        <w:pStyle w:val="BodyText"/>
-      </w:pPr>
-      <w:r>
-        <w:rPr>
-          <w:b/>
-          <w:bCs/>
-        </w:rPr>
-        <w:t xml:space="preserve">Acceptance criteria:</w:t>
-      </w:r>
-      <w:r>
-        <w:t xml:space="preserve"> </w:t>
-      </w:r>
-      <w:r>
-        <w:t xml:space="preserve">A scripts/pre_build/ gate named CM-NO-FAIL-OPEN-SKIP exists, is wired into scripts/pre_build_verification.sh, and audits sink-side probe helpers for code paths converting an empty/unreachable/error response into a PASS-counting SKIP for a feature class that HAS a sink-side probe. It ships a golden-TRUE fixture (a real fail-open -&gt; gate FIRES) and a golden-FALSE-with-carrier (an honest topology/geo skip, and a comment merely MENTIONING the phrase -&gt; gate MUST NOT fire), per §11.4.107(10)/§11.4.201(1). Paired §1.1 mutation makes the gate FAIL before the gate is trusted.</w:t>
-      </w:r>
-    </w:p>
-    <w:bookmarkEnd w:id="42"/>
-    <w:bookmarkStart w:id="43" w:name="Xdfe56df3ad6e4265c2423708682177f6d23e044"/>
-    <w:p>
-      <w:pPr>
-        <w:pStyle w:val="Heading2"/>
-      </w:pPr>
-      <w:r>
-        <w:t xml:space="preserve">BOB-162 — Two new guards exist but no seam invokes them — plus the brownfield adoption decision the commit guard needs</w:t>
+        <w:t xml:space="preserve">update</w:t>
+      </w:r>
+      <w:r>
+        <w:t xml:space="preserve"> </w:t>
+      </w:r>
+      <w:r>
+        <w:t xml:space="preserve">seam guards the status-location invariant in one direction only. After BOB-166,</w:t>
+      </w:r>
+      <w:r>
+        <w:t xml:space="preserve"> </w:t>
+      </w:r>
+      <w:r>
+        <w:rPr>
+          <w:rStyle w:val="VerbatimChar"/>
+        </w:rPr>
+        <w:t xml:space="preserve">update --status &lt;terminal&gt;</w:t>
+      </w:r>
+      <w:r>
+        <w:t xml:space="preserve"> </w:t>
+      </w:r>
+      <w:r>
+        <w:t xml:space="preserve">on an Issues-located row is refused. The mirror is still open:</w:t>
+      </w:r>
+      <w:r>
+        <w:t xml:space="preserve"> </w:t>
+      </w:r>
+      <w:r>
+        <w:rPr>
+          <w:rStyle w:val="VerbatimChar"/>
+        </w:rPr>
+        <w:t xml:space="preserve">update --location Fixed --status &lt;non-terminal&gt;</w:t>
+      </w:r>
+      <w:r>
+        <w:t xml:space="preserve"> </w:t>
+      </w:r>
+      <w:r>
+        <w:t xml:space="preserve">exits 0 and creates a row that</w:t>
+      </w:r>
+      <w:r>
+        <w:t xml:space="preserve"> </w:t>
+      </w:r>
+      <w:r>
+        <w:rPr>
+          <w:rStyle w:val="VerbatimChar"/>
+        </w:rPr>
+        <w:t xml:space="preserve">update</w:t>
+      </w:r>
+      <w:r>
+        <w:t xml:space="preserve">’s own validator immediately rejects.</w:t>
+      </w:r>
+    </w:p>
+    <w:p>
+      <w:pPr>
+        <w:pStyle w:val="BodyText"/>
+      </w:pPr>
+      <w:r>
+        <w:t xml:space="preserve">Verified empirically by the independent reviewer of BOB-166:</w:t>
+      </w:r>
+    </w:p>
+    <w:p>
+      <w:pPr>
+        <w:pStyle w:val="SourceCode"/>
+      </w:pPr>
+      <w:r>
+        <w:rPr>
+          <w:rStyle w:val="VerbatimChar"/>
+        </w:rPr>
+        <w:t xml:space="preserve">update --location Fixed --status 'In progress'   -&gt; exit 0</w:t>
+      </w:r>
+      <w:r>
+        <w:br/>
+      </w:r>
+      <w:r>
+        <w:rPr>
+          <w:rStyle w:val="VerbatimChar"/>
+        </w:rPr>
+        <w:t xml:space="preserve">validate                                          -&gt; FAILS, naming the row (check (f), fixedLocationNonTerminalStatus)</w:t>
       </w:r>
     </w:p>
     <w:p>
@@ -4674,83 +5471,15 @@
         <w:pStyle w:val="FirstParagraph"/>
       </w:pPr>
       <w:r>
-        <w:rPr>
-          <w:b/>
-          <w:bCs/>
-        </w:rPr>
-        <w:t xml:space="preserve">Status:</w:t>
-      </w:r>
-      <w:r>
-        <w:t xml:space="preserve"> </w:t>
-      </w:r>
-      <w:r>
-        <w:t xml:space="preserve">Queued</w:t>
-      </w:r>
-      <w:r>
-        <w:t xml:space="preserve"> </w:t>
-      </w:r>
-      <w:r>
-        <w:rPr>
-          <w:b/>
-          <w:bCs/>
-        </w:rPr>
-        <w:t xml:space="preserve">Type:</w:t>
-      </w:r>
-      <w:r>
-        <w:t xml:space="preserve"> </w:t>
-      </w:r>
-      <w:r>
-        <w:t xml:space="preserve">Task</w:t>
-      </w:r>
-      <w:r>
-        <w:t xml:space="preserve"> </w:t>
-      </w:r>
-      <w:r>
-        <w:rPr>
-          <w:b/>
-          <w:bCs/>
-        </w:rPr>
-        <w:t xml:space="preserve">Severity:</w:t>
-      </w:r>
-      <w:r>
-        <w:t xml:space="preserve"> </w:t>
-      </w:r>
-      <w:r>
-        <w:t xml:space="preserve">Medium</w:t>
-      </w:r>
-      <w:r>
-        <w:t xml:space="preserve"> </w:t>
-      </w:r>
-      <w:r>
-        <w:rPr>
-          <w:b/>
-          <w:bCs/>
-        </w:rPr>
-        <w:t xml:space="preserve">Created-By:</w:t>
-      </w:r>
-      <w:r>
-        <w:t xml:space="preserve"> </w:t>
-      </w:r>
-      <w:r>
-        <w:t xml:space="preserve">BOB-106/BOB-107 remediation, residual</w:t>
-      </w:r>
-    </w:p>
-    <w:p>
-      <w:pPr>
-        <w:pStyle w:val="BodyText"/>
-      </w:pPr>
-      <w:r>
-        <w:rPr>
-          <w:b/>
-          <w:bCs/>
-        </w:rPr>
-        <w:t xml:space="preserve">Reported-Via:</w:t>
-      </w:r>
-      <w:r>
-        <w:t xml:space="preserve"> </w:t>
-      </w:r>
-      <w:r>
-        <w:t xml:space="preserve">§11.4.202 reporting directive</w:t>
+        <w:t xml:space="preserve">So the command can still mint a state its own validate call refuses. That is the §11.4.196(F) shape at the seam layer: the invariant is CONFIGURED in validate but not ENFORCED at every write path that can violate it.</w:t>
+      </w:r>
+    </w:p>
+    <w:p>
+      <w:pPr>
+        <w:pStyle w:val="BodyText"/>
+      </w:pPr>
+      <w:r>
+        <w:t xml:space="preserve">WHY IT WAS DELIBERATELY LEFT OPEN IN BOB-166, and why that was right. Three reasons, all checked rather than asserted: (1) the real corpus has ZERO instances of this direction against TEN of the direction BOB-166 closed — the asymmetry in the data matched the asymmetry in the code; (2) detective coverage ALREADY existed and demonstrably fires, so unlike BOB-166’s direction this cannot rot silently; (3) and the load-bearing one —</w:t>
       </w:r>
       <w:r>
         <w:t xml:space="preserve"> </w:t>
@@ -4759,267 +5488,13 @@
         <w:rPr>
           <w:rStyle w:val="VerbatimChar"/>
         </w:rPr>
-        <w:t xml:space="preserve">task</w:t>
-      </w:r>
-      <w:r>
-        <w:t xml:space="preserve"> </w:t>
-      </w:r>
-      <w:r>
-        <w:t xml:space="preserve">on 2026-08-21T19:35:02Z</w:t>
-      </w:r>
-      <w:r>
-        <w:t xml:space="preserve"> </w:t>
-      </w:r>
-      <w:r>
-        <w:rPr>
-          <w:b/>
-          <w:bCs/>
-        </w:rPr>
-        <w:t xml:space="preserve">Reported-By:</w:t>
-      </w:r>
-      <w:r>
-        <w:t xml:space="preserve"> </w:t>
-      </w:r>
-      <w:r>
-        <w:t xml:space="preserve">BOB-106/BOB-107 remediation, residual</w:t>
-      </w:r>
-    </w:p>
-    <w:p>
-      <w:pPr>
-        <w:pStyle w:val="BodyText"/>
-      </w:pPr>
-      <w:r>
-        <w:rPr>
-          <w:b/>
-          <w:bCs/>
-        </w:rPr>
-        <w:t xml:space="preserve">What (the report, verbatim):</w:t>
-      </w:r>
-      <w:r>
-        <w:t xml:space="preserve"> </w:t>
-      </w:r>
-      <w:r>
-        <w:t xml:space="preserve">The TESTS for both guards are now executed: pre-build invariant 30’s glob was extended from tests/unit + tests/pre_build to also cover tests/hooks. MEASURED before/after: the glob expanded to 27 suites with 0 under tests/hooks while 3 existed there; it now expands to 30 with 3 under tests/hooks. All three pass.</w:t>
-      </w:r>
-    </w:p>
-    <w:p>
-      <w:pPr>
-        <w:pStyle w:val="BodyText"/>
-      </w:pPr>
-      <w:r>
-        <w:t xml:space="preserve">But the GUARDS themselves are still invoked by nothing.</w:t>
-      </w:r>
-    </w:p>
-    <w:p>
-      <w:pPr>
-        <w:pStyle w:val="BodyText"/>
-      </w:pPr>
-      <w:r>
-        <w:t xml:space="preserve">check-brief-inputs.sh is honestly conductor-run rather than automatic: a brief’s required-input list lives in free-form prose that the Agent tool’s structured input does not expose, so an automatic prompt-scraping gate would itself be an unproven pattern-match. Its seam is the dispatch procedure, and that is a documentation + habit change, not a hook.</w:t>
-      </w:r>
-    </w:p>
-    <w:p>
-      <w:pPr>
-        <w:pStyle w:val="BodyText"/>
-      </w:pPr>
-      <w:r>
-        <w:t xml:space="preserve">unattributed-commit-guard.sh is different and is why this item exists. Run against real history it names 14 violating commits since the last tag (and 21 bare Auto-commit subjects exist across all refs). Wiring it into the pre-build or commit seam AS-IS would therefore refuse every commit immediately, on pre-existing debt nobody can fix in the moment.</w:t>
-      </w:r>
-    </w:p>
-    <w:p>
-      <w:pPr>
-        <w:pStyle w:val="BodyText"/>
-      </w:pPr>
-      <w:r>
-        <w:t xml:space="preserve">That is precisely the 11.4.224(E) brownfield-adoption shape, and 11.4.66/11.4.122 put the choice with the operator, not with an agent inventing a ratchet. The options, stated so the decision is a decision and not a default:</w:t>
-      </w:r>
-      <w:r>
-        <w:t xml:space="preserve"> </w:t>
-      </w:r>
-      <w:r>
-        <w:t xml:space="preserve">(a) immediate hard floor – the seam refuses until all 14 are attributed;</w:t>
-      </w:r>
-      <w:r>
-        <w:t xml:space="preserve"> </w:t>
-      </w:r>
-      <w:r>
-        <w:t xml:space="preserve">(b) one-time monotone-decrease ratchet (the 11.4.135 pattern) – snapshot 14 as the baseline, the count may fall and may never rise, so day one is green and the disease cannot spread;</w:t>
-      </w:r>
-      <w:r>
-        <w:t xml:space="preserve"> </w:t>
-      </w:r>
-      <w:r>
-        <w:t xml:space="preserve">(c) changed-commits-only – gate only commits created from now on, with a scheduled deadline for the historical 14;</w:t>
-      </w:r>
-      <w:r>
-        <w:t xml:space="preserve"> </w:t>
-      </w:r>
-      <w:r>
-        <w:t xml:space="preserve">(d) report-only for a stated period, then escalate.</w:t>
-      </w:r>
-    </w:p>
-    <w:p>
-      <w:pPr>
-        <w:pStyle w:val="BodyText"/>
-      </w:pPr>
-      <w:r>
-        <w:t xml:space="preserve">Recommendation, with the reasoning rather than just the pick: (b). It is the pattern this constitution already uses for exactly this situation, it makes the debt visible and bounded immediately, and it cannot be satisfied by deleting the guard’s name (11.4.227 closes that gaming channel). But it is the operator’s call and this item is not closed until that answer is recorded.</w:t>
-      </w:r>
-    </w:p>
-    <w:p>
-      <w:pPr>
-        <w:pStyle w:val="BodyText"/>
-      </w:pPr>
-      <w:r>
-        <w:t xml:space="preserve">Honest boundary (11.4.6): this item does NOT claim the 14 commits are harmful in themselves – it claims their ATTRIBUTION is absent and that nothing currently prevents the 15th.</w:t>
-      </w:r>
-    </w:p>
-    <w:p>
-      <w:pPr>
-        <w:pStyle w:val="BodyText"/>
-      </w:pPr>
-      <w:r>
-        <w:rPr>
-          <w:b/>
-          <w:bCs/>
-        </w:rPr>
-        <w:t xml:space="preserve">Affected scope / file-scope manifest:</w:t>
-      </w:r>
-      <w:r>
-        <w:t xml:space="preserve"> </w:t>
-      </w:r>
-      <w:r>
-        <w:t xml:space="preserve">scripts/hooks/unattributed-commit-guard.sh; scripts/hooks/check-brief-inputs.sh; scripts/pre_build_verification.sh; scripts/commit-push-all.sh</w:t>
-      </w:r>
-    </w:p>
-    <w:p>
-      <w:pPr>
-        <w:pStyle w:val="BodyText"/>
-      </w:pPr>
-      <w:r>
-        <w:rPr>
-          <w:b/>
-          <w:bCs/>
-        </w:rPr>
-        <w:t xml:space="preserve">Reproduction / context:</w:t>
-      </w:r>
-      <w:r>
-        <w:t xml:space="preserve"> </w:t>
-      </w:r>
-      <w:r>
-        <w:t xml:space="preserve">Both guards run correctly by hand and are covered by passing tests (9/9 and 15/15, each proven non-bluff against a no-op stub). Neither is invoked by scripts/pre_build_verification.sh or scripts/commit-push-all.sh, so neither exerts standing detection pressure (11.4.226: a guard with no execution seam is not coverage; registration is not coverage).</w:t>
-      </w:r>
-    </w:p>
-    <w:p>
-      <w:pPr>
-        <w:pStyle w:val="BodyText"/>
-      </w:pPr>
-      <w:r>
-        <w:rPr>
-          <w:b/>
-          <w:bCs/>
-        </w:rPr>
-        <w:t xml:space="preserve">Acceptance criteria:</w:t>
-      </w:r>
-      <w:r>
-        <w:t xml:space="preserve"> </w:t>
-      </w:r>
-      <w:r>
-        <w:t xml:space="preserve">Each guard is invoked by a named seam, OR carries a registered deferral pointing at this item. For unattributed-commit-guard.sh specifically, the operator has answered the adoption question below and the answer is recorded as consumer DATA – never an invented ratchet.</w:t>
-      </w:r>
-    </w:p>
-    <w:bookmarkEnd w:id="43"/>
-    <w:bookmarkStart w:id="44" w:name="X11db4a28fa64161c7ffe87a7b2e88f2f3a45339"/>
-    <w:p>
-      <w:pPr>
-        <w:pStyle w:val="Heading2"/>
-      </w:pPr>
-      <w:r>
-        <w:t xml:space="preserve">BOB-164 — Live dashboard fails WCAG AA colour contrast on 21 nodes — brand heading measures 1.43:1 against a 3:1 floor</w:t>
-      </w:r>
-    </w:p>
-    <w:p>
-      <w:pPr>
-        <w:pStyle w:val="FirstParagraph"/>
-      </w:pPr>
-      <w:r>
-        <w:rPr>
-          <w:b/>
-          <w:bCs/>
-        </w:rPr>
-        <w:t xml:space="preserve">Status:</w:t>
-      </w:r>
-      <w:r>
-        <w:t xml:space="preserve"> </w:t>
-      </w:r>
-      <w:r>
-        <w:t xml:space="preserve">In progress</w:t>
-      </w:r>
-      <w:r>
-        <w:t xml:space="preserve"> </w:t>
-      </w:r>
-      <w:r>
-        <w:rPr>
-          <w:b/>
-          <w:bCs/>
-        </w:rPr>
-        <w:t xml:space="preserve">Type:</w:t>
-      </w:r>
-      <w:r>
-        <w:t xml:space="preserve"> </w:t>
-      </w:r>
-      <w:r>
-        <w:t xml:space="preserve">Bug</w:t>
-      </w:r>
-      <w:r>
-        <w:t xml:space="preserve"> </w:t>
-      </w:r>
-      <w:r>
-        <w:rPr>
-          <w:b/>
-          <w:bCs/>
-        </w:rPr>
-        <w:t xml:space="preserve">Severity:</w:t>
-      </w:r>
-      <w:r>
-        <w:t xml:space="preserve"> </w:t>
-      </w:r>
-      <w:r>
-        <w:t xml:space="preserve">Medium</w:t>
-      </w:r>
-      <w:r>
-        <w:t xml:space="preserve"> </w:t>
-      </w:r>
-      <w:r>
-        <w:rPr>
-          <w:b/>
-          <w:bCs/>
-        </w:rPr>
-        <w:t xml:space="preserve">Created-By:</w:t>
-      </w:r>
-      <w:r>
-        <w:t xml:space="preserve"> </w:t>
-      </w:r>
-      <w:r>
-        <w:t xml:space="preserve">BOB-110 UX-class coverage, discovered by the new axe-core suite on its first live run</w:t>
-      </w:r>
-    </w:p>
-    <w:p>
-      <w:pPr>
-        <w:pStyle w:val="BodyText"/>
-      </w:pPr>
-      <w:r>
-        <w:rPr>
-          <w:b/>
-          <w:bCs/>
-        </w:rPr>
-        <w:t xml:space="preserve">Reported-Via:</w:t>
-      </w:r>
-      <w:r>
-        <w:t xml:space="preserve"> </w:t>
-      </w:r>
-      <w:r>
-        <w:t xml:space="preserve">§11.4.202 reporting directive</w:t>
+        <w:t xml:space="preserve">reopenCmd</w:t>
+      </w:r>
+      <w:r>
+        <w:t xml:space="preserve"> </w:t>
+      </w:r>
+      <w:r>
+        <w:t xml:space="preserve">documents and SANCTIONS a transient Fixed-plus-non-terminal state via its</w:t>
       </w:r>
       <w:r>
         <w:t xml:space="preserve"> </w:t>
@@ -5028,808 +5503,71 @@
         <w:rPr>
           <w:rStyle w:val="VerbatimChar"/>
         </w:rPr>
-        <w:t xml:space="preserve">bug</w:t>
-      </w:r>
-      <w:r>
-        <w:t xml:space="preserve"> </w:t>
-      </w:r>
-      <w:r>
-        <w:t xml:space="preserve">on 2026-08-21T19:56:53Z</w:t>
-      </w:r>
-      <w:r>
-        <w:t xml:space="preserve"> </w:t>
-      </w:r>
-      <w:r>
-        <w:rPr>
-          <w:b/>
-          <w:bCs/>
-        </w:rPr>
-        <w:t xml:space="preserve">Reported-By:</w:t>
-      </w:r>
-      <w:r>
-        <w:t xml:space="preserve"> </w:t>
-      </w:r>
-      <w:r>
-        <w:t xml:space="preserve">BOB-110 UX-class coverage, discovered by the new axe-core suite on its first live run</w:t>
-      </w:r>
-    </w:p>
-    <w:p>
-      <w:pPr>
-        <w:pStyle w:val="BodyText"/>
-      </w:pPr>
-      <w:r>
-        <w:rPr>
-          <w:b/>
-          <w:bCs/>
-        </w:rPr>
-        <w:t xml:space="preserve">What (the report, verbatim):</w:t>
-      </w:r>
-      <w:r>
-        <w:t xml:space="preserve"> </w:t>
-      </w:r>
-      <w:r>
-        <w:t xml:space="preserve">This is a REAL user-facing defect, not a test-tuning artifact, and it was found by the automated regime rather than by a human squinting at the page – which is exactly the 11.4.238 posture the project is aiming for.</w:t>
-      </w:r>
-    </w:p>
-    <w:p>
-      <w:pPr>
-        <w:pStyle w:val="BodyText"/>
-      </w:pPr>
-      <w:r>
-        <w:t xml:space="preserve">The static-grep oracle would NOT have found it. Measured: the served root ships an empty</w:t>
-      </w:r>
-      <w:r>
-        <w:t xml:space="preserve"> </w:t>
-      </w:r>
-      <w:r>
-        <w:t xml:space="preserve"> </w:t>
-      </w:r>
-      <w:r>
-        <w:t xml:space="preserve">pre-hydration, so any check reading the raw HTML audits a page nobody sees. The violation only exists in the hydrated DOM, which is why 11.4.170 requires a rendered oracle and forbids value-equality assertions as the proof a UI is correct.</w:t>
-      </w:r>
-    </w:p>
-    <w:p>
-      <w:pPr>
-        <w:pStyle w:val="BodyText"/>
-      </w:pPr>
-      <w:r>
-        <w:t xml:space="preserve">Severity reasoning, stated rather than assumed: this is user-visible and affects the primary dashboard heading, but it degrades legibility rather than breaking function, and the surface is operator-facing rather than public. Medium, not High.</w:t>
-      </w:r>
-    </w:p>
-    <w:p>
-      <w:pPr>
-        <w:pStyle w:val="BodyText"/>
-      </w:pPr>
-      <w:r>
-        <w:t xml:space="preserve">The failing test was left FAILING on purpose (11.4.238) instead of silenced or marked xfail. tests/ux/ currently reports 1 failed, 16 passed; that 1 is this defect. Anyone reading a red UX suite should read it as this item, not as flakiness – and when this is fixed the suite goes fully green, which is the signal that it is closed.</w:t>
-      </w:r>
-    </w:p>
-    <w:p>
-      <w:pPr>
-        <w:pStyle w:val="BodyText"/>
-      </w:pPr>
-      <w:r>
-        <w:t xml:space="preserve">HONEST SCOPE LIMIT (11.4.6): only the dashboard landing view was scanned. The /jackett/* sub-routes and the ng-serve-hosted :4200 route set were NOT audited – the commands to close both are recorded in docs/testing/ux_accessibility.md. So this item’s 21 nodes are a floor, not a total.</w:t>
-      </w:r>
-    </w:p>
-    <w:p>
-      <w:pPr>
-        <w:pStyle w:val="BodyText"/>
-      </w:pPr>
-      <w:r>
-        <w:rPr>
-          <w:b/>
-          <w:bCs/>
-        </w:rPr>
-        <w:t xml:space="preserve">Affected scope / file-scope manifest:</w:t>
-      </w:r>
-      <w:r>
-        <w:t xml:space="preserve"> </w:t>
-      </w:r>
-      <w:r>
-        <w:t xml:space="preserve">the Angular dashboard served at http://localhost:7187/ (same compiled SPA as frontend/); production component CSS, not test files</w:t>
-      </w:r>
-    </w:p>
-    <w:p>
-      <w:pPr>
-        <w:pStyle w:val="BodyText"/>
-      </w:pPr>
-      <w:r>
-        <w:rPr>
-          <w:b/>
-          <w:bCs/>
-        </w:rPr>
-        <w:t xml:space="preserve">Reproduction / context:</w:t>
-      </w:r>
-      <w:r>
-        <w:t xml:space="preserve"> </w:t>
-      </w:r>
-      <w:r>
-        <w:t xml:space="preserve">Run tests/ux/test_live_dashboard_accessibility.py against the running merge service. axe-core v4.13.0, scanning a real Playwright-rendered JS-hydrated DOM, reports color-contrast violations on 21 nodes. Measured pairs: .brand / h1 text #9d001e on background #3c3f41 = 1.43-1.62:1 (WCAG AA large-text floor is 3:1); tagline #808080 on #3c3f41 = 2.68:1 (body-text floor is 4.5:1).</w:t>
-      </w:r>
-    </w:p>
-    <w:p>
-      <w:pPr>
-        <w:pStyle w:val="BodyText"/>
-      </w:pPr>
-      <w:r>
-        <w:rPr>
-          <w:b/>
-          <w:bCs/>
-        </w:rPr>
-        <w:t xml:space="preserve">Acceptance criteria:</w:t>
-      </w:r>
-      <w:r>
-        <w:t xml:space="preserve"> </w:t>
-      </w:r>
-      <w:r>
-        <w:t xml:space="preserve">axe-core reports ZERO color-contrast violations against the live rendered dashboard, with the fix made in production component CSS rather than by relaxing the assertion or excluding the rule (11.4.120: reconcile to the correct mechanism, never weaken the check). The existing tests/ux/ suite is the guard and already fails today, so the RED is captured – closure requires it flipping GREEN against the live surface, which is runtime-class evidence per 11.4.226.</w:t>
-      </w:r>
-    </w:p>
-    <w:bookmarkEnd w:id="44"/>
-    <w:bookmarkStart w:id="45" w:name="Xc05099854c0c0186d08c6af56c30344c4abab58"/>
-    <w:p>
-      <w:pPr>
-        <w:pStyle w:val="Heading2"/>
-      </w:pPr>
-      <w:r>
-        <w:t xml:space="preserve">BOB-170 — Capture one quiescent GREEN run of the scaling growth gate, which has never executed under its own loadavg&lt;=0.75/cpu precondition and has no scheduled window that would make it</w:t>
-      </w:r>
-    </w:p>
-    <w:p>
-      <w:pPr>
-        <w:pStyle w:val="FirstParagraph"/>
-      </w:pPr>
-      <w:r>
-        <w:rPr>
-          <w:b/>
-          <w:bCs/>
-        </w:rPr>
-        <w:t xml:space="preserve">Status:</w:t>
-      </w:r>
-      <w:r>
-        <w:t xml:space="preserve"> </w:t>
-      </w:r>
-      <w:r>
-        <w:t xml:space="preserve">Queued</w:t>
-      </w:r>
-      <w:r>
-        <w:t xml:space="preserve"> </w:t>
-      </w:r>
-      <w:r>
-        <w:rPr>
-          <w:b/>
-          <w:bCs/>
-        </w:rPr>
-        <w:t xml:space="preserve">Type:</w:t>
-      </w:r>
-      <w:r>
-        <w:t xml:space="preserve"> </w:t>
-      </w:r>
-      <w:r>
-        <w:t xml:space="preserve">Task</w:t>
-      </w:r>
-      <w:r>
-        <w:t xml:space="preserve"> </w:t>
-      </w:r>
-      <w:r>
-        <w:rPr>
-          <w:b/>
-          <w:bCs/>
-        </w:rPr>
-        <w:t xml:space="preserve">Severity:</w:t>
-      </w:r>
-      <w:r>
-        <w:t xml:space="preserve"> </w:t>
-      </w:r>
-      <w:r>
-        <w:t xml:space="preserve">Medium</w:t>
-      </w:r>
-      <w:r>
-        <w:t xml:space="preserve"> </w:t>
-      </w:r>
-      <w:r>
-        <w:rPr>
-          <w:b/>
-          <w:bCs/>
-        </w:rPr>
-        <w:t xml:space="preserve">Created-By:</w:t>
-      </w:r>
-      <w:r>
-        <w:t xml:space="preserve"> </w:t>
-      </w:r>
-      <w:r>
-        <w:t xml:space="preserve">Claude</w:t>
-      </w:r>
-      <w:r>
-        <w:t xml:space="preserve"> </w:t>
-      </w:r>
-      <w:r>
-        <w:rPr>
-          <w:b/>
-          <w:bCs/>
-        </w:rPr>
-        <w:t xml:space="preserve">Assigned-To:</w:t>
-      </w:r>
-      <w:r>
-        <w:t xml:space="preserve"> </w:t>
-      </w:r>
-      <w:r>
-        <w:t xml:space="preserve">Claude</w:t>
-      </w:r>
-    </w:p>
-    <w:p>
-      <w:pPr>
-        <w:pStyle w:val="BodyText"/>
-      </w:pPr>
-      <w:r>
-        <w:t xml:space="preserve">WHAT. The BOB-109 scaling suite gates its two timing tests on loadavg_1m/nproc &lt;= 0.75 — on this 8-cpu host, a 1-minute load average at or below 6.0 — and SKIPs loudly otherwise. That gate is correct and was adopted for a good reason (§11.4.201(8)): the author validated a 2.10 growth-exponent threshold, then observed it FALSE-FAIL correct code at load 11.06 (baseline span 2.136), and at load 15-23 measured baseline spans of 2.358 against injected-cubic mutants at 2.278-2.331 — the signal is smaller than the noise and the two are not separable in either direction. Gating was the honest response.</w:t>
-      </w:r>
-    </w:p>
-    <w:p>
-      <w:pPr>
-        <w:pStyle w:val="BodyText"/>
-      </w:pPr>
-      <w:r>
-        <w:t xml:space="preserve">THE PROBLEM. The gate has consequently NEVER RUN under its own precondition. Every recorded run today measured load 9.15-23; the independent reviewer measured 9.66 during review; the conductor measured 6.45 at its lowest. GREEN polarity WAS observed — at loads 9.4-11.6 (span 1.882) and in three stability runs (1.759/1.832/1.848) — but never once beneath the shipped ceiling. The author states this honestly as an inference from data rather than a run they can paste, and the reviewer confirmed the inference is sound (quiescence is strictly more favourable). Sound inference is still not an observed run.</w:t>
-      </w:r>
-    </w:p>
-    <w:p>
-      <w:pPr>
-        <w:pStyle w:val="BodyText"/>
-      </w:pPr>
-      <w:r>
-        <w:t xml:space="preserve">WHY THAT MATTERS (§11.4.226). A registered, topology-present guard that never executes is indistinguishable from a guard that would fail if it did. Nothing currently ensures it ever runs: no freshness contract, no scheduled quiet-window invocation, no tracked item — which is precisely the unexecuted-standing-guard class §11.4.226 names, where registration gets treated as coverage while execution is nobody’s job. The forensic precedent in that anchor is two standing guards that, when finally executed, immediately emitted latent FAILs.</w:t>
-      </w:r>
-    </w:p>
-    <w:p>
-      <w:pPr>
-        <w:pStyle w:val="BodyText"/>
-      </w:pPr>
-      <w:r>
-        <w:t xml:space="preserve">ACCEPTANCE. (a) Execute both quiescence-gated timing tests on a host whose 1-minute loadavg is genuinely &lt;= 0.75/cpu — no agent fleet, no concurrent build — and capture the run as an artifact showing the resolved load reading alongside the measured span exponent, so the precondition is provable from the artifact and not asserted. (b) Record the observed GREEN polarity in the item and in the test source, replacing the current honest-inference note. (c) If the gate FAILS under genuine quiescence, that is the finding this item exists to surface, and it reopens the threshold-calibration question rather than being worked around. (d) Establish a freshness contract per §11.4.226: how stale a quiescent verdict may be before the gate counts as uncovered again, so this does not silently return to never-executing.</w:t>
-      </w:r>
-    </w:p>
-    <w:p>
-      <w:pPr>
-        <w:pStyle w:val="BodyText"/>
-      </w:pPr>
-      <w:r>
-        <w:t xml:space="preserve">HONEST BOUNDARY. This item does not claim the gate is wrong. The evidence points the other way — quiescence is strictly more favourable than the loads where GREEN was already observed. It claims only that the run has not happened, and that an unexecuted guard cannot be cited as coverage.</w:t>
-      </w:r>
-    </w:p>
-    <w:p>
-      <w:pPr>
-        <w:pStyle w:val="BodyText"/>
-      </w:pPr>
-      <w:r>
-        <w:t xml:space="preserve">PROVENANCE. Raised as IMPORTANT-2 by the independent Fable-substrate reviewer of the BOB-109 work, and independently corroborated: the reviewer verified the SKIP is loud and prints its resolved numbers, and confirmed the shipped tests do SKIP at today’s load.</w:t>
-      </w:r>
-    </w:p>
-    <w:bookmarkEnd w:id="45"/>
-    <w:bookmarkStart w:id="46" w:name="Xb1fcd115c2c36cedf4fddcbc14c53ec45888e4e"/>
-    <w:p>
-      <w:pPr>
-        <w:pStyle w:val="Heading2"/>
-      </w:pPr>
-      <w:r>
-        <w:t xml:space="preserve">BOB-172 — rutracker search endpoint returns HTTP 403 with Cloudflare challenge markers and zero login markers, so one of three merge-search trackers silently contributes no results</w:t>
-      </w:r>
-    </w:p>
-    <w:p>
-      <w:pPr>
-        <w:pStyle w:val="FirstParagraph"/>
-      </w:pPr>
-      <w:r>
-        <w:rPr>
-          <w:b/>
-          <w:bCs/>
-        </w:rPr>
-        <w:t xml:space="preserve">Status:</w:t>
-      </w:r>
-      <w:r>
-        <w:t xml:space="preserve"> </w:t>
-      </w:r>
-      <w:r>
-        <w:t xml:space="preserve">Ready for testing</w:t>
-      </w:r>
-      <w:r>
-        <w:t xml:space="preserve"> </w:t>
-      </w:r>
-      <w:r>
-        <w:rPr>
-          <w:b/>
-          <w:bCs/>
-        </w:rPr>
-        <w:t xml:space="preserve">Type:</w:t>
-      </w:r>
-      <w:r>
-        <w:t xml:space="preserve"> </w:t>
-      </w:r>
-      <w:r>
-        <w:t xml:space="preserve">Bug</w:t>
-      </w:r>
-      <w:r>
-        <w:t xml:space="preserve"> </w:t>
-      </w:r>
-      <w:r>
-        <w:rPr>
-          <w:b/>
-          <w:bCs/>
-        </w:rPr>
-        <w:t xml:space="preserve">Severity:</w:t>
-      </w:r>
-      <w:r>
-        <w:t xml:space="preserve"> </w:t>
-      </w:r>
-      <w:r>
-        <w:t xml:space="preserve">High</w:t>
-      </w:r>
-      <w:r>
-        <w:t xml:space="preserve"> </w:t>
-      </w:r>
-      <w:r>
-        <w:rPr>
-          <w:b/>
-          <w:bCs/>
-        </w:rPr>
-        <w:t xml:space="preserve">Created-By:</w:t>
-      </w:r>
-      <w:r>
-        <w:t xml:space="preserve"> </w:t>
-      </w:r>
-      <w:r>
-        <w:t xml:space="preserve">Claude</w:t>
-      </w:r>
-      <w:r>
-        <w:t xml:space="preserve"> </w:t>
-      </w:r>
-      <w:r>
-        <w:rPr>
-          <w:b/>
-          <w:bCs/>
-        </w:rPr>
-        <w:t xml:space="preserve">Assigned-To:</w:t>
-      </w:r>
-      <w:r>
-        <w:t xml:space="preserve"> </w:t>
-      </w:r>
-      <w:r>
-        <w:t xml:space="preserve">Claude</w:t>
-      </w:r>
-    </w:p>
-    <w:p>
-      <w:pPr>
-        <w:pStyle w:val="BodyText"/>
-      </w:pPr>
-      <w:r>
-        <w:t xml:space="preserve">WHAT. The rutracker SEARCH endpoint is refused by bot protection while the site itself is fully reachable. Measured unauthenticated 2026-08-21 (no cookie file read, no credential value in any artifact — §11.4.10):</w:t>
-      </w:r>
-    </w:p>
-    <w:p>
-      <w:pPr>
-        <w:pStyle w:val="BodyText"/>
-      </w:pPr>
-      <w:r>
-        <w:t xml:space="preserve">GET /forum/index.php -&gt; 200, 96283 B,</w:t>
-      </w:r>
-    </w:p>
-    <w:p>
-      <w:pPr>
-        <w:pStyle w:val="BodyText"/>
-      </w:pPr>
-      <w:r>
-        <w:t xml:space="preserve">RuTracker.org</w:t>
-      </w:r>
-    </w:p>
-    <w:p>
-      <w:pPr>
-        <w:pStyle w:val="BodyText"/>
-      </w:pPr>
-      <w:r>
-        <w:t xml:space="preserve">, challenge markers 0</w:t>
-      </w:r>
-      <w:r>
-        <w:t xml:space="preserve"> </w:t>
-      </w:r>
-      <w:r>
-        <w:t xml:space="preserve">GET /forum/tracker.php?nm=debian -&gt; 403, 5351 B, challenge markers 1, LOGIN markers 0, trs-tr- 0</w:t>
-      </w:r>
-    </w:p>
-    <w:p>
-      <w:pPr>
-        <w:pStyle w:val="BodyText"/>
-      </w:pPr>
-      <w:r>
-        <w:t xml:space="preserve">The zero login markers are the load-bearing detail: the server is not asking us to authenticate, it is refusing the request before authentication is considered. Supplying valid credentials or a fresh cookie jar therefore does NOT address this.</w:t>
-      </w:r>
-    </w:p>
-    <w:p>
-      <w:pPr>
-        <w:pStyle w:val="BodyText"/>
-      </w:pPr>
-      <w:r>
-        <w:t xml:space="preserve">WHY IT MATTERS. rutracker is one of the three trackers the merge service fans a query across (with kinozal and nnmclub). A 403 on its search path means it contributes nothing to every merged result set, silently — the fan-out still</w:t>
-      </w:r>
-      <w:r>
-        <w:t xml:space="preserve"> </w:t>
-      </w:r>
-      <w:r>
-        <w:t xml:space="preserve">‘succeeds’</w:t>
-      </w:r>
-      <w:r>
-        <w:t xml:space="preserve">, it just returns one fewer tracker’s worth of results. From a user’s seat this looks like thin results, not an outage.</w:t>
-      </w:r>
-    </w:p>
-    <w:p>
-      <w:pPr>
-        <w:pStyle w:val="BodyText"/>
-      </w:pPr>
-      <w:r>
-        <w:t xml:space="preserve">IT EXPLAINS TWO PREVIOUSLY-UNEXPLAINED OBSERVATIONS. docs/qa/BOB-093/live_search_smoke.txt records rutracker returning status=empty, results_count=0 in 164ms, and the BOB-136 adoption audit reached the same observation independently. Both recorded the symptom; neither had the cause. 164ms is far too fast for a real search across a remote forum and is exactly what an immediate 403 costs.</w:t>
-      </w:r>
-    </w:p>
-    <w:p>
-      <w:pPr>
-        <w:pStyle w:val="BodyText"/>
-      </w:pPr>
-      <w:r>
-        <w:t xml:space="preserve">IT ALSO BLOCKS BOB-093’s FOURTH SUB-STEP. That item requires timing a large rutracker result page under 2s. No large page has ever been obtained, and this is why. That sub-step is not merely waiting on credentials, as previously assumed — it is unmeetable until the 403 is resolved.</w:t>
-      </w:r>
-    </w:p>
-    <w:p>
-      <w:pPr>
-        <w:pStyle w:val="BodyText"/>
-      </w:pPr>
-      <w:r>
-        <w:t xml:space="preserve">PROVENANCE, INCLUDING A CORRECTION I MADE MID-INVESTIGATION (§11.4.199). An independent reviewer reported a Cloudflare challenge served to curl even with cookies. Verifying, I probed index.php, got a clean 200 with no challenge markers, and was one step from recording their claim as REFUTED. That would have been wrong for a textbook reason: index.php is not the search path, so my probe never reached the precondition, and a repro that misses the precondition proves nothing — it is not evidence of absence. Probing the actual search endpoint reproduced it immediately. The reviewer was substantially right; my probe was aimed at the wrong endpoint. Recorded because the near-miss is the instructive part, and because the two probes TOGETHER give a sharper result than either the original claim or my near-refutation: not</w:t>
-      </w:r>
-      <w:r>
-        <w:t xml:space="preserve"> </w:t>
-      </w:r>
-      <w:r>
-        <w:t xml:space="preserve">‘rutracker is behind Cloudflare’</w:t>
-      </w:r>
-      <w:r>
-        <w:t xml:space="preserve"> </w:t>
-      </w:r>
-      <w:r>
-        <w:t xml:space="preserve">(the index is open), but</w:t>
-      </w:r>
-      <w:r>
-        <w:t xml:space="preserve"> </w:t>
-      </w:r>
-      <w:r>
-        <w:t xml:space="preserve">‘the SEARCH endpoint specifically is refused’</w:t>
-      </w:r>
-      <w:r>
-        <w:t xml:space="preserve">.</w:t>
-      </w:r>
-    </w:p>
-    <w:p>
-      <w:pPr>
-        <w:pStyle w:val="BodyText"/>
-      </w:pPr>
-      <w:r>
-        <w:t xml:space="preserve">ACCEPTANCE. (a) Determine whether the 403 is permanent policy, rate/reputation-based, or triggered by a client signature the plugin can legitimately present (user-agent, header order, TLS fingerprint) — by measurement, not assumption, and WITHOUT evasion techniques that would violate the site’s terms. (b) Whatever the outcome, the failure must become LOUD: a tracker returning 403 must be reported as a tracker ERROR in the merge result, never folded into</w:t>
-      </w:r>
-      <w:r>
-        <w:t xml:space="preserve"> </w:t>
-      </w:r>
-      <w:r>
-        <w:t xml:space="preserve">‘empty’</w:t>
-      </w:r>
-      <w:r>
-        <w:t xml:space="preserve"> </w:t>
-      </w:r>
-      <w:r>
-        <w:t xml:space="preserve">— a silent contributor is the §11.4.201(6) false-null at the product layer, and it is what let this sit unexplained across two separate investigations. (c) A test asserting that a 403 from any tracker surfaces as an error and not as zero results, with a paired §1.1 mutation. (d) If the endpoint is genuinely unavailable to us, record that as an honest capability boundary (§11.4.112) and stop advertising rutracker as a live search source until it is — including in the README and the merge-service docs.</w:t>
-      </w:r>
-    </w:p>
-    <w:p>
-      <w:pPr>
-        <w:pStyle w:val="BodyText"/>
-      </w:pPr>
-      <w:r>
-        <w:t xml:space="preserve">HONEST BOUNDARY. Measured from ONE host, ONE time, UNAUTHENTICATED. Whether an authenticated session with a browser-like client succeeds was NOT tested and must not be assumed either way. The finding is that the current code path gets a 403; it is not a claim about what every client would get.</w:t>
+        <w:t xml:space="preserve">--location Fixed</w:t>
+      </w:r>
+      <w:r>
+        <w:t xml:space="preserve"> </w:t>
+      </w:r>
+      <w:r>
+        <w:t xml:space="preserve">operator override. A naive preventive guard at the update seam would collide with that override’s semantics. Closing this therefore requires a design decision about how the two interact, which is a different question from the one BOB-166 was scoped to answer, and expanding that item would have meant shipping the decision unexamined.</w:t>
+      </w:r>
+    </w:p>
+    <w:p>
+      <w:pPr>
+        <w:pStyle w:val="BodyText"/>
+      </w:pPr>
+      <w:r>
+        <w:t xml:space="preserve">ACCEPTANCE. (a) Decide and RECORD how a preventive guard on this direction coexists with reopenCmd’s sanctioned override — this is the actual work, and the answer should be written down rather than inferred from whatever the patch does. Candidates worth weighing: exempt the reopen path explicitly, require an override flag on</w:t>
+      </w:r>
+      <w:r>
+        <w:t xml:space="preserve"> </w:t>
+      </w:r>
+      <w:r>
+        <w:rPr>
+          <w:rStyle w:val="VerbatimChar"/>
+        </w:rPr>
+        <w:t xml:space="preserve">update</w:t>
+      </w:r>
+      <w:r>
+        <w:t xml:space="preserve"> </w:t>
+      </w:r>
+      <w:r>
+        <w:t xml:space="preserve">mirroring reopen’s, or leave the direction detective-only with the rationale recorded so the asymmetry is a decision rather than an oversight. (b) If a guard lands, it reuses</w:t>
+      </w:r>
+      <w:r>
+        <w:t xml:space="preserve"> </w:t>
+      </w:r>
+      <w:r>
+        <w:rPr>
+          <w:rStyle w:val="VerbatimChar"/>
+        </w:rPr>
+        <w:t xml:space="preserve">terminalStatuses()</w:t>
+      </w:r>
+      <w:r>
+        <w:t xml:space="preserve"> </w:t>
+      </w:r>
+      <w:r>
+        <w:t xml:space="preserve">— BOB-166 established one predicate source specifically so the two directions cannot drift. (c) Paired §1.1 mutation. (d) NEGATIVE CONTROL (§11.4.201(1)), and it is the sharp one here: the sanctioned reopen path MUST still work. A guard that breaks reopenCmd’s documented override is a false-positive refusal, and worse than the gap it closes, because it breaks a workflow operators are told to use.</w:t>
+      </w:r>
+    </w:p>
+    <w:p>
+      <w:pPr>
+        <w:pStyle w:val="BodyText"/>
+      </w:pPr>
+      <w:r>
+        <w:t xml:space="preserve">HONEST BOUNDARY. This is not a live data defect. Zero corpus instances, and the detective gate catches it at the next validate. It is filed so a scoped, deliberate omission stays visible as a tracked decision instead of living only in a code comment where the next reader will mistake it for an oversight (§11.4.197: a started thread reaches a documented terminal state, never quiet abandonment).</w:t>
+      </w:r>
+    </w:p>
+    <w:p>
+      <w:pPr>
+        <w:pStyle w:val="BodyText"/>
+      </w:pPr>
+      <w:r>
+        <w:t xml:space="preserve">PROVENANCE. Raised by the implementing agent of BOB-166 as a known asymmetry it deliberately did not close, independently verified and endorsed as an acceptable scope boundary by that item’s reviewer, on the condition that it become a tracked item rather than a comment. This is that item.</w:t>
       </w:r>
     </w:p>
     <w:bookmarkEnd w:id="46"/>
-    <w:bookmarkStart w:id="47" w:name="Xa1ec6d3e754b54688c8285bc9c893062846a7a6"/>
-    <w:p>
-      <w:pPr>
-        <w:pStyle w:val="Heading2"/>
-      </w:pPr>
-      <w:r>
-        <w:t xml:space="preserve">BOB-175 — update –location Fixed –status</w:t>
-      </w:r>
-      <w:r>
-        <w:t xml:space="preserve"> </w:t>
-      </w:r>
-      <w:r>
-        <w:t xml:space="preserve"> </w:t>
-      </w:r>
-      <w:r>
-        <w:t xml:space="preserve">can still mint a row that update’s own validator rejects, because the status-location guard is one-directional</w:t>
-      </w:r>
-    </w:p>
-    <w:p>
-      <w:pPr>
-        <w:pStyle w:val="FirstParagraph"/>
-      </w:pPr>
-      <w:r>
-        <w:rPr>
-          <w:b/>
-          <w:bCs/>
-        </w:rPr>
-        <w:t xml:space="preserve">Status:</w:t>
-      </w:r>
-      <w:r>
-        <w:t xml:space="preserve"> </w:t>
-      </w:r>
-      <w:r>
-        <w:t xml:space="preserve">Queued</w:t>
-      </w:r>
-      <w:r>
-        <w:t xml:space="preserve"> </w:t>
-      </w:r>
-      <w:r>
-        <w:rPr>
-          <w:b/>
-          <w:bCs/>
-        </w:rPr>
-        <w:t xml:space="preserve">Type:</w:t>
-      </w:r>
-      <w:r>
-        <w:t xml:space="preserve"> </w:t>
-      </w:r>
-      <w:r>
-        <w:t xml:space="preserve">Task</w:t>
-      </w:r>
-      <w:r>
-        <w:t xml:space="preserve"> </w:t>
-      </w:r>
-      <w:r>
-        <w:rPr>
-          <w:b/>
-          <w:bCs/>
-        </w:rPr>
-        <w:t xml:space="preserve">Severity:</w:t>
-      </w:r>
-      <w:r>
-        <w:t xml:space="preserve"> </w:t>
-      </w:r>
-      <w:r>
-        <w:t xml:space="preserve">Low</w:t>
-      </w:r>
-      <w:r>
-        <w:t xml:space="preserve"> </w:t>
-      </w:r>
-      <w:r>
-        <w:rPr>
-          <w:b/>
-          <w:bCs/>
-        </w:rPr>
-        <w:t xml:space="preserve">Created-By:</w:t>
-      </w:r>
-      <w:r>
-        <w:t xml:space="preserve"> </w:t>
-      </w:r>
-      <w:r>
-        <w:t xml:space="preserve">Claude</w:t>
-      </w:r>
-      <w:r>
-        <w:t xml:space="preserve"> </w:t>
-      </w:r>
-      <w:r>
-        <w:rPr>
-          <w:b/>
-          <w:bCs/>
-        </w:rPr>
-        <w:t xml:space="preserve">Assigned-To:</w:t>
-      </w:r>
-      <w:r>
-        <w:t xml:space="preserve"> </w:t>
-      </w:r>
-      <w:r>
-        <w:t xml:space="preserve">Claude</w:t>
-      </w:r>
-    </w:p>
-    <w:p>
-      <w:pPr>
-        <w:pStyle w:val="BodyText"/>
-      </w:pPr>
-      <w:r>
-        <w:t xml:space="preserve">WHAT. The workable-items</w:t>
-      </w:r>
-      <w:r>
-        <w:t xml:space="preserve"> </w:t>
-      </w:r>
-      <w:r>
-        <w:rPr>
-          <w:rStyle w:val="VerbatimChar"/>
-        </w:rPr>
-        <w:t xml:space="preserve">update</w:t>
-      </w:r>
-      <w:r>
-        <w:t xml:space="preserve"> </w:t>
-      </w:r>
-      <w:r>
-        <w:t xml:space="preserve">seam guards the status-location invariant in one direction only. After BOB-166,</w:t>
-      </w:r>
-      <w:r>
-        <w:t xml:space="preserve"> </w:t>
-      </w:r>
-      <w:r>
-        <w:rPr>
-          <w:rStyle w:val="VerbatimChar"/>
-        </w:rPr>
-        <w:t xml:space="preserve">update --status &lt;terminal&gt;</w:t>
-      </w:r>
-      <w:r>
-        <w:t xml:space="preserve"> </w:t>
-      </w:r>
-      <w:r>
-        <w:t xml:space="preserve">on an Issues-located row is refused. The mirror is still open:</w:t>
-      </w:r>
-      <w:r>
-        <w:t xml:space="preserve"> </w:t>
-      </w:r>
-      <w:r>
-        <w:rPr>
-          <w:rStyle w:val="VerbatimChar"/>
-        </w:rPr>
-        <w:t xml:space="preserve">update --location Fixed --status &lt;non-terminal&gt;</w:t>
-      </w:r>
-      <w:r>
-        <w:t xml:space="preserve"> </w:t>
-      </w:r>
-      <w:r>
-        <w:t xml:space="preserve">exits 0 and creates a row that</w:t>
-      </w:r>
-      <w:r>
-        <w:t xml:space="preserve"> </w:t>
-      </w:r>
-      <w:r>
-        <w:rPr>
-          <w:rStyle w:val="VerbatimChar"/>
-        </w:rPr>
-        <w:t xml:space="preserve">update</w:t>
-      </w:r>
-      <w:r>
-        <w:t xml:space="preserve">’s own validator immediately rejects.</w:t>
-      </w:r>
-    </w:p>
-    <w:p>
-      <w:pPr>
-        <w:pStyle w:val="BodyText"/>
-      </w:pPr>
-      <w:r>
-        <w:t xml:space="preserve">Verified empirically by the independent reviewer of BOB-166:</w:t>
-      </w:r>
-    </w:p>
-    <w:p>
-      <w:pPr>
-        <w:pStyle w:val="SourceCode"/>
-      </w:pPr>
-      <w:r>
-        <w:rPr>
-          <w:rStyle w:val="VerbatimChar"/>
-        </w:rPr>
-        <w:t xml:space="preserve">update --location Fixed --status 'In progress'   -&gt; exit 0</w:t>
-      </w:r>
-      <w:r>
-        <w:br/>
-      </w:r>
-      <w:r>
-        <w:rPr>
-          <w:rStyle w:val="VerbatimChar"/>
-        </w:rPr>
-        <w:t xml:space="preserve">validate                                          -&gt; FAILS, naming the row (check (f), fixedLocationNonTerminalStatus)</w:t>
-      </w:r>
-    </w:p>
-    <w:p>
-      <w:pPr>
-        <w:pStyle w:val="FirstParagraph"/>
-      </w:pPr>
-      <w:r>
-        <w:t xml:space="preserve">So the command can still mint a state its own validate call refuses. That is the §11.4.196(F) shape at the seam layer: the invariant is CONFIGURED in validate but not ENFORCED at every write path that can violate it.</w:t>
-      </w:r>
-    </w:p>
-    <w:p>
-      <w:pPr>
-        <w:pStyle w:val="BodyText"/>
-      </w:pPr>
-      <w:r>
-        <w:t xml:space="preserve">WHY IT WAS DELIBERATELY LEFT OPEN IN BOB-166, and why that was right. Three reasons, all checked rather than asserted: (1) the real corpus has ZERO instances of this direction against TEN of the direction BOB-166 closed — the asymmetry in the data matched the asymmetry in the code; (2) detective coverage ALREADY existed and demonstrably fires, so unlike BOB-166’s direction this cannot rot silently; (3) and the load-bearing one —</w:t>
-      </w:r>
-      <w:r>
-        <w:t xml:space="preserve"> </w:t>
-      </w:r>
-      <w:r>
-        <w:rPr>
-          <w:rStyle w:val="VerbatimChar"/>
-        </w:rPr>
-        <w:t xml:space="preserve">reopenCmd</w:t>
-      </w:r>
-      <w:r>
-        <w:t xml:space="preserve"> </w:t>
-      </w:r>
-      <w:r>
-        <w:t xml:space="preserve">documents and SANCTIONS a transient Fixed-plus-non-terminal state via its</w:t>
-      </w:r>
-      <w:r>
-        <w:t xml:space="preserve"> </w:t>
-      </w:r>
-      <w:r>
-        <w:rPr>
-          <w:rStyle w:val="VerbatimChar"/>
-        </w:rPr>
-        <w:t xml:space="preserve">--location Fixed</w:t>
-      </w:r>
-      <w:r>
-        <w:t xml:space="preserve"> </w:t>
-      </w:r>
-      <w:r>
-        <w:t xml:space="preserve">operator override. A naive preventive guard at the update seam would collide with that override’s semantics. Closing this therefore requires a design decision about how the two interact, which is a different question from the one BOB-166 was scoped to answer, and expanding that item would have meant shipping the decision unexamined.</w:t>
-      </w:r>
-    </w:p>
-    <w:p>
-      <w:pPr>
-        <w:pStyle w:val="BodyText"/>
-      </w:pPr>
-      <w:r>
-        <w:t xml:space="preserve">ACCEPTANCE. (a) Decide and RECORD how a preventive guard on this direction coexists with reopenCmd’s sanctioned override — this is the actual work, and the answer should be written down rather than inferred from whatever the patch does. Candidates worth weighing: exempt the reopen path explicitly, require an override flag on</w:t>
-      </w:r>
-      <w:r>
-        <w:t xml:space="preserve"> </w:t>
-      </w:r>
-      <w:r>
-        <w:rPr>
-          <w:rStyle w:val="VerbatimChar"/>
-        </w:rPr>
-        <w:t xml:space="preserve">update</w:t>
-      </w:r>
-      <w:r>
-        <w:t xml:space="preserve"> </w:t>
-      </w:r>
-      <w:r>
-        <w:t xml:space="preserve">mirroring reopen’s, or leave the direction detective-only with the rationale recorded so the asymmetry is a decision rather than an oversight. (b) If a guard lands, it reuses</w:t>
-      </w:r>
-      <w:r>
-        <w:t xml:space="preserve"> </w:t>
-      </w:r>
-      <w:r>
-        <w:rPr>
-          <w:rStyle w:val="VerbatimChar"/>
-        </w:rPr>
-        <w:t xml:space="preserve">terminalStatuses()</w:t>
-      </w:r>
-      <w:r>
-        <w:t xml:space="preserve"> </w:t>
-      </w:r>
-      <w:r>
-        <w:t xml:space="preserve">— BOB-166 established one predicate source specifically so the two directions cannot drift. (c) Paired §1.1 mutation. (d) NEGATIVE CONTROL (§11.4.201(1)), and it is the sharp one here: the sanctioned reopen path MUST still work. A guard that breaks reopenCmd’s documented override is a false-positive refusal, and worse than the gap it closes, because it breaks a workflow operators are told to use.</w:t>
-      </w:r>
-    </w:p>
-    <w:p>
-      <w:pPr>
-        <w:pStyle w:val="BodyText"/>
-      </w:pPr>
-      <w:r>
-        <w:t xml:space="preserve">HONEST BOUNDARY. This is not a live data defect. Zero corpus instances, and the detective gate catches it at the next validate. It is filed so a scoped, deliberate omission stays visible as a tracked decision instead of living only in a code comment where the next reader will mistake it for an oversight (§11.4.197: a started thread reaches a documented terminal state, never quiet abandonment).</w:t>
-      </w:r>
-    </w:p>
-    <w:p>
-      <w:pPr>
-        <w:pStyle w:val="BodyText"/>
-      </w:pPr>
-      <w:r>
-        <w:t xml:space="preserve">PROVENANCE. Raised by the implementing agent of BOB-166 as a known asymmetry it deliberately did not close, independently verified and endorsed as an acceptable scope boundary by that item’s reviewer, on the condition that it become a tracked item rather than a comment. This is that item.</w:t>
-      </w:r>
-    </w:p>
-    <w:bookmarkEnd w:id="47"/>
-    <w:bookmarkStart w:id="48" w:name="Xa09b0004db9a816e1505093f71382f9a17ffd90"/>
+    <w:bookmarkStart w:id="47" w:name="Xa09b0004db9a816e1505093f71382f9a17ffd90"/>
     <w:p>
       <w:pPr>
         <w:pStyle w:val="Heading2"/>
@@ -5979,14 +5717,114 @@
         <w:t xml:space="preserve">ACCEPTANCE: both gaps closed with their own REDs, or explicitly closed per 11.4.112 with evidence. Immediate sub-task: append a stated-gaps paragraph to docs/qa/BOB-172/fix_evidence_20260822.log.</w:t>
       </w:r>
     </w:p>
+    <w:bookmarkEnd w:id="47"/>
+    <w:bookmarkStart w:id="48" w:name="X60b308539ab9831715c7d887a7cc1d3102b8358"/>
+    <w:p>
+      <w:pPr>
+        <w:pStyle w:val="Heading2"/>
+      </w:pPr>
+      <w:r>
+        <w:t xml:space="preserve">BOB-184 — Icon-glyph controls are unverified for non-text contrast because neither contrast oracle can measure them</w:t>
+      </w:r>
+    </w:p>
+    <w:p>
+      <w:pPr>
+        <w:pStyle w:val="FirstParagraph"/>
+      </w:pPr>
+      <w:r>
+        <w:rPr>
+          <w:b/>
+          <w:bCs/>
+        </w:rPr>
+        <w:t xml:space="preserve">Status:</w:t>
+      </w:r>
+      <w:r>
+        <w:t xml:space="preserve"> </w:t>
+      </w:r>
+      <w:r>
+        <w:t xml:space="preserve">Queued</w:t>
+      </w:r>
+      <w:r>
+        <w:t xml:space="preserve"> </w:t>
+      </w:r>
+      <w:r>
+        <w:rPr>
+          <w:b/>
+          <w:bCs/>
+        </w:rPr>
+        <w:t xml:space="preserve">Type:</w:t>
+      </w:r>
+      <w:r>
+        <w:t xml:space="preserve"> </w:t>
+      </w:r>
+      <w:r>
+        <w:t xml:space="preserve">Task</w:t>
+      </w:r>
+      <w:r>
+        <w:t xml:space="preserve"> </w:t>
+      </w:r>
+      <w:r>
+        <w:rPr>
+          <w:b/>
+          <w:bCs/>
+        </w:rPr>
+        <w:t xml:space="preserve">Severity:</w:t>
+      </w:r>
+      <w:r>
+        <w:t xml:space="preserve"> </w:t>
+      </w:r>
+      <w:r>
+        <w:t xml:space="preserve">Medium</w:t>
+      </w:r>
+      <w:r>
+        <w:t xml:space="preserve"> </w:t>
+      </w:r>
+      <w:r>
+        <w:rPr>
+          <w:b/>
+          <w:bCs/>
+        </w:rPr>
+        <w:t xml:space="preserve">Created-By:</w:t>
+      </w:r>
+      <w:r>
+        <w:t xml:space="preserve"> </w:t>
+      </w:r>
+      <w:r>
+        <w:t xml:space="preserve">Claude</w:t>
+      </w:r>
+      <w:r>
+        <w:t xml:space="preserve"> </w:t>
+      </w:r>
+      <w:r>
+        <w:rPr>
+          <w:b/>
+          <w:bCs/>
+        </w:rPr>
+        <w:t xml:space="preserve">Assigned-To:</w:t>
+      </w:r>
+      <w:r>
+        <w:t xml:space="preserve"> </w:t>
+      </w:r>
+      <w:r>
+        <w:t xml:space="preserve">Claude</w:t>
+      </w:r>
+    </w:p>
+    <w:p>
+      <w:pPr>
+        <w:pStyle w:val="BodyText"/>
+      </w:pPr>
+      <w:r>
+        <w:t xml:space="preserve">Three icon-glyph controls (.bridge-retry, .theme-toggle, .caret) render text made of non-BMP code points. axe-core declines to decide their contrast, reporting them under the incomplete channel with messageKey nonBmp and resolving NEITHER fgColor NOR bgColor, so the Python recomputation in docs/qa/BOB-164/axe_contrast_scan.py cannot decide either: 40 such nodes across 16 palette x mode combinations. BOB-164 round 2 stopped them being scored as silent passes by naming them GLYPH_UNMEASURED, printing them on every run and fencing them, so any NEW unmeasured glyph node blocks. What remains genuinely unproven is their contrast itself: as non-text user-interface components they owe 3:1 under WCAG SC 1.4.11, and no oracle in this repo measures that today. Acceptance: a measurement path that resolves the effective foreground and backdrop for glyph controls (for example reading getComputedStyle colour against the composited backdrop, or replacing the glyphs with inline SVG carrying explicit fill tokens), each of the three controls shown to clear 3:1 in all 16 palette x mode combinations, and the GLYPH_UNMEASURED fence shrunk by exactly the nodes then proven.</w:t>
+      </w:r>
+    </w:p>
     <w:bookmarkEnd w:id="48"/>
-    <w:bookmarkStart w:id="49" w:name="X60b308539ab9831715c7d887a7cc1d3102b8358"/>
+    <w:bookmarkStart w:id="49" w:name="Xfc4e58e0a20fd56304009e1be94b2adbaae4a6a"/>
     <w:p>
       <w:pPr>
         <w:pStyle w:val="Heading2"/>
       </w:pPr>
       <w:r>
-        <w:t xml:space="preserve">BOB-184 — Icon-glyph controls are unverified for non-text contrast because neither contrast oracle can measure them</w:t>
+        <w:t xml:space="preserve">BOB-185 — Rendered-DOM contrast oracle cannot see data-driven nodes, leaving badge and status pills arithmetic-only</w:t>
       </w:r>
     </w:p>
     <w:p>
@@ -6076,17 +5914,17 @@
         <w:pStyle w:val="BodyText"/>
       </w:pPr>
       <w:r>
-        <w:t xml:space="preserve">Three icon-glyph controls (.bridge-retry, .theme-toggle, .caret) render text made of non-BMP code points. axe-core declines to decide their contrast, reporting them under the incomplete channel with messageKey nonBmp and resolving NEITHER fgColor NOR bgColor, so the Python recomputation in docs/qa/BOB-164/axe_contrast_scan.py cannot decide either: 40 such nodes across 16 palette x mode combinations. BOB-164 round 2 stopped them being scored as silent passes by naming them GLYPH_UNMEASURED, printing them on every run and fencing them, so any NEW unmeasured glyph node blocks. What remains genuinely unproven is their contrast itself: as non-text user-interface components they owe 3:1 under WCAG SC 1.4.11, and no oracle in this repo measures that today. Acceptance: a measurement path that resolves the effective foreground and backdrop for glyph controls (for example reading getComputedStyle colour against the composited backdrop, or replacing the glyphs with inline SVG carrying explicit fill tokens), each of the three controls shown to clear 3:1 in all 16 palette x mode combinations, and the GLYPH_UNMEASURED fence shrunk by exactly the nodes then proven.</w:t>
+        <w:t xml:space="preserve">docs/qa/BOB-164/axe_contrast_scan.py scans a static dist with no backend, so every node whose existence depends on fetched data is absent from the page it measures: the results table renders empty, so .type-badge and .quality-badge never appear, and the hooks list renders empty, so .status pills never appear. That is precisely why the BOB-164 round-1 regression went unseen in a rendered DOM even though it was scanned in all 16 themes, and it is why round 2 had to close the class in the arithmetic oracle instead. Those nodes are now covered by frontend/src/app/models/style-contrast.spec.ts, which extracts declared foreground-on-fill pairs from the stylesheets, but that is an ARITHMETIC claim about declared colour pairs, not a rendered-pixel one: it cannot see opacity applied by an ancestor, a composited backdrop, or a cascade this repo’s static extractor does not model. Acceptance: the scan drives the dashboard with seeded fixture data (a stub backend, a route fixture, or an injected component harness) so the badge and status nodes are present in the DOM, axe measures them directly, and a control needle proves the rendered oracle sees a seeded sub-floor badge before any clean result from it is believed.</w:t>
       </w:r>
     </w:p>
     <w:bookmarkEnd w:id="49"/>
-    <w:bookmarkStart w:id="50" w:name="Xfc4e58e0a20fd56304009e1be94b2adbaae4a6a"/>
+    <w:bookmarkStart w:id="50" w:name="X1c75a5e72e0824425970fb9362688446313d342"/>
     <w:p>
       <w:pPr>
         <w:pStyle w:val="Heading2"/>
       </w:pPr>
       <w:r>
-        <w:t xml:space="preserve">BOB-185 — Rendered-DOM contrast oracle cannot see data-driven nodes, leaving badge and status pills arithmetic-only</w:t>
+        <w:t xml:space="preserve">BOB-187 — ownership_precondition.sh is unfenced: same unreviewed .env-driven scope as the now-fenced repair, still writes probe files at any declared path</w:t>
       </w:r>
     </w:p>
     <w:p>
@@ -6104,6 +5942,278 @@
         <w:t xml:space="preserve"> </w:t>
       </w:r>
       <w:r>
+        <w:t xml:space="preserve">In progress</w:t>
+      </w:r>
+      <w:r>
+        <w:t xml:space="preserve"> </w:t>
+      </w:r>
+      <w:r>
+        <w:rPr>
+          <w:b/>
+          <w:bCs/>
+        </w:rPr>
+        <w:t xml:space="preserve">Type:</w:t>
+      </w:r>
+      <w:r>
+        <w:t xml:space="preserve"> </w:t>
+      </w:r>
+      <w:r>
+        <w:t xml:space="preserve">Bug</w:t>
+      </w:r>
+    </w:p>
+    <w:p>
+      <w:pPr>
+        <w:pStyle w:val="BodyText"/>
+      </w:pPr>
+      <w:r>
+        <w:t xml:space="preserve">scripts/ownership_precondition.sh consumes the SAME unreviewed .env-driven scope as ownership_repair.sh and creates probe files inside it, but it is NOT fenced. T028 remediation added ownership_path_fence() to scripts/lib/ownership.sh and wired it into ownership_repair.sh, closing the path-escape class there; the precondition was outside that agents file scope and still accepts whatever config/owned_paths.yaml expands to. Blast radius is lower than a recursive chown (it writes probe files rather than mutating ownership of an existing tree) but the INPUT is identical and equally unreviewed, so the same QBITTORRENT_DATA_DIR value that would have driven a filesystem-wide chown will drive probe-file creation at an arbitrary location. Note the escape is empirically confirmed for the repair path, not merely reasoned: during T028 remediation a probe declaring the verbatim shipped entry with QBITTORRENT_DATA_DIR=/ hung the suite, and ps showed the real artifact executing</w:t>
+      </w:r>
+      <w:r>
+        <w:t xml:space="preserve"> </w:t>
+      </w:r>
+      <w:r>
+        <w:t xml:space="preserve">“find / ( ! -uid 1000 -o ! -gid 1000 ) -printf …”</w:t>
+      </w:r>
+      <w:r>
+        <w:t xml:space="preserve"> </w:t>
+      </w:r>
+      <w:r>
+        <w:t xml:space="preserve">before it was killed by verified pid. Acceptance: ownership_precondition.sh calls the SAME ownership_path_fence() predicate from scripts/lib/ownership.sh (never a second dialect, 11.4.251), refuses fail-closed on a rejected entry, and ships a paired 1.1 mutation proving the refusal fires PLUS a negative control proving the six live shipped entries still ACCEPT so the fix is not a 11.4.201(1) false-positive refusal. Discovered out-of-band during T028 remediation and reported by the agent as needing tracking, so it is also a 11.4.238 coverage escape.</w:t>
+      </w:r>
+    </w:p>
+    <w:bookmarkEnd w:id="50"/>
+    <w:bookmarkStart w:id="51" w:name="Xcd92acb8ba4b4689af31774f9ab753524fb4a5b"/>
+    <w:p>
+      <w:pPr>
+        <w:pStyle w:val="Heading2"/>
+      </w:pPr>
+      <w:r>
+        <w:t xml:space="preserve">BOB-188 — Gate invariant 17 runs a STALE TRACKED binary that structurally cannot see the violations it exists to catch</w:t>
+      </w:r>
+    </w:p>
+    <w:p>
+      <w:pPr>
+        <w:pStyle w:val="FirstParagraph"/>
+      </w:pPr>
+      <w:r>
+        <w:rPr>
+          <w:b/>
+          <w:bCs/>
+        </w:rPr>
+        <w:t xml:space="preserve">Status:</w:t>
+      </w:r>
+      <w:r>
+        <w:t xml:space="preserve"> </w:t>
+      </w:r>
+      <w:r>
+        <w:t xml:space="preserve">In progress</w:t>
+      </w:r>
+      <w:r>
+        <w:t xml:space="preserve"> </w:t>
+      </w:r>
+      <w:r>
+        <w:rPr>
+          <w:b/>
+          <w:bCs/>
+        </w:rPr>
+        <w:t xml:space="preserve">Type:</w:t>
+      </w:r>
+      <w:r>
+        <w:t xml:space="preserve"> </w:t>
+      </w:r>
+      <w:r>
+        <w:t xml:space="preserve">Bug</w:t>
+      </w:r>
+    </w:p>
+    <w:p>
+      <w:pPr>
+        <w:pStyle w:val="BodyText"/>
+      </w:pPr>
+      <w:r>
+        <w:rPr>
+          <w:b/>
+          <w:bCs/>
+        </w:rPr>
+        <w:t xml:space="preserve">OPERATOR DECISION (2026-08-26, §11.4.66 interactive clarification): UNTRACK THE BINARY — BUILD ON DEMAND</w:t>
+      </w:r>
+    </w:p>
+    <w:p>
+      <w:pPr>
+        <w:pStyle w:val="BodyText"/>
+      </w:pPr>
+      <w:r>
+        <w:t xml:space="preserve">§11.4.30 answer, recorded as consumer DATA: the compiled</w:t>
+      </w:r>
+      <w:r>
+        <w:t xml:space="preserve"> </w:t>
+      </w:r>
+      <w:r>
+        <w:rPr>
+          <w:rStyle w:val="VerbatimChar"/>
+        </w:rPr>
+        <w:t xml:space="preserve">workable-items</w:t>
+      </w:r>
+      <w:r>
+        <w:t xml:space="preserve"> </w:t>
+      </w:r>
+      <w:r>
+        <w:t xml:space="preserve">binary is NOT to be git-tracked.</w:t>
+      </w:r>
+      <w:r>
+        <w:t xml:space="preserve"> </w:t>
+      </w:r>
+      <w:r>
+        <w:t xml:space="preserve">‘Any build derivate which we can recreate by executing proper mechanism for generating MUST NOT be versioned’</w:t>
+      </w:r>
+      <w:r>
+        <w:t xml:space="preserve"> </w:t>
+      </w:r>
+      <w:r>
+        <w:t xml:space="preserve">applies without exception here. Keeping it tracked with only the invariant-52 fingerprint gate, and keeping it tracked with a commit-time rebuild, were both offered and NOT chosen. REQUIRED END STATE: the gate builds from source, or REFUSES HONESTLY when the Go toolchain is absent (§11.4.201(11) — probe the artifact through its real invocation path, never fake a pass, never silently fall back to a stale binary). Staleness becomes structurally impossible rather than merely detected. ACCEPTED COST: a fresh clone needs a Go toolchain before invariant 17 can run — already true for the qBitTorrent-go backend, so this adds no new host requirement. The invariant-52 fingerprint gate remains useful as defence-in-depth for as long as any binary exists on disk.</w:t>
+      </w:r>
+    </w:p>
+    <w:p>
+      <w:pPr>
+        <w:pStyle w:val="BodyText"/>
+      </w:pPr>
+      <w:r>
+        <w:t xml:space="preserve">This answer is recorded as consumer DATA per §11.4.35 — it is the operator’s stated choice, not an agent inference, and supersedes any prior agent-chosen default on this question. Options not chosen are named above so a future reader does not re-litigate a settled call (§11.4.112(5) bounded-verdict discipline applied to decisions).</w:t>
+      </w:r>
+    </w:p>
+    <w:p>
+      <w:pPr>
+        <w:pStyle w:val="BodyText"/>
+      </w:pPr>
+      <w:r>
+        <w:t xml:space="preserve">— prior item text follows —</w:t>
+      </w:r>
+    </w:p>
+    <w:p>
+      <w:pPr>
+        <w:pStyle w:val="BodyText"/>
+      </w:pPr>
+      <w:r>
+        <w:t xml:space="preserve">pre_build_verification.sh invariant 17 (CM-WORKABLE-ITEMS-VALIDATE) resolves its binary through the candidate loop at :534, whose FIRST entry is constitution/scripts/workable-items/bin/workable-items. That file is GIT-TRACKED (md5 17644a248363, identical to bin/workable-items-linux) and executable, so it WINS resolution over the current untracked sibling constitution/scripts/workable-items/workable-items (md5 43376a6d0184). The tracked binary is STALE: it does not contain the guards its own source now has.</w:t>
+      </w:r>
+    </w:p>
+    <w:p>
+      <w:pPr>
+        <w:pStyle w:val="BodyText"/>
+      </w:pPr>
+      <w:r>
+        <w:t xml:space="preserve">MEASURED, needle-proven, 2026-08-25. String presence in the tracked binary:</w:t>
+      </w:r>
+      <w:r>
+        <w:t xml:space="preserve"> </w:t>
+      </w:r>
+      <w:r>
+        <w:t xml:space="preserve">“refusing to set terminal status”</w:t>
+      </w:r>
+      <w:r>
+        <w:t xml:space="preserve"> </w:t>
+      </w:r>
+      <w:r>
+        <w:t xml:space="preserve">-&gt; 0;</w:t>
+      </w:r>
+      <w:r>
+        <w:t xml:space="preserve"> </w:t>
+      </w:r>
+      <w:r>
+        <w:t xml:space="preserve">“Issues-location item has TERMINAL status”</w:t>
+      </w:r>
+      <w:r>
+        <w:t xml:space="preserve"> </w:t>
+      </w:r>
+      <w:r>
+        <w:t xml:space="preserve">-&gt; 0; control needle from the SAME updateCmd,</w:t>
+      </w:r>
+      <w:r>
+        <w:t xml:space="preserve"> </w:t>
+      </w:r>
+      <w:r>
+        <w:t xml:space="preserve">“at least one mutable field flag is required”</w:t>
+      </w:r>
+      <w:r>
+        <w:t xml:space="preserve"> </w:t>
+      </w:r>
+      <w:r>
+        <w:t xml:space="preserve">-&gt; 2 (so the instrument sees through that path and the zeros are real absences, not a blind read). The untracked sibling returns 1 / 1 / 2 for the same three queries. A check whose message string is absent from the binary cannot fire.</w:t>
+      </w:r>
+    </w:p>
+    <w:p>
+      <w:pPr>
+        <w:pStyle w:val="BodyText"/>
+      </w:pPr>
+      <w:r>
+        <w:t xml:space="preserve">RUNTIME PROOF: the same injected violation (a row set to terminal status while current_location=Issues) run through both binaries -&gt; stale reports 1 violation (only the body_md desync class), current reports 2 including the location-status class verbatim. This is exactly why the ten BOB-166 rows (BOB-087/129/131/144/145/146/148/153/155/157) survived undetected: the gate that was supposed to catch them was running a binary structurally incapable of seeing them.</w:t>
+      </w:r>
+    </w:p>
+    <w:p>
+      <w:pPr>
+        <w:pStyle w:val="BodyText"/>
+      </w:pPr>
+      <w:r>
+        <w:t xml:space="preserve">The 11.4.108 SOURCE-&gt;ARTIFACT gap: source correct, artifact stale, every gate reading the artifact reports green. This is the THIRD instance of that class found in one session, alongside BOB-169 (a charset gate that never opened a file) and BOB-183 (a served bundle five days older than its sources).</w:t>
+      </w:r>
+    </w:p>
+    <w:p>
+      <w:pPr>
+        <w:pStyle w:val="BodyText"/>
+      </w:pPr>
+      <w:r>
+        <w:t xml:space="preserve">COMPOUNDING: the comment at :519-523 directly above the loop asserts</w:t>
+      </w:r>
+      <w:r>
+        <w:t xml:space="preserve"> </w:t>
+      </w:r>
+      <w:r>
+        <w:t xml:space="preserve">“The naive bin/workable-items path never existed in this checkout (bin/ is a gitignored local build-output dir nothing ever populated)”</w:t>
+      </w:r>
+      <w:r>
+        <w:t xml:space="preserve">. That statement is now FALSE - bin/ holds two tracked binaries. A stale comment asserting the absence of the very file that now shadows resolution is how this stayed invisible.</w:t>
+      </w:r>
+    </w:p>
+    <w:p>
+      <w:pPr>
+        <w:pStyle w:val="BodyText"/>
+      </w:pPr>
+      <w:r>
+        <w:t xml:space="preserve">Also an 11.4.30 question the operator owns: bin/workable-items and bin/workable-items-linux are VERSIONED BUILD ARTIFACTS in a constitution submodule that is inherited by reference by every consumer, so every consumer inherits whichever binary was last committed. Flagged independently by two separate agents this session.</w:t>
+      </w:r>
+    </w:p>
+    <w:p>
+      <w:pPr>
+        <w:pStyle w:val="BodyText"/>
+      </w:pPr>
+      <w:r>
+        <w:t xml:space="preserve">ACCEPTANCE: (a) resolution must never prefer a stale artifact over a current one - either the tracked binaries are removed and resolution falls through to build-on-demand, or a freshness check refuses a binary older than its sources (see the BOB-183 fingerprint gate for a working pattern); (b) the false comment at :519-523 corrected; (c) a paired 1.1 mutation proving the new refusal fires, plus a negative control proving a genuinely fresh binary still passes so the fix is not an 11.4.201(1) false-positive refusal; (d) the 11.4.30 tracked-binary decision recorded as operator DATA. Discovered out-of-band during BOB-166 remediation - a 11.4.238 coverage escape in its own right.</w:t>
+      </w:r>
+    </w:p>
+    <w:bookmarkEnd w:id="51"/>
+    <w:bookmarkStart w:id="52" w:name="Xc0ca9ee9a44c887f18fe9c4513414cd28bccb41"/>
+    <w:p>
+      <w:pPr>
+        <w:pStyle w:val="Heading2"/>
+      </w:pPr>
+      <w:r>
+        <w:t xml:space="preserve">BOB-191 — Fail-open scanner is a MATCHER hole blind to 5 enumerated languages (Go/Rust/Ruby/C/…) — enumerated-but-unanalysable prints PASS instead of SKIP (§11.4.201(6))</w:t>
+      </w:r>
+    </w:p>
+    <w:p>
+      <w:pPr>
+        <w:pStyle w:val="FirstParagraph"/>
+      </w:pPr>
+      <w:r>
+        <w:rPr>
+          <w:b/>
+          <w:bCs/>
+        </w:rPr>
+        <w:t xml:space="preserve">Status:</w:t>
+      </w:r>
+      <w:r>
+        <w:t xml:space="preserve"> </w:t>
+      </w:r>
+      <w:r>
         <w:t xml:space="preserve">Queued</w:t>
       </w:r>
       <w:r>
@@ -6120,8 +6230,405 @@
         <w:t xml:space="preserve"> </w:t>
       </w:r>
       <w:r>
+        <w:t xml:space="preserve">Bug</w:t>
+      </w:r>
+    </w:p>
+    <w:p>
+      <w:pPr>
+        <w:pStyle w:val="BodyText"/>
+      </w:pPr>
+      <w:r>
+        <w:t xml:space="preserve">WHAT: the §11.4.252 fail-open scan reports 0 hits for qBitTorrent-go, and that zero is NOT evidence. The triage agent ran control needles through the scanner’s own path per §11.4.201(7)(b): a Python</w:t>
+      </w:r>
+      <w:r>
+        <w:t xml:space="preserve"> </w:t>
+      </w:r>
+      <w:r>
+        <w:t xml:space="preserve">‘except Exception: pass’</w:t>
+      </w:r>
+      <w:r>
+        <w:t xml:space="preserve"> </w:t>
+      </w:r>
+      <w:r>
+        <w:t xml:space="preserve">needle was SEEN, a TypeScript</w:t>
+      </w:r>
+      <w:r>
+        <w:t xml:space="preserve"> </w:t>
+      </w:r>
+      <w:r>
+        <w:t xml:space="preserve">‘catch (e) {}’</w:t>
+      </w:r>
+      <w:r>
+        <w:t xml:space="preserve"> </w:t>
+      </w:r>
+      <w:r>
+        <w:t xml:space="preserve">needle was SEEN (so frontend/src’s zero IS a real zero), but a Go empty-</w:t>
+      </w:r>
+      <w:r>
+        <w:t xml:space="preserve">‘if err != nil {}’</w:t>
+      </w:r>
+      <w:r>
+        <w:t xml:space="preserve"> </w:t>
+      </w:r>
+      <w:r>
+        <w:t xml:space="preserve">needle was NOT SEEN. An instrument that cannot see the idiom returns the same quiet zero as a clean tree, and only one of those is honest. DISTINCT FROM BOB-189, deliberately not merged with it per §11.4.214: BOB-189 is a false MATCH (fail-closed guards reported as fail-open); this is a false NULL (an entire language unscanned). Same scanner, opposite failure directions, different fixes - merging them would hide one behind the other. IMPACT: Go is the language of qbittorrent-proxy-go and boba-jackett (port 7189, which owns encrypted tracker credentials), so the unscanned surface is exactly where §11.4.252’s credential-plus-mutation combination is most likely. Nobody has assessed it; the dashboard says clean. ACCEPTANCE: the scanner grows a Go arm covering the empty-err-block and swallowed-error idioms, its needle is SEEN through the real path, qBitTorrent-go’s result is re-derived, and every finding is triaged as this Python/TS pass was. Until then qBitTorrent-go’s fail-open posture is UNKNOWN and must be reported as UNKNOWN, never as 0.</w:t>
+      </w:r>
+    </w:p>
+    <w:bookmarkEnd w:id="52"/>
+    <w:bookmarkStart w:id="53" w:name="Xcbb65803fa4353036c53c7c47477db14ee6e83b"/>
+    <w:p>
+      <w:pPr>
+        <w:pStyle w:val="Heading2"/>
+      </w:pPr>
+      <w:r>
+        <w:t xml:space="preserve">BOB-192 — Remediate the 6 ratcheted CM-NO-FAIL-OPEN-SKIP findings — each needs a live-stack-verified classify-or-fail rewrite</w:t>
+      </w:r>
+    </w:p>
+    <w:p>
+      <w:pPr>
+        <w:pStyle w:val="FirstParagraph"/>
+      </w:pPr>
+      <w:r>
+        <w:rPr>
+          <w:b/>
+          <w:bCs/>
+        </w:rPr>
+        <w:t xml:space="preserve">Status:</w:t>
+      </w:r>
+      <w:r>
+        <w:t xml:space="preserve"> </w:t>
+      </w:r>
+      <w:r>
+        <w:t xml:space="preserve">Queued</w:t>
+      </w:r>
+      <w:r>
+        <w:t xml:space="preserve"> </w:t>
+      </w:r>
+      <w:r>
+        <w:rPr>
+          <w:b/>
+          <w:bCs/>
+        </w:rPr>
+        <w:t xml:space="preserve">Type:</w:t>
+      </w:r>
+      <w:r>
+        <w:t xml:space="preserve"> </w:t>
+      </w:r>
+      <w:r>
         <w:t xml:space="preserve">Task</w:t>
       </w:r>
+    </w:p>
+    <w:p>
+      <w:pPr>
+        <w:pStyle w:val="BodyText"/>
+      </w:pPr>
+      <w:r>
+        <w:t xml:space="preserve">WHAT: the BOB-161 gate lands with 6 real fail-open skips RATCHETED rather than fixed. Ratcheting is the constitution’s named brownfield default (§11.4.135/§11.4.224(E)) and this repo’s own precedent, so the choice is correct - but the remediation it defers is real work that must be owned somewhere. WHY THIS ITEM EXISTS: the gate’s own header asserted the 6 were</w:t>
+      </w:r>
+      <w:r>
+        <w:t xml:space="preserve"> </w:t>
+      </w:r>
+      <w:r>
+        <w:t xml:space="preserve">‘TRACKED SEPARATELY (§11.4.197)’</w:t>
+      </w:r>
+      <w:r>
+        <w:t xml:space="preserve"> </w:t>
+      </w:r>
+      <w:r>
+        <w:t xml:space="preserve">while no tracker row existed. The §11.4.209 independent review verified the absence and raised it as IMPORTANT-5, noting that without a row those findings are precisely the parked-unverified debt class §11.4.226(4) names - the population an operator samples and finds broken. A prose claim of being tracked is not tracking. WHAT EACH NEEDS: a skip that fires on evidence the host ANSWERED must either classify the response and FAIL on it, or take a §11.4.69 reason that is honestly derivable from the environment rather than from the response - verified against the live stack, not asserted. Two of the six sit under</w:t>
+      </w:r>
+      <w:r>
+        <w:t xml:space="preserve"> </w:t>
+      </w:r>
+      <w:r>
+        <w:t xml:space="preserve">‘# allow-skip:’</w:t>
+      </w:r>
+      <w:r>
+        <w:t xml:space="preserve"> </w:t>
+      </w:r>
+      <w:r>
+        <w:t xml:space="preserve">markers at tests/unit/test_tracker_auth_live.py:105 and :108, which the reviewer confirmed genuinely are fail-open, so that marker must not be treated as absolution. ACCEPTANCE: all 6 remediated with RED-first evidence per §11.4.115, the gate’s BASELINE ratcheted to 0, and the ratchet’s monotone-decreasing property preserved throughout (§11.4.227(A)). NOTE the reviewer’s MINOR-1: a count-baseline absorbs a one-out-one-in swap, so remediation progress must be checked against the finding SET, not only the count.</w:t>
+      </w:r>
+    </w:p>
+    <w:bookmarkEnd w:id="53"/>
+    <w:bookmarkStart w:id="54" w:name="Xc10100f7380538d128b0df1c97d690968b97d37"/>
+    <w:p>
+      <w:pPr>
+        <w:pStyle w:val="Heading2"/>
+      </w:pPr>
+      <w:r>
+        <w:t xml:space="preserve">BOB-194 — Pre-build gates walk .claude/worktrees, so a stale agent worktree can fail the main build (§11.4.201(1))</w:t>
+      </w:r>
+    </w:p>
+    <w:p>
+      <w:pPr>
+        <w:pStyle w:val="FirstParagraph"/>
+      </w:pPr>
+      <w:r>
+        <w:rPr>
+          <w:b/>
+          <w:bCs/>
+        </w:rPr>
+        <w:t xml:space="preserve">Status:</w:t>
+      </w:r>
+      <w:r>
+        <w:t xml:space="preserve"> </w:t>
+      </w:r>
+      <w:r>
+        <w:t xml:space="preserve">In progress</w:t>
+      </w:r>
+      <w:r>
+        <w:t xml:space="preserve"> </w:t>
+      </w:r>
+      <w:r>
+        <w:rPr>
+          <w:b/>
+          <w:bCs/>
+        </w:rPr>
+        <w:t xml:space="preserve">Type:</w:t>
+      </w:r>
+      <w:r>
+        <w:t xml:space="preserve"> </w:t>
+      </w:r>
+      <w:r>
+        <w:t xml:space="preserve">Bug</w:t>
+      </w:r>
+    </w:p>
+    <w:p>
+      <w:pPr>
+        <w:pStyle w:val="BodyText"/>
+      </w:pPr>
+      <w:r>
+        <w:t xml:space="preserve">WHAT: agent worktrees under .claude/worktrees/ are ephemeral copies pinned at arbitrary commits - never built, never shipped, deleted when the agent finishes. Pre-build gates that walk the tree with find(1) from the repo root descend into them anyway. MEASURED INSTANCE (2026-08-25): CM-GO-TOOLCHAIN-MATCHES-BUILDER FAILED the main build with exactly one finding, from .claude/worktrees/agent-afda1df906c537ab4 - a worktree 86 commits behind still carrying</w:t>
+      </w:r>
+      <w:r>
+        <w:t xml:space="preserve"> </w:t>
+      </w:r>
+      <w:r>
+        <w:t xml:space="preserve">‘FROM golang:1.23-alpine’</w:t>
+      </w:r>
+      <w:r>
+        <w:t xml:space="preserve"> </w:t>
+      </w:r>
+      <w:r>
+        <w:t xml:space="preserve">against a go.mod long since at 1.26.2. The main tree was CORRECT throughout. Per §11.4.201(1) a false-positive refusal is a FAIL-bluff of equal severity to a false pass: it blocks real work and teaches people to bypass the gate. FIXED FOR ONE GATE:</w:t>
+      </w:r>
+      <w:r>
+        <w:t xml:space="preserve"> </w:t>
+      </w:r>
+      <w:r>
+        <w:t xml:space="preserve">‘.claude’</w:t>
+      </w:r>
+      <w:r>
+        <w:t xml:space="preserve"> </w:t>
+      </w:r>
+      <w:r>
+        <w:t xml:space="preserve">added to that gate’s PRUNE_DIRS with a deterministic §1.1 pair - a stale mismatch inside .claude/worktrees must NOT fail a healthy tree, the SAME mismatch outside it MUST still fail, so the prune cannot widen into blindness (§11.4.201(6)). Mutation verified: reverting the prune fails 2 checks. SURVEY, measured not inferred: 8 of 13 pre_build gates walk the tree; only the fixed one prunes .claude. Gates using</w:t>
+      </w:r>
+      <w:r>
+        <w:t xml:space="preserve"> </w:t>
+      </w:r>
+      <w:r>
+        <w:t xml:space="preserve">‘git ls-files’</w:t>
+      </w:r>
+      <w:r>
+        <w:t xml:space="preserve"> </w:t>
+      </w:r>
+      <w:r>
+        <w:t xml:space="preserve">are structurally immune - worktrees are untracked. Empirically probed: check_cm_closure_seam_binds, check_cm_killpg_pgid_guard and check_cm_no_production_mutation_residue all rc=0 with ZERO worktree references - clean in practice today. UNMEASURED, not clean: check_cm_test_mock_pid_explicit_int and check_cm_test_mock_pid_patched_when_real_pid were not reached before the probe budget expired. HYPOTHESIS REFUTED, recorded so nobody re-walks it: an earlier revision of this item speculated that check_cm_plugin_count’s 90s timeout was caused by walking worktrees. It is NOT. That gate’s find is scoped to $PLUGINS_DIR (check_cm_plugin_count.sh:224), so worktrees are outside its walk entirely. Its slowness is real - still running past 54s on a re-measure - but has a different, still-unidentified cause and belongs to its own item, not this one. ACCEPTANCE: every tree-walking gate either prunes agent scratch or is proven immune by measurement, each with a paired mutation. NOTE the asymmetry that bounds the risk: a stale worktree can only ADD findings to a security-relevant scan (killpg, mutation-residue), never remove them - so the exposure is false refusal and eroded trust, not a missed defect.</w:t>
+      </w:r>
+    </w:p>
+    <w:bookmarkEnd w:id="54"/>
+    <w:bookmarkStart w:id="55" w:name="Xe8f9d6ae701b2e0cae1912181571b5052b26492"/>
+    <w:p>
+      <w:pPr>
+        <w:pStyle w:val="Heading2"/>
+      </w:pPr>
+      <w:r>
+        <w:t xml:space="preserve">BOB-196 — check_cm_plugin_count runs for over a minute on ~69 files — cause unidentified, and it is not worktree traversal</w:t>
+      </w:r>
+    </w:p>
+    <w:p>
+      <w:pPr>
+        <w:pStyle w:val="FirstParagraph"/>
+      </w:pPr>
+      <w:r>
+        <w:rPr>
+          <w:b/>
+          <w:bCs/>
+        </w:rPr>
+        <w:t xml:space="preserve">Status:</w:t>
+      </w:r>
+      <w:r>
+        <w:t xml:space="preserve"> </w:t>
+      </w:r>
+      <w:r>
+        <w:t xml:space="preserve">Queued</w:t>
+      </w:r>
+      <w:r>
+        <w:t xml:space="preserve"> </w:t>
+      </w:r>
+      <w:r>
+        <w:rPr>
+          <w:b/>
+          <w:bCs/>
+        </w:rPr>
+        <w:t xml:space="preserve">Type:</w:t>
+      </w:r>
+      <w:r>
+        <w:t xml:space="preserve"> </w:t>
+      </w:r>
+      <w:r>
+        <w:t xml:space="preserve">Task</w:t>
+      </w:r>
+    </w:p>
+    <w:p>
+      <w:pPr>
+        <w:pStyle w:val="BodyText"/>
+      </w:pPr>
+      <w:r>
+        <w:t xml:space="preserve">WHAT: the CM-PLUGIN-COUNT pre-build gate takes 189 SECONDS to verify 8 documented counts. Measured 2026-08-25: exceeded a 90s probe budget (rc=124), then a bounded re-run completed at</w:t>
+      </w:r>
+      <w:r>
+        <w:t xml:space="preserve"> </w:t>
+      </w:r>
+      <w:r>
+        <w:t xml:space="preserve">‘rc=0 wall=189s’</w:t>
+      </w:r>
+      <w:r>
+        <w:t xml:space="preserve"> </w:t>
+      </w:r>
+      <w:r>
+        <w:t xml:space="preserve">- it PASSES, it is simply slow. CAUSE, MEASURED NOT GUESSED: the marker loop at check_cm_plugin_count.sh:273-290 iterates EVERY LINE of every governed document and spawns a pipeline per line. Per iteration:</w:t>
+      </w:r>
+      <w:r>
+        <w:t xml:space="preserve"> </w:t>
+      </w:r>
+      <w:r>
+        <w:t xml:space="preserve">‘printf | grep -oE | wc -l | tr -d’</w:t>
+      </w:r>
+      <w:r>
+        <w:t xml:space="preserve"> </w:t>
+      </w:r>
+      <w:r>
+        <w:t xml:space="preserve">(4 processes) plus</w:t>
+      </w:r>
+      <w:r>
+        <w:t xml:space="preserve"> </w:t>
+      </w:r>
+      <w:r>
+        <w:t xml:space="preserve">‘printf | sed -n’</w:t>
+      </w:r>
+      <w:r>
+        <w:t xml:space="preserve"> </w:t>
+      </w:r>
+      <w:r>
+        <w:t xml:space="preserve">(2) = ~6. Governed docs are AGENTS.md 689 + CLAUDE.md 494 + docs/features/Status.md 670 = 1853 lines, so ~11,118 process spawns, measuring ~102 ms/line. Classic per-line-subprocess shell trap. THE IRONY WORTH PRESERVING, because it explains why nobody simplified it: the in-code comment shows</w:t>
+      </w:r>
+      <w:r>
+        <w:t xml:space="preserve"> </w:t>
+      </w:r>
+      <w:r>
+        <w:t xml:space="preserve">‘-oE | wc -l’</w:t>
+      </w:r>
+      <w:r>
+        <w:t xml:space="preserve"> </w:t>
+      </w:r>
+      <w:r>
+        <w:t xml:space="preserve">was chosen DELIBERATELY over</w:t>
+      </w:r>
+      <w:r>
+        <w:t xml:space="preserve"> </w:t>
+      </w:r>
+      <w:r>
+        <w:t xml:space="preserve">‘grep -c’</w:t>
+      </w:r>
+      <w:r>
+        <w:t xml:space="preserve"> </w:t>
+      </w:r>
+      <w:r>
+        <w:t xml:space="preserve">after measuring the §11.4.201(12) footgun - on this host (ugrep 7.8.4)</w:t>
+      </w:r>
+      <w:r>
+        <w:t xml:space="preserve"> </w:t>
+      </w:r>
+      <w:r>
+        <w:t xml:space="preserve">‘grep -coE’</w:t>
+      </w:r>
+      <w:r>
+        <w:t xml:space="preserve"> </w:t>
+      </w:r>
+      <w:r>
+        <w:t xml:space="preserve">returned 3 at top level but 1 inside a</w:t>
+      </w:r>
+      <w:r>
+        <w:t xml:space="preserve"> </w:t>
+      </w:r>
+      <w:r>
+        <w:t xml:space="preserve">‘set -euo pipefail’</w:t>
+      </w:r>
+      <w:r>
+        <w:t xml:space="preserve"> </w:t>
+      </w:r>
+      <w:r>
+        <w:t xml:space="preserve">subshell, a context-dependent reading. The correctness fix is right and must be kept; it is the PER-LINE application of it that costs the three minutes. HYPOTHESIS REFUTED, recorded so nobody re-walks it: this is NOT worktree traversal. The gate’s find is scoped to $PLUGINS_DIR (:224), so the five agent worktrees are outside its walk. That guess was raised on BOB-194 and is dead. LIKELY FIX (unverified, stated as a candidate not a conclusion): pre-filter with ONE grep for lines containing</w:t>
+      </w:r>
+      <w:r>
+        <w:t xml:space="preserve"> </w:t>
+      </w:r>
+      <w:r>
+        <w:t xml:space="preserve">‘CM-PLUGIN-COUNT:’</w:t>
+      </w:r>
+      <w:r>
+        <w:t xml:space="preserve"> </w:t>
+      </w:r>
+      <w:r>
+        <w:t xml:space="preserve">before entering the loop, reducing ~1853 iterations to the ~8 lines that carry a marker, while leaving the per-line parsing logic - and its footgun-avoiding form - completely unchanged. WHY IT MATTERS beyond impatience: this gate is on the pre-build critical path, and CLAUDE.md leans on it as the mechanical authority for the three distinct plugin rosters (43 curated / 43 engines / 12 bootstrap) whose conflation was BOB-149. A gate slow enough to tempt anyone into skipping it protects nothing. ACCEPTANCE: runtime reduced with the counts and the footgun-avoiding parse preserved byte-for-byte in behaviour, proven by the existing paired mutation still biting plus a before/after wall-clock recorded. §11.4.6: nothing here questions the gate’s VERDICTS - only its runtime.</w:t>
+      </w:r>
+    </w:p>
+    <w:bookmarkEnd w:id="55"/>
+    <w:bookmarkStart w:id="56" w:name="X0a11ad4ef084ae583354444a7004378388ce69a"/>
+    <w:p>
+      <w:pPr>
+        <w:pStyle w:val="Heading2"/>
+      </w:pPr>
+      <w:r>
+        <w:t xml:space="preserve">BOB-211 — LATENT + OPERATOR-GATED: on a uid-flattening mount whose uid is not the operator, chown fails EPERM with no fstype-aware diagnosis, and fmask/dmask silently defeat the preserve_mode 600 contract</w:t>
+      </w:r>
+    </w:p>
+    <w:p>
+      <w:pPr>
+        <w:pStyle w:val="FirstParagraph"/>
+      </w:pPr>
+      <w:r>
+        <w:rPr>
+          <w:b/>
+          <w:bCs/>
+        </w:rPr>
+        <w:t xml:space="preserve">Status:</w:t>
+      </w:r>
+      <w:r>
+        <w:t xml:space="preserve"> </w:t>
+      </w:r>
+      <w:r>
+        <w:t xml:space="preserve">Queued</w:t>
+      </w:r>
+      <w:r>
+        <w:t xml:space="preserve"> </w:t>
+      </w:r>
+      <w:r>
+        <w:rPr>
+          <w:b/>
+          <w:bCs/>
+        </w:rPr>
+        <w:t xml:space="preserve">Type:</w:t>
+      </w:r>
+      <w:r>
+        <w:t xml:space="preserve"> </w:t>
+      </w:r>
+      <w:r>
+        <w:t xml:space="preserve">Bug</w:t>
+      </w:r>
       <w:r>
         <w:t xml:space="preserve"> </w:t>
       </w:r>
@@ -6136,849 +6643,80 @@
         <w:t xml:space="preserve"> </w:t>
       </w:r>
       <w:r>
-        <w:t xml:space="preserve">Medium</w:t>
-      </w:r>
-      <w:r>
-        <w:t xml:space="preserve"> </w:t>
-      </w:r>
-      <w:r>
-        <w:rPr>
-          <w:b/>
-          <w:bCs/>
-        </w:rPr>
-        <w:t xml:space="preserve">Created-By:</w:t>
-      </w:r>
-      <w:r>
-        <w:t xml:space="preserve"> </w:t>
-      </w:r>
-      <w:r>
-        <w:t xml:space="preserve">Claude</w:t>
-      </w:r>
-      <w:r>
-        <w:t xml:space="preserve"> </w:t>
-      </w:r>
-      <w:r>
-        <w:rPr>
-          <w:b/>
-          <w:bCs/>
-        </w:rPr>
-        <w:t xml:space="preserve">Assigned-To:</w:t>
-      </w:r>
-      <w:r>
-        <w:t xml:space="preserve"> </w:t>
-      </w:r>
-      <w:r>
-        <w:t xml:space="preserve">Claude</w:t>
-      </w:r>
-    </w:p>
-    <w:p>
-      <w:pPr>
-        <w:pStyle w:val="BodyText"/>
-      </w:pPr>
-      <w:r>
-        <w:t xml:space="preserve">docs/qa/BOB-164/axe_contrast_scan.py scans a static dist with no backend, so every node whose existence depends on fetched data is absent from the page it measures: the results table renders empty, so .type-badge and .quality-badge never appear, and the hooks list renders empty, so .status pills never appear. That is precisely why the BOB-164 round-1 regression went unseen in a rendered DOM even though it was scanned in all 16 themes, and it is why round 2 had to close the class in the arithmetic oracle instead. Those nodes are now covered by frontend/src/app/models/style-contrast.spec.ts, which extracts declared foreground-on-fill pairs from the stylesheets, but that is an ARITHMETIC claim about declared colour pairs, not a rendered-pixel one: it cannot see opacity applied by an ancestor, a composited backdrop, or a cascade this repo’s static extractor does not model. Acceptance: the scan drives the dashboard with seeded fixture data (a stub backend, a route fixture, or an injected component harness) so the badge and status nodes are present in the DOM, axe measures them directly, and a control needle proves the rendered oracle sees a seeded sub-floor badge before any clean result from it is believed.</w:t>
-      </w:r>
-    </w:p>
-    <w:bookmarkEnd w:id="50"/>
-    <w:bookmarkStart w:id="51" w:name="X1c75a5e72e0824425970fb9362688446313d342"/>
-    <w:p>
-      <w:pPr>
-        <w:pStyle w:val="Heading2"/>
-      </w:pPr>
-      <w:r>
-        <w:t xml:space="preserve">BOB-187 — ownership_precondition.sh is unfenced: same unreviewed .env-driven scope as the now-fenced repair, still writes probe files at any declared path</w:t>
-      </w:r>
-    </w:p>
-    <w:p>
-      <w:pPr>
-        <w:pStyle w:val="FirstParagraph"/>
-      </w:pPr>
-      <w:r>
-        <w:rPr>
-          <w:b/>
-          <w:bCs/>
-        </w:rPr>
-        <w:t xml:space="preserve">Status:</w:t>
-      </w:r>
-      <w:r>
-        <w:t xml:space="preserve"> </w:t>
-      </w:r>
-      <w:r>
-        <w:t xml:space="preserve">In progress</w:t>
-      </w:r>
-      <w:r>
-        <w:t xml:space="preserve"> </w:t>
-      </w:r>
-      <w:r>
-        <w:rPr>
-          <w:b/>
-          <w:bCs/>
-        </w:rPr>
-        <w:t xml:space="preserve">Type:</w:t>
-      </w:r>
-      <w:r>
-        <w:t xml:space="preserve"> </w:t>
-      </w:r>
-      <w:r>
-        <w:t xml:space="preserve">Bug</w:t>
-      </w:r>
-    </w:p>
-    <w:p>
-      <w:pPr>
-        <w:pStyle w:val="BodyText"/>
-      </w:pPr>
-      <w:r>
-        <w:t xml:space="preserve">scripts/ownership_precondition.sh consumes the SAME unreviewed .env-driven scope as ownership_repair.sh and creates probe files inside it, but it is NOT fenced. T028 remediation added ownership_path_fence() to scripts/lib/ownership.sh and wired it into ownership_repair.sh, closing the path-escape class there; the precondition was outside that agents file scope and still accepts whatever config/owned_paths.yaml expands to. Blast radius is lower than a recursive chown (it writes probe files rather than mutating ownership of an existing tree) but the INPUT is identical and equally unreviewed, so the same QBITTORRENT_DATA_DIR value that would have driven a filesystem-wide chown will drive probe-file creation at an arbitrary location. Note the escape is empirically confirmed for the repair path, not merely reasoned: during T028 remediation a probe declaring the verbatim shipped entry with QBITTORRENT_DATA_DIR=/ hung the suite, and ps showed the real artifact executing</w:t>
-      </w:r>
-      <w:r>
-        <w:t xml:space="preserve"> </w:t>
-      </w:r>
-      <w:r>
-        <w:t xml:space="preserve">“find / ( ! -uid 1000 -o ! -gid 1000 ) -printf …”</w:t>
-      </w:r>
-      <w:r>
-        <w:t xml:space="preserve"> </w:t>
-      </w:r>
-      <w:r>
-        <w:t xml:space="preserve">before it was killed by verified pid. Acceptance: ownership_precondition.sh calls the SAME ownership_path_fence() predicate from scripts/lib/ownership.sh (never a second dialect, 11.4.251), refuses fail-closed on a rejected entry, and ships a paired 1.1 mutation proving the refusal fires PLUS a negative control proving the six live shipped entries still ACCEPT so the fix is not a 11.4.201(1) false-positive refusal. Discovered out-of-band during T028 remediation and reported by the agent as needing tracking, so it is also a 11.4.238 coverage escape.</w:t>
-      </w:r>
-    </w:p>
-    <w:bookmarkEnd w:id="51"/>
-    <w:bookmarkStart w:id="52" w:name="Xcd92acb8ba4b4689af31774f9ab753524fb4a5b"/>
-    <w:p>
-      <w:pPr>
-        <w:pStyle w:val="Heading2"/>
-      </w:pPr>
-      <w:r>
-        <w:t xml:space="preserve">BOB-188 — Gate invariant 17 runs a STALE TRACKED binary that structurally cannot see the violations it exists to catch</w:t>
-      </w:r>
-    </w:p>
-    <w:p>
-      <w:pPr>
-        <w:pStyle w:val="FirstParagraph"/>
-      </w:pPr>
-      <w:r>
-        <w:rPr>
-          <w:b/>
-          <w:bCs/>
-        </w:rPr>
-        <w:t xml:space="preserve">Status:</w:t>
-      </w:r>
-      <w:r>
-        <w:t xml:space="preserve"> </w:t>
-      </w:r>
-      <w:r>
-        <w:t xml:space="preserve">In progress</w:t>
-      </w:r>
-      <w:r>
-        <w:t xml:space="preserve"> </w:t>
-      </w:r>
-      <w:r>
-        <w:rPr>
-          <w:b/>
-          <w:bCs/>
-        </w:rPr>
-        <w:t xml:space="preserve">Type:</w:t>
-      </w:r>
-      <w:r>
-        <w:t xml:space="preserve"> </w:t>
-      </w:r>
-      <w:r>
-        <w:t xml:space="preserve">Bug</w:t>
-      </w:r>
-    </w:p>
-    <w:p>
-      <w:pPr>
-        <w:pStyle w:val="BodyText"/>
-      </w:pPr>
-      <w:r>
-        <w:rPr>
-          <w:b/>
-          <w:bCs/>
-        </w:rPr>
-        <w:t xml:space="preserve">OPERATOR DECISION (2026-08-26, §11.4.66 interactive clarification): UNTRACK THE BINARY — BUILD ON DEMAND</w:t>
-      </w:r>
-    </w:p>
-    <w:p>
-      <w:pPr>
-        <w:pStyle w:val="BodyText"/>
-      </w:pPr>
-      <w:r>
-        <w:t xml:space="preserve">§11.4.30 answer, recorded as consumer DATA: the compiled</w:t>
-      </w:r>
-      <w:r>
-        <w:t xml:space="preserve"> </w:t>
-      </w:r>
-      <w:r>
-        <w:rPr>
-          <w:rStyle w:val="VerbatimChar"/>
-        </w:rPr>
-        <w:t xml:space="preserve">workable-items</w:t>
-      </w:r>
-      <w:r>
-        <w:t xml:space="preserve"> </w:t>
-      </w:r>
-      <w:r>
-        <w:t xml:space="preserve">binary is NOT to be git-tracked.</w:t>
-      </w:r>
-      <w:r>
-        <w:t xml:space="preserve"> </w:t>
-      </w:r>
-      <w:r>
-        <w:t xml:space="preserve">‘Any build derivate which we can recreate by executing proper mechanism for generating MUST NOT be versioned’</w:t>
-      </w:r>
-      <w:r>
-        <w:t xml:space="preserve"> </w:t>
-      </w:r>
-      <w:r>
-        <w:t xml:space="preserve">applies without exception here. Keeping it tracked with only the invariant-52 fingerprint gate, and keeping it tracked with a commit-time rebuild, were both offered and NOT chosen. REQUIRED END STATE: the gate builds from source, or REFUSES HONESTLY when the Go toolchain is absent (§11.4.201(11) — probe the artifact through its real invocation path, never fake a pass, never silently fall back to a stale binary). Staleness becomes structurally impossible rather than merely detected. ACCEPTED COST: a fresh clone needs a Go toolchain before invariant 17 can run — already true for the qBitTorrent-go backend, so this adds no new host requirement. The invariant-52 fingerprint gate remains useful as defence-in-depth for as long as any binary exists on disk.</w:t>
-      </w:r>
-    </w:p>
-    <w:p>
-      <w:pPr>
-        <w:pStyle w:val="BodyText"/>
-      </w:pPr>
-      <w:r>
-        <w:t xml:space="preserve">This answer is recorded as consumer DATA per §11.4.35 — it is the operator’s stated choice, not an agent inference, and supersedes any prior agent-chosen default on this question. Options not chosen are named above so a future reader does not re-litigate a settled call (§11.4.112(5) bounded-verdict discipline applied to decisions).</w:t>
-      </w:r>
-    </w:p>
-    <w:p>
-      <w:pPr>
-        <w:pStyle w:val="BodyText"/>
-      </w:pPr>
-      <w:r>
-        <w:t xml:space="preserve">— prior item text follows —</w:t>
-      </w:r>
-    </w:p>
-    <w:p>
-      <w:pPr>
-        <w:pStyle w:val="BodyText"/>
-      </w:pPr>
-      <w:r>
-        <w:t xml:space="preserve">pre_build_verification.sh invariant 17 (CM-WORKABLE-ITEMS-VALIDATE) resolves its binary through the candidate loop at :534, whose FIRST entry is constitution/scripts/workable-items/bin/workable-items. That file is GIT-TRACKED (md5 17644a248363, identical to bin/workable-items-linux) and executable, so it WINS resolution over the current untracked sibling constitution/scripts/workable-items/workable-items (md5 43376a6d0184). The tracked binary is STALE: it does not contain the guards its own source now has.</w:t>
-      </w:r>
-    </w:p>
-    <w:p>
-      <w:pPr>
-        <w:pStyle w:val="BodyText"/>
-      </w:pPr>
-      <w:r>
-        <w:t xml:space="preserve">MEASURED, needle-proven, 2026-08-25. String presence in the tracked binary:</w:t>
-      </w:r>
-      <w:r>
-        <w:t xml:space="preserve"> </w:t>
-      </w:r>
-      <w:r>
-        <w:t xml:space="preserve">“refusing to set terminal status”</w:t>
-      </w:r>
-      <w:r>
-        <w:t xml:space="preserve"> </w:t>
-      </w:r>
-      <w:r>
-        <w:t xml:space="preserve">-&gt; 0;</w:t>
-      </w:r>
-      <w:r>
-        <w:t xml:space="preserve"> </w:t>
-      </w:r>
-      <w:r>
-        <w:t xml:space="preserve">“Issues-location item has TERMINAL status”</w:t>
-      </w:r>
-      <w:r>
-        <w:t xml:space="preserve"> </w:t>
-      </w:r>
-      <w:r>
-        <w:t xml:space="preserve">-&gt; 0; control needle from the SAME updateCmd,</w:t>
-      </w:r>
-      <w:r>
-        <w:t xml:space="preserve"> </w:t>
-      </w:r>
-      <w:r>
-        <w:t xml:space="preserve">“at least one mutable field flag is required”</w:t>
-      </w:r>
-      <w:r>
-        <w:t xml:space="preserve"> </w:t>
-      </w:r>
-      <w:r>
-        <w:t xml:space="preserve">-&gt; 2 (so the instrument sees through that path and the zeros are real absences, not a blind read). The untracked sibling returns 1 / 1 / 2 for the same three queries. A check whose message string is absent from the binary cannot fire.</w:t>
-      </w:r>
-    </w:p>
-    <w:p>
-      <w:pPr>
-        <w:pStyle w:val="BodyText"/>
-      </w:pPr>
-      <w:r>
-        <w:t xml:space="preserve">RUNTIME PROOF: the same injected violation (a row set to terminal status while current_location=Issues) run through both binaries -&gt; stale reports 1 violation (only the body_md desync class), current reports 2 including the location-status class verbatim. This is exactly why the ten BOB-166 rows (BOB-087/129/131/144/145/146/148/153/155/157) survived undetected: the gate that was supposed to catch them was running a binary structurally incapable of seeing them.</w:t>
-      </w:r>
-    </w:p>
-    <w:p>
-      <w:pPr>
-        <w:pStyle w:val="BodyText"/>
-      </w:pPr>
-      <w:r>
-        <w:t xml:space="preserve">The 11.4.108 SOURCE-&gt;ARTIFACT gap: source correct, artifact stale, every gate reading the artifact reports green. This is the THIRD instance of that class found in one session, alongside BOB-169 (a charset gate that never opened a file) and BOB-183 (a served bundle five days older than its sources).</w:t>
-      </w:r>
-    </w:p>
-    <w:p>
-      <w:pPr>
-        <w:pStyle w:val="BodyText"/>
-      </w:pPr>
-      <w:r>
-        <w:t xml:space="preserve">COMPOUNDING: the comment at :519-523 directly above the loop asserts</w:t>
-      </w:r>
-      <w:r>
-        <w:t xml:space="preserve"> </w:t>
-      </w:r>
-      <w:r>
-        <w:t xml:space="preserve">“The naive bin/workable-items path never existed in this checkout (bin/ is a gitignored local build-output dir nothing ever populated)”</w:t>
-      </w:r>
-      <w:r>
-        <w:t xml:space="preserve">. That statement is now FALSE - bin/ holds two tracked binaries. A stale comment asserting the absence of the very file that now shadows resolution is how this stayed invisible.</w:t>
-      </w:r>
-    </w:p>
-    <w:p>
-      <w:pPr>
-        <w:pStyle w:val="BodyText"/>
-      </w:pPr>
-      <w:r>
-        <w:t xml:space="preserve">Also an 11.4.30 question the operator owns: bin/workable-items and bin/workable-items-linux are VERSIONED BUILD ARTIFACTS in a constitution submodule that is inherited by reference by every consumer, so every consumer inherits whichever binary was last committed. Flagged independently by two separate agents this session.</w:t>
-      </w:r>
-    </w:p>
-    <w:p>
-      <w:pPr>
-        <w:pStyle w:val="BodyText"/>
-      </w:pPr>
-      <w:r>
-        <w:t xml:space="preserve">ACCEPTANCE: (a) resolution must never prefer a stale artifact over a current one - either the tracked binaries are removed and resolution falls through to build-on-demand, or a freshness check refuses a binary older than its sources (see the BOB-183 fingerprint gate for a working pattern); (b) the false comment at :519-523 corrected; (c) a paired 1.1 mutation proving the new refusal fires, plus a negative control proving a genuinely fresh binary still passes so the fix is not an 11.4.201(1) false-positive refusal; (d) the 11.4.30 tracked-binary decision recorded as operator DATA. Discovered out-of-band during BOB-166 remediation - a 11.4.238 coverage escape in its own right.</w:t>
-      </w:r>
-    </w:p>
-    <w:bookmarkEnd w:id="52"/>
-    <w:bookmarkStart w:id="53" w:name="Xc0ca9ee9a44c887f18fe9c4513414cd28bccb41"/>
-    <w:p>
-      <w:pPr>
-        <w:pStyle w:val="Heading2"/>
-      </w:pPr>
-      <w:r>
-        <w:t xml:space="preserve">BOB-191 — Fail-open scanner is a MATCHER hole blind to 5 enumerated languages (Go/Rust/Ruby/C/…) — enumerated-but-unanalysable prints PASS instead of SKIP (§11.4.201(6))</w:t>
-      </w:r>
-    </w:p>
-    <w:p>
-      <w:pPr>
-        <w:pStyle w:val="FirstParagraph"/>
-      </w:pPr>
-      <w:r>
-        <w:rPr>
-          <w:b/>
-          <w:bCs/>
-        </w:rPr>
-        <w:t xml:space="preserve">Status:</w:t>
-      </w:r>
-      <w:r>
-        <w:t xml:space="preserve"> </w:t>
-      </w:r>
-      <w:r>
-        <w:t xml:space="preserve">Queued</w:t>
-      </w:r>
-      <w:r>
-        <w:t xml:space="preserve"> </w:t>
-      </w:r>
-      <w:r>
-        <w:rPr>
-          <w:b/>
-          <w:bCs/>
-        </w:rPr>
-        <w:t xml:space="preserve">Type:</w:t>
-      </w:r>
-      <w:r>
-        <w:t xml:space="preserve"> </w:t>
-      </w:r>
-      <w:r>
-        <w:t xml:space="preserve">Bug</w:t>
-      </w:r>
-    </w:p>
-    <w:p>
-      <w:pPr>
-        <w:pStyle w:val="BodyText"/>
-      </w:pPr>
-      <w:r>
-        <w:t xml:space="preserve">WHAT: the §11.4.252 fail-open scan reports 0 hits for qBitTorrent-go, and that zero is NOT evidence. The triage agent ran control needles through the scanner’s own path per §11.4.201(7)(b): a Python</w:t>
-      </w:r>
-      <w:r>
-        <w:t xml:space="preserve"> </w:t>
-      </w:r>
-      <w:r>
-        <w:t xml:space="preserve">‘except Exception: pass’</w:t>
-      </w:r>
-      <w:r>
-        <w:t xml:space="preserve"> </w:t>
-      </w:r>
-      <w:r>
-        <w:t xml:space="preserve">needle was SEEN, a TypeScript</w:t>
-      </w:r>
-      <w:r>
-        <w:t xml:space="preserve"> </w:t>
-      </w:r>
-      <w:r>
-        <w:t xml:space="preserve">‘catch (e) {}’</w:t>
-      </w:r>
-      <w:r>
-        <w:t xml:space="preserve"> </w:t>
-      </w:r>
-      <w:r>
-        <w:t xml:space="preserve">needle was SEEN (so frontend/src’s zero IS a real zero), but a Go empty-</w:t>
-      </w:r>
-      <w:r>
-        <w:t xml:space="preserve">‘if err != nil {}’</w:t>
-      </w:r>
-      <w:r>
-        <w:t xml:space="preserve"> </w:t>
-      </w:r>
-      <w:r>
-        <w:t xml:space="preserve">needle was NOT SEEN. An instrument that cannot see the idiom returns the same quiet zero as a clean tree, and only one of those is honest. DISTINCT FROM BOB-189, deliberately not merged with it per §11.4.214: BOB-189 is a false MATCH (fail-closed guards reported as fail-open); this is a false NULL (an entire language unscanned). Same scanner, opposite failure directions, different fixes - merging them would hide one behind the other. IMPACT: Go is the language of qbittorrent-proxy-go and boba-jackett (port 7189, which owns encrypted tracker credentials), so the unscanned surface is exactly where §11.4.252’s credential-plus-mutation combination is most likely. Nobody has assessed it; the dashboard says clean. ACCEPTANCE: the scanner grows a Go arm covering the empty-err-block and swallowed-error idioms, its needle is SEEN through the real path, qBitTorrent-go’s result is re-derived, and every finding is triaged as this Python/TS pass was. Until then qBitTorrent-go’s fail-open posture is UNKNOWN and must be reported as UNKNOWN, never as 0.</w:t>
-      </w:r>
-    </w:p>
-    <w:bookmarkEnd w:id="53"/>
-    <w:bookmarkStart w:id="54" w:name="Xcbb65803fa4353036c53c7c47477db14ee6e83b"/>
-    <w:p>
-      <w:pPr>
-        <w:pStyle w:val="Heading2"/>
-      </w:pPr>
-      <w:r>
-        <w:t xml:space="preserve">BOB-192 — Remediate the 6 ratcheted CM-NO-FAIL-OPEN-SKIP findings — each needs a live-stack-verified classify-or-fail rewrite</w:t>
-      </w:r>
-    </w:p>
-    <w:p>
-      <w:pPr>
-        <w:pStyle w:val="FirstParagraph"/>
-      </w:pPr>
-      <w:r>
-        <w:rPr>
-          <w:b/>
-          <w:bCs/>
-        </w:rPr>
-        <w:t xml:space="preserve">Status:</w:t>
-      </w:r>
-      <w:r>
-        <w:t xml:space="preserve"> </w:t>
-      </w:r>
-      <w:r>
-        <w:t xml:space="preserve">Queued</w:t>
-      </w:r>
-      <w:r>
-        <w:t xml:space="preserve"> </w:t>
-      </w:r>
-      <w:r>
-        <w:rPr>
-          <w:b/>
-          <w:bCs/>
-        </w:rPr>
-        <w:t xml:space="preserve">Type:</w:t>
-      </w:r>
-      <w:r>
-        <w:t xml:space="preserve"> </w:t>
-      </w:r>
-      <w:r>
-        <w:t xml:space="preserve">Task</w:t>
-      </w:r>
-    </w:p>
-    <w:p>
-      <w:pPr>
-        <w:pStyle w:val="BodyText"/>
-      </w:pPr>
-      <w:r>
-        <w:t xml:space="preserve">WHAT: the BOB-161 gate lands with 6 real fail-open skips RATCHETED rather than fixed. Ratcheting is the constitution’s named brownfield default (§11.4.135/§11.4.224(E)) and this repo’s own precedent, so the choice is correct - but the remediation it defers is real work that must be owned somewhere. WHY THIS ITEM EXISTS: the gate’s own header asserted the 6 were</w:t>
-      </w:r>
-      <w:r>
-        <w:t xml:space="preserve"> </w:t>
-      </w:r>
-      <w:r>
-        <w:t xml:space="preserve">‘TRACKED SEPARATELY (§11.4.197)’</w:t>
-      </w:r>
-      <w:r>
-        <w:t xml:space="preserve"> </w:t>
-      </w:r>
-      <w:r>
-        <w:t xml:space="preserve">while no tracker row existed. The §11.4.209 independent review verified the absence and raised it as IMPORTANT-5, noting that without a row those findings are precisely the parked-unverified debt class §11.4.226(4) names - the population an operator samples and finds broken. A prose claim of being tracked is not tracking. WHAT EACH NEEDS: a skip that fires on evidence the host ANSWERED must either classify the response and FAIL on it, or take a §11.4.69 reason that is honestly derivable from the environment rather than from the response - verified against the live stack, not asserted. Two of the six sit under</w:t>
-      </w:r>
-      <w:r>
-        <w:t xml:space="preserve"> </w:t>
-      </w:r>
-      <w:r>
-        <w:t xml:space="preserve">‘# allow-skip:’</w:t>
-      </w:r>
-      <w:r>
-        <w:t xml:space="preserve"> </w:t>
-      </w:r>
-      <w:r>
-        <w:t xml:space="preserve">markers at tests/unit/test_tracker_auth_live.py:105 and :108, which the reviewer confirmed genuinely are fail-open, so that marker must not be treated as absolution. ACCEPTANCE: all 6 remediated with RED-first evidence per §11.4.115, the gate’s BASELINE ratcheted to 0, and the ratchet’s monotone-decreasing property preserved throughout (§11.4.227(A)). NOTE the reviewer’s MINOR-1: a count-baseline absorbs a one-out-one-in swap, so remediation progress must be checked against the finding SET, not only the count.</w:t>
-      </w:r>
-    </w:p>
-    <w:bookmarkEnd w:id="54"/>
-    <w:bookmarkStart w:id="55" w:name="Xc10100f7380538d128b0df1c97d690968b97d37"/>
-    <w:p>
-      <w:pPr>
-        <w:pStyle w:val="Heading2"/>
-      </w:pPr>
-      <w:r>
-        <w:t xml:space="preserve">BOB-194 — Pre-build gates walk .claude/worktrees, so a stale agent worktree can fail the main build (§11.4.201(1))</w:t>
-      </w:r>
-    </w:p>
-    <w:p>
-      <w:pPr>
-        <w:pStyle w:val="FirstParagraph"/>
-      </w:pPr>
-      <w:r>
-        <w:rPr>
-          <w:b/>
-          <w:bCs/>
-        </w:rPr>
-        <w:t xml:space="preserve">Status:</w:t>
-      </w:r>
-      <w:r>
-        <w:t xml:space="preserve"> </w:t>
-      </w:r>
-      <w:r>
-        <w:t xml:space="preserve">In progress</w:t>
-      </w:r>
-      <w:r>
-        <w:t xml:space="preserve"> </w:t>
-      </w:r>
-      <w:r>
-        <w:rPr>
-          <w:b/>
-          <w:bCs/>
-        </w:rPr>
-        <w:t xml:space="preserve">Type:</w:t>
-      </w:r>
-      <w:r>
-        <w:t xml:space="preserve"> </w:t>
-      </w:r>
-      <w:r>
-        <w:t xml:space="preserve">Bug</w:t>
-      </w:r>
-    </w:p>
-    <w:p>
-      <w:pPr>
-        <w:pStyle w:val="BodyText"/>
-      </w:pPr>
-      <w:r>
-        <w:t xml:space="preserve">WHAT: agent worktrees under .claude/worktrees/ are ephemeral copies pinned at arbitrary commits - never built, never shipped, deleted when the agent finishes. Pre-build gates that walk the tree with find(1) from the repo root descend into them anyway. MEASURED INSTANCE (2026-08-25): CM-GO-TOOLCHAIN-MATCHES-BUILDER FAILED the main build with exactly one finding, from .claude/worktrees/agent-afda1df906c537ab4 - a worktree 86 commits behind still carrying</w:t>
-      </w:r>
-      <w:r>
-        <w:t xml:space="preserve"> </w:t>
-      </w:r>
-      <w:r>
-        <w:t xml:space="preserve">‘FROM golang:1.23-alpine’</w:t>
-      </w:r>
-      <w:r>
-        <w:t xml:space="preserve"> </w:t>
-      </w:r>
-      <w:r>
-        <w:t xml:space="preserve">against a go.mod long since at 1.26.2. The main tree was CORRECT throughout. Per §11.4.201(1) a false-positive refusal is a FAIL-bluff of equal severity to a false pass: it blocks real work and teaches people to bypass the gate. FIXED FOR ONE GATE:</w:t>
-      </w:r>
-      <w:r>
-        <w:t xml:space="preserve"> </w:t>
-      </w:r>
-      <w:r>
-        <w:t xml:space="preserve">‘.claude’</w:t>
-      </w:r>
-      <w:r>
-        <w:t xml:space="preserve"> </w:t>
-      </w:r>
-      <w:r>
-        <w:t xml:space="preserve">added to that gate’s PRUNE_DIRS with a deterministic §1.1 pair - a stale mismatch inside .claude/worktrees must NOT fail a healthy tree, the SAME mismatch outside it MUST still fail, so the prune cannot widen into blindness (§11.4.201(6)). Mutation verified: reverting the prune fails 2 checks. SURVEY, measured not inferred: 8 of 13 pre_build gates walk the tree; only the fixed one prunes .claude. Gates using</w:t>
-      </w:r>
-      <w:r>
-        <w:t xml:space="preserve"> </w:t>
-      </w:r>
-      <w:r>
-        <w:t xml:space="preserve">‘git ls-files’</w:t>
-      </w:r>
-      <w:r>
-        <w:t xml:space="preserve"> </w:t>
-      </w:r>
-      <w:r>
-        <w:t xml:space="preserve">are structurally immune - worktrees are untracked. Empirically probed: check_cm_closure_seam_binds, check_cm_killpg_pgid_guard and check_cm_no_production_mutation_residue all rc=0 with ZERO worktree references - clean in practice today. UNMEASURED, not clean: check_cm_test_mock_pid_explicit_int and check_cm_test_mock_pid_patched_when_real_pid were not reached before the probe budget expired. HYPOTHESIS REFUTED, recorded so nobody re-walks it: an earlier revision of this item speculated that check_cm_plugin_count’s 90s timeout was caused by walking worktrees. It is NOT. That gate’s find is scoped to $PLUGINS_DIR (check_cm_plugin_count.sh:224), so worktrees are outside its walk entirely. Its slowness is real - still running past 54s on a re-measure - but has a different, still-unidentified cause and belongs to its own item, not this one. ACCEPTANCE: every tree-walking gate either prunes agent scratch or is proven immune by measurement, each with a paired mutation. NOTE the asymmetry that bounds the risk: a stale worktree can only ADD findings to a security-relevant scan (killpg, mutation-residue), never remove them - so the exposure is false refusal and eroded trust, not a missed defect.</w:t>
-      </w:r>
-    </w:p>
-    <w:bookmarkEnd w:id="55"/>
-    <w:bookmarkStart w:id="56" w:name="Xe8f9d6ae701b2e0cae1912181571b5052b26492"/>
-    <w:p>
-      <w:pPr>
-        <w:pStyle w:val="Heading2"/>
-      </w:pPr>
-      <w:r>
-        <w:t xml:space="preserve">BOB-196 — check_cm_plugin_count runs for over a minute on ~69 files — cause unidentified, and it is not worktree traversal</w:t>
-      </w:r>
-    </w:p>
-    <w:p>
-      <w:pPr>
-        <w:pStyle w:val="FirstParagraph"/>
-      </w:pPr>
-      <w:r>
-        <w:rPr>
-          <w:b/>
-          <w:bCs/>
-        </w:rPr>
-        <w:t xml:space="preserve">Status:</w:t>
-      </w:r>
-      <w:r>
-        <w:t xml:space="preserve"> </w:t>
-      </w:r>
-      <w:r>
-        <w:t xml:space="preserve">Queued</w:t>
-      </w:r>
-      <w:r>
-        <w:t xml:space="preserve"> </w:t>
-      </w:r>
-      <w:r>
-        <w:rPr>
-          <w:b/>
-          <w:bCs/>
-        </w:rPr>
-        <w:t xml:space="preserve">Type:</w:t>
-      </w:r>
-      <w:r>
-        <w:t xml:space="preserve"> </w:t>
-      </w:r>
-      <w:r>
-        <w:t xml:space="preserve">Task</w:t>
-      </w:r>
-    </w:p>
-    <w:p>
-      <w:pPr>
-        <w:pStyle w:val="BodyText"/>
-      </w:pPr>
-      <w:r>
-        <w:t xml:space="preserve">WHAT: the CM-PLUGIN-COUNT pre-build gate takes 189 SECONDS to verify 8 documented counts. Measured 2026-08-25: exceeded a 90s probe budget (rc=124), then a bounded re-run completed at</w:t>
-      </w:r>
-      <w:r>
-        <w:t xml:space="preserve"> </w:t>
-      </w:r>
-      <w:r>
-        <w:t xml:space="preserve">‘rc=0 wall=189s’</w:t>
-      </w:r>
-      <w:r>
-        <w:t xml:space="preserve"> </w:t>
-      </w:r>
-      <w:r>
-        <w:t xml:space="preserve">- it PASSES, it is simply slow. CAUSE, MEASURED NOT GUESSED: the marker loop at check_cm_plugin_count.sh:273-290 iterates EVERY LINE of every governed document and spawns a pipeline per line. Per iteration:</w:t>
-      </w:r>
-      <w:r>
-        <w:t xml:space="preserve"> </w:t>
-      </w:r>
-      <w:r>
-        <w:t xml:space="preserve">‘printf | grep -oE | wc -l | tr -d’</w:t>
-      </w:r>
-      <w:r>
-        <w:t xml:space="preserve"> </w:t>
-      </w:r>
-      <w:r>
-        <w:t xml:space="preserve">(4 processes) plus</w:t>
-      </w:r>
-      <w:r>
-        <w:t xml:space="preserve"> </w:t>
-      </w:r>
-      <w:r>
-        <w:t xml:space="preserve">‘printf | sed -n’</w:t>
-      </w:r>
-      <w:r>
-        <w:t xml:space="preserve"> </w:t>
-      </w:r>
-      <w:r>
-        <w:t xml:space="preserve">(2) = ~6. Governed docs are AGENTS.md 689 + CLAUDE.md 494 + docs/features/Status.md 670 = 1853 lines, so ~11,118 process spawns, measuring ~102 ms/line. Classic per-line-subprocess shell trap. THE IRONY WORTH PRESERVING, because it explains why nobody simplified it: the in-code comment shows</w:t>
-      </w:r>
-      <w:r>
-        <w:t xml:space="preserve"> </w:t>
-      </w:r>
-      <w:r>
-        <w:t xml:space="preserve">‘-oE | wc -l’</w:t>
-      </w:r>
-      <w:r>
-        <w:t xml:space="preserve"> </w:t>
-      </w:r>
-      <w:r>
-        <w:t xml:space="preserve">was chosen DELIBERATELY over</w:t>
-      </w:r>
-      <w:r>
-        <w:t xml:space="preserve"> </w:t>
-      </w:r>
-      <w:r>
-        <w:t xml:space="preserve">‘grep -c’</w:t>
-      </w:r>
-      <w:r>
-        <w:t xml:space="preserve"> </w:t>
-      </w:r>
-      <w:r>
-        <w:t xml:space="preserve">after measuring the §11.4.201(12) footgun - on this host (ugrep 7.8.4)</w:t>
-      </w:r>
-      <w:r>
-        <w:t xml:space="preserve"> </w:t>
-      </w:r>
-      <w:r>
-        <w:t xml:space="preserve">‘grep -coE’</w:t>
-      </w:r>
-      <w:r>
-        <w:t xml:space="preserve"> </w:t>
-      </w:r>
-      <w:r>
-        <w:t xml:space="preserve">returned 3 at top level but 1 inside a</w:t>
-      </w:r>
-      <w:r>
-        <w:t xml:space="preserve"> </w:t>
-      </w:r>
-      <w:r>
-        <w:t xml:space="preserve">‘set -euo pipefail’</w:t>
-      </w:r>
-      <w:r>
-        <w:t xml:space="preserve"> </w:t>
-      </w:r>
-      <w:r>
-        <w:t xml:space="preserve">subshell, a context-dependent reading. The correctness fix is right and must be kept; it is the PER-LINE application of it that costs the three minutes. HYPOTHESIS REFUTED, recorded so nobody re-walks it: this is NOT worktree traversal. The gate’s find is scoped to $PLUGINS_DIR (:224), so the five agent worktrees are outside its walk. That guess was raised on BOB-194 and is dead. LIKELY FIX (unverified, stated as a candidate not a conclusion): pre-filter with ONE grep for lines containing</w:t>
-      </w:r>
-      <w:r>
-        <w:t xml:space="preserve"> </w:t>
-      </w:r>
-      <w:r>
-        <w:t xml:space="preserve">‘CM-PLUGIN-COUNT:’</w:t>
-      </w:r>
-      <w:r>
-        <w:t xml:space="preserve"> </w:t>
-      </w:r>
-      <w:r>
-        <w:t xml:space="preserve">before entering the loop, reducing ~1853 iterations to the ~8 lines that carry a marker, while leaving the per-line parsing logic - and its footgun-avoiding form - completely unchanged. WHY IT MATTERS beyond impatience: this gate is on the pre-build critical path, and CLAUDE.md leans on it as the mechanical authority for the three distinct plugin rosters (43 curated / 43 engines / 12 bootstrap) whose conflation was BOB-149. A gate slow enough to tempt anyone into skipping it protects nothing. ACCEPTANCE: runtime reduced with the counts and the footgun-avoiding parse preserved byte-for-byte in behaviour, proven by the existing paired mutation still biting plus a before/after wall-clock recorded. §11.4.6: nothing here questions the gate’s VERDICTS - only its runtime.</w:t>
+        <w:t xml:space="preserve">minor</w:t>
+      </w:r>
+    </w:p>
+    <w:p>
+      <w:pPr>
+        <w:pStyle w:val="BodyText"/>
+      </w:pPr>
+      <w:r>
+        <w:t xml:space="preserve">STATUS: LATENT on this host (measured: all six declared locations sit on ONE btrfs mount, fully ownership-expressive) and OPERATOR-GATED for verification. Retained from the dismissed BOB-206 rather than discarded with it, because the scenario is well-founded elsewhere: the declared mount is a udisks auto-mounted REMOVABLE NVMe, so another operator’s portable drive being exFAT or NTFS is entirely ordinary.</w:t>
+      </w:r>
+    </w:p>
+    <w:p>
+      <w:pPr>
+        <w:pStyle w:val="BodyText"/>
+      </w:pPr>
+      <w:r>
+        <w:t xml:space="preserve">TWO RESIDUALS:</w:t>
+      </w:r>
+      <w:r>
+        <w:t xml:space="preserve"> </w:t>
+      </w:r>
+      <w:r>
+        <w:t xml:space="preserve">(1) REPAIR-LAYER DIAGNOSIS. On a uid-flattening mount whose flattened uid is NOT the operator, probe_location correctly REFUSES (verified: uid=0 and uid=100999 both refuse). But it then hands ownership_repair.sh a chown that will return EPERM, and nothing in the repair path is fstype-aware — so the operator sees a permission failure whose real remedy is a REMOUNT OPTION, which no message says. Reasoned, NOT proven: the shim used to verify BOB-206 models the stat READ, not the chown WRITE, and cannot settle whether chown actually fails.</w:t>
+      </w:r>
+      <w:r>
+        <w:t xml:space="preserve"> </w:t>
+      </w:r>
+      <w:r>
+        <w:t xml:space="preserve">(2) MODE CONTRACT. vfat flattens MODE via fmask/dmask, so the preserve_mode: true / 600 contract on .env and config/boba.db would be silently unenforceable there. §11.4.10-adjacent: a credential file believed to be 600 that is world-readable by mount option is a leak the mode check cannot see.</w:t>
+      </w:r>
+    </w:p>
+    <w:p>
+      <w:pPr>
+        <w:pStyle w:val="BodyText"/>
+      </w:pPr>
+      <w:r>
+        <w:t xml:space="preserve">WHY OPERATOR-GATED: a genuine end-to-end RED needs a real uid-flattening mount. The privilege-free route is bindfs -u</w:t>
+      </w:r>
+      <w:r>
+        <w:t xml:space="preserve"> </w:t>
+      </w:r>
+      <w:r>
+        <w:t xml:space="preserve"> </w:t>
+      </w:r>
+      <w:r>
+        <w:t xml:space="preserve">(FUSE; fusermount IS present and user_allow_other IS set) — but bindfs is ABSENT on this host, as are mkfs.vfat and losetup. So verification needs either a bindfs install or a privileged loopback mount. Neither was attempted (§11.4.21 — high-blast-radius host mutation is operator-gated).</w:t>
+      </w:r>
+    </w:p>
+    <w:p>
+      <w:pPr>
+        <w:pStyle w:val="BodyText"/>
+      </w:pPr>
+      <w:r>
+        <w:t xml:space="preserve">ALSO RECORDED: NO test anywhere exercises a uid-flattening filesystem — vfat/exfat/ntfs/flatten/loopback/mkfs/losetup/bindfs/fusermount all measure 0 across the three ownership test files, needle-proven (probe_location = 3 hits through the same instrument).</w:t>
+      </w:r>
+    </w:p>
+    <w:p>
+      <w:pPr>
+        <w:pStyle w:val="BodyText"/>
+      </w:pPr>
+      <w:r>
+        <w:t xml:space="preserve">ACCEPTANCE: (1) operator decides whether to install bindfs or provide a privileged loopback so the RED can be built; (2) if verified, the repair path gains fstype-aware diagnosis naming the remount remedy; (3) the mode contract either detects mode-flattening mounts and refuses, or documents honestly that it cannot be enforced there.</w:t>
+      </w:r>
+    </w:p>
+    <w:p>
+      <w:pPr>
+        <w:pStyle w:val="BodyText"/>
+      </w:pPr>
+      <w:r>
+        <w:t xml:space="preserve">DISCOVERY CHANNEL (§11.4.238): retained residual from the BOB-206 verification stream.</w:t>
       </w:r>
     </w:p>
     <w:bookmarkEnd w:id="56"/>
-    <w:bookmarkStart w:id="57" w:name="X0a11ad4ef084ae583354444a7004378388ce69a"/>
-    <w:p>
-      <w:pPr>
-        <w:pStyle w:val="Heading2"/>
-      </w:pPr>
-      <w:r>
-        <w:t xml:space="preserve">BOB-211 — LATENT + OPERATOR-GATED: on a uid-flattening mount whose uid is not the operator, chown fails EPERM with no fstype-aware diagnosis, and fmask/dmask silently defeat the preserve_mode 600 contract</w:t>
-      </w:r>
-    </w:p>
-    <w:p>
-      <w:pPr>
-        <w:pStyle w:val="FirstParagraph"/>
-      </w:pPr>
-      <w:r>
-        <w:rPr>
-          <w:b/>
-          <w:bCs/>
-        </w:rPr>
-        <w:t xml:space="preserve">Status:</w:t>
-      </w:r>
-      <w:r>
-        <w:t xml:space="preserve"> </w:t>
-      </w:r>
-      <w:r>
-        <w:t xml:space="preserve">Queued</w:t>
-      </w:r>
-      <w:r>
-        <w:t xml:space="preserve"> </w:t>
-      </w:r>
-      <w:r>
-        <w:rPr>
-          <w:b/>
-          <w:bCs/>
-        </w:rPr>
-        <w:t xml:space="preserve">Type:</w:t>
-      </w:r>
-      <w:r>
-        <w:t xml:space="preserve"> </w:t>
-      </w:r>
-      <w:r>
-        <w:t xml:space="preserve">Bug</w:t>
-      </w:r>
-      <w:r>
-        <w:t xml:space="preserve"> </w:t>
-      </w:r>
-      <w:r>
-        <w:rPr>
-          <w:b/>
-          <w:bCs/>
-        </w:rPr>
-        <w:t xml:space="preserve">Severity:</w:t>
-      </w:r>
-      <w:r>
-        <w:t xml:space="preserve"> </w:t>
-      </w:r>
-      <w:r>
-        <w:t xml:space="preserve">minor</w:t>
-      </w:r>
-    </w:p>
-    <w:p>
-      <w:pPr>
-        <w:pStyle w:val="BodyText"/>
-      </w:pPr>
-      <w:r>
-        <w:t xml:space="preserve">STATUS: LATENT on this host (measured: all six declared locations sit on ONE btrfs mount, fully ownership-expressive) and OPERATOR-GATED for verification. Retained from the dismissed BOB-206 rather than discarded with it, because the scenario is well-founded elsewhere: the declared mount is a udisks auto-mounted REMOVABLE NVMe, so another operator’s portable drive being exFAT or NTFS is entirely ordinary.</w:t>
-      </w:r>
-    </w:p>
-    <w:p>
-      <w:pPr>
-        <w:pStyle w:val="BodyText"/>
-      </w:pPr>
-      <w:r>
-        <w:t xml:space="preserve">TWO RESIDUALS:</w:t>
-      </w:r>
-      <w:r>
-        <w:t xml:space="preserve"> </w:t>
-      </w:r>
-      <w:r>
-        <w:t xml:space="preserve">(1) REPAIR-LAYER DIAGNOSIS. On a uid-flattening mount whose flattened uid is NOT the operator, probe_location correctly REFUSES (verified: uid=0 and uid=100999 both refuse). But it then hands ownership_repair.sh a chown that will return EPERM, and nothing in the repair path is fstype-aware — so the operator sees a permission failure whose real remedy is a REMOUNT OPTION, which no message says. Reasoned, NOT proven: the shim used to verify BOB-206 models the stat READ, not the chown WRITE, and cannot settle whether chown actually fails.</w:t>
-      </w:r>
-      <w:r>
-        <w:t xml:space="preserve"> </w:t>
-      </w:r>
-      <w:r>
-        <w:t xml:space="preserve">(2) MODE CONTRACT. vfat flattens MODE via fmask/dmask, so the preserve_mode: true / 600 contract on .env and config/boba.db would be silently unenforceable there. §11.4.10-adjacent: a credential file believed to be 600 that is world-readable by mount option is a leak the mode check cannot see.</w:t>
-      </w:r>
-    </w:p>
-    <w:p>
-      <w:pPr>
-        <w:pStyle w:val="BodyText"/>
-      </w:pPr>
-      <w:r>
-        <w:t xml:space="preserve">WHY OPERATOR-GATED: a genuine end-to-end RED needs a real uid-flattening mount. The privilege-free route is bindfs -u</w:t>
-      </w:r>
-      <w:r>
-        <w:t xml:space="preserve"> </w:t>
-      </w:r>
-      <w:r>
-        <w:t xml:space="preserve"> </w:t>
-      </w:r>
-      <w:r>
-        <w:t xml:space="preserve">(FUSE; fusermount IS present and user_allow_other IS set) — but bindfs is ABSENT on this host, as are mkfs.vfat and losetup. So verification needs either a bindfs install or a privileged loopback mount. Neither was attempted (§11.4.21 — high-blast-radius host mutation is operator-gated).</w:t>
-      </w:r>
-    </w:p>
-    <w:p>
-      <w:pPr>
-        <w:pStyle w:val="BodyText"/>
-      </w:pPr>
-      <w:r>
-        <w:t xml:space="preserve">ALSO RECORDED: NO test anywhere exercises a uid-flattening filesystem — vfat/exfat/ntfs/flatten/loopback/mkfs/losetup/bindfs/fusermount all measure 0 across the three ownership test files, needle-proven (probe_location = 3 hits through the same instrument).</w:t>
-      </w:r>
-    </w:p>
-    <w:p>
-      <w:pPr>
-        <w:pStyle w:val="BodyText"/>
-      </w:pPr>
-      <w:r>
-        <w:t xml:space="preserve">ACCEPTANCE: (1) operator decides whether to install bindfs or provide a privileged loopback so the RED can be built; (2) if verified, the repair path gains fstype-aware diagnosis naming the remount remedy; (3) the mode contract either detects mode-flattening mounts and refuses, or documents honestly that it cannot be enforced there.</w:t>
-      </w:r>
-    </w:p>
-    <w:p>
-      <w:pPr>
-        <w:pStyle w:val="BodyText"/>
-      </w:pPr>
-      <w:r>
-        <w:t xml:space="preserve">DISCOVERY CHANNEL (§11.4.238): retained residual from the BOB-206 verification stream.</w:t>
-      </w:r>
-    </w:p>
-    <w:bookmarkEnd w:id="57"/>
-    <w:bookmarkStart w:id="58" w:name="X71b3d3e28f037bd84e63565bd377b60227a2e0f"/>
+    <w:bookmarkStart w:id="57" w:name="X71b3d3e28f037bd84e63565bd377b60227a2e0f"/>
     <w:p>
       <w:pPr>
         <w:pStyle w:val="Heading2"/>
@@ -7101,14 +6839,131 @@
         <w:t xml:space="preserve">DISCOVERY CHANNEL (§11.4.238): found by the BOB-212 blast-radius sweep — and only on its SECOND pass. The first pass filtered by a source-extension set that omitted .pdf, which hid this finding entirely; the agent re-ran with no extension filter over all 420 non-artifact paths and recorded the blind spot rather than shipping the first number. Worth keeping: an extension allowlist is itself a false-null generator, which is the same shape as the defect being investigated.</w:t>
       </w:r>
     </w:p>
+    <w:bookmarkEnd w:id="57"/>
+    <w:bookmarkStart w:id="58" w:name="Xc973ac35236f47c14148f5b58288bb1748733e4"/>
+    <w:p>
+      <w:pPr>
+        <w:pStyle w:val="Heading2"/>
+      </w:pPr>
+      <w:r>
+        <w:t xml:space="preserve">BOB-223 — §11.4.18 script-documentation and §11.4.44 revision headers are ungated — and the perverse consequence is that WRITING the mandated companion doc is what breaks the build</w:t>
+      </w:r>
+    </w:p>
+    <w:p>
+      <w:pPr>
+        <w:pStyle w:val="FirstParagraph"/>
+      </w:pPr>
+      <w:r>
+        <w:rPr>
+          <w:b/>
+          <w:bCs/>
+        </w:rPr>
+        <w:t xml:space="preserve">Status:</w:t>
+      </w:r>
+      <w:r>
+        <w:t xml:space="preserve"> </w:t>
+      </w:r>
+      <w:r>
+        <w:t xml:space="preserve">Queued</w:t>
+      </w:r>
+      <w:r>
+        <w:t xml:space="preserve"> </w:t>
+      </w:r>
+      <w:r>
+        <w:rPr>
+          <w:b/>
+          <w:bCs/>
+        </w:rPr>
+        <w:t xml:space="preserve">Type:</w:t>
+      </w:r>
+      <w:r>
+        <w:t xml:space="preserve"> </w:t>
+      </w:r>
+      <w:r>
+        <w:t xml:space="preserve">Bug</w:t>
+      </w:r>
+      <w:r>
+        <w:t xml:space="preserve"> </w:t>
+      </w:r>
+      <w:r>
+        <w:rPr>
+          <w:b/>
+          <w:bCs/>
+        </w:rPr>
+        <w:t xml:space="preserve">Severity:</w:t>
+      </w:r>
+      <w:r>
+        <w:t xml:space="preserve"> </w:t>
+      </w:r>
+      <w:r>
+        <w:t xml:space="preserve">major</w:t>
+      </w:r>
+    </w:p>
+    <w:p>
+      <w:pPr>
+        <w:pStyle w:val="BodyText"/>
+      </w:pPr>
+      <w:r>
+        <w:t xml:space="preserve">WHAT, both conductor-verified with control needles: CM-SCRIPT-DOCS-SYNC occurrences in scripts/pre_build_verification.sh = 0 (control needle CM-MARKDOWN-EXPORT-SYNC = 6, so the instrument sees). §11.4.44 revision-header enforcement likewise 0 hits (control needle 3). Neither §11.4.18’s companion-doc mandate nor §11.4.44’s revision header is enforced by any invariant.</w:t>
+      </w:r>
+    </w:p>
+    <w:p>
+      <w:pPr>
+        <w:pStyle w:val="BodyText"/>
+      </w:pPr>
+      <w:r>
+        <w:t xml:space="preserve">THE PERVERSE CONSEQUENCE, MEASURED: a new script with NO companion doc passes the gate. Writing the companion doc that §11.4.18 MANDATES creates docs/scripts/</w:t>
+      </w:r>
+      <w:r>
+        <w:t xml:space="preserve">.md, which invariant 16 (CM-MARKDOWN-EXPORT-SYNC) then requires to have .html and .pdf twins — and their absence is a BLOCKING failure. This session hit it exactly: docs/scripts/test_gitignore_swallow_is_loud.{html,pdf} are missing and are two of invariant 16’s six violations.</w:t>
+      </w:r>
+      <w:r>
+        <w:t xml:space="preserve"> </w:t>
+      </w:r>
+      <w:r>
+        <w:t xml:space="preserve">So the gate’s incentive gradient points AWAY from the constitution: complying with §11.4.18 is punished, ignoring it is free. That is worse than an ungated rule — it is a rule the machinery actively discourages.</w:t>
+      </w:r>
+    </w:p>
+    <w:p>
+      <w:pPr>
+        <w:pStyle w:val="BodyText"/>
+      </w:pPr>
+      <w:r>
+        <w:t xml:space="preserve">§11.4.227 IS THE GOVERNING ANCHOR: a named gate that exists only in prose is gate debt, and the ledger of unimplemented CM-* names must be monotone-decreasing. CM-SCRIPT-DOCS-SYNC is named in §11.4.18’s own text and implemented nowhere — one concrete row of exactly the 58%-unimplemented population §11.4.227 was minted to shrink.</w:t>
+      </w:r>
+    </w:p>
+    <w:p>
+      <w:pPr>
+        <w:pStyle w:val="BodyText"/>
+      </w:pPr>
+      <w:r>
+        <w:t xml:space="preserve">ACCEPTANCE: (1) either CM-SCRIPT-DOCS-SYNC is implemented, or it is registered as a deferral pointing at a tracked §11.4.197 item — silent absence is what §11.4.227 forbids; (2) same for §11.4.44’s header check; (3) whichever is chosen, the incentive inversion is closed: it must never be cheaper to skip a mandated doc than to write one — if invariant 16 will demand twins, the doc-creation path must produce them, or invariant 16 must scope out docs/scripts until it can; (4) a paired §1.1 mutation per gate implemented.</w:t>
+      </w:r>
+    </w:p>
+    <w:p>
+      <w:pPr>
+        <w:pStyle w:val="BodyText"/>
+      </w:pPr>
+      <w:r>
+        <w:t xml:space="preserve">HONEST NOTE ON SCOPE: this item does not argue §11.4.18 should be enforced immediately — that is an operator call about gate debt priority (§11.4.66). It argues the CURRENT state is incoherent: an unenforced mandate whose observance triggers a different gate’s failure. Either enforce both ends or neither.</w:t>
+      </w:r>
+    </w:p>
+    <w:p>
+      <w:pPr>
+        <w:pStyle w:val="BodyText"/>
+      </w:pPr>
+      <w:r>
+        <w:t xml:space="preserve">DISCOVERY CHANNEL (§11.4.238): found by the T042 readiness preflight while explaining why a new file broke invariant 16. Not by the automated QA regime.</w:t>
+      </w:r>
+    </w:p>
     <w:bookmarkEnd w:id="58"/>
-    <w:bookmarkStart w:id="59" w:name="Xc973ac35236f47c14148f5b58288bb1748733e4"/>
+    <w:bookmarkStart w:id="59" w:name="X65573623ddfacc4486a4d5494d166708281c78a"/>
     <w:p>
       <w:pPr>
         <w:pStyle w:val="Heading2"/>
       </w:pPr>
       <w:r>
-        <w:t xml:space="preserve">BOB-223 — §11.4.18 script-documentation and §11.4.44 revision headers are ungated — and the perverse consequence is that WRITING the mandated companion doc is what breaks the build</w:t>
+        <w:t xml:space="preserve">BOB-226 — Repair-side walk over foreign-owned INTERIOR directories is untested by any automated path</w:t>
       </w:r>
     </w:p>
     <w:p>
@@ -7142,7 +6997,7 @@
         <w:t xml:space="preserve"> </w:t>
       </w:r>
       <w:r>
-        <w:t xml:space="preserve">Bug</w:t>
+        <w:t xml:space="preserve">Task</w:t>
       </w:r>
       <w:r>
         <w:t xml:space="preserve"> </w:t>
@@ -7160,166 +7015,49 @@
       <w:r>
         <w:t xml:space="preserve">major</w:t>
       </w:r>
-    </w:p>
-    <w:p>
-      <w:pPr>
-        <w:pStyle w:val="BodyText"/>
-      </w:pPr>
-      <w:r>
-        <w:t xml:space="preserve">WHAT, both conductor-verified with control needles: CM-SCRIPT-DOCS-SYNC occurrences in scripts/pre_build_verification.sh = 0 (control needle CM-MARKDOWN-EXPORT-SYNC = 6, so the instrument sees). §11.4.44 revision-header enforcement likewise 0 hits (control needle 3). Neither §11.4.18’s companion-doc mandate nor §11.4.44’s revision header is enforced by any invariant.</w:t>
-      </w:r>
-    </w:p>
-    <w:p>
-      <w:pPr>
-        <w:pStyle w:val="BodyText"/>
-      </w:pPr>
-      <w:r>
-        <w:t xml:space="preserve">THE PERVERSE CONSEQUENCE, MEASURED: a new script with NO companion doc passes the gate. Writing the companion doc that §11.4.18 MANDATES creates docs/scripts/</w:t>
-      </w:r>
-      <w:r>
-        <w:t xml:space="preserve">.md, which invariant 16 (CM-MARKDOWN-EXPORT-SYNC) then requires to have .html and .pdf twins — and their absence is a BLOCKING failure. This session hit it exactly: docs/scripts/test_gitignore_swallow_is_loud.{html,pdf} are missing and are two of invariant 16’s six violations.</w:t>
-      </w:r>
-      <w:r>
-        <w:t xml:space="preserve"> </w:t>
-      </w:r>
-      <w:r>
-        <w:t xml:space="preserve">So the gate’s incentive gradient points AWAY from the constitution: complying with §11.4.18 is punished, ignoring it is free. That is worse than an ungated rule — it is a rule the machinery actively discourages.</w:t>
-      </w:r>
-    </w:p>
-    <w:p>
-      <w:pPr>
-        <w:pStyle w:val="BodyText"/>
-      </w:pPr>
-      <w:r>
-        <w:t xml:space="preserve">§11.4.227 IS THE GOVERNING ANCHOR: a named gate that exists only in prose is gate debt, and the ledger of unimplemented CM-* names must be monotone-decreasing. CM-SCRIPT-DOCS-SYNC is named in §11.4.18’s own text and implemented nowhere — one concrete row of exactly the 58%-unimplemented population §11.4.227 was minted to shrink.</w:t>
-      </w:r>
-    </w:p>
-    <w:p>
-      <w:pPr>
-        <w:pStyle w:val="BodyText"/>
-      </w:pPr>
-      <w:r>
-        <w:t xml:space="preserve">ACCEPTANCE: (1) either CM-SCRIPT-DOCS-SYNC is implemented, or it is registered as a deferral pointing at a tracked §11.4.197 item — silent absence is what §11.4.227 forbids; (2) same for §11.4.44’s header check; (3) whichever is chosen, the incentive inversion is closed: it must never be cheaper to skip a mandated doc than to write one — if invariant 16 will demand twins, the doc-creation path must produce them, or invariant 16 must scope out docs/scripts until it can; (4) a paired §1.1 mutation per gate implemented.</w:t>
-      </w:r>
-    </w:p>
-    <w:p>
-      <w:pPr>
-        <w:pStyle w:val="BodyText"/>
-      </w:pPr>
-      <w:r>
-        <w:t xml:space="preserve">HONEST NOTE ON SCOPE: this item does not argue §11.4.18 should be enforced immediately — that is an operator call about gate debt priority (§11.4.66). It argues the CURRENT state is incoherent: an unenforced mandate whose observance triggers a different gate’s failure. Either enforce both ends or neither.</w:t>
-      </w:r>
-    </w:p>
-    <w:p>
-      <w:pPr>
-        <w:pStyle w:val="BodyText"/>
-      </w:pPr>
-      <w:r>
-        <w:t xml:space="preserve">DISCOVERY CHANNEL (§11.4.238): found by the T042 readiness preflight while explaining why a new file broke invariant 16. Not by the automated QA regime.</w:t>
+      <w:r>
+        <w:t xml:space="preserve"> </w:t>
+      </w:r>
+      <w:r>
+        <w:rPr>
+          <w:b/>
+          <w:bCs/>
+        </w:rPr>
+        <w:t xml:space="preserve">Created-By:</w:t>
+      </w:r>
+      <w:r>
+        <w:t xml:space="preserve"> </w:t>
+      </w:r>
+      <w:r>
+        <w:t xml:space="preserve">Claude</w:t>
+      </w:r>
+      <w:r>
+        <w:t xml:space="preserve"> </w:t>
+      </w:r>
+      <w:r>
+        <w:rPr>
+          <w:b/>
+          <w:bCs/>
+        </w:rPr>
+        <w:t xml:space="preserve">Assigned-To:</w:t>
+      </w:r>
+      <w:r>
+        <w:t xml:space="preserve"> </w:t>
+      </w:r>
+      <w:r>
+        <w:t xml:space="preserve">Claude</w:t>
+      </w:r>
+    </w:p>
+    <w:p>
+      <w:pPr>
+        <w:pStyle w:val="BodyText"/>
+      </w:pPr>
+      <w:r>
+        <w:t xml:space="preserve">WHAT: ownership_repair walks a declared root and repairs items whose uid is not the operator. The unit suite seeds a foreign uid only onto FILES and SYMLINKS; interior DIRECTORIES stay operator-owned (case 22 seeds only a foreign declared ROOT, on the failure path). Production first-start repairs exactly the untested shape. MANIFEST: tests/unit/test_ownership_repair.sh seed_tree/seed_wrong; scripts/ownership_repair.sh walk at :994. REPRO: seed a tree whose interior directories carry uid 100000 via podman unshare, run the repair, observe no automated assertion covers the outcome. WHY UNTESTED: the unprivileged harness cannot create symlinks inside a directory it no longer owns, which cases 8/9/18 require. The DECLARED GAPS note cross-references tests/ownership/test_container_writes_owned_files.py, but that covers the CREATION side (FR-002), not the repair-side walk. ACCEPTANCE: an integration-layer test (where the unprivileged-harness constraint does not bind) that seeds foreign-owned interior directories, runs the repair, and asserts post-state ownership plus mode preservation. Surfaced by the BOB-207 independent review 2026-08-27.</w:t>
       </w:r>
     </w:p>
     <w:bookmarkEnd w:id="59"/>
-    <w:bookmarkStart w:id="60" w:name="X65573623ddfacc4486a4d5494d166708281c78a"/>
-    <w:p>
-      <w:pPr>
-        <w:pStyle w:val="Heading2"/>
-      </w:pPr>
-      <w:r>
-        <w:t xml:space="preserve">BOB-226 — Repair-side walk over foreign-owned INTERIOR directories is untested by any automated path</w:t>
-      </w:r>
-    </w:p>
-    <w:p>
-      <w:pPr>
-        <w:pStyle w:val="FirstParagraph"/>
-      </w:pPr>
-      <w:r>
-        <w:rPr>
-          <w:b/>
-          <w:bCs/>
-        </w:rPr>
-        <w:t xml:space="preserve">Status:</w:t>
-      </w:r>
-      <w:r>
-        <w:t xml:space="preserve"> </w:t>
-      </w:r>
-      <w:r>
-        <w:t xml:space="preserve">Queued</w:t>
-      </w:r>
-      <w:r>
-        <w:t xml:space="preserve"> </w:t>
-      </w:r>
-      <w:r>
-        <w:rPr>
-          <w:b/>
-          <w:bCs/>
-        </w:rPr>
-        <w:t xml:space="preserve">Type:</w:t>
-      </w:r>
-      <w:r>
-        <w:t xml:space="preserve"> </w:t>
-      </w:r>
-      <w:r>
-        <w:t xml:space="preserve">Task</w:t>
-      </w:r>
-      <w:r>
-        <w:t xml:space="preserve"> </w:t>
-      </w:r>
-      <w:r>
-        <w:rPr>
-          <w:b/>
-          <w:bCs/>
-        </w:rPr>
-        <w:t xml:space="preserve">Severity:</w:t>
-      </w:r>
-      <w:r>
-        <w:t xml:space="preserve"> </w:t>
-      </w:r>
-      <w:r>
-        <w:t xml:space="preserve">major</w:t>
-      </w:r>
-      <w:r>
-        <w:t xml:space="preserve"> </w:t>
-      </w:r>
-      <w:r>
-        <w:rPr>
-          <w:b/>
-          <w:bCs/>
-        </w:rPr>
-        <w:t xml:space="preserve">Created-By:</w:t>
-      </w:r>
-      <w:r>
-        <w:t xml:space="preserve"> </w:t>
-      </w:r>
-      <w:r>
-        <w:t xml:space="preserve">Claude</w:t>
-      </w:r>
-      <w:r>
-        <w:t xml:space="preserve"> </w:t>
-      </w:r>
-      <w:r>
-        <w:rPr>
-          <w:b/>
-          <w:bCs/>
-        </w:rPr>
-        <w:t xml:space="preserve">Assigned-To:</w:t>
-      </w:r>
-      <w:r>
-        <w:t xml:space="preserve"> </w:t>
-      </w:r>
-      <w:r>
-        <w:t xml:space="preserve">Claude</w:t>
-      </w:r>
-    </w:p>
-    <w:p>
-      <w:pPr>
-        <w:pStyle w:val="BodyText"/>
-      </w:pPr>
-      <w:r>
-        <w:t xml:space="preserve">WHAT: ownership_repair walks a declared root and repairs items whose uid is not the operator. The unit suite seeds a foreign uid only onto FILES and SYMLINKS; interior DIRECTORIES stay operator-owned (case 22 seeds only a foreign declared ROOT, on the failure path). Production first-start repairs exactly the untested shape. MANIFEST: tests/unit/test_ownership_repair.sh seed_tree/seed_wrong; scripts/ownership_repair.sh walk at :994. REPRO: seed a tree whose interior directories carry uid 100000 via podman unshare, run the repair, observe no automated assertion covers the outcome. WHY UNTESTED: the unprivileged harness cannot create symlinks inside a directory it no longer owns, which cases 8/9/18 require. The DECLARED GAPS note cross-references tests/ownership/test_container_writes_owned_files.py, but that covers the CREATION side (FR-002), not the repair-side walk. ACCEPTANCE: an integration-layer test (where the unprivileged-harness constraint does not bind) that seeds foreign-owned interior directories, runs the repair, and asserts post-state ownership plus mode preservation. Surfaced by the BOB-207 independent review 2026-08-27.</w:t>
-      </w:r>
-    </w:p>
-    <w:bookmarkEnd w:id="60"/>
-    <w:bookmarkStart w:id="61" w:name="X8b9b6672f330fb41d15c18084254ebe6ee928c6"/>
+    <w:bookmarkStart w:id="60" w:name="X8b9b6672f330fb41d15c18084254ebe6ee928c6"/>
     <w:p>
       <w:pPr>
         <w:pStyle w:val="Heading2"/>
@@ -7424,94 +7162,8 @@
         <w:t xml:space="preserve">.sh it runs) – likely via a static grep/parse of pre_build_verification.sh itself, or a runtime trace; (2) assert every one of those paths is git-tracked (git ls-files –error-unmatch); (3) wire this as a new pre-build invariant so a future untracked gate implementation is caught immediately, not discovered independently weeks later; (4) a RED test creating an untracked fake gate-invocation target and asserting the new check fails on it, GREEN once the mechanism exists and the fake target is either removed or tracked.</w:t>
       </w:r>
     </w:p>
+    <w:bookmarkEnd w:id="60"/>
     <w:bookmarkEnd w:id="61"/>
-    <w:bookmarkStart w:id="62" w:name="X24f0a8efb70f3d70f1a172556e3a7d2c526b9fb"/>
-    <w:p>
-      <w:pPr>
-        <w:pStyle w:val="Heading2"/>
-      </w:pPr>
-      <w:r>
-        <w:t xml:space="preserve">BOB-232 — AGENTS.md echoes the same stale 7186/7187/7188 Go-profile claim CLAUDE.md already corrected under BOB-141</w:t>
-      </w:r>
-    </w:p>
-    <w:p>
-      <w:pPr>
-        <w:pStyle w:val="FirstParagraph"/>
-      </w:pPr>
-      <w:r>
-        <w:rPr>
-          <w:b/>
-          <w:bCs/>
-        </w:rPr>
-        <w:t xml:space="preserve">Status:</w:t>
-      </w:r>
-      <w:r>
-        <w:t xml:space="preserve"> </w:t>
-      </w:r>
-      <w:r>
-        <w:t xml:space="preserve">Queued</w:t>
-      </w:r>
-      <w:r>
-        <w:t xml:space="preserve"> </w:t>
-      </w:r>
-      <w:r>
-        <w:rPr>
-          <w:b/>
-          <w:bCs/>
-        </w:rPr>
-        <w:t xml:space="preserve">Type:</w:t>
-      </w:r>
-      <w:r>
-        <w:t xml:space="preserve"> </w:t>
-      </w:r>
-      <w:r>
-        <w:t xml:space="preserve">Task</w:t>
-      </w:r>
-      <w:r>
-        <w:t xml:space="preserve"> </w:t>
-      </w:r>
-      <w:r>
-        <w:rPr>
-          <w:b/>
-          <w:bCs/>
-        </w:rPr>
-        <w:t xml:space="preserve">Created-By:</w:t>
-      </w:r>
-      <w:r>
-        <w:t xml:space="preserve"> </w:t>
-      </w:r>
-      <w:r>
-        <w:t xml:space="preserve">AI</w:t>
-      </w:r>
-    </w:p>
-    <w:p>
-      <w:pPr>
-        <w:pStyle w:val="BodyText"/>
-      </w:pPr>
-      <w:r>
-        <w:t xml:space="preserve">AGENTS.md:55 states the Go backend (qbittorrent-proxy-go) serves 7186, 7187, AND 7188, and</w:t>
-      </w:r>
-      <w:r>
-        <w:t xml:space="preserve"> </w:t>
-      </w:r>
-      <w:r>
-        <w:t xml:space="preserve">‘replaces Python proxy’</w:t>
-      </w:r>
-      <w:r>
-        <w:t xml:space="preserve"> </w:t>
-      </w:r>
-      <w:r>
-        <w:t xml:space="preserve">— the exact false claim CLAUDE.md’s Architecture section already corrected (2026-08-20, BOB-141): the container runs exactly ONE binary (CMD [</w:t>
-      </w:r>
-      <w:r>
-        <w:t xml:space="preserve">“/app/qbittorrent-proxy”</w:t>
-      </w:r>
-      <w:r>
-        <w:t xml:space="preserve">]), binding a single ServerPort resolved from MERGE_SERVICE_PORT (default 7187); 7188 is declared via EXPOSE but nothing binds it, and 7186 is never bound either. Surfaced while independently verifying BOB-141’s closure (2026-09-23) — the coordinator confirmed CLAUDE.md is already fully corrected but AGENTS.md was out of that dispatch’s authorized scope, so it was flagged rather than silently left stale (§11.4.238 discovery-channel completeness). Acceptance: AGENTS.md’s port-map/service-description table for the Go backend is corrected to match CLAUDE.md’s already-accurate BOB-141 text (same citations: qBitTorrent-go/Dockerfile:16, internal/config/config.go:58), reusing that correction’s phrasing/citation style rather than inventing a new one.</w:t>
-      </w:r>
-    </w:p>
-    <w:bookmarkEnd w:id="62"/>
-    <w:bookmarkEnd w:id="63"/>
     <w:sectPr>
       <w:footnotePr>
         <w:numRestart w:val="eachSect"/>

--- a/docs/Issues.docx
+++ b/docs/Issues.docx
@@ -26,7 +26,7 @@
         <w:t xml:space="preserve"> </w:t>
       </w:r>
       <w:r>
-        <w:t xml:space="preserve">104</w:t>
+        <w:t xml:space="preserve">105</w:t>
       </w:r>
       <w:r>
         <w:t xml:space="preserve"> </w:t>
@@ -42,7 +42,7 @@
         <w:t xml:space="preserve"> </w:t>
       </w:r>
       <w:r>
-        <w:t xml:space="preserve">2026-09-23T16:19:50Z</w:t>
+        <w:t xml:space="preserve">2026-09-23T16:57:54Z</w:t>
       </w:r>
       <w:r>
         <w:t xml:space="preserve"> </w:t>
@@ -2679,600 +2679,18 @@
       </w:r>
     </w:p>
     <w:bookmarkEnd w:id="38"/>
-    <w:bookmarkStart w:id="39" w:name="Xb0d761205fc9acb1ed5a32aa130bed16f0f5bc6"/>
+    <w:bookmarkStart w:id="39" w:name="Xfdd3340b9daf6a93f601ca43685e9e256edd096"/>
     <w:p>
       <w:pPr>
         <w:pStyle w:val="Heading2"/>
       </w:pPr>
       <w:r>
-        <w:t xml:space="preserve">BOB-137 — Merge service on 7187 wedges while the same process still serves 7186 (GIL starvation by one spinning thread)</w:t>
+        <w:t xml:space="preserve">BOB-143 — Orphaned .worktrees/ dirs (46M, unresolvable gitdir) pollute gate scan scope and manufacture false BOB-126-class findings</w:t>
       </w:r>
     </w:p>
     <w:p>
       <w:pPr>
         <w:pStyle w:val="FirstParagraph"/>
-      </w:pPr>
-      <w:r>
-        <w:rPr>
-          <w:b/>
-          <w:bCs/>
-        </w:rPr>
-        <w:t xml:space="preserve">Status:</w:t>
-      </w:r>
-      <w:r>
-        <w:t xml:space="preserve"> </w:t>
-      </w:r>
-      <w:r>
-        <w:t xml:space="preserve">In progress</w:t>
-      </w:r>
-      <w:r>
-        <w:t xml:space="preserve"> </w:t>
-      </w:r>
-      <w:r>
-        <w:rPr>
-          <w:b/>
-          <w:bCs/>
-        </w:rPr>
-        <w:t xml:space="preserve">Type:</w:t>
-      </w:r>
-      <w:r>
-        <w:t xml:space="preserve"> </w:t>
-      </w:r>
-      <w:r>
-        <w:t xml:space="preserve">Bug</w:t>
-      </w:r>
-      <w:r>
-        <w:t xml:space="preserve"> </w:t>
-      </w:r>
-      <w:r>
-        <w:rPr>
-          <w:b/>
-          <w:bCs/>
-        </w:rPr>
-        <w:t xml:space="preserve">Severity:</w:t>
-      </w:r>
-      <w:r>
-        <w:t xml:space="preserve"> </w:t>
-      </w:r>
-      <w:r>
-        <w:t xml:space="preserve">High</w:t>
-      </w:r>
-      <w:r>
-        <w:t xml:space="preserve"> </w:t>
-      </w:r>
-      <w:r>
-        <w:rPr>
-          <w:b/>
-          <w:bCs/>
-        </w:rPr>
-        <w:t xml:space="preserve">Created-By:</w:t>
-      </w:r>
-      <w:r>
-        <w:t xml:space="preserve"> </w:t>
-      </w:r>
-      <w:r>
-        <w:t xml:space="preserve">Claude</w:t>
-      </w:r>
-    </w:p>
-    <w:p>
-      <w:pPr>
-        <w:pStyle w:val="BodyText"/>
-      </w:pPr>
-      <w:r>
-        <w:rPr>
-          <w:b/>
-          <w:bCs/>
-        </w:rPr>
-        <w:t xml:space="preserve">Reported-Via:</w:t>
-      </w:r>
-      <w:r>
-        <w:t xml:space="preserve"> </w:t>
-      </w:r>
-      <w:r>
-        <w:t xml:space="preserve">§11.4.202 reporting directive</w:t>
-      </w:r>
-      <w:r>
-        <w:t xml:space="preserve"> </w:t>
-      </w:r>
-      <w:r>
-        <w:rPr>
-          <w:rStyle w:val="VerbatimChar"/>
-        </w:rPr>
-        <w:t xml:space="preserve">bug</w:t>
-      </w:r>
-      <w:r>
-        <w:t xml:space="preserve"> </w:t>
-      </w:r>
-      <w:r>
-        <w:t xml:space="preserve">on 2026-08-20T14:46:52Z</w:t>
-      </w:r>
-      <w:r>
-        <w:t xml:space="preserve"> </w:t>
-      </w:r>
-      <w:r>
-        <w:rPr>
-          <w:b/>
-          <w:bCs/>
-        </w:rPr>
-        <w:t xml:space="preserve">Reported-By:</w:t>
-      </w:r>
-      <w:r>
-        <w:t xml:space="preserve"> </w:t>
-      </w:r>
-      <w:r>
-        <w:t xml:space="preserve">Claude</w:t>
-      </w:r>
-    </w:p>
-    <w:p>
-      <w:pPr>
-        <w:pStyle w:val="BodyText"/>
-      </w:pPr>
-      <w:r>
-        <w:rPr>
-          <w:b/>
-          <w:bCs/>
-        </w:rPr>
-        <w:t xml:space="preserve">What (the report, verbatim):</w:t>
-      </w:r>
-      <w:r>
-        <w:t xml:space="preserve"> </w:t>
-      </w:r>
-      <w:r>
-        <w:t xml:space="preserve">The merge service on port 7187 wedges after hours of uptime: the port stays bound</w:t>
-      </w:r>
-      <w:r>
-        <w:t xml:space="preserve"> </w:t>
-      </w:r>
-      <w:r>
-        <w:t xml:space="preserve">and the container keeps reporting</w:t>
-      </w:r>
-      <w:r>
-        <w:t xml:space="preserve"> </w:t>
-      </w:r>
-      <w:r>
-        <w:t xml:space="preserve">“healthy”</w:t>
-      </w:r>
-      <w:r>
-        <w:t xml:space="preserve">, but every HTTP request hangs until the</w:t>
-      </w:r>
-      <w:r>
-        <w:t xml:space="preserve"> </w:t>
-      </w:r>
-      <w:r>
-        <w:t xml:space="preserve">client times out. Measured 2026-08-20 16:41 UTC+2 on a container up 3h53m:</w:t>
-      </w:r>
-    </w:p>
-    <w:p>
-      <w:pPr>
-        <w:pStyle w:val="BodyText"/>
-      </w:pPr>
-      <w:r>
-        <w:t xml:space="preserve">curl http://localhost:7186/ -&gt; HTTP 200 in 0.096s (proxy, same process)</w:t>
-      </w:r>
-      <w:r>
-        <w:t xml:space="preserve"> </w:t>
-      </w:r>
-      <w:r>
-        <w:t xml:space="preserve">curl http://localhost:7187/ -&gt; HTTP 000 after 6.0s (merge service, WEDGED)</w:t>
-      </w:r>
-    </w:p>
-    <w:p>
-      <w:pPr>
-        <w:pStyle w:val="BodyText"/>
-      </w:pPr>
-      <w:r>
-        <w:t xml:space="preserve">Both ports are served by the SAME process (pid 2330069, fd 3 = 7186, fd 7 = 7187),</w:t>
-      </w:r>
-      <w:r>
-        <w:t xml:space="preserve"> </w:t>
-      </w:r>
-      <w:r>
-        <w:t xml:space="preserve">so this is not a crashed worker – one loop inside a live process has stopped</w:t>
-      </w:r>
-      <w:r>
-        <w:t xml:space="preserve"> </w:t>
-      </w:r>
-      <w:r>
-        <w:t xml:space="preserve">servicing requests while another in the same process is fine.</w:t>
-      </w:r>
-    </w:p>
-    <w:p>
-      <w:pPr>
-        <w:pStyle w:val="BodyText"/>
-      </w:pPr>
-      <w:r>
-        <w:t xml:space="preserve">Thread state at the time of the wedge (/proc/2330069/task, 16 threads):</w:t>
-      </w:r>
-      <w:r>
-        <w:t xml:space="preserve"> </w:t>
-      </w:r>
-      <w:r>
-        <w:t xml:space="preserve">- tid 2330529: state R, wchan 0 &lt;- ONE thread spinning on CPU</w:t>
-      </w:r>
-      <w:r>
-        <w:t xml:space="preserve"> </w:t>
-      </w:r>
-      <w:r>
-        <w:t xml:space="preserve">- tid 2330528: state S, wchan do_sys_poll &lt;- the healthy 7186 poll loop</w:t>
-      </w:r>
-      <w:r>
-        <w:t xml:space="preserve"> </w:t>
-      </w:r>
-      <w:r>
-        <w:t xml:space="preserve">- the other 14: state S, wchan futex_wait_queue</w:t>
-      </w:r>
-    </w:p>
-    <w:p>
-      <w:pPr>
-        <w:pStyle w:val="BodyText"/>
-      </w:pPr>
-      <w:r>
-        <w:t xml:space="preserve">That is the GIL-starvation signature: a thread busy-looping in Python holds the</w:t>
-      </w:r>
-      <w:r>
-        <w:t xml:space="preserve"> </w:t>
-      </w:r>
-      <w:r>
-        <w:t xml:space="preserve">GIL and every other thread queues on the GIL futex. 7186 survives because</w:t>
-      </w:r>
-      <w:r>
-        <w:t xml:space="preserve"> </w:t>
-      </w:r>
-      <w:r>
-        <w:t xml:space="preserve">do_sys_poll releases the GIL; the 7187 async loop needs sustained GIL time to</w:t>
-      </w:r>
-      <w:r>
-        <w:t xml:space="preserve"> </w:t>
-      </w:r>
-      <w:r>
-        <w:t xml:space="preserve">service a request and starves. Process CPU was 20.6% while idle.</w:t>
-      </w:r>
-    </w:p>
-    <w:p>
-      <w:pPr>
-        <w:pStyle w:val="BodyText"/>
-      </w:pPr>
-      <w:r>
-        <w:t xml:space="preserve">Corroborating evidence: seven sockets held by the process sit in CLOSE-WAIT with</w:t>
-      </w:r>
-      <w:r>
-        <w:t xml:space="preserve"> </w:t>
-      </w:r>
-      <w:r>
-        <w:t xml:space="preserve">unread bytes still in the receive queue (Recv-Q 162, 162, 162, 79, 1, 1, 1) –</w:t>
-      </w:r>
-      <w:r>
-        <w:t xml:space="preserve"> </w:t>
-      </w:r>
-      <w:r>
-        <w:t xml:space="preserve">clients sent a request and hung up, and the app never read it or closed the fd.</w:t>
-      </w:r>
-      <w:r>
-        <w:t xml:space="preserve"> </w:t>
-      </w:r>
-      <w:r>
-        <w:t xml:space="preserve">The listener had also accumulated an unaccepted backlog (Recv-Q 6 on the 7187</w:t>
-      </w:r>
-      <w:r>
-        <w:t xml:space="preserve"> </w:t>
-      </w:r>
-      <w:r>
-        <w:t xml:space="preserve">LISTEN socket) at first observation. The container log’s last line is 2h before</w:t>
-      </w:r>
-      <w:r>
-        <w:t xml:space="preserve"> </w:t>
-      </w:r>
-      <w:r>
-        <w:t xml:space="preserve">the observation, so the service processed nothing in that window.</w:t>
-      </w:r>
-    </w:p>
-    <w:p>
-      <w:pPr>
-        <w:pStyle w:val="BodyText"/>
-      </w:pPr>
-      <w:r>
-        <w:t xml:space="preserve">NOT fd exhaustion: only 48 of 16384 fds were open.</w:t>
-      </w:r>
-    </w:p>
-    <w:p>
-      <w:pPr>
-        <w:pStyle w:val="BodyText"/>
-      </w:pPr>
-      <w:r>
-        <w:t xml:space="preserve">ROOT CAUSE NOT ESTABLISHED. All four</w:t>
-      </w:r>
-      <w:r>
-        <w:t xml:space="preserve"> </w:t>
-      </w:r>
-      <w:r>
-        <w:rPr>
-          <w:rStyle w:val="VerbatimChar"/>
-        </w:rPr>
-        <w:t xml:space="preserve">while True</w:t>
-      </w:r>
-      <w:r>
-        <w:t xml:space="preserve"> </w:t>
-      </w:r>
-      <w:r>
-        <w:t xml:space="preserve">loops in the service</w:t>
-      </w:r>
-      <w:r>
-        <w:t xml:space="preserve"> </w:t>
-      </w:r>
-      <w:r>
-        <w:t xml:space="preserve">(routes.py:166, search.py:1169, streaming.py:161, streaming.py:359) are correctly</w:t>
-      </w:r>
-      <w:r>
-        <w:t xml:space="preserve"> </w:t>
-      </w:r>
-      <w:r>
-        <w:t xml:space="preserve">bounded and awaited, so the spin is not a naive unslept loop. py-spy could not</w:t>
-      </w:r>
-      <w:r>
-        <w:t xml:space="preserve"> </w:t>
-      </w:r>
-      <w:r>
-        <w:t xml:space="preserve">attach to name the spinning frame – the host has kernel.yama.ptrace_scope=1,</w:t>
-      </w:r>
-      <w:r>
-        <w:t xml:space="preserve"> </w:t>
-      </w:r>
-      <w:r>
-        <w:t xml:space="preserve">which denies non-child attach. Per the §11.4.102 Iron Law no fix is proposed until</w:t>
-      </w:r>
-      <w:r>
-        <w:t xml:space="preserve"> </w:t>
-      </w:r>
-      <w:r>
-        <w:t xml:space="preserve">the spinning frame is identified.</w:t>
-      </w:r>
-    </w:p>
-    <w:p>
-      <w:pPr>
-        <w:pStyle w:val="BodyText"/>
-      </w:pPr>
-      <w:r>
-        <w:t xml:space="preserve">Next diagnostic step: obtain a Python stack. Either run py-spy INSIDE the</w:t>
-      </w:r>
-      <w:r>
-        <w:t xml:space="preserve"> </w:t>
-      </w:r>
-      <w:r>
-        <w:t xml:space="preserve">container (musl wheel), or set ptrace_scope=0 for the duration of one dump, or</w:t>
-      </w:r>
-      <w:r>
-        <w:t xml:space="preserve"> </w:t>
-      </w:r>
-      <w:r>
-        <w:t xml:space="preserve">add a SIGQUIT/faulthandler.register() dump hook to main.py so the running service</w:t>
-      </w:r>
-      <w:r>
-        <w:t xml:space="preserve"> </w:t>
-      </w:r>
-      <w:r>
-        <w:t xml:space="preserve">can be asked for its own stacks without ptrace.</w:t>
-      </w:r>
-    </w:p>
-    <w:p>
-      <w:pPr>
-        <w:pStyle w:val="BodyText"/>
-      </w:pPr>
-      <w:r>
-        <w:t xml:space="preserve">DISCOVERY CHANNEL (§11.4.238): found by an agent probing the host by hand while</w:t>
-      </w:r>
-      <w:r>
-        <w:t xml:space="preserve"> </w:t>
-      </w:r>
-      <w:r>
-        <w:t xml:space="preserve">investigating an unrelated test-suite result – NOT by automated QA. This is a</w:t>
-      </w:r>
-      <w:r>
-        <w:t xml:space="preserve"> </w:t>
-      </w:r>
-      <w:r>
-        <w:t xml:space="preserve">coverage escape in its own right; see the sibling item on the health check that</w:t>
-      </w:r>
-      <w:r>
-        <w:t xml:space="preserve"> </w:t>
-      </w:r>
-      <w:r>
-        <w:t xml:space="preserve">was structurally incapable of observing it.</w:t>
-      </w:r>
-    </w:p>
-    <w:p>
-      <w:pPr>
-        <w:pStyle w:val="BodyText"/>
-      </w:pPr>
-      <w:r>
-        <w:rPr>
-          <w:b/>
-          <w:bCs/>
-        </w:rPr>
-        <w:t xml:space="preserve">Affected scope / file-scope manifest:</w:t>
-      </w:r>
-      <w:r>
-        <w:t xml:space="preserve"> </w:t>
-      </w:r>
-      <w:r>
-        <w:t xml:space="preserve">download-proxy/src/main.py, download-proxy/src/merge_service/, download-proxy/src/api/streaming.py, docker-compose.yml (qbittorrent-proxy)</w:t>
-      </w:r>
-    </w:p>
-    <w:p>
-      <w:pPr>
-        <w:pStyle w:val="BodyText"/>
-      </w:pPr>
-      <w:r>
-        <w:rPr>
-          <w:b/>
-          <w:bCs/>
-        </w:rPr>
-        <w:t xml:space="preserve">Reproduction / context:</w:t>
-      </w:r>
-      <w:r>
-        <w:t xml:space="preserve"> </w:t>
-      </w:r>
-      <w:r>
-        <w:t xml:space="preserve">Leave the qbittorrent-proxy container running for several hours with search traffic (a full tests/security run is sufficient). Then: curl –max-time 6 http://localhost:7186/ returns 200; curl –max-time 6 http://localhost:7187/ returns 000. Confirm with: ss -ltnp | grep 7187 (unaccepted backlog) and awk</w:t>
-      </w:r>
-      <w:r>
-        <w:t xml:space="preserve"> </w:t>
-      </w:r>
-      <w:r>
-        <w:t xml:space="preserve">‘{print $3}’</w:t>
-      </w:r>
-      <w:r>
-        <w:t xml:space="preserve"> </w:t>
-      </w:r>
-      <w:r>
-        <w:t xml:space="preserve">/proc/</w:t>
-      </w:r>
-      <w:r>
-        <w:t xml:space="preserve">/task/*/stat (one R thread, rest futex_wait_queue).</w:t>
-      </w:r>
-    </w:p>
-    <w:p>
-      <w:pPr>
-        <w:pStyle w:val="BodyText"/>
-      </w:pPr>
-      <w:r>
-        <w:rPr>
-          <w:b/>
-          <w:bCs/>
-        </w:rPr>
-        <w:t xml:space="preserve">Acceptance criteria:</w:t>
-      </w:r>
-      <w:r>
-        <w:t xml:space="preserve"> </w:t>
-      </w:r>
-      <w:r>
-        <w:t xml:space="preserve">The spinning frame is identified from a real Python stack dump (not inferred), the busy-loop is fixed at its root, and a regression guard proves 7187 still answers after a sustained-traffic soak. Evidence: before/after curl timings on both ports plus a thread-state census showing no permanently-R thread.</w:t>
-      </w:r>
-    </w:p>
-    <w:p>
-      <w:pPr>
-        <w:pStyle w:val="BodyText"/>
-      </w:pPr>
-      <w:r>
-        <w:t xml:space="preserve">[BOB-136 adoption audit 2026-08-21 -&gt; In progress] 1dd7b0a ESTABLISHED the root cause with captured evidence (16 stack dumps showing Deduplicator.merge_results() called synchronously at search.py:914 on the event-loop thread; loop thread sustained 81-98% user-space CPU while all other threads showed d_utime=0). The remediation landed under BOB-145 (0572b71, now Fixed), whose own text is headed</w:t>
-      </w:r>
-      <w:r>
-        <w:t xml:space="preserve"> </w:t>
-      </w:r>
-      <w:r>
-        <w:t xml:space="preserve">‘BOB-145 - the 7187 wedge’</w:t>
-      </w:r>
-      <w:r>
-        <w:t xml:space="preserve"> </w:t>
-      </w:r>
-      <w:r>
-        <w:t xml:space="preserve">and which refuted the assumed O(N^2) cause by profiling. BOB-137 and BOB-145 therefore describe the SAME defect; per §11.4.214 that is a link/dedup decision, not a unilateral close, and no post-fix re-observation of the multi-hour wedge is recorded against BOB-137 itself. Left open pending that linkage decision.</w:t>
-      </w:r>
-    </w:p>
-    <w:p>
-      <w:pPr>
-        <w:pStyle w:val="BodyText"/>
-      </w:pPr>
-      <w:r>
-        <w:rPr>
-          <w:b/>
-          <w:bCs/>
-        </w:rPr>
-        <w:t xml:space="preserve">Live verification 2026-08-21 — REDUCED BUT NOT ELIMINATED. Deliberately NOT closed.</w:t>
-      </w:r>
-    </w:p>
-    <w:p>
-      <w:pPr>
-        <w:pStyle w:val="BodyText"/>
-      </w:pPr>
-      <w:r>
-        <w:t xml:space="preserve">The service was confirmed running POST-FIX bytes before any measurement, six independent ways: served sha256 == committed == worktree across 20 merge-service/api/main files; fix markers 10 inside the container vs 0 at the pre-fix commit;</w:t>
-      </w:r>
-      <w:r>
-        <w:t xml:space="preserve"> </w:t>
-      </w:r>
-      <w:r>
-        <w:rPr>
-          <w:rStyle w:val="VerbatimChar"/>
-        </w:rPr>
-        <w:t xml:space="preserve">.pyc</w:t>
-      </w:r>
-      <w:r>
-        <w:t xml:space="preserve"> </w:t>
-      </w:r>
-      <w:r>
-        <w:t xml:space="preserve">header decode showing embedded source mtime+size matching the actual file (so the import reused it and the loaded module was compiled from exactly this source); fix markers present in the LOADED bytecode; and the process starting 823s AFTER the fix hit disk. A first attempt at this comparison reported routes.py as stale — an INSTRUMENT ARTIFACT (marshal back-reference encoding differs between a fresh compile and a pyc load), caught before it became a false positive.</w:t>
-      </w:r>
-    </w:p>
-    <w:p>
-      <w:pPr>
-        <w:pStyle w:val="BodyText"/>
-      </w:pPr>
-      <w:r>
-        <w:t xml:space="preserve">Soak, same script and concurrency, precondition reached (11,340 results over 516 tracker responses / 12 searches ~ 945 per merge, larger than BOB-145’s N=800 maximum):</w:t>
-      </w:r>
-    </w:p>
-    <w:p>
-      <w:pPr>
-        <w:pStyle w:val="SourceCode"/>
-      </w:pPr>
-      <w:r>
-        <w:rPr>
-          <w:rStyle w:val="VerbatimChar"/>
-        </w:rPr>
-        <w:t xml:space="preserve">PRE-FIX  (quoted from the recorded report): 22 of 26 probes dead on 7187 (84.6%)</w:t>
-      </w:r>
-      <w:r>
-        <w:br/>
-      </w:r>
-      <w:r>
-        <w:rPr>
-          <w:rStyle w:val="VerbatimChar"/>
-        </w:rPr>
-        <w:t xml:space="preserve">POST-FIX (measured):                         2 of 141 dead (1.4%)</w:t>
-      </w:r>
-    </w:p>
-    <w:p>
-      <w:pPr>
-        <w:pStyle w:val="FirstParagraph"/>
-      </w:pPr>
-      <w:r>
-        <w:t xml:space="preserve">The dead-count alone understates the residual: 25.5% of probes stalled &gt;1s (&lt;0.1s 65.2% / 0.1-1s 9.2% / 1-5s 18.4% / &gt;=5s 5.7% / dead 1.4%). Both dead events show the exact BOB-137 asymmetry — 7186 answering in 0.077s while 7187 timed out at 10s — and both coincide with the loop thread sampled at state R with wchan=0, the GIL-starvation signature (tid independently confirmed as the loop thread by its idle wchan do_epoll_wait).</w:t>
-      </w:r>
-    </w:p>
-    <w:p>
-      <w:pPr>
-        <w:pStyle w:val="BodyText"/>
-      </w:pPr>
-      <w:r>
-        <w:t xml:space="preserve">WHY THIS ROW STAYS OPEN: the acceptance evidence this item names is</w:t>
-      </w:r>
-      <w:r>
-        <w:t xml:space="preserve"> </w:t>
-      </w:r>
-      <w:r>
-        <w:t xml:space="preserve">‘22/26 dead -&gt; 0/N dead’</w:t>
-      </w:r>
-      <w:r>
-        <w:t xml:space="preserve">. Achieved: 22/26 -&gt; 2/141. The user-visible symptom — 7187 unresponsive while 7186 answers in the same process — STILL OCCURS, twice in 15 minutes. That is precisely BOB-145’s own predicted residual: search.py:914 is still a plain synchronous call, and removing the symptom needs a change at that CALL SITE (offload or await), which BOB-145 explicitly scoped out.</w:t>
-      </w:r>
-    </w:p>
-    <w:p>
-      <w:pPr>
-        <w:pStyle w:val="BodyText"/>
-      </w:pPr>
-      <w:r>
-        <w:t xml:space="preserve">Two criteria that ARE satisfied: no permanently-R thread (48 of 80 census samples had zero R threads), and the in-process 20s watchdog logged 0 stalls — with a control needle, since that same watchdog produced 167,971 bytes of dumps pre-fix.</w:t>
-      </w:r>
-      <w:r>
-        <w:t xml:space="preserve"> </w:t>
-      </w:r>
-      <w:r>
-        <w:t xml:space="preserve">## BOB-143 — Orphaned .worktrees/ dirs (46M, unresolvable gitdir) pollute gate scan scope and manufacture false BOB-126-class findings</w:t>
-      </w:r>
-    </w:p>
-    <w:p>
-      <w:pPr>
-        <w:pStyle w:val="BodyText"/>
       </w:pPr>
       <w:r>
         <w:rPr>
@@ -4667,13 +4085,13 @@
       </w:r>
     </w:p>
     <w:bookmarkEnd w:id="42"/>
-    <w:bookmarkStart w:id="43" w:name="X11db4a28fa64161c7ffe87a7b2e88f2f3a45339"/>
+    <w:bookmarkStart w:id="43" w:name="Xc05099854c0c0186d08c6af56c30344c4abab58"/>
     <w:p>
       <w:pPr>
         <w:pStyle w:val="Heading2"/>
       </w:pPr>
       <w:r>
-        <w:t xml:space="preserve">BOB-164 — Live dashboard fails WCAG AA colour contrast on 21 nodes — brand heading measures 1.43:1 against a 3:1 floor</w:t>
+        <w:t xml:space="preserve">BOB-170 — Capture one quiescent GREEN run of the scaling growth gate, which has never executed under its own loadavg&lt;=0.75/cpu precondition and has no scheduled window that would make it</w:t>
       </w:r>
     </w:p>
     <w:p>
@@ -4691,7 +4109,7 @@
         <w:t xml:space="preserve"> </w:t>
       </w:r>
       <w:r>
-        <w:t xml:space="preserve">In progress</w:t>
+        <w:t xml:space="preserve">Queued</w:t>
       </w:r>
       <w:r>
         <w:t xml:space="preserve"> </w:t>
@@ -4707,6 +4125,146 @@
         <w:t xml:space="preserve"> </w:t>
       </w:r>
       <w:r>
+        <w:t xml:space="preserve">Task</w:t>
+      </w:r>
+      <w:r>
+        <w:t xml:space="preserve"> </w:t>
+      </w:r>
+      <w:r>
+        <w:rPr>
+          <w:b/>
+          <w:bCs/>
+        </w:rPr>
+        <w:t xml:space="preserve">Severity:</w:t>
+      </w:r>
+      <w:r>
+        <w:t xml:space="preserve"> </w:t>
+      </w:r>
+      <w:r>
+        <w:t xml:space="preserve">Medium</w:t>
+      </w:r>
+      <w:r>
+        <w:t xml:space="preserve"> </w:t>
+      </w:r>
+      <w:r>
+        <w:rPr>
+          <w:b/>
+          <w:bCs/>
+        </w:rPr>
+        <w:t xml:space="preserve">Created-By:</w:t>
+      </w:r>
+      <w:r>
+        <w:t xml:space="preserve"> </w:t>
+      </w:r>
+      <w:r>
+        <w:t xml:space="preserve">Claude</w:t>
+      </w:r>
+      <w:r>
+        <w:t xml:space="preserve"> </w:t>
+      </w:r>
+      <w:r>
+        <w:rPr>
+          <w:b/>
+          <w:bCs/>
+        </w:rPr>
+        <w:t xml:space="preserve">Assigned-To:</w:t>
+      </w:r>
+      <w:r>
+        <w:t xml:space="preserve"> </w:t>
+      </w:r>
+      <w:r>
+        <w:t xml:space="preserve">Claude</w:t>
+      </w:r>
+    </w:p>
+    <w:p>
+      <w:pPr>
+        <w:pStyle w:val="BodyText"/>
+      </w:pPr>
+      <w:r>
+        <w:t xml:space="preserve">WHAT. The BOB-109 scaling suite gates its two timing tests on loadavg_1m/nproc &lt;= 0.75 — on this 8-cpu host, a 1-minute load average at or below 6.0 — and SKIPs loudly otherwise. That gate is correct and was adopted for a good reason (§11.4.201(8)): the author validated a 2.10 growth-exponent threshold, then observed it FALSE-FAIL correct code at load 11.06 (baseline span 2.136), and at load 15-23 measured baseline spans of 2.358 against injected-cubic mutants at 2.278-2.331 — the signal is smaller than the noise and the two are not separable in either direction. Gating was the honest response.</w:t>
+      </w:r>
+    </w:p>
+    <w:p>
+      <w:pPr>
+        <w:pStyle w:val="BodyText"/>
+      </w:pPr>
+      <w:r>
+        <w:t xml:space="preserve">THE PROBLEM. The gate has consequently NEVER RUN under its own precondition. Every recorded run today measured load 9.15-23; the independent reviewer measured 9.66 during review; the conductor measured 6.45 at its lowest. GREEN polarity WAS observed — at loads 9.4-11.6 (span 1.882) and in three stability runs (1.759/1.832/1.848) — but never once beneath the shipped ceiling. The author states this honestly as an inference from data rather than a run they can paste, and the reviewer confirmed the inference is sound (quiescence is strictly more favourable). Sound inference is still not an observed run.</w:t>
+      </w:r>
+    </w:p>
+    <w:p>
+      <w:pPr>
+        <w:pStyle w:val="BodyText"/>
+      </w:pPr>
+      <w:r>
+        <w:t xml:space="preserve">WHY THAT MATTERS (§11.4.226). A registered, topology-present guard that never executes is indistinguishable from a guard that would fail if it did. Nothing currently ensures it ever runs: no freshness contract, no scheduled quiet-window invocation, no tracked item — which is precisely the unexecuted-standing-guard class §11.4.226 names, where registration gets treated as coverage while execution is nobody’s job. The forensic precedent in that anchor is two standing guards that, when finally executed, immediately emitted latent FAILs.</w:t>
+      </w:r>
+    </w:p>
+    <w:p>
+      <w:pPr>
+        <w:pStyle w:val="BodyText"/>
+      </w:pPr>
+      <w:r>
+        <w:t xml:space="preserve">ACCEPTANCE. (a) Execute both quiescence-gated timing tests on a host whose 1-minute loadavg is genuinely &lt;= 0.75/cpu — no agent fleet, no concurrent build — and capture the run as an artifact showing the resolved load reading alongside the measured span exponent, so the precondition is provable from the artifact and not asserted. (b) Record the observed GREEN polarity in the item and in the test source, replacing the current honest-inference note. (c) If the gate FAILS under genuine quiescence, that is the finding this item exists to surface, and it reopens the threshold-calibration question rather than being worked around. (d) Establish a freshness contract per §11.4.226: how stale a quiescent verdict may be before the gate counts as uncovered again, so this does not silently return to never-executing.</w:t>
+      </w:r>
+    </w:p>
+    <w:p>
+      <w:pPr>
+        <w:pStyle w:val="BodyText"/>
+      </w:pPr>
+      <w:r>
+        <w:t xml:space="preserve">HONEST BOUNDARY. This item does not claim the gate is wrong. The evidence points the other way — quiescence is strictly more favourable than the loads where GREEN was already observed. It claims only that the run has not happened, and that an unexecuted guard cannot be cited as coverage.</w:t>
+      </w:r>
+    </w:p>
+    <w:p>
+      <w:pPr>
+        <w:pStyle w:val="BodyText"/>
+      </w:pPr>
+      <w:r>
+        <w:t xml:space="preserve">PROVENANCE. Raised as IMPORTANT-2 by the independent Fable-substrate reviewer of the BOB-109 work, and independently corroborated: the reviewer verified the SKIP is loud and prints its resolved numbers, and confirmed the shipped tests do SKIP at today’s load.</w:t>
+      </w:r>
+    </w:p>
+    <w:bookmarkEnd w:id="43"/>
+    <w:bookmarkStart w:id="44" w:name="Xb1fcd115c2c36cedf4fddcbc14c53ec45888e4e"/>
+    <w:p>
+      <w:pPr>
+        <w:pStyle w:val="Heading2"/>
+      </w:pPr>
+      <w:r>
+        <w:t xml:space="preserve">BOB-172 — rutracker search endpoint returns HTTP 403 with Cloudflare challenge markers and zero login markers, so one of three merge-search trackers silently contributes no results</w:t>
+      </w:r>
+    </w:p>
+    <w:p>
+      <w:pPr>
+        <w:pStyle w:val="FirstParagraph"/>
+      </w:pPr>
+      <w:r>
+        <w:rPr>
+          <w:b/>
+          <w:bCs/>
+        </w:rPr>
+        <w:t xml:space="preserve">Status:</w:t>
+      </w:r>
+      <w:r>
+        <w:t xml:space="preserve"> </w:t>
+      </w:r>
+      <w:r>
+        <w:t xml:space="preserve">Ready for testing</w:t>
+      </w:r>
+      <w:r>
+        <w:t xml:space="preserve"> </w:t>
+      </w:r>
+      <w:r>
+        <w:rPr>
+          <w:b/>
+          <w:bCs/>
+        </w:rPr>
+        <w:t xml:space="preserve">Type:</w:t>
+      </w:r>
+      <w:r>
+        <w:t xml:space="preserve"> </w:t>
+      </w:r>
+      <w:r>
         <w:t xml:space="preserve">Bug</w:t>
       </w:r>
       <w:r>
@@ -4723,7 +4281,7 @@
         <w:t xml:space="preserve"> </w:t>
       </w:r>
       <w:r>
-        <w:t xml:space="preserve">Medium</w:t>
+        <w:t xml:space="preserve">High</w:t>
       </w:r>
       <w:r>
         <w:t xml:space="preserve"> </w:t>
@@ -4739,25 +4297,268 @@
         <w:t xml:space="preserve"> </w:t>
       </w:r>
       <w:r>
-        <w:t xml:space="preserve">BOB-110 UX-class coverage, discovered by the new axe-core suite on its first live run</w:t>
-      </w:r>
-    </w:p>
-    <w:p>
-      <w:pPr>
-        <w:pStyle w:val="BodyText"/>
-      </w:pPr>
-      <w:r>
-        <w:rPr>
-          <w:b/>
-          <w:bCs/>
-        </w:rPr>
-        <w:t xml:space="preserve">Reported-Via:</w:t>
-      </w:r>
-      <w:r>
-        <w:t xml:space="preserve"> </w:t>
-      </w:r>
-      <w:r>
-        <w:t xml:space="preserve">§11.4.202 reporting directive</w:t>
+        <w:t xml:space="preserve">Claude</w:t>
+      </w:r>
+      <w:r>
+        <w:t xml:space="preserve"> </w:t>
+      </w:r>
+      <w:r>
+        <w:rPr>
+          <w:b/>
+          <w:bCs/>
+        </w:rPr>
+        <w:t xml:space="preserve">Assigned-To:</w:t>
+      </w:r>
+      <w:r>
+        <w:t xml:space="preserve"> </w:t>
+      </w:r>
+      <w:r>
+        <w:t xml:space="preserve">Claude</w:t>
+      </w:r>
+    </w:p>
+    <w:p>
+      <w:pPr>
+        <w:pStyle w:val="BodyText"/>
+      </w:pPr>
+      <w:r>
+        <w:t xml:space="preserve">WHAT. The rutracker SEARCH endpoint is refused by bot protection while the site itself is fully reachable. Measured unauthenticated 2026-08-21 (no cookie file read, no credential value in any artifact — §11.4.10):</w:t>
+      </w:r>
+    </w:p>
+    <w:p>
+      <w:pPr>
+        <w:pStyle w:val="BodyText"/>
+      </w:pPr>
+      <w:r>
+        <w:t xml:space="preserve">GET /forum/index.php -&gt; 200, 96283 B,</w:t>
+      </w:r>
+    </w:p>
+    <w:p>
+      <w:pPr>
+        <w:pStyle w:val="BodyText"/>
+      </w:pPr>
+      <w:r>
+        <w:t xml:space="preserve">RuTracker.org</w:t>
+      </w:r>
+    </w:p>
+    <w:p>
+      <w:pPr>
+        <w:pStyle w:val="BodyText"/>
+      </w:pPr>
+      <w:r>
+        <w:t xml:space="preserve">, challenge markers 0</w:t>
+      </w:r>
+      <w:r>
+        <w:t xml:space="preserve"> </w:t>
+      </w:r>
+      <w:r>
+        <w:t xml:space="preserve">GET /forum/tracker.php?nm=debian -&gt; 403, 5351 B, challenge markers 1, LOGIN markers 0, trs-tr- 0</w:t>
+      </w:r>
+    </w:p>
+    <w:p>
+      <w:pPr>
+        <w:pStyle w:val="BodyText"/>
+      </w:pPr>
+      <w:r>
+        <w:t xml:space="preserve">The zero login markers are the load-bearing detail: the server is not asking us to authenticate, it is refusing the request before authentication is considered. Supplying valid credentials or a fresh cookie jar therefore does NOT address this.</w:t>
+      </w:r>
+    </w:p>
+    <w:p>
+      <w:pPr>
+        <w:pStyle w:val="BodyText"/>
+      </w:pPr>
+      <w:r>
+        <w:t xml:space="preserve">WHY IT MATTERS. rutracker is one of the three trackers the merge service fans a query across (with kinozal and nnmclub). A 403 on its search path means it contributes nothing to every merged result set, silently — the fan-out still</w:t>
+      </w:r>
+      <w:r>
+        <w:t xml:space="preserve"> </w:t>
+      </w:r>
+      <w:r>
+        <w:t xml:space="preserve">‘succeeds’</w:t>
+      </w:r>
+      <w:r>
+        <w:t xml:space="preserve">, it just returns one fewer tracker’s worth of results. From a user’s seat this looks like thin results, not an outage.</w:t>
+      </w:r>
+    </w:p>
+    <w:p>
+      <w:pPr>
+        <w:pStyle w:val="BodyText"/>
+      </w:pPr>
+      <w:r>
+        <w:t xml:space="preserve">IT EXPLAINS TWO PREVIOUSLY-UNEXPLAINED OBSERVATIONS. docs/qa/BOB-093/live_search_smoke.txt records rutracker returning status=empty, results_count=0 in 164ms, and the BOB-136 adoption audit reached the same observation independently. Both recorded the symptom; neither had the cause. 164ms is far too fast for a real search across a remote forum and is exactly what an immediate 403 costs.</w:t>
+      </w:r>
+    </w:p>
+    <w:p>
+      <w:pPr>
+        <w:pStyle w:val="BodyText"/>
+      </w:pPr>
+      <w:r>
+        <w:t xml:space="preserve">IT ALSO BLOCKS BOB-093’s FOURTH SUB-STEP. That item requires timing a large rutracker result page under 2s. No large page has ever been obtained, and this is why. That sub-step is not merely waiting on credentials, as previously assumed — it is unmeetable until the 403 is resolved.</w:t>
+      </w:r>
+    </w:p>
+    <w:p>
+      <w:pPr>
+        <w:pStyle w:val="BodyText"/>
+      </w:pPr>
+      <w:r>
+        <w:t xml:space="preserve">PROVENANCE, INCLUDING A CORRECTION I MADE MID-INVESTIGATION (§11.4.199). An independent reviewer reported a Cloudflare challenge served to curl even with cookies. Verifying, I probed index.php, got a clean 200 with no challenge markers, and was one step from recording their claim as REFUTED. That would have been wrong for a textbook reason: index.php is not the search path, so my probe never reached the precondition, and a repro that misses the precondition proves nothing — it is not evidence of absence. Probing the actual search endpoint reproduced it immediately. The reviewer was substantially right; my probe was aimed at the wrong endpoint. Recorded because the near-miss is the instructive part, and because the two probes TOGETHER give a sharper result than either the original claim or my near-refutation: not</w:t>
+      </w:r>
+      <w:r>
+        <w:t xml:space="preserve"> </w:t>
+      </w:r>
+      <w:r>
+        <w:t xml:space="preserve">‘rutracker is behind Cloudflare’</w:t>
+      </w:r>
+      <w:r>
+        <w:t xml:space="preserve"> </w:t>
+      </w:r>
+      <w:r>
+        <w:t xml:space="preserve">(the index is open), but</w:t>
+      </w:r>
+      <w:r>
+        <w:t xml:space="preserve"> </w:t>
+      </w:r>
+      <w:r>
+        <w:t xml:space="preserve">‘the SEARCH endpoint specifically is refused’</w:t>
+      </w:r>
+      <w:r>
+        <w:t xml:space="preserve">.</w:t>
+      </w:r>
+    </w:p>
+    <w:p>
+      <w:pPr>
+        <w:pStyle w:val="BodyText"/>
+      </w:pPr>
+      <w:r>
+        <w:t xml:space="preserve">ACCEPTANCE. (a) Determine whether the 403 is permanent policy, rate/reputation-based, or triggered by a client signature the plugin can legitimately present (user-agent, header order, TLS fingerprint) — by measurement, not assumption, and WITHOUT evasion techniques that would violate the site’s terms. (b) Whatever the outcome, the failure must become LOUD: a tracker returning 403 must be reported as a tracker ERROR in the merge result, never folded into</w:t>
+      </w:r>
+      <w:r>
+        <w:t xml:space="preserve"> </w:t>
+      </w:r>
+      <w:r>
+        <w:t xml:space="preserve">‘empty’</w:t>
+      </w:r>
+      <w:r>
+        <w:t xml:space="preserve"> </w:t>
+      </w:r>
+      <w:r>
+        <w:t xml:space="preserve">— a silent contributor is the §11.4.201(6) false-null at the product layer, and it is what let this sit unexplained across two separate investigations. (c) A test asserting that a 403 from any tracker surfaces as an error and not as zero results, with a paired §1.1 mutation. (d) If the endpoint is genuinely unavailable to us, record that as an honest capability boundary (§11.4.112) and stop advertising rutracker as a live search source until it is — including in the README and the merge-service docs.</w:t>
+      </w:r>
+    </w:p>
+    <w:p>
+      <w:pPr>
+        <w:pStyle w:val="BodyText"/>
+      </w:pPr>
+      <w:r>
+        <w:t xml:space="preserve">HONEST BOUNDARY. Measured from ONE host, ONE time, UNAUTHENTICATED. Whether an authenticated session with a browser-like client succeeds was NOT tested and must not be assumed either way. The finding is that the current code path gets a 403; it is not a claim about what every client would get.</w:t>
+      </w:r>
+    </w:p>
+    <w:bookmarkEnd w:id="44"/>
+    <w:bookmarkStart w:id="45" w:name="Xa1ec6d3e754b54688c8285bc9c893062846a7a6"/>
+    <w:p>
+      <w:pPr>
+        <w:pStyle w:val="Heading2"/>
+      </w:pPr>
+      <w:r>
+        <w:t xml:space="preserve">BOB-175 — update –location Fixed –status</w:t>
+      </w:r>
+      <w:r>
+        <w:t xml:space="preserve"> </w:t>
+      </w:r>
+      <w:r>
+        <w:t xml:space="preserve"> </w:t>
+      </w:r>
+      <w:r>
+        <w:t xml:space="preserve">can still mint a row that update’s own validator rejects, because the status-location guard is one-directional</w:t>
+      </w:r>
+    </w:p>
+    <w:p>
+      <w:pPr>
+        <w:pStyle w:val="FirstParagraph"/>
+      </w:pPr>
+      <w:r>
+        <w:rPr>
+          <w:b/>
+          <w:bCs/>
+        </w:rPr>
+        <w:t xml:space="preserve">Status:</w:t>
+      </w:r>
+      <w:r>
+        <w:t xml:space="preserve"> </w:t>
+      </w:r>
+      <w:r>
+        <w:t xml:space="preserve">Queued</w:t>
+      </w:r>
+      <w:r>
+        <w:t xml:space="preserve"> </w:t>
+      </w:r>
+      <w:r>
+        <w:rPr>
+          <w:b/>
+          <w:bCs/>
+        </w:rPr>
+        <w:t xml:space="preserve">Type:</w:t>
+      </w:r>
+      <w:r>
+        <w:t xml:space="preserve"> </w:t>
+      </w:r>
+      <w:r>
+        <w:t xml:space="preserve">Task</w:t>
+      </w:r>
+      <w:r>
+        <w:t xml:space="preserve"> </w:t>
+      </w:r>
+      <w:r>
+        <w:rPr>
+          <w:b/>
+          <w:bCs/>
+        </w:rPr>
+        <w:t xml:space="preserve">Severity:</w:t>
+      </w:r>
+      <w:r>
+        <w:t xml:space="preserve"> </w:t>
+      </w:r>
+      <w:r>
+        <w:t xml:space="preserve">Low</w:t>
+      </w:r>
+      <w:r>
+        <w:t xml:space="preserve"> </w:t>
+      </w:r>
+      <w:r>
+        <w:rPr>
+          <w:b/>
+          <w:bCs/>
+        </w:rPr>
+        <w:t xml:space="preserve">Created-By:</w:t>
+      </w:r>
+      <w:r>
+        <w:t xml:space="preserve"> </w:t>
+      </w:r>
+      <w:r>
+        <w:t xml:space="preserve">Claude</w:t>
+      </w:r>
+      <w:r>
+        <w:t xml:space="preserve"> </w:t>
+      </w:r>
+      <w:r>
+        <w:rPr>
+          <w:b/>
+          <w:bCs/>
+        </w:rPr>
+        <w:t xml:space="preserve">Assigned-To:</w:t>
+      </w:r>
+      <w:r>
+        <w:t xml:space="preserve"> </w:t>
+      </w:r>
+      <w:r>
+        <w:t xml:space="preserve">Claude</w:t>
+      </w:r>
+    </w:p>
+    <w:p>
+      <w:pPr>
+        <w:pStyle w:val="BodyText"/>
+      </w:pPr>
+      <w:r>
+        <w:t xml:space="preserve">WHAT. The workable-items</w:t>
       </w:r>
       <w:r>
         <w:t xml:space="preserve"> </w:t>
@@ -4766,152 +4567,83 @@
         <w:rPr>
           <w:rStyle w:val="VerbatimChar"/>
         </w:rPr>
-        <w:t xml:space="preserve">bug</w:t>
-      </w:r>
-      <w:r>
-        <w:t xml:space="preserve"> </w:t>
-      </w:r>
-      <w:r>
-        <w:t xml:space="preserve">on 2026-08-21T19:56:53Z</w:t>
-      </w:r>
-      <w:r>
-        <w:t xml:space="preserve"> </w:t>
-      </w:r>
-      <w:r>
-        <w:rPr>
-          <w:b/>
-          <w:bCs/>
-        </w:rPr>
-        <w:t xml:space="preserve">Reported-By:</w:t>
-      </w:r>
-      <w:r>
-        <w:t xml:space="preserve"> </w:t>
-      </w:r>
-      <w:r>
-        <w:t xml:space="preserve">BOB-110 UX-class coverage, discovered by the new axe-core suite on its first live run</w:t>
-      </w:r>
-    </w:p>
-    <w:p>
-      <w:pPr>
-        <w:pStyle w:val="BodyText"/>
-      </w:pPr>
-      <w:r>
-        <w:rPr>
-          <w:b/>
-          <w:bCs/>
-        </w:rPr>
-        <w:t xml:space="preserve">What (the report, verbatim):</w:t>
-      </w:r>
-      <w:r>
-        <w:t xml:space="preserve"> </w:t>
-      </w:r>
-      <w:r>
-        <w:t xml:space="preserve">This is a REAL user-facing defect, not a test-tuning artifact, and it was found by the automated regime rather than by a human squinting at the page – which is exactly the 11.4.238 posture the project is aiming for.</w:t>
-      </w:r>
-    </w:p>
-    <w:p>
-      <w:pPr>
-        <w:pStyle w:val="BodyText"/>
-      </w:pPr>
-      <w:r>
-        <w:t xml:space="preserve">The static-grep oracle would NOT have found it. Measured: the served root ships an empty</w:t>
-      </w:r>
-      <w:r>
-        <w:t xml:space="preserve"> </w:t>
-      </w:r>
-      <w:r>
-        <w:t xml:space="preserve"> </w:t>
-      </w:r>
-      <w:r>
-        <w:t xml:space="preserve">pre-hydration, so any check reading the raw HTML audits a page nobody sees. The violation only exists in the hydrated DOM, which is why 11.4.170 requires a rendered oracle and forbids value-equality assertions as the proof a UI is correct.</w:t>
-      </w:r>
-    </w:p>
-    <w:p>
-      <w:pPr>
-        <w:pStyle w:val="BodyText"/>
-      </w:pPr>
-      <w:r>
-        <w:t xml:space="preserve">Severity reasoning, stated rather than assumed: this is user-visible and affects the primary dashboard heading, but it degrades legibility rather than breaking function, and the surface is operator-facing rather than public. Medium, not High.</w:t>
-      </w:r>
-    </w:p>
-    <w:p>
-      <w:pPr>
-        <w:pStyle w:val="BodyText"/>
-      </w:pPr>
-      <w:r>
-        <w:t xml:space="preserve">The failing test was left FAILING on purpose (11.4.238) instead of silenced or marked xfail. tests/ux/ currently reports 1 failed, 16 passed; that 1 is this defect. Anyone reading a red UX suite should read it as this item, not as flakiness – and when this is fixed the suite goes fully green, which is the signal that it is closed.</w:t>
-      </w:r>
-    </w:p>
-    <w:p>
-      <w:pPr>
-        <w:pStyle w:val="BodyText"/>
-      </w:pPr>
-      <w:r>
-        <w:t xml:space="preserve">HONEST SCOPE LIMIT (11.4.6): only the dashboard landing view was scanned. The /jackett/* sub-routes and the ng-serve-hosted :4200 route set were NOT audited – the commands to close both are recorded in docs/testing/ux_accessibility.md. So this item’s 21 nodes are a floor, not a total.</w:t>
-      </w:r>
-    </w:p>
-    <w:p>
-      <w:pPr>
-        <w:pStyle w:val="BodyText"/>
-      </w:pPr>
-      <w:r>
-        <w:rPr>
-          <w:b/>
-          <w:bCs/>
-        </w:rPr>
-        <w:t xml:space="preserve">Affected scope / file-scope manifest:</w:t>
-      </w:r>
-      <w:r>
-        <w:t xml:space="preserve"> </w:t>
-      </w:r>
-      <w:r>
-        <w:t xml:space="preserve">the Angular dashboard served at http://localhost:7187/ (same compiled SPA as frontend/); production component CSS, not test files</w:t>
-      </w:r>
-    </w:p>
-    <w:p>
-      <w:pPr>
-        <w:pStyle w:val="BodyText"/>
-      </w:pPr>
-      <w:r>
-        <w:rPr>
-          <w:b/>
-          <w:bCs/>
-        </w:rPr>
-        <w:t xml:space="preserve">Reproduction / context:</w:t>
-      </w:r>
-      <w:r>
-        <w:t xml:space="preserve"> </w:t>
-      </w:r>
-      <w:r>
-        <w:t xml:space="preserve">Run tests/ux/test_live_dashboard_accessibility.py against the running merge service. axe-core v4.13.0, scanning a real Playwright-rendered JS-hydrated DOM, reports color-contrast violations on 21 nodes. Measured pairs: .brand / h1 text #9d001e on background #3c3f41 = 1.43-1.62:1 (WCAG AA large-text floor is 3:1); tagline #808080 on #3c3f41 = 2.68:1 (body-text floor is 4.5:1).</w:t>
-      </w:r>
-    </w:p>
-    <w:p>
-      <w:pPr>
-        <w:pStyle w:val="BodyText"/>
-      </w:pPr>
-      <w:r>
-        <w:rPr>
-          <w:b/>
-          <w:bCs/>
-        </w:rPr>
-        <w:t xml:space="preserve">Acceptance criteria:</w:t>
-      </w:r>
-      <w:r>
-        <w:t xml:space="preserve"> </w:t>
-      </w:r>
-      <w:r>
-        <w:t xml:space="preserve">axe-core reports ZERO color-contrast violations against the live rendered dashboard, with the fix made in production component CSS rather than by relaxing the assertion or excluding the rule (11.4.120: reconcile to the correct mechanism, never weaken the check). The existing tests/ux/ suite is the guard and already fails today, so the RED is captured – closure requires it flipping GREEN against the live surface, which is runtime-class evidence per 11.4.226.</w:t>
-      </w:r>
-    </w:p>
-    <w:bookmarkEnd w:id="43"/>
-    <w:bookmarkStart w:id="44" w:name="Xc05099854c0c0186d08c6af56c30344c4abab58"/>
-    <w:p>
-      <w:pPr>
-        <w:pStyle w:val="Heading2"/>
-      </w:pPr>
-      <w:r>
-        <w:t xml:space="preserve">BOB-170 — Capture one quiescent GREEN run of the scaling growth gate, which has never executed under its own loadavg&lt;=0.75/cpu precondition and has no scheduled window that would make it</w:t>
+        <w:t xml:space="preserve">update</w:t>
+      </w:r>
+      <w:r>
+        <w:t xml:space="preserve"> </w:t>
+      </w:r>
+      <w:r>
+        <w:t xml:space="preserve">seam guards the status-location invariant in one direction only. After BOB-166,</w:t>
+      </w:r>
+      <w:r>
+        <w:t xml:space="preserve"> </w:t>
+      </w:r>
+      <w:r>
+        <w:rPr>
+          <w:rStyle w:val="VerbatimChar"/>
+        </w:rPr>
+        <w:t xml:space="preserve">update --status &lt;terminal&gt;</w:t>
+      </w:r>
+      <w:r>
+        <w:t xml:space="preserve"> </w:t>
+      </w:r>
+      <w:r>
+        <w:t xml:space="preserve">on an Issues-located row is refused. The mirror is still open:</w:t>
+      </w:r>
+      <w:r>
+        <w:t xml:space="preserve"> </w:t>
+      </w:r>
+      <w:r>
+        <w:rPr>
+          <w:rStyle w:val="VerbatimChar"/>
+        </w:rPr>
+        <w:t xml:space="preserve">update --location Fixed --status &lt;non-terminal&gt;</w:t>
+      </w:r>
+      <w:r>
+        <w:t xml:space="preserve"> </w:t>
+      </w:r>
+      <w:r>
+        <w:t xml:space="preserve">exits 0 and creates a row that</w:t>
+      </w:r>
+      <w:r>
+        <w:t xml:space="preserve"> </w:t>
+      </w:r>
+      <w:r>
+        <w:rPr>
+          <w:rStyle w:val="VerbatimChar"/>
+        </w:rPr>
+        <w:t xml:space="preserve">update</w:t>
+      </w:r>
+      <w:r>
+        <w:t xml:space="preserve">’s own validator immediately rejects.</w:t>
+      </w:r>
+    </w:p>
+    <w:p>
+      <w:pPr>
+        <w:pStyle w:val="BodyText"/>
+      </w:pPr>
+      <w:r>
+        <w:t xml:space="preserve">Verified empirically by the independent reviewer of BOB-166:</w:t>
+      </w:r>
+    </w:p>
+    <w:p>
+      <w:pPr>
+        <w:pStyle w:val="SourceCode"/>
+      </w:pPr>
+      <w:r>
+        <w:rPr>
+          <w:rStyle w:val="VerbatimChar"/>
+        </w:rPr>
+        <w:t xml:space="preserve">update --location Fixed --status 'In progress'   -&gt; exit 0</w:t>
+      </w:r>
+      <w:r>
+        <w:br/>
+      </w:r>
+      <w:r>
+        <w:rPr>
+          <w:rStyle w:val="VerbatimChar"/>
+        </w:rPr>
+        <w:t xml:space="preserve">validate                                          -&gt; FAILS, naming the row (check (f), fixedLocationNonTerminalStatus)</w:t>
       </w:r>
     </w:p>
     <w:p>
@@ -4919,655 +4651,103 @@
         <w:pStyle w:val="FirstParagraph"/>
       </w:pPr>
       <w:r>
-        <w:rPr>
-          <w:b/>
-          <w:bCs/>
-        </w:rPr>
-        <w:t xml:space="preserve">Status:</w:t>
-      </w:r>
-      <w:r>
-        <w:t xml:space="preserve"> </w:t>
-      </w:r>
-      <w:r>
-        <w:t xml:space="preserve">Queued</w:t>
-      </w:r>
-      <w:r>
-        <w:t xml:space="preserve"> </w:t>
-      </w:r>
-      <w:r>
-        <w:rPr>
-          <w:b/>
-          <w:bCs/>
-        </w:rPr>
-        <w:t xml:space="preserve">Type:</w:t>
-      </w:r>
-      <w:r>
-        <w:t xml:space="preserve"> </w:t>
-      </w:r>
-      <w:r>
-        <w:t xml:space="preserve">Task</w:t>
-      </w:r>
-      <w:r>
-        <w:t xml:space="preserve"> </w:t>
-      </w:r>
-      <w:r>
-        <w:rPr>
-          <w:b/>
-          <w:bCs/>
-        </w:rPr>
-        <w:t xml:space="preserve">Severity:</w:t>
-      </w:r>
-      <w:r>
-        <w:t xml:space="preserve"> </w:t>
-      </w:r>
-      <w:r>
-        <w:t xml:space="preserve">Medium</w:t>
-      </w:r>
-      <w:r>
-        <w:t xml:space="preserve"> </w:t>
-      </w:r>
-      <w:r>
-        <w:rPr>
-          <w:b/>
-          <w:bCs/>
-        </w:rPr>
-        <w:t xml:space="preserve">Created-By:</w:t>
-      </w:r>
-      <w:r>
-        <w:t xml:space="preserve"> </w:t>
-      </w:r>
-      <w:r>
-        <w:t xml:space="preserve">Claude</w:t>
-      </w:r>
-      <w:r>
-        <w:t xml:space="preserve"> </w:t>
-      </w:r>
-      <w:r>
-        <w:rPr>
-          <w:b/>
-          <w:bCs/>
-        </w:rPr>
-        <w:t xml:space="preserve">Assigned-To:</w:t>
-      </w:r>
-      <w:r>
-        <w:t xml:space="preserve"> </w:t>
-      </w:r>
-      <w:r>
-        <w:t xml:space="preserve">Claude</w:t>
-      </w:r>
-    </w:p>
-    <w:p>
-      <w:pPr>
-        <w:pStyle w:val="BodyText"/>
-      </w:pPr>
-      <w:r>
-        <w:t xml:space="preserve">WHAT. The BOB-109 scaling suite gates its two timing tests on loadavg_1m/nproc &lt;= 0.75 — on this 8-cpu host, a 1-minute load average at or below 6.0 — and SKIPs loudly otherwise. That gate is correct and was adopted for a good reason (§11.4.201(8)): the author validated a 2.10 growth-exponent threshold, then observed it FALSE-FAIL correct code at load 11.06 (baseline span 2.136), and at load 15-23 measured baseline spans of 2.358 against injected-cubic mutants at 2.278-2.331 — the signal is smaller than the noise and the two are not separable in either direction. Gating was the honest response.</w:t>
-      </w:r>
-    </w:p>
-    <w:p>
-      <w:pPr>
-        <w:pStyle w:val="BodyText"/>
-      </w:pPr>
-      <w:r>
-        <w:t xml:space="preserve">THE PROBLEM. The gate has consequently NEVER RUN under its own precondition. Every recorded run today measured load 9.15-23; the independent reviewer measured 9.66 during review; the conductor measured 6.45 at its lowest. GREEN polarity WAS observed — at loads 9.4-11.6 (span 1.882) and in three stability runs (1.759/1.832/1.848) — but never once beneath the shipped ceiling. The author states this honestly as an inference from data rather than a run they can paste, and the reviewer confirmed the inference is sound (quiescence is strictly more favourable). Sound inference is still not an observed run.</w:t>
-      </w:r>
-    </w:p>
-    <w:p>
-      <w:pPr>
-        <w:pStyle w:val="BodyText"/>
-      </w:pPr>
-      <w:r>
-        <w:t xml:space="preserve">WHY THAT MATTERS (§11.4.226). A registered, topology-present guard that never executes is indistinguishable from a guard that would fail if it did. Nothing currently ensures it ever runs: no freshness contract, no scheduled quiet-window invocation, no tracked item — which is precisely the unexecuted-standing-guard class §11.4.226 names, where registration gets treated as coverage while execution is nobody’s job. The forensic precedent in that anchor is two standing guards that, when finally executed, immediately emitted latent FAILs.</w:t>
-      </w:r>
-    </w:p>
-    <w:p>
-      <w:pPr>
-        <w:pStyle w:val="BodyText"/>
-      </w:pPr>
-      <w:r>
-        <w:t xml:space="preserve">ACCEPTANCE. (a) Execute both quiescence-gated timing tests on a host whose 1-minute loadavg is genuinely &lt;= 0.75/cpu — no agent fleet, no concurrent build — and capture the run as an artifact showing the resolved load reading alongside the measured span exponent, so the precondition is provable from the artifact and not asserted. (b) Record the observed GREEN polarity in the item and in the test source, replacing the current honest-inference note. (c) If the gate FAILS under genuine quiescence, that is the finding this item exists to surface, and it reopens the threshold-calibration question rather than being worked around. (d) Establish a freshness contract per §11.4.226: how stale a quiescent verdict may be before the gate counts as uncovered again, so this does not silently return to never-executing.</w:t>
-      </w:r>
-    </w:p>
-    <w:p>
-      <w:pPr>
-        <w:pStyle w:val="BodyText"/>
-      </w:pPr>
-      <w:r>
-        <w:t xml:space="preserve">HONEST BOUNDARY. This item does not claim the gate is wrong. The evidence points the other way — quiescence is strictly more favourable than the loads where GREEN was already observed. It claims only that the run has not happened, and that an unexecuted guard cannot be cited as coverage.</w:t>
-      </w:r>
-    </w:p>
-    <w:p>
-      <w:pPr>
-        <w:pStyle w:val="BodyText"/>
-      </w:pPr>
-      <w:r>
-        <w:t xml:space="preserve">PROVENANCE. Raised as IMPORTANT-2 by the independent Fable-substrate reviewer of the BOB-109 work, and independently corroborated: the reviewer verified the SKIP is loud and prints its resolved numbers, and confirmed the shipped tests do SKIP at today’s load.</w:t>
-      </w:r>
-    </w:p>
-    <w:bookmarkEnd w:id="44"/>
-    <w:bookmarkStart w:id="45" w:name="Xb1fcd115c2c36cedf4fddcbc14c53ec45888e4e"/>
-    <w:p>
-      <w:pPr>
-        <w:pStyle w:val="Heading2"/>
-      </w:pPr>
-      <w:r>
-        <w:t xml:space="preserve">BOB-172 — rutracker search endpoint returns HTTP 403 with Cloudflare challenge markers and zero login markers, so one of three merge-search trackers silently contributes no results</w:t>
-      </w:r>
-    </w:p>
-    <w:p>
-      <w:pPr>
-        <w:pStyle w:val="FirstParagraph"/>
-      </w:pPr>
-      <w:r>
-        <w:rPr>
-          <w:b/>
-          <w:bCs/>
-        </w:rPr>
-        <w:t xml:space="preserve">Status:</w:t>
-      </w:r>
-      <w:r>
-        <w:t xml:space="preserve"> </w:t>
-      </w:r>
-      <w:r>
-        <w:t xml:space="preserve">Ready for testing</w:t>
-      </w:r>
-      <w:r>
-        <w:t xml:space="preserve"> </w:t>
-      </w:r>
-      <w:r>
-        <w:rPr>
-          <w:b/>
-          <w:bCs/>
-        </w:rPr>
-        <w:t xml:space="preserve">Type:</w:t>
-      </w:r>
-      <w:r>
-        <w:t xml:space="preserve"> </w:t>
-      </w:r>
-      <w:r>
-        <w:t xml:space="preserve">Bug</w:t>
-      </w:r>
-      <w:r>
-        <w:t xml:space="preserve"> </w:t>
-      </w:r>
-      <w:r>
-        <w:rPr>
-          <w:b/>
-          <w:bCs/>
-        </w:rPr>
-        <w:t xml:space="preserve">Severity:</w:t>
-      </w:r>
-      <w:r>
-        <w:t xml:space="preserve"> </w:t>
-      </w:r>
-      <w:r>
-        <w:t xml:space="preserve">High</w:t>
-      </w:r>
-      <w:r>
-        <w:t xml:space="preserve"> </w:t>
-      </w:r>
-      <w:r>
-        <w:rPr>
-          <w:b/>
-          <w:bCs/>
-        </w:rPr>
-        <w:t xml:space="preserve">Created-By:</w:t>
-      </w:r>
-      <w:r>
-        <w:t xml:space="preserve"> </w:t>
-      </w:r>
-      <w:r>
-        <w:t xml:space="preserve">Claude</w:t>
-      </w:r>
-      <w:r>
-        <w:t xml:space="preserve"> </w:t>
-      </w:r>
-      <w:r>
-        <w:rPr>
-          <w:b/>
-          <w:bCs/>
-        </w:rPr>
-        <w:t xml:space="preserve">Assigned-To:</w:t>
-      </w:r>
-      <w:r>
-        <w:t xml:space="preserve"> </w:t>
-      </w:r>
-      <w:r>
-        <w:t xml:space="preserve">Claude</w:t>
-      </w:r>
-    </w:p>
-    <w:p>
-      <w:pPr>
-        <w:pStyle w:val="BodyText"/>
-      </w:pPr>
-      <w:r>
-        <w:t xml:space="preserve">WHAT. The rutracker SEARCH endpoint is refused by bot protection while the site itself is fully reachable. Measured unauthenticated 2026-08-21 (no cookie file read, no credential value in any artifact — §11.4.10):</w:t>
-      </w:r>
-    </w:p>
-    <w:p>
-      <w:pPr>
-        <w:pStyle w:val="BodyText"/>
-      </w:pPr>
-      <w:r>
-        <w:t xml:space="preserve">GET /forum/index.php -&gt; 200, 96283 B,</w:t>
-      </w:r>
-    </w:p>
-    <w:p>
-      <w:pPr>
-        <w:pStyle w:val="BodyText"/>
-      </w:pPr>
-      <w:r>
-        <w:t xml:space="preserve">RuTracker.org</w:t>
-      </w:r>
-    </w:p>
-    <w:p>
-      <w:pPr>
-        <w:pStyle w:val="BodyText"/>
-      </w:pPr>
-      <w:r>
-        <w:t xml:space="preserve">, challenge markers 0</w:t>
-      </w:r>
-      <w:r>
-        <w:t xml:space="preserve"> </w:t>
-      </w:r>
-      <w:r>
-        <w:t xml:space="preserve">GET /forum/tracker.php?nm=debian -&gt; 403, 5351 B, challenge markers 1, LOGIN markers 0, trs-tr- 0</w:t>
-      </w:r>
-    </w:p>
-    <w:p>
-      <w:pPr>
-        <w:pStyle w:val="BodyText"/>
-      </w:pPr>
-      <w:r>
-        <w:t xml:space="preserve">The zero login markers are the load-bearing detail: the server is not asking us to authenticate, it is refusing the request before authentication is considered. Supplying valid credentials or a fresh cookie jar therefore does NOT address this.</w:t>
-      </w:r>
-    </w:p>
-    <w:p>
-      <w:pPr>
-        <w:pStyle w:val="BodyText"/>
-      </w:pPr>
-      <w:r>
-        <w:t xml:space="preserve">WHY IT MATTERS. rutracker is one of the three trackers the merge service fans a query across (with kinozal and nnmclub). A 403 on its search path means it contributes nothing to every merged result set, silently — the fan-out still</w:t>
-      </w:r>
-      <w:r>
-        <w:t xml:space="preserve"> </w:t>
-      </w:r>
-      <w:r>
-        <w:t xml:space="preserve">‘succeeds’</w:t>
-      </w:r>
-      <w:r>
-        <w:t xml:space="preserve">, it just returns one fewer tracker’s worth of results. From a user’s seat this looks like thin results, not an outage.</w:t>
-      </w:r>
-    </w:p>
-    <w:p>
-      <w:pPr>
-        <w:pStyle w:val="BodyText"/>
-      </w:pPr>
-      <w:r>
-        <w:t xml:space="preserve">IT EXPLAINS TWO PREVIOUSLY-UNEXPLAINED OBSERVATIONS. docs/qa/BOB-093/live_search_smoke.txt records rutracker returning status=empty, results_count=0 in 164ms, and the BOB-136 adoption audit reached the same observation independently. Both recorded the symptom; neither had the cause. 164ms is far too fast for a real search across a remote forum and is exactly what an immediate 403 costs.</w:t>
-      </w:r>
-    </w:p>
-    <w:p>
-      <w:pPr>
-        <w:pStyle w:val="BodyText"/>
-      </w:pPr>
-      <w:r>
-        <w:t xml:space="preserve">IT ALSO BLOCKS BOB-093’s FOURTH SUB-STEP. That item requires timing a large rutracker result page under 2s. No large page has ever been obtained, and this is why. That sub-step is not merely waiting on credentials, as previously assumed — it is unmeetable until the 403 is resolved.</w:t>
-      </w:r>
-    </w:p>
-    <w:p>
-      <w:pPr>
-        <w:pStyle w:val="BodyText"/>
-      </w:pPr>
-      <w:r>
-        <w:t xml:space="preserve">PROVENANCE, INCLUDING A CORRECTION I MADE MID-INVESTIGATION (§11.4.199). An independent reviewer reported a Cloudflare challenge served to curl even with cookies. Verifying, I probed index.php, got a clean 200 with no challenge markers, and was one step from recording their claim as REFUTED. That would have been wrong for a textbook reason: index.php is not the search path, so my probe never reached the precondition, and a repro that misses the precondition proves nothing — it is not evidence of absence. Probing the actual search endpoint reproduced it immediately. The reviewer was substantially right; my probe was aimed at the wrong endpoint. Recorded because the near-miss is the instructive part, and because the two probes TOGETHER give a sharper result than either the original claim or my near-refutation: not</w:t>
-      </w:r>
-      <w:r>
-        <w:t xml:space="preserve"> </w:t>
-      </w:r>
-      <w:r>
-        <w:t xml:space="preserve">‘rutracker is behind Cloudflare’</w:t>
-      </w:r>
-      <w:r>
-        <w:t xml:space="preserve"> </w:t>
-      </w:r>
-      <w:r>
-        <w:t xml:space="preserve">(the index is open), but</w:t>
-      </w:r>
-      <w:r>
-        <w:t xml:space="preserve"> </w:t>
-      </w:r>
-      <w:r>
-        <w:t xml:space="preserve">‘the SEARCH endpoint specifically is refused’</w:t>
-      </w:r>
-      <w:r>
-        <w:t xml:space="preserve">.</w:t>
-      </w:r>
-    </w:p>
-    <w:p>
-      <w:pPr>
-        <w:pStyle w:val="BodyText"/>
-      </w:pPr>
-      <w:r>
-        <w:t xml:space="preserve">ACCEPTANCE. (a) Determine whether the 403 is permanent policy, rate/reputation-based, or triggered by a client signature the plugin can legitimately present (user-agent, header order, TLS fingerprint) — by measurement, not assumption, and WITHOUT evasion techniques that would violate the site’s terms. (b) Whatever the outcome, the failure must become LOUD: a tracker returning 403 must be reported as a tracker ERROR in the merge result, never folded into</w:t>
-      </w:r>
-      <w:r>
-        <w:t xml:space="preserve"> </w:t>
-      </w:r>
-      <w:r>
-        <w:t xml:space="preserve">‘empty’</w:t>
-      </w:r>
-      <w:r>
-        <w:t xml:space="preserve"> </w:t>
-      </w:r>
-      <w:r>
-        <w:t xml:space="preserve">— a silent contributor is the §11.4.201(6) false-null at the product layer, and it is what let this sit unexplained across two separate investigations. (c) A test asserting that a 403 from any tracker surfaces as an error and not as zero results, with a paired §1.1 mutation. (d) If the endpoint is genuinely unavailable to us, record that as an honest capability boundary (§11.4.112) and stop advertising rutracker as a live search source until it is — including in the README and the merge-service docs.</w:t>
-      </w:r>
-    </w:p>
-    <w:p>
-      <w:pPr>
-        <w:pStyle w:val="BodyText"/>
-      </w:pPr>
-      <w:r>
-        <w:t xml:space="preserve">HONEST BOUNDARY. Measured from ONE host, ONE time, UNAUTHENTICATED. Whether an authenticated session with a browser-like client succeeds was NOT tested and must not be assumed either way. The finding is that the current code path gets a 403; it is not a claim about what every client would get.</w:t>
+        <w:t xml:space="preserve">So the command can still mint a state its own validate call refuses. That is the §11.4.196(F) shape at the seam layer: the invariant is CONFIGURED in validate but not ENFORCED at every write path that can violate it.</w:t>
+      </w:r>
+    </w:p>
+    <w:p>
+      <w:pPr>
+        <w:pStyle w:val="BodyText"/>
+      </w:pPr>
+      <w:r>
+        <w:t xml:space="preserve">WHY IT WAS DELIBERATELY LEFT OPEN IN BOB-166, and why that was right. Three reasons, all checked rather than asserted: (1) the real corpus has ZERO instances of this direction against TEN of the direction BOB-166 closed — the asymmetry in the data matched the asymmetry in the code; (2) detective coverage ALREADY existed and demonstrably fires, so unlike BOB-166’s direction this cannot rot silently; (3) and the load-bearing one —</w:t>
+      </w:r>
+      <w:r>
+        <w:t xml:space="preserve"> </w:t>
+      </w:r>
+      <w:r>
+        <w:rPr>
+          <w:rStyle w:val="VerbatimChar"/>
+        </w:rPr>
+        <w:t xml:space="preserve">reopenCmd</w:t>
+      </w:r>
+      <w:r>
+        <w:t xml:space="preserve"> </w:t>
+      </w:r>
+      <w:r>
+        <w:t xml:space="preserve">documents and SANCTIONS a transient Fixed-plus-non-terminal state via its</w:t>
+      </w:r>
+      <w:r>
+        <w:t xml:space="preserve"> </w:t>
+      </w:r>
+      <w:r>
+        <w:rPr>
+          <w:rStyle w:val="VerbatimChar"/>
+        </w:rPr>
+        <w:t xml:space="preserve">--location Fixed</w:t>
+      </w:r>
+      <w:r>
+        <w:t xml:space="preserve"> </w:t>
+      </w:r>
+      <w:r>
+        <w:t xml:space="preserve">operator override. A naive preventive guard at the update seam would collide with that override’s semantics. Closing this therefore requires a design decision about how the two interact, which is a different question from the one BOB-166 was scoped to answer, and expanding that item would have meant shipping the decision unexamined.</w:t>
+      </w:r>
+    </w:p>
+    <w:p>
+      <w:pPr>
+        <w:pStyle w:val="BodyText"/>
+      </w:pPr>
+      <w:r>
+        <w:t xml:space="preserve">ACCEPTANCE. (a) Decide and RECORD how a preventive guard on this direction coexists with reopenCmd’s sanctioned override — this is the actual work, and the answer should be written down rather than inferred from whatever the patch does. Candidates worth weighing: exempt the reopen path explicitly, require an override flag on</w:t>
+      </w:r>
+      <w:r>
+        <w:t xml:space="preserve"> </w:t>
+      </w:r>
+      <w:r>
+        <w:rPr>
+          <w:rStyle w:val="VerbatimChar"/>
+        </w:rPr>
+        <w:t xml:space="preserve">update</w:t>
+      </w:r>
+      <w:r>
+        <w:t xml:space="preserve"> </w:t>
+      </w:r>
+      <w:r>
+        <w:t xml:space="preserve">mirroring reopen’s, or leave the direction detective-only with the rationale recorded so the asymmetry is a decision rather than an oversight. (b) If a guard lands, it reuses</w:t>
+      </w:r>
+      <w:r>
+        <w:t xml:space="preserve"> </w:t>
+      </w:r>
+      <w:r>
+        <w:rPr>
+          <w:rStyle w:val="VerbatimChar"/>
+        </w:rPr>
+        <w:t xml:space="preserve">terminalStatuses()</w:t>
+      </w:r>
+      <w:r>
+        <w:t xml:space="preserve"> </w:t>
+      </w:r>
+      <w:r>
+        <w:t xml:space="preserve">— BOB-166 established one predicate source specifically so the two directions cannot drift. (c) Paired §1.1 mutation. (d) NEGATIVE CONTROL (§11.4.201(1)), and it is the sharp one here: the sanctioned reopen path MUST still work. A guard that breaks reopenCmd’s documented override is a false-positive refusal, and worse than the gap it closes, because it breaks a workflow operators are told to use.</w:t>
+      </w:r>
+    </w:p>
+    <w:p>
+      <w:pPr>
+        <w:pStyle w:val="BodyText"/>
+      </w:pPr>
+      <w:r>
+        <w:t xml:space="preserve">HONEST BOUNDARY. This is not a live data defect. Zero corpus instances, and the detective gate catches it at the next validate. It is filed so a scoped, deliberate omission stays visible as a tracked decision instead of living only in a code comment where the next reader will mistake it for an oversight (§11.4.197: a started thread reaches a documented terminal state, never quiet abandonment).</w:t>
+      </w:r>
+    </w:p>
+    <w:p>
+      <w:pPr>
+        <w:pStyle w:val="BodyText"/>
+      </w:pPr>
+      <w:r>
+        <w:t xml:space="preserve">PROVENANCE. Raised by the implementing agent of BOB-166 as a known asymmetry it deliberately did not close, independently verified and endorsed as an acceptable scope boundary by that item’s reviewer, on the condition that it become a tracked item rather than a comment. This is that item.</w:t>
       </w:r>
     </w:p>
     <w:bookmarkEnd w:id="45"/>
-    <w:bookmarkStart w:id="46" w:name="Xa1ec6d3e754b54688c8285bc9c893062846a7a6"/>
-    <w:p>
-      <w:pPr>
-        <w:pStyle w:val="Heading2"/>
-      </w:pPr>
-      <w:r>
-        <w:t xml:space="preserve">BOB-175 — update –location Fixed –status</w:t>
-      </w:r>
-      <w:r>
-        <w:t xml:space="preserve"> </w:t>
-      </w:r>
-      <w:r>
-        <w:t xml:space="preserve"> </w:t>
-      </w:r>
-      <w:r>
-        <w:t xml:space="preserve">can still mint a row that update’s own validator rejects, because the status-location guard is one-directional</w:t>
-      </w:r>
-    </w:p>
-    <w:p>
-      <w:pPr>
-        <w:pStyle w:val="FirstParagraph"/>
-      </w:pPr>
-      <w:r>
-        <w:rPr>
-          <w:b/>
-          <w:bCs/>
-        </w:rPr>
-        <w:t xml:space="preserve">Status:</w:t>
-      </w:r>
-      <w:r>
-        <w:t xml:space="preserve"> </w:t>
-      </w:r>
-      <w:r>
-        <w:t xml:space="preserve">Queued</w:t>
-      </w:r>
-      <w:r>
-        <w:t xml:space="preserve"> </w:t>
-      </w:r>
-      <w:r>
-        <w:rPr>
-          <w:b/>
-          <w:bCs/>
-        </w:rPr>
-        <w:t xml:space="preserve">Type:</w:t>
-      </w:r>
-      <w:r>
-        <w:t xml:space="preserve"> </w:t>
-      </w:r>
-      <w:r>
-        <w:t xml:space="preserve">Task</w:t>
-      </w:r>
-      <w:r>
-        <w:t xml:space="preserve"> </w:t>
-      </w:r>
-      <w:r>
-        <w:rPr>
-          <w:b/>
-          <w:bCs/>
-        </w:rPr>
-        <w:t xml:space="preserve">Severity:</w:t>
-      </w:r>
-      <w:r>
-        <w:t xml:space="preserve"> </w:t>
-      </w:r>
-      <w:r>
-        <w:t xml:space="preserve">Low</w:t>
-      </w:r>
-      <w:r>
-        <w:t xml:space="preserve"> </w:t>
-      </w:r>
-      <w:r>
-        <w:rPr>
-          <w:b/>
-          <w:bCs/>
-        </w:rPr>
-        <w:t xml:space="preserve">Created-By:</w:t>
-      </w:r>
-      <w:r>
-        <w:t xml:space="preserve"> </w:t>
-      </w:r>
-      <w:r>
-        <w:t xml:space="preserve">Claude</w:t>
-      </w:r>
-      <w:r>
-        <w:t xml:space="preserve"> </w:t>
-      </w:r>
-      <w:r>
-        <w:rPr>
-          <w:b/>
-          <w:bCs/>
-        </w:rPr>
-        <w:t xml:space="preserve">Assigned-To:</w:t>
-      </w:r>
-      <w:r>
-        <w:t xml:space="preserve"> </w:t>
-      </w:r>
-      <w:r>
-        <w:t xml:space="preserve">Claude</w:t>
-      </w:r>
-    </w:p>
-    <w:p>
-      <w:pPr>
-        <w:pStyle w:val="BodyText"/>
-      </w:pPr>
-      <w:r>
-        <w:t xml:space="preserve">WHAT. The workable-items</w:t>
-      </w:r>
-      <w:r>
-        <w:t xml:space="preserve"> </w:t>
-      </w:r>
-      <w:r>
-        <w:rPr>
-          <w:rStyle w:val="VerbatimChar"/>
-        </w:rPr>
-        <w:t xml:space="preserve">update</w:t>
-      </w:r>
-      <w:r>
-        <w:t xml:space="preserve"> </w:t>
-      </w:r>
-      <w:r>
-        <w:t xml:space="preserve">seam guards the status-location invariant in one direction only. After BOB-166,</w:t>
-      </w:r>
-      <w:r>
-        <w:t xml:space="preserve"> </w:t>
-      </w:r>
-      <w:r>
-        <w:rPr>
-          <w:rStyle w:val="VerbatimChar"/>
-        </w:rPr>
-        <w:t xml:space="preserve">update --status &lt;terminal&gt;</w:t>
-      </w:r>
-      <w:r>
-        <w:t xml:space="preserve"> </w:t>
-      </w:r>
-      <w:r>
-        <w:t xml:space="preserve">on an Issues-located row is refused. The mirror is still open:</w:t>
-      </w:r>
-      <w:r>
-        <w:t xml:space="preserve"> </w:t>
-      </w:r>
-      <w:r>
-        <w:rPr>
-          <w:rStyle w:val="VerbatimChar"/>
-        </w:rPr>
-        <w:t xml:space="preserve">update --location Fixed --status &lt;non-terminal&gt;</w:t>
-      </w:r>
-      <w:r>
-        <w:t xml:space="preserve"> </w:t>
-      </w:r>
-      <w:r>
-        <w:t xml:space="preserve">exits 0 and creates a row that</w:t>
-      </w:r>
-      <w:r>
-        <w:t xml:space="preserve"> </w:t>
-      </w:r>
-      <w:r>
-        <w:rPr>
-          <w:rStyle w:val="VerbatimChar"/>
-        </w:rPr>
-        <w:t xml:space="preserve">update</w:t>
-      </w:r>
-      <w:r>
-        <w:t xml:space="preserve">’s own validator immediately rejects.</w:t>
-      </w:r>
-    </w:p>
-    <w:p>
-      <w:pPr>
-        <w:pStyle w:val="BodyText"/>
-      </w:pPr>
-      <w:r>
-        <w:t xml:space="preserve">Verified empirically by the independent reviewer of BOB-166:</w:t>
-      </w:r>
-    </w:p>
-    <w:p>
-      <w:pPr>
-        <w:pStyle w:val="SourceCode"/>
-      </w:pPr>
-      <w:r>
-        <w:rPr>
-          <w:rStyle w:val="VerbatimChar"/>
-        </w:rPr>
-        <w:t xml:space="preserve">update --location Fixed --status 'In progress'   -&gt; exit 0</w:t>
-      </w:r>
-      <w:r>
-        <w:br/>
-      </w:r>
-      <w:r>
-        <w:rPr>
-          <w:rStyle w:val="VerbatimChar"/>
-        </w:rPr>
-        <w:t xml:space="preserve">validate                                          -&gt; FAILS, naming the row (check (f), fixedLocationNonTerminalStatus)</w:t>
-      </w:r>
-    </w:p>
-    <w:p>
-      <w:pPr>
-        <w:pStyle w:val="FirstParagraph"/>
-      </w:pPr>
-      <w:r>
-        <w:t xml:space="preserve">So the command can still mint a state its own validate call refuses. That is the §11.4.196(F) shape at the seam layer: the invariant is CONFIGURED in validate but not ENFORCED at every write path that can violate it.</w:t>
-      </w:r>
-    </w:p>
-    <w:p>
-      <w:pPr>
-        <w:pStyle w:val="BodyText"/>
-      </w:pPr>
-      <w:r>
-        <w:t xml:space="preserve">WHY IT WAS DELIBERATELY LEFT OPEN IN BOB-166, and why that was right. Three reasons, all checked rather than asserted: (1) the real corpus has ZERO instances of this direction against TEN of the direction BOB-166 closed — the asymmetry in the data matched the asymmetry in the code; (2) detective coverage ALREADY existed and demonstrably fires, so unlike BOB-166’s direction this cannot rot silently; (3) and the load-bearing one —</w:t>
-      </w:r>
-      <w:r>
-        <w:t xml:space="preserve"> </w:t>
-      </w:r>
-      <w:r>
-        <w:rPr>
-          <w:rStyle w:val="VerbatimChar"/>
-        </w:rPr>
-        <w:t xml:space="preserve">reopenCmd</w:t>
-      </w:r>
-      <w:r>
-        <w:t xml:space="preserve"> </w:t>
-      </w:r>
-      <w:r>
-        <w:t xml:space="preserve">documents and SANCTIONS a transient Fixed-plus-non-terminal state via its</w:t>
-      </w:r>
-      <w:r>
-        <w:t xml:space="preserve"> </w:t>
-      </w:r>
-      <w:r>
-        <w:rPr>
-          <w:rStyle w:val="VerbatimChar"/>
-        </w:rPr>
-        <w:t xml:space="preserve">--location Fixed</w:t>
-      </w:r>
-      <w:r>
-        <w:t xml:space="preserve"> </w:t>
-      </w:r>
-      <w:r>
-        <w:t xml:space="preserve">operator override. A naive preventive guard at the update seam would collide with that override’s semantics. Closing this therefore requires a design decision about how the two interact, which is a different question from the one BOB-166 was scoped to answer, and expanding that item would have meant shipping the decision unexamined.</w:t>
-      </w:r>
-    </w:p>
-    <w:p>
-      <w:pPr>
-        <w:pStyle w:val="BodyText"/>
-      </w:pPr>
-      <w:r>
-        <w:t xml:space="preserve">ACCEPTANCE. (a) Decide and RECORD how a preventive guard on this direction coexists with reopenCmd’s sanctioned override — this is the actual work, and the answer should be written down rather than inferred from whatever the patch does. Candidates worth weighing: exempt the reopen path explicitly, require an override flag on</w:t>
-      </w:r>
-      <w:r>
-        <w:t xml:space="preserve"> </w:t>
-      </w:r>
-      <w:r>
-        <w:rPr>
-          <w:rStyle w:val="VerbatimChar"/>
-        </w:rPr>
-        <w:t xml:space="preserve">update</w:t>
-      </w:r>
-      <w:r>
-        <w:t xml:space="preserve"> </w:t>
-      </w:r>
-      <w:r>
-        <w:t xml:space="preserve">mirroring reopen’s, or leave the direction detective-only with the rationale recorded so the asymmetry is a decision rather than an oversight. (b) If a guard lands, it reuses</w:t>
-      </w:r>
-      <w:r>
-        <w:t xml:space="preserve"> </w:t>
-      </w:r>
-      <w:r>
-        <w:rPr>
-          <w:rStyle w:val="VerbatimChar"/>
-        </w:rPr>
-        <w:t xml:space="preserve">terminalStatuses()</w:t>
-      </w:r>
-      <w:r>
-        <w:t xml:space="preserve"> </w:t>
-      </w:r>
-      <w:r>
-        <w:t xml:space="preserve">— BOB-166 established one predicate source specifically so the two directions cannot drift. (c) Paired §1.1 mutation. (d) NEGATIVE CONTROL (§11.4.201(1)), and it is the sharp one here: the sanctioned reopen path MUST still work. A guard that breaks reopenCmd’s documented override is a false-positive refusal, and worse than the gap it closes, because it breaks a workflow operators are told to use.</w:t>
-      </w:r>
-    </w:p>
-    <w:p>
-      <w:pPr>
-        <w:pStyle w:val="BodyText"/>
-      </w:pPr>
-      <w:r>
-        <w:t xml:space="preserve">HONEST BOUNDARY. This is not a live data defect. Zero corpus instances, and the detective gate catches it at the next validate. It is filed so a scoped, deliberate omission stays visible as a tracked decision instead of living only in a code comment where the next reader will mistake it for an oversight (§11.4.197: a started thread reaches a documented terminal state, never quiet abandonment).</w:t>
-      </w:r>
-    </w:p>
-    <w:p>
-      <w:pPr>
-        <w:pStyle w:val="BodyText"/>
-      </w:pPr>
-      <w:r>
-        <w:t xml:space="preserve">PROVENANCE. Raised by the implementing agent of BOB-166 as a known asymmetry it deliberately did not close, independently verified and endorsed as an acceptable scope boundary by that item’s reviewer, on the condition that it become a tracked item rather than a comment. This is that item.</w:t>
-      </w:r>
-    </w:p>
-    <w:bookmarkEnd w:id="46"/>
-    <w:bookmarkStart w:id="47" w:name="Xa09b0004db9a816e1505093f71382f9a17ffd90"/>
+    <w:bookmarkStart w:id="46" w:name="Xa09b0004db9a816e1505093f71382f9a17ffd90"/>
     <w:p>
       <w:pPr>
         <w:pStyle w:val="Heading2"/>
@@ -5717,14 +4897,114 @@
         <w:t xml:space="preserve">ACCEPTANCE: both gaps closed with their own REDs, or explicitly closed per 11.4.112 with evidence. Immediate sub-task: append a stated-gaps paragraph to docs/qa/BOB-172/fix_evidence_20260822.log.</w:t>
       </w:r>
     </w:p>
+    <w:bookmarkEnd w:id="46"/>
+    <w:bookmarkStart w:id="47" w:name="X60b308539ab9831715c7d887a7cc1d3102b8358"/>
+    <w:p>
+      <w:pPr>
+        <w:pStyle w:val="Heading2"/>
+      </w:pPr>
+      <w:r>
+        <w:t xml:space="preserve">BOB-184 — Icon-glyph controls are unverified for non-text contrast because neither contrast oracle can measure them</w:t>
+      </w:r>
+    </w:p>
+    <w:p>
+      <w:pPr>
+        <w:pStyle w:val="FirstParagraph"/>
+      </w:pPr>
+      <w:r>
+        <w:rPr>
+          <w:b/>
+          <w:bCs/>
+        </w:rPr>
+        <w:t xml:space="preserve">Status:</w:t>
+      </w:r>
+      <w:r>
+        <w:t xml:space="preserve"> </w:t>
+      </w:r>
+      <w:r>
+        <w:t xml:space="preserve">Queued</w:t>
+      </w:r>
+      <w:r>
+        <w:t xml:space="preserve"> </w:t>
+      </w:r>
+      <w:r>
+        <w:rPr>
+          <w:b/>
+          <w:bCs/>
+        </w:rPr>
+        <w:t xml:space="preserve">Type:</w:t>
+      </w:r>
+      <w:r>
+        <w:t xml:space="preserve"> </w:t>
+      </w:r>
+      <w:r>
+        <w:t xml:space="preserve">Task</w:t>
+      </w:r>
+      <w:r>
+        <w:t xml:space="preserve"> </w:t>
+      </w:r>
+      <w:r>
+        <w:rPr>
+          <w:b/>
+          <w:bCs/>
+        </w:rPr>
+        <w:t xml:space="preserve">Severity:</w:t>
+      </w:r>
+      <w:r>
+        <w:t xml:space="preserve"> </w:t>
+      </w:r>
+      <w:r>
+        <w:t xml:space="preserve">Medium</w:t>
+      </w:r>
+      <w:r>
+        <w:t xml:space="preserve"> </w:t>
+      </w:r>
+      <w:r>
+        <w:rPr>
+          <w:b/>
+          <w:bCs/>
+        </w:rPr>
+        <w:t xml:space="preserve">Created-By:</w:t>
+      </w:r>
+      <w:r>
+        <w:t xml:space="preserve"> </w:t>
+      </w:r>
+      <w:r>
+        <w:t xml:space="preserve">Claude</w:t>
+      </w:r>
+      <w:r>
+        <w:t xml:space="preserve"> </w:t>
+      </w:r>
+      <w:r>
+        <w:rPr>
+          <w:b/>
+          <w:bCs/>
+        </w:rPr>
+        <w:t xml:space="preserve">Assigned-To:</w:t>
+      </w:r>
+      <w:r>
+        <w:t xml:space="preserve"> </w:t>
+      </w:r>
+      <w:r>
+        <w:t xml:space="preserve">Claude</w:t>
+      </w:r>
+    </w:p>
+    <w:p>
+      <w:pPr>
+        <w:pStyle w:val="BodyText"/>
+      </w:pPr>
+      <w:r>
+        <w:t xml:space="preserve">Three icon-glyph controls (.bridge-retry, .theme-toggle, .caret) render text made of non-BMP code points. axe-core declines to decide their contrast, reporting them under the incomplete channel with messageKey nonBmp and resolving NEITHER fgColor NOR bgColor, so the Python recomputation in docs/qa/BOB-164/axe_contrast_scan.py cannot decide either: 40 such nodes across 16 palette x mode combinations. BOB-164 round 2 stopped them being scored as silent passes by naming them GLYPH_UNMEASURED, printing them on every run and fencing them, so any NEW unmeasured glyph node blocks. What remains genuinely unproven is their contrast itself: as non-text user-interface components they owe 3:1 under WCAG SC 1.4.11, and no oracle in this repo measures that today. Acceptance: a measurement path that resolves the effective foreground and backdrop for glyph controls (for example reading getComputedStyle colour against the composited backdrop, or replacing the glyphs with inline SVG carrying explicit fill tokens), each of the three controls shown to clear 3:1 in all 16 palette x mode combinations, and the GLYPH_UNMEASURED fence shrunk by exactly the nodes then proven.</w:t>
+      </w:r>
+    </w:p>
     <w:bookmarkEnd w:id="47"/>
-    <w:bookmarkStart w:id="48" w:name="X60b308539ab9831715c7d887a7cc1d3102b8358"/>
+    <w:bookmarkStart w:id="48" w:name="Xfc4e58e0a20fd56304009e1be94b2adbaae4a6a"/>
     <w:p>
       <w:pPr>
         <w:pStyle w:val="Heading2"/>
       </w:pPr>
       <w:r>
-        <w:t xml:space="preserve">BOB-184 — Icon-glyph controls are unverified for non-text contrast because neither contrast oracle can measure them</w:t>
+        <w:t xml:space="preserve">BOB-185 — Rendered-DOM contrast oracle cannot see data-driven nodes, leaving badge and status pills arithmetic-only</w:t>
       </w:r>
     </w:p>
     <w:p>
@@ -5814,17 +5094,17 @@
         <w:pStyle w:val="BodyText"/>
       </w:pPr>
       <w:r>
-        <w:t xml:space="preserve">Three icon-glyph controls (.bridge-retry, .theme-toggle, .caret) render text made of non-BMP code points. axe-core declines to decide their contrast, reporting them under the incomplete channel with messageKey nonBmp and resolving NEITHER fgColor NOR bgColor, so the Python recomputation in docs/qa/BOB-164/axe_contrast_scan.py cannot decide either: 40 such nodes across 16 palette x mode combinations. BOB-164 round 2 stopped them being scored as silent passes by naming them GLYPH_UNMEASURED, printing them on every run and fencing them, so any NEW unmeasured glyph node blocks. What remains genuinely unproven is their contrast itself: as non-text user-interface components they owe 3:1 under WCAG SC 1.4.11, and no oracle in this repo measures that today. Acceptance: a measurement path that resolves the effective foreground and backdrop for glyph controls (for example reading getComputedStyle colour against the composited backdrop, or replacing the glyphs with inline SVG carrying explicit fill tokens), each of the three controls shown to clear 3:1 in all 16 palette x mode combinations, and the GLYPH_UNMEASURED fence shrunk by exactly the nodes then proven.</w:t>
+        <w:t xml:space="preserve">docs/qa/BOB-164/axe_contrast_scan.py scans a static dist with no backend, so every node whose existence depends on fetched data is absent from the page it measures: the results table renders empty, so .type-badge and .quality-badge never appear, and the hooks list renders empty, so .status pills never appear. That is precisely why the BOB-164 round-1 regression went unseen in a rendered DOM even though it was scanned in all 16 themes, and it is why round 2 had to close the class in the arithmetic oracle instead. Those nodes are now covered by frontend/src/app/models/style-contrast.spec.ts, which extracts declared foreground-on-fill pairs from the stylesheets, but that is an ARITHMETIC claim about declared colour pairs, not a rendered-pixel one: it cannot see opacity applied by an ancestor, a composited backdrop, or a cascade this repo’s static extractor does not model. Acceptance: the scan drives the dashboard with seeded fixture data (a stub backend, a route fixture, or an injected component harness) so the badge and status nodes are present in the DOM, axe measures them directly, and a control needle proves the rendered oracle sees a seeded sub-floor badge before any clean result from it is believed.</w:t>
       </w:r>
     </w:p>
     <w:bookmarkEnd w:id="48"/>
-    <w:bookmarkStart w:id="49" w:name="Xfc4e58e0a20fd56304009e1be94b2adbaae4a6a"/>
+    <w:bookmarkStart w:id="49" w:name="X1c75a5e72e0824425970fb9362688446313d342"/>
     <w:p>
       <w:pPr>
         <w:pStyle w:val="Heading2"/>
       </w:pPr>
       <w:r>
-        <w:t xml:space="preserve">BOB-185 — Rendered-DOM contrast oracle cannot see data-driven nodes, leaving badge and status pills arithmetic-only</w:t>
+        <w:t xml:space="preserve">BOB-187 — ownership_precondition.sh is unfenced: same unreviewed .env-driven scope as the now-fenced repair, still writes probe files at any declared path</w:t>
       </w:r>
     </w:p>
     <w:p>
@@ -5842,6 +5122,278 @@
         <w:t xml:space="preserve"> </w:t>
       </w:r>
       <w:r>
+        <w:t xml:space="preserve">In progress</w:t>
+      </w:r>
+      <w:r>
+        <w:t xml:space="preserve"> </w:t>
+      </w:r>
+      <w:r>
+        <w:rPr>
+          <w:b/>
+          <w:bCs/>
+        </w:rPr>
+        <w:t xml:space="preserve">Type:</w:t>
+      </w:r>
+      <w:r>
+        <w:t xml:space="preserve"> </w:t>
+      </w:r>
+      <w:r>
+        <w:t xml:space="preserve">Bug</w:t>
+      </w:r>
+    </w:p>
+    <w:p>
+      <w:pPr>
+        <w:pStyle w:val="BodyText"/>
+      </w:pPr>
+      <w:r>
+        <w:t xml:space="preserve">scripts/ownership_precondition.sh consumes the SAME unreviewed .env-driven scope as ownership_repair.sh and creates probe files inside it, but it is NOT fenced. T028 remediation added ownership_path_fence() to scripts/lib/ownership.sh and wired it into ownership_repair.sh, closing the path-escape class there; the precondition was outside that agents file scope and still accepts whatever config/owned_paths.yaml expands to. Blast radius is lower than a recursive chown (it writes probe files rather than mutating ownership of an existing tree) but the INPUT is identical and equally unreviewed, so the same QBITTORRENT_DATA_DIR value that would have driven a filesystem-wide chown will drive probe-file creation at an arbitrary location. Note the escape is empirically confirmed for the repair path, not merely reasoned: during T028 remediation a probe declaring the verbatim shipped entry with QBITTORRENT_DATA_DIR=/ hung the suite, and ps showed the real artifact executing</w:t>
+      </w:r>
+      <w:r>
+        <w:t xml:space="preserve"> </w:t>
+      </w:r>
+      <w:r>
+        <w:t xml:space="preserve">“find / ( ! -uid 1000 -o ! -gid 1000 ) -printf …”</w:t>
+      </w:r>
+      <w:r>
+        <w:t xml:space="preserve"> </w:t>
+      </w:r>
+      <w:r>
+        <w:t xml:space="preserve">before it was killed by verified pid. Acceptance: ownership_precondition.sh calls the SAME ownership_path_fence() predicate from scripts/lib/ownership.sh (never a second dialect, 11.4.251), refuses fail-closed on a rejected entry, and ships a paired 1.1 mutation proving the refusal fires PLUS a negative control proving the six live shipped entries still ACCEPT so the fix is not a 11.4.201(1) false-positive refusal. Discovered out-of-band during T028 remediation and reported by the agent as needing tracking, so it is also a 11.4.238 coverage escape.</w:t>
+      </w:r>
+    </w:p>
+    <w:bookmarkEnd w:id="49"/>
+    <w:bookmarkStart w:id="50" w:name="Xcd92acb8ba4b4689af31774f9ab753524fb4a5b"/>
+    <w:p>
+      <w:pPr>
+        <w:pStyle w:val="Heading2"/>
+      </w:pPr>
+      <w:r>
+        <w:t xml:space="preserve">BOB-188 — Gate invariant 17 runs a STALE TRACKED binary that structurally cannot see the violations it exists to catch</w:t>
+      </w:r>
+    </w:p>
+    <w:p>
+      <w:pPr>
+        <w:pStyle w:val="FirstParagraph"/>
+      </w:pPr>
+      <w:r>
+        <w:rPr>
+          <w:b/>
+          <w:bCs/>
+        </w:rPr>
+        <w:t xml:space="preserve">Status:</w:t>
+      </w:r>
+      <w:r>
+        <w:t xml:space="preserve"> </w:t>
+      </w:r>
+      <w:r>
+        <w:t xml:space="preserve">In progress</w:t>
+      </w:r>
+      <w:r>
+        <w:t xml:space="preserve"> </w:t>
+      </w:r>
+      <w:r>
+        <w:rPr>
+          <w:b/>
+          <w:bCs/>
+        </w:rPr>
+        <w:t xml:space="preserve">Type:</w:t>
+      </w:r>
+      <w:r>
+        <w:t xml:space="preserve"> </w:t>
+      </w:r>
+      <w:r>
+        <w:t xml:space="preserve">Bug</w:t>
+      </w:r>
+    </w:p>
+    <w:p>
+      <w:pPr>
+        <w:pStyle w:val="BodyText"/>
+      </w:pPr>
+      <w:r>
+        <w:rPr>
+          <w:b/>
+          <w:bCs/>
+        </w:rPr>
+        <w:t xml:space="preserve">OPERATOR DECISION (2026-08-26, §11.4.66 interactive clarification): UNTRACK THE BINARY — BUILD ON DEMAND</w:t>
+      </w:r>
+    </w:p>
+    <w:p>
+      <w:pPr>
+        <w:pStyle w:val="BodyText"/>
+      </w:pPr>
+      <w:r>
+        <w:t xml:space="preserve">§11.4.30 answer, recorded as consumer DATA: the compiled</w:t>
+      </w:r>
+      <w:r>
+        <w:t xml:space="preserve"> </w:t>
+      </w:r>
+      <w:r>
+        <w:rPr>
+          <w:rStyle w:val="VerbatimChar"/>
+        </w:rPr>
+        <w:t xml:space="preserve">workable-items</w:t>
+      </w:r>
+      <w:r>
+        <w:t xml:space="preserve"> </w:t>
+      </w:r>
+      <w:r>
+        <w:t xml:space="preserve">binary is NOT to be git-tracked.</w:t>
+      </w:r>
+      <w:r>
+        <w:t xml:space="preserve"> </w:t>
+      </w:r>
+      <w:r>
+        <w:t xml:space="preserve">‘Any build derivate which we can recreate by executing proper mechanism for generating MUST NOT be versioned’</w:t>
+      </w:r>
+      <w:r>
+        <w:t xml:space="preserve"> </w:t>
+      </w:r>
+      <w:r>
+        <w:t xml:space="preserve">applies without exception here. Keeping it tracked with only the invariant-52 fingerprint gate, and keeping it tracked with a commit-time rebuild, were both offered and NOT chosen. REQUIRED END STATE: the gate builds from source, or REFUSES HONESTLY when the Go toolchain is absent (§11.4.201(11) — probe the artifact through its real invocation path, never fake a pass, never silently fall back to a stale binary). Staleness becomes structurally impossible rather than merely detected. ACCEPTED COST: a fresh clone needs a Go toolchain before invariant 17 can run — already true for the qBitTorrent-go backend, so this adds no new host requirement. The invariant-52 fingerprint gate remains useful as defence-in-depth for as long as any binary exists on disk.</w:t>
+      </w:r>
+    </w:p>
+    <w:p>
+      <w:pPr>
+        <w:pStyle w:val="BodyText"/>
+      </w:pPr>
+      <w:r>
+        <w:t xml:space="preserve">This answer is recorded as consumer DATA per §11.4.35 — it is the operator’s stated choice, not an agent inference, and supersedes any prior agent-chosen default on this question. Options not chosen are named above so a future reader does not re-litigate a settled call (§11.4.112(5) bounded-verdict discipline applied to decisions).</w:t>
+      </w:r>
+    </w:p>
+    <w:p>
+      <w:pPr>
+        <w:pStyle w:val="BodyText"/>
+      </w:pPr>
+      <w:r>
+        <w:t xml:space="preserve">— prior item text follows —</w:t>
+      </w:r>
+    </w:p>
+    <w:p>
+      <w:pPr>
+        <w:pStyle w:val="BodyText"/>
+      </w:pPr>
+      <w:r>
+        <w:t xml:space="preserve">pre_build_verification.sh invariant 17 (CM-WORKABLE-ITEMS-VALIDATE) resolves its binary through the candidate loop at :534, whose FIRST entry is constitution/scripts/workable-items/bin/workable-items. That file is GIT-TRACKED (md5 17644a248363, identical to bin/workable-items-linux) and executable, so it WINS resolution over the current untracked sibling constitution/scripts/workable-items/workable-items (md5 43376a6d0184). The tracked binary is STALE: it does not contain the guards its own source now has.</w:t>
+      </w:r>
+    </w:p>
+    <w:p>
+      <w:pPr>
+        <w:pStyle w:val="BodyText"/>
+      </w:pPr>
+      <w:r>
+        <w:t xml:space="preserve">MEASURED, needle-proven, 2026-08-25. String presence in the tracked binary:</w:t>
+      </w:r>
+      <w:r>
+        <w:t xml:space="preserve"> </w:t>
+      </w:r>
+      <w:r>
+        <w:t xml:space="preserve">“refusing to set terminal status”</w:t>
+      </w:r>
+      <w:r>
+        <w:t xml:space="preserve"> </w:t>
+      </w:r>
+      <w:r>
+        <w:t xml:space="preserve">-&gt; 0;</w:t>
+      </w:r>
+      <w:r>
+        <w:t xml:space="preserve"> </w:t>
+      </w:r>
+      <w:r>
+        <w:t xml:space="preserve">“Issues-location item has TERMINAL status”</w:t>
+      </w:r>
+      <w:r>
+        <w:t xml:space="preserve"> </w:t>
+      </w:r>
+      <w:r>
+        <w:t xml:space="preserve">-&gt; 0; control needle from the SAME updateCmd,</w:t>
+      </w:r>
+      <w:r>
+        <w:t xml:space="preserve"> </w:t>
+      </w:r>
+      <w:r>
+        <w:t xml:space="preserve">“at least one mutable field flag is required”</w:t>
+      </w:r>
+      <w:r>
+        <w:t xml:space="preserve"> </w:t>
+      </w:r>
+      <w:r>
+        <w:t xml:space="preserve">-&gt; 2 (so the instrument sees through that path and the zeros are real absences, not a blind read). The untracked sibling returns 1 / 1 / 2 for the same three queries. A check whose message string is absent from the binary cannot fire.</w:t>
+      </w:r>
+    </w:p>
+    <w:p>
+      <w:pPr>
+        <w:pStyle w:val="BodyText"/>
+      </w:pPr>
+      <w:r>
+        <w:t xml:space="preserve">RUNTIME PROOF: the same injected violation (a row set to terminal status while current_location=Issues) run through both binaries -&gt; stale reports 1 violation (only the body_md desync class), current reports 2 including the location-status class verbatim. This is exactly why the ten BOB-166 rows (BOB-087/129/131/144/145/146/148/153/155/157) survived undetected: the gate that was supposed to catch them was running a binary structurally incapable of seeing them.</w:t>
+      </w:r>
+    </w:p>
+    <w:p>
+      <w:pPr>
+        <w:pStyle w:val="BodyText"/>
+      </w:pPr>
+      <w:r>
+        <w:t xml:space="preserve">The 11.4.108 SOURCE-&gt;ARTIFACT gap: source correct, artifact stale, every gate reading the artifact reports green. This is the THIRD instance of that class found in one session, alongside BOB-169 (a charset gate that never opened a file) and BOB-183 (a served bundle five days older than its sources).</w:t>
+      </w:r>
+    </w:p>
+    <w:p>
+      <w:pPr>
+        <w:pStyle w:val="BodyText"/>
+      </w:pPr>
+      <w:r>
+        <w:t xml:space="preserve">COMPOUNDING: the comment at :519-523 directly above the loop asserts</w:t>
+      </w:r>
+      <w:r>
+        <w:t xml:space="preserve"> </w:t>
+      </w:r>
+      <w:r>
+        <w:t xml:space="preserve">“The naive bin/workable-items path never existed in this checkout (bin/ is a gitignored local build-output dir nothing ever populated)”</w:t>
+      </w:r>
+      <w:r>
+        <w:t xml:space="preserve">. That statement is now FALSE - bin/ holds two tracked binaries. A stale comment asserting the absence of the very file that now shadows resolution is how this stayed invisible.</w:t>
+      </w:r>
+    </w:p>
+    <w:p>
+      <w:pPr>
+        <w:pStyle w:val="BodyText"/>
+      </w:pPr>
+      <w:r>
+        <w:t xml:space="preserve">Also an 11.4.30 question the operator owns: bin/workable-items and bin/workable-items-linux are VERSIONED BUILD ARTIFACTS in a constitution submodule that is inherited by reference by every consumer, so every consumer inherits whichever binary was last committed. Flagged independently by two separate agents this session.</w:t>
+      </w:r>
+    </w:p>
+    <w:p>
+      <w:pPr>
+        <w:pStyle w:val="BodyText"/>
+      </w:pPr>
+      <w:r>
+        <w:t xml:space="preserve">ACCEPTANCE: (a) resolution must never prefer a stale artifact over a current one - either the tracked binaries are removed and resolution falls through to build-on-demand, or a freshness check refuses a binary older than its sources (see the BOB-183 fingerprint gate for a working pattern); (b) the false comment at :519-523 corrected; (c) a paired 1.1 mutation proving the new refusal fires, plus a negative control proving a genuinely fresh binary still passes so the fix is not an 11.4.201(1) false-positive refusal; (d) the 11.4.30 tracked-binary decision recorded as operator DATA. Discovered out-of-band during BOB-166 remediation - a 11.4.238 coverage escape in its own right.</w:t>
+      </w:r>
+    </w:p>
+    <w:bookmarkEnd w:id="50"/>
+    <w:bookmarkStart w:id="51" w:name="Xc0ca9ee9a44c887f18fe9c4513414cd28bccb41"/>
+    <w:p>
+      <w:pPr>
+        <w:pStyle w:val="Heading2"/>
+      </w:pPr>
+      <w:r>
+        <w:t xml:space="preserve">BOB-191 — Fail-open scanner is a MATCHER hole blind to 5 enumerated languages (Go/Rust/Ruby/C/…) — enumerated-but-unanalysable prints PASS instead of SKIP (§11.4.201(6))</w:t>
+      </w:r>
+    </w:p>
+    <w:p>
+      <w:pPr>
+        <w:pStyle w:val="FirstParagraph"/>
+      </w:pPr>
+      <w:r>
+        <w:rPr>
+          <w:b/>
+          <w:bCs/>
+        </w:rPr>
+        <w:t xml:space="preserve">Status:</w:t>
+      </w:r>
+      <w:r>
+        <w:t xml:space="preserve"> </w:t>
+      </w:r>
+      <w:r>
         <w:t xml:space="preserve">Queued</w:t>
       </w:r>
       <w:r>
@@ -5858,8 +5410,405 @@
         <w:t xml:space="preserve"> </w:t>
       </w:r>
       <w:r>
+        <w:t xml:space="preserve">Bug</w:t>
+      </w:r>
+    </w:p>
+    <w:p>
+      <w:pPr>
+        <w:pStyle w:val="BodyText"/>
+      </w:pPr>
+      <w:r>
+        <w:t xml:space="preserve">WHAT: the §11.4.252 fail-open scan reports 0 hits for qBitTorrent-go, and that zero is NOT evidence. The triage agent ran control needles through the scanner’s own path per §11.4.201(7)(b): a Python</w:t>
+      </w:r>
+      <w:r>
+        <w:t xml:space="preserve"> </w:t>
+      </w:r>
+      <w:r>
+        <w:t xml:space="preserve">‘except Exception: pass’</w:t>
+      </w:r>
+      <w:r>
+        <w:t xml:space="preserve"> </w:t>
+      </w:r>
+      <w:r>
+        <w:t xml:space="preserve">needle was SEEN, a TypeScript</w:t>
+      </w:r>
+      <w:r>
+        <w:t xml:space="preserve"> </w:t>
+      </w:r>
+      <w:r>
+        <w:t xml:space="preserve">‘catch (e) {}’</w:t>
+      </w:r>
+      <w:r>
+        <w:t xml:space="preserve"> </w:t>
+      </w:r>
+      <w:r>
+        <w:t xml:space="preserve">needle was SEEN (so frontend/src’s zero IS a real zero), but a Go empty-</w:t>
+      </w:r>
+      <w:r>
+        <w:t xml:space="preserve">‘if err != nil {}’</w:t>
+      </w:r>
+      <w:r>
+        <w:t xml:space="preserve"> </w:t>
+      </w:r>
+      <w:r>
+        <w:t xml:space="preserve">needle was NOT SEEN. An instrument that cannot see the idiom returns the same quiet zero as a clean tree, and only one of those is honest. DISTINCT FROM BOB-189, deliberately not merged with it per §11.4.214: BOB-189 is a false MATCH (fail-closed guards reported as fail-open); this is a false NULL (an entire language unscanned). Same scanner, opposite failure directions, different fixes - merging them would hide one behind the other. IMPACT: Go is the language of qbittorrent-proxy-go and boba-jackett (port 7189, which owns encrypted tracker credentials), so the unscanned surface is exactly where §11.4.252’s credential-plus-mutation combination is most likely. Nobody has assessed it; the dashboard says clean. ACCEPTANCE: the scanner grows a Go arm covering the empty-err-block and swallowed-error idioms, its needle is SEEN through the real path, qBitTorrent-go’s result is re-derived, and every finding is triaged as this Python/TS pass was. Until then qBitTorrent-go’s fail-open posture is UNKNOWN and must be reported as UNKNOWN, never as 0.</w:t>
+      </w:r>
+    </w:p>
+    <w:bookmarkEnd w:id="51"/>
+    <w:bookmarkStart w:id="52" w:name="Xcbb65803fa4353036c53c7c47477db14ee6e83b"/>
+    <w:p>
+      <w:pPr>
+        <w:pStyle w:val="Heading2"/>
+      </w:pPr>
+      <w:r>
+        <w:t xml:space="preserve">BOB-192 — Remediate the 6 ratcheted CM-NO-FAIL-OPEN-SKIP findings — each needs a live-stack-verified classify-or-fail rewrite</w:t>
+      </w:r>
+    </w:p>
+    <w:p>
+      <w:pPr>
+        <w:pStyle w:val="FirstParagraph"/>
+      </w:pPr>
+      <w:r>
+        <w:rPr>
+          <w:b/>
+          <w:bCs/>
+        </w:rPr>
+        <w:t xml:space="preserve">Status:</w:t>
+      </w:r>
+      <w:r>
+        <w:t xml:space="preserve"> </w:t>
+      </w:r>
+      <w:r>
+        <w:t xml:space="preserve">Queued</w:t>
+      </w:r>
+      <w:r>
+        <w:t xml:space="preserve"> </w:t>
+      </w:r>
+      <w:r>
+        <w:rPr>
+          <w:b/>
+          <w:bCs/>
+        </w:rPr>
+        <w:t xml:space="preserve">Type:</w:t>
+      </w:r>
+      <w:r>
+        <w:t xml:space="preserve"> </w:t>
+      </w:r>
+      <w:r>
         <w:t xml:space="preserve">Task</w:t>
       </w:r>
+    </w:p>
+    <w:p>
+      <w:pPr>
+        <w:pStyle w:val="BodyText"/>
+      </w:pPr>
+      <w:r>
+        <w:t xml:space="preserve">WHAT: the BOB-161 gate lands with 6 real fail-open skips RATCHETED rather than fixed. Ratcheting is the constitution’s named brownfield default (§11.4.135/§11.4.224(E)) and this repo’s own precedent, so the choice is correct - but the remediation it defers is real work that must be owned somewhere. WHY THIS ITEM EXISTS: the gate’s own header asserted the 6 were</w:t>
+      </w:r>
+      <w:r>
+        <w:t xml:space="preserve"> </w:t>
+      </w:r>
+      <w:r>
+        <w:t xml:space="preserve">‘TRACKED SEPARATELY (§11.4.197)’</w:t>
+      </w:r>
+      <w:r>
+        <w:t xml:space="preserve"> </w:t>
+      </w:r>
+      <w:r>
+        <w:t xml:space="preserve">while no tracker row existed. The §11.4.209 independent review verified the absence and raised it as IMPORTANT-5, noting that without a row those findings are precisely the parked-unverified debt class §11.4.226(4) names - the population an operator samples and finds broken. A prose claim of being tracked is not tracking. WHAT EACH NEEDS: a skip that fires on evidence the host ANSWERED must either classify the response and FAIL on it, or take a §11.4.69 reason that is honestly derivable from the environment rather than from the response - verified against the live stack, not asserted. Two of the six sit under</w:t>
+      </w:r>
+      <w:r>
+        <w:t xml:space="preserve"> </w:t>
+      </w:r>
+      <w:r>
+        <w:t xml:space="preserve">‘# allow-skip:’</w:t>
+      </w:r>
+      <w:r>
+        <w:t xml:space="preserve"> </w:t>
+      </w:r>
+      <w:r>
+        <w:t xml:space="preserve">markers at tests/unit/test_tracker_auth_live.py:105 and :108, which the reviewer confirmed genuinely are fail-open, so that marker must not be treated as absolution. ACCEPTANCE: all 6 remediated with RED-first evidence per §11.4.115, the gate’s BASELINE ratcheted to 0, and the ratchet’s monotone-decreasing property preserved throughout (§11.4.227(A)). NOTE the reviewer’s MINOR-1: a count-baseline absorbs a one-out-one-in swap, so remediation progress must be checked against the finding SET, not only the count.</w:t>
+      </w:r>
+    </w:p>
+    <w:bookmarkEnd w:id="52"/>
+    <w:bookmarkStart w:id="53" w:name="Xc10100f7380538d128b0df1c97d690968b97d37"/>
+    <w:p>
+      <w:pPr>
+        <w:pStyle w:val="Heading2"/>
+      </w:pPr>
+      <w:r>
+        <w:t xml:space="preserve">BOB-194 — Pre-build gates walk .claude/worktrees, so a stale agent worktree can fail the main build (§11.4.201(1))</w:t>
+      </w:r>
+    </w:p>
+    <w:p>
+      <w:pPr>
+        <w:pStyle w:val="FirstParagraph"/>
+      </w:pPr>
+      <w:r>
+        <w:rPr>
+          <w:b/>
+          <w:bCs/>
+        </w:rPr>
+        <w:t xml:space="preserve">Status:</w:t>
+      </w:r>
+      <w:r>
+        <w:t xml:space="preserve"> </w:t>
+      </w:r>
+      <w:r>
+        <w:t xml:space="preserve">In progress</w:t>
+      </w:r>
+      <w:r>
+        <w:t xml:space="preserve"> </w:t>
+      </w:r>
+      <w:r>
+        <w:rPr>
+          <w:b/>
+          <w:bCs/>
+        </w:rPr>
+        <w:t xml:space="preserve">Type:</w:t>
+      </w:r>
+      <w:r>
+        <w:t xml:space="preserve"> </w:t>
+      </w:r>
+      <w:r>
+        <w:t xml:space="preserve">Bug</w:t>
+      </w:r>
+    </w:p>
+    <w:p>
+      <w:pPr>
+        <w:pStyle w:val="BodyText"/>
+      </w:pPr>
+      <w:r>
+        <w:t xml:space="preserve">WHAT: agent worktrees under .claude/worktrees/ are ephemeral copies pinned at arbitrary commits - never built, never shipped, deleted when the agent finishes. Pre-build gates that walk the tree with find(1) from the repo root descend into them anyway. MEASURED INSTANCE (2026-08-25): CM-GO-TOOLCHAIN-MATCHES-BUILDER FAILED the main build with exactly one finding, from .claude/worktrees/agent-afda1df906c537ab4 - a worktree 86 commits behind still carrying</w:t>
+      </w:r>
+      <w:r>
+        <w:t xml:space="preserve"> </w:t>
+      </w:r>
+      <w:r>
+        <w:t xml:space="preserve">‘FROM golang:1.23-alpine’</w:t>
+      </w:r>
+      <w:r>
+        <w:t xml:space="preserve"> </w:t>
+      </w:r>
+      <w:r>
+        <w:t xml:space="preserve">against a go.mod long since at 1.26.2. The main tree was CORRECT throughout. Per §11.4.201(1) a false-positive refusal is a FAIL-bluff of equal severity to a false pass: it blocks real work and teaches people to bypass the gate. FIXED FOR ONE GATE:</w:t>
+      </w:r>
+      <w:r>
+        <w:t xml:space="preserve"> </w:t>
+      </w:r>
+      <w:r>
+        <w:t xml:space="preserve">‘.claude’</w:t>
+      </w:r>
+      <w:r>
+        <w:t xml:space="preserve"> </w:t>
+      </w:r>
+      <w:r>
+        <w:t xml:space="preserve">added to that gate’s PRUNE_DIRS with a deterministic §1.1 pair - a stale mismatch inside .claude/worktrees must NOT fail a healthy tree, the SAME mismatch outside it MUST still fail, so the prune cannot widen into blindness (§11.4.201(6)). Mutation verified: reverting the prune fails 2 checks. SURVEY, measured not inferred: 8 of 13 pre_build gates walk the tree; only the fixed one prunes .claude. Gates using</w:t>
+      </w:r>
+      <w:r>
+        <w:t xml:space="preserve"> </w:t>
+      </w:r>
+      <w:r>
+        <w:t xml:space="preserve">‘git ls-files’</w:t>
+      </w:r>
+      <w:r>
+        <w:t xml:space="preserve"> </w:t>
+      </w:r>
+      <w:r>
+        <w:t xml:space="preserve">are structurally immune - worktrees are untracked. Empirically probed: check_cm_closure_seam_binds, check_cm_killpg_pgid_guard and check_cm_no_production_mutation_residue all rc=0 with ZERO worktree references - clean in practice today. UNMEASURED, not clean: check_cm_test_mock_pid_explicit_int and check_cm_test_mock_pid_patched_when_real_pid were not reached before the probe budget expired. HYPOTHESIS REFUTED, recorded so nobody re-walks it: an earlier revision of this item speculated that check_cm_plugin_count’s 90s timeout was caused by walking worktrees. It is NOT. That gate’s find is scoped to $PLUGINS_DIR (check_cm_plugin_count.sh:224), so worktrees are outside its walk entirely. Its slowness is real - still running past 54s on a re-measure - but has a different, still-unidentified cause and belongs to its own item, not this one. ACCEPTANCE: every tree-walking gate either prunes agent scratch or is proven immune by measurement, each with a paired mutation. NOTE the asymmetry that bounds the risk: a stale worktree can only ADD findings to a security-relevant scan (killpg, mutation-residue), never remove them - so the exposure is false refusal and eroded trust, not a missed defect.</w:t>
+      </w:r>
+    </w:p>
+    <w:bookmarkEnd w:id="53"/>
+    <w:bookmarkStart w:id="54" w:name="Xe8f9d6ae701b2e0cae1912181571b5052b26492"/>
+    <w:p>
+      <w:pPr>
+        <w:pStyle w:val="Heading2"/>
+      </w:pPr>
+      <w:r>
+        <w:t xml:space="preserve">BOB-196 — check_cm_plugin_count runs for over a minute on ~69 files — cause unidentified, and it is not worktree traversal</w:t>
+      </w:r>
+    </w:p>
+    <w:p>
+      <w:pPr>
+        <w:pStyle w:val="FirstParagraph"/>
+      </w:pPr>
+      <w:r>
+        <w:rPr>
+          <w:b/>
+          <w:bCs/>
+        </w:rPr>
+        <w:t xml:space="preserve">Status:</w:t>
+      </w:r>
+      <w:r>
+        <w:t xml:space="preserve"> </w:t>
+      </w:r>
+      <w:r>
+        <w:t xml:space="preserve">Queued</w:t>
+      </w:r>
+      <w:r>
+        <w:t xml:space="preserve"> </w:t>
+      </w:r>
+      <w:r>
+        <w:rPr>
+          <w:b/>
+          <w:bCs/>
+        </w:rPr>
+        <w:t xml:space="preserve">Type:</w:t>
+      </w:r>
+      <w:r>
+        <w:t xml:space="preserve"> </w:t>
+      </w:r>
+      <w:r>
+        <w:t xml:space="preserve">Task</w:t>
+      </w:r>
+    </w:p>
+    <w:p>
+      <w:pPr>
+        <w:pStyle w:val="BodyText"/>
+      </w:pPr>
+      <w:r>
+        <w:t xml:space="preserve">WHAT: the CM-PLUGIN-COUNT pre-build gate takes 189 SECONDS to verify 8 documented counts. Measured 2026-08-25: exceeded a 90s probe budget (rc=124), then a bounded re-run completed at</w:t>
+      </w:r>
+      <w:r>
+        <w:t xml:space="preserve"> </w:t>
+      </w:r>
+      <w:r>
+        <w:t xml:space="preserve">‘rc=0 wall=189s’</w:t>
+      </w:r>
+      <w:r>
+        <w:t xml:space="preserve"> </w:t>
+      </w:r>
+      <w:r>
+        <w:t xml:space="preserve">- it PASSES, it is simply slow. CAUSE, MEASURED NOT GUESSED: the marker loop at check_cm_plugin_count.sh:273-290 iterates EVERY LINE of every governed document and spawns a pipeline per line. Per iteration:</w:t>
+      </w:r>
+      <w:r>
+        <w:t xml:space="preserve"> </w:t>
+      </w:r>
+      <w:r>
+        <w:t xml:space="preserve">‘printf | grep -oE | wc -l | tr -d’</w:t>
+      </w:r>
+      <w:r>
+        <w:t xml:space="preserve"> </w:t>
+      </w:r>
+      <w:r>
+        <w:t xml:space="preserve">(4 processes) plus</w:t>
+      </w:r>
+      <w:r>
+        <w:t xml:space="preserve"> </w:t>
+      </w:r>
+      <w:r>
+        <w:t xml:space="preserve">‘printf | sed -n’</w:t>
+      </w:r>
+      <w:r>
+        <w:t xml:space="preserve"> </w:t>
+      </w:r>
+      <w:r>
+        <w:t xml:space="preserve">(2) = ~6. Governed docs are AGENTS.md 689 + CLAUDE.md 494 + docs/features/Status.md 670 = 1853 lines, so ~11,118 process spawns, measuring ~102 ms/line. Classic per-line-subprocess shell trap. THE IRONY WORTH PRESERVING, because it explains why nobody simplified it: the in-code comment shows</w:t>
+      </w:r>
+      <w:r>
+        <w:t xml:space="preserve"> </w:t>
+      </w:r>
+      <w:r>
+        <w:t xml:space="preserve">‘-oE | wc -l’</w:t>
+      </w:r>
+      <w:r>
+        <w:t xml:space="preserve"> </w:t>
+      </w:r>
+      <w:r>
+        <w:t xml:space="preserve">was chosen DELIBERATELY over</w:t>
+      </w:r>
+      <w:r>
+        <w:t xml:space="preserve"> </w:t>
+      </w:r>
+      <w:r>
+        <w:t xml:space="preserve">‘grep -c’</w:t>
+      </w:r>
+      <w:r>
+        <w:t xml:space="preserve"> </w:t>
+      </w:r>
+      <w:r>
+        <w:t xml:space="preserve">after measuring the §11.4.201(12) footgun - on this host (ugrep 7.8.4)</w:t>
+      </w:r>
+      <w:r>
+        <w:t xml:space="preserve"> </w:t>
+      </w:r>
+      <w:r>
+        <w:t xml:space="preserve">‘grep -coE’</w:t>
+      </w:r>
+      <w:r>
+        <w:t xml:space="preserve"> </w:t>
+      </w:r>
+      <w:r>
+        <w:t xml:space="preserve">returned 3 at top level but 1 inside a</w:t>
+      </w:r>
+      <w:r>
+        <w:t xml:space="preserve"> </w:t>
+      </w:r>
+      <w:r>
+        <w:t xml:space="preserve">‘set -euo pipefail’</w:t>
+      </w:r>
+      <w:r>
+        <w:t xml:space="preserve"> </w:t>
+      </w:r>
+      <w:r>
+        <w:t xml:space="preserve">subshell, a context-dependent reading. The correctness fix is right and must be kept; it is the PER-LINE application of it that costs the three minutes. HYPOTHESIS REFUTED, recorded so nobody re-walks it: this is NOT worktree traversal. The gate’s find is scoped to $PLUGINS_DIR (:224), so the five agent worktrees are outside its walk. That guess was raised on BOB-194 and is dead. LIKELY FIX (unverified, stated as a candidate not a conclusion): pre-filter with ONE grep for lines containing</w:t>
+      </w:r>
+      <w:r>
+        <w:t xml:space="preserve"> </w:t>
+      </w:r>
+      <w:r>
+        <w:t xml:space="preserve">‘CM-PLUGIN-COUNT:’</w:t>
+      </w:r>
+      <w:r>
+        <w:t xml:space="preserve"> </w:t>
+      </w:r>
+      <w:r>
+        <w:t xml:space="preserve">before entering the loop, reducing ~1853 iterations to the ~8 lines that carry a marker, while leaving the per-line parsing logic - and its footgun-avoiding form - completely unchanged. WHY IT MATTERS beyond impatience: this gate is on the pre-build critical path, and CLAUDE.md leans on it as the mechanical authority for the three distinct plugin rosters (43 curated / 43 engines / 12 bootstrap) whose conflation was BOB-149. A gate slow enough to tempt anyone into skipping it protects nothing. ACCEPTANCE: runtime reduced with the counts and the footgun-avoiding parse preserved byte-for-byte in behaviour, proven by the existing paired mutation still biting plus a before/after wall-clock recorded. §11.4.6: nothing here questions the gate’s VERDICTS - only its runtime.</w:t>
+      </w:r>
+    </w:p>
+    <w:bookmarkEnd w:id="54"/>
+    <w:bookmarkStart w:id="55" w:name="X0a11ad4ef084ae583354444a7004378388ce69a"/>
+    <w:p>
+      <w:pPr>
+        <w:pStyle w:val="Heading2"/>
+      </w:pPr>
+      <w:r>
+        <w:t xml:space="preserve">BOB-211 — LATENT + OPERATOR-GATED: on a uid-flattening mount whose uid is not the operator, chown fails EPERM with no fstype-aware diagnosis, and fmask/dmask silently defeat the preserve_mode 600 contract</w:t>
+      </w:r>
+    </w:p>
+    <w:p>
+      <w:pPr>
+        <w:pStyle w:val="FirstParagraph"/>
+      </w:pPr>
+      <w:r>
+        <w:rPr>
+          <w:b/>
+          <w:bCs/>
+        </w:rPr>
+        <w:t xml:space="preserve">Status:</w:t>
+      </w:r>
+      <w:r>
+        <w:t xml:space="preserve"> </w:t>
+      </w:r>
+      <w:r>
+        <w:t xml:space="preserve">Queued</w:t>
+      </w:r>
+      <w:r>
+        <w:t xml:space="preserve"> </w:t>
+      </w:r>
+      <w:r>
+        <w:rPr>
+          <w:b/>
+          <w:bCs/>
+        </w:rPr>
+        <w:t xml:space="preserve">Type:</w:t>
+      </w:r>
+      <w:r>
+        <w:t xml:space="preserve"> </w:t>
+      </w:r>
+      <w:r>
+        <w:t xml:space="preserve">Bug</w:t>
+      </w:r>
       <w:r>
         <w:t xml:space="preserve"> </w:t>
       </w:r>
@@ -5874,849 +5823,80 @@
         <w:t xml:space="preserve"> </w:t>
       </w:r>
       <w:r>
-        <w:t xml:space="preserve">Medium</w:t>
-      </w:r>
-      <w:r>
-        <w:t xml:space="preserve"> </w:t>
-      </w:r>
-      <w:r>
-        <w:rPr>
-          <w:b/>
-          <w:bCs/>
-        </w:rPr>
-        <w:t xml:space="preserve">Created-By:</w:t>
-      </w:r>
-      <w:r>
-        <w:t xml:space="preserve"> </w:t>
-      </w:r>
-      <w:r>
-        <w:t xml:space="preserve">Claude</w:t>
-      </w:r>
-      <w:r>
-        <w:t xml:space="preserve"> </w:t>
-      </w:r>
-      <w:r>
-        <w:rPr>
-          <w:b/>
-          <w:bCs/>
-        </w:rPr>
-        <w:t xml:space="preserve">Assigned-To:</w:t>
-      </w:r>
-      <w:r>
-        <w:t xml:space="preserve"> </w:t>
-      </w:r>
-      <w:r>
-        <w:t xml:space="preserve">Claude</w:t>
-      </w:r>
-    </w:p>
-    <w:p>
-      <w:pPr>
-        <w:pStyle w:val="BodyText"/>
-      </w:pPr>
-      <w:r>
-        <w:t xml:space="preserve">docs/qa/BOB-164/axe_contrast_scan.py scans a static dist with no backend, so every node whose existence depends on fetched data is absent from the page it measures: the results table renders empty, so .type-badge and .quality-badge never appear, and the hooks list renders empty, so .status pills never appear. That is precisely why the BOB-164 round-1 regression went unseen in a rendered DOM even though it was scanned in all 16 themes, and it is why round 2 had to close the class in the arithmetic oracle instead. Those nodes are now covered by frontend/src/app/models/style-contrast.spec.ts, which extracts declared foreground-on-fill pairs from the stylesheets, but that is an ARITHMETIC claim about declared colour pairs, not a rendered-pixel one: it cannot see opacity applied by an ancestor, a composited backdrop, or a cascade this repo’s static extractor does not model. Acceptance: the scan drives the dashboard with seeded fixture data (a stub backend, a route fixture, or an injected component harness) so the badge and status nodes are present in the DOM, axe measures them directly, and a control needle proves the rendered oracle sees a seeded sub-floor badge before any clean result from it is believed.</w:t>
-      </w:r>
-    </w:p>
-    <w:bookmarkEnd w:id="49"/>
-    <w:bookmarkStart w:id="50" w:name="X1c75a5e72e0824425970fb9362688446313d342"/>
-    <w:p>
-      <w:pPr>
-        <w:pStyle w:val="Heading2"/>
-      </w:pPr>
-      <w:r>
-        <w:t xml:space="preserve">BOB-187 — ownership_precondition.sh is unfenced: same unreviewed .env-driven scope as the now-fenced repair, still writes probe files at any declared path</w:t>
-      </w:r>
-    </w:p>
-    <w:p>
-      <w:pPr>
-        <w:pStyle w:val="FirstParagraph"/>
-      </w:pPr>
-      <w:r>
-        <w:rPr>
-          <w:b/>
-          <w:bCs/>
-        </w:rPr>
-        <w:t xml:space="preserve">Status:</w:t>
-      </w:r>
-      <w:r>
-        <w:t xml:space="preserve"> </w:t>
-      </w:r>
-      <w:r>
-        <w:t xml:space="preserve">In progress</w:t>
-      </w:r>
-      <w:r>
-        <w:t xml:space="preserve"> </w:t>
-      </w:r>
-      <w:r>
-        <w:rPr>
-          <w:b/>
-          <w:bCs/>
-        </w:rPr>
-        <w:t xml:space="preserve">Type:</w:t>
-      </w:r>
-      <w:r>
-        <w:t xml:space="preserve"> </w:t>
-      </w:r>
-      <w:r>
-        <w:t xml:space="preserve">Bug</w:t>
-      </w:r>
-    </w:p>
-    <w:p>
-      <w:pPr>
-        <w:pStyle w:val="BodyText"/>
-      </w:pPr>
-      <w:r>
-        <w:t xml:space="preserve">scripts/ownership_precondition.sh consumes the SAME unreviewed .env-driven scope as ownership_repair.sh and creates probe files inside it, but it is NOT fenced. T028 remediation added ownership_path_fence() to scripts/lib/ownership.sh and wired it into ownership_repair.sh, closing the path-escape class there; the precondition was outside that agents file scope and still accepts whatever config/owned_paths.yaml expands to. Blast radius is lower than a recursive chown (it writes probe files rather than mutating ownership of an existing tree) but the INPUT is identical and equally unreviewed, so the same QBITTORRENT_DATA_DIR value that would have driven a filesystem-wide chown will drive probe-file creation at an arbitrary location. Note the escape is empirically confirmed for the repair path, not merely reasoned: during T028 remediation a probe declaring the verbatim shipped entry with QBITTORRENT_DATA_DIR=/ hung the suite, and ps showed the real artifact executing</w:t>
-      </w:r>
-      <w:r>
-        <w:t xml:space="preserve"> </w:t>
-      </w:r>
-      <w:r>
-        <w:t xml:space="preserve">“find / ( ! -uid 1000 -o ! -gid 1000 ) -printf …”</w:t>
-      </w:r>
-      <w:r>
-        <w:t xml:space="preserve"> </w:t>
-      </w:r>
-      <w:r>
-        <w:t xml:space="preserve">before it was killed by verified pid. Acceptance: ownership_precondition.sh calls the SAME ownership_path_fence() predicate from scripts/lib/ownership.sh (never a second dialect, 11.4.251), refuses fail-closed on a rejected entry, and ships a paired 1.1 mutation proving the refusal fires PLUS a negative control proving the six live shipped entries still ACCEPT so the fix is not a 11.4.201(1) false-positive refusal. Discovered out-of-band during T028 remediation and reported by the agent as needing tracking, so it is also a 11.4.238 coverage escape.</w:t>
-      </w:r>
-    </w:p>
-    <w:bookmarkEnd w:id="50"/>
-    <w:bookmarkStart w:id="51" w:name="Xcd92acb8ba4b4689af31774f9ab753524fb4a5b"/>
-    <w:p>
-      <w:pPr>
-        <w:pStyle w:val="Heading2"/>
-      </w:pPr>
-      <w:r>
-        <w:t xml:space="preserve">BOB-188 — Gate invariant 17 runs a STALE TRACKED binary that structurally cannot see the violations it exists to catch</w:t>
-      </w:r>
-    </w:p>
-    <w:p>
-      <w:pPr>
-        <w:pStyle w:val="FirstParagraph"/>
-      </w:pPr>
-      <w:r>
-        <w:rPr>
-          <w:b/>
-          <w:bCs/>
-        </w:rPr>
-        <w:t xml:space="preserve">Status:</w:t>
-      </w:r>
-      <w:r>
-        <w:t xml:space="preserve"> </w:t>
-      </w:r>
-      <w:r>
-        <w:t xml:space="preserve">In progress</w:t>
-      </w:r>
-      <w:r>
-        <w:t xml:space="preserve"> </w:t>
-      </w:r>
-      <w:r>
-        <w:rPr>
-          <w:b/>
-          <w:bCs/>
-        </w:rPr>
-        <w:t xml:space="preserve">Type:</w:t>
-      </w:r>
-      <w:r>
-        <w:t xml:space="preserve"> </w:t>
-      </w:r>
-      <w:r>
-        <w:t xml:space="preserve">Bug</w:t>
-      </w:r>
-    </w:p>
-    <w:p>
-      <w:pPr>
-        <w:pStyle w:val="BodyText"/>
-      </w:pPr>
-      <w:r>
-        <w:rPr>
-          <w:b/>
-          <w:bCs/>
-        </w:rPr>
-        <w:t xml:space="preserve">OPERATOR DECISION (2026-08-26, §11.4.66 interactive clarification): UNTRACK THE BINARY — BUILD ON DEMAND</w:t>
-      </w:r>
-    </w:p>
-    <w:p>
-      <w:pPr>
-        <w:pStyle w:val="BodyText"/>
-      </w:pPr>
-      <w:r>
-        <w:t xml:space="preserve">§11.4.30 answer, recorded as consumer DATA: the compiled</w:t>
-      </w:r>
-      <w:r>
-        <w:t xml:space="preserve"> </w:t>
-      </w:r>
-      <w:r>
-        <w:rPr>
-          <w:rStyle w:val="VerbatimChar"/>
-        </w:rPr>
-        <w:t xml:space="preserve">workable-items</w:t>
-      </w:r>
-      <w:r>
-        <w:t xml:space="preserve"> </w:t>
-      </w:r>
-      <w:r>
-        <w:t xml:space="preserve">binary is NOT to be git-tracked.</w:t>
-      </w:r>
-      <w:r>
-        <w:t xml:space="preserve"> </w:t>
-      </w:r>
-      <w:r>
-        <w:t xml:space="preserve">‘Any build derivate which we can recreate by executing proper mechanism for generating MUST NOT be versioned’</w:t>
-      </w:r>
-      <w:r>
-        <w:t xml:space="preserve"> </w:t>
-      </w:r>
-      <w:r>
-        <w:t xml:space="preserve">applies without exception here. Keeping it tracked with only the invariant-52 fingerprint gate, and keeping it tracked with a commit-time rebuild, were both offered and NOT chosen. REQUIRED END STATE: the gate builds from source, or REFUSES HONESTLY when the Go toolchain is absent (§11.4.201(11) — probe the artifact through its real invocation path, never fake a pass, never silently fall back to a stale binary). Staleness becomes structurally impossible rather than merely detected. ACCEPTED COST: a fresh clone needs a Go toolchain before invariant 17 can run — already true for the qBitTorrent-go backend, so this adds no new host requirement. The invariant-52 fingerprint gate remains useful as defence-in-depth for as long as any binary exists on disk.</w:t>
-      </w:r>
-    </w:p>
-    <w:p>
-      <w:pPr>
-        <w:pStyle w:val="BodyText"/>
-      </w:pPr>
-      <w:r>
-        <w:t xml:space="preserve">This answer is recorded as consumer DATA per §11.4.35 — it is the operator’s stated choice, not an agent inference, and supersedes any prior agent-chosen default on this question. Options not chosen are named above so a future reader does not re-litigate a settled call (§11.4.112(5) bounded-verdict discipline applied to decisions).</w:t>
-      </w:r>
-    </w:p>
-    <w:p>
-      <w:pPr>
-        <w:pStyle w:val="BodyText"/>
-      </w:pPr>
-      <w:r>
-        <w:t xml:space="preserve">— prior item text follows —</w:t>
-      </w:r>
-    </w:p>
-    <w:p>
-      <w:pPr>
-        <w:pStyle w:val="BodyText"/>
-      </w:pPr>
-      <w:r>
-        <w:t xml:space="preserve">pre_build_verification.sh invariant 17 (CM-WORKABLE-ITEMS-VALIDATE) resolves its binary through the candidate loop at :534, whose FIRST entry is constitution/scripts/workable-items/bin/workable-items. That file is GIT-TRACKED (md5 17644a248363, identical to bin/workable-items-linux) and executable, so it WINS resolution over the current untracked sibling constitution/scripts/workable-items/workable-items (md5 43376a6d0184). The tracked binary is STALE: it does not contain the guards its own source now has.</w:t>
-      </w:r>
-    </w:p>
-    <w:p>
-      <w:pPr>
-        <w:pStyle w:val="BodyText"/>
-      </w:pPr>
-      <w:r>
-        <w:t xml:space="preserve">MEASURED, needle-proven, 2026-08-25. String presence in the tracked binary:</w:t>
-      </w:r>
-      <w:r>
-        <w:t xml:space="preserve"> </w:t>
-      </w:r>
-      <w:r>
-        <w:t xml:space="preserve">“refusing to set terminal status”</w:t>
-      </w:r>
-      <w:r>
-        <w:t xml:space="preserve"> </w:t>
-      </w:r>
-      <w:r>
-        <w:t xml:space="preserve">-&gt; 0;</w:t>
-      </w:r>
-      <w:r>
-        <w:t xml:space="preserve"> </w:t>
-      </w:r>
-      <w:r>
-        <w:t xml:space="preserve">“Issues-location item has TERMINAL status”</w:t>
-      </w:r>
-      <w:r>
-        <w:t xml:space="preserve"> </w:t>
-      </w:r>
-      <w:r>
-        <w:t xml:space="preserve">-&gt; 0; control needle from the SAME updateCmd,</w:t>
-      </w:r>
-      <w:r>
-        <w:t xml:space="preserve"> </w:t>
-      </w:r>
-      <w:r>
-        <w:t xml:space="preserve">“at least one mutable field flag is required”</w:t>
-      </w:r>
-      <w:r>
-        <w:t xml:space="preserve"> </w:t>
-      </w:r>
-      <w:r>
-        <w:t xml:space="preserve">-&gt; 2 (so the instrument sees through that path and the zeros are real absences, not a blind read). The untracked sibling returns 1 / 1 / 2 for the same three queries. A check whose message string is absent from the binary cannot fire.</w:t>
-      </w:r>
-    </w:p>
-    <w:p>
-      <w:pPr>
-        <w:pStyle w:val="BodyText"/>
-      </w:pPr>
-      <w:r>
-        <w:t xml:space="preserve">RUNTIME PROOF: the same injected violation (a row set to terminal status while current_location=Issues) run through both binaries -&gt; stale reports 1 violation (only the body_md desync class), current reports 2 including the location-status class verbatim. This is exactly why the ten BOB-166 rows (BOB-087/129/131/144/145/146/148/153/155/157) survived undetected: the gate that was supposed to catch them was running a binary structurally incapable of seeing them.</w:t>
-      </w:r>
-    </w:p>
-    <w:p>
-      <w:pPr>
-        <w:pStyle w:val="BodyText"/>
-      </w:pPr>
-      <w:r>
-        <w:t xml:space="preserve">The 11.4.108 SOURCE-&gt;ARTIFACT gap: source correct, artifact stale, every gate reading the artifact reports green. This is the THIRD instance of that class found in one session, alongside BOB-169 (a charset gate that never opened a file) and BOB-183 (a served bundle five days older than its sources).</w:t>
-      </w:r>
-    </w:p>
-    <w:p>
-      <w:pPr>
-        <w:pStyle w:val="BodyText"/>
-      </w:pPr>
-      <w:r>
-        <w:t xml:space="preserve">COMPOUNDING: the comment at :519-523 directly above the loop asserts</w:t>
-      </w:r>
-      <w:r>
-        <w:t xml:space="preserve"> </w:t>
-      </w:r>
-      <w:r>
-        <w:t xml:space="preserve">“The naive bin/workable-items path never existed in this checkout (bin/ is a gitignored local build-output dir nothing ever populated)”</w:t>
-      </w:r>
-      <w:r>
-        <w:t xml:space="preserve">. That statement is now FALSE - bin/ holds two tracked binaries. A stale comment asserting the absence of the very file that now shadows resolution is how this stayed invisible.</w:t>
-      </w:r>
-    </w:p>
-    <w:p>
-      <w:pPr>
-        <w:pStyle w:val="BodyText"/>
-      </w:pPr>
-      <w:r>
-        <w:t xml:space="preserve">Also an 11.4.30 question the operator owns: bin/workable-items and bin/workable-items-linux are VERSIONED BUILD ARTIFACTS in a constitution submodule that is inherited by reference by every consumer, so every consumer inherits whichever binary was last committed. Flagged independently by two separate agents this session.</w:t>
-      </w:r>
-    </w:p>
-    <w:p>
-      <w:pPr>
-        <w:pStyle w:val="BodyText"/>
-      </w:pPr>
-      <w:r>
-        <w:t xml:space="preserve">ACCEPTANCE: (a) resolution must never prefer a stale artifact over a current one - either the tracked binaries are removed and resolution falls through to build-on-demand, or a freshness check refuses a binary older than its sources (see the BOB-183 fingerprint gate for a working pattern); (b) the false comment at :519-523 corrected; (c) a paired 1.1 mutation proving the new refusal fires, plus a negative control proving a genuinely fresh binary still passes so the fix is not an 11.4.201(1) false-positive refusal; (d) the 11.4.30 tracked-binary decision recorded as operator DATA. Discovered out-of-band during BOB-166 remediation - a 11.4.238 coverage escape in its own right.</w:t>
-      </w:r>
-    </w:p>
-    <w:bookmarkEnd w:id="51"/>
-    <w:bookmarkStart w:id="52" w:name="Xc0ca9ee9a44c887f18fe9c4513414cd28bccb41"/>
-    <w:p>
-      <w:pPr>
-        <w:pStyle w:val="Heading2"/>
-      </w:pPr>
-      <w:r>
-        <w:t xml:space="preserve">BOB-191 — Fail-open scanner is a MATCHER hole blind to 5 enumerated languages (Go/Rust/Ruby/C/…) — enumerated-but-unanalysable prints PASS instead of SKIP (§11.4.201(6))</w:t>
-      </w:r>
-    </w:p>
-    <w:p>
-      <w:pPr>
-        <w:pStyle w:val="FirstParagraph"/>
-      </w:pPr>
-      <w:r>
-        <w:rPr>
-          <w:b/>
-          <w:bCs/>
-        </w:rPr>
-        <w:t xml:space="preserve">Status:</w:t>
-      </w:r>
-      <w:r>
-        <w:t xml:space="preserve"> </w:t>
-      </w:r>
-      <w:r>
-        <w:t xml:space="preserve">Queued</w:t>
-      </w:r>
-      <w:r>
-        <w:t xml:space="preserve"> </w:t>
-      </w:r>
-      <w:r>
-        <w:rPr>
-          <w:b/>
-          <w:bCs/>
-        </w:rPr>
-        <w:t xml:space="preserve">Type:</w:t>
-      </w:r>
-      <w:r>
-        <w:t xml:space="preserve"> </w:t>
-      </w:r>
-      <w:r>
-        <w:t xml:space="preserve">Bug</w:t>
-      </w:r>
-    </w:p>
-    <w:p>
-      <w:pPr>
-        <w:pStyle w:val="BodyText"/>
-      </w:pPr>
-      <w:r>
-        <w:t xml:space="preserve">WHAT: the §11.4.252 fail-open scan reports 0 hits for qBitTorrent-go, and that zero is NOT evidence. The triage agent ran control needles through the scanner’s own path per §11.4.201(7)(b): a Python</w:t>
-      </w:r>
-      <w:r>
-        <w:t xml:space="preserve"> </w:t>
-      </w:r>
-      <w:r>
-        <w:t xml:space="preserve">‘except Exception: pass’</w:t>
-      </w:r>
-      <w:r>
-        <w:t xml:space="preserve"> </w:t>
-      </w:r>
-      <w:r>
-        <w:t xml:space="preserve">needle was SEEN, a TypeScript</w:t>
-      </w:r>
-      <w:r>
-        <w:t xml:space="preserve"> </w:t>
-      </w:r>
-      <w:r>
-        <w:t xml:space="preserve">‘catch (e) {}’</w:t>
-      </w:r>
-      <w:r>
-        <w:t xml:space="preserve"> </w:t>
-      </w:r>
-      <w:r>
-        <w:t xml:space="preserve">needle was SEEN (so frontend/src’s zero IS a real zero), but a Go empty-</w:t>
-      </w:r>
-      <w:r>
-        <w:t xml:space="preserve">‘if err != nil {}’</w:t>
-      </w:r>
-      <w:r>
-        <w:t xml:space="preserve"> </w:t>
-      </w:r>
-      <w:r>
-        <w:t xml:space="preserve">needle was NOT SEEN. An instrument that cannot see the idiom returns the same quiet zero as a clean tree, and only one of those is honest. DISTINCT FROM BOB-189, deliberately not merged with it per §11.4.214: BOB-189 is a false MATCH (fail-closed guards reported as fail-open); this is a false NULL (an entire language unscanned). Same scanner, opposite failure directions, different fixes - merging them would hide one behind the other. IMPACT: Go is the language of qbittorrent-proxy-go and boba-jackett (port 7189, which owns encrypted tracker credentials), so the unscanned surface is exactly where §11.4.252’s credential-plus-mutation combination is most likely. Nobody has assessed it; the dashboard says clean. ACCEPTANCE: the scanner grows a Go arm covering the empty-err-block and swallowed-error idioms, its needle is SEEN through the real path, qBitTorrent-go’s result is re-derived, and every finding is triaged as this Python/TS pass was. Until then qBitTorrent-go’s fail-open posture is UNKNOWN and must be reported as UNKNOWN, never as 0.</w:t>
-      </w:r>
-    </w:p>
-    <w:bookmarkEnd w:id="52"/>
-    <w:bookmarkStart w:id="53" w:name="Xcbb65803fa4353036c53c7c47477db14ee6e83b"/>
-    <w:p>
-      <w:pPr>
-        <w:pStyle w:val="Heading2"/>
-      </w:pPr>
-      <w:r>
-        <w:t xml:space="preserve">BOB-192 — Remediate the 6 ratcheted CM-NO-FAIL-OPEN-SKIP findings — each needs a live-stack-verified classify-or-fail rewrite</w:t>
-      </w:r>
-    </w:p>
-    <w:p>
-      <w:pPr>
-        <w:pStyle w:val="FirstParagraph"/>
-      </w:pPr>
-      <w:r>
-        <w:rPr>
-          <w:b/>
-          <w:bCs/>
-        </w:rPr>
-        <w:t xml:space="preserve">Status:</w:t>
-      </w:r>
-      <w:r>
-        <w:t xml:space="preserve"> </w:t>
-      </w:r>
-      <w:r>
-        <w:t xml:space="preserve">Queued</w:t>
-      </w:r>
-      <w:r>
-        <w:t xml:space="preserve"> </w:t>
-      </w:r>
-      <w:r>
-        <w:rPr>
-          <w:b/>
-          <w:bCs/>
-        </w:rPr>
-        <w:t xml:space="preserve">Type:</w:t>
-      </w:r>
-      <w:r>
-        <w:t xml:space="preserve"> </w:t>
-      </w:r>
-      <w:r>
-        <w:t xml:space="preserve">Task</w:t>
-      </w:r>
-    </w:p>
-    <w:p>
-      <w:pPr>
-        <w:pStyle w:val="BodyText"/>
-      </w:pPr>
-      <w:r>
-        <w:t xml:space="preserve">WHAT: the BOB-161 gate lands with 6 real fail-open skips RATCHETED rather than fixed. Ratcheting is the constitution’s named brownfield default (§11.4.135/§11.4.224(E)) and this repo’s own precedent, so the choice is correct - but the remediation it defers is real work that must be owned somewhere. WHY THIS ITEM EXISTS: the gate’s own header asserted the 6 were</w:t>
-      </w:r>
-      <w:r>
-        <w:t xml:space="preserve"> </w:t>
-      </w:r>
-      <w:r>
-        <w:t xml:space="preserve">‘TRACKED SEPARATELY (§11.4.197)’</w:t>
-      </w:r>
-      <w:r>
-        <w:t xml:space="preserve"> </w:t>
-      </w:r>
-      <w:r>
-        <w:t xml:space="preserve">while no tracker row existed. The §11.4.209 independent review verified the absence and raised it as IMPORTANT-5, noting that without a row those findings are precisely the parked-unverified debt class §11.4.226(4) names - the population an operator samples and finds broken. A prose claim of being tracked is not tracking. WHAT EACH NEEDS: a skip that fires on evidence the host ANSWERED must either classify the response and FAIL on it, or take a §11.4.69 reason that is honestly derivable from the environment rather than from the response - verified against the live stack, not asserted. Two of the six sit under</w:t>
-      </w:r>
-      <w:r>
-        <w:t xml:space="preserve"> </w:t>
-      </w:r>
-      <w:r>
-        <w:t xml:space="preserve">‘# allow-skip:’</w:t>
-      </w:r>
-      <w:r>
-        <w:t xml:space="preserve"> </w:t>
-      </w:r>
-      <w:r>
-        <w:t xml:space="preserve">markers at tests/unit/test_tracker_auth_live.py:105 and :108, which the reviewer confirmed genuinely are fail-open, so that marker must not be treated as absolution. ACCEPTANCE: all 6 remediated with RED-first evidence per §11.4.115, the gate’s BASELINE ratcheted to 0, and the ratchet’s monotone-decreasing property preserved throughout (§11.4.227(A)). NOTE the reviewer’s MINOR-1: a count-baseline absorbs a one-out-one-in swap, so remediation progress must be checked against the finding SET, not only the count.</w:t>
-      </w:r>
-    </w:p>
-    <w:bookmarkEnd w:id="53"/>
-    <w:bookmarkStart w:id="54" w:name="Xc10100f7380538d128b0df1c97d690968b97d37"/>
-    <w:p>
-      <w:pPr>
-        <w:pStyle w:val="Heading2"/>
-      </w:pPr>
-      <w:r>
-        <w:t xml:space="preserve">BOB-194 — Pre-build gates walk .claude/worktrees, so a stale agent worktree can fail the main build (§11.4.201(1))</w:t>
-      </w:r>
-    </w:p>
-    <w:p>
-      <w:pPr>
-        <w:pStyle w:val="FirstParagraph"/>
-      </w:pPr>
-      <w:r>
-        <w:rPr>
-          <w:b/>
-          <w:bCs/>
-        </w:rPr>
-        <w:t xml:space="preserve">Status:</w:t>
-      </w:r>
-      <w:r>
-        <w:t xml:space="preserve"> </w:t>
-      </w:r>
-      <w:r>
-        <w:t xml:space="preserve">In progress</w:t>
-      </w:r>
-      <w:r>
-        <w:t xml:space="preserve"> </w:t>
-      </w:r>
-      <w:r>
-        <w:rPr>
-          <w:b/>
-          <w:bCs/>
-        </w:rPr>
-        <w:t xml:space="preserve">Type:</w:t>
-      </w:r>
-      <w:r>
-        <w:t xml:space="preserve"> </w:t>
-      </w:r>
-      <w:r>
-        <w:t xml:space="preserve">Bug</w:t>
-      </w:r>
-    </w:p>
-    <w:p>
-      <w:pPr>
-        <w:pStyle w:val="BodyText"/>
-      </w:pPr>
-      <w:r>
-        <w:t xml:space="preserve">WHAT: agent worktrees under .claude/worktrees/ are ephemeral copies pinned at arbitrary commits - never built, never shipped, deleted when the agent finishes. Pre-build gates that walk the tree with find(1) from the repo root descend into them anyway. MEASURED INSTANCE (2026-08-25): CM-GO-TOOLCHAIN-MATCHES-BUILDER FAILED the main build with exactly one finding, from .claude/worktrees/agent-afda1df906c537ab4 - a worktree 86 commits behind still carrying</w:t>
-      </w:r>
-      <w:r>
-        <w:t xml:space="preserve"> </w:t>
-      </w:r>
-      <w:r>
-        <w:t xml:space="preserve">‘FROM golang:1.23-alpine’</w:t>
-      </w:r>
-      <w:r>
-        <w:t xml:space="preserve"> </w:t>
-      </w:r>
-      <w:r>
-        <w:t xml:space="preserve">against a go.mod long since at 1.26.2. The main tree was CORRECT throughout. Per §11.4.201(1) a false-positive refusal is a FAIL-bluff of equal severity to a false pass: it blocks real work and teaches people to bypass the gate. FIXED FOR ONE GATE:</w:t>
-      </w:r>
-      <w:r>
-        <w:t xml:space="preserve"> </w:t>
-      </w:r>
-      <w:r>
-        <w:t xml:space="preserve">‘.claude’</w:t>
-      </w:r>
-      <w:r>
-        <w:t xml:space="preserve"> </w:t>
-      </w:r>
-      <w:r>
-        <w:t xml:space="preserve">added to that gate’s PRUNE_DIRS with a deterministic §1.1 pair - a stale mismatch inside .claude/worktrees must NOT fail a healthy tree, the SAME mismatch outside it MUST still fail, so the prune cannot widen into blindness (§11.4.201(6)). Mutation verified: reverting the prune fails 2 checks. SURVEY, measured not inferred: 8 of 13 pre_build gates walk the tree; only the fixed one prunes .claude. Gates using</w:t>
-      </w:r>
-      <w:r>
-        <w:t xml:space="preserve"> </w:t>
-      </w:r>
-      <w:r>
-        <w:t xml:space="preserve">‘git ls-files’</w:t>
-      </w:r>
-      <w:r>
-        <w:t xml:space="preserve"> </w:t>
-      </w:r>
-      <w:r>
-        <w:t xml:space="preserve">are structurally immune - worktrees are untracked. Empirically probed: check_cm_closure_seam_binds, check_cm_killpg_pgid_guard and check_cm_no_production_mutation_residue all rc=0 with ZERO worktree references - clean in practice today. UNMEASURED, not clean: check_cm_test_mock_pid_explicit_int and check_cm_test_mock_pid_patched_when_real_pid were not reached before the probe budget expired. HYPOTHESIS REFUTED, recorded so nobody re-walks it: an earlier revision of this item speculated that check_cm_plugin_count’s 90s timeout was caused by walking worktrees. It is NOT. That gate’s find is scoped to $PLUGINS_DIR (check_cm_plugin_count.sh:224), so worktrees are outside its walk entirely. Its slowness is real - still running past 54s on a re-measure - but has a different, still-unidentified cause and belongs to its own item, not this one. ACCEPTANCE: every tree-walking gate either prunes agent scratch or is proven immune by measurement, each with a paired mutation. NOTE the asymmetry that bounds the risk: a stale worktree can only ADD findings to a security-relevant scan (killpg, mutation-residue), never remove them - so the exposure is false refusal and eroded trust, not a missed defect.</w:t>
-      </w:r>
-    </w:p>
-    <w:bookmarkEnd w:id="54"/>
-    <w:bookmarkStart w:id="55" w:name="Xe8f9d6ae701b2e0cae1912181571b5052b26492"/>
-    <w:p>
-      <w:pPr>
-        <w:pStyle w:val="Heading2"/>
-      </w:pPr>
-      <w:r>
-        <w:t xml:space="preserve">BOB-196 — check_cm_plugin_count runs for over a minute on ~69 files — cause unidentified, and it is not worktree traversal</w:t>
-      </w:r>
-    </w:p>
-    <w:p>
-      <w:pPr>
-        <w:pStyle w:val="FirstParagraph"/>
-      </w:pPr>
-      <w:r>
-        <w:rPr>
-          <w:b/>
-          <w:bCs/>
-        </w:rPr>
-        <w:t xml:space="preserve">Status:</w:t>
-      </w:r>
-      <w:r>
-        <w:t xml:space="preserve"> </w:t>
-      </w:r>
-      <w:r>
-        <w:t xml:space="preserve">Queued</w:t>
-      </w:r>
-      <w:r>
-        <w:t xml:space="preserve"> </w:t>
-      </w:r>
-      <w:r>
-        <w:rPr>
-          <w:b/>
-          <w:bCs/>
-        </w:rPr>
-        <w:t xml:space="preserve">Type:</w:t>
-      </w:r>
-      <w:r>
-        <w:t xml:space="preserve"> </w:t>
-      </w:r>
-      <w:r>
-        <w:t xml:space="preserve">Task</w:t>
-      </w:r>
-    </w:p>
-    <w:p>
-      <w:pPr>
-        <w:pStyle w:val="BodyText"/>
-      </w:pPr>
-      <w:r>
-        <w:t xml:space="preserve">WHAT: the CM-PLUGIN-COUNT pre-build gate takes 189 SECONDS to verify 8 documented counts. Measured 2026-08-25: exceeded a 90s probe budget (rc=124), then a bounded re-run completed at</w:t>
-      </w:r>
-      <w:r>
-        <w:t xml:space="preserve"> </w:t>
-      </w:r>
-      <w:r>
-        <w:t xml:space="preserve">‘rc=0 wall=189s’</w:t>
-      </w:r>
-      <w:r>
-        <w:t xml:space="preserve"> </w:t>
-      </w:r>
-      <w:r>
-        <w:t xml:space="preserve">- it PASSES, it is simply slow. CAUSE, MEASURED NOT GUESSED: the marker loop at check_cm_plugin_count.sh:273-290 iterates EVERY LINE of every governed document and spawns a pipeline per line. Per iteration:</w:t>
-      </w:r>
-      <w:r>
-        <w:t xml:space="preserve"> </w:t>
-      </w:r>
-      <w:r>
-        <w:t xml:space="preserve">‘printf | grep -oE | wc -l | tr -d’</w:t>
-      </w:r>
-      <w:r>
-        <w:t xml:space="preserve"> </w:t>
-      </w:r>
-      <w:r>
-        <w:t xml:space="preserve">(4 processes) plus</w:t>
-      </w:r>
-      <w:r>
-        <w:t xml:space="preserve"> </w:t>
-      </w:r>
-      <w:r>
-        <w:t xml:space="preserve">‘printf | sed -n’</w:t>
-      </w:r>
-      <w:r>
-        <w:t xml:space="preserve"> </w:t>
-      </w:r>
-      <w:r>
-        <w:t xml:space="preserve">(2) = ~6. Governed docs are AGENTS.md 689 + CLAUDE.md 494 + docs/features/Status.md 670 = 1853 lines, so ~11,118 process spawns, measuring ~102 ms/line. Classic per-line-subprocess shell trap. THE IRONY WORTH PRESERVING, because it explains why nobody simplified it: the in-code comment shows</w:t>
-      </w:r>
-      <w:r>
-        <w:t xml:space="preserve"> </w:t>
-      </w:r>
-      <w:r>
-        <w:t xml:space="preserve">‘-oE | wc -l’</w:t>
-      </w:r>
-      <w:r>
-        <w:t xml:space="preserve"> </w:t>
-      </w:r>
-      <w:r>
-        <w:t xml:space="preserve">was chosen DELIBERATELY over</w:t>
-      </w:r>
-      <w:r>
-        <w:t xml:space="preserve"> </w:t>
-      </w:r>
-      <w:r>
-        <w:t xml:space="preserve">‘grep -c’</w:t>
-      </w:r>
-      <w:r>
-        <w:t xml:space="preserve"> </w:t>
-      </w:r>
-      <w:r>
-        <w:t xml:space="preserve">after measuring the §11.4.201(12) footgun - on this host (ugrep 7.8.4)</w:t>
-      </w:r>
-      <w:r>
-        <w:t xml:space="preserve"> </w:t>
-      </w:r>
-      <w:r>
-        <w:t xml:space="preserve">‘grep -coE’</w:t>
-      </w:r>
-      <w:r>
-        <w:t xml:space="preserve"> </w:t>
-      </w:r>
-      <w:r>
-        <w:t xml:space="preserve">returned 3 at top level but 1 inside a</w:t>
-      </w:r>
-      <w:r>
-        <w:t xml:space="preserve"> </w:t>
-      </w:r>
-      <w:r>
-        <w:t xml:space="preserve">‘set -euo pipefail’</w:t>
-      </w:r>
-      <w:r>
-        <w:t xml:space="preserve"> </w:t>
-      </w:r>
-      <w:r>
-        <w:t xml:space="preserve">subshell, a context-dependent reading. The correctness fix is right and must be kept; it is the PER-LINE application of it that costs the three minutes. HYPOTHESIS REFUTED, recorded so nobody re-walks it: this is NOT worktree traversal. The gate’s find is scoped to $PLUGINS_DIR (:224), so the five agent worktrees are outside its walk. That guess was raised on BOB-194 and is dead. LIKELY FIX (unverified, stated as a candidate not a conclusion): pre-filter with ONE grep for lines containing</w:t>
-      </w:r>
-      <w:r>
-        <w:t xml:space="preserve"> </w:t>
-      </w:r>
-      <w:r>
-        <w:t xml:space="preserve">‘CM-PLUGIN-COUNT:’</w:t>
-      </w:r>
-      <w:r>
-        <w:t xml:space="preserve"> </w:t>
-      </w:r>
-      <w:r>
-        <w:t xml:space="preserve">before entering the loop, reducing ~1853 iterations to the ~8 lines that carry a marker, while leaving the per-line parsing logic - and its footgun-avoiding form - completely unchanged. WHY IT MATTERS beyond impatience: this gate is on the pre-build critical path, and CLAUDE.md leans on it as the mechanical authority for the three distinct plugin rosters (43 curated / 43 engines / 12 bootstrap) whose conflation was BOB-149. A gate slow enough to tempt anyone into skipping it protects nothing. ACCEPTANCE: runtime reduced with the counts and the footgun-avoiding parse preserved byte-for-byte in behaviour, proven by the existing paired mutation still biting plus a before/after wall-clock recorded. §11.4.6: nothing here questions the gate’s VERDICTS - only its runtime.</w:t>
+        <w:t xml:space="preserve">minor</w:t>
+      </w:r>
+    </w:p>
+    <w:p>
+      <w:pPr>
+        <w:pStyle w:val="BodyText"/>
+      </w:pPr>
+      <w:r>
+        <w:t xml:space="preserve">STATUS: LATENT on this host (measured: all six declared locations sit on ONE btrfs mount, fully ownership-expressive) and OPERATOR-GATED for verification. Retained from the dismissed BOB-206 rather than discarded with it, because the scenario is well-founded elsewhere: the declared mount is a udisks auto-mounted REMOVABLE NVMe, so another operator’s portable drive being exFAT or NTFS is entirely ordinary.</w:t>
+      </w:r>
+    </w:p>
+    <w:p>
+      <w:pPr>
+        <w:pStyle w:val="BodyText"/>
+      </w:pPr>
+      <w:r>
+        <w:t xml:space="preserve">TWO RESIDUALS:</w:t>
+      </w:r>
+      <w:r>
+        <w:t xml:space="preserve"> </w:t>
+      </w:r>
+      <w:r>
+        <w:t xml:space="preserve">(1) REPAIR-LAYER DIAGNOSIS. On a uid-flattening mount whose flattened uid is NOT the operator, probe_location correctly REFUSES (verified: uid=0 and uid=100999 both refuse). But it then hands ownership_repair.sh a chown that will return EPERM, and nothing in the repair path is fstype-aware — so the operator sees a permission failure whose real remedy is a REMOUNT OPTION, which no message says. Reasoned, NOT proven: the shim used to verify BOB-206 models the stat READ, not the chown WRITE, and cannot settle whether chown actually fails.</w:t>
+      </w:r>
+      <w:r>
+        <w:t xml:space="preserve"> </w:t>
+      </w:r>
+      <w:r>
+        <w:t xml:space="preserve">(2) MODE CONTRACT. vfat flattens MODE via fmask/dmask, so the preserve_mode: true / 600 contract on .env and config/boba.db would be silently unenforceable there. §11.4.10-adjacent: a credential file believed to be 600 that is world-readable by mount option is a leak the mode check cannot see.</w:t>
+      </w:r>
+    </w:p>
+    <w:p>
+      <w:pPr>
+        <w:pStyle w:val="BodyText"/>
+      </w:pPr>
+      <w:r>
+        <w:t xml:space="preserve">WHY OPERATOR-GATED: a genuine end-to-end RED needs a real uid-flattening mount. The privilege-free route is bindfs -u</w:t>
+      </w:r>
+      <w:r>
+        <w:t xml:space="preserve"> </w:t>
+      </w:r>
+      <w:r>
+        <w:t xml:space="preserve"> </w:t>
+      </w:r>
+      <w:r>
+        <w:t xml:space="preserve">(FUSE; fusermount IS present and user_allow_other IS set) — but bindfs is ABSENT on this host, as are mkfs.vfat and losetup. So verification needs either a bindfs install or a privileged loopback mount. Neither was attempted (§11.4.21 — high-blast-radius host mutation is operator-gated).</w:t>
+      </w:r>
+    </w:p>
+    <w:p>
+      <w:pPr>
+        <w:pStyle w:val="BodyText"/>
+      </w:pPr>
+      <w:r>
+        <w:t xml:space="preserve">ALSO RECORDED: NO test anywhere exercises a uid-flattening filesystem — vfat/exfat/ntfs/flatten/loopback/mkfs/losetup/bindfs/fusermount all measure 0 across the three ownership test files, needle-proven (probe_location = 3 hits through the same instrument).</w:t>
+      </w:r>
+    </w:p>
+    <w:p>
+      <w:pPr>
+        <w:pStyle w:val="BodyText"/>
+      </w:pPr>
+      <w:r>
+        <w:t xml:space="preserve">ACCEPTANCE: (1) operator decides whether to install bindfs or provide a privileged loopback so the RED can be built; (2) if verified, the repair path gains fstype-aware diagnosis naming the remount remedy; (3) the mode contract either detects mode-flattening mounts and refuses, or documents honestly that it cannot be enforced there.</w:t>
+      </w:r>
+    </w:p>
+    <w:p>
+      <w:pPr>
+        <w:pStyle w:val="BodyText"/>
+      </w:pPr>
+      <w:r>
+        <w:t xml:space="preserve">DISCOVERY CHANNEL (§11.4.238): retained residual from the BOB-206 verification stream.</w:t>
       </w:r>
     </w:p>
     <w:bookmarkEnd w:id="55"/>
-    <w:bookmarkStart w:id="56" w:name="X0a11ad4ef084ae583354444a7004378388ce69a"/>
-    <w:p>
-      <w:pPr>
-        <w:pStyle w:val="Heading2"/>
-      </w:pPr>
-      <w:r>
-        <w:t xml:space="preserve">BOB-211 — LATENT + OPERATOR-GATED: on a uid-flattening mount whose uid is not the operator, chown fails EPERM with no fstype-aware diagnosis, and fmask/dmask silently defeat the preserve_mode 600 contract</w:t>
-      </w:r>
-    </w:p>
-    <w:p>
-      <w:pPr>
-        <w:pStyle w:val="FirstParagraph"/>
-      </w:pPr>
-      <w:r>
-        <w:rPr>
-          <w:b/>
-          <w:bCs/>
-        </w:rPr>
-        <w:t xml:space="preserve">Status:</w:t>
-      </w:r>
-      <w:r>
-        <w:t xml:space="preserve"> </w:t>
-      </w:r>
-      <w:r>
-        <w:t xml:space="preserve">Queued</w:t>
-      </w:r>
-      <w:r>
-        <w:t xml:space="preserve"> </w:t>
-      </w:r>
-      <w:r>
-        <w:rPr>
-          <w:b/>
-          <w:bCs/>
-        </w:rPr>
-        <w:t xml:space="preserve">Type:</w:t>
-      </w:r>
-      <w:r>
-        <w:t xml:space="preserve"> </w:t>
-      </w:r>
-      <w:r>
-        <w:t xml:space="preserve">Bug</w:t>
-      </w:r>
-      <w:r>
-        <w:t xml:space="preserve"> </w:t>
-      </w:r>
-      <w:r>
-        <w:rPr>
-          <w:b/>
-          <w:bCs/>
-        </w:rPr>
-        <w:t xml:space="preserve">Severity:</w:t>
-      </w:r>
-      <w:r>
-        <w:t xml:space="preserve"> </w:t>
-      </w:r>
-      <w:r>
-        <w:t xml:space="preserve">minor</w:t>
-      </w:r>
-    </w:p>
-    <w:p>
-      <w:pPr>
-        <w:pStyle w:val="BodyText"/>
-      </w:pPr>
-      <w:r>
-        <w:t xml:space="preserve">STATUS: LATENT on this host (measured: all six declared locations sit on ONE btrfs mount, fully ownership-expressive) and OPERATOR-GATED for verification. Retained from the dismissed BOB-206 rather than discarded with it, because the scenario is well-founded elsewhere: the declared mount is a udisks auto-mounted REMOVABLE NVMe, so another operator’s portable drive being exFAT or NTFS is entirely ordinary.</w:t>
-      </w:r>
-    </w:p>
-    <w:p>
-      <w:pPr>
-        <w:pStyle w:val="BodyText"/>
-      </w:pPr>
-      <w:r>
-        <w:t xml:space="preserve">TWO RESIDUALS:</w:t>
-      </w:r>
-      <w:r>
-        <w:t xml:space="preserve"> </w:t>
-      </w:r>
-      <w:r>
-        <w:t xml:space="preserve">(1) REPAIR-LAYER DIAGNOSIS. On a uid-flattening mount whose flattened uid is NOT the operator, probe_location correctly REFUSES (verified: uid=0 and uid=100999 both refuse). But it then hands ownership_repair.sh a chown that will return EPERM, and nothing in the repair path is fstype-aware — so the operator sees a permission failure whose real remedy is a REMOUNT OPTION, which no message says. Reasoned, NOT proven: the shim used to verify BOB-206 models the stat READ, not the chown WRITE, and cannot settle whether chown actually fails.</w:t>
-      </w:r>
-      <w:r>
-        <w:t xml:space="preserve"> </w:t>
-      </w:r>
-      <w:r>
-        <w:t xml:space="preserve">(2) MODE CONTRACT. vfat flattens MODE via fmask/dmask, so the preserve_mode: true / 600 contract on .env and config/boba.db would be silently unenforceable there. §11.4.10-adjacent: a credential file believed to be 600 that is world-readable by mount option is a leak the mode check cannot see.</w:t>
-      </w:r>
-    </w:p>
-    <w:p>
-      <w:pPr>
-        <w:pStyle w:val="BodyText"/>
-      </w:pPr>
-      <w:r>
-        <w:t xml:space="preserve">WHY OPERATOR-GATED: a genuine end-to-end RED needs a real uid-flattening mount. The privilege-free route is bindfs -u</w:t>
-      </w:r>
-      <w:r>
-        <w:t xml:space="preserve"> </w:t>
-      </w:r>
-      <w:r>
-        <w:t xml:space="preserve"> </w:t>
-      </w:r>
-      <w:r>
-        <w:t xml:space="preserve">(FUSE; fusermount IS present and user_allow_other IS set) — but bindfs is ABSENT on this host, as are mkfs.vfat and losetup. So verification needs either a bindfs install or a privileged loopback mount. Neither was attempted (§11.4.21 — high-blast-radius host mutation is operator-gated).</w:t>
-      </w:r>
-    </w:p>
-    <w:p>
-      <w:pPr>
-        <w:pStyle w:val="BodyText"/>
-      </w:pPr>
-      <w:r>
-        <w:t xml:space="preserve">ALSO RECORDED: NO test anywhere exercises a uid-flattening filesystem — vfat/exfat/ntfs/flatten/loopback/mkfs/losetup/bindfs/fusermount all measure 0 across the three ownership test files, needle-proven (probe_location = 3 hits through the same instrument).</w:t>
-      </w:r>
-    </w:p>
-    <w:p>
-      <w:pPr>
-        <w:pStyle w:val="BodyText"/>
-      </w:pPr>
-      <w:r>
-        <w:t xml:space="preserve">ACCEPTANCE: (1) operator decides whether to install bindfs or provide a privileged loopback so the RED can be built; (2) if verified, the repair path gains fstype-aware diagnosis naming the remount remedy; (3) the mode contract either detects mode-flattening mounts and refuses, or documents honestly that it cannot be enforced there.</w:t>
-      </w:r>
-    </w:p>
-    <w:p>
-      <w:pPr>
-        <w:pStyle w:val="BodyText"/>
-      </w:pPr>
-      <w:r>
-        <w:t xml:space="preserve">DISCOVERY CHANNEL (§11.4.238): retained residual from the BOB-206 verification stream.</w:t>
-      </w:r>
-    </w:p>
-    <w:bookmarkEnd w:id="56"/>
-    <w:bookmarkStart w:id="57" w:name="X71b3d3e28f037bd84e63565bd377b60227a2e0f"/>
+    <w:bookmarkStart w:id="56" w:name="X71b3d3e28f037bd84e63565bd377b60227a2e0f"/>
     <w:p>
       <w:pPr>
         <w:pStyle w:val="Heading2"/>
@@ -6839,14 +6019,131 @@
         <w:t xml:space="preserve">DISCOVERY CHANNEL (§11.4.238): found by the BOB-212 blast-radius sweep — and only on its SECOND pass. The first pass filtered by a source-extension set that omitted .pdf, which hid this finding entirely; the agent re-ran with no extension filter over all 420 non-artifact paths and recorded the blind spot rather than shipping the first number. Worth keeping: an extension allowlist is itself a false-null generator, which is the same shape as the defect being investigated.</w:t>
       </w:r>
     </w:p>
+    <w:bookmarkEnd w:id="56"/>
+    <w:bookmarkStart w:id="57" w:name="Xc973ac35236f47c14148f5b58288bb1748733e4"/>
+    <w:p>
+      <w:pPr>
+        <w:pStyle w:val="Heading2"/>
+      </w:pPr>
+      <w:r>
+        <w:t xml:space="preserve">BOB-223 — §11.4.18 script-documentation and §11.4.44 revision headers are ungated — and the perverse consequence is that WRITING the mandated companion doc is what breaks the build</w:t>
+      </w:r>
+    </w:p>
+    <w:p>
+      <w:pPr>
+        <w:pStyle w:val="FirstParagraph"/>
+      </w:pPr>
+      <w:r>
+        <w:rPr>
+          <w:b/>
+          <w:bCs/>
+        </w:rPr>
+        <w:t xml:space="preserve">Status:</w:t>
+      </w:r>
+      <w:r>
+        <w:t xml:space="preserve"> </w:t>
+      </w:r>
+      <w:r>
+        <w:t xml:space="preserve">Queued</w:t>
+      </w:r>
+      <w:r>
+        <w:t xml:space="preserve"> </w:t>
+      </w:r>
+      <w:r>
+        <w:rPr>
+          <w:b/>
+          <w:bCs/>
+        </w:rPr>
+        <w:t xml:space="preserve">Type:</w:t>
+      </w:r>
+      <w:r>
+        <w:t xml:space="preserve"> </w:t>
+      </w:r>
+      <w:r>
+        <w:t xml:space="preserve">Bug</w:t>
+      </w:r>
+      <w:r>
+        <w:t xml:space="preserve"> </w:t>
+      </w:r>
+      <w:r>
+        <w:rPr>
+          <w:b/>
+          <w:bCs/>
+        </w:rPr>
+        <w:t xml:space="preserve">Severity:</w:t>
+      </w:r>
+      <w:r>
+        <w:t xml:space="preserve"> </w:t>
+      </w:r>
+      <w:r>
+        <w:t xml:space="preserve">major</w:t>
+      </w:r>
+    </w:p>
+    <w:p>
+      <w:pPr>
+        <w:pStyle w:val="BodyText"/>
+      </w:pPr>
+      <w:r>
+        <w:t xml:space="preserve">WHAT, both conductor-verified with control needles: CM-SCRIPT-DOCS-SYNC occurrences in scripts/pre_build_verification.sh = 0 (control needle CM-MARKDOWN-EXPORT-SYNC = 6, so the instrument sees). §11.4.44 revision-header enforcement likewise 0 hits (control needle 3). Neither §11.4.18’s companion-doc mandate nor §11.4.44’s revision header is enforced by any invariant.</w:t>
+      </w:r>
+    </w:p>
+    <w:p>
+      <w:pPr>
+        <w:pStyle w:val="BodyText"/>
+      </w:pPr>
+      <w:r>
+        <w:t xml:space="preserve">THE PERVERSE CONSEQUENCE, MEASURED: a new script with NO companion doc passes the gate. Writing the companion doc that §11.4.18 MANDATES creates docs/scripts/</w:t>
+      </w:r>
+      <w:r>
+        <w:t xml:space="preserve">.md, which invariant 16 (CM-MARKDOWN-EXPORT-SYNC) then requires to have .html and .pdf twins — and their absence is a BLOCKING failure. This session hit it exactly: docs/scripts/test_gitignore_swallow_is_loud.{html,pdf} are missing and are two of invariant 16’s six violations.</w:t>
+      </w:r>
+      <w:r>
+        <w:t xml:space="preserve"> </w:t>
+      </w:r>
+      <w:r>
+        <w:t xml:space="preserve">So the gate’s incentive gradient points AWAY from the constitution: complying with §11.4.18 is punished, ignoring it is free. That is worse than an ungated rule — it is a rule the machinery actively discourages.</w:t>
+      </w:r>
+    </w:p>
+    <w:p>
+      <w:pPr>
+        <w:pStyle w:val="BodyText"/>
+      </w:pPr>
+      <w:r>
+        <w:t xml:space="preserve">§11.4.227 IS THE GOVERNING ANCHOR: a named gate that exists only in prose is gate debt, and the ledger of unimplemented CM-* names must be monotone-decreasing. CM-SCRIPT-DOCS-SYNC is named in §11.4.18’s own text and implemented nowhere — one concrete row of exactly the 58%-unimplemented population §11.4.227 was minted to shrink.</w:t>
+      </w:r>
+    </w:p>
+    <w:p>
+      <w:pPr>
+        <w:pStyle w:val="BodyText"/>
+      </w:pPr>
+      <w:r>
+        <w:t xml:space="preserve">ACCEPTANCE: (1) either CM-SCRIPT-DOCS-SYNC is implemented, or it is registered as a deferral pointing at a tracked §11.4.197 item — silent absence is what §11.4.227 forbids; (2) same for §11.4.44’s header check; (3) whichever is chosen, the incentive inversion is closed: it must never be cheaper to skip a mandated doc than to write one — if invariant 16 will demand twins, the doc-creation path must produce them, or invariant 16 must scope out docs/scripts until it can; (4) a paired §1.1 mutation per gate implemented.</w:t>
+      </w:r>
+    </w:p>
+    <w:p>
+      <w:pPr>
+        <w:pStyle w:val="BodyText"/>
+      </w:pPr>
+      <w:r>
+        <w:t xml:space="preserve">HONEST NOTE ON SCOPE: this item does not argue §11.4.18 should be enforced immediately — that is an operator call about gate debt priority (§11.4.66). It argues the CURRENT state is incoherent: an unenforced mandate whose observance triggers a different gate’s failure. Either enforce both ends or neither.</w:t>
+      </w:r>
+    </w:p>
+    <w:p>
+      <w:pPr>
+        <w:pStyle w:val="BodyText"/>
+      </w:pPr>
+      <w:r>
+        <w:t xml:space="preserve">DISCOVERY CHANNEL (§11.4.238): found by the T042 readiness preflight while explaining why a new file broke invariant 16. Not by the automated QA regime.</w:t>
+      </w:r>
+    </w:p>
     <w:bookmarkEnd w:id="57"/>
-    <w:bookmarkStart w:id="58" w:name="Xc973ac35236f47c14148f5b58288bb1748733e4"/>
+    <w:bookmarkStart w:id="58" w:name="X65573623ddfacc4486a4d5494d166708281c78a"/>
     <w:p>
       <w:pPr>
         <w:pStyle w:val="Heading2"/>
       </w:pPr>
       <w:r>
-        <w:t xml:space="preserve">BOB-223 — §11.4.18 script-documentation and §11.4.44 revision headers are ungated — and the perverse consequence is that WRITING the mandated companion doc is what breaks the build</w:t>
+        <w:t xml:space="preserve">BOB-226 — Repair-side walk over foreign-owned INTERIOR directories is untested by any automated path</w:t>
       </w:r>
     </w:p>
     <w:p>
@@ -6880,7 +6177,7 @@
         <w:t xml:space="preserve"> </w:t>
       </w:r>
       <w:r>
-        <w:t xml:space="preserve">Bug</w:t>
+        <w:t xml:space="preserve">Task</w:t>
       </w:r>
       <w:r>
         <w:t xml:space="preserve"> </w:t>
@@ -6898,166 +6195,49 @@
       <w:r>
         <w:t xml:space="preserve">major</w:t>
       </w:r>
-    </w:p>
-    <w:p>
-      <w:pPr>
-        <w:pStyle w:val="BodyText"/>
-      </w:pPr>
-      <w:r>
-        <w:t xml:space="preserve">WHAT, both conductor-verified with control needles: CM-SCRIPT-DOCS-SYNC occurrences in scripts/pre_build_verification.sh = 0 (control needle CM-MARKDOWN-EXPORT-SYNC = 6, so the instrument sees). §11.4.44 revision-header enforcement likewise 0 hits (control needle 3). Neither §11.4.18’s companion-doc mandate nor §11.4.44’s revision header is enforced by any invariant.</w:t>
-      </w:r>
-    </w:p>
-    <w:p>
-      <w:pPr>
-        <w:pStyle w:val="BodyText"/>
-      </w:pPr>
-      <w:r>
-        <w:t xml:space="preserve">THE PERVERSE CONSEQUENCE, MEASURED: a new script with NO companion doc passes the gate. Writing the companion doc that §11.4.18 MANDATES creates docs/scripts/</w:t>
-      </w:r>
-      <w:r>
-        <w:t xml:space="preserve">.md, which invariant 16 (CM-MARKDOWN-EXPORT-SYNC) then requires to have .html and .pdf twins — and their absence is a BLOCKING failure. This session hit it exactly: docs/scripts/test_gitignore_swallow_is_loud.{html,pdf} are missing and are two of invariant 16’s six violations.</w:t>
-      </w:r>
-      <w:r>
-        <w:t xml:space="preserve"> </w:t>
-      </w:r>
-      <w:r>
-        <w:t xml:space="preserve">So the gate’s incentive gradient points AWAY from the constitution: complying with §11.4.18 is punished, ignoring it is free. That is worse than an ungated rule — it is a rule the machinery actively discourages.</w:t>
-      </w:r>
-    </w:p>
-    <w:p>
-      <w:pPr>
-        <w:pStyle w:val="BodyText"/>
-      </w:pPr>
-      <w:r>
-        <w:t xml:space="preserve">§11.4.227 IS THE GOVERNING ANCHOR: a named gate that exists only in prose is gate debt, and the ledger of unimplemented CM-* names must be monotone-decreasing. CM-SCRIPT-DOCS-SYNC is named in §11.4.18’s own text and implemented nowhere — one concrete row of exactly the 58%-unimplemented population §11.4.227 was minted to shrink.</w:t>
-      </w:r>
-    </w:p>
-    <w:p>
-      <w:pPr>
-        <w:pStyle w:val="BodyText"/>
-      </w:pPr>
-      <w:r>
-        <w:t xml:space="preserve">ACCEPTANCE: (1) either CM-SCRIPT-DOCS-SYNC is implemented, or it is registered as a deferral pointing at a tracked §11.4.197 item — silent absence is what §11.4.227 forbids; (2) same for §11.4.44’s header check; (3) whichever is chosen, the incentive inversion is closed: it must never be cheaper to skip a mandated doc than to write one — if invariant 16 will demand twins, the doc-creation path must produce them, or invariant 16 must scope out docs/scripts until it can; (4) a paired §1.1 mutation per gate implemented.</w:t>
-      </w:r>
-    </w:p>
-    <w:p>
-      <w:pPr>
-        <w:pStyle w:val="BodyText"/>
-      </w:pPr>
-      <w:r>
-        <w:t xml:space="preserve">HONEST NOTE ON SCOPE: this item does not argue §11.4.18 should be enforced immediately — that is an operator call about gate debt priority (§11.4.66). It argues the CURRENT state is incoherent: an unenforced mandate whose observance triggers a different gate’s failure. Either enforce both ends or neither.</w:t>
-      </w:r>
-    </w:p>
-    <w:p>
-      <w:pPr>
-        <w:pStyle w:val="BodyText"/>
-      </w:pPr>
-      <w:r>
-        <w:t xml:space="preserve">DISCOVERY CHANNEL (§11.4.238): found by the T042 readiness preflight while explaining why a new file broke invariant 16. Not by the automated QA regime.</w:t>
+      <w:r>
+        <w:t xml:space="preserve"> </w:t>
+      </w:r>
+      <w:r>
+        <w:rPr>
+          <w:b/>
+          <w:bCs/>
+        </w:rPr>
+        <w:t xml:space="preserve">Created-By:</w:t>
+      </w:r>
+      <w:r>
+        <w:t xml:space="preserve"> </w:t>
+      </w:r>
+      <w:r>
+        <w:t xml:space="preserve">Claude</w:t>
+      </w:r>
+      <w:r>
+        <w:t xml:space="preserve"> </w:t>
+      </w:r>
+      <w:r>
+        <w:rPr>
+          <w:b/>
+          <w:bCs/>
+        </w:rPr>
+        <w:t xml:space="preserve">Assigned-To:</w:t>
+      </w:r>
+      <w:r>
+        <w:t xml:space="preserve"> </w:t>
+      </w:r>
+      <w:r>
+        <w:t xml:space="preserve">Claude</w:t>
+      </w:r>
+    </w:p>
+    <w:p>
+      <w:pPr>
+        <w:pStyle w:val="BodyText"/>
+      </w:pPr>
+      <w:r>
+        <w:t xml:space="preserve">WHAT: ownership_repair walks a declared root and repairs items whose uid is not the operator. The unit suite seeds a foreign uid only onto FILES and SYMLINKS; interior DIRECTORIES stay operator-owned (case 22 seeds only a foreign declared ROOT, on the failure path). Production first-start repairs exactly the untested shape. MANIFEST: tests/unit/test_ownership_repair.sh seed_tree/seed_wrong; scripts/ownership_repair.sh walk at :994. REPRO: seed a tree whose interior directories carry uid 100000 via podman unshare, run the repair, observe no automated assertion covers the outcome. WHY UNTESTED: the unprivileged harness cannot create symlinks inside a directory it no longer owns, which cases 8/9/18 require. The DECLARED GAPS note cross-references tests/ownership/test_container_writes_owned_files.py, but that covers the CREATION side (FR-002), not the repair-side walk. ACCEPTANCE: an integration-layer test (where the unprivileged-harness constraint does not bind) that seeds foreign-owned interior directories, runs the repair, and asserts post-state ownership plus mode preservation. Surfaced by the BOB-207 independent review 2026-08-27.</w:t>
       </w:r>
     </w:p>
     <w:bookmarkEnd w:id="58"/>
-    <w:bookmarkStart w:id="59" w:name="X65573623ddfacc4486a4d5494d166708281c78a"/>
-    <w:p>
-      <w:pPr>
-        <w:pStyle w:val="Heading2"/>
-      </w:pPr>
-      <w:r>
-        <w:t xml:space="preserve">BOB-226 — Repair-side walk over foreign-owned INTERIOR directories is untested by any automated path</w:t>
-      </w:r>
-    </w:p>
-    <w:p>
-      <w:pPr>
-        <w:pStyle w:val="FirstParagraph"/>
-      </w:pPr>
-      <w:r>
-        <w:rPr>
-          <w:b/>
-          <w:bCs/>
-        </w:rPr>
-        <w:t xml:space="preserve">Status:</w:t>
-      </w:r>
-      <w:r>
-        <w:t xml:space="preserve"> </w:t>
-      </w:r>
-      <w:r>
-        <w:t xml:space="preserve">Queued</w:t>
-      </w:r>
-      <w:r>
-        <w:t xml:space="preserve"> </w:t>
-      </w:r>
-      <w:r>
-        <w:rPr>
-          <w:b/>
-          <w:bCs/>
-        </w:rPr>
-        <w:t xml:space="preserve">Type:</w:t>
-      </w:r>
-      <w:r>
-        <w:t xml:space="preserve"> </w:t>
-      </w:r>
-      <w:r>
-        <w:t xml:space="preserve">Task</w:t>
-      </w:r>
-      <w:r>
-        <w:t xml:space="preserve"> </w:t>
-      </w:r>
-      <w:r>
-        <w:rPr>
-          <w:b/>
-          <w:bCs/>
-        </w:rPr>
-        <w:t xml:space="preserve">Severity:</w:t>
-      </w:r>
-      <w:r>
-        <w:t xml:space="preserve"> </w:t>
-      </w:r>
-      <w:r>
-        <w:t xml:space="preserve">major</w:t>
-      </w:r>
-      <w:r>
-        <w:t xml:space="preserve"> </w:t>
-      </w:r>
-      <w:r>
-        <w:rPr>
-          <w:b/>
-          <w:bCs/>
-        </w:rPr>
-        <w:t xml:space="preserve">Created-By:</w:t>
-      </w:r>
-      <w:r>
-        <w:t xml:space="preserve"> </w:t>
-      </w:r>
-      <w:r>
-        <w:t xml:space="preserve">Claude</w:t>
-      </w:r>
-      <w:r>
-        <w:t xml:space="preserve"> </w:t>
-      </w:r>
-      <w:r>
-        <w:rPr>
-          <w:b/>
-          <w:bCs/>
-        </w:rPr>
-        <w:t xml:space="preserve">Assigned-To:</w:t>
-      </w:r>
-      <w:r>
-        <w:t xml:space="preserve"> </w:t>
-      </w:r>
-      <w:r>
-        <w:t xml:space="preserve">Claude</w:t>
-      </w:r>
-    </w:p>
-    <w:p>
-      <w:pPr>
-        <w:pStyle w:val="BodyText"/>
-      </w:pPr>
-      <w:r>
-        <w:t xml:space="preserve">WHAT: ownership_repair walks a declared root and repairs items whose uid is not the operator. The unit suite seeds a foreign uid only onto FILES and SYMLINKS; interior DIRECTORIES stay operator-owned (case 22 seeds only a foreign declared ROOT, on the failure path). Production first-start repairs exactly the untested shape. MANIFEST: tests/unit/test_ownership_repair.sh seed_tree/seed_wrong; scripts/ownership_repair.sh walk at :994. REPRO: seed a tree whose interior directories carry uid 100000 via podman unshare, run the repair, observe no automated assertion covers the outcome. WHY UNTESTED: the unprivileged harness cannot create symlinks inside a directory it no longer owns, which cases 8/9/18 require. The DECLARED GAPS note cross-references tests/ownership/test_container_writes_owned_files.py, but that covers the CREATION side (FR-002), not the repair-side walk. ACCEPTANCE: an integration-layer test (where the unprivileged-harness constraint does not bind) that seeds foreign-owned interior directories, runs the repair, and asserts post-state ownership plus mode preservation. Surfaced by the BOB-207 independent review 2026-08-27.</w:t>
-      </w:r>
-    </w:p>
-    <w:bookmarkEnd w:id="59"/>
-    <w:bookmarkStart w:id="60" w:name="X8b9b6672f330fb41d15c18084254ebe6ee928c6"/>
+    <w:bookmarkStart w:id="59" w:name="X8b9b6672f330fb41d15c18084254ebe6ee928c6"/>
     <w:p>
       <w:pPr>
         <w:pStyle w:val="Heading2"/>
@@ -7160,6 +6340,122 @@
       </w:r>
       <w:r>
         <w:t xml:space="preserve">.sh it runs) – likely via a static grep/parse of pre_build_verification.sh itself, or a runtime trace; (2) assert every one of those paths is git-tracked (git ls-files –error-unmatch); (3) wire this as a new pre-build invariant so a future untracked gate implementation is caught immediately, not discovered independently weeks later; (4) a RED test creating an untracked fake gate-invocation target and asserting the new check fails on it, GREEN once the mechanism exists and the fake target is either removed or tracked.</w:t>
+      </w:r>
+    </w:p>
+    <w:bookmarkEnd w:id="59"/>
+    <w:bookmarkStart w:id="60" w:name="X1724934e377ce09ab028dadb7bcb5985acc45b9"/>
+    <w:p>
+      <w:pPr>
+        <w:pStyle w:val="Heading2"/>
+      </w:pPr>
+      <w:r>
+        <w:t xml:space="preserve">BOB-233 — start.sh –reload-jackett reports</w:t>
+      </w:r>
+      <w:r>
+        <w:t xml:space="preserve"> </w:t>
+      </w:r>
+      <w:r>
+        <w:t xml:space="preserve">‘recreated — Go source changes are now live’</w:t>
+      </w:r>
+      <w:r>
+        <w:t xml:space="preserve"> </w:t>
+      </w:r>
+      <w:r>
+        <w:t xml:space="preserve">while the running boba-jackett container still uses the OLD image</w:t>
+      </w:r>
+    </w:p>
+    <w:p>
+      <w:pPr>
+        <w:pStyle w:val="FirstParagraph"/>
+      </w:pPr>
+      <w:r>
+        <w:rPr>
+          <w:b/>
+          <w:bCs/>
+        </w:rPr>
+        <w:t xml:space="preserve">Status:</w:t>
+      </w:r>
+      <w:r>
+        <w:t xml:space="preserve"> </w:t>
+      </w:r>
+      <w:r>
+        <w:t xml:space="preserve">Queued</w:t>
+      </w:r>
+      <w:r>
+        <w:t xml:space="preserve"> </w:t>
+      </w:r>
+      <w:r>
+        <w:rPr>
+          <w:b/>
+          <w:bCs/>
+        </w:rPr>
+        <w:t xml:space="preserve">Type:</w:t>
+      </w:r>
+      <w:r>
+        <w:t xml:space="preserve"> </w:t>
+      </w:r>
+      <w:r>
+        <w:t xml:space="preserve">Bug</w:t>
+      </w:r>
+      <w:r>
+        <w:t xml:space="preserve"> </w:t>
+      </w:r>
+      <w:r>
+        <w:rPr>
+          <w:b/>
+          <w:bCs/>
+        </w:rPr>
+        <w:t xml:space="preserve">Created-By:</w:t>
+      </w:r>
+      <w:r>
+        <w:t xml:space="preserve"> </w:t>
+      </w:r>
+      <w:r>
+        <w:t xml:space="preserve">Claude</w:t>
+      </w:r>
+    </w:p>
+    <w:p>
+      <w:pPr>
+        <w:pStyle w:val="BodyText"/>
+      </w:pPr>
+      <w:r>
+        <w:t xml:space="preserve">Measured 2026-09-23: ./start.sh –reload-jackett rebuilt image 38ef117ec563 and printed [SUCCESS] boba-jackett recreated, but podman inspect boba-jackett still showed image 2a3173ce1941 started 17:09 (Up 2 hours). podman-compose</w:t>
+      </w:r>
+      <w:r>
+        <w:t xml:space="preserve"> </w:t>
+      </w:r>
+      <w:r>
+        <w:t xml:space="preserve">‘up -d boba-jackett’</w:t>
+      </w:r>
+      <w:r>
+        <w:t xml:space="preserve"> </w:t>
+      </w:r>
+      <w:r>
+        <w:t xml:space="preserve">did not recreate an unchanged-config container. Only ./start.sh –recreate moved the container onto the new image. Violates the §11.4.200 verify-after-write rule: the success message is not proof the intended target holds the intended artifact. Fix: after the recreate, read back the running container image id and compare with the freshly built image id, FAIL loudly on mismatch (or force-recreate the scoped service); apply the same to –reload-proxy-go. Needs RED-first test against a stub compose that does not recreate. Reproduction: build a change, run –reload-jackett, compare</w:t>
+      </w:r>
+      <w:r>
+        <w:t xml:space="preserve"> </w:t>
+      </w:r>
+      <w:r>
+        <w:t xml:space="preserve">‘podman inspect boba-jackett –format {{.Image}}’</w:t>
+      </w:r>
+      <w:r>
+        <w:t xml:space="preserve"> </w:t>
+      </w:r>
+      <w:r>
+        <w:t xml:space="preserve">with</w:t>
+      </w:r>
+      <w:r>
+        <w:t xml:space="preserve"> </w:t>
+      </w:r>
+      <w:r>
+        <w:t xml:space="preserve">‘podman images’</w:t>
+      </w:r>
+      <w:r>
+        <w:t xml:space="preserve"> </w:t>
+      </w:r>
+      <w:r>
+        <w:t xml:space="preserve">id.</w:t>
       </w:r>
     </w:p>
     <w:bookmarkEnd w:id="60"/>

--- a/docs/Issues.docx
+++ b/docs/Issues.docx
@@ -26,7 +26,7 @@
         <w:t xml:space="preserve"> </w:t>
       </w:r>
       <w:r>
-        <w:t xml:space="preserve">105</w:t>
+        <w:t xml:space="preserve">106</w:t>
       </w:r>
       <w:r>
         <w:t xml:space="preserve"> </w:t>
@@ -42,7 +42,7 @@
         <w:t xml:space="preserve"> </w:t>
       </w:r>
       <w:r>
-        <w:t xml:space="preserve">2026-09-23T16:57:54Z</w:t>
+        <w:t xml:space="preserve">2026-09-23T17:21:36Z</w:t>
       </w:r>
       <w:r>
         <w:t xml:space="preserve"> </w:t>
@@ -5455,13 +5455,13 @@
       </w:r>
     </w:p>
     <w:bookmarkEnd w:id="51"/>
-    <w:bookmarkStart w:id="52" w:name="Xcbb65803fa4353036c53c7c47477db14ee6e83b"/>
+    <w:bookmarkStart w:id="52" w:name="Xc10100f7380538d128b0df1c97d690968b97d37"/>
     <w:p>
       <w:pPr>
         <w:pStyle w:val="Heading2"/>
       </w:pPr>
       <w:r>
-        <w:t xml:space="preserve">BOB-192 — Remediate the 6 ratcheted CM-NO-FAIL-OPEN-SKIP findings — each needs a live-stack-verified classify-or-fail rewrite</w:t>
+        <w:t xml:space="preserve">BOB-194 — Pre-build gates walk .claude/worktrees, so a stale agent worktree can fail the main build (§11.4.201(1))</w:t>
       </w:r>
     </w:p>
     <w:p>
@@ -5479,6 +5479,94 @@
         <w:t xml:space="preserve"> </w:t>
       </w:r>
       <w:r>
+        <w:t xml:space="preserve">In progress</w:t>
+      </w:r>
+      <w:r>
+        <w:t xml:space="preserve"> </w:t>
+      </w:r>
+      <w:r>
+        <w:rPr>
+          <w:b/>
+          <w:bCs/>
+        </w:rPr>
+        <w:t xml:space="preserve">Type:</w:t>
+      </w:r>
+      <w:r>
+        <w:t xml:space="preserve"> </w:t>
+      </w:r>
+      <w:r>
+        <w:t xml:space="preserve">Bug</w:t>
+      </w:r>
+    </w:p>
+    <w:p>
+      <w:pPr>
+        <w:pStyle w:val="BodyText"/>
+      </w:pPr>
+      <w:r>
+        <w:t xml:space="preserve">WHAT: agent worktrees under .claude/worktrees/ are ephemeral copies pinned at arbitrary commits - never built, never shipped, deleted when the agent finishes. Pre-build gates that walk the tree with find(1) from the repo root descend into them anyway. MEASURED INSTANCE (2026-08-25): CM-GO-TOOLCHAIN-MATCHES-BUILDER FAILED the main build with exactly one finding, from .claude/worktrees/agent-afda1df906c537ab4 - a worktree 86 commits behind still carrying</w:t>
+      </w:r>
+      <w:r>
+        <w:t xml:space="preserve"> </w:t>
+      </w:r>
+      <w:r>
+        <w:t xml:space="preserve">‘FROM golang:1.23-alpine’</w:t>
+      </w:r>
+      <w:r>
+        <w:t xml:space="preserve"> </w:t>
+      </w:r>
+      <w:r>
+        <w:t xml:space="preserve">against a go.mod long since at 1.26.2. The main tree was CORRECT throughout. Per §11.4.201(1) a false-positive refusal is a FAIL-bluff of equal severity to a false pass: it blocks real work and teaches people to bypass the gate. FIXED FOR ONE GATE:</w:t>
+      </w:r>
+      <w:r>
+        <w:t xml:space="preserve"> </w:t>
+      </w:r>
+      <w:r>
+        <w:t xml:space="preserve">‘.claude’</w:t>
+      </w:r>
+      <w:r>
+        <w:t xml:space="preserve"> </w:t>
+      </w:r>
+      <w:r>
+        <w:t xml:space="preserve">added to that gate’s PRUNE_DIRS with a deterministic §1.1 pair - a stale mismatch inside .claude/worktrees must NOT fail a healthy tree, the SAME mismatch outside it MUST still fail, so the prune cannot widen into blindness (§11.4.201(6)). Mutation verified: reverting the prune fails 2 checks. SURVEY, measured not inferred: 8 of 13 pre_build gates walk the tree; only the fixed one prunes .claude. Gates using</w:t>
+      </w:r>
+      <w:r>
+        <w:t xml:space="preserve"> </w:t>
+      </w:r>
+      <w:r>
+        <w:t xml:space="preserve">‘git ls-files’</w:t>
+      </w:r>
+      <w:r>
+        <w:t xml:space="preserve"> </w:t>
+      </w:r>
+      <w:r>
+        <w:t xml:space="preserve">are structurally immune - worktrees are untracked. Empirically probed: check_cm_closure_seam_binds, check_cm_killpg_pgid_guard and check_cm_no_production_mutation_residue all rc=0 with ZERO worktree references - clean in practice today. UNMEASURED, not clean: check_cm_test_mock_pid_explicit_int and check_cm_test_mock_pid_patched_when_real_pid were not reached before the probe budget expired. HYPOTHESIS REFUTED, recorded so nobody re-walks it: an earlier revision of this item speculated that check_cm_plugin_count’s 90s timeout was caused by walking worktrees. It is NOT. That gate’s find is scoped to $PLUGINS_DIR (check_cm_plugin_count.sh:224), so worktrees are outside its walk entirely. Its slowness is real - still running past 54s on a re-measure - but has a different, still-unidentified cause and belongs to its own item, not this one. ACCEPTANCE: every tree-walking gate either prunes agent scratch or is proven immune by measurement, each with a paired mutation. NOTE the asymmetry that bounds the risk: a stale worktree can only ADD findings to a security-relevant scan (killpg, mutation-residue), never remove them - so the exposure is false refusal and eroded trust, not a missed defect.</w:t>
+      </w:r>
+    </w:p>
+    <w:bookmarkEnd w:id="52"/>
+    <w:bookmarkStart w:id="53" w:name="Xe8f9d6ae701b2e0cae1912181571b5052b26492"/>
+    <w:p>
+      <w:pPr>
+        <w:pStyle w:val="Heading2"/>
+      </w:pPr>
+      <w:r>
+        <w:t xml:space="preserve">BOB-196 — check_cm_plugin_count runs for over a minute on ~69 files — cause unidentified, and it is not worktree traversal</w:t>
+      </w:r>
+    </w:p>
+    <w:p>
+      <w:pPr>
+        <w:pStyle w:val="FirstParagraph"/>
+      </w:pPr>
+      <w:r>
+        <w:rPr>
+          <w:b/>
+          <w:bCs/>
+        </w:rPr>
+        <w:t xml:space="preserve">Status:</w:t>
+      </w:r>
+      <w:r>
+        <w:t xml:space="preserve"> </w:t>
+      </w:r>
+      <w:r>
         <w:t xml:space="preserve">Queued</w:t>
       </w:r>
       <w:r>
@@ -5503,41 +5591,113 @@
         <w:pStyle w:val="BodyText"/>
       </w:pPr>
       <w:r>
-        <w:t xml:space="preserve">WHAT: the BOB-161 gate lands with 6 real fail-open skips RATCHETED rather than fixed. Ratcheting is the constitution’s named brownfield default (§11.4.135/§11.4.224(E)) and this repo’s own precedent, so the choice is correct - but the remediation it defers is real work that must be owned somewhere. WHY THIS ITEM EXISTS: the gate’s own header asserted the 6 were</w:t>
-      </w:r>
-      <w:r>
-        <w:t xml:space="preserve"> </w:t>
-      </w:r>
-      <w:r>
-        <w:t xml:space="preserve">‘TRACKED SEPARATELY (§11.4.197)’</w:t>
-      </w:r>
-      <w:r>
-        <w:t xml:space="preserve"> </w:t>
-      </w:r>
-      <w:r>
-        <w:t xml:space="preserve">while no tracker row existed. The §11.4.209 independent review verified the absence and raised it as IMPORTANT-5, noting that without a row those findings are precisely the parked-unverified debt class §11.4.226(4) names - the population an operator samples and finds broken. A prose claim of being tracked is not tracking. WHAT EACH NEEDS: a skip that fires on evidence the host ANSWERED must either classify the response and FAIL on it, or take a §11.4.69 reason that is honestly derivable from the environment rather than from the response - verified against the live stack, not asserted. Two of the six sit under</w:t>
-      </w:r>
-      <w:r>
-        <w:t xml:space="preserve"> </w:t>
-      </w:r>
-      <w:r>
-        <w:t xml:space="preserve">‘# allow-skip:’</w:t>
-      </w:r>
-      <w:r>
-        <w:t xml:space="preserve"> </w:t>
-      </w:r>
-      <w:r>
-        <w:t xml:space="preserve">markers at tests/unit/test_tracker_auth_live.py:105 and :108, which the reviewer confirmed genuinely are fail-open, so that marker must not be treated as absolution. ACCEPTANCE: all 6 remediated with RED-first evidence per §11.4.115, the gate’s BASELINE ratcheted to 0, and the ratchet’s monotone-decreasing property preserved throughout (§11.4.227(A)). NOTE the reviewer’s MINOR-1: a count-baseline absorbs a one-out-one-in swap, so remediation progress must be checked against the finding SET, not only the count.</w:t>
-      </w:r>
-    </w:p>
-    <w:bookmarkEnd w:id="52"/>
-    <w:bookmarkStart w:id="53" w:name="Xc10100f7380538d128b0df1c97d690968b97d37"/>
+        <w:t xml:space="preserve">WHAT: the CM-PLUGIN-COUNT pre-build gate takes 189 SECONDS to verify 8 documented counts. Measured 2026-08-25: exceeded a 90s probe budget (rc=124), then a bounded re-run completed at</w:t>
+      </w:r>
+      <w:r>
+        <w:t xml:space="preserve"> </w:t>
+      </w:r>
+      <w:r>
+        <w:t xml:space="preserve">‘rc=0 wall=189s’</w:t>
+      </w:r>
+      <w:r>
+        <w:t xml:space="preserve"> </w:t>
+      </w:r>
+      <w:r>
+        <w:t xml:space="preserve">- it PASSES, it is simply slow. CAUSE, MEASURED NOT GUESSED: the marker loop at check_cm_plugin_count.sh:273-290 iterates EVERY LINE of every governed document and spawns a pipeline per line. Per iteration:</w:t>
+      </w:r>
+      <w:r>
+        <w:t xml:space="preserve"> </w:t>
+      </w:r>
+      <w:r>
+        <w:t xml:space="preserve">‘printf | grep -oE | wc -l | tr -d’</w:t>
+      </w:r>
+      <w:r>
+        <w:t xml:space="preserve"> </w:t>
+      </w:r>
+      <w:r>
+        <w:t xml:space="preserve">(4 processes) plus</w:t>
+      </w:r>
+      <w:r>
+        <w:t xml:space="preserve"> </w:t>
+      </w:r>
+      <w:r>
+        <w:t xml:space="preserve">‘printf | sed -n’</w:t>
+      </w:r>
+      <w:r>
+        <w:t xml:space="preserve"> </w:t>
+      </w:r>
+      <w:r>
+        <w:t xml:space="preserve">(2) = ~6. Governed docs are AGENTS.md 689 + CLAUDE.md 494 + docs/features/Status.md 670 = 1853 lines, so ~11,118 process spawns, measuring ~102 ms/line. Classic per-line-subprocess shell trap. THE IRONY WORTH PRESERVING, because it explains why nobody simplified it: the in-code comment shows</w:t>
+      </w:r>
+      <w:r>
+        <w:t xml:space="preserve"> </w:t>
+      </w:r>
+      <w:r>
+        <w:t xml:space="preserve">‘-oE | wc -l’</w:t>
+      </w:r>
+      <w:r>
+        <w:t xml:space="preserve"> </w:t>
+      </w:r>
+      <w:r>
+        <w:t xml:space="preserve">was chosen DELIBERATELY over</w:t>
+      </w:r>
+      <w:r>
+        <w:t xml:space="preserve"> </w:t>
+      </w:r>
+      <w:r>
+        <w:t xml:space="preserve">‘grep -c’</w:t>
+      </w:r>
+      <w:r>
+        <w:t xml:space="preserve"> </w:t>
+      </w:r>
+      <w:r>
+        <w:t xml:space="preserve">after measuring the §11.4.201(12) footgun - on this host (ugrep 7.8.4)</w:t>
+      </w:r>
+      <w:r>
+        <w:t xml:space="preserve"> </w:t>
+      </w:r>
+      <w:r>
+        <w:t xml:space="preserve">‘grep -coE’</w:t>
+      </w:r>
+      <w:r>
+        <w:t xml:space="preserve"> </w:t>
+      </w:r>
+      <w:r>
+        <w:t xml:space="preserve">returned 3 at top level but 1 inside a</w:t>
+      </w:r>
+      <w:r>
+        <w:t xml:space="preserve"> </w:t>
+      </w:r>
+      <w:r>
+        <w:t xml:space="preserve">‘set -euo pipefail’</w:t>
+      </w:r>
+      <w:r>
+        <w:t xml:space="preserve"> </w:t>
+      </w:r>
+      <w:r>
+        <w:t xml:space="preserve">subshell, a context-dependent reading. The correctness fix is right and must be kept; it is the PER-LINE application of it that costs the three minutes. HYPOTHESIS REFUTED, recorded so nobody re-walks it: this is NOT worktree traversal. The gate’s find is scoped to $PLUGINS_DIR (:224), so the five agent worktrees are outside its walk. That guess was raised on BOB-194 and is dead. LIKELY FIX (unverified, stated as a candidate not a conclusion): pre-filter with ONE grep for lines containing</w:t>
+      </w:r>
+      <w:r>
+        <w:t xml:space="preserve"> </w:t>
+      </w:r>
+      <w:r>
+        <w:t xml:space="preserve">‘CM-PLUGIN-COUNT:’</w:t>
+      </w:r>
+      <w:r>
+        <w:t xml:space="preserve"> </w:t>
+      </w:r>
+      <w:r>
+        <w:t xml:space="preserve">before entering the loop, reducing ~1853 iterations to the ~8 lines that carry a marker, while leaving the per-line parsing logic - and its footgun-avoiding form - completely unchanged. WHY IT MATTERS beyond impatience: this gate is on the pre-build critical path, and CLAUDE.md leans on it as the mechanical authority for the three distinct plugin rosters (43 curated / 43 engines / 12 bootstrap) whose conflation was BOB-149. A gate slow enough to tempt anyone into skipping it protects nothing. ACCEPTANCE: runtime reduced with the counts and the footgun-avoiding parse preserved byte-for-byte in behaviour, proven by the existing paired mutation still biting plus a before/after wall-clock recorded. §11.4.6: nothing here questions the gate’s VERDICTS - only its runtime.</w:t>
+      </w:r>
+    </w:p>
+    <w:bookmarkEnd w:id="53"/>
+    <w:bookmarkStart w:id="54" w:name="X0a11ad4ef084ae583354444a7004378388ce69a"/>
     <w:p>
       <w:pPr>
         <w:pStyle w:val="Heading2"/>
       </w:pPr>
       <w:r>
-        <w:t xml:space="preserve">BOB-194 — Pre-build gates walk .claude/worktrees, so a stale agent worktree can fail the main build (§11.4.201(1))</w:t>
+        <w:t xml:space="preserve">BOB-211 — LATENT + OPERATOR-GATED: on a uid-flattening mount whose uid is not the operator, chown fails EPERM with no fstype-aware diagnosis, and fmask/dmask silently defeat the preserve_mode 600 contract</w:t>
       </w:r>
     </w:p>
     <w:p>
@@ -5555,7 +5715,7 @@
         <w:t xml:space="preserve"> </w:t>
       </w:r>
       <w:r>
-        <w:t xml:space="preserve">In progress</w:t>
+        <w:t xml:space="preserve">Queued</w:t>
       </w:r>
       <w:r>
         <w:t xml:space="preserve"> </w:t>
@@ -5573,330 +5733,94 @@
       <w:r>
         <w:t xml:space="preserve">Bug</w:t>
       </w:r>
-    </w:p>
-    <w:p>
-      <w:pPr>
-        <w:pStyle w:val="BodyText"/>
-      </w:pPr>
-      <w:r>
-        <w:t xml:space="preserve">WHAT: agent worktrees under .claude/worktrees/ are ephemeral copies pinned at arbitrary commits - never built, never shipped, deleted when the agent finishes. Pre-build gates that walk the tree with find(1) from the repo root descend into them anyway. MEASURED INSTANCE (2026-08-25): CM-GO-TOOLCHAIN-MATCHES-BUILDER FAILED the main build with exactly one finding, from .claude/worktrees/agent-afda1df906c537ab4 - a worktree 86 commits behind still carrying</w:t>
-      </w:r>
-      <w:r>
-        <w:t xml:space="preserve"> </w:t>
-      </w:r>
-      <w:r>
-        <w:t xml:space="preserve">‘FROM golang:1.23-alpine’</w:t>
-      </w:r>
-      <w:r>
-        <w:t xml:space="preserve"> </w:t>
-      </w:r>
-      <w:r>
-        <w:t xml:space="preserve">against a go.mod long since at 1.26.2. The main tree was CORRECT throughout. Per §11.4.201(1) a false-positive refusal is a FAIL-bluff of equal severity to a false pass: it blocks real work and teaches people to bypass the gate. FIXED FOR ONE GATE:</w:t>
-      </w:r>
-      <w:r>
-        <w:t xml:space="preserve"> </w:t>
-      </w:r>
-      <w:r>
-        <w:t xml:space="preserve">‘.claude’</w:t>
-      </w:r>
-      <w:r>
-        <w:t xml:space="preserve"> </w:t>
-      </w:r>
-      <w:r>
-        <w:t xml:space="preserve">added to that gate’s PRUNE_DIRS with a deterministic §1.1 pair - a stale mismatch inside .claude/worktrees must NOT fail a healthy tree, the SAME mismatch outside it MUST still fail, so the prune cannot widen into blindness (§11.4.201(6)). Mutation verified: reverting the prune fails 2 checks. SURVEY, measured not inferred: 8 of 13 pre_build gates walk the tree; only the fixed one prunes .claude. Gates using</w:t>
-      </w:r>
-      <w:r>
-        <w:t xml:space="preserve"> </w:t>
-      </w:r>
-      <w:r>
-        <w:t xml:space="preserve">‘git ls-files’</w:t>
-      </w:r>
-      <w:r>
-        <w:t xml:space="preserve"> </w:t>
-      </w:r>
-      <w:r>
-        <w:t xml:space="preserve">are structurally immune - worktrees are untracked. Empirically probed: check_cm_closure_seam_binds, check_cm_killpg_pgid_guard and check_cm_no_production_mutation_residue all rc=0 with ZERO worktree references - clean in practice today. UNMEASURED, not clean: check_cm_test_mock_pid_explicit_int and check_cm_test_mock_pid_patched_when_real_pid were not reached before the probe budget expired. HYPOTHESIS REFUTED, recorded so nobody re-walks it: an earlier revision of this item speculated that check_cm_plugin_count’s 90s timeout was caused by walking worktrees. It is NOT. That gate’s find is scoped to $PLUGINS_DIR (check_cm_plugin_count.sh:224), so worktrees are outside its walk entirely. Its slowness is real - still running past 54s on a re-measure - but has a different, still-unidentified cause and belongs to its own item, not this one. ACCEPTANCE: every tree-walking gate either prunes agent scratch or is proven immune by measurement, each with a paired mutation. NOTE the asymmetry that bounds the risk: a stale worktree can only ADD findings to a security-relevant scan (killpg, mutation-residue), never remove them - so the exposure is false refusal and eroded trust, not a missed defect.</w:t>
-      </w:r>
-    </w:p>
-    <w:bookmarkEnd w:id="53"/>
-    <w:bookmarkStart w:id="54" w:name="Xe8f9d6ae701b2e0cae1912181571b5052b26492"/>
-    <w:p>
-      <w:pPr>
-        <w:pStyle w:val="Heading2"/>
-      </w:pPr>
-      <w:r>
-        <w:t xml:space="preserve">BOB-196 — check_cm_plugin_count runs for over a minute on ~69 files — cause unidentified, and it is not worktree traversal</w:t>
-      </w:r>
-    </w:p>
-    <w:p>
-      <w:pPr>
-        <w:pStyle w:val="FirstParagraph"/>
-      </w:pPr>
-      <w:r>
-        <w:rPr>
-          <w:b/>
-          <w:bCs/>
-        </w:rPr>
-        <w:t xml:space="preserve">Status:</w:t>
-      </w:r>
-      <w:r>
-        <w:t xml:space="preserve"> </w:t>
-      </w:r>
-      <w:r>
-        <w:t xml:space="preserve">Queued</w:t>
-      </w:r>
-      <w:r>
-        <w:t xml:space="preserve"> </w:t>
-      </w:r>
-      <w:r>
-        <w:rPr>
-          <w:b/>
-          <w:bCs/>
-        </w:rPr>
-        <w:t xml:space="preserve">Type:</w:t>
-      </w:r>
-      <w:r>
-        <w:t xml:space="preserve"> </w:t>
-      </w:r>
-      <w:r>
-        <w:t xml:space="preserve">Task</w:t>
-      </w:r>
-    </w:p>
-    <w:p>
-      <w:pPr>
-        <w:pStyle w:val="BodyText"/>
-      </w:pPr>
-      <w:r>
-        <w:t xml:space="preserve">WHAT: the CM-PLUGIN-COUNT pre-build gate takes 189 SECONDS to verify 8 documented counts. Measured 2026-08-25: exceeded a 90s probe budget (rc=124), then a bounded re-run completed at</w:t>
-      </w:r>
-      <w:r>
-        <w:t xml:space="preserve"> </w:t>
-      </w:r>
-      <w:r>
-        <w:t xml:space="preserve">‘rc=0 wall=189s’</w:t>
-      </w:r>
-      <w:r>
-        <w:t xml:space="preserve"> </w:t>
-      </w:r>
-      <w:r>
-        <w:t xml:space="preserve">- it PASSES, it is simply slow. CAUSE, MEASURED NOT GUESSED: the marker loop at check_cm_plugin_count.sh:273-290 iterates EVERY LINE of every governed document and spawns a pipeline per line. Per iteration:</w:t>
-      </w:r>
-      <w:r>
-        <w:t xml:space="preserve"> </w:t>
-      </w:r>
-      <w:r>
-        <w:t xml:space="preserve">‘printf | grep -oE | wc -l | tr -d’</w:t>
-      </w:r>
-      <w:r>
-        <w:t xml:space="preserve"> </w:t>
-      </w:r>
-      <w:r>
-        <w:t xml:space="preserve">(4 processes) plus</w:t>
-      </w:r>
-      <w:r>
-        <w:t xml:space="preserve"> </w:t>
-      </w:r>
-      <w:r>
-        <w:t xml:space="preserve">‘printf | sed -n’</w:t>
-      </w:r>
-      <w:r>
-        <w:t xml:space="preserve"> </w:t>
-      </w:r>
-      <w:r>
-        <w:t xml:space="preserve">(2) = ~6. Governed docs are AGENTS.md 689 + CLAUDE.md 494 + docs/features/Status.md 670 = 1853 lines, so ~11,118 process spawns, measuring ~102 ms/line. Classic per-line-subprocess shell trap. THE IRONY WORTH PRESERVING, because it explains why nobody simplified it: the in-code comment shows</w:t>
-      </w:r>
-      <w:r>
-        <w:t xml:space="preserve"> </w:t>
-      </w:r>
-      <w:r>
-        <w:t xml:space="preserve">‘-oE | wc -l’</w:t>
-      </w:r>
-      <w:r>
-        <w:t xml:space="preserve"> </w:t>
-      </w:r>
-      <w:r>
-        <w:t xml:space="preserve">was chosen DELIBERATELY over</w:t>
-      </w:r>
-      <w:r>
-        <w:t xml:space="preserve"> </w:t>
-      </w:r>
-      <w:r>
-        <w:t xml:space="preserve">‘grep -c’</w:t>
-      </w:r>
-      <w:r>
-        <w:t xml:space="preserve"> </w:t>
-      </w:r>
-      <w:r>
-        <w:t xml:space="preserve">after measuring the §11.4.201(12) footgun - on this host (ugrep 7.8.4)</w:t>
-      </w:r>
-      <w:r>
-        <w:t xml:space="preserve"> </w:t>
-      </w:r>
-      <w:r>
-        <w:t xml:space="preserve">‘grep -coE’</w:t>
-      </w:r>
-      <w:r>
-        <w:t xml:space="preserve"> </w:t>
-      </w:r>
-      <w:r>
-        <w:t xml:space="preserve">returned 3 at top level but 1 inside a</w:t>
-      </w:r>
-      <w:r>
-        <w:t xml:space="preserve"> </w:t>
-      </w:r>
-      <w:r>
-        <w:t xml:space="preserve">‘set -euo pipefail’</w:t>
-      </w:r>
-      <w:r>
-        <w:t xml:space="preserve"> </w:t>
-      </w:r>
-      <w:r>
-        <w:t xml:space="preserve">subshell, a context-dependent reading. The correctness fix is right and must be kept; it is the PER-LINE application of it that costs the three minutes. HYPOTHESIS REFUTED, recorded so nobody re-walks it: this is NOT worktree traversal. The gate’s find is scoped to $PLUGINS_DIR (:224), so the five agent worktrees are outside its walk. That guess was raised on BOB-194 and is dead. LIKELY FIX (unverified, stated as a candidate not a conclusion): pre-filter with ONE grep for lines containing</w:t>
-      </w:r>
-      <w:r>
-        <w:t xml:space="preserve"> </w:t>
-      </w:r>
-      <w:r>
-        <w:t xml:space="preserve">‘CM-PLUGIN-COUNT:’</w:t>
-      </w:r>
-      <w:r>
-        <w:t xml:space="preserve"> </w:t>
-      </w:r>
-      <w:r>
-        <w:t xml:space="preserve">before entering the loop, reducing ~1853 iterations to the ~8 lines that carry a marker, while leaving the per-line parsing logic - and its footgun-avoiding form - completely unchanged. WHY IT MATTERS beyond impatience: this gate is on the pre-build critical path, and CLAUDE.md leans on it as the mechanical authority for the three distinct plugin rosters (43 curated / 43 engines / 12 bootstrap) whose conflation was BOB-149. A gate slow enough to tempt anyone into skipping it protects nothing. ACCEPTANCE: runtime reduced with the counts and the footgun-avoiding parse preserved byte-for-byte in behaviour, proven by the existing paired mutation still biting plus a before/after wall-clock recorded. §11.4.6: nothing here questions the gate’s VERDICTS - only its runtime.</w:t>
+      <w:r>
+        <w:t xml:space="preserve"> </w:t>
+      </w:r>
+      <w:r>
+        <w:rPr>
+          <w:b/>
+          <w:bCs/>
+        </w:rPr>
+        <w:t xml:space="preserve">Severity:</w:t>
+      </w:r>
+      <w:r>
+        <w:t xml:space="preserve"> </w:t>
+      </w:r>
+      <w:r>
+        <w:t xml:space="preserve">minor</w:t>
+      </w:r>
+    </w:p>
+    <w:p>
+      <w:pPr>
+        <w:pStyle w:val="BodyText"/>
+      </w:pPr>
+      <w:r>
+        <w:t xml:space="preserve">STATUS: LATENT on this host (measured: all six declared locations sit on ONE btrfs mount, fully ownership-expressive) and OPERATOR-GATED for verification. Retained from the dismissed BOB-206 rather than discarded with it, because the scenario is well-founded elsewhere: the declared mount is a udisks auto-mounted REMOVABLE NVMe, so another operator’s portable drive being exFAT or NTFS is entirely ordinary.</w:t>
+      </w:r>
+    </w:p>
+    <w:p>
+      <w:pPr>
+        <w:pStyle w:val="BodyText"/>
+      </w:pPr>
+      <w:r>
+        <w:t xml:space="preserve">TWO RESIDUALS:</w:t>
+      </w:r>
+      <w:r>
+        <w:t xml:space="preserve"> </w:t>
+      </w:r>
+      <w:r>
+        <w:t xml:space="preserve">(1) REPAIR-LAYER DIAGNOSIS. On a uid-flattening mount whose flattened uid is NOT the operator, probe_location correctly REFUSES (verified: uid=0 and uid=100999 both refuse). But it then hands ownership_repair.sh a chown that will return EPERM, and nothing in the repair path is fstype-aware — so the operator sees a permission failure whose real remedy is a REMOUNT OPTION, which no message says. Reasoned, NOT proven: the shim used to verify BOB-206 models the stat READ, not the chown WRITE, and cannot settle whether chown actually fails.</w:t>
+      </w:r>
+      <w:r>
+        <w:t xml:space="preserve"> </w:t>
+      </w:r>
+      <w:r>
+        <w:t xml:space="preserve">(2) MODE CONTRACT. vfat flattens MODE via fmask/dmask, so the preserve_mode: true / 600 contract on .env and config/boba.db would be silently unenforceable there. §11.4.10-adjacent: a credential file believed to be 600 that is world-readable by mount option is a leak the mode check cannot see.</w:t>
+      </w:r>
+    </w:p>
+    <w:p>
+      <w:pPr>
+        <w:pStyle w:val="BodyText"/>
+      </w:pPr>
+      <w:r>
+        <w:t xml:space="preserve">WHY OPERATOR-GATED: a genuine end-to-end RED needs a real uid-flattening mount. The privilege-free route is bindfs -u</w:t>
+      </w:r>
+      <w:r>
+        <w:t xml:space="preserve"> </w:t>
+      </w:r>
+      <w:r>
+        <w:t xml:space="preserve"> </w:t>
+      </w:r>
+      <w:r>
+        <w:t xml:space="preserve">(FUSE; fusermount IS present and user_allow_other IS set) — but bindfs is ABSENT on this host, as are mkfs.vfat and losetup. So verification needs either a bindfs install or a privileged loopback mount. Neither was attempted (§11.4.21 — high-blast-radius host mutation is operator-gated).</w:t>
+      </w:r>
+    </w:p>
+    <w:p>
+      <w:pPr>
+        <w:pStyle w:val="BodyText"/>
+      </w:pPr>
+      <w:r>
+        <w:t xml:space="preserve">ALSO RECORDED: NO test anywhere exercises a uid-flattening filesystem — vfat/exfat/ntfs/flatten/loopback/mkfs/losetup/bindfs/fusermount all measure 0 across the three ownership test files, needle-proven (probe_location = 3 hits through the same instrument).</w:t>
+      </w:r>
+    </w:p>
+    <w:p>
+      <w:pPr>
+        <w:pStyle w:val="BodyText"/>
+      </w:pPr>
+      <w:r>
+        <w:t xml:space="preserve">ACCEPTANCE: (1) operator decides whether to install bindfs or provide a privileged loopback so the RED can be built; (2) if verified, the repair path gains fstype-aware diagnosis naming the remount remedy; (3) the mode contract either detects mode-flattening mounts and refuses, or documents honestly that it cannot be enforced there.</w:t>
+      </w:r>
+    </w:p>
+    <w:p>
+      <w:pPr>
+        <w:pStyle w:val="BodyText"/>
+      </w:pPr>
+      <w:r>
+        <w:t xml:space="preserve">DISCOVERY CHANNEL (§11.4.238): retained residual from the BOB-206 verification stream.</w:t>
       </w:r>
     </w:p>
     <w:bookmarkEnd w:id="54"/>
-    <w:bookmarkStart w:id="55" w:name="X0a11ad4ef084ae583354444a7004378388ce69a"/>
-    <w:p>
-      <w:pPr>
-        <w:pStyle w:val="Heading2"/>
-      </w:pPr>
-      <w:r>
-        <w:t xml:space="preserve">BOB-211 — LATENT + OPERATOR-GATED: on a uid-flattening mount whose uid is not the operator, chown fails EPERM with no fstype-aware diagnosis, and fmask/dmask silently defeat the preserve_mode 600 contract</w:t>
-      </w:r>
-    </w:p>
-    <w:p>
-      <w:pPr>
-        <w:pStyle w:val="FirstParagraph"/>
-      </w:pPr>
-      <w:r>
-        <w:rPr>
-          <w:b/>
-          <w:bCs/>
-        </w:rPr>
-        <w:t xml:space="preserve">Status:</w:t>
-      </w:r>
-      <w:r>
-        <w:t xml:space="preserve"> </w:t>
-      </w:r>
-      <w:r>
-        <w:t xml:space="preserve">Queued</w:t>
-      </w:r>
-      <w:r>
-        <w:t xml:space="preserve"> </w:t>
-      </w:r>
-      <w:r>
-        <w:rPr>
-          <w:b/>
-          <w:bCs/>
-        </w:rPr>
-        <w:t xml:space="preserve">Type:</w:t>
-      </w:r>
-      <w:r>
-        <w:t xml:space="preserve"> </w:t>
-      </w:r>
-      <w:r>
-        <w:t xml:space="preserve">Bug</w:t>
-      </w:r>
-      <w:r>
-        <w:t xml:space="preserve"> </w:t>
-      </w:r>
-      <w:r>
-        <w:rPr>
-          <w:b/>
-          <w:bCs/>
-        </w:rPr>
-        <w:t xml:space="preserve">Severity:</w:t>
-      </w:r>
-      <w:r>
-        <w:t xml:space="preserve"> </w:t>
-      </w:r>
-      <w:r>
-        <w:t xml:space="preserve">minor</w:t>
-      </w:r>
-    </w:p>
-    <w:p>
-      <w:pPr>
-        <w:pStyle w:val="BodyText"/>
-      </w:pPr>
-      <w:r>
-        <w:t xml:space="preserve">STATUS: LATENT on this host (measured: all six declared locations sit on ONE btrfs mount, fully ownership-expressive) and OPERATOR-GATED for verification. Retained from the dismissed BOB-206 rather than discarded with it, because the scenario is well-founded elsewhere: the declared mount is a udisks auto-mounted REMOVABLE NVMe, so another operator’s portable drive being exFAT or NTFS is entirely ordinary.</w:t>
-      </w:r>
-    </w:p>
-    <w:p>
-      <w:pPr>
-        <w:pStyle w:val="BodyText"/>
-      </w:pPr>
-      <w:r>
-        <w:t xml:space="preserve">TWO RESIDUALS:</w:t>
-      </w:r>
-      <w:r>
-        <w:t xml:space="preserve"> </w:t>
-      </w:r>
-      <w:r>
-        <w:t xml:space="preserve">(1) REPAIR-LAYER DIAGNOSIS. On a uid-flattening mount whose flattened uid is NOT the operator, probe_location correctly REFUSES (verified: uid=0 and uid=100999 both refuse). But it then hands ownership_repair.sh a chown that will return EPERM, and nothing in the repair path is fstype-aware — so the operator sees a permission failure whose real remedy is a REMOUNT OPTION, which no message says. Reasoned, NOT proven: the shim used to verify BOB-206 models the stat READ, not the chown WRITE, and cannot settle whether chown actually fails.</w:t>
-      </w:r>
-      <w:r>
-        <w:t xml:space="preserve"> </w:t>
-      </w:r>
-      <w:r>
-        <w:t xml:space="preserve">(2) MODE CONTRACT. vfat flattens MODE via fmask/dmask, so the preserve_mode: true / 600 contract on .env and config/boba.db would be silently unenforceable there. §11.4.10-adjacent: a credential file believed to be 600 that is world-readable by mount option is a leak the mode check cannot see.</w:t>
-      </w:r>
-    </w:p>
-    <w:p>
-      <w:pPr>
-        <w:pStyle w:val="BodyText"/>
-      </w:pPr>
-      <w:r>
-        <w:t xml:space="preserve">WHY OPERATOR-GATED: a genuine end-to-end RED needs a real uid-flattening mount. The privilege-free route is bindfs -u</w:t>
-      </w:r>
-      <w:r>
-        <w:t xml:space="preserve"> </w:t>
-      </w:r>
-      <w:r>
-        <w:t xml:space="preserve"> </w:t>
-      </w:r>
-      <w:r>
-        <w:t xml:space="preserve">(FUSE; fusermount IS present and user_allow_other IS set) — but bindfs is ABSENT on this host, as are mkfs.vfat and losetup. So verification needs either a bindfs install or a privileged loopback mount. Neither was attempted (§11.4.21 — high-blast-radius host mutation is operator-gated).</w:t>
-      </w:r>
-    </w:p>
-    <w:p>
-      <w:pPr>
-        <w:pStyle w:val="BodyText"/>
-      </w:pPr>
-      <w:r>
-        <w:t xml:space="preserve">ALSO RECORDED: NO test anywhere exercises a uid-flattening filesystem — vfat/exfat/ntfs/flatten/loopback/mkfs/losetup/bindfs/fusermount all measure 0 across the three ownership test files, needle-proven (probe_location = 3 hits through the same instrument).</w:t>
-      </w:r>
-    </w:p>
-    <w:p>
-      <w:pPr>
-        <w:pStyle w:val="BodyText"/>
-      </w:pPr>
-      <w:r>
-        <w:t xml:space="preserve">ACCEPTANCE: (1) operator decides whether to install bindfs or provide a privileged loopback so the RED can be built; (2) if verified, the repair path gains fstype-aware diagnosis naming the remount remedy; (3) the mode contract either detects mode-flattening mounts and refuses, or documents honestly that it cannot be enforced there.</w:t>
-      </w:r>
-    </w:p>
-    <w:p>
-      <w:pPr>
-        <w:pStyle w:val="BodyText"/>
-      </w:pPr>
-      <w:r>
-        <w:t xml:space="preserve">DISCOVERY CHANNEL (§11.4.238): retained residual from the BOB-206 verification stream.</w:t>
-      </w:r>
-    </w:p>
-    <w:bookmarkEnd w:id="55"/>
-    <w:bookmarkStart w:id="56" w:name="X71b3d3e28f037bd84e63565bd377b60227a2e0f"/>
+    <w:bookmarkStart w:id="55" w:name="X71b3d3e28f037bd84e63565bd377b60227a2e0f"/>
     <w:p>
       <w:pPr>
         <w:pStyle w:val="Heading2"/>
@@ -6019,14 +5943,131 @@
         <w:t xml:space="preserve">DISCOVERY CHANNEL (§11.4.238): found by the BOB-212 blast-radius sweep — and only on its SECOND pass. The first pass filtered by a source-extension set that omitted .pdf, which hid this finding entirely; the agent re-ran with no extension filter over all 420 non-artifact paths and recorded the blind spot rather than shipping the first number. Worth keeping: an extension allowlist is itself a false-null generator, which is the same shape as the defect being investigated.</w:t>
       </w:r>
     </w:p>
+    <w:bookmarkEnd w:id="55"/>
+    <w:bookmarkStart w:id="56" w:name="Xc973ac35236f47c14148f5b58288bb1748733e4"/>
+    <w:p>
+      <w:pPr>
+        <w:pStyle w:val="Heading2"/>
+      </w:pPr>
+      <w:r>
+        <w:t xml:space="preserve">BOB-223 — §11.4.18 script-documentation and §11.4.44 revision headers are ungated — and the perverse consequence is that WRITING the mandated companion doc is what breaks the build</w:t>
+      </w:r>
+    </w:p>
+    <w:p>
+      <w:pPr>
+        <w:pStyle w:val="FirstParagraph"/>
+      </w:pPr>
+      <w:r>
+        <w:rPr>
+          <w:b/>
+          <w:bCs/>
+        </w:rPr>
+        <w:t xml:space="preserve">Status:</w:t>
+      </w:r>
+      <w:r>
+        <w:t xml:space="preserve"> </w:t>
+      </w:r>
+      <w:r>
+        <w:t xml:space="preserve">Queued</w:t>
+      </w:r>
+      <w:r>
+        <w:t xml:space="preserve"> </w:t>
+      </w:r>
+      <w:r>
+        <w:rPr>
+          <w:b/>
+          <w:bCs/>
+        </w:rPr>
+        <w:t xml:space="preserve">Type:</w:t>
+      </w:r>
+      <w:r>
+        <w:t xml:space="preserve"> </w:t>
+      </w:r>
+      <w:r>
+        <w:t xml:space="preserve">Bug</w:t>
+      </w:r>
+      <w:r>
+        <w:t xml:space="preserve"> </w:t>
+      </w:r>
+      <w:r>
+        <w:rPr>
+          <w:b/>
+          <w:bCs/>
+        </w:rPr>
+        <w:t xml:space="preserve">Severity:</w:t>
+      </w:r>
+      <w:r>
+        <w:t xml:space="preserve"> </w:t>
+      </w:r>
+      <w:r>
+        <w:t xml:space="preserve">major</w:t>
+      </w:r>
+    </w:p>
+    <w:p>
+      <w:pPr>
+        <w:pStyle w:val="BodyText"/>
+      </w:pPr>
+      <w:r>
+        <w:t xml:space="preserve">WHAT, both conductor-verified with control needles: CM-SCRIPT-DOCS-SYNC occurrences in scripts/pre_build_verification.sh = 0 (control needle CM-MARKDOWN-EXPORT-SYNC = 6, so the instrument sees). §11.4.44 revision-header enforcement likewise 0 hits (control needle 3). Neither §11.4.18’s companion-doc mandate nor §11.4.44’s revision header is enforced by any invariant.</w:t>
+      </w:r>
+    </w:p>
+    <w:p>
+      <w:pPr>
+        <w:pStyle w:val="BodyText"/>
+      </w:pPr>
+      <w:r>
+        <w:t xml:space="preserve">THE PERVERSE CONSEQUENCE, MEASURED: a new script with NO companion doc passes the gate. Writing the companion doc that §11.4.18 MANDATES creates docs/scripts/</w:t>
+      </w:r>
+      <w:r>
+        <w:t xml:space="preserve">.md, which invariant 16 (CM-MARKDOWN-EXPORT-SYNC) then requires to have .html and .pdf twins — and their absence is a BLOCKING failure. This session hit it exactly: docs/scripts/test_gitignore_swallow_is_loud.{html,pdf} are missing and are two of invariant 16’s six violations.</w:t>
+      </w:r>
+      <w:r>
+        <w:t xml:space="preserve"> </w:t>
+      </w:r>
+      <w:r>
+        <w:t xml:space="preserve">So the gate’s incentive gradient points AWAY from the constitution: complying with §11.4.18 is punished, ignoring it is free. That is worse than an ungated rule — it is a rule the machinery actively discourages.</w:t>
+      </w:r>
+    </w:p>
+    <w:p>
+      <w:pPr>
+        <w:pStyle w:val="BodyText"/>
+      </w:pPr>
+      <w:r>
+        <w:t xml:space="preserve">§11.4.227 IS THE GOVERNING ANCHOR: a named gate that exists only in prose is gate debt, and the ledger of unimplemented CM-* names must be monotone-decreasing. CM-SCRIPT-DOCS-SYNC is named in §11.4.18’s own text and implemented nowhere — one concrete row of exactly the 58%-unimplemented population §11.4.227 was minted to shrink.</w:t>
+      </w:r>
+    </w:p>
+    <w:p>
+      <w:pPr>
+        <w:pStyle w:val="BodyText"/>
+      </w:pPr>
+      <w:r>
+        <w:t xml:space="preserve">ACCEPTANCE: (1) either CM-SCRIPT-DOCS-SYNC is implemented, or it is registered as a deferral pointing at a tracked §11.4.197 item — silent absence is what §11.4.227 forbids; (2) same for §11.4.44’s header check; (3) whichever is chosen, the incentive inversion is closed: it must never be cheaper to skip a mandated doc than to write one — if invariant 16 will demand twins, the doc-creation path must produce them, or invariant 16 must scope out docs/scripts until it can; (4) a paired §1.1 mutation per gate implemented.</w:t>
+      </w:r>
+    </w:p>
+    <w:p>
+      <w:pPr>
+        <w:pStyle w:val="BodyText"/>
+      </w:pPr>
+      <w:r>
+        <w:t xml:space="preserve">HONEST NOTE ON SCOPE: this item does not argue §11.4.18 should be enforced immediately — that is an operator call about gate debt priority (§11.4.66). It argues the CURRENT state is incoherent: an unenforced mandate whose observance triggers a different gate’s failure. Either enforce both ends or neither.</w:t>
+      </w:r>
+    </w:p>
+    <w:p>
+      <w:pPr>
+        <w:pStyle w:val="BodyText"/>
+      </w:pPr>
+      <w:r>
+        <w:t xml:space="preserve">DISCOVERY CHANNEL (§11.4.238): found by the T042 readiness preflight while explaining why a new file broke invariant 16. Not by the automated QA regime.</w:t>
+      </w:r>
+    </w:p>
     <w:bookmarkEnd w:id="56"/>
-    <w:bookmarkStart w:id="57" w:name="Xc973ac35236f47c14148f5b58288bb1748733e4"/>
+    <w:bookmarkStart w:id="57" w:name="X65573623ddfacc4486a4d5494d166708281c78a"/>
     <w:p>
       <w:pPr>
         <w:pStyle w:val="Heading2"/>
       </w:pPr>
       <w:r>
-        <w:t xml:space="preserve">BOB-223 — §11.4.18 script-documentation and §11.4.44 revision headers are ungated — and the perverse consequence is that WRITING the mandated companion doc is what breaks the build</w:t>
+        <w:t xml:space="preserve">BOB-226 — Repair-side walk over foreign-owned INTERIOR directories is untested by any automated path</w:t>
       </w:r>
     </w:p>
     <w:p>
@@ -6060,7 +6101,7 @@
         <w:t xml:space="preserve"> </w:t>
       </w:r>
       <w:r>
-        <w:t xml:space="preserve">Bug</w:t>
+        <w:t xml:space="preserve">Task</w:t>
       </w:r>
       <w:r>
         <w:t xml:space="preserve"> </w:t>
@@ -6078,166 +6119,49 @@
       <w:r>
         <w:t xml:space="preserve">major</w:t>
       </w:r>
-    </w:p>
-    <w:p>
-      <w:pPr>
-        <w:pStyle w:val="BodyText"/>
-      </w:pPr>
-      <w:r>
-        <w:t xml:space="preserve">WHAT, both conductor-verified with control needles: CM-SCRIPT-DOCS-SYNC occurrences in scripts/pre_build_verification.sh = 0 (control needle CM-MARKDOWN-EXPORT-SYNC = 6, so the instrument sees). §11.4.44 revision-header enforcement likewise 0 hits (control needle 3). Neither §11.4.18’s companion-doc mandate nor §11.4.44’s revision header is enforced by any invariant.</w:t>
-      </w:r>
-    </w:p>
-    <w:p>
-      <w:pPr>
-        <w:pStyle w:val="BodyText"/>
-      </w:pPr>
-      <w:r>
-        <w:t xml:space="preserve">THE PERVERSE CONSEQUENCE, MEASURED: a new script with NO companion doc passes the gate. Writing the companion doc that §11.4.18 MANDATES creates docs/scripts/</w:t>
-      </w:r>
-      <w:r>
-        <w:t xml:space="preserve">.md, which invariant 16 (CM-MARKDOWN-EXPORT-SYNC) then requires to have .html and .pdf twins — and their absence is a BLOCKING failure. This session hit it exactly: docs/scripts/test_gitignore_swallow_is_loud.{html,pdf} are missing and are two of invariant 16’s six violations.</w:t>
-      </w:r>
-      <w:r>
-        <w:t xml:space="preserve"> </w:t>
-      </w:r>
-      <w:r>
-        <w:t xml:space="preserve">So the gate’s incentive gradient points AWAY from the constitution: complying with §11.4.18 is punished, ignoring it is free. That is worse than an ungated rule — it is a rule the machinery actively discourages.</w:t>
-      </w:r>
-    </w:p>
-    <w:p>
-      <w:pPr>
-        <w:pStyle w:val="BodyText"/>
-      </w:pPr>
-      <w:r>
-        <w:t xml:space="preserve">§11.4.227 IS THE GOVERNING ANCHOR: a named gate that exists only in prose is gate debt, and the ledger of unimplemented CM-* names must be monotone-decreasing. CM-SCRIPT-DOCS-SYNC is named in §11.4.18’s own text and implemented nowhere — one concrete row of exactly the 58%-unimplemented population §11.4.227 was minted to shrink.</w:t>
-      </w:r>
-    </w:p>
-    <w:p>
-      <w:pPr>
-        <w:pStyle w:val="BodyText"/>
-      </w:pPr>
-      <w:r>
-        <w:t xml:space="preserve">ACCEPTANCE: (1) either CM-SCRIPT-DOCS-SYNC is implemented, or it is registered as a deferral pointing at a tracked §11.4.197 item — silent absence is what §11.4.227 forbids; (2) same for §11.4.44’s header check; (3) whichever is chosen, the incentive inversion is closed: it must never be cheaper to skip a mandated doc than to write one — if invariant 16 will demand twins, the doc-creation path must produce them, or invariant 16 must scope out docs/scripts until it can; (4) a paired §1.1 mutation per gate implemented.</w:t>
-      </w:r>
-    </w:p>
-    <w:p>
-      <w:pPr>
-        <w:pStyle w:val="BodyText"/>
-      </w:pPr>
-      <w:r>
-        <w:t xml:space="preserve">HONEST NOTE ON SCOPE: this item does not argue §11.4.18 should be enforced immediately — that is an operator call about gate debt priority (§11.4.66). It argues the CURRENT state is incoherent: an unenforced mandate whose observance triggers a different gate’s failure. Either enforce both ends or neither.</w:t>
-      </w:r>
-    </w:p>
-    <w:p>
-      <w:pPr>
-        <w:pStyle w:val="BodyText"/>
-      </w:pPr>
-      <w:r>
-        <w:t xml:space="preserve">DISCOVERY CHANNEL (§11.4.238): found by the T042 readiness preflight while explaining why a new file broke invariant 16. Not by the automated QA regime.</w:t>
+      <w:r>
+        <w:t xml:space="preserve"> </w:t>
+      </w:r>
+      <w:r>
+        <w:rPr>
+          <w:b/>
+          <w:bCs/>
+        </w:rPr>
+        <w:t xml:space="preserve">Created-By:</w:t>
+      </w:r>
+      <w:r>
+        <w:t xml:space="preserve"> </w:t>
+      </w:r>
+      <w:r>
+        <w:t xml:space="preserve">Claude</w:t>
+      </w:r>
+      <w:r>
+        <w:t xml:space="preserve"> </w:t>
+      </w:r>
+      <w:r>
+        <w:rPr>
+          <w:b/>
+          <w:bCs/>
+        </w:rPr>
+        <w:t xml:space="preserve">Assigned-To:</w:t>
+      </w:r>
+      <w:r>
+        <w:t xml:space="preserve"> </w:t>
+      </w:r>
+      <w:r>
+        <w:t xml:space="preserve">Claude</w:t>
+      </w:r>
+    </w:p>
+    <w:p>
+      <w:pPr>
+        <w:pStyle w:val="BodyText"/>
+      </w:pPr>
+      <w:r>
+        <w:t xml:space="preserve">WHAT: ownership_repair walks a declared root and repairs items whose uid is not the operator. The unit suite seeds a foreign uid only onto FILES and SYMLINKS; interior DIRECTORIES stay operator-owned (case 22 seeds only a foreign declared ROOT, on the failure path). Production first-start repairs exactly the untested shape. MANIFEST: tests/unit/test_ownership_repair.sh seed_tree/seed_wrong; scripts/ownership_repair.sh walk at :994. REPRO: seed a tree whose interior directories carry uid 100000 via podman unshare, run the repair, observe no automated assertion covers the outcome. WHY UNTESTED: the unprivileged harness cannot create symlinks inside a directory it no longer owns, which cases 8/9/18 require. The DECLARED GAPS note cross-references tests/ownership/test_container_writes_owned_files.py, but that covers the CREATION side (FR-002), not the repair-side walk. ACCEPTANCE: an integration-layer test (where the unprivileged-harness constraint does not bind) that seeds foreign-owned interior directories, runs the repair, and asserts post-state ownership plus mode preservation. Surfaced by the BOB-207 independent review 2026-08-27.</w:t>
       </w:r>
     </w:p>
     <w:bookmarkEnd w:id="57"/>
-    <w:bookmarkStart w:id="58" w:name="X65573623ddfacc4486a4d5494d166708281c78a"/>
-    <w:p>
-      <w:pPr>
-        <w:pStyle w:val="Heading2"/>
-      </w:pPr>
-      <w:r>
-        <w:t xml:space="preserve">BOB-226 — Repair-side walk over foreign-owned INTERIOR directories is untested by any automated path</w:t>
-      </w:r>
-    </w:p>
-    <w:p>
-      <w:pPr>
-        <w:pStyle w:val="FirstParagraph"/>
-      </w:pPr>
-      <w:r>
-        <w:rPr>
-          <w:b/>
-          <w:bCs/>
-        </w:rPr>
-        <w:t xml:space="preserve">Status:</w:t>
-      </w:r>
-      <w:r>
-        <w:t xml:space="preserve"> </w:t>
-      </w:r>
-      <w:r>
-        <w:t xml:space="preserve">Queued</w:t>
-      </w:r>
-      <w:r>
-        <w:t xml:space="preserve"> </w:t>
-      </w:r>
-      <w:r>
-        <w:rPr>
-          <w:b/>
-          <w:bCs/>
-        </w:rPr>
-        <w:t xml:space="preserve">Type:</w:t>
-      </w:r>
-      <w:r>
-        <w:t xml:space="preserve"> </w:t>
-      </w:r>
-      <w:r>
-        <w:t xml:space="preserve">Task</w:t>
-      </w:r>
-      <w:r>
-        <w:t xml:space="preserve"> </w:t>
-      </w:r>
-      <w:r>
-        <w:rPr>
-          <w:b/>
-          <w:bCs/>
-        </w:rPr>
-        <w:t xml:space="preserve">Severity:</w:t>
-      </w:r>
-      <w:r>
-        <w:t xml:space="preserve"> </w:t>
-      </w:r>
-      <w:r>
-        <w:t xml:space="preserve">major</w:t>
-      </w:r>
-      <w:r>
-        <w:t xml:space="preserve"> </w:t>
-      </w:r>
-      <w:r>
-        <w:rPr>
-          <w:b/>
-          <w:bCs/>
-        </w:rPr>
-        <w:t xml:space="preserve">Created-By:</w:t>
-      </w:r>
-      <w:r>
-        <w:t xml:space="preserve"> </w:t>
-      </w:r>
-      <w:r>
-        <w:t xml:space="preserve">Claude</w:t>
-      </w:r>
-      <w:r>
-        <w:t xml:space="preserve"> </w:t>
-      </w:r>
-      <w:r>
-        <w:rPr>
-          <w:b/>
-          <w:bCs/>
-        </w:rPr>
-        <w:t xml:space="preserve">Assigned-To:</w:t>
-      </w:r>
-      <w:r>
-        <w:t xml:space="preserve"> </w:t>
-      </w:r>
-      <w:r>
-        <w:t xml:space="preserve">Claude</w:t>
-      </w:r>
-    </w:p>
-    <w:p>
-      <w:pPr>
-        <w:pStyle w:val="BodyText"/>
-      </w:pPr>
-      <w:r>
-        <w:t xml:space="preserve">WHAT: ownership_repair walks a declared root and repairs items whose uid is not the operator. The unit suite seeds a foreign uid only onto FILES and SYMLINKS; interior DIRECTORIES stay operator-owned (case 22 seeds only a foreign declared ROOT, on the failure path). Production first-start repairs exactly the untested shape. MANIFEST: tests/unit/test_ownership_repair.sh seed_tree/seed_wrong; scripts/ownership_repair.sh walk at :994. REPRO: seed a tree whose interior directories carry uid 100000 via podman unshare, run the repair, observe no automated assertion covers the outcome. WHY UNTESTED: the unprivileged harness cannot create symlinks inside a directory it no longer owns, which cases 8/9/18 require. The DECLARED GAPS note cross-references tests/ownership/test_container_writes_owned_files.py, but that covers the CREATION side (FR-002), not the repair-side walk. ACCEPTANCE: an integration-layer test (where the unprivileged-harness constraint does not bind) that seeds foreign-owned interior directories, runs the repair, and asserts post-state ownership plus mode preservation. Surfaced by the BOB-207 independent review 2026-08-27.</w:t>
-      </w:r>
-    </w:p>
-    <w:bookmarkEnd w:id="58"/>
-    <w:bookmarkStart w:id="59" w:name="X8b9b6672f330fb41d15c18084254ebe6ee928c6"/>
+    <w:bookmarkStart w:id="58" w:name="X8b9b6672f330fb41d15c18084254ebe6ee928c6"/>
     <w:p>
       <w:pPr>
         <w:pStyle w:val="Heading2"/>
@@ -6342,26 +6266,97 @@
         <w:t xml:space="preserve">.sh it runs) – likely via a static grep/parse of pre_build_verification.sh itself, or a runtime trace; (2) assert every one of those paths is git-tracked (git ls-files –error-unmatch); (3) wire this as a new pre-build invariant so a future untracked gate implementation is caught immediately, not discovered independently weeks later; (4) a RED test creating an untracked fake gate-invocation target and asserting the new check fails on it, GREEN once the mechanism exists and the fake target is either removed or tracked.</w:t>
       </w:r>
     </w:p>
+    <w:bookmarkEnd w:id="58"/>
+    <w:bookmarkStart w:id="59" w:name="X68401656044b7ac5bb097b40e103b7decb23a62"/>
+    <w:p>
+      <w:pPr>
+        <w:pStyle w:val="Heading2"/>
+      </w:pPr>
+      <w:r>
+        <w:t xml:space="preserve">BOB-234 — tests/integration/test_merge_api.py mutating-route tests send no API token, so 10 of them FAIL with HTTP 401 against the live token-armed merge service</w:t>
+      </w:r>
+    </w:p>
+    <w:p>
+      <w:pPr>
+        <w:pStyle w:val="FirstParagraph"/>
+      </w:pPr>
+      <w:r>
+        <w:rPr>
+          <w:b/>
+          <w:bCs/>
+        </w:rPr>
+        <w:t xml:space="preserve">Status:</w:t>
+      </w:r>
+      <w:r>
+        <w:t xml:space="preserve"> </w:t>
+      </w:r>
+      <w:r>
+        <w:t xml:space="preserve">Queued</w:t>
+      </w:r>
+      <w:r>
+        <w:t xml:space="preserve"> </w:t>
+      </w:r>
+      <w:r>
+        <w:rPr>
+          <w:b/>
+          <w:bCs/>
+        </w:rPr>
+        <w:t xml:space="preserve">Type:</w:t>
+      </w:r>
+      <w:r>
+        <w:t xml:space="preserve"> </w:t>
+      </w:r>
+      <w:r>
+        <w:t xml:space="preserve">Bug</w:t>
+      </w:r>
+      <w:r>
+        <w:t xml:space="preserve"> </w:t>
+      </w:r>
+      <w:r>
+        <w:rPr>
+          <w:b/>
+          <w:bCs/>
+        </w:rPr>
+        <w:t xml:space="preserve">Created-By:</w:t>
+      </w:r>
+      <w:r>
+        <w:t xml:space="preserve"> </w:t>
+      </w:r>
+      <w:r>
+        <w:t xml:space="preserve">Claude</w:t>
+      </w:r>
+    </w:p>
+    <w:p>
+      <w:pPr>
+        <w:pStyle w:val="BodyText"/>
+      </w:pPr>
+      <w:r>
+        <w:t xml:space="preserve">Found 2026-09-23 while remediating BOB-192: after the fail-open skips were fixed, the live run of tests/integration/test_merge_api.py gave 10 x HTTP 401 (hooks x5, magnet x3, download x2). The running merge service has BOBA_API_TOKEN set (BOB-197 mandatory auth guard), so POST /api/v1/magnet etc. answer 401</w:t>
+      </w:r>
+      <w:r>
+        <w:t xml:space="preserve"> </w:t>
+      </w:r>
+      <w:r>
+        <w:t xml:space="preserve">‘valid API token required’</w:t>
+      </w:r>
+      <w:r>
+        <w:t xml:space="preserve">; the tests build requests without the Authorization header. Each failing assert precedes any line BOB-192 changed, so HEAD fails identically: these tests were previously masked or never run against an armed service. Fix: the integration fixtures must read BOBA_API_TOKEN (env or .env, never printed, §11.4.10) and send it; when no token is available and the service demands one, FAIL loudly rather than skip. RED-first: local http.server fixture answering 401 without the header.</w:t>
+      </w:r>
+    </w:p>
     <w:bookmarkEnd w:id="59"/>
-    <w:bookmarkStart w:id="60" w:name="X1724934e377ce09ab028dadb7bcb5985acc45b9"/>
+    <w:bookmarkStart w:id="60" w:name="X7b2cc241a208243e840ca8a91ad9fd59e1abc42"/>
     <w:p>
       <w:pPr>
         <w:pStyle w:val="Heading2"/>
       </w:pPr>
       <w:r>
-        <w:t xml:space="preserve">BOB-233 — start.sh –reload-jackett reports</w:t>
-      </w:r>
-      <w:r>
-        <w:t xml:space="preserve"> </w:t>
-      </w:r>
-      <w:r>
-        <w:t xml:space="preserve">‘recreated — Go source changes are now live’</w:t>
-      </w:r>
-      <w:r>
-        <w:t xml:space="preserve"> </w:t>
-      </w:r>
-      <w:r>
-        <w:t xml:space="preserve">while the running boba-jackett container still uses the OLD image</w:t>
+        <w:t xml:space="preserve">BOB-235 — Live kinozal credential test reports authenticated=False, status=</w:t>
+      </w:r>
+      <w:r>
+        <w:t xml:space="preserve">‘empty’</w:t>
+      </w:r>
+      <w:r>
+        <w:t xml:space="preserve">, error=’’ — cause UNKNOWN</w:t>
       </w:r>
     </w:p>
     <w:p>
@@ -6419,43 +6414,16 @@
         <w:pStyle w:val="BodyText"/>
       </w:pPr>
       <w:r>
-        <w:t xml:space="preserve">Measured 2026-09-23: ./start.sh –reload-jackett rebuilt image 38ef117ec563 and printed [SUCCESS] boba-jackett recreated, but podman inspect boba-jackett still showed image 2a3173ce1941 started 17:09 (Up 2 hours). podman-compose</w:t>
-      </w:r>
-      <w:r>
-        <w:t xml:space="preserve"> </w:t>
-      </w:r>
-      <w:r>
-        <w:t xml:space="preserve">‘up -d boba-jackett’</w:t>
-      </w:r>
-      <w:r>
-        <w:t xml:space="preserve"> </w:t>
-      </w:r>
-      <w:r>
-        <w:t xml:space="preserve">did not recreate an unchanged-config container. Only ./start.sh –recreate moved the container onto the new image. Violates the §11.4.200 verify-after-write rule: the success message is not proof the intended target holds the intended artifact. Fix: after the recreate, read back the running container image id and compare with the freshly built image id, FAIL loudly on mismatch (or force-recreate the scoped service); apply the same to –reload-proxy-go. Needs RED-first test against a stub compose that does not recreate. Reproduction: build a change, run –reload-jackett, compare</w:t>
-      </w:r>
-      <w:r>
-        <w:t xml:space="preserve"> </w:t>
-      </w:r>
-      <w:r>
-        <w:t xml:space="preserve">‘podman inspect boba-jackett –format {{.Image}}’</w:t>
-      </w:r>
-      <w:r>
-        <w:t xml:space="preserve"> </w:t>
-      </w:r>
-      <w:r>
-        <w:t xml:space="preserve">with</w:t>
-      </w:r>
-      <w:r>
-        <w:t xml:space="preserve"> </w:t>
-      </w:r>
-      <w:r>
-        <w:t xml:space="preserve">‘podman images’</w:t>
-      </w:r>
-      <w:r>
-        <w:t xml:space="preserve"> </w:t>
-      </w:r>
-      <w:r>
-        <w:t xml:space="preserve">id.</w:t>
+        <w:t xml:space="preserve">Found 2026-09-23 running tests/integration/test_tracker_auth_live.py against the live stack after BOB-192: test_private_tracker_credentials_authenticate[kinozal] fails with authenticated=False status=</w:t>
+      </w:r>
+      <w:r>
+        <w:t xml:space="preserve">‘empty’</w:t>
+      </w:r>
+      <w:r>
+        <w:t xml:space="preserve"> </w:t>
+      </w:r>
+      <w:r>
+        <w:t xml:space="preserve">error=’’. UNKNOWN whether this is expired cookies/credentials, tracker-side bot protection, or a plugin/parse regression (compare BOB-176/BOB-178 which touched the kinozal path and BOB-172 for rutracker). Needs systematic-debugging: capture the raw login response classification, distinguish credential failure from empty parse, and only then decide fix vs operator action (credential refresh is an operator step, §11.4.10). Not to be re-skipped: the test verdict is genuine.</w:t>
       </w:r>
     </w:p>
     <w:bookmarkEnd w:id="60"/>

--- a/docs/Issues.docx
+++ b/docs/Issues.docx
@@ -2,7 +2,7 @@
 <file path=word/document.xml><?xml version="1.0" encoding="utf-8"?>
 <w:document xmlns:w="http://schemas.openxmlformats.org/wordprocessingml/2006/main" xmlns:m="http://schemas.openxmlformats.org/officeDocument/2006/math" xmlns:r="http://schemas.openxmlformats.org/officeDocument/2006/relationships" xmlns:o="urn:schemas-microsoft-com:office:office" xmlns:v="urn:schemas-microsoft-com:vml" xmlns:w10="urn:schemas-microsoft-com:office:word" xmlns:a="http://schemas.openxmlformats.org/drawingml/2006/main" xmlns:pic="http://schemas.openxmlformats.org/drawingml/2006/picture" xmlns:wp="http://schemas.openxmlformats.org/drawingml/2006/wordprocessingDrawing">
   <w:body>
-    <w:bookmarkStart w:id="61" w:name="issues-open-workable-items"/>
+    <w:bookmarkStart w:id="59" w:name="issues-open-workable-items"/>
     <w:p>
       <w:pPr>
         <w:pStyle w:val="Heading1"/>
@@ -26,7 +26,7 @@
         <w:t xml:space="preserve"> </w:t>
       </w:r>
       <w:r>
-        <w:t xml:space="preserve">106</w:t>
+        <w:t xml:space="preserve">112</w:t>
       </w:r>
       <w:r>
         <w:t xml:space="preserve"> </w:t>
@@ -42,7 +42,7 @@
         <w:t xml:space="preserve"> </w:t>
       </w:r>
       <w:r>
-        <w:t xml:space="preserve">2026-09-23T17:21:36Z</w:t>
+        <w:t xml:space="preserve">2026-09-25T08:49:56Z</w:t>
       </w:r>
       <w:r>
         <w:t xml:space="preserve"> </w:t>
@@ -1535,13 +1535,13 @@
       </w:r>
     </w:p>
     <w:bookmarkEnd w:id="27"/>
-    <w:bookmarkStart w:id="28" w:name="Xda53247b172e2e6dc74d1dad0787d69ab41f83f"/>
+    <w:bookmarkStart w:id="28" w:name="X1ccf8f67f5b2e3620b13b45d7861067f2e9e74e"/>
     <w:p>
       <w:pPr>
         <w:pStyle w:val="Heading2"/>
       </w:pPr>
       <w:r>
-        <w:t xml:space="preserve">BOB-100 — RD2-39: Bump submodules/jackett one commit (canonical impl of RD2-09)</w:t>
+        <w:t xml:space="preserve">BOB-101 — GA-19/RW-09: Is –profile go parity still a release goal? (gates RW-10..13) — OPERATOR-DECISION</w:t>
       </w:r>
     </w:p>
     <w:p>
@@ -1591,6 +1591,1005 @@
         <w:t xml:space="preserve"> </w:t>
       </w:r>
       <w:r>
+        <w:t xml:space="preserve">High</w:t>
+      </w:r>
+    </w:p>
+    <w:p>
+      <w:pPr>
+        <w:pStyle w:val="BodyText"/>
+      </w:pPr>
+      <w:r>
+        <w:rPr>
+          <w:b/>
+          <w:bCs/>
+        </w:rPr>
+        <w:t xml:space="preserve">OPERATOR DECISION (2026-08-26, §11.4.66 interactive clarification): DEFER PAST v1.0.0</w:t>
+      </w:r>
+    </w:p>
+    <w:p>
+      <w:pPr>
+        <w:pStyle w:val="BodyText"/>
+      </w:pPr>
+      <w:r>
+        <w:t xml:space="preserve">Go</w:t>
+      </w:r>
+      <w:r>
+        <w:t xml:space="preserve"> </w:t>
+      </w:r>
+      <w:r>
+        <w:rPr>
+          <w:rStyle w:val="VerbatimChar"/>
+        </w:rPr>
+        <w:t xml:space="preserve">--profile go</w:t>
+      </w:r>
+      <w:r>
+        <w:t xml:space="preserve"> </w:t>
+      </w:r>
+      <w:r>
+        <w:t xml:space="preserve">parity remains a goal but is NO LONGER a v1.0.0 release blocker. RW-10..13 move to a post-1.0 milestone and stop gating the tag. Nothing advertised is removed, so §11.4.122 stays clean and no §11.4.90 Obsolete closure is warranted. The BOB-141 measured fact stands unchanged: the Go container’s Dockerfile runs ONE binary binding only :7187; nothing binds :7186 or :7188 despite compose setting PROXY_PORT/BRIDGE_PORT. CLAUDE.md’s port map already describes what the container ACTUALLY does and needs no amendment under this decision.</w:t>
+      </w:r>
+    </w:p>
+    <w:p>
+      <w:pPr>
+        <w:pStyle w:val="BodyText"/>
+      </w:pPr>
+      <w:r>
+        <w:t xml:space="preserve">This answer is recorded as consumer DATA per §11.4.35 — it is the operator’s stated choice, not an agent inference, and supersedes any prior agent-chosen default on this question. Options not chosen are named above so a future reader does not re-litigate a settled call (§11.4.112(5) bounded-verdict discipline applied to decisions).</w:t>
+      </w:r>
+    </w:p>
+    <w:p>
+      <w:pPr>
+        <w:pStyle w:val="BodyText"/>
+      </w:pPr>
+      <w:r>
+        <w:t xml:space="preserve">— prior item text follows —</w:t>
+      </w:r>
+    </w:p>
+    <w:p>
+      <w:pPr>
+        <w:pStyle w:val="BodyText"/>
+      </w:pPr>
+      <w:r>
+        <w:t xml:space="preserve">GA-19/RW-09: Is –profile go parity still a release goal? (gates RW-10..13) — OPERATOR-DECISION</w:t>
+      </w:r>
+    </w:p>
+    <w:bookmarkEnd w:id="28"/>
+    <w:bookmarkStart w:id="29" w:name="Xaa86bbce404e863ed57e4a8e58927db3478b502"/>
+    <w:p>
+      <w:pPr>
+        <w:pStyle w:val="Heading2"/>
+      </w:pPr>
+      <w:r>
+        <w:t xml:space="preserve">BOB-102 — RW-05: LAN-exposure threat model — bind tunnel 127.0.0.1 or keep 0.0.0.0? — OPERATOR-DECISION</w:t>
+      </w:r>
+    </w:p>
+    <w:p>
+      <w:pPr>
+        <w:pStyle w:val="FirstParagraph"/>
+      </w:pPr>
+      <w:r>
+        <w:rPr>
+          <w:b/>
+          <w:bCs/>
+        </w:rPr>
+        <w:t xml:space="preserve">Status:</w:t>
+      </w:r>
+      <w:r>
+        <w:t xml:space="preserve"> </w:t>
+      </w:r>
+      <w:r>
+        <w:t xml:space="preserve">In progress</w:t>
+      </w:r>
+      <w:r>
+        <w:t xml:space="preserve"> </w:t>
+      </w:r>
+      <w:r>
+        <w:rPr>
+          <w:b/>
+          <w:bCs/>
+        </w:rPr>
+        <w:t xml:space="preserve">Type:</w:t>
+      </w:r>
+      <w:r>
+        <w:t xml:space="preserve"> </w:t>
+      </w:r>
+      <w:r>
+        <w:t xml:space="preserve">Task</w:t>
+      </w:r>
+      <w:r>
+        <w:t xml:space="preserve"> </w:t>
+      </w:r>
+      <w:r>
+        <w:rPr>
+          <w:b/>
+          <w:bCs/>
+        </w:rPr>
+        <w:t xml:space="preserve">Severity:</w:t>
+      </w:r>
+      <w:r>
+        <w:t xml:space="preserve"> </w:t>
+      </w:r>
+      <w:r>
+        <w:t xml:space="preserve">Medium</w:t>
+      </w:r>
+    </w:p>
+    <w:p>
+      <w:pPr>
+        <w:pStyle w:val="BodyText"/>
+      </w:pPr>
+      <w:r>
+        <w:rPr>
+          <w:b/>
+          <w:bCs/>
+        </w:rPr>
+        <w:t xml:space="preserve">OPERATOR DECISION (2026-08-26, §11.4.66 interactive clarification): KEEP 0.0.0.0 + MANDATORY AUTH GUARD</w:t>
+      </w:r>
+    </w:p>
+    <w:p>
+      <w:pPr>
+        <w:pStyle w:val="BodyText"/>
+      </w:pPr>
+      <w:r>
+        <w:t xml:space="preserve">The tunnel STAYS LAN-reachable — no bind address changes to 127.0.0.1. The operator explicitly chose to preserve access from other devices on the network. THE DECISION CARRIES A BINDING OBLIGATION: a permanent §11.4.135 regression guard MUST land that FAILS THE BUILD if any LAN-reachable route ever stops demanding authentication. The operator accepted 0.0.0.0 ON THE CONDITION that guard exists — without it this decision is unprotected and the item is NOT closeable. Guard requirements: enumerate routes from the authoritative source (FastAPI app, Go handlers, boba-jackett) never a hand-maintained list; resolve real auth coverage not a grep for the string</w:t>
+      </w:r>
+      <w:r>
+        <w:t xml:space="preserve"> </w:t>
+      </w:r>
+      <w:r>
+        <w:t xml:space="preserve">‘auth’</w:t>
+      </w:r>
+      <w:r>
+        <w:t xml:space="preserve"> </w:t>
+      </w:r>
+      <w:r>
+        <w:t xml:space="preserve">(§11.4.201 real-condition); deliberately-public routes exempt ONLY via a checked-in list with per-entry justification, enumerated as honest gaps never silent; golden-TRUE + golden-FALSE fixtures per §11.4.107(10).</w:t>
+      </w:r>
+    </w:p>
+    <w:p>
+      <w:pPr>
+        <w:pStyle w:val="BodyText"/>
+      </w:pPr>
+      <w:r>
+        <w:t xml:space="preserve">This answer is recorded as consumer DATA per §11.4.35 — it is the operator’s stated choice, not an agent inference, and supersedes any prior agent-chosen default on this question. Options not chosen are named above so a future reader does not re-litigate a settled call (§11.4.112(5) bounded-verdict discipline applied to decisions).</w:t>
+      </w:r>
+    </w:p>
+    <w:p>
+      <w:pPr>
+        <w:pStyle w:val="BodyText"/>
+      </w:pPr>
+      <w:r>
+        <w:t xml:space="preserve">— prior item text follows —</w:t>
+      </w:r>
+    </w:p>
+    <w:p>
+      <w:pPr>
+        <w:pStyle w:val="BodyText"/>
+      </w:pPr>
+      <w:r>
+        <w:t xml:space="preserve">RW-05: LAN-exposure threat model — bind tunnel 127.0.0.1 or keep 0.0.0.0? — OPERATOR-DECISION</w:t>
+      </w:r>
+    </w:p>
+    <w:bookmarkEnd w:id="29"/>
+    <w:bookmarkStart w:id="30" w:name="X2cb7307575e1c677ca91643f69c3101cacb0c5e"/>
+    <w:p>
+      <w:pPr>
+        <w:pStyle w:val="Heading2"/>
+      </w:pPr>
+      <w:r>
+        <w:t xml:space="preserve">BOB-104 — §11.4.238 followup: CodeGraph 1.5.0 nested-.gitignore regression challenge</w:t>
+      </w:r>
+    </w:p>
+    <w:p>
+      <w:pPr>
+        <w:pStyle w:val="FirstParagraph"/>
+      </w:pPr>
+      <w:r>
+        <w:rPr>
+          <w:b/>
+          <w:bCs/>
+        </w:rPr>
+        <w:t xml:space="preserve">Status:</w:t>
+      </w:r>
+      <w:r>
+        <w:t xml:space="preserve"> </w:t>
+      </w:r>
+      <w:r>
+        <w:t xml:space="preserve">In progress</w:t>
+      </w:r>
+      <w:r>
+        <w:t xml:space="preserve"> </w:t>
+      </w:r>
+      <w:r>
+        <w:rPr>
+          <w:b/>
+          <w:bCs/>
+        </w:rPr>
+        <w:t xml:space="preserve">Type:</w:t>
+      </w:r>
+      <w:r>
+        <w:t xml:space="preserve"> </w:t>
+      </w:r>
+      <w:r>
+        <w:t xml:space="preserve">Task</w:t>
+      </w:r>
+      <w:r>
+        <w:t xml:space="preserve"> </w:t>
+      </w:r>
+      <w:r>
+        <w:rPr>
+          <w:b/>
+          <w:bCs/>
+        </w:rPr>
+        <w:t xml:space="preserve">Severity:</w:t>
+      </w:r>
+      <w:r>
+        <w:t xml:space="preserve"> </w:t>
+      </w:r>
+      <w:r>
+        <w:t xml:space="preserve">Medium</w:t>
+      </w:r>
+      <w:r>
+        <w:t xml:space="preserve"> </w:t>
+      </w:r>
+      <w:r>
+        <w:rPr>
+          <w:b/>
+          <w:bCs/>
+        </w:rPr>
+        <w:t xml:space="preserve">Created-By:</w:t>
+      </w:r>
+      <w:r>
+        <w:t xml:space="preserve"> </w:t>
+      </w:r>
+      <w:r>
+        <w:t xml:space="preserve">Claude</w:t>
+      </w:r>
+    </w:p>
+    <w:p>
+      <w:pPr>
+        <w:pStyle w:val="BodyText"/>
+      </w:pPr>
+      <w:r>
+        <w:t xml:space="preserve">Coverage-escape followup (docs/QA_DISCOVERY_LEDGER.md, BOB-075 agent-code-reading finding, commit e6162f7): CodeGraph 1.5.0 (up from documented 0.9.9) walked into nested-.gitignore-excluded frontend/node_modules and extension/node_modules (32,260 files / 514,456 nodes vs the 2026-06-06 baseline of 509 files / 8,906 nodes) instead of honoring frontend/.gitignore + extension/.gitignore per git check-ignore -v. Author a challenge (challenges/scripts/codegraph_gitignore_honor_challenge.sh or equivalent, e.g. wrapping</w:t>
+      </w:r>
+      <w:r>
+        <w:t xml:space="preserve"> </w:t>
+      </w:r>
+      <w:r>
+        <w:t xml:space="preserve">‘codegraph doctor –sniff-gitignore-honor’</w:t>
+      </w:r>
+      <w:r>
+        <w:t xml:space="preserve"> </w:t>
+      </w:r>
+      <w:r>
+        <w:t xml:space="preserve">if that subcommand exists, else a real re-index + file-count assertion) with §11.4.115 RED_MODE polarity: RED_MODE=1 reproduces the blowup against the live nested-.gitignore tree, RED_MODE=0 asserts the resync stays within the documented baseline order of magnitude. Full evidence: docs/codegraph/Status.md lines 91-118. UPSTREAM FILED 2026-08-18: real upstream repo is github.com/colbymchenry/codegraph (npm package</w:t>
+      </w:r>
+      <w:r>
+        <w:t xml:space="preserve"> </w:t>
+      </w:r>
+      <w:r>
+        <w:t xml:space="preserve">@colbymchenry/codegraph</w:t>
+      </w:r>
+      <w:r>
+        <w:t xml:space="preserve">, confirmed via package.json + gh repo view; NOT vasic-digital/codegraph, correcting this ledger’s original assumption). Issue: https://github.com/colbymchenry/codegraph/issues/1567 (full reproduction evidence: git check-ignore -v re-verified first-hand; two bounded synthetic repro attempts up to 63 nested .gitignore files / 960 files against the actual installed v1.5.0 binary did NOT reproduce the blowup in isolation – honest negative result, root cause not pinned to a specific line in either scanning implementation). Draft PR (diagnostic only, not a behavioral fix): https://github.com/colbymchenry/codegraph/pull/1568 – adds a logDebug() call so a future report can confirm which of the two independent gitignore-respecting code paths (git-ls-files-based vs filesystem-walk fallback) actually ran. Both PRs/issue filed via SSH (Hard Stop #2) from a fork at github.com/milos85vasic/codegraph. Status: In-progress pending upstream maintainer triage/merge – boba-side closure of this item still needs the RED/GREEN challenge script (§11.4.115) authored per the original scope, independent of upstream’s response.</w:t>
+      </w:r>
+    </w:p>
+    <w:bookmarkEnd w:id="30"/>
+    <w:bookmarkStart w:id="31" w:name="Xe96ad592ab1cd357560854e553714ea49d501fd"/>
+    <w:p>
+      <w:pPr>
+        <w:pStyle w:val="Heading2"/>
+      </w:pPr>
+      <w:r>
+        <w:t xml:space="preserve">BOB-106 — §11.4.238 followup: §11.4.84 quiescence-check helper for the unattributed auto-commit path</w:t>
+      </w:r>
+    </w:p>
+    <w:p>
+      <w:pPr>
+        <w:pStyle w:val="FirstParagraph"/>
+      </w:pPr>
+      <w:r>
+        <w:rPr>
+          <w:b/>
+          <w:bCs/>
+        </w:rPr>
+        <w:t xml:space="preserve">Status:</w:t>
+      </w:r>
+      <w:r>
+        <w:t xml:space="preserve"> </w:t>
+      </w:r>
+      <w:r>
+        <w:t xml:space="preserve">Queued</w:t>
+      </w:r>
+      <w:r>
+        <w:t xml:space="preserve"> </w:t>
+      </w:r>
+      <w:r>
+        <w:rPr>
+          <w:b/>
+          <w:bCs/>
+        </w:rPr>
+        <w:t xml:space="preserve">Type:</w:t>
+      </w:r>
+      <w:r>
+        <w:t xml:space="preserve"> </w:t>
+      </w:r>
+      <w:r>
+        <w:t xml:space="preserve">Task</w:t>
+      </w:r>
+      <w:r>
+        <w:t xml:space="preserve"> </w:t>
+      </w:r>
+      <w:r>
+        <w:rPr>
+          <w:b/>
+          <w:bCs/>
+        </w:rPr>
+        <w:t xml:space="preserve">Severity:</w:t>
+      </w:r>
+      <w:r>
+        <w:t xml:space="preserve"> </w:t>
+      </w:r>
+      <w:r>
+        <w:t xml:space="preserve">Medium</w:t>
+      </w:r>
+      <w:r>
+        <w:t xml:space="preserve"> </w:t>
+      </w:r>
+      <w:r>
+        <w:rPr>
+          <w:b/>
+          <w:bCs/>
+        </w:rPr>
+        <w:t xml:space="preserve">Created-By:</w:t>
+      </w:r>
+      <w:r>
+        <w:t xml:space="preserve"> </w:t>
+      </w:r>
+      <w:r>
+        <w:t xml:space="preserve">Claude</w:t>
+      </w:r>
+    </w:p>
+    <w:p>
+      <w:pPr>
+        <w:pStyle w:val="BodyText"/>
+      </w:pPr>
+      <w:r>
+        <w:t xml:space="preserve">Coverage-escape followup (docs/QA_DISCOVERY_LEDGER.md RD2-00/BOB-068 entry, docs/GOVERNANCE_AUDIT_2026-08-08_ROUND2.md RD2-00): 20 bare</w:t>
+      </w:r>
+      <w:r>
+        <w:t xml:space="preserve"> </w:t>
+      </w:r>
+      <w:r>
+        <w:t xml:space="preserve">‘Auto-commit’</w:t>
+      </w:r>
+      <w:r>
+        <w:t xml:space="preserve"> </w:t>
+      </w:r>
+      <w:r>
+        <w:t xml:space="preserve">commits exist in this repo’s git history (confirmed via git log –oneline –all –grep, e.g. 54e313f/9c8f684/743097a/de9270b/1c36777/41179c2/7c529ca) with no ATM-NNN reference and no TDD trail, landing via ordinary git pull fast-forward from a second session/host with push access to the same remotes (mismatched commit timezone vs the investigating host, per RD2-00 Update). §11.4.84 working-tree-quiescence has no mechanical guard on this path — no gate flags a commit reaching main with a bare/templated message and no ticket citation. Author a §11.4.84 quiescence-check helper (e.g. challenges/scripts/no_unattributed_autocommit_challenge.sh) that scans the commit range since the last known-good release tag and FAILs on any commit message matching a closed bare/templated pattern (e.g. ^Auto-commit$, ^sync: ) with no ATM-NNN or task/PR reference, wired into scripts/pre_build_verification.sh or the §11.4.234 commit-push-all.sh entrypoint. BOB-068 (RD2-00) remains the tracking item for identifying/stopping the source; this item is specifically the new automated CHECK.</w:t>
+      </w:r>
+    </w:p>
+    <w:bookmarkEnd w:id="31"/>
+    <w:bookmarkStart w:id="32" w:name="X3603c61c89d152ef009cc2f2052c886233f1bf5"/>
+    <w:p>
+      <w:pPr>
+        <w:pStyle w:val="Heading2"/>
+      </w:pPr>
+      <w:r>
+        <w:t xml:space="preserve">BOB-107 — §11.4.238 followup: pre-dispatch existence check for subagent task-brief source inputs</w:t>
+      </w:r>
+    </w:p>
+    <w:p>
+      <w:pPr>
+        <w:pStyle w:val="FirstParagraph"/>
+      </w:pPr>
+      <w:r>
+        <w:rPr>
+          <w:b/>
+          <w:bCs/>
+        </w:rPr>
+        <w:t xml:space="preserve">Status:</w:t>
+      </w:r>
+      <w:r>
+        <w:t xml:space="preserve"> </w:t>
+      </w:r>
+      <w:r>
+        <w:t xml:space="preserve">Queued</w:t>
+      </w:r>
+      <w:r>
+        <w:t xml:space="preserve"> </w:t>
+      </w:r>
+      <w:r>
+        <w:rPr>
+          <w:b/>
+          <w:bCs/>
+        </w:rPr>
+        <w:t xml:space="preserve">Type:</w:t>
+      </w:r>
+      <w:r>
+        <w:t xml:space="preserve"> </w:t>
+      </w:r>
+      <w:r>
+        <w:t xml:space="preserve">Task</w:t>
+      </w:r>
+      <w:r>
+        <w:t xml:space="preserve"> </w:t>
+      </w:r>
+      <w:r>
+        <w:rPr>
+          <w:b/>
+          <w:bCs/>
+        </w:rPr>
+        <w:t xml:space="preserve">Severity:</w:t>
+      </w:r>
+      <w:r>
+        <w:t xml:space="preserve"> </w:t>
+      </w:r>
+      <w:r>
+        <w:t xml:space="preserve">Medium</w:t>
+      </w:r>
+      <w:r>
+        <w:t xml:space="preserve"> </w:t>
+      </w:r>
+      <w:r>
+        <w:rPr>
+          <w:b/>
+          <w:bCs/>
+        </w:rPr>
+        <w:t xml:space="preserve">Created-By:</w:t>
+      </w:r>
+      <w:r>
+        <w:t xml:space="preserve"> </w:t>
+      </w:r>
+      <w:r>
+        <w:t xml:space="preserve">Claude</w:t>
+      </w:r>
+    </w:p>
+    <w:p>
+      <w:pPr>
+        <w:pStyle w:val="BodyText"/>
+      </w:pPr>
+      <w:r>
+        <w:t xml:space="preserve">Coverage-escape followup (docs/QA_DISCOVERY_LEDGER.md SCRATCH-LOSS-2026-08-18 entry, evidence: .superpowers/sdd/task-phase1a-report.md line 21): the Phase 1a subagent (a1cc331d) discovered at task start that 5 source files its brief named as required reads (curriculum_amendment_plan_v1.md, ai_curriculum_modules_27_35_extracted.md, and 3 curriculum_analysis_modules_*.md gap analyses) were absent from the session scratchpad — root cause per that subagent’s own investigation: the prior producer subagent (ae59171f) hit its session rate limit (a §11.4.147(e) API-quota crash) before writing them. curriculum_amendment_plan_v1.md remains absent from the live scratchpad as of this session’s re-check. No mechanical check verifies a task brief’s declared input files exist and are non-empty before the downstream consumer subagent is dispatched. Author a pre-dispatch precondition helper (project-side orchestration tooling, e.g. a small script the conductor runs before Task/Agent dispatch when a brief names required input paths) that fails closed with an actionable</w:t>
+      </w:r>
+      <w:r>
+        <w:t xml:space="preserve"> </w:t>
+      </w:r>
+      <w:r>
+        <w:t xml:space="preserve">‘missing input, respawn the producer’</w:t>
+      </w:r>
+      <w:r>
+        <w:t xml:space="preserve"> </w:t>
+      </w:r>
+      <w:r>
+        <w:t xml:space="preserve">message rather than silently letting a downstream agent proceed on absent evidence and fabricate content unsupported by its named sources.</w:t>
+      </w:r>
+    </w:p>
+    <w:bookmarkEnd w:id="32"/>
+    <w:bookmarkStart w:id="33" w:name="X3ab28866ef950a639117cbe365536fe487721c0"/>
+    <w:p>
+      <w:pPr>
+        <w:pStyle w:val="Heading2"/>
+      </w:pPr>
+      <w:r>
+        <w:t xml:space="preserve">BOB-109 — BOB-074 followup: scaling-class test coverage absent from mandated test-type matrix</w:t>
+      </w:r>
+    </w:p>
+    <w:p>
+      <w:pPr>
+        <w:pStyle w:val="FirstParagraph"/>
+      </w:pPr>
+      <w:r>
+        <w:rPr>
+          <w:b/>
+          <w:bCs/>
+        </w:rPr>
+        <w:t xml:space="preserve">Status:</w:t>
+      </w:r>
+      <w:r>
+        <w:t xml:space="preserve"> </w:t>
+      </w:r>
+      <w:r>
+        <w:t xml:space="preserve">Ready for testing</w:t>
+      </w:r>
+      <w:r>
+        <w:t xml:space="preserve"> </w:t>
+      </w:r>
+      <w:r>
+        <w:rPr>
+          <w:b/>
+          <w:bCs/>
+        </w:rPr>
+        <w:t xml:space="preserve">Type:</w:t>
+      </w:r>
+      <w:r>
+        <w:t xml:space="preserve"> </w:t>
+      </w:r>
+      <w:r>
+        <w:t xml:space="preserve">Task</w:t>
+      </w:r>
+      <w:r>
+        <w:t xml:space="preserve"> </w:t>
+      </w:r>
+      <w:r>
+        <w:rPr>
+          <w:b/>
+          <w:bCs/>
+        </w:rPr>
+        <w:t xml:space="preserve">Severity:</w:t>
+      </w:r>
+      <w:r>
+        <w:t xml:space="preserve"> </w:t>
+      </w:r>
+      <w:r>
+        <w:t xml:space="preserve">Medium</w:t>
+      </w:r>
+      <w:r>
+        <w:t xml:space="preserve"> </w:t>
+      </w:r>
+      <w:r>
+        <w:rPr>
+          <w:b/>
+          <w:bCs/>
+        </w:rPr>
+        <w:t xml:space="preserve">Created-By:</w:t>
+      </w:r>
+      <w:r>
+        <w:t xml:space="preserve"> </w:t>
+      </w:r>
+      <w:r>
+        <w:t xml:space="preserve">Claude</w:t>
+      </w:r>
+    </w:p>
+    <w:p>
+      <w:pPr>
+        <w:pStyle w:val="BodyText"/>
+      </w:pPr>
+      <w:r>
+        <w:t xml:space="preserve">docs/testing/test_type_matrix.md’s §11.4.27 test-type audit found zero scaling-class coverage anywhere in the tree (no scaling-tagged directory, test file, or HelixQA bank distinguishes growing-dataset/tracker-count/concurrent-user scale-out from stress-under-burst). Scope at least one scaling dimension, e.g. tracker-count scale-out in merge search against challenges/helixqa-banks/boba-services.yaml’s tracker set, or the qbittorrent-proxy-go –profile go swap, with a real measured baseline.</w:t>
+      </w:r>
+    </w:p>
+    <w:bookmarkEnd w:id="33"/>
+    <w:bookmarkStart w:id="34" w:name="Xacefa1be160e0de55d8124335022d5be71cacc5"/>
+    <w:p>
+      <w:pPr>
+        <w:pStyle w:val="Heading2"/>
+      </w:pPr>
+      <w:r>
+        <w:t xml:space="preserve">BOB-110 — BOB-074 followup: UX-class test coverage (accessibility/usability) absent</w:t>
+      </w:r>
+    </w:p>
+    <w:p>
+      <w:pPr>
+        <w:pStyle w:val="FirstParagraph"/>
+      </w:pPr>
+      <w:r>
+        <w:rPr>
+          <w:b/>
+          <w:bCs/>
+        </w:rPr>
+        <w:t xml:space="preserve">Status:</w:t>
+      </w:r>
+      <w:r>
+        <w:t xml:space="preserve"> </w:t>
+      </w:r>
+      <w:r>
+        <w:t xml:space="preserve">Queued</w:t>
+      </w:r>
+      <w:r>
+        <w:t xml:space="preserve"> </w:t>
+      </w:r>
+      <w:r>
+        <w:rPr>
+          <w:b/>
+          <w:bCs/>
+        </w:rPr>
+        <w:t xml:space="preserve">Type:</w:t>
+      </w:r>
+      <w:r>
+        <w:t xml:space="preserve"> </w:t>
+      </w:r>
+      <w:r>
+        <w:t xml:space="preserve">Task</w:t>
+      </w:r>
+      <w:r>
+        <w:t xml:space="preserve"> </w:t>
+      </w:r>
+      <w:r>
+        <w:rPr>
+          <w:b/>
+          <w:bCs/>
+        </w:rPr>
+        <w:t xml:space="preserve">Severity:</w:t>
+      </w:r>
+      <w:r>
+        <w:t xml:space="preserve"> </w:t>
+      </w:r>
+      <w:r>
+        <w:t xml:space="preserve">Medium</w:t>
+      </w:r>
+      <w:r>
+        <w:t xml:space="preserve"> </w:t>
+      </w:r>
+      <w:r>
+        <w:rPr>
+          <w:b/>
+          <w:bCs/>
+        </w:rPr>
+        <w:t xml:space="preserve">Created-By:</w:t>
+      </w:r>
+      <w:r>
+        <w:t xml:space="preserve"> </w:t>
+      </w:r>
+      <w:r>
+        <w:t xml:space="preserve">Claude</w:t>
+      </w:r>
+    </w:p>
+    <w:p>
+      <w:pPr>
+        <w:pStyle w:val="BodyText"/>
+      </w:pPr>
+      <w:r>
+        <w:t xml:space="preserve">docs/testing/test_type_matrix.md’s §11.4.27 test-type audit found UI functional coverage (Vitest + Playwright) but nothing framed around usability/accessibility/UX outcomes specifically. Scope an axe-core or equivalent accessibility pass over the Angular frontend, covering WCAG checks, keyboard-nav coverage, and screen-reader labeling.</w:t>
+      </w:r>
+    </w:p>
+    <w:bookmarkEnd w:id="34"/>
+    <w:bookmarkStart w:id="35" w:name="X9523e691290b2f1fcb001d578c2dee68dd5b0e1"/>
+    <w:p>
+      <w:pPr>
+        <w:pStyle w:val="Heading2"/>
+      </w:pPr>
+      <w:r>
+        <w:t xml:space="preserve">BOB-111 — BOB-074 followup: configure real rate limiting for boba’s 3 public HTTP endpoints</w:t>
+      </w:r>
+    </w:p>
+    <w:p>
+      <w:pPr>
+        <w:pStyle w:val="FirstParagraph"/>
+      </w:pPr>
+      <w:r>
+        <w:rPr>
+          <w:b/>
+          <w:bCs/>
+        </w:rPr>
+        <w:t xml:space="preserve">Status:</w:t>
+      </w:r>
+      <w:r>
+        <w:t xml:space="preserve"> </w:t>
+      </w:r>
+      <w:r>
+        <w:t xml:space="preserve">In progress</w:t>
+      </w:r>
+      <w:r>
+        <w:t xml:space="preserve"> </w:t>
+      </w:r>
+      <w:r>
+        <w:rPr>
+          <w:b/>
+          <w:bCs/>
+        </w:rPr>
+        <w:t xml:space="preserve">Type:</w:t>
+      </w:r>
+      <w:r>
+        <w:t xml:space="preserve"> </w:t>
+      </w:r>
+      <w:r>
+        <w:t xml:space="preserve">Task</w:t>
+      </w:r>
+      <w:r>
+        <w:t xml:space="preserve"> </w:t>
+      </w:r>
+      <w:r>
+        <w:rPr>
+          <w:b/>
+          <w:bCs/>
+        </w:rPr>
+        <w:t xml:space="preserve">Severity:</w:t>
+      </w:r>
+      <w:r>
+        <w:t xml:space="preserve"> </w:t>
+      </w:r>
+      <w:r>
+        <w:t xml:space="preserve">High</w:t>
+      </w:r>
+      <w:r>
+        <w:t xml:space="preserve"> </w:t>
+      </w:r>
+      <w:r>
+        <w:rPr>
+          <w:b/>
+          <w:bCs/>
+        </w:rPr>
+        <w:t xml:space="preserve">Created-By:</w:t>
+      </w:r>
+      <w:r>
+        <w:t xml:space="preserve"> </w:t>
+      </w:r>
+      <w:r>
+        <w:t xml:space="preserve">Claude</w:t>
+      </w:r>
+    </w:p>
+    <w:p>
+      <w:pPr>
+        <w:pStyle w:val="BodyText"/>
+      </w:pPr>
+      <w:r>
+        <w:t xml:space="preserve">Source inspection across the whole stack (2026-08-18) verified no rate-limit mechanism exists for :7185 (qBittorrent WebUI proxy), :7187 (merge search service), or :7189 (boba-jackett) – no slowapi/limiter/throttle import in download-proxy/src/, no rate-limit middleware in qBitTorrent-go/internal/middleware/ (only cors.go + logging.go) or internal/jackettapi/ (only auth/cors middleware tests, no rate middleware), and no nginx/reverse-proxy service in docker-compose.yml. Candidate remediations documented in docs/testing/ddos_resilience.md: nginx-in-container reverse proxy with limit_req_zone (most portable, adds a container); a FastAPI slowapi dependency for the merge-search service; a Gin rate-limit middleware for boba-jackett following the existing internal/middleware/ pattern. qBittorrent’s own WebUI bandwidth-shaping settings were NOT verified to cover request-rate (only bandwidth) – do not assume they close this gap without checking.</w:t>
+      </w:r>
+    </w:p>
+    <w:bookmarkEnd w:id="35"/>
+    <w:bookmarkStart w:id="36" w:name="X39b5dab963075505ec0be67d7faec164f424cc7"/>
+    <w:p>
+      <w:pPr>
+        <w:pStyle w:val="Heading2"/>
+      </w:pPr>
+      <w:r>
+        <w:t xml:space="preserve">BOB-114 — BOB-074 followup: self-validation golden-bad fixture for the rate-limit detector</w:t>
+      </w:r>
+    </w:p>
+    <w:p>
+      <w:pPr>
+        <w:pStyle w:val="FirstParagraph"/>
+      </w:pPr>
+      <w:r>
+        <w:rPr>
+          <w:b/>
+          <w:bCs/>
+        </w:rPr>
+        <w:t xml:space="preserve">Status:</w:t>
+      </w:r>
+      <w:r>
+        <w:t xml:space="preserve"> </w:t>
+      </w:r>
+      <w:r>
+        <w:t xml:space="preserve">Queued</w:t>
+      </w:r>
+      <w:r>
+        <w:t xml:space="preserve"> </w:t>
+      </w:r>
+      <w:r>
+        <w:rPr>
+          <w:b/>
+          <w:bCs/>
+        </w:rPr>
+        <w:t xml:space="preserve">Type:</w:t>
+      </w:r>
+      <w:r>
+        <w:t xml:space="preserve"> </w:t>
+      </w:r>
+      <w:r>
+        <w:t xml:space="preserve">Task</w:t>
+      </w:r>
+      <w:r>
+        <w:t xml:space="preserve"> </w:t>
+      </w:r>
+      <w:r>
+        <w:rPr>
+          <w:b/>
+          <w:bCs/>
+        </w:rPr>
+        <w:t xml:space="preserve">Severity:</w:t>
+      </w:r>
+      <w:r>
+        <w:t xml:space="preserve"> </w:t>
+      </w:r>
+      <w:r>
+        <w:t xml:space="preserve">Medium</w:t>
+      </w:r>
+      <w:r>
+        <w:t xml:space="preserve"> </w:t>
+      </w:r>
+      <w:r>
+        <w:rPr>
+          <w:b/>
+          <w:bCs/>
+        </w:rPr>
+        <w:t xml:space="preserve">Created-By:</w:t>
+      </w:r>
+      <w:r>
+        <w:t xml:space="preserve"> </w:t>
+      </w:r>
+      <w:r>
+        <w:t xml:space="preserve">Claude</w:t>
+      </w:r>
+    </w:p>
+    <w:p>
+      <w:pPr>
+        <w:pStyle w:val="BodyText"/>
+      </w:pPr>
+      <w:r>
+        <w:t xml:space="preserve">challenges/scripts/ddos_resilience_challenge.sh’s –self-validate mode currently only ships a golden-bad fixture for the crash-resistance detector (per §11.4.107(10)/§11.4.201). The rate-limiting detector has no matching golden-bad fixture proving it would actually FAIL a synthetic no-rate-limit-enforced artifact, so an unvalidated rate-limit detector could silently pass a broken/absent rate-limit deployment. Add a synthetic fixture (e.g. a stub server that never returns 429/503 under burst) and assert the detector correctly reports the absence, closing the self-validation gap for this detector class.</w:t>
+      </w:r>
+    </w:p>
+    <w:bookmarkEnd w:id="36"/>
+    <w:bookmarkStart w:id="37" w:name="Xacc9ddb6f7eee1df4ddd1b04dca92a1b3a958bf"/>
+    <w:p>
+      <w:pPr>
+        <w:pStyle w:val="Heading2"/>
+      </w:pPr>
+      <w:r>
+        <w:t xml:space="preserve">BOB-121 — External watchdog for the forced-logout architectural gap (task #85, incident #3)</w:t>
+      </w:r>
+    </w:p>
+    <w:p>
+      <w:pPr>
+        <w:pStyle w:val="FirstParagraph"/>
+      </w:pPr>
+      <w:r>
+        <w:rPr>
+          <w:b/>
+          <w:bCs/>
+        </w:rPr>
+        <w:t xml:space="preserve">Status:</w:t>
+      </w:r>
+      <w:r>
+        <w:t xml:space="preserve"> </w:t>
+      </w:r>
+      <w:r>
+        <w:t xml:space="preserve">Ready for testing</w:t>
+      </w:r>
+      <w:r>
+        <w:t xml:space="preserve"> </w:t>
+      </w:r>
+      <w:r>
+        <w:rPr>
+          <w:b/>
+          <w:bCs/>
+        </w:rPr>
+        <w:t xml:space="preserve">Type:</w:t>
+      </w:r>
+      <w:r>
+        <w:t xml:space="preserve"> </w:t>
+      </w:r>
+      <w:r>
+        <w:t xml:space="preserve">Task</w:t>
+      </w:r>
+      <w:r>
+        <w:t xml:space="preserve"> </w:t>
+      </w:r>
+      <w:r>
+        <w:rPr>
+          <w:b/>
+          <w:bCs/>
+        </w:rPr>
+        <w:t xml:space="preserve">Severity:</w:t>
+      </w:r>
+      <w:r>
+        <w:t xml:space="preserve"> </w:t>
+      </w:r>
+      <w:r>
+        <w:t xml:space="preserve">Important</w:t>
+      </w:r>
+      <w:r>
+        <w:t xml:space="preserve"> </w:t>
+      </w:r>
+      <w:r>
+        <w:rPr>
+          <w:b/>
+          <w:bCs/>
+        </w:rPr>
+        <w:t xml:space="preserve">Created-By:</w:t>
+      </w:r>
+      <w:r>
+        <w:t xml:space="preserve"> </w:t>
+      </w:r>
+      <w:r>
+        <w:t xml:space="preserve">Claude</w:t>
+      </w:r>
+    </w:p>
+    <w:p>
+      <w:pPr>
+        <w:pStyle w:val="BodyText"/>
+      </w:pPr>
+      <w:r>
+        <w:t xml:space="preserve">Phase 1 design-only proposal: the BOB-116/task-77 resource-pressure preventive systemd –user timer runs inside user@1000.service, the exact pool it monitors, so it cannot fire when that pool dies (proven by incident #3, docs/qa/BOB-120/, 22:42+22:57 fires then blocked 23:45:49-23:49:00). Recommends Option B (user crontab reusing pre-existing crond.service in system.slice, no new root service) kept alongside the existing timer, with Option A (new root-owned systemd unit) as escalation path if Phase 1.5 live cron/cgroup verification is adverse. Proposal: docs/proposals/external-watchdog-for-forced-logout-architectural-gap.md. Operator decision required per §11.4.66 before any implementation – NOT implemented in this task.</w:t>
+      </w:r>
+    </w:p>
+    <w:p>
+      <w:pPr>
+        <w:pStyle w:val="BodyText"/>
+      </w:pPr>
+      <w:r>
+        <w:rPr>
+          <w:b/>
+          <w:bCs/>
+        </w:rPr>
+        <w:t xml:space="preserve">Progress 2026-08-21:</w:t>
+      </w:r>
+      <w:r>
+        <w:t xml:space="preserve"> </w:t>
+      </w:r>
+      <w:r>
+        <w:t xml:space="preserve">Flight recorder built, installed, and recording. First finding: NOTHING was watching at all — the root watchdog is LoadState=not-found and the BOB-116 user timer inactive. The blocking spike REFUTED the proposal’s rationale while confirming its conclusion: this vixie-cron does invoke pam_systemd so the tick lands in session-N.scope, but that scope is a SIBLING of user@1000.service, and the real incident killed exactly one unit (73</w:t>
+      </w:r>
+      <w:r>
+        <w:t xml:space="preserve"> </w:t>
+      </w:r>
+      <w:r>
+        <w:t xml:space="preserve">‘user@1000.service: Killing process’</w:t>
+      </w:r>
+      <w:r>
+        <w:t xml:space="preserve"> </w:t>
+      </w:r>
+      <w:r>
+        <w:t xml:space="preserve">lines while session-18.scope merely deactivated). So the recorder does not need to survive — its SCHEDULER does, and crond in system.slice survived all seven incidents. Captures the pre-event memory/PSI/thread ramp that nothing post-hoc can recover, plus boot id, the gap itself, unit start timestamp, cgroup pids, and OOM cgroup attribution. Evidence: 5 records under real cron at exact 60s spacing; a staged analogue on a DISPOSABLE unit reaching</w:t>
+      </w:r>
+      <w:r>
+        <w:t xml:space="preserve"> </w:t>
+      </w:r>
+      <w:r>
+        <w:t xml:space="preserve">‘VERDICT: SESSION TEARDOWN’</w:t>
+      </w:r>
+      <w:r>
+        <w:t xml:space="preserve">; golden-good against the REAL BOB-120 log giving the correct diagnosis (k_unit_kill=1, k_oom=0); healthy-host quiet under load 8.15. NOT CLOSED — two operator decisions are owed: whether to keep it installed (one crontab line, zero signals, zero power verbs, 32K, reversible via uninstall.sh), and the root system.slice watchdog which is written but needs one</w:t>
+      </w:r>
+      <w:r>
+        <w:t xml:space="preserve"> </w:t>
+      </w:r>
+      <w:r>
+        <w:rPr>
+          <w:rStyle w:val="VerbatimChar"/>
+        </w:rPr>
+        <w:t xml:space="preserve">su</w:t>
+      </w:r>
+      <w:r>
+        <w:t xml:space="preserve">. UNTESTED AGAINST A REAL FORCED LOGOUT: survival is inferred from cgroup topology, not observed, and it does NOT hold against a whole-slice sweep or KillUserProcesses=yes.</w:t>
+      </w:r>
+      <w:r>
+        <w:t xml:space="preserve"> </w:t>
+      </w:r>
+      <w:r>
+        <w:t xml:space="preserve">## BOB-135 — Test isolation: test_list_hooks_after_create fails in bulk suite (Permission denied /config)</w:t>
+      </w:r>
+    </w:p>
+    <w:p>
+      <w:pPr>
+        <w:pStyle w:val="BodyText"/>
+      </w:pPr>
+      <w:r>
+        <w:rPr>
+          <w:b/>
+          <w:bCs/>
+        </w:rPr>
+        <w:t xml:space="preserve">Status:</w:t>
+      </w:r>
+      <w:r>
+        <w:t xml:space="preserve"> </w:t>
+      </w:r>
+      <w:r>
+        <w:t xml:space="preserve">Ready for testing</w:t>
+      </w:r>
+      <w:r>
+        <w:t xml:space="preserve"> </w:t>
+      </w:r>
+      <w:r>
+        <w:rPr>
+          <w:b/>
+          <w:bCs/>
+        </w:rPr>
+        <w:t xml:space="preserve">Type:</w:t>
+      </w:r>
+      <w:r>
+        <w:t xml:space="preserve"> </w:t>
+      </w:r>
+      <w:r>
+        <w:t xml:space="preserve">Bug</w:t>
+      </w:r>
+      <w:r>
+        <w:t xml:space="preserve"> </w:t>
+      </w:r>
+      <w:r>
+        <w:rPr>
+          <w:b/>
+          <w:bCs/>
+        </w:rPr>
+        <w:t xml:space="preserve">Severity:</w:t>
+      </w:r>
+      <w:r>
+        <w:t xml:space="preserve"> </w:t>
+      </w:r>
+      <w:r>
         <w:t xml:space="preserve">Low</w:t>
       </w:r>
     </w:p>
@@ -1599,1087 +2598,20 @@
         <w:pStyle w:val="BodyText"/>
       </w:pPr>
       <w:r>
-        <w:t xml:space="preserve">[Backfill from GOVERNANCE_AUDIT_2026-08-08_ROUND2.md RD2-39, P3] Bump submodules/jackett one commit (RD2-09). Priority: P3.</w:t>
-      </w:r>
-    </w:p>
-    <w:bookmarkEnd w:id="28"/>
-    <w:bookmarkStart w:id="29" w:name="X1ccf8f67f5b2e3620b13b45d7861067f2e9e74e"/>
-    <w:p>
-      <w:pPr>
-        <w:pStyle w:val="Heading2"/>
-      </w:pPr>
-      <w:r>
-        <w:t xml:space="preserve">BOB-101 — GA-19/RW-09: Is –profile go parity still a release goal? (gates RW-10..13) — OPERATOR-DECISION</w:t>
-      </w:r>
-    </w:p>
-    <w:p>
-      <w:pPr>
-        <w:pStyle w:val="FirstParagraph"/>
-      </w:pPr>
-      <w:r>
-        <w:rPr>
-          <w:b/>
-          <w:bCs/>
-        </w:rPr>
-        <w:t xml:space="preserve">Status:</w:t>
-      </w:r>
-      <w:r>
-        <w:t xml:space="preserve"> </w:t>
-      </w:r>
-      <w:r>
-        <w:t xml:space="preserve">Queued</w:t>
-      </w:r>
-      <w:r>
-        <w:t xml:space="preserve"> </w:t>
-      </w:r>
-      <w:r>
-        <w:rPr>
-          <w:b/>
-          <w:bCs/>
-        </w:rPr>
-        <w:t xml:space="preserve">Type:</w:t>
-      </w:r>
-      <w:r>
-        <w:t xml:space="preserve"> </w:t>
-      </w:r>
-      <w:r>
-        <w:t xml:space="preserve">Task</w:t>
-      </w:r>
-      <w:r>
-        <w:t xml:space="preserve"> </w:t>
-      </w:r>
-      <w:r>
-        <w:rPr>
-          <w:b/>
-          <w:bCs/>
-        </w:rPr>
-        <w:t xml:space="preserve">Severity:</w:t>
-      </w:r>
-      <w:r>
-        <w:t xml:space="preserve"> </w:t>
-      </w:r>
-      <w:r>
-        <w:t xml:space="preserve">High</w:t>
-      </w:r>
-    </w:p>
-    <w:p>
-      <w:pPr>
-        <w:pStyle w:val="BodyText"/>
-      </w:pPr>
-      <w:r>
-        <w:rPr>
-          <w:b/>
-          <w:bCs/>
-        </w:rPr>
-        <w:t xml:space="preserve">OPERATOR DECISION (2026-08-26, §11.4.66 interactive clarification): DEFER PAST v1.0.0</w:t>
-      </w:r>
-    </w:p>
-    <w:p>
-      <w:pPr>
-        <w:pStyle w:val="BodyText"/>
-      </w:pPr>
-      <w:r>
-        <w:t xml:space="preserve">Go</w:t>
-      </w:r>
-      <w:r>
-        <w:t xml:space="preserve"> </w:t>
-      </w:r>
-      <w:r>
-        <w:rPr>
-          <w:rStyle w:val="VerbatimChar"/>
-        </w:rPr>
-        <w:t xml:space="preserve">--profile go</w:t>
-      </w:r>
-      <w:r>
-        <w:t xml:space="preserve"> </w:t>
-      </w:r>
-      <w:r>
-        <w:t xml:space="preserve">parity remains a goal but is NO LONGER a v1.0.0 release blocker. RW-10..13 move to a post-1.0 milestone and stop gating the tag. Nothing advertised is removed, so §11.4.122 stays clean and no §11.4.90 Obsolete closure is warranted. The BOB-141 measured fact stands unchanged: the Go container’s Dockerfile runs ONE binary binding only :7187; nothing binds :7186 or :7188 despite compose setting PROXY_PORT/BRIDGE_PORT. CLAUDE.md’s port map already describes what the container ACTUALLY does and needs no amendment under this decision.</w:t>
-      </w:r>
-    </w:p>
-    <w:p>
-      <w:pPr>
-        <w:pStyle w:val="BodyText"/>
-      </w:pPr>
-      <w:r>
-        <w:t xml:space="preserve">This answer is recorded as consumer DATA per §11.4.35 — it is the operator’s stated choice, not an agent inference, and supersedes any prior agent-chosen default on this question. Options not chosen are named above so a future reader does not re-litigate a settled call (§11.4.112(5) bounded-verdict discipline applied to decisions).</w:t>
-      </w:r>
-    </w:p>
-    <w:p>
-      <w:pPr>
-        <w:pStyle w:val="BodyText"/>
-      </w:pPr>
-      <w:r>
-        <w:t xml:space="preserve">— prior item text follows —</w:t>
-      </w:r>
-    </w:p>
-    <w:p>
-      <w:pPr>
-        <w:pStyle w:val="BodyText"/>
-      </w:pPr>
-      <w:r>
-        <w:t xml:space="preserve">GA-19/RW-09: Is –profile go parity still a release goal? (gates RW-10..13) — OPERATOR-DECISION</w:t>
-      </w:r>
-    </w:p>
-    <w:bookmarkEnd w:id="29"/>
-    <w:bookmarkStart w:id="30" w:name="Xaa86bbce404e863ed57e4a8e58927db3478b502"/>
-    <w:p>
-      <w:pPr>
-        <w:pStyle w:val="Heading2"/>
-      </w:pPr>
-      <w:r>
-        <w:t xml:space="preserve">BOB-102 — RW-05: LAN-exposure threat model — bind tunnel 127.0.0.1 or keep 0.0.0.0? — OPERATOR-DECISION</w:t>
-      </w:r>
-    </w:p>
-    <w:p>
-      <w:pPr>
-        <w:pStyle w:val="FirstParagraph"/>
-      </w:pPr>
-      <w:r>
-        <w:rPr>
-          <w:b/>
-          <w:bCs/>
-        </w:rPr>
-        <w:t xml:space="preserve">Status:</w:t>
-      </w:r>
-      <w:r>
-        <w:t xml:space="preserve"> </w:t>
-      </w:r>
-      <w:r>
-        <w:t xml:space="preserve">In progress</w:t>
-      </w:r>
-      <w:r>
-        <w:t xml:space="preserve"> </w:t>
-      </w:r>
-      <w:r>
-        <w:rPr>
-          <w:b/>
-          <w:bCs/>
-        </w:rPr>
-        <w:t xml:space="preserve">Type:</w:t>
-      </w:r>
-      <w:r>
-        <w:t xml:space="preserve"> </w:t>
-      </w:r>
-      <w:r>
-        <w:t xml:space="preserve">Task</w:t>
-      </w:r>
-      <w:r>
-        <w:t xml:space="preserve"> </w:t>
-      </w:r>
-      <w:r>
-        <w:rPr>
-          <w:b/>
-          <w:bCs/>
-        </w:rPr>
-        <w:t xml:space="preserve">Severity:</w:t>
-      </w:r>
-      <w:r>
-        <w:t xml:space="preserve"> </w:t>
-      </w:r>
-      <w:r>
-        <w:t xml:space="preserve">Medium</w:t>
-      </w:r>
-    </w:p>
-    <w:p>
-      <w:pPr>
-        <w:pStyle w:val="BodyText"/>
-      </w:pPr>
-      <w:r>
-        <w:rPr>
-          <w:b/>
-          <w:bCs/>
-        </w:rPr>
-        <w:t xml:space="preserve">OPERATOR DECISION (2026-08-26, §11.4.66 interactive clarification): KEEP 0.0.0.0 + MANDATORY AUTH GUARD</w:t>
-      </w:r>
-    </w:p>
-    <w:p>
-      <w:pPr>
-        <w:pStyle w:val="BodyText"/>
-      </w:pPr>
-      <w:r>
-        <w:t xml:space="preserve">The tunnel STAYS LAN-reachable — no bind address changes to 127.0.0.1. The operator explicitly chose to preserve access from other devices on the network. THE DECISION CARRIES A BINDING OBLIGATION: a permanent §11.4.135 regression guard MUST land that FAILS THE BUILD if any LAN-reachable route ever stops demanding authentication. The operator accepted 0.0.0.0 ON THE CONDITION that guard exists — without it this decision is unprotected and the item is NOT closeable. Guard requirements: enumerate routes from the authoritative source (FastAPI app, Go handlers, boba-jackett) never a hand-maintained list; resolve real auth coverage not a grep for the string</w:t>
-      </w:r>
-      <w:r>
-        <w:t xml:space="preserve"> </w:t>
-      </w:r>
-      <w:r>
-        <w:t xml:space="preserve">‘auth’</w:t>
-      </w:r>
-      <w:r>
-        <w:t xml:space="preserve"> </w:t>
-      </w:r>
-      <w:r>
-        <w:t xml:space="preserve">(§11.4.201 real-condition); deliberately-public routes exempt ONLY via a checked-in list with per-entry justification, enumerated as honest gaps never silent; golden-TRUE + golden-FALSE fixtures per §11.4.107(10).</w:t>
-      </w:r>
-    </w:p>
-    <w:p>
-      <w:pPr>
-        <w:pStyle w:val="BodyText"/>
-      </w:pPr>
-      <w:r>
-        <w:t xml:space="preserve">This answer is recorded as consumer DATA per §11.4.35 — it is the operator’s stated choice, not an agent inference, and supersedes any prior agent-chosen default on this question. Options not chosen are named above so a future reader does not re-litigate a settled call (§11.4.112(5) bounded-verdict discipline applied to decisions).</w:t>
-      </w:r>
-    </w:p>
-    <w:p>
-      <w:pPr>
-        <w:pStyle w:val="BodyText"/>
-      </w:pPr>
-      <w:r>
-        <w:t xml:space="preserve">— prior item text follows —</w:t>
-      </w:r>
-    </w:p>
-    <w:p>
-      <w:pPr>
-        <w:pStyle w:val="BodyText"/>
-      </w:pPr>
-      <w:r>
-        <w:t xml:space="preserve">RW-05: LAN-exposure threat model — bind tunnel 127.0.0.1 or keep 0.0.0.0? — OPERATOR-DECISION</w:t>
-      </w:r>
-    </w:p>
-    <w:bookmarkEnd w:id="30"/>
-    <w:bookmarkStart w:id="31" w:name="X2cb7307575e1c677ca91643f69c3101cacb0c5e"/>
-    <w:p>
-      <w:pPr>
-        <w:pStyle w:val="Heading2"/>
-      </w:pPr>
-      <w:r>
-        <w:t xml:space="preserve">BOB-104 — §11.4.238 followup: CodeGraph 1.5.0 nested-.gitignore regression challenge</w:t>
-      </w:r>
-    </w:p>
-    <w:p>
-      <w:pPr>
-        <w:pStyle w:val="FirstParagraph"/>
-      </w:pPr>
-      <w:r>
-        <w:rPr>
-          <w:b/>
-          <w:bCs/>
-        </w:rPr>
-        <w:t xml:space="preserve">Status:</w:t>
-      </w:r>
-      <w:r>
-        <w:t xml:space="preserve"> </w:t>
-      </w:r>
-      <w:r>
-        <w:t xml:space="preserve">In progress</w:t>
-      </w:r>
-      <w:r>
-        <w:t xml:space="preserve"> </w:t>
-      </w:r>
-      <w:r>
-        <w:rPr>
-          <w:b/>
-          <w:bCs/>
-        </w:rPr>
-        <w:t xml:space="preserve">Type:</w:t>
-      </w:r>
-      <w:r>
-        <w:t xml:space="preserve"> </w:t>
-      </w:r>
-      <w:r>
-        <w:t xml:space="preserve">Task</w:t>
-      </w:r>
-      <w:r>
-        <w:t xml:space="preserve"> </w:t>
-      </w:r>
-      <w:r>
-        <w:rPr>
-          <w:b/>
-          <w:bCs/>
-        </w:rPr>
-        <w:t xml:space="preserve">Severity:</w:t>
-      </w:r>
-      <w:r>
-        <w:t xml:space="preserve"> </w:t>
-      </w:r>
-      <w:r>
-        <w:t xml:space="preserve">Medium</w:t>
-      </w:r>
-      <w:r>
-        <w:t xml:space="preserve"> </w:t>
-      </w:r>
-      <w:r>
-        <w:rPr>
-          <w:b/>
-          <w:bCs/>
-        </w:rPr>
-        <w:t xml:space="preserve">Created-By:</w:t>
-      </w:r>
-      <w:r>
-        <w:t xml:space="preserve"> </w:t>
-      </w:r>
-      <w:r>
-        <w:t xml:space="preserve">Claude</w:t>
-      </w:r>
-    </w:p>
-    <w:p>
-      <w:pPr>
-        <w:pStyle w:val="BodyText"/>
-      </w:pPr>
-      <w:r>
-        <w:t xml:space="preserve">Coverage-escape followup (docs/QA_DISCOVERY_LEDGER.md, BOB-075 agent-code-reading finding, commit e6162f7): CodeGraph 1.5.0 (up from documented 0.9.9) walked into nested-.gitignore-excluded frontend/node_modules and extension/node_modules (32,260 files / 514,456 nodes vs the 2026-06-06 baseline of 509 files / 8,906 nodes) instead of honoring frontend/.gitignore + extension/.gitignore per git check-ignore -v. Author a challenge (challenges/scripts/codegraph_gitignore_honor_challenge.sh or equivalent, e.g. wrapping</w:t>
-      </w:r>
-      <w:r>
-        <w:t xml:space="preserve"> </w:t>
-      </w:r>
-      <w:r>
-        <w:t xml:space="preserve">‘codegraph doctor –sniff-gitignore-honor’</w:t>
-      </w:r>
-      <w:r>
-        <w:t xml:space="preserve"> </w:t>
-      </w:r>
-      <w:r>
-        <w:t xml:space="preserve">if that subcommand exists, else a real re-index + file-count assertion) with §11.4.115 RED_MODE polarity: RED_MODE=1 reproduces the blowup against the live nested-.gitignore tree, RED_MODE=0 asserts the resync stays within the documented baseline order of magnitude. Full evidence: docs/codegraph/Status.md lines 91-118. UPSTREAM FILED 2026-08-18: real upstream repo is github.com/colbymchenry/codegraph (npm package</w:t>
-      </w:r>
-      <w:r>
-        <w:t xml:space="preserve"> </w:t>
-      </w:r>
-      <w:r>
-        <w:t xml:space="preserve">@colbymchenry/codegraph</w:t>
-      </w:r>
-      <w:r>
-        <w:t xml:space="preserve">, confirmed via package.json + gh repo view; NOT vasic-digital/codegraph, correcting this ledger’s original assumption). Issue: https://github.com/colbymchenry/codegraph/issues/1567 (full reproduction evidence: git check-ignore -v re-verified first-hand; two bounded synthetic repro attempts up to 63 nested .gitignore files / 960 files against the actual installed v1.5.0 binary did NOT reproduce the blowup in isolation – honest negative result, root cause not pinned to a specific line in either scanning implementation). Draft PR (diagnostic only, not a behavioral fix): https://github.com/colbymchenry/codegraph/pull/1568 – adds a logDebug() call so a future report can confirm which of the two independent gitignore-respecting code paths (git-ls-files-based vs filesystem-walk fallback) actually ran. Both PRs/issue filed via SSH (Hard Stop #2) from a fork at github.com/milos85vasic/codegraph. Status: In-progress pending upstream maintainer triage/merge – boba-side closure of this item still needs the RED/GREEN challenge script (§11.4.115) authored per the original scope, independent of upstream’s response.</w:t>
-      </w:r>
-    </w:p>
-    <w:bookmarkEnd w:id="31"/>
-    <w:bookmarkStart w:id="32" w:name="Xe96ad592ab1cd357560854e553714ea49d501fd"/>
-    <w:p>
-      <w:pPr>
-        <w:pStyle w:val="Heading2"/>
-      </w:pPr>
-      <w:r>
-        <w:t xml:space="preserve">BOB-106 — §11.4.238 followup: §11.4.84 quiescence-check helper for the unattributed auto-commit path</w:t>
-      </w:r>
-    </w:p>
-    <w:p>
-      <w:pPr>
-        <w:pStyle w:val="FirstParagraph"/>
-      </w:pPr>
-      <w:r>
-        <w:rPr>
-          <w:b/>
-          <w:bCs/>
-        </w:rPr>
-        <w:t xml:space="preserve">Status:</w:t>
-      </w:r>
-      <w:r>
-        <w:t xml:space="preserve"> </w:t>
-      </w:r>
-      <w:r>
-        <w:t xml:space="preserve">Queued</w:t>
-      </w:r>
-      <w:r>
-        <w:t xml:space="preserve"> </w:t>
-      </w:r>
-      <w:r>
-        <w:rPr>
-          <w:b/>
-          <w:bCs/>
-        </w:rPr>
-        <w:t xml:space="preserve">Type:</w:t>
-      </w:r>
-      <w:r>
-        <w:t xml:space="preserve"> </w:t>
-      </w:r>
-      <w:r>
-        <w:t xml:space="preserve">Task</w:t>
-      </w:r>
-      <w:r>
-        <w:t xml:space="preserve"> </w:t>
-      </w:r>
-      <w:r>
-        <w:rPr>
-          <w:b/>
-          <w:bCs/>
-        </w:rPr>
-        <w:t xml:space="preserve">Severity:</w:t>
-      </w:r>
-      <w:r>
-        <w:t xml:space="preserve"> </w:t>
-      </w:r>
-      <w:r>
-        <w:t xml:space="preserve">Medium</w:t>
-      </w:r>
-      <w:r>
-        <w:t xml:space="preserve"> </w:t>
-      </w:r>
-      <w:r>
-        <w:rPr>
-          <w:b/>
-          <w:bCs/>
-        </w:rPr>
-        <w:t xml:space="preserve">Created-By:</w:t>
-      </w:r>
-      <w:r>
-        <w:t xml:space="preserve"> </w:t>
-      </w:r>
-      <w:r>
-        <w:t xml:space="preserve">Claude</w:t>
-      </w:r>
-    </w:p>
-    <w:p>
-      <w:pPr>
-        <w:pStyle w:val="BodyText"/>
-      </w:pPr>
-      <w:r>
-        <w:t xml:space="preserve">Coverage-escape followup (docs/QA_DISCOVERY_LEDGER.md RD2-00/BOB-068 entry, docs/GOVERNANCE_AUDIT_2026-08-08_ROUND2.md RD2-00): 20 bare</w:t>
-      </w:r>
-      <w:r>
-        <w:t xml:space="preserve"> </w:t>
-      </w:r>
-      <w:r>
-        <w:t xml:space="preserve">‘Auto-commit’</w:t>
-      </w:r>
-      <w:r>
-        <w:t xml:space="preserve"> </w:t>
-      </w:r>
-      <w:r>
-        <w:t xml:space="preserve">commits exist in this repo’s git history (confirmed via git log –oneline –all –grep, e.g. 54e313f/9c8f684/743097a/de9270b/1c36777/41179c2/7c529ca) with no ATM-NNN reference and no TDD trail, landing via ordinary git pull fast-forward from a second session/host with push access to the same remotes (mismatched commit timezone vs the investigating host, per RD2-00 Update). §11.4.84 working-tree-quiescence has no mechanical guard on this path — no gate flags a commit reaching main with a bare/templated message and no ticket citation. Author a §11.4.84 quiescence-check helper (e.g. challenges/scripts/no_unattributed_autocommit_challenge.sh) that scans the commit range since the last known-good release tag and FAILs on any commit message matching a closed bare/templated pattern (e.g. ^Auto-commit$, ^sync: ) with no ATM-NNN or task/PR reference, wired into scripts/pre_build_verification.sh or the §11.4.234 commit-push-all.sh entrypoint. BOB-068 (RD2-00) remains the tracking item for identifying/stopping the source; this item is specifically the new automated CHECK.</w:t>
-      </w:r>
-    </w:p>
-    <w:bookmarkEnd w:id="32"/>
-    <w:bookmarkStart w:id="33" w:name="X3603c61c89d152ef009cc2f2052c886233f1bf5"/>
-    <w:p>
-      <w:pPr>
-        <w:pStyle w:val="Heading2"/>
-      </w:pPr>
-      <w:r>
-        <w:t xml:space="preserve">BOB-107 — §11.4.238 followup: pre-dispatch existence check for subagent task-brief source inputs</w:t>
-      </w:r>
-    </w:p>
-    <w:p>
-      <w:pPr>
-        <w:pStyle w:val="FirstParagraph"/>
-      </w:pPr>
-      <w:r>
-        <w:rPr>
-          <w:b/>
-          <w:bCs/>
-        </w:rPr>
-        <w:t xml:space="preserve">Status:</w:t>
-      </w:r>
-      <w:r>
-        <w:t xml:space="preserve"> </w:t>
-      </w:r>
-      <w:r>
-        <w:t xml:space="preserve">Queued</w:t>
-      </w:r>
-      <w:r>
-        <w:t xml:space="preserve"> </w:t>
-      </w:r>
-      <w:r>
-        <w:rPr>
-          <w:b/>
-          <w:bCs/>
-        </w:rPr>
-        <w:t xml:space="preserve">Type:</w:t>
-      </w:r>
-      <w:r>
-        <w:t xml:space="preserve"> </w:t>
-      </w:r>
-      <w:r>
-        <w:t xml:space="preserve">Task</w:t>
-      </w:r>
-      <w:r>
-        <w:t xml:space="preserve"> </w:t>
-      </w:r>
-      <w:r>
-        <w:rPr>
-          <w:b/>
-          <w:bCs/>
-        </w:rPr>
-        <w:t xml:space="preserve">Severity:</w:t>
-      </w:r>
-      <w:r>
-        <w:t xml:space="preserve"> </w:t>
-      </w:r>
-      <w:r>
-        <w:t xml:space="preserve">Medium</w:t>
-      </w:r>
-      <w:r>
-        <w:t xml:space="preserve"> </w:t>
-      </w:r>
-      <w:r>
-        <w:rPr>
-          <w:b/>
-          <w:bCs/>
-        </w:rPr>
-        <w:t xml:space="preserve">Created-By:</w:t>
-      </w:r>
-      <w:r>
-        <w:t xml:space="preserve"> </w:t>
-      </w:r>
-      <w:r>
-        <w:t xml:space="preserve">Claude</w:t>
-      </w:r>
-    </w:p>
-    <w:p>
-      <w:pPr>
-        <w:pStyle w:val="BodyText"/>
-      </w:pPr>
-      <w:r>
-        <w:t xml:space="preserve">Coverage-escape followup (docs/QA_DISCOVERY_LEDGER.md SCRATCH-LOSS-2026-08-18 entry, evidence: .superpowers/sdd/task-phase1a-report.md line 21): the Phase 1a subagent (a1cc331d) discovered at task start that 5 source files its brief named as required reads (curriculum_amendment_plan_v1.md, ai_curriculum_modules_27_35_extracted.md, and 3 curriculum_analysis_modules_*.md gap analyses) were absent from the session scratchpad — root cause per that subagent’s own investigation: the prior producer subagent (ae59171f) hit its session rate limit (a §11.4.147(e) API-quota crash) before writing them. curriculum_amendment_plan_v1.md remains absent from the live scratchpad as of this session’s re-check. No mechanical check verifies a task brief’s declared input files exist and are non-empty before the downstream consumer subagent is dispatched. Author a pre-dispatch precondition helper (project-side orchestration tooling, e.g. a small script the conductor runs before Task/Agent dispatch when a brief names required input paths) that fails closed with an actionable</w:t>
-      </w:r>
-      <w:r>
-        <w:t xml:space="preserve"> </w:t>
-      </w:r>
-      <w:r>
-        <w:t xml:space="preserve">‘missing input, respawn the producer’</w:t>
-      </w:r>
-      <w:r>
-        <w:t xml:space="preserve"> </w:t>
-      </w:r>
-      <w:r>
-        <w:t xml:space="preserve">message rather than silently letting a downstream agent proceed on absent evidence and fabricate content unsupported by its named sources.</w:t>
-      </w:r>
-    </w:p>
-    <w:bookmarkEnd w:id="33"/>
-    <w:bookmarkStart w:id="34" w:name="X3ab28866ef950a639117cbe365536fe487721c0"/>
-    <w:p>
-      <w:pPr>
-        <w:pStyle w:val="Heading2"/>
-      </w:pPr>
-      <w:r>
-        <w:t xml:space="preserve">BOB-109 — BOB-074 followup: scaling-class test coverage absent from mandated test-type matrix</w:t>
-      </w:r>
-    </w:p>
-    <w:p>
-      <w:pPr>
-        <w:pStyle w:val="FirstParagraph"/>
-      </w:pPr>
-      <w:r>
-        <w:rPr>
-          <w:b/>
-          <w:bCs/>
-        </w:rPr>
-        <w:t xml:space="preserve">Status:</w:t>
-      </w:r>
-      <w:r>
-        <w:t xml:space="preserve"> </w:t>
-      </w:r>
-      <w:r>
-        <w:t xml:space="preserve">Ready for testing</w:t>
-      </w:r>
-      <w:r>
-        <w:t xml:space="preserve"> </w:t>
-      </w:r>
-      <w:r>
-        <w:rPr>
-          <w:b/>
-          <w:bCs/>
-        </w:rPr>
-        <w:t xml:space="preserve">Type:</w:t>
-      </w:r>
-      <w:r>
-        <w:t xml:space="preserve"> </w:t>
-      </w:r>
-      <w:r>
-        <w:t xml:space="preserve">Task</w:t>
-      </w:r>
-      <w:r>
-        <w:t xml:space="preserve"> </w:t>
-      </w:r>
-      <w:r>
-        <w:rPr>
-          <w:b/>
-          <w:bCs/>
-        </w:rPr>
-        <w:t xml:space="preserve">Severity:</w:t>
-      </w:r>
-      <w:r>
-        <w:t xml:space="preserve"> </w:t>
-      </w:r>
-      <w:r>
-        <w:t xml:space="preserve">Medium</w:t>
-      </w:r>
-      <w:r>
-        <w:t xml:space="preserve"> </w:t>
-      </w:r>
-      <w:r>
-        <w:rPr>
-          <w:b/>
-          <w:bCs/>
-        </w:rPr>
-        <w:t xml:space="preserve">Created-By:</w:t>
-      </w:r>
-      <w:r>
-        <w:t xml:space="preserve"> </w:t>
-      </w:r>
-      <w:r>
-        <w:t xml:space="preserve">Claude</w:t>
-      </w:r>
-    </w:p>
-    <w:p>
-      <w:pPr>
-        <w:pStyle w:val="BodyText"/>
-      </w:pPr>
-      <w:r>
-        <w:t xml:space="preserve">docs/testing/test_type_matrix.md’s §11.4.27 test-type audit found zero scaling-class coverage anywhere in the tree (no scaling-tagged directory, test file, or HelixQA bank distinguishes growing-dataset/tracker-count/concurrent-user scale-out from stress-under-burst). Scope at least one scaling dimension, e.g. tracker-count scale-out in merge search against challenges/helixqa-banks/boba-services.yaml’s tracker set, or the qbittorrent-proxy-go –profile go swap, with a real measured baseline.</w:t>
-      </w:r>
-    </w:p>
-    <w:bookmarkEnd w:id="34"/>
-    <w:bookmarkStart w:id="35" w:name="Xacefa1be160e0de55d8124335022d5be71cacc5"/>
-    <w:p>
-      <w:pPr>
-        <w:pStyle w:val="Heading2"/>
-      </w:pPr>
-      <w:r>
-        <w:t xml:space="preserve">BOB-110 — BOB-074 followup: UX-class test coverage (accessibility/usability) absent</w:t>
-      </w:r>
-    </w:p>
-    <w:p>
-      <w:pPr>
-        <w:pStyle w:val="FirstParagraph"/>
-      </w:pPr>
-      <w:r>
-        <w:rPr>
-          <w:b/>
-          <w:bCs/>
-        </w:rPr>
-        <w:t xml:space="preserve">Status:</w:t>
-      </w:r>
-      <w:r>
-        <w:t xml:space="preserve"> </w:t>
-      </w:r>
-      <w:r>
-        <w:t xml:space="preserve">Queued</w:t>
-      </w:r>
-      <w:r>
-        <w:t xml:space="preserve"> </w:t>
-      </w:r>
-      <w:r>
-        <w:rPr>
-          <w:b/>
-          <w:bCs/>
-        </w:rPr>
-        <w:t xml:space="preserve">Type:</w:t>
-      </w:r>
-      <w:r>
-        <w:t xml:space="preserve"> </w:t>
-      </w:r>
-      <w:r>
-        <w:t xml:space="preserve">Task</w:t>
-      </w:r>
-      <w:r>
-        <w:t xml:space="preserve"> </w:t>
-      </w:r>
-      <w:r>
-        <w:rPr>
-          <w:b/>
-          <w:bCs/>
-        </w:rPr>
-        <w:t xml:space="preserve">Severity:</w:t>
-      </w:r>
-      <w:r>
-        <w:t xml:space="preserve"> </w:t>
-      </w:r>
-      <w:r>
-        <w:t xml:space="preserve">Medium</w:t>
-      </w:r>
-      <w:r>
-        <w:t xml:space="preserve"> </w:t>
-      </w:r>
-      <w:r>
-        <w:rPr>
-          <w:b/>
-          <w:bCs/>
-        </w:rPr>
-        <w:t xml:space="preserve">Created-By:</w:t>
-      </w:r>
-      <w:r>
-        <w:t xml:space="preserve"> </w:t>
-      </w:r>
-      <w:r>
-        <w:t xml:space="preserve">Claude</w:t>
-      </w:r>
-    </w:p>
-    <w:p>
-      <w:pPr>
-        <w:pStyle w:val="BodyText"/>
-      </w:pPr>
-      <w:r>
-        <w:t xml:space="preserve">docs/testing/test_type_matrix.md’s §11.4.27 test-type audit found UI functional coverage (Vitest + Playwright) but nothing framed around usability/accessibility/UX outcomes specifically. Scope an axe-core or equivalent accessibility pass over the Angular frontend, covering WCAG checks, keyboard-nav coverage, and screen-reader labeling.</w:t>
-      </w:r>
-    </w:p>
-    <w:bookmarkEnd w:id="35"/>
-    <w:bookmarkStart w:id="36" w:name="X9523e691290b2f1fcb001d578c2dee68dd5b0e1"/>
-    <w:p>
-      <w:pPr>
-        <w:pStyle w:val="Heading2"/>
-      </w:pPr>
-      <w:r>
-        <w:t xml:space="preserve">BOB-111 — BOB-074 followup: configure real rate limiting for boba’s 3 public HTTP endpoints</w:t>
-      </w:r>
-    </w:p>
-    <w:p>
-      <w:pPr>
-        <w:pStyle w:val="FirstParagraph"/>
-      </w:pPr>
-      <w:r>
-        <w:rPr>
-          <w:b/>
-          <w:bCs/>
-        </w:rPr>
-        <w:t xml:space="preserve">Status:</w:t>
-      </w:r>
-      <w:r>
-        <w:t xml:space="preserve"> </w:t>
-      </w:r>
-      <w:r>
-        <w:t xml:space="preserve">In progress</w:t>
-      </w:r>
-      <w:r>
-        <w:t xml:space="preserve"> </w:t>
-      </w:r>
-      <w:r>
-        <w:rPr>
-          <w:b/>
-          <w:bCs/>
-        </w:rPr>
-        <w:t xml:space="preserve">Type:</w:t>
-      </w:r>
-      <w:r>
-        <w:t xml:space="preserve"> </w:t>
-      </w:r>
-      <w:r>
-        <w:t xml:space="preserve">Task</w:t>
-      </w:r>
-      <w:r>
-        <w:t xml:space="preserve"> </w:t>
-      </w:r>
-      <w:r>
-        <w:rPr>
-          <w:b/>
-          <w:bCs/>
-        </w:rPr>
-        <w:t xml:space="preserve">Severity:</w:t>
-      </w:r>
-      <w:r>
-        <w:t xml:space="preserve"> </w:t>
-      </w:r>
-      <w:r>
-        <w:t xml:space="preserve">High</w:t>
-      </w:r>
-      <w:r>
-        <w:t xml:space="preserve"> </w:t>
-      </w:r>
-      <w:r>
-        <w:rPr>
-          <w:b/>
-          <w:bCs/>
-        </w:rPr>
-        <w:t xml:space="preserve">Created-By:</w:t>
-      </w:r>
-      <w:r>
-        <w:t xml:space="preserve"> </w:t>
-      </w:r>
-      <w:r>
-        <w:t xml:space="preserve">Claude</w:t>
-      </w:r>
-    </w:p>
-    <w:p>
-      <w:pPr>
-        <w:pStyle w:val="BodyText"/>
-      </w:pPr>
-      <w:r>
-        <w:t xml:space="preserve">Source inspection across the whole stack (2026-08-18) verified no rate-limit mechanism exists for :7185 (qBittorrent WebUI proxy), :7187 (merge search service), or :7189 (boba-jackett) – no slowapi/limiter/throttle import in download-proxy/src/, no rate-limit middleware in qBitTorrent-go/internal/middleware/ (only cors.go + logging.go) or internal/jackettapi/ (only auth/cors middleware tests, no rate middleware), and no nginx/reverse-proxy service in docker-compose.yml. Candidate remediations documented in docs/testing/ddos_resilience.md: nginx-in-container reverse proxy with limit_req_zone (most portable, adds a container); a FastAPI slowapi dependency for the merge-search service; a Gin rate-limit middleware for boba-jackett following the existing internal/middleware/ pattern. qBittorrent’s own WebUI bandwidth-shaping settings were NOT verified to cover request-rate (only bandwidth) – do not assume they close this gap without checking.</w:t>
-      </w:r>
-    </w:p>
-    <w:bookmarkEnd w:id="36"/>
-    <w:bookmarkStart w:id="37" w:name="X39b5dab963075505ec0be67d7faec164f424cc7"/>
-    <w:p>
-      <w:pPr>
-        <w:pStyle w:val="Heading2"/>
-      </w:pPr>
-      <w:r>
-        <w:t xml:space="preserve">BOB-114 — BOB-074 followup: self-validation golden-bad fixture for the rate-limit detector</w:t>
-      </w:r>
-    </w:p>
-    <w:p>
-      <w:pPr>
-        <w:pStyle w:val="FirstParagraph"/>
-      </w:pPr>
-      <w:r>
-        <w:rPr>
-          <w:b/>
-          <w:bCs/>
-        </w:rPr>
-        <w:t xml:space="preserve">Status:</w:t>
-      </w:r>
-      <w:r>
-        <w:t xml:space="preserve"> </w:t>
-      </w:r>
-      <w:r>
-        <w:t xml:space="preserve">Queued</w:t>
-      </w:r>
-      <w:r>
-        <w:t xml:space="preserve"> </w:t>
-      </w:r>
-      <w:r>
-        <w:rPr>
-          <w:b/>
-          <w:bCs/>
-        </w:rPr>
-        <w:t xml:space="preserve">Type:</w:t>
-      </w:r>
-      <w:r>
-        <w:t xml:space="preserve"> </w:t>
-      </w:r>
-      <w:r>
-        <w:t xml:space="preserve">Task</w:t>
-      </w:r>
-      <w:r>
-        <w:t xml:space="preserve"> </w:t>
-      </w:r>
-      <w:r>
-        <w:rPr>
-          <w:b/>
-          <w:bCs/>
-        </w:rPr>
-        <w:t xml:space="preserve">Severity:</w:t>
-      </w:r>
-      <w:r>
-        <w:t xml:space="preserve"> </w:t>
-      </w:r>
-      <w:r>
-        <w:t xml:space="preserve">Medium</w:t>
-      </w:r>
-      <w:r>
-        <w:t xml:space="preserve"> </w:t>
-      </w:r>
-      <w:r>
-        <w:rPr>
-          <w:b/>
-          <w:bCs/>
-        </w:rPr>
-        <w:t xml:space="preserve">Created-By:</w:t>
-      </w:r>
-      <w:r>
-        <w:t xml:space="preserve"> </w:t>
-      </w:r>
-      <w:r>
-        <w:t xml:space="preserve">Claude</w:t>
-      </w:r>
-    </w:p>
-    <w:p>
-      <w:pPr>
-        <w:pStyle w:val="BodyText"/>
-      </w:pPr>
-      <w:r>
-        <w:t xml:space="preserve">challenges/scripts/ddos_resilience_challenge.sh’s –self-validate mode currently only ships a golden-bad fixture for the crash-resistance detector (per §11.4.107(10)/§11.4.201). The rate-limiting detector has no matching golden-bad fixture proving it would actually FAIL a synthetic no-rate-limit-enforced artifact, so an unvalidated rate-limit detector could silently pass a broken/absent rate-limit deployment. Add a synthetic fixture (e.g. a stub server that never returns 429/503 under burst) and assert the detector correctly reports the absence, closing the self-validation gap for this detector class.</w:t>
+        <w:t xml:space="preserve">Task #109 subagent found: tests/unit/test_merge_api_route_contracts.py::TestHooksEndpoint::test_list_hooks_after_create fails when run in bulk suite order with</w:t>
+      </w:r>
+      <w:r>
+        <w:t xml:space="preserve"> </w:t>
+      </w:r>
+      <w:r>
+        <w:t xml:space="preserve">‘ERROR api.hooks:hooks.py:102 Failed to save hooks: [Errno 13] Permission denied: /config’</w:t>
+      </w:r>
+      <w:r>
+        <w:t xml:space="preserve">. Passes in isolation (2.02s clean). Root cause: full-suite ordering pollution — some earlier test leaves state that makes hooks try to write to /config (which the test env doesn’t own). Pre-existing, unrelated to BOB-126/BOB-129 chain. Fix strategy: identify the polluting test, add teardown or use a proper tempdir fixture for hooks storage in the offending test.</w:t>
       </w:r>
     </w:p>
     <w:bookmarkEnd w:id="37"/>
-    <w:bookmarkStart w:id="38" w:name="Xacc9ddb6f7eee1df4ddd1b04dca92a1b3a958bf"/>
-    <w:p>
-      <w:pPr>
-        <w:pStyle w:val="Heading2"/>
-      </w:pPr>
-      <w:r>
-        <w:t xml:space="preserve">BOB-121 — External watchdog for the forced-logout architectural gap (task #85, incident #3)</w:t>
-      </w:r>
-    </w:p>
-    <w:p>
-      <w:pPr>
-        <w:pStyle w:val="FirstParagraph"/>
-      </w:pPr>
-      <w:r>
-        <w:rPr>
-          <w:b/>
-          <w:bCs/>
-        </w:rPr>
-        <w:t xml:space="preserve">Status:</w:t>
-      </w:r>
-      <w:r>
-        <w:t xml:space="preserve"> </w:t>
-      </w:r>
-      <w:r>
-        <w:t xml:space="preserve">Ready for testing</w:t>
-      </w:r>
-      <w:r>
-        <w:t xml:space="preserve"> </w:t>
-      </w:r>
-      <w:r>
-        <w:rPr>
-          <w:b/>
-          <w:bCs/>
-        </w:rPr>
-        <w:t xml:space="preserve">Type:</w:t>
-      </w:r>
-      <w:r>
-        <w:t xml:space="preserve"> </w:t>
-      </w:r>
-      <w:r>
-        <w:t xml:space="preserve">Task</w:t>
-      </w:r>
-      <w:r>
-        <w:t xml:space="preserve"> </w:t>
-      </w:r>
-      <w:r>
-        <w:rPr>
-          <w:b/>
-          <w:bCs/>
-        </w:rPr>
-        <w:t xml:space="preserve">Severity:</w:t>
-      </w:r>
-      <w:r>
-        <w:t xml:space="preserve"> </w:t>
-      </w:r>
-      <w:r>
-        <w:t xml:space="preserve">Important</w:t>
-      </w:r>
-      <w:r>
-        <w:t xml:space="preserve"> </w:t>
-      </w:r>
-      <w:r>
-        <w:rPr>
-          <w:b/>
-          <w:bCs/>
-        </w:rPr>
-        <w:t xml:space="preserve">Created-By:</w:t>
-      </w:r>
-      <w:r>
-        <w:t xml:space="preserve"> </w:t>
-      </w:r>
-      <w:r>
-        <w:t xml:space="preserve">Claude</w:t>
-      </w:r>
-    </w:p>
-    <w:p>
-      <w:pPr>
-        <w:pStyle w:val="BodyText"/>
-      </w:pPr>
-      <w:r>
-        <w:t xml:space="preserve">Phase 1 design-only proposal: the BOB-116/task-77 resource-pressure preventive systemd –user timer runs inside user@1000.service, the exact pool it monitors, so it cannot fire when that pool dies (proven by incident #3, docs/qa/BOB-120/, 22:42+22:57 fires then blocked 23:45:49-23:49:00). Recommends Option B (user crontab reusing pre-existing crond.service in system.slice, no new root service) kept alongside the existing timer, with Option A (new root-owned systemd unit) as escalation path if Phase 1.5 live cron/cgroup verification is adverse. Proposal: docs/proposals/external-watchdog-for-forced-logout-architectural-gap.md. Operator decision required per §11.4.66 before any implementation – NOT implemented in this task.</w:t>
-      </w:r>
-    </w:p>
-    <w:p>
-      <w:pPr>
-        <w:pStyle w:val="BodyText"/>
-      </w:pPr>
-      <w:r>
-        <w:rPr>
-          <w:b/>
-          <w:bCs/>
-        </w:rPr>
-        <w:t xml:space="preserve">Progress 2026-08-21:</w:t>
-      </w:r>
-      <w:r>
-        <w:t xml:space="preserve"> </w:t>
-      </w:r>
-      <w:r>
-        <w:t xml:space="preserve">Flight recorder built, installed, and recording. First finding: NOTHING was watching at all — the root watchdog is LoadState=not-found and the BOB-116 user timer inactive. The blocking spike REFUTED the proposal’s rationale while confirming its conclusion: this vixie-cron does invoke pam_systemd so the tick lands in session-N.scope, but that scope is a SIBLING of user@1000.service, and the real incident killed exactly one unit (73</w:t>
-      </w:r>
-      <w:r>
-        <w:t xml:space="preserve"> </w:t>
-      </w:r>
-      <w:r>
-        <w:t xml:space="preserve">‘user@1000.service: Killing process’</w:t>
-      </w:r>
-      <w:r>
-        <w:t xml:space="preserve"> </w:t>
-      </w:r>
-      <w:r>
-        <w:t xml:space="preserve">lines while session-18.scope merely deactivated). So the recorder does not need to survive — its SCHEDULER does, and crond in system.slice survived all seven incidents. Captures the pre-event memory/PSI/thread ramp that nothing post-hoc can recover, plus boot id, the gap itself, unit start timestamp, cgroup pids, and OOM cgroup attribution. Evidence: 5 records under real cron at exact 60s spacing; a staged analogue on a DISPOSABLE unit reaching</w:t>
-      </w:r>
-      <w:r>
-        <w:t xml:space="preserve"> </w:t>
-      </w:r>
-      <w:r>
-        <w:t xml:space="preserve">‘VERDICT: SESSION TEARDOWN’</w:t>
-      </w:r>
-      <w:r>
-        <w:t xml:space="preserve">; golden-good against the REAL BOB-120 log giving the correct diagnosis (k_unit_kill=1, k_oom=0); healthy-host quiet under load 8.15. NOT CLOSED — two operator decisions are owed: whether to keep it installed (one crontab line, zero signals, zero power verbs, 32K, reversible via uninstall.sh), and the root system.slice watchdog which is written but needs one</w:t>
-      </w:r>
-      <w:r>
-        <w:t xml:space="preserve"> </w:t>
-      </w:r>
-      <w:r>
-        <w:rPr>
-          <w:rStyle w:val="VerbatimChar"/>
-        </w:rPr>
-        <w:t xml:space="preserve">su</w:t>
-      </w:r>
-      <w:r>
-        <w:t xml:space="preserve">. UNTESTED AGAINST A REAL FORCED LOGOUT: survival is inferred from cgroup topology, not observed, and it does NOT hold against a whole-slice sweep or KillUserProcesses=yes.</w:t>
-      </w:r>
-      <w:r>
-        <w:t xml:space="preserve"> </w:t>
-      </w:r>
-      <w:r>
-        <w:t xml:space="preserve">## BOB-135 — Test isolation: test_list_hooks_after_create fails in bulk suite (Permission denied /config)</w:t>
-      </w:r>
-    </w:p>
-    <w:p>
-      <w:pPr>
-        <w:pStyle w:val="BodyText"/>
-      </w:pPr>
-      <w:r>
-        <w:rPr>
-          <w:b/>
-          <w:bCs/>
-        </w:rPr>
-        <w:t xml:space="preserve">Status:</w:t>
-      </w:r>
-      <w:r>
-        <w:t xml:space="preserve"> </w:t>
-      </w:r>
-      <w:r>
-        <w:t xml:space="preserve">Ready for testing</w:t>
-      </w:r>
-      <w:r>
-        <w:t xml:space="preserve"> </w:t>
-      </w:r>
-      <w:r>
-        <w:rPr>
-          <w:b/>
-          <w:bCs/>
-        </w:rPr>
-        <w:t xml:space="preserve">Type:</w:t>
-      </w:r>
-      <w:r>
-        <w:t xml:space="preserve"> </w:t>
-      </w:r>
-      <w:r>
-        <w:t xml:space="preserve">Bug</w:t>
-      </w:r>
-      <w:r>
-        <w:t xml:space="preserve"> </w:t>
-      </w:r>
-      <w:r>
-        <w:rPr>
-          <w:b/>
-          <w:bCs/>
-        </w:rPr>
-        <w:t xml:space="preserve">Severity:</w:t>
-      </w:r>
-      <w:r>
-        <w:t xml:space="preserve"> </w:t>
-      </w:r>
-      <w:r>
-        <w:t xml:space="preserve">Low</w:t>
-      </w:r>
-    </w:p>
-    <w:p>
-      <w:pPr>
-        <w:pStyle w:val="BodyText"/>
-      </w:pPr>
-      <w:r>
-        <w:t xml:space="preserve">Task #109 subagent found: tests/unit/test_merge_api_route_contracts.py::TestHooksEndpoint::test_list_hooks_after_create fails when run in bulk suite order with</w:t>
-      </w:r>
-      <w:r>
-        <w:t xml:space="preserve"> </w:t>
-      </w:r>
-      <w:r>
-        <w:t xml:space="preserve">‘ERROR api.hooks:hooks.py:102 Failed to save hooks: [Errno 13] Permission denied: /config’</w:t>
-      </w:r>
-      <w:r>
-        <w:t xml:space="preserve">. Passes in isolation (2.02s clean). Root cause: full-suite ordering pollution — some earlier test leaves state that makes hooks try to write to /config (which the test env doesn’t own). Pre-existing, unrelated to BOB-126/BOB-129 chain. Fix strategy: identify the polluting test, add teardown or use a proper tempdir fixture for hooks storage in the offending test.</w:t>
-      </w:r>
-    </w:p>
-    <w:bookmarkEnd w:id="38"/>
-    <w:bookmarkStart w:id="39" w:name="Xfdd3340b9daf6a93f601ca43685e9e256edd096"/>
+    <w:bookmarkStart w:id="38" w:name="Xfdd3340b9daf6a93f601ca43685e9e256edd096"/>
     <w:p>
       <w:pPr>
         <w:pStyle w:val="Heading2"/>
@@ -3312,8 +3244,8 @@
         <w:t xml:space="preserve">Whole-tree gates no longer report findings sourced from orphaned worktrees: either the dirs are removed after operator confirmation with a §9.2 pre-op backup, or .worktrees/ is added to a checked-in §11.4.224(E)-fenced exclusion list with justification. Verify by re-running the sweep and confirming zero .worktrees-sourced findings.</w:t>
       </w:r>
     </w:p>
-    <w:bookmarkEnd w:id="39"/>
-    <w:bookmarkStart w:id="40" w:name="Xd4e7b7aa2a044188708e589616cf5e0f39e6c8b"/>
+    <w:bookmarkEnd w:id="38"/>
+    <w:bookmarkStart w:id="39" w:name="Xd4e7b7aa2a044188708e589616cf5e0f39e6c8b"/>
     <w:p>
       <w:pPr>
         <w:pStyle w:val="Heading2"/>
@@ -3541,14 +3473,288 @@
         <w:t xml:space="preserve">Either the gate is implemented and the 24 missing companions are written (the count becoming a monotone-decreasing ratchet so it cannot grow), or the obligation is explicitly scoped down to a defined subset with the reason recorded. What is NOT acceptable is the current state, where the rule is stated and nothing measures it.</w:t>
       </w:r>
     </w:p>
+    <w:bookmarkEnd w:id="39"/>
+    <w:bookmarkStart w:id="40" w:name="X4eb7fa62a55c794fdbfe8b5cada77e750187202"/>
+    <w:p>
+      <w:pPr>
+        <w:pStyle w:val="Heading2"/>
+      </w:pPr>
+      <w:r>
+        <w:t xml:space="preserve">BOB-159 — Warm ./start.sh over an already-running stack leaves the FR-004d repair window open</w:t>
+      </w:r>
+    </w:p>
+    <w:p>
+      <w:pPr>
+        <w:pStyle w:val="FirstParagraph"/>
+      </w:pPr>
+      <w:r>
+        <w:rPr>
+          <w:b/>
+          <w:bCs/>
+        </w:rPr>
+        <w:t xml:space="preserve">Status:</w:t>
+      </w:r>
+      <w:r>
+        <w:t xml:space="preserve"> </w:t>
+      </w:r>
+      <w:r>
+        <w:t xml:space="preserve">Queued</w:t>
+      </w:r>
+      <w:r>
+        <w:t xml:space="preserve"> </w:t>
+      </w:r>
+      <w:r>
+        <w:rPr>
+          <w:b/>
+          <w:bCs/>
+        </w:rPr>
+        <w:t xml:space="preserve">Type:</w:t>
+      </w:r>
+      <w:r>
+        <w:t xml:space="preserve"> </w:t>
+      </w:r>
+      <w:r>
+        <w:t xml:space="preserve">Bug</w:t>
+      </w:r>
+      <w:r>
+        <w:t xml:space="preserve"> </w:t>
+      </w:r>
+      <w:r>
+        <w:rPr>
+          <w:b/>
+          <w:bCs/>
+        </w:rPr>
+        <w:t xml:space="preserve">Severity:</w:t>
+      </w:r>
+      <w:r>
+        <w:t xml:space="preserve"> </w:t>
+      </w:r>
+      <w:r>
+        <w:t xml:space="preserve">Medium</w:t>
+      </w:r>
+      <w:r>
+        <w:t xml:space="preserve"> </w:t>
+      </w:r>
+      <w:r>
+        <w:rPr>
+          <w:b/>
+          <w:bCs/>
+        </w:rPr>
+        <w:t xml:space="preserve">Created-By:</w:t>
+      </w:r>
+      <w:r>
+        <w:t xml:space="preserve"> </w:t>
+      </w:r>
+      <w:r>
+        <w:t xml:space="preserve">T041 independent review (IMPORTANT-2), partially remediated</w:t>
+      </w:r>
+    </w:p>
+    <w:p>
+      <w:pPr>
+        <w:pStyle w:val="BodyText"/>
+      </w:pPr>
+      <w:r>
+        <w:rPr>
+          <w:b/>
+          <w:bCs/>
+        </w:rPr>
+        <w:t xml:space="preserve">OPERATOR DECISION (2026-08-26, §11.4.66): REPAIR, THEN RE-VERIFY UNTIL STABLE</w:t>
+      </w:r>
+    </w:p>
+    <w:p>
+      <w:pPr>
+        <w:pStyle w:val="BodyText"/>
+      </w:pPr>
+      <w:r>
+        <w:t xml:space="preserve">The warm ./start.sh path keeps running the ownership repair against a live stack, but walks, re-verifies, and repeats until a pass finds nothing new. Options not chosen: refuse the repair while the stack is up and direct the operator to –recreate; stop the stack on the warm path too (correct but ends</w:t>
+      </w:r>
+      <w:r>
+        <w:t xml:space="preserve"> </w:t>
+      </w:r>
+      <w:r>
+        <w:t xml:space="preserve">‘warm’</w:t>
+      </w:r>
+      <w:r>
+        <w:t xml:space="preserve">); accept and document the window. WHY THIS MATTERS MORE THAN A NORMAL ITEM: this is the exact defect the whole 002-user-owned-downloads feature exists to end. The –recreate path was already fixed to order precondition -&gt; down -&gt; repair -&gt; up so the walk sees a tree no container can write. The warm path was not, so a container can create a new non-owned file AFTER the repair has passed that directory — the ownership problem leaking back in through the other door. REQUIRED BY THE CHOSEN OPTION, and it is the hard part: the loop MUST be BOUNDED, and on giving up it MUST report honestly that ownership is UNPROVEN rather than silently exiting 0 (§11.4.201(6) — a loop that stops finding new files because it ran out of iterations returns the same quiet zero as a genuinely clean tree). An active download creating files faster than the walk completes is the realistic non-converging case and must be named in the give-up message.</w:t>
+      </w:r>
+    </w:p>
+    <w:p>
+      <w:pPr>
+        <w:pStyle w:val="BodyText"/>
+      </w:pPr>
+      <w:r>
+        <w:t xml:space="preserve">Recorded as consumer DATA per §11.4.35 — the operator’s stated choice, not an agent inference. Options not chosen are named so a future reader does not re-litigate a settled call.</w:t>
+      </w:r>
+    </w:p>
+    <w:p>
+      <w:pPr>
+        <w:pStyle w:val="BodyText"/>
+      </w:pPr>
+      <w:r>
+        <w:t xml:space="preserve">— prior item text follows —</w:t>
+      </w:r>
+    </w:p>
+    <w:p>
+      <w:pPr>
+        <w:pStyle w:val="BodyText"/>
+      </w:pPr>
+      <w:r>
+        <w:rPr>
+          <w:b/>
+          <w:bCs/>
+        </w:rPr>
+        <w:t xml:space="preserve">Reported-Via:</w:t>
+      </w:r>
+      <w:r>
+        <w:t xml:space="preserve"> </w:t>
+      </w:r>
+      <w:r>
+        <w:t xml:space="preserve">§11.4.202 reporting directive</w:t>
+      </w:r>
+      <w:r>
+        <w:t xml:space="preserve"> </w:t>
+      </w:r>
+      <w:r>
+        <w:rPr>
+          <w:rStyle w:val="VerbatimChar"/>
+        </w:rPr>
+        <w:t xml:space="preserve">bug</w:t>
+      </w:r>
+      <w:r>
+        <w:t xml:space="preserve"> </w:t>
+      </w:r>
+      <w:r>
+        <w:t xml:space="preserve">on 2026-08-21T19:01:17Z</w:t>
+      </w:r>
+      <w:r>
+        <w:t xml:space="preserve"> </w:t>
+      </w:r>
+      <w:r>
+        <w:rPr>
+          <w:b/>
+          <w:bCs/>
+        </w:rPr>
+        <w:t xml:space="preserve">Reported-By:</w:t>
+      </w:r>
+      <w:r>
+        <w:t xml:space="preserve"> </w:t>
+      </w:r>
+      <w:r>
+        <w:t xml:space="preserve">T041 independent review (IMPORTANT-2), partially remediated</w:t>
+      </w:r>
+    </w:p>
+    <w:p>
+      <w:pPr>
+        <w:pStyle w:val="BodyText"/>
+      </w:pPr>
+      <w:r>
+        <w:rPr>
+          <w:b/>
+          <w:bCs/>
+        </w:rPr>
+        <w:t xml:space="preserve">What (the report, verbatim):</w:t>
+      </w:r>
+      <w:r>
+        <w:t xml:space="preserve"> </w:t>
+      </w:r>
+      <w:r>
+        <w:t xml:space="preserve">The –recreate path was fixed this round: run_ownership_precondition -&gt; stack_down -&gt; run_ownership_repair -&gt; stack_up, so the repair walks a tree no container can write to. That ordering is now asserted behaviourally by three new checks in tests/unit/test_start_reload_recreate.sh, each killed by its paired 1.1 mutation (11/11 RED-OK).</w:t>
+      </w:r>
+    </w:p>
+    <w:p>
+      <w:pPr>
+        <w:pStyle w:val="BodyText"/>
+      </w:pPr>
+      <w:r>
+        <w:t xml:space="preserve">The WARM path is NOT covered by that fix and this item tracks the remainder. On a warm ./start.sh the gate runs before THIS invocation brings anything up, but if the stack is ALREADY running, containers write while the repair walks. A container can then create a new non-operator-owned file BEHIND the walk, after which the completion marker records complete over a tree that is not, and those stragglers are never repaired without a manual –force.</w:t>
+      </w:r>
+    </w:p>
+    <w:p>
+      <w:pPr>
+        <w:pStyle w:val="BodyText"/>
+      </w:pPr>
+      <w:r>
+        <w:t xml:space="preserve">BOUNDED, not dismissed: after any successful pass the marker is valid for the scope fingerprint and the repair short-circuits without walking (marker_is_valid), so the window requires a stale-or-absent marker AND a live stack together. Declaring a new scope entry re-arms the marker, which is exactly how that combination arises in practice.</w:t>
+      </w:r>
+    </w:p>
+    <w:p>
+      <w:pPr>
+        <w:pStyle w:val="BodyText"/>
+      </w:pPr>
+      <w:r>
+        <w:t xml:space="preserve">NOT DONE THIS ROUND, with the reason stated rather than hidden: the clean guard is a cheap marker-only probe mode on scripts/ownership_repair.sh that answers has-this-scope-been-repaired without walking the tree. The existing –dry-run cannot serve: it deliberately SKIPS the marker fast-path (FORCE=0 &amp;&amp; DRY_RUN=0 guard) and always walks, so using it as a warm-start probe would walk the tree twice on every start. Adding that mode requires editing ownership_repair.sh, which another stream was actively editing during this round; duplicating marker_is_valid into start.sh instead would be a near-identical fork (11.4.251). Deferred to this item rather than done unilaterally or silently.</w:t>
+      </w:r>
+    </w:p>
+    <w:p>
+      <w:pPr>
+        <w:pStyle w:val="BodyText"/>
+      </w:pPr>
+      <w:r>
+        <w:t xml:space="preserve">The misleading comment at the warm-start call site (which claimed the gate runs before any container writes) has been corrected to state this boundary honestly.</w:t>
+      </w:r>
+    </w:p>
+    <w:p>
+      <w:pPr>
+        <w:pStyle w:val="BodyText"/>
+      </w:pPr>
+      <w:r>
+        <w:rPr>
+          <w:b/>
+          <w:bCs/>
+        </w:rPr>
+        <w:t xml:space="preserve">Affected scope / file-scope manifest:</w:t>
+      </w:r>
+      <w:r>
+        <w:t xml:space="preserve"> </w:t>
+      </w:r>
+      <w:r>
+        <w:t xml:space="preserve">start.sh (warm-start dispatch, run_ownership_gate call site); scripts/ownership_repair.sh (marker fast-path)</w:t>
+      </w:r>
+    </w:p>
+    <w:p>
+      <w:pPr>
+        <w:pStyle w:val="BodyText"/>
+      </w:pPr>
+      <w:r>
+        <w:rPr>
+          <w:b/>
+          <w:bCs/>
+        </w:rPr>
+        <w:t xml:space="preserve">Reproduction / context:</w:t>
+      </w:r>
+      <w:r>
+        <w:t xml:space="preserve"> </w:t>
+      </w:r>
+      <w:r>
+        <w:t xml:space="preserve">1. Ensure the stack is UP. 2. Change config/owned_paths.yaml so the scope fingerprint changes (this re-arms the marker by design, data-model E2). 3. Run a warm ./start.sh (no –recreate). 4. The ownership repair walks and chowns the declared tree while containers are still running and able to write into it.</w:t>
+      </w:r>
+    </w:p>
+    <w:p>
+      <w:pPr>
+        <w:pStyle w:val="BodyText"/>
+      </w:pPr>
+      <w:r>
+        <w:rPr>
+          <w:b/>
+          <w:bCs/>
+        </w:rPr>
+        <w:t xml:space="preserve">Acceptance criteria:</w:t>
+      </w:r>
+      <w:r>
+        <w:t xml:space="preserve"> </w:t>
+      </w:r>
+      <w:r>
+        <w:t xml:space="preserve">A warm ./start.sh cannot complete an ownership repair while a container that writes to a declared location is running. Either the repair is deferred with an actionable refusal naming –recreate, or the stack is quiesced for the walk. Asserted behaviourally in tests/unit/test_start_reload_recreate.sh alongside the existing PRECONDITION_BEFORE_DOWN / REPAIR_AFTER_DOWN / REPAIR_BEFORE_UP checks, each with a paired 1.1 mutation that kills it.</w:t>
+      </w:r>
+    </w:p>
     <w:bookmarkEnd w:id="40"/>
-    <w:bookmarkStart w:id="41" w:name="X4eb7fa62a55c794fdbfe8b5cada77e750187202"/>
+    <w:bookmarkStart w:id="41" w:name="Xdfe56df3ad6e4265c2423708682177f6d23e044"/>
     <w:p>
       <w:pPr>
         <w:pStyle w:val="Heading2"/>
       </w:pPr>
       <w:r>
-        <w:t xml:space="preserve">BOB-159 — Warm ./start.sh over an already-running stack leaves the FR-004d repair window open</w:t>
+        <w:t xml:space="preserve">BOB-162 — Two new guards exist but no seam invokes them — plus the brownfield adoption decision the commit guard needs</w:t>
       </w:r>
     </w:p>
     <w:p>
@@ -3582,6 +3788,415 @@
         <w:t xml:space="preserve"> </w:t>
       </w:r>
       <w:r>
+        <w:t xml:space="preserve">Task</w:t>
+      </w:r>
+      <w:r>
+        <w:t xml:space="preserve"> </w:t>
+      </w:r>
+      <w:r>
+        <w:rPr>
+          <w:b/>
+          <w:bCs/>
+        </w:rPr>
+        <w:t xml:space="preserve">Severity:</w:t>
+      </w:r>
+      <w:r>
+        <w:t xml:space="preserve"> </w:t>
+      </w:r>
+      <w:r>
+        <w:t xml:space="preserve">Medium</w:t>
+      </w:r>
+      <w:r>
+        <w:t xml:space="preserve"> </w:t>
+      </w:r>
+      <w:r>
+        <w:rPr>
+          <w:b/>
+          <w:bCs/>
+        </w:rPr>
+        <w:t xml:space="preserve">Created-By:</w:t>
+      </w:r>
+      <w:r>
+        <w:t xml:space="preserve"> </w:t>
+      </w:r>
+      <w:r>
+        <w:t xml:space="preserve">BOB-106/BOB-107 remediation, residual</w:t>
+      </w:r>
+    </w:p>
+    <w:p>
+      <w:pPr>
+        <w:pStyle w:val="BodyText"/>
+      </w:pPr>
+      <w:r>
+        <w:rPr>
+          <w:b/>
+          <w:bCs/>
+        </w:rPr>
+        <w:t xml:space="preserve">Reported-Via:</w:t>
+      </w:r>
+      <w:r>
+        <w:t xml:space="preserve"> </w:t>
+      </w:r>
+      <w:r>
+        <w:t xml:space="preserve">§11.4.202 reporting directive</w:t>
+      </w:r>
+      <w:r>
+        <w:t xml:space="preserve"> </w:t>
+      </w:r>
+      <w:r>
+        <w:rPr>
+          <w:rStyle w:val="VerbatimChar"/>
+        </w:rPr>
+        <w:t xml:space="preserve">task</w:t>
+      </w:r>
+      <w:r>
+        <w:t xml:space="preserve"> </w:t>
+      </w:r>
+      <w:r>
+        <w:t xml:space="preserve">on 2026-08-21T19:35:02Z</w:t>
+      </w:r>
+      <w:r>
+        <w:t xml:space="preserve"> </w:t>
+      </w:r>
+      <w:r>
+        <w:rPr>
+          <w:b/>
+          <w:bCs/>
+        </w:rPr>
+        <w:t xml:space="preserve">Reported-By:</w:t>
+      </w:r>
+      <w:r>
+        <w:t xml:space="preserve"> </w:t>
+      </w:r>
+      <w:r>
+        <w:t xml:space="preserve">BOB-106/BOB-107 remediation, residual</w:t>
+      </w:r>
+    </w:p>
+    <w:p>
+      <w:pPr>
+        <w:pStyle w:val="BodyText"/>
+      </w:pPr>
+      <w:r>
+        <w:rPr>
+          <w:b/>
+          <w:bCs/>
+        </w:rPr>
+        <w:t xml:space="preserve">What (the report, verbatim):</w:t>
+      </w:r>
+      <w:r>
+        <w:t xml:space="preserve"> </w:t>
+      </w:r>
+      <w:r>
+        <w:t xml:space="preserve">The TESTS for both guards are now executed: pre-build invariant 30’s glob was extended from tests/unit + tests/pre_build to also cover tests/hooks. MEASURED before/after: the glob expanded to 27 suites with 0 under tests/hooks while 3 existed there; it now expands to 30 with 3 under tests/hooks. All three pass.</w:t>
+      </w:r>
+    </w:p>
+    <w:p>
+      <w:pPr>
+        <w:pStyle w:val="BodyText"/>
+      </w:pPr>
+      <w:r>
+        <w:t xml:space="preserve">But the GUARDS themselves are still invoked by nothing.</w:t>
+      </w:r>
+    </w:p>
+    <w:p>
+      <w:pPr>
+        <w:pStyle w:val="BodyText"/>
+      </w:pPr>
+      <w:r>
+        <w:t xml:space="preserve">check-brief-inputs.sh is honestly conductor-run rather than automatic: a brief’s required-input list lives in free-form prose that the Agent tool’s structured input does not expose, so an automatic prompt-scraping gate would itself be an unproven pattern-match. Its seam is the dispatch procedure, and that is a documentation + habit change, not a hook.</w:t>
+      </w:r>
+    </w:p>
+    <w:p>
+      <w:pPr>
+        <w:pStyle w:val="BodyText"/>
+      </w:pPr>
+      <w:r>
+        <w:t xml:space="preserve">unattributed-commit-guard.sh is different and is why this item exists. Run against real history it names 14 violating commits since the last tag (and 21 bare Auto-commit subjects exist across all refs). Wiring it into the pre-build or commit seam AS-IS would therefore refuse every commit immediately, on pre-existing debt nobody can fix in the moment.</w:t>
+      </w:r>
+    </w:p>
+    <w:p>
+      <w:pPr>
+        <w:pStyle w:val="BodyText"/>
+      </w:pPr>
+      <w:r>
+        <w:t xml:space="preserve">That is precisely the 11.4.224(E) brownfield-adoption shape, and 11.4.66/11.4.122 put the choice with the operator, not with an agent inventing a ratchet. The options, stated so the decision is a decision and not a default:</w:t>
+      </w:r>
+      <w:r>
+        <w:t xml:space="preserve"> </w:t>
+      </w:r>
+      <w:r>
+        <w:t xml:space="preserve">(a) immediate hard floor – the seam refuses until all 14 are attributed;</w:t>
+      </w:r>
+      <w:r>
+        <w:t xml:space="preserve"> </w:t>
+      </w:r>
+      <w:r>
+        <w:t xml:space="preserve">(b) one-time monotone-decrease ratchet (the 11.4.135 pattern) – snapshot 14 as the baseline, the count may fall and may never rise, so day one is green and the disease cannot spread;</w:t>
+      </w:r>
+      <w:r>
+        <w:t xml:space="preserve"> </w:t>
+      </w:r>
+      <w:r>
+        <w:t xml:space="preserve">(c) changed-commits-only – gate only commits created from now on, with a scheduled deadline for the historical 14;</w:t>
+      </w:r>
+      <w:r>
+        <w:t xml:space="preserve"> </w:t>
+      </w:r>
+      <w:r>
+        <w:t xml:space="preserve">(d) report-only for a stated period, then escalate.</w:t>
+      </w:r>
+    </w:p>
+    <w:p>
+      <w:pPr>
+        <w:pStyle w:val="BodyText"/>
+      </w:pPr>
+      <w:r>
+        <w:t xml:space="preserve">Recommendation, with the reasoning rather than just the pick: (b). It is the pattern this constitution already uses for exactly this situation, it makes the debt visible and bounded immediately, and it cannot be satisfied by deleting the guard’s name (11.4.227 closes that gaming channel). But it is the operator’s call and this item is not closed until that answer is recorded.</w:t>
+      </w:r>
+    </w:p>
+    <w:p>
+      <w:pPr>
+        <w:pStyle w:val="BodyText"/>
+      </w:pPr>
+      <w:r>
+        <w:t xml:space="preserve">Honest boundary (11.4.6): this item does NOT claim the 14 commits are harmful in themselves – it claims their ATTRIBUTION is absent and that nothing currently prevents the 15th.</w:t>
+      </w:r>
+    </w:p>
+    <w:p>
+      <w:pPr>
+        <w:pStyle w:val="BodyText"/>
+      </w:pPr>
+      <w:r>
+        <w:rPr>
+          <w:b/>
+          <w:bCs/>
+        </w:rPr>
+        <w:t xml:space="preserve">Affected scope / file-scope manifest:</w:t>
+      </w:r>
+      <w:r>
+        <w:t xml:space="preserve"> </w:t>
+      </w:r>
+      <w:r>
+        <w:t xml:space="preserve">scripts/hooks/unattributed-commit-guard.sh; scripts/hooks/check-brief-inputs.sh; scripts/pre_build_verification.sh; scripts/commit-push-all.sh</w:t>
+      </w:r>
+    </w:p>
+    <w:p>
+      <w:pPr>
+        <w:pStyle w:val="BodyText"/>
+      </w:pPr>
+      <w:r>
+        <w:rPr>
+          <w:b/>
+          <w:bCs/>
+        </w:rPr>
+        <w:t xml:space="preserve">Reproduction / context:</w:t>
+      </w:r>
+      <w:r>
+        <w:t xml:space="preserve"> </w:t>
+      </w:r>
+      <w:r>
+        <w:t xml:space="preserve">Both guards run correctly by hand and are covered by passing tests (9/9 and 15/15, each proven non-bluff against a no-op stub). Neither is invoked by scripts/pre_build_verification.sh or scripts/commit-push-all.sh, so neither exerts standing detection pressure (11.4.226: a guard with no execution seam is not coverage; registration is not coverage).</w:t>
+      </w:r>
+    </w:p>
+    <w:p>
+      <w:pPr>
+        <w:pStyle w:val="BodyText"/>
+      </w:pPr>
+      <w:r>
+        <w:rPr>
+          <w:b/>
+          <w:bCs/>
+        </w:rPr>
+        <w:t xml:space="preserve">Acceptance criteria:</w:t>
+      </w:r>
+      <w:r>
+        <w:t xml:space="preserve"> </w:t>
+      </w:r>
+      <w:r>
+        <w:t xml:space="preserve">Each guard is invoked by a named seam, OR carries a registered deferral pointing at this item. For unattributed-commit-guard.sh specifically, the operator has answered the adoption question below and the answer is recorded as consumer DATA – never an invented ratchet.</w:t>
+      </w:r>
+    </w:p>
+    <w:bookmarkEnd w:id="41"/>
+    <w:bookmarkStart w:id="42" w:name="Xc05099854c0c0186d08c6af56c30344c4abab58"/>
+    <w:p>
+      <w:pPr>
+        <w:pStyle w:val="Heading2"/>
+      </w:pPr>
+      <w:r>
+        <w:t xml:space="preserve">BOB-170 — Capture one quiescent GREEN run of the scaling growth gate, which has never executed under its own loadavg&lt;=0.75/cpu precondition and has no scheduled window that would make it</w:t>
+      </w:r>
+    </w:p>
+    <w:p>
+      <w:pPr>
+        <w:pStyle w:val="FirstParagraph"/>
+      </w:pPr>
+      <w:r>
+        <w:rPr>
+          <w:b/>
+          <w:bCs/>
+        </w:rPr>
+        <w:t xml:space="preserve">Status:</w:t>
+      </w:r>
+      <w:r>
+        <w:t xml:space="preserve"> </w:t>
+      </w:r>
+      <w:r>
+        <w:t xml:space="preserve">Queued</w:t>
+      </w:r>
+      <w:r>
+        <w:t xml:space="preserve"> </w:t>
+      </w:r>
+      <w:r>
+        <w:rPr>
+          <w:b/>
+          <w:bCs/>
+        </w:rPr>
+        <w:t xml:space="preserve">Type:</w:t>
+      </w:r>
+      <w:r>
+        <w:t xml:space="preserve"> </w:t>
+      </w:r>
+      <w:r>
+        <w:t xml:space="preserve">Task</w:t>
+      </w:r>
+      <w:r>
+        <w:t xml:space="preserve"> </w:t>
+      </w:r>
+      <w:r>
+        <w:rPr>
+          <w:b/>
+          <w:bCs/>
+        </w:rPr>
+        <w:t xml:space="preserve">Severity:</w:t>
+      </w:r>
+      <w:r>
+        <w:t xml:space="preserve"> </w:t>
+      </w:r>
+      <w:r>
+        <w:t xml:space="preserve">Medium</w:t>
+      </w:r>
+      <w:r>
+        <w:t xml:space="preserve"> </w:t>
+      </w:r>
+      <w:r>
+        <w:rPr>
+          <w:b/>
+          <w:bCs/>
+        </w:rPr>
+        <w:t xml:space="preserve">Created-By:</w:t>
+      </w:r>
+      <w:r>
+        <w:t xml:space="preserve"> </w:t>
+      </w:r>
+      <w:r>
+        <w:t xml:space="preserve">Claude</w:t>
+      </w:r>
+      <w:r>
+        <w:t xml:space="preserve"> </w:t>
+      </w:r>
+      <w:r>
+        <w:rPr>
+          <w:b/>
+          <w:bCs/>
+        </w:rPr>
+        <w:t xml:space="preserve">Assigned-To:</w:t>
+      </w:r>
+      <w:r>
+        <w:t xml:space="preserve"> </w:t>
+      </w:r>
+      <w:r>
+        <w:t xml:space="preserve">Claude</w:t>
+      </w:r>
+    </w:p>
+    <w:p>
+      <w:pPr>
+        <w:pStyle w:val="BodyText"/>
+      </w:pPr>
+      <w:r>
+        <w:t xml:space="preserve">WHAT. The BOB-109 scaling suite gates its two timing tests on loadavg_1m/nproc &lt;= 0.75 — on this 8-cpu host, a 1-minute load average at or below 6.0 — and SKIPs loudly otherwise. That gate is correct and was adopted for a good reason (§11.4.201(8)): the author validated a 2.10 growth-exponent threshold, then observed it FALSE-FAIL correct code at load 11.06 (baseline span 2.136), and at load 15-23 measured baseline spans of 2.358 against injected-cubic mutants at 2.278-2.331 — the signal is smaller than the noise and the two are not separable in either direction. Gating was the honest response.</w:t>
+      </w:r>
+    </w:p>
+    <w:p>
+      <w:pPr>
+        <w:pStyle w:val="BodyText"/>
+      </w:pPr>
+      <w:r>
+        <w:t xml:space="preserve">THE PROBLEM. The gate has consequently NEVER RUN under its own precondition. Every recorded run today measured load 9.15-23; the independent reviewer measured 9.66 during review; the conductor measured 6.45 at its lowest. GREEN polarity WAS observed — at loads 9.4-11.6 (span 1.882) and in three stability runs (1.759/1.832/1.848) — but never once beneath the shipped ceiling. The author states this honestly as an inference from data rather than a run they can paste, and the reviewer confirmed the inference is sound (quiescence is strictly more favourable). Sound inference is still not an observed run.</w:t>
+      </w:r>
+    </w:p>
+    <w:p>
+      <w:pPr>
+        <w:pStyle w:val="BodyText"/>
+      </w:pPr>
+      <w:r>
+        <w:t xml:space="preserve">WHY THAT MATTERS (§11.4.226). A registered, topology-present guard that never executes is indistinguishable from a guard that would fail if it did. Nothing currently ensures it ever runs: no freshness contract, no scheduled quiet-window invocation, no tracked item — which is precisely the unexecuted-standing-guard class §11.4.226 names, where registration gets treated as coverage while execution is nobody’s job. The forensic precedent in that anchor is two standing guards that, when finally executed, immediately emitted latent FAILs.</w:t>
+      </w:r>
+    </w:p>
+    <w:p>
+      <w:pPr>
+        <w:pStyle w:val="BodyText"/>
+      </w:pPr>
+      <w:r>
+        <w:t xml:space="preserve">ACCEPTANCE. (a) Execute both quiescence-gated timing tests on a host whose 1-minute loadavg is genuinely &lt;= 0.75/cpu — no agent fleet, no concurrent build — and capture the run as an artifact showing the resolved load reading alongside the measured span exponent, so the precondition is provable from the artifact and not asserted. (b) Record the observed GREEN polarity in the item and in the test source, replacing the current honest-inference note. (c) If the gate FAILS under genuine quiescence, that is the finding this item exists to surface, and it reopens the threshold-calibration question rather than being worked around. (d) Establish a freshness contract per §11.4.226: how stale a quiescent verdict may be before the gate counts as uncovered again, so this does not silently return to never-executing.</w:t>
+      </w:r>
+    </w:p>
+    <w:p>
+      <w:pPr>
+        <w:pStyle w:val="BodyText"/>
+      </w:pPr>
+      <w:r>
+        <w:t xml:space="preserve">HONEST BOUNDARY. This item does not claim the gate is wrong. The evidence points the other way — quiescence is strictly more favourable than the loads where GREEN was already observed. It claims only that the run has not happened, and that an unexecuted guard cannot be cited as coverage.</w:t>
+      </w:r>
+    </w:p>
+    <w:p>
+      <w:pPr>
+        <w:pStyle w:val="BodyText"/>
+      </w:pPr>
+      <w:r>
+        <w:t xml:space="preserve">PROVENANCE. Raised as IMPORTANT-2 by the independent Fable-substrate reviewer of the BOB-109 work, and independently corroborated: the reviewer verified the SKIP is loud and prints its resolved numbers, and confirmed the shipped tests do SKIP at today’s load.</w:t>
+      </w:r>
+    </w:p>
+    <w:bookmarkEnd w:id="42"/>
+    <w:bookmarkStart w:id="43" w:name="Xb1fcd115c2c36cedf4fddcbc14c53ec45888e4e"/>
+    <w:p>
+      <w:pPr>
+        <w:pStyle w:val="Heading2"/>
+      </w:pPr>
+      <w:r>
+        <w:t xml:space="preserve">BOB-172 — rutracker search endpoint returns HTTP 403 with Cloudflare challenge markers and zero login markers, so one of three merge-search trackers silently contributes no results</w:t>
+      </w:r>
+    </w:p>
+    <w:p>
+      <w:pPr>
+        <w:pStyle w:val="FirstParagraph"/>
+      </w:pPr>
+      <w:r>
+        <w:rPr>
+          <w:b/>
+          <w:bCs/>
+        </w:rPr>
+        <w:t xml:space="preserve">Status:</w:t>
+      </w:r>
+      <w:r>
+        <w:t xml:space="preserve"> </w:t>
+      </w:r>
+      <w:r>
+        <w:t xml:space="preserve">Ready for testing</w:t>
+      </w:r>
+      <w:r>
+        <w:t xml:space="preserve"> </w:t>
+      </w:r>
+      <w:r>
+        <w:rPr>
+          <w:b/>
+          <w:bCs/>
+        </w:rPr>
+        <w:t xml:space="preserve">Type:</w:t>
+      </w:r>
+      <w:r>
+        <w:t xml:space="preserve"> </w:t>
+      </w:r>
+      <w:r>
         <w:t xml:space="preserve">Bug</w:t>
       </w:r>
       <w:r>
@@ -3598,6 +4213,528 @@
         <w:t xml:space="preserve"> </w:t>
       </w:r>
       <w:r>
+        <w:t xml:space="preserve">High</w:t>
+      </w:r>
+      <w:r>
+        <w:t xml:space="preserve"> </w:t>
+      </w:r>
+      <w:r>
+        <w:rPr>
+          <w:b/>
+          <w:bCs/>
+        </w:rPr>
+        <w:t xml:space="preserve">Created-By:</w:t>
+      </w:r>
+      <w:r>
+        <w:t xml:space="preserve"> </w:t>
+      </w:r>
+      <w:r>
+        <w:t xml:space="preserve">Claude</w:t>
+      </w:r>
+      <w:r>
+        <w:t xml:space="preserve"> </w:t>
+      </w:r>
+      <w:r>
+        <w:rPr>
+          <w:b/>
+          <w:bCs/>
+        </w:rPr>
+        <w:t xml:space="preserve">Assigned-To:</w:t>
+      </w:r>
+      <w:r>
+        <w:t xml:space="preserve"> </w:t>
+      </w:r>
+      <w:r>
+        <w:t xml:space="preserve">Claude</w:t>
+      </w:r>
+    </w:p>
+    <w:p>
+      <w:pPr>
+        <w:pStyle w:val="BodyText"/>
+      </w:pPr>
+      <w:r>
+        <w:t xml:space="preserve">WHAT. The rutracker SEARCH endpoint is refused by bot protection while the site itself is fully reachable. Measured unauthenticated 2026-08-21 (no cookie file read, no credential value in any artifact — §11.4.10):</w:t>
+      </w:r>
+    </w:p>
+    <w:p>
+      <w:pPr>
+        <w:pStyle w:val="BodyText"/>
+      </w:pPr>
+      <w:r>
+        <w:t xml:space="preserve">GET /forum/index.php -&gt; 200, 96283 B,</w:t>
+      </w:r>
+    </w:p>
+    <w:p>
+      <w:pPr>
+        <w:pStyle w:val="BodyText"/>
+      </w:pPr>
+      <w:r>
+        <w:t xml:space="preserve">RuTracker.org</w:t>
+      </w:r>
+    </w:p>
+    <w:p>
+      <w:pPr>
+        <w:pStyle w:val="BodyText"/>
+      </w:pPr>
+      <w:r>
+        <w:t xml:space="preserve">, challenge markers 0</w:t>
+      </w:r>
+      <w:r>
+        <w:t xml:space="preserve"> </w:t>
+      </w:r>
+      <w:r>
+        <w:t xml:space="preserve">GET /forum/tracker.php?nm=debian -&gt; 403, 5351 B, challenge markers 1, LOGIN markers 0, trs-tr- 0</w:t>
+      </w:r>
+    </w:p>
+    <w:p>
+      <w:pPr>
+        <w:pStyle w:val="BodyText"/>
+      </w:pPr>
+      <w:r>
+        <w:t xml:space="preserve">The zero login markers are the load-bearing detail: the server is not asking us to authenticate, it is refusing the request before authentication is considered. Supplying valid credentials or a fresh cookie jar therefore does NOT address this.</w:t>
+      </w:r>
+    </w:p>
+    <w:p>
+      <w:pPr>
+        <w:pStyle w:val="BodyText"/>
+      </w:pPr>
+      <w:r>
+        <w:t xml:space="preserve">WHY IT MATTERS. rutracker is one of the three trackers the merge service fans a query across (with kinozal and nnmclub). A 403 on its search path means it contributes nothing to every merged result set, silently — the fan-out still</w:t>
+      </w:r>
+      <w:r>
+        <w:t xml:space="preserve"> </w:t>
+      </w:r>
+      <w:r>
+        <w:t xml:space="preserve">‘succeeds’</w:t>
+      </w:r>
+      <w:r>
+        <w:t xml:space="preserve">, it just returns one fewer tracker’s worth of results. From a user’s seat this looks like thin results, not an outage.</w:t>
+      </w:r>
+    </w:p>
+    <w:p>
+      <w:pPr>
+        <w:pStyle w:val="BodyText"/>
+      </w:pPr>
+      <w:r>
+        <w:t xml:space="preserve">IT EXPLAINS TWO PREVIOUSLY-UNEXPLAINED OBSERVATIONS. docs/qa/BOB-093/live_search_smoke.txt records rutracker returning status=empty, results_count=0 in 164ms, and the BOB-136 adoption audit reached the same observation independently. Both recorded the symptom; neither had the cause. 164ms is far too fast for a real search across a remote forum and is exactly what an immediate 403 costs.</w:t>
+      </w:r>
+    </w:p>
+    <w:p>
+      <w:pPr>
+        <w:pStyle w:val="BodyText"/>
+      </w:pPr>
+      <w:r>
+        <w:t xml:space="preserve">IT ALSO BLOCKS BOB-093’s FOURTH SUB-STEP. That item requires timing a large rutracker result page under 2s. No large page has ever been obtained, and this is why. That sub-step is not merely waiting on credentials, as previously assumed — it is unmeetable until the 403 is resolved.</w:t>
+      </w:r>
+    </w:p>
+    <w:p>
+      <w:pPr>
+        <w:pStyle w:val="BodyText"/>
+      </w:pPr>
+      <w:r>
+        <w:t xml:space="preserve">PROVENANCE, INCLUDING A CORRECTION I MADE MID-INVESTIGATION (§11.4.199). An independent reviewer reported a Cloudflare challenge served to curl even with cookies. Verifying, I probed index.php, got a clean 200 with no challenge markers, and was one step from recording their claim as REFUTED. That would have been wrong for a textbook reason: index.php is not the search path, so my probe never reached the precondition, and a repro that misses the precondition proves nothing — it is not evidence of absence. Probing the actual search endpoint reproduced it immediately. The reviewer was substantially right; my probe was aimed at the wrong endpoint. Recorded because the near-miss is the instructive part, and because the two probes TOGETHER give a sharper result than either the original claim or my near-refutation: not</w:t>
+      </w:r>
+      <w:r>
+        <w:t xml:space="preserve"> </w:t>
+      </w:r>
+      <w:r>
+        <w:t xml:space="preserve">‘rutracker is behind Cloudflare’</w:t>
+      </w:r>
+      <w:r>
+        <w:t xml:space="preserve"> </w:t>
+      </w:r>
+      <w:r>
+        <w:t xml:space="preserve">(the index is open), but</w:t>
+      </w:r>
+      <w:r>
+        <w:t xml:space="preserve"> </w:t>
+      </w:r>
+      <w:r>
+        <w:t xml:space="preserve">‘the SEARCH endpoint specifically is refused’</w:t>
+      </w:r>
+      <w:r>
+        <w:t xml:space="preserve">.</w:t>
+      </w:r>
+    </w:p>
+    <w:p>
+      <w:pPr>
+        <w:pStyle w:val="BodyText"/>
+      </w:pPr>
+      <w:r>
+        <w:t xml:space="preserve">ACCEPTANCE. (a) Determine whether the 403 is permanent policy, rate/reputation-based, or triggered by a client signature the plugin can legitimately present (user-agent, header order, TLS fingerprint) — by measurement, not assumption, and WITHOUT evasion techniques that would violate the site’s terms. (b) Whatever the outcome, the failure must become LOUD: a tracker returning 403 must be reported as a tracker ERROR in the merge result, never folded into</w:t>
+      </w:r>
+      <w:r>
+        <w:t xml:space="preserve"> </w:t>
+      </w:r>
+      <w:r>
+        <w:t xml:space="preserve">‘empty’</w:t>
+      </w:r>
+      <w:r>
+        <w:t xml:space="preserve"> </w:t>
+      </w:r>
+      <w:r>
+        <w:t xml:space="preserve">— a silent contributor is the §11.4.201(6) false-null at the product layer, and it is what let this sit unexplained across two separate investigations. (c) A test asserting that a 403 from any tracker surfaces as an error and not as zero results, with a paired §1.1 mutation. (d) If the endpoint is genuinely unavailable to us, record that as an honest capability boundary (§11.4.112) and stop advertising rutracker as a live search source until it is — including in the README and the merge-service docs.</w:t>
+      </w:r>
+    </w:p>
+    <w:p>
+      <w:pPr>
+        <w:pStyle w:val="BodyText"/>
+      </w:pPr>
+      <w:r>
+        <w:t xml:space="preserve">HONEST BOUNDARY. Measured from ONE host, ONE time, UNAUTHENTICATED. Whether an authenticated session with a browser-like client succeeds was NOT tested and must not be assumed either way. The finding is that the current code path gets a 403; it is not a claim about what every client would get.</w:t>
+      </w:r>
+    </w:p>
+    <w:bookmarkEnd w:id="43"/>
+    <w:bookmarkStart w:id="44" w:name="Xa1ec6d3e754b54688c8285bc9c893062846a7a6"/>
+    <w:p>
+      <w:pPr>
+        <w:pStyle w:val="Heading2"/>
+      </w:pPr>
+      <w:r>
+        <w:t xml:space="preserve">BOB-175 — update –location Fixed –status</w:t>
+      </w:r>
+      <w:r>
+        <w:t xml:space="preserve"> </w:t>
+      </w:r>
+      <w:r>
+        <w:t xml:space="preserve"> </w:t>
+      </w:r>
+      <w:r>
+        <w:t xml:space="preserve">can still mint a row that update’s own validator rejects, because the status-location guard is one-directional</w:t>
+      </w:r>
+    </w:p>
+    <w:p>
+      <w:pPr>
+        <w:pStyle w:val="FirstParagraph"/>
+      </w:pPr>
+      <w:r>
+        <w:rPr>
+          <w:b/>
+          <w:bCs/>
+        </w:rPr>
+        <w:t xml:space="preserve">Status:</w:t>
+      </w:r>
+      <w:r>
+        <w:t xml:space="preserve"> </w:t>
+      </w:r>
+      <w:r>
+        <w:t xml:space="preserve">Queued</w:t>
+      </w:r>
+      <w:r>
+        <w:t xml:space="preserve"> </w:t>
+      </w:r>
+      <w:r>
+        <w:rPr>
+          <w:b/>
+          <w:bCs/>
+        </w:rPr>
+        <w:t xml:space="preserve">Type:</w:t>
+      </w:r>
+      <w:r>
+        <w:t xml:space="preserve"> </w:t>
+      </w:r>
+      <w:r>
+        <w:t xml:space="preserve">Task</w:t>
+      </w:r>
+      <w:r>
+        <w:t xml:space="preserve"> </w:t>
+      </w:r>
+      <w:r>
+        <w:rPr>
+          <w:b/>
+          <w:bCs/>
+        </w:rPr>
+        <w:t xml:space="preserve">Severity:</w:t>
+      </w:r>
+      <w:r>
+        <w:t xml:space="preserve"> </w:t>
+      </w:r>
+      <w:r>
+        <w:t xml:space="preserve">Low</w:t>
+      </w:r>
+      <w:r>
+        <w:t xml:space="preserve"> </w:t>
+      </w:r>
+      <w:r>
+        <w:rPr>
+          <w:b/>
+          <w:bCs/>
+        </w:rPr>
+        <w:t xml:space="preserve">Created-By:</w:t>
+      </w:r>
+      <w:r>
+        <w:t xml:space="preserve"> </w:t>
+      </w:r>
+      <w:r>
+        <w:t xml:space="preserve">Claude</w:t>
+      </w:r>
+      <w:r>
+        <w:t xml:space="preserve"> </w:t>
+      </w:r>
+      <w:r>
+        <w:rPr>
+          <w:b/>
+          <w:bCs/>
+        </w:rPr>
+        <w:t xml:space="preserve">Assigned-To:</w:t>
+      </w:r>
+      <w:r>
+        <w:t xml:space="preserve"> </w:t>
+      </w:r>
+      <w:r>
+        <w:t xml:space="preserve">Claude</w:t>
+      </w:r>
+    </w:p>
+    <w:p>
+      <w:pPr>
+        <w:pStyle w:val="BodyText"/>
+      </w:pPr>
+      <w:r>
+        <w:t xml:space="preserve">WHAT. The workable-items</w:t>
+      </w:r>
+      <w:r>
+        <w:t xml:space="preserve"> </w:t>
+      </w:r>
+      <w:r>
+        <w:rPr>
+          <w:rStyle w:val="VerbatimChar"/>
+        </w:rPr>
+        <w:t xml:space="preserve">update</w:t>
+      </w:r>
+      <w:r>
+        <w:t xml:space="preserve"> </w:t>
+      </w:r>
+      <w:r>
+        <w:t xml:space="preserve">seam guards the status-location invariant in one direction only. After BOB-166,</w:t>
+      </w:r>
+      <w:r>
+        <w:t xml:space="preserve"> </w:t>
+      </w:r>
+      <w:r>
+        <w:rPr>
+          <w:rStyle w:val="VerbatimChar"/>
+        </w:rPr>
+        <w:t xml:space="preserve">update --status &lt;terminal&gt;</w:t>
+      </w:r>
+      <w:r>
+        <w:t xml:space="preserve"> </w:t>
+      </w:r>
+      <w:r>
+        <w:t xml:space="preserve">on an Issues-located row is refused. The mirror is still open:</w:t>
+      </w:r>
+      <w:r>
+        <w:t xml:space="preserve"> </w:t>
+      </w:r>
+      <w:r>
+        <w:rPr>
+          <w:rStyle w:val="VerbatimChar"/>
+        </w:rPr>
+        <w:t xml:space="preserve">update --location Fixed --status &lt;non-terminal&gt;</w:t>
+      </w:r>
+      <w:r>
+        <w:t xml:space="preserve"> </w:t>
+      </w:r>
+      <w:r>
+        <w:t xml:space="preserve">exits 0 and creates a row that</w:t>
+      </w:r>
+      <w:r>
+        <w:t xml:space="preserve"> </w:t>
+      </w:r>
+      <w:r>
+        <w:rPr>
+          <w:rStyle w:val="VerbatimChar"/>
+        </w:rPr>
+        <w:t xml:space="preserve">update</w:t>
+      </w:r>
+      <w:r>
+        <w:t xml:space="preserve">’s own validator immediately rejects.</w:t>
+      </w:r>
+    </w:p>
+    <w:p>
+      <w:pPr>
+        <w:pStyle w:val="BodyText"/>
+      </w:pPr>
+      <w:r>
+        <w:t xml:space="preserve">Verified empirically by the independent reviewer of BOB-166:</w:t>
+      </w:r>
+    </w:p>
+    <w:p>
+      <w:pPr>
+        <w:pStyle w:val="SourceCode"/>
+      </w:pPr>
+      <w:r>
+        <w:rPr>
+          <w:rStyle w:val="VerbatimChar"/>
+        </w:rPr>
+        <w:t xml:space="preserve">update --location Fixed --status 'In progress'   -&gt; exit 0</w:t>
+      </w:r>
+      <w:r>
+        <w:br/>
+      </w:r>
+      <w:r>
+        <w:rPr>
+          <w:rStyle w:val="VerbatimChar"/>
+        </w:rPr>
+        <w:t xml:space="preserve">validate                                          -&gt; FAILS, naming the row (check (f), fixedLocationNonTerminalStatus)</w:t>
+      </w:r>
+    </w:p>
+    <w:p>
+      <w:pPr>
+        <w:pStyle w:val="FirstParagraph"/>
+      </w:pPr>
+      <w:r>
+        <w:t xml:space="preserve">So the command can still mint a state its own validate call refuses. That is the §11.4.196(F) shape at the seam layer: the invariant is CONFIGURED in validate but not ENFORCED at every write path that can violate it.</w:t>
+      </w:r>
+    </w:p>
+    <w:p>
+      <w:pPr>
+        <w:pStyle w:val="BodyText"/>
+      </w:pPr>
+      <w:r>
+        <w:t xml:space="preserve">WHY IT WAS DELIBERATELY LEFT OPEN IN BOB-166, and why that was right. Three reasons, all checked rather than asserted: (1) the real corpus has ZERO instances of this direction against TEN of the direction BOB-166 closed — the asymmetry in the data matched the asymmetry in the code; (2) detective coverage ALREADY existed and demonstrably fires, so unlike BOB-166’s direction this cannot rot silently; (3) and the load-bearing one —</w:t>
+      </w:r>
+      <w:r>
+        <w:t xml:space="preserve"> </w:t>
+      </w:r>
+      <w:r>
+        <w:rPr>
+          <w:rStyle w:val="VerbatimChar"/>
+        </w:rPr>
+        <w:t xml:space="preserve">reopenCmd</w:t>
+      </w:r>
+      <w:r>
+        <w:t xml:space="preserve"> </w:t>
+      </w:r>
+      <w:r>
+        <w:t xml:space="preserve">documents and SANCTIONS a transient Fixed-plus-non-terminal state via its</w:t>
+      </w:r>
+      <w:r>
+        <w:t xml:space="preserve"> </w:t>
+      </w:r>
+      <w:r>
+        <w:rPr>
+          <w:rStyle w:val="VerbatimChar"/>
+        </w:rPr>
+        <w:t xml:space="preserve">--location Fixed</w:t>
+      </w:r>
+      <w:r>
+        <w:t xml:space="preserve"> </w:t>
+      </w:r>
+      <w:r>
+        <w:t xml:space="preserve">operator override. A naive preventive guard at the update seam would collide with that override’s semantics. Closing this therefore requires a design decision about how the two interact, which is a different question from the one BOB-166 was scoped to answer, and expanding that item would have meant shipping the decision unexamined.</w:t>
+      </w:r>
+    </w:p>
+    <w:p>
+      <w:pPr>
+        <w:pStyle w:val="BodyText"/>
+      </w:pPr>
+      <w:r>
+        <w:t xml:space="preserve">ACCEPTANCE. (a) Decide and RECORD how a preventive guard on this direction coexists with reopenCmd’s sanctioned override — this is the actual work, and the answer should be written down rather than inferred from whatever the patch does. Candidates worth weighing: exempt the reopen path explicitly, require an override flag on</w:t>
+      </w:r>
+      <w:r>
+        <w:t xml:space="preserve"> </w:t>
+      </w:r>
+      <w:r>
+        <w:rPr>
+          <w:rStyle w:val="VerbatimChar"/>
+        </w:rPr>
+        <w:t xml:space="preserve">update</w:t>
+      </w:r>
+      <w:r>
+        <w:t xml:space="preserve"> </w:t>
+      </w:r>
+      <w:r>
+        <w:t xml:space="preserve">mirroring reopen’s, or leave the direction detective-only with the rationale recorded so the asymmetry is a decision rather than an oversight. (b) If a guard lands, it reuses</w:t>
+      </w:r>
+      <w:r>
+        <w:t xml:space="preserve"> </w:t>
+      </w:r>
+      <w:r>
+        <w:rPr>
+          <w:rStyle w:val="VerbatimChar"/>
+        </w:rPr>
+        <w:t xml:space="preserve">terminalStatuses()</w:t>
+      </w:r>
+      <w:r>
+        <w:t xml:space="preserve"> </w:t>
+      </w:r>
+      <w:r>
+        <w:t xml:space="preserve">— BOB-166 established one predicate source specifically so the two directions cannot drift. (c) Paired §1.1 mutation. (d) NEGATIVE CONTROL (§11.4.201(1)), and it is the sharp one here: the sanctioned reopen path MUST still work. A guard that breaks reopenCmd’s documented override is a false-positive refusal, and worse than the gap it closes, because it breaks a workflow operators are told to use.</w:t>
+      </w:r>
+    </w:p>
+    <w:p>
+      <w:pPr>
+        <w:pStyle w:val="BodyText"/>
+      </w:pPr>
+      <w:r>
+        <w:t xml:space="preserve">HONEST BOUNDARY. This is not a live data defect. Zero corpus instances, and the detective gate catches it at the next validate. It is filed so a scoped, deliberate omission stays visible as a tracked decision instead of living only in a code comment where the next reader will mistake it for an oversight (§11.4.197: a started thread reaches a documented terminal state, never quiet abandonment).</w:t>
+      </w:r>
+    </w:p>
+    <w:p>
+      <w:pPr>
+        <w:pStyle w:val="BodyText"/>
+      </w:pPr>
+      <w:r>
+        <w:t xml:space="preserve">PROVENANCE. Raised by the implementing agent of BOB-166 as a known asymmetry it deliberately did not close, independently verified and endorsed as an acceptable scope boundary by that item’s reviewer, on the condition that it become a tracked item rather than a comment. This is that item.</w:t>
+      </w:r>
+    </w:p>
+    <w:bookmarkEnd w:id="44"/>
+    <w:bookmarkStart w:id="45" w:name="X60b308539ab9831715c7d887a7cc1d3102b8358"/>
+    <w:p>
+      <w:pPr>
+        <w:pStyle w:val="Heading2"/>
+      </w:pPr>
+      <w:r>
+        <w:t xml:space="preserve">BOB-184 — Icon-glyph controls are unverified for non-text contrast because neither contrast oracle can measure them</w:t>
+      </w:r>
+    </w:p>
+    <w:p>
+      <w:pPr>
+        <w:pStyle w:val="FirstParagraph"/>
+      </w:pPr>
+      <w:r>
+        <w:rPr>
+          <w:b/>
+          <w:bCs/>
+        </w:rPr>
+        <w:t xml:space="preserve">Status:</w:t>
+      </w:r>
+      <w:r>
+        <w:t xml:space="preserve"> </w:t>
+      </w:r>
+      <w:r>
+        <w:t xml:space="preserve">Queued</w:t>
+      </w:r>
+      <w:r>
+        <w:t xml:space="preserve"> </w:t>
+      </w:r>
+      <w:r>
+        <w:rPr>
+          <w:b/>
+          <w:bCs/>
+        </w:rPr>
+        <w:t xml:space="preserve">Type:</w:t>
+      </w:r>
+      <w:r>
+        <w:t xml:space="preserve"> </w:t>
+      </w:r>
+      <w:r>
+        <w:t xml:space="preserve">Task</w:t>
+      </w:r>
+      <w:r>
+        <w:t xml:space="preserve"> </w:t>
+      </w:r>
+      <w:r>
+        <w:rPr>
+          <w:b/>
+          <w:bCs/>
+        </w:rPr>
+        <w:t xml:space="preserve">Severity:</w:t>
+      </w:r>
+      <w:r>
+        <w:t xml:space="preserve"> </w:t>
+      </w:r>
+      <w:r>
         <w:t xml:space="preserve">Medium</w:t>
       </w:r>
       <w:r>
@@ -3614,44 +4751,294 @@
         <w:t xml:space="preserve"> </w:t>
       </w:r>
       <w:r>
-        <w:t xml:space="preserve">T041 independent review (IMPORTANT-2), partially remediated</w:t>
-      </w:r>
-    </w:p>
-    <w:p>
-      <w:pPr>
-        <w:pStyle w:val="BodyText"/>
-      </w:pPr>
-      <w:r>
-        <w:rPr>
-          <w:b/>
-          <w:bCs/>
-        </w:rPr>
-        <w:t xml:space="preserve">OPERATOR DECISION (2026-08-26, §11.4.66): REPAIR, THEN RE-VERIFY UNTIL STABLE</w:t>
-      </w:r>
-    </w:p>
-    <w:p>
-      <w:pPr>
-        <w:pStyle w:val="BodyText"/>
-      </w:pPr>
-      <w:r>
-        <w:t xml:space="preserve">The warm ./start.sh path keeps running the ownership repair against a live stack, but walks, re-verifies, and repeats until a pass finds nothing new. Options not chosen: refuse the repair while the stack is up and direct the operator to –recreate; stop the stack on the warm path too (correct but ends</w:t>
-      </w:r>
-      <w:r>
-        <w:t xml:space="preserve"> </w:t>
-      </w:r>
-      <w:r>
-        <w:t xml:space="preserve">‘warm’</w:t>
-      </w:r>
-      <w:r>
-        <w:t xml:space="preserve">); accept and document the window. WHY THIS MATTERS MORE THAN A NORMAL ITEM: this is the exact defect the whole 002-user-owned-downloads feature exists to end. The –recreate path was already fixed to order precondition -&gt; down -&gt; repair -&gt; up so the walk sees a tree no container can write. The warm path was not, so a container can create a new non-owned file AFTER the repair has passed that directory — the ownership problem leaking back in through the other door. REQUIRED BY THE CHOSEN OPTION, and it is the hard part: the loop MUST be BOUNDED, and on giving up it MUST report honestly that ownership is UNPROVEN rather than silently exiting 0 (§11.4.201(6) — a loop that stops finding new files because it ran out of iterations returns the same quiet zero as a genuinely clean tree). An active download creating files faster than the walk completes is the realistic non-converging case and must be named in the give-up message.</w:t>
-      </w:r>
-    </w:p>
-    <w:p>
-      <w:pPr>
-        <w:pStyle w:val="BodyText"/>
-      </w:pPr>
-      <w:r>
-        <w:t xml:space="preserve">Recorded as consumer DATA per §11.4.35 — the operator’s stated choice, not an agent inference. Options not chosen are named so a future reader does not re-litigate a settled call.</w:t>
+        <w:t xml:space="preserve">Claude</w:t>
+      </w:r>
+      <w:r>
+        <w:t xml:space="preserve"> </w:t>
+      </w:r>
+      <w:r>
+        <w:rPr>
+          <w:b/>
+          <w:bCs/>
+        </w:rPr>
+        <w:t xml:space="preserve">Assigned-To:</w:t>
+      </w:r>
+      <w:r>
+        <w:t xml:space="preserve"> </w:t>
+      </w:r>
+      <w:r>
+        <w:t xml:space="preserve">Claude</w:t>
+      </w:r>
+    </w:p>
+    <w:p>
+      <w:pPr>
+        <w:pStyle w:val="BodyText"/>
+      </w:pPr>
+      <w:r>
+        <w:t xml:space="preserve">Three icon-glyph controls (.bridge-retry, .theme-toggle, .caret) render text made of non-BMP code points. axe-core declines to decide their contrast, reporting them under the incomplete channel with messageKey nonBmp and resolving NEITHER fgColor NOR bgColor, so the Python recomputation in docs/qa/BOB-164/axe_contrast_scan.py cannot decide either: 40 such nodes across 16 palette x mode combinations. BOB-164 round 2 stopped them being scored as silent passes by naming them GLYPH_UNMEASURED, printing them on every run and fencing them, so any NEW unmeasured glyph node blocks. What remains genuinely unproven is their contrast itself: as non-text user-interface components they owe 3:1 under WCAG SC 1.4.11, and no oracle in this repo measures that today. Acceptance: a measurement path that resolves the effective foreground and backdrop for glyph controls (for example reading getComputedStyle colour against the composited backdrop, or replacing the glyphs with inline SVG carrying explicit fill tokens), each of the three controls shown to clear 3:1 in all 16 palette x mode combinations, and the GLYPH_UNMEASURED fence shrunk by exactly the nodes then proven.</w:t>
+      </w:r>
+    </w:p>
+    <w:bookmarkEnd w:id="45"/>
+    <w:bookmarkStart w:id="46" w:name="Xfc4e58e0a20fd56304009e1be94b2adbaae4a6a"/>
+    <w:p>
+      <w:pPr>
+        <w:pStyle w:val="Heading2"/>
+      </w:pPr>
+      <w:r>
+        <w:t xml:space="preserve">BOB-185 — Rendered-DOM contrast oracle cannot see data-driven nodes, leaving badge and status pills arithmetic-only</w:t>
+      </w:r>
+    </w:p>
+    <w:p>
+      <w:pPr>
+        <w:pStyle w:val="FirstParagraph"/>
+      </w:pPr>
+      <w:r>
+        <w:rPr>
+          <w:b/>
+          <w:bCs/>
+        </w:rPr>
+        <w:t xml:space="preserve">Status:</w:t>
+      </w:r>
+      <w:r>
+        <w:t xml:space="preserve"> </w:t>
+      </w:r>
+      <w:r>
+        <w:t xml:space="preserve">Queued</w:t>
+      </w:r>
+      <w:r>
+        <w:t xml:space="preserve"> </w:t>
+      </w:r>
+      <w:r>
+        <w:rPr>
+          <w:b/>
+          <w:bCs/>
+        </w:rPr>
+        <w:t xml:space="preserve">Type:</w:t>
+      </w:r>
+      <w:r>
+        <w:t xml:space="preserve"> </w:t>
+      </w:r>
+      <w:r>
+        <w:t xml:space="preserve">Task</w:t>
+      </w:r>
+      <w:r>
+        <w:t xml:space="preserve"> </w:t>
+      </w:r>
+      <w:r>
+        <w:rPr>
+          <w:b/>
+          <w:bCs/>
+        </w:rPr>
+        <w:t xml:space="preserve">Severity:</w:t>
+      </w:r>
+      <w:r>
+        <w:t xml:space="preserve"> </w:t>
+      </w:r>
+      <w:r>
+        <w:t xml:space="preserve">Medium</w:t>
+      </w:r>
+      <w:r>
+        <w:t xml:space="preserve"> </w:t>
+      </w:r>
+      <w:r>
+        <w:rPr>
+          <w:b/>
+          <w:bCs/>
+        </w:rPr>
+        <w:t xml:space="preserve">Created-By:</w:t>
+      </w:r>
+      <w:r>
+        <w:t xml:space="preserve"> </w:t>
+      </w:r>
+      <w:r>
+        <w:t xml:space="preserve">Claude</w:t>
+      </w:r>
+      <w:r>
+        <w:t xml:space="preserve"> </w:t>
+      </w:r>
+      <w:r>
+        <w:rPr>
+          <w:b/>
+          <w:bCs/>
+        </w:rPr>
+        <w:t xml:space="preserve">Assigned-To:</w:t>
+      </w:r>
+      <w:r>
+        <w:t xml:space="preserve"> </w:t>
+      </w:r>
+      <w:r>
+        <w:t xml:space="preserve">Claude</w:t>
+      </w:r>
+    </w:p>
+    <w:p>
+      <w:pPr>
+        <w:pStyle w:val="BodyText"/>
+      </w:pPr>
+      <w:r>
+        <w:t xml:space="preserve">docs/qa/BOB-164/axe_contrast_scan.py scans a static dist with no backend, so every node whose existence depends on fetched data is absent from the page it measures: the results table renders empty, so .type-badge and .quality-badge never appear, and the hooks list renders empty, so .status pills never appear. That is precisely why the BOB-164 round-1 regression went unseen in a rendered DOM even though it was scanned in all 16 themes, and it is why round 2 had to close the class in the arithmetic oracle instead. Those nodes are now covered by frontend/src/app/models/style-contrast.spec.ts, which extracts declared foreground-on-fill pairs from the stylesheets, but that is an ARITHMETIC claim about declared colour pairs, not a rendered-pixel one: it cannot see opacity applied by an ancestor, a composited backdrop, or a cascade this repo’s static extractor does not model. Acceptance: the scan drives the dashboard with seeded fixture data (a stub backend, a route fixture, or an injected component harness) so the badge and status nodes are present in the DOM, axe measures them directly, and a control needle proves the rendered oracle sees a seeded sub-floor badge before any clean result from it is believed.</w:t>
+      </w:r>
+    </w:p>
+    <w:bookmarkEnd w:id="46"/>
+    <w:bookmarkStart w:id="47" w:name="X1c75a5e72e0824425970fb9362688446313d342"/>
+    <w:p>
+      <w:pPr>
+        <w:pStyle w:val="Heading2"/>
+      </w:pPr>
+      <w:r>
+        <w:t xml:space="preserve">BOB-187 — ownership_precondition.sh is unfenced: same unreviewed .env-driven scope as the now-fenced repair, still writes probe files at any declared path</w:t>
+      </w:r>
+    </w:p>
+    <w:p>
+      <w:pPr>
+        <w:pStyle w:val="FirstParagraph"/>
+      </w:pPr>
+      <w:r>
+        <w:rPr>
+          <w:b/>
+          <w:bCs/>
+        </w:rPr>
+        <w:t xml:space="preserve">Status:</w:t>
+      </w:r>
+      <w:r>
+        <w:t xml:space="preserve"> </w:t>
+      </w:r>
+      <w:r>
+        <w:t xml:space="preserve">In progress</w:t>
+      </w:r>
+      <w:r>
+        <w:t xml:space="preserve"> </w:t>
+      </w:r>
+      <w:r>
+        <w:rPr>
+          <w:b/>
+          <w:bCs/>
+        </w:rPr>
+        <w:t xml:space="preserve">Type:</w:t>
+      </w:r>
+      <w:r>
+        <w:t xml:space="preserve"> </w:t>
+      </w:r>
+      <w:r>
+        <w:t xml:space="preserve">Bug</w:t>
+      </w:r>
+    </w:p>
+    <w:p>
+      <w:pPr>
+        <w:pStyle w:val="BodyText"/>
+      </w:pPr>
+      <w:r>
+        <w:t xml:space="preserve">scripts/ownership_precondition.sh consumes the SAME unreviewed .env-driven scope as ownership_repair.sh and creates probe files inside it, but it is NOT fenced. T028 remediation added ownership_path_fence() to scripts/lib/ownership.sh and wired it into ownership_repair.sh, closing the path-escape class there; the precondition was outside that agents file scope and still accepts whatever config/owned_paths.yaml expands to. Blast radius is lower than a recursive chown (it writes probe files rather than mutating ownership of an existing tree) but the INPUT is identical and equally unreviewed, so the same QBITTORRENT_DATA_DIR value that would have driven a filesystem-wide chown will drive probe-file creation at an arbitrary location. Note the escape is empirically confirmed for the repair path, not merely reasoned: during T028 remediation a probe declaring the verbatim shipped entry with QBITTORRENT_DATA_DIR=/ hung the suite, and ps showed the real artifact executing</w:t>
+      </w:r>
+      <w:r>
+        <w:t xml:space="preserve"> </w:t>
+      </w:r>
+      <w:r>
+        <w:t xml:space="preserve">“find / ( ! -uid 1000 -o ! -gid 1000 ) -printf …”</w:t>
+      </w:r>
+      <w:r>
+        <w:t xml:space="preserve"> </w:t>
+      </w:r>
+      <w:r>
+        <w:t xml:space="preserve">before it was killed by verified pid. Acceptance: ownership_precondition.sh calls the SAME ownership_path_fence() predicate from scripts/lib/ownership.sh (never a second dialect, 11.4.251), refuses fail-closed on a rejected entry, and ships a paired 1.1 mutation proving the refusal fires PLUS a negative control proving the six live shipped entries still ACCEPT so the fix is not a 11.4.201(1) false-positive refusal. Discovered out-of-band during T028 remediation and reported by the agent as needing tracking, so it is also a 11.4.238 coverage escape.</w:t>
+      </w:r>
+    </w:p>
+    <w:bookmarkEnd w:id="47"/>
+    <w:bookmarkStart w:id="48" w:name="Xcd92acb8ba4b4689af31774f9ab753524fb4a5b"/>
+    <w:p>
+      <w:pPr>
+        <w:pStyle w:val="Heading2"/>
+      </w:pPr>
+      <w:r>
+        <w:t xml:space="preserve">BOB-188 — Gate invariant 17 runs a STALE TRACKED binary that structurally cannot see the violations it exists to catch</w:t>
+      </w:r>
+    </w:p>
+    <w:p>
+      <w:pPr>
+        <w:pStyle w:val="FirstParagraph"/>
+      </w:pPr>
+      <w:r>
+        <w:rPr>
+          <w:b/>
+          <w:bCs/>
+        </w:rPr>
+        <w:t xml:space="preserve">Status:</w:t>
+      </w:r>
+      <w:r>
+        <w:t xml:space="preserve"> </w:t>
+      </w:r>
+      <w:r>
+        <w:t xml:space="preserve">In progress</w:t>
+      </w:r>
+      <w:r>
+        <w:t xml:space="preserve"> </w:t>
+      </w:r>
+      <w:r>
+        <w:rPr>
+          <w:b/>
+          <w:bCs/>
+        </w:rPr>
+        <w:t xml:space="preserve">Type:</w:t>
+      </w:r>
+      <w:r>
+        <w:t xml:space="preserve"> </w:t>
+      </w:r>
+      <w:r>
+        <w:t xml:space="preserve">Bug</w:t>
+      </w:r>
+    </w:p>
+    <w:p>
+      <w:pPr>
+        <w:pStyle w:val="BodyText"/>
+      </w:pPr>
+      <w:r>
+        <w:rPr>
+          <w:b/>
+          <w:bCs/>
+        </w:rPr>
+        <w:t xml:space="preserve">OPERATOR DECISION (2026-08-26, §11.4.66 interactive clarification): UNTRACK THE BINARY — BUILD ON DEMAND</w:t>
+      </w:r>
+    </w:p>
+    <w:p>
+      <w:pPr>
+        <w:pStyle w:val="BodyText"/>
+      </w:pPr>
+      <w:r>
+        <w:t xml:space="preserve">§11.4.30 answer, recorded as consumer DATA: the compiled</w:t>
+      </w:r>
+      <w:r>
+        <w:t xml:space="preserve"> </w:t>
+      </w:r>
+      <w:r>
+        <w:rPr>
+          <w:rStyle w:val="VerbatimChar"/>
+        </w:rPr>
+        <w:t xml:space="preserve">workable-items</w:t>
+      </w:r>
+      <w:r>
+        <w:t xml:space="preserve"> </w:t>
+      </w:r>
+      <w:r>
+        <w:t xml:space="preserve">binary is NOT to be git-tracked.</w:t>
+      </w:r>
+      <w:r>
+        <w:t xml:space="preserve"> </w:t>
+      </w:r>
+      <w:r>
+        <w:t xml:space="preserve">‘Any build derivate which we can recreate by executing proper mechanism for generating MUST NOT be versioned’</w:t>
+      </w:r>
+      <w:r>
+        <w:t xml:space="preserve"> </w:t>
+      </w:r>
+      <w:r>
+        <w:t xml:space="preserve">applies without exception here. Keeping it tracked with only the invariant-52 fingerprint gate, and keeping it tracked with a commit-time rebuild, were both offered and NOT chosen. REQUIRED END STATE: the gate builds from source, or REFUSES HONESTLY when the Go toolchain is absent (§11.4.201(11) — probe the artifact through its real invocation path, never fake a pass, never silently fall back to a stale binary). Staleness becomes structurally impossible rather than merely detected. ACCEPTED COST: a fresh clone needs a Go toolchain before invariant 17 can run — already true for the qBitTorrent-go backend, so this adds no new host requirement. The invariant-52 fingerprint gate remains useful as defence-in-depth for as long as any binary exists on disk.</w:t>
+      </w:r>
+    </w:p>
+    <w:p>
+      <w:pPr>
+        <w:pStyle w:val="BodyText"/>
+      </w:pPr>
+      <w:r>
+        <w:t xml:space="preserve">This answer is recorded as consumer DATA per §11.4.35 — it is the operator’s stated choice, not an agent inference, and supersedes any prior agent-chosen default on this question. Options not chosen are named above so a future reader does not re-litigate a settled call (§11.4.112(5) bounded-verdict discipline applied to decisions).</w:t>
       </w:r>
     </w:p>
     <w:p>
@@ -3667,17 +5054,218 @@
         <w:pStyle w:val="BodyText"/>
       </w:pPr>
       <w:r>
-        <w:rPr>
-          <w:b/>
-          <w:bCs/>
-        </w:rPr>
-        <w:t xml:space="preserve">Reported-Via:</w:t>
-      </w:r>
-      <w:r>
-        <w:t xml:space="preserve"> </w:t>
-      </w:r>
-      <w:r>
-        <w:t xml:space="preserve">§11.4.202 reporting directive</w:t>
+        <w:t xml:space="preserve">pre_build_verification.sh invariant 17 (CM-WORKABLE-ITEMS-VALIDATE) resolves its binary through the candidate loop at :534, whose FIRST entry is constitution/scripts/workable-items/bin/workable-items. That file is GIT-TRACKED (md5 17644a248363, identical to bin/workable-items-linux) and executable, so it WINS resolution over the current untracked sibling constitution/scripts/workable-items/workable-items (md5 43376a6d0184). The tracked binary is STALE: it does not contain the guards its own source now has.</w:t>
+      </w:r>
+    </w:p>
+    <w:p>
+      <w:pPr>
+        <w:pStyle w:val="BodyText"/>
+      </w:pPr>
+      <w:r>
+        <w:t xml:space="preserve">MEASURED, needle-proven, 2026-08-25. String presence in the tracked binary:</w:t>
+      </w:r>
+      <w:r>
+        <w:t xml:space="preserve"> </w:t>
+      </w:r>
+      <w:r>
+        <w:t xml:space="preserve">“refusing to set terminal status”</w:t>
+      </w:r>
+      <w:r>
+        <w:t xml:space="preserve"> </w:t>
+      </w:r>
+      <w:r>
+        <w:t xml:space="preserve">-&gt; 0;</w:t>
+      </w:r>
+      <w:r>
+        <w:t xml:space="preserve"> </w:t>
+      </w:r>
+      <w:r>
+        <w:t xml:space="preserve">“Issues-location item has TERMINAL status”</w:t>
+      </w:r>
+      <w:r>
+        <w:t xml:space="preserve"> </w:t>
+      </w:r>
+      <w:r>
+        <w:t xml:space="preserve">-&gt; 0; control needle from the SAME updateCmd,</w:t>
+      </w:r>
+      <w:r>
+        <w:t xml:space="preserve"> </w:t>
+      </w:r>
+      <w:r>
+        <w:t xml:space="preserve">“at least one mutable field flag is required”</w:t>
+      </w:r>
+      <w:r>
+        <w:t xml:space="preserve"> </w:t>
+      </w:r>
+      <w:r>
+        <w:t xml:space="preserve">-&gt; 2 (so the instrument sees through that path and the zeros are real absences, not a blind read). The untracked sibling returns 1 / 1 / 2 for the same three queries. A check whose message string is absent from the binary cannot fire.</w:t>
+      </w:r>
+    </w:p>
+    <w:p>
+      <w:pPr>
+        <w:pStyle w:val="BodyText"/>
+      </w:pPr>
+      <w:r>
+        <w:t xml:space="preserve">RUNTIME PROOF: the same injected violation (a row set to terminal status while current_location=Issues) run through both binaries -&gt; stale reports 1 violation (only the body_md desync class), current reports 2 including the location-status class verbatim. This is exactly why the ten BOB-166 rows (BOB-087/129/131/144/145/146/148/153/155/157) survived undetected: the gate that was supposed to catch them was running a binary structurally incapable of seeing them.</w:t>
+      </w:r>
+    </w:p>
+    <w:p>
+      <w:pPr>
+        <w:pStyle w:val="BodyText"/>
+      </w:pPr>
+      <w:r>
+        <w:t xml:space="preserve">The 11.4.108 SOURCE-&gt;ARTIFACT gap: source correct, artifact stale, every gate reading the artifact reports green. This is the THIRD instance of that class found in one session, alongside BOB-169 (a charset gate that never opened a file) and BOB-183 (a served bundle five days older than its sources).</w:t>
+      </w:r>
+    </w:p>
+    <w:p>
+      <w:pPr>
+        <w:pStyle w:val="BodyText"/>
+      </w:pPr>
+      <w:r>
+        <w:t xml:space="preserve">COMPOUNDING: the comment at :519-523 directly above the loop asserts</w:t>
+      </w:r>
+      <w:r>
+        <w:t xml:space="preserve"> </w:t>
+      </w:r>
+      <w:r>
+        <w:t xml:space="preserve">“The naive bin/workable-items path never existed in this checkout (bin/ is a gitignored local build-output dir nothing ever populated)”</w:t>
+      </w:r>
+      <w:r>
+        <w:t xml:space="preserve">. That statement is now FALSE - bin/ holds two tracked binaries. A stale comment asserting the absence of the very file that now shadows resolution is how this stayed invisible.</w:t>
+      </w:r>
+    </w:p>
+    <w:p>
+      <w:pPr>
+        <w:pStyle w:val="BodyText"/>
+      </w:pPr>
+      <w:r>
+        <w:t xml:space="preserve">Also an 11.4.30 question the operator owns: bin/workable-items and bin/workable-items-linux are VERSIONED BUILD ARTIFACTS in a constitution submodule that is inherited by reference by every consumer, so every consumer inherits whichever binary was last committed. Flagged independently by two separate agents this session.</w:t>
+      </w:r>
+    </w:p>
+    <w:p>
+      <w:pPr>
+        <w:pStyle w:val="BodyText"/>
+      </w:pPr>
+      <w:r>
+        <w:t xml:space="preserve">ACCEPTANCE: (a) resolution must never prefer a stale artifact over a current one - either the tracked binaries are removed and resolution falls through to build-on-demand, or a freshness check refuses a binary older than its sources (see the BOB-183 fingerprint gate for a working pattern); (b) the false comment at :519-523 corrected; (c) a paired 1.1 mutation proving the new refusal fires, plus a negative control proving a genuinely fresh binary still passes so the fix is not an 11.4.201(1) false-positive refusal; (d) the 11.4.30 tracked-binary decision recorded as operator DATA. Discovered out-of-band during BOB-166 remediation - a 11.4.238 coverage escape in its own right.</w:t>
+      </w:r>
+    </w:p>
+    <w:bookmarkEnd w:id="48"/>
+    <w:bookmarkStart w:id="49" w:name="Xc0ca9ee9a44c887f18fe9c4513414cd28bccb41"/>
+    <w:p>
+      <w:pPr>
+        <w:pStyle w:val="Heading2"/>
+      </w:pPr>
+      <w:r>
+        <w:t xml:space="preserve">BOB-191 — Fail-open scanner is a MATCHER hole blind to 5 enumerated languages (Go/Rust/Ruby/C/…) — enumerated-but-unanalysable prints PASS instead of SKIP (§11.4.201(6))</w:t>
+      </w:r>
+    </w:p>
+    <w:p>
+      <w:pPr>
+        <w:pStyle w:val="FirstParagraph"/>
+      </w:pPr>
+      <w:r>
+        <w:rPr>
+          <w:b/>
+          <w:bCs/>
+        </w:rPr>
+        <w:t xml:space="preserve">Status:</w:t>
+      </w:r>
+      <w:r>
+        <w:t xml:space="preserve"> </w:t>
+      </w:r>
+      <w:r>
+        <w:t xml:space="preserve">Queued</w:t>
+      </w:r>
+      <w:r>
+        <w:t xml:space="preserve"> </w:t>
+      </w:r>
+      <w:r>
+        <w:rPr>
+          <w:b/>
+          <w:bCs/>
+        </w:rPr>
+        <w:t xml:space="preserve">Type:</w:t>
+      </w:r>
+      <w:r>
+        <w:t xml:space="preserve"> </w:t>
+      </w:r>
+      <w:r>
+        <w:t xml:space="preserve">Bug</w:t>
+      </w:r>
+    </w:p>
+    <w:p>
+      <w:pPr>
+        <w:pStyle w:val="BodyText"/>
+      </w:pPr>
+      <w:r>
+        <w:t xml:space="preserve">WHAT: the §11.4.252 fail-open scan reports 0 hits for qBitTorrent-go, and that zero is NOT evidence. The triage agent ran control needles through the scanner’s own path per §11.4.201(7)(b): a Python</w:t>
+      </w:r>
+      <w:r>
+        <w:t xml:space="preserve"> </w:t>
+      </w:r>
+      <w:r>
+        <w:t xml:space="preserve">‘except Exception: pass’</w:t>
+      </w:r>
+      <w:r>
+        <w:t xml:space="preserve"> </w:t>
+      </w:r>
+      <w:r>
+        <w:t xml:space="preserve">needle was SEEN, a TypeScript</w:t>
+      </w:r>
+      <w:r>
+        <w:t xml:space="preserve"> </w:t>
+      </w:r>
+      <w:r>
+        <w:t xml:space="preserve">‘catch (e) {}’</w:t>
+      </w:r>
+      <w:r>
+        <w:t xml:space="preserve"> </w:t>
+      </w:r>
+      <w:r>
+        <w:t xml:space="preserve">needle was SEEN (so frontend/src’s zero IS a real zero), but a Go empty-</w:t>
+      </w:r>
+      <w:r>
+        <w:t xml:space="preserve">‘if err != nil {}’</w:t>
+      </w:r>
+      <w:r>
+        <w:t xml:space="preserve"> </w:t>
+      </w:r>
+      <w:r>
+        <w:t xml:space="preserve">needle was NOT SEEN. An instrument that cannot see the idiom returns the same quiet zero as a clean tree, and only one of those is honest. DISTINCT FROM BOB-189, deliberately not merged with it per §11.4.214: BOB-189 is a false MATCH (fail-closed guards reported as fail-open); this is a false NULL (an entire language unscanned). Same scanner, opposite failure directions, different fixes - merging them would hide one behind the other. IMPACT: Go is the language of qbittorrent-proxy-go and boba-jackett (port 7189, which owns encrypted tracker credentials), so the unscanned surface is exactly where §11.4.252’s credential-plus-mutation combination is most likely. Nobody has assessed it; the dashboard says clean. ACCEPTANCE: the scanner grows a Go arm covering the empty-err-block and swallowed-error idioms, its needle is SEEN through the real path, qBitTorrent-go’s result is re-derived, and every finding is triaged as this Python/TS pass was. Until then qBitTorrent-go’s fail-open posture is UNKNOWN and must be reported as UNKNOWN, never as 0.</w:t>
+      </w:r>
+    </w:p>
+    <w:p>
+      <w:pPr>
+        <w:pStyle w:val="BodyText"/>
+      </w:pPr>
+      <w:r>
+        <w:t xml:space="preserve">=== ROUND-2 INVESTIGATION, MEASURED 2026-08-26 — THE FILED TITLE WAS TOO NARROW (§11.4.6) ===</w:t>
+      </w:r>
+    </w:p>
+    <w:p>
+      <w:pPr>
+        <w:pStyle w:val="BodyText"/>
+      </w:pPr>
+      <w:r>
+        <w:t xml:space="preserve">The live scanner is constitution/scripts/gates/cm_dangerous_combination_fail_closed.sh, driven per-root by invariant 39 at scripts/pre_build_verification.sh:1481-1544. (scripts/pre_build/check_cm_no_fail_open_skip.sh has NEVER existed on any branch — it exists only in an uncommitted worktree. Any citation of that path is citing a file that is not there.)</w:t>
+      </w:r>
+    </w:p>
+    <w:p>
+      <w:pPr>
+        <w:pStyle w:val="BodyText"/>
+      </w:pPr>
+      <w:r>
+        <w:t xml:space="preserve">IT IS A WEAK-MATCHER DEFECT, NOT A SCOPE HOLE. Line :243 sets exts=</w:t>
+      </w:r>
+      <w:r>
+        <w:t xml:space="preserve">“py go rs c cc cpp h hpp java cs js ts jsx tsx php rb”</w:t>
+      </w:r>
+      <w:r>
+        <w:t xml:space="preserve"> </w:t>
+      </w:r>
+      <w:r>
+        <w:t xml:space="preserve">— .go IS enumerated. But line :537 gates the Python ast analyser on</w:t>
       </w:r>
       <w:r>
         <w:t xml:space="preserve"> </w:t>
@@ -3686,143 +5274,495 @@
         <w:rPr>
           <w:rStyle w:val="VerbatimChar"/>
         </w:rPr>
-        <w:t xml:space="preserve">bug</w:t>
-      </w:r>
-      <w:r>
-        <w:t xml:space="preserve"> </w:t>
-      </w:r>
-      <w:r>
-        <w:t xml:space="preserve">on 2026-08-21T19:01:17Z</w:t>
-      </w:r>
-      <w:r>
-        <w:t xml:space="preserve"> </w:t>
-      </w:r>
-      <w:r>
-        <w:rPr>
-          <w:b/>
-          <w:bCs/>
-        </w:rPr>
-        <w:t xml:space="preserve">Reported-By:</w:t>
-      </w:r>
-      <w:r>
-        <w:t xml:space="preserve"> </w:t>
-      </w:r>
-      <w:r>
-        <w:t xml:space="preserve">T041 independent review (IMPORTANT-2), partially remediated</w:t>
-      </w:r>
-    </w:p>
-    <w:p>
-      <w:pPr>
-        <w:pStyle w:val="BodyText"/>
-      </w:pPr>
-      <w:r>
-        <w:rPr>
-          <w:b/>
-          <w:bCs/>
-        </w:rPr>
-        <w:t xml:space="preserve">What (the report, verbatim):</w:t>
-      </w:r>
-      <w:r>
-        <w:t xml:space="preserve"> </w:t>
-      </w:r>
-      <w:r>
-        <w:t xml:space="preserve">The –recreate path was fixed this round: run_ownership_precondition -&gt; stack_down -&gt; run_ownership_repair -&gt; stack_up, so the repair walks a tree no container can write to. That ordering is now asserted behaviourally by three new checks in tests/unit/test_start_reload_recreate.sh, each killed by its paired 1.1 mutation (11/11 RED-OK).</w:t>
-      </w:r>
-    </w:p>
-    <w:p>
-      <w:pPr>
-        <w:pStyle w:val="BodyText"/>
-      </w:pPr>
-      <w:r>
-        <w:t xml:space="preserve">The WARM path is NOT covered by that fix and this item tracks the remainder. On a warm ./start.sh the gate runs before THIS invocation brings anything up, but if the stack is ALREADY running, containers write while the repair walks. A container can then create a new non-operator-owned file BEHIND the walk, after which the completion marker records complete over a tree that is not, and those stragglers are never repaired without a manual –force.</w:t>
-      </w:r>
-    </w:p>
-    <w:p>
-      <w:pPr>
-        <w:pStyle w:val="BodyText"/>
-      </w:pPr>
-      <w:r>
-        <w:t xml:space="preserve">BOUNDED, not dismissed: after any successful pass the marker is valid for the scope fingerprint and the repair short-circuits without walking (marker_is_valid), so the window requires a stale-or-absent marker AND a live stack together. Declaring a new scope entry re-arms the marker, which is exactly how that combination arises in practice.</w:t>
-      </w:r>
-    </w:p>
-    <w:p>
-      <w:pPr>
-        <w:pStyle w:val="BodyText"/>
-      </w:pPr>
-      <w:r>
-        <w:t xml:space="preserve">NOT DONE THIS ROUND, with the reason stated rather than hidden: the clean guard is a cheap marker-only probe mode on scripts/ownership_repair.sh that answers has-this-scope-been-repaired without walking the tree. The existing –dry-run cannot serve: it deliberately SKIPS the marker fast-path (FORCE=0 &amp;&amp; DRY_RUN=0 guard) and always walks, so using it as a warm-start probe would walk the tree twice on every start. Adding that mode requires editing ownership_repair.sh, which another stream was actively editing during this round; duplicating marker_is_valid into start.sh instead would be a near-identical fork (11.4.251). Deferred to this item rather than done unilaterally or silently.</w:t>
-      </w:r>
-    </w:p>
-    <w:p>
-      <w:pPr>
-        <w:pStyle w:val="BodyText"/>
-      </w:pPr>
-      <w:r>
-        <w:t xml:space="preserve">The misleading comment at the warm-start call site (which claimed the gate runs before any container writes) has been corrected to state this boundary honestly.</w:t>
-      </w:r>
-    </w:p>
-    <w:p>
-      <w:pPr>
-        <w:pStyle w:val="BodyText"/>
-      </w:pPr>
-      <w:r>
-        <w:rPr>
-          <w:b/>
-          <w:bCs/>
-        </w:rPr>
-        <w:t xml:space="preserve">Affected scope / file-scope manifest:</w:t>
-      </w:r>
-      <w:r>
-        <w:t xml:space="preserve"> </w:t>
-      </w:r>
-      <w:r>
-        <w:t xml:space="preserve">start.sh (warm-start dispatch, run_ownership_gate call site); scripts/ownership_repair.sh (marker fast-path)</w:t>
-      </w:r>
-    </w:p>
-    <w:p>
-      <w:pPr>
-        <w:pStyle w:val="BodyText"/>
-      </w:pPr>
-      <w:r>
-        <w:rPr>
-          <w:b/>
-          <w:bCs/>
-        </w:rPr>
-        <w:t xml:space="preserve">Reproduction / context:</w:t>
-      </w:r>
-      <w:r>
-        <w:t xml:space="preserve"> </w:t>
-      </w:r>
-      <w:r>
-        <w:t xml:space="preserve">1. Ensure the stack is UP. 2. Change config/owned_paths.yaml so the scope fingerprint changes (this re-arms the marker by design, data-model E2). 3. Run a warm ./start.sh (no –recreate). 4. The ownership repair walks and chowns the declared tree while containers are still running and able to write into it.</w:t>
-      </w:r>
-    </w:p>
-    <w:p>
-      <w:pPr>
-        <w:pStyle w:val="BodyText"/>
-      </w:pPr>
-      <w:r>
-        <w:rPr>
-          <w:b/>
-          <w:bCs/>
-        </w:rPr>
-        <w:t xml:space="preserve">Acceptance criteria:</w:t>
-      </w:r>
-      <w:r>
-        <w:t xml:space="preserve"> </w:t>
-      </w:r>
-      <w:r>
-        <w:t xml:space="preserve">A warm ./start.sh cannot complete an ownership repair while a container that writes to a declared location is running. Either the repair is deferred with an actionable refusal naming –recreate, or the stack is quiesced for the walk. Asserted behaviourally in tests/unit/test_start_reload_recreate.sh alongside the existing PRECONDITION_BEFORE_DOWN / REPAIR_AFTER_DOWN / REPAIR_BEFORE_UP checks, each with a paired 1.1 mutation that kills it.</w:t>
-      </w:r>
-    </w:p>
-    <w:bookmarkEnd w:id="41"/>
-    <w:bookmarkStart w:id="42" w:name="Xdfe56df3ad6e4265c2423708682177f6d23e044"/>
+        <w:t xml:space="preserve">case "$f" in *.py)</w:t>
+      </w:r>
+      <w:r>
+        <w:t xml:space="preserve">, so every non-Python file falls through to just two text matchers (:772 empty</w:t>
+      </w:r>
+      <w:r>
+        <w:t xml:space="preserve"> </w:t>
+      </w:r>
+      <w:r>
+        <w:rPr>
+          <w:rStyle w:val="VerbatimChar"/>
+        </w:rPr>
+        <w:t xml:space="preserve">catch (...) {</w:t>
+      </w:r>
+      <w:r>
+        <w:t xml:space="preserve">, :794 credential</w:t>
+      </w:r>
+      <w:r>
+        <w:t xml:space="preserve"> </w:t>
+      </w:r>
+      <w:r>
+        <w:rPr>
+          <w:rStyle w:val="VerbatimChar"/>
+        </w:rPr>
+        <w:t xml:space="preserve">= x || "literal"</w:t>
+      </w:r>
+      <w:r>
+        <w:t xml:space="preserve">). Go has no</w:t>
+      </w:r>
+      <w:r>
+        <w:t xml:space="preserve"> </w:t>
+      </w:r>
+      <w:r>
+        <w:rPr>
+          <w:rStyle w:val="VerbatimChar"/>
+        </w:rPr>
+        <w:t xml:space="preserve">catch</w:t>
+      </w:r>
+      <w:r>
+        <w:t xml:space="preserve"> </w:t>
+      </w:r>
+      <w:r>
+        <w:t xml:space="preserve">keyword, so neither matcher CAN fire on Go by construction.</w:t>
+      </w:r>
+    </w:p>
+    <w:p>
+      <w:pPr>
+        <w:pStyle w:val="BodyText"/>
+      </w:pPr>
+      <w:r>
+        <w:t xml:space="preserve">NEEDLE TEST, BOTH ARMS (planted / rc / result): Python 2 / 1 / SEEN · TypeScript 1 / 1 / SEEN · Java 1 / 1 / SEEN ·</w:t>
+      </w:r>
+      <w:r>
+        <w:t xml:space="preserve"> </w:t>
+      </w:r>
+      <w:r>
+        <w:rPr>
+          <w:b/>
+          <w:bCs/>
+        </w:rPr>
+        <w:t xml:space="preserve">Go 6 / 0 / NOT SEEN — PASS</w:t>
+      </w:r>
+      <w:r>
+        <w:t xml:space="preserve"> </w:t>
+      </w:r>
+      <w:r>
+        <w:t xml:space="preserve">· Rust 2 / 0 / NOT SEEN · Ruby 1 / 0 / NOT SEEN · C 2 / 0 / NOT SEEN. Go is ONE OF FIVE BLIND EXTENSIONS, not a special case. The Go needle is real code: go build rc=0, go vet rc=0, gofmt -e clean.</w:t>
+      </w:r>
+    </w:p>
+    <w:p>
+      <w:pPr>
+        <w:pStyle w:val="BodyText"/>
+      </w:pPr>
+      <w:r>
+        <w:t xml:space="preserve">THE DECISIVE DISCRIMINATOR — same bytes, extension changed: .zig (NOT enumerated) →</w:t>
+      </w:r>
+      <w:r>
+        <w:t xml:space="preserve"> </w:t>
+      </w:r>
+      <w:r>
+        <w:t xml:space="preserve">“SKIP — topology_unsupported”</w:t>
+      </w:r>
+      <w:r>
+        <w:t xml:space="preserve">; .go (enumerated) →</w:t>
+      </w:r>
+      <w:r>
+        <w:t xml:space="preserve"> </w:t>
+      </w:r>
+      <w:r>
+        <w:t xml:space="preserve">“PASS”</w:t>
+      </w:r>
+      <w:r>
+        <w:t xml:space="preserve">. The gate ALREADY OWNS an honest-blindness mechanism and it works correctly; Go routes around it precisely BY BEING ENUMERATED. A scope hole announces itself; this matcher hole prints green. That makes it the worse defect and is why the corrected title leads with it.</w:t>
+      </w:r>
+    </w:p>
+    <w:p>
+      <w:pPr>
+        <w:pStyle w:val="BodyText"/>
+      </w:pPr>
+      <w:r>
+        <w:t xml:space="preserve">QUANTIFIED SURFACE (exclusions stated, §11.4.224(E)): using the scanner’s OWN prune list and nothing added — 106 .go files / 20,389 LOC (52 production files / 6,858 LOC). WITH and WITHOUT exclusions the count is 106 == 106; no vendored tree exists, so no unstated exclusion could manufacture a clean number. qBitTorrent-go holds 106 blind files and 0 analysable files — 100% blind — yet invariant 39 counts it among</w:t>
+      </w:r>
+      <w:r>
+        <w:t xml:space="preserve"> </w:t>
+      </w:r>
+      <w:r>
+        <w:t xml:space="preserve">“5 first-party source root(s)”</w:t>
+      </w:r>
+      <w:r>
+        <w:t xml:space="preserve"> </w:t>
+      </w:r>
+      <w:r>
+        <w:t xml:space="preserve">reported clean.</w:t>
+      </w:r>
+    </w:p>
+    <w:p>
+      <w:pPr>
+        <w:pStyle w:val="BodyText"/>
+      </w:pPr>
+      <w:r>
+        <w:t xml:space="preserve">DEFECTS THE BLINDNESS HID → filed as BOB-204 (credential DELETE returns unconditional 204 while the .env plaintext delete error is discarded; plus the env_write_failed_db_rolled_back code asserting an unconfirmed rollback).</w:t>
+      </w:r>
+      <w:r>
+        <w:t xml:space="preserve"> </w:t>
+      </w:r>
+      <w:r>
+        <w:t xml:space="preserve">SEPARATE SCOPE HOLE → filed as BOB-205 (cmd/boba-ctl, 947 LOC orchestrator, absent from DANGER_ROOTS entirely). Distinct-but-similar per §11.4.214, deliberately not merged.</w:t>
+      </w:r>
+    </w:p>
+    <w:p>
+      <w:pPr>
+        <w:pStyle w:val="BodyText"/>
+      </w:pPr>
+      <w:r>
+        <w:t xml:space="preserve">GOLDEN-FALSE FIXTURE FOR ANY FUTURE GO ARM: internal/jackettapi/auth_middleware.go:45-66 is correctly fail-CLOSED (constant-time compare, 401+return) — a Go arm MUST NOT flag it.</w:t>
+      </w:r>
+    </w:p>
+    <w:p>
+      <w:pPr>
+        <w:pStyle w:val="BodyText"/>
+      </w:pPr>
+      <w:r>
+        <w:t xml:space="preserve">LOAD-BEARING §11.4.250 PREDICTION: bolting a naive Go regex arm on will IMMEDIATELY manufacture BOB-189-class false positives in Go —</w:t>
+      </w:r>
+      <w:r>
+        <w:t xml:space="preserve"> </w:t>
+      </w:r>
+      <w:r>
+        <w:rPr>
+          <w:rStyle w:val="VerbatimChar"/>
+        </w:rPr>
+        <w:t xml:space="preserve">if err != nil { return false }</w:t>
+      </w:r>
+      <w:r>
+        <w:t xml:space="preserve"> </w:t>
+      </w:r>
+      <w:r>
+        <w:t xml:space="preserve">in a Go validator is fail-CLOSED. Fixing this as layer N+1 reproduces BOB-189 in a new language. THEREFORE the remediation order is fixed: (1) analyser REGISTRY with an UNANALYSED verdict FIRST — extension→analyser map, unmapped extension reports UNANALYSED never silent PASS, which converts the false null into an honest gap and covers rust/ruby/C too; (2) only then a Go arm, call-site-aware from day one (go/ast, or adopt errcheck/staticcheck rather than hand-rolled regex), shipped with the auth_middleware golden-FALSE.</w:t>
+      </w:r>
+    </w:p>
+    <w:p>
+      <w:pPr>
+        <w:pStyle w:val="BodyText"/>
+      </w:pPr>
+      <w:r>
+        <w:t xml:space="preserve">ONE PRIMITIVE, TWO SYMPTOMS: the scanner classifies by local syntactic shape and never consults semantic role — BOB-189 ignores the CALLER’s context (false match), BOB-191 searches for a shape from a DIFFERENT language family (false null). The gate’s own header already concedes the primitive (</w:t>
+      </w:r>
+      <w:r>
+        <w:t xml:space="preserve">“requires real data-flow analysis this gate CANNOT honestly claim”</w:t>
+      </w:r>
+      <w:r>
+        <w:t xml:space="preserve">); what is missing is propagating that concession into PER-LANGUAGE honesty. Keep two tracker items.</w:t>
+      </w:r>
+    </w:p>
+    <w:p>
+      <w:pPr>
+        <w:pStyle w:val="BodyText"/>
+      </w:pPr>
+      <w:r>
+        <w:t xml:space="preserve">INSTRUMENT BUG RECORDED, NOT HIDDEN (§11.4.201(12)): the investigation’s first verdict extraction used</w:t>
+      </w:r>
+      <w:r>
+        <w:t xml:space="preserve"> </w:t>
+      </w:r>
+      <w:r>
+        <w:rPr>
+          <w:rStyle w:val="VerbatimChar"/>
+        </w:rPr>
+        <w:t xml:space="preserve">grep -oE 'PASS|FAIL|SKIP'</w:t>
+      </w:r>
+      <w:r>
+        <w:t xml:space="preserve">, which matched FAIL inside the gate’s own name (…FAIL-CLOSED) and mislabelled three PASSes. Re-run keyed on exit code; the table above is the corrected run.</w:t>
+      </w:r>
+    </w:p>
+    <w:p>
+      <w:pPr>
+        <w:pStyle w:val="BodyText"/>
+      </w:pPr>
+      <w:r>
+        <w:t xml:space="preserve">EVIDENCE: docs/qa/BOB-191/scanner_blindness_investigation_20260826.md (255 lines, §11.4.44 header). No source, gate, or config modified by the investigation.</w:t>
+      </w:r>
+    </w:p>
+    <w:p>
+      <w:pPr>
+        <w:pStyle w:val="BodyText"/>
+      </w:pPr>
+      <w:r>
+        <w:t xml:space="preserve">=== ROUND-3 PARTIAL FIX, MEASURED 2026-09-25 — STEP (1) OF THE ROUND-2 REMEDIATION ORDER LANDED; STEP (2) STILL OPEN, ACCEPTANCE NOT YET MET ===</w:t>
+      </w:r>
+    </w:p>
+    <w:p>
+      <w:pPr>
+        <w:pStyle w:val="BodyText"/>
+      </w:pPr>
+      <w:r>
+        <w:t xml:space="preserve">Per the round-2 remediation order, step (1) — the analyser REGISTRY with an honest UNANALYSED verdict — is now implemented and independently re-verified (conductor re-ran the mutation suite from a clean shell, 206/206 green). Step (2) — a real semantic Go arm — is DELIBERATELY DEFERRED, so this item stays Queued: the ACCEPTANCE criterion above (</w:t>
+      </w:r>
+      <w:r>
+        <w:t xml:space="preserve">“its needle is SEEN through the real path”</w:t>
+      </w:r>
+      <w:r>
+        <w:t xml:space="preserve">) is still unmet for Go/Rust/Ruby/C.</w:t>
+      </w:r>
+    </w:p>
+    <w:p>
+      <w:pPr>
+        <w:pStyle w:val="BodyText"/>
+      </w:pPr>
+      <w:r>
+        <w:t xml:space="preserve">CORRECTION TO ROUND-2’s OWN FIGURE (§11.4.6, re-verified live, not re-guessed): round-2 said</w:t>
+      </w:r>
+      <w:r>
+        <w:t xml:space="preserve"> </w:t>
+      </w:r>
+      <w:r>
+        <w:t xml:space="preserve">“5 blind extensions (go/rs/rb/c/h)”</w:t>
+      </w:r>
+      <w:r>
+        <w:t xml:space="preserve">. Re-run live against all candidates this round: C++ (.cpp, a genuine empty</w:t>
+      </w:r>
+      <w:r>
+        <w:t xml:space="preserve"> </w:t>
+      </w:r>
+      <w:r>
+        <w:rPr>
+          <w:rStyle w:val="VerbatimChar"/>
+        </w:rPr>
+        <w:t xml:space="preserve">catch(){}</w:t>
+      </w:r>
+      <w:r>
+        <w:t xml:space="preserve">) is SEEN —</w:t>
+      </w:r>
+      <w:r>
+        <w:t xml:space="preserve"> </w:t>
+      </w:r>
+      <w:r>
+        <w:rPr>
+          <w:rStyle w:val="VerbatimChar"/>
+        </w:rPr>
+        <w:t xml:space="preserve">rc=1 FAIL</w:t>
+      </w:r>
+      <w:r>
+        <w:t xml:space="preserve">, already correctly caught. It was never actually blind;</w:t>
+      </w:r>
+      <w:r>
+        <w:t xml:space="preserve"> </w:t>
+      </w:r>
+      <w:r>
+        <w:rPr>
+          <w:rStyle w:val="VerbatimChar"/>
+        </w:rPr>
+        <w:t xml:space="preserve">.h</w:t>
+      </w:r>
+      <w:r>
+        <w:t xml:space="preserve"> </w:t>
+      </w:r>
+      <w:r>
+        <w:t xml:space="preserve">is content-ambiguous (same header extension serves both C and C++) and is not a distinct 5th case.</w:t>
+      </w:r>
+      <w:r>
+        <w:t xml:space="preserve"> </w:t>
+      </w:r>
+      <w:r>
+        <w:rPr>
+          <w:b/>
+          <w:bCs/>
+        </w:rPr>
+        <w:t xml:space="preserve">Exactly 4 languages are structurally blind: Go, Rust, Ruby, C.</w:t>
+      </w:r>
+      <w:r>
+        <w:t xml:space="preserve"> </w:t>
+      </w:r>
+      <w:r>
+        <w:t xml:space="preserve">This narrows, not widens, the round-2 figure.</w:t>
+      </w:r>
+    </w:p>
+    <w:p>
+      <w:pPr>
+        <w:pStyle w:val="BodyText"/>
+      </w:pPr>
+      <w:r>
+        <w:t xml:space="preserve">WHAT LANDED (constitution/scripts/gates/cm_dangerous_combination_fail_closed.sh — a constitution-submodule file, inherited by reference; landing it for real still needs the submodule’s own §11.4.26 fetch/pull/push workflow, separate from boba’s commit path):</w:t>
+      </w:r>
+      <w:r>
+        <w:t xml:space="preserve"> </w:t>
+      </w:r>
+      <w:r>
+        <w:t xml:space="preserve">- New</w:t>
+      </w:r>
+      <w:r>
+        <w:t xml:space="preserve"> </w:t>
+      </w:r>
+      <w:r>
+        <w:rPr>
+          <w:rStyle w:val="VerbatimChar"/>
+        </w:rPr>
+        <w:t xml:space="preserve">DANGEROUS_COMBO_UNANALYSED_EXT</w:t>
+      </w:r>
+      <w:r>
+        <w:t xml:space="preserve"> </w:t>
+      </w:r>
+      <w:r>
+        <w:t xml:space="preserve">registry (default</w:t>
+      </w:r>
+      <w:r>
+        <w:t xml:space="preserve"> </w:t>
+      </w:r>
+      <w:r>
+        <w:rPr>
+          <w:rStyle w:val="VerbatimChar"/>
+        </w:rPr>
+        <w:t xml:space="preserve">go rs rb c</w:t>
+      </w:r>
+      <w:r>
+        <w:t xml:space="preserve">). Verdict now has 3 branches: real hits → FAIL (unchanged); zero hits + UNANALYSED files present → new honest</w:t>
+      </w:r>
+      <w:r>
+        <w:t xml:space="preserve"> </w:t>
+      </w:r>
+      <w:r>
+        <w:rPr>
+          <w:rStyle w:val="VerbatimChar"/>
+        </w:rPr>
+        <w:t xml:space="preserve">⚠ NOTE — N file(s) UNANALYSED...</w:t>
+      </w:r>
+      <w:r>
+        <w:t xml:space="preserve"> </w:t>
+      </w:r>
+      <w:r>
+        <w:t xml:space="preserve">+</w:t>
+      </w:r>
+      <w:r>
+        <w:t xml:space="preserve"> </w:t>
+      </w:r>
+      <w:r>
+        <w:rPr>
+          <w:rStyle w:val="VerbatimChar"/>
+        </w:rPr>
+        <w:t xml:space="preserve">PASS (PARTIAL COVERAGE)</w:t>
+      </w:r>
+      <w:r>
+        <w:t xml:space="preserve"> </w:t>
+      </w:r>
+      <w:r>
+        <w:t xml:space="preserve">(still exit 0, advisory — never blocks a build on an unanalysed language); zero hits + zero unanalysed → unchanged original clean-PASS text.</w:t>
+      </w:r>
+      <w:r>
+        <w:t xml:space="preserve"> </w:t>
+      </w:r>
+      <w:r>
+        <w:t xml:space="preserve">-</w:t>
+      </w:r>
+      <w:r>
+        <w:t xml:space="preserve"> </w:t>
+      </w:r>
+      <w:r>
+        <w:rPr>
+          <w:rStyle w:val="VerbatimChar"/>
+        </w:rPr>
+        <w:t xml:space="preserve">scripts/pre_build_verification.sh</w:t>
+      </w:r>
+      <w:r>
+        <w:t xml:space="preserve"> </w:t>
+      </w:r>
+      <w:r>
+        <w:t xml:space="preserve">invariant 39 (boba-owned): fixed to read the UNANALYSED count unconditionally, not only on nonzero exit — otherwise a 100%-UNANALYSED root would still have silently printed</w:t>
+      </w:r>
+      <w:r>
+        <w:t xml:space="preserve"> </w:t>
+      </w:r>
+      <w:r>
+        <w:t xml:space="preserve">“no fail-open anti-pattern across N clean roots”</w:t>
+      </w:r>
+      <w:r>
+        <w:t xml:space="preserve"> </w:t>
+      </w:r>
+      <w:r>
+        <w:t xml:space="preserve">with the caller never seeing the NOTE.</w:t>
+      </w:r>
+      <w:r>
+        <w:t xml:space="preserve"> </w:t>
+      </w:r>
+      <w:r>
+        <w:t xml:space="preserve">- Mutation test extended with 17 new assertions covering Go/Rust/Ruby/C UNANALYSED-branch RED/GREEN, a C++ negative control (still caught, never marked UNANALYSED — the registry must not swallow a working extension), a clean-root negative control, and a mixed-real-hit-not-masked control. Full suite 206/206 (189 pre-existing + 17 new), independently re-run by the conductor from a clean shell.</w:t>
+      </w:r>
+    </w:p>
+    <w:p>
+      <w:pPr>
+        <w:pStyle w:val="BodyText"/>
+      </w:pPr>
+      <w:r>
+        <w:t xml:space="preserve">LIVE FULL-REPO RESCAN RESULT (real DANGER_ROOTS, this round): Python backlog unchanged at 59 hits (download-proxy/src:25, plugins:32, scripts:2 — pre-existing, out of scope, advisory since 2026-08-20).</w:t>
+      </w:r>
+      <w:r>
+        <w:t xml:space="preserve"> </w:t>
+      </w:r>
+      <w:r>
+        <w:rPr>
+          <w:b/>
+          <w:bCs/>
+        </w:rPr>
+        <w:t xml:space="preserve">New honest signal: 121 files now reported UNANALYSED</w:t>
+      </w:r>
+      <w:r>
+        <w:t xml:space="preserve"> </w:t>
+      </w:r>
+      <w:r>
+        <w:t xml:space="preserve">(qBitTorrent-go:117, cmd/boba-ctl:4 — BOB-205’s scope hole now visibly folded into the same honest-gap mechanism) instead of silently counting toward</w:t>
+      </w:r>
+      <w:r>
+        <w:t xml:space="preserve"> </w:t>
+      </w:r>
+      <w:r>
+        <w:t xml:space="preserve">“clean.”</w:t>
+      </w:r>
+      <w:r>
+        <w:t xml:space="preserve"> </w:t>
+      </w:r>
+      <w:r>
+        <w:t xml:space="preserve">Zero new FAIL findings in Go — by design; a real Go checker needs call-site-aware semantic analysis, still deferred.</w:t>
+      </w:r>
+    </w:p>
+    <w:p>
+      <w:pPr>
+        <w:pStyle w:val="BodyText"/>
+      </w:pPr>
+      <w:r>
+        <w:t xml:space="preserve">WHY STEP (2) STAYS DEFERRED, NOT A REGRESSION: the round-2 §11.4.250 PREDICTION stands unrefuted — a naive Go regex arm would immediately flag</w:t>
+      </w:r>
+      <w:r>
+        <w:t xml:space="preserve"> </w:t>
+      </w:r>
+      <w:r>
+        <w:rPr>
+          <w:rStyle w:val="VerbatimChar"/>
+        </w:rPr>
+        <w:t xml:space="preserve">internal/jackettapi/auth_middleware.go:45-66</w:t>
+      </w:r>
+      <w:r>
+        <w:t xml:space="preserve"> </w:t>
+      </w:r>
+      <w:r>
+        <w:t xml:space="preserve">(the golden-FALSE fixture) as a BOB-189-class false positive. A real arm needs go/ast or an adopted tool (errcheck/staticcheck), shipped WITH that golden-FALSE passing, before it can fire.</w:t>
+      </w:r>
+    </w:p>
+    <w:p>
+      <w:pPr>
+        <w:pStyle w:val="BodyText"/>
+      </w:pPr>
+      <w:r>
+        <w:t xml:space="preserve">REMAINING WORK TO CLOSE THIS ITEM: implement the Go semantic arm (go/ast-based or errcheck/staticcheck-adopted) covering the empty-err-block and swallowed-error idioms, verified against the auth_middleware.go golden-FALSE fixture, re-derive qBitTorrent-go’s real result (currently UNKNOWN, honestly reported as such), and triage every real finding as the Python/TS pass already is. Rust/Ruby/C have zero first-party files in boba’s tree today (verified this round) so their own arms are lower priority until such files exist — the UNANALYSED registry already covers them honestly in the meantime.</w:t>
+      </w:r>
+    </w:p>
+    <w:p>
+      <w:pPr>
+        <w:pStyle w:val="BodyText"/>
+      </w:pPr>
+      <w:r>
+        <w:t xml:space="preserve">EVIDENCE: docs/qa/BOB-191/closure_evidence_20260925.md (full RED/GREEN transcripts, the C++ correction with live proof, the live full-repo scan table, anti-bluff provenance). State left uncommitted by design (constitution-submodule files need the §11.4.26 workflow, not boba’s commit-push-all.sh).</w:t>
+      </w:r>
+    </w:p>
+    <w:bookmarkEnd w:id="49"/>
+    <w:bookmarkStart w:id="50" w:name="Xc10100f7380538d128b0df1c97d690968b97d37"/>
     <w:p>
       <w:pPr>
         <w:pStyle w:val="Heading2"/>
       </w:pPr>
       <w:r>
-        <w:t xml:space="preserve">BOB-162 — Two new guards exist but no seam invokes them — plus the brownfield adoption decision the commit guard needs</w:t>
+        <w:t xml:space="preserve">BOB-194 — Pre-build gates walk .claude/worktrees, so a stale agent worktree can fail the main build (§11.4.201(1))</w:t>
       </w:r>
     </w:p>
     <w:p>
@@ -3840,6 +5780,94 @@
         <w:t xml:space="preserve"> </w:t>
       </w:r>
       <w:r>
+        <w:t xml:space="preserve">In progress</w:t>
+      </w:r>
+      <w:r>
+        <w:t xml:space="preserve"> </w:t>
+      </w:r>
+      <w:r>
+        <w:rPr>
+          <w:b/>
+          <w:bCs/>
+        </w:rPr>
+        <w:t xml:space="preserve">Type:</w:t>
+      </w:r>
+      <w:r>
+        <w:t xml:space="preserve"> </w:t>
+      </w:r>
+      <w:r>
+        <w:t xml:space="preserve">Bug</w:t>
+      </w:r>
+    </w:p>
+    <w:p>
+      <w:pPr>
+        <w:pStyle w:val="BodyText"/>
+      </w:pPr>
+      <w:r>
+        <w:t xml:space="preserve">WHAT: agent worktrees under .claude/worktrees/ are ephemeral copies pinned at arbitrary commits - never built, never shipped, deleted when the agent finishes. Pre-build gates that walk the tree with find(1) from the repo root descend into them anyway. MEASURED INSTANCE (2026-08-25): CM-GO-TOOLCHAIN-MATCHES-BUILDER FAILED the main build with exactly one finding, from .claude/worktrees/agent-afda1df906c537ab4 - a worktree 86 commits behind still carrying</w:t>
+      </w:r>
+      <w:r>
+        <w:t xml:space="preserve"> </w:t>
+      </w:r>
+      <w:r>
+        <w:t xml:space="preserve">‘FROM golang:1.23-alpine’</w:t>
+      </w:r>
+      <w:r>
+        <w:t xml:space="preserve"> </w:t>
+      </w:r>
+      <w:r>
+        <w:t xml:space="preserve">against a go.mod long since at 1.26.2. The main tree was CORRECT throughout. Per §11.4.201(1) a false-positive refusal is a FAIL-bluff of equal severity to a false pass: it blocks real work and teaches people to bypass the gate. FIXED FOR ONE GATE:</w:t>
+      </w:r>
+      <w:r>
+        <w:t xml:space="preserve"> </w:t>
+      </w:r>
+      <w:r>
+        <w:t xml:space="preserve">‘.claude’</w:t>
+      </w:r>
+      <w:r>
+        <w:t xml:space="preserve"> </w:t>
+      </w:r>
+      <w:r>
+        <w:t xml:space="preserve">added to that gate’s PRUNE_DIRS with a deterministic §1.1 pair - a stale mismatch inside .claude/worktrees must NOT fail a healthy tree, the SAME mismatch outside it MUST still fail, so the prune cannot widen into blindness (§11.4.201(6)). Mutation verified: reverting the prune fails 2 checks. SURVEY, measured not inferred: 8 of 13 pre_build gates walk the tree; only the fixed one prunes .claude. Gates using</w:t>
+      </w:r>
+      <w:r>
+        <w:t xml:space="preserve"> </w:t>
+      </w:r>
+      <w:r>
+        <w:t xml:space="preserve">‘git ls-files’</w:t>
+      </w:r>
+      <w:r>
+        <w:t xml:space="preserve"> </w:t>
+      </w:r>
+      <w:r>
+        <w:t xml:space="preserve">are structurally immune - worktrees are untracked. Empirically probed: check_cm_closure_seam_binds, check_cm_killpg_pgid_guard and check_cm_no_production_mutation_residue all rc=0 with ZERO worktree references - clean in practice today. UNMEASURED, not clean: check_cm_test_mock_pid_explicit_int and check_cm_test_mock_pid_patched_when_real_pid were not reached before the probe budget expired. HYPOTHESIS REFUTED, recorded so nobody re-walks it: an earlier revision of this item speculated that check_cm_plugin_count’s 90s timeout was caused by walking worktrees. It is NOT. That gate’s find is scoped to $PLUGINS_DIR (check_cm_plugin_count.sh:224), so worktrees are outside its walk entirely. Its slowness is real - still running past 54s on a re-measure - but has a different, still-unidentified cause and belongs to its own item, not this one. ACCEPTANCE: every tree-walking gate either prunes agent scratch or is proven immune by measurement, each with a paired mutation. NOTE the asymmetry that bounds the risk: a stale worktree can only ADD findings to a security-relevant scan (killpg, mutation-residue), never remove them - so the exposure is false refusal and eroded trust, not a missed defect.</w:t>
+      </w:r>
+    </w:p>
+    <w:bookmarkEnd w:id="50"/>
+    <w:bookmarkStart w:id="51" w:name="Xe8f9d6ae701b2e0cae1912181571b5052b26492"/>
+    <w:p>
+      <w:pPr>
+        <w:pStyle w:val="Heading2"/>
+      </w:pPr>
+      <w:r>
+        <w:t xml:space="preserve">BOB-196 — check_cm_plugin_count runs for over a minute on ~69 files — cause unidentified, and it is not worktree traversal</w:t>
+      </w:r>
+    </w:p>
+    <w:p>
+      <w:pPr>
+        <w:pStyle w:val="FirstParagraph"/>
+      </w:pPr>
+      <w:r>
+        <w:rPr>
+          <w:b/>
+          <w:bCs/>
+        </w:rPr>
+        <w:t xml:space="preserve">Status:</w:t>
+      </w:r>
+      <w:r>
+        <w:t xml:space="preserve"> </w:t>
+      </w:r>
+      <w:r>
         <w:t xml:space="preserve">Queued</w:t>
       </w:r>
       <w:r>
@@ -3858,6 +5886,154 @@
       <w:r>
         <w:t xml:space="preserve">Task</w:t>
       </w:r>
+    </w:p>
+    <w:p>
+      <w:pPr>
+        <w:pStyle w:val="BodyText"/>
+      </w:pPr>
+      <w:r>
+        <w:t xml:space="preserve">WHAT: the CM-PLUGIN-COUNT pre-build gate takes 189 SECONDS to verify 8 documented counts. Measured 2026-08-25: exceeded a 90s probe budget (rc=124), then a bounded re-run completed at</w:t>
+      </w:r>
+      <w:r>
+        <w:t xml:space="preserve"> </w:t>
+      </w:r>
+      <w:r>
+        <w:t xml:space="preserve">‘rc=0 wall=189s’</w:t>
+      </w:r>
+      <w:r>
+        <w:t xml:space="preserve"> </w:t>
+      </w:r>
+      <w:r>
+        <w:t xml:space="preserve">- it PASSES, it is simply slow. CAUSE, MEASURED NOT GUESSED: the marker loop at check_cm_plugin_count.sh:273-290 iterates EVERY LINE of every governed document and spawns a pipeline per line. Per iteration:</w:t>
+      </w:r>
+      <w:r>
+        <w:t xml:space="preserve"> </w:t>
+      </w:r>
+      <w:r>
+        <w:t xml:space="preserve">‘printf | grep -oE | wc -l | tr -d’</w:t>
+      </w:r>
+      <w:r>
+        <w:t xml:space="preserve"> </w:t>
+      </w:r>
+      <w:r>
+        <w:t xml:space="preserve">(4 processes) plus</w:t>
+      </w:r>
+      <w:r>
+        <w:t xml:space="preserve"> </w:t>
+      </w:r>
+      <w:r>
+        <w:t xml:space="preserve">‘printf | sed -n’</w:t>
+      </w:r>
+      <w:r>
+        <w:t xml:space="preserve"> </w:t>
+      </w:r>
+      <w:r>
+        <w:t xml:space="preserve">(2) = ~6. Governed docs are AGENTS.md 689 + CLAUDE.md 494 + docs/features/Status.md 670 = 1853 lines, so ~11,118 process spawns, measuring ~102 ms/line. Classic per-line-subprocess shell trap. THE IRONY WORTH PRESERVING, because it explains why nobody simplified it: the in-code comment shows</w:t>
+      </w:r>
+      <w:r>
+        <w:t xml:space="preserve"> </w:t>
+      </w:r>
+      <w:r>
+        <w:t xml:space="preserve">‘-oE | wc -l’</w:t>
+      </w:r>
+      <w:r>
+        <w:t xml:space="preserve"> </w:t>
+      </w:r>
+      <w:r>
+        <w:t xml:space="preserve">was chosen DELIBERATELY over</w:t>
+      </w:r>
+      <w:r>
+        <w:t xml:space="preserve"> </w:t>
+      </w:r>
+      <w:r>
+        <w:t xml:space="preserve">‘grep -c’</w:t>
+      </w:r>
+      <w:r>
+        <w:t xml:space="preserve"> </w:t>
+      </w:r>
+      <w:r>
+        <w:t xml:space="preserve">after measuring the §11.4.201(12) footgun - on this host (ugrep 7.8.4)</w:t>
+      </w:r>
+      <w:r>
+        <w:t xml:space="preserve"> </w:t>
+      </w:r>
+      <w:r>
+        <w:t xml:space="preserve">‘grep -coE’</w:t>
+      </w:r>
+      <w:r>
+        <w:t xml:space="preserve"> </w:t>
+      </w:r>
+      <w:r>
+        <w:t xml:space="preserve">returned 3 at top level but 1 inside a</w:t>
+      </w:r>
+      <w:r>
+        <w:t xml:space="preserve"> </w:t>
+      </w:r>
+      <w:r>
+        <w:t xml:space="preserve">‘set -euo pipefail’</w:t>
+      </w:r>
+      <w:r>
+        <w:t xml:space="preserve"> </w:t>
+      </w:r>
+      <w:r>
+        <w:t xml:space="preserve">subshell, a context-dependent reading. The correctness fix is right and must be kept; it is the PER-LINE application of it that costs the three minutes. HYPOTHESIS REFUTED, recorded so nobody re-walks it: this is NOT worktree traversal. The gate’s find is scoped to $PLUGINS_DIR (:224), so the five agent worktrees are outside its walk. That guess was raised on BOB-194 and is dead. LIKELY FIX (unverified, stated as a candidate not a conclusion): pre-filter with ONE grep for lines containing</w:t>
+      </w:r>
+      <w:r>
+        <w:t xml:space="preserve"> </w:t>
+      </w:r>
+      <w:r>
+        <w:t xml:space="preserve">‘CM-PLUGIN-COUNT:’</w:t>
+      </w:r>
+      <w:r>
+        <w:t xml:space="preserve"> </w:t>
+      </w:r>
+      <w:r>
+        <w:t xml:space="preserve">before entering the loop, reducing ~1853 iterations to the ~8 lines that carry a marker, while leaving the per-line parsing logic - and its footgun-avoiding form - completely unchanged. WHY IT MATTERS beyond impatience: this gate is on the pre-build critical path, and CLAUDE.md leans on it as the mechanical authority for the three distinct plugin rosters (43 curated / 43 engines / 12 bootstrap) whose conflation was BOB-149. A gate slow enough to tempt anyone into skipping it protects nothing. ACCEPTANCE: runtime reduced with the counts and the footgun-avoiding parse preserved byte-for-byte in behaviour, proven by the existing paired mutation still biting plus a before/after wall-clock recorded. §11.4.6: nothing here questions the gate’s VERDICTS - only its runtime.</w:t>
+      </w:r>
+    </w:p>
+    <w:bookmarkEnd w:id="51"/>
+    <w:bookmarkStart w:id="52" w:name="X0a11ad4ef084ae583354444a7004378388ce69a"/>
+    <w:p>
+      <w:pPr>
+        <w:pStyle w:val="Heading2"/>
+      </w:pPr>
+      <w:r>
+        <w:t xml:space="preserve">BOB-211 — LATENT + OPERATOR-GATED: on a uid-flattening mount whose uid is not the operator, chown fails EPERM with no fstype-aware diagnosis, and fmask/dmask silently defeat the preserve_mode 600 contract</w:t>
+      </w:r>
+    </w:p>
+    <w:p>
+      <w:pPr>
+        <w:pStyle w:val="FirstParagraph"/>
+      </w:pPr>
+      <w:r>
+        <w:rPr>
+          <w:b/>
+          <w:bCs/>
+        </w:rPr>
+        <w:t xml:space="preserve">Status:</w:t>
+      </w:r>
+      <w:r>
+        <w:t xml:space="preserve"> </w:t>
+      </w:r>
+      <w:r>
+        <w:t xml:space="preserve">Queued</w:t>
+      </w:r>
+      <w:r>
+        <w:t xml:space="preserve"> </w:t>
+      </w:r>
+      <w:r>
+        <w:rPr>
+          <w:b/>
+          <w:bCs/>
+        </w:rPr>
+        <w:t xml:space="preserve">Type:</w:t>
+      </w:r>
+      <w:r>
+        <w:t xml:space="preserve"> </w:t>
+      </w:r>
+      <w:r>
+        <w:t xml:space="preserve">Bug</w:t>
+      </w:r>
       <w:r>
         <w:t xml:space="preserve"> </w:t>
       </w:r>
@@ -3872,226 +6048,86 @@
         <w:t xml:space="preserve"> </w:t>
       </w:r>
       <w:r>
-        <w:t xml:space="preserve">Medium</w:t>
-      </w:r>
-      <w:r>
-        <w:t xml:space="preserve"> </w:t>
-      </w:r>
-      <w:r>
-        <w:rPr>
-          <w:b/>
-          <w:bCs/>
-        </w:rPr>
-        <w:t xml:space="preserve">Created-By:</w:t>
-      </w:r>
-      <w:r>
-        <w:t xml:space="preserve"> </w:t>
-      </w:r>
-      <w:r>
-        <w:t xml:space="preserve">BOB-106/BOB-107 remediation, residual</w:t>
-      </w:r>
-    </w:p>
-    <w:p>
-      <w:pPr>
-        <w:pStyle w:val="BodyText"/>
-      </w:pPr>
-      <w:r>
-        <w:rPr>
-          <w:b/>
-          <w:bCs/>
-        </w:rPr>
-        <w:t xml:space="preserve">Reported-Via:</w:t>
-      </w:r>
-      <w:r>
-        <w:t xml:space="preserve"> </w:t>
-      </w:r>
-      <w:r>
-        <w:t xml:space="preserve">§11.4.202 reporting directive</w:t>
-      </w:r>
-      <w:r>
-        <w:t xml:space="preserve"> </w:t>
-      </w:r>
-      <w:r>
-        <w:rPr>
-          <w:rStyle w:val="VerbatimChar"/>
-        </w:rPr>
-        <w:t xml:space="preserve">task</w:t>
-      </w:r>
-      <w:r>
-        <w:t xml:space="preserve"> </w:t>
-      </w:r>
-      <w:r>
-        <w:t xml:space="preserve">on 2026-08-21T19:35:02Z</w:t>
-      </w:r>
-      <w:r>
-        <w:t xml:space="preserve"> </w:t>
-      </w:r>
-      <w:r>
-        <w:rPr>
-          <w:b/>
-          <w:bCs/>
-        </w:rPr>
-        <w:t xml:space="preserve">Reported-By:</w:t>
-      </w:r>
-      <w:r>
-        <w:t xml:space="preserve"> </w:t>
-      </w:r>
-      <w:r>
-        <w:t xml:space="preserve">BOB-106/BOB-107 remediation, residual</w:t>
-      </w:r>
-    </w:p>
-    <w:p>
-      <w:pPr>
-        <w:pStyle w:val="BodyText"/>
-      </w:pPr>
-      <w:r>
-        <w:rPr>
-          <w:b/>
-          <w:bCs/>
-        </w:rPr>
-        <w:t xml:space="preserve">What (the report, verbatim):</w:t>
-      </w:r>
-      <w:r>
-        <w:t xml:space="preserve"> </w:t>
-      </w:r>
-      <w:r>
-        <w:t xml:space="preserve">The TESTS for both guards are now executed: pre-build invariant 30’s glob was extended from tests/unit + tests/pre_build to also cover tests/hooks. MEASURED before/after: the glob expanded to 27 suites with 0 under tests/hooks while 3 existed there; it now expands to 30 with 3 under tests/hooks. All three pass.</w:t>
-      </w:r>
-    </w:p>
-    <w:p>
-      <w:pPr>
-        <w:pStyle w:val="BodyText"/>
-      </w:pPr>
-      <w:r>
-        <w:t xml:space="preserve">But the GUARDS themselves are still invoked by nothing.</w:t>
-      </w:r>
-    </w:p>
-    <w:p>
-      <w:pPr>
-        <w:pStyle w:val="BodyText"/>
-      </w:pPr>
-      <w:r>
-        <w:t xml:space="preserve">check-brief-inputs.sh is honestly conductor-run rather than automatic: a brief’s required-input list lives in free-form prose that the Agent tool’s structured input does not expose, so an automatic prompt-scraping gate would itself be an unproven pattern-match. Its seam is the dispatch procedure, and that is a documentation + habit change, not a hook.</w:t>
-      </w:r>
-    </w:p>
-    <w:p>
-      <w:pPr>
-        <w:pStyle w:val="BodyText"/>
-      </w:pPr>
-      <w:r>
-        <w:t xml:space="preserve">unattributed-commit-guard.sh is different and is why this item exists. Run against real history it names 14 violating commits since the last tag (and 21 bare Auto-commit subjects exist across all refs). Wiring it into the pre-build or commit seam AS-IS would therefore refuse every commit immediately, on pre-existing debt nobody can fix in the moment.</w:t>
-      </w:r>
-    </w:p>
-    <w:p>
-      <w:pPr>
-        <w:pStyle w:val="BodyText"/>
-      </w:pPr>
-      <w:r>
-        <w:t xml:space="preserve">That is precisely the 11.4.224(E) brownfield-adoption shape, and 11.4.66/11.4.122 put the choice with the operator, not with an agent inventing a ratchet. The options, stated so the decision is a decision and not a default:</w:t>
-      </w:r>
-      <w:r>
-        <w:t xml:space="preserve"> </w:t>
-      </w:r>
-      <w:r>
-        <w:t xml:space="preserve">(a) immediate hard floor – the seam refuses until all 14 are attributed;</w:t>
-      </w:r>
-      <w:r>
-        <w:t xml:space="preserve"> </w:t>
-      </w:r>
-      <w:r>
-        <w:t xml:space="preserve">(b) one-time monotone-decrease ratchet (the 11.4.135 pattern) – snapshot 14 as the baseline, the count may fall and may never rise, so day one is green and the disease cannot spread;</w:t>
-      </w:r>
-      <w:r>
-        <w:t xml:space="preserve"> </w:t>
-      </w:r>
-      <w:r>
-        <w:t xml:space="preserve">(c) changed-commits-only – gate only commits created from now on, with a scheduled deadline for the historical 14;</w:t>
-      </w:r>
-      <w:r>
-        <w:t xml:space="preserve"> </w:t>
-      </w:r>
-      <w:r>
-        <w:t xml:space="preserve">(d) report-only for a stated period, then escalate.</w:t>
-      </w:r>
-    </w:p>
-    <w:p>
-      <w:pPr>
-        <w:pStyle w:val="BodyText"/>
-      </w:pPr>
-      <w:r>
-        <w:t xml:space="preserve">Recommendation, with the reasoning rather than just the pick: (b). It is the pattern this constitution already uses for exactly this situation, it makes the debt visible and bounded immediately, and it cannot be satisfied by deleting the guard’s name (11.4.227 closes that gaming channel). But it is the operator’s call and this item is not closed until that answer is recorded.</w:t>
-      </w:r>
-    </w:p>
-    <w:p>
-      <w:pPr>
-        <w:pStyle w:val="BodyText"/>
-      </w:pPr>
-      <w:r>
-        <w:t xml:space="preserve">Honest boundary (11.4.6): this item does NOT claim the 14 commits are harmful in themselves – it claims their ATTRIBUTION is absent and that nothing currently prevents the 15th.</w:t>
-      </w:r>
-    </w:p>
-    <w:p>
-      <w:pPr>
-        <w:pStyle w:val="BodyText"/>
-      </w:pPr>
-      <w:r>
-        <w:rPr>
-          <w:b/>
-          <w:bCs/>
-        </w:rPr>
-        <w:t xml:space="preserve">Affected scope / file-scope manifest:</w:t>
-      </w:r>
-      <w:r>
-        <w:t xml:space="preserve"> </w:t>
-      </w:r>
-      <w:r>
-        <w:t xml:space="preserve">scripts/hooks/unattributed-commit-guard.sh; scripts/hooks/check-brief-inputs.sh; scripts/pre_build_verification.sh; scripts/commit-push-all.sh</w:t>
-      </w:r>
-    </w:p>
-    <w:p>
-      <w:pPr>
-        <w:pStyle w:val="BodyText"/>
-      </w:pPr>
-      <w:r>
-        <w:rPr>
-          <w:b/>
-          <w:bCs/>
-        </w:rPr>
-        <w:t xml:space="preserve">Reproduction / context:</w:t>
-      </w:r>
-      <w:r>
-        <w:t xml:space="preserve"> </w:t>
-      </w:r>
-      <w:r>
-        <w:t xml:space="preserve">Both guards run correctly by hand and are covered by passing tests (9/9 and 15/15, each proven non-bluff against a no-op stub). Neither is invoked by scripts/pre_build_verification.sh or scripts/commit-push-all.sh, so neither exerts standing detection pressure (11.4.226: a guard with no execution seam is not coverage; registration is not coverage).</w:t>
-      </w:r>
-    </w:p>
-    <w:p>
-      <w:pPr>
-        <w:pStyle w:val="BodyText"/>
-      </w:pPr>
-      <w:r>
-        <w:rPr>
-          <w:b/>
-          <w:bCs/>
-        </w:rPr>
-        <w:t xml:space="preserve">Acceptance criteria:</w:t>
-      </w:r>
-      <w:r>
-        <w:t xml:space="preserve"> </w:t>
-      </w:r>
-      <w:r>
-        <w:t xml:space="preserve">Each guard is invoked by a named seam, OR carries a registered deferral pointing at this item. For unattributed-commit-guard.sh specifically, the operator has answered the adoption question below and the answer is recorded as consumer DATA – never an invented ratchet.</w:t>
-      </w:r>
-    </w:p>
-    <w:bookmarkEnd w:id="42"/>
-    <w:bookmarkStart w:id="43" w:name="Xc05099854c0c0186d08c6af56c30344c4abab58"/>
+        <w:t xml:space="preserve">minor</w:t>
+      </w:r>
+    </w:p>
+    <w:p>
+      <w:pPr>
+        <w:pStyle w:val="BodyText"/>
+      </w:pPr>
+      <w:r>
+        <w:t xml:space="preserve">STATUS: LATENT on this host (measured: all six declared locations sit on ONE btrfs mount, fully ownership-expressive) and OPERATOR-GATED for verification. Retained from the dismissed BOB-206 rather than discarded with it, because the scenario is well-founded elsewhere: the declared mount is a udisks auto-mounted REMOVABLE NVMe, so another operator’s portable drive being exFAT or NTFS is entirely ordinary.</w:t>
+      </w:r>
+    </w:p>
+    <w:p>
+      <w:pPr>
+        <w:pStyle w:val="BodyText"/>
+      </w:pPr>
+      <w:r>
+        <w:t xml:space="preserve">TWO RESIDUALS:</w:t>
+      </w:r>
+      <w:r>
+        <w:t xml:space="preserve"> </w:t>
+      </w:r>
+      <w:r>
+        <w:t xml:space="preserve">(1) REPAIR-LAYER DIAGNOSIS. On a uid-flattening mount whose flattened uid is NOT the operator, probe_location correctly REFUSES (verified: uid=0 and uid=100999 both refuse). But it then hands ownership_repair.sh a chown that will return EPERM, and nothing in the repair path is fstype-aware — so the operator sees a permission failure whose real remedy is a REMOUNT OPTION, which no message says. Reasoned, NOT proven: the shim used to verify BOB-206 models the stat READ, not the chown WRITE, and cannot settle whether chown actually fails.</w:t>
+      </w:r>
+      <w:r>
+        <w:t xml:space="preserve"> </w:t>
+      </w:r>
+      <w:r>
+        <w:t xml:space="preserve">(2) MODE CONTRACT. vfat flattens MODE via fmask/dmask, so the preserve_mode: true / 600 contract on .env and config/boba.db would be silently unenforceable there. §11.4.10-adjacent: a credential file believed to be 600 that is world-readable by mount option is a leak the mode check cannot see.</w:t>
+      </w:r>
+    </w:p>
+    <w:p>
+      <w:pPr>
+        <w:pStyle w:val="BodyText"/>
+      </w:pPr>
+      <w:r>
+        <w:t xml:space="preserve">WHY OPERATOR-GATED: a genuine end-to-end RED needs a real uid-flattening mount. The privilege-free route is bindfs -u</w:t>
+      </w:r>
+      <w:r>
+        <w:t xml:space="preserve"> </w:t>
+      </w:r>
+      <w:r>
+        <w:t xml:space="preserve"> </w:t>
+      </w:r>
+      <w:r>
+        <w:t xml:space="preserve">(FUSE; fusermount IS present and user_allow_other IS set) — but bindfs is ABSENT on this host, as are mkfs.vfat and losetup. So verification needs either a bindfs install or a privileged loopback mount. Neither was attempted (§11.4.21 — high-blast-radius host mutation is operator-gated).</w:t>
+      </w:r>
+    </w:p>
+    <w:p>
+      <w:pPr>
+        <w:pStyle w:val="BodyText"/>
+      </w:pPr>
+      <w:r>
+        <w:t xml:space="preserve">ALSO RECORDED: NO test anywhere exercises a uid-flattening filesystem — vfat/exfat/ntfs/flatten/loopback/mkfs/losetup/bindfs/fusermount all measure 0 across the three ownership test files, needle-proven (probe_location = 3 hits through the same instrument).</w:t>
+      </w:r>
+    </w:p>
+    <w:p>
+      <w:pPr>
+        <w:pStyle w:val="BodyText"/>
+      </w:pPr>
+      <w:r>
+        <w:t xml:space="preserve">ACCEPTANCE: (1) operator decides whether to install bindfs or provide a privileged loopback so the RED can be built; (2) if verified, the repair path gains fstype-aware diagnosis naming the remount remedy; (3) the mode contract either detects mode-flattening mounts and refuses, or documents honestly that it cannot be enforced there.</w:t>
+      </w:r>
+    </w:p>
+    <w:p>
+      <w:pPr>
+        <w:pStyle w:val="BodyText"/>
+      </w:pPr>
+      <w:r>
+        <w:t xml:space="preserve">DISCOVERY CHANNEL (§11.4.238): retained residual from the BOB-206 verification stream.</w:t>
+      </w:r>
+    </w:p>
+    <w:bookmarkEnd w:id="52"/>
+    <w:bookmarkStart w:id="53" w:name="X71b3d3e28f037bd84e63565bd377b60227a2e0f"/>
     <w:p>
       <w:pPr>
         <w:pStyle w:val="Heading2"/>
       </w:pPr>
       <w:r>
-        <w:t xml:space="preserve">BOB-170 — Capture one quiescent GREEN run of the scaling growth gate, which has never executed under its own loadavg&lt;=0.75/cpu precondition and has no scheduled window that would make it</w:t>
+        <w:t xml:space="preserve">BOB-219 — LIVE §11.4.65 sync violation: docs/guides/tracker-credentials.{html,pdf} exist on disk but are untracked and ignored, while their .md source IS tracked</w:t>
       </w:r>
     </w:p>
     <w:p>
@@ -4125,7 +6161,7 @@
         <w:t xml:space="preserve"> </w:t>
       </w:r>
       <w:r>
-        <w:t xml:space="preserve">Task</w:t>
+        <w:t xml:space="preserve">Bug</w:t>
       </w:r>
       <w:r>
         <w:t xml:space="preserve"> </w:t>
@@ -4141,717 +6177,15 @@
         <w:t xml:space="preserve"> </w:t>
       </w:r>
       <w:r>
-        <w:t xml:space="preserve">Medium</w:t>
-      </w:r>
-      <w:r>
-        <w:t xml:space="preserve"> </w:t>
-      </w:r>
-      <w:r>
-        <w:rPr>
-          <w:b/>
-          <w:bCs/>
-        </w:rPr>
-        <w:t xml:space="preserve">Created-By:</w:t>
-      </w:r>
-      <w:r>
-        <w:t xml:space="preserve"> </w:t>
-      </w:r>
-      <w:r>
-        <w:t xml:space="preserve">Claude</w:t>
-      </w:r>
-      <w:r>
-        <w:t xml:space="preserve"> </w:t>
-      </w:r>
-      <w:r>
-        <w:rPr>
-          <w:b/>
-          <w:bCs/>
-        </w:rPr>
-        <w:t xml:space="preserve">Assigned-To:</w:t>
-      </w:r>
-      <w:r>
-        <w:t xml:space="preserve"> </w:t>
-      </w:r>
-      <w:r>
-        <w:t xml:space="preserve">Claude</w:t>
-      </w:r>
-    </w:p>
-    <w:p>
-      <w:pPr>
-        <w:pStyle w:val="BodyText"/>
-      </w:pPr>
-      <w:r>
-        <w:t xml:space="preserve">WHAT. The BOB-109 scaling suite gates its two timing tests on loadavg_1m/nproc &lt;= 0.75 — on this 8-cpu host, a 1-minute load average at or below 6.0 — and SKIPs loudly otherwise. That gate is correct and was adopted for a good reason (§11.4.201(8)): the author validated a 2.10 growth-exponent threshold, then observed it FALSE-FAIL correct code at load 11.06 (baseline span 2.136), and at load 15-23 measured baseline spans of 2.358 against injected-cubic mutants at 2.278-2.331 — the signal is smaller than the noise and the two are not separable in either direction. Gating was the honest response.</w:t>
-      </w:r>
-    </w:p>
-    <w:p>
-      <w:pPr>
-        <w:pStyle w:val="BodyText"/>
-      </w:pPr>
-      <w:r>
-        <w:t xml:space="preserve">THE PROBLEM. The gate has consequently NEVER RUN under its own precondition. Every recorded run today measured load 9.15-23; the independent reviewer measured 9.66 during review; the conductor measured 6.45 at its lowest. GREEN polarity WAS observed — at loads 9.4-11.6 (span 1.882) and in three stability runs (1.759/1.832/1.848) — but never once beneath the shipped ceiling. The author states this honestly as an inference from data rather than a run they can paste, and the reviewer confirmed the inference is sound (quiescence is strictly more favourable). Sound inference is still not an observed run.</w:t>
-      </w:r>
-    </w:p>
-    <w:p>
-      <w:pPr>
-        <w:pStyle w:val="BodyText"/>
-      </w:pPr>
-      <w:r>
-        <w:t xml:space="preserve">WHY THAT MATTERS (§11.4.226). A registered, topology-present guard that never executes is indistinguishable from a guard that would fail if it did. Nothing currently ensures it ever runs: no freshness contract, no scheduled quiet-window invocation, no tracked item — which is precisely the unexecuted-standing-guard class §11.4.226 names, where registration gets treated as coverage while execution is nobody’s job. The forensic precedent in that anchor is two standing guards that, when finally executed, immediately emitted latent FAILs.</w:t>
-      </w:r>
-    </w:p>
-    <w:p>
-      <w:pPr>
-        <w:pStyle w:val="BodyText"/>
-      </w:pPr>
-      <w:r>
-        <w:t xml:space="preserve">ACCEPTANCE. (a) Execute both quiescence-gated timing tests on a host whose 1-minute loadavg is genuinely &lt;= 0.75/cpu — no agent fleet, no concurrent build — and capture the run as an artifact showing the resolved load reading alongside the measured span exponent, so the precondition is provable from the artifact and not asserted. (b) Record the observed GREEN polarity in the item and in the test source, replacing the current honest-inference note. (c) If the gate FAILS under genuine quiescence, that is the finding this item exists to surface, and it reopens the threshold-calibration question rather than being worked around. (d) Establish a freshness contract per §11.4.226: how stale a quiescent verdict may be before the gate counts as uncovered again, so this does not silently return to never-executing.</w:t>
-      </w:r>
-    </w:p>
-    <w:p>
-      <w:pPr>
-        <w:pStyle w:val="BodyText"/>
-      </w:pPr>
-      <w:r>
-        <w:t xml:space="preserve">HONEST BOUNDARY. This item does not claim the gate is wrong. The evidence points the other way — quiescence is strictly more favourable than the loads where GREEN was already observed. It claims only that the run has not happened, and that an unexecuted guard cannot be cited as coverage.</w:t>
-      </w:r>
-    </w:p>
-    <w:p>
-      <w:pPr>
-        <w:pStyle w:val="BodyText"/>
-      </w:pPr>
-      <w:r>
-        <w:t xml:space="preserve">PROVENANCE. Raised as IMPORTANT-2 by the independent Fable-substrate reviewer of the BOB-109 work, and independently corroborated: the reviewer verified the SKIP is loud and prints its resolved numbers, and confirmed the shipped tests do SKIP at today’s load.</w:t>
-      </w:r>
-    </w:p>
-    <w:bookmarkEnd w:id="43"/>
-    <w:bookmarkStart w:id="44" w:name="Xb1fcd115c2c36cedf4fddcbc14c53ec45888e4e"/>
-    <w:p>
-      <w:pPr>
-        <w:pStyle w:val="Heading2"/>
-      </w:pPr>
-      <w:r>
-        <w:t xml:space="preserve">BOB-172 — rutracker search endpoint returns HTTP 403 with Cloudflare challenge markers and zero login markers, so one of three merge-search trackers silently contributes no results</w:t>
-      </w:r>
-    </w:p>
-    <w:p>
-      <w:pPr>
-        <w:pStyle w:val="FirstParagraph"/>
-      </w:pPr>
-      <w:r>
-        <w:rPr>
-          <w:b/>
-          <w:bCs/>
-        </w:rPr>
-        <w:t xml:space="preserve">Status:</w:t>
-      </w:r>
-      <w:r>
-        <w:t xml:space="preserve"> </w:t>
-      </w:r>
-      <w:r>
-        <w:t xml:space="preserve">Ready for testing</w:t>
-      </w:r>
-      <w:r>
-        <w:t xml:space="preserve"> </w:t>
-      </w:r>
-      <w:r>
-        <w:rPr>
-          <w:b/>
-          <w:bCs/>
-        </w:rPr>
-        <w:t xml:space="preserve">Type:</w:t>
-      </w:r>
-      <w:r>
-        <w:t xml:space="preserve"> </w:t>
-      </w:r>
-      <w:r>
-        <w:t xml:space="preserve">Bug</w:t>
-      </w:r>
-      <w:r>
-        <w:t xml:space="preserve"> </w:t>
-      </w:r>
-      <w:r>
-        <w:rPr>
-          <w:b/>
-          <w:bCs/>
-        </w:rPr>
-        <w:t xml:space="preserve">Severity:</w:t>
-      </w:r>
-      <w:r>
-        <w:t xml:space="preserve"> </w:t>
-      </w:r>
-      <w:r>
-        <w:t xml:space="preserve">High</w:t>
-      </w:r>
-      <w:r>
-        <w:t xml:space="preserve"> </w:t>
-      </w:r>
-      <w:r>
-        <w:rPr>
-          <w:b/>
-          <w:bCs/>
-        </w:rPr>
-        <w:t xml:space="preserve">Created-By:</w:t>
-      </w:r>
-      <w:r>
-        <w:t xml:space="preserve"> </w:t>
-      </w:r>
-      <w:r>
-        <w:t xml:space="preserve">Claude</w:t>
-      </w:r>
-      <w:r>
-        <w:t xml:space="preserve"> </w:t>
-      </w:r>
-      <w:r>
-        <w:rPr>
-          <w:b/>
-          <w:bCs/>
-        </w:rPr>
-        <w:t xml:space="preserve">Assigned-To:</w:t>
-      </w:r>
-      <w:r>
-        <w:t xml:space="preserve"> </w:t>
-      </w:r>
-      <w:r>
-        <w:t xml:space="preserve">Claude</w:t>
-      </w:r>
-    </w:p>
-    <w:p>
-      <w:pPr>
-        <w:pStyle w:val="BodyText"/>
-      </w:pPr>
-      <w:r>
-        <w:t xml:space="preserve">WHAT. The rutracker SEARCH endpoint is refused by bot protection while the site itself is fully reachable. Measured unauthenticated 2026-08-21 (no cookie file read, no credential value in any artifact — §11.4.10):</w:t>
-      </w:r>
-    </w:p>
-    <w:p>
-      <w:pPr>
-        <w:pStyle w:val="BodyText"/>
-      </w:pPr>
-      <w:r>
-        <w:t xml:space="preserve">GET /forum/index.php -&gt; 200, 96283 B,</w:t>
-      </w:r>
-    </w:p>
-    <w:p>
-      <w:pPr>
-        <w:pStyle w:val="BodyText"/>
-      </w:pPr>
-      <w:r>
-        <w:t xml:space="preserve">RuTracker.org</w:t>
-      </w:r>
-    </w:p>
-    <w:p>
-      <w:pPr>
-        <w:pStyle w:val="BodyText"/>
-      </w:pPr>
-      <w:r>
-        <w:t xml:space="preserve">, challenge markers 0</w:t>
-      </w:r>
-      <w:r>
-        <w:t xml:space="preserve"> </w:t>
-      </w:r>
-      <w:r>
-        <w:t xml:space="preserve">GET /forum/tracker.php?nm=debian -&gt; 403, 5351 B, challenge markers 1, LOGIN markers 0, trs-tr- 0</w:t>
-      </w:r>
-    </w:p>
-    <w:p>
-      <w:pPr>
-        <w:pStyle w:val="BodyText"/>
-      </w:pPr>
-      <w:r>
-        <w:t xml:space="preserve">The zero login markers are the load-bearing detail: the server is not asking us to authenticate, it is refusing the request before authentication is considered. Supplying valid credentials or a fresh cookie jar therefore does NOT address this.</w:t>
-      </w:r>
-    </w:p>
-    <w:p>
-      <w:pPr>
-        <w:pStyle w:val="BodyText"/>
-      </w:pPr>
-      <w:r>
-        <w:t xml:space="preserve">WHY IT MATTERS. rutracker is one of the three trackers the merge service fans a query across (with kinozal and nnmclub). A 403 on its search path means it contributes nothing to every merged result set, silently — the fan-out still</w:t>
-      </w:r>
-      <w:r>
-        <w:t xml:space="preserve"> </w:t>
-      </w:r>
-      <w:r>
-        <w:t xml:space="preserve">‘succeeds’</w:t>
-      </w:r>
-      <w:r>
-        <w:t xml:space="preserve">, it just returns one fewer tracker’s worth of results. From a user’s seat this looks like thin results, not an outage.</w:t>
-      </w:r>
-    </w:p>
-    <w:p>
-      <w:pPr>
-        <w:pStyle w:val="BodyText"/>
-      </w:pPr>
-      <w:r>
-        <w:t xml:space="preserve">IT EXPLAINS TWO PREVIOUSLY-UNEXPLAINED OBSERVATIONS. docs/qa/BOB-093/live_search_smoke.txt records rutracker returning status=empty, results_count=0 in 164ms, and the BOB-136 adoption audit reached the same observation independently. Both recorded the symptom; neither had the cause. 164ms is far too fast for a real search across a remote forum and is exactly what an immediate 403 costs.</w:t>
-      </w:r>
-    </w:p>
-    <w:p>
-      <w:pPr>
-        <w:pStyle w:val="BodyText"/>
-      </w:pPr>
-      <w:r>
-        <w:t xml:space="preserve">IT ALSO BLOCKS BOB-093’s FOURTH SUB-STEP. That item requires timing a large rutracker result page under 2s. No large page has ever been obtained, and this is why. That sub-step is not merely waiting on credentials, as previously assumed — it is unmeetable until the 403 is resolved.</w:t>
-      </w:r>
-    </w:p>
-    <w:p>
-      <w:pPr>
-        <w:pStyle w:val="BodyText"/>
-      </w:pPr>
-      <w:r>
-        <w:t xml:space="preserve">PROVENANCE, INCLUDING A CORRECTION I MADE MID-INVESTIGATION (§11.4.199). An independent reviewer reported a Cloudflare challenge served to curl even with cookies. Verifying, I probed index.php, got a clean 200 with no challenge markers, and was one step from recording their claim as REFUTED. That would have been wrong for a textbook reason: index.php is not the search path, so my probe never reached the precondition, and a repro that misses the precondition proves nothing — it is not evidence of absence. Probing the actual search endpoint reproduced it immediately. The reviewer was substantially right; my probe was aimed at the wrong endpoint. Recorded because the near-miss is the instructive part, and because the two probes TOGETHER give a sharper result than either the original claim or my near-refutation: not</w:t>
-      </w:r>
-      <w:r>
-        <w:t xml:space="preserve"> </w:t>
-      </w:r>
-      <w:r>
-        <w:t xml:space="preserve">‘rutracker is behind Cloudflare’</w:t>
-      </w:r>
-      <w:r>
-        <w:t xml:space="preserve"> </w:t>
-      </w:r>
-      <w:r>
-        <w:t xml:space="preserve">(the index is open), but</w:t>
-      </w:r>
-      <w:r>
-        <w:t xml:space="preserve"> </w:t>
-      </w:r>
-      <w:r>
-        <w:t xml:space="preserve">‘the SEARCH endpoint specifically is refused’</w:t>
-      </w:r>
-      <w:r>
-        <w:t xml:space="preserve">.</w:t>
-      </w:r>
-    </w:p>
-    <w:p>
-      <w:pPr>
-        <w:pStyle w:val="BodyText"/>
-      </w:pPr>
-      <w:r>
-        <w:t xml:space="preserve">ACCEPTANCE. (a) Determine whether the 403 is permanent policy, rate/reputation-based, or triggered by a client signature the plugin can legitimately present (user-agent, header order, TLS fingerprint) — by measurement, not assumption, and WITHOUT evasion techniques that would violate the site’s terms. (b) Whatever the outcome, the failure must become LOUD: a tracker returning 403 must be reported as a tracker ERROR in the merge result, never folded into</w:t>
-      </w:r>
-      <w:r>
-        <w:t xml:space="preserve"> </w:t>
-      </w:r>
-      <w:r>
-        <w:t xml:space="preserve">‘empty’</w:t>
-      </w:r>
-      <w:r>
-        <w:t xml:space="preserve"> </w:t>
-      </w:r>
-      <w:r>
-        <w:t xml:space="preserve">— a silent contributor is the §11.4.201(6) false-null at the product layer, and it is what let this sit unexplained across two separate investigations. (c) A test asserting that a 403 from any tracker surfaces as an error and not as zero results, with a paired §1.1 mutation. (d) If the endpoint is genuinely unavailable to us, record that as an honest capability boundary (§11.4.112) and stop advertising rutracker as a live search source until it is — including in the README and the merge-service docs.</w:t>
-      </w:r>
-    </w:p>
-    <w:p>
-      <w:pPr>
-        <w:pStyle w:val="BodyText"/>
-      </w:pPr>
-      <w:r>
-        <w:t xml:space="preserve">HONEST BOUNDARY. Measured from ONE host, ONE time, UNAUTHENTICATED. Whether an authenticated session with a browser-like client succeeds was NOT tested and must not be assumed either way. The finding is that the current code path gets a 403; it is not a claim about what every client would get.</w:t>
-      </w:r>
-    </w:p>
-    <w:bookmarkEnd w:id="44"/>
-    <w:bookmarkStart w:id="45" w:name="Xa1ec6d3e754b54688c8285bc9c893062846a7a6"/>
-    <w:p>
-      <w:pPr>
-        <w:pStyle w:val="Heading2"/>
-      </w:pPr>
-      <w:r>
-        <w:t xml:space="preserve">BOB-175 — update –location Fixed –status</w:t>
-      </w:r>
-      <w:r>
-        <w:t xml:space="preserve"> </w:t>
-      </w:r>
-      <w:r>
-        <w:t xml:space="preserve"> </w:t>
-      </w:r>
-      <w:r>
-        <w:t xml:space="preserve">can still mint a row that update’s own validator rejects, because the status-location guard is one-directional</w:t>
-      </w:r>
-    </w:p>
-    <w:p>
-      <w:pPr>
-        <w:pStyle w:val="FirstParagraph"/>
-      </w:pPr>
-      <w:r>
-        <w:rPr>
-          <w:b/>
-          <w:bCs/>
-        </w:rPr>
-        <w:t xml:space="preserve">Status:</w:t>
-      </w:r>
-      <w:r>
-        <w:t xml:space="preserve"> </w:t>
-      </w:r>
-      <w:r>
-        <w:t xml:space="preserve">Queued</w:t>
-      </w:r>
-      <w:r>
-        <w:t xml:space="preserve"> </w:t>
-      </w:r>
-      <w:r>
-        <w:rPr>
-          <w:b/>
-          <w:bCs/>
-        </w:rPr>
-        <w:t xml:space="preserve">Type:</w:t>
-      </w:r>
-      <w:r>
-        <w:t xml:space="preserve"> </w:t>
-      </w:r>
-      <w:r>
-        <w:t xml:space="preserve">Task</w:t>
-      </w:r>
-      <w:r>
-        <w:t xml:space="preserve"> </w:t>
-      </w:r>
-      <w:r>
-        <w:rPr>
-          <w:b/>
-          <w:bCs/>
-        </w:rPr>
-        <w:t xml:space="preserve">Severity:</w:t>
-      </w:r>
-      <w:r>
-        <w:t xml:space="preserve"> </w:t>
-      </w:r>
-      <w:r>
-        <w:t xml:space="preserve">Low</w:t>
-      </w:r>
-      <w:r>
-        <w:t xml:space="preserve"> </w:t>
-      </w:r>
-      <w:r>
-        <w:rPr>
-          <w:b/>
-          <w:bCs/>
-        </w:rPr>
-        <w:t xml:space="preserve">Created-By:</w:t>
-      </w:r>
-      <w:r>
-        <w:t xml:space="preserve"> </w:t>
-      </w:r>
-      <w:r>
-        <w:t xml:space="preserve">Claude</w:t>
-      </w:r>
-      <w:r>
-        <w:t xml:space="preserve"> </w:t>
-      </w:r>
-      <w:r>
-        <w:rPr>
-          <w:b/>
-          <w:bCs/>
-        </w:rPr>
-        <w:t xml:space="preserve">Assigned-To:</w:t>
-      </w:r>
-      <w:r>
-        <w:t xml:space="preserve"> </w:t>
-      </w:r>
-      <w:r>
-        <w:t xml:space="preserve">Claude</w:t>
-      </w:r>
-    </w:p>
-    <w:p>
-      <w:pPr>
-        <w:pStyle w:val="BodyText"/>
-      </w:pPr>
-      <w:r>
-        <w:t xml:space="preserve">WHAT. The workable-items</w:t>
-      </w:r>
-      <w:r>
-        <w:t xml:space="preserve"> </w:t>
-      </w:r>
-      <w:r>
-        <w:rPr>
-          <w:rStyle w:val="VerbatimChar"/>
-        </w:rPr>
-        <w:t xml:space="preserve">update</w:t>
-      </w:r>
-      <w:r>
-        <w:t xml:space="preserve"> </w:t>
-      </w:r>
-      <w:r>
-        <w:t xml:space="preserve">seam guards the status-location invariant in one direction only. After BOB-166,</w:t>
-      </w:r>
-      <w:r>
-        <w:t xml:space="preserve"> </w:t>
-      </w:r>
-      <w:r>
-        <w:rPr>
-          <w:rStyle w:val="VerbatimChar"/>
-        </w:rPr>
-        <w:t xml:space="preserve">update --status &lt;terminal&gt;</w:t>
-      </w:r>
-      <w:r>
-        <w:t xml:space="preserve"> </w:t>
-      </w:r>
-      <w:r>
-        <w:t xml:space="preserve">on an Issues-located row is refused. The mirror is still open:</w:t>
-      </w:r>
-      <w:r>
-        <w:t xml:space="preserve"> </w:t>
-      </w:r>
-      <w:r>
-        <w:rPr>
-          <w:rStyle w:val="VerbatimChar"/>
-        </w:rPr>
-        <w:t xml:space="preserve">update --location Fixed --status &lt;non-terminal&gt;</w:t>
-      </w:r>
-      <w:r>
-        <w:t xml:space="preserve"> </w:t>
-      </w:r>
-      <w:r>
-        <w:t xml:space="preserve">exits 0 and creates a row that</w:t>
-      </w:r>
-      <w:r>
-        <w:t xml:space="preserve"> </w:t>
-      </w:r>
-      <w:r>
-        <w:rPr>
-          <w:rStyle w:val="VerbatimChar"/>
-        </w:rPr>
-        <w:t xml:space="preserve">update</w:t>
-      </w:r>
-      <w:r>
-        <w:t xml:space="preserve">’s own validator immediately rejects.</w:t>
-      </w:r>
-    </w:p>
-    <w:p>
-      <w:pPr>
-        <w:pStyle w:val="BodyText"/>
-      </w:pPr>
-      <w:r>
-        <w:t xml:space="preserve">Verified empirically by the independent reviewer of BOB-166:</w:t>
-      </w:r>
-    </w:p>
-    <w:p>
-      <w:pPr>
-        <w:pStyle w:val="SourceCode"/>
-      </w:pPr>
-      <w:r>
-        <w:rPr>
-          <w:rStyle w:val="VerbatimChar"/>
-        </w:rPr>
-        <w:t xml:space="preserve">update --location Fixed --status 'In progress'   -&gt; exit 0</w:t>
-      </w:r>
-      <w:r>
-        <w:br/>
-      </w:r>
-      <w:r>
-        <w:rPr>
-          <w:rStyle w:val="VerbatimChar"/>
-        </w:rPr>
-        <w:t xml:space="preserve">validate                                          -&gt; FAILS, naming the row (check (f), fixedLocationNonTerminalStatus)</w:t>
-      </w:r>
-    </w:p>
-    <w:p>
-      <w:pPr>
-        <w:pStyle w:val="FirstParagraph"/>
-      </w:pPr>
-      <w:r>
-        <w:t xml:space="preserve">So the command can still mint a state its own validate call refuses. That is the §11.4.196(F) shape at the seam layer: the invariant is CONFIGURED in validate but not ENFORCED at every write path that can violate it.</w:t>
-      </w:r>
-    </w:p>
-    <w:p>
-      <w:pPr>
-        <w:pStyle w:val="BodyText"/>
-      </w:pPr>
-      <w:r>
-        <w:t xml:space="preserve">WHY IT WAS DELIBERATELY LEFT OPEN IN BOB-166, and why that was right. Three reasons, all checked rather than asserted: (1) the real corpus has ZERO instances of this direction against TEN of the direction BOB-166 closed — the asymmetry in the data matched the asymmetry in the code; (2) detective coverage ALREADY existed and demonstrably fires, so unlike BOB-166’s direction this cannot rot silently; (3) and the load-bearing one —</w:t>
-      </w:r>
-      <w:r>
-        <w:t xml:space="preserve"> </w:t>
-      </w:r>
-      <w:r>
-        <w:rPr>
-          <w:rStyle w:val="VerbatimChar"/>
-        </w:rPr>
-        <w:t xml:space="preserve">reopenCmd</w:t>
-      </w:r>
-      <w:r>
-        <w:t xml:space="preserve"> </w:t>
-      </w:r>
-      <w:r>
-        <w:t xml:space="preserve">documents and SANCTIONS a transient Fixed-plus-non-terminal state via its</w:t>
-      </w:r>
-      <w:r>
-        <w:t xml:space="preserve"> </w:t>
-      </w:r>
-      <w:r>
-        <w:rPr>
-          <w:rStyle w:val="VerbatimChar"/>
-        </w:rPr>
-        <w:t xml:space="preserve">--location Fixed</w:t>
-      </w:r>
-      <w:r>
-        <w:t xml:space="preserve"> </w:t>
-      </w:r>
-      <w:r>
-        <w:t xml:space="preserve">operator override. A naive preventive guard at the update seam would collide with that override’s semantics. Closing this therefore requires a design decision about how the two interact, which is a different question from the one BOB-166 was scoped to answer, and expanding that item would have meant shipping the decision unexamined.</w:t>
-      </w:r>
-    </w:p>
-    <w:p>
-      <w:pPr>
-        <w:pStyle w:val="BodyText"/>
-      </w:pPr>
-      <w:r>
-        <w:t xml:space="preserve">ACCEPTANCE. (a) Decide and RECORD how a preventive guard on this direction coexists with reopenCmd’s sanctioned override — this is the actual work, and the answer should be written down rather than inferred from whatever the patch does. Candidates worth weighing: exempt the reopen path explicitly, require an override flag on</w:t>
-      </w:r>
-      <w:r>
-        <w:t xml:space="preserve"> </w:t>
-      </w:r>
-      <w:r>
-        <w:rPr>
-          <w:rStyle w:val="VerbatimChar"/>
-        </w:rPr>
-        <w:t xml:space="preserve">update</w:t>
-      </w:r>
-      <w:r>
-        <w:t xml:space="preserve"> </w:t>
-      </w:r>
-      <w:r>
-        <w:t xml:space="preserve">mirroring reopen’s, or leave the direction detective-only with the rationale recorded so the asymmetry is a decision rather than an oversight. (b) If a guard lands, it reuses</w:t>
-      </w:r>
-      <w:r>
-        <w:t xml:space="preserve"> </w:t>
-      </w:r>
-      <w:r>
-        <w:rPr>
-          <w:rStyle w:val="VerbatimChar"/>
-        </w:rPr>
-        <w:t xml:space="preserve">terminalStatuses()</w:t>
-      </w:r>
-      <w:r>
-        <w:t xml:space="preserve"> </w:t>
-      </w:r>
-      <w:r>
-        <w:t xml:space="preserve">— BOB-166 established one predicate source specifically so the two directions cannot drift. (c) Paired §1.1 mutation. (d) NEGATIVE CONTROL (§11.4.201(1)), and it is the sharp one here: the sanctioned reopen path MUST still work. A guard that breaks reopenCmd’s documented override is a false-positive refusal, and worse than the gap it closes, because it breaks a workflow operators are told to use.</w:t>
-      </w:r>
-    </w:p>
-    <w:p>
-      <w:pPr>
-        <w:pStyle w:val="BodyText"/>
-      </w:pPr>
-      <w:r>
-        <w:t xml:space="preserve">HONEST BOUNDARY. This is not a live data defect. Zero corpus instances, and the detective gate catches it at the next validate. It is filed so a scoped, deliberate omission stays visible as a tracked decision instead of living only in a code comment where the next reader will mistake it for an oversight (§11.4.197: a started thread reaches a documented terminal state, never quiet abandonment).</w:t>
-      </w:r>
-    </w:p>
-    <w:p>
-      <w:pPr>
-        <w:pStyle w:val="BodyText"/>
-      </w:pPr>
-      <w:r>
-        <w:t xml:space="preserve">PROVENANCE. Raised by the implementing agent of BOB-166 as a known asymmetry it deliberately did not close, independently verified and endorsed as an acceptable scope boundary by that item’s reviewer, on the condition that it become a tracked item rather than a comment. This is that item.</w:t>
-      </w:r>
-    </w:p>
-    <w:bookmarkEnd w:id="45"/>
-    <w:bookmarkStart w:id="46" w:name="Xa09b0004db9a816e1505093f71382f9a17ffd90"/>
-    <w:p>
-      <w:pPr>
-        <w:pStyle w:val="Heading2"/>
-      </w:pPr>
-      <w:r>
-        <w:t xml:space="preserve">BOB-179 — Two adjacent tracker false-null classes remain open and must be stated as gaps, not implied closed</w:t>
-      </w:r>
-    </w:p>
-    <w:p>
-      <w:pPr>
-        <w:pStyle w:val="FirstParagraph"/>
-      </w:pPr>
-      <w:r>
-        <w:rPr>
-          <w:b/>
-          <w:bCs/>
-        </w:rPr>
-        <w:t xml:space="preserve">Status:</w:t>
-      </w:r>
-      <w:r>
-        <w:t xml:space="preserve"> </w:t>
-      </w:r>
-      <w:r>
-        <w:t xml:space="preserve">Queued</w:t>
-      </w:r>
-      <w:r>
-        <w:t xml:space="preserve"> </w:t>
-      </w:r>
-      <w:r>
-        <w:rPr>
-          <w:b/>
-          <w:bCs/>
-        </w:rPr>
-        <w:t xml:space="preserve">Type:</w:t>
-      </w:r>
-      <w:r>
-        <w:t xml:space="preserve"> </w:t>
-      </w:r>
-      <w:r>
-        <w:t xml:space="preserve">Task</w:t>
-      </w:r>
-      <w:r>
-        <w:t xml:space="preserve"> </w:t>
-      </w:r>
-      <w:r>
-        <w:rPr>
-          <w:b/>
-          <w:bCs/>
-        </w:rPr>
-        <w:t xml:space="preserve">Severity:</w:t>
-      </w:r>
-      <w:r>
-        <w:t xml:space="preserve"> </w:t>
-      </w:r>
-      <w:r>
-        <w:t xml:space="preserve">Medium</w:t>
-      </w:r>
-      <w:r>
-        <w:t xml:space="preserve"> </w:t>
-      </w:r>
-      <w:r>
-        <w:rPr>
-          <w:b/>
-          <w:bCs/>
-        </w:rPr>
-        <w:t xml:space="preserve">Created-By:</w:t>
-      </w:r>
-      <w:r>
-        <w:t xml:space="preserve"> </w:t>
-      </w:r>
-      <w:r>
-        <w:t xml:space="preserve">Claude</w:t>
-      </w:r>
-      <w:r>
-        <w:t xml:space="preserve"> </w:t>
-      </w:r>
-      <w:r>
-        <w:rPr>
-          <w:b/>
-          <w:bCs/>
-        </w:rPr>
-        <w:t xml:space="preserve">Assigned-To:</w:t>
-      </w:r>
-      <w:r>
-        <w:t xml:space="preserve"> </w:t>
-      </w:r>
-      <w:r>
-        <w:t xml:space="preserve">Claude</w:t>
-      </w:r>
-    </w:p>
-    <w:p>
-      <w:pPr>
-        <w:pStyle w:val="BodyText"/>
-      </w:pPr>
-      <w:r>
-        <w:t xml:space="preserve">WHAT: the BOB-172 independent review demonstrated two further paths that still report a refusing or unreachable tracker as an empty result. Both are PRE-EXISTING and neither is a regression from BOB-172, but the fix evidence log presents the five-site coverage without stating the boundary (11.4.194(5) requires un-analysed dimensions be explicit gaps, never silently assumed safe).</w:t>
-      </w:r>
-    </w:p>
-    <w:p>
-      <w:pPr>
-        <w:pStyle w:val="BodyText"/>
-      </w:pPr>
-      <w:r>
-        <w:t xml:space="preserve">GAP A – exception before resp.status is read. Reviewer probe B, captured: a connection-refused rutracker yields status=empty, error=None, http_status=None, metadata.errors=[], metadata.status=completed. Each</w:t>
+        <w:t xml:space="preserve">major</w:t>
+      </w:r>
+    </w:p>
+    <w:p>
+      <w:pPr>
+        <w:pStyle w:val="BodyText"/>
+      </w:pPr>
+      <w:r>
+        <w:t xml:space="preserve">WHAT, conductor-verified: docs/guides/tracker-credentials.md is TRACKED. Its §11.4.65-mandated export twins docs/guides/tracker-credentials.html and .pdf both EXIST ON DISK, are NOT tracked, and ARE ignored — matched by the .gitignore</w:t>
       </w:r>
       <w:r>
         <w:t xml:space="preserve"> </w:t>
@@ -4861,50 +6195,63 @@
           <w:i/>
           <w:iCs/>
         </w:rPr>
-        <w:t xml:space="preserve">search</w:t>
-      </w:r>
-      <w:r>
-        <w:t xml:space="preserve">* method swallows exceptions (except Exception: logger.error; return results) before _search_one’s error handling can see them, so a tracker that is DOWN is indistinguishable from one that is genuinely empty.</w:t>
-      </w:r>
-    </w:p>
-    <w:p>
-      <w:pPr>
-        <w:pStyle w:val="BodyText"/>
-      </w:pPr>
-      <w:r>
-        <w:t xml:space="preserve">GAP B – soft refusal at HTTP 200. Reviewer probe A, captured: _classify_upstream_http_status(200,</w:t>
-      </w:r>
-      <w:r>
-        <w:t xml:space="preserve"> </w:t>
-      </w:r>
-      <w:r>
-        <w:t xml:space="preserve">) returns None, which is CORRECT by design (a 2xx is a usable response; body-marker triggering would risk the over-fire the negative controls exist to prevent). But all five search GETs use aiohttp’s default allow_redirects=True, so a session-expiry 302 -&gt; login-page-200 chain parses to zero rows and reports empty.</w:t>
-      </w:r>
-    </w:p>
-    <w:p>
-      <w:pPr>
-        <w:pStyle w:val="BodyText"/>
-      </w:pPr>
-      <w:r>
-        <w:t xml:space="preserve">FIX DIRECTION: Gap A needs the exception to reach a diagnostic rather than being swallowed. Gap B needs a DISTINCT detector (final-URL check or login-form marker) with its own RED – explicitly NOT a widening of the status-code trigger.</w:t>
-      </w:r>
-    </w:p>
-    <w:p>
-      <w:pPr>
-        <w:pStyle w:val="BodyText"/>
-      </w:pPr>
-      <w:r>
-        <w:t xml:space="preserve">ACCEPTANCE: both gaps closed with their own REDs, or explicitly closed per 11.4.112 with evidence. Immediate sub-task: append a stated-gaps paragraph to docs/qa/BOB-172/fix_evidence_20260822.log.</w:t>
-      </w:r>
-    </w:p>
-    <w:bookmarkEnd w:id="46"/>
-    <w:bookmarkStart w:id="47" w:name="X60b308539ab9831715c7d887a7cc1d3102b8358"/>
+        <w:t xml:space="preserve">credentials</w:t>
+      </w:r>
+      <w:r>
+        <w:t xml:space="preserve"> </w:t>
+      </w:r>
+      <w:r>
+        <w:t xml:space="preserve">deny-all at :31. The .md is rescued by an explicit allowlist entry at :38; nobody added entries for the twins.</w:t>
+      </w:r>
+    </w:p>
+    <w:p>
+      <w:pPr>
+        <w:pStyle w:val="BodyText"/>
+      </w:pPr>
+      <w:r>
+        <w:t xml:space="preserve">WHY IT IS A LIVE VIOLATION AND NOT A HYPOTHETICAL: §11.4.65 requires every in-scope Markdown document to carry synchronized .html/.pdf siblings, and §11.4.212 requires every §11.4.65-scope doc to be reachable from the README. Two artifacts that exist locally but can never be committed are, from any fresh clone, ABSENT — so every clone of this repository has a tracker-credentials guide with no exports, while the authoring host looks complete. The divergence is invisible on the machine that would notice it.</w:t>
+      </w:r>
+    </w:p>
+    <w:p>
+      <w:pPr>
+        <w:pStyle w:val="BodyText"/>
+      </w:pPr>
+      <w:r>
+        <w:t xml:space="preserve">WHY NOBODY SAW IT: this is a §11.4.201(6) FALSE-NULL of the BOB-212 class. git status never listed the twins, so no gate and no author had a signal. The blind instrument and the clean tree return the identical quiet zero.</w:t>
+      </w:r>
+    </w:p>
+    <w:p>
+      <w:pPr>
+        <w:pStyle w:val="BodyText"/>
+      </w:pPr>
+      <w:r>
+        <w:t xml:space="preserve">ANOTHER INSTANCE OF THE SAME MECHANISM, filed here rather than separately because it is one fix: docs/qa/BOB-124/evidence/loginctl_user_state.txt is swallowed by *_user* at .gitignore:~55 and is therefore uncommitted §11.4.83 QA evidence. Its SIBLINGS IN THE SAME DIRECTORY — user1000_grepped.log, user_scope_events_head.log, user_service_lifecycle.log — ARE tracked, saved only by the robust glob negation !docs/qa/**/*.log. That one file is lost purely because it is .txt rather than .log. The pattern is exact: robust glob negations hold; per-file and per-extension rescues leak.</w:t>
+      </w:r>
+    </w:p>
+    <w:p>
+      <w:pPr>
+        <w:pStyle w:val="BodyText"/>
+      </w:pPr>
+      <w:r>
+        <w:t xml:space="preserve">ACCEPTANCE: (1) both twins become trackable and are committed alongside their .md; (2) the BOB-124 .txt evidence likewise; (3) whichever BOB-212 fix direction is chosen, it MUST cover these — a fix that closes the future-swallow while leaving these three artifacts permanently uncommittable has addressed the mechanism and not the damage; (4) a check that a tracked .md in §11.4.65 scope has COMMITTABLE twins, so this class cannot recur silently.</w:t>
+      </w:r>
+    </w:p>
+    <w:p>
+      <w:pPr>
+        <w:pStyle w:val="BodyText"/>
+      </w:pPr>
+      <w:r>
+        <w:t xml:space="preserve">DISCOVERY CHANNEL (§11.4.238): found by the BOB-212 blast-radius sweep — and only on its SECOND pass. The first pass filtered by a source-extension set that omitted .pdf, which hid this finding entirely; the agent re-ran with no extension filter over all 420 non-artifact paths and recorded the blind spot rather than shipping the first number. Worth keeping: an extension allowlist is itself a false-null generator, which is the same shape as the defect being investigated.</w:t>
+      </w:r>
+    </w:p>
+    <w:bookmarkEnd w:id="53"/>
+    <w:bookmarkStart w:id="54" w:name="Xc973ac35236f47c14148f5b58288bb1748733e4"/>
     <w:p>
       <w:pPr>
         <w:pStyle w:val="Heading2"/>
       </w:pPr>
       <w:r>
-        <w:t xml:space="preserve">BOB-184 — Icon-glyph controls are unverified for non-text contrast because neither contrast oracle can measure them</w:t>
+        <w:t xml:space="preserve">BOB-223 — §11.4.18 script-documentation and §11.4.44 revision headers are ungated — and the perverse consequence is that WRITING the mandated companion doc is what breaks the build</w:t>
       </w:r>
     </w:p>
     <w:p>
@@ -4938,6 +6285,123 @@
         <w:t xml:space="preserve"> </w:t>
       </w:r>
       <w:r>
+        <w:t xml:space="preserve">Bug</w:t>
+      </w:r>
+      <w:r>
+        <w:t xml:space="preserve"> </w:t>
+      </w:r>
+      <w:r>
+        <w:rPr>
+          <w:b/>
+          <w:bCs/>
+        </w:rPr>
+        <w:t xml:space="preserve">Severity:</w:t>
+      </w:r>
+      <w:r>
+        <w:t xml:space="preserve"> </w:t>
+      </w:r>
+      <w:r>
+        <w:t xml:space="preserve">major</w:t>
+      </w:r>
+    </w:p>
+    <w:p>
+      <w:pPr>
+        <w:pStyle w:val="BodyText"/>
+      </w:pPr>
+      <w:r>
+        <w:t xml:space="preserve">WHAT, both conductor-verified with control needles: CM-SCRIPT-DOCS-SYNC occurrences in scripts/pre_build_verification.sh = 0 (control needle CM-MARKDOWN-EXPORT-SYNC = 6, so the instrument sees). §11.4.44 revision-header enforcement likewise 0 hits (control needle 3). Neither §11.4.18’s companion-doc mandate nor §11.4.44’s revision header is enforced by any invariant.</w:t>
+      </w:r>
+    </w:p>
+    <w:p>
+      <w:pPr>
+        <w:pStyle w:val="BodyText"/>
+      </w:pPr>
+      <w:r>
+        <w:t xml:space="preserve">THE PERVERSE CONSEQUENCE, MEASURED: a new script with NO companion doc passes the gate. Writing the companion doc that §11.4.18 MANDATES creates docs/scripts/</w:t>
+      </w:r>
+      <w:r>
+        <w:t xml:space="preserve">.md, which invariant 16 (CM-MARKDOWN-EXPORT-SYNC) then requires to have .html and .pdf twins — and their absence is a BLOCKING failure. This session hit it exactly: docs/scripts/test_gitignore_swallow_is_loud.{html,pdf} are missing and are two of invariant 16’s six violations.</w:t>
+      </w:r>
+      <w:r>
+        <w:t xml:space="preserve"> </w:t>
+      </w:r>
+      <w:r>
+        <w:t xml:space="preserve">So the gate’s incentive gradient points AWAY from the constitution: complying with §11.4.18 is punished, ignoring it is free. That is worse than an ungated rule — it is a rule the machinery actively discourages.</w:t>
+      </w:r>
+    </w:p>
+    <w:p>
+      <w:pPr>
+        <w:pStyle w:val="BodyText"/>
+      </w:pPr>
+      <w:r>
+        <w:t xml:space="preserve">§11.4.227 IS THE GOVERNING ANCHOR: a named gate that exists only in prose is gate debt, and the ledger of unimplemented CM-* names must be monotone-decreasing. CM-SCRIPT-DOCS-SYNC is named in §11.4.18’s own text and implemented nowhere — one concrete row of exactly the 58%-unimplemented population §11.4.227 was minted to shrink.</w:t>
+      </w:r>
+    </w:p>
+    <w:p>
+      <w:pPr>
+        <w:pStyle w:val="BodyText"/>
+      </w:pPr>
+      <w:r>
+        <w:t xml:space="preserve">ACCEPTANCE: (1) either CM-SCRIPT-DOCS-SYNC is implemented, or it is registered as a deferral pointing at a tracked §11.4.197 item — silent absence is what §11.4.227 forbids; (2) same for §11.4.44’s header check; (3) whichever is chosen, the incentive inversion is closed: it must never be cheaper to skip a mandated doc than to write one — if invariant 16 will demand twins, the doc-creation path must produce them, or invariant 16 must scope out docs/scripts until it can; (4) a paired §1.1 mutation per gate implemented.</w:t>
+      </w:r>
+    </w:p>
+    <w:p>
+      <w:pPr>
+        <w:pStyle w:val="BodyText"/>
+      </w:pPr>
+      <w:r>
+        <w:t xml:space="preserve">HONEST NOTE ON SCOPE: this item does not argue §11.4.18 should be enforced immediately — that is an operator call about gate debt priority (§11.4.66). It argues the CURRENT state is incoherent: an unenforced mandate whose observance triggers a different gate’s failure. Either enforce both ends or neither.</w:t>
+      </w:r>
+    </w:p>
+    <w:p>
+      <w:pPr>
+        <w:pStyle w:val="BodyText"/>
+      </w:pPr>
+      <w:r>
+        <w:t xml:space="preserve">DISCOVERY CHANNEL (§11.4.238): found by the T042 readiness preflight while explaining why a new file broke invariant 16. Not by the automated QA regime.</w:t>
+      </w:r>
+    </w:p>
+    <w:bookmarkEnd w:id="54"/>
+    <w:bookmarkStart w:id="55" w:name="X65573623ddfacc4486a4d5494d166708281c78a"/>
+    <w:p>
+      <w:pPr>
+        <w:pStyle w:val="Heading2"/>
+      </w:pPr>
+      <w:r>
+        <w:t xml:space="preserve">BOB-226 — Repair-side walk over foreign-owned INTERIOR directories is untested by any automated path</w:t>
+      </w:r>
+    </w:p>
+    <w:p>
+      <w:pPr>
+        <w:pStyle w:val="FirstParagraph"/>
+      </w:pPr>
+      <w:r>
+        <w:rPr>
+          <w:b/>
+          <w:bCs/>
+        </w:rPr>
+        <w:t xml:space="preserve">Status:</w:t>
+      </w:r>
+      <w:r>
+        <w:t xml:space="preserve"> </w:t>
+      </w:r>
+      <w:r>
+        <w:t xml:space="preserve">Queued</w:t>
+      </w:r>
+      <w:r>
+        <w:t xml:space="preserve"> </w:t>
+      </w:r>
+      <w:r>
+        <w:rPr>
+          <w:b/>
+          <w:bCs/>
+        </w:rPr>
+        <w:t xml:space="preserve">Type:</w:t>
+      </w:r>
+      <w:r>
+        <w:t xml:space="preserve"> </w:t>
+      </w:r>
+      <w:r>
         <w:t xml:space="preserve">Task</w:t>
       </w:r>
       <w:r>
@@ -4954,7 +6418,7 @@
         <w:t xml:space="preserve"> </w:t>
       </w:r>
       <w:r>
-        <w:t xml:space="preserve">Medium</w:t>
+        <w:t xml:space="preserve">major</w:t>
       </w:r>
       <w:r>
         <w:t xml:space="preserve"> </w:t>
@@ -4994,17 +6458,17 @@
         <w:pStyle w:val="BodyText"/>
       </w:pPr>
       <w:r>
-        <w:t xml:space="preserve">Three icon-glyph controls (.bridge-retry, .theme-toggle, .caret) render text made of non-BMP code points. axe-core declines to decide their contrast, reporting them under the incomplete channel with messageKey nonBmp and resolving NEITHER fgColor NOR bgColor, so the Python recomputation in docs/qa/BOB-164/axe_contrast_scan.py cannot decide either: 40 such nodes across 16 palette x mode combinations. BOB-164 round 2 stopped them being scored as silent passes by naming them GLYPH_UNMEASURED, printing them on every run and fencing them, so any NEW unmeasured glyph node blocks. What remains genuinely unproven is their contrast itself: as non-text user-interface components they owe 3:1 under WCAG SC 1.4.11, and no oracle in this repo measures that today. Acceptance: a measurement path that resolves the effective foreground and backdrop for glyph controls (for example reading getComputedStyle colour against the composited backdrop, or replacing the glyphs with inline SVG carrying explicit fill tokens), each of the three controls shown to clear 3:1 in all 16 palette x mode combinations, and the GLYPH_UNMEASURED fence shrunk by exactly the nodes then proven.</w:t>
-      </w:r>
-    </w:p>
-    <w:bookmarkEnd w:id="47"/>
-    <w:bookmarkStart w:id="48" w:name="Xfc4e58e0a20fd56304009e1be94b2adbaae4a6a"/>
+        <w:t xml:space="preserve">WHAT: ownership_repair walks a declared root and repairs items whose uid is not the operator. The unit suite seeds a foreign uid only onto FILES and SYMLINKS; interior DIRECTORIES stay operator-owned (case 22 seeds only a foreign declared ROOT, on the failure path). Production first-start repairs exactly the untested shape. MANIFEST: tests/unit/test_ownership_repair.sh seed_tree/seed_wrong; scripts/ownership_repair.sh walk at :994. REPRO: seed a tree whose interior directories carry uid 100000 via podman unshare, run the repair, observe no automated assertion covers the outcome. WHY UNTESTED: the unprivileged harness cannot create symlinks inside a directory it no longer owns, which cases 8/9/18 require. The DECLARED GAPS note cross-references tests/ownership/test_container_writes_owned_files.py, but that covers the CREATION side (FR-002), not the repair-side walk. ACCEPTANCE: an integration-layer test (where the unprivileged-harness constraint does not bind) that seeds foreign-owned interior directories, runs the repair, and asserts post-state ownership plus mode preservation. Surfaced by the BOB-207 independent review 2026-08-27.</w:t>
+      </w:r>
+    </w:p>
+    <w:bookmarkEnd w:id="55"/>
+    <w:bookmarkStart w:id="56" w:name="X8b9b6672f330fb41d15c18084254ebe6ee928c6"/>
     <w:p>
       <w:pPr>
         <w:pStyle w:val="Heading2"/>
       </w:pPr>
       <w:r>
-        <w:t xml:space="preserve">BOB-185 — Rendered-DOM contrast oracle cannot see data-driven nodes, leaving badge and status pills arithmetic-only</w:t>
+        <w:t xml:space="preserve">BOB-231 — A gate asserting every executable a pre-build invariant invokes is itself tracked (BOB-227 criterion 2 follow-up)</w:t>
       </w:r>
     </w:p>
     <w:p>
@@ -5054,7 +6518,7 @@
         <w:t xml:space="preserve"> </w:t>
       </w:r>
       <w:r>
-        <w:t xml:space="preserve">Medium</w:t>
+        <w:t xml:space="preserve">Major</w:t>
       </w:r>
       <w:r>
         <w:t xml:space="preserve"> </w:t>
@@ -5070,887 +6534,53 @@
         <w:t xml:space="preserve"> </w:t>
       </w:r>
       <w:r>
-        <w:t xml:space="preserve">Claude</w:t>
-      </w:r>
-      <w:r>
-        <w:t xml:space="preserve"> </w:t>
-      </w:r>
-      <w:r>
-        <w:rPr>
-          <w:b/>
-          <w:bCs/>
-        </w:rPr>
-        <w:t xml:space="preserve">Assigned-To:</w:t>
-      </w:r>
-      <w:r>
-        <w:t xml:space="preserve"> </w:t>
-      </w:r>
-      <w:r>
-        <w:t xml:space="preserve">Claude</w:t>
-      </w:r>
-    </w:p>
-    <w:p>
-      <w:pPr>
-        <w:pStyle w:val="BodyText"/>
-      </w:pPr>
-      <w:r>
-        <w:t xml:space="preserve">docs/qa/BOB-164/axe_contrast_scan.py scans a static dist with no backend, so every node whose existence depends on fetched data is absent from the page it measures: the results table renders empty, so .type-badge and .quality-badge never appear, and the hooks list renders empty, so .status pills never appear. That is precisely why the BOB-164 round-1 regression went unseen in a rendered DOM even though it was scanned in all 16 themes, and it is why round 2 had to close the class in the arithmetic oracle instead. Those nodes are now covered by frontend/src/app/models/style-contrast.spec.ts, which extracts declared foreground-on-fill pairs from the stylesheets, but that is an ARITHMETIC claim about declared colour pairs, not a rendered-pixel one: it cannot see opacity applied by an ancestor, a composited backdrop, or a cascade this repo’s static extractor does not model. Acceptance: the scan drives the dashboard with seeded fixture data (a stub backend, a route fixture, or an injected component harness) so the badge and status nodes are present in the DOM, axe measures them directly, and a control needle proves the rendered oracle sees a seeded sub-floor badge before any clean result from it is believed.</w:t>
-      </w:r>
-    </w:p>
-    <w:bookmarkEnd w:id="48"/>
-    <w:bookmarkStart w:id="49" w:name="X1c75a5e72e0824425970fb9362688446313d342"/>
-    <w:p>
-      <w:pPr>
-        <w:pStyle w:val="Heading2"/>
-      </w:pPr>
-      <w:r>
-        <w:t xml:space="preserve">BOB-187 — ownership_precondition.sh is unfenced: same unreviewed .env-driven scope as the now-fenced repair, still writes probe files at any declared path</w:t>
-      </w:r>
-    </w:p>
-    <w:p>
-      <w:pPr>
-        <w:pStyle w:val="FirstParagraph"/>
-      </w:pPr>
-      <w:r>
-        <w:rPr>
-          <w:b/>
-          <w:bCs/>
-        </w:rPr>
-        <w:t xml:space="preserve">Status:</w:t>
-      </w:r>
-      <w:r>
-        <w:t xml:space="preserve"> </w:t>
-      </w:r>
-      <w:r>
-        <w:t xml:space="preserve">In progress</w:t>
-      </w:r>
-      <w:r>
-        <w:t xml:space="preserve"> </w:t>
-      </w:r>
-      <w:r>
-        <w:rPr>
-          <w:b/>
-          <w:bCs/>
-        </w:rPr>
-        <w:t xml:space="preserve">Type:</w:t>
-      </w:r>
-      <w:r>
-        <w:t xml:space="preserve"> </w:t>
-      </w:r>
-      <w:r>
-        <w:t xml:space="preserve">Bug</w:t>
-      </w:r>
-    </w:p>
-    <w:p>
-      <w:pPr>
-        <w:pStyle w:val="BodyText"/>
-      </w:pPr>
-      <w:r>
-        <w:t xml:space="preserve">scripts/ownership_precondition.sh consumes the SAME unreviewed .env-driven scope as ownership_repair.sh and creates probe files inside it, but it is NOT fenced. T028 remediation added ownership_path_fence() to scripts/lib/ownership.sh and wired it into ownership_repair.sh, closing the path-escape class there; the precondition was outside that agents file scope and still accepts whatever config/owned_paths.yaml expands to. Blast radius is lower than a recursive chown (it writes probe files rather than mutating ownership of an existing tree) but the INPUT is identical and equally unreviewed, so the same QBITTORRENT_DATA_DIR value that would have driven a filesystem-wide chown will drive probe-file creation at an arbitrary location. Note the escape is empirically confirmed for the repair path, not merely reasoned: during T028 remediation a probe declaring the verbatim shipped entry with QBITTORRENT_DATA_DIR=/ hung the suite, and ps showed the real artifact executing</w:t>
-      </w:r>
-      <w:r>
-        <w:t xml:space="preserve"> </w:t>
-      </w:r>
-      <w:r>
-        <w:t xml:space="preserve">“find / ( ! -uid 1000 -o ! -gid 1000 ) -printf …”</w:t>
-      </w:r>
-      <w:r>
-        <w:t xml:space="preserve"> </w:t>
-      </w:r>
-      <w:r>
-        <w:t xml:space="preserve">before it was killed by verified pid. Acceptance: ownership_precondition.sh calls the SAME ownership_path_fence() predicate from scripts/lib/ownership.sh (never a second dialect, 11.4.251), refuses fail-closed on a rejected entry, and ships a paired 1.1 mutation proving the refusal fires PLUS a negative control proving the six live shipped entries still ACCEPT so the fix is not a 11.4.201(1) false-positive refusal. Discovered out-of-band during T028 remediation and reported by the agent as needing tracking, so it is also a 11.4.238 coverage escape.</w:t>
-      </w:r>
-    </w:p>
-    <w:bookmarkEnd w:id="49"/>
-    <w:bookmarkStart w:id="50" w:name="Xcd92acb8ba4b4689af31774f9ab753524fb4a5b"/>
-    <w:p>
-      <w:pPr>
-        <w:pStyle w:val="Heading2"/>
-      </w:pPr>
-      <w:r>
-        <w:t xml:space="preserve">BOB-188 — Gate invariant 17 runs a STALE TRACKED binary that structurally cannot see the violations it exists to catch</w:t>
-      </w:r>
-    </w:p>
-    <w:p>
-      <w:pPr>
-        <w:pStyle w:val="FirstParagraph"/>
-      </w:pPr>
-      <w:r>
-        <w:rPr>
-          <w:b/>
-          <w:bCs/>
-        </w:rPr>
-        <w:t xml:space="preserve">Status:</w:t>
-      </w:r>
-      <w:r>
-        <w:t xml:space="preserve"> </w:t>
-      </w:r>
-      <w:r>
-        <w:t xml:space="preserve">In progress</w:t>
-      </w:r>
-      <w:r>
-        <w:t xml:space="preserve"> </w:t>
-      </w:r>
-      <w:r>
-        <w:rPr>
-          <w:b/>
-          <w:bCs/>
-        </w:rPr>
-        <w:t xml:space="preserve">Type:</w:t>
-      </w:r>
-      <w:r>
-        <w:t xml:space="preserve"> </w:t>
-      </w:r>
-      <w:r>
-        <w:t xml:space="preserve">Bug</w:t>
-      </w:r>
-    </w:p>
-    <w:p>
-      <w:pPr>
-        <w:pStyle w:val="BodyText"/>
-      </w:pPr>
-      <w:r>
-        <w:rPr>
-          <w:b/>
-          <w:bCs/>
-        </w:rPr>
-        <w:t xml:space="preserve">OPERATOR DECISION (2026-08-26, §11.4.66 interactive clarification): UNTRACK THE BINARY — BUILD ON DEMAND</w:t>
-      </w:r>
-    </w:p>
-    <w:p>
-      <w:pPr>
-        <w:pStyle w:val="BodyText"/>
-      </w:pPr>
-      <w:r>
-        <w:t xml:space="preserve">§11.4.30 answer, recorded as consumer DATA: the compiled</w:t>
-      </w:r>
-      <w:r>
-        <w:t xml:space="preserve"> </w:t>
-      </w:r>
-      <w:r>
-        <w:rPr>
-          <w:rStyle w:val="VerbatimChar"/>
-        </w:rPr>
-        <w:t xml:space="preserve">workable-items</w:t>
-      </w:r>
-      <w:r>
-        <w:t xml:space="preserve"> </w:t>
-      </w:r>
-      <w:r>
-        <w:t xml:space="preserve">binary is NOT to be git-tracked.</w:t>
-      </w:r>
-      <w:r>
-        <w:t xml:space="preserve"> </w:t>
-      </w:r>
-      <w:r>
-        <w:t xml:space="preserve">‘Any build derivate which we can recreate by executing proper mechanism for generating MUST NOT be versioned’</w:t>
-      </w:r>
-      <w:r>
-        <w:t xml:space="preserve"> </w:t>
-      </w:r>
-      <w:r>
-        <w:t xml:space="preserve">applies without exception here. Keeping it tracked with only the invariant-52 fingerprint gate, and keeping it tracked with a commit-time rebuild, were both offered and NOT chosen. REQUIRED END STATE: the gate builds from source, or REFUSES HONESTLY when the Go toolchain is absent (§11.4.201(11) — probe the artifact through its real invocation path, never fake a pass, never silently fall back to a stale binary). Staleness becomes structurally impossible rather than merely detected. ACCEPTED COST: a fresh clone needs a Go toolchain before invariant 17 can run — already true for the qBitTorrent-go backend, so this adds no new host requirement. The invariant-52 fingerprint gate remains useful as defence-in-depth for as long as any binary exists on disk.</w:t>
-      </w:r>
-    </w:p>
-    <w:p>
-      <w:pPr>
-        <w:pStyle w:val="BodyText"/>
-      </w:pPr>
-      <w:r>
-        <w:t xml:space="preserve">This answer is recorded as consumer DATA per §11.4.35 — it is the operator’s stated choice, not an agent inference, and supersedes any prior agent-chosen default on this question. Options not chosen are named above so a future reader does not re-litigate a settled call (§11.4.112(5) bounded-verdict discipline applied to decisions).</w:t>
-      </w:r>
-    </w:p>
-    <w:p>
-      <w:pPr>
-        <w:pStyle w:val="BodyText"/>
-      </w:pPr>
-      <w:r>
-        <w:t xml:space="preserve">— prior item text follows —</w:t>
-      </w:r>
-    </w:p>
-    <w:p>
-      <w:pPr>
-        <w:pStyle w:val="BodyText"/>
-      </w:pPr>
-      <w:r>
-        <w:t xml:space="preserve">pre_build_verification.sh invariant 17 (CM-WORKABLE-ITEMS-VALIDATE) resolves its binary through the candidate loop at :534, whose FIRST entry is constitution/scripts/workable-items/bin/workable-items. That file is GIT-TRACKED (md5 17644a248363, identical to bin/workable-items-linux) and executable, so it WINS resolution over the current untracked sibling constitution/scripts/workable-items/workable-items (md5 43376a6d0184). The tracked binary is STALE: it does not contain the guards its own source now has.</w:t>
-      </w:r>
-    </w:p>
-    <w:p>
-      <w:pPr>
-        <w:pStyle w:val="BodyText"/>
-      </w:pPr>
-      <w:r>
-        <w:t xml:space="preserve">MEASURED, needle-proven, 2026-08-25. String presence in the tracked binary:</w:t>
-      </w:r>
-      <w:r>
-        <w:t xml:space="preserve"> </w:t>
-      </w:r>
-      <w:r>
-        <w:t xml:space="preserve">“refusing to set terminal status”</w:t>
-      </w:r>
-      <w:r>
-        <w:t xml:space="preserve"> </w:t>
-      </w:r>
-      <w:r>
-        <w:t xml:space="preserve">-&gt; 0;</w:t>
-      </w:r>
-      <w:r>
-        <w:t xml:space="preserve"> </w:t>
-      </w:r>
-      <w:r>
-        <w:t xml:space="preserve">“Issues-location item has TERMINAL status”</w:t>
-      </w:r>
-      <w:r>
-        <w:t xml:space="preserve"> </w:t>
-      </w:r>
-      <w:r>
-        <w:t xml:space="preserve">-&gt; 0; control needle from the SAME updateCmd,</w:t>
-      </w:r>
-      <w:r>
-        <w:t xml:space="preserve"> </w:t>
-      </w:r>
-      <w:r>
-        <w:t xml:space="preserve">“at least one mutable field flag is required”</w:t>
-      </w:r>
-      <w:r>
-        <w:t xml:space="preserve"> </w:t>
-      </w:r>
-      <w:r>
-        <w:t xml:space="preserve">-&gt; 2 (so the instrument sees through that path and the zeros are real absences, not a blind read). The untracked sibling returns 1 / 1 / 2 for the same three queries. A check whose message string is absent from the binary cannot fire.</w:t>
-      </w:r>
-    </w:p>
-    <w:p>
-      <w:pPr>
-        <w:pStyle w:val="BodyText"/>
-      </w:pPr>
-      <w:r>
-        <w:t xml:space="preserve">RUNTIME PROOF: the same injected violation (a row set to terminal status while current_location=Issues) run through both binaries -&gt; stale reports 1 violation (only the body_md desync class), current reports 2 including the location-status class verbatim. This is exactly why the ten BOB-166 rows (BOB-087/129/131/144/145/146/148/153/155/157) survived undetected: the gate that was supposed to catch them was running a binary structurally incapable of seeing them.</w:t>
-      </w:r>
-    </w:p>
-    <w:p>
-      <w:pPr>
-        <w:pStyle w:val="BodyText"/>
-      </w:pPr>
-      <w:r>
-        <w:t xml:space="preserve">The 11.4.108 SOURCE-&gt;ARTIFACT gap: source correct, artifact stale, every gate reading the artifact reports green. This is the THIRD instance of that class found in one session, alongside BOB-169 (a charset gate that never opened a file) and BOB-183 (a served bundle five days older than its sources).</w:t>
-      </w:r>
-    </w:p>
-    <w:p>
-      <w:pPr>
-        <w:pStyle w:val="BodyText"/>
-      </w:pPr>
-      <w:r>
-        <w:t xml:space="preserve">COMPOUNDING: the comment at :519-523 directly above the loop asserts</w:t>
-      </w:r>
-      <w:r>
-        <w:t xml:space="preserve"> </w:t>
-      </w:r>
-      <w:r>
-        <w:t xml:space="preserve">“The naive bin/workable-items path never existed in this checkout (bin/ is a gitignored local build-output dir nothing ever populated)”</w:t>
-      </w:r>
-      <w:r>
-        <w:t xml:space="preserve">. That statement is now FALSE - bin/ holds two tracked binaries. A stale comment asserting the absence of the very file that now shadows resolution is how this stayed invisible.</w:t>
-      </w:r>
-    </w:p>
-    <w:p>
-      <w:pPr>
-        <w:pStyle w:val="BodyText"/>
-      </w:pPr>
-      <w:r>
-        <w:t xml:space="preserve">Also an 11.4.30 question the operator owns: bin/workable-items and bin/workable-items-linux are VERSIONED BUILD ARTIFACTS in a constitution submodule that is inherited by reference by every consumer, so every consumer inherits whichever binary was last committed. Flagged independently by two separate agents this session.</w:t>
-      </w:r>
-    </w:p>
-    <w:p>
-      <w:pPr>
-        <w:pStyle w:val="BodyText"/>
-      </w:pPr>
-      <w:r>
-        <w:t xml:space="preserve">ACCEPTANCE: (a) resolution must never prefer a stale artifact over a current one - either the tracked binaries are removed and resolution falls through to build-on-demand, or a freshness check refuses a binary older than its sources (see the BOB-183 fingerprint gate for a working pattern); (b) the false comment at :519-523 corrected; (c) a paired 1.1 mutation proving the new refusal fires, plus a negative control proving a genuinely fresh binary still passes so the fix is not an 11.4.201(1) false-positive refusal; (d) the 11.4.30 tracked-binary decision recorded as operator DATA. Discovered out-of-band during BOB-166 remediation - a 11.4.238 coverage escape in its own right.</w:t>
-      </w:r>
-    </w:p>
-    <w:bookmarkEnd w:id="50"/>
-    <w:bookmarkStart w:id="51" w:name="Xc0ca9ee9a44c887f18fe9c4513414cd28bccb41"/>
-    <w:p>
-      <w:pPr>
-        <w:pStyle w:val="Heading2"/>
-      </w:pPr>
-      <w:r>
-        <w:t xml:space="preserve">BOB-191 — Fail-open scanner is a MATCHER hole blind to 5 enumerated languages (Go/Rust/Ruby/C/…) — enumerated-but-unanalysable prints PASS instead of SKIP (§11.4.201(6))</w:t>
-      </w:r>
-    </w:p>
-    <w:p>
-      <w:pPr>
-        <w:pStyle w:val="FirstParagraph"/>
-      </w:pPr>
-      <w:r>
-        <w:rPr>
-          <w:b/>
-          <w:bCs/>
-        </w:rPr>
-        <w:t xml:space="preserve">Status:</w:t>
-      </w:r>
-      <w:r>
-        <w:t xml:space="preserve"> </w:t>
-      </w:r>
-      <w:r>
-        <w:t xml:space="preserve">Queued</w:t>
-      </w:r>
-      <w:r>
-        <w:t xml:space="preserve"> </w:t>
-      </w:r>
-      <w:r>
-        <w:rPr>
-          <w:b/>
-          <w:bCs/>
-        </w:rPr>
-        <w:t xml:space="preserve">Type:</w:t>
-      </w:r>
-      <w:r>
-        <w:t xml:space="preserve"> </w:t>
-      </w:r>
-      <w:r>
-        <w:t xml:space="preserve">Bug</w:t>
-      </w:r>
-    </w:p>
-    <w:p>
-      <w:pPr>
-        <w:pStyle w:val="BodyText"/>
-      </w:pPr>
-      <w:r>
-        <w:t xml:space="preserve">WHAT: the §11.4.252 fail-open scan reports 0 hits for qBitTorrent-go, and that zero is NOT evidence. The triage agent ran control needles through the scanner’s own path per §11.4.201(7)(b): a Python</w:t>
-      </w:r>
-      <w:r>
-        <w:t xml:space="preserve"> </w:t>
-      </w:r>
-      <w:r>
-        <w:t xml:space="preserve">‘except Exception: pass’</w:t>
-      </w:r>
-      <w:r>
-        <w:t xml:space="preserve"> </w:t>
-      </w:r>
-      <w:r>
-        <w:t xml:space="preserve">needle was SEEN, a TypeScript</w:t>
-      </w:r>
-      <w:r>
-        <w:t xml:space="preserve"> </w:t>
-      </w:r>
-      <w:r>
-        <w:t xml:space="preserve">‘catch (e) {}’</w:t>
-      </w:r>
-      <w:r>
-        <w:t xml:space="preserve"> </w:t>
-      </w:r>
-      <w:r>
-        <w:t xml:space="preserve">needle was SEEN (so frontend/src’s zero IS a real zero), but a Go empty-</w:t>
-      </w:r>
-      <w:r>
-        <w:t xml:space="preserve">‘if err != nil {}’</w:t>
-      </w:r>
-      <w:r>
-        <w:t xml:space="preserve"> </w:t>
-      </w:r>
-      <w:r>
-        <w:t xml:space="preserve">needle was NOT SEEN. An instrument that cannot see the idiom returns the same quiet zero as a clean tree, and only one of those is honest. DISTINCT FROM BOB-189, deliberately not merged with it per §11.4.214: BOB-189 is a false MATCH (fail-closed guards reported as fail-open); this is a false NULL (an entire language unscanned). Same scanner, opposite failure directions, different fixes - merging them would hide one behind the other. IMPACT: Go is the language of qbittorrent-proxy-go and boba-jackett (port 7189, which owns encrypted tracker credentials), so the unscanned surface is exactly where §11.4.252’s credential-plus-mutation combination is most likely. Nobody has assessed it; the dashboard says clean. ACCEPTANCE: the scanner grows a Go arm covering the empty-err-block and swallowed-error idioms, its needle is SEEN through the real path, qBitTorrent-go’s result is re-derived, and every finding is triaged as this Python/TS pass was. Until then qBitTorrent-go’s fail-open posture is UNKNOWN and must be reported as UNKNOWN, never as 0.</w:t>
-      </w:r>
-    </w:p>
-    <w:bookmarkEnd w:id="51"/>
-    <w:bookmarkStart w:id="52" w:name="Xc10100f7380538d128b0df1c97d690968b97d37"/>
-    <w:p>
-      <w:pPr>
-        <w:pStyle w:val="Heading2"/>
-      </w:pPr>
-      <w:r>
-        <w:t xml:space="preserve">BOB-194 — Pre-build gates walk .claude/worktrees, so a stale agent worktree can fail the main build (§11.4.201(1))</w:t>
-      </w:r>
-    </w:p>
-    <w:p>
-      <w:pPr>
-        <w:pStyle w:val="FirstParagraph"/>
-      </w:pPr>
-      <w:r>
-        <w:rPr>
-          <w:b/>
-          <w:bCs/>
-        </w:rPr>
-        <w:t xml:space="preserve">Status:</w:t>
-      </w:r>
-      <w:r>
-        <w:t xml:space="preserve"> </w:t>
-      </w:r>
-      <w:r>
-        <w:t xml:space="preserve">In progress</w:t>
-      </w:r>
-      <w:r>
-        <w:t xml:space="preserve"> </w:t>
-      </w:r>
-      <w:r>
-        <w:rPr>
-          <w:b/>
-          <w:bCs/>
-        </w:rPr>
-        <w:t xml:space="preserve">Type:</w:t>
-      </w:r>
-      <w:r>
-        <w:t xml:space="preserve"> </w:t>
-      </w:r>
-      <w:r>
-        <w:t xml:space="preserve">Bug</w:t>
-      </w:r>
-    </w:p>
-    <w:p>
-      <w:pPr>
-        <w:pStyle w:val="BodyText"/>
-      </w:pPr>
-      <w:r>
-        <w:t xml:space="preserve">WHAT: agent worktrees under .claude/worktrees/ are ephemeral copies pinned at arbitrary commits - never built, never shipped, deleted when the agent finishes. Pre-build gates that walk the tree with find(1) from the repo root descend into them anyway. MEASURED INSTANCE (2026-08-25): CM-GO-TOOLCHAIN-MATCHES-BUILDER FAILED the main build with exactly one finding, from .claude/worktrees/agent-afda1df906c537ab4 - a worktree 86 commits behind still carrying</w:t>
-      </w:r>
-      <w:r>
-        <w:t xml:space="preserve"> </w:t>
-      </w:r>
-      <w:r>
-        <w:t xml:space="preserve">‘FROM golang:1.23-alpine’</w:t>
-      </w:r>
-      <w:r>
-        <w:t xml:space="preserve"> </w:t>
-      </w:r>
-      <w:r>
-        <w:t xml:space="preserve">against a go.mod long since at 1.26.2. The main tree was CORRECT throughout. Per §11.4.201(1) a false-positive refusal is a FAIL-bluff of equal severity to a false pass: it blocks real work and teaches people to bypass the gate. FIXED FOR ONE GATE:</w:t>
-      </w:r>
-      <w:r>
-        <w:t xml:space="preserve"> </w:t>
-      </w:r>
-      <w:r>
-        <w:t xml:space="preserve">‘.claude’</w:t>
-      </w:r>
-      <w:r>
-        <w:t xml:space="preserve"> </w:t>
-      </w:r>
-      <w:r>
-        <w:t xml:space="preserve">added to that gate’s PRUNE_DIRS with a deterministic §1.1 pair - a stale mismatch inside .claude/worktrees must NOT fail a healthy tree, the SAME mismatch outside it MUST still fail, so the prune cannot widen into blindness (§11.4.201(6)). Mutation verified: reverting the prune fails 2 checks. SURVEY, measured not inferred: 8 of 13 pre_build gates walk the tree; only the fixed one prunes .claude. Gates using</w:t>
-      </w:r>
-      <w:r>
-        <w:t xml:space="preserve"> </w:t>
-      </w:r>
-      <w:r>
-        <w:t xml:space="preserve">‘git ls-files’</w:t>
-      </w:r>
-      <w:r>
-        <w:t xml:space="preserve"> </w:t>
-      </w:r>
-      <w:r>
-        <w:t xml:space="preserve">are structurally immune - worktrees are untracked. Empirically probed: check_cm_closure_seam_binds, check_cm_killpg_pgid_guard and check_cm_no_production_mutation_residue all rc=0 with ZERO worktree references - clean in practice today. UNMEASURED, not clean: check_cm_test_mock_pid_explicit_int and check_cm_test_mock_pid_patched_when_real_pid were not reached before the probe budget expired. HYPOTHESIS REFUTED, recorded so nobody re-walks it: an earlier revision of this item speculated that check_cm_plugin_count’s 90s timeout was caused by walking worktrees. It is NOT. That gate’s find is scoped to $PLUGINS_DIR (check_cm_plugin_count.sh:224), so worktrees are outside its walk entirely. Its slowness is real - still running past 54s on a re-measure - but has a different, still-unidentified cause and belongs to its own item, not this one. ACCEPTANCE: every tree-walking gate either prunes agent scratch or is proven immune by measurement, each with a paired mutation. NOTE the asymmetry that bounds the risk: a stale worktree can only ADD findings to a security-relevant scan (killpg, mutation-residue), never remove them - so the exposure is false refusal and eroded trust, not a missed defect.</w:t>
-      </w:r>
-    </w:p>
-    <w:bookmarkEnd w:id="52"/>
-    <w:bookmarkStart w:id="53" w:name="Xe8f9d6ae701b2e0cae1912181571b5052b26492"/>
-    <w:p>
-      <w:pPr>
-        <w:pStyle w:val="Heading2"/>
-      </w:pPr>
-      <w:r>
-        <w:t xml:space="preserve">BOB-196 — check_cm_plugin_count runs for over a minute on ~69 files — cause unidentified, and it is not worktree traversal</w:t>
-      </w:r>
-    </w:p>
-    <w:p>
-      <w:pPr>
-        <w:pStyle w:val="FirstParagraph"/>
-      </w:pPr>
-      <w:r>
-        <w:rPr>
-          <w:b/>
-          <w:bCs/>
-        </w:rPr>
-        <w:t xml:space="preserve">Status:</w:t>
-      </w:r>
-      <w:r>
-        <w:t xml:space="preserve"> </w:t>
-      </w:r>
-      <w:r>
-        <w:t xml:space="preserve">Queued</w:t>
-      </w:r>
-      <w:r>
-        <w:t xml:space="preserve"> </w:t>
-      </w:r>
-      <w:r>
-        <w:rPr>
-          <w:b/>
-          <w:bCs/>
-        </w:rPr>
-        <w:t xml:space="preserve">Type:</w:t>
-      </w:r>
-      <w:r>
-        <w:t xml:space="preserve"> </w:t>
-      </w:r>
-      <w:r>
-        <w:t xml:space="preserve">Task</w:t>
-      </w:r>
-    </w:p>
-    <w:p>
-      <w:pPr>
-        <w:pStyle w:val="BodyText"/>
-      </w:pPr>
-      <w:r>
-        <w:t xml:space="preserve">WHAT: the CM-PLUGIN-COUNT pre-build gate takes 189 SECONDS to verify 8 documented counts. Measured 2026-08-25: exceeded a 90s probe budget (rc=124), then a bounded re-run completed at</w:t>
-      </w:r>
-      <w:r>
-        <w:t xml:space="preserve"> </w:t>
-      </w:r>
-      <w:r>
-        <w:t xml:space="preserve">‘rc=0 wall=189s’</w:t>
-      </w:r>
-      <w:r>
-        <w:t xml:space="preserve"> </w:t>
-      </w:r>
-      <w:r>
-        <w:t xml:space="preserve">- it PASSES, it is simply slow. CAUSE, MEASURED NOT GUESSED: the marker loop at check_cm_plugin_count.sh:273-290 iterates EVERY LINE of every governed document and spawns a pipeline per line. Per iteration:</w:t>
-      </w:r>
-      <w:r>
-        <w:t xml:space="preserve"> </w:t>
-      </w:r>
-      <w:r>
-        <w:t xml:space="preserve">‘printf | grep -oE | wc -l | tr -d’</w:t>
-      </w:r>
-      <w:r>
-        <w:t xml:space="preserve"> </w:t>
-      </w:r>
-      <w:r>
-        <w:t xml:space="preserve">(4 processes) plus</w:t>
-      </w:r>
-      <w:r>
-        <w:t xml:space="preserve"> </w:t>
-      </w:r>
-      <w:r>
-        <w:t xml:space="preserve">‘printf | sed -n’</w:t>
-      </w:r>
-      <w:r>
-        <w:t xml:space="preserve"> </w:t>
-      </w:r>
-      <w:r>
-        <w:t xml:space="preserve">(2) = ~6. Governed docs are AGENTS.md 689 + CLAUDE.md 494 + docs/features/Status.md 670 = 1853 lines, so ~11,118 process spawns, measuring ~102 ms/line. Classic per-line-subprocess shell trap. THE IRONY WORTH PRESERVING, because it explains why nobody simplified it: the in-code comment shows</w:t>
-      </w:r>
-      <w:r>
-        <w:t xml:space="preserve"> </w:t>
-      </w:r>
-      <w:r>
-        <w:t xml:space="preserve">‘-oE | wc -l’</w:t>
-      </w:r>
-      <w:r>
-        <w:t xml:space="preserve"> </w:t>
-      </w:r>
-      <w:r>
-        <w:t xml:space="preserve">was chosen DELIBERATELY over</w:t>
-      </w:r>
-      <w:r>
-        <w:t xml:space="preserve"> </w:t>
-      </w:r>
-      <w:r>
-        <w:t xml:space="preserve">‘grep -c’</w:t>
-      </w:r>
-      <w:r>
-        <w:t xml:space="preserve"> </w:t>
-      </w:r>
-      <w:r>
-        <w:t xml:space="preserve">after measuring the §11.4.201(12) footgun - on this host (ugrep 7.8.4)</w:t>
-      </w:r>
-      <w:r>
-        <w:t xml:space="preserve"> </w:t>
-      </w:r>
-      <w:r>
-        <w:t xml:space="preserve">‘grep -coE’</w:t>
-      </w:r>
-      <w:r>
-        <w:t xml:space="preserve"> </w:t>
-      </w:r>
-      <w:r>
-        <w:t xml:space="preserve">returned 3 at top level but 1 inside a</w:t>
-      </w:r>
-      <w:r>
-        <w:t xml:space="preserve"> </w:t>
-      </w:r>
-      <w:r>
-        <w:t xml:space="preserve">‘set -euo pipefail’</w:t>
-      </w:r>
-      <w:r>
-        <w:t xml:space="preserve"> </w:t>
-      </w:r>
-      <w:r>
-        <w:t xml:space="preserve">subshell, a context-dependent reading. The correctness fix is right and must be kept; it is the PER-LINE application of it that costs the three minutes. HYPOTHESIS REFUTED, recorded so nobody re-walks it: this is NOT worktree traversal. The gate’s find is scoped to $PLUGINS_DIR (:224), so the five agent worktrees are outside its walk. That guess was raised on BOB-194 and is dead. LIKELY FIX (unverified, stated as a candidate not a conclusion): pre-filter with ONE grep for lines containing</w:t>
-      </w:r>
-      <w:r>
-        <w:t xml:space="preserve"> </w:t>
-      </w:r>
-      <w:r>
-        <w:t xml:space="preserve">‘CM-PLUGIN-COUNT:’</w:t>
-      </w:r>
-      <w:r>
-        <w:t xml:space="preserve"> </w:t>
-      </w:r>
-      <w:r>
-        <w:t xml:space="preserve">before entering the loop, reducing ~1853 iterations to the ~8 lines that carry a marker, while leaving the per-line parsing logic - and its footgun-avoiding form - completely unchanged. WHY IT MATTERS beyond impatience: this gate is on the pre-build critical path, and CLAUDE.md leans on it as the mechanical authority for the three distinct plugin rosters (43 curated / 43 engines / 12 bootstrap) whose conflation was BOB-149. A gate slow enough to tempt anyone into skipping it protects nothing. ACCEPTANCE: runtime reduced with the counts and the footgun-avoiding parse preserved byte-for-byte in behaviour, proven by the existing paired mutation still biting plus a before/after wall-clock recorded. §11.4.6: nothing here questions the gate’s VERDICTS - only its runtime.</w:t>
-      </w:r>
-    </w:p>
-    <w:bookmarkEnd w:id="53"/>
-    <w:bookmarkStart w:id="54" w:name="X0a11ad4ef084ae583354444a7004378388ce69a"/>
-    <w:p>
-      <w:pPr>
-        <w:pStyle w:val="Heading2"/>
-      </w:pPr>
-      <w:r>
-        <w:t xml:space="preserve">BOB-211 — LATENT + OPERATOR-GATED: on a uid-flattening mount whose uid is not the operator, chown fails EPERM with no fstype-aware diagnosis, and fmask/dmask silently defeat the preserve_mode 600 contract</w:t>
-      </w:r>
-    </w:p>
-    <w:p>
-      <w:pPr>
-        <w:pStyle w:val="FirstParagraph"/>
-      </w:pPr>
-      <w:r>
-        <w:rPr>
-          <w:b/>
-          <w:bCs/>
-        </w:rPr>
-        <w:t xml:space="preserve">Status:</w:t>
-      </w:r>
-      <w:r>
-        <w:t xml:space="preserve"> </w:t>
-      </w:r>
-      <w:r>
-        <w:t xml:space="preserve">Queued</w:t>
-      </w:r>
-      <w:r>
-        <w:t xml:space="preserve"> </w:t>
-      </w:r>
-      <w:r>
-        <w:rPr>
-          <w:b/>
-          <w:bCs/>
-        </w:rPr>
-        <w:t xml:space="preserve">Type:</w:t>
-      </w:r>
-      <w:r>
-        <w:t xml:space="preserve"> </w:t>
-      </w:r>
-      <w:r>
-        <w:t xml:space="preserve">Bug</w:t>
-      </w:r>
-      <w:r>
-        <w:t xml:space="preserve"> </w:t>
-      </w:r>
-      <w:r>
-        <w:rPr>
-          <w:b/>
-          <w:bCs/>
-        </w:rPr>
-        <w:t xml:space="preserve">Severity:</w:t>
-      </w:r>
-      <w:r>
-        <w:t xml:space="preserve"> </w:t>
-      </w:r>
-      <w:r>
-        <w:t xml:space="preserve">minor</w:t>
-      </w:r>
-    </w:p>
-    <w:p>
-      <w:pPr>
-        <w:pStyle w:val="BodyText"/>
-      </w:pPr>
-      <w:r>
-        <w:t xml:space="preserve">STATUS: LATENT on this host (measured: all six declared locations sit on ONE btrfs mount, fully ownership-expressive) and OPERATOR-GATED for verification. Retained from the dismissed BOB-206 rather than discarded with it, because the scenario is well-founded elsewhere: the declared mount is a udisks auto-mounted REMOVABLE NVMe, so another operator’s portable drive being exFAT or NTFS is entirely ordinary.</w:t>
-      </w:r>
-    </w:p>
-    <w:p>
-      <w:pPr>
-        <w:pStyle w:val="BodyText"/>
-      </w:pPr>
-      <w:r>
-        <w:t xml:space="preserve">TWO RESIDUALS:</w:t>
-      </w:r>
-      <w:r>
-        <w:t xml:space="preserve"> </w:t>
-      </w:r>
-      <w:r>
-        <w:t xml:space="preserve">(1) REPAIR-LAYER DIAGNOSIS. On a uid-flattening mount whose flattened uid is NOT the operator, probe_location correctly REFUSES (verified: uid=0 and uid=100999 both refuse). But it then hands ownership_repair.sh a chown that will return EPERM, and nothing in the repair path is fstype-aware — so the operator sees a permission failure whose real remedy is a REMOUNT OPTION, which no message says. Reasoned, NOT proven: the shim used to verify BOB-206 models the stat READ, not the chown WRITE, and cannot settle whether chown actually fails.</w:t>
-      </w:r>
-      <w:r>
-        <w:t xml:space="preserve"> </w:t>
-      </w:r>
-      <w:r>
-        <w:t xml:space="preserve">(2) MODE CONTRACT. vfat flattens MODE via fmask/dmask, so the preserve_mode: true / 600 contract on .env and config/boba.db would be silently unenforceable there. §11.4.10-adjacent: a credential file believed to be 600 that is world-readable by mount option is a leak the mode check cannot see.</w:t>
-      </w:r>
-    </w:p>
-    <w:p>
-      <w:pPr>
-        <w:pStyle w:val="BodyText"/>
-      </w:pPr>
-      <w:r>
-        <w:t xml:space="preserve">WHY OPERATOR-GATED: a genuine end-to-end RED needs a real uid-flattening mount. The privilege-free route is bindfs -u</w:t>
-      </w:r>
-      <w:r>
-        <w:t xml:space="preserve"> </w:t>
-      </w:r>
-      <w:r>
-        <w:t xml:space="preserve"> </w:t>
-      </w:r>
-      <w:r>
-        <w:t xml:space="preserve">(FUSE; fusermount IS present and user_allow_other IS set) — but bindfs is ABSENT on this host, as are mkfs.vfat and losetup. So verification needs either a bindfs install or a privileged loopback mount. Neither was attempted (§11.4.21 — high-blast-radius host mutation is operator-gated).</w:t>
-      </w:r>
-    </w:p>
-    <w:p>
-      <w:pPr>
-        <w:pStyle w:val="BodyText"/>
-      </w:pPr>
-      <w:r>
-        <w:t xml:space="preserve">ALSO RECORDED: NO test anywhere exercises a uid-flattening filesystem — vfat/exfat/ntfs/flatten/loopback/mkfs/losetup/bindfs/fusermount all measure 0 across the three ownership test files, needle-proven (probe_location = 3 hits through the same instrument).</w:t>
-      </w:r>
-    </w:p>
-    <w:p>
-      <w:pPr>
-        <w:pStyle w:val="BodyText"/>
-      </w:pPr>
-      <w:r>
-        <w:t xml:space="preserve">ACCEPTANCE: (1) operator decides whether to install bindfs or provide a privileged loopback so the RED can be built; (2) if verified, the repair path gains fstype-aware diagnosis naming the remount remedy; (3) the mode contract either detects mode-flattening mounts and refuses, or documents honestly that it cannot be enforced there.</w:t>
-      </w:r>
-    </w:p>
-    <w:p>
-      <w:pPr>
-        <w:pStyle w:val="BodyText"/>
-      </w:pPr>
-      <w:r>
-        <w:t xml:space="preserve">DISCOVERY CHANNEL (§11.4.238): retained residual from the BOB-206 verification stream.</w:t>
-      </w:r>
-    </w:p>
-    <w:bookmarkEnd w:id="54"/>
-    <w:bookmarkStart w:id="55" w:name="X71b3d3e28f037bd84e63565bd377b60227a2e0f"/>
-    <w:p>
-      <w:pPr>
-        <w:pStyle w:val="Heading2"/>
-      </w:pPr>
-      <w:r>
-        <w:t xml:space="preserve">BOB-219 — LIVE §11.4.65 sync violation: docs/guides/tracker-credentials.{html,pdf} exist on disk but are untracked and ignored, while their .md source IS tracked</w:t>
-      </w:r>
-    </w:p>
-    <w:p>
-      <w:pPr>
-        <w:pStyle w:val="FirstParagraph"/>
-      </w:pPr>
-      <w:r>
-        <w:rPr>
-          <w:b/>
-          <w:bCs/>
-        </w:rPr>
-        <w:t xml:space="preserve">Status:</w:t>
-      </w:r>
-      <w:r>
-        <w:t xml:space="preserve"> </w:t>
-      </w:r>
-      <w:r>
-        <w:t xml:space="preserve">Queued</w:t>
-      </w:r>
-      <w:r>
-        <w:t xml:space="preserve"> </w:t>
-      </w:r>
-      <w:r>
-        <w:rPr>
-          <w:b/>
-          <w:bCs/>
-        </w:rPr>
-        <w:t xml:space="preserve">Type:</w:t>
-      </w:r>
-      <w:r>
-        <w:t xml:space="preserve"> </w:t>
-      </w:r>
-      <w:r>
-        <w:t xml:space="preserve">Bug</w:t>
-      </w:r>
-      <w:r>
-        <w:t xml:space="preserve"> </w:t>
-      </w:r>
-      <w:r>
-        <w:rPr>
-          <w:b/>
-          <w:bCs/>
-        </w:rPr>
-        <w:t xml:space="preserve">Severity:</w:t>
-      </w:r>
-      <w:r>
-        <w:t xml:space="preserve"> </w:t>
-      </w:r>
-      <w:r>
-        <w:t xml:space="preserve">major</w:t>
-      </w:r>
-    </w:p>
-    <w:p>
-      <w:pPr>
-        <w:pStyle w:val="BodyText"/>
-      </w:pPr>
-      <w:r>
-        <w:t xml:space="preserve">WHAT, conductor-verified: docs/guides/tracker-credentials.md is TRACKED. Its §11.4.65-mandated export twins docs/guides/tracker-credentials.html and .pdf both EXIST ON DISK, are NOT tracked, and ARE ignored — matched by the .gitignore</w:t>
-      </w:r>
-      <w:r>
-        <w:t xml:space="preserve"> </w:t>
+        <w:t xml:space="preserve">AI</w:t>
+      </w:r>
+    </w:p>
+    <w:p>
+      <w:pPr>
+        <w:pStyle w:val="BodyText"/>
+      </w:pPr>
+      <w:r>
+        <w:t xml:space="preserve">BOB-227 measured 3 of 4 artifacts of the CM-LAN-ROUTES-AUTHENTICATED gate untracked in git; criterion 1 (commit them) was already resolved by an unrelated prior commit before this session, closed 2026-09-23. Criterion 2 was NOT addressed:</w:t>
+      </w:r>
+      <w:r>
+        <w:t xml:space="preserve"> </w:t>
+      </w:r>
+      <w:r>
+        <w:t xml:space="preserve">‘a gate asserting that every executable a pre-build invariant invokes is itself tracked’</w:t>
+      </w:r>
+      <w:r>
+        <w:t xml:space="preserve"> </w:t>
+      </w:r>
+      <w:r>
+        <w:t xml:space="preserve">– a general mechanism preventing this whole CLASS of defect (a pre-build gate’s own implementation files shipping untracked, invisible to a fresh clone, no committed baseline for round-over-round diffs) from recurring for ANY future gate, not merely this one. ACCEPTANCE: (1) enumerate every file path scripts/pre_build_verification.sh invokes (via bash/timeout/python3 calls to scripts under scripts/pre_build/, plus every tests/pre_build/</w:t>
       </w:r>
       <w:r>
         <w:rPr>
           <w:i/>
           <w:iCs/>
         </w:rPr>
-        <w:t xml:space="preserve">credentials</w:t>
-      </w:r>
-      <w:r>
-        <w:t xml:space="preserve"> </w:t>
-      </w:r>
-      <w:r>
-        <w:t xml:space="preserve">deny-all at :31. The .md is rescued by an explicit allowlist entry at :38; nobody added entries for the twins.</w:t>
-      </w:r>
-    </w:p>
-    <w:p>
-      <w:pPr>
-        <w:pStyle w:val="BodyText"/>
-      </w:pPr>
-      <w:r>
-        <w:t xml:space="preserve">WHY IT IS A LIVE VIOLATION AND NOT A HYPOTHETICAL: §11.4.65 requires every in-scope Markdown document to carry synchronized .html/.pdf siblings, and §11.4.212 requires every §11.4.65-scope doc to be reachable from the README. Two artifacts that exist locally but can never be committed are, from any fresh clone, ABSENT — so every clone of this repository has a tracker-credentials guide with no exports, while the authoring host looks complete. The divergence is invisible on the machine that would notice it.</w:t>
-      </w:r>
-    </w:p>
-    <w:p>
-      <w:pPr>
-        <w:pStyle w:val="BodyText"/>
-      </w:pPr>
-      <w:r>
-        <w:t xml:space="preserve">WHY NOBODY SAW IT: this is a §11.4.201(6) FALSE-NULL of the BOB-212 class. git status never listed the twins, so no gate and no author had a signal. The blind instrument and the clean tree return the identical quiet zero.</w:t>
-      </w:r>
-    </w:p>
-    <w:p>
-      <w:pPr>
-        <w:pStyle w:val="BodyText"/>
-      </w:pPr>
-      <w:r>
-        <w:t xml:space="preserve">ANOTHER INSTANCE OF THE SAME MECHANISM, filed here rather than separately because it is one fix: docs/qa/BOB-124/evidence/loginctl_user_state.txt is swallowed by *_user* at .gitignore:~55 and is therefore uncommitted §11.4.83 QA evidence. Its SIBLINGS IN THE SAME DIRECTORY — user1000_grepped.log, user_scope_events_head.log, user_service_lifecycle.log — ARE tracked, saved only by the robust glob negation !docs/qa/**/*.log. That one file is lost purely because it is .txt rather than .log. The pattern is exact: robust glob negations hold; per-file and per-extension rescues leak.</w:t>
-      </w:r>
-    </w:p>
-    <w:p>
-      <w:pPr>
-        <w:pStyle w:val="BodyText"/>
-      </w:pPr>
-      <w:r>
-        <w:t xml:space="preserve">ACCEPTANCE: (1) both twins become trackable and are committed alongside their .md; (2) the BOB-124 .txt evidence likewise; (3) whichever BOB-212 fix direction is chosen, it MUST cover these — a fix that closes the future-swallow while leaving these three artifacts permanently uncommittable has addressed the mechanism and not the damage; (4) a check that a tracked .md in §11.4.65 scope has COMMITTABLE twins, so this class cannot recur silently.</w:t>
-      </w:r>
-    </w:p>
-    <w:p>
-      <w:pPr>
-        <w:pStyle w:val="BodyText"/>
-      </w:pPr>
-      <w:r>
-        <w:t xml:space="preserve">DISCOVERY CHANNEL (§11.4.238): found by the BOB-212 blast-radius sweep — and only on its SECOND pass. The first pass filtered by a source-extension set that omitted .pdf, which hid this finding entirely; the agent re-ran with no extension filter over all 420 non-artifact paths and recorded the blind spot rather than shipping the first number. Worth keeping: an extension allowlist is itself a false-null generator, which is the same shape as the defect being investigated.</w:t>
-      </w:r>
-    </w:p>
-    <w:bookmarkEnd w:id="55"/>
-    <w:bookmarkStart w:id="56" w:name="Xc973ac35236f47c14148f5b58288bb1748733e4"/>
+        <w:t xml:space="preserve">.sh and tests/hooks/</w:t>
+      </w:r>
+      <w:r>
+        <w:t xml:space="preserve">.sh it runs) – likely via a static grep/parse of pre_build_verification.sh itself, or a runtime trace; (2) assert every one of those paths is git-tracked (git ls-files –error-unmatch); (3) wire this as a new pre-build invariant so a future untracked gate implementation is caught immediately, not discovered independently weeks later; (4) a RED test creating an untracked fake gate-invocation target and asserting the new check fails on it, GREEN once the mechanism exists and the fake target is either removed or tracked.</w:t>
+      </w:r>
+    </w:p>
+    <w:bookmarkEnd w:id="56"/>
+    <w:bookmarkStart w:id="57" w:name="X7b2cc241a208243e840ca8a91ad9fd59e1abc42"/>
     <w:p>
       <w:pPr>
         <w:pStyle w:val="Heading2"/>
       </w:pPr>
       <w:r>
-        <w:t xml:space="preserve">BOB-223 — §11.4.18 script-documentation and §11.4.44 revision headers are ungated — and the perverse consequence is that WRITING the mandated companion doc is what breaks the build</w:t>
+        <w:t xml:space="preserve">BOB-235 — Live kinozal credential test reports authenticated=False, status=</w:t>
+      </w:r>
+      <w:r>
+        <w:t xml:space="preserve">‘empty’</w:t>
+      </w:r>
+      <w:r>
+        <w:t xml:space="preserve">, error=’’ — cause UNKNOWN</w:t>
       </w:r>
     </w:p>
     <w:p>
@@ -5968,6 +6598,123 @@
         <w:t xml:space="preserve"> </w:t>
       </w:r>
       <w:r>
+        <w:t xml:space="preserve">Operator-blocked</w:t>
+      </w:r>
+      <w:r>
+        <w:t xml:space="preserve"> </w:t>
+      </w:r>
+      <w:r>
+        <w:rPr>
+          <w:b/>
+          <w:bCs/>
+        </w:rPr>
+        <w:t xml:space="preserve">Type:</w:t>
+      </w:r>
+      <w:r>
+        <w:t xml:space="preserve"> </w:t>
+      </w:r>
+      <w:r>
+        <w:t xml:space="preserve">Bug</w:t>
+      </w:r>
+      <w:r>
+        <w:t xml:space="preserve"> </w:t>
+      </w:r>
+      <w:r>
+        <w:rPr>
+          <w:b/>
+          <w:bCs/>
+        </w:rPr>
+        <w:t xml:space="preserve">Operator-Block-Details:</w:t>
+      </w:r>
+      <w:r>
+        <w:t xml:space="preserve"> </w:t>
+      </w:r>
+      <w:r>
+        <w:t xml:space="preserve">WHAT: Choose how the merge service reaches Kinozal (kinozal.tv resolves to 127.0.0.1 here; kinozal.guru sits behind a Cloudflare challenge) WHY: Attempted: (a) diagnostics now surface the real failure (code half fixed + tested); (b) no code path can bypass a Cloudflare challenge or change host DNS; (c) picking a mirror, a challenge solver or dropping a tracker changes shipped capability and needs an operator decision (§11.4.122) UNBLOCK: Operator picks ONE: [1] KINOZAL_MIRRORS=https://kinozal.guru in .env + ./start.sh –recreate; [2] change the roster primary host in trackers.py; [3] supply a cf_clearance cookie / FlareSolverr / Jackett kinozal indexer; [4] mark Kinozal unsupported (Obsolete, feature-removed per §11.4.90) WHO: repository operator</w:t>
+      </w:r>
+      <w:r>
+        <w:t xml:space="preserve"> </w:t>
+      </w:r>
+      <w:r>
+        <w:rPr>
+          <w:b/>
+          <w:bCs/>
+        </w:rPr>
+        <w:t xml:space="preserve">Created-By:</w:t>
+      </w:r>
+      <w:r>
+        <w:t xml:space="preserve"> </w:t>
+      </w:r>
+      <w:r>
+        <w:t xml:space="preserve">Claude</w:t>
+      </w:r>
+    </w:p>
+    <w:p>
+      <w:pPr>
+        <w:pStyle w:val="BodyText"/>
+      </w:pPr>
+      <w:r>
+        <w:t xml:space="preserve">Live kinozal credential test reports authenticated=False, status=</w:t>
+      </w:r>
+      <w:r>
+        <w:t xml:space="preserve">‘empty’</w:t>
+      </w:r>
+      <w:r>
+        <w:t xml:space="preserve">, error=’’ (found 2026-09-23). ROOT CAUSES (docs/qa/BOB-235/investigation_20260923.md): (A) operator/environment: kinozal.tv publishes A record 127.0.0.1 (host, container, DoH Cloudflare+Google all agree; rutracker.org resolves normally as control), KINOZAL_MIRRORS is empty so search.py falls back to kinozal.tv; the live mirror kinozal.guru answers every non-browser client with a Cloudflare 403</w:t>
+      </w:r>
+      <w:r>
+        <w:t xml:space="preserve"> </w:t>
+      </w:r>
+      <w:r>
+        <w:t xml:space="preserve">‘Just a moment’</w:t>
+      </w:r>
+      <w:r>
+        <w:t xml:space="preserve"> </w:t>
+      </w:r>
+      <w:r>
+        <w:t xml:space="preserve">challenge (login POST, curl, aiohttp, operator cookies with two user-agents; no cf_clearance cookie; KINOZAL_COOKIES is loaded into the container but no code reads it). (B) code defect FIXED under TDD (RED 2 failed/1 passed, GREEN 19 passed): _search_kinozal’s except branch only logged and stashed no diagnostic, so the chip read empty with error=None; it now stashes error_type +</w:t>
+      </w:r>
+      <w:r>
+        <w:t xml:space="preserve"> </w:t>
+      </w:r>
+      <w:r>
+        <w:t xml:space="preserve">‘Kinozal request failed:</w:t>
+      </w:r>
+      <w:r>
+        <w:t xml:space="preserve"> </w:t>
+      </w:r>
+      <w:r>
+        <w:t xml:space="preserve">’</w:t>
+      </w:r>
+      <w:r>
+        <w:t xml:space="preserve">. Needs ./start.sh –reload-python to be live. Credential validity is UNKNOWN (no request ever reached a login endpoint) - do not rotate credentials on this evidence. Operator-Block-Details: WHAT: choose (1) reachable domain - set KINOZAL_MIRRORS=https://kinozal.guru + ./start.sh –recreate, or change the roster primary in trackers.py; (2) how to pass the Cloudflare challenge - FlareSolverr (not deployed), cf_clearance cookie + code that actually reads KINOZAL_COOKIES, Jackett’s kinozal indexer, or mark kinozal operator-blocked; (3) optionally re-export a kinozal-only cookie file. WHY: every agent-reachable path was exhausted - DNS, mirrors, login POST, cookies, env propagation all measured. UNBLOCK CONDITION: the live test authenticates or the operator marks kinozal unsupported. WHO: repository operator.</w:t>
+      </w:r>
+    </w:p>
+    <w:bookmarkEnd w:id="57"/>
+    <w:bookmarkStart w:id="58" w:name="X75abd95668ac82f32fc2d305cf8c29e50e57e51"/>
+    <w:p>
+      <w:pPr>
+        <w:pStyle w:val="Heading2"/>
+      </w:pPr>
+      <w:r>
+        <w:t xml:space="preserve">BOB-237 — CM-GATE-LEDGER-RATCHET FAIL: constitution corpus has 414 unimplemented CM-* gates against a checked-in baseline of 403 (§11.4.227(A))</w:t>
+      </w:r>
+    </w:p>
+    <w:p>
+      <w:pPr>
+        <w:pStyle w:val="FirstParagraph"/>
+      </w:pPr>
+      <w:r>
+        <w:rPr>
+          <w:b/>
+          <w:bCs/>
+        </w:rPr>
+        <w:t xml:space="preserve">Status:</w:t>
+      </w:r>
+      <w:r>
+        <w:t xml:space="preserve"> </w:t>
+      </w:r>
+      <w:r>
         <w:t xml:space="preserve">Queued</w:t>
       </w:r>
       <w:r>
@@ -6000,124 +6747,7 @@
         <w:t xml:space="preserve"> </w:t>
       </w:r>
       <w:r>
-        <w:t xml:space="preserve">major</w:t>
-      </w:r>
-    </w:p>
-    <w:p>
-      <w:pPr>
-        <w:pStyle w:val="BodyText"/>
-      </w:pPr>
-      <w:r>
-        <w:t xml:space="preserve">WHAT, both conductor-verified with control needles: CM-SCRIPT-DOCS-SYNC occurrences in scripts/pre_build_verification.sh = 0 (control needle CM-MARKDOWN-EXPORT-SYNC = 6, so the instrument sees). §11.4.44 revision-header enforcement likewise 0 hits (control needle 3). Neither §11.4.18’s companion-doc mandate nor §11.4.44’s revision header is enforced by any invariant.</w:t>
-      </w:r>
-    </w:p>
-    <w:p>
-      <w:pPr>
-        <w:pStyle w:val="BodyText"/>
-      </w:pPr>
-      <w:r>
-        <w:t xml:space="preserve">THE PERVERSE CONSEQUENCE, MEASURED: a new script with NO companion doc passes the gate. Writing the companion doc that §11.4.18 MANDATES creates docs/scripts/</w:t>
-      </w:r>
-      <w:r>
-        <w:t xml:space="preserve">.md, which invariant 16 (CM-MARKDOWN-EXPORT-SYNC) then requires to have .html and .pdf twins — and their absence is a BLOCKING failure. This session hit it exactly: docs/scripts/test_gitignore_swallow_is_loud.{html,pdf} are missing and are two of invariant 16’s six violations.</w:t>
-      </w:r>
-      <w:r>
-        <w:t xml:space="preserve"> </w:t>
-      </w:r>
-      <w:r>
-        <w:t xml:space="preserve">So the gate’s incentive gradient points AWAY from the constitution: complying with §11.4.18 is punished, ignoring it is free. That is worse than an ungated rule — it is a rule the machinery actively discourages.</w:t>
-      </w:r>
-    </w:p>
-    <w:p>
-      <w:pPr>
-        <w:pStyle w:val="BodyText"/>
-      </w:pPr>
-      <w:r>
-        <w:t xml:space="preserve">§11.4.227 IS THE GOVERNING ANCHOR: a named gate that exists only in prose is gate debt, and the ledger of unimplemented CM-* names must be monotone-decreasing. CM-SCRIPT-DOCS-SYNC is named in §11.4.18’s own text and implemented nowhere — one concrete row of exactly the 58%-unimplemented population §11.4.227 was minted to shrink.</w:t>
-      </w:r>
-    </w:p>
-    <w:p>
-      <w:pPr>
-        <w:pStyle w:val="BodyText"/>
-      </w:pPr>
-      <w:r>
-        <w:t xml:space="preserve">ACCEPTANCE: (1) either CM-SCRIPT-DOCS-SYNC is implemented, or it is registered as a deferral pointing at a tracked §11.4.197 item — silent absence is what §11.4.227 forbids; (2) same for §11.4.44’s header check; (3) whichever is chosen, the incentive inversion is closed: it must never be cheaper to skip a mandated doc than to write one — if invariant 16 will demand twins, the doc-creation path must produce them, or invariant 16 must scope out docs/scripts until it can; (4) a paired §1.1 mutation per gate implemented.</w:t>
-      </w:r>
-    </w:p>
-    <w:p>
-      <w:pPr>
-        <w:pStyle w:val="BodyText"/>
-      </w:pPr>
-      <w:r>
-        <w:t xml:space="preserve">HONEST NOTE ON SCOPE: this item does not argue §11.4.18 should be enforced immediately — that is an operator call about gate debt priority (§11.4.66). It argues the CURRENT state is incoherent: an unenforced mandate whose observance triggers a different gate’s failure. Either enforce both ends or neither.</w:t>
-      </w:r>
-    </w:p>
-    <w:p>
-      <w:pPr>
-        <w:pStyle w:val="BodyText"/>
-      </w:pPr>
-      <w:r>
-        <w:t xml:space="preserve">DISCOVERY CHANNEL (§11.4.238): found by the T042 readiness preflight while explaining why a new file broke invariant 16. Not by the automated QA regime.</w:t>
-      </w:r>
-    </w:p>
-    <w:bookmarkEnd w:id="56"/>
-    <w:bookmarkStart w:id="57" w:name="X65573623ddfacc4486a4d5494d166708281c78a"/>
-    <w:p>
-      <w:pPr>
-        <w:pStyle w:val="Heading2"/>
-      </w:pPr>
-      <w:r>
-        <w:t xml:space="preserve">BOB-226 — Repair-side walk over foreign-owned INTERIOR directories is untested by any automated path</w:t>
-      </w:r>
-    </w:p>
-    <w:p>
-      <w:pPr>
-        <w:pStyle w:val="FirstParagraph"/>
-      </w:pPr>
-      <w:r>
-        <w:rPr>
-          <w:b/>
-          <w:bCs/>
-        </w:rPr>
-        <w:t xml:space="preserve">Status:</w:t>
-      </w:r>
-      <w:r>
-        <w:t xml:space="preserve"> </w:t>
-      </w:r>
-      <w:r>
-        <w:t xml:space="preserve">Queued</w:t>
-      </w:r>
-      <w:r>
-        <w:t xml:space="preserve"> </w:t>
-      </w:r>
-      <w:r>
-        <w:rPr>
-          <w:b/>
-          <w:bCs/>
-        </w:rPr>
-        <w:t xml:space="preserve">Type:</w:t>
-      </w:r>
-      <w:r>
-        <w:t xml:space="preserve"> </w:t>
-      </w:r>
-      <w:r>
-        <w:t xml:space="preserve">Task</w:t>
-      </w:r>
-      <w:r>
-        <w:t xml:space="preserve"> </w:t>
-      </w:r>
-      <w:r>
-        <w:rPr>
-          <w:b/>
-          <w:bCs/>
-        </w:rPr>
-        <w:t xml:space="preserve">Severity:</w:t>
-      </w:r>
-      <w:r>
-        <w:t xml:space="preserve"> </w:t>
-      </w:r>
-      <w:r>
-        <w:t xml:space="preserve">major</w:t>
+        <w:t xml:space="preserve">high</w:t>
       </w:r>
       <w:r>
         <w:t xml:space="preserve"> </w:t>
@@ -6133,7 +6763,7 @@
         <w:t xml:space="preserve"> </w:t>
       </w:r>
       <w:r>
-        <w:t xml:space="preserve">Claude</w:t>
+        <w:t xml:space="preserve">AI</w:t>
       </w:r>
       <w:r>
         <w:t xml:space="preserve"> </w:t>
@@ -6149,90 +6779,6 @@
         <w:t xml:space="preserve"> </w:t>
       </w:r>
       <w:r>
-        <w:t xml:space="preserve">Claude</w:t>
-      </w:r>
-    </w:p>
-    <w:p>
-      <w:pPr>
-        <w:pStyle w:val="BodyText"/>
-      </w:pPr>
-      <w:r>
-        <w:t xml:space="preserve">WHAT: ownership_repair walks a declared root and repairs items whose uid is not the operator. The unit suite seeds a foreign uid only onto FILES and SYMLINKS; interior DIRECTORIES stay operator-owned (case 22 seeds only a foreign declared ROOT, on the failure path). Production first-start repairs exactly the untested shape. MANIFEST: tests/unit/test_ownership_repair.sh seed_tree/seed_wrong; scripts/ownership_repair.sh walk at :994. REPRO: seed a tree whose interior directories carry uid 100000 via podman unshare, run the repair, observe no automated assertion covers the outcome. WHY UNTESTED: the unprivileged harness cannot create symlinks inside a directory it no longer owns, which cases 8/9/18 require. The DECLARED GAPS note cross-references tests/ownership/test_container_writes_owned_files.py, but that covers the CREATION side (FR-002), not the repair-side walk. ACCEPTANCE: an integration-layer test (where the unprivileged-harness constraint does not bind) that seeds foreign-owned interior directories, runs the repair, and asserts post-state ownership plus mode preservation. Surfaced by the BOB-207 independent review 2026-08-27.</w:t>
-      </w:r>
-    </w:p>
-    <w:bookmarkEnd w:id="57"/>
-    <w:bookmarkStart w:id="58" w:name="X8b9b6672f330fb41d15c18084254ebe6ee928c6"/>
-    <w:p>
-      <w:pPr>
-        <w:pStyle w:val="Heading2"/>
-      </w:pPr>
-      <w:r>
-        <w:t xml:space="preserve">BOB-231 — A gate asserting every executable a pre-build invariant invokes is itself tracked (BOB-227 criterion 2 follow-up)</w:t>
-      </w:r>
-    </w:p>
-    <w:p>
-      <w:pPr>
-        <w:pStyle w:val="FirstParagraph"/>
-      </w:pPr>
-      <w:r>
-        <w:rPr>
-          <w:b/>
-          <w:bCs/>
-        </w:rPr>
-        <w:t xml:space="preserve">Status:</w:t>
-      </w:r>
-      <w:r>
-        <w:t xml:space="preserve"> </w:t>
-      </w:r>
-      <w:r>
-        <w:t xml:space="preserve">Queued</w:t>
-      </w:r>
-      <w:r>
-        <w:t xml:space="preserve"> </w:t>
-      </w:r>
-      <w:r>
-        <w:rPr>
-          <w:b/>
-          <w:bCs/>
-        </w:rPr>
-        <w:t xml:space="preserve">Type:</w:t>
-      </w:r>
-      <w:r>
-        <w:t xml:space="preserve"> </w:t>
-      </w:r>
-      <w:r>
-        <w:t xml:space="preserve">Task</w:t>
-      </w:r>
-      <w:r>
-        <w:t xml:space="preserve"> </w:t>
-      </w:r>
-      <w:r>
-        <w:rPr>
-          <w:b/>
-          <w:bCs/>
-        </w:rPr>
-        <w:t xml:space="preserve">Severity:</w:t>
-      </w:r>
-      <w:r>
-        <w:t xml:space="preserve"> </w:t>
-      </w:r>
-      <w:r>
-        <w:t xml:space="preserve">Major</w:t>
-      </w:r>
-      <w:r>
-        <w:t xml:space="preserve"> </w:t>
-      </w:r>
-      <w:r>
-        <w:rPr>
-          <w:b/>
-          <w:bCs/>
-        </w:rPr>
-        <w:t xml:space="preserve">Created-By:</w:t>
-      </w:r>
-      <w:r>
-        <w:t xml:space="preserve"> </w:t>
-      </w:r>
-      <w:r>
         <w:t xml:space="preserve">AI</w:t>
       </w:r>
     </w:p>
@@ -6241,193 +6787,92 @@
         <w:pStyle w:val="BodyText"/>
       </w:pPr>
       <w:r>
-        <w:t xml:space="preserve">BOB-227 measured 3 of 4 artifacts of the CM-LAN-ROUTES-AUTHENTICATED gate untracked in git; criterion 1 (commit them) was already resolved by an unrelated prior commit before this session, closed 2026-09-23. Criterion 2 was NOT addressed:</w:t>
-      </w:r>
-      <w:r>
-        <w:t xml:space="preserve"> </w:t>
-      </w:r>
-      <w:r>
-        <w:t xml:space="preserve">‘a gate asserting that every executable a pre-build invariant invokes is itself tracked’</w:t>
-      </w:r>
-      <w:r>
-        <w:t xml:space="preserve"> </w:t>
-      </w:r>
-      <w:r>
-        <w:t xml:space="preserve">– a general mechanism preventing this whole CLASS of defect (a pre-build gate’s own implementation files shipping untracked, invisible to a fresh clone, no committed baseline for round-over-round diffs) from recurring for ANY future gate, not merely this one. ACCEPTANCE: (1) enumerate every file path scripts/pre_build_verification.sh invokes (via bash/timeout/python3 calls to scripts under scripts/pre_build/, plus every tests/pre_build/</w:t>
-      </w:r>
-      <w:r>
-        <w:rPr>
-          <w:i/>
-          <w:iCs/>
-        </w:rPr>
-        <w:t xml:space="preserve">.sh and tests/hooks/</w:t>
-      </w:r>
-      <w:r>
-        <w:t xml:space="preserve">.sh it runs) – likely via a static grep/parse of pre_build_verification.sh itself, or a runtime trace; (2) assert every one of those paths is git-tracked (git ls-files –error-unmatch); (3) wire this as a new pre-build invariant so a future untracked gate implementation is caught immediately, not discovered independently weeks later; (4) a RED test creating an untracked fake gate-invocation target and asserting the new check fails on it, GREEN once the mechanism exists and the fake target is either removed or tracked.</w:t>
+        <w:t xml:space="preserve">WHAT: CM-GATE-LEDGER-RATCHET (§11.4.227(A)) FAILED the pre-build sweep during this session’s batch-15 commit attempt: unimplemented=414 exceeds the checked-in baseline=403 in constitution/scripts/gates/gate_ledger_baseline.txt. This is a HARD, blocking FAIL (unlike the other gate findings surfaced in the same sweep, which are all explicitly ADVISORY/non-blocking per §11.4.234).</w:t>
+      </w:r>
+    </w:p>
+    <w:p>
+      <w:pPr>
+        <w:pStyle w:val="BodyText"/>
+      </w:pPr>
+      <w:r>
+        <w:t xml:space="preserve">INVESTIGATION (§11.4.102): the four newest anchors this session’s constitution pull brought in (§11.4.268 tamper-evident evidence chain, §11.4.269 critic/consensus advisory-only ban, §11.4.270 dependency-existence-verdict register, §11.4.271 waiver mechanism) were checked FIRST as the likely cause, since they are the most recently landed (2026-08-26) and each names several recommended mechanism gates in its own text. RULED OUT: every one of those gates’ names (CM-CRITIC-CONSENSUS-ADVISORY-ONLY, CM-DEPENDENCY-EXISTENCE-VERDICT-REGISTER, CM-EVIDENCE-CHAIN-ANCHOR-CATCHES-RECOMPUTE-AND-TRUNCATION, CM-EVIDENCE-CHAIN-DELETE-REORDER-DETECTED, CM-EVIDENCE-CHAIN-INCOMPLETE-VERIFICATION-REFUSES, CM-WAIVER-ROSTERED-EXPIRY-TRACKED) is already correctly registered DEFERRED against an OWED-GATE-NNN tracked item, and each anchor’s own §11.4.227(B) propagation gate is IMPLEMENTED. So this batch of new anchors did NOT introduce the ratchet violation.</w:t>
+      </w:r>
+    </w:p>
+    <w:p>
+      <w:pPr>
+        <w:pStyle w:val="BodyText"/>
+      </w:pPr>
+      <w:r>
+        <w:t xml:space="preserve">The full ledger run (docs/qa/BOB-237/unimplemented_gates_snapshot_20260925.txt, 414 lines, captured verbatim from</w:t>
+      </w:r>
+      <w:r>
+        <w:t xml:space="preserve"> </w:t>
+      </w:r>
+      <w:r>
+        <w:rPr>
+          <w:rStyle w:val="VerbatimChar"/>
+        </w:rPr>
+        <w:t xml:space="preserve">bash constitution/scripts/gates/cm_gate_ledger_ratchet.sh</w:t>
+      </w:r>
+      <w:r>
+        <w:t xml:space="preserve">) shows the total current state is 414 UNIMPLEMENTED + 121 IMPLEMENTED + 73 DEFERRED. The checked-in baseline (403) was last legitimately bumped by commit 34e42f0 (</w:t>
+      </w:r>
+      <w:r>
+        <w:t xml:space="preserve">“cite the §11.4.209 gate rename, bump baseline 397-&gt;403”</w:t>
+      </w:r>
+      <w:r>
+        <w:t xml:space="preserve">) — some point after that, the unimplemented count grew to 414 (11 more) without a matching baseline bump or deferral registration for the newly-named gates, across one or more subsequent anchor-landing rounds in the constitution submodule. This is accumulated UNIVERSAL governance-corpus debt, not something introduced by any boba-side edit in this session (confirmed:</w:t>
+      </w:r>
+      <w:r>
+        <w:t xml:space="preserve"> </w:t>
+      </w:r>
+      <w:r>
+        <w:rPr>
+          <w:rStyle w:val="VerbatimChar"/>
+        </w:rPr>
+        <w:t xml:space="preserve">git diff eba38e8..HEAD -- constitution/scripts/gates/gate_ledger_baseline.txt</w:t>
+      </w:r>
+      <w:r>
+        <w:t xml:space="preserve"> </w:t>
+      </w:r>
+      <w:r>
+        <w:t xml:space="preserve">inside the constitution submodule is empty — the baseline file itself was never touched across the two merges this session performed).</w:t>
+      </w:r>
+    </w:p>
+    <w:p>
+      <w:pPr>
+        <w:pStyle w:val="BodyText"/>
+      </w:pPr>
+      <w:r>
+        <w:t xml:space="preserve">WHY DEFERRED RATHER THAN FIXED HERE: identifying which of the 414 unimplemented names are the specific 11 that pushed past baseline, and then either implementing 11 gates’ worth of real UNIVERSAL gate-code or registering 11 proper OWED-GATE-NNN deferrals with tracked-item citations, is itself real engineering work scoped to the constitution submodule (universal, not project-specific per §11.4.17) — it is not a boba-project fix and doing it hastily mid-session, unrelated to this session’s actual mandate (Jackett incorporation + backlog triage), risks exactly the kind of rushed, unreviewed governance-corpus edit §11.4.209’s Fable-xhigh review requirement exists to prevent.</w:t>
+      </w:r>
+    </w:p>
+    <w:p>
+      <w:pPr>
+        <w:pStyle w:val="BodyText"/>
+      </w:pPr>
+      <w:r>
+        <w:t xml:space="preserve">ACCEPTANCE: (1) a future session (or the constitution’s own maintainers) triages the 414-line snapshot against the 403 baseline to identify the specific unaccounted gate names; (2) each is either implemented, registered as a proper OWED-GATE-NNN deferral, or (if genuinely retired) cited in constitution/scripts/gates/gate_ledger_removals.tsv; (3) the constitution submodule’s baseline is re-bumped with a citation once accounted, following the same pattern as commit 34e42f0; (4) boba’s own pinned constitution pointer is then re-synced and this item closed with the passing CM-GATE-LEDGER-RATCHET re-run as evidence.</w:t>
+      </w:r>
+    </w:p>
+    <w:p>
+      <w:pPr>
+        <w:pStyle w:val="BodyText"/>
+      </w:pPr>
+      <w:r>
+        <w:t xml:space="preserve">DISPOSITION FOR THIS SESSION’S COMMIT: per §11.4.234(D) (the commit/push mechanism MUST always be able to complete; a failing gate is skippable ONLY via an explicit recorded deferral flag, with the skip recorded in the commit message so the debt stays tracked, never forgotten), this session’s batch-15 commit used the sanctioned skip (BOBA_SYNC_SKIP_CI=1), citing this tracked item BOB-237, rather than silently bypassing or spending unbounded effort resolving an inherited universal-corpus debt mid-session.</w:t>
+      </w:r>
+    </w:p>
+    <w:p>
+      <w:pPr>
+        <w:pStyle w:val="BodyText"/>
+      </w:pPr>
+      <w:r>
+        <w:t xml:space="preserve">DISCOVERY CHANNEL (§11.4.238): found by boba’s own pre-build sweep (scripts/pre_build_verification.sh, invariant 38/57) during a routine session commit — the automated gate itself is the discoverer, exactly as §11.4.238 requires.</w:t>
       </w:r>
     </w:p>
     <w:bookmarkEnd w:id="58"/>
-    <w:bookmarkStart w:id="59" w:name="X68401656044b7ac5bb097b40e103b7decb23a62"/>
-    <w:p>
-      <w:pPr>
-        <w:pStyle w:val="Heading2"/>
-      </w:pPr>
-      <w:r>
-        <w:t xml:space="preserve">BOB-234 — tests/integration/test_merge_api.py mutating-route tests send no API token, so 10 of them FAIL with HTTP 401 against the live token-armed merge service</w:t>
-      </w:r>
-    </w:p>
-    <w:p>
-      <w:pPr>
-        <w:pStyle w:val="FirstParagraph"/>
-      </w:pPr>
-      <w:r>
-        <w:rPr>
-          <w:b/>
-          <w:bCs/>
-        </w:rPr>
-        <w:t xml:space="preserve">Status:</w:t>
-      </w:r>
-      <w:r>
-        <w:t xml:space="preserve"> </w:t>
-      </w:r>
-      <w:r>
-        <w:t xml:space="preserve">Queued</w:t>
-      </w:r>
-      <w:r>
-        <w:t xml:space="preserve"> </w:t>
-      </w:r>
-      <w:r>
-        <w:rPr>
-          <w:b/>
-          <w:bCs/>
-        </w:rPr>
-        <w:t xml:space="preserve">Type:</w:t>
-      </w:r>
-      <w:r>
-        <w:t xml:space="preserve"> </w:t>
-      </w:r>
-      <w:r>
-        <w:t xml:space="preserve">Bug</w:t>
-      </w:r>
-      <w:r>
-        <w:t xml:space="preserve"> </w:t>
-      </w:r>
-      <w:r>
-        <w:rPr>
-          <w:b/>
-          <w:bCs/>
-        </w:rPr>
-        <w:t xml:space="preserve">Created-By:</w:t>
-      </w:r>
-      <w:r>
-        <w:t xml:space="preserve"> </w:t>
-      </w:r>
-      <w:r>
-        <w:t xml:space="preserve">Claude</w:t>
-      </w:r>
-    </w:p>
-    <w:p>
-      <w:pPr>
-        <w:pStyle w:val="BodyText"/>
-      </w:pPr>
-      <w:r>
-        <w:t xml:space="preserve">Found 2026-09-23 while remediating BOB-192: after the fail-open skips were fixed, the live run of tests/integration/test_merge_api.py gave 10 x HTTP 401 (hooks x5, magnet x3, download x2). The running merge service has BOBA_API_TOKEN set (BOB-197 mandatory auth guard), so POST /api/v1/magnet etc. answer 401</w:t>
-      </w:r>
-      <w:r>
-        <w:t xml:space="preserve"> </w:t>
-      </w:r>
-      <w:r>
-        <w:t xml:space="preserve">‘valid API token required’</w:t>
-      </w:r>
-      <w:r>
-        <w:t xml:space="preserve">; the tests build requests without the Authorization header. Each failing assert precedes any line BOB-192 changed, so HEAD fails identically: these tests were previously masked or never run against an armed service. Fix: the integration fixtures must read BOBA_API_TOKEN (env or .env, never printed, §11.4.10) and send it; when no token is available and the service demands one, FAIL loudly rather than skip. RED-first: local http.server fixture answering 401 without the header.</w:t>
-      </w:r>
-    </w:p>
     <w:bookmarkEnd w:id="59"/>
-    <w:bookmarkStart w:id="60" w:name="X7b2cc241a208243e840ca8a91ad9fd59e1abc42"/>
-    <w:p>
-      <w:pPr>
-        <w:pStyle w:val="Heading2"/>
-      </w:pPr>
-      <w:r>
-        <w:t xml:space="preserve">BOB-235 — Live kinozal credential test reports authenticated=False, status=</w:t>
-      </w:r>
-      <w:r>
-        <w:t xml:space="preserve">‘empty’</w:t>
-      </w:r>
-      <w:r>
-        <w:t xml:space="preserve">, error=’’ — cause UNKNOWN</w:t>
-      </w:r>
-    </w:p>
-    <w:p>
-      <w:pPr>
-        <w:pStyle w:val="FirstParagraph"/>
-      </w:pPr>
-      <w:r>
-        <w:rPr>
-          <w:b/>
-          <w:bCs/>
-        </w:rPr>
-        <w:t xml:space="preserve">Status:</w:t>
-      </w:r>
-      <w:r>
-        <w:t xml:space="preserve"> </w:t>
-      </w:r>
-      <w:r>
-        <w:t xml:space="preserve">Queued</w:t>
-      </w:r>
-      <w:r>
-        <w:t xml:space="preserve"> </w:t>
-      </w:r>
-      <w:r>
-        <w:rPr>
-          <w:b/>
-          <w:bCs/>
-        </w:rPr>
-        <w:t xml:space="preserve">Type:</w:t>
-      </w:r>
-      <w:r>
-        <w:t xml:space="preserve"> </w:t>
-      </w:r>
-      <w:r>
-        <w:t xml:space="preserve">Bug</w:t>
-      </w:r>
-      <w:r>
-        <w:t xml:space="preserve"> </w:t>
-      </w:r>
-      <w:r>
-        <w:rPr>
-          <w:b/>
-          <w:bCs/>
-        </w:rPr>
-        <w:t xml:space="preserve">Created-By:</w:t>
-      </w:r>
-      <w:r>
-        <w:t xml:space="preserve"> </w:t>
-      </w:r>
-      <w:r>
-        <w:t xml:space="preserve">Claude</w:t>
-      </w:r>
-    </w:p>
-    <w:p>
-      <w:pPr>
-        <w:pStyle w:val="BodyText"/>
-      </w:pPr>
-      <w:r>
-        <w:t xml:space="preserve">Found 2026-09-23 running tests/integration/test_tracker_auth_live.py against the live stack after BOB-192: test_private_tracker_credentials_authenticate[kinozal] fails with authenticated=False status=</w:t>
-      </w:r>
-      <w:r>
-        <w:t xml:space="preserve">‘empty’</w:t>
-      </w:r>
-      <w:r>
-        <w:t xml:space="preserve"> </w:t>
-      </w:r>
-      <w:r>
-        <w:t xml:space="preserve">error=’’. UNKNOWN whether this is expired cookies/credentials, tracker-side bot protection, or a plugin/parse regression (compare BOB-176/BOB-178 which touched the kinozal path and BOB-172 for rutracker). Needs systematic-debugging: capture the raw login response classification, distinguish credential failure from empty parse, and only then decide fix vs operator action (credential refresh is an operator step, §11.4.10). Not to be re-skipped: the test verdict is genuine.</w:t>
-      </w:r>
-    </w:p>
-    <w:bookmarkEnd w:id="60"/>
-    <w:bookmarkEnd w:id="61"/>
     <w:sectPr>
       <w:footnotePr>
         <w:numRestart w:val="eachSect"/>

--- a/docs/Issues.docx
+++ b/docs/Issues.docx
@@ -2,7 +2,7 @@
 <file path=word/document.xml><?xml version="1.0" encoding="utf-8"?>
 <w:document xmlns:w="http://schemas.openxmlformats.org/wordprocessingml/2006/main" xmlns:m="http://schemas.openxmlformats.org/officeDocument/2006/math" xmlns:r="http://schemas.openxmlformats.org/officeDocument/2006/relationships" xmlns:o="urn:schemas-microsoft-com:office:office" xmlns:v="urn:schemas-microsoft-com:vml" xmlns:w10="urn:schemas-microsoft-com:office:word" xmlns:a="http://schemas.openxmlformats.org/drawingml/2006/main" xmlns:pic="http://schemas.openxmlformats.org/drawingml/2006/picture" xmlns:wp="http://schemas.openxmlformats.org/drawingml/2006/wordprocessingDrawing">
   <w:body>
-    <w:bookmarkStart w:id="59" w:name="issues-open-workable-items"/>
+    <w:bookmarkStart w:id="57" w:name="issues-open-workable-items"/>
     <w:p>
       <w:pPr>
         <w:pStyle w:val="Heading1"/>
@@ -26,7 +26,7 @@
         <w:t xml:space="preserve"> </w:t>
       </w:r>
       <w:r>
-        <w:t xml:space="preserve">112</w:t>
+        <w:t xml:space="preserve">114</w:t>
       </w:r>
       <w:r>
         <w:t xml:space="preserve"> </w:t>
@@ -42,7 +42,7 @@
         <w:t xml:space="preserve"> </w:t>
       </w:r>
       <w:r>
-        <w:t xml:space="preserve">2026-09-25T08:49:56Z</w:t>
+        <w:t xml:space="preserve">2026-09-25T09:25:54Z</w:t>
       </w:r>
       <w:r>
         <w:t xml:space="preserve"> </w:t>
@@ -2611,641 +2611,7 @@
       </w:r>
     </w:p>
     <w:bookmarkEnd w:id="37"/>
-    <w:bookmarkStart w:id="38" w:name="Xfdd3340b9daf6a93f601ca43685e9e256edd096"/>
-    <w:p>
-      <w:pPr>
-        <w:pStyle w:val="Heading2"/>
-      </w:pPr>
-      <w:r>
-        <w:t xml:space="preserve">BOB-143 — Orphaned .worktrees/ dirs (46M, unresolvable gitdir) pollute gate scan scope and manufacture false BOB-126-class findings</w:t>
-      </w:r>
-    </w:p>
-    <w:p>
-      <w:pPr>
-        <w:pStyle w:val="FirstParagraph"/>
-      </w:pPr>
-      <w:r>
-        <w:rPr>
-          <w:b/>
-          <w:bCs/>
-        </w:rPr>
-        <w:t xml:space="preserve">Status:</w:t>
-      </w:r>
-      <w:r>
-        <w:t xml:space="preserve"> </w:t>
-      </w:r>
-      <w:r>
-        <w:t xml:space="preserve">Queued</w:t>
-      </w:r>
-      <w:r>
-        <w:t xml:space="preserve"> </w:t>
-      </w:r>
-      <w:r>
-        <w:rPr>
-          <w:b/>
-          <w:bCs/>
-        </w:rPr>
-        <w:t xml:space="preserve">Type:</w:t>
-      </w:r>
-      <w:r>
-        <w:t xml:space="preserve"> </w:t>
-      </w:r>
-      <w:r>
-        <w:t xml:space="preserve">Bug</w:t>
-      </w:r>
-      <w:r>
-        <w:t xml:space="preserve"> </w:t>
-      </w:r>
-      <w:r>
-        <w:rPr>
-          <w:b/>
-          <w:bCs/>
-        </w:rPr>
-        <w:t xml:space="preserve">Severity:</w:t>
-      </w:r>
-      <w:r>
-        <w:t xml:space="preserve"> </w:t>
-      </w:r>
-      <w:r>
-        <w:t xml:space="preserve">Medium</w:t>
-      </w:r>
-      <w:r>
-        <w:t xml:space="preserve"> </w:t>
-      </w:r>
-      <w:r>
-        <w:rPr>
-          <w:b/>
-          <w:bCs/>
-        </w:rPr>
-        <w:t xml:space="preserve">Created-By:</w:t>
-      </w:r>
-      <w:r>
-        <w:t xml:space="preserve"> </w:t>
-      </w:r>
-      <w:r>
-        <w:t xml:space="preserve">Claude</w:t>
-      </w:r>
-    </w:p>
-    <w:p>
-      <w:pPr>
-        <w:pStyle w:val="BodyText"/>
-      </w:pPr>
-      <w:r>
-        <w:rPr>
-          <w:b/>
-          <w:bCs/>
-        </w:rPr>
-        <w:t xml:space="preserve">Reported-Via:</w:t>
-      </w:r>
-      <w:r>
-        <w:t xml:space="preserve"> </w:t>
-      </w:r>
-      <w:r>
-        <w:t xml:space="preserve">§11.4.202 reporting directive</w:t>
-      </w:r>
-      <w:r>
-        <w:t xml:space="preserve"> </w:t>
-      </w:r>
-      <w:r>
-        <w:rPr>
-          <w:rStyle w:val="VerbatimChar"/>
-        </w:rPr>
-        <w:t xml:space="preserve">bug</w:t>
-      </w:r>
-      <w:r>
-        <w:t xml:space="preserve"> </w:t>
-      </w:r>
-      <w:r>
-        <w:t xml:space="preserve">on 2026-08-20T15:08:18Z</w:t>
-      </w:r>
-      <w:r>
-        <w:t xml:space="preserve"> </w:t>
-      </w:r>
-      <w:r>
-        <w:rPr>
-          <w:b/>
-          <w:bCs/>
-        </w:rPr>
-        <w:t xml:space="preserve">Reported-By:</w:t>
-      </w:r>
-      <w:r>
-        <w:t xml:space="preserve"> </w:t>
-      </w:r>
-      <w:r>
-        <w:t xml:space="preserve">Claude</w:t>
-      </w:r>
-    </w:p>
-    <w:p>
-      <w:pPr>
-        <w:pStyle w:val="BodyText"/>
-      </w:pPr>
-      <w:r>
-        <w:rPr>
-          <w:b/>
-          <w:bCs/>
-        </w:rPr>
-        <w:t xml:space="preserve">What (the report, verbatim):</w:t>
-      </w:r>
-      <w:r>
-        <w:t xml:space="preserve"> </w:t>
-      </w:r>
-      <w:r>
-        <w:rPr>
-          <w:rStyle w:val="VerbatimChar"/>
-        </w:rPr>
-        <w:t xml:space="preserve">.worktrees/ci-split-workflows/</w:t>
-      </w:r>
-      <w:r>
-        <w:t xml:space="preserve"> </w:t>
-      </w:r>
-      <w:r>
-        <w:t xml:space="preserve">(13M) and</w:t>
-      </w:r>
-      <w:r>
-        <w:t xml:space="preserve"> </w:t>
-      </w:r>
-      <w:r>
-        <w:rPr>
-          <w:rStyle w:val="VerbatimChar"/>
-        </w:rPr>
-        <w:t xml:space="preserve">.worktrees/completion-initiative-phase-0/</w:t>
-      </w:r>
-      <w:r>
-        <w:t xml:space="preserve"> </w:t>
-      </w:r>
-      <w:r>
-        <w:t xml:space="preserve">(33M) are ORPHANED:</w:t>
-      </w:r>
-      <w:r>
-        <w:t xml:space="preserve"> </w:t>
-      </w:r>
-      <w:r>
-        <w:rPr>
-          <w:rStyle w:val="VerbatimChar"/>
-        </w:rPr>
-        <w:t xml:space="preserve">git worktree list</w:t>
-      </w:r>
-      <w:r>
-        <w:t xml:space="preserve"> </w:t>
-      </w:r>
-      <w:r>
-        <w:t xml:space="preserve">reports only the main checkout, so neither is</w:t>
-      </w:r>
-      <w:r>
-        <w:t xml:space="preserve"> </w:t>
-      </w:r>
-      <w:r>
-        <w:t xml:space="preserve">a registered worktree. Each contains a</w:t>
-      </w:r>
-      <w:r>
-        <w:t xml:space="preserve"> </w:t>
-      </w:r>
-      <w:r>
-        <w:rPr>
-          <w:rStyle w:val="VerbatimChar"/>
-        </w:rPr>
-        <w:t xml:space="preserve">.git</w:t>
-      </w:r>
-      <w:r>
-        <w:t xml:space="preserve"> </w:t>
-      </w:r>
-      <w:r>
-        <w:t xml:space="preserve">POINTER FILE whose target gitdir no</w:t>
-      </w:r>
-      <w:r>
-        <w:t xml:space="preserve"> </w:t>
-      </w:r>
-      <w:r>
-        <w:t xml:space="preserve">longer exists, so git cannot resolve HEAD, branch, or status inside them – every</w:t>
-      </w:r>
-      <w:r>
-        <w:t xml:space="preserve"> </w:t>
-      </w:r>
-      <w:r>
-        <w:t xml:space="preserve">query returns empty.</w:t>
-      </w:r>
-    </w:p>
-    <w:p>
-      <w:pPr>
-        <w:pStyle w:val="BodyText"/>
-      </w:pPr>
-      <w:r>
-        <w:t xml:space="preserve">They are gitignored (.gitignore:122), so nothing tracks them and nothing will ever</w:t>
-      </w:r>
-      <w:r>
-        <w:t xml:space="preserve"> </w:t>
-      </w:r>
-      <w:r>
-        <w:t xml:space="preserve">notice them drifting.</w:t>
-      </w:r>
-    </w:p>
-    <w:p>
-      <w:pPr>
-        <w:pStyle w:val="BodyText"/>
-      </w:pPr>
-      <w:r>
-        <w:t xml:space="preserve">WHY THIS IS NOT COSMETIC: they pollute the scan scope of whole-tree gates and</w:t>
-      </w:r>
-      <w:r>
-        <w:t xml:space="preserve"> </w:t>
-      </w:r>
-      <w:r>
-        <w:t xml:space="preserve">manufacture false findings. Measured 2026-08-20 by the §11.4.32 sweep:</w:t>
-      </w:r>
-    </w:p>
-    <w:p>
-      <w:pPr>
-        <w:pStyle w:val="Compact"/>
-        <w:numPr>
-          <w:ilvl w:val="0"/>
-          <w:numId w:val="1001"/>
-        </w:numPr>
-      </w:pPr>
-      <w:r>
-        <w:rPr>
-          <w:rStyle w:val="VerbatimChar"/>
-        </w:rPr>
-        <w:t xml:space="preserve">cm_test_mock_pid_explicit_int</w:t>
-      </w:r>
-      <w:r>
-        <w:t xml:space="preserve"> </w:t>
-      </w:r>
-      <w:r>
-        <w:t xml:space="preserve">reported 2 violations at</w:t>
-      </w:r>
-      <w:r>
-        <w:t xml:space="preserve"> </w:t>
-      </w:r>
-      <w:r>
-        <w:t xml:space="preserve">tests/unit/merge_service/test_deadline_tunable.py:44 – BOTH inside these</w:t>
-      </w:r>
-      <w:r>
-        <w:t xml:space="preserve"> </w:t>
-      </w:r>
-      <w:r>
-        <w:t xml:space="preserve">orphaned trees. The MAIN tree’s copy of that file is already hardened (it sets</w:t>
-      </w:r>
-      <w:r>
-        <w:t xml:space="preserve"> </w:t>
-      </w:r>
-      <w:r>
-        <w:rPr>
-          <w:rStyle w:val="VerbatimChar"/>
-        </w:rPr>
-        <w:t xml:space="preserve">mock.pid = 12345</w:t>
-      </w:r>
-      <w:r>
-        <w:t xml:space="preserve"> </w:t>
-      </w:r>
-      <w:r>
-        <w:t xml:space="preserve">and patches os.killpg/os.getpgid) and passes the gate</w:t>
-      </w:r>
-      <w:r>
-        <w:t xml:space="preserve"> </w:t>
-      </w:r>
-      <w:r>
-        <w:t xml:space="preserve">cleanly. The finding read as a live §11.4.263 / BOB-126-class defect and was</w:t>
-      </w:r>
-      <w:r>
-        <w:t xml:space="preserve"> </w:t>
-      </w:r>
-      <w:r>
-        <w:t xml:space="preserve">not one.</w:t>
-      </w:r>
-    </w:p>
-    <w:p>
-      <w:pPr>
-        <w:pStyle w:val="Compact"/>
-        <w:numPr>
-          <w:ilvl w:val="0"/>
-          <w:numId w:val="1001"/>
-        </w:numPr>
-      </w:pPr>
-      <w:r>
-        <w:t xml:space="preserve">6 of the 57</w:t>
-      </w:r>
-      <w:r>
-        <w:t xml:space="preserve"> </w:t>
-      </w:r>
-      <w:r>
-        <w:t xml:space="preserve">“missing anchor carrier”</w:t>
-      </w:r>
-      <w:r>
-        <w:t xml:space="preserve"> </w:t>
-      </w:r>
-      <w:r>
-        <w:t xml:space="preserve">files flagged by the propagation gates</w:t>
-      </w:r>
-      <w:r>
-        <w:t xml:space="preserve"> </w:t>
-      </w:r>
-      <w:r>
-        <w:t xml:space="preserve">were likewise</w:t>
-      </w:r>
-      <w:r>
-        <w:t xml:space="preserve"> </w:t>
-      </w:r>
-      <w:r>
-        <w:rPr>
-          <w:rStyle w:val="VerbatimChar"/>
-        </w:rPr>
-        <w:t xml:space="preserve">.worktrees/**</w:t>
-      </w:r>
-      <w:r>
-        <w:t xml:space="preserve">.</w:t>
-      </w:r>
-    </w:p>
-    <w:p>
-      <w:pPr>
-        <w:pStyle w:val="FirstParagraph"/>
-      </w:pPr>
-      <w:r>
-        <w:t xml:space="preserve">That is the §11.4.201(1) false-positive shape sourced from scan scope, and it costs</w:t>
-      </w:r>
-      <w:r>
-        <w:t xml:space="preserve"> </w:t>
-      </w:r>
-      <w:r>
-        <w:t xml:space="preserve">real investigation time: a reader triaging</w:t>
-      </w:r>
-      <w:r>
-        <w:t xml:space="preserve"> </w:t>
-      </w:r>
-      <w:r>
-        <w:t xml:space="preserve">“2 live BOB-126 violations”</w:t>
-      </w:r>
-      <w:r>
-        <w:t xml:space="preserve"> </w:t>
-      </w:r>
-      <w:r>
-        <w:t xml:space="preserve">reasonably</w:t>
-      </w:r>
-      <w:r>
-        <w:t xml:space="preserve"> </w:t>
-      </w:r>
-      <w:r>
-        <w:t xml:space="preserve">treats it as a host-safety emergency.</w:t>
-      </w:r>
-    </w:p>
-    <w:p>
-      <w:pPr>
-        <w:pStyle w:val="BodyText"/>
-      </w:pPr>
-      <w:r>
-        <w:t xml:space="preserve">CLARIFICATION (established during triage, so the record is not alarming):</w:t>
-      </w:r>
-      <w:r>
-        <w:t xml:space="preserve"> </w:t>
-      </w:r>
-      <w:r>
-        <w:t xml:space="preserve">these trees are NOT a kill(-1) vector. Their</w:t>
-      </w:r>
-      <w:r>
-        <w:t xml:space="preserve"> </w:t>
-      </w:r>
-      <w:r>
-        <w:rPr>
-          <w:rStyle w:val="VerbatimChar"/>
-        </w:rPr>
-        <w:t xml:space="preserve">download-proxy/src/merge_service/ search.py</w:t>
-      </w:r>
-      <w:r>
-        <w:t xml:space="preserve"> </w:t>
-      </w:r>
-      <w:r>
-        <w:t xml:space="preserve">contains ZERO</w:t>
-      </w:r>
-      <w:r>
-        <w:t xml:space="preserve"> </w:t>
-      </w:r>
-      <w:r>
-        <w:rPr>
-          <w:rStyle w:val="VerbatimChar"/>
-        </w:rPr>
-        <w:t xml:space="preserve">os.killpg</w:t>
-      </w:r>
-      <w:r>
-        <w:t xml:space="preserve"> </w:t>
-      </w:r>
-      <w:r>
-        <w:t xml:space="preserve">calls – they predate that cleanup code</w:t>
-      </w:r>
-      <w:r>
-        <w:t xml:space="preserve"> </w:t>
-      </w:r>
-      <w:r>
-        <w:t xml:space="preserve">entirely – so there is no unguarded signal call to reach. Additionally</w:t>
-      </w:r>
-      <w:r>
-        <w:t xml:space="preserve"> </w:t>
-      </w:r>
-      <w:r>
-        <w:rPr>
-          <w:rStyle w:val="VerbatimChar"/>
-        </w:rPr>
-        <w:t xml:space="preserve">pyproject.toml</w:t>
-      </w:r>
-      <w:r>
-        <w:t xml:space="preserve"> </w:t>
-      </w:r>
-      <w:r>
-        <w:t xml:space="preserve">sets</w:t>
-      </w:r>
-      <w:r>
-        <w:t xml:space="preserve"> </w:t>
-      </w:r>
-      <w:r>
-        <w:rPr>
-          <w:rStyle w:val="VerbatimChar"/>
-        </w:rPr>
-        <w:t xml:space="preserve">testpaths = ["tests"]</w:t>
-      </w:r>
-      <w:r>
-        <w:t xml:space="preserve">, so a plain</w:t>
-      </w:r>
-      <w:r>
-        <w:t xml:space="preserve"> </w:t>
-      </w:r>
-      <w:r>
-        <w:rPr>
-          <w:rStyle w:val="VerbatimChar"/>
-        </w:rPr>
-        <w:t xml:space="preserve">pytest</w:t>
-      </w:r>
-      <w:r>
-        <w:t xml:space="preserve"> </w:t>
-      </w:r>
-      <w:r>
-        <w:t xml:space="preserve">run does not</w:t>
-      </w:r>
-      <w:r>
-        <w:t xml:space="preserve"> </w:t>
-      </w:r>
-      <w:r>
-        <w:t xml:space="preserve">collect from</w:t>
-      </w:r>
-      <w:r>
-        <w:t xml:space="preserve"> </w:t>
-      </w:r>
-      <w:r>
-        <w:rPr>
-          <w:rStyle w:val="VerbatimChar"/>
-        </w:rPr>
-        <w:t xml:space="preserve">.worktrees/</w:t>
-      </w:r>
-      <w:r>
-        <w:t xml:space="preserve">. No host-safety risk was found. The defect is</w:t>
-      </w:r>
-      <w:r>
-        <w:t xml:space="preserve"> </w:t>
-      </w:r>
-      <w:r>
-        <w:t xml:space="preserve">scan-scope noise plus 46M of unreferenced disk.</w:t>
-      </w:r>
-    </w:p>
-    <w:p>
-      <w:pPr>
-        <w:pStyle w:val="BodyText"/>
-      </w:pPr>
-      <w:r>
-        <w:t xml:space="preserve">WHY REMOVAL IS NOT DONE AUTONOMOUSLY (§11.4.122 / §11.4.124 / §11.4.101): because</w:t>
-      </w:r>
-      <w:r>
-        <w:t xml:space="preserve"> </w:t>
-      </w:r>
-      <w:r>
-        <w:t xml:space="preserve">git cannot resolve their HEAD, it is NOT possible to prove their contents are</w:t>
-      </w:r>
-      <w:r>
-        <w:t xml:space="preserve"> </w:t>
-      </w:r>
-      <w:r>
-        <w:t xml:space="preserve">merged into main. Deleting unprovable-provenance work is exactly the irreversible,</w:t>
-      </w:r>
-      <w:r>
-        <w:t xml:space="preserve"> </w:t>
-      </w:r>
-      <w:r>
-        <w:t xml:space="preserve">operator-owned decision §11.4.122 reserves. Two options for the operator:</w:t>
-      </w:r>
-      <w:r>
-        <w:t xml:space="preserve"> </w:t>
-      </w:r>
-      <w:r>
-        <w:t xml:space="preserve">(a) confirm removal (they are stale dev scratch dirs) – reversible only from</w:t>
-      </w:r>
-      <w:r>
-        <w:t xml:space="preserve"> </w:t>
-      </w:r>
-      <w:r>
-        <w:t xml:space="preserve">backup, so a §9.2 pre-op backup should precede it; or</w:t>
-      </w:r>
-      <w:r>
-        <w:t xml:space="preserve"> </w:t>
-      </w:r>
-      <w:r>
-        <w:t xml:space="preserve">(b) keep them and add</w:t>
-      </w:r>
-      <w:r>
-        <w:t xml:space="preserve"> </w:t>
-      </w:r>
-      <w:r>
-        <w:rPr>
-          <w:rStyle w:val="VerbatimChar"/>
-        </w:rPr>
-        <w:t xml:space="preserve">.worktrees/</w:t>
-      </w:r>
-      <w:r>
-        <w:t xml:space="preserve"> </w:t>
-      </w:r>
-      <w:r>
-        <w:t xml:space="preserve">to the gate scan-scope exclusion list as a</w:t>
-      </w:r>
-      <w:r>
-        <w:t xml:space="preserve"> </w:t>
-      </w:r>
-      <w:r>
-        <w:t xml:space="preserve">§11.4.224(E)-fenced, checked-in, justified entry.</w:t>
-      </w:r>
-    </w:p>
-    <w:p>
-      <w:pPr>
-        <w:pStyle w:val="BodyText"/>
-      </w:pPr>
-      <w:r>
-        <w:t xml:space="preserve">Either way the exclusion list is the cheaper immediate mitigation and does not</w:t>
-      </w:r>
-      <w:r>
-        <w:t xml:space="preserve"> </w:t>
-      </w:r>
-      <w:r>
-        <w:t xml:space="preserve">destroy anything.</w:t>
-      </w:r>
-    </w:p>
-    <w:p>
-      <w:pPr>
-        <w:pStyle w:val="BodyText"/>
-      </w:pPr>
-      <w:r>
-        <w:rPr>
-          <w:b/>
-          <w:bCs/>
-        </w:rPr>
-        <w:t xml:space="preserve">Affected scope / file-scope manifest:</w:t>
-      </w:r>
-      <w:r>
-        <w:t xml:space="preserve"> </w:t>
-      </w:r>
-      <w:r>
-        <w:t xml:space="preserve">.worktrees/ci-split-workflows/, .worktrees/completion-initiative-phase-0/, gate scan-scope config</w:t>
-      </w:r>
-    </w:p>
-    <w:p>
-      <w:pPr>
-        <w:pStyle w:val="BodyText"/>
-      </w:pPr>
-      <w:r>
-        <w:rPr>
-          <w:b/>
-          <w:bCs/>
-        </w:rPr>
-        <w:t xml:space="preserve">Reproduction / context:</w:t>
-      </w:r>
-      <w:r>
-        <w:t xml:space="preserve"> </w:t>
-      </w:r>
-      <w:r>
-        <w:t xml:space="preserve">git worktree list shows only the main checkout; git -C .worktrees/</w:t>
-      </w:r>
-    </w:p>
-    <w:p>
-      <w:pPr>
-        <w:pStyle w:val="BodyText"/>
-      </w:pPr>
-      <w:r>
-        <w:t xml:space="preserve">log -1 returns empty (gitdir target missing). Run the §11.4.32 sweep and observe cm_test_mock_pid_explicit_int report 2 violations, both under .worktrees/, while the main-tree file passes the same gate.</w:t>
-      </w:r>
-    </w:p>
-    <w:p>
-      <w:pPr>
-        <w:pStyle w:val="BodyText"/>
-      </w:pPr>
-      <w:r>
-        <w:rPr>
-          <w:b/>
-          <w:bCs/>
-        </w:rPr>
-        <w:t xml:space="preserve">Acceptance criteria:</w:t>
-      </w:r>
-      <w:r>
-        <w:t xml:space="preserve"> </w:t>
-      </w:r>
-      <w:r>
-        <w:t xml:space="preserve">Whole-tree gates no longer report findings sourced from orphaned worktrees: either the dirs are removed after operator confirmation with a §9.2 pre-op backup, or .worktrees/ is added to a checked-in §11.4.224(E)-fenced exclusion list with justification. Verify by re-running the sweep and confirming zero .worktrees-sourced findings.</w:t>
-      </w:r>
-    </w:p>
-    <w:bookmarkEnd w:id="38"/>
-    <w:bookmarkStart w:id="39" w:name="Xd4e7b7aa2a044188708e589616cf5e0f39e6c8b"/>
+    <w:bookmarkStart w:id="38" w:name="Xd4e7b7aa2a044188708e589616cf5e0f39e6c8b"/>
     <w:p>
       <w:pPr>
         <w:pStyle w:val="Heading2"/>
@@ -3473,14 +2839,288 @@
         <w:t xml:space="preserve">Either the gate is implemented and the 24 missing companions are written (the count becoming a monotone-decreasing ratchet so it cannot grow), or the obligation is explicitly scoped down to a defined subset with the reason recorded. What is NOT acceptable is the current state, where the rule is stated and nothing measures it.</w:t>
       </w:r>
     </w:p>
+    <w:bookmarkEnd w:id="38"/>
+    <w:bookmarkStart w:id="39" w:name="X4eb7fa62a55c794fdbfe8b5cada77e750187202"/>
+    <w:p>
+      <w:pPr>
+        <w:pStyle w:val="Heading2"/>
+      </w:pPr>
+      <w:r>
+        <w:t xml:space="preserve">BOB-159 — Warm ./start.sh over an already-running stack leaves the FR-004d repair window open</w:t>
+      </w:r>
+    </w:p>
+    <w:p>
+      <w:pPr>
+        <w:pStyle w:val="FirstParagraph"/>
+      </w:pPr>
+      <w:r>
+        <w:rPr>
+          <w:b/>
+          <w:bCs/>
+        </w:rPr>
+        <w:t xml:space="preserve">Status:</w:t>
+      </w:r>
+      <w:r>
+        <w:t xml:space="preserve"> </w:t>
+      </w:r>
+      <w:r>
+        <w:t xml:space="preserve">Queued</w:t>
+      </w:r>
+      <w:r>
+        <w:t xml:space="preserve"> </w:t>
+      </w:r>
+      <w:r>
+        <w:rPr>
+          <w:b/>
+          <w:bCs/>
+        </w:rPr>
+        <w:t xml:space="preserve">Type:</w:t>
+      </w:r>
+      <w:r>
+        <w:t xml:space="preserve"> </w:t>
+      </w:r>
+      <w:r>
+        <w:t xml:space="preserve">Bug</w:t>
+      </w:r>
+      <w:r>
+        <w:t xml:space="preserve"> </w:t>
+      </w:r>
+      <w:r>
+        <w:rPr>
+          <w:b/>
+          <w:bCs/>
+        </w:rPr>
+        <w:t xml:space="preserve">Severity:</w:t>
+      </w:r>
+      <w:r>
+        <w:t xml:space="preserve"> </w:t>
+      </w:r>
+      <w:r>
+        <w:t xml:space="preserve">Medium</w:t>
+      </w:r>
+      <w:r>
+        <w:t xml:space="preserve"> </w:t>
+      </w:r>
+      <w:r>
+        <w:rPr>
+          <w:b/>
+          <w:bCs/>
+        </w:rPr>
+        <w:t xml:space="preserve">Created-By:</w:t>
+      </w:r>
+      <w:r>
+        <w:t xml:space="preserve"> </w:t>
+      </w:r>
+      <w:r>
+        <w:t xml:space="preserve">T041 independent review (IMPORTANT-2), partially remediated</w:t>
+      </w:r>
+    </w:p>
+    <w:p>
+      <w:pPr>
+        <w:pStyle w:val="BodyText"/>
+      </w:pPr>
+      <w:r>
+        <w:rPr>
+          <w:b/>
+          <w:bCs/>
+        </w:rPr>
+        <w:t xml:space="preserve">OPERATOR DECISION (2026-08-26, §11.4.66): REPAIR, THEN RE-VERIFY UNTIL STABLE</w:t>
+      </w:r>
+    </w:p>
+    <w:p>
+      <w:pPr>
+        <w:pStyle w:val="BodyText"/>
+      </w:pPr>
+      <w:r>
+        <w:t xml:space="preserve">The warm ./start.sh path keeps running the ownership repair against a live stack, but walks, re-verifies, and repeats until a pass finds nothing new. Options not chosen: refuse the repair while the stack is up and direct the operator to –recreate; stop the stack on the warm path too (correct but ends</w:t>
+      </w:r>
+      <w:r>
+        <w:t xml:space="preserve"> </w:t>
+      </w:r>
+      <w:r>
+        <w:t xml:space="preserve">‘warm’</w:t>
+      </w:r>
+      <w:r>
+        <w:t xml:space="preserve">); accept and document the window. WHY THIS MATTERS MORE THAN A NORMAL ITEM: this is the exact defect the whole 002-user-owned-downloads feature exists to end. The –recreate path was already fixed to order precondition -&gt; down -&gt; repair -&gt; up so the walk sees a tree no container can write. The warm path was not, so a container can create a new non-owned file AFTER the repair has passed that directory — the ownership problem leaking back in through the other door. REQUIRED BY THE CHOSEN OPTION, and it is the hard part: the loop MUST be BOUNDED, and on giving up it MUST report honestly that ownership is UNPROVEN rather than silently exiting 0 (§11.4.201(6) — a loop that stops finding new files because it ran out of iterations returns the same quiet zero as a genuinely clean tree). An active download creating files faster than the walk completes is the realistic non-converging case and must be named in the give-up message.</w:t>
+      </w:r>
+    </w:p>
+    <w:p>
+      <w:pPr>
+        <w:pStyle w:val="BodyText"/>
+      </w:pPr>
+      <w:r>
+        <w:t xml:space="preserve">Recorded as consumer DATA per §11.4.35 — the operator’s stated choice, not an agent inference. Options not chosen are named so a future reader does not re-litigate a settled call.</w:t>
+      </w:r>
+    </w:p>
+    <w:p>
+      <w:pPr>
+        <w:pStyle w:val="BodyText"/>
+      </w:pPr>
+      <w:r>
+        <w:t xml:space="preserve">— prior item text follows —</w:t>
+      </w:r>
+    </w:p>
+    <w:p>
+      <w:pPr>
+        <w:pStyle w:val="BodyText"/>
+      </w:pPr>
+      <w:r>
+        <w:rPr>
+          <w:b/>
+          <w:bCs/>
+        </w:rPr>
+        <w:t xml:space="preserve">Reported-Via:</w:t>
+      </w:r>
+      <w:r>
+        <w:t xml:space="preserve"> </w:t>
+      </w:r>
+      <w:r>
+        <w:t xml:space="preserve">§11.4.202 reporting directive</w:t>
+      </w:r>
+      <w:r>
+        <w:t xml:space="preserve"> </w:t>
+      </w:r>
+      <w:r>
+        <w:rPr>
+          <w:rStyle w:val="VerbatimChar"/>
+        </w:rPr>
+        <w:t xml:space="preserve">bug</w:t>
+      </w:r>
+      <w:r>
+        <w:t xml:space="preserve"> </w:t>
+      </w:r>
+      <w:r>
+        <w:t xml:space="preserve">on 2026-08-21T19:01:17Z</w:t>
+      </w:r>
+      <w:r>
+        <w:t xml:space="preserve"> </w:t>
+      </w:r>
+      <w:r>
+        <w:rPr>
+          <w:b/>
+          <w:bCs/>
+        </w:rPr>
+        <w:t xml:space="preserve">Reported-By:</w:t>
+      </w:r>
+      <w:r>
+        <w:t xml:space="preserve"> </w:t>
+      </w:r>
+      <w:r>
+        <w:t xml:space="preserve">T041 independent review (IMPORTANT-2), partially remediated</w:t>
+      </w:r>
+    </w:p>
+    <w:p>
+      <w:pPr>
+        <w:pStyle w:val="BodyText"/>
+      </w:pPr>
+      <w:r>
+        <w:rPr>
+          <w:b/>
+          <w:bCs/>
+        </w:rPr>
+        <w:t xml:space="preserve">What (the report, verbatim):</w:t>
+      </w:r>
+      <w:r>
+        <w:t xml:space="preserve"> </w:t>
+      </w:r>
+      <w:r>
+        <w:t xml:space="preserve">The –recreate path was fixed this round: run_ownership_precondition -&gt; stack_down -&gt; run_ownership_repair -&gt; stack_up, so the repair walks a tree no container can write to. That ordering is now asserted behaviourally by three new checks in tests/unit/test_start_reload_recreate.sh, each killed by its paired 1.1 mutation (11/11 RED-OK).</w:t>
+      </w:r>
+    </w:p>
+    <w:p>
+      <w:pPr>
+        <w:pStyle w:val="BodyText"/>
+      </w:pPr>
+      <w:r>
+        <w:t xml:space="preserve">The WARM path is NOT covered by that fix and this item tracks the remainder. On a warm ./start.sh the gate runs before THIS invocation brings anything up, but if the stack is ALREADY running, containers write while the repair walks. A container can then create a new non-operator-owned file BEHIND the walk, after which the completion marker records complete over a tree that is not, and those stragglers are never repaired without a manual –force.</w:t>
+      </w:r>
+    </w:p>
+    <w:p>
+      <w:pPr>
+        <w:pStyle w:val="BodyText"/>
+      </w:pPr>
+      <w:r>
+        <w:t xml:space="preserve">BOUNDED, not dismissed: after any successful pass the marker is valid for the scope fingerprint and the repair short-circuits without walking (marker_is_valid), so the window requires a stale-or-absent marker AND a live stack together. Declaring a new scope entry re-arms the marker, which is exactly how that combination arises in practice.</w:t>
+      </w:r>
+    </w:p>
+    <w:p>
+      <w:pPr>
+        <w:pStyle w:val="BodyText"/>
+      </w:pPr>
+      <w:r>
+        <w:t xml:space="preserve">NOT DONE THIS ROUND, with the reason stated rather than hidden: the clean guard is a cheap marker-only probe mode on scripts/ownership_repair.sh that answers has-this-scope-been-repaired without walking the tree. The existing –dry-run cannot serve: it deliberately SKIPS the marker fast-path (FORCE=0 &amp;&amp; DRY_RUN=0 guard) and always walks, so using it as a warm-start probe would walk the tree twice on every start. Adding that mode requires editing ownership_repair.sh, which another stream was actively editing during this round; duplicating marker_is_valid into start.sh instead would be a near-identical fork (11.4.251). Deferred to this item rather than done unilaterally or silently.</w:t>
+      </w:r>
+    </w:p>
+    <w:p>
+      <w:pPr>
+        <w:pStyle w:val="BodyText"/>
+      </w:pPr>
+      <w:r>
+        <w:t xml:space="preserve">The misleading comment at the warm-start call site (which claimed the gate runs before any container writes) has been corrected to state this boundary honestly.</w:t>
+      </w:r>
+    </w:p>
+    <w:p>
+      <w:pPr>
+        <w:pStyle w:val="BodyText"/>
+      </w:pPr>
+      <w:r>
+        <w:rPr>
+          <w:b/>
+          <w:bCs/>
+        </w:rPr>
+        <w:t xml:space="preserve">Affected scope / file-scope manifest:</w:t>
+      </w:r>
+      <w:r>
+        <w:t xml:space="preserve"> </w:t>
+      </w:r>
+      <w:r>
+        <w:t xml:space="preserve">start.sh (warm-start dispatch, run_ownership_gate call site); scripts/ownership_repair.sh (marker fast-path)</w:t>
+      </w:r>
+    </w:p>
+    <w:p>
+      <w:pPr>
+        <w:pStyle w:val="BodyText"/>
+      </w:pPr>
+      <w:r>
+        <w:rPr>
+          <w:b/>
+          <w:bCs/>
+        </w:rPr>
+        <w:t xml:space="preserve">Reproduction / context:</w:t>
+      </w:r>
+      <w:r>
+        <w:t xml:space="preserve"> </w:t>
+      </w:r>
+      <w:r>
+        <w:t xml:space="preserve">1. Ensure the stack is UP. 2. Change config/owned_paths.yaml so the scope fingerprint changes (this re-arms the marker by design, data-model E2). 3. Run a warm ./start.sh (no –recreate). 4. The ownership repair walks and chowns the declared tree while containers are still running and able to write into it.</w:t>
+      </w:r>
+    </w:p>
+    <w:p>
+      <w:pPr>
+        <w:pStyle w:val="BodyText"/>
+      </w:pPr>
+      <w:r>
+        <w:rPr>
+          <w:b/>
+          <w:bCs/>
+        </w:rPr>
+        <w:t xml:space="preserve">Acceptance criteria:</w:t>
+      </w:r>
+      <w:r>
+        <w:t xml:space="preserve"> </w:t>
+      </w:r>
+      <w:r>
+        <w:t xml:space="preserve">A warm ./start.sh cannot complete an ownership repair while a container that writes to a declared location is running. Either the repair is deferred with an actionable refusal naming –recreate, or the stack is quiesced for the walk. Asserted behaviourally in tests/unit/test_start_reload_recreate.sh alongside the existing PRECONDITION_BEFORE_DOWN / REPAIR_AFTER_DOWN / REPAIR_BEFORE_UP checks, each with a paired 1.1 mutation that kills it.</w:t>
+      </w:r>
+    </w:p>
     <w:bookmarkEnd w:id="39"/>
-    <w:bookmarkStart w:id="40" w:name="X4eb7fa62a55c794fdbfe8b5cada77e750187202"/>
+    <w:bookmarkStart w:id="40" w:name="Xdfe56df3ad6e4265c2423708682177f6d23e044"/>
     <w:p>
       <w:pPr>
         <w:pStyle w:val="Heading2"/>
       </w:pPr>
       <w:r>
-        <w:t xml:space="preserve">BOB-159 — Warm ./start.sh over an already-running stack leaves the FR-004d repair window open</w:t>
+        <w:t xml:space="preserve">BOB-162 — Two new guards exist but no seam invokes them — plus the brownfield adoption decision the commit guard needs</w:t>
       </w:r>
     </w:p>
     <w:p>
@@ -3514,6 +3154,415 @@
         <w:t xml:space="preserve"> </w:t>
       </w:r>
       <w:r>
+        <w:t xml:space="preserve">Task</w:t>
+      </w:r>
+      <w:r>
+        <w:t xml:space="preserve"> </w:t>
+      </w:r>
+      <w:r>
+        <w:rPr>
+          <w:b/>
+          <w:bCs/>
+        </w:rPr>
+        <w:t xml:space="preserve">Severity:</w:t>
+      </w:r>
+      <w:r>
+        <w:t xml:space="preserve"> </w:t>
+      </w:r>
+      <w:r>
+        <w:t xml:space="preserve">Medium</w:t>
+      </w:r>
+      <w:r>
+        <w:t xml:space="preserve"> </w:t>
+      </w:r>
+      <w:r>
+        <w:rPr>
+          <w:b/>
+          <w:bCs/>
+        </w:rPr>
+        <w:t xml:space="preserve">Created-By:</w:t>
+      </w:r>
+      <w:r>
+        <w:t xml:space="preserve"> </w:t>
+      </w:r>
+      <w:r>
+        <w:t xml:space="preserve">BOB-106/BOB-107 remediation, residual</w:t>
+      </w:r>
+    </w:p>
+    <w:p>
+      <w:pPr>
+        <w:pStyle w:val="BodyText"/>
+      </w:pPr>
+      <w:r>
+        <w:rPr>
+          <w:b/>
+          <w:bCs/>
+        </w:rPr>
+        <w:t xml:space="preserve">Reported-Via:</w:t>
+      </w:r>
+      <w:r>
+        <w:t xml:space="preserve"> </w:t>
+      </w:r>
+      <w:r>
+        <w:t xml:space="preserve">§11.4.202 reporting directive</w:t>
+      </w:r>
+      <w:r>
+        <w:t xml:space="preserve"> </w:t>
+      </w:r>
+      <w:r>
+        <w:rPr>
+          <w:rStyle w:val="VerbatimChar"/>
+        </w:rPr>
+        <w:t xml:space="preserve">task</w:t>
+      </w:r>
+      <w:r>
+        <w:t xml:space="preserve"> </w:t>
+      </w:r>
+      <w:r>
+        <w:t xml:space="preserve">on 2026-08-21T19:35:02Z</w:t>
+      </w:r>
+      <w:r>
+        <w:t xml:space="preserve"> </w:t>
+      </w:r>
+      <w:r>
+        <w:rPr>
+          <w:b/>
+          <w:bCs/>
+        </w:rPr>
+        <w:t xml:space="preserve">Reported-By:</w:t>
+      </w:r>
+      <w:r>
+        <w:t xml:space="preserve"> </w:t>
+      </w:r>
+      <w:r>
+        <w:t xml:space="preserve">BOB-106/BOB-107 remediation, residual</w:t>
+      </w:r>
+    </w:p>
+    <w:p>
+      <w:pPr>
+        <w:pStyle w:val="BodyText"/>
+      </w:pPr>
+      <w:r>
+        <w:rPr>
+          <w:b/>
+          <w:bCs/>
+        </w:rPr>
+        <w:t xml:space="preserve">What (the report, verbatim):</w:t>
+      </w:r>
+      <w:r>
+        <w:t xml:space="preserve"> </w:t>
+      </w:r>
+      <w:r>
+        <w:t xml:space="preserve">The TESTS for both guards are now executed: pre-build invariant 30’s glob was extended from tests/unit + tests/pre_build to also cover tests/hooks. MEASURED before/after: the glob expanded to 27 suites with 0 under tests/hooks while 3 existed there; it now expands to 30 with 3 under tests/hooks. All three pass.</w:t>
+      </w:r>
+    </w:p>
+    <w:p>
+      <w:pPr>
+        <w:pStyle w:val="BodyText"/>
+      </w:pPr>
+      <w:r>
+        <w:t xml:space="preserve">But the GUARDS themselves are still invoked by nothing.</w:t>
+      </w:r>
+    </w:p>
+    <w:p>
+      <w:pPr>
+        <w:pStyle w:val="BodyText"/>
+      </w:pPr>
+      <w:r>
+        <w:t xml:space="preserve">check-brief-inputs.sh is honestly conductor-run rather than automatic: a brief’s required-input list lives in free-form prose that the Agent tool’s structured input does not expose, so an automatic prompt-scraping gate would itself be an unproven pattern-match. Its seam is the dispatch procedure, and that is a documentation + habit change, not a hook.</w:t>
+      </w:r>
+    </w:p>
+    <w:p>
+      <w:pPr>
+        <w:pStyle w:val="BodyText"/>
+      </w:pPr>
+      <w:r>
+        <w:t xml:space="preserve">unattributed-commit-guard.sh is different and is why this item exists. Run against real history it names 14 violating commits since the last tag (and 21 bare Auto-commit subjects exist across all refs). Wiring it into the pre-build or commit seam AS-IS would therefore refuse every commit immediately, on pre-existing debt nobody can fix in the moment.</w:t>
+      </w:r>
+    </w:p>
+    <w:p>
+      <w:pPr>
+        <w:pStyle w:val="BodyText"/>
+      </w:pPr>
+      <w:r>
+        <w:t xml:space="preserve">That is precisely the 11.4.224(E) brownfield-adoption shape, and 11.4.66/11.4.122 put the choice with the operator, not with an agent inventing a ratchet. The options, stated so the decision is a decision and not a default:</w:t>
+      </w:r>
+      <w:r>
+        <w:t xml:space="preserve"> </w:t>
+      </w:r>
+      <w:r>
+        <w:t xml:space="preserve">(a) immediate hard floor – the seam refuses until all 14 are attributed;</w:t>
+      </w:r>
+      <w:r>
+        <w:t xml:space="preserve"> </w:t>
+      </w:r>
+      <w:r>
+        <w:t xml:space="preserve">(b) one-time monotone-decrease ratchet (the 11.4.135 pattern) – snapshot 14 as the baseline, the count may fall and may never rise, so day one is green and the disease cannot spread;</w:t>
+      </w:r>
+      <w:r>
+        <w:t xml:space="preserve"> </w:t>
+      </w:r>
+      <w:r>
+        <w:t xml:space="preserve">(c) changed-commits-only – gate only commits created from now on, with a scheduled deadline for the historical 14;</w:t>
+      </w:r>
+      <w:r>
+        <w:t xml:space="preserve"> </w:t>
+      </w:r>
+      <w:r>
+        <w:t xml:space="preserve">(d) report-only for a stated period, then escalate.</w:t>
+      </w:r>
+    </w:p>
+    <w:p>
+      <w:pPr>
+        <w:pStyle w:val="BodyText"/>
+      </w:pPr>
+      <w:r>
+        <w:t xml:space="preserve">Recommendation, with the reasoning rather than just the pick: (b). It is the pattern this constitution already uses for exactly this situation, it makes the debt visible and bounded immediately, and it cannot be satisfied by deleting the guard’s name (11.4.227 closes that gaming channel). But it is the operator’s call and this item is not closed until that answer is recorded.</w:t>
+      </w:r>
+    </w:p>
+    <w:p>
+      <w:pPr>
+        <w:pStyle w:val="BodyText"/>
+      </w:pPr>
+      <w:r>
+        <w:t xml:space="preserve">Honest boundary (11.4.6): this item does NOT claim the 14 commits are harmful in themselves – it claims their ATTRIBUTION is absent and that nothing currently prevents the 15th.</w:t>
+      </w:r>
+    </w:p>
+    <w:p>
+      <w:pPr>
+        <w:pStyle w:val="BodyText"/>
+      </w:pPr>
+      <w:r>
+        <w:rPr>
+          <w:b/>
+          <w:bCs/>
+        </w:rPr>
+        <w:t xml:space="preserve">Affected scope / file-scope manifest:</w:t>
+      </w:r>
+      <w:r>
+        <w:t xml:space="preserve"> </w:t>
+      </w:r>
+      <w:r>
+        <w:t xml:space="preserve">scripts/hooks/unattributed-commit-guard.sh; scripts/hooks/check-brief-inputs.sh; scripts/pre_build_verification.sh; scripts/commit-push-all.sh</w:t>
+      </w:r>
+    </w:p>
+    <w:p>
+      <w:pPr>
+        <w:pStyle w:val="BodyText"/>
+      </w:pPr>
+      <w:r>
+        <w:rPr>
+          <w:b/>
+          <w:bCs/>
+        </w:rPr>
+        <w:t xml:space="preserve">Reproduction / context:</w:t>
+      </w:r>
+      <w:r>
+        <w:t xml:space="preserve"> </w:t>
+      </w:r>
+      <w:r>
+        <w:t xml:space="preserve">Both guards run correctly by hand and are covered by passing tests (9/9 and 15/15, each proven non-bluff against a no-op stub). Neither is invoked by scripts/pre_build_verification.sh or scripts/commit-push-all.sh, so neither exerts standing detection pressure (11.4.226: a guard with no execution seam is not coverage; registration is not coverage).</w:t>
+      </w:r>
+    </w:p>
+    <w:p>
+      <w:pPr>
+        <w:pStyle w:val="BodyText"/>
+      </w:pPr>
+      <w:r>
+        <w:rPr>
+          <w:b/>
+          <w:bCs/>
+        </w:rPr>
+        <w:t xml:space="preserve">Acceptance criteria:</w:t>
+      </w:r>
+      <w:r>
+        <w:t xml:space="preserve"> </w:t>
+      </w:r>
+      <w:r>
+        <w:t xml:space="preserve">Each guard is invoked by a named seam, OR carries a registered deferral pointing at this item. For unattributed-commit-guard.sh specifically, the operator has answered the adoption question below and the answer is recorded as consumer DATA – never an invented ratchet.</w:t>
+      </w:r>
+    </w:p>
+    <w:bookmarkEnd w:id="40"/>
+    <w:bookmarkStart w:id="41" w:name="Xc05099854c0c0186d08c6af56c30344c4abab58"/>
+    <w:p>
+      <w:pPr>
+        <w:pStyle w:val="Heading2"/>
+      </w:pPr>
+      <w:r>
+        <w:t xml:space="preserve">BOB-170 — Capture one quiescent GREEN run of the scaling growth gate, which has never executed under its own loadavg&lt;=0.75/cpu precondition and has no scheduled window that would make it</w:t>
+      </w:r>
+    </w:p>
+    <w:p>
+      <w:pPr>
+        <w:pStyle w:val="FirstParagraph"/>
+      </w:pPr>
+      <w:r>
+        <w:rPr>
+          <w:b/>
+          <w:bCs/>
+        </w:rPr>
+        <w:t xml:space="preserve">Status:</w:t>
+      </w:r>
+      <w:r>
+        <w:t xml:space="preserve"> </w:t>
+      </w:r>
+      <w:r>
+        <w:t xml:space="preserve">Queued</w:t>
+      </w:r>
+      <w:r>
+        <w:t xml:space="preserve"> </w:t>
+      </w:r>
+      <w:r>
+        <w:rPr>
+          <w:b/>
+          <w:bCs/>
+        </w:rPr>
+        <w:t xml:space="preserve">Type:</w:t>
+      </w:r>
+      <w:r>
+        <w:t xml:space="preserve"> </w:t>
+      </w:r>
+      <w:r>
+        <w:t xml:space="preserve">Task</w:t>
+      </w:r>
+      <w:r>
+        <w:t xml:space="preserve"> </w:t>
+      </w:r>
+      <w:r>
+        <w:rPr>
+          <w:b/>
+          <w:bCs/>
+        </w:rPr>
+        <w:t xml:space="preserve">Severity:</w:t>
+      </w:r>
+      <w:r>
+        <w:t xml:space="preserve"> </w:t>
+      </w:r>
+      <w:r>
+        <w:t xml:space="preserve">Medium</w:t>
+      </w:r>
+      <w:r>
+        <w:t xml:space="preserve"> </w:t>
+      </w:r>
+      <w:r>
+        <w:rPr>
+          <w:b/>
+          <w:bCs/>
+        </w:rPr>
+        <w:t xml:space="preserve">Created-By:</w:t>
+      </w:r>
+      <w:r>
+        <w:t xml:space="preserve"> </w:t>
+      </w:r>
+      <w:r>
+        <w:t xml:space="preserve">Claude</w:t>
+      </w:r>
+      <w:r>
+        <w:t xml:space="preserve"> </w:t>
+      </w:r>
+      <w:r>
+        <w:rPr>
+          <w:b/>
+          <w:bCs/>
+        </w:rPr>
+        <w:t xml:space="preserve">Assigned-To:</w:t>
+      </w:r>
+      <w:r>
+        <w:t xml:space="preserve"> </w:t>
+      </w:r>
+      <w:r>
+        <w:t xml:space="preserve">Claude</w:t>
+      </w:r>
+    </w:p>
+    <w:p>
+      <w:pPr>
+        <w:pStyle w:val="BodyText"/>
+      </w:pPr>
+      <w:r>
+        <w:t xml:space="preserve">WHAT. The BOB-109 scaling suite gates its two timing tests on loadavg_1m/nproc &lt;= 0.75 — on this 8-cpu host, a 1-minute load average at or below 6.0 — and SKIPs loudly otherwise. That gate is correct and was adopted for a good reason (§11.4.201(8)): the author validated a 2.10 growth-exponent threshold, then observed it FALSE-FAIL correct code at load 11.06 (baseline span 2.136), and at load 15-23 measured baseline spans of 2.358 against injected-cubic mutants at 2.278-2.331 — the signal is smaller than the noise and the two are not separable in either direction. Gating was the honest response.</w:t>
+      </w:r>
+    </w:p>
+    <w:p>
+      <w:pPr>
+        <w:pStyle w:val="BodyText"/>
+      </w:pPr>
+      <w:r>
+        <w:t xml:space="preserve">THE PROBLEM. The gate has consequently NEVER RUN under its own precondition. Every recorded run today measured load 9.15-23; the independent reviewer measured 9.66 during review; the conductor measured 6.45 at its lowest. GREEN polarity WAS observed — at loads 9.4-11.6 (span 1.882) and in three stability runs (1.759/1.832/1.848) — but never once beneath the shipped ceiling. The author states this honestly as an inference from data rather than a run they can paste, and the reviewer confirmed the inference is sound (quiescence is strictly more favourable). Sound inference is still not an observed run.</w:t>
+      </w:r>
+    </w:p>
+    <w:p>
+      <w:pPr>
+        <w:pStyle w:val="BodyText"/>
+      </w:pPr>
+      <w:r>
+        <w:t xml:space="preserve">WHY THAT MATTERS (§11.4.226). A registered, topology-present guard that never executes is indistinguishable from a guard that would fail if it did. Nothing currently ensures it ever runs: no freshness contract, no scheduled quiet-window invocation, no tracked item — which is precisely the unexecuted-standing-guard class §11.4.226 names, where registration gets treated as coverage while execution is nobody’s job. The forensic precedent in that anchor is two standing guards that, when finally executed, immediately emitted latent FAILs.</w:t>
+      </w:r>
+    </w:p>
+    <w:p>
+      <w:pPr>
+        <w:pStyle w:val="BodyText"/>
+      </w:pPr>
+      <w:r>
+        <w:t xml:space="preserve">ACCEPTANCE. (a) Execute both quiescence-gated timing tests on a host whose 1-minute loadavg is genuinely &lt;= 0.75/cpu — no agent fleet, no concurrent build — and capture the run as an artifact showing the resolved load reading alongside the measured span exponent, so the precondition is provable from the artifact and not asserted. (b) Record the observed GREEN polarity in the item and in the test source, replacing the current honest-inference note. (c) If the gate FAILS under genuine quiescence, that is the finding this item exists to surface, and it reopens the threshold-calibration question rather than being worked around. (d) Establish a freshness contract per §11.4.226: how stale a quiescent verdict may be before the gate counts as uncovered again, so this does not silently return to never-executing.</w:t>
+      </w:r>
+    </w:p>
+    <w:p>
+      <w:pPr>
+        <w:pStyle w:val="BodyText"/>
+      </w:pPr>
+      <w:r>
+        <w:t xml:space="preserve">HONEST BOUNDARY. This item does not claim the gate is wrong. The evidence points the other way — quiescence is strictly more favourable than the loads where GREEN was already observed. It claims only that the run has not happened, and that an unexecuted guard cannot be cited as coverage.</w:t>
+      </w:r>
+    </w:p>
+    <w:p>
+      <w:pPr>
+        <w:pStyle w:val="BodyText"/>
+      </w:pPr>
+      <w:r>
+        <w:t xml:space="preserve">PROVENANCE. Raised as IMPORTANT-2 by the independent Fable-substrate reviewer of the BOB-109 work, and independently corroborated: the reviewer verified the SKIP is loud and prints its resolved numbers, and confirmed the shipped tests do SKIP at today’s load.</w:t>
+      </w:r>
+    </w:p>
+    <w:bookmarkEnd w:id="41"/>
+    <w:bookmarkStart w:id="42" w:name="Xb1fcd115c2c36cedf4fddcbc14c53ec45888e4e"/>
+    <w:p>
+      <w:pPr>
+        <w:pStyle w:val="Heading2"/>
+      </w:pPr>
+      <w:r>
+        <w:t xml:space="preserve">BOB-172 — rutracker search endpoint returns HTTP 403 with Cloudflare challenge markers and zero login markers, so one of three merge-search trackers silently contributes no results</w:t>
+      </w:r>
+    </w:p>
+    <w:p>
+      <w:pPr>
+        <w:pStyle w:val="FirstParagraph"/>
+      </w:pPr>
+      <w:r>
+        <w:rPr>
+          <w:b/>
+          <w:bCs/>
+        </w:rPr>
+        <w:t xml:space="preserve">Status:</w:t>
+      </w:r>
+      <w:r>
+        <w:t xml:space="preserve"> </w:t>
+      </w:r>
+      <w:r>
+        <w:t xml:space="preserve">Ready for testing</w:t>
+      </w:r>
+      <w:r>
+        <w:t xml:space="preserve"> </w:t>
+      </w:r>
+      <w:r>
+        <w:rPr>
+          <w:b/>
+          <w:bCs/>
+        </w:rPr>
+        <w:t xml:space="preserve">Type:</w:t>
+      </w:r>
+      <w:r>
+        <w:t xml:space="preserve"> </w:t>
+      </w:r>
+      <w:r>
         <w:t xml:space="preserve">Bug</w:t>
       </w:r>
       <w:r>
@@ -3530,6 +3579,528 @@
         <w:t xml:space="preserve"> </w:t>
       </w:r>
       <w:r>
+        <w:t xml:space="preserve">High</w:t>
+      </w:r>
+      <w:r>
+        <w:t xml:space="preserve"> </w:t>
+      </w:r>
+      <w:r>
+        <w:rPr>
+          <w:b/>
+          <w:bCs/>
+        </w:rPr>
+        <w:t xml:space="preserve">Created-By:</w:t>
+      </w:r>
+      <w:r>
+        <w:t xml:space="preserve"> </w:t>
+      </w:r>
+      <w:r>
+        <w:t xml:space="preserve">Claude</w:t>
+      </w:r>
+      <w:r>
+        <w:t xml:space="preserve"> </w:t>
+      </w:r>
+      <w:r>
+        <w:rPr>
+          <w:b/>
+          <w:bCs/>
+        </w:rPr>
+        <w:t xml:space="preserve">Assigned-To:</w:t>
+      </w:r>
+      <w:r>
+        <w:t xml:space="preserve"> </w:t>
+      </w:r>
+      <w:r>
+        <w:t xml:space="preserve">Claude</w:t>
+      </w:r>
+    </w:p>
+    <w:p>
+      <w:pPr>
+        <w:pStyle w:val="BodyText"/>
+      </w:pPr>
+      <w:r>
+        <w:t xml:space="preserve">WHAT. The rutracker SEARCH endpoint is refused by bot protection while the site itself is fully reachable. Measured unauthenticated 2026-08-21 (no cookie file read, no credential value in any artifact — §11.4.10):</w:t>
+      </w:r>
+    </w:p>
+    <w:p>
+      <w:pPr>
+        <w:pStyle w:val="BodyText"/>
+      </w:pPr>
+      <w:r>
+        <w:t xml:space="preserve">GET /forum/index.php -&gt; 200, 96283 B,</w:t>
+      </w:r>
+    </w:p>
+    <w:p>
+      <w:pPr>
+        <w:pStyle w:val="BodyText"/>
+      </w:pPr>
+      <w:r>
+        <w:t xml:space="preserve">RuTracker.org</w:t>
+      </w:r>
+    </w:p>
+    <w:p>
+      <w:pPr>
+        <w:pStyle w:val="BodyText"/>
+      </w:pPr>
+      <w:r>
+        <w:t xml:space="preserve">, challenge markers 0</w:t>
+      </w:r>
+      <w:r>
+        <w:t xml:space="preserve"> </w:t>
+      </w:r>
+      <w:r>
+        <w:t xml:space="preserve">GET /forum/tracker.php?nm=debian -&gt; 403, 5351 B, challenge markers 1, LOGIN markers 0, trs-tr- 0</w:t>
+      </w:r>
+    </w:p>
+    <w:p>
+      <w:pPr>
+        <w:pStyle w:val="BodyText"/>
+      </w:pPr>
+      <w:r>
+        <w:t xml:space="preserve">The zero login markers are the load-bearing detail: the server is not asking us to authenticate, it is refusing the request before authentication is considered. Supplying valid credentials or a fresh cookie jar therefore does NOT address this.</w:t>
+      </w:r>
+    </w:p>
+    <w:p>
+      <w:pPr>
+        <w:pStyle w:val="BodyText"/>
+      </w:pPr>
+      <w:r>
+        <w:t xml:space="preserve">WHY IT MATTERS. rutracker is one of the three trackers the merge service fans a query across (with kinozal and nnmclub). A 403 on its search path means it contributes nothing to every merged result set, silently — the fan-out still</w:t>
+      </w:r>
+      <w:r>
+        <w:t xml:space="preserve"> </w:t>
+      </w:r>
+      <w:r>
+        <w:t xml:space="preserve">‘succeeds’</w:t>
+      </w:r>
+      <w:r>
+        <w:t xml:space="preserve">, it just returns one fewer tracker’s worth of results. From a user’s seat this looks like thin results, not an outage.</w:t>
+      </w:r>
+    </w:p>
+    <w:p>
+      <w:pPr>
+        <w:pStyle w:val="BodyText"/>
+      </w:pPr>
+      <w:r>
+        <w:t xml:space="preserve">IT EXPLAINS TWO PREVIOUSLY-UNEXPLAINED OBSERVATIONS. docs/qa/BOB-093/live_search_smoke.txt records rutracker returning status=empty, results_count=0 in 164ms, and the BOB-136 adoption audit reached the same observation independently. Both recorded the symptom; neither had the cause. 164ms is far too fast for a real search across a remote forum and is exactly what an immediate 403 costs.</w:t>
+      </w:r>
+    </w:p>
+    <w:p>
+      <w:pPr>
+        <w:pStyle w:val="BodyText"/>
+      </w:pPr>
+      <w:r>
+        <w:t xml:space="preserve">IT ALSO BLOCKS BOB-093’s FOURTH SUB-STEP. That item requires timing a large rutracker result page under 2s. No large page has ever been obtained, and this is why. That sub-step is not merely waiting on credentials, as previously assumed — it is unmeetable until the 403 is resolved.</w:t>
+      </w:r>
+    </w:p>
+    <w:p>
+      <w:pPr>
+        <w:pStyle w:val="BodyText"/>
+      </w:pPr>
+      <w:r>
+        <w:t xml:space="preserve">PROVENANCE, INCLUDING A CORRECTION I MADE MID-INVESTIGATION (§11.4.199). An independent reviewer reported a Cloudflare challenge served to curl even with cookies. Verifying, I probed index.php, got a clean 200 with no challenge markers, and was one step from recording their claim as REFUTED. That would have been wrong for a textbook reason: index.php is not the search path, so my probe never reached the precondition, and a repro that misses the precondition proves nothing — it is not evidence of absence. Probing the actual search endpoint reproduced it immediately. The reviewer was substantially right; my probe was aimed at the wrong endpoint. Recorded because the near-miss is the instructive part, and because the two probes TOGETHER give a sharper result than either the original claim or my near-refutation: not</w:t>
+      </w:r>
+      <w:r>
+        <w:t xml:space="preserve"> </w:t>
+      </w:r>
+      <w:r>
+        <w:t xml:space="preserve">‘rutracker is behind Cloudflare’</w:t>
+      </w:r>
+      <w:r>
+        <w:t xml:space="preserve"> </w:t>
+      </w:r>
+      <w:r>
+        <w:t xml:space="preserve">(the index is open), but</w:t>
+      </w:r>
+      <w:r>
+        <w:t xml:space="preserve"> </w:t>
+      </w:r>
+      <w:r>
+        <w:t xml:space="preserve">‘the SEARCH endpoint specifically is refused’</w:t>
+      </w:r>
+      <w:r>
+        <w:t xml:space="preserve">.</w:t>
+      </w:r>
+    </w:p>
+    <w:p>
+      <w:pPr>
+        <w:pStyle w:val="BodyText"/>
+      </w:pPr>
+      <w:r>
+        <w:t xml:space="preserve">ACCEPTANCE. (a) Determine whether the 403 is permanent policy, rate/reputation-based, or triggered by a client signature the plugin can legitimately present (user-agent, header order, TLS fingerprint) — by measurement, not assumption, and WITHOUT evasion techniques that would violate the site’s terms. (b) Whatever the outcome, the failure must become LOUD: a tracker returning 403 must be reported as a tracker ERROR in the merge result, never folded into</w:t>
+      </w:r>
+      <w:r>
+        <w:t xml:space="preserve"> </w:t>
+      </w:r>
+      <w:r>
+        <w:t xml:space="preserve">‘empty’</w:t>
+      </w:r>
+      <w:r>
+        <w:t xml:space="preserve"> </w:t>
+      </w:r>
+      <w:r>
+        <w:t xml:space="preserve">— a silent contributor is the §11.4.201(6) false-null at the product layer, and it is what let this sit unexplained across two separate investigations. (c) A test asserting that a 403 from any tracker surfaces as an error and not as zero results, with a paired §1.1 mutation. (d) If the endpoint is genuinely unavailable to us, record that as an honest capability boundary (§11.4.112) and stop advertising rutracker as a live search source until it is — including in the README and the merge-service docs.</w:t>
+      </w:r>
+    </w:p>
+    <w:p>
+      <w:pPr>
+        <w:pStyle w:val="BodyText"/>
+      </w:pPr>
+      <w:r>
+        <w:t xml:space="preserve">HONEST BOUNDARY. Measured from ONE host, ONE time, UNAUTHENTICATED. Whether an authenticated session with a browser-like client succeeds was NOT tested and must not be assumed either way. The finding is that the current code path gets a 403; it is not a claim about what every client would get.</w:t>
+      </w:r>
+    </w:p>
+    <w:bookmarkEnd w:id="42"/>
+    <w:bookmarkStart w:id="43" w:name="Xa1ec6d3e754b54688c8285bc9c893062846a7a6"/>
+    <w:p>
+      <w:pPr>
+        <w:pStyle w:val="Heading2"/>
+      </w:pPr>
+      <w:r>
+        <w:t xml:space="preserve">BOB-175 — update –location Fixed –status</w:t>
+      </w:r>
+      <w:r>
+        <w:t xml:space="preserve"> </w:t>
+      </w:r>
+      <w:r>
+        <w:t xml:space="preserve"> </w:t>
+      </w:r>
+      <w:r>
+        <w:t xml:space="preserve">can still mint a row that update’s own validator rejects, because the status-location guard is one-directional</w:t>
+      </w:r>
+    </w:p>
+    <w:p>
+      <w:pPr>
+        <w:pStyle w:val="FirstParagraph"/>
+      </w:pPr>
+      <w:r>
+        <w:rPr>
+          <w:b/>
+          <w:bCs/>
+        </w:rPr>
+        <w:t xml:space="preserve">Status:</w:t>
+      </w:r>
+      <w:r>
+        <w:t xml:space="preserve"> </w:t>
+      </w:r>
+      <w:r>
+        <w:t xml:space="preserve">Queued</w:t>
+      </w:r>
+      <w:r>
+        <w:t xml:space="preserve"> </w:t>
+      </w:r>
+      <w:r>
+        <w:rPr>
+          <w:b/>
+          <w:bCs/>
+        </w:rPr>
+        <w:t xml:space="preserve">Type:</w:t>
+      </w:r>
+      <w:r>
+        <w:t xml:space="preserve"> </w:t>
+      </w:r>
+      <w:r>
+        <w:t xml:space="preserve">Task</w:t>
+      </w:r>
+      <w:r>
+        <w:t xml:space="preserve"> </w:t>
+      </w:r>
+      <w:r>
+        <w:rPr>
+          <w:b/>
+          <w:bCs/>
+        </w:rPr>
+        <w:t xml:space="preserve">Severity:</w:t>
+      </w:r>
+      <w:r>
+        <w:t xml:space="preserve"> </w:t>
+      </w:r>
+      <w:r>
+        <w:t xml:space="preserve">Low</w:t>
+      </w:r>
+      <w:r>
+        <w:t xml:space="preserve"> </w:t>
+      </w:r>
+      <w:r>
+        <w:rPr>
+          <w:b/>
+          <w:bCs/>
+        </w:rPr>
+        <w:t xml:space="preserve">Created-By:</w:t>
+      </w:r>
+      <w:r>
+        <w:t xml:space="preserve"> </w:t>
+      </w:r>
+      <w:r>
+        <w:t xml:space="preserve">Claude</w:t>
+      </w:r>
+      <w:r>
+        <w:t xml:space="preserve"> </w:t>
+      </w:r>
+      <w:r>
+        <w:rPr>
+          <w:b/>
+          <w:bCs/>
+        </w:rPr>
+        <w:t xml:space="preserve">Assigned-To:</w:t>
+      </w:r>
+      <w:r>
+        <w:t xml:space="preserve"> </w:t>
+      </w:r>
+      <w:r>
+        <w:t xml:space="preserve">Claude</w:t>
+      </w:r>
+    </w:p>
+    <w:p>
+      <w:pPr>
+        <w:pStyle w:val="BodyText"/>
+      </w:pPr>
+      <w:r>
+        <w:t xml:space="preserve">WHAT. The workable-items</w:t>
+      </w:r>
+      <w:r>
+        <w:t xml:space="preserve"> </w:t>
+      </w:r>
+      <w:r>
+        <w:rPr>
+          <w:rStyle w:val="VerbatimChar"/>
+        </w:rPr>
+        <w:t xml:space="preserve">update</w:t>
+      </w:r>
+      <w:r>
+        <w:t xml:space="preserve"> </w:t>
+      </w:r>
+      <w:r>
+        <w:t xml:space="preserve">seam guards the status-location invariant in one direction only. After BOB-166,</w:t>
+      </w:r>
+      <w:r>
+        <w:t xml:space="preserve"> </w:t>
+      </w:r>
+      <w:r>
+        <w:rPr>
+          <w:rStyle w:val="VerbatimChar"/>
+        </w:rPr>
+        <w:t xml:space="preserve">update --status &lt;terminal&gt;</w:t>
+      </w:r>
+      <w:r>
+        <w:t xml:space="preserve"> </w:t>
+      </w:r>
+      <w:r>
+        <w:t xml:space="preserve">on an Issues-located row is refused. The mirror is still open:</w:t>
+      </w:r>
+      <w:r>
+        <w:t xml:space="preserve"> </w:t>
+      </w:r>
+      <w:r>
+        <w:rPr>
+          <w:rStyle w:val="VerbatimChar"/>
+        </w:rPr>
+        <w:t xml:space="preserve">update --location Fixed --status &lt;non-terminal&gt;</w:t>
+      </w:r>
+      <w:r>
+        <w:t xml:space="preserve"> </w:t>
+      </w:r>
+      <w:r>
+        <w:t xml:space="preserve">exits 0 and creates a row that</w:t>
+      </w:r>
+      <w:r>
+        <w:t xml:space="preserve"> </w:t>
+      </w:r>
+      <w:r>
+        <w:rPr>
+          <w:rStyle w:val="VerbatimChar"/>
+        </w:rPr>
+        <w:t xml:space="preserve">update</w:t>
+      </w:r>
+      <w:r>
+        <w:t xml:space="preserve">’s own validator immediately rejects.</w:t>
+      </w:r>
+    </w:p>
+    <w:p>
+      <w:pPr>
+        <w:pStyle w:val="BodyText"/>
+      </w:pPr>
+      <w:r>
+        <w:t xml:space="preserve">Verified empirically by the independent reviewer of BOB-166:</w:t>
+      </w:r>
+    </w:p>
+    <w:p>
+      <w:pPr>
+        <w:pStyle w:val="SourceCode"/>
+      </w:pPr>
+      <w:r>
+        <w:rPr>
+          <w:rStyle w:val="VerbatimChar"/>
+        </w:rPr>
+        <w:t xml:space="preserve">update --location Fixed --status 'In progress'   -&gt; exit 0</w:t>
+      </w:r>
+      <w:r>
+        <w:br/>
+      </w:r>
+      <w:r>
+        <w:rPr>
+          <w:rStyle w:val="VerbatimChar"/>
+        </w:rPr>
+        <w:t xml:space="preserve">validate                                          -&gt; FAILS, naming the row (check (f), fixedLocationNonTerminalStatus)</w:t>
+      </w:r>
+    </w:p>
+    <w:p>
+      <w:pPr>
+        <w:pStyle w:val="FirstParagraph"/>
+      </w:pPr>
+      <w:r>
+        <w:t xml:space="preserve">So the command can still mint a state its own validate call refuses. That is the §11.4.196(F) shape at the seam layer: the invariant is CONFIGURED in validate but not ENFORCED at every write path that can violate it.</w:t>
+      </w:r>
+    </w:p>
+    <w:p>
+      <w:pPr>
+        <w:pStyle w:val="BodyText"/>
+      </w:pPr>
+      <w:r>
+        <w:t xml:space="preserve">WHY IT WAS DELIBERATELY LEFT OPEN IN BOB-166, and why that was right. Three reasons, all checked rather than asserted: (1) the real corpus has ZERO instances of this direction against TEN of the direction BOB-166 closed — the asymmetry in the data matched the asymmetry in the code; (2) detective coverage ALREADY existed and demonstrably fires, so unlike BOB-166’s direction this cannot rot silently; (3) and the load-bearing one —</w:t>
+      </w:r>
+      <w:r>
+        <w:t xml:space="preserve"> </w:t>
+      </w:r>
+      <w:r>
+        <w:rPr>
+          <w:rStyle w:val="VerbatimChar"/>
+        </w:rPr>
+        <w:t xml:space="preserve">reopenCmd</w:t>
+      </w:r>
+      <w:r>
+        <w:t xml:space="preserve"> </w:t>
+      </w:r>
+      <w:r>
+        <w:t xml:space="preserve">documents and SANCTIONS a transient Fixed-plus-non-terminal state via its</w:t>
+      </w:r>
+      <w:r>
+        <w:t xml:space="preserve"> </w:t>
+      </w:r>
+      <w:r>
+        <w:rPr>
+          <w:rStyle w:val="VerbatimChar"/>
+        </w:rPr>
+        <w:t xml:space="preserve">--location Fixed</w:t>
+      </w:r>
+      <w:r>
+        <w:t xml:space="preserve"> </w:t>
+      </w:r>
+      <w:r>
+        <w:t xml:space="preserve">operator override. A naive preventive guard at the update seam would collide with that override’s semantics. Closing this therefore requires a design decision about how the two interact, which is a different question from the one BOB-166 was scoped to answer, and expanding that item would have meant shipping the decision unexamined.</w:t>
+      </w:r>
+    </w:p>
+    <w:p>
+      <w:pPr>
+        <w:pStyle w:val="BodyText"/>
+      </w:pPr>
+      <w:r>
+        <w:t xml:space="preserve">ACCEPTANCE. (a) Decide and RECORD how a preventive guard on this direction coexists with reopenCmd’s sanctioned override — this is the actual work, and the answer should be written down rather than inferred from whatever the patch does. Candidates worth weighing: exempt the reopen path explicitly, require an override flag on</w:t>
+      </w:r>
+      <w:r>
+        <w:t xml:space="preserve"> </w:t>
+      </w:r>
+      <w:r>
+        <w:rPr>
+          <w:rStyle w:val="VerbatimChar"/>
+        </w:rPr>
+        <w:t xml:space="preserve">update</w:t>
+      </w:r>
+      <w:r>
+        <w:t xml:space="preserve"> </w:t>
+      </w:r>
+      <w:r>
+        <w:t xml:space="preserve">mirroring reopen’s, or leave the direction detective-only with the rationale recorded so the asymmetry is a decision rather than an oversight. (b) If a guard lands, it reuses</w:t>
+      </w:r>
+      <w:r>
+        <w:t xml:space="preserve"> </w:t>
+      </w:r>
+      <w:r>
+        <w:rPr>
+          <w:rStyle w:val="VerbatimChar"/>
+        </w:rPr>
+        <w:t xml:space="preserve">terminalStatuses()</w:t>
+      </w:r>
+      <w:r>
+        <w:t xml:space="preserve"> </w:t>
+      </w:r>
+      <w:r>
+        <w:t xml:space="preserve">— BOB-166 established one predicate source specifically so the two directions cannot drift. (c) Paired §1.1 mutation. (d) NEGATIVE CONTROL (§11.4.201(1)), and it is the sharp one here: the sanctioned reopen path MUST still work. A guard that breaks reopenCmd’s documented override is a false-positive refusal, and worse than the gap it closes, because it breaks a workflow operators are told to use.</w:t>
+      </w:r>
+    </w:p>
+    <w:p>
+      <w:pPr>
+        <w:pStyle w:val="BodyText"/>
+      </w:pPr>
+      <w:r>
+        <w:t xml:space="preserve">HONEST BOUNDARY. This is not a live data defect. Zero corpus instances, and the detective gate catches it at the next validate. It is filed so a scoped, deliberate omission stays visible as a tracked decision instead of living only in a code comment where the next reader will mistake it for an oversight (§11.4.197: a started thread reaches a documented terminal state, never quiet abandonment).</w:t>
+      </w:r>
+    </w:p>
+    <w:p>
+      <w:pPr>
+        <w:pStyle w:val="BodyText"/>
+      </w:pPr>
+      <w:r>
+        <w:t xml:space="preserve">PROVENANCE. Raised by the implementing agent of BOB-166 as a known asymmetry it deliberately did not close, independently verified and endorsed as an acceptable scope boundary by that item’s reviewer, on the condition that it become a tracked item rather than a comment. This is that item.</w:t>
+      </w:r>
+    </w:p>
+    <w:bookmarkEnd w:id="43"/>
+    <w:bookmarkStart w:id="44" w:name="X60b308539ab9831715c7d887a7cc1d3102b8358"/>
+    <w:p>
+      <w:pPr>
+        <w:pStyle w:val="Heading2"/>
+      </w:pPr>
+      <w:r>
+        <w:t xml:space="preserve">BOB-184 — Icon-glyph controls are unverified for non-text contrast because neither contrast oracle can measure them</w:t>
+      </w:r>
+    </w:p>
+    <w:p>
+      <w:pPr>
+        <w:pStyle w:val="FirstParagraph"/>
+      </w:pPr>
+      <w:r>
+        <w:rPr>
+          <w:b/>
+          <w:bCs/>
+        </w:rPr>
+        <w:t xml:space="preserve">Status:</w:t>
+      </w:r>
+      <w:r>
+        <w:t xml:space="preserve"> </w:t>
+      </w:r>
+      <w:r>
+        <w:t xml:space="preserve">Queued</w:t>
+      </w:r>
+      <w:r>
+        <w:t xml:space="preserve"> </w:t>
+      </w:r>
+      <w:r>
+        <w:rPr>
+          <w:b/>
+          <w:bCs/>
+        </w:rPr>
+        <w:t xml:space="preserve">Type:</w:t>
+      </w:r>
+      <w:r>
+        <w:t xml:space="preserve"> </w:t>
+      </w:r>
+      <w:r>
+        <w:t xml:space="preserve">Task</w:t>
+      </w:r>
+      <w:r>
+        <w:t xml:space="preserve"> </w:t>
+      </w:r>
+      <w:r>
+        <w:rPr>
+          <w:b/>
+          <w:bCs/>
+        </w:rPr>
+        <w:t xml:space="preserve">Severity:</w:t>
+      </w:r>
+      <w:r>
+        <w:t xml:space="preserve"> </w:t>
+      </w:r>
+      <w:r>
         <w:t xml:space="preserve">Medium</w:t>
       </w:r>
       <w:r>
@@ -3546,44 +4117,294 @@
         <w:t xml:space="preserve"> </w:t>
       </w:r>
       <w:r>
-        <w:t xml:space="preserve">T041 independent review (IMPORTANT-2), partially remediated</w:t>
-      </w:r>
-    </w:p>
-    <w:p>
-      <w:pPr>
-        <w:pStyle w:val="BodyText"/>
-      </w:pPr>
-      <w:r>
-        <w:rPr>
-          <w:b/>
-          <w:bCs/>
-        </w:rPr>
-        <w:t xml:space="preserve">OPERATOR DECISION (2026-08-26, §11.4.66): REPAIR, THEN RE-VERIFY UNTIL STABLE</w:t>
-      </w:r>
-    </w:p>
-    <w:p>
-      <w:pPr>
-        <w:pStyle w:val="BodyText"/>
-      </w:pPr>
-      <w:r>
-        <w:t xml:space="preserve">The warm ./start.sh path keeps running the ownership repair against a live stack, but walks, re-verifies, and repeats until a pass finds nothing new. Options not chosen: refuse the repair while the stack is up and direct the operator to –recreate; stop the stack on the warm path too (correct but ends</w:t>
-      </w:r>
-      <w:r>
-        <w:t xml:space="preserve"> </w:t>
-      </w:r>
-      <w:r>
-        <w:t xml:space="preserve">‘warm’</w:t>
-      </w:r>
-      <w:r>
-        <w:t xml:space="preserve">); accept and document the window. WHY THIS MATTERS MORE THAN A NORMAL ITEM: this is the exact defect the whole 002-user-owned-downloads feature exists to end. The –recreate path was already fixed to order precondition -&gt; down -&gt; repair -&gt; up so the walk sees a tree no container can write. The warm path was not, so a container can create a new non-owned file AFTER the repair has passed that directory — the ownership problem leaking back in through the other door. REQUIRED BY THE CHOSEN OPTION, and it is the hard part: the loop MUST be BOUNDED, and on giving up it MUST report honestly that ownership is UNPROVEN rather than silently exiting 0 (§11.4.201(6) — a loop that stops finding new files because it ran out of iterations returns the same quiet zero as a genuinely clean tree). An active download creating files faster than the walk completes is the realistic non-converging case and must be named in the give-up message.</w:t>
-      </w:r>
-    </w:p>
-    <w:p>
-      <w:pPr>
-        <w:pStyle w:val="BodyText"/>
-      </w:pPr>
-      <w:r>
-        <w:t xml:space="preserve">Recorded as consumer DATA per §11.4.35 — the operator’s stated choice, not an agent inference. Options not chosen are named so a future reader does not re-litigate a settled call.</w:t>
+        <w:t xml:space="preserve">Claude</w:t>
+      </w:r>
+      <w:r>
+        <w:t xml:space="preserve"> </w:t>
+      </w:r>
+      <w:r>
+        <w:rPr>
+          <w:b/>
+          <w:bCs/>
+        </w:rPr>
+        <w:t xml:space="preserve">Assigned-To:</w:t>
+      </w:r>
+      <w:r>
+        <w:t xml:space="preserve"> </w:t>
+      </w:r>
+      <w:r>
+        <w:t xml:space="preserve">Claude</w:t>
+      </w:r>
+    </w:p>
+    <w:p>
+      <w:pPr>
+        <w:pStyle w:val="BodyText"/>
+      </w:pPr>
+      <w:r>
+        <w:t xml:space="preserve">Three icon-glyph controls (.bridge-retry, .theme-toggle, .caret) render text made of non-BMP code points. axe-core declines to decide their contrast, reporting them under the incomplete channel with messageKey nonBmp and resolving NEITHER fgColor NOR bgColor, so the Python recomputation in docs/qa/BOB-164/axe_contrast_scan.py cannot decide either: 40 such nodes across 16 palette x mode combinations. BOB-164 round 2 stopped them being scored as silent passes by naming them GLYPH_UNMEASURED, printing them on every run and fencing them, so any NEW unmeasured glyph node blocks. What remains genuinely unproven is their contrast itself: as non-text user-interface components they owe 3:1 under WCAG SC 1.4.11, and no oracle in this repo measures that today. Acceptance: a measurement path that resolves the effective foreground and backdrop for glyph controls (for example reading getComputedStyle colour against the composited backdrop, or replacing the glyphs with inline SVG carrying explicit fill tokens), each of the three controls shown to clear 3:1 in all 16 palette x mode combinations, and the GLYPH_UNMEASURED fence shrunk by exactly the nodes then proven.</w:t>
+      </w:r>
+    </w:p>
+    <w:bookmarkEnd w:id="44"/>
+    <w:bookmarkStart w:id="45" w:name="Xfc4e58e0a20fd56304009e1be94b2adbaae4a6a"/>
+    <w:p>
+      <w:pPr>
+        <w:pStyle w:val="Heading2"/>
+      </w:pPr>
+      <w:r>
+        <w:t xml:space="preserve">BOB-185 — Rendered-DOM contrast oracle cannot see data-driven nodes, leaving badge and status pills arithmetic-only</w:t>
+      </w:r>
+    </w:p>
+    <w:p>
+      <w:pPr>
+        <w:pStyle w:val="FirstParagraph"/>
+      </w:pPr>
+      <w:r>
+        <w:rPr>
+          <w:b/>
+          <w:bCs/>
+        </w:rPr>
+        <w:t xml:space="preserve">Status:</w:t>
+      </w:r>
+      <w:r>
+        <w:t xml:space="preserve"> </w:t>
+      </w:r>
+      <w:r>
+        <w:t xml:space="preserve">Queued</w:t>
+      </w:r>
+      <w:r>
+        <w:t xml:space="preserve"> </w:t>
+      </w:r>
+      <w:r>
+        <w:rPr>
+          <w:b/>
+          <w:bCs/>
+        </w:rPr>
+        <w:t xml:space="preserve">Type:</w:t>
+      </w:r>
+      <w:r>
+        <w:t xml:space="preserve"> </w:t>
+      </w:r>
+      <w:r>
+        <w:t xml:space="preserve">Task</w:t>
+      </w:r>
+      <w:r>
+        <w:t xml:space="preserve"> </w:t>
+      </w:r>
+      <w:r>
+        <w:rPr>
+          <w:b/>
+          <w:bCs/>
+        </w:rPr>
+        <w:t xml:space="preserve">Severity:</w:t>
+      </w:r>
+      <w:r>
+        <w:t xml:space="preserve"> </w:t>
+      </w:r>
+      <w:r>
+        <w:t xml:space="preserve">Medium</w:t>
+      </w:r>
+      <w:r>
+        <w:t xml:space="preserve"> </w:t>
+      </w:r>
+      <w:r>
+        <w:rPr>
+          <w:b/>
+          <w:bCs/>
+        </w:rPr>
+        <w:t xml:space="preserve">Created-By:</w:t>
+      </w:r>
+      <w:r>
+        <w:t xml:space="preserve"> </w:t>
+      </w:r>
+      <w:r>
+        <w:t xml:space="preserve">Claude</w:t>
+      </w:r>
+      <w:r>
+        <w:t xml:space="preserve"> </w:t>
+      </w:r>
+      <w:r>
+        <w:rPr>
+          <w:b/>
+          <w:bCs/>
+        </w:rPr>
+        <w:t xml:space="preserve">Assigned-To:</w:t>
+      </w:r>
+      <w:r>
+        <w:t xml:space="preserve"> </w:t>
+      </w:r>
+      <w:r>
+        <w:t xml:space="preserve">Claude</w:t>
+      </w:r>
+    </w:p>
+    <w:p>
+      <w:pPr>
+        <w:pStyle w:val="BodyText"/>
+      </w:pPr>
+      <w:r>
+        <w:t xml:space="preserve">docs/qa/BOB-164/axe_contrast_scan.py scans a static dist with no backend, so every node whose existence depends on fetched data is absent from the page it measures: the results table renders empty, so .type-badge and .quality-badge never appear, and the hooks list renders empty, so .status pills never appear. That is precisely why the BOB-164 round-1 regression went unseen in a rendered DOM even though it was scanned in all 16 themes, and it is why round 2 had to close the class in the arithmetic oracle instead. Those nodes are now covered by frontend/src/app/models/style-contrast.spec.ts, which extracts declared foreground-on-fill pairs from the stylesheets, but that is an ARITHMETIC claim about declared colour pairs, not a rendered-pixel one: it cannot see opacity applied by an ancestor, a composited backdrop, or a cascade this repo’s static extractor does not model. Acceptance: the scan drives the dashboard with seeded fixture data (a stub backend, a route fixture, or an injected component harness) so the badge and status nodes are present in the DOM, axe measures them directly, and a control needle proves the rendered oracle sees a seeded sub-floor badge before any clean result from it is believed.</w:t>
+      </w:r>
+    </w:p>
+    <w:bookmarkEnd w:id="45"/>
+    <w:bookmarkStart w:id="46" w:name="X1c75a5e72e0824425970fb9362688446313d342"/>
+    <w:p>
+      <w:pPr>
+        <w:pStyle w:val="Heading2"/>
+      </w:pPr>
+      <w:r>
+        <w:t xml:space="preserve">BOB-187 — ownership_precondition.sh is unfenced: same unreviewed .env-driven scope as the now-fenced repair, still writes probe files at any declared path</w:t>
+      </w:r>
+    </w:p>
+    <w:p>
+      <w:pPr>
+        <w:pStyle w:val="FirstParagraph"/>
+      </w:pPr>
+      <w:r>
+        <w:rPr>
+          <w:b/>
+          <w:bCs/>
+        </w:rPr>
+        <w:t xml:space="preserve">Status:</w:t>
+      </w:r>
+      <w:r>
+        <w:t xml:space="preserve"> </w:t>
+      </w:r>
+      <w:r>
+        <w:t xml:space="preserve">In progress</w:t>
+      </w:r>
+      <w:r>
+        <w:t xml:space="preserve"> </w:t>
+      </w:r>
+      <w:r>
+        <w:rPr>
+          <w:b/>
+          <w:bCs/>
+        </w:rPr>
+        <w:t xml:space="preserve">Type:</w:t>
+      </w:r>
+      <w:r>
+        <w:t xml:space="preserve"> </w:t>
+      </w:r>
+      <w:r>
+        <w:t xml:space="preserve">Bug</w:t>
+      </w:r>
+    </w:p>
+    <w:p>
+      <w:pPr>
+        <w:pStyle w:val="BodyText"/>
+      </w:pPr>
+      <w:r>
+        <w:t xml:space="preserve">scripts/ownership_precondition.sh consumes the SAME unreviewed .env-driven scope as ownership_repair.sh and creates probe files inside it, but it is NOT fenced. T028 remediation added ownership_path_fence() to scripts/lib/ownership.sh and wired it into ownership_repair.sh, closing the path-escape class there; the precondition was outside that agents file scope and still accepts whatever config/owned_paths.yaml expands to. Blast radius is lower than a recursive chown (it writes probe files rather than mutating ownership of an existing tree) but the INPUT is identical and equally unreviewed, so the same QBITTORRENT_DATA_DIR value that would have driven a filesystem-wide chown will drive probe-file creation at an arbitrary location. Note the escape is empirically confirmed for the repair path, not merely reasoned: during T028 remediation a probe declaring the verbatim shipped entry with QBITTORRENT_DATA_DIR=/ hung the suite, and ps showed the real artifact executing</w:t>
+      </w:r>
+      <w:r>
+        <w:t xml:space="preserve"> </w:t>
+      </w:r>
+      <w:r>
+        <w:t xml:space="preserve">“find / ( ! -uid 1000 -o ! -gid 1000 ) -printf …”</w:t>
+      </w:r>
+      <w:r>
+        <w:t xml:space="preserve"> </w:t>
+      </w:r>
+      <w:r>
+        <w:t xml:space="preserve">before it was killed by verified pid. Acceptance: ownership_precondition.sh calls the SAME ownership_path_fence() predicate from scripts/lib/ownership.sh (never a second dialect, 11.4.251), refuses fail-closed on a rejected entry, and ships a paired 1.1 mutation proving the refusal fires PLUS a negative control proving the six live shipped entries still ACCEPT so the fix is not a 11.4.201(1) false-positive refusal. Discovered out-of-band during T028 remediation and reported by the agent as needing tracking, so it is also a 11.4.238 coverage escape.</w:t>
+      </w:r>
+    </w:p>
+    <w:bookmarkEnd w:id="46"/>
+    <w:bookmarkStart w:id="47" w:name="Xcd92acb8ba4b4689af31774f9ab753524fb4a5b"/>
+    <w:p>
+      <w:pPr>
+        <w:pStyle w:val="Heading2"/>
+      </w:pPr>
+      <w:r>
+        <w:t xml:space="preserve">BOB-188 — Gate invariant 17 runs a STALE TRACKED binary that structurally cannot see the violations it exists to catch</w:t>
+      </w:r>
+    </w:p>
+    <w:p>
+      <w:pPr>
+        <w:pStyle w:val="FirstParagraph"/>
+      </w:pPr>
+      <w:r>
+        <w:rPr>
+          <w:b/>
+          <w:bCs/>
+        </w:rPr>
+        <w:t xml:space="preserve">Status:</w:t>
+      </w:r>
+      <w:r>
+        <w:t xml:space="preserve"> </w:t>
+      </w:r>
+      <w:r>
+        <w:t xml:space="preserve">In progress</w:t>
+      </w:r>
+      <w:r>
+        <w:t xml:space="preserve"> </w:t>
+      </w:r>
+      <w:r>
+        <w:rPr>
+          <w:b/>
+          <w:bCs/>
+        </w:rPr>
+        <w:t xml:space="preserve">Type:</w:t>
+      </w:r>
+      <w:r>
+        <w:t xml:space="preserve"> </w:t>
+      </w:r>
+      <w:r>
+        <w:t xml:space="preserve">Bug</w:t>
+      </w:r>
+    </w:p>
+    <w:p>
+      <w:pPr>
+        <w:pStyle w:val="BodyText"/>
+      </w:pPr>
+      <w:r>
+        <w:rPr>
+          <w:b/>
+          <w:bCs/>
+        </w:rPr>
+        <w:t xml:space="preserve">OPERATOR DECISION (2026-08-26, §11.4.66 interactive clarification): UNTRACK THE BINARY — BUILD ON DEMAND</w:t>
+      </w:r>
+    </w:p>
+    <w:p>
+      <w:pPr>
+        <w:pStyle w:val="BodyText"/>
+      </w:pPr>
+      <w:r>
+        <w:t xml:space="preserve">§11.4.30 answer, recorded as consumer DATA: the compiled</w:t>
+      </w:r>
+      <w:r>
+        <w:t xml:space="preserve"> </w:t>
+      </w:r>
+      <w:r>
+        <w:rPr>
+          <w:rStyle w:val="VerbatimChar"/>
+        </w:rPr>
+        <w:t xml:space="preserve">workable-items</w:t>
+      </w:r>
+      <w:r>
+        <w:t xml:space="preserve"> </w:t>
+      </w:r>
+      <w:r>
+        <w:t xml:space="preserve">binary is NOT to be git-tracked.</w:t>
+      </w:r>
+      <w:r>
+        <w:t xml:space="preserve"> </w:t>
+      </w:r>
+      <w:r>
+        <w:t xml:space="preserve">‘Any build derivate which we can recreate by executing proper mechanism for generating MUST NOT be versioned’</w:t>
+      </w:r>
+      <w:r>
+        <w:t xml:space="preserve"> </w:t>
+      </w:r>
+      <w:r>
+        <w:t xml:space="preserve">applies without exception here. Keeping it tracked with only the invariant-52 fingerprint gate, and keeping it tracked with a commit-time rebuild, were both offered and NOT chosen. REQUIRED END STATE: the gate builds from source, or REFUSES HONESTLY when the Go toolchain is absent (§11.4.201(11) — probe the artifact through its real invocation path, never fake a pass, never silently fall back to a stale binary). Staleness becomes structurally impossible rather than merely detected. ACCEPTED COST: a fresh clone needs a Go toolchain before invariant 17 can run — already true for the qBitTorrent-go backend, so this adds no new host requirement. The invariant-52 fingerprint gate remains useful as defence-in-depth for as long as any binary exists on disk.</w:t>
+      </w:r>
+    </w:p>
+    <w:p>
+      <w:pPr>
+        <w:pStyle w:val="BodyText"/>
+      </w:pPr>
+      <w:r>
+        <w:t xml:space="preserve">This answer is recorded as consumer DATA per §11.4.35 — it is the operator’s stated choice, not an agent inference, and supersedes any prior agent-chosen default on this question. Options not chosen are named above so a future reader does not re-litigate a settled call (§11.4.112(5) bounded-verdict discipline applied to decisions).</w:t>
       </w:r>
     </w:p>
     <w:p>
@@ -3599,17 +4420,218 @@
         <w:pStyle w:val="BodyText"/>
       </w:pPr>
       <w:r>
-        <w:rPr>
-          <w:b/>
-          <w:bCs/>
-        </w:rPr>
-        <w:t xml:space="preserve">Reported-Via:</w:t>
-      </w:r>
-      <w:r>
-        <w:t xml:space="preserve"> </w:t>
-      </w:r>
-      <w:r>
-        <w:t xml:space="preserve">§11.4.202 reporting directive</w:t>
+        <w:t xml:space="preserve">pre_build_verification.sh invariant 17 (CM-WORKABLE-ITEMS-VALIDATE) resolves its binary through the candidate loop at :534, whose FIRST entry is constitution/scripts/workable-items/bin/workable-items. That file is GIT-TRACKED (md5 17644a248363, identical to bin/workable-items-linux) and executable, so it WINS resolution over the current untracked sibling constitution/scripts/workable-items/workable-items (md5 43376a6d0184). The tracked binary is STALE: it does not contain the guards its own source now has.</w:t>
+      </w:r>
+    </w:p>
+    <w:p>
+      <w:pPr>
+        <w:pStyle w:val="BodyText"/>
+      </w:pPr>
+      <w:r>
+        <w:t xml:space="preserve">MEASURED, needle-proven, 2026-08-25. String presence in the tracked binary:</w:t>
+      </w:r>
+      <w:r>
+        <w:t xml:space="preserve"> </w:t>
+      </w:r>
+      <w:r>
+        <w:t xml:space="preserve">“refusing to set terminal status”</w:t>
+      </w:r>
+      <w:r>
+        <w:t xml:space="preserve"> </w:t>
+      </w:r>
+      <w:r>
+        <w:t xml:space="preserve">-&gt; 0;</w:t>
+      </w:r>
+      <w:r>
+        <w:t xml:space="preserve"> </w:t>
+      </w:r>
+      <w:r>
+        <w:t xml:space="preserve">“Issues-location item has TERMINAL status”</w:t>
+      </w:r>
+      <w:r>
+        <w:t xml:space="preserve"> </w:t>
+      </w:r>
+      <w:r>
+        <w:t xml:space="preserve">-&gt; 0; control needle from the SAME updateCmd,</w:t>
+      </w:r>
+      <w:r>
+        <w:t xml:space="preserve"> </w:t>
+      </w:r>
+      <w:r>
+        <w:t xml:space="preserve">“at least one mutable field flag is required”</w:t>
+      </w:r>
+      <w:r>
+        <w:t xml:space="preserve"> </w:t>
+      </w:r>
+      <w:r>
+        <w:t xml:space="preserve">-&gt; 2 (so the instrument sees through that path and the zeros are real absences, not a blind read). The untracked sibling returns 1 / 1 / 2 for the same three queries. A check whose message string is absent from the binary cannot fire.</w:t>
+      </w:r>
+    </w:p>
+    <w:p>
+      <w:pPr>
+        <w:pStyle w:val="BodyText"/>
+      </w:pPr>
+      <w:r>
+        <w:t xml:space="preserve">RUNTIME PROOF: the same injected violation (a row set to terminal status while current_location=Issues) run through both binaries -&gt; stale reports 1 violation (only the body_md desync class), current reports 2 including the location-status class verbatim. This is exactly why the ten BOB-166 rows (BOB-087/129/131/144/145/146/148/153/155/157) survived undetected: the gate that was supposed to catch them was running a binary structurally incapable of seeing them.</w:t>
+      </w:r>
+    </w:p>
+    <w:p>
+      <w:pPr>
+        <w:pStyle w:val="BodyText"/>
+      </w:pPr>
+      <w:r>
+        <w:t xml:space="preserve">The 11.4.108 SOURCE-&gt;ARTIFACT gap: source correct, artifact stale, every gate reading the artifact reports green. This is the THIRD instance of that class found in one session, alongside BOB-169 (a charset gate that never opened a file) and BOB-183 (a served bundle five days older than its sources).</w:t>
+      </w:r>
+    </w:p>
+    <w:p>
+      <w:pPr>
+        <w:pStyle w:val="BodyText"/>
+      </w:pPr>
+      <w:r>
+        <w:t xml:space="preserve">COMPOUNDING: the comment at :519-523 directly above the loop asserts</w:t>
+      </w:r>
+      <w:r>
+        <w:t xml:space="preserve"> </w:t>
+      </w:r>
+      <w:r>
+        <w:t xml:space="preserve">“The naive bin/workable-items path never existed in this checkout (bin/ is a gitignored local build-output dir nothing ever populated)”</w:t>
+      </w:r>
+      <w:r>
+        <w:t xml:space="preserve">. That statement is now FALSE - bin/ holds two tracked binaries. A stale comment asserting the absence of the very file that now shadows resolution is how this stayed invisible.</w:t>
+      </w:r>
+    </w:p>
+    <w:p>
+      <w:pPr>
+        <w:pStyle w:val="BodyText"/>
+      </w:pPr>
+      <w:r>
+        <w:t xml:space="preserve">Also an 11.4.30 question the operator owns: bin/workable-items and bin/workable-items-linux are VERSIONED BUILD ARTIFACTS in a constitution submodule that is inherited by reference by every consumer, so every consumer inherits whichever binary was last committed. Flagged independently by two separate agents this session.</w:t>
+      </w:r>
+    </w:p>
+    <w:p>
+      <w:pPr>
+        <w:pStyle w:val="BodyText"/>
+      </w:pPr>
+      <w:r>
+        <w:t xml:space="preserve">ACCEPTANCE: (a) resolution must never prefer a stale artifact over a current one - either the tracked binaries are removed and resolution falls through to build-on-demand, or a freshness check refuses a binary older than its sources (see the BOB-183 fingerprint gate for a working pattern); (b) the false comment at :519-523 corrected; (c) a paired 1.1 mutation proving the new refusal fires, plus a negative control proving a genuinely fresh binary still passes so the fix is not an 11.4.201(1) false-positive refusal; (d) the 11.4.30 tracked-binary decision recorded as operator DATA. Discovered out-of-band during BOB-166 remediation - a 11.4.238 coverage escape in its own right.</w:t>
+      </w:r>
+    </w:p>
+    <w:bookmarkEnd w:id="47"/>
+    <w:bookmarkStart w:id="48" w:name="Xc0ca9ee9a44c887f18fe9c4513414cd28bccb41"/>
+    <w:p>
+      <w:pPr>
+        <w:pStyle w:val="Heading2"/>
+      </w:pPr>
+      <w:r>
+        <w:t xml:space="preserve">BOB-191 — Fail-open scanner is a MATCHER hole blind to 5 enumerated languages (Go/Rust/Ruby/C/…) — enumerated-but-unanalysable prints PASS instead of SKIP (§11.4.201(6))</w:t>
+      </w:r>
+    </w:p>
+    <w:p>
+      <w:pPr>
+        <w:pStyle w:val="FirstParagraph"/>
+      </w:pPr>
+      <w:r>
+        <w:rPr>
+          <w:b/>
+          <w:bCs/>
+        </w:rPr>
+        <w:t xml:space="preserve">Status:</w:t>
+      </w:r>
+      <w:r>
+        <w:t xml:space="preserve"> </w:t>
+      </w:r>
+      <w:r>
+        <w:t xml:space="preserve">Queued</w:t>
+      </w:r>
+      <w:r>
+        <w:t xml:space="preserve"> </w:t>
+      </w:r>
+      <w:r>
+        <w:rPr>
+          <w:b/>
+          <w:bCs/>
+        </w:rPr>
+        <w:t xml:space="preserve">Type:</w:t>
+      </w:r>
+      <w:r>
+        <w:t xml:space="preserve"> </w:t>
+      </w:r>
+      <w:r>
+        <w:t xml:space="preserve">Bug</w:t>
+      </w:r>
+    </w:p>
+    <w:p>
+      <w:pPr>
+        <w:pStyle w:val="BodyText"/>
+      </w:pPr>
+      <w:r>
+        <w:t xml:space="preserve">WHAT: the §11.4.252 fail-open scan reports 0 hits for qBitTorrent-go, and that zero is NOT evidence. The triage agent ran control needles through the scanner’s own path per §11.4.201(7)(b): a Python</w:t>
+      </w:r>
+      <w:r>
+        <w:t xml:space="preserve"> </w:t>
+      </w:r>
+      <w:r>
+        <w:t xml:space="preserve">‘except Exception: pass’</w:t>
+      </w:r>
+      <w:r>
+        <w:t xml:space="preserve"> </w:t>
+      </w:r>
+      <w:r>
+        <w:t xml:space="preserve">needle was SEEN, a TypeScript</w:t>
+      </w:r>
+      <w:r>
+        <w:t xml:space="preserve"> </w:t>
+      </w:r>
+      <w:r>
+        <w:t xml:space="preserve">‘catch (e) {}’</w:t>
+      </w:r>
+      <w:r>
+        <w:t xml:space="preserve"> </w:t>
+      </w:r>
+      <w:r>
+        <w:t xml:space="preserve">needle was SEEN (so frontend/src’s zero IS a real zero), but a Go empty-</w:t>
+      </w:r>
+      <w:r>
+        <w:t xml:space="preserve">‘if err != nil {}’</w:t>
+      </w:r>
+      <w:r>
+        <w:t xml:space="preserve"> </w:t>
+      </w:r>
+      <w:r>
+        <w:t xml:space="preserve">needle was NOT SEEN. An instrument that cannot see the idiom returns the same quiet zero as a clean tree, and only one of those is honest. DISTINCT FROM BOB-189, deliberately not merged with it per §11.4.214: BOB-189 is a false MATCH (fail-closed guards reported as fail-open); this is a false NULL (an entire language unscanned). Same scanner, opposite failure directions, different fixes - merging them would hide one behind the other. IMPACT: Go is the language of qbittorrent-proxy-go and boba-jackett (port 7189, which owns encrypted tracker credentials), so the unscanned surface is exactly where §11.4.252’s credential-plus-mutation combination is most likely. Nobody has assessed it; the dashboard says clean. ACCEPTANCE: the scanner grows a Go arm covering the empty-err-block and swallowed-error idioms, its needle is SEEN through the real path, qBitTorrent-go’s result is re-derived, and every finding is triaged as this Python/TS pass was. Until then qBitTorrent-go’s fail-open posture is UNKNOWN and must be reported as UNKNOWN, never as 0.</w:t>
+      </w:r>
+    </w:p>
+    <w:p>
+      <w:pPr>
+        <w:pStyle w:val="BodyText"/>
+      </w:pPr>
+      <w:r>
+        <w:t xml:space="preserve">=== ROUND-2 INVESTIGATION, MEASURED 2026-08-26 — THE FILED TITLE WAS TOO NARROW (§11.4.6) ===</w:t>
+      </w:r>
+    </w:p>
+    <w:p>
+      <w:pPr>
+        <w:pStyle w:val="BodyText"/>
+      </w:pPr>
+      <w:r>
+        <w:t xml:space="preserve">The live scanner is constitution/scripts/gates/cm_dangerous_combination_fail_closed.sh, driven per-root by invariant 39 at scripts/pre_build_verification.sh:1481-1544. (scripts/pre_build/check_cm_no_fail_open_skip.sh has NEVER existed on any branch — it exists only in an uncommitted worktree. Any citation of that path is citing a file that is not there.)</w:t>
+      </w:r>
+    </w:p>
+    <w:p>
+      <w:pPr>
+        <w:pStyle w:val="BodyText"/>
+      </w:pPr>
+      <w:r>
+        <w:t xml:space="preserve">IT IS A WEAK-MATCHER DEFECT, NOT A SCOPE HOLE. Line :243 sets exts=</w:t>
+      </w:r>
+      <w:r>
+        <w:t xml:space="preserve">“py go rs c cc cpp h hpp java cs js ts jsx tsx php rb”</w:t>
+      </w:r>
+      <w:r>
+        <w:t xml:space="preserve"> </w:t>
+      </w:r>
+      <w:r>
+        <w:t xml:space="preserve">— .go IS enumerated. But line :537 gates the Python ast analyser on</w:t>
       </w:r>
       <w:r>
         <w:t xml:space="preserve"> </w:t>
@@ -3618,143 +4640,495 @@
         <w:rPr>
           <w:rStyle w:val="VerbatimChar"/>
         </w:rPr>
-        <w:t xml:space="preserve">bug</w:t>
-      </w:r>
-      <w:r>
-        <w:t xml:space="preserve"> </w:t>
-      </w:r>
-      <w:r>
-        <w:t xml:space="preserve">on 2026-08-21T19:01:17Z</w:t>
-      </w:r>
-      <w:r>
-        <w:t xml:space="preserve"> </w:t>
-      </w:r>
-      <w:r>
-        <w:rPr>
-          <w:b/>
-          <w:bCs/>
-        </w:rPr>
-        <w:t xml:space="preserve">Reported-By:</w:t>
-      </w:r>
-      <w:r>
-        <w:t xml:space="preserve"> </w:t>
-      </w:r>
-      <w:r>
-        <w:t xml:space="preserve">T041 independent review (IMPORTANT-2), partially remediated</w:t>
-      </w:r>
-    </w:p>
-    <w:p>
-      <w:pPr>
-        <w:pStyle w:val="BodyText"/>
-      </w:pPr>
-      <w:r>
-        <w:rPr>
-          <w:b/>
-          <w:bCs/>
-        </w:rPr>
-        <w:t xml:space="preserve">What (the report, verbatim):</w:t>
-      </w:r>
-      <w:r>
-        <w:t xml:space="preserve"> </w:t>
-      </w:r>
-      <w:r>
-        <w:t xml:space="preserve">The –recreate path was fixed this round: run_ownership_precondition -&gt; stack_down -&gt; run_ownership_repair -&gt; stack_up, so the repair walks a tree no container can write to. That ordering is now asserted behaviourally by three new checks in tests/unit/test_start_reload_recreate.sh, each killed by its paired 1.1 mutation (11/11 RED-OK).</w:t>
-      </w:r>
-    </w:p>
-    <w:p>
-      <w:pPr>
-        <w:pStyle w:val="BodyText"/>
-      </w:pPr>
-      <w:r>
-        <w:t xml:space="preserve">The WARM path is NOT covered by that fix and this item tracks the remainder. On a warm ./start.sh the gate runs before THIS invocation brings anything up, but if the stack is ALREADY running, containers write while the repair walks. A container can then create a new non-operator-owned file BEHIND the walk, after which the completion marker records complete over a tree that is not, and those stragglers are never repaired without a manual –force.</w:t>
-      </w:r>
-    </w:p>
-    <w:p>
-      <w:pPr>
-        <w:pStyle w:val="BodyText"/>
-      </w:pPr>
-      <w:r>
-        <w:t xml:space="preserve">BOUNDED, not dismissed: after any successful pass the marker is valid for the scope fingerprint and the repair short-circuits without walking (marker_is_valid), so the window requires a stale-or-absent marker AND a live stack together. Declaring a new scope entry re-arms the marker, which is exactly how that combination arises in practice.</w:t>
-      </w:r>
-    </w:p>
-    <w:p>
-      <w:pPr>
-        <w:pStyle w:val="BodyText"/>
-      </w:pPr>
-      <w:r>
-        <w:t xml:space="preserve">NOT DONE THIS ROUND, with the reason stated rather than hidden: the clean guard is a cheap marker-only probe mode on scripts/ownership_repair.sh that answers has-this-scope-been-repaired without walking the tree. The existing –dry-run cannot serve: it deliberately SKIPS the marker fast-path (FORCE=0 &amp;&amp; DRY_RUN=0 guard) and always walks, so using it as a warm-start probe would walk the tree twice on every start. Adding that mode requires editing ownership_repair.sh, which another stream was actively editing during this round; duplicating marker_is_valid into start.sh instead would be a near-identical fork (11.4.251). Deferred to this item rather than done unilaterally or silently.</w:t>
-      </w:r>
-    </w:p>
-    <w:p>
-      <w:pPr>
-        <w:pStyle w:val="BodyText"/>
-      </w:pPr>
-      <w:r>
-        <w:t xml:space="preserve">The misleading comment at the warm-start call site (which claimed the gate runs before any container writes) has been corrected to state this boundary honestly.</w:t>
-      </w:r>
-    </w:p>
-    <w:p>
-      <w:pPr>
-        <w:pStyle w:val="BodyText"/>
-      </w:pPr>
-      <w:r>
-        <w:rPr>
-          <w:b/>
-          <w:bCs/>
-        </w:rPr>
-        <w:t xml:space="preserve">Affected scope / file-scope manifest:</w:t>
-      </w:r>
-      <w:r>
-        <w:t xml:space="preserve"> </w:t>
-      </w:r>
-      <w:r>
-        <w:t xml:space="preserve">start.sh (warm-start dispatch, run_ownership_gate call site); scripts/ownership_repair.sh (marker fast-path)</w:t>
-      </w:r>
-    </w:p>
-    <w:p>
-      <w:pPr>
-        <w:pStyle w:val="BodyText"/>
-      </w:pPr>
-      <w:r>
-        <w:rPr>
-          <w:b/>
-          <w:bCs/>
-        </w:rPr>
-        <w:t xml:space="preserve">Reproduction / context:</w:t>
-      </w:r>
-      <w:r>
-        <w:t xml:space="preserve"> </w:t>
-      </w:r>
-      <w:r>
-        <w:t xml:space="preserve">1. Ensure the stack is UP. 2. Change config/owned_paths.yaml so the scope fingerprint changes (this re-arms the marker by design, data-model E2). 3. Run a warm ./start.sh (no –recreate). 4. The ownership repair walks and chowns the declared tree while containers are still running and able to write into it.</w:t>
-      </w:r>
-    </w:p>
-    <w:p>
-      <w:pPr>
-        <w:pStyle w:val="BodyText"/>
-      </w:pPr>
-      <w:r>
-        <w:rPr>
-          <w:b/>
-          <w:bCs/>
-        </w:rPr>
-        <w:t xml:space="preserve">Acceptance criteria:</w:t>
-      </w:r>
-      <w:r>
-        <w:t xml:space="preserve"> </w:t>
-      </w:r>
-      <w:r>
-        <w:t xml:space="preserve">A warm ./start.sh cannot complete an ownership repair while a container that writes to a declared location is running. Either the repair is deferred with an actionable refusal naming –recreate, or the stack is quiesced for the walk. Asserted behaviourally in tests/unit/test_start_reload_recreate.sh alongside the existing PRECONDITION_BEFORE_DOWN / REPAIR_AFTER_DOWN / REPAIR_BEFORE_UP checks, each with a paired 1.1 mutation that kills it.</w:t>
-      </w:r>
-    </w:p>
-    <w:bookmarkEnd w:id="40"/>
-    <w:bookmarkStart w:id="41" w:name="Xdfe56df3ad6e4265c2423708682177f6d23e044"/>
+        <w:t xml:space="preserve">case "$f" in *.py)</w:t>
+      </w:r>
+      <w:r>
+        <w:t xml:space="preserve">, so every non-Python file falls through to just two text matchers (:772 empty</w:t>
+      </w:r>
+      <w:r>
+        <w:t xml:space="preserve"> </w:t>
+      </w:r>
+      <w:r>
+        <w:rPr>
+          <w:rStyle w:val="VerbatimChar"/>
+        </w:rPr>
+        <w:t xml:space="preserve">catch (...) {</w:t>
+      </w:r>
+      <w:r>
+        <w:t xml:space="preserve">, :794 credential</w:t>
+      </w:r>
+      <w:r>
+        <w:t xml:space="preserve"> </w:t>
+      </w:r>
+      <w:r>
+        <w:rPr>
+          <w:rStyle w:val="VerbatimChar"/>
+        </w:rPr>
+        <w:t xml:space="preserve">= x || "literal"</w:t>
+      </w:r>
+      <w:r>
+        <w:t xml:space="preserve">). Go has no</w:t>
+      </w:r>
+      <w:r>
+        <w:t xml:space="preserve"> </w:t>
+      </w:r>
+      <w:r>
+        <w:rPr>
+          <w:rStyle w:val="VerbatimChar"/>
+        </w:rPr>
+        <w:t xml:space="preserve">catch</w:t>
+      </w:r>
+      <w:r>
+        <w:t xml:space="preserve"> </w:t>
+      </w:r>
+      <w:r>
+        <w:t xml:space="preserve">keyword, so neither matcher CAN fire on Go by construction.</w:t>
+      </w:r>
+    </w:p>
+    <w:p>
+      <w:pPr>
+        <w:pStyle w:val="BodyText"/>
+      </w:pPr>
+      <w:r>
+        <w:t xml:space="preserve">NEEDLE TEST, BOTH ARMS (planted / rc / result): Python 2 / 1 / SEEN · TypeScript 1 / 1 / SEEN · Java 1 / 1 / SEEN ·</w:t>
+      </w:r>
+      <w:r>
+        <w:t xml:space="preserve"> </w:t>
+      </w:r>
+      <w:r>
+        <w:rPr>
+          <w:b/>
+          <w:bCs/>
+        </w:rPr>
+        <w:t xml:space="preserve">Go 6 / 0 / NOT SEEN — PASS</w:t>
+      </w:r>
+      <w:r>
+        <w:t xml:space="preserve"> </w:t>
+      </w:r>
+      <w:r>
+        <w:t xml:space="preserve">· Rust 2 / 0 / NOT SEEN · Ruby 1 / 0 / NOT SEEN · C 2 / 0 / NOT SEEN. Go is ONE OF FIVE BLIND EXTENSIONS, not a special case. The Go needle is real code: go build rc=0, go vet rc=0, gofmt -e clean.</w:t>
+      </w:r>
+    </w:p>
+    <w:p>
+      <w:pPr>
+        <w:pStyle w:val="BodyText"/>
+      </w:pPr>
+      <w:r>
+        <w:t xml:space="preserve">THE DECISIVE DISCRIMINATOR — same bytes, extension changed: .zig (NOT enumerated) →</w:t>
+      </w:r>
+      <w:r>
+        <w:t xml:space="preserve"> </w:t>
+      </w:r>
+      <w:r>
+        <w:t xml:space="preserve">“SKIP — topology_unsupported”</w:t>
+      </w:r>
+      <w:r>
+        <w:t xml:space="preserve">; .go (enumerated) →</w:t>
+      </w:r>
+      <w:r>
+        <w:t xml:space="preserve"> </w:t>
+      </w:r>
+      <w:r>
+        <w:t xml:space="preserve">“PASS”</w:t>
+      </w:r>
+      <w:r>
+        <w:t xml:space="preserve">. The gate ALREADY OWNS an honest-blindness mechanism and it works correctly; Go routes around it precisely BY BEING ENUMERATED. A scope hole announces itself; this matcher hole prints green. That makes it the worse defect and is why the corrected title leads with it.</w:t>
+      </w:r>
+    </w:p>
+    <w:p>
+      <w:pPr>
+        <w:pStyle w:val="BodyText"/>
+      </w:pPr>
+      <w:r>
+        <w:t xml:space="preserve">QUANTIFIED SURFACE (exclusions stated, §11.4.224(E)): using the scanner’s OWN prune list and nothing added — 106 .go files / 20,389 LOC (52 production files / 6,858 LOC). WITH and WITHOUT exclusions the count is 106 == 106; no vendored tree exists, so no unstated exclusion could manufacture a clean number. qBitTorrent-go holds 106 blind files and 0 analysable files — 100% blind — yet invariant 39 counts it among</w:t>
+      </w:r>
+      <w:r>
+        <w:t xml:space="preserve"> </w:t>
+      </w:r>
+      <w:r>
+        <w:t xml:space="preserve">“5 first-party source root(s)”</w:t>
+      </w:r>
+      <w:r>
+        <w:t xml:space="preserve"> </w:t>
+      </w:r>
+      <w:r>
+        <w:t xml:space="preserve">reported clean.</w:t>
+      </w:r>
+    </w:p>
+    <w:p>
+      <w:pPr>
+        <w:pStyle w:val="BodyText"/>
+      </w:pPr>
+      <w:r>
+        <w:t xml:space="preserve">DEFECTS THE BLINDNESS HID → filed as BOB-204 (credential DELETE returns unconditional 204 while the .env plaintext delete error is discarded; plus the env_write_failed_db_rolled_back code asserting an unconfirmed rollback).</w:t>
+      </w:r>
+      <w:r>
+        <w:t xml:space="preserve"> </w:t>
+      </w:r>
+      <w:r>
+        <w:t xml:space="preserve">SEPARATE SCOPE HOLE → filed as BOB-205 (cmd/boba-ctl, 947 LOC orchestrator, absent from DANGER_ROOTS entirely). Distinct-but-similar per §11.4.214, deliberately not merged.</w:t>
+      </w:r>
+    </w:p>
+    <w:p>
+      <w:pPr>
+        <w:pStyle w:val="BodyText"/>
+      </w:pPr>
+      <w:r>
+        <w:t xml:space="preserve">GOLDEN-FALSE FIXTURE FOR ANY FUTURE GO ARM: internal/jackettapi/auth_middleware.go:45-66 is correctly fail-CLOSED (constant-time compare, 401+return) — a Go arm MUST NOT flag it.</w:t>
+      </w:r>
+    </w:p>
+    <w:p>
+      <w:pPr>
+        <w:pStyle w:val="BodyText"/>
+      </w:pPr>
+      <w:r>
+        <w:t xml:space="preserve">LOAD-BEARING §11.4.250 PREDICTION: bolting a naive Go regex arm on will IMMEDIATELY manufacture BOB-189-class false positives in Go —</w:t>
+      </w:r>
+      <w:r>
+        <w:t xml:space="preserve"> </w:t>
+      </w:r>
+      <w:r>
+        <w:rPr>
+          <w:rStyle w:val="VerbatimChar"/>
+        </w:rPr>
+        <w:t xml:space="preserve">if err != nil { return false }</w:t>
+      </w:r>
+      <w:r>
+        <w:t xml:space="preserve"> </w:t>
+      </w:r>
+      <w:r>
+        <w:t xml:space="preserve">in a Go validator is fail-CLOSED. Fixing this as layer N+1 reproduces BOB-189 in a new language. THEREFORE the remediation order is fixed: (1) analyser REGISTRY with an UNANALYSED verdict FIRST — extension→analyser map, unmapped extension reports UNANALYSED never silent PASS, which converts the false null into an honest gap and covers rust/ruby/C too; (2) only then a Go arm, call-site-aware from day one (go/ast, or adopt errcheck/staticcheck rather than hand-rolled regex), shipped with the auth_middleware golden-FALSE.</w:t>
+      </w:r>
+    </w:p>
+    <w:p>
+      <w:pPr>
+        <w:pStyle w:val="BodyText"/>
+      </w:pPr>
+      <w:r>
+        <w:t xml:space="preserve">ONE PRIMITIVE, TWO SYMPTOMS: the scanner classifies by local syntactic shape and never consults semantic role — BOB-189 ignores the CALLER’s context (false match), BOB-191 searches for a shape from a DIFFERENT language family (false null). The gate’s own header already concedes the primitive (</w:t>
+      </w:r>
+      <w:r>
+        <w:t xml:space="preserve">“requires real data-flow analysis this gate CANNOT honestly claim”</w:t>
+      </w:r>
+      <w:r>
+        <w:t xml:space="preserve">); what is missing is propagating that concession into PER-LANGUAGE honesty. Keep two tracker items.</w:t>
+      </w:r>
+    </w:p>
+    <w:p>
+      <w:pPr>
+        <w:pStyle w:val="BodyText"/>
+      </w:pPr>
+      <w:r>
+        <w:t xml:space="preserve">INSTRUMENT BUG RECORDED, NOT HIDDEN (§11.4.201(12)): the investigation’s first verdict extraction used</w:t>
+      </w:r>
+      <w:r>
+        <w:t xml:space="preserve"> </w:t>
+      </w:r>
+      <w:r>
+        <w:rPr>
+          <w:rStyle w:val="VerbatimChar"/>
+        </w:rPr>
+        <w:t xml:space="preserve">grep -oE 'PASS|FAIL|SKIP'</w:t>
+      </w:r>
+      <w:r>
+        <w:t xml:space="preserve">, which matched FAIL inside the gate’s own name (…FAIL-CLOSED) and mislabelled three PASSes. Re-run keyed on exit code; the table above is the corrected run.</w:t>
+      </w:r>
+    </w:p>
+    <w:p>
+      <w:pPr>
+        <w:pStyle w:val="BodyText"/>
+      </w:pPr>
+      <w:r>
+        <w:t xml:space="preserve">EVIDENCE: docs/qa/BOB-191/scanner_blindness_investigation_20260826.md (255 lines, §11.4.44 header). No source, gate, or config modified by the investigation.</w:t>
+      </w:r>
+    </w:p>
+    <w:p>
+      <w:pPr>
+        <w:pStyle w:val="BodyText"/>
+      </w:pPr>
+      <w:r>
+        <w:t xml:space="preserve">=== ROUND-3 PARTIAL FIX, MEASURED 2026-09-25 — STEP (1) OF THE ROUND-2 REMEDIATION ORDER LANDED; STEP (2) STILL OPEN, ACCEPTANCE NOT YET MET ===</w:t>
+      </w:r>
+    </w:p>
+    <w:p>
+      <w:pPr>
+        <w:pStyle w:val="BodyText"/>
+      </w:pPr>
+      <w:r>
+        <w:t xml:space="preserve">Per the round-2 remediation order, step (1) — the analyser REGISTRY with an honest UNANALYSED verdict — is now implemented and independently re-verified (conductor re-ran the mutation suite from a clean shell, 206/206 green). Step (2) — a real semantic Go arm — is DELIBERATELY DEFERRED, so this item stays Queued: the ACCEPTANCE criterion above (</w:t>
+      </w:r>
+      <w:r>
+        <w:t xml:space="preserve">“its needle is SEEN through the real path”</w:t>
+      </w:r>
+      <w:r>
+        <w:t xml:space="preserve">) is still unmet for Go/Rust/Ruby/C.</w:t>
+      </w:r>
+    </w:p>
+    <w:p>
+      <w:pPr>
+        <w:pStyle w:val="BodyText"/>
+      </w:pPr>
+      <w:r>
+        <w:t xml:space="preserve">CORRECTION TO ROUND-2’s OWN FIGURE (§11.4.6, re-verified live, not re-guessed): round-2 said</w:t>
+      </w:r>
+      <w:r>
+        <w:t xml:space="preserve"> </w:t>
+      </w:r>
+      <w:r>
+        <w:t xml:space="preserve">“5 blind extensions (go/rs/rb/c/h)”</w:t>
+      </w:r>
+      <w:r>
+        <w:t xml:space="preserve">. Re-run live against all candidates this round: C++ (.cpp, a genuine empty</w:t>
+      </w:r>
+      <w:r>
+        <w:t xml:space="preserve"> </w:t>
+      </w:r>
+      <w:r>
+        <w:rPr>
+          <w:rStyle w:val="VerbatimChar"/>
+        </w:rPr>
+        <w:t xml:space="preserve">catch(){}</w:t>
+      </w:r>
+      <w:r>
+        <w:t xml:space="preserve">) is SEEN —</w:t>
+      </w:r>
+      <w:r>
+        <w:t xml:space="preserve"> </w:t>
+      </w:r>
+      <w:r>
+        <w:rPr>
+          <w:rStyle w:val="VerbatimChar"/>
+        </w:rPr>
+        <w:t xml:space="preserve">rc=1 FAIL</w:t>
+      </w:r>
+      <w:r>
+        <w:t xml:space="preserve">, already correctly caught. It was never actually blind;</w:t>
+      </w:r>
+      <w:r>
+        <w:t xml:space="preserve"> </w:t>
+      </w:r>
+      <w:r>
+        <w:rPr>
+          <w:rStyle w:val="VerbatimChar"/>
+        </w:rPr>
+        <w:t xml:space="preserve">.h</w:t>
+      </w:r>
+      <w:r>
+        <w:t xml:space="preserve"> </w:t>
+      </w:r>
+      <w:r>
+        <w:t xml:space="preserve">is content-ambiguous (same header extension serves both C and C++) and is not a distinct 5th case.</w:t>
+      </w:r>
+      <w:r>
+        <w:t xml:space="preserve"> </w:t>
+      </w:r>
+      <w:r>
+        <w:rPr>
+          <w:b/>
+          <w:bCs/>
+        </w:rPr>
+        <w:t xml:space="preserve">Exactly 4 languages are structurally blind: Go, Rust, Ruby, C.</w:t>
+      </w:r>
+      <w:r>
+        <w:t xml:space="preserve"> </w:t>
+      </w:r>
+      <w:r>
+        <w:t xml:space="preserve">This narrows, not widens, the round-2 figure.</w:t>
+      </w:r>
+    </w:p>
+    <w:p>
+      <w:pPr>
+        <w:pStyle w:val="BodyText"/>
+      </w:pPr>
+      <w:r>
+        <w:t xml:space="preserve">WHAT LANDED (constitution/scripts/gates/cm_dangerous_combination_fail_closed.sh — a constitution-submodule file, inherited by reference; landing it for real still needs the submodule’s own §11.4.26 fetch/pull/push workflow, separate from boba’s commit path):</w:t>
+      </w:r>
+      <w:r>
+        <w:t xml:space="preserve"> </w:t>
+      </w:r>
+      <w:r>
+        <w:t xml:space="preserve">- New</w:t>
+      </w:r>
+      <w:r>
+        <w:t xml:space="preserve"> </w:t>
+      </w:r>
+      <w:r>
+        <w:rPr>
+          <w:rStyle w:val="VerbatimChar"/>
+        </w:rPr>
+        <w:t xml:space="preserve">DANGEROUS_COMBO_UNANALYSED_EXT</w:t>
+      </w:r>
+      <w:r>
+        <w:t xml:space="preserve"> </w:t>
+      </w:r>
+      <w:r>
+        <w:t xml:space="preserve">registry (default</w:t>
+      </w:r>
+      <w:r>
+        <w:t xml:space="preserve"> </w:t>
+      </w:r>
+      <w:r>
+        <w:rPr>
+          <w:rStyle w:val="VerbatimChar"/>
+        </w:rPr>
+        <w:t xml:space="preserve">go rs rb c</w:t>
+      </w:r>
+      <w:r>
+        <w:t xml:space="preserve">). Verdict now has 3 branches: real hits → FAIL (unchanged); zero hits + UNANALYSED files present → new honest</w:t>
+      </w:r>
+      <w:r>
+        <w:t xml:space="preserve"> </w:t>
+      </w:r>
+      <w:r>
+        <w:rPr>
+          <w:rStyle w:val="VerbatimChar"/>
+        </w:rPr>
+        <w:t xml:space="preserve">⚠ NOTE — N file(s) UNANALYSED...</w:t>
+      </w:r>
+      <w:r>
+        <w:t xml:space="preserve"> </w:t>
+      </w:r>
+      <w:r>
+        <w:t xml:space="preserve">+</w:t>
+      </w:r>
+      <w:r>
+        <w:t xml:space="preserve"> </w:t>
+      </w:r>
+      <w:r>
+        <w:rPr>
+          <w:rStyle w:val="VerbatimChar"/>
+        </w:rPr>
+        <w:t xml:space="preserve">PASS (PARTIAL COVERAGE)</w:t>
+      </w:r>
+      <w:r>
+        <w:t xml:space="preserve"> </w:t>
+      </w:r>
+      <w:r>
+        <w:t xml:space="preserve">(still exit 0, advisory — never blocks a build on an unanalysed language); zero hits + zero unanalysed → unchanged original clean-PASS text.</w:t>
+      </w:r>
+      <w:r>
+        <w:t xml:space="preserve"> </w:t>
+      </w:r>
+      <w:r>
+        <w:t xml:space="preserve">-</w:t>
+      </w:r>
+      <w:r>
+        <w:t xml:space="preserve"> </w:t>
+      </w:r>
+      <w:r>
+        <w:rPr>
+          <w:rStyle w:val="VerbatimChar"/>
+        </w:rPr>
+        <w:t xml:space="preserve">scripts/pre_build_verification.sh</w:t>
+      </w:r>
+      <w:r>
+        <w:t xml:space="preserve"> </w:t>
+      </w:r>
+      <w:r>
+        <w:t xml:space="preserve">invariant 39 (boba-owned): fixed to read the UNANALYSED count unconditionally, not only on nonzero exit — otherwise a 100%-UNANALYSED root would still have silently printed</w:t>
+      </w:r>
+      <w:r>
+        <w:t xml:space="preserve"> </w:t>
+      </w:r>
+      <w:r>
+        <w:t xml:space="preserve">“no fail-open anti-pattern across N clean roots”</w:t>
+      </w:r>
+      <w:r>
+        <w:t xml:space="preserve"> </w:t>
+      </w:r>
+      <w:r>
+        <w:t xml:space="preserve">with the caller never seeing the NOTE.</w:t>
+      </w:r>
+      <w:r>
+        <w:t xml:space="preserve"> </w:t>
+      </w:r>
+      <w:r>
+        <w:t xml:space="preserve">- Mutation test extended with 17 new assertions covering Go/Rust/Ruby/C UNANALYSED-branch RED/GREEN, a C++ negative control (still caught, never marked UNANALYSED — the registry must not swallow a working extension), a clean-root negative control, and a mixed-real-hit-not-masked control. Full suite 206/206 (189 pre-existing + 17 new), independently re-run by the conductor from a clean shell.</w:t>
+      </w:r>
+    </w:p>
+    <w:p>
+      <w:pPr>
+        <w:pStyle w:val="BodyText"/>
+      </w:pPr>
+      <w:r>
+        <w:t xml:space="preserve">LIVE FULL-REPO RESCAN RESULT (real DANGER_ROOTS, this round): Python backlog unchanged at 59 hits (download-proxy/src:25, plugins:32, scripts:2 — pre-existing, out of scope, advisory since 2026-08-20).</w:t>
+      </w:r>
+      <w:r>
+        <w:t xml:space="preserve"> </w:t>
+      </w:r>
+      <w:r>
+        <w:rPr>
+          <w:b/>
+          <w:bCs/>
+        </w:rPr>
+        <w:t xml:space="preserve">New honest signal: 121 files now reported UNANALYSED</w:t>
+      </w:r>
+      <w:r>
+        <w:t xml:space="preserve"> </w:t>
+      </w:r>
+      <w:r>
+        <w:t xml:space="preserve">(qBitTorrent-go:117, cmd/boba-ctl:4 — BOB-205’s scope hole now visibly folded into the same honest-gap mechanism) instead of silently counting toward</w:t>
+      </w:r>
+      <w:r>
+        <w:t xml:space="preserve"> </w:t>
+      </w:r>
+      <w:r>
+        <w:t xml:space="preserve">“clean.”</w:t>
+      </w:r>
+      <w:r>
+        <w:t xml:space="preserve"> </w:t>
+      </w:r>
+      <w:r>
+        <w:t xml:space="preserve">Zero new FAIL findings in Go — by design; a real Go checker needs call-site-aware semantic analysis, still deferred.</w:t>
+      </w:r>
+    </w:p>
+    <w:p>
+      <w:pPr>
+        <w:pStyle w:val="BodyText"/>
+      </w:pPr>
+      <w:r>
+        <w:t xml:space="preserve">WHY STEP (2) STAYS DEFERRED, NOT A REGRESSION: the round-2 §11.4.250 PREDICTION stands unrefuted — a naive Go regex arm would immediately flag</w:t>
+      </w:r>
+      <w:r>
+        <w:t xml:space="preserve"> </w:t>
+      </w:r>
+      <w:r>
+        <w:rPr>
+          <w:rStyle w:val="VerbatimChar"/>
+        </w:rPr>
+        <w:t xml:space="preserve">internal/jackettapi/auth_middleware.go:45-66</w:t>
+      </w:r>
+      <w:r>
+        <w:t xml:space="preserve"> </w:t>
+      </w:r>
+      <w:r>
+        <w:t xml:space="preserve">(the golden-FALSE fixture) as a BOB-189-class false positive. A real arm needs go/ast or an adopted tool (errcheck/staticcheck), shipped WITH that golden-FALSE passing, before it can fire.</w:t>
+      </w:r>
+    </w:p>
+    <w:p>
+      <w:pPr>
+        <w:pStyle w:val="BodyText"/>
+      </w:pPr>
+      <w:r>
+        <w:t xml:space="preserve">REMAINING WORK TO CLOSE THIS ITEM: implement the Go semantic arm (go/ast-based or errcheck/staticcheck-adopted) covering the empty-err-block and swallowed-error idioms, verified against the auth_middleware.go golden-FALSE fixture, re-derive qBitTorrent-go’s real result (currently UNKNOWN, honestly reported as such), and triage every real finding as the Python/TS pass already is. Rust/Ruby/C have zero first-party files in boba’s tree today (verified this round) so their own arms are lower priority until such files exist — the UNANALYSED registry already covers them honestly in the meantime.</w:t>
+      </w:r>
+    </w:p>
+    <w:p>
+      <w:pPr>
+        <w:pStyle w:val="BodyText"/>
+      </w:pPr>
+      <w:r>
+        <w:t xml:space="preserve">EVIDENCE: docs/qa/BOB-191/closure_evidence_20260925.md (full RED/GREEN transcripts, the C++ correction with live proof, the live full-repo scan table, anti-bluff provenance). State left uncommitted by design (constitution-submodule files need the §11.4.26 workflow, not boba’s commit-push-all.sh).</w:t>
+      </w:r>
+    </w:p>
+    <w:bookmarkEnd w:id="48"/>
+    <w:bookmarkStart w:id="49" w:name="Xc10100f7380538d128b0df1c97d690968b97d37"/>
     <w:p>
       <w:pPr>
         <w:pStyle w:val="Heading2"/>
       </w:pPr>
       <w:r>
-        <w:t xml:space="preserve">BOB-162 — Two new guards exist but no seam invokes them — plus the brownfield adoption decision the commit guard needs</w:t>
+        <w:t xml:space="preserve">BOB-194 — Pre-build gates walk .claude/worktrees, so a stale agent worktree can fail the main build (§11.4.201(1))</w:t>
       </w:r>
     </w:p>
     <w:p>
@@ -3772,6 +5146,94 @@
         <w:t xml:space="preserve"> </w:t>
       </w:r>
       <w:r>
+        <w:t xml:space="preserve">In progress</w:t>
+      </w:r>
+      <w:r>
+        <w:t xml:space="preserve"> </w:t>
+      </w:r>
+      <w:r>
+        <w:rPr>
+          <w:b/>
+          <w:bCs/>
+        </w:rPr>
+        <w:t xml:space="preserve">Type:</w:t>
+      </w:r>
+      <w:r>
+        <w:t xml:space="preserve"> </w:t>
+      </w:r>
+      <w:r>
+        <w:t xml:space="preserve">Bug</w:t>
+      </w:r>
+    </w:p>
+    <w:p>
+      <w:pPr>
+        <w:pStyle w:val="BodyText"/>
+      </w:pPr>
+      <w:r>
+        <w:t xml:space="preserve">WHAT: agent worktrees under .claude/worktrees/ are ephemeral copies pinned at arbitrary commits - never built, never shipped, deleted when the agent finishes. Pre-build gates that walk the tree with find(1) from the repo root descend into them anyway. MEASURED INSTANCE (2026-08-25): CM-GO-TOOLCHAIN-MATCHES-BUILDER FAILED the main build with exactly one finding, from .claude/worktrees/agent-afda1df906c537ab4 - a worktree 86 commits behind still carrying</w:t>
+      </w:r>
+      <w:r>
+        <w:t xml:space="preserve"> </w:t>
+      </w:r>
+      <w:r>
+        <w:t xml:space="preserve">‘FROM golang:1.23-alpine’</w:t>
+      </w:r>
+      <w:r>
+        <w:t xml:space="preserve"> </w:t>
+      </w:r>
+      <w:r>
+        <w:t xml:space="preserve">against a go.mod long since at 1.26.2. The main tree was CORRECT throughout. Per §11.4.201(1) a false-positive refusal is a FAIL-bluff of equal severity to a false pass: it blocks real work and teaches people to bypass the gate. FIXED FOR ONE GATE:</w:t>
+      </w:r>
+      <w:r>
+        <w:t xml:space="preserve"> </w:t>
+      </w:r>
+      <w:r>
+        <w:t xml:space="preserve">‘.claude’</w:t>
+      </w:r>
+      <w:r>
+        <w:t xml:space="preserve"> </w:t>
+      </w:r>
+      <w:r>
+        <w:t xml:space="preserve">added to that gate’s PRUNE_DIRS with a deterministic §1.1 pair - a stale mismatch inside .claude/worktrees must NOT fail a healthy tree, the SAME mismatch outside it MUST still fail, so the prune cannot widen into blindness (§11.4.201(6)). Mutation verified: reverting the prune fails 2 checks. SURVEY, measured not inferred: 8 of 13 pre_build gates walk the tree; only the fixed one prunes .claude. Gates using</w:t>
+      </w:r>
+      <w:r>
+        <w:t xml:space="preserve"> </w:t>
+      </w:r>
+      <w:r>
+        <w:t xml:space="preserve">‘git ls-files’</w:t>
+      </w:r>
+      <w:r>
+        <w:t xml:space="preserve"> </w:t>
+      </w:r>
+      <w:r>
+        <w:t xml:space="preserve">are structurally immune - worktrees are untracked. Empirically probed: check_cm_closure_seam_binds, check_cm_killpg_pgid_guard and check_cm_no_production_mutation_residue all rc=0 with ZERO worktree references - clean in practice today. UNMEASURED, not clean: check_cm_test_mock_pid_explicit_int and check_cm_test_mock_pid_patched_when_real_pid were not reached before the probe budget expired. HYPOTHESIS REFUTED, recorded so nobody re-walks it: an earlier revision of this item speculated that check_cm_plugin_count’s 90s timeout was caused by walking worktrees. It is NOT. That gate’s find is scoped to $PLUGINS_DIR (check_cm_plugin_count.sh:224), so worktrees are outside its walk entirely. Its slowness is real - still running past 54s on a re-measure - but has a different, still-unidentified cause and belongs to its own item, not this one. ACCEPTANCE: every tree-walking gate either prunes agent scratch or is proven immune by measurement, each with a paired mutation. NOTE the asymmetry that bounds the risk: a stale worktree can only ADD findings to a security-relevant scan (killpg, mutation-residue), never remove them - so the exposure is false refusal and eroded trust, not a missed defect.</w:t>
+      </w:r>
+    </w:p>
+    <w:bookmarkEnd w:id="49"/>
+    <w:bookmarkStart w:id="50" w:name="Xe8f9d6ae701b2e0cae1912181571b5052b26492"/>
+    <w:p>
+      <w:pPr>
+        <w:pStyle w:val="Heading2"/>
+      </w:pPr>
+      <w:r>
+        <w:t xml:space="preserve">BOB-196 — check_cm_plugin_count runs for over a minute on ~69 files — cause unidentified, and it is not worktree traversal</w:t>
+      </w:r>
+    </w:p>
+    <w:p>
+      <w:pPr>
+        <w:pStyle w:val="FirstParagraph"/>
+      </w:pPr>
+      <w:r>
+        <w:rPr>
+          <w:b/>
+          <w:bCs/>
+        </w:rPr>
+        <w:t xml:space="preserve">Status:</w:t>
+      </w:r>
+      <w:r>
+        <w:t xml:space="preserve"> </w:t>
+      </w:r>
+      <w:r>
         <w:t xml:space="preserve">Queued</w:t>
       </w:r>
       <w:r>
@@ -3790,6 +5252,154 @@
       <w:r>
         <w:t xml:space="preserve">Task</w:t>
       </w:r>
+    </w:p>
+    <w:p>
+      <w:pPr>
+        <w:pStyle w:val="BodyText"/>
+      </w:pPr>
+      <w:r>
+        <w:t xml:space="preserve">WHAT: the CM-PLUGIN-COUNT pre-build gate takes 189 SECONDS to verify 8 documented counts. Measured 2026-08-25: exceeded a 90s probe budget (rc=124), then a bounded re-run completed at</w:t>
+      </w:r>
+      <w:r>
+        <w:t xml:space="preserve"> </w:t>
+      </w:r>
+      <w:r>
+        <w:t xml:space="preserve">‘rc=0 wall=189s’</w:t>
+      </w:r>
+      <w:r>
+        <w:t xml:space="preserve"> </w:t>
+      </w:r>
+      <w:r>
+        <w:t xml:space="preserve">- it PASSES, it is simply slow. CAUSE, MEASURED NOT GUESSED: the marker loop at check_cm_plugin_count.sh:273-290 iterates EVERY LINE of every governed document and spawns a pipeline per line. Per iteration:</w:t>
+      </w:r>
+      <w:r>
+        <w:t xml:space="preserve"> </w:t>
+      </w:r>
+      <w:r>
+        <w:t xml:space="preserve">‘printf | grep -oE | wc -l | tr -d’</w:t>
+      </w:r>
+      <w:r>
+        <w:t xml:space="preserve"> </w:t>
+      </w:r>
+      <w:r>
+        <w:t xml:space="preserve">(4 processes) plus</w:t>
+      </w:r>
+      <w:r>
+        <w:t xml:space="preserve"> </w:t>
+      </w:r>
+      <w:r>
+        <w:t xml:space="preserve">‘printf | sed -n’</w:t>
+      </w:r>
+      <w:r>
+        <w:t xml:space="preserve"> </w:t>
+      </w:r>
+      <w:r>
+        <w:t xml:space="preserve">(2) = ~6. Governed docs are AGENTS.md 689 + CLAUDE.md 494 + docs/features/Status.md 670 = 1853 lines, so ~11,118 process spawns, measuring ~102 ms/line. Classic per-line-subprocess shell trap. THE IRONY WORTH PRESERVING, because it explains why nobody simplified it: the in-code comment shows</w:t>
+      </w:r>
+      <w:r>
+        <w:t xml:space="preserve"> </w:t>
+      </w:r>
+      <w:r>
+        <w:t xml:space="preserve">‘-oE | wc -l’</w:t>
+      </w:r>
+      <w:r>
+        <w:t xml:space="preserve"> </w:t>
+      </w:r>
+      <w:r>
+        <w:t xml:space="preserve">was chosen DELIBERATELY over</w:t>
+      </w:r>
+      <w:r>
+        <w:t xml:space="preserve"> </w:t>
+      </w:r>
+      <w:r>
+        <w:t xml:space="preserve">‘grep -c’</w:t>
+      </w:r>
+      <w:r>
+        <w:t xml:space="preserve"> </w:t>
+      </w:r>
+      <w:r>
+        <w:t xml:space="preserve">after measuring the §11.4.201(12) footgun - on this host (ugrep 7.8.4)</w:t>
+      </w:r>
+      <w:r>
+        <w:t xml:space="preserve"> </w:t>
+      </w:r>
+      <w:r>
+        <w:t xml:space="preserve">‘grep -coE’</w:t>
+      </w:r>
+      <w:r>
+        <w:t xml:space="preserve"> </w:t>
+      </w:r>
+      <w:r>
+        <w:t xml:space="preserve">returned 3 at top level but 1 inside a</w:t>
+      </w:r>
+      <w:r>
+        <w:t xml:space="preserve"> </w:t>
+      </w:r>
+      <w:r>
+        <w:t xml:space="preserve">‘set -euo pipefail’</w:t>
+      </w:r>
+      <w:r>
+        <w:t xml:space="preserve"> </w:t>
+      </w:r>
+      <w:r>
+        <w:t xml:space="preserve">subshell, a context-dependent reading. The correctness fix is right and must be kept; it is the PER-LINE application of it that costs the three minutes. HYPOTHESIS REFUTED, recorded so nobody re-walks it: this is NOT worktree traversal. The gate’s find is scoped to $PLUGINS_DIR (:224), so the five agent worktrees are outside its walk. That guess was raised on BOB-194 and is dead. LIKELY FIX (unverified, stated as a candidate not a conclusion): pre-filter with ONE grep for lines containing</w:t>
+      </w:r>
+      <w:r>
+        <w:t xml:space="preserve"> </w:t>
+      </w:r>
+      <w:r>
+        <w:t xml:space="preserve">‘CM-PLUGIN-COUNT:’</w:t>
+      </w:r>
+      <w:r>
+        <w:t xml:space="preserve"> </w:t>
+      </w:r>
+      <w:r>
+        <w:t xml:space="preserve">before entering the loop, reducing ~1853 iterations to the ~8 lines that carry a marker, while leaving the per-line parsing logic - and its footgun-avoiding form - completely unchanged. WHY IT MATTERS beyond impatience: this gate is on the pre-build critical path, and CLAUDE.md leans on it as the mechanical authority for the three distinct plugin rosters (43 curated / 43 engines / 12 bootstrap) whose conflation was BOB-149. A gate slow enough to tempt anyone into skipping it protects nothing. ACCEPTANCE: runtime reduced with the counts and the footgun-avoiding parse preserved byte-for-byte in behaviour, proven by the existing paired mutation still biting plus a before/after wall-clock recorded. §11.4.6: nothing here questions the gate’s VERDICTS - only its runtime.</w:t>
+      </w:r>
+    </w:p>
+    <w:bookmarkEnd w:id="50"/>
+    <w:bookmarkStart w:id="51" w:name="X0a11ad4ef084ae583354444a7004378388ce69a"/>
+    <w:p>
+      <w:pPr>
+        <w:pStyle w:val="Heading2"/>
+      </w:pPr>
+      <w:r>
+        <w:t xml:space="preserve">BOB-211 — LATENT + OPERATOR-GATED: on a uid-flattening mount whose uid is not the operator, chown fails EPERM with no fstype-aware diagnosis, and fmask/dmask silently defeat the preserve_mode 600 contract</w:t>
+      </w:r>
+    </w:p>
+    <w:p>
+      <w:pPr>
+        <w:pStyle w:val="FirstParagraph"/>
+      </w:pPr>
+      <w:r>
+        <w:rPr>
+          <w:b/>
+          <w:bCs/>
+        </w:rPr>
+        <w:t xml:space="preserve">Status:</w:t>
+      </w:r>
+      <w:r>
+        <w:t xml:space="preserve"> </w:t>
+      </w:r>
+      <w:r>
+        <w:t xml:space="preserve">Queued</w:t>
+      </w:r>
+      <w:r>
+        <w:t xml:space="preserve"> </w:t>
+      </w:r>
+      <w:r>
+        <w:rPr>
+          <w:b/>
+          <w:bCs/>
+        </w:rPr>
+        <w:t xml:space="preserve">Type:</w:t>
+      </w:r>
+      <w:r>
+        <w:t xml:space="preserve"> </w:t>
+      </w:r>
+      <w:r>
+        <w:t xml:space="preserve">Bug</w:t>
+      </w:r>
       <w:r>
         <w:t xml:space="preserve"> </w:t>
       </w:r>
@@ -3804,226 +5414,86 @@
         <w:t xml:space="preserve"> </w:t>
       </w:r>
       <w:r>
-        <w:t xml:space="preserve">Medium</w:t>
-      </w:r>
-      <w:r>
-        <w:t xml:space="preserve"> </w:t>
-      </w:r>
-      <w:r>
-        <w:rPr>
-          <w:b/>
-          <w:bCs/>
-        </w:rPr>
-        <w:t xml:space="preserve">Created-By:</w:t>
-      </w:r>
-      <w:r>
-        <w:t xml:space="preserve"> </w:t>
-      </w:r>
-      <w:r>
-        <w:t xml:space="preserve">BOB-106/BOB-107 remediation, residual</w:t>
-      </w:r>
-    </w:p>
-    <w:p>
-      <w:pPr>
-        <w:pStyle w:val="BodyText"/>
-      </w:pPr>
-      <w:r>
-        <w:rPr>
-          <w:b/>
-          <w:bCs/>
-        </w:rPr>
-        <w:t xml:space="preserve">Reported-Via:</w:t>
-      </w:r>
-      <w:r>
-        <w:t xml:space="preserve"> </w:t>
-      </w:r>
-      <w:r>
-        <w:t xml:space="preserve">§11.4.202 reporting directive</w:t>
-      </w:r>
-      <w:r>
-        <w:t xml:space="preserve"> </w:t>
-      </w:r>
-      <w:r>
-        <w:rPr>
-          <w:rStyle w:val="VerbatimChar"/>
-        </w:rPr>
-        <w:t xml:space="preserve">task</w:t>
-      </w:r>
-      <w:r>
-        <w:t xml:space="preserve"> </w:t>
-      </w:r>
-      <w:r>
-        <w:t xml:space="preserve">on 2026-08-21T19:35:02Z</w:t>
-      </w:r>
-      <w:r>
-        <w:t xml:space="preserve"> </w:t>
-      </w:r>
-      <w:r>
-        <w:rPr>
-          <w:b/>
-          <w:bCs/>
-        </w:rPr>
-        <w:t xml:space="preserve">Reported-By:</w:t>
-      </w:r>
-      <w:r>
-        <w:t xml:space="preserve"> </w:t>
-      </w:r>
-      <w:r>
-        <w:t xml:space="preserve">BOB-106/BOB-107 remediation, residual</w:t>
-      </w:r>
-    </w:p>
-    <w:p>
-      <w:pPr>
-        <w:pStyle w:val="BodyText"/>
-      </w:pPr>
-      <w:r>
-        <w:rPr>
-          <w:b/>
-          <w:bCs/>
-        </w:rPr>
-        <w:t xml:space="preserve">What (the report, verbatim):</w:t>
-      </w:r>
-      <w:r>
-        <w:t xml:space="preserve"> </w:t>
-      </w:r>
-      <w:r>
-        <w:t xml:space="preserve">The TESTS for both guards are now executed: pre-build invariant 30’s glob was extended from tests/unit + tests/pre_build to also cover tests/hooks. MEASURED before/after: the glob expanded to 27 suites with 0 under tests/hooks while 3 existed there; it now expands to 30 with 3 under tests/hooks. All three pass.</w:t>
-      </w:r>
-    </w:p>
-    <w:p>
-      <w:pPr>
-        <w:pStyle w:val="BodyText"/>
-      </w:pPr>
-      <w:r>
-        <w:t xml:space="preserve">But the GUARDS themselves are still invoked by nothing.</w:t>
-      </w:r>
-    </w:p>
-    <w:p>
-      <w:pPr>
-        <w:pStyle w:val="BodyText"/>
-      </w:pPr>
-      <w:r>
-        <w:t xml:space="preserve">check-brief-inputs.sh is honestly conductor-run rather than automatic: a brief’s required-input list lives in free-form prose that the Agent tool’s structured input does not expose, so an automatic prompt-scraping gate would itself be an unproven pattern-match. Its seam is the dispatch procedure, and that is a documentation + habit change, not a hook.</w:t>
-      </w:r>
-    </w:p>
-    <w:p>
-      <w:pPr>
-        <w:pStyle w:val="BodyText"/>
-      </w:pPr>
-      <w:r>
-        <w:t xml:space="preserve">unattributed-commit-guard.sh is different and is why this item exists. Run against real history it names 14 violating commits since the last tag (and 21 bare Auto-commit subjects exist across all refs). Wiring it into the pre-build or commit seam AS-IS would therefore refuse every commit immediately, on pre-existing debt nobody can fix in the moment.</w:t>
-      </w:r>
-    </w:p>
-    <w:p>
-      <w:pPr>
-        <w:pStyle w:val="BodyText"/>
-      </w:pPr>
-      <w:r>
-        <w:t xml:space="preserve">That is precisely the 11.4.224(E) brownfield-adoption shape, and 11.4.66/11.4.122 put the choice with the operator, not with an agent inventing a ratchet. The options, stated so the decision is a decision and not a default:</w:t>
-      </w:r>
-      <w:r>
-        <w:t xml:space="preserve"> </w:t>
-      </w:r>
-      <w:r>
-        <w:t xml:space="preserve">(a) immediate hard floor – the seam refuses until all 14 are attributed;</w:t>
-      </w:r>
-      <w:r>
-        <w:t xml:space="preserve"> </w:t>
-      </w:r>
-      <w:r>
-        <w:t xml:space="preserve">(b) one-time monotone-decrease ratchet (the 11.4.135 pattern) – snapshot 14 as the baseline, the count may fall and may never rise, so day one is green and the disease cannot spread;</w:t>
-      </w:r>
-      <w:r>
-        <w:t xml:space="preserve"> </w:t>
-      </w:r>
-      <w:r>
-        <w:t xml:space="preserve">(c) changed-commits-only – gate only commits created from now on, with a scheduled deadline for the historical 14;</w:t>
-      </w:r>
-      <w:r>
-        <w:t xml:space="preserve"> </w:t>
-      </w:r>
-      <w:r>
-        <w:t xml:space="preserve">(d) report-only for a stated period, then escalate.</w:t>
-      </w:r>
-    </w:p>
-    <w:p>
-      <w:pPr>
-        <w:pStyle w:val="BodyText"/>
-      </w:pPr>
-      <w:r>
-        <w:t xml:space="preserve">Recommendation, with the reasoning rather than just the pick: (b). It is the pattern this constitution already uses for exactly this situation, it makes the debt visible and bounded immediately, and it cannot be satisfied by deleting the guard’s name (11.4.227 closes that gaming channel). But it is the operator’s call and this item is not closed until that answer is recorded.</w:t>
-      </w:r>
-    </w:p>
-    <w:p>
-      <w:pPr>
-        <w:pStyle w:val="BodyText"/>
-      </w:pPr>
-      <w:r>
-        <w:t xml:space="preserve">Honest boundary (11.4.6): this item does NOT claim the 14 commits are harmful in themselves – it claims their ATTRIBUTION is absent and that nothing currently prevents the 15th.</w:t>
-      </w:r>
-    </w:p>
-    <w:p>
-      <w:pPr>
-        <w:pStyle w:val="BodyText"/>
-      </w:pPr>
-      <w:r>
-        <w:rPr>
-          <w:b/>
-          <w:bCs/>
-        </w:rPr>
-        <w:t xml:space="preserve">Affected scope / file-scope manifest:</w:t>
-      </w:r>
-      <w:r>
-        <w:t xml:space="preserve"> </w:t>
-      </w:r>
-      <w:r>
-        <w:t xml:space="preserve">scripts/hooks/unattributed-commit-guard.sh; scripts/hooks/check-brief-inputs.sh; scripts/pre_build_verification.sh; scripts/commit-push-all.sh</w:t>
-      </w:r>
-    </w:p>
-    <w:p>
-      <w:pPr>
-        <w:pStyle w:val="BodyText"/>
-      </w:pPr>
-      <w:r>
-        <w:rPr>
-          <w:b/>
-          <w:bCs/>
-        </w:rPr>
-        <w:t xml:space="preserve">Reproduction / context:</w:t>
-      </w:r>
-      <w:r>
-        <w:t xml:space="preserve"> </w:t>
-      </w:r>
-      <w:r>
-        <w:t xml:space="preserve">Both guards run correctly by hand and are covered by passing tests (9/9 and 15/15, each proven non-bluff against a no-op stub). Neither is invoked by scripts/pre_build_verification.sh or scripts/commit-push-all.sh, so neither exerts standing detection pressure (11.4.226: a guard with no execution seam is not coverage; registration is not coverage).</w:t>
-      </w:r>
-    </w:p>
-    <w:p>
-      <w:pPr>
-        <w:pStyle w:val="BodyText"/>
-      </w:pPr>
-      <w:r>
-        <w:rPr>
-          <w:b/>
-          <w:bCs/>
-        </w:rPr>
-        <w:t xml:space="preserve">Acceptance criteria:</w:t>
-      </w:r>
-      <w:r>
-        <w:t xml:space="preserve"> </w:t>
-      </w:r>
-      <w:r>
-        <w:t xml:space="preserve">Each guard is invoked by a named seam, OR carries a registered deferral pointing at this item. For unattributed-commit-guard.sh specifically, the operator has answered the adoption question below and the answer is recorded as consumer DATA – never an invented ratchet.</w:t>
-      </w:r>
-    </w:p>
-    <w:bookmarkEnd w:id="41"/>
-    <w:bookmarkStart w:id="42" w:name="Xc05099854c0c0186d08c6af56c30344c4abab58"/>
+        <w:t xml:space="preserve">minor</w:t>
+      </w:r>
+    </w:p>
+    <w:p>
+      <w:pPr>
+        <w:pStyle w:val="BodyText"/>
+      </w:pPr>
+      <w:r>
+        <w:t xml:space="preserve">STATUS: LATENT on this host (measured: all six declared locations sit on ONE btrfs mount, fully ownership-expressive) and OPERATOR-GATED for verification. Retained from the dismissed BOB-206 rather than discarded with it, because the scenario is well-founded elsewhere: the declared mount is a udisks auto-mounted REMOVABLE NVMe, so another operator’s portable drive being exFAT or NTFS is entirely ordinary.</w:t>
+      </w:r>
+    </w:p>
+    <w:p>
+      <w:pPr>
+        <w:pStyle w:val="BodyText"/>
+      </w:pPr>
+      <w:r>
+        <w:t xml:space="preserve">TWO RESIDUALS:</w:t>
+      </w:r>
+      <w:r>
+        <w:t xml:space="preserve"> </w:t>
+      </w:r>
+      <w:r>
+        <w:t xml:space="preserve">(1) REPAIR-LAYER DIAGNOSIS. On a uid-flattening mount whose flattened uid is NOT the operator, probe_location correctly REFUSES (verified: uid=0 and uid=100999 both refuse). But it then hands ownership_repair.sh a chown that will return EPERM, and nothing in the repair path is fstype-aware — so the operator sees a permission failure whose real remedy is a REMOUNT OPTION, which no message says. Reasoned, NOT proven: the shim used to verify BOB-206 models the stat READ, not the chown WRITE, and cannot settle whether chown actually fails.</w:t>
+      </w:r>
+      <w:r>
+        <w:t xml:space="preserve"> </w:t>
+      </w:r>
+      <w:r>
+        <w:t xml:space="preserve">(2) MODE CONTRACT. vfat flattens MODE via fmask/dmask, so the preserve_mode: true / 600 contract on .env and config/boba.db would be silently unenforceable there. §11.4.10-adjacent: a credential file believed to be 600 that is world-readable by mount option is a leak the mode check cannot see.</w:t>
+      </w:r>
+    </w:p>
+    <w:p>
+      <w:pPr>
+        <w:pStyle w:val="BodyText"/>
+      </w:pPr>
+      <w:r>
+        <w:t xml:space="preserve">WHY OPERATOR-GATED: a genuine end-to-end RED needs a real uid-flattening mount. The privilege-free route is bindfs -u</w:t>
+      </w:r>
+      <w:r>
+        <w:t xml:space="preserve"> </w:t>
+      </w:r>
+      <w:r>
+        <w:t xml:space="preserve"> </w:t>
+      </w:r>
+      <w:r>
+        <w:t xml:space="preserve">(FUSE; fusermount IS present and user_allow_other IS set) — but bindfs is ABSENT on this host, as are mkfs.vfat and losetup. So verification needs either a bindfs install or a privileged loopback mount. Neither was attempted (§11.4.21 — high-blast-radius host mutation is operator-gated).</w:t>
+      </w:r>
+    </w:p>
+    <w:p>
+      <w:pPr>
+        <w:pStyle w:val="BodyText"/>
+      </w:pPr>
+      <w:r>
+        <w:t xml:space="preserve">ALSO RECORDED: NO test anywhere exercises a uid-flattening filesystem — vfat/exfat/ntfs/flatten/loopback/mkfs/losetup/bindfs/fusermount all measure 0 across the three ownership test files, needle-proven (probe_location = 3 hits through the same instrument).</w:t>
+      </w:r>
+    </w:p>
+    <w:p>
+      <w:pPr>
+        <w:pStyle w:val="BodyText"/>
+      </w:pPr>
+      <w:r>
+        <w:t xml:space="preserve">ACCEPTANCE: (1) operator decides whether to install bindfs or provide a privileged loopback so the RED can be built; (2) if verified, the repair path gains fstype-aware diagnosis naming the remount remedy; (3) the mode contract either detects mode-flattening mounts and refuses, or documents honestly that it cannot be enforced there.</w:t>
+      </w:r>
+    </w:p>
+    <w:p>
+      <w:pPr>
+        <w:pStyle w:val="BodyText"/>
+      </w:pPr>
+      <w:r>
+        <w:t xml:space="preserve">DISCOVERY CHANNEL (§11.4.238): retained residual from the BOB-206 verification stream.</w:t>
+      </w:r>
+    </w:p>
+    <w:bookmarkEnd w:id="51"/>
+    <w:bookmarkStart w:id="52" w:name="X71b3d3e28f037bd84e63565bd377b60227a2e0f"/>
     <w:p>
       <w:pPr>
         <w:pStyle w:val="Heading2"/>
       </w:pPr>
       <w:r>
-        <w:t xml:space="preserve">BOB-170 — Capture one quiescent GREEN run of the scaling growth gate, which has never executed under its own loadavg&lt;=0.75/cpu precondition and has no scheduled window that would make it</w:t>
+        <w:t xml:space="preserve">BOB-219 — LIVE §11.4.65 sync violation: docs/guides/tracker-credentials.{html,pdf} exist on disk but are untracked and ignored, while their .md source IS tracked</w:t>
       </w:r>
     </w:p>
     <w:p>
@@ -4041,2111 +5511,7 @@
         <w:t xml:space="preserve"> </w:t>
       </w:r>
       <w:r>
-        <w:t xml:space="preserve">Queued</w:t>
-      </w:r>
-      <w:r>
-        <w:t xml:space="preserve"> </w:t>
-      </w:r>
-      <w:r>
-        <w:rPr>
-          <w:b/>
-          <w:bCs/>
-        </w:rPr>
-        <w:t xml:space="preserve">Type:</w:t>
-      </w:r>
-      <w:r>
-        <w:t xml:space="preserve"> </w:t>
-      </w:r>
-      <w:r>
-        <w:t xml:space="preserve">Task</w:t>
-      </w:r>
-      <w:r>
-        <w:t xml:space="preserve"> </w:t>
-      </w:r>
-      <w:r>
-        <w:rPr>
-          <w:b/>
-          <w:bCs/>
-        </w:rPr>
-        <w:t xml:space="preserve">Severity:</w:t>
-      </w:r>
-      <w:r>
-        <w:t xml:space="preserve"> </w:t>
-      </w:r>
-      <w:r>
-        <w:t xml:space="preserve">Medium</w:t>
-      </w:r>
-      <w:r>
-        <w:t xml:space="preserve"> </w:t>
-      </w:r>
-      <w:r>
-        <w:rPr>
-          <w:b/>
-          <w:bCs/>
-        </w:rPr>
-        <w:t xml:space="preserve">Created-By:</w:t>
-      </w:r>
-      <w:r>
-        <w:t xml:space="preserve"> </w:t>
-      </w:r>
-      <w:r>
-        <w:t xml:space="preserve">Claude</w:t>
-      </w:r>
-      <w:r>
-        <w:t xml:space="preserve"> </w:t>
-      </w:r>
-      <w:r>
-        <w:rPr>
-          <w:b/>
-          <w:bCs/>
-        </w:rPr>
-        <w:t xml:space="preserve">Assigned-To:</w:t>
-      </w:r>
-      <w:r>
-        <w:t xml:space="preserve"> </w:t>
-      </w:r>
-      <w:r>
-        <w:t xml:space="preserve">Claude</w:t>
-      </w:r>
-    </w:p>
-    <w:p>
-      <w:pPr>
-        <w:pStyle w:val="BodyText"/>
-      </w:pPr>
-      <w:r>
-        <w:t xml:space="preserve">WHAT. The BOB-109 scaling suite gates its two timing tests on loadavg_1m/nproc &lt;= 0.75 — on this 8-cpu host, a 1-minute load average at or below 6.0 — and SKIPs loudly otherwise. That gate is correct and was adopted for a good reason (§11.4.201(8)): the author validated a 2.10 growth-exponent threshold, then observed it FALSE-FAIL correct code at load 11.06 (baseline span 2.136), and at load 15-23 measured baseline spans of 2.358 against injected-cubic mutants at 2.278-2.331 — the signal is smaller than the noise and the two are not separable in either direction. Gating was the honest response.</w:t>
-      </w:r>
-    </w:p>
-    <w:p>
-      <w:pPr>
-        <w:pStyle w:val="BodyText"/>
-      </w:pPr>
-      <w:r>
-        <w:t xml:space="preserve">THE PROBLEM. The gate has consequently NEVER RUN under its own precondition. Every recorded run today measured load 9.15-23; the independent reviewer measured 9.66 during review; the conductor measured 6.45 at its lowest. GREEN polarity WAS observed — at loads 9.4-11.6 (span 1.882) and in three stability runs (1.759/1.832/1.848) — but never once beneath the shipped ceiling. The author states this honestly as an inference from data rather than a run they can paste, and the reviewer confirmed the inference is sound (quiescence is strictly more favourable). Sound inference is still not an observed run.</w:t>
-      </w:r>
-    </w:p>
-    <w:p>
-      <w:pPr>
-        <w:pStyle w:val="BodyText"/>
-      </w:pPr>
-      <w:r>
-        <w:t xml:space="preserve">WHY THAT MATTERS (§11.4.226). A registered, topology-present guard that never executes is indistinguishable from a guard that would fail if it did. Nothing currently ensures it ever runs: no freshness contract, no scheduled quiet-window invocation, no tracked item — which is precisely the unexecuted-standing-guard class §11.4.226 names, where registration gets treated as coverage while execution is nobody’s job. The forensic precedent in that anchor is two standing guards that, when finally executed, immediately emitted latent FAILs.</w:t>
-      </w:r>
-    </w:p>
-    <w:p>
-      <w:pPr>
-        <w:pStyle w:val="BodyText"/>
-      </w:pPr>
-      <w:r>
-        <w:t xml:space="preserve">ACCEPTANCE. (a) Execute both quiescence-gated timing tests on a host whose 1-minute loadavg is genuinely &lt;= 0.75/cpu — no agent fleet, no concurrent build — and capture the run as an artifact showing the resolved load reading alongside the measured span exponent, so the precondition is provable from the artifact and not asserted. (b) Record the observed GREEN polarity in the item and in the test source, replacing the current honest-inference note. (c) If the gate FAILS under genuine quiescence, that is the finding this item exists to surface, and it reopens the threshold-calibration question rather than being worked around. (d) Establish a freshness contract per §11.4.226: how stale a quiescent verdict may be before the gate counts as uncovered again, so this does not silently return to never-executing.</w:t>
-      </w:r>
-    </w:p>
-    <w:p>
-      <w:pPr>
-        <w:pStyle w:val="BodyText"/>
-      </w:pPr>
-      <w:r>
-        <w:t xml:space="preserve">HONEST BOUNDARY. This item does not claim the gate is wrong. The evidence points the other way — quiescence is strictly more favourable than the loads where GREEN was already observed. It claims only that the run has not happened, and that an unexecuted guard cannot be cited as coverage.</w:t>
-      </w:r>
-    </w:p>
-    <w:p>
-      <w:pPr>
-        <w:pStyle w:val="BodyText"/>
-      </w:pPr>
-      <w:r>
-        <w:t xml:space="preserve">PROVENANCE. Raised as IMPORTANT-2 by the independent Fable-substrate reviewer of the BOB-109 work, and independently corroborated: the reviewer verified the SKIP is loud and prints its resolved numbers, and confirmed the shipped tests do SKIP at today’s load.</w:t>
-      </w:r>
-    </w:p>
-    <w:bookmarkEnd w:id="42"/>
-    <w:bookmarkStart w:id="43" w:name="Xb1fcd115c2c36cedf4fddcbc14c53ec45888e4e"/>
-    <w:p>
-      <w:pPr>
-        <w:pStyle w:val="Heading2"/>
-      </w:pPr>
-      <w:r>
-        <w:t xml:space="preserve">BOB-172 — rutracker search endpoint returns HTTP 403 with Cloudflare challenge markers and zero login markers, so one of three merge-search trackers silently contributes no results</w:t>
-      </w:r>
-    </w:p>
-    <w:p>
-      <w:pPr>
-        <w:pStyle w:val="FirstParagraph"/>
-      </w:pPr>
-      <w:r>
-        <w:rPr>
-          <w:b/>
-          <w:bCs/>
-        </w:rPr>
-        <w:t xml:space="preserve">Status:</w:t>
-      </w:r>
-      <w:r>
-        <w:t xml:space="preserve"> </w:t>
-      </w:r>
-      <w:r>
-        <w:t xml:space="preserve">Ready for testing</w:t>
-      </w:r>
-      <w:r>
-        <w:t xml:space="preserve"> </w:t>
-      </w:r>
-      <w:r>
-        <w:rPr>
-          <w:b/>
-          <w:bCs/>
-        </w:rPr>
-        <w:t xml:space="preserve">Type:</w:t>
-      </w:r>
-      <w:r>
-        <w:t xml:space="preserve"> </w:t>
-      </w:r>
-      <w:r>
-        <w:t xml:space="preserve">Bug</w:t>
-      </w:r>
-      <w:r>
-        <w:t xml:space="preserve"> </w:t>
-      </w:r>
-      <w:r>
-        <w:rPr>
-          <w:b/>
-          <w:bCs/>
-        </w:rPr>
-        <w:t xml:space="preserve">Severity:</w:t>
-      </w:r>
-      <w:r>
-        <w:t xml:space="preserve"> </w:t>
-      </w:r>
-      <w:r>
-        <w:t xml:space="preserve">High</w:t>
-      </w:r>
-      <w:r>
-        <w:t xml:space="preserve"> </w:t>
-      </w:r>
-      <w:r>
-        <w:rPr>
-          <w:b/>
-          <w:bCs/>
-        </w:rPr>
-        <w:t xml:space="preserve">Created-By:</w:t>
-      </w:r>
-      <w:r>
-        <w:t xml:space="preserve"> </w:t>
-      </w:r>
-      <w:r>
-        <w:t xml:space="preserve">Claude</w:t>
-      </w:r>
-      <w:r>
-        <w:t xml:space="preserve"> </w:t>
-      </w:r>
-      <w:r>
-        <w:rPr>
-          <w:b/>
-          <w:bCs/>
-        </w:rPr>
-        <w:t xml:space="preserve">Assigned-To:</w:t>
-      </w:r>
-      <w:r>
-        <w:t xml:space="preserve"> </w:t>
-      </w:r>
-      <w:r>
-        <w:t xml:space="preserve">Claude</w:t>
-      </w:r>
-    </w:p>
-    <w:p>
-      <w:pPr>
-        <w:pStyle w:val="BodyText"/>
-      </w:pPr>
-      <w:r>
-        <w:t xml:space="preserve">WHAT. The rutracker SEARCH endpoint is refused by bot protection while the site itself is fully reachable. Measured unauthenticated 2026-08-21 (no cookie file read, no credential value in any artifact — §11.4.10):</w:t>
-      </w:r>
-    </w:p>
-    <w:p>
-      <w:pPr>
-        <w:pStyle w:val="BodyText"/>
-      </w:pPr>
-      <w:r>
-        <w:t xml:space="preserve">GET /forum/index.php -&gt; 200, 96283 B,</w:t>
-      </w:r>
-    </w:p>
-    <w:p>
-      <w:pPr>
-        <w:pStyle w:val="BodyText"/>
-      </w:pPr>
-      <w:r>
-        <w:t xml:space="preserve">RuTracker.org</w:t>
-      </w:r>
-    </w:p>
-    <w:p>
-      <w:pPr>
-        <w:pStyle w:val="BodyText"/>
-      </w:pPr>
-      <w:r>
-        <w:t xml:space="preserve">, challenge markers 0</w:t>
-      </w:r>
-      <w:r>
-        <w:t xml:space="preserve"> </w:t>
-      </w:r>
-      <w:r>
-        <w:t xml:space="preserve">GET /forum/tracker.php?nm=debian -&gt; 403, 5351 B, challenge markers 1, LOGIN markers 0, trs-tr- 0</w:t>
-      </w:r>
-    </w:p>
-    <w:p>
-      <w:pPr>
-        <w:pStyle w:val="BodyText"/>
-      </w:pPr>
-      <w:r>
-        <w:t xml:space="preserve">The zero login markers are the load-bearing detail: the server is not asking us to authenticate, it is refusing the request before authentication is considered. Supplying valid credentials or a fresh cookie jar therefore does NOT address this.</w:t>
-      </w:r>
-    </w:p>
-    <w:p>
-      <w:pPr>
-        <w:pStyle w:val="BodyText"/>
-      </w:pPr>
-      <w:r>
-        <w:t xml:space="preserve">WHY IT MATTERS. rutracker is one of the three trackers the merge service fans a query across (with kinozal and nnmclub). A 403 on its search path means it contributes nothing to every merged result set, silently — the fan-out still</w:t>
-      </w:r>
-      <w:r>
-        <w:t xml:space="preserve"> </w:t>
-      </w:r>
-      <w:r>
-        <w:t xml:space="preserve">‘succeeds’</w:t>
-      </w:r>
-      <w:r>
-        <w:t xml:space="preserve">, it just returns one fewer tracker’s worth of results. From a user’s seat this looks like thin results, not an outage.</w:t>
-      </w:r>
-    </w:p>
-    <w:p>
-      <w:pPr>
-        <w:pStyle w:val="BodyText"/>
-      </w:pPr>
-      <w:r>
-        <w:t xml:space="preserve">IT EXPLAINS TWO PREVIOUSLY-UNEXPLAINED OBSERVATIONS. docs/qa/BOB-093/live_search_smoke.txt records rutracker returning status=empty, results_count=0 in 164ms, and the BOB-136 adoption audit reached the same observation independently. Both recorded the symptom; neither had the cause. 164ms is far too fast for a real search across a remote forum and is exactly what an immediate 403 costs.</w:t>
-      </w:r>
-    </w:p>
-    <w:p>
-      <w:pPr>
-        <w:pStyle w:val="BodyText"/>
-      </w:pPr>
-      <w:r>
-        <w:t xml:space="preserve">IT ALSO BLOCKS BOB-093’s FOURTH SUB-STEP. That item requires timing a large rutracker result page under 2s. No large page has ever been obtained, and this is why. That sub-step is not merely waiting on credentials, as previously assumed — it is unmeetable until the 403 is resolved.</w:t>
-      </w:r>
-    </w:p>
-    <w:p>
-      <w:pPr>
-        <w:pStyle w:val="BodyText"/>
-      </w:pPr>
-      <w:r>
-        <w:t xml:space="preserve">PROVENANCE, INCLUDING A CORRECTION I MADE MID-INVESTIGATION (§11.4.199). An independent reviewer reported a Cloudflare challenge served to curl even with cookies. Verifying, I probed index.php, got a clean 200 with no challenge markers, and was one step from recording their claim as REFUTED. That would have been wrong for a textbook reason: index.php is not the search path, so my probe never reached the precondition, and a repro that misses the precondition proves nothing — it is not evidence of absence. Probing the actual search endpoint reproduced it immediately. The reviewer was substantially right; my probe was aimed at the wrong endpoint. Recorded because the near-miss is the instructive part, and because the two probes TOGETHER give a sharper result than either the original claim or my near-refutation: not</w:t>
-      </w:r>
-      <w:r>
-        <w:t xml:space="preserve"> </w:t>
-      </w:r>
-      <w:r>
-        <w:t xml:space="preserve">‘rutracker is behind Cloudflare’</w:t>
-      </w:r>
-      <w:r>
-        <w:t xml:space="preserve"> </w:t>
-      </w:r>
-      <w:r>
-        <w:t xml:space="preserve">(the index is open), but</w:t>
-      </w:r>
-      <w:r>
-        <w:t xml:space="preserve"> </w:t>
-      </w:r>
-      <w:r>
-        <w:t xml:space="preserve">‘the SEARCH endpoint specifically is refused’</w:t>
-      </w:r>
-      <w:r>
-        <w:t xml:space="preserve">.</w:t>
-      </w:r>
-    </w:p>
-    <w:p>
-      <w:pPr>
-        <w:pStyle w:val="BodyText"/>
-      </w:pPr>
-      <w:r>
-        <w:t xml:space="preserve">ACCEPTANCE. (a) Determine whether the 403 is permanent policy, rate/reputation-based, or triggered by a client signature the plugin can legitimately present (user-agent, header order, TLS fingerprint) — by measurement, not assumption, and WITHOUT evasion techniques that would violate the site’s terms. (b) Whatever the outcome, the failure must become LOUD: a tracker returning 403 must be reported as a tracker ERROR in the merge result, never folded into</w:t>
-      </w:r>
-      <w:r>
-        <w:t xml:space="preserve"> </w:t>
-      </w:r>
-      <w:r>
-        <w:t xml:space="preserve">‘empty’</w:t>
-      </w:r>
-      <w:r>
-        <w:t xml:space="preserve"> </w:t>
-      </w:r>
-      <w:r>
-        <w:t xml:space="preserve">— a silent contributor is the §11.4.201(6) false-null at the product layer, and it is what let this sit unexplained across two separate investigations. (c) A test asserting that a 403 from any tracker surfaces as an error and not as zero results, with a paired §1.1 mutation. (d) If the endpoint is genuinely unavailable to us, record that as an honest capability boundary (§11.4.112) and stop advertising rutracker as a live search source until it is — including in the README and the merge-service docs.</w:t>
-      </w:r>
-    </w:p>
-    <w:p>
-      <w:pPr>
-        <w:pStyle w:val="BodyText"/>
-      </w:pPr>
-      <w:r>
-        <w:t xml:space="preserve">HONEST BOUNDARY. Measured from ONE host, ONE time, UNAUTHENTICATED. Whether an authenticated session with a browser-like client succeeds was NOT tested and must not be assumed either way. The finding is that the current code path gets a 403; it is not a claim about what every client would get.</w:t>
-      </w:r>
-    </w:p>
-    <w:bookmarkEnd w:id="43"/>
-    <w:bookmarkStart w:id="44" w:name="Xa1ec6d3e754b54688c8285bc9c893062846a7a6"/>
-    <w:p>
-      <w:pPr>
-        <w:pStyle w:val="Heading2"/>
-      </w:pPr>
-      <w:r>
-        <w:t xml:space="preserve">BOB-175 — update –location Fixed –status</w:t>
-      </w:r>
-      <w:r>
-        <w:t xml:space="preserve"> </w:t>
-      </w:r>
-      <w:r>
-        <w:t xml:space="preserve"> </w:t>
-      </w:r>
-      <w:r>
-        <w:t xml:space="preserve">can still mint a row that update’s own validator rejects, because the status-location guard is one-directional</w:t>
-      </w:r>
-    </w:p>
-    <w:p>
-      <w:pPr>
-        <w:pStyle w:val="FirstParagraph"/>
-      </w:pPr>
-      <w:r>
-        <w:rPr>
-          <w:b/>
-          <w:bCs/>
-        </w:rPr>
-        <w:t xml:space="preserve">Status:</w:t>
-      </w:r>
-      <w:r>
-        <w:t xml:space="preserve"> </w:t>
-      </w:r>
-      <w:r>
-        <w:t xml:space="preserve">Queued</w:t>
-      </w:r>
-      <w:r>
-        <w:t xml:space="preserve"> </w:t>
-      </w:r>
-      <w:r>
-        <w:rPr>
-          <w:b/>
-          <w:bCs/>
-        </w:rPr>
-        <w:t xml:space="preserve">Type:</w:t>
-      </w:r>
-      <w:r>
-        <w:t xml:space="preserve"> </w:t>
-      </w:r>
-      <w:r>
-        <w:t xml:space="preserve">Task</w:t>
-      </w:r>
-      <w:r>
-        <w:t xml:space="preserve"> </w:t>
-      </w:r>
-      <w:r>
-        <w:rPr>
-          <w:b/>
-          <w:bCs/>
-        </w:rPr>
-        <w:t xml:space="preserve">Severity:</w:t>
-      </w:r>
-      <w:r>
-        <w:t xml:space="preserve"> </w:t>
-      </w:r>
-      <w:r>
-        <w:t xml:space="preserve">Low</w:t>
-      </w:r>
-      <w:r>
-        <w:t xml:space="preserve"> </w:t>
-      </w:r>
-      <w:r>
-        <w:rPr>
-          <w:b/>
-          <w:bCs/>
-        </w:rPr>
-        <w:t xml:space="preserve">Created-By:</w:t>
-      </w:r>
-      <w:r>
-        <w:t xml:space="preserve"> </w:t>
-      </w:r>
-      <w:r>
-        <w:t xml:space="preserve">Claude</w:t>
-      </w:r>
-      <w:r>
-        <w:t xml:space="preserve"> </w:t>
-      </w:r>
-      <w:r>
-        <w:rPr>
-          <w:b/>
-          <w:bCs/>
-        </w:rPr>
-        <w:t xml:space="preserve">Assigned-To:</w:t>
-      </w:r>
-      <w:r>
-        <w:t xml:space="preserve"> </w:t>
-      </w:r>
-      <w:r>
-        <w:t xml:space="preserve">Claude</w:t>
-      </w:r>
-    </w:p>
-    <w:p>
-      <w:pPr>
-        <w:pStyle w:val="BodyText"/>
-      </w:pPr>
-      <w:r>
-        <w:t xml:space="preserve">WHAT. The workable-items</w:t>
-      </w:r>
-      <w:r>
-        <w:t xml:space="preserve"> </w:t>
-      </w:r>
-      <w:r>
-        <w:rPr>
-          <w:rStyle w:val="VerbatimChar"/>
-        </w:rPr>
-        <w:t xml:space="preserve">update</w:t>
-      </w:r>
-      <w:r>
-        <w:t xml:space="preserve"> </w:t>
-      </w:r>
-      <w:r>
-        <w:t xml:space="preserve">seam guards the status-location invariant in one direction only. After BOB-166,</w:t>
-      </w:r>
-      <w:r>
-        <w:t xml:space="preserve"> </w:t>
-      </w:r>
-      <w:r>
-        <w:rPr>
-          <w:rStyle w:val="VerbatimChar"/>
-        </w:rPr>
-        <w:t xml:space="preserve">update --status &lt;terminal&gt;</w:t>
-      </w:r>
-      <w:r>
-        <w:t xml:space="preserve"> </w:t>
-      </w:r>
-      <w:r>
-        <w:t xml:space="preserve">on an Issues-located row is refused. The mirror is still open:</w:t>
-      </w:r>
-      <w:r>
-        <w:t xml:space="preserve"> </w:t>
-      </w:r>
-      <w:r>
-        <w:rPr>
-          <w:rStyle w:val="VerbatimChar"/>
-        </w:rPr>
-        <w:t xml:space="preserve">update --location Fixed --status &lt;non-terminal&gt;</w:t>
-      </w:r>
-      <w:r>
-        <w:t xml:space="preserve"> </w:t>
-      </w:r>
-      <w:r>
-        <w:t xml:space="preserve">exits 0 and creates a row that</w:t>
-      </w:r>
-      <w:r>
-        <w:t xml:space="preserve"> </w:t>
-      </w:r>
-      <w:r>
-        <w:rPr>
-          <w:rStyle w:val="VerbatimChar"/>
-        </w:rPr>
-        <w:t xml:space="preserve">update</w:t>
-      </w:r>
-      <w:r>
-        <w:t xml:space="preserve">’s own validator immediately rejects.</w:t>
-      </w:r>
-    </w:p>
-    <w:p>
-      <w:pPr>
-        <w:pStyle w:val="BodyText"/>
-      </w:pPr>
-      <w:r>
-        <w:t xml:space="preserve">Verified empirically by the independent reviewer of BOB-166:</w:t>
-      </w:r>
-    </w:p>
-    <w:p>
-      <w:pPr>
-        <w:pStyle w:val="SourceCode"/>
-      </w:pPr>
-      <w:r>
-        <w:rPr>
-          <w:rStyle w:val="VerbatimChar"/>
-        </w:rPr>
-        <w:t xml:space="preserve">update --location Fixed --status 'In progress'   -&gt; exit 0</w:t>
-      </w:r>
-      <w:r>
-        <w:br/>
-      </w:r>
-      <w:r>
-        <w:rPr>
-          <w:rStyle w:val="VerbatimChar"/>
-        </w:rPr>
-        <w:t xml:space="preserve">validate                                          -&gt; FAILS, naming the row (check (f), fixedLocationNonTerminalStatus)</w:t>
-      </w:r>
-    </w:p>
-    <w:p>
-      <w:pPr>
-        <w:pStyle w:val="FirstParagraph"/>
-      </w:pPr>
-      <w:r>
-        <w:t xml:space="preserve">So the command can still mint a state its own validate call refuses. That is the §11.4.196(F) shape at the seam layer: the invariant is CONFIGURED in validate but not ENFORCED at every write path that can violate it.</w:t>
-      </w:r>
-    </w:p>
-    <w:p>
-      <w:pPr>
-        <w:pStyle w:val="BodyText"/>
-      </w:pPr>
-      <w:r>
-        <w:t xml:space="preserve">WHY IT WAS DELIBERATELY LEFT OPEN IN BOB-166, and why that was right. Three reasons, all checked rather than asserted: (1) the real corpus has ZERO instances of this direction against TEN of the direction BOB-166 closed — the asymmetry in the data matched the asymmetry in the code; (2) detective coverage ALREADY existed and demonstrably fires, so unlike BOB-166’s direction this cannot rot silently; (3) and the load-bearing one —</w:t>
-      </w:r>
-      <w:r>
-        <w:t xml:space="preserve"> </w:t>
-      </w:r>
-      <w:r>
-        <w:rPr>
-          <w:rStyle w:val="VerbatimChar"/>
-        </w:rPr>
-        <w:t xml:space="preserve">reopenCmd</w:t>
-      </w:r>
-      <w:r>
-        <w:t xml:space="preserve"> </w:t>
-      </w:r>
-      <w:r>
-        <w:t xml:space="preserve">documents and SANCTIONS a transient Fixed-plus-non-terminal state via its</w:t>
-      </w:r>
-      <w:r>
-        <w:t xml:space="preserve"> </w:t>
-      </w:r>
-      <w:r>
-        <w:rPr>
-          <w:rStyle w:val="VerbatimChar"/>
-        </w:rPr>
-        <w:t xml:space="preserve">--location Fixed</w:t>
-      </w:r>
-      <w:r>
-        <w:t xml:space="preserve"> </w:t>
-      </w:r>
-      <w:r>
-        <w:t xml:space="preserve">operator override. A naive preventive guard at the update seam would collide with that override’s semantics. Closing this therefore requires a design decision about how the two interact, which is a different question from the one BOB-166 was scoped to answer, and expanding that item would have meant shipping the decision unexamined.</w:t>
-      </w:r>
-    </w:p>
-    <w:p>
-      <w:pPr>
-        <w:pStyle w:val="BodyText"/>
-      </w:pPr>
-      <w:r>
-        <w:t xml:space="preserve">ACCEPTANCE. (a) Decide and RECORD how a preventive guard on this direction coexists with reopenCmd’s sanctioned override — this is the actual work, and the answer should be written down rather than inferred from whatever the patch does. Candidates worth weighing: exempt the reopen path explicitly, require an override flag on</w:t>
-      </w:r>
-      <w:r>
-        <w:t xml:space="preserve"> </w:t>
-      </w:r>
-      <w:r>
-        <w:rPr>
-          <w:rStyle w:val="VerbatimChar"/>
-        </w:rPr>
-        <w:t xml:space="preserve">update</w:t>
-      </w:r>
-      <w:r>
-        <w:t xml:space="preserve"> </w:t>
-      </w:r>
-      <w:r>
-        <w:t xml:space="preserve">mirroring reopen’s, or leave the direction detective-only with the rationale recorded so the asymmetry is a decision rather than an oversight. (b) If a guard lands, it reuses</w:t>
-      </w:r>
-      <w:r>
-        <w:t xml:space="preserve"> </w:t>
-      </w:r>
-      <w:r>
-        <w:rPr>
-          <w:rStyle w:val="VerbatimChar"/>
-        </w:rPr>
-        <w:t xml:space="preserve">terminalStatuses()</w:t>
-      </w:r>
-      <w:r>
-        <w:t xml:space="preserve"> </w:t>
-      </w:r>
-      <w:r>
-        <w:t xml:space="preserve">— BOB-166 established one predicate source specifically so the two directions cannot drift. (c) Paired §1.1 mutation. (d) NEGATIVE CONTROL (§11.4.201(1)), and it is the sharp one here: the sanctioned reopen path MUST still work. A guard that breaks reopenCmd’s documented override is a false-positive refusal, and worse than the gap it closes, because it breaks a workflow operators are told to use.</w:t>
-      </w:r>
-    </w:p>
-    <w:p>
-      <w:pPr>
-        <w:pStyle w:val="BodyText"/>
-      </w:pPr>
-      <w:r>
-        <w:t xml:space="preserve">HONEST BOUNDARY. This is not a live data defect. Zero corpus instances, and the detective gate catches it at the next validate. It is filed so a scoped, deliberate omission stays visible as a tracked decision instead of living only in a code comment where the next reader will mistake it for an oversight (§11.4.197: a started thread reaches a documented terminal state, never quiet abandonment).</w:t>
-      </w:r>
-    </w:p>
-    <w:p>
-      <w:pPr>
-        <w:pStyle w:val="BodyText"/>
-      </w:pPr>
-      <w:r>
-        <w:t xml:space="preserve">PROVENANCE. Raised by the implementing agent of BOB-166 as a known asymmetry it deliberately did not close, independently verified and endorsed as an acceptable scope boundary by that item’s reviewer, on the condition that it become a tracked item rather than a comment. This is that item.</w:t>
-      </w:r>
-    </w:p>
-    <w:bookmarkEnd w:id="44"/>
-    <w:bookmarkStart w:id="45" w:name="X60b308539ab9831715c7d887a7cc1d3102b8358"/>
-    <w:p>
-      <w:pPr>
-        <w:pStyle w:val="Heading2"/>
-      </w:pPr>
-      <w:r>
-        <w:t xml:space="preserve">BOB-184 — Icon-glyph controls are unverified for non-text contrast because neither contrast oracle can measure them</w:t>
-      </w:r>
-    </w:p>
-    <w:p>
-      <w:pPr>
-        <w:pStyle w:val="FirstParagraph"/>
-      </w:pPr>
-      <w:r>
-        <w:rPr>
-          <w:b/>
-          <w:bCs/>
-        </w:rPr>
-        <w:t xml:space="preserve">Status:</w:t>
-      </w:r>
-      <w:r>
-        <w:t xml:space="preserve"> </w:t>
-      </w:r>
-      <w:r>
-        <w:t xml:space="preserve">Queued</w:t>
-      </w:r>
-      <w:r>
-        <w:t xml:space="preserve"> </w:t>
-      </w:r>
-      <w:r>
-        <w:rPr>
-          <w:b/>
-          <w:bCs/>
-        </w:rPr>
-        <w:t xml:space="preserve">Type:</w:t>
-      </w:r>
-      <w:r>
-        <w:t xml:space="preserve"> </w:t>
-      </w:r>
-      <w:r>
-        <w:t xml:space="preserve">Task</w:t>
-      </w:r>
-      <w:r>
-        <w:t xml:space="preserve"> </w:t>
-      </w:r>
-      <w:r>
-        <w:rPr>
-          <w:b/>
-          <w:bCs/>
-        </w:rPr>
-        <w:t xml:space="preserve">Severity:</w:t>
-      </w:r>
-      <w:r>
-        <w:t xml:space="preserve"> </w:t>
-      </w:r>
-      <w:r>
-        <w:t xml:space="preserve">Medium</w:t>
-      </w:r>
-      <w:r>
-        <w:t xml:space="preserve"> </w:t>
-      </w:r>
-      <w:r>
-        <w:rPr>
-          <w:b/>
-          <w:bCs/>
-        </w:rPr>
-        <w:t xml:space="preserve">Created-By:</w:t>
-      </w:r>
-      <w:r>
-        <w:t xml:space="preserve"> </w:t>
-      </w:r>
-      <w:r>
-        <w:t xml:space="preserve">Claude</w:t>
-      </w:r>
-      <w:r>
-        <w:t xml:space="preserve"> </w:t>
-      </w:r>
-      <w:r>
-        <w:rPr>
-          <w:b/>
-          <w:bCs/>
-        </w:rPr>
-        <w:t xml:space="preserve">Assigned-To:</w:t>
-      </w:r>
-      <w:r>
-        <w:t xml:space="preserve"> </w:t>
-      </w:r>
-      <w:r>
-        <w:t xml:space="preserve">Claude</w:t>
-      </w:r>
-    </w:p>
-    <w:p>
-      <w:pPr>
-        <w:pStyle w:val="BodyText"/>
-      </w:pPr>
-      <w:r>
-        <w:t xml:space="preserve">Three icon-glyph controls (.bridge-retry, .theme-toggle, .caret) render text made of non-BMP code points. axe-core declines to decide their contrast, reporting them under the incomplete channel with messageKey nonBmp and resolving NEITHER fgColor NOR bgColor, so the Python recomputation in docs/qa/BOB-164/axe_contrast_scan.py cannot decide either: 40 such nodes across 16 palette x mode combinations. BOB-164 round 2 stopped them being scored as silent passes by naming them GLYPH_UNMEASURED, printing them on every run and fencing them, so any NEW unmeasured glyph node blocks. What remains genuinely unproven is their contrast itself: as non-text user-interface components they owe 3:1 under WCAG SC 1.4.11, and no oracle in this repo measures that today. Acceptance: a measurement path that resolves the effective foreground and backdrop for glyph controls (for example reading getComputedStyle colour against the composited backdrop, or replacing the glyphs with inline SVG carrying explicit fill tokens), each of the three controls shown to clear 3:1 in all 16 palette x mode combinations, and the GLYPH_UNMEASURED fence shrunk by exactly the nodes then proven.</w:t>
-      </w:r>
-    </w:p>
-    <w:bookmarkEnd w:id="45"/>
-    <w:bookmarkStart w:id="46" w:name="Xfc4e58e0a20fd56304009e1be94b2adbaae4a6a"/>
-    <w:p>
-      <w:pPr>
-        <w:pStyle w:val="Heading2"/>
-      </w:pPr>
-      <w:r>
-        <w:t xml:space="preserve">BOB-185 — Rendered-DOM contrast oracle cannot see data-driven nodes, leaving badge and status pills arithmetic-only</w:t>
-      </w:r>
-    </w:p>
-    <w:p>
-      <w:pPr>
-        <w:pStyle w:val="FirstParagraph"/>
-      </w:pPr>
-      <w:r>
-        <w:rPr>
-          <w:b/>
-          <w:bCs/>
-        </w:rPr>
-        <w:t xml:space="preserve">Status:</w:t>
-      </w:r>
-      <w:r>
-        <w:t xml:space="preserve"> </w:t>
-      </w:r>
-      <w:r>
-        <w:t xml:space="preserve">Queued</w:t>
-      </w:r>
-      <w:r>
-        <w:t xml:space="preserve"> </w:t>
-      </w:r>
-      <w:r>
-        <w:rPr>
-          <w:b/>
-          <w:bCs/>
-        </w:rPr>
-        <w:t xml:space="preserve">Type:</w:t>
-      </w:r>
-      <w:r>
-        <w:t xml:space="preserve"> </w:t>
-      </w:r>
-      <w:r>
-        <w:t xml:space="preserve">Task</w:t>
-      </w:r>
-      <w:r>
-        <w:t xml:space="preserve"> </w:t>
-      </w:r>
-      <w:r>
-        <w:rPr>
-          <w:b/>
-          <w:bCs/>
-        </w:rPr>
-        <w:t xml:space="preserve">Severity:</w:t>
-      </w:r>
-      <w:r>
-        <w:t xml:space="preserve"> </w:t>
-      </w:r>
-      <w:r>
-        <w:t xml:space="preserve">Medium</w:t>
-      </w:r>
-      <w:r>
-        <w:t xml:space="preserve"> </w:t>
-      </w:r>
-      <w:r>
-        <w:rPr>
-          <w:b/>
-          <w:bCs/>
-        </w:rPr>
-        <w:t xml:space="preserve">Created-By:</w:t>
-      </w:r>
-      <w:r>
-        <w:t xml:space="preserve"> </w:t>
-      </w:r>
-      <w:r>
-        <w:t xml:space="preserve">Claude</w:t>
-      </w:r>
-      <w:r>
-        <w:t xml:space="preserve"> </w:t>
-      </w:r>
-      <w:r>
-        <w:rPr>
-          <w:b/>
-          <w:bCs/>
-        </w:rPr>
-        <w:t xml:space="preserve">Assigned-To:</w:t>
-      </w:r>
-      <w:r>
-        <w:t xml:space="preserve"> </w:t>
-      </w:r>
-      <w:r>
-        <w:t xml:space="preserve">Claude</w:t>
-      </w:r>
-    </w:p>
-    <w:p>
-      <w:pPr>
-        <w:pStyle w:val="BodyText"/>
-      </w:pPr>
-      <w:r>
-        <w:t xml:space="preserve">docs/qa/BOB-164/axe_contrast_scan.py scans a static dist with no backend, so every node whose existence depends on fetched data is absent from the page it measures: the results table renders empty, so .type-badge and .quality-badge never appear, and the hooks list renders empty, so .status pills never appear. That is precisely why the BOB-164 round-1 regression went unseen in a rendered DOM even though it was scanned in all 16 themes, and it is why round 2 had to close the class in the arithmetic oracle instead. Those nodes are now covered by frontend/src/app/models/style-contrast.spec.ts, which extracts declared foreground-on-fill pairs from the stylesheets, but that is an ARITHMETIC claim about declared colour pairs, not a rendered-pixel one: it cannot see opacity applied by an ancestor, a composited backdrop, or a cascade this repo’s static extractor does not model. Acceptance: the scan drives the dashboard with seeded fixture data (a stub backend, a route fixture, or an injected component harness) so the badge and status nodes are present in the DOM, axe measures them directly, and a control needle proves the rendered oracle sees a seeded sub-floor badge before any clean result from it is believed.</w:t>
-      </w:r>
-    </w:p>
-    <w:bookmarkEnd w:id="46"/>
-    <w:bookmarkStart w:id="47" w:name="X1c75a5e72e0824425970fb9362688446313d342"/>
-    <w:p>
-      <w:pPr>
-        <w:pStyle w:val="Heading2"/>
-      </w:pPr>
-      <w:r>
-        <w:t xml:space="preserve">BOB-187 — ownership_precondition.sh is unfenced: same unreviewed .env-driven scope as the now-fenced repair, still writes probe files at any declared path</w:t>
-      </w:r>
-    </w:p>
-    <w:p>
-      <w:pPr>
-        <w:pStyle w:val="FirstParagraph"/>
-      </w:pPr>
-      <w:r>
-        <w:rPr>
-          <w:b/>
-          <w:bCs/>
-        </w:rPr>
-        <w:t xml:space="preserve">Status:</w:t>
-      </w:r>
-      <w:r>
-        <w:t xml:space="preserve"> </w:t>
-      </w:r>
-      <w:r>
         <w:t xml:space="preserve">In progress</w:t>
-      </w:r>
-      <w:r>
-        <w:t xml:space="preserve"> </w:t>
-      </w:r>
-      <w:r>
-        <w:rPr>
-          <w:b/>
-          <w:bCs/>
-        </w:rPr>
-        <w:t xml:space="preserve">Type:</w:t>
-      </w:r>
-      <w:r>
-        <w:t xml:space="preserve"> </w:t>
-      </w:r>
-      <w:r>
-        <w:t xml:space="preserve">Bug</w:t>
-      </w:r>
-    </w:p>
-    <w:p>
-      <w:pPr>
-        <w:pStyle w:val="BodyText"/>
-      </w:pPr>
-      <w:r>
-        <w:t xml:space="preserve">scripts/ownership_precondition.sh consumes the SAME unreviewed .env-driven scope as ownership_repair.sh and creates probe files inside it, but it is NOT fenced. T028 remediation added ownership_path_fence() to scripts/lib/ownership.sh and wired it into ownership_repair.sh, closing the path-escape class there; the precondition was outside that agents file scope and still accepts whatever config/owned_paths.yaml expands to. Blast radius is lower than a recursive chown (it writes probe files rather than mutating ownership of an existing tree) but the INPUT is identical and equally unreviewed, so the same QBITTORRENT_DATA_DIR value that would have driven a filesystem-wide chown will drive probe-file creation at an arbitrary location. Note the escape is empirically confirmed for the repair path, not merely reasoned: during T028 remediation a probe declaring the verbatim shipped entry with QBITTORRENT_DATA_DIR=/ hung the suite, and ps showed the real artifact executing</w:t>
-      </w:r>
-      <w:r>
-        <w:t xml:space="preserve"> </w:t>
-      </w:r>
-      <w:r>
-        <w:t xml:space="preserve">“find / ( ! -uid 1000 -o ! -gid 1000 ) -printf …”</w:t>
-      </w:r>
-      <w:r>
-        <w:t xml:space="preserve"> </w:t>
-      </w:r>
-      <w:r>
-        <w:t xml:space="preserve">before it was killed by verified pid. Acceptance: ownership_precondition.sh calls the SAME ownership_path_fence() predicate from scripts/lib/ownership.sh (never a second dialect, 11.4.251), refuses fail-closed on a rejected entry, and ships a paired 1.1 mutation proving the refusal fires PLUS a negative control proving the six live shipped entries still ACCEPT so the fix is not a 11.4.201(1) false-positive refusal. Discovered out-of-band during T028 remediation and reported by the agent as needing tracking, so it is also a 11.4.238 coverage escape.</w:t>
-      </w:r>
-    </w:p>
-    <w:bookmarkEnd w:id="47"/>
-    <w:bookmarkStart w:id="48" w:name="Xcd92acb8ba4b4689af31774f9ab753524fb4a5b"/>
-    <w:p>
-      <w:pPr>
-        <w:pStyle w:val="Heading2"/>
-      </w:pPr>
-      <w:r>
-        <w:t xml:space="preserve">BOB-188 — Gate invariant 17 runs a STALE TRACKED binary that structurally cannot see the violations it exists to catch</w:t>
-      </w:r>
-    </w:p>
-    <w:p>
-      <w:pPr>
-        <w:pStyle w:val="FirstParagraph"/>
-      </w:pPr>
-      <w:r>
-        <w:rPr>
-          <w:b/>
-          <w:bCs/>
-        </w:rPr>
-        <w:t xml:space="preserve">Status:</w:t>
-      </w:r>
-      <w:r>
-        <w:t xml:space="preserve"> </w:t>
-      </w:r>
-      <w:r>
-        <w:t xml:space="preserve">In progress</w:t>
-      </w:r>
-      <w:r>
-        <w:t xml:space="preserve"> </w:t>
-      </w:r>
-      <w:r>
-        <w:rPr>
-          <w:b/>
-          <w:bCs/>
-        </w:rPr>
-        <w:t xml:space="preserve">Type:</w:t>
-      </w:r>
-      <w:r>
-        <w:t xml:space="preserve"> </w:t>
-      </w:r>
-      <w:r>
-        <w:t xml:space="preserve">Bug</w:t>
-      </w:r>
-    </w:p>
-    <w:p>
-      <w:pPr>
-        <w:pStyle w:val="BodyText"/>
-      </w:pPr>
-      <w:r>
-        <w:rPr>
-          <w:b/>
-          <w:bCs/>
-        </w:rPr>
-        <w:t xml:space="preserve">OPERATOR DECISION (2026-08-26, §11.4.66 interactive clarification): UNTRACK THE BINARY — BUILD ON DEMAND</w:t>
-      </w:r>
-    </w:p>
-    <w:p>
-      <w:pPr>
-        <w:pStyle w:val="BodyText"/>
-      </w:pPr>
-      <w:r>
-        <w:t xml:space="preserve">§11.4.30 answer, recorded as consumer DATA: the compiled</w:t>
-      </w:r>
-      <w:r>
-        <w:t xml:space="preserve"> </w:t>
-      </w:r>
-      <w:r>
-        <w:rPr>
-          <w:rStyle w:val="VerbatimChar"/>
-        </w:rPr>
-        <w:t xml:space="preserve">workable-items</w:t>
-      </w:r>
-      <w:r>
-        <w:t xml:space="preserve"> </w:t>
-      </w:r>
-      <w:r>
-        <w:t xml:space="preserve">binary is NOT to be git-tracked.</w:t>
-      </w:r>
-      <w:r>
-        <w:t xml:space="preserve"> </w:t>
-      </w:r>
-      <w:r>
-        <w:t xml:space="preserve">‘Any build derivate which we can recreate by executing proper mechanism for generating MUST NOT be versioned’</w:t>
-      </w:r>
-      <w:r>
-        <w:t xml:space="preserve"> </w:t>
-      </w:r>
-      <w:r>
-        <w:t xml:space="preserve">applies without exception here. Keeping it tracked with only the invariant-52 fingerprint gate, and keeping it tracked with a commit-time rebuild, were both offered and NOT chosen. REQUIRED END STATE: the gate builds from source, or REFUSES HONESTLY when the Go toolchain is absent (§11.4.201(11) — probe the artifact through its real invocation path, never fake a pass, never silently fall back to a stale binary). Staleness becomes structurally impossible rather than merely detected. ACCEPTED COST: a fresh clone needs a Go toolchain before invariant 17 can run — already true for the qBitTorrent-go backend, so this adds no new host requirement. The invariant-52 fingerprint gate remains useful as defence-in-depth for as long as any binary exists on disk.</w:t>
-      </w:r>
-    </w:p>
-    <w:p>
-      <w:pPr>
-        <w:pStyle w:val="BodyText"/>
-      </w:pPr>
-      <w:r>
-        <w:t xml:space="preserve">This answer is recorded as consumer DATA per §11.4.35 — it is the operator’s stated choice, not an agent inference, and supersedes any prior agent-chosen default on this question. Options not chosen are named above so a future reader does not re-litigate a settled call (§11.4.112(5) bounded-verdict discipline applied to decisions).</w:t>
-      </w:r>
-    </w:p>
-    <w:p>
-      <w:pPr>
-        <w:pStyle w:val="BodyText"/>
-      </w:pPr>
-      <w:r>
-        <w:t xml:space="preserve">— prior item text follows —</w:t>
-      </w:r>
-    </w:p>
-    <w:p>
-      <w:pPr>
-        <w:pStyle w:val="BodyText"/>
-      </w:pPr>
-      <w:r>
-        <w:t xml:space="preserve">pre_build_verification.sh invariant 17 (CM-WORKABLE-ITEMS-VALIDATE) resolves its binary through the candidate loop at :534, whose FIRST entry is constitution/scripts/workable-items/bin/workable-items. That file is GIT-TRACKED (md5 17644a248363, identical to bin/workable-items-linux) and executable, so it WINS resolution over the current untracked sibling constitution/scripts/workable-items/workable-items (md5 43376a6d0184). The tracked binary is STALE: it does not contain the guards its own source now has.</w:t>
-      </w:r>
-    </w:p>
-    <w:p>
-      <w:pPr>
-        <w:pStyle w:val="BodyText"/>
-      </w:pPr>
-      <w:r>
-        <w:t xml:space="preserve">MEASURED, needle-proven, 2026-08-25. String presence in the tracked binary:</w:t>
-      </w:r>
-      <w:r>
-        <w:t xml:space="preserve"> </w:t>
-      </w:r>
-      <w:r>
-        <w:t xml:space="preserve">“refusing to set terminal status”</w:t>
-      </w:r>
-      <w:r>
-        <w:t xml:space="preserve"> </w:t>
-      </w:r>
-      <w:r>
-        <w:t xml:space="preserve">-&gt; 0;</w:t>
-      </w:r>
-      <w:r>
-        <w:t xml:space="preserve"> </w:t>
-      </w:r>
-      <w:r>
-        <w:t xml:space="preserve">“Issues-location item has TERMINAL status”</w:t>
-      </w:r>
-      <w:r>
-        <w:t xml:space="preserve"> </w:t>
-      </w:r>
-      <w:r>
-        <w:t xml:space="preserve">-&gt; 0; control needle from the SAME updateCmd,</w:t>
-      </w:r>
-      <w:r>
-        <w:t xml:space="preserve"> </w:t>
-      </w:r>
-      <w:r>
-        <w:t xml:space="preserve">“at least one mutable field flag is required”</w:t>
-      </w:r>
-      <w:r>
-        <w:t xml:space="preserve"> </w:t>
-      </w:r>
-      <w:r>
-        <w:t xml:space="preserve">-&gt; 2 (so the instrument sees through that path and the zeros are real absences, not a blind read). The untracked sibling returns 1 / 1 / 2 for the same three queries. A check whose message string is absent from the binary cannot fire.</w:t>
-      </w:r>
-    </w:p>
-    <w:p>
-      <w:pPr>
-        <w:pStyle w:val="BodyText"/>
-      </w:pPr>
-      <w:r>
-        <w:t xml:space="preserve">RUNTIME PROOF: the same injected violation (a row set to terminal status while current_location=Issues) run through both binaries -&gt; stale reports 1 violation (only the body_md desync class), current reports 2 including the location-status class verbatim. This is exactly why the ten BOB-166 rows (BOB-087/129/131/144/145/146/148/153/155/157) survived undetected: the gate that was supposed to catch them was running a binary structurally incapable of seeing them.</w:t>
-      </w:r>
-    </w:p>
-    <w:p>
-      <w:pPr>
-        <w:pStyle w:val="BodyText"/>
-      </w:pPr>
-      <w:r>
-        <w:t xml:space="preserve">The 11.4.108 SOURCE-&gt;ARTIFACT gap: source correct, artifact stale, every gate reading the artifact reports green. This is the THIRD instance of that class found in one session, alongside BOB-169 (a charset gate that never opened a file) and BOB-183 (a served bundle five days older than its sources).</w:t>
-      </w:r>
-    </w:p>
-    <w:p>
-      <w:pPr>
-        <w:pStyle w:val="BodyText"/>
-      </w:pPr>
-      <w:r>
-        <w:t xml:space="preserve">COMPOUNDING: the comment at :519-523 directly above the loop asserts</w:t>
-      </w:r>
-      <w:r>
-        <w:t xml:space="preserve"> </w:t>
-      </w:r>
-      <w:r>
-        <w:t xml:space="preserve">“The naive bin/workable-items path never existed in this checkout (bin/ is a gitignored local build-output dir nothing ever populated)”</w:t>
-      </w:r>
-      <w:r>
-        <w:t xml:space="preserve">. That statement is now FALSE - bin/ holds two tracked binaries. A stale comment asserting the absence of the very file that now shadows resolution is how this stayed invisible.</w:t>
-      </w:r>
-    </w:p>
-    <w:p>
-      <w:pPr>
-        <w:pStyle w:val="BodyText"/>
-      </w:pPr>
-      <w:r>
-        <w:t xml:space="preserve">Also an 11.4.30 question the operator owns: bin/workable-items and bin/workable-items-linux are VERSIONED BUILD ARTIFACTS in a constitution submodule that is inherited by reference by every consumer, so every consumer inherits whichever binary was last committed. Flagged independently by two separate agents this session.</w:t>
-      </w:r>
-    </w:p>
-    <w:p>
-      <w:pPr>
-        <w:pStyle w:val="BodyText"/>
-      </w:pPr>
-      <w:r>
-        <w:t xml:space="preserve">ACCEPTANCE: (a) resolution must never prefer a stale artifact over a current one - either the tracked binaries are removed and resolution falls through to build-on-demand, or a freshness check refuses a binary older than its sources (see the BOB-183 fingerprint gate for a working pattern); (b) the false comment at :519-523 corrected; (c) a paired 1.1 mutation proving the new refusal fires, plus a negative control proving a genuinely fresh binary still passes so the fix is not an 11.4.201(1) false-positive refusal; (d) the 11.4.30 tracked-binary decision recorded as operator DATA. Discovered out-of-band during BOB-166 remediation - a 11.4.238 coverage escape in its own right.</w:t>
-      </w:r>
-    </w:p>
-    <w:bookmarkEnd w:id="48"/>
-    <w:bookmarkStart w:id="49" w:name="Xc0ca9ee9a44c887f18fe9c4513414cd28bccb41"/>
-    <w:p>
-      <w:pPr>
-        <w:pStyle w:val="Heading2"/>
-      </w:pPr>
-      <w:r>
-        <w:t xml:space="preserve">BOB-191 — Fail-open scanner is a MATCHER hole blind to 5 enumerated languages (Go/Rust/Ruby/C/…) — enumerated-but-unanalysable prints PASS instead of SKIP (§11.4.201(6))</w:t>
-      </w:r>
-    </w:p>
-    <w:p>
-      <w:pPr>
-        <w:pStyle w:val="FirstParagraph"/>
-      </w:pPr>
-      <w:r>
-        <w:rPr>
-          <w:b/>
-          <w:bCs/>
-        </w:rPr>
-        <w:t xml:space="preserve">Status:</w:t>
-      </w:r>
-      <w:r>
-        <w:t xml:space="preserve"> </w:t>
-      </w:r>
-      <w:r>
-        <w:t xml:space="preserve">Queued</w:t>
-      </w:r>
-      <w:r>
-        <w:t xml:space="preserve"> </w:t>
-      </w:r>
-      <w:r>
-        <w:rPr>
-          <w:b/>
-          <w:bCs/>
-        </w:rPr>
-        <w:t xml:space="preserve">Type:</w:t>
-      </w:r>
-      <w:r>
-        <w:t xml:space="preserve"> </w:t>
-      </w:r>
-      <w:r>
-        <w:t xml:space="preserve">Bug</w:t>
-      </w:r>
-    </w:p>
-    <w:p>
-      <w:pPr>
-        <w:pStyle w:val="BodyText"/>
-      </w:pPr>
-      <w:r>
-        <w:t xml:space="preserve">WHAT: the §11.4.252 fail-open scan reports 0 hits for qBitTorrent-go, and that zero is NOT evidence. The triage agent ran control needles through the scanner’s own path per §11.4.201(7)(b): a Python</w:t>
-      </w:r>
-      <w:r>
-        <w:t xml:space="preserve"> </w:t>
-      </w:r>
-      <w:r>
-        <w:t xml:space="preserve">‘except Exception: pass’</w:t>
-      </w:r>
-      <w:r>
-        <w:t xml:space="preserve"> </w:t>
-      </w:r>
-      <w:r>
-        <w:t xml:space="preserve">needle was SEEN, a TypeScript</w:t>
-      </w:r>
-      <w:r>
-        <w:t xml:space="preserve"> </w:t>
-      </w:r>
-      <w:r>
-        <w:t xml:space="preserve">‘catch (e) {}’</w:t>
-      </w:r>
-      <w:r>
-        <w:t xml:space="preserve"> </w:t>
-      </w:r>
-      <w:r>
-        <w:t xml:space="preserve">needle was SEEN (so frontend/src’s zero IS a real zero), but a Go empty-</w:t>
-      </w:r>
-      <w:r>
-        <w:t xml:space="preserve">‘if err != nil {}’</w:t>
-      </w:r>
-      <w:r>
-        <w:t xml:space="preserve"> </w:t>
-      </w:r>
-      <w:r>
-        <w:t xml:space="preserve">needle was NOT SEEN. An instrument that cannot see the idiom returns the same quiet zero as a clean tree, and only one of those is honest. DISTINCT FROM BOB-189, deliberately not merged with it per §11.4.214: BOB-189 is a false MATCH (fail-closed guards reported as fail-open); this is a false NULL (an entire language unscanned). Same scanner, opposite failure directions, different fixes - merging them would hide one behind the other. IMPACT: Go is the language of qbittorrent-proxy-go and boba-jackett (port 7189, which owns encrypted tracker credentials), so the unscanned surface is exactly where §11.4.252’s credential-plus-mutation combination is most likely. Nobody has assessed it; the dashboard says clean. ACCEPTANCE: the scanner grows a Go arm covering the empty-err-block and swallowed-error idioms, its needle is SEEN through the real path, qBitTorrent-go’s result is re-derived, and every finding is triaged as this Python/TS pass was. Until then qBitTorrent-go’s fail-open posture is UNKNOWN and must be reported as UNKNOWN, never as 0.</w:t>
-      </w:r>
-    </w:p>
-    <w:p>
-      <w:pPr>
-        <w:pStyle w:val="BodyText"/>
-      </w:pPr>
-      <w:r>
-        <w:t xml:space="preserve">=== ROUND-2 INVESTIGATION, MEASURED 2026-08-26 — THE FILED TITLE WAS TOO NARROW (§11.4.6) ===</w:t>
-      </w:r>
-    </w:p>
-    <w:p>
-      <w:pPr>
-        <w:pStyle w:val="BodyText"/>
-      </w:pPr>
-      <w:r>
-        <w:t xml:space="preserve">The live scanner is constitution/scripts/gates/cm_dangerous_combination_fail_closed.sh, driven per-root by invariant 39 at scripts/pre_build_verification.sh:1481-1544. (scripts/pre_build/check_cm_no_fail_open_skip.sh has NEVER existed on any branch — it exists only in an uncommitted worktree. Any citation of that path is citing a file that is not there.)</w:t>
-      </w:r>
-    </w:p>
-    <w:p>
-      <w:pPr>
-        <w:pStyle w:val="BodyText"/>
-      </w:pPr>
-      <w:r>
-        <w:t xml:space="preserve">IT IS A WEAK-MATCHER DEFECT, NOT A SCOPE HOLE. Line :243 sets exts=</w:t>
-      </w:r>
-      <w:r>
-        <w:t xml:space="preserve">“py go rs c cc cpp h hpp java cs js ts jsx tsx php rb”</w:t>
-      </w:r>
-      <w:r>
-        <w:t xml:space="preserve"> </w:t>
-      </w:r>
-      <w:r>
-        <w:t xml:space="preserve">— .go IS enumerated. But line :537 gates the Python ast analyser on</w:t>
-      </w:r>
-      <w:r>
-        <w:t xml:space="preserve"> </w:t>
-      </w:r>
-      <w:r>
-        <w:rPr>
-          <w:rStyle w:val="VerbatimChar"/>
-        </w:rPr>
-        <w:t xml:space="preserve">case "$f" in *.py)</w:t>
-      </w:r>
-      <w:r>
-        <w:t xml:space="preserve">, so every non-Python file falls through to just two text matchers (:772 empty</w:t>
-      </w:r>
-      <w:r>
-        <w:t xml:space="preserve"> </w:t>
-      </w:r>
-      <w:r>
-        <w:rPr>
-          <w:rStyle w:val="VerbatimChar"/>
-        </w:rPr>
-        <w:t xml:space="preserve">catch (...) {</w:t>
-      </w:r>
-      <w:r>
-        <w:t xml:space="preserve">, :794 credential</w:t>
-      </w:r>
-      <w:r>
-        <w:t xml:space="preserve"> </w:t>
-      </w:r>
-      <w:r>
-        <w:rPr>
-          <w:rStyle w:val="VerbatimChar"/>
-        </w:rPr>
-        <w:t xml:space="preserve">= x || "literal"</w:t>
-      </w:r>
-      <w:r>
-        <w:t xml:space="preserve">). Go has no</w:t>
-      </w:r>
-      <w:r>
-        <w:t xml:space="preserve"> </w:t>
-      </w:r>
-      <w:r>
-        <w:rPr>
-          <w:rStyle w:val="VerbatimChar"/>
-        </w:rPr>
-        <w:t xml:space="preserve">catch</w:t>
-      </w:r>
-      <w:r>
-        <w:t xml:space="preserve"> </w:t>
-      </w:r>
-      <w:r>
-        <w:t xml:space="preserve">keyword, so neither matcher CAN fire on Go by construction.</w:t>
-      </w:r>
-    </w:p>
-    <w:p>
-      <w:pPr>
-        <w:pStyle w:val="BodyText"/>
-      </w:pPr>
-      <w:r>
-        <w:t xml:space="preserve">NEEDLE TEST, BOTH ARMS (planted / rc / result): Python 2 / 1 / SEEN · TypeScript 1 / 1 / SEEN · Java 1 / 1 / SEEN ·</w:t>
-      </w:r>
-      <w:r>
-        <w:t xml:space="preserve"> </w:t>
-      </w:r>
-      <w:r>
-        <w:rPr>
-          <w:b/>
-          <w:bCs/>
-        </w:rPr>
-        <w:t xml:space="preserve">Go 6 / 0 / NOT SEEN — PASS</w:t>
-      </w:r>
-      <w:r>
-        <w:t xml:space="preserve"> </w:t>
-      </w:r>
-      <w:r>
-        <w:t xml:space="preserve">· Rust 2 / 0 / NOT SEEN · Ruby 1 / 0 / NOT SEEN · C 2 / 0 / NOT SEEN. Go is ONE OF FIVE BLIND EXTENSIONS, not a special case. The Go needle is real code: go build rc=0, go vet rc=0, gofmt -e clean.</w:t>
-      </w:r>
-    </w:p>
-    <w:p>
-      <w:pPr>
-        <w:pStyle w:val="BodyText"/>
-      </w:pPr>
-      <w:r>
-        <w:t xml:space="preserve">THE DECISIVE DISCRIMINATOR — same bytes, extension changed: .zig (NOT enumerated) →</w:t>
-      </w:r>
-      <w:r>
-        <w:t xml:space="preserve"> </w:t>
-      </w:r>
-      <w:r>
-        <w:t xml:space="preserve">“SKIP — topology_unsupported”</w:t>
-      </w:r>
-      <w:r>
-        <w:t xml:space="preserve">; .go (enumerated) →</w:t>
-      </w:r>
-      <w:r>
-        <w:t xml:space="preserve"> </w:t>
-      </w:r>
-      <w:r>
-        <w:t xml:space="preserve">“PASS”</w:t>
-      </w:r>
-      <w:r>
-        <w:t xml:space="preserve">. The gate ALREADY OWNS an honest-blindness mechanism and it works correctly; Go routes around it precisely BY BEING ENUMERATED. A scope hole announces itself; this matcher hole prints green. That makes it the worse defect and is why the corrected title leads with it.</w:t>
-      </w:r>
-    </w:p>
-    <w:p>
-      <w:pPr>
-        <w:pStyle w:val="BodyText"/>
-      </w:pPr>
-      <w:r>
-        <w:t xml:space="preserve">QUANTIFIED SURFACE (exclusions stated, §11.4.224(E)): using the scanner’s OWN prune list and nothing added — 106 .go files / 20,389 LOC (52 production files / 6,858 LOC). WITH and WITHOUT exclusions the count is 106 == 106; no vendored tree exists, so no unstated exclusion could manufacture a clean number. qBitTorrent-go holds 106 blind files and 0 analysable files — 100% blind — yet invariant 39 counts it among</w:t>
-      </w:r>
-      <w:r>
-        <w:t xml:space="preserve"> </w:t>
-      </w:r>
-      <w:r>
-        <w:t xml:space="preserve">“5 first-party source root(s)”</w:t>
-      </w:r>
-      <w:r>
-        <w:t xml:space="preserve"> </w:t>
-      </w:r>
-      <w:r>
-        <w:t xml:space="preserve">reported clean.</w:t>
-      </w:r>
-    </w:p>
-    <w:p>
-      <w:pPr>
-        <w:pStyle w:val="BodyText"/>
-      </w:pPr>
-      <w:r>
-        <w:t xml:space="preserve">DEFECTS THE BLINDNESS HID → filed as BOB-204 (credential DELETE returns unconditional 204 while the .env plaintext delete error is discarded; plus the env_write_failed_db_rolled_back code asserting an unconfirmed rollback).</w:t>
-      </w:r>
-      <w:r>
-        <w:t xml:space="preserve"> </w:t>
-      </w:r>
-      <w:r>
-        <w:t xml:space="preserve">SEPARATE SCOPE HOLE → filed as BOB-205 (cmd/boba-ctl, 947 LOC orchestrator, absent from DANGER_ROOTS entirely). Distinct-but-similar per §11.4.214, deliberately not merged.</w:t>
-      </w:r>
-    </w:p>
-    <w:p>
-      <w:pPr>
-        <w:pStyle w:val="BodyText"/>
-      </w:pPr>
-      <w:r>
-        <w:t xml:space="preserve">GOLDEN-FALSE FIXTURE FOR ANY FUTURE GO ARM: internal/jackettapi/auth_middleware.go:45-66 is correctly fail-CLOSED (constant-time compare, 401+return) — a Go arm MUST NOT flag it.</w:t>
-      </w:r>
-    </w:p>
-    <w:p>
-      <w:pPr>
-        <w:pStyle w:val="BodyText"/>
-      </w:pPr>
-      <w:r>
-        <w:t xml:space="preserve">LOAD-BEARING §11.4.250 PREDICTION: bolting a naive Go regex arm on will IMMEDIATELY manufacture BOB-189-class false positives in Go —</w:t>
-      </w:r>
-      <w:r>
-        <w:t xml:space="preserve"> </w:t>
-      </w:r>
-      <w:r>
-        <w:rPr>
-          <w:rStyle w:val="VerbatimChar"/>
-        </w:rPr>
-        <w:t xml:space="preserve">if err != nil { return false }</w:t>
-      </w:r>
-      <w:r>
-        <w:t xml:space="preserve"> </w:t>
-      </w:r>
-      <w:r>
-        <w:t xml:space="preserve">in a Go validator is fail-CLOSED. Fixing this as layer N+1 reproduces BOB-189 in a new language. THEREFORE the remediation order is fixed: (1) analyser REGISTRY with an UNANALYSED verdict FIRST — extension→analyser map, unmapped extension reports UNANALYSED never silent PASS, which converts the false null into an honest gap and covers rust/ruby/C too; (2) only then a Go arm, call-site-aware from day one (go/ast, or adopt errcheck/staticcheck rather than hand-rolled regex), shipped with the auth_middleware golden-FALSE.</w:t>
-      </w:r>
-    </w:p>
-    <w:p>
-      <w:pPr>
-        <w:pStyle w:val="BodyText"/>
-      </w:pPr>
-      <w:r>
-        <w:t xml:space="preserve">ONE PRIMITIVE, TWO SYMPTOMS: the scanner classifies by local syntactic shape and never consults semantic role — BOB-189 ignores the CALLER’s context (false match), BOB-191 searches for a shape from a DIFFERENT language family (false null). The gate’s own header already concedes the primitive (</w:t>
-      </w:r>
-      <w:r>
-        <w:t xml:space="preserve">“requires real data-flow analysis this gate CANNOT honestly claim”</w:t>
-      </w:r>
-      <w:r>
-        <w:t xml:space="preserve">); what is missing is propagating that concession into PER-LANGUAGE honesty. Keep two tracker items.</w:t>
-      </w:r>
-    </w:p>
-    <w:p>
-      <w:pPr>
-        <w:pStyle w:val="BodyText"/>
-      </w:pPr>
-      <w:r>
-        <w:t xml:space="preserve">INSTRUMENT BUG RECORDED, NOT HIDDEN (§11.4.201(12)): the investigation’s first verdict extraction used</w:t>
-      </w:r>
-      <w:r>
-        <w:t xml:space="preserve"> </w:t>
-      </w:r>
-      <w:r>
-        <w:rPr>
-          <w:rStyle w:val="VerbatimChar"/>
-        </w:rPr>
-        <w:t xml:space="preserve">grep -oE 'PASS|FAIL|SKIP'</w:t>
-      </w:r>
-      <w:r>
-        <w:t xml:space="preserve">, which matched FAIL inside the gate’s own name (…FAIL-CLOSED) and mislabelled three PASSes. Re-run keyed on exit code; the table above is the corrected run.</w:t>
-      </w:r>
-    </w:p>
-    <w:p>
-      <w:pPr>
-        <w:pStyle w:val="BodyText"/>
-      </w:pPr>
-      <w:r>
-        <w:t xml:space="preserve">EVIDENCE: docs/qa/BOB-191/scanner_blindness_investigation_20260826.md (255 lines, §11.4.44 header). No source, gate, or config modified by the investigation.</w:t>
-      </w:r>
-    </w:p>
-    <w:p>
-      <w:pPr>
-        <w:pStyle w:val="BodyText"/>
-      </w:pPr>
-      <w:r>
-        <w:t xml:space="preserve">=== ROUND-3 PARTIAL FIX, MEASURED 2026-09-25 — STEP (1) OF THE ROUND-2 REMEDIATION ORDER LANDED; STEP (2) STILL OPEN, ACCEPTANCE NOT YET MET ===</w:t>
-      </w:r>
-    </w:p>
-    <w:p>
-      <w:pPr>
-        <w:pStyle w:val="BodyText"/>
-      </w:pPr>
-      <w:r>
-        <w:t xml:space="preserve">Per the round-2 remediation order, step (1) — the analyser REGISTRY with an honest UNANALYSED verdict — is now implemented and independently re-verified (conductor re-ran the mutation suite from a clean shell, 206/206 green). Step (2) — a real semantic Go arm — is DELIBERATELY DEFERRED, so this item stays Queued: the ACCEPTANCE criterion above (</w:t>
-      </w:r>
-      <w:r>
-        <w:t xml:space="preserve">“its needle is SEEN through the real path”</w:t>
-      </w:r>
-      <w:r>
-        <w:t xml:space="preserve">) is still unmet for Go/Rust/Ruby/C.</w:t>
-      </w:r>
-    </w:p>
-    <w:p>
-      <w:pPr>
-        <w:pStyle w:val="BodyText"/>
-      </w:pPr>
-      <w:r>
-        <w:t xml:space="preserve">CORRECTION TO ROUND-2’s OWN FIGURE (§11.4.6, re-verified live, not re-guessed): round-2 said</w:t>
-      </w:r>
-      <w:r>
-        <w:t xml:space="preserve"> </w:t>
-      </w:r>
-      <w:r>
-        <w:t xml:space="preserve">“5 blind extensions (go/rs/rb/c/h)”</w:t>
-      </w:r>
-      <w:r>
-        <w:t xml:space="preserve">. Re-run live against all candidates this round: C++ (.cpp, a genuine empty</w:t>
-      </w:r>
-      <w:r>
-        <w:t xml:space="preserve"> </w:t>
-      </w:r>
-      <w:r>
-        <w:rPr>
-          <w:rStyle w:val="VerbatimChar"/>
-        </w:rPr>
-        <w:t xml:space="preserve">catch(){}</w:t>
-      </w:r>
-      <w:r>
-        <w:t xml:space="preserve">) is SEEN —</w:t>
-      </w:r>
-      <w:r>
-        <w:t xml:space="preserve"> </w:t>
-      </w:r>
-      <w:r>
-        <w:rPr>
-          <w:rStyle w:val="VerbatimChar"/>
-        </w:rPr>
-        <w:t xml:space="preserve">rc=1 FAIL</w:t>
-      </w:r>
-      <w:r>
-        <w:t xml:space="preserve">, already correctly caught. It was never actually blind;</w:t>
-      </w:r>
-      <w:r>
-        <w:t xml:space="preserve"> </w:t>
-      </w:r>
-      <w:r>
-        <w:rPr>
-          <w:rStyle w:val="VerbatimChar"/>
-        </w:rPr>
-        <w:t xml:space="preserve">.h</w:t>
-      </w:r>
-      <w:r>
-        <w:t xml:space="preserve"> </w:t>
-      </w:r>
-      <w:r>
-        <w:t xml:space="preserve">is content-ambiguous (same header extension serves both C and C++) and is not a distinct 5th case.</w:t>
-      </w:r>
-      <w:r>
-        <w:t xml:space="preserve"> </w:t>
-      </w:r>
-      <w:r>
-        <w:rPr>
-          <w:b/>
-          <w:bCs/>
-        </w:rPr>
-        <w:t xml:space="preserve">Exactly 4 languages are structurally blind: Go, Rust, Ruby, C.</w:t>
-      </w:r>
-      <w:r>
-        <w:t xml:space="preserve"> </w:t>
-      </w:r>
-      <w:r>
-        <w:t xml:space="preserve">This narrows, not widens, the round-2 figure.</w:t>
-      </w:r>
-    </w:p>
-    <w:p>
-      <w:pPr>
-        <w:pStyle w:val="BodyText"/>
-      </w:pPr>
-      <w:r>
-        <w:t xml:space="preserve">WHAT LANDED (constitution/scripts/gates/cm_dangerous_combination_fail_closed.sh — a constitution-submodule file, inherited by reference; landing it for real still needs the submodule’s own §11.4.26 fetch/pull/push workflow, separate from boba’s commit path):</w:t>
-      </w:r>
-      <w:r>
-        <w:t xml:space="preserve"> </w:t>
-      </w:r>
-      <w:r>
-        <w:t xml:space="preserve">- New</w:t>
-      </w:r>
-      <w:r>
-        <w:t xml:space="preserve"> </w:t>
-      </w:r>
-      <w:r>
-        <w:rPr>
-          <w:rStyle w:val="VerbatimChar"/>
-        </w:rPr>
-        <w:t xml:space="preserve">DANGEROUS_COMBO_UNANALYSED_EXT</w:t>
-      </w:r>
-      <w:r>
-        <w:t xml:space="preserve"> </w:t>
-      </w:r>
-      <w:r>
-        <w:t xml:space="preserve">registry (default</w:t>
-      </w:r>
-      <w:r>
-        <w:t xml:space="preserve"> </w:t>
-      </w:r>
-      <w:r>
-        <w:rPr>
-          <w:rStyle w:val="VerbatimChar"/>
-        </w:rPr>
-        <w:t xml:space="preserve">go rs rb c</w:t>
-      </w:r>
-      <w:r>
-        <w:t xml:space="preserve">). Verdict now has 3 branches: real hits → FAIL (unchanged); zero hits + UNANALYSED files present → new honest</w:t>
-      </w:r>
-      <w:r>
-        <w:t xml:space="preserve"> </w:t>
-      </w:r>
-      <w:r>
-        <w:rPr>
-          <w:rStyle w:val="VerbatimChar"/>
-        </w:rPr>
-        <w:t xml:space="preserve">⚠ NOTE — N file(s) UNANALYSED...</w:t>
-      </w:r>
-      <w:r>
-        <w:t xml:space="preserve"> </w:t>
-      </w:r>
-      <w:r>
-        <w:t xml:space="preserve">+</w:t>
-      </w:r>
-      <w:r>
-        <w:t xml:space="preserve"> </w:t>
-      </w:r>
-      <w:r>
-        <w:rPr>
-          <w:rStyle w:val="VerbatimChar"/>
-        </w:rPr>
-        <w:t xml:space="preserve">PASS (PARTIAL COVERAGE)</w:t>
-      </w:r>
-      <w:r>
-        <w:t xml:space="preserve"> </w:t>
-      </w:r>
-      <w:r>
-        <w:t xml:space="preserve">(still exit 0, advisory — never blocks a build on an unanalysed language); zero hits + zero unanalysed → unchanged original clean-PASS text.</w:t>
-      </w:r>
-      <w:r>
-        <w:t xml:space="preserve"> </w:t>
-      </w:r>
-      <w:r>
-        <w:t xml:space="preserve">-</w:t>
-      </w:r>
-      <w:r>
-        <w:t xml:space="preserve"> </w:t>
-      </w:r>
-      <w:r>
-        <w:rPr>
-          <w:rStyle w:val="VerbatimChar"/>
-        </w:rPr>
-        <w:t xml:space="preserve">scripts/pre_build_verification.sh</w:t>
-      </w:r>
-      <w:r>
-        <w:t xml:space="preserve"> </w:t>
-      </w:r>
-      <w:r>
-        <w:t xml:space="preserve">invariant 39 (boba-owned): fixed to read the UNANALYSED count unconditionally, not only on nonzero exit — otherwise a 100%-UNANALYSED root would still have silently printed</w:t>
-      </w:r>
-      <w:r>
-        <w:t xml:space="preserve"> </w:t>
-      </w:r>
-      <w:r>
-        <w:t xml:space="preserve">“no fail-open anti-pattern across N clean roots”</w:t>
-      </w:r>
-      <w:r>
-        <w:t xml:space="preserve"> </w:t>
-      </w:r>
-      <w:r>
-        <w:t xml:space="preserve">with the caller never seeing the NOTE.</w:t>
-      </w:r>
-      <w:r>
-        <w:t xml:space="preserve"> </w:t>
-      </w:r>
-      <w:r>
-        <w:t xml:space="preserve">- Mutation test extended with 17 new assertions covering Go/Rust/Ruby/C UNANALYSED-branch RED/GREEN, a C++ negative control (still caught, never marked UNANALYSED — the registry must not swallow a working extension), a clean-root negative control, and a mixed-real-hit-not-masked control. Full suite 206/206 (189 pre-existing + 17 new), independently re-run by the conductor from a clean shell.</w:t>
-      </w:r>
-    </w:p>
-    <w:p>
-      <w:pPr>
-        <w:pStyle w:val="BodyText"/>
-      </w:pPr>
-      <w:r>
-        <w:t xml:space="preserve">LIVE FULL-REPO RESCAN RESULT (real DANGER_ROOTS, this round): Python backlog unchanged at 59 hits (download-proxy/src:25, plugins:32, scripts:2 — pre-existing, out of scope, advisory since 2026-08-20).</w:t>
-      </w:r>
-      <w:r>
-        <w:t xml:space="preserve"> </w:t>
-      </w:r>
-      <w:r>
-        <w:rPr>
-          <w:b/>
-          <w:bCs/>
-        </w:rPr>
-        <w:t xml:space="preserve">New honest signal: 121 files now reported UNANALYSED</w:t>
-      </w:r>
-      <w:r>
-        <w:t xml:space="preserve"> </w:t>
-      </w:r>
-      <w:r>
-        <w:t xml:space="preserve">(qBitTorrent-go:117, cmd/boba-ctl:4 — BOB-205’s scope hole now visibly folded into the same honest-gap mechanism) instead of silently counting toward</w:t>
-      </w:r>
-      <w:r>
-        <w:t xml:space="preserve"> </w:t>
-      </w:r>
-      <w:r>
-        <w:t xml:space="preserve">“clean.”</w:t>
-      </w:r>
-      <w:r>
-        <w:t xml:space="preserve"> </w:t>
-      </w:r>
-      <w:r>
-        <w:t xml:space="preserve">Zero new FAIL findings in Go — by design; a real Go checker needs call-site-aware semantic analysis, still deferred.</w:t>
-      </w:r>
-    </w:p>
-    <w:p>
-      <w:pPr>
-        <w:pStyle w:val="BodyText"/>
-      </w:pPr>
-      <w:r>
-        <w:t xml:space="preserve">WHY STEP (2) STAYS DEFERRED, NOT A REGRESSION: the round-2 §11.4.250 PREDICTION stands unrefuted — a naive Go regex arm would immediately flag</w:t>
-      </w:r>
-      <w:r>
-        <w:t xml:space="preserve"> </w:t>
-      </w:r>
-      <w:r>
-        <w:rPr>
-          <w:rStyle w:val="VerbatimChar"/>
-        </w:rPr>
-        <w:t xml:space="preserve">internal/jackettapi/auth_middleware.go:45-66</w:t>
-      </w:r>
-      <w:r>
-        <w:t xml:space="preserve"> </w:t>
-      </w:r>
-      <w:r>
-        <w:t xml:space="preserve">(the golden-FALSE fixture) as a BOB-189-class false positive. A real arm needs go/ast or an adopted tool (errcheck/staticcheck), shipped WITH that golden-FALSE passing, before it can fire.</w:t>
-      </w:r>
-    </w:p>
-    <w:p>
-      <w:pPr>
-        <w:pStyle w:val="BodyText"/>
-      </w:pPr>
-      <w:r>
-        <w:t xml:space="preserve">REMAINING WORK TO CLOSE THIS ITEM: implement the Go semantic arm (go/ast-based or errcheck/staticcheck-adopted) covering the empty-err-block and swallowed-error idioms, verified against the auth_middleware.go golden-FALSE fixture, re-derive qBitTorrent-go’s real result (currently UNKNOWN, honestly reported as such), and triage every real finding as the Python/TS pass already is. Rust/Ruby/C have zero first-party files in boba’s tree today (verified this round) so their own arms are lower priority until such files exist — the UNANALYSED registry already covers them honestly in the meantime.</w:t>
-      </w:r>
-    </w:p>
-    <w:p>
-      <w:pPr>
-        <w:pStyle w:val="BodyText"/>
-      </w:pPr>
-      <w:r>
-        <w:t xml:space="preserve">EVIDENCE: docs/qa/BOB-191/closure_evidence_20260925.md (full RED/GREEN transcripts, the C++ correction with live proof, the live full-repo scan table, anti-bluff provenance). State left uncommitted by design (constitution-submodule files need the §11.4.26 workflow, not boba’s commit-push-all.sh).</w:t>
-      </w:r>
-    </w:p>
-    <w:bookmarkEnd w:id="49"/>
-    <w:bookmarkStart w:id="50" w:name="Xc10100f7380538d128b0df1c97d690968b97d37"/>
-    <w:p>
-      <w:pPr>
-        <w:pStyle w:val="Heading2"/>
-      </w:pPr>
-      <w:r>
-        <w:t xml:space="preserve">BOB-194 — Pre-build gates walk .claude/worktrees, so a stale agent worktree can fail the main build (§11.4.201(1))</w:t>
-      </w:r>
-    </w:p>
-    <w:p>
-      <w:pPr>
-        <w:pStyle w:val="FirstParagraph"/>
-      </w:pPr>
-      <w:r>
-        <w:rPr>
-          <w:b/>
-          <w:bCs/>
-        </w:rPr>
-        <w:t xml:space="preserve">Status:</w:t>
-      </w:r>
-      <w:r>
-        <w:t xml:space="preserve"> </w:t>
-      </w:r>
-      <w:r>
-        <w:t xml:space="preserve">In progress</w:t>
-      </w:r>
-      <w:r>
-        <w:t xml:space="preserve"> </w:t>
-      </w:r>
-      <w:r>
-        <w:rPr>
-          <w:b/>
-          <w:bCs/>
-        </w:rPr>
-        <w:t xml:space="preserve">Type:</w:t>
-      </w:r>
-      <w:r>
-        <w:t xml:space="preserve"> </w:t>
-      </w:r>
-      <w:r>
-        <w:t xml:space="preserve">Bug</w:t>
-      </w:r>
-    </w:p>
-    <w:p>
-      <w:pPr>
-        <w:pStyle w:val="BodyText"/>
-      </w:pPr>
-      <w:r>
-        <w:t xml:space="preserve">WHAT: agent worktrees under .claude/worktrees/ are ephemeral copies pinned at arbitrary commits - never built, never shipped, deleted when the agent finishes. Pre-build gates that walk the tree with find(1) from the repo root descend into them anyway. MEASURED INSTANCE (2026-08-25): CM-GO-TOOLCHAIN-MATCHES-BUILDER FAILED the main build with exactly one finding, from .claude/worktrees/agent-afda1df906c537ab4 - a worktree 86 commits behind still carrying</w:t>
-      </w:r>
-      <w:r>
-        <w:t xml:space="preserve"> </w:t>
-      </w:r>
-      <w:r>
-        <w:t xml:space="preserve">‘FROM golang:1.23-alpine’</w:t>
-      </w:r>
-      <w:r>
-        <w:t xml:space="preserve"> </w:t>
-      </w:r>
-      <w:r>
-        <w:t xml:space="preserve">against a go.mod long since at 1.26.2. The main tree was CORRECT throughout. Per §11.4.201(1) a false-positive refusal is a FAIL-bluff of equal severity to a false pass: it blocks real work and teaches people to bypass the gate. FIXED FOR ONE GATE:</w:t>
-      </w:r>
-      <w:r>
-        <w:t xml:space="preserve"> </w:t>
-      </w:r>
-      <w:r>
-        <w:t xml:space="preserve">‘.claude’</w:t>
-      </w:r>
-      <w:r>
-        <w:t xml:space="preserve"> </w:t>
-      </w:r>
-      <w:r>
-        <w:t xml:space="preserve">added to that gate’s PRUNE_DIRS with a deterministic §1.1 pair - a stale mismatch inside .claude/worktrees must NOT fail a healthy tree, the SAME mismatch outside it MUST still fail, so the prune cannot widen into blindness (§11.4.201(6)). Mutation verified: reverting the prune fails 2 checks. SURVEY, measured not inferred: 8 of 13 pre_build gates walk the tree; only the fixed one prunes .claude. Gates using</w:t>
-      </w:r>
-      <w:r>
-        <w:t xml:space="preserve"> </w:t>
-      </w:r>
-      <w:r>
-        <w:t xml:space="preserve">‘git ls-files’</w:t>
-      </w:r>
-      <w:r>
-        <w:t xml:space="preserve"> </w:t>
-      </w:r>
-      <w:r>
-        <w:t xml:space="preserve">are structurally immune - worktrees are untracked. Empirically probed: check_cm_closure_seam_binds, check_cm_killpg_pgid_guard and check_cm_no_production_mutation_residue all rc=0 with ZERO worktree references - clean in practice today. UNMEASURED, not clean: check_cm_test_mock_pid_explicit_int and check_cm_test_mock_pid_patched_when_real_pid were not reached before the probe budget expired. HYPOTHESIS REFUTED, recorded so nobody re-walks it: an earlier revision of this item speculated that check_cm_plugin_count’s 90s timeout was caused by walking worktrees. It is NOT. That gate’s find is scoped to $PLUGINS_DIR (check_cm_plugin_count.sh:224), so worktrees are outside its walk entirely. Its slowness is real - still running past 54s on a re-measure - but has a different, still-unidentified cause and belongs to its own item, not this one. ACCEPTANCE: every tree-walking gate either prunes agent scratch or is proven immune by measurement, each with a paired mutation. NOTE the asymmetry that bounds the risk: a stale worktree can only ADD findings to a security-relevant scan (killpg, mutation-residue), never remove them - so the exposure is false refusal and eroded trust, not a missed defect.</w:t>
-      </w:r>
-    </w:p>
-    <w:bookmarkEnd w:id="50"/>
-    <w:bookmarkStart w:id="51" w:name="Xe8f9d6ae701b2e0cae1912181571b5052b26492"/>
-    <w:p>
-      <w:pPr>
-        <w:pStyle w:val="Heading2"/>
-      </w:pPr>
-      <w:r>
-        <w:t xml:space="preserve">BOB-196 — check_cm_plugin_count runs for over a minute on ~69 files — cause unidentified, and it is not worktree traversal</w:t>
-      </w:r>
-    </w:p>
-    <w:p>
-      <w:pPr>
-        <w:pStyle w:val="FirstParagraph"/>
-      </w:pPr>
-      <w:r>
-        <w:rPr>
-          <w:b/>
-          <w:bCs/>
-        </w:rPr>
-        <w:t xml:space="preserve">Status:</w:t>
-      </w:r>
-      <w:r>
-        <w:t xml:space="preserve"> </w:t>
-      </w:r>
-      <w:r>
-        <w:t xml:space="preserve">Queued</w:t>
-      </w:r>
-      <w:r>
-        <w:t xml:space="preserve"> </w:t>
-      </w:r>
-      <w:r>
-        <w:rPr>
-          <w:b/>
-          <w:bCs/>
-        </w:rPr>
-        <w:t xml:space="preserve">Type:</w:t>
-      </w:r>
-      <w:r>
-        <w:t xml:space="preserve"> </w:t>
-      </w:r>
-      <w:r>
-        <w:t xml:space="preserve">Task</w:t>
-      </w:r>
-    </w:p>
-    <w:p>
-      <w:pPr>
-        <w:pStyle w:val="BodyText"/>
-      </w:pPr>
-      <w:r>
-        <w:t xml:space="preserve">WHAT: the CM-PLUGIN-COUNT pre-build gate takes 189 SECONDS to verify 8 documented counts. Measured 2026-08-25: exceeded a 90s probe budget (rc=124), then a bounded re-run completed at</w:t>
-      </w:r>
-      <w:r>
-        <w:t xml:space="preserve"> </w:t>
-      </w:r>
-      <w:r>
-        <w:t xml:space="preserve">‘rc=0 wall=189s’</w:t>
-      </w:r>
-      <w:r>
-        <w:t xml:space="preserve"> </w:t>
-      </w:r>
-      <w:r>
-        <w:t xml:space="preserve">- it PASSES, it is simply slow. CAUSE, MEASURED NOT GUESSED: the marker loop at check_cm_plugin_count.sh:273-290 iterates EVERY LINE of every governed document and spawns a pipeline per line. Per iteration:</w:t>
-      </w:r>
-      <w:r>
-        <w:t xml:space="preserve"> </w:t>
-      </w:r>
-      <w:r>
-        <w:t xml:space="preserve">‘printf | grep -oE | wc -l | tr -d’</w:t>
-      </w:r>
-      <w:r>
-        <w:t xml:space="preserve"> </w:t>
-      </w:r>
-      <w:r>
-        <w:t xml:space="preserve">(4 processes) plus</w:t>
-      </w:r>
-      <w:r>
-        <w:t xml:space="preserve"> </w:t>
-      </w:r>
-      <w:r>
-        <w:t xml:space="preserve">‘printf | sed -n’</w:t>
-      </w:r>
-      <w:r>
-        <w:t xml:space="preserve"> </w:t>
-      </w:r>
-      <w:r>
-        <w:t xml:space="preserve">(2) = ~6. Governed docs are AGENTS.md 689 + CLAUDE.md 494 + docs/features/Status.md 670 = 1853 lines, so ~11,118 process spawns, measuring ~102 ms/line. Classic per-line-subprocess shell trap. THE IRONY WORTH PRESERVING, because it explains why nobody simplified it: the in-code comment shows</w:t>
-      </w:r>
-      <w:r>
-        <w:t xml:space="preserve"> </w:t>
-      </w:r>
-      <w:r>
-        <w:t xml:space="preserve">‘-oE | wc -l’</w:t>
-      </w:r>
-      <w:r>
-        <w:t xml:space="preserve"> </w:t>
-      </w:r>
-      <w:r>
-        <w:t xml:space="preserve">was chosen DELIBERATELY over</w:t>
-      </w:r>
-      <w:r>
-        <w:t xml:space="preserve"> </w:t>
-      </w:r>
-      <w:r>
-        <w:t xml:space="preserve">‘grep -c’</w:t>
-      </w:r>
-      <w:r>
-        <w:t xml:space="preserve"> </w:t>
-      </w:r>
-      <w:r>
-        <w:t xml:space="preserve">after measuring the §11.4.201(12) footgun - on this host (ugrep 7.8.4)</w:t>
-      </w:r>
-      <w:r>
-        <w:t xml:space="preserve"> </w:t>
-      </w:r>
-      <w:r>
-        <w:t xml:space="preserve">‘grep -coE’</w:t>
-      </w:r>
-      <w:r>
-        <w:t xml:space="preserve"> </w:t>
-      </w:r>
-      <w:r>
-        <w:t xml:space="preserve">returned 3 at top level but 1 inside a</w:t>
-      </w:r>
-      <w:r>
-        <w:t xml:space="preserve"> </w:t>
-      </w:r>
-      <w:r>
-        <w:t xml:space="preserve">‘set -euo pipefail’</w:t>
-      </w:r>
-      <w:r>
-        <w:t xml:space="preserve"> </w:t>
-      </w:r>
-      <w:r>
-        <w:t xml:space="preserve">subshell, a context-dependent reading. The correctness fix is right and must be kept; it is the PER-LINE application of it that costs the three minutes. HYPOTHESIS REFUTED, recorded so nobody re-walks it: this is NOT worktree traversal. The gate’s find is scoped to $PLUGINS_DIR (:224), so the five agent worktrees are outside its walk. That guess was raised on BOB-194 and is dead. LIKELY FIX (unverified, stated as a candidate not a conclusion): pre-filter with ONE grep for lines containing</w:t>
-      </w:r>
-      <w:r>
-        <w:t xml:space="preserve"> </w:t>
-      </w:r>
-      <w:r>
-        <w:t xml:space="preserve">‘CM-PLUGIN-COUNT:’</w:t>
-      </w:r>
-      <w:r>
-        <w:t xml:space="preserve"> </w:t>
-      </w:r>
-      <w:r>
-        <w:t xml:space="preserve">before entering the loop, reducing ~1853 iterations to the ~8 lines that carry a marker, while leaving the per-line parsing logic - and its footgun-avoiding form - completely unchanged. WHY IT MATTERS beyond impatience: this gate is on the pre-build critical path, and CLAUDE.md leans on it as the mechanical authority for the three distinct plugin rosters (43 curated / 43 engines / 12 bootstrap) whose conflation was BOB-149. A gate slow enough to tempt anyone into skipping it protects nothing. ACCEPTANCE: runtime reduced with the counts and the footgun-avoiding parse preserved byte-for-byte in behaviour, proven by the existing paired mutation still biting plus a before/after wall-clock recorded. §11.4.6: nothing here questions the gate’s VERDICTS - only its runtime.</w:t>
-      </w:r>
-    </w:p>
-    <w:bookmarkEnd w:id="51"/>
-    <w:bookmarkStart w:id="52" w:name="X0a11ad4ef084ae583354444a7004378388ce69a"/>
-    <w:p>
-      <w:pPr>
-        <w:pStyle w:val="Heading2"/>
-      </w:pPr>
-      <w:r>
-        <w:t xml:space="preserve">BOB-211 — LATENT + OPERATOR-GATED: on a uid-flattening mount whose uid is not the operator, chown fails EPERM with no fstype-aware diagnosis, and fmask/dmask silently defeat the preserve_mode 600 contract</w:t>
-      </w:r>
-    </w:p>
-    <w:p>
-      <w:pPr>
-        <w:pStyle w:val="FirstParagraph"/>
-      </w:pPr>
-      <w:r>
-        <w:rPr>
-          <w:b/>
-          <w:bCs/>
-        </w:rPr>
-        <w:t xml:space="preserve">Status:</w:t>
-      </w:r>
-      <w:r>
-        <w:t xml:space="preserve"> </w:t>
-      </w:r>
-      <w:r>
-        <w:t xml:space="preserve">Queued</w:t>
-      </w:r>
-      <w:r>
-        <w:t xml:space="preserve"> </w:t>
-      </w:r>
-      <w:r>
-        <w:rPr>
-          <w:b/>
-          <w:bCs/>
-        </w:rPr>
-        <w:t xml:space="preserve">Type:</w:t>
-      </w:r>
-      <w:r>
-        <w:t xml:space="preserve"> </w:t>
-      </w:r>
-      <w:r>
-        <w:t xml:space="preserve">Bug</w:t>
-      </w:r>
-      <w:r>
-        <w:t xml:space="preserve"> </w:t>
-      </w:r>
-      <w:r>
-        <w:rPr>
-          <w:b/>
-          <w:bCs/>
-        </w:rPr>
-        <w:t xml:space="preserve">Severity:</w:t>
-      </w:r>
-      <w:r>
-        <w:t xml:space="preserve"> </w:t>
-      </w:r>
-      <w:r>
-        <w:t xml:space="preserve">minor</w:t>
-      </w:r>
-    </w:p>
-    <w:p>
-      <w:pPr>
-        <w:pStyle w:val="BodyText"/>
-      </w:pPr>
-      <w:r>
-        <w:t xml:space="preserve">STATUS: LATENT on this host (measured: all six declared locations sit on ONE btrfs mount, fully ownership-expressive) and OPERATOR-GATED for verification. Retained from the dismissed BOB-206 rather than discarded with it, because the scenario is well-founded elsewhere: the declared mount is a udisks auto-mounted REMOVABLE NVMe, so another operator’s portable drive being exFAT or NTFS is entirely ordinary.</w:t>
-      </w:r>
-    </w:p>
-    <w:p>
-      <w:pPr>
-        <w:pStyle w:val="BodyText"/>
-      </w:pPr>
-      <w:r>
-        <w:t xml:space="preserve">TWO RESIDUALS:</w:t>
-      </w:r>
-      <w:r>
-        <w:t xml:space="preserve"> </w:t>
-      </w:r>
-      <w:r>
-        <w:t xml:space="preserve">(1) REPAIR-LAYER DIAGNOSIS. On a uid-flattening mount whose flattened uid is NOT the operator, probe_location correctly REFUSES (verified: uid=0 and uid=100999 both refuse). But it then hands ownership_repair.sh a chown that will return EPERM, and nothing in the repair path is fstype-aware — so the operator sees a permission failure whose real remedy is a REMOUNT OPTION, which no message says. Reasoned, NOT proven: the shim used to verify BOB-206 models the stat READ, not the chown WRITE, and cannot settle whether chown actually fails.</w:t>
-      </w:r>
-      <w:r>
-        <w:t xml:space="preserve"> </w:t>
-      </w:r>
-      <w:r>
-        <w:t xml:space="preserve">(2) MODE CONTRACT. vfat flattens MODE via fmask/dmask, so the preserve_mode: true / 600 contract on .env and config/boba.db would be silently unenforceable there. §11.4.10-adjacent: a credential file believed to be 600 that is world-readable by mount option is a leak the mode check cannot see.</w:t>
-      </w:r>
-    </w:p>
-    <w:p>
-      <w:pPr>
-        <w:pStyle w:val="BodyText"/>
-      </w:pPr>
-      <w:r>
-        <w:t xml:space="preserve">WHY OPERATOR-GATED: a genuine end-to-end RED needs a real uid-flattening mount. The privilege-free route is bindfs -u</w:t>
-      </w:r>
-      <w:r>
-        <w:t xml:space="preserve"> </w:t>
-      </w:r>
-      <w:r>
-        <w:t xml:space="preserve"> </w:t>
-      </w:r>
-      <w:r>
-        <w:t xml:space="preserve">(FUSE; fusermount IS present and user_allow_other IS set) — but bindfs is ABSENT on this host, as are mkfs.vfat and losetup. So verification needs either a bindfs install or a privileged loopback mount. Neither was attempted (§11.4.21 — high-blast-radius host mutation is operator-gated).</w:t>
-      </w:r>
-    </w:p>
-    <w:p>
-      <w:pPr>
-        <w:pStyle w:val="BodyText"/>
-      </w:pPr>
-      <w:r>
-        <w:t xml:space="preserve">ALSO RECORDED: NO test anywhere exercises a uid-flattening filesystem — vfat/exfat/ntfs/flatten/loopback/mkfs/losetup/bindfs/fusermount all measure 0 across the three ownership test files, needle-proven (probe_location = 3 hits through the same instrument).</w:t>
-      </w:r>
-    </w:p>
-    <w:p>
-      <w:pPr>
-        <w:pStyle w:val="BodyText"/>
-      </w:pPr>
-      <w:r>
-        <w:t xml:space="preserve">ACCEPTANCE: (1) operator decides whether to install bindfs or provide a privileged loopback so the RED can be built; (2) if verified, the repair path gains fstype-aware diagnosis naming the remount remedy; (3) the mode contract either detects mode-flattening mounts and refuses, or documents honestly that it cannot be enforced there.</w:t>
-      </w:r>
-    </w:p>
-    <w:p>
-      <w:pPr>
-        <w:pStyle w:val="BodyText"/>
-      </w:pPr>
-      <w:r>
-        <w:t xml:space="preserve">DISCOVERY CHANNEL (§11.4.238): retained residual from the BOB-206 verification stream.</w:t>
-      </w:r>
-    </w:p>
-    <w:bookmarkEnd w:id="52"/>
-    <w:bookmarkStart w:id="53" w:name="X71b3d3e28f037bd84e63565bd377b60227a2e0f"/>
-    <w:p>
-      <w:pPr>
-        <w:pStyle w:val="Heading2"/>
-      </w:pPr>
-      <w:r>
-        <w:t xml:space="preserve">BOB-219 — LIVE §11.4.65 sync violation: docs/guides/tracker-credentials.{html,pdf} exist on disk but are untracked and ignored, while their .md source IS tracked</w:t>
-      </w:r>
-    </w:p>
-    <w:p>
-      <w:pPr>
-        <w:pStyle w:val="FirstParagraph"/>
-      </w:pPr>
-      <w:r>
-        <w:rPr>
-          <w:b/>
-          <w:bCs/>
-        </w:rPr>
-        <w:t xml:space="preserve">Status:</w:t>
-      </w:r>
-      <w:r>
-        <w:t xml:space="preserve"> </w:t>
-      </w:r>
-      <w:r>
-        <w:t xml:space="preserve">Queued</w:t>
       </w:r>
       <w:r>
         <w:t xml:space="preserve"> </w:t>
@@ -6244,225 +5610,439 @@
         <w:t xml:space="preserve">DISCOVERY CHANNEL (§11.4.238): found by the BOB-212 blast-radius sweep — and only on its SECOND pass. The first pass filtered by a source-extension set that omitted .pdf, which hid this finding entirely; the agent re-ran with no extension filter over all 420 non-artifact paths and recorded the blind spot rather than shipping the first number. Worth keeping: an extension allowlist is itself a false-null generator, which is the same shape as the defect being investigated.</w:t>
       </w:r>
     </w:p>
+    <w:p>
+      <w:pPr>
+        <w:pStyle w:val="BodyText"/>
+      </w:pPr>
+      <w:r>
+        <w:t xml:space="preserve">=== ROUND-2 PARTIAL CLOSURE, MEASURED 2026-09-25 — criterion 1 already done, criterion 2 unsatisfiable, criteria 3+4 done ONLY for the .md-export-twin class ===</w:t>
+      </w:r>
+    </w:p>
+    <w:p>
+      <w:pPr>
+        <w:pStyle w:val="BodyText"/>
+      </w:pPr>
+      <w:r>
+        <w:t xml:space="preserve">Independently re-verified via</w:t>
+      </w:r>
+      <w:r>
+        <w:t xml:space="preserve"> </w:t>
+      </w:r>
+      <w:r>
+        <w:rPr>
+          <w:rStyle w:val="VerbatimChar"/>
+        </w:rPr>
+        <w:t xml:space="preserve">git check-ignore -v</w:t>
+      </w:r>
+      <w:r>
+        <w:t xml:space="preserve"> </w:t>
+      </w:r>
+      <w:r>
+        <w:t xml:space="preserve">on all three named artifacts:</w:t>
+      </w:r>
+      <w:r>
+        <w:t xml:space="preserve"> </w:t>
+      </w:r>
+      <w:r>
+        <w:t xml:space="preserve">CRITERION 1 (tracker-credentials.{html,pdf} twins committable) — ALREADY DONE, pre-dating this round: commit 9f6f517 already added</w:t>
+      </w:r>
+      <w:r>
+        <w:t xml:space="preserve"> </w:t>
+      </w:r>
+      <w:r>
+        <w:rPr>
+          <w:rStyle w:val="VerbatimChar"/>
+        </w:rPr>
+        <w:t xml:space="preserve">!docs/guides/tracker-credentials.{html,pdf}</w:t>
+      </w:r>
+      <w:r>
+        <w:t xml:space="preserve"> </w:t>
+      </w:r>
+      <w:r>
+        <w:t xml:space="preserve">rescue lines (.gitignore:49-54); both are tracked and clean. Nothing to do.</w:t>
+      </w:r>
+    </w:p>
+    <w:p>
+      <w:pPr>
+        <w:pStyle w:val="BodyText"/>
+      </w:pPr>
+      <w:r>
+        <w:t xml:space="preserve">CRITERION 2 (BOB-124 loginctl_user_state.txt trackable) — CLOSED AS UNSATISFIABLE. The file does not exist on disk, has ZERO trace in</w:t>
+      </w:r>
+      <w:r>
+        <w:t xml:space="preserve"> </w:t>
+      </w:r>
+      <w:r>
+        <w:rPr>
+          <w:rStyle w:val="VerbatimChar"/>
+        </w:rPr>
+        <w:t xml:space="preserve">git log --all --diff-filter=A -- "*loginctl_user_state*"</w:t>
+      </w:r>
+      <w:r>
+        <w:t xml:space="preserve">, and is absent from the entire working tree. Its .log siblings in the same directory ARE tracked (rescued by the existing</w:t>
+      </w:r>
+      <w:r>
+        <w:t xml:space="preserve"> </w:t>
+      </w:r>
+      <w:r>
+        <w:rPr>
+          <w:rStyle w:val="VerbatimChar"/>
+        </w:rPr>
+        <w:t xml:space="preserve">!docs/qa/**/*.log</w:t>
+      </w:r>
+      <w:r>
+        <w:t xml:space="preserve"> </w:t>
+      </w:r>
+      <w:r>
+        <w:t xml:space="preserve">negation), confirming the file was lost purely by having a .txt extension, exactly as the original report claimed — but there is no recovery path and no legitimate way to</w:t>
+      </w:r>
+      <w:r>
+        <w:t xml:space="preserve"> </w:t>
+      </w:r>
+      <w:r>
+        <w:t xml:space="preserve">“make it trackable”</w:t>
+      </w:r>
+      <w:r>
+        <w:t xml:space="preserve"> </w:t>
+      </w:r>
+      <w:r>
+        <w:t xml:space="preserve">without fabricating QA evidence, which is itself an anti-bluff violation. This criterion is permanently closed, not deferred.</w:t>
+      </w:r>
+    </w:p>
+    <w:p>
+      <w:pPr>
+        <w:pStyle w:val="BodyText"/>
+      </w:pPr>
+      <w:r>
+        <w:t xml:space="preserve">CRITERION 3 (general mechanism preventing recurrence) — PARTIALLY closed. A new guard (see criterion 4) closes the class criterion 1 exemplified: a TRACKED .md file whose §11.4.65 export twin is gitignore-swallowed. It does NOT close the class criterion 2 exemplified: a NON-.md QA-evidence file (any extension) swallowed by an unrelated gitignore pattern. Extending the existing</w:t>
+      </w:r>
+      <w:r>
+        <w:t xml:space="preserve"> </w:t>
+      </w:r>
+      <w:r>
+        <w:rPr>
+          <w:rStyle w:val="VerbatimChar"/>
+        </w:rPr>
+        <w:t xml:space="preserve">!docs/qa/**/*.log</w:t>
+      </w:r>
+      <w:r>
+        <w:t xml:space="preserve"> </w:t>
+      </w:r>
+      <w:r>
+        <w:t xml:space="preserve">negation to also cover</w:t>
+      </w:r>
+      <w:r>
+        <w:t xml:space="preserve"> </w:t>
+      </w:r>
+      <w:r>
+        <w:rPr>
+          <w:rStyle w:val="VerbatimChar"/>
+        </w:rPr>
+        <w:t xml:space="preserve">.txt</w:t>
+      </w:r>
+      <w:r>
+        <w:t xml:space="preserve"> </w:t>
+      </w:r>
+      <w:r>
+        <w:t xml:space="preserve">was concretely measured this round and PROVEN UNSAFE for this project:</w:t>
+      </w:r>
+      <w:r>
+        <w:t xml:space="preserve"> </w:t>
+      </w:r>
+      <w:r>
+        <w:rPr>
+          <w:rStyle w:val="VerbatimChar"/>
+        </w:rPr>
+        <w:t xml:space="preserve">.gitignore</w:t>
+      </w:r>
+      <w:r>
+        <w:t xml:space="preserve"> </w:t>
+      </w:r>
+      <w:r>
+        <w:t xml:space="preserve">documents</w:t>
+      </w:r>
+      <w:r>
+        <w:t xml:space="preserve"> </w:t>
+      </w:r>
+      <w:r>
+        <w:rPr>
+          <w:rStyle w:val="VerbatimChar"/>
+        </w:rPr>
+        <w:t xml:space="preserve">cookies_*.txt</w:t>
+      </w:r>
+      <w:r>
+        <w:t xml:space="preserve"> </w:t>
+      </w:r>
+      <w:r>
+        <w:t xml:space="preserve">as this repo’s own secret-file naming convention, and a scratch-tree experiment confirmed a</w:t>
+      </w:r>
+      <w:r>
+        <w:t xml:space="preserve"> </w:t>
+      </w:r>
+      <w:r>
+        <w:rPr>
+          <w:rStyle w:val="VerbatimChar"/>
+        </w:rPr>
+        <w:t xml:space="preserve">.txt</w:t>
+      </w:r>
+      <w:r>
+        <w:t xml:space="preserve">-wide rescue would also un-ignore</w:t>
+      </w:r>
+      <w:r>
+        <w:t xml:space="preserve"> </w:t>
+      </w:r>
+      <w:r>
+        <w:rPr>
+          <w:rStyle w:val="VerbatimChar"/>
+        </w:rPr>
+        <w:t xml:space="preserve">cookies_rutracker.txt</w:t>
+      </w:r>
+      <w:r>
+        <w:t xml:space="preserve"> </w:t>
+      </w:r>
+      <w:r>
+        <w:t xml:space="preserve">/</w:t>
+      </w:r>
+      <w:r>
+        <w:t xml:space="preserve"> </w:t>
+      </w:r>
+      <w:r>
+        <w:rPr>
+          <w:rStyle w:val="VerbatimChar"/>
+        </w:rPr>
+        <w:t xml:space="preserve">RUTRACKER_session.txt</w:t>
+      </w:r>
+      <w:r>
+        <w:t xml:space="preserve"> </w:t>
+      </w:r>
+      <w:r>
+        <w:t xml:space="preserve">/</w:t>
+      </w:r>
+      <w:r>
+        <w:t xml:space="preserve"> </w:t>
+      </w:r>
+      <w:r>
+        <w:rPr>
+          <w:rStyle w:val="VerbatimChar"/>
+        </w:rPr>
+        <w:t xml:space="preserve">my_password.txt</w:t>
+      </w:r>
+      <w:r>
+        <w:t xml:space="preserve"> </w:t>
+      </w:r>
+      <w:r>
+        <w:t xml:space="preserve">— real credential-shaped files already relying on that exact pattern staying broad. This candidate fix is now closed off with evidence rather than left for a future session to re-attempt and re-measure. THE REMAINING GAP: a general mechanism for</w:t>
+      </w:r>
+      <w:r>
+        <w:t xml:space="preserve"> </w:t>
+      </w:r>
+      <w:r>
+        <w:t xml:space="preserve">“a QA-evidence file legitimately meant to be tracked gets silently swallowed by a broad secret-shaped-filename gitignore pattern, distinguished from an actual secret file”</w:t>
+      </w:r>
+      <w:r>
+        <w:t xml:space="preserve"> </w:t>
+      </w:r>
+      <w:r>
+        <w:t xml:space="preserve">remains genuinely open — it needs a smarter signal than file extension (e.g. content-sniffing, or an explicit per-file allowlist-on-creation discipline) that this round did not attempt to design, since inventing one hastily risked exactly the credential-leak class the constraint exists to prevent.</w:t>
+      </w:r>
+    </w:p>
+    <w:p>
+      <w:pPr>
+        <w:pStyle w:val="BodyText"/>
+      </w:pPr>
+      <w:r>
+        <w:t xml:space="preserve">CRITERION 4 (a check exists) — DONE for the .md-export-twin class. New gate</w:t>
+      </w:r>
+      <w:r>
+        <w:t xml:space="preserve"> </w:t>
+      </w:r>
+      <w:r>
+        <w:rPr>
+          <w:rStyle w:val="VerbatimChar"/>
+        </w:rPr>
+        <w:t xml:space="preserve">scripts/pre_build/check_md_export_twins_committable.sh</w:t>
+      </w:r>
+      <w:r>
+        <w:t xml:space="preserve"> </w:t>
+      </w:r>
+      <w:r>
+        <w:t xml:space="preserve">+ self-validated test</w:t>
+      </w:r>
+      <w:r>
+        <w:t xml:space="preserve"> </w:t>
+      </w:r>
+      <w:r>
+        <w:rPr>
+          <w:rStyle w:val="VerbatimChar"/>
+        </w:rPr>
+        <w:t xml:space="preserve">tests/pre_build/test_check_md_export_twins_committable.sh</w:t>
+      </w:r>
+      <w:r>
+        <w:t xml:space="preserve"> </w:t>
+      </w:r>
+      <w:r>
+        <w:t xml:space="preserve">(7 arms: RED, GREEN, 2 golden-FALSE, fail-closed x3, real-repo run, §1.1 paired mutation — all independently re-run and confirmed passing by the conductor). Wired into scripts/pre_build_verification.sh as invariant 58/58 (CM-MD-EXPORT-TWINS-COMMITTABLE), mirroring the sibling CM-GITIGNORE-SWALLOW-GUARD (BOB-212) pattern exactly — BLOCKING, not advisory, since it is a pure tree-scan needing no live stack.</w:t>
+      </w:r>
+    </w:p>
+    <w:p>
+      <w:pPr>
+        <w:pStyle w:val="BodyText"/>
+      </w:pPr>
+      <w:r>
+        <w:t xml:space="preserve">REMAINING WORK TO FULLY CLOSE THIS ITEM: design and implement the criterion-3 residual — a mechanism distinguishing</w:t>
+      </w:r>
+      <w:r>
+        <w:t xml:space="preserve"> </w:t>
+      </w:r>
+      <w:r>
+        <w:t xml:space="preserve">“a legitimate QA-evidence file lost to a secret-shaped gitignore pattern”</w:t>
+      </w:r>
+      <w:r>
+        <w:t xml:space="preserve"> </w:t>
+      </w:r>
+      <w:r>
+        <w:t xml:space="preserve">from</w:t>
+      </w:r>
+      <w:r>
+        <w:t xml:space="preserve"> </w:t>
+      </w:r>
+      <w:r>
+        <w:t xml:space="preserve">“an actual secret correctly caught by that pattern”</w:t>
+      </w:r>
+      <w:r>
+        <w:t xml:space="preserve"> </w:t>
+      </w:r>
+      <w:r>
+        <w:t xml:space="preserve">— without narrowing the existing credential-protecting globs. Until then this item stays Queued; criteria 1/2/4 are genuinely done, criterion 3 is genuinely partial.</w:t>
+      </w:r>
+    </w:p>
+    <w:p>
+      <w:pPr>
+        <w:pStyle w:val="BodyText"/>
+      </w:pPr>
+      <w:r>
+        <w:t xml:space="preserve">EVIDENCE: docs/qa/BOB-219/closure_evidence_20260925.md (full command transcripts: before/after git check-ignore, the .txt-wide-rescue safety experiment, 7-arm test output, standalone gate invocation against the real repo).</w:t>
+      </w:r>
+    </w:p>
+    <w:bookmarkEnd w:id="52"/>
+    <w:bookmarkStart w:id="53" w:name="Xc973ac35236f47c14148f5b58288bb1748733e4"/>
+    <w:p>
+      <w:pPr>
+        <w:pStyle w:val="Heading2"/>
+      </w:pPr>
+      <w:r>
+        <w:t xml:space="preserve">BOB-223 — §11.4.18 script-documentation and §11.4.44 revision headers are ungated — and the perverse consequence is that WRITING the mandated companion doc is what breaks the build</w:t>
+      </w:r>
+    </w:p>
+    <w:p>
+      <w:pPr>
+        <w:pStyle w:val="FirstParagraph"/>
+      </w:pPr>
+      <w:r>
+        <w:rPr>
+          <w:b/>
+          <w:bCs/>
+        </w:rPr>
+        <w:t xml:space="preserve">Status:</w:t>
+      </w:r>
+      <w:r>
+        <w:t xml:space="preserve"> </w:t>
+      </w:r>
+      <w:r>
+        <w:t xml:space="preserve">Queued</w:t>
+      </w:r>
+      <w:r>
+        <w:t xml:space="preserve"> </w:t>
+      </w:r>
+      <w:r>
+        <w:rPr>
+          <w:b/>
+          <w:bCs/>
+        </w:rPr>
+        <w:t xml:space="preserve">Type:</w:t>
+      </w:r>
+      <w:r>
+        <w:t xml:space="preserve"> </w:t>
+      </w:r>
+      <w:r>
+        <w:t xml:space="preserve">Bug</w:t>
+      </w:r>
+      <w:r>
+        <w:t xml:space="preserve"> </w:t>
+      </w:r>
+      <w:r>
+        <w:rPr>
+          <w:b/>
+          <w:bCs/>
+        </w:rPr>
+        <w:t xml:space="preserve">Severity:</w:t>
+      </w:r>
+      <w:r>
+        <w:t xml:space="preserve"> </w:t>
+      </w:r>
+      <w:r>
+        <w:t xml:space="preserve">major</w:t>
+      </w:r>
+    </w:p>
+    <w:p>
+      <w:pPr>
+        <w:pStyle w:val="BodyText"/>
+      </w:pPr>
+      <w:r>
+        <w:t xml:space="preserve">WHAT, both conductor-verified with control needles: CM-SCRIPT-DOCS-SYNC occurrences in scripts/pre_build_verification.sh = 0 (control needle CM-MARKDOWN-EXPORT-SYNC = 6, so the instrument sees). §11.4.44 revision-header enforcement likewise 0 hits (control needle 3). Neither §11.4.18’s companion-doc mandate nor §11.4.44’s revision header is enforced by any invariant.</w:t>
+      </w:r>
+    </w:p>
+    <w:p>
+      <w:pPr>
+        <w:pStyle w:val="BodyText"/>
+      </w:pPr>
+      <w:r>
+        <w:t xml:space="preserve">THE PERVERSE CONSEQUENCE, MEASURED: a new script with NO companion doc passes the gate. Writing the companion doc that §11.4.18 MANDATES creates docs/scripts/</w:t>
+      </w:r>
+      <w:r>
+        <w:t xml:space="preserve">.md, which invariant 16 (CM-MARKDOWN-EXPORT-SYNC) then requires to have .html and .pdf twins — and their absence is a BLOCKING failure. This session hit it exactly: docs/scripts/test_gitignore_swallow_is_loud.{html,pdf} are missing and are two of invariant 16’s six violations.</w:t>
+      </w:r>
+      <w:r>
+        <w:t xml:space="preserve"> </w:t>
+      </w:r>
+      <w:r>
+        <w:t xml:space="preserve">So the gate’s incentive gradient points AWAY from the constitution: complying with §11.4.18 is punished, ignoring it is free. That is worse than an ungated rule — it is a rule the machinery actively discourages.</w:t>
+      </w:r>
+    </w:p>
+    <w:p>
+      <w:pPr>
+        <w:pStyle w:val="BodyText"/>
+      </w:pPr>
+      <w:r>
+        <w:t xml:space="preserve">§11.4.227 IS THE GOVERNING ANCHOR: a named gate that exists only in prose is gate debt, and the ledger of unimplemented CM-* names must be monotone-decreasing. CM-SCRIPT-DOCS-SYNC is named in §11.4.18’s own text and implemented nowhere — one concrete row of exactly the 58%-unimplemented population §11.4.227 was minted to shrink.</w:t>
+      </w:r>
+    </w:p>
+    <w:p>
+      <w:pPr>
+        <w:pStyle w:val="BodyText"/>
+      </w:pPr>
+      <w:r>
+        <w:t xml:space="preserve">ACCEPTANCE: (1) either CM-SCRIPT-DOCS-SYNC is implemented, or it is registered as a deferral pointing at a tracked §11.4.197 item — silent absence is what §11.4.227 forbids; (2) same for §11.4.44’s header check; (3) whichever is chosen, the incentive inversion is closed: it must never be cheaper to skip a mandated doc than to write one — if invariant 16 will demand twins, the doc-creation path must produce them, or invariant 16 must scope out docs/scripts until it can; (4) a paired §1.1 mutation per gate implemented.</w:t>
+      </w:r>
+    </w:p>
+    <w:p>
+      <w:pPr>
+        <w:pStyle w:val="BodyText"/>
+      </w:pPr>
+      <w:r>
+        <w:t xml:space="preserve">HONEST NOTE ON SCOPE: this item does not argue §11.4.18 should be enforced immediately — that is an operator call about gate debt priority (§11.4.66). It argues the CURRENT state is incoherent: an unenforced mandate whose observance triggers a different gate’s failure. Either enforce both ends or neither.</w:t>
+      </w:r>
+    </w:p>
+    <w:p>
+      <w:pPr>
+        <w:pStyle w:val="BodyText"/>
+      </w:pPr>
+      <w:r>
+        <w:t xml:space="preserve">DISCOVERY CHANNEL (§11.4.238): found by the T042 readiness preflight while explaining why a new file broke invariant 16. Not by the automated QA regime.</w:t>
+      </w:r>
+    </w:p>
     <w:bookmarkEnd w:id="53"/>
-    <w:bookmarkStart w:id="54" w:name="Xc973ac35236f47c14148f5b58288bb1748733e4"/>
-    <w:p>
-      <w:pPr>
-        <w:pStyle w:val="Heading2"/>
-      </w:pPr>
-      <w:r>
-        <w:t xml:space="preserve">BOB-223 — §11.4.18 script-documentation and §11.4.44 revision headers are ungated — and the perverse consequence is that WRITING the mandated companion doc is what breaks the build</w:t>
-      </w:r>
-    </w:p>
-    <w:p>
-      <w:pPr>
-        <w:pStyle w:val="FirstParagraph"/>
-      </w:pPr>
-      <w:r>
-        <w:rPr>
-          <w:b/>
-          <w:bCs/>
-        </w:rPr>
-        <w:t xml:space="preserve">Status:</w:t>
-      </w:r>
-      <w:r>
-        <w:t xml:space="preserve"> </w:t>
-      </w:r>
-      <w:r>
-        <w:t xml:space="preserve">Queued</w:t>
-      </w:r>
-      <w:r>
-        <w:t xml:space="preserve"> </w:t>
-      </w:r>
-      <w:r>
-        <w:rPr>
-          <w:b/>
-          <w:bCs/>
-        </w:rPr>
-        <w:t xml:space="preserve">Type:</w:t>
-      </w:r>
-      <w:r>
-        <w:t xml:space="preserve"> </w:t>
-      </w:r>
-      <w:r>
-        <w:t xml:space="preserve">Bug</w:t>
-      </w:r>
-      <w:r>
-        <w:t xml:space="preserve"> </w:t>
-      </w:r>
-      <w:r>
-        <w:rPr>
-          <w:b/>
-          <w:bCs/>
-        </w:rPr>
-        <w:t xml:space="preserve">Severity:</w:t>
-      </w:r>
-      <w:r>
-        <w:t xml:space="preserve"> </w:t>
-      </w:r>
-      <w:r>
-        <w:t xml:space="preserve">major</w:t>
-      </w:r>
-    </w:p>
-    <w:p>
-      <w:pPr>
-        <w:pStyle w:val="BodyText"/>
-      </w:pPr>
-      <w:r>
-        <w:t xml:space="preserve">WHAT, both conductor-verified with control needles: CM-SCRIPT-DOCS-SYNC occurrences in scripts/pre_build_verification.sh = 0 (control needle CM-MARKDOWN-EXPORT-SYNC = 6, so the instrument sees). §11.4.44 revision-header enforcement likewise 0 hits (control needle 3). Neither §11.4.18’s companion-doc mandate nor §11.4.44’s revision header is enforced by any invariant.</w:t>
-      </w:r>
-    </w:p>
-    <w:p>
-      <w:pPr>
-        <w:pStyle w:val="BodyText"/>
-      </w:pPr>
-      <w:r>
-        <w:t xml:space="preserve">THE PERVERSE CONSEQUENCE, MEASURED: a new script with NO companion doc passes the gate. Writing the companion doc that §11.4.18 MANDATES creates docs/scripts/</w:t>
-      </w:r>
-      <w:r>
-        <w:t xml:space="preserve">.md, which invariant 16 (CM-MARKDOWN-EXPORT-SYNC) then requires to have .html and .pdf twins — and their absence is a BLOCKING failure. This session hit it exactly: docs/scripts/test_gitignore_swallow_is_loud.{html,pdf} are missing and are two of invariant 16’s six violations.</w:t>
-      </w:r>
-      <w:r>
-        <w:t xml:space="preserve"> </w:t>
-      </w:r>
-      <w:r>
-        <w:t xml:space="preserve">So the gate’s incentive gradient points AWAY from the constitution: complying with §11.4.18 is punished, ignoring it is free. That is worse than an ungated rule — it is a rule the machinery actively discourages.</w:t>
-      </w:r>
-    </w:p>
-    <w:p>
-      <w:pPr>
-        <w:pStyle w:val="BodyText"/>
-      </w:pPr>
-      <w:r>
-        <w:t xml:space="preserve">§11.4.227 IS THE GOVERNING ANCHOR: a named gate that exists only in prose is gate debt, and the ledger of unimplemented CM-* names must be monotone-decreasing. CM-SCRIPT-DOCS-SYNC is named in §11.4.18’s own text and implemented nowhere — one concrete row of exactly the 58%-unimplemented population §11.4.227 was minted to shrink.</w:t>
-      </w:r>
-    </w:p>
-    <w:p>
-      <w:pPr>
-        <w:pStyle w:val="BodyText"/>
-      </w:pPr>
-      <w:r>
-        <w:t xml:space="preserve">ACCEPTANCE: (1) either CM-SCRIPT-DOCS-SYNC is implemented, or it is registered as a deferral pointing at a tracked §11.4.197 item — silent absence is what §11.4.227 forbids; (2) same for §11.4.44’s header check; (3) whichever is chosen, the incentive inversion is closed: it must never be cheaper to skip a mandated doc than to write one — if invariant 16 will demand twins, the doc-creation path must produce them, or invariant 16 must scope out docs/scripts until it can; (4) a paired §1.1 mutation per gate implemented.</w:t>
-      </w:r>
-    </w:p>
-    <w:p>
-      <w:pPr>
-        <w:pStyle w:val="BodyText"/>
-      </w:pPr>
-      <w:r>
-        <w:t xml:space="preserve">HONEST NOTE ON SCOPE: this item does not argue §11.4.18 should be enforced immediately — that is an operator call about gate debt priority (§11.4.66). It argues the CURRENT state is incoherent: an unenforced mandate whose observance triggers a different gate’s failure. Either enforce both ends or neither.</w:t>
-      </w:r>
-    </w:p>
-    <w:p>
-      <w:pPr>
-        <w:pStyle w:val="BodyText"/>
-      </w:pPr>
-      <w:r>
-        <w:t xml:space="preserve">DISCOVERY CHANNEL (§11.4.238): found by the T042 readiness preflight while explaining why a new file broke invariant 16. Not by the automated QA regime.</w:t>
-      </w:r>
-    </w:p>
-    <w:bookmarkEnd w:id="54"/>
-    <w:bookmarkStart w:id="55" w:name="X65573623ddfacc4486a4d5494d166708281c78a"/>
-    <w:p>
-      <w:pPr>
-        <w:pStyle w:val="Heading2"/>
-      </w:pPr>
-      <w:r>
-        <w:t xml:space="preserve">BOB-226 — Repair-side walk over foreign-owned INTERIOR directories is untested by any automated path</w:t>
-      </w:r>
-    </w:p>
-    <w:p>
-      <w:pPr>
-        <w:pStyle w:val="FirstParagraph"/>
-      </w:pPr>
-      <w:r>
-        <w:rPr>
-          <w:b/>
-          <w:bCs/>
-        </w:rPr>
-        <w:t xml:space="preserve">Status:</w:t>
-      </w:r>
-      <w:r>
-        <w:t xml:space="preserve"> </w:t>
-      </w:r>
-      <w:r>
-        <w:t xml:space="preserve">Queued</w:t>
-      </w:r>
-      <w:r>
-        <w:t xml:space="preserve"> </w:t>
-      </w:r>
-      <w:r>
-        <w:rPr>
-          <w:b/>
-          <w:bCs/>
-        </w:rPr>
-        <w:t xml:space="preserve">Type:</w:t>
-      </w:r>
-      <w:r>
-        <w:t xml:space="preserve"> </w:t>
-      </w:r>
-      <w:r>
-        <w:t xml:space="preserve">Task</w:t>
-      </w:r>
-      <w:r>
-        <w:t xml:space="preserve"> </w:t>
-      </w:r>
-      <w:r>
-        <w:rPr>
-          <w:b/>
-          <w:bCs/>
-        </w:rPr>
-        <w:t xml:space="preserve">Severity:</w:t>
-      </w:r>
-      <w:r>
-        <w:t xml:space="preserve"> </w:t>
-      </w:r>
-      <w:r>
-        <w:t xml:space="preserve">major</w:t>
-      </w:r>
-      <w:r>
-        <w:t xml:space="preserve"> </w:t>
-      </w:r>
-      <w:r>
-        <w:rPr>
-          <w:b/>
-          <w:bCs/>
-        </w:rPr>
-        <w:t xml:space="preserve">Created-By:</w:t>
-      </w:r>
-      <w:r>
-        <w:t xml:space="preserve"> </w:t>
-      </w:r>
-      <w:r>
-        <w:t xml:space="preserve">Claude</w:t>
-      </w:r>
-      <w:r>
-        <w:t xml:space="preserve"> </w:t>
-      </w:r>
-      <w:r>
-        <w:rPr>
-          <w:b/>
-          <w:bCs/>
-        </w:rPr>
-        <w:t xml:space="preserve">Assigned-To:</w:t>
-      </w:r>
-      <w:r>
-        <w:t xml:space="preserve"> </w:t>
-      </w:r>
-      <w:r>
-        <w:t xml:space="preserve">Claude</w:t>
-      </w:r>
-    </w:p>
-    <w:p>
-      <w:pPr>
-        <w:pStyle w:val="BodyText"/>
-      </w:pPr>
-      <w:r>
-        <w:t xml:space="preserve">WHAT: ownership_repair walks a declared root and repairs items whose uid is not the operator. The unit suite seeds a foreign uid only onto FILES and SYMLINKS; interior DIRECTORIES stay operator-owned (case 22 seeds only a foreign declared ROOT, on the failure path). Production first-start repairs exactly the untested shape. MANIFEST: tests/unit/test_ownership_repair.sh seed_tree/seed_wrong; scripts/ownership_repair.sh walk at :994. REPRO: seed a tree whose interior directories carry uid 100000 via podman unshare, run the repair, observe no automated assertion covers the outcome. WHY UNTESTED: the unprivileged harness cannot create symlinks inside a directory it no longer owns, which cases 8/9/18 require. The DECLARED GAPS note cross-references tests/ownership/test_container_writes_owned_files.py, but that covers the CREATION side (FR-002), not the repair-side walk. ACCEPTANCE: an integration-layer test (where the unprivileged-harness constraint does not bind) that seeds foreign-owned interior directories, runs the repair, and asserts post-state ownership plus mode preservation. Surfaced by the BOB-207 independent review 2026-08-27.</w:t>
-      </w:r>
-    </w:p>
-    <w:bookmarkEnd w:id="55"/>
-    <w:bookmarkStart w:id="56" w:name="X8b9b6672f330fb41d15c18084254ebe6ee928c6"/>
+    <w:bookmarkStart w:id="54" w:name="X8b9b6672f330fb41d15c18084254ebe6ee928c6"/>
     <w:p>
       <w:pPr>
         <w:pStyle w:val="Heading2"/>
@@ -6567,312 +6147,312 @@
         <w:t xml:space="preserve">.sh it runs) – likely via a static grep/parse of pre_build_verification.sh itself, or a runtime trace; (2) assert every one of those paths is git-tracked (git ls-files –error-unmatch); (3) wire this as a new pre-build invariant so a future untracked gate implementation is caught immediately, not discovered independently weeks later; (4) a RED test creating an untracked fake gate-invocation target and asserting the new check fails on it, GREEN once the mechanism exists and the fake target is either removed or tracked.</w:t>
       </w:r>
     </w:p>
+    <w:bookmarkEnd w:id="54"/>
+    <w:bookmarkStart w:id="55" w:name="X7b2cc241a208243e840ca8a91ad9fd59e1abc42"/>
+    <w:p>
+      <w:pPr>
+        <w:pStyle w:val="Heading2"/>
+      </w:pPr>
+      <w:r>
+        <w:t xml:space="preserve">BOB-235 — Live kinozal credential test reports authenticated=False, status=</w:t>
+      </w:r>
+      <w:r>
+        <w:t xml:space="preserve">‘empty’</w:t>
+      </w:r>
+      <w:r>
+        <w:t xml:space="preserve">, error=’’ — cause UNKNOWN</w:t>
+      </w:r>
+    </w:p>
+    <w:p>
+      <w:pPr>
+        <w:pStyle w:val="FirstParagraph"/>
+      </w:pPr>
+      <w:r>
+        <w:rPr>
+          <w:b/>
+          <w:bCs/>
+        </w:rPr>
+        <w:t xml:space="preserve">Status:</w:t>
+      </w:r>
+      <w:r>
+        <w:t xml:space="preserve"> </w:t>
+      </w:r>
+      <w:r>
+        <w:t xml:space="preserve">Operator-blocked</w:t>
+      </w:r>
+      <w:r>
+        <w:t xml:space="preserve"> </w:t>
+      </w:r>
+      <w:r>
+        <w:rPr>
+          <w:b/>
+          <w:bCs/>
+        </w:rPr>
+        <w:t xml:space="preserve">Type:</w:t>
+      </w:r>
+      <w:r>
+        <w:t xml:space="preserve"> </w:t>
+      </w:r>
+      <w:r>
+        <w:t xml:space="preserve">Bug</w:t>
+      </w:r>
+      <w:r>
+        <w:t xml:space="preserve"> </w:t>
+      </w:r>
+      <w:r>
+        <w:rPr>
+          <w:b/>
+          <w:bCs/>
+        </w:rPr>
+        <w:t xml:space="preserve">Operator-Block-Details:</w:t>
+      </w:r>
+      <w:r>
+        <w:t xml:space="preserve"> </w:t>
+      </w:r>
+      <w:r>
+        <w:t xml:space="preserve">WHAT: Choose how the merge service reaches Kinozal (kinozal.tv resolves to 127.0.0.1 here; kinozal.guru sits behind a Cloudflare challenge) WHY: Attempted: (a) diagnostics now surface the real failure (code half fixed + tested); (b) no code path can bypass a Cloudflare challenge or change host DNS; (c) picking a mirror, a challenge solver or dropping a tracker changes shipped capability and needs an operator decision (§11.4.122) UNBLOCK: Operator picks ONE: [1] KINOZAL_MIRRORS=https://kinozal.guru in .env + ./start.sh –recreate; [2] change the roster primary host in trackers.py; [3] supply a cf_clearance cookie / FlareSolverr / Jackett kinozal indexer; [4] mark Kinozal unsupported (Obsolete, feature-removed per §11.4.90) WHO: repository operator</w:t>
+      </w:r>
+      <w:r>
+        <w:t xml:space="preserve"> </w:t>
+      </w:r>
+      <w:r>
+        <w:rPr>
+          <w:b/>
+          <w:bCs/>
+        </w:rPr>
+        <w:t xml:space="preserve">Created-By:</w:t>
+      </w:r>
+      <w:r>
+        <w:t xml:space="preserve"> </w:t>
+      </w:r>
+      <w:r>
+        <w:t xml:space="preserve">Claude</w:t>
+      </w:r>
+    </w:p>
+    <w:p>
+      <w:pPr>
+        <w:pStyle w:val="BodyText"/>
+      </w:pPr>
+      <w:r>
+        <w:t xml:space="preserve">Live kinozal credential test reports authenticated=False, status=</w:t>
+      </w:r>
+      <w:r>
+        <w:t xml:space="preserve">‘empty’</w:t>
+      </w:r>
+      <w:r>
+        <w:t xml:space="preserve">, error=’’ (found 2026-09-23). ROOT CAUSES (docs/qa/BOB-235/investigation_20260923.md): (A) operator/environment: kinozal.tv publishes A record 127.0.0.1 (host, container, DoH Cloudflare+Google all agree; rutracker.org resolves normally as control), KINOZAL_MIRRORS is empty so search.py falls back to kinozal.tv; the live mirror kinozal.guru answers every non-browser client with a Cloudflare 403</w:t>
+      </w:r>
+      <w:r>
+        <w:t xml:space="preserve"> </w:t>
+      </w:r>
+      <w:r>
+        <w:t xml:space="preserve">‘Just a moment’</w:t>
+      </w:r>
+      <w:r>
+        <w:t xml:space="preserve"> </w:t>
+      </w:r>
+      <w:r>
+        <w:t xml:space="preserve">challenge (login POST, curl, aiohttp, operator cookies with two user-agents; no cf_clearance cookie; KINOZAL_COOKIES is loaded into the container but no code reads it). (B) code defect FIXED under TDD (RED 2 failed/1 passed, GREEN 19 passed): _search_kinozal’s except branch only logged and stashed no diagnostic, so the chip read empty with error=None; it now stashes error_type +</w:t>
+      </w:r>
+      <w:r>
+        <w:t xml:space="preserve"> </w:t>
+      </w:r>
+      <w:r>
+        <w:t xml:space="preserve">‘Kinozal request failed:</w:t>
+      </w:r>
+      <w:r>
+        <w:t xml:space="preserve"> </w:t>
+      </w:r>
+      <w:r>
+        <w:t xml:space="preserve">’</w:t>
+      </w:r>
+      <w:r>
+        <w:t xml:space="preserve">. Needs ./start.sh –reload-python to be live. Credential validity is UNKNOWN (no request ever reached a login endpoint) - do not rotate credentials on this evidence. Operator-Block-Details: WHAT: choose (1) reachable domain - set KINOZAL_MIRRORS=https://kinozal.guru + ./start.sh –recreate, or change the roster primary in trackers.py; (2) how to pass the Cloudflare challenge - FlareSolverr (not deployed), cf_clearance cookie + code that actually reads KINOZAL_COOKIES, Jackett’s kinozal indexer, or mark kinozal operator-blocked; (3) optionally re-export a kinozal-only cookie file. WHY: every agent-reachable path was exhausted - DNS, mirrors, login POST, cookies, env propagation all measured. UNBLOCK CONDITION: the live test authenticates or the operator marks kinozal unsupported. WHO: repository operator.</w:t>
+      </w:r>
+    </w:p>
+    <w:bookmarkEnd w:id="55"/>
+    <w:bookmarkStart w:id="56" w:name="X75abd95668ac82f32fc2d305cf8c29e50e57e51"/>
+    <w:p>
+      <w:pPr>
+        <w:pStyle w:val="Heading2"/>
+      </w:pPr>
+      <w:r>
+        <w:t xml:space="preserve">BOB-237 — CM-GATE-LEDGER-RATCHET FAIL: constitution corpus has 414 unimplemented CM-* gates against a checked-in baseline of 403 (§11.4.227(A))</w:t>
+      </w:r>
+    </w:p>
+    <w:p>
+      <w:pPr>
+        <w:pStyle w:val="FirstParagraph"/>
+      </w:pPr>
+      <w:r>
+        <w:rPr>
+          <w:b/>
+          <w:bCs/>
+        </w:rPr>
+        <w:t xml:space="preserve">Status:</w:t>
+      </w:r>
+      <w:r>
+        <w:t xml:space="preserve"> </w:t>
+      </w:r>
+      <w:r>
+        <w:t xml:space="preserve">Queued</w:t>
+      </w:r>
+      <w:r>
+        <w:t xml:space="preserve"> </w:t>
+      </w:r>
+      <w:r>
+        <w:rPr>
+          <w:b/>
+          <w:bCs/>
+        </w:rPr>
+        <w:t xml:space="preserve">Type:</w:t>
+      </w:r>
+      <w:r>
+        <w:t xml:space="preserve"> </w:t>
+      </w:r>
+      <w:r>
+        <w:t xml:space="preserve">Bug</w:t>
+      </w:r>
+      <w:r>
+        <w:t xml:space="preserve"> </w:t>
+      </w:r>
+      <w:r>
+        <w:rPr>
+          <w:b/>
+          <w:bCs/>
+        </w:rPr>
+        <w:t xml:space="preserve">Severity:</w:t>
+      </w:r>
+      <w:r>
+        <w:t xml:space="preserve"> </w:t>
+      </w:r>
+      <w:r>
+        <w:t xml:space="preserve">high</w:t>
+      </w:r>
+      <w:r>
+        <w:t xml:space="preserve"> </w:t>
+      </w:r>
+      <w:r>
+        <w:rPr>
+          <w:b/>
+          <w:bCs/>
+        </w:rPr>
+        <w:t xml:space="preserve">Created-By:</w:t>
+      </w:r>
+      <w:r>
+        <w:t xml:space="preserve"> </w:t>
+      </w:r>
+      <w:r>
+        <w:t xml:space="preserve">AI</w:t>
+      </w:r>
+      <w:r>
+        <w:t xml:space="preserve"> </w:t>
+      </w:r>
+      <w:r>
+        <w:rPr>
+          <w:b/>
+          <w:bCs/>
+        </w:rPr>
+        <w:t xml:space="preserve">Assigned-To:</w:t>
+      </w:r>
+      <w:r>
+        <w:t xml:space="preserve"> </w:t>
+      </w:r>
+      <w:r>
+        <w:t xml:space="preserve">AI</w:t>
+      </w:r>
+    </w:p>
+    <w:p>
+      <w:pPr>
+        <w:pStyle w:val="BodyText"/>
+      </w:pPr>
+      <w:r>
+        <w:t xml:space="preserve">WHAT: CM-GATE-LEDGER-RATCHET (§11.4.227(A)) FAILED the pre-build sweep during this session’s batch-15 commit attempt: unimplemented=414 exceeds the checked-in baseline=403 in constitution/scripts/gates/gate_ledger_baseline.txt. This is a HARD, blocking FAIL (unlike the other gate findings surfaced in the same sweep, which are all explicitly ADVISORY/non-blocking per §11.4.234).</w:t>
+      </w:r>
+    </w:p>
+    <w:p>
+      <w:pPr>
+        <w:pStyle w:val="BodyText"/>
+      </w:pPr>
+      <w:r>
+        <w:t xml:space="preserve">INVESTIGATION (§11.4.102): the four newest anchors this session’s constitution pull brought in (§11.4.268 tamper-evident evidence chain, §11.4.269 critic/consensus advisory-only ban, §11.4.270 dependency-existence-verdict register, §11.4.271 waiver mechanism) were checked FIRST as the likely cause, since they are the most recently landed (2026-08-26) and each names several recommended mechanism gates in its own text. RULED OUT: every one of those gates’ names (CM-CRITIC-CONSENSUS-ADVISORY-ONLY, CM-DEPENDENCY-EXISTENCE-VERDICT-REGISTER, CM-EVIDENCE-CHAIN-ANCHOR-CATCHES-RECOMPUTE-AND-TRUNCATION, CM-EVIDENCE-CHAIN-DELETE-REORDER-DETECTED, CM-EVIDENCE-CHAIN-INCOMPLETE-VERIFICATION-REFUSES, CM-WAIVER-ROSTERED-EXPIRY-TRACKED) is already correctly registered DEFERRED against an OWED-GATE-NNN tracked item, and each anchor’s own §11.4.227(B) propagation gate is IMPLEMENTED. So this batch of new anchors did NOT introduce the ratchet violation.</w:t>
+      </w:r>
+    </w:p>
+    <w:p>
+      <w:pPr>
+        <w:pStyle w:val="BodyText"/>
+      </w:pPr>
+      <w:r>
+        <w:t xml:space="preserve">The full ledger run (docs/qa/BOB-237/unimplemented_gates_snapshot_20260925.txt, 414 lines, captured verbatim from</w:t>
+      </w:r>
+      <w:r>
+        <w:t xml:space="preserve"> </w:t>
+      </w:r>
+      <w:r>
+        <w:rPr>
+          <w:rStyle w:val="VerbatimChar"/>
+        </w:rPr>
+        <w:t xml:space="preserve">bash constitution/scripts/gates/cm_gate_ledger_ratchet.sh</w:t>
+      </w:r>
+      <w:r>
+        <w:t xml:space="preserve">) shows the total current state is 414 UNIMPLEMENTED + 121 IMPLEMENTED + 73 DEFERRED. The checked-in baseline (403) was last legitimately bumped by commit 34e42f0 (</w:t>
+      </w:r>
+      <w:r>
+        <w:t xml:space="preserve">“cite the §11.4.209 gate rename, bump baseline 397-&gt;403”</w:t>
+      </w:r>
+      <w:r>
+        <w:t xml:space="preserve">) — some point after that, the unimplemented count grew to 414 (11 more) without a matching baseline bump or deferral registration for the newly-named gates, across one or more subsequent anchor-landing rounds in the constitution submodule. This is accumulated UNIVERSAL governance-corpus debt, not something introduced by any boba-side edit in this session (confirmed:</w:t>
+      </w:r>
+      <w:r>
+        <w:t xml:space="preserve"> </w:t>
+      </w:r>
+      <w:r>
+        <w:rPr>
+          <w:rStyle w:val="VerbatimChar"/>
+        </w:rPr>
+        <w:t xml:space="preserve">git diff eba38e8..HEAD -- constitution/scripts/gates/gate_ledger_baseline.txt</w:t>
+      </w:r>
+      <w:r>
+        <w:t xml:space="preserve"> </w:t>
+      </w:r>
+      <w:r>
+        <w:t xml:space="preserve">inside the constitution submodule is empty — the baseline file itself was never touched across the two merges this session performed).</w:t>
+      </w:r>
+    </w:p>
+    <w:p>
+      <w:pPr>
+        <w:pStyle w:val="BodyText"/>
+      </w:pPr>
+      <w:r>
+        <w:t xml:space="preserve">WHY DEFERRED RATHER THAN FIXED HERE: identifying which of the 414 unimplemented names are the specific 11 that pushed past baseline, and then either implementing 11 gates’ worth of real UNIVERSAL gate-code or registering 11 proper OWED-GATE-NNN deferrals with tracked-item citations, is itself real engineering work scoped to the constitution submodule (universal, not project-specific per §11.4.17) — it is not a boba-project fix and doing it hastily mid-session, unrelated to this session’s actual mandate (Jackett incorporation + backlog triage), risks exactly the kind of rushed, unreviewed governance-corpus edit §11.4.209’s Fable-xhigh review requirement exists to prevent.</w:t>
+      </w:r>
+    </w:p>
+    <w:p>
+      <w:pPr>
+        <w:pStyle w:val="BodyText"/>
+      </w:pPr>
+      <w:r>
+        <w:t xml:space="preserve">ACCEPTANCE: (1) a future session (or the constitution’s own maintainers) triages the 414-line snapshot against the 403 baseline to identify the specific unaccounted gate names; (2) each is either implemented, registered as a proper OWED-GATE-NNN deferral, or (if genuinely retired) cited in constitution/scripts/gates/gate_ledger_removals.tsv; (3) the constitution submodule’s baseline is re-bumped with a citation once accounted, following the same pattern as commit 34e42f0; (4) boba’s own pinned constitution pointer is then re-synced and this item closed with the passing CM-GATE-LEDGER-RATCHET re-run as evidence.</w:t>
+      </w:r>
+    </w:p>
+    <w:p>
+      <w:pPr>
+        <w:pStyle w:val="BodyText"/>
+      </w:pPr>
+      <w:r>
+        <w:t xml:space="preserve">DISPOSITION FOR THIS SESSION’S COMMIT: per §11.4.234(D) (the commit/push mechanism MUST always be able to complete; a failing gate is skippable ONLY via an explicit recorded deferral flag, with the skip recorded in the commit message so the debt stays tracked, never forgotten), this session’s batch-15 commit used the sanctioned skip (BOBA_SYNC_SKIP_CI=1), citing this tracked item BOB-237, rather than silently bypassing or spending unbounded effort resolving an inherited universal-corpus debt mid-session.</w:t>
+      </w:r>
+    </w:p>
+    <w:p>
+      <w:pPr>
+        <w:pStyle w:val="BodyText"/>
+      </w:pPr>
+      <w:r>
+        <w:t xml:space="preserve">DISCOVERY CHANNEL (§11.4.238): found by boba’s own pre-build sweep (scripts/pre_build_verification.sh, invariant 38/57) during a routine session commit — the automated gate itself is the discoverer, exactly as §11.4.238 requires.</w:t>
+      </w:r>
+    </w:p>
     <w:bookmarkEnd w:id="56"/>
-    <w:bookmarkStart w:id="57" w:name="X7b2cc241a208243e840ca8a91ad9fd59e1abc42"/>
-    <w:p>
-      <w:pPr>
-        <w:pStyle w:val="Heading2"/>
-      </w:pPr>
-      <w:r>
-        <w:t xml:space="preserve">BOB-235 — Live kinozal credential test reports authenticated=False, status=</w:t>
-      </w:r>
-      <w:r>
-        <w:t xml:space="preserve">‘empty’</w:t>
-      </w:r>
-      <w:r>
-        <w:t xml:space="preserve">, error=’’ — cause UNKNOWN</w:t>
-      </w:r>
-    </w:p>
-    <w:p>
-      <w:pPr>
-        <w:pStyle w:val="FirstParagraph"/>
-      </w:pPr>
-      <w:r>
-        <w:rPr>
-          <w:b/>
-          <w:bCs/>
-        </w:rPr>
-        <w:t xml:space="preserve">Status:</w:t>
-      </w:r>
-      <w:r>
-        <w:t xml:space="preserve"> </w:t>
-      </w:r>
-      <w:r>
-        <w:t xml:space="preserve">Operator-blocked</w:t>
-      </w:r>
-      <w:r>
-        <w:t xml:space="preserve"> </w:t>
-      </w:r>
-      <w:r>
-        <w:rPr>
-          <w:b/>
-          <w:bCs/>
-        </w:rPr>
-        <w:t xml:space="preserve">Type:</w:t>
-      </w:r>
-      <w:r>
-        <w:t xml:space="preserve"> </w:t>
-      </w:r>
-      <w:r>
-        <w:t xml:space="preserve">Bug</w:t>
-      </w:r>
-      <w:r>
-        <w:t xml:space="preserve"> </w:t>
-      </w:r>
-      <w:r>
-        <w:rPr>
-          <w:b/>
-          <w:bCs/>
-        </w:rPr>
-        <w:t xml:space="preserve">Operator-Block-Details:</w:t>
-      </w:r>
-      <w:r>
-        <w:t xml:space="preserve"> </w:t>
-      </w:r>
-      <w:r>
-        <w:t xml:space="preserve">WHAT: Choose how the merge service reaches Kinozal (kinozal.tv resolves to 127.0.0.1 here; kinozal.guru sits behind a Cloudflare challenge) WHY: Attempted: (a) diagnostics now surface the real failure (code half fixed + tested); (b) no code path can bypass a Cloudflare challenge or change host DNS; (c) picking a mirror, a challenge solver or dropping a tracker changes shipped capability and needs an operator decision (§11.4.122) UNBLOCK: Operator picks ONE: [1] KINOZAL_MIRRORS=https://kinozal.guru in .env + ./start.sh –recreate; [2] change the roster primary host in trackers.py; [3] supply a cf_clearance cookie / FlareSolverr / Jackett kinozal indexer; [4] mark Kinozal unsupported (Obsolete, feature-removed per §11.4.90) WHO: repository operator</w:t>
-      </w:r>
-      <w:r>
-        <w:t xml:space="preserve"> </w:t>
-      </w:r>
-      <w:r>
-        <w:rPr>
-          <w:b/>
-          <w:bCs/>
-        </w:rPr>
-        <w:t xml:space="preserve">Created-By:</w:t>
-      </w:r>
-      <w:r>
-        <w:t xml:space="preserve"> </w:t>
-      </w:r>
-      <w:r>
-        <w:t xml:space="preserve">Claude</w:t>
-      </w:r>
-    </w:p>
-    <w:p>
-      <w:pPr>
-        <w:pStyle w:val="BodyText"/>
-      </w:pPr>
-      <w:r>
-        <w:t xml:space="preserve">Live kinozal credential test reports authenticated=False, status=</w:t>
-      </w:r>
-      <w:r>
-        <w:t xml:space="preserve">‘empty’</w:t>
-      </w:r>
-      <w:r>
-        <w:t xml:space="preserve">, error=’’ (found 2026-09-23). ROOT CAUSES (docs/qa/BOB-235/investigation_20260923.md): (A) operator/environment: kinozal.tv publishes A record 127.0.0.1 (host, container, DoH Cloudflare+Google all agree; rutracker.org resolves normally as control), KINOZAL_MIRRORS is empty so search.py falls back to kinozal.tv; the live mirror kinozal.guru answers every non-browser client with a Cloudflare 403</w:t>
-      </w:r>
-      <w:r>
-        <w:t xml:space="preserve"> </w:t>
-      </w:r>
-      <w:r>
-        <w:t xml:space="preserve">‘Just a moment’</w:t>
-      </w:r>
-      <w:r>
-        <w:t xml:space="preserve"> </w:t>
-      </w:r>
-      <w:r>
-        <w:t xml:space="preserve">challenge (login POST, curl, aiohttp, operator cookies with two user-agents; no cf_clearance cookie; KINOZAL_COOKIES is loaded into the container but no code reads it). (B) code defect FIXED under TDD (RED 2 failed/1 passed, GREEN 19 passed): _search_kinozal’s except branch only logged and stashed no diagnostic, so the chip read empty with error=None; it now stashes error_type +</w:t>
-      </w:r>
-      <w:r>
-        <w:t xml:space="preserve"> </w:t>
-      </w:r>
-      <w:r>
-        <w:t xml:space="preserve">‘Kinozal request failed:</w:t>
-      </w:r>
-      <w:r>
-        <w:t xml:space="preserve"> </w:t>
-      </w:r>
-      <w:r>
-        <w:t xml:space="preserve">’</w:t>
-      </w:r>
-      <w:r>
-        <w:t xml:space="preserve">. Needs ./start.sh –reload-python to be live. Credential validity is UNKNOWN (no request ever reached a login endpoint) - do not rotate credentials on this evidence. Operator-Block-Details: WHAT: choose (1) reachable domain - set KINOZAL_MIRRORS=https://kinozal.guru + ./start.sh –recreate, or change the roster primary in trackers.py; (2) how to pass the Cloudflare challenge - FlareSolverr (not deployed), cf_clearance cookie + code that actually reads KINOZAL_COOKIES, Jackett’s kinozal indexer, or mark kinozal operator-blocked; (3) optionally re-export a kinozal-only cookie file. WHY: every agent-reachable path was exhausted - DNS, mirrors, login POST, cookies, env propagation all measured. UNBLOCK CONDITION: the live test authenticates or the operator marks kinozal unsupported. WHO: repository operator.</w:t>
-      </w:r>
-    </w:p>
     <w:bookmarkEnd w:id="57"/>
-    <w:bookmarkStart w:id="58" w:name="X75abd95668ac82f32fc2d305cf8c29e50e57e51"/>
-    <w:p>
-      <w:pPr>
-        <w:pStyle w:val="Heading2"/>
-      </w:pPr>
-      <w:r>
-        <w:t xml:space="preserve">BOB-237 — CM-GATE-LEDGER-RATCHET FAIL: constitution corpus has 414 unimplemented CM-* gates against a checked-in baseline of 403 (§11.4.227(A))</w:t>
-      </w:r>
-    </w:p>
-    <w:p>
-      <w:pPr>
-        <w:pStyle w:val="FirstParagraph"/>
-      </w:pPr>
-      <w:r>
-        <w:rPr>
-          <w:b/>
-          <w:bCs/>
-        </w:rPr>
-        <w:t xml:space="preserve">Status:</w:t>
-      </w:r>
-      <w:r>
-        <w:t xml:space="preserve"> </w:t>
-      </w:r>
-      <w:r>
-        <w:t xml:space="preserve">Queued</w:t>
-      </w:r>
-      <w:r>
-        <w:t xml:space="preserve"> </w:t>
-      </w:r>
-      <w:r>
-        <w:rPr>
-          <w:b/>
-          <w:bCs/>
-        </w:rPr>
-        <w:t xml:space="preserve">Type:</w:t>
-      </w:r>
-      <w:r>
-        <w:t xml:space="preserve"> </w:t>
-      </w:r>
-      <w:r>
-        <w:t xml:space="preserve">Bug</w:t>
-      </w:r>
-      <w:r>
-        <w:t xml:space="preserve"> </w:t>
-      </w:r>
-      <w:r>
-        <w:rPr>
-          <w:b/>
-          <w:bCs/>
-        </w:rPr>
-        <w:t xml:space="preserve">Severity:</w:t>
-      </w:r>
-      <w:r>
-        <w:t xml:space="preserve"> </w:t>
-      </w:r>
-      <w:r>
-        <w:t xml:space="preserve">high</w:t>
-      </w:r>
-      <w:r>
-        <w:t xml:space="preserve"> </w:t>
-      </w:r>
-      <w:r>
-        <w:rPr>
-          <w:b/>
-          <w:bCs/>
-        </w:rPr>
-        <w:t xml:space="preserve">Created-By:</w:t>
-      </w:r>
-      <w:r>
-        <w:t xml:space="preserve"> </w:t>
-      </w:r>
-      <w:r>
-        <w:t xml:space="preserve">AI</w:t>
-      </w:r>
-      <w:r>
-        <w:t xml:space="preserve"> </w:t>
-      </w:r>
-      <w:r>
-        <w:rPr>
-          <w:b/>
-          <w:bCs/>
-        </w:rPr>
-        <w:t xml:space="preserve">Assigned-To:</w:t>
-      </w:r>
-      <w:r>
-        <w:t xml:space="preserve"> </w:t>
-      </w:r>
-      <w:r>
-        <w:t xml:space="preserve">AI</w:t>
-      </w:r>
-    </w:p>
-    <w:p>
-      <w:pPr>
-        <w:pStyle w:val="BodyText"/>
-      </w:pPr>
-      <w:r>
-        <w:t xml:space="preserve">WHAT: CM-GATE-LEDGER-RATCHET (§11.4.227(A)) FAILED the pre-build sweep during this session’s batch-15 commit attempt: unimplemented=414 exceeds the checked-in baseline=403 in constitution/scripts/gates/gate_ledger_baseline.txt. This is a HARD, blocking FAIL (unlike the other gate findings surfaced in the same sweep, which are all explicitly ADVISORY/non-blocking per §11.4.234).</w:t>
-      </w:r>
-    </w:p>
-    <w:p>
-      <w:pPr>
-        <w:pStyle w:val="BodyText"/>
-      </w:pPr>
-      <w:r>
-        <w:t xml:space="preserve">INVESTIGATION (§11.4.102): the four newest anchors this session’s constitution pull brought in (§11.4.268 tamper-evident evidence chain, §11.4.269 critic/consensus advisory-only ban, §11.4.270 dependency-existence-verdict register, §11.4.271 waiver mechanism) were checked FIRST as the likely cause, since they are the most recently landed (2026-08-26) and each names several recommended mechanism gates in its own text. RULED OUT: every one of those gates’ names (CM-CRITIC-CONSENSUS-ADVISORY-ONLY, CM-DEPENDENCY-EXISTENCE-VERDICT-REGISTER, CM-EVIDENCE-CHAIN-ANCHOR-CATCHES-RECOMPUTE-AND-TRUNCATION, CM-EVIDENCE-CHAIN-DELETE-REORDER-DETECTED, CM-EVIDENCE-CHAIN-INCOMPLETE-VERIFICATION-REFUSES, CM-WAIVER-ROSTERED-EXPIRY-TRACKED) is already correctly registered DEFERRED against an OWED-GATE-NNN tracked item, and each anchor’s own §11.4.227(B) propagation gate is IMPLEMENTED. So this batch of new anchors did NOT introduce the ratchet violation.</w:t>
-      </w:r>
-    </w:p>
-    <w:p>
-      <w:pPr>
-        <w:pStyle w:val="BodyText"/>
-      </w:pPr>
-      <w:r>
-        <w:t xml:space="preserve">The full ledger run (docs/qa/BOB-237/unimplemented_gates_snapshot_20260925.txt, 414 lines, captured verbatim from</w:t>
-      </w:r>
-      <w:r>
-        <w:t xml:space="preserve"> </w:t>
-      </w:r>
-      <w:r>
-        <w:rPr>
-          <w:rStyle w:val="VerbatimChar"/>
-        </w:rPr>
-        <w:t xml:space="preserve">bash constitution/scripts/gates/cm_gate_ledger_ratchet.sh</w:t>
-      </w:r>
-      <w:r>
-        <w:t xml:space="preserve">) shows the total current state is 414 UNIMPLEMENTED + 121 IMPLEMENTED + 73 DEFERRED. The checked-in baseline (403) was last legitimately bumped by commit 34e42f0 (</w:t>
-      </w:r>
-      <w:r>
-        <w:t xml:space="preserve">“cite the §11.4.209 gate rename, bump baseline 397-&gt;403”</w:t>
-      </w:r>
-      <w:r>
-        <w:t xml:space="preserve">) — some point after that, the unimplemented count grew to 414 (11 more) without a matching baseline bump or deferral registration for the newly-named gates, across one or more subsequent anchor-landing rounds in the constitution submodule. This is accumulated UNIVERSAL governance-corpus debt, not something introduced by any boba-side edit in this session (confirmed:</w:t>
-      </w:r>
-      <w:r>
-        <w:t xml:space="preserve"> </w:t>
-      </w:r>
-      <w:r>
-        <w:rPr>
-          <w:rStyle w:val="VerbatimChar"/>
-        </w:rPr>
-        <w:t xml:space="preserve">git diff eba38e8..HEAD -- constitution/scripts/gates/gate_ledger_baseline.txt</w:t>
-      </w:r>
-      <w:r>
-        <w:t xml:space="preserve"> </w:t>
-      </w:r>
-      <w:r>
-        <w:t xml:space="preserve">inside the constitution submodule is empty — the baseline file itself was never touched across the two merges this session performed).</w:t>
-      </w:r>
-    </w:p>
-    <w:p>
-      <w:pPr>
-        <w:pStyle w:val="BodyText"/>
-      </w:pPr>
-      <w:r>
-        <w:t xml:space="preserve">WHY DEFERRED RATHER THAN FIXED HERE: identifying which of the 414 unimplemented names are the specific 11 that pushed past baseline, and then either implementing 11 gates’ worth of real UNIVERSAL gate-code or registering 11 proper OWED-GATE-NNN deferrals with tracked-item citations, is itself real engineering work scoped to the constitution submodule (universal, not project-specific per §11.4.17) — it is not a boba-project fix and doing it hastily mid-session, unrelated to this session’s actual mandate (Jackett incorporation + backlog triage), risks exactly the kind of rushed, unreviewed governance-corpus edit §11.4.209’s Fable-xhigh review requirement exists to prevent.</w:t>
-      </w:r>
-    </w:p>
-    <w:p>
-      <w:pPr>
-        <w:pStyle w:val="BodyText"/>
-      </w:pPr>
-      <w:r>
-        <w:t xml:space="preserve">ACCEPTANCE: (1) a future session (or the constitution’s own maintainers) triages the 414-line snapshot against the 403 baseline to identify the specific unaccounted gate names; (2) each is either implemented, registered as a proper OWED-GATE-NNN deferral, or (if genuinely retired) cited in constitution/scripts/gates/gate_ledger_removals.tsv; (3) the constitution submodule’s baseline is re-bumped with a citation once accounted, following the same pattern as commit 34e42f0; (4) boba’s own pinned constitution pointer is then re-synced and this item closed with the passing CM-GATE-LEDGER-RATCHET re-run as evidence.</w:t>
-      </w:r>
-    </w:p>
-    <w:p>
-      <w:pPr>
-        <w:pStyle w:val="BodyText"/>
-      </w:pPr>
-      <w:r>
-        <w:t xml:space="preserve">DISPOSITION FOR THIS SESSION’S COMMIT: per §11.4.234(D) (the commit/push mechanism MUST always be able to complete; a failing gate is skippable ONLY via an explicit recorded deferral flag, with the skip recorded in the commit message so the debt stays tracked, never forgotten), this session’s batch-15 commit used the sanctioned skip (BOBA_SYNC_SKIP_CI=1), citing this tracked item BOB-237, rather than silently bypassing or spending unbounded effort resolving an inherited universal-corpus debt mid-session.</w:t>
-      </w:r>
-    </w:p>
-    <w:p>
-      <w:pPr>
-        <w:pStyle w:val="BodyText"/>
-      </w:pPr>
-      <w:r>
-        <w:t xml:space="preserve">DISCOVERY CHANNEL (§11.4.238): found by boba’s own pre-build sweep (scripts/pre_build_verification.sh, invariant 38/57) during a routine session commit — the automated gate itself is the discoverer, exactly as §11.4.238 requires.</w:t>
-      </w:r>
-    </w:p>
-    <w:bookmarkEnd w:id="58"/>
-    <w:bookmarkEnd w:id="59"/>
     <w:sectPr>
       <w:footnotePr>
         <w:numRestart w:val="eachSect"/>
@@ -6983,114 +6563,8 @@
       </w:pPr>
     </w:lvl>
   </w:abstractNum>
-  <w:abstractNum w:abstractNumId="991">
-    <w:nsid w:val="0000A991"/>
-    <w:multiLevelType w:val="multilevel"/>
-    <w:lvl w:ilvl="0">
-      <w:numFmt w:val="bullet"/>
-      <w:lvlText w:val=""/>
-      <w:lvlJc w:val="left"/>
-      <w:pPr>
-        <w:ind w:left="720" w:hanging="360"/>
-      </w:pPr>
-      <w:rPr>
-        <w:rFonts w:ascii="Symbol" w:hAnsi="Symbol" w:cs="Symbol" w:hint="default"/>
-      </w:rPr>
-    </w:lvl>
-    <w:lvl w:ilvl="1">
-      <w:numFmt w:val="bullet"/>
-      <w:lvlText w:val="o"/>
-      <w:lvlJc w:val="left"/>
-      <w:pPr>
-        <w:ind w:left="1440" w:hanging="360"/>
-      </w:pPr>
-      <w:rPr>
-        <w:rFonts w:ascii="Courier New" w:hAnsi="Courier New" w:cs="Courier New" w:hint="default"/>
-      </w:rPr>
-    </w:lvl>
-    <w:lvl w:ilvl="2">
-      <w:numFmt w:val="bullet"/>
-      <w:lvlText w:val=""/>
-      <w:lvlJc w:val="left"/>
-      <w:pPr>
-        <w:ind w:left="2160" w:hanging="360"/>
-      </w:pPr>
-      <w:rPr>
-        <w:rFonts w:ascii="Wingdings" w:hAnsi="Wingdings" w:cs="Wingdings" w:hint="default"/>
-      </w:rPr>
-    </w:lvl>
-    <w:lvl w:ilvl="3">
-      <w:numFmt w:val="bullet"/>
-      <w:lvlText w:val=""/>
-      <w:lvlJc w:val="left"/>
-      <w:pPr>
-        <w:ind w:left="2880" w:hanging="360"/>
-      </w:pPr>
-      <w:rPr>
-        <w:rFonts w:ascii="Symbol" w:hAnsi="Symbol" w:cs="Symbol" w:hint="default"/>
-      </w:rPr>
-    </w:lvl>
-    <w:lvl w:ilvl="4">
-      <w:numFmt w:val="bullet"/>
-      <w:lvlText w:val="o"/>
-      <w:lvlJc w:val="left"/>
-      <w:pPr>
-        <w:ind w:left="3600" w:hanging="360"/>
-      </w:pPr>
-      <w:rPr>
-        <w:rFonts w:ascii="Courier New" w:hAnsi="Courier New" w:cs="Courier New" w:hint="default"/>
-      </w:rPr>
-    </w:lvl>
-    <w:lvl w:ilvl="5">
-      <w:numFmt w:val="bullet"/>
-      <w:lvlText w:val=""/>
-      <w:lvlJc w:val="left"/>
-      <w:pPr>
-        <w:ind w:left="4320" w:hanging="360"/>
-      </w:pPr>
-      <w:rPr>
-        <w:rFonts w:ascii="Wingdings" w:hAnsi="Wingdings" w:cs="Wingdings" w:hint="default"/>
-      </w:rPr>
-    </w:lvl>
-    <w:lvl w:ilvl="6">
-      <w:numFmt w:val="bullet"/>
-      <w:lvlText w:val=""/>
-      <w:lvlJc w:val="left"/>
-      <w:pPr>
-        <w:ind w:left="5040" w:hanging="360"/>
-      </w:pPr>
-      <w:rPr>
-        <w:rFonts w:ascii="Symbol" w:hAnsi="Symbol" w:cs="Symbol" w:hint="default"/>
-      </w:rPr>
-    </w:lvl>
-    <w:lvl w:ilvl="7">
-      <w:numFmt w:val="bullet"/>
-      <w:lvlText w:val="o"/>
-      <w:lvlJc w:val="left"/>
-      <w:pPr>
-        <w:ind w:left="5760" w:hanging="360"/>
-      </w:pPr>
-      <w:rPr>
-        <w:rFonts w:ascii="Courier New" w:hAnsi="Courier New" w:cs="Courier New" w:hint="default"/>
-      </w:rPr>
-    </w:lvl>
-    <w:lvl w:ilvl="8">
-      <w:numFmt w:val="bullet"/>
-      <w:lvlText w:val=""/>
-      <w:lvlJc w:val="left"/>
-      <w:pPr>
-        <w:ind w:left="6480" w:hanging="360"/>
-      </w:pPr>
-      <w:rPr>
-        <w:rFonts w:ascii="Wingdings" w:hAnsi="Wingdings" w:cs="Wingdings" w:hint="default"/>
-      </w:rPr>
-    </w:lvl>
-  </w:abstractNum>
   <w:num w:numId="1000">
     <w:abstractNumId w:val="990"/>
-  </w:num>
-  <w:num w:numId="1001">
-    <w:abstractNumId w:val="991"/>
   </w:num>
 </w:numbering>
 </file>

--- a/docs/Issues.docx
+++ b/docs/Issues.docx
@@ -2,7 +2,7 @@
 <file path=word/document.xml><?xml version="1.0" encoding="utf-8"?>
 <w:document xmlns:w="http://schemas.openxmlformats.org/wordprocessingml/2006/main" xmlns:m="http://schemas.openxmlformats.org/officeDocument/2006/math" xmlns:r="http://schemas.openxmlformats.org/officeDocument/2006/relationships" xmlns:o="urn:schemas-microsoft-com:office:office" xmlns:v="urn:schemas-microsoft-com:vml" xmlns:w10="urn:schemas-microsoft-com:office:word" xmlns:a="http://schemas.openxmlformats.org/drawingml/2006/main" xmlns:pic="http://schemas.openxmlformats.org/drawingml/2006/picture" xmlns:wp="http://schemas.openxmlformats.org/drawingml/2006/wordprocessingDrawing">
   <w:body>
-    <w:bookmarkStart w:id="52" w:name="issues-open-workable-items"/>
+    <w:bookmarkStart w:id="51" w:name="issues-open-workable-items"/>
     <w:p>
       <w:pPr>
         <w:pStyle w:val="Heading1"/>
@@ -26,7 +26,7 @@
         <w:t xml:space="preserve"> </w:t>
       </w:r>
       <w:r>
-        <w:t xml:space="preserve">119</w:t>
+        <w:t xml:space="preserve">120</w:t>
       </w:r>
       <w:r>
         <w:t xml:space="preserve"> </w:t>
@@ -42,7 +42,7 @@
         <w:t xml:space="preserve"> </w:t>
       </w:r>
       <w:r>
-        <w:t xml:space="preserve">2026-09-25T10:45:47Z</w:t>
+        <w:t xml:space="preserve">2026-09-25T11:05:53Z</w:t>
       </w:r>
       <w:r>
         <w:t xml:space="preserve"> </w:t>
@@ -2222,89 +2222,12 @@
         <w:t xml:space="preserve"> </w:t>
       </w:r>
       <w:r>
-        <w:t xml:space="preserve">## BOB-135 — Test isolation: test_list_hooks_after_create fails in bulk suite (Permission denied /config)</w:t>
-      </w:r>
-    </w:p>
-    <w:p>
-      <w:pPr>
-        <w:pStyle w:val="BodyText"/>
-      </w:pPr>
-      <w:r>
-        <w:rPr>
-          <w:b/>
-          <w:bCs/>
-        </w:rPr>
-        <w:t xml:space="preserve">Status:</w:t>
-      </w:r>
-      <w:r>
-        <w:t xml:space="preserve"> </w:t>
-      </w:r>
-      <w:r>
-        <w:t xml:space="preserve">Ready for testing</w:t>
-      </w:r>
-      <w:r>
-        <w:t xml:space="preserve"> </w:t>
-      </w:r>
-      <w:r>
-        <w:rPr>
-          <w:b/>
-          <w:bCs/>
-        </w:rPr>
-        <w:t xml:space="preserve">Type:</w:t>
-      </w:r>
-      <w:r>
-        <w:t xml:space="preserve"> </w:t>
-      </w:r>
-      <w:r>
-        <w:t xml:space="preserve">Bug</w:t>
-      </w:r>
-      <w:r>
-        <w:t xml:space="preserve"> </w:t>
-      </w:r>
-      <w:r>
-        <w:rPr>
-          <w:b/>
-          <w:bCs/>
-        </w:rPr>
-        <w:t xml:space="preserve">Severity:</w:t>
-      </w:r>
-      <w:r>
-        <w:t xml:space="preserve"> </w:t>
-      </w:r>
-      <w:r>
-        <w:t xml:space="preserve">Low</w:t>
-      </w:r>
-    </w:p>
-    <w:p>
-      <w:pPr>
-        <w:pStyle w:val="BodyText"/>
-      </w:pPr>
-      <w:r>
-        <w:t xml:space="preserve">Task #109 subagent found: tests/unit/test_merge_api_route_contracts.py::TestHooksEndpoint::test_list_hooks_after_create fails when run in bulk suite order with</w:t>
-      </w:r>
-      <w:r>
-        <w:t xml:space="preserve"> </w:t>
-      </w:r>
-      <w:r>
-        <w:t xml:space="preserve">‘ERROR api.hooks:hooks.py:102 Failed to save hooks: [Errno 13] Permission denied: /config’</w:t>
-      </w:r>
-      <w:r>
-        <w:t xml:space="preserve">. Passes in isolation (2.02s clean). Root cause: full-suite ordering pollution — some earlier test leaves state that makes hooks try to write to /config (which the test env doesn’t own). Pre-existing, unrelated to BOB-126/BOB-129 chain. Fix strategy: identify the polluting test, add teardown or use a proper tempdir fixture for hooks storage in the offending test.</w:t>
-      </w:r>
-    </w:p>
-    <w:bookmarkEnd w:id="31"/>
-    <w:bookmarkStart w:id="32" w:name="Xd4e7b7aa2a044188708e589616cf5e0f39e6c8b"/>
-    <w:p>
-      <w:pPr>
-        <w:pStyle w:val="Heading2"/>
-      </w:pPr>
-      <w:r>
-        <w:t xml:space="preserve">BOB-151 — CM-SCRIPT-DOCS-SYNC is a named gate with no implementation, and 24 of 36 scripts have no companion doc</w:t>
-      </w:r>
-    </w:p>
-    <w:p>
-      <w:pPr>
-        <w:pStyle w:val="FirstParagraph"/>
+        <w:t xml:space="preserve">## BOB-151 — CM-SCRIPT-DOCS-SYNC is a named gate with no implementation, and 24 of 36 scripts have no companion doc</w:t>
+      </w:r>
+    </w:p>
+    <w:p>
+      <w:pPr>
+        <w:pStyle w:val="BodyText"/>
       </w:pPr>
       <w:r>
         <w:rPr>
@@ -2521,14 +2444,288 @@
         <w:t xml:space="preserve">Either the gate is implemented and the 24 missing companions are written (the count becoming a monotone-decreasing ratchet so it cannot grow), or the obligation is explicitly scoped down to a defined subset with the reason recorded. What is NOT acceptable is the current state, where the rule is stated and nothing measures it.</w:t>
       </w:r>
     </w:p>
+    <w:bookmarkEnd w:id="31"/>
+    <w:bookmarkStart w:id="32" w:name="X4eb7fa62a55c794fdbfe8b5cada77e750187202"/>
+    <w:p>
+      <w:pPr>
+        <w:pStyle w:val="Heading2"/>
+      </w:pPr>
+      <w:r>
+        <w:t xml:space="preserve">BOB-159 — Warm ./start.sh over an already-running stack leaves the FR-004d repair window open</w:t>
+      </w:r>
+    </w:p>
+    <w:p>
+      <w:pPr>
+        <w:pStyle w:val="FirstParagraph"/>
+      </w:pPr>
+      <w:r>
+        <w:rPr>
+          <w:b/>
+          <w:bCs/>
+        </w:rPr>
+        <w:t xml:space="preserve">Status:</w:t>
+      </w:r>
+      <w:r>
+        <w:t xml:space="preserve"> </w:t>
+      </w:r>
+      <w:r>
+        <w:t xml:space="preserve">Queued</w:t>
+      </w:r>
+      <w:r>
+        <w:t xml:space="preserve"> </w:t>
+      </w:r>
+      <w:r>
+        <w:rPr>
+          <w:b/>
+          <w:bCs/>
+        </w:rPr>
+        <w:t xml:space="preserve">Type:</w:t>
+      </w:r>
+      <w:r>
+        <w:t xml:space="preserve"> </w:t>
+      </w:r>
+      <w:r>
+        <w:t xml:space="preserve">Bug</w:t>
+      </w:r>
+      <w:r>
+        <w:t xml:space="preserve"> </w:t>
+      </w:r>
+      <w:r>
+        <w:rPr>
+          <w:b/>
+          <w:bCs/>
+        </w:rPr>
+        <w:t xml:space="preserve">Severity:</w:t>
+      </w:r>
+      <w:r>
+        <w:t xml:space="preserve"> </w:t>
+      </w:r>
+      <w:r>
+        <w:t xml:space="preserve">Medium</w:t>
+      </w:r>
+      <w:r>
+        <w:t xml:space="preserve"> </w:t>
+      </w:r>
+      <w:r>
+        <w:rPr>
+          <w:b/>
+          <w:bCs/>
+        </w:rPr>
+        <w:t xml:space="preserve">Created-By:</w:t>
+      </w:r>
+      <w:r>
+        <w:t xml:space="preserve"> </w:t>
+      </w:r>
+      <w:r>
+        <w:t xml:space="preserve">T041 independent review (IMPORTANT-2), partially remediated</w:t>
+      </w:r>
+    </w:p>
+    <w:p>
+      <w:pPr>
+        <w:pStyle w:val="BodyText"/>
+      </w:pPr>
+      <w:r>
+        <w:rPr>
+          <w:b/>
+          <w:bCs/>
+        </w:rPr>
+        <w:t xml:space="preserve">OPERATOR DECISION (2026-08-26, §11.4.66): REPAIR, THEN RE-VERIFY UNTIL STABLE</w:t>
+      </w:r>
+    </w:p>
+    <w:p>
+      <w:pPr>
+        <w:pStyle w:val="BodyText"/>
+      </w:pPr>
+      <w:r>
+        <w:t xml:space="preserve">The warm ./start.sh path keeps running the ownership repair against a live stack, but walks, re-verifies, and repeats until a pass finds nothing new. Options not chosen: refuse the repair while the stack is up and direct the operator to –recreate; stop the stack on the warm path too (correct but ends</w:t>
+      </w:r>
+      <w:r>
+        <w:t xml:space="preserve"> </w:t>
+      </w:r>
+      <w:r>
+        <w:t xml:space="preserve">‘warm’</w:t>
+      </w:r>
+      <w:r>
+        <w:t xml:space="preserve">); accept and document the window. WHY THIS MATTERS MORE THAN A NORMAL ITEM: this is the exact defect the whole 002-user-owned-downloads feature exists to end. The –recreate path was already fixed to order precondition -&gt; down -&gt; repair -&gt; up so the walk sees a tree no container can write. The warm path was not, so a container can create a new non-owned file AFTER the repair has passed that directory — the ownership problem leaking back in through the other door. REQUIRED BY THE CHOSEN OPTION, and it is the hard part: the loop MUST be BOUNDED, and on giving up it MUST report honestly that ownership is UNPROVEN rather than silently exiting 0 (§11.4.201(6) — a loop that stops finding new files because it ran out of iterations returns the same quiet zero as a genuinely clean tree). An active download creating files faster than the walk completes is the realistic non-converging case and must be named in the give-up message.</w:t>
+      </w:r>
+    </w:p>
+    <w:p>
+      <w:pPr>
+        <w:pStyle w:val="BodyText"/>
+      </w:pPr>
+      <w:r>
+        <w:t xml:space="preserve">Recorded as consumer DATA per §11.4.35 — the operator’s stated choice, not an agent inference. Options not chosen are named so a future reader does not re-litigate a settled call.</w:t>
+      </w:r>
+    </w:p>
+    <w:p>
+      <w:pPr>
+        <w:pStyle w:val="BodyText"/>
+      </w:pPr>
+      <w:r>
+        <w:t xml:space="preserve">— prior item text follows —</w:t>
+      </w:r>
+    </w:p>
+    <w:p>
+      <w:pPr>
+        <w:pStyle w:val="BodyText"/>
+      </w:pPr>
+      <w:r>
+        <w:rPr>
+          <w:b/>
+          <w:bCs/>
+        </w:rPr>
+        <w:t xml:space="preserve">Reported-Via:</w:t>
+      </w:r>
+      <w:r>
+        <w:t xml:space="preserve"> </w:t>
+      </w:r>
+      <w:r>
+        <w:t xml:space="preserve">§11.4.202 reporting directive</w:t>
+      </w:r>
+      <w:r>
+        <w:t xml:space="preserve"> </w:t>
+      </w:r>
+      <w:r>
+        <w:rPr>
+          <w:rStyle w:val="VerbatimChar"/>
+        </w:rPr>
+        <w:t xml:space="preserve">bug</w:t>
+      </w:r>
+      <w:r>
+        <w:t xml:space="preserve"> </w:t>
+      </w:r>
+      <w:r>
+        <w:t xml:space="preserve">on 2026-08-21T19:01:17Z</w:t>
+      </w:r>
+      <w:r>
+        <w:t xml:space="preserve"> </w:t>
+      </w:r>
+      <w:r>
+        <w:rPr>
+          <w:b/>
+          <w:bCs/>
+        </w:rPr>
+        <w:t xml:space="preserve">Reported-By:</w:t>
+      </w:r>
+      <w:r>
+        <w:t xml:space="preserve"> </w:t>
+      </w:r>
+      <w:r>
+        <w:t xml:space="preserve">T041 independent review (IMPORTANT-2), partially remediated</w:t>
+      </w:r>
+    </w:p>
+    <w:p>
+      <w:pPr>
+        <w:pStyle w:val="BodyText"/>
+      </w:pPr>
+      <w:r>
+        <w:rPr>
+          <w:b/>
+          <w:bCs/>
+        </w:rPr>
+        <w:t xml:space="preserve">What (the report, verbatim):</w:t>
+      </w:r>
+      <w:r>
+        <w:t xml:space="preserve"> </w:t>
+      </w:r>
+      <w:r>
+        <w:t xml:space="preserve">The –recreate path was fixed this round: run_ownership_precondition -&gt; stack_down -&gt; run_ownership_repair -&gt; stack_up, so the repair walks a tree no container can write to. That ordering is now asserted behaviourally by three new checks in tests/unit/test_start_reload_recreate.sh, each killed by its paired 1.1 mutation (11/11 RED-OK).</w:t>
+      </w:r>
+    </w:p>
+    <w:p>
+      <w:pPr>
+        <w:pStyle w:val="BodyText"/>
+      </w:pPr>
+      <w:r>
+        <w:t xml:space="preserve">The WARM path is NOT covered by that fix and this item tracks the remainder. On a warm ./start.sh the gate runs before THIS invocation brings anything up, but if the stack is ALREADY running, containers write while the repair walks. A container can then create a new non-operator-owned file BEHIND the walk, after which the completion marker records complete over a tree that is not, and those stragglers are never repaired without a manual –force.</w:t>
+      </w:r>
+    </w:p>
+    <w:p>
+      <w:pPr>
+        <w:pStyle w:val="BodyText"/>
+      </w:pPr>
+      <w:r>
+        <w:t xml:space="preserve">BOUNDED, not dismissed: after any successful pass the marker is valid for the scope fingerprint and the repair short-circuits without walking (marker_is_valid), so the window requires a stale-or-absent marker AND a live stack together. Declaring a new scope entry re-arms the marker, which is exactly how that combination arises in practice.</w:t>
+      </w:r>
+    </w:p>
+    <w:p>
+      <w:pPr>
+        <w:pStyle w:val="BodyText"/>
+      </w:pPr>
+      <w:r>
+        <w:t xml:space="preserve">NOT DONE THIS ROUND, with the reason stated rather than hidden: the clean guard is a cheap marker-only probe mode on scripts/ownership_repair.sh that answers has-this-scope-been-repaired without walking the tree. The existing –dry-run cannot serve: it deliberately SKIPS the marker fast-path (FORCE=0 &amp;&amp; DRY_RUN=0 guard) and always walks, so using it as a warm-start probe would walk the tree twice on every start. Adding that mode requires editing ownership_repair.sh, which another stream was actively editing during this round; duplicating marker_is_valid into start.sh instead would be a near-identical fork (11.4.251). Deferred to this item rather than done unilaterally or silently.</w:t>
+      </w:r>
+    </w:p>
+    <w:p>
+      <w:pPr>
+        <w:pStyle w:val="BodyText"/>
+      </w:pPr>
+      <w:r>
+        <w:t xml:space="preserve">The misleading comment at the warm-start call site (which claimed the gate runs before any container writes) has been corrected to state this boundary honestly.</w:t>
+      </w:r>
+    </w:p>
+    <w:p>
+      <w:pPr>
+        <w:pStyle w:val="BodyText"/>
+      </w:pPr>
+      <w:r>
+        <w:rPr>
+          <w:b/>
+          <w:bCs/>
+        </w:rPr>
+        <w:t xml:space="preserve">Affected scope / file-scope manifest:</w:t>
+      </w:r>
+      <w:r>
+        <w:t xml:space="preserve"> </w:t>
+      </w:r>
+      <w:r>
+        <w:t xml:space="preserve">start.sh (warm-start dispatch, run_ownership_gate call site); scripts/ownership_repair.sh (marker fast-path)</w:t>
+      </w:r>
+    </w:p>
+    <w:p>
+      <w:pPr>
+        <w:pStyle w:val="BodyText"/>
+      </w:pPr>
+      <w:r>
+        <w:rPr>
+          <w:b/>
+          <w:bCs/>
+        </w:rPr>
+        <w:t xml:space="preserve">Reproduction / context:</w:t>
+      </w:r>
+      <w:r>
+        <w:t xml:space="preserve"> </w:t>
+      </w:r>
+      <w:r>
+        <w:t xml:space="preserve">1. Ensure the stack is UP. 2. Change config/owned_paths.yaml so the scope fingerprint changes (this re-arms the marker by design, data-model E2). 3. Run a warm ./start.sh (no –recreate). 4. The ownership repair walks and chowns the declared tree while containers are still running and able to write into it.</w:t>
+      </w:r>
+    </w:p>
+    <w:p>
+      <w:pPr>
+        <w:pStyle w:val="BodyText"/>
+      </w:pPr>
+      <w:r>
+        <w:rPr>
+          <w:b/>
+          <w:bCs/>
+        </w:rPr>
+        <w:t xml:space="preserve">Acceptance criteria:</w:t>
+      </w:r>
+      <w:r>
+        <w:t xml:space="preserve"> </w:t>
+      </w:r>
+      <w:r>
+        <w:t xml:space="preserve">A warm ./start.sh cannot complete an ownership repair while a container that writes to a declared location is running. Either the repair is deferred with an actionable refusal naming –recreate, or the stack is quiesced for the walk. Asserted behaviourally in tests/unit/test_start_reload_recreate.sh alongside the existing PRECONDITION_BEFORE_DOWN / REPAIR_AFTER_DOWN / REPAIR_BEFORE_UP checks, each with a paired 1.1 mutation that kills it.</w:t>
+      </w:r>
+    </w:p>
     <w:bookmarkEnd w:id="32"/>
-    <w:bookmarkStart w:id="33" w:name="X4eb7fa62a55c794fdbfe8b5cada77e750187202"/>
+    <w:bookmarkStart w:id="33" w:name="Xdfe56df3ad6e4265c2423708682177f6d23e044"/>
     <w:p>
       <w:pPr>
         <w:pStyle w:val="Heading2"/>
       </w:pPr>
       <w:r>
-        <w:t xml:space="preserve">BOB-159 — Warm ./start.sh over an already-running stack leaves the FR-004d repair window open</w:t>
+        <w:t xml:space="preserve">BOB-162 — Two new guards exist but no seam invokes them — plus the brownfield adoption decision the commit guard needs</w:t>
       </w:r>
     </w:p>
     <w:p>
@@ -2562,6 +2759,415 @@
         <w:t xml:space="preserve"> </w:t>
       </w:r>
       <w:r>
+        <w:t xml:space="preserve">Task</w:t>
+      </w:r>
+      <w:r>
+        <w:t xml:space="preserve"> </w:t>
+      </w:r>
+      <w:r>
+        <w:rPr>
+          <w:b/>
+          <w:bCs/>
+        </w:rPr>
+        <w:t xml:space="preserve">Severity:</w:t>
+      </w:r>
+      <w:r>
+        <w:t xml:space="preserve"> </w:t>
+      </w:r>
+      <w:r>
+        <w:t xml:space="preserve">Medium</w:t>
+      </w:r>
+      <w:r>
+        <w:t xml:space="preserve"> </w:t>
+      </w:r>
+      <w:r>
+        <w:rPr>
+          <w:b/>
+          <w:bCs/>
+        </w:rPr>
+        <w:t xml:space="preserve">Created-By:</w:t>
+      </w:r>
+      <w:r>
+        <w:t xml:space="preserve"> </w:t>
+      </w:r>
+      <w:r>
+        <w:t xml:space="preserve">BOB-106/BOB-107 remediation, residual</w:t>
+      </w:r>
+    </w:p>
+    <w:p>
+      <w:pPr>
+        <w:pStyle w:val="BodyText"/>
+      </w:pPr>
+      <w:r>
+        <w:rPr>
+          <w:b/>
+          <w:bCs/>
+        </w:rPr>
+        <w:t xml:space="preserve">Reported-Via:</w:t>
+      </w:r>
+      <w:r>
+        <w:t xml:space="preserve"> </w:t>
+      </w:r>
+      <w:r>
+        <w:t xml:space="preserve">§11.4.202 reporting directive</w:t>
+      </w:r>
+      <w:r>
+        <w:t xml:space="preserve"> </w:t>
+      </w:r>
+      <w:r>
+        <w:rPr>
+          <w:rStyle w:val="VerbatimChar"/>
+        </w:rPr>
+        <w:t xml:space="preserve">task</w:t>
+      </w:r>
+      <w:r>
+        <w:t xml:space="preserve"> </w:t>
+      </w:r>
+      <w:r>
+        <w:t xml:space="preserve">on 2026-08-21T19:35:02Z</w:t>
+      </w:r>
+      <w:r>
+        <w:t xml:space="preserve"> </w:t>
+      </w:r>
+      <w:r>
+        <w:rPr>
+          <w:b/>
+          <w:bCs/>
+        </w:rPr>
+        <w:t xml:space="preserve">Reported-By:</w:t>
+      </w:r>
+      <w:r>
+        <w:t xml:space="preserve"> </w:t>
+      </w:r>
+      <w:r>
+        <w:t xml:space="preserve">BOB-106/BOB-107 remediation, residual</w:t>
+      </w:r>
+    </w:p>
+    <w:p>
+      <w:pPr>
+        <w:pStyle w:val="BodyText"/>
+      </w:pPr>
+      <w:r>
+        <w:rPr>
+          <w:b/>
+          <w:bCs/>
+        </w:rPr>
+        <w:t xml:space="preserve">What (the report, verbatim):</w:t>
+      </w:r>
+      <w:r>
+        <w:t xml:space="preserve"> </w:t>
+      </w:r>
+      <w:r>
+        <w:t xml:space="preserve">The TESTS for both guards are now executed: pre-build invariant 30’s glob was extended from tests/unit + tests/pre_build to also cover tests/hooks. MEASURED before/after: the glob expanded to 27 suites with 0 under tests/hooks while 3 existed there; it now expands to 30 with 3 under tests/hooks. All three pass.</w:t>
+      </w:r>
+    </w:p>
+    <w:p>
+      <w:pPr>
+        <w:pStyle w:val="BodyText"/>
+      </w:pPr>
+      <w:r>
+        <w:t xml:space="preserve">But the GUARDS themselves are still invoked by nothing.</w:t>
+      </w:r>
+    </w:p>
+    <w:p>
+      <w:pPr>
+        <w:pStyle w:val="BodyText"/>
+      </w:pPr>
+      <w:r>
+        <w:t xml:space="preserve">check-brief-inputs.sh is honestly conductor-run rather than automatic: a brief’s required-input list lives in free-form prose that the Agent tool’s structured input does not expose, so an automatic prompt-scraping gate would itself be an unproven pattern-match. Its seam is the dispatch procedure, and that is a documentation + habit change, not a hook.</w:t>
+      </w:r>
+    </w:p>
+    <w:p>
+      <w:pPr>
+        <w:pStyle w:val="BodyText"/>
+      </w:pPr>
+      <w:r>
+        <w:t xml:space="preserve">unattributed-commit-guard.sh is different and is why this item exists. Run against real history it names 14 violating commits since the last tag (and 21 bare Auto-commit subjects exist across all refs). Wiring it into the pre-build or commit seam AS-IS would therefore refuse every commit immediately, on pre-existing debt nobody can fix in the moment.</w:t>
+      </w:r>
+    </w:p>
+    <w:p>
+      <w:pPr>
+        <w:pStyle w:val="BodyText"/>
+      </w:pPr>
+      <w:r>
+        <w:t xml:space="preserve">That is precisely the 11.4.224(E) brownfield-adoption shape, and 11.4.66/11.4.122 put the choice with the operator, not with an agent inventing a ratchet. The options, stated so the decision is a decision and not a default:</w:t>
+      </w:r>
+      <w:r>
+        <w:t xml:space="preserve"> </w:t>
+      </w:r>
+      <w:r>
+        <w:t xml:space="preserve">(a) immediate hard floor – the seam refuses until all 14 are attributed;</w:t>
+      </w:r>
+      <w:r>
+        <w:t xml:space="preserve"> </w:t>
+      </w:r>
+      <w:r>
+        <w:t xml:space="preserve">(b) one-time monotone-decrease ratchet (the 11.4.135 pattern) – snapshot 14 as the baseline, the count may fall and may never rise, so day one is green and the disease cannot spread;</w:t>
+      </w:r>
+      <w:r>
+        <w:t xml:space="preserve"> </w:t>
+      </w:r>
+      <w:r>
+        <w:t xml:space="preserve">(c) changed-commits-only – gate only commits created from now on, with a scheduled deadline for the historical 14;</w:t>
+      </w:r>
+      <w:r>
+        <w:t xml:space="preserve"> </w:t>
+      </w:r>
+      <w:r>
+        <w:t xml:space="preserve">(d) report-only for a stated period, then escalate.</w:t>
+      </w:r>
+    </w:p>
+    <w:p>
+      <w:pPr>
+        <w:pStyle w:val="BodyText"/>
+      </w:pPr>
+      <w:r>
+        <w:t xml:space="preserve">Recommendation, with the reasoning rather than just the pick: (b). It is the pattern this constitution already uses for exactly this situation, it makes the debt visible and bounded immediately, and it cannot be satisfied by deleting the guard’s name (11.4.227 closes that gaming channel). But it is the operator’s call and this item is not closed until that answer is recorded.</w:t>
+      </w:r>
+    </w:p>
+    <w:p>
+      <w:pPr>
+        <w:pStyle w:val="BodyText"/>
+      </w:pPr>
+      <w:r>
+        <w:t xml:space="preserve">Honest boundary (11.4.6): this item does NOT claim the 14 commits are harmful in themselves – it claims their ATTRIBUTION is absent and that nothing currently prevents the 15th.</w:t>
+      </w:r>
+    </w:p>
+    <w:p>
+      <w:pPr>
+        <w:pStyle w:val="BodyText"/>
+      </w:pPr>
+      <w:r>
+        <w:rPr>
+          <w:b/>
+          <w:bCs/>
+        </w:rPr>
+        <w:t xml:space="preserve">Affected scope / file-scope manifest:</w:t>
+      </w:r>
+      <w:r>
+        <w:t xml:space="preserve"> </w:t>
+      </w:r>
+      <w:r>
+        <w:t xml:space="preserve">scripts/hooks/unattributed-commit-guard.sh; scripts/hooks/check-brief-inputs.sh; scripts/pre_build_verification.sh; scripts/commit-push-all.sh</w:t>
+      </w:r>
+    </w:p>
+    <w:p>
+      <w:pPr>
+        <w:pStyle w:val="BodyText"/>
+      </w:pPr>
+      <w:r>
+        <w:rPr>
+          <w:b/>
+          <w:bCs/>
+        </w:rPr>
+        <w:t xml:space="preserve">Reproduction / context:</w:t>
+      </w:r>
+      <w:r>
+        <w:t xml:space="preserve"> </w:t>
+      </w:r>
+      <w:r>
+        <w:t xml:space="preserve">Both guards run correctly by hand and are covered by passing tests (9/9 and 15/15, each proven non-bluff against a no-op stub). Neither is invoked by scripts/pre_build_verification.sh or scripts/commit-push-all.sh, so neither exerts standing detection pressure (11.4.226: a guard with no execution seam is not coverage; registration is not coverage).</w:t>
+      </w:r>
+    </w:p>
+    <w:p>
+      <w:pPr>
+        <w:pStyle w:val="BodyText"/>
+      </w:pPr>
+      <w:r>
+        <w:rPr>
+          <w:b/>
+          <w:bCs/>
+        </w:rPr>
+        <w:t xml:space="preserve">Acceptance criteria:</w:t>
+      </w:r>
+      <w:r>
+        <w:t xml:space="preserve"> </w:t>
+      </w:r>
+      <w:r>
+        <w:t xml:space="preserve">Each guard is invoked by a named seam, OR carries a registered deferral pointing at this item. For unattributed-commit-guard.sh specifically, the operator has answered the adoption question below and the answer is recorded as consumer DATA – never an invented ratchet.</w:t>
+      </w:r>
+    </w:p>
+    <w:bookmarkEnd w:id="33"/>
+    <w:bookmarkStart w:id="34" w:name="Xc05099854c0c0186d08c6af56c30344c4abab58"/>
+    <w:p>
+      <w:pPr>
+        <w:pStyle w:val="Heading2"/>
+      </w:pPr>
+      <w:r>
+        <w:t xml:space="preserve">BOB-170 — Capture one quiescent GREEN run of the scaling growth gate, which has never executed under its own loadavg&lt;=0.75/cpu precondition and has no scheduled window that would make it</w:t>
+      </w:r>
+    </w:p>
+    <w:p>
+      <w:pPr>
+        <w:pStyle w:val="FirstParagraph"/>
+      </w:pPr>
+      <w:r>
+        <w:rPr>
+          <w:b/>
+          <w:bCs/>
+        </w:rPr>
+        <w:t xml:space="preserve">Status:</w:t>
+      </w:r>
+      <w:r>
+        <w:t xml:space="preserve"> </w:t>
+      </w:r>
+      <w:r>
+        <w:t xml:space="preserve">Queued</w:t>
+      </w:r>
+      <w:r>
+        <w:t xml:space="preserve"> </w:t>
+      </w:r>
+      <w:r>
+        <w:rPr>
+          <w:b/>
+          <w:bCs/>
+        </w:rPr>
+        <w:t xml:space="preserve">Type:</w:t>
+      </w:r>
+      <w:r>
+        <w:t xml:space="preserve"> </w:t>
+      </w:r>
+      <w:r>
+        <w:t xml:space="preserve">Task</w:t>
+      </w:r>
+      <w:r>
+        <w:t xml:space="preserve"> </w:t>
+      </w:r>
+      <w:r>
+        <w:rPr>
+          <w:b/>
+          <w:bCs/>
+        </w:rPr>
+        <w:t xml:space="preserve">Severity:</w:t>
+      </w:r>
+      <w:r>
+        <w:t xml:space="preserve"> </w:t>
+      </w:r>
+      <w:r>
+        <w:t xml:space="preserve">Medium</w:t>
+      </w:r>
+      <w:r>
+        <w:t xml:space="preserve"> </w:t>
+      </w:r>
+      <w:r>
+        <w:rPr>
+          <w:b/>
+          <w:bCs/>
+        </w:rPr>
+        <w:t xml:space="preserve">Created-By:</w:t>
+      </w:r>
+      <w:r>
+        <w:t xml:space="preserve"> </w:t>
+      </w:r>
+      <w:r>
+        <w:t xml:space="preserve">Claude</w:t>
+      </w:r>
+      <w:r>
+        <w:t xml:space="preserve"> </w:t>
+      </w:r>
+      <w:r>
+        <w:rPr>
+          <w:b/>
+          <w:bCs/>
+        </w:rPr>
+        <w:t xml:space="preserve">Assigned-To:</w:t>
+      </w:r>
+      <w:r>
+        <w:t xml:space="preserve"> </w:t>
+      </w:r>
+      <w:r>
+        <w:t xml:space="preserve">Claude</w:t>
+      </w:r>
+    </w:p>
+    <w:p>
+      <w:pPr>
+        <w:pStyle w:val="BodyText"/>
+      </w:pPr>
+      <w:r>
+        <w:t xml:space="preserve">WHAT. The BOB-109 scaling suite gates its two timing tests on loadavg_1m/nproc &lt;= 0.75 — on this 8-cpu host, a 1-minute load average at or below 6.0 — and SKIPs loudly otherwise. That gate is correct and was adopted for a good reason (§11.4.201(8)): the author validated a 2.10 growth-exponent threshold, then observed it FALSE-FAIL correct code at load 11.06 (baseline span 2.136), and at load 15-23 measured baseline spans of 2.358 against injected-cubic mutants at 2.278-2.331 — the signal is smaller than the noise and the two are not separable in either direction. Gating was the honest response.</w:t>
+      </w:r>
+    </w:p>
+    <w:p>
+      <w:pPr>
+        <w:pStyle w:val="BodyText"/>
+      </w:pPr>
+      <w:r>
+        <w:t xml:space="preserve">THE PROBLEM. The gate has consequently NEVER RUN under its own precondition. Every recorded run today measured load 9.15-23; the independent reviewer measured 9.66 during review; the conductor measured 6.45 at its lowest. GREEN polarity WAS observed — at loads 9.4-11.6 (span 1.882) and in three stability runs (1.759/1.832/1.848) — but never once beneath the shipped ceiling. The author states this honestly as an inference from data rather than a run they can paste, and the reviewer confirmed the inference is sound (quiescence is strictly more favourable). Sound inference is still not an observed run.</w:t>
+      </w:r>
+    </w:p>
+    <w:p>
+      <w:pPr>
+        <w:pStyle w:val="BodyText"/>
+      </w:pPr>
+      <w:r>
+        <w:t xml:space="preserve">WHY THAT MATTERS (§11.4.226). A registered, topology-present guard that never executes is indistinguishable from a guard that would fail if it did. Nothing currently ensures it ever runs: no freshness contract, no scheduled quiet-window invocation, no tracked item — which is precisely the unexecuted-standing-guard class §11.4.226 names, where registration gets treated as coverage while execution is nobody’s job. The forensic precedent in that anchor is two standing guards that, when finally executed, immediately emitted latent FAILs.</w:t>
+      </w:r>
+    </w:p>
+    <w:p>
+      <w:pPr>
+        <w:pStyle w:val="BodyText"/>
+      </w:pPr>
+      <w:r>
+        <w:t xml:space="preserve">ACCEPTANCE. (a) Execute both quiescence-gated timing tests on a host whose 1-minute loadavg is genuinely &lt;= 0.75/cpu — no agent fleet, no concurrent build — and capture the run as an artifact showing the resolved load reading alongside the measured span exponent, so the precondition is provable from the artifact and not asserted. (b) Record the observed GREEN polarity in the item and in the test source, replacing the current honest-inference note. (c) If the gate FAILS under genuine quiescence, that is the finding this item exists to surface, and it reopens the threshold-calibration question rather than being worked around. (d) Establish a freshness contract per §11.4.226: how stale a quiescent verdict may be before the gate counts as uncovered again, so this does not silently return to never-executing.</w:t>
+      </w:r>
+    </w:p>
+    <w:p>
+      <w:pPr>
+        <w:pStyle w:val="BodyText"/>
+      </w:pPr>
+      <w:r>
+        <w:t xml:space="preserve">HONEST BOUNDARY. This item does not claim the gate is wrong. The evidence points the other way — quiescence is strictly more favourable than the loads where GREEN was already observed. It claims only that the run has not happened, and that an unexecuted guard cannot be cited as coverage.</w:t>
+      </w:r>
+    </w:p>
+    <w:p>
+      <w:pPr>
+        <w:pStyle w:val="BodyText"/>
+      </w:pPr>
+      <w:r>
+        <w:t xml:space="preserve">PROVENANCE. Raised as IMPORTANT-2 by the independent Fable-substrate reviewer of the BOB-109 work, and independently corroborated: the reviewer verified the SKIP is loud and prints its resolved numbers, and confirmed the shipped tests do SKIP at today’s load.</w:t>
+      </w:r>
+    </w:p>
+    <w:bookmarkEnd w:id="34"/>
+    <w:bookmarkStart w:id="35" w:name="Xb1fcd115c2c36cedf4fddcbc14c53ec45888e4e"/>
+    <w:p>
+      <w:pPr>
+        <w:pStyle w:val="Heading2"/>
+      </w:pPr>
+      <w:r>
+        <w:t xml:space="preserve">BOB-172 — rutracker search endpoint returns HTTP 403 with Cloudflare challenge markers and zero login markers, so one of three merge-search trackers silently contributes no results</w:t>
+      </w:r>
+    </w:p>
+    <w:p>
+      <w:pPr>
+        <w:pStyle w:val="FirstParagraph"/>
+      </w:pPr>
+      <w:r>
+        <w:rPr>
+          <w:b/>
+          <w:bCs/>
+        </w:rPr>
+        <w:t xml:space="preserve">Status:</w:t>
+      </w:r>
+      <w:r>
+        <w:t xml:space="preserve"> </w:t>
+      </w:r>
+      <w:r>
+        <w:t xml:space="preserve">Operator-blocked</w:t>
+      </w:r>
+      <w:r>
+        <w:t xml:space="preserve"> </w:t>
+      </w:r>
+      <w:r>
+        <w:rPr>
+          <w:b/>
+          <w:bCs/>
+        </w:rPr>
+        <w:t xml:space="preserve">Type:</w:t>
+      </w:r>
+      <w:r>
+        <w:t xml:space="preserve"> </w:t>
+      </w:r>
+      <w:r>
         <w:t xml:space="preserve">Bug</w:t>
       </w:r>
       <w:r>
@@ -2572,12 +3178,550 @@
           <w:b/>
           <w:bCs/>
         </w:rPr>
+        <w:t xml:space="preserve">Operator-Block-Details:</w:t>
+      </w:r>
+      <w:r>
+        <w:t xml:space="preserve"> </w:t>
+      </w:r>
+      <w:r>
+        <w:t xml:space="preserve">WHAT: Choose how the merge service reaches rutracker for SEARCH (not just login) given real-time re-verified 2026-09-25: GET /forum/tracker.php?nm=… returns 403 with cf-mitigated: challenge, zero login markers, in ~21-27ms – Cloudflare’s edge decides before serving content, before any JS challenge runs. WHY: Attempted: (a) full realistic Chrome-header-set request vs the merge service’s bare default request – identical 403 in ~21ms, ruling out header tuning; (b) live-probed all 3 configured rutracker mirrors – rutracker.org and rutracker.net both cf-mitigated:challenge, rutracker.nl fails TLS verification entirely; (c) no code path can solve a Cloudflare edge-layer challenge without external infrastructure or a supplied clearance token – changing shipped capability, needing §11.4.122 operator sign-off. UNBLOCK: Operator picks ONE: [1] Deploy a challenge-solving service (FlareSolverr or equivalent) and route the rutracker search GET through it – not deployed today, same class of gap as kinozal/BOB-235; [2] Accept a supplied cf_clearance cookie – RUTRACKER_COOKIES already forwards supplied cookies but the code only checks for bb_session, never cf_clearance (the actual token this wall checks) – would need a small code change plus an operator refresh cadence via the existing scripts/load-tracker-cookies.sh pattern; [3] Route rutracker searches through Jackett’s own rutracker indexer if its scraper has a working bypass – unverified, needs a separate boba-jackett indexer-health check; [4] Mark rutracker SEARCH unsupported per §11.4.90/BOB-172 acceptance(d) – README.md:167 still lists RuTracker with no caveat, unlike kickass/eztv which already carry this exact honest-capability-boundary treatment in docs/MERGE_SEARCH_DIAGNOSTICS.md. WHO: repository operator UNBLOCK: Operator picks ONE: [1] Deploy a challenge-solving service (FlareSolverr or equivalent) and route the rutracker search GET through it; [2] Accept a supplied cf_clearance cookie (RUTRACKER_COOKIES already forwards supplied cookies but only checks bb_session, never cf_clearance); [3] Route rutracker searches through Jackett’s own rutracker indexer if its scraper has a working bypass; [4] Mark rutracker SEARCH unsupported per §11.4.90/BOB-172 acceptance(d)</w:t>
+      </w:r>
+      <w:r>
+        <w:t xml:space="preserve"> </w:t>
+      </w:r>
+      <w:r>
+        <w:rPr>
+          <w:b/>
+          <w:bCs/>
+        </w:rPr>
         <w:t xml:space="preserve">Severity:</w:t>
       </w:r>
       <w:r>
         <w:t xml:space="preserve"> </w:t>
       </w:r>
       <w:r>
+        <w:t xml:space="preserve">High</w:t>
+      </w:r>
+      <w:r>
+        <w:t xml:space="preserve"> </w:t>
+      </w:r>
+      <w:r>
+        <w:rPr>
+          <w:b/>
+          <w:bCs/>
+        </w:rPr>
+        <w:t xml:space="preserve">Created-By:</w:t>
+      </w:r>
+      <w:r>
+        <w:t xml:space="preserve"> </w:t>
+      </w:r>
+      <w:r>
+        <w:t xml:space="preserve">Claude</w:t>
+      </w:r>
+      <w:r>
+        <w:t xml:space="preserve"> </w:t>
+      </w:r>
+      <w:r>
+        <w:rPr>
+          <w:b/>
+          <w:bCs/>
+        </w:rPr>
+        <w:t xml:space="preserve">Assigned-To:</w:t>
+      </w:r>
+      <w:r>
+        <w:t xml:space="preserve"> </w:t>
+      </w:r>
+      <w:r>
+        <w:t xml:space="preserve">Claude</w:t>
+      </w:r>
+    </w:p>
+    <w:p>
+      <w:pPr>
+        <w:pStyle w:val="BodyText"/>
+      </w:pPr>
+      <w:r>
+        <w:t xml:space="preserve">WHAT. The rutracker SEARCH endpoint is refused by bot protection while the site itself is fully reachable. Measured unauthenticated 2026-08-21 (no cookie file read, no credential value in any artifact — §11.4.10):</w:t>
+      </w:r>
+    </w:p>
+    <w:p>
+      <w:pPr>
+        <w:pStyle w:val="BodyText"/>
+      </w:pPr>
+      <w:r>
+        <w:t xml:space="preserve">GET /forum/index.php -&gt; 200, 96283 B,</w:t>
+      </w:r>
+    </w:p>
+    <w:p>
+      <w:pPr>
+        <w:pStyle w:val="BodyText"/>
+      </w:pPr>
+      <w:r>
+        <w:t xml:space="preserve">RuTracker.org</w:t>
+      </w:r>
+    </w:p>
+    <w:p>
+      <w:pPr>
+        <w:pStyle w:val="BodyText"/>
+      </w:pPr>
+      <w:r>
+        <w:t xml:space="preserve">, challenge markers 0</w:t>
+      </w:r>
+      <w:r>
+        <w:t xml:space="preserve"> </w:t>
+      </w:r>
+      <w:r>
+        <w:t xml:space="preserve">GET /forum/tracker.php?nm=debian -&gt; 403, 5351 B, challenge markers 1, LOGIN markers 0, trs-tr- 0</w:t>
+      </w:r>
+    </w:p>
+    <w:p>
+      <w:pPr>
+        <w:pStyle w:val="BodyText"/>
+      </w:pPr>
+      <w:r>
+        <w:t xml:space="preserve">The zero login markers are the load-bearing detail: the server is not asking us to authenticate, it is refusing the request before authentication is considered. Supplying valid credentials or a fresh cookie jar therefore does NOT address this.</w:t>
+      </w:r>
+    </w:p>
+    <w:p>
+      <w:pPr>
+        <w:pStyle w:val="BodyText"/>
+      </w:pPr>
+      <w:r>
+        <w:t xml:space="preserve">WHY IT MATTERS. rutracker is one of the three trackers the merge service fans a query across (with kinozal and nnmclub). A 403 on its search path means it contributes nothing to every merged result set, silently — the fan-out still</w:t>
+      </w:r>
+      <w:r>
+        <w:t xml:space="preserve"> </w:t>
+      </w:r>
+      <w:r>
+        <w:t xml:space="preserve">‘succeeds’</w:t>
+      </w:r>
+      <w:r>
+        <w:t xml:space="preserve">, it just returns one fewer tracker’s worth of results. From a user’s seat this looks like thin results, not an outage.</w:t>
+      </w:r>
+    </w:p>
+    <w:p>
+      <w:pPr>
+        <w:pStyle w:val="BodyText"/>
+      </w:pPr>
+      <w:r>
+        <w:t xml:space="preserve">IT EXPLAINS TWO PREVIOUSLY-UNEXPLAINED OBSERVATIONS. docs/qa/BOB-093/live_search_smoke.txt records rutracker returning status=empty, results_count=0 in 164ms, and the BOB-136 adoption audit reached the same observation independently. Both recorded the symptom; neither had the cause. 164ms is far too fast for a real search across a remote forum and is exactly what an immediate 403 costs.</w:t>
+      </w:r>
+    </w:p>
+    <w:p>
+      <w:pPr>
+        <w:pStyle w:val="BodyText"/>
+      </w:pPr>
+      <w:r>
+        <w:t xml:space="preserve">IT ALSO BLOCKS BOB-093’s FOURTH SUB-STEP. That item requires timing a large rutracker result page under 2s. No large page has ever been obtained, and this is why. That sub-step is not merely waiting on credentials, as previously assumed — it is unmeetable until the 403 is resolved.</w:t>
+      </w:r>
+    </w:p>
+    <w:p>
+      <w:pPr>
+        <w:pStyle w:val="BodyText"/>
+      </w:pPr>
+      <w:r>
+        <w:t xml:space="preserve">PROVENANCE, INCLUDING A CORRECTION I MADE MID-INVESTIGATION (§11.4.199). An independent reviewer reported a Cloudflare challenge served to curl even with cookies. Verifying, I probed index.php, got a clean 200 with no challenge markers, and was one step from recording their claim as REFUTED. That would have been wrong for a textbook reason: index.php is not the search path, so my probe never reached the precondition, and a repro that misses the precondition proves nothing — it is not evidence of absence. Probing the actual search endpoint reproduced it immediately. The reviewer was substantially right; my probe was aimed at the wrong endpoint. Recorded because the near-miss is the instructive part, and because the two probes TOGETHER give a sharper result than either the original claim or my near-refutation: not</w:t>
+      </w:r>
+      <w:r>
+        <w:t xml:space="preserve"> </w:t>
+      </w:r>
+      <w:r>
+        <w:t xml:space="preserve">‘rutracker is behind Cloudflare’</w:t>
+      </w:r>
+      <w:r>
+        <w:t xml:space="preserve"> </w:t>
+      </w:r>
+      <w:r>
+        <w:t xml:space="preserve">(the index is open), but</w:t>
+      </w:r>
+      <w:r>
+        <w:t xml:space="preserve"> </w:t>
+      </w:r>
+      <w:r>
+        <w:t xml:space="preserve">‘the SEARCH endpoint specifically is refused’</w:t>
+      </w:r>
+      <w:r>
+        <w:t xml:space="preserve">.</w:t>
+      </w:r>
+    </w:p>
+    <w:p>
+      <w:pPr>
+        <w:pStyle w:val="BodyText"/>
+      </w:pPr>
+      <w:r>
+        <w:t xml:space="preserve">ACCEPTANCE. (a) Determine whether the 403 is permanent policy, rate/reputation-based, or triggered by a client signature the plugin can legitimately present (user-agent, header order, TLS fingerprint) — by measurement, not assumption, and WITHOUT evasion techniques that would violate the site’s terms. (b) Whatever the outcome, the failure must become LOUD: a tracker returning 403 must be reported as a tracker ERROR in the merge result, never folded into</w:t>
+      </w:r>
+      <w:r>
+        <w:t xml:space="preserve"> </w:t>
+      </w:r>
+      <w:r>
+        <w:t xml:space="preserve">‘empty’</w:t>
+      </w:r>
+      <w:r>
+        <w:t xml:space="preserve"> </w:t>
+      </w:r>
+      <w:r>
+        <w:t xml:space="preserve">— a silent contributor is the §11.4.201(6) false-null at the product layer, and it is what let this sit unexplained across two separate investigations. (c) A test asserting that a 403 from any tracker surfaces as an error and not as zero results, with a paired §1.1 mutation. (d) If the endpoint is genuinely unavailable to us, record that as an honest capability boundary (§11.4.112) and stop advertising rutracker as a live search source until it is — including in the README and the merge-service docs.</w:t>
+      </w:r>
+    </w:p>
+    <w:p>
+      <w:pPr>
+        <w:pStyle w:val="BodyText"/>
+      </w:pPr>
+      <w:r>
+        <w:t xml:space="preserve">HONEST BOUNDARY. Measured from ONE host, ONE time, UNAUTHENTICATED. Whether an authenticated session with a browser-like client succeeds was NOT tested and must not be assumed either way. The finding is that the current code path gets a 403; it is not a claim about what every client would get.</w:t>
+      </w:r>
+    </w:p>
+    <w:bookmarkEnd w:id="35"/>
+    <w:bookmarkStart w:id="36" w:name="Xa1ec6d3e754b54688c8285bc9c893062846a7a6"/>
+    <w:p>
+      <w:pPr>
+        <w:pStyle w:val="Heading2"/>
+      </w:pPr>
+      <w:r>
+        <w:t xml:space="preserve">BOB-175 — update –location Fixed –status</w:t>
+      </w:r>
+      <w:r>
+        <w:t xml:space="preserve"> </w:t>
+      </w:r>
+      <w:r>
+        <w:t xml:space="preserve"> </w:t>
+      </w:r>
+      <w:r>
+        <w:t xml:space="preserve">can still mint a row that update’s own validator rejects, because the status-location guard is one-directional</w:t>
+      </w:r>
+    </w:p>
+    <w:p>
+      <w:pPr>
+        <w:pStyle w:val="FirstParagraph"/>
+      </w:pPr>
+      <w:r>
+        <w:rPr>
+          <w:b/>
+          <w:bCs/>
+        </w:rPr>
+        <w:t xml:space="preserve">Status:</w:t>
+      </w:r>
+      <w:r>
+        <w:t xml:space="preserve"> </w:t>
+      </w:r>
+      <w:r>
+        <w:t xml:space="preserve">Queued</w:t>
+      </w:r>
+      <w:r>
+        <w:t xml:space="preserve"> </w:t>
+      </w:r>
+      <w:r>
+        <w:rPr>
+          <w:b/>
+          <w:bCs/>
+        </w:rPr>
+        <w:t xml:space="preserve">Type:</w:t>
+      </w:r>
+      <w:r>
+        <w:t xml:space="preserve"> </w:t>
+      </w:r>
+      <w:r>
+        <w:t xml:space="preserve">Task</w:t>
+      </w:r>
+      <w:r>
+        <w:t xml:space="preserve"> </w:t>
+      </w:r>
+      <w:r>
+        <w:rPr>
+          <w:b/>
+          <w:bCs/>
+        </w:rPr>
+        <w:t xml:space="preserve">Severity:</w:t>
+      </w:r>
+      <w:r>
+        <w:t xml:space="preserve"> </w:t>
+      </w:r>
+      <w:r>
+        <w:t xml:space="preserve">Low</w:t>
+      </w:r>
+      <w:r>
+        <w:t xml:space="preserve"> </w:t>
+      </w:r>
+      <w:r>
+        <w:rPr>
+          <w:b/>
+          <w:bCs/>
+        </w:rPr>
+        <w:t xml:space="preserve">Created-By:</w:t>
+      </w:r>
+      <w:r>
+        <w:t xml:space="preserve"> </w:t>
+      </w:r>
+      <w:r>
+        <w:t xml:space="preserve">Claude</w:t>
+      </w:r>
+      <w:r>
+        <w:t xml:space="preserve"> </w:t>
+      </w:r>
+      <w:r>
+        <w:rPr>
+          <w:b/>
+          <w:bCs/>
+        </w:rPr>
+        <w:t xml:space="preserve">Assigned-To:</w:t>
+      </w:r>
+      <w:r>
+        <w:t xml:space="preserve"> </w:t>
+      </w:r>
+      <w:r>
+        <w:t xml:space="preserve">Claude</w:t>
+      </w:r>
+    </w:p>
+    <w:p>
+      <w:pPr>
+        <w:pStyle w:val="BodyText"/>
+      </w:pPr>
+      <w:r>
+        <w:t xml:space="preserve">WHAT. The workable-items</w:t>
+      </w:r>
+      <w:r>
+        <w:t xml:space="preserve"> </w:t>
+      </w:r>
+      <w:r>
+        <w:rPr>
+          <w:rStyle w:val="VerbatimChar"/>
+        </w:rPr>
+        <w:t xml:space="preserve">update</w:t>
+      </w:r>
+      <w:r>
+        <w:t xml:space="preserve"> </w:t>
+      </w:r>
+      <w:r>
+        <w:t xml:space="preserve">seam guards the status-location invariant in one direction only. After BOB-166,</w:t>
+      </w:r>
+      <w:r>
+        <w:t xml:space="preserve"> </w:t>
+      </w:r>
+      <w:r>
+        <w:rPr>
+          <w:rStyle w:val="VerbatimChar"/>
+        </w:rPr>
+        <w:t xml:space="preserve">update --status &lt;terminal&gt;</w:t>
+      </w:r>
+      <w:r>
+        <w:t xml:space="preserve"> </w:t>
+      </w:r>
+      <w:r>
+        <w:t xml:space="preserve">on an Issues-located row is refused. The mirror is still open:</w:t>
+      </w:r>
+      <w:r>
+        <w:t xml:space="preserve"> </w:t>
+      </w:r>
+      <w:r>
+        <w:rPr>
+          <w:rStyle w:val="VerbatimChar"/>
+        </w:rPr>
+        <w:t xml:space="preserve">update --location Fixed --status &lt;non-terminal&gt;</w:t>
+      </w:r>
+      <w:r>
+        <w:t xml:space="preserve"> </w:t>
+      </w:r>
+      <w:r>
+        <w:t xml:space="preserve">exits 0 and creates a row that</w:t>
+      </w:r>
+      <w:r>
+        <w:t xml:space="preserve"> </w:t>
+      </w:r>
+      <w:r>
+        <w:rPr>
+          <w:rStyle w:val="VerbatimChar"/>
+        </w:rPr>
+        <w:t xml:space="preserve">update</w:t>
+      </w:r>
+      <w:r>
+        <w:t xml:space="preserve">’s own validator immediately rejects.</w:t>
+      </w:r>
+    </w:p>
+    <w:p>
+      <w:pPr>
+        <w:pStyle w:val="BodyText"/>
+      </w:pPr>
+      <w:r>
+        <w:t xml:space="preserve">Verified empirically by the independent reviewer of BOB-166:</w:t>
+      </w:r>
+    </w:p>
+    <w:p>
+      <w:pPr>
+        <w:pStyle w:val="SourceCode"/>
+      </w:pPr>
+      <w:r>
+        <w:rPr>
+          <w:rStyle w:val="VerbatimChar"/>
+        </w:rPr>
+        <w:t xml:space="preserve">update --location Fixed --status 'In progress'   -&gt; exit 0</w:t>
+      </w:r>
+      <w:r>
+        <w:br/>
+      </w:r>
+      <w:r>
+        <w:rPr>
+          <w:rStyle w:val="VerbatimChar"/>
+        </w:rPr>
+        <w:t xml:space="preserve">validate                                          -&gt; FAILS, naming the row (check (f), fixedLocationNonTerminalStatus)</w:t>
+      </w:r>
+    </w:p>
+    <w:p>
+      <w:pPr>
+        <w:pStyle w:val="FirstParagraph"/>
+      </w:pPr>
+      <w:r>
+        <w:t xml:space="preserve">So the command can still mint a state its own validate call refuses. That is the §11.4.196(F) shape at the seam layer: the invariant is CONFIGURED in validate but not ENFORCED at every write path that can violate it.</w:t>
+      </w:r>
+    </w:p>
+    <w:p>
+      <w:pPr>
+        <w:pStyle w:val="BodyText"/>
+      </w:pPr>
+      <w:r>
+        <w:t xml:space="preserve">WHY IT WAS DELIBERATELY LEFT OPEN IN BOB-166, and why that was right. Three reasons, all checked rather than asserted: (1) the real corpus has ZERO instances of this direction against TEN of the direction BOB-166 closed — the asymmetry in the data matched the asymmetry in the code; (2) detective coverage ALREADY existed and demonstrably fires, so unlike BOB-166’s direction this cannot rot silently; (3) and the load-bearing one —</w:t>
+      </w:r>
+      <w:r>
+        <w:t xml:space="preserve"> </w:t>
+      </w:r>
+      <w:r>
+        <w:rPr>
+          <w:rStyle w:val="VerbatimChar"/>
+        </w:rPr>
+        <w:t xml:space="preserve">reopenCmd</w:t>
+      </w:r>
+      <w:r>
+        <w:t xml:space="preserve"> </w:t>
+      </w:r>
+      <w:r>
+        <w:t xml:space="preserve">documents and SANCTIONS a transient Fixed-plus-non-terminal state via its</w:t>
+      </w:r>
+      <w:r>
+        <w:t xml:space="preserve"> </w:t>
+      </w:r>
+      <w:r>
+        <w:rPr>
+          <w:rStyle w:val="VerbatimChar"/>
+        </w:rPr>
+        <w:t xml:space="preserve">--location Fixed</w:t>
+      </w:r>
+      <w:r>
+        <w:t xml:space="preserve"> </w:t>
+      </w:r>
+      <w:r>
+        <w:t xml:space="preserve">operator override. A naive preventive guard at the update seam would collide with that override’s semantics. Closing this therefore requires a design decision about how the two interact, which is a different question from the one BOB-166 was scoped to answer, and expanding that item would have meant shipping the decision unexamined.</w:t>
+      </w:r>
+    </w:p>
+    <w:p>
+      <w:pPr>
+        <w:pStyle w:val="BodyText"/>
+      </w:pPr>
+      <w:r>
+        <w:t xml:space="preserve">ACCEPTANCE. (a) Decide and RECORD how a preventive guard on this direction coexists with reopenCmd’s sanctioned override — this is the actual work, and the answer should be written down rather than inferred from whatever the patch does. Candidates worth weighing: exempt the reopen path explicitly, require an override flag on</w:t>
+      </w:r>
+      <w:r>
+        <w:t xml:space="preserve"> </w:t>
+      </w:r>
+      <w:r>
+        <w:rPr>
+          <w:rStyle w:val="VerbatimChar"/>
+        </w:rPr>
+        <w:t xml:space="preserve">update</w:t>
+      </w:r>
+      <w:r>
+        <w:t xml:space="preserve"> </w:t>
+      </w:r>
+      <w:r>
+        <w:t xml:space="preserve">mirroring reopen’s, or leave the direction detective-only with the rationale recorded so the asymmetry is a decision rather than an oversight. (b) If a guard lands, it reuses</w:t>
+      </w:r>
+      <w:r>
+        <w:t xml:space="preserve"> </w:t>
+      </w:r>
+      <w:r>
+        <w:rPr>
+          <w:rStyle w:val="VerbatimChar"/>
+        </w:rPr>
+        <w:t xml:space="preserve">terminalStatuses()</w:t>
+      </w:r>
+      <w:r>
+        <w:t xml:space="preserve"> </w:t>
+      </w:r>
+      <w:r>
+        <w:t xml:space="preserve">— BOB-166 established one predicate source specifically so the two directions cannot drift. (c) Paired §1.1 mutation. (d) NEGATIVE CONTROL (§11.4.201(1)), and it is the sharp one here: the sanctioned reopen path MUST still work. A guard that breaks reopenCmd’s documented override is a false-positive refusal, and worse than the gap it closes, because it breaks a workflow operators are told to use.</w:t>
+      </w:r>
+    </w:p>
+    <w:p>
+      <w:pPr>
+        <w:pStyle w:val="BodyText"/>
+      </w:pPr>
+      <w:r>
+        <w:t xml:space="preserve">HONEST BOUNDARY. This is not a live data defect. Zero corpus instances, and the detective gate catches it at the next validate. It is filed so a scoped, deliberate omission stays visible as a tracked decision instead of living only in a code comment where the next reader will mistake it for an oversight (§11.4.197: a started thread reaches a documented terminal state, never quiet abandonment).</w:t>
+      </w:r>
+    </w:p>
+    <w:p>
+      <w:pPr>
+        <w:pStyle w:val="BodyText"/>
+      </w:pPr>
+      <w:r>
+        <w:t xml:space="preserve">PROVENANCE. Raised by the implementing agent of BOB-166 as a known asymmetry it deliberately did not close, independently verified and endorsed as an acceptable scope boundary by that item’s reviewer, on the condition that it become a tracked item rather than a comment. This is that item.</w:t>
+      </w:r>
+    </w:p>
+    <w:bookmarkEnd w:id="36"/>
+    <w:bookmarkStart w:id="37" w:name="X60b308539ab9831715c7d887a7cc1d3102b8358"/>
+    <w:p>
+      <w:pPr>
+        <w:pStyle w:val="Heading2"/>
+      </w:pPr>
+      <w:r>
+        <w:t xml:space="preserve">BOB-184 — Icon-glyph controls are unverified for non-text contrast because neither contrast oracle can measure them</w:t>
+      </w:r>
+    </w:p>
+    <w:p>
+      <w:pPr>
+        <w:pStyle w:val="FirstParagraph"/>
+      </w:pPr>
+      <w:r>
+        <w:rPr>
+          <w:b/>
+          <w:bCs/>
+        </w:rPr>
+        <w:t xml:space="preserve">Status:</w:t>
+      </w:r>
+      <w:r>
+        <w:t xml:space="preserve"> </w:t>
+      </w:r>
+      <w:r>
+        <w:t xml:space="preserve">Queued</w:t>
+      </w:r>
+      <w:r>
+        <w:t xml:space="preserve"> </w:t>
+      </w:r>
+      <w:r>
+        <w:rPr>
+          <w:b/>
+          <w:bCs/>
+        </w:rPr>
+        <w:t xml:space="preserve">Type:</w:t>
+      </w:r>
+      <w:r>
+        <w:t xml:space="preserve"> </w:t>
+      </w:r>
+      <w:r>
+        <w:t xml:space="preserve">Task</w:t>
+      </w:r>
+      <w:r>
+        <w:t xml:space="preserve"> </w:t>
+      </w:r>
+      <w:r>
+        <w:rPr>
+          <w:b/>
+          <w:bCs/>
+        </w:rPr>
+        <w:t xml:space="preserve">Severity:</w:t>
+      </w:r>
+      <w:r>
+        <w:t xml:space="preserve"> </w:t>
+      </w:r>
+      <w:r>
         <w:t xml:space="preserve">Medium</w:t>
       </w:r>
       <w:r>
@@ -2594,44 +3738,294 @@
         <w:t xml:space="preserve"> </w:t>
       </w:r>
       <w:r>
-        <w:t xml:space="preserve">T041 independent review (IMPORTANT-2), partially remediated</w:t>
-      </w:r>
-    </w:p>
-    <w:p>
-      <w:pPr>
-        <w:pStyle w:val="BodyText"/>
-      </w:pPr>
-      <w:r>
-        <w:rPr>
-          <w:b/>
-          <w:bCs/>
-        </w:rPr>
-        <w:t xml:space="preserve">OPERATOR DECISION (2026-08-26, §11.4.66): REPAIR, THEN RE-VERIFY UNTIL STABLE</w:t>
-      </w:r>
-    </w:p>
-    <w:p>
-      <w:pPr>
-        <w:pStyle w:val="BodyText"/>
-      </w:pPr>
-      <w:r>
-        <w:t xml:space="preserve">The warm ./start.sh path keeps running the ownership repair against a live stack, but walks, re-verifies, and repeats until a pass finds nothing new. Options not chosen: refuse the repair while the stack is up and direct the operator to –recreate; stop the stack on the warm path too (correct but ends</w:t>
-      </w:r>
-      <w:r>
-        <w:t xml:space="preserve"> </w:t>
-      </w:r>
-      <w:r>
-        <w:t xml:space="preserve">‘warm’</w:t>
-      </w:r>
-      <w:r>
-        <w:t xml:space="preserve">); accept and document the window. WHY THIS MATTERS MORE THAN A NORMAL ITEM: this is the exact defect the whole 002-user-owned-downloads feature exists to end. The –recreate path was already fixed to order precondition -&gt; down -&gt; repair -&gt; up so the walk sees a tree no container can write. The warm path was not, so a container can create a new non-owned file AFTER the repair has passed that directory — the ownership problem leaking back in through the other door. REQUIRED BY THE CHOSEN OPTION, and it is the hard part: the loop MUST be BOUNDED, and on giving up it MUST report honestly that ownership is UNPROVEN rather than silently exiting 0 (§11.4.201(6) — a loop that stops finding new files because it ran out of iterations returns the same quiet zero as a genuinely clean tree). An active download creating files faster than the walk completes is the realistic non-converging case and must be named in the give-up message.</w:t>
-      </w:r>
-    </w:p>
-    <w:p>
-      <w:pPr>
-        <w:pStyle w:val="BodyText"/>
-      </w:pPr>
-      <w:r>
-        <w:t xml:space="preserve">Recorded as consumer DATA per §11.4.35 — the operator’s stated choice, not an agent inference. Options not chosen are named so a future reader does not re-litigate a settled call.</w:t>
+        <w:t xml:space="preserve">Claude</w:t>
+      </w:r>
+      <w:r>
+        <w:t xml:space="preserve"> </w:t>
+      </w:r>
+      <w:r>
+        <w:rPr>
+          <w:b/>
+          <w:bCs/>
+        </w:rPr>
+        <w:t xml:space="preserve">Assigned-To:</w:t>
+      </w:r>
+      <w:r>
+        <w:t xml:space="preserve"> </w:t>
+      </w:r>
+      <w:r>
+        <w:t xml:space="preserve">Claude</w:t>
+      </w:r>
+    </w:p>
+    <w:p>
+      <w:pPr>
+        <w:pStyle w:val="BodyText"/>
+      </w:pPr>
+      <w:r>
+        <w:t xml:space="preserve">Three icon-glyph controls (.bridge-retry, .theme-toggle, .caret) render text made of non-BMP code points. axe-core declines to decide their contrast, reporting them under the incomplete channel with messageKey nonBmp and resolving NEITHER fgColor NOR bgColor, so the Python recomputation in docs/qa/BOB-164/axe_contrast_scan.py cannot decide either: 40 such nodes across 16 palette x mode combinations. BOB-164 round 2 stopped them being scored as silent passes by naming them GLYPH_UNMEASURED, printing them on every run and fencing them, so any NEW unmeasured glyph node blocks. What remains genuinely unproven is their contrast itself: as non-text user-interface components they owe 3:1 under WCAG SC 1.4.11, and no oracle in this repo measures that today. Acceptance: a measurement path that resolves the effective foreground and backdrop for glyph controls (for example reading getComputedStyle colour against the composited backdrop, or replacing the glyphs with inline SVG carrying explicit fill tokens), each of the three controls shown to clear 3:1 in all 16 palette x mode combinations, and the GLYPH_UNMEASURED fence shrunk by exactly the nodes then proven.</w:t>
+      </w:r>
+    </w:p>
+    <w:bookmarkEnd w:id="37"/>
+    <w:bookmarkStart w:id="38" w:name="Xfc4e58e0a20fd56304009e1be94b2adbaae4a6a"/>
+    <w:p>
+      <w:pPr>
+        <w:pStyle w:val="Heading2"/>
+      </w:pPr>
+      <w:r>
+        <w:t xml:space="preserve">BOB-185 — Rendered-DOM contrast oracle cannot see data-driven nodes, leaving badge and status pills arithmetic-only</w:t>
+      </w:r>
+    </w:p>
+    <w:p>
+      <w:pPr>
+        <w:pStyle w:val="FirstParagraph"/>
+      </w:pPr>
+      <w:r>
+        <w:rPr>
+          <w:b/>
+          <w:bCs/>
+        </w:rPr>
+        <w:t xml:space="preserve">Status:</w:t>
+      </w:r>
+      <w:r>
+        <w:t xml:space="preserve"> </w:t>
+      </w:r>
+      <w:r>
+        <w:t xml:space="preserve">Queued</w:t>
+      </w:r>
+      <w:r>
+        <w:t xml:space="preserve"> </w:t>
+      </w:r>
+      <w:r>
+        <w:rPr>
+          <w:b/>
+          <w:bCs/>
+        </w:rPr>
+        <w:t xml:space="preserve">Type:</w:t>
+      </w:r>
+      <w:r>
+        <w:t xml:space="preserve"> </w:t>
+      </w:r>
+      <w:r>
+        <w:t xml:space="preserve">Task</w:t>
+      </w:r>
+      <w:r>
+        <w:t xml:space="preserve"> </w:t>
+      </w:r>
+      <w:r>
+        <w:rPr>
+          <w:b/>
+          <w:bCs/>
+        </w:rPr>
+        <w:t xml:space="preserve">Severity:</w:t>
+      </w:r>
+      <w:r>
+        <w:t xml:space="preserve"> </w:t>
+      </w:r>
+      <w:r>
+        <w:t xml:space="preserve">Medium</w:t>
+      </w:r>
+      <w:r>
+        <w:t xml:space="preserve"> </w:t>
+      </w:r>
+      <w:r>
+        <w:rPr>
+          <w:b/>
+          <w:bCs/>
+        </w:rPr>
+        <w:t xml:space="preserve">Created-By:</w:t>
+      </w:r>
+      <w:r>
+        <w:t xml:space="preserve"> </w:t>
+      </w:r>
+      <w:r>
+        <w:t xml:space="preserve">Claude</w:t>
+      </w:r>
+      <w:r>
+        <w:t xml:space="preserve"> </w:t>
+      </w:r>
+      <w:r>
+        <w:rPr>
+          <w:b/>
+          <w:bCs/>
+        </w:rPr>
+        <w:t xml:space="preserve">Assigned-To:</w:t>
+      </w:r>
+      <w:r>
+        <w:t xml:space="preserve"> </w:t>
+      </w:r>
+      <w:r>
+        <w:t xml:space="preserve">Claude</w:t>
+      </w:r>
+    </w:p>
+    <w:p>
+      <w:pPr>
+        <w:pStyle w:val="BodyText"/>
+      </w:pPr>
+      <w:r>
+        <w:t xml:space="preserve">docs/qa/BOB-164/axe_contrast_scan.py scans a static dist with no backend, so every node whose existence depends on fetched data is absent from the page it measures: the results table renders empty, so .type-badge and .quality-badge never appear, and the hooks list renders empty, so .status pills never appear. That is precisely why the BOB-164 round-1 regression went unseen in a rendered DOM even though it was scanned in all 16 themes, and it is why round 2 had to close the class in the arithmetic oracle instead. Those nodes are now covered by frontend/src/app/models/style-contrast.spec.ts, which extracts declared foreground-on-fill pairs from the stylesheets, but that is an ARITHMETIC claim about declared colour pairs, not a rendered-pixel one: it cannot see opacity applied by an ancestor, a composited backdrop, or a cascade this repo’s static extractor does not model. Acceptance: the scan drives the dashboard with seeded fixture data (a stub backend, a route fixture, or an injected component harness) so the badge and status nodes are present in the DOM, axe measures them directly, and a control needle proves the rendered oracle sees a seeded sub-floor badge before any clean result from it is believed.</w:t>
+      </w:r>
+    </w:p>
+    <w:bookmarkEnd w:id="38"/>
+    <w:bookmarkStart w:id="39" w:name="X1c75a5e72e0824425970fb9362688446313d342"/>
+    <w:p>
+      <w:pPr>
+        <w:pStyle w:val="Heading2"/>
+      </w:pPr>
+      <w:r>
+        <w:t xml:space="preserve">BOB-187 — ownership_precondition.sh is unfenced: same unreviewed .env-driven scope as the now-fenced repair, still writes probe files at any declared path</w:t>
+      </w:r>
+    </w:p>
+    <w:p>
+      <w:pPr>
+        <w:pStyle w:val="FirstParagraph"/>
+      </w:pPr>
+      <w:r>
+        <w:rPr>
+          <w:b/>
+          <w:bCs/>
+        </w:rPr>
+        <w:t xml:space="preserve">Status:</w:t>
+      </w:r>
+      <w:r>
+        <w:t xml:space="preserve"> </w:t>
+      </w:r>
+      <w:r>
+        <w:t xml:space="preserve">In progress</w:t>
+      </w:r>
+      <w:r>
+        <w:t xml:space="preserve"> </w:t>
+      </w:r>
+      <w:r>
+        <w:rPr>
+          <w:b/>
+          <w:bCs/>
+        </w:rPr>
+        <w:t xml:space="preserve">Type:</w:t>
+      </w:r>
+      <w:r>
+        <w:t xml:space="preserve"> </w:t>
+      </w:r>
+      <w:r>
+        <w:t xml:space="preserve">Bug</w:t>
+      </w:r>
+    </w:p>
+    <w:p>
+      <w:pPr>
+        <w:pStyle w:val="BodyText"/>
+      </w:pPr>
+      <w:r>
+        <w:t xml:space="preserve">scripts/ownership_precondition.sh consumes the SAME unreviewed .env-driven scope as ownership_repair.sh and creates probe files inside it, but it is NOT fenced. T028 remediation added ownership_path_fence() to scripts/lib/ownership.sh and wired it into ownership_repair.sh, closing the path-escape class there; the precondition was outside that agents file scope and still accepts whatever config/owned_paths.yaml expands to. Blast radius is lower than a recursive chown (it writes probe files rather than mutating ownership of an existing tree) but the INPUT is identical and equally unreviewed, so the same QBITTORRENT_DATA_DIR value that would have driven a filesystem-wide chown will drive probe-file creation at an arbitrary location. Note the escape is empirically confirmed for the repair path, not merely reasoned: during T028 remediation a probe declaring the verbatim shipped entry with QBITTORRENT_DATA_DIR=/ hung the suite, and ps showed the real artifact executing</w:t>
+      </w:r>
+      <w:r>
+        <w:t xml:space="preserve"> </w:t>
+      </w:r>
+      <w:r>
+        <w:t xml:space="preserve">“find / ( ! -uid 1000 -o ! -gid 1000 ) -printf …”</w:t>
+      </w:r>
+      <w:r>
+        <w:t xml:space="preserve"> </w:t>
+      </w:r>
+      <w:r>
+        <w:t xml:space="preserve">before it was killed by verified pid. Acceptance: ownership_precondition.sh calls the SAME ownership_path_fence() predicate from scripts/lib/ownership.sh (never a second dialect, 11.4.251), refuses fail-closed on a rejected entry, and ships a paired 1.1 mutation proving the refusal fires PLUS a negative control proving the six live shipped entries still ACCEPT so the fix is not a 11.4.201(1) false-positive refusal. Discovered out-of-band during T028 remediation and reported by the agent as needing tracking, so it is also a 11.4.238 coverage escape.</w:t>
+      </w:r>
+    </w:p>
+    <w:bookmarkEnd w:id="39"/>
+    <w:bookmarkStart w:id="40" w:name="Xcd92acb8ba4b4689af31774f9ab753524fb4a5b"/>
+    <w:p>
+      <w:pPr>
+        <w:pStyle w:val="Heading2"/>
+      </w:pPr>
+      <w:r>
+        <w:t xml:space="preserve">BOB-188 — Gate invariant 17 runs a STALE TRACKED binary that structurally cannot see the violations it exists to catch</w:t>
+      </w:r>
+    </w:p>
+    <w:p>
+      <w:pPr>
+        <w:pStyle w:val="FirstParagraph"/>
+      </w:pPr>
+      <w:r>
+        <w:rPr>
+          <w:b/>
+          <w:bCs/>
+        </w:rPr>
+        <w:t xml:space="preserve">Status:</w:t>
+      </w:r>
+      <w:r>
+        <w:t xml:space="preserve"> </w:t>
+      </w:r>
+      <w:r>
+        <w:t xml:space="preserve">In progress</w:t>
+      </w:r>
+      <w:r>
+        <w:t xml:space="preserve"> </w:t>
+      </w:r>
+      <w:r>
+        <w:rPr>
+          <w:b/>
+          <w:bCs/>
+        </w:rPr>
+        <w:t xml:space="preserve">Type:</w:t>
+      </w:r>
+      <w:r>
+        <w:t xml:space="preserve"> </w:t>
+      </w:r>
+      <w:r>
+        <w:t xml:space="preserve">Bug</w:t>
+      </w:r>
+    </w:p>
+    <w:p>
+      <w:pPr>
+        <w:pStyle w:val="BodyText"/>
+      </w:pPr>
+      <w:r>
+        <w:rPr>
+          <w:b/>
+          <w:bCs/>
+        </w:rPr>
+        <w:t xml:space="preserve">OPERATOR DECISION (2026-08-26, §11.4.66 interactive clarification): UNTRACK THE BINARY — BUILD ON DEMAND</w:t>
+      </w:r>
+    </w:p>
+    <w:p>
+      <w:pPr>
+        <w:pStyle w:val="BodyText"/>
+      </w:pPr>
+      <w:r>
+        <w:t xml:space="preserve">§11.4.30 answer, recorded as consumer DATA: the compiled</w:t>
+      </w:r>
+      <w:r>
+        <w:t xml:space="preserve"> </w:t>
+      </w:r>
+      <w:r>
+        <w:rPr>
+          <w:rStyle w:val="VerbatimChar"/>
+        </w:rPr>
+        <w:t xml:space="preserve">workable-items</w:t>
+      </w:r>
+      <w:r>
+        <w:t xml:space="preserve"> </w:t>
+      </w:r>
+      <w:r>
+        <w:t xml:space="preserve">binary is NOT to be git-tracked.</w:t>
+      </w:r>
+      <w:r>
+        <w:t xml:space="preserve"> </w:t>
+      </w:r>
+      <w:r>
+        <w:t xml:space="preserve">‘Any build derivate which we can recreate by executing proper mechanism for generating MUST NOT be versioned’</w:t>
+      </w:r>
+      <w:r>
+        <w:t xml:space="preserve"> </w:t>
+      </w:r>
+      <w:r>
+        <w:t xml:space="preserve">applies without exception here. Keeping it tracked with only the invariant-52 fingerprint gate, and keeping it tracked with a commit-time rebuild, were both offered and NOT chosen. REQUIRED END STATE: the gate builds from source, or REFUSES HONESTLY when the Go toolchain is absent (§11.4.201(11) — probe the artifact through its real invocation path, never fake a pass, never silently fall back to a stale binary). Staleness becomes structurally impossible rather than merely detected. ACCEPTED COST: a fresh clone needs a Go toolchain before invariant 17 can run — already true for the qBitTorrent-go backend, so this adds no new host requirement. The invariant-52 fingerprint gate remains useful as defence-in-depth for as long as any binary exists on disk.</w:t>
+      </w:r>
+    </w:p>
+    <w:p>
+      <w:pPr>
+        <w:pStyle w:val="BodyText"/>
+      </w:pPr>
+      <w:r>
+        <w:t xml:space="preserve">This answer is recorded as consumer DATA per §11.4.35 — it is the operator’s stated choice, not an agent inference, and supersedes any prior agent-chosen default on this question. Options not chosen are named above so a future reader does not re-litigate a settled call (§11.4.112(5) bounded-verdict discipline applied to decisions).</w:t>
       </w:r>
     </w:p>
     <w:p>
@@ -2647,17 +4041,218 @@
         <w:pStyle w:val="BodyText"/>
       </w:pPr>
       <w:r>
-        <w:rPr>
-          <w:b/>
-          <w:bCs/>
-        </w:rPr>
-        <w:t xml:space="preserve">Reported-Via:</w:t>
-      </w:r>
-      <w:r>
-        <w:t xml:space="preserve"> </w:t>
-      </w:r>
-      <w:r>
-        <w:t xml:space="preserve">§11.4.202 reporting directive</w:t>
+        <w:t xml:space="preserve">pre_build_verification.sh invariant 17 (CM-WORKABLE-ITEMS-VALIDATE) resolves its binary through the candidate loop at :534, whose FIRST entry is constitution/scripts/workable-items/bin/workable-items. That file is GIT-TRACKED (md5 17644a248363, identical to bin/workable-items-linux) and executable, so it WINS resolution over the current untracked sibling constitution/scripts/workable-items/workable-items (md5 43376a6d0184). The tracked binary is STALE: it does not contain the guards its own source now has.</w:t>
+      </w:r>
+    </w:p>
+    <w:p>
+      <w:pPr>
+        <w:pStyle w:val="BodyText"/>
+      </w:pPr>
+      <w:r>
+        <w:t xml:space="preserve">MEASURED, needle-proven, 2026-08-25. String presence in the tracked binary:</w:t>
+      </w:r>
+      <w:r>
+        <w:t xml:space="preserve"> </w:t>
+      </w:r>
+      <w:r>
+        <w:t xml:space="preserve">“refusing to set terminal status”</w:t>
+      </w:r>
+      <w:r>
+        <w:t xml:space="preserve"> </w:t>
+      </w:r>
+      <w:r>
+        <w:t xml:space="preserve">-&gt; 0;</w:t>
+      </w:r>
+      <w:r>
+        <w:t xml:space="preserve"> </w:t>
+      </w:r>
+      <w:r>
+        <w:t xml:space="preserve">“Issues-location item has TERMINAL status”</w:t>
+      </w:r>
+      <w:r>
+        <w:t xml:space="preserve"> </w:t>
+      </w:r>
+      <w:r>
+        <w:t xml:space="preserve">-&gt; 0; control needle from the SAME updateCmd,</w:t>
+      </w:r>
+      <w:r>
+        <w:t xml:space="preserve"> </w:t>
+      </w:r>
+      <w:r>
+        <w:t xml:space="preserve">“at least one mutable field flag is required”</w:t>
+      </w:r>
+      <w:r>
+        <w:t xml:space="preserve"> </w:t>
+      </w:r>
+      <w:r>
+        <w:t xml:space="preserve">-&gt; 2 (so the instrument sees through that path and the zeros are real absences, not a blind read). The untracked sibling returns 1 / 1 / 2 for the same three queries. A check whose message string is absent from the binary cannot fire.</w:t>
+      </w:r>
+    </w:p>
+    <w:p>
+      <w:pPr>
+        <w:pStyle w:val="BodyText"/>
+      </w:pPr>
+      <w:r>
+        <w:t xml:space="preserve">RUNTIME PROOF: the same injected violation (a row set to terminal status while current_location=Issues) run through both binaries -&gt; stale reports 1 violation (only the body_md desync class), current reports 2 including the location-status class verbatim. This is exactly why the ten BOB-166 rows (BOB-087/129/131/144/145/146/148/153/155/157) survived undetected: the gate that was supposed to catch them was running a binary structurally incapable of seeing them.</w:t>
+      </w:r>
+    </w:p>
+    <w:p>
+      <w:pPr>
+        <w:pStyle w:val="BodyText"/>
+      </w:pPr>
+      <w:r>
+        <w:t xml:space="preserve">The 11.4.108 SOURCE-&gt;ARTIFACT gap: source correct, artifact stale, every gate reading the artifact reports green. This is the THIRD instance of that class found in one session, alongside BOB-169 (a charset gate that never opened a file) and BOB-183 (a served bundle five days older than its sources).</w:t>
+      </w:r>
+    </w:p>
+    <w:p>
+      <w:pPr>
+        <w:pStyle w:val="BodyText"/>
+      </w:pPr>
+      <w:r>
+        <w:t xml:space="preserve">COMPOUNDING: the comment at :519-523 directly above the loop asserts</w:t>
+      </w:r>
+      <w:r>
+        <w:t xml:space="preserve"> </w:t>
+      </w:r>
+      <w:r>
+        <w:t xml:space="preserve">“The naive bin/workable-items path never existed in this checkout (bin/ is a gitignored local build-output dir nothing ever populated)”</w:t>
+      </w:r>
+      <w:r>
+        <w:t xml:space="preserve">. That statement is now FALSE - bin/ holds two tracked binaries. A stale comment asserting the absence of the very file that now shadows resolution is how this stayed invisible.</w:t>
+      </w:r>
+    </w:p>
+    <w:p>
+      <w:pPr>
+        <w:pStyle w:val="BodyText"/>
+      </w:pPr>
+      <w:r>
+        <w:t xml:space="preserve">Also an 11.4.30 question the operator owns: bin/workable-items and bin/workable-items-linux are VERSIONED BUILD ARTIFACTS in a constitution submodule that is inherited by reference by every consumer, so every consumer inherits whichever binary was last committed. Flagged independently by two separate agents this session.</w:t>
+      </w:r>
+    </w:p>
+    <w:p>
+      <w:pPr>
+        <w:pStyle w:val="BodyText"/>
+      </w:pPr>
+      <w:r>
+        <w:t xml:space="preserve">ACCEPTANCE: (a) resolution must never prefer a stale artifact over a current one - either the tracked binaries are removed and resolution falls through to build-on-demand, or a freshness check refuses a binary older than its sources (see the BOB-183 fingerprint gate for a working pattern); (b) the false comment at :519-523 corrected; (c) a paired 1.1 mutation proving the new refusal fires, plus a negative control proving a genuinely fresh binary still passes so the fix is not an 11.4.201(1) false-positive refusal; (d) the 11.4.30 tracked-binary decision recorded as operator DATA. Discovered out-of-band during BOB-166 remediation - a 11.4.238 coverage escape in its own right.</w:t>
+      </w:r>
+    </w:p>
+    <w:bookmarkEnd w:id="40"/>
+    <w:bookmarkStart w:id="41" w:name="Xc0ca9ee9a44c887f18fe9c4513414cd28bccb41"/>
+    <w:p>
+      <w:pPr>
+        <w:pStyle w:val="Heading2"/>
+      </w:pPr>
+      <w:r>
+        <w:t xml:space="preserve">BOB-191 — Fail-open scanner is a MATCHER hole blind to 5 enumerated languages (Go/Rust/Ruby/C/…) — enumerated-but-unanalysable prints PASS instead of SKIP (§11.4.201(6))</w:t>
+      </w:r>
+    </w:p>
+    <w:p>
+      <w:pPr>
+        <w:pStyle w:val="FirstParagraph"/>
+      </w:pPr>
+      <w:r>
+        <w:rPr>
+          <w:b/>
+          <w:bCs/>
+        </w:rPr>
+        <w:t xml:space="preserve">Status:</w:t>
+      </w:r>
+      <w:r>
+        <w:t xml:space="preserve"> </w:t>
+      </w:r>
+      <w:r>
+        <w:t xml:space="preserve">Queued</w:t>
+      </w:r>
+      <w:r>
+        <w:t xml:space="preserve"> </w:t>
+      </w:r>
+      <w:r>
+        <w:rPr>
+          <w:b/>
+          <w:bCs/>
+        </w:rPr>
+        <w:t xml:space="preserve">Type:</w:t>
+      </w:r>
+      <w:r>
+        <w:t xml:space="preserve"> </w:t>
+      </w:r>
+      <w:r>
+        <w:t xml:space="preserve">Bug</w:t>
+      </w:r>
+    </w:p>
+    <w:p>
+      <w:pPr>
+        <w:pStyle w:val="BodyText"/>
+      </w:pPr>
+      <w:r>
+        <w:t xml:space="preserve">WHAT: the §11.4.252 fail-open scan reports 0 hits for qBitTorrent-go, and that zero is NOT evidence. The triage agent ran control needles through the scanner’s own path per §11.4.201(7)(b): a Python</w:t>
+      </w:r>
+      <w:r>
+        <w:t xml:space="preserve"> </w:t>
+      </w:r>
+      <w:r>
+        <w:t xml:space="preserve">‘except Exception: pass’</w:t>
+      </w:r>
+      <w:r>
+        <w:t xml:space="preserve"> </w:t>
+      </w:r>
+      <w:r>
+        <w:t xml:space="preserve">needle was SEEN, a TypeScript</w:t>
+      </w:r>
+      <w:r>
+        <w:t xml:space="preserve"> </w:t>
+      </w:r>
+      <w:r>
+        <w:t xml:space="preserve">‘catch (e) {}’</w:t>
+      </w:r>
+      <w:r>
+        <w:t xml:space="preserve"> </w:t>
+      </w:r>
+      <w:r>
+        <w:t xml:space="preserve">needle was SEEN (so frontend/src’s zero IS a real zero), but a Go empty-</w:t>
+      </w:r>
+      <w:r>
+        <w:t xml:space="preserve">‘if err != nil {}’</w:t>
+      </w:r>
+      <w:r>
+        <w:t xml:space="preserve"> </w:t>
+      </w:r>
+      <w:r>
+        <w:t xml:space="preserve">needle was NOT SEEN. An instrument that cannot see the idiom returns the same quiet zero as a clean tree, and only one of those is honest. DISTINCT FROM BOB-189, deliberately not merged with it per §11.4.214: BOB-189 is a false MATCH (fail-closed guards reported as fail-open); this is a false NULL (an entire language unscanned). Same scanner, opposite failure directions, different fixes - merging them would hide one behind the other. IMPACT: Go is the language of qbittorrent-proxy-go and boba-jackett (port 7189, which owns encrypted tracker credentials), so the unscanned surface is exactly where §11.4.252’s credential-plus-mutation combination is most likely. Nobody has assessed it; the dashboard says clean. ACCEPTANCE: the scanner grows a Go arm covering the empty-err-block and swallowed-error idioms, its needle is SEEN through the real path, qBitTorrent-go’s result is re-derived, and every finding is triaged as this Python/TS pass was. Until then qBitTorrent-go’s fail-open posture is UNKNOWN and must be reported as UNKNOWN, never as 0.</w:t>
+      </w:r>
+    </w:p>
+    <w:p>
+      <w:pPr>
+        <w:pStyle w:val="BodyText"/>
+      </w:pPr>
+      <w:r>
+        <w:t xml:space="preserve">=== ROUND-2 INVESTIGATION, MEASURED 2026-08-26 — THE FILED TITLE WAS TOO NARROW (§11.4.6) ===</w:t>
+      </w:r>
+    </w:p>
+    <w:p>
+      <w:pPr>
+        <w:pStyle w:val="BodyText"/>
+      </w:pPr>
+      <w:r>
+        <w:t xml:space="preserve">The live scanner is constitution/scripts/gates/cm_dangerous_combination_fail_closed.sh, driven per-root by invariant 39 at scripts/pre_build_verification.sh:1481-1544. (scripts/pre_build/check_cm_no_fail_open_skip.sh has NEVER existed on any branch — it exists only in an uncommitted worktree. Any citation of that path is citing a file that is not there.)</w:t>
+      </w:r>
+    </w:p>
+    <w:p>
+      <w:pPr>
+        <w:pStyle w:val="BodyText"/>
+      </w:pPr>
+      <w:r>
+        <w:t xml:space="preserve">IT IS A WEAK-MATCHER DEFECT, NOT A SCOPE HOLE. Line :243 sets exts=</w:t>
+      </w:r>
+      <w:r>
+        <w:t xml:space="preserve">“py go rs c cc cpp h hpp java cs js ts jsx tsx php rb”</w:t>
+      </w:r>
+      <w:r>
+        <w:t xml:space="preserve"> </w:t>
+      </w:r>
+      <w:r>
+        <w:t xml:space="preserve">— .go IS enumerated. But line :537 gates the Python ast analyser on</w:t>
       </w:r>
       <w:r>
         <w:t xml:space="preserve"> </w:t>
@@ -2666,143 +4261,495 @@
         <w:rPr>
           <w:rStyle w:val="VerbatimChar"/>
         </w:rPr>
-        <w:t xml:space="preserve">bug</w:t>
-      </w:r>
-      <w:r>
-        <w:t xml:space="preserve"> </w:t>
-      </w:r>
-      <w:r>
-        <w:t xml:space="preserve">on 2026-08-21T19:01:17Z</w:t>
-      </w:r>
-      <w:r>
-        <w:t xml:space="preserve"> </w:t>
-      </w:r>
-      <w:r>
-        <w:rPr>
-          <w:b/>
-          <w:bCs/>
-        </w:rPr>
-        <w:t xml:space="preserve">Reported-By:</w:t>
-      </w:r>
-      <w:r>
-        <w:t xml:space="preserve"> </w:t>
-      </w:r>
-      <w:r>
-        <w:t xml:space="preserve">T041 independent review (IMPORTANT-2), partially remediated</w:t>
-      </w:r>
-    </w:p>
-    <w:p>
-      <w:pPr>
-        <w:pStyle w:val="BodyText"/>
-      </w:pPr>
-      <w:r>
-        <w:rPr>
-          <w:b/>
-          <w:bCs/>
-        </w:rPr>
-        <w:t xml:space="preserve">What (the report, verbatim):</w:t>
-      </w:r>
-      <w:r>
-        <w:t xml:space="preserve"> </w:t>
-      </w:r>
-      <w:r>
-        <w:t xml:space="preserve">The –recreate path was fixed this round: run_ownership_precondition -&gt; stack_down -&gt; run_ownership_repair -&gt; stack_up, so the repair walks a tree no container can write to. That ordering is now asserted behaviourally by three new checks in tests/unit/test_start_reload_recreate.sh, each killed by its paired 1.1 mutation (11/11 RED-OK).</w:t>
-      </w:r>
-    </w:p>
-    <w:p>
-      <w:pPr>
-        <w:pStyle w:val="BodyText"/>
-      </w:pPr>
-      <w:r>
-        <w:t xml:space="preserve">The WARM path is NOT covered by that fix and this item tracks the remainder. On a warm ./start.sh the gate runs before THIS invocation brings anything up, but if the stack is ALREADY running, containers write while the repair walks. A container can then create a new non-operator-owned file BEHIND the walk, after which the completion marker records complete over a tree that is not, and those stragglers are never repaired without a manual –force.</w:t>
-      </w:r>
-    </w:p>
-    <w:p>
-      <w:pPr>
-        <w:pStyle w:val="BodyText"/>
-      </w:pPr>
-      <w:r>
-        <w:t xml:space="preserve">BOUNDED, not dismissed: after any successful pass the marker is valid for the scope fingerprint and the repair short-circuits without walking (marker_is_valid), so the window requires a stale-or-absent marker AND a live stack together. Declaring a new scope entry re-arms the marker, which is exactly how that combination arises in practice.</w:t>
-      </w:r>
-    </w:p>
-    <w:p>
-      <w:pPr>
-        <w:pStyle w:val="BodyText"/>
-      </w:pPr>
-      <w:r>
-        <w:t xml:space="preserve">NOT DONE THIS ROUND, with the reason stated rather than hidden: the clean guard is a cheap marker-only probe mode on scripts/ownership_repair.sh that answers has-this-scope-been-repaired without walking the tree. The existing –dry-run cannot serve: it deliberately SKIPS the marker fast-path (FORCE=0 &amp;&amp; DRY_RUN=0 guard) and always walks, so using it as a warm-start probe would walk the tree twice on every start. Adding that mode requires editing ownership_repair.sh, which another stream was actively editing during this round; duplicating marker_is_valid into start.sh instead would be a near-identical fork (11.4.251). Deferred to this item rather than done unilaterally or silently.</w:t>
-      </w:r>
-    </w:p>
-    <w:p>
-      <w:pPr>
-        <w:pStyle w:val="BodyText"/>
-      </w:pPr>
-      <w:r>
-        <w:t xml:space="preserve">The misleading comment at the warm-start call site (which claimed the gate runs before any container writes) has been corrected to state this boundary honestly.</w:t>
-      </w:r>
-    </w:p>
-    <w:p>
-      <w:pPr>
-        <w:pStyle w:val="BodyText"/>
-      </w:pPr>
-      <w:r>
-        <w:rPr>
-          <w:b/>
-          <w:bCs/>
-        </w:rPr>
-        <w:t xml:space="preserve">Affected scope / file-scope manifest:</w:t>
-      </w:r>
-      <w:r>
-        <w:t xml:space="preserve"> </w:t>
-      </w:r>
-      <w:r>
-        <w:t xml:space="preserve">start.sh (warm-start dispatch, run_ownership_gate call site); scripts/ownership_repair.sh (marker fast-path)</w:t>
-      </w:r>
-    </w:p>
-    <w:p>
-      <w:pPr>
-        <w:pStyle w:val="BodyText"/>
-      </w:pPr>
-      <w:r>
-        <w:rPr>
-          <w:b/>
-          <w:bCs/>
-        </w:rPr>
-        <w:t xml:space="preserve">Reproduction / context:</w:t>
-      </w:r>
-      <w:r>
-        <w:t xml:space="preserve"> </w:t>
-      </w:r>
-      <w:r>
-        <w:t xml:space="preserve">1. Ensure the stack is UP. 2. Change config/owned_paths.yaml so the scope fingerprint changes (this re-arms the marker by design, data-model E2). 3. Run a warm ./start.sh (no –recreate). 4. The ownership repair walks and chowns the declared tree while containers are still running and able to write into it.</w:t>
-      </w:r>
-    </w:p>
-    <w:p>
-      <w:pPr>
-        <w:pStyle w:val="BodyText"/>
-      </w:pPr>
-      <w:r>
-        <w:rPr>
-          <w:b/>
-          <w:bCs/>
-        </w:rPr>
-        <w:t xml:space="preserve">Acceptance criteria:</w:t>
-      </w:r>
-      <w:r>
-        <w:t xml:space="preserve"> </w:t>
-      </w:r>
-      <w:r>
-        <w:t xml:space="preserve">A warm ./start.sh cannot complete an ownership repair while a container that writes to a declared location is running. Either the repair is deferred with an actionable refusal naming –recreate, or the stack is quiesced for the walk. Asserted behaviourally in tests/unit/test_start_reload_recreate.sh alongside the existing PRECONDITION_BEFORE_DOWN / REPAIR_AFTER_DOWN / REPAIR_BEFORE_UP checks, each with a paired 1.1 mutation that kills it.</w:t>
-      </w:r>
-    </w:p>
-    <w:bookmarkEnd w:id="33"/>
-    <w:bookmarkStart w:id="34" w:name="Xdfe56df3ad6e4265c2423708682177f6d23e044"/>
+        <w:t xml:space="preserve">case "$f" in *.py)</w:t>
+      </w:r>
+      <w:r>
+        <w:t xml:space="preserve">, so every non-Python file falls through to just two text matchers (:772 empty</w:t>
+      </w:r>
+      <w:r>
+        <w:t xml:space="preserve"> </w:t>
+      </w:r>
+      <w:r>
+        <w:rPr>
+          <w:rStyle w:val="VerbatimChar"/>
+        </w:rPr>
+        <w:t xml:space="preserve">catch (...) {</w:t>
+      </w:r>
+      <w:r>
+        <w:t xml:space="preserve">, :794 credential</w:t>
+      </w:r>
+      <w:r>
+        <w:t xml:space="preserve"> </w:t>
+      </w:r>
+      <w:r>
+        <w:rPr>
+          <w:rStyle w:val="VerbatimChar"/>
+        </w:rPr>
+        <w:t xml:space="preserve">= x || "literal"</w:t>
+      </w:r>
+      <w:r>
+        <w:t xml:space="preserve">). Go has no</w:t>
+      </w:r>
+      <w:r>
+        <w:t xml:space="preserve"> </w:t>
+      </w:r>
+      <w:r>
+        <w:rPr>
+          <w:rStyle w:val="VerbatimChar"/>
+        </w:rPr>
+        <w:t xml:space="preserve">catch</w:t>
+      </w:r>
+      <w:r>
+        <w:t xml:space="preserve"> </w:t>
+      </w:r>
+      <w:r>
+        <w:t xml:space="preserve">keyword, so neither matcher CAN fire on Go by construction.</w:t>
+      </w:r>
+    </w:p>
+    <w:p>
+      <w:pPr>
+        <w:pStyle w:val="BodyText"/>
+      </w:pPr>
+      <w:r>
+        <w:t xml:space="preserve">NEEDLE TEST, BOTH ARMS (planted / rc / result): Python 2 / 1 / SEEN · TypeScript 1 / 1 / SEEN · Java 1 / 1 / SEEN ·</w:t>
+      </w:r>
+      <w:r>
+        <w:t xml:space="preserve"> </w:t>
+      </w:r>
+      <w:r>
+        <w:rPr>
+          <w:b/>
+          <w:bCs/>
+        </w:rPr>
+        <w:t xml:space="preserve">Go 6 / 0 / NOT SEEN — PASS</w:t>
+      </w:r>
+      <w:r>
+        <w:t xml:space="preserve"> </w:t>
+      </w:r>
+      <w:r>
+        <w:t xml:space="preserve">· Rust 2 / 0 / NOT SEEN · Ruby 1 / 0 / NOT SEEN · C 2 / 0 / NOT SEEN. Go is ONE OF FIVE BLIND EXTENSIONS, not a special case. The Go needle is real code: go build rc=0, go vet rc=0, gofmt -e clean.</w:t>
+      </w:r>
+    </w:p>
+    <w:p>
+      <w:pPr>
+        <w:pStyle w:val="BodyText"/>
+      </w:pPr>
+      <w:r>
+        <w:t xml:space="preserve">THE DECISIVE DISCRIMINATOR — same bytes, extension changed: .zig (NOT enumerated) →</w:t>
+      </w:r>
+      <w:r>
+        <w:t xml:space="preserve"> </w:t>
+      </w:r>
+      <w:r>
+        <w:t xml:space="preserve">“SKIP — topology_unsupported”</w:t>
+      </w:r>
+      <w:r>
+        <w:t xml:space="preserve">; .go (enumerated) →</w:t>
+      </w:r>
+      <w:r>
+        <w:t xml:space="preserve"> </w:t>
+      </w:r>
+      <w:r>
+        <w:t xml:space="preserve">“PASS”</w:t>
+      </w:r>
+      <w:r>
+        <w:t xml:space="preserve">. The gate ALREADY OWNS an honest-blindness mechanism and it works correctly; Go routes around it precisely BY BEING ENUMERATED. A scope hole announces itself; this matcher hole prints green. That makes it the worse defect and is why the corrected title leads with it.</w:t>
+      </w:r>
+    </w:p>
+    <w:p>
+      <w:pPr>
+        <w:pStyle w:val="BodyText"/>
+      </w:pPr>
+      <w:r>
+        <w:t xml:space="preserve">QUANTIFIED SURFACE (exclusions stated, §11.4.224(E)): using the scanner’s OWN prune list and nothing added — 106 .go files / 20,389 LOC (52 production files / 6,858 LOC). WITH and WITHOUT exclusions the count is 106 == 106; no vendored tree exists, so no unstated exclusion could manufacture a clean number. qBitTorrent-go holds 106 blind files and 0 analysable files — 100% blind — yet invariant 39 counts it among</w:t>
+      </w:r>
+      <w:r>
+        <w:t xml:space="preserve"> </w:t>
+      </w:r>
+      <w:r>
+        <w:t xml:space="preserve">“5 first-party source root(s)”</w:t>
+      </w:r>
+      <w:r>
+        <w:t xml:space="preserve"> </w:t>
+      </w:r>
+      <w:r>
+        <w:t xml:space="preserve">reported clean.</w:t>
+      </w:r>
+    </w:p>
+    <w:p>
+      <w:pPr>
+        <w:pStyle w:val="BodyText"/>
+      </w:pPr>
+      <w:r>
+        <w:t xml:space="preserve">DEFECTS THE BLINDNESS HID → filed as BOB-204 (credential DELETE returns unconditional 204 while the .env plaintext delete error is discarded; plus the env_write_failed_db_rolled_back code asserting an unconfirmed rollback).</w:t>
+      </w:r>
+      <w:r>
+        <w:t xml:space="preserve"> </w:t>
+      </w:r>
+      <w:r>
+        <w:t xml:space="preserve">SEPARATE SCOPE HOLE → filed as BOB-205 (cmd/boba-ctl, 947 LOC orchestrator, absent from DANGER_ROOTS entirely). Distinct-but-similar per §11.4.214, deliberately not merged.</w:t>
+      </w:r>
+    </w:p>
+    <w:p>
+      <w:pPr>
+        <w:pStyle w:val="BodyText"/>
+      </w:pPr>
+      <w:r>
+        <w:t xml:space="preserve">GOLDEN-FALSE FIXTURE FOR ANY FUTURE GO ARM: internal/jackettapi/auth_middleware.go:45-66 is correctly fail-CLOSED (constant-time compare, 401+return) — a Go arm MUST NOT flag it.</w:t>
+      </w:r>
+    </w:p>
+    <w:p>
+      <w:pPr>
+        <w:pStyle w:val="BodyText"/>
+      </w:pPr>
+      <w:r>
+        <w:t xml:space="preserve">LOAD-BEARING §11.4.250 PREDICTION: bolting a naive Go regex arm on will IMMEDIATELY manufacture BOB-189-class false positives in Go —</w:t>
+      </w:r>
+      <w:r>
+        <w:t xml:space="preserve"> </w:t>
+      </w:r>
+      <w:r>
+        <w:rPr>
+          <w:rStyle w:val="VerbatimChar"/>
+        </w:rPr>
+        <w:t xml:space="preserve">if err != nil { return false }</w:t>
+      </w:r>
+      <w:r>
+        <w:t xml:space="preserve"> </w:t>
+      </w:r>
+      <w:r>
+        <w:t xml:space="preserve">in a Go validator is fail-CLOSED. Fixing this as layer N+1 reproduces BOB-189 in a new language. THEREFORE the remediation order is fixed: (1) analyser REGISTRY with an UNANALYSED verdict FIRST — extension→analyser map, unmapped extension reports UNANALYSED never silent PASS, which converts the false null into an honest gap and covers rust/ruby/C too; (2) only then a Go arm, call-site-aware from day one (go/ast, or adopt errcheck/staticcheck rather than hand-rolled regex), shipped with the auth_middleware golden-FALSE.</w:t>
+      </w:r>
+    </w:p>
+    <w:p>
+      <w:pPr>
+        <w:pStyle w:val="BodyText"/>
+      </w:pPr>
+      <w:r>
+        <w:t xml:space="preserve">ONE PRIMITIVE, TWO SYMPTOMS: the scanner classifies by local syntactic shape and never consults semantic role — BOB-189 ignores the CALLER’s context (false match), BOB-191 searches for a shape from a DIFFERENT language family (false null). The gate’s own header already concedes the primitive (</w:t>
+      </w:r>
+      <w:r>
+        <w:t xml:space="preserve">“requires real data-flow analysis this gate CANNOT honestly claim”</w:t>
+      </w:r>
+      <w:r>
+        <w:t xml:space="preserve">); what is missing is propagating that concession into PER-LANGUAGE honesty. Keep two tracker items.</w:t>
+      </w:r>
+    </w:p>
+    <w:p>
+      <w:pPr>
+        <w:pStyle w:val="BodyText"/>
+      </w:pPr>
+      <w:r>
+        <w:t xml:space="preserve">INSTRUMENT BUG RECORDED, NOT HIDDEN (§11.4.201(12)): the investigation’s first verdict extraction used</w:t>
+      </w:r>
+      <w:r>
+        <w:t xml:space="preserve"> </w:t>
+      </w:r>
+      <w:r>
+        <w:rPr>
+          <w:rStyle w:val="VerbatimChar"/>
+        </w:rPr>
+        <w:t xml:space="preserve">grep -oE 'PASS|FAIL|SKIP'</w:t>
+      </w:r>
+      <w:r>
+        <w:t xml:space="preserve">, which matched FAIL inside the gate’s own name (…FAIL-CLOSED) and mislabelled three PASSes. Re-run keyed on exit code; the table above is the corrected run.</w:t>
+      </w:r>
+    </w:p>
+    <w:p>
+      <w:pPr>
+        <w:pStyle w:val="BodyText"/>
+      </w:pPr>
+      <w:r>
+        <w:t xml:space="preserve">EVIDENCE: docs/qa/BOB-191/scanner_blindness_investigation_20260826.md (255 lines, §11.4.44 header). No source, gate, or config modified by the investigation.</w:t>
+      </w:r>
+    </w:p>
+    <w:p>
+      <w:pPr>
+        <w:pStyle w:val="BodyText"/>
+      </w:pPr>
+      <w:r>
+        <w:t xml:space="preserve">=== ROUND-3 PARTIAL FIX, MEASURED 2026-09-25 — STEP (1) OF THE ROUND-2 REMEDIATION ORDER LANDED; STEP (2) STILL OPEN, ACCEPTANCE NOT YET MET ===</w:t>
+      </w:r>
+    </w:p>
+    <w:p>
+      <w:pPr>
+        <w:pStyle w:val="BodyText"/>
+      </w:pPr>
+      <w:r>
+        <w:t xml:space="preserve">Per the round-2 remediation order, step (1) — the analyser REGISTRY with an honest UNANALYSED verdict — is now implemented and independently re-verified (conductor re-ran the mutation suite from a clean shell, 206/206 green). Step (2) — a real semantic Go arm — is DELIBERATELY DEFERRED, so this item stays Queued: the ACCEPTANCE criterion above (</w:t>
+      </w:r>
+      <w:r>
+        <w:t xml:space="preserve">“its needle is SEEN through the real path”</w:t>
+      </w:r>
+      <w:r>
+        <w:t xml:space="preserve">) is still unmet for Go/Rust/Ruby/C.</w:t>
+      </w:r>
+    </w:p>
+    <w:p>
+      <w:pPr>
+        <w:pStyle w:val="BodyText"/>
+      </w:pPr>
+      <w:r>
+        <w:t xml:space="preserve">CORRECTION TO ROUND-2’s OWN FIGURE (§11.4.6, re-verified live, not re-guessed): round-2 said</w:t>
+      </w:r>
+      <w:r>
+        <w:t xml:space="preserve"> </w:t>
+      </w:r>
+      <w:r>
+        <w:t xml:space="preserve">“5 blind extensions (go/rs/rb/c/h)”</w:t>
+      </w:r>
+      <w:r>
+        <w:t xml:space="preserve">. Re-run live against all candidates this round: C++ (.cpp, a genuine empty</w:t>
+      </w:r>
+      <w:r>
+        <w:t xml:space="preserve"> </w:t>
+      </w:r>
+      <w:r>
+        <w:rPr>
+          <w:rStyle w:val="VerbatimChar"/>
+        </w:rPr>
+        <w:t xml:space="preserve">catch(){}</w:t>
+      </w:r>
+      <w:r>
+        <w:t xml:space="preserve">) is SEEN —</w:t>
+      </w:r>
+      <w:r>
+        <w:t xml:space="preserve"> </w:t>
+      </w:r>
+      <w:r>
+        <w:rPr>
+          <w:rStyle w:val="VerbatimChar"/>
+        </w:rPr>
+        <w:t xml:space="preserve">rc=1 FAIL</w:t>
+      </w:r>
+      <w:r>
+        <w:t xml:space="preserve">, already correctly caught. It was never actually blind;</w:t>
+      </w:r>
+      <w:r>
+        <w:t xml:space="preserve"> </w:t>
+      </w:r>
+      <w:r>
+        <w:rPr>
+          <w:rStyle w:val="VerbatimChar"/>
+        </w:rPr>
+        <w:t xml:space="preserve">.h</w:t>
+      </w:r>
+      <w:r>
+        <w:t xml:space="preserve"> </w:t>
+      </w:r>
+      <w:r>
+        <w:t xml:space="preserve">is content-ambiguous (same header extension serves both C and C++) and is not a distinct 5th case.</w:t>
+      </w:r>
+      <w:r>
+        <w:t xml:space="preserve"> </w:t>
+      </w:r>
+      <w:r>
+        <w:rPr>
+          <w:b/>
+          <w:bCs/>
+        </w:rPr>
+        <w:t xml:space="preserve">Exactly 4 languages are structurally blind: Go, Rust, Ruby, C.</w:t>
+      </w:r>
+      <w:r>
+        <w:t xml:space="preserve"> </w:t>
+      </w:r>
+      <w:r>
+        <w:t xml:space="preserve">This narrows, not widens, the round-2 figure.</w:t>
+      </w:r>
+    </w:p>
+    <w:p>
+      <w:pPr>
+        <w:pStyle w:val="BodyText"/>
+      </w:pPr>
+      <w:r>
+        <w:t xml:space="preserve">WHAT LANDED (constitution/scripts/gates/cm_dangerous_combination_fail_closed.sh — a constitution-submodule file, inherited by reference; landing it for real still needs the submodule’s own §11.4.26 fetch/pull/push workflow, separate from boba’s commit path):</w:t>
+      </w:r>
+      <w:r>
+        <w:t xml:space="preserve"> </w:t>
+      </w:r>
+      <w:r>
+        <w:t xml:space="preserve">- New</w:t>
+      </w:r>
+      <w:r>
+        <w:t xml:space="preserve"> </w:t>
+      </w:r>
+      <w:r>
+        <w:rPr>
+          <w:rStyle w:val="VerbatimChar"/>
+        </w:rPr>
+        <w:t xml:space="preserve">DANGEROUS_COMBO_UNANALYSED_EXT</w:t>
+      </w:r>
+      <w:r>
+        <w:t xml:space="preserve"> </w:t>
+      </w:r>
+      <w:r>
+        <w:t xml:space="preserve">registry (default</w:t>
+      </w:r>
+      <w:r>
+        <w:t xml:space="preserve"> </w:t>
+      </w:r>
+      <w:r>
+        <w:rPr>
+          <w:rStyle w:val="VerbatimChar"/>
+        </w:rPr>
+        <w:t xml:space="preserve">go rs rb c</w:t>
+      </w:r>
+      <w:r>
+        <w:t xml:space="preserve">). Verdict now has 3 branches: real hits → FAIL (unchanged); zero hits + UNANALYSED files present → new honest</w:t>
+      </w:r>
+      <w:r>
+        <w:t xml:space="preserve"> </w:t>
+      </w:r>
+      <w:r>
+        <w:rPr>
+          <w:rStyle w:val="VerbatimChar"/>
+        </w:rPr>
+        <w:t xml:space="preserve">⚠ NOTE — N file(s) UNANALYSED...</w:t>
+      </w:r>
+      <w:r>
+        <w:t xml:space="preserve"> </w:t>
+      </w:r>
+      <w:r>
+        <w:t xml:space="preserve">+</w:t>
+      </w:r>
+      <w:r>
+        <w:t xml:space="preserve"> </w:t>
+      </w:r>
+      <w:r>
+        <w:rPr>
+          <w:rStyle w:val="VerbatimChar"/>
+        </w:rPr>
+        <w:t xml:space="preserve">PASS (PARTIAL COVERAGE)</w:t>
+      </w:r>
+      <w:r>
+        <w:t xml:space="preserve"> </w:t>
+      </w:r>
+      <w:r>
+        <w:t xml:space="preserve">(still exit 0, advisory — never blocks a build on an unanalysed language); zero hits + zero unanalysed → unchanged original clean-PASS text.</w:t>
+      </w:r>
+      <w:r>
+        <w:t xml:space="preserve"> </w:t>
+      </w:r>
+      <w:r>
+        <w:t xml:space="preserve">-</w:t>
+      </w:r>
+      <w:r>
+        <w:t xml:space="preserve"> </w:t>
+      </w:r>
+      <w:r>
+        <w:rPr>
+          <w:rStyle w:val="VerbatimChar"/>
+        </w:rPr>
+        <w:t xml:space="preserve">scripts/pre_build_verification.sh</w:t>
+      </w:r>
+      <w:r>
+        <w:t xml:space="preserve"> </w:t>
+      </w:r>
+      <w:r>
+        <w:t xml:space="preserve">invariant 39 (boba-owned): fixed to read the UNANALYSED count unconditionally, not only on nonzero exit — otherwise a 100%-UNANALYSED root would still have silently printed</w:t>
+      </w:r>
+      <w:r>
+        <w:t xml:space="preserve"> </w:t>
+      </w:r>
+      <w:r>
+        <w:t xml:space="preserve">“no fail-open anti-pattern across N clean roots”</w:t>
+      </w:r>
+      <w:r>
+        <w:t xml:space="preserve"> </w:t>
+      </w:r>
+      <w:r>
+        <w:t xml:space="preserve">with the caller never seeing the NOTE.</w:t>
+      </w:r>
+      <w:r>
+        <w:t xml:space="preserve"> </w:t>
+      </w:r>
+      <w:r>
+        <w:t xml:space="preserve">- Mutation test extended with 17 new assertions covering Go/Rust/Ruby/C UNANALYSED-branch RED/GREEN, a C++ negative control (still caught, never marked UNANALYSED — the registry must not swallow a working extension), a clean-root negative control, and a mixed-real-hit-not-masked control. Full suite 206/206 (189 pre-existing + 17 new), independently re-run by the conductor from a clean shell.</w:t>
+      </w:r>
+    </w:p>
+    <w:p>
+      <w:pPr>
+        <w:pStyle w:val="BodyText"/>
+      </w:pPr>
+      <w:r>
+        <w:t xml:space="preserve">LIVE FULL-REPO RESCAN RESULT (real DANGER_ROOTS, this round): Python backlog unchanged at 59 hits (download-proxy/src:25, plugins:32, scripts:2 — pre-existing, out of scope, advisory since 2026-08-20).</w:t>
+      </w:r>
+      <w:r>
+        <w:t xml:space="preserve"> </w:t>
+      </w:r>
+      <w:r>
+        <w:rPr>
+          <w:b/>
+          <w:bCs/>
+        </w:rPr>
+        <w:t xml:space="preserve">New honest signal: 121 files now reported UNANALYSED</w:t>
+      </w:r>
+      <w:r>
+        <w:t xml:space="preserve"> </w:t>
+      </w:r>
+      <w:r>
+        <w:t xml:space="preserve">(qBitTorrent-go:117, cmd/boba-ctl:4 — BOB-205’s scope hole now visibly folded into the same honest-gap mechanism) instead of silently counting toward</w:t>
+      </w:r>
+      <w:r>
+        <w:t xml:space="preserve"> </w:t>
+      </w:r>
+      <w:r>
+        <w:t xml:space="preserve">“clean.”</w:t>
+      </w:r>
+      <w:r>
+        <w:t xml:space="preserve"> </w:t>
+      </w:r>
+      <w:r>
+        <w:t xml:space="preserve">Zero new FAIL findings in Go — by design; a real Go checker needs call-site-aware semantic analysis, still deferred.</w:t>
+      </w:r>
+    </w:p>
+    <w:p>
+      <w:pPr>
+        <w:pStyle w:val="BodyText"/>
+      </w:pPr>
+      <w:r>
+        <w:t xml:space="preserve">WHY STEP (2) STAYS DEFERRED, NOT A REGRESSION: the round-2 §11.4.250 PREDICTION stands unrefuted — a naive Go regex arm would immediately flag</w:t>
+      </w:r>
+      <w:r>
+        <w:t xml:space="preserve"> </w:t>
+      </w:r>
+      <w:r>
+        <w:rPr>
+          <w:rStyle w:val="VerbatimChar"/>
+        </w:rPr>
+        <w:t xml:space="preserve">internal/jackettapi/auth_middleware.go:45-66</w:t>
+      </w:r>
+      <w:r>
+        <w:t xml:space="preserve"> </w:t>
+      </w:r>
+      <w:r>
+        <w:t xml:space="preserve">(the golden-FALSE fixture) as a BOB-189-class false positive. A real arm needs go/ast or an adopted tool (errcheck/staticcheck), shipped WITH that golden-FALSE passing, before it can fire.</w:t>
+      </w:r>
+    </w:p>
+    <w:p>
+      <w:pPr>
+        <w:pStyle w:val="BodyText"/>
+      </w:pPr>
+      <w:r>
+        <w:t xml:space="preserve">REMAINING WORK TO CLOSE THIS ITEM: implement the Go semantic arm (go/ast-based or errcheck/staticcheck-adopted) covering the empty-err-block and swallowed-error idioms, verified against the auth_middleware.go golden-FALSE fixture, re-derive qBitTorrent-go’s real result (currently UNKNOWN, honestly reported as such), and triage every real finding as the Python/TS pass already is. Rust/Ruby/C have zero first-party files in boba’s tree today (verified this round) so their own arms are lower priority until such files exist — the UNANALYSED registry already covers them honestly in the meantime.</w:t>
+      </w:r>
+    </w:p>
+    <w:p>
+      <w:pPr>
+        <w:pStyle w:val="BodyText"/>
+      </w:pPr>
+      <w:r>
+        <w:t xml:space="preserve">EVIDENCE: docs/qa/BOB-191/closure_evidence_20260925.md (full RED/GREEN transcripts, the C++ correction with live proof, the live full-repo scan table, anti-bluff provenance). State left uncommitted by design (constitution-submodule files need the §11.4.26 workflow, not boba’s commit-push-all.sh).</w:t>
+      </w:r>
+    </w:p>
+    <w:bookmarkEnd w:id="41"/>
+    <w:bookmarkStart w:id="42" w:name="Xc10100f7380538d128b0df1c97d690968b97d37"/>
     <w:p>
       <w:pPr>
         <w:pStyle w:val="Heading2"/>
       </w:pPr>
       <w:r>
-        <w:t xml:space="preserve">BOB-162 — Two new guards exist but no seam invokes them — plus the brownfield adoption decision the commit guard needs</w:t>
+        <w:t xml:space="preserve">BOB-194 — Pre-build gates walk .claude/worktrees, so a stale agent worktree can fail the main build (§11.4.201(1))</w:t>
       </w:r>
     </w:p>
     <w:p>
@@ -2820,6 +4767,94 @@
         <w:t xml:space="preserve"> </w:t>
       </w:r>
       <w:r>
+        <w:t xml:space="preserve">In progress</w:t>
+      </w:r>
+      <w:r>
+        <w:t xml:space="preserve"> </w:t>
+      </w:r>
+      <w:r>
+        <w:rPr>
+          <w:b/>
+          <w:bCs/>
+        </w:rPr>
+        <w:t xml:space="preserve">Type:</w:t>
+      </w:r>
+      <w:r>
+        <w:t xml:space="preserve"> </w:t>
+      </w:r>
+      <w:r>
+        <w:t xml:space="preserve">Bug</w:t>
+      </w:r>
+    </w:p>
+    <w:p>
+      <w:pPr>
+        <w:pStyle w:val="BodyText"/>
+      </w:pPr>
+      <w:r>
+        <w:t xml:space="preserve">WHAT: agent worktrees under .claude/worktrees/ are ephemeral copies pinned at arbitrary commits - never built, never shipped, deleted when the agent finishes. Pre-build gates that walk the tree with find(1) from the repo root descend into them anyway. MEASURED INSTANCE (2026-08-25): CM-GO-TOOLCHAIN-MATCHES-BUILDER FAILED the main build with exactly one finding, from .claude/worktrees/agent-afda1df906c537ab4 - a worktree 86 commits behind still carrying</w:t>
+      </w:r>
+      <w:r>
+        <w:t xml:space="preserve"> </w:t>
+      </w:r>
+      <w:r>
+        <w:t xml:space="preserve">‘FROM golang:1.23-alpine’</w:t>
+      </w:r>
+      <w:r>
+        <w:t xml:space="preserve"> </w:t>
+      </w:r>
+      <w:r>
+        <w:t xml:space="preserve">against a go.mod long since at 1.26.2. The main tree was CORRECT throughout. Per §11.4.201(1) a false-positive refusal is a FAIL-bluff of equal severity to a false pass: it blocks real work and teaches people to bypass the gate. FIXED FOR ONE GATE:</w:t>
+      </w:r>
+      <w:r>
+        <w:t xml:space="preserve"> </w:t>
+      </w:r>
+      <w:r>
+        <w:t xml:space="preserve">‘.claude’</w:t>
+      </w:r>
+      <w:r>
+        <w:t xml:space="preserve"> </w:t>
+      </w:r>
+      <w:r>
+        <w:t xml:space="preserve">added to that gate’s PRUNE_DIRS with a deterministic §1.1 pair - a stale mismatch inside .claude/worktrees must NOT fail a healthy tree, the SAME mismatch outside it MUST still fail, so the prune cannot widen into blindness (§11.4.201(6)). Mutation verified: reverting the prune fails 2 checks. SURVEY, measured not inferred: 8 of 13 pre_build gates walk the tree; only the fixed one prunes .claude. Gates using</w:t>
+      </w:r>
+      <w:r>
+        <w:t xml:space="preserve"> </w:t>
+      </w:r>
+      <w:r>
+        <w:t xml:space="preserve">‘git ls-files’</w:t>
+      </w:r>
+      <w:r>
+        <w:t xml:space="preserve"> </w:t>
+      </w:r>
+      <w:r>
+        <w:t xml:space="preserve">are structurally immune - worktrees are untracked. Empirically probed: check_cm_closure_seam_binds, check_cm_killpg_pgid_guard and check_cm_no_production_mutation_residue all rc=0 with ZERO worktree references - clean in practice today. UNMEASURED, not clean: check_cm_test_mock_pid_explicit_int and check_cm_test_mock_pid_patched_when_real_pid were not reached before the probe budget expired. HYPOTHESIS REFUTED, recorded so nobody re-walks it: an earlier revision of this item speculated that check_cm_plugin_count’s 90s timeout was caused by walking worktrees. It is NOT. That gate’s find is scoped to $PLUGINS_DIR (check_cm_plugin_count.sh:224), so worktrees are outside its walk entirely. Its slowness is real - still running past 54s on a re-measure - but has a different, still-unidentified cause and belongs to its own item, not this one. ACCEPTANCE: every tree-walking gate either prunes agent scratch or is proven immune by measurement, each with a paired mutation. NOTE the asymmetry that bounds the risk: a stale worktree can only ADD findings to a security-relevant scan (killpg, mutation-residue), never remove them - so the exposure is false refusal and eroded trust, not a missed defect.</w:t>
+      </w:r>
+    </w:p>
+    <w:bookmarkEnd w:id="42"/>
+    <w:bookmarkStart w:id="43" w:name="Xe8f9d6ae701b2e0cae1912181571b5052b26492"/>
+    <w:p>
+      <w:pPr>
+        <w:pStyle w:val="Heading2"/>
+      </w:pPr>
+      <w:r>
+        <w:t xml:space="preserve">BOB-196 — check_cm_plugin_count runs for over a minute on ~69 files — cause unidentified, and it is not worktree traversal</w:t>
+      </w:r>
+    </w:p>
+    <w:p>
+      <w:pPr>
+        <w:pStyle w:val="FirstParagraph"/>
+      </w:pPr>
+      <w:r>
+        <w:rPr>
+          <w:b/>
+          <w:bCs/>
+        </w:rPr>
+        <w:t xml:space="preserve">Status:</w:t>
+      </w:r>
+      <w:r>
+        <w:t xml:space="preserve"> </w:t>
+      </w:r>
+      <w:r>
         <w:t xml:space="preserve">Queued</w:t>
       </w:r>
       <w:r>
@@ -2838,6 +4873,154 @@
       <w:r>
         <w:t xml:space="preserve">Task</w:t>
       </w:r>
+    </w:p>
+    <w:p>
+      <w:pPr>
+        <w:pStyle w:val="BodyText"/>
+      </w:pPr>
+      <w:r>
+        <w:t xml:space="preserve">WHAT: the CM-PLUGIN-COUNT pre-build gate takes 189 SECONDS to verify 8 documented counts. Measured 2026-08-25: exceeded a 90s probe budget (rc=124), then a bounded re-run completed at</w:t>
+      </w:r>
+      <w:r>
+        <w:t xml:space="preserve"> </w:t>
+      </w:r>
+      <w:r>
+        <w:t xml:space="preserve">‘rc=0 wall=189s’</w:t>
+      </w:r>
+      <w:r>
+        <w:t xml:space="preserve"> </w:t>
+      </w:r>
+      <w:r>
+        <w:t xml:space="preserve">- it PASSES, it is simply slow. CAUSE, MEASURED NOT GUESSED: the marker loop at check_cm_plugin_count.sh:273-290 iterates EVERY LINE of every governed document and spawns a pipeline per line. Per iteration:</w:t>
+      </w:r>
+      <w:r>
+        <w:t xml:space="preserve"> </w:t>
+      </w:r>
+      <w:r>
+        <w:t xml:space="preserve">‘printf | grep -oE | wc -l | tr -d’</w:t>
+      </w:r>
+      <w:r>
+        <w:t xml:space="preserve"> </w:t>
+      </w:r>
+      <w:r>
+        <w:t xml:space="preserve">(4 processes) plus</w:t>
+      </w:r>
+      <w:r>
+        <w:t xml:space="preserve"> </w:t>
+      </w:r>
+      <w:r>
+        <w:t xml:space="preserve">‘printf | sed -n’</w:t>
+      </w:r>
+      <w:r>
+        <w:t xml:space="preserve"> </w:t>
+      </w:r>
+      <w:r>
+        <w:t xml:space="preserve">(2) = ~6. Governed docs are AGENTS.md 689 + CLAUDE.md 494 + docs/features/Status.md 670 = 1853 lines, so ~11,118 process spawns, measuring ~102 ms/line. Classic per-line-subprocess shell trap. THE IRONY WORTH PRESERVING, because it explains why nobody simplified it: the in-code comment shows</w:t>
+      </w:r>
+      <w:r>
+        <w:t xml:space="preserve"> </w:t>
+      </w:r>
+      <w:r>
+        <w:t xml:space="preserve">‘-oE | wc -l’</w:t>
+      </w:r>
+      <w:r>
+        <w:t xml:space="preserve"> </w:t>
+      </w:r>
+      <w:r>
+        <w:t xml:space="preserve">was chosen DELIBERATELY over</w:t>
+      </w:r>
+      <w:r>
+        <w:t xml:space="preserve"> </w:t>
+      </w:r>
+      <w:r>
+        <w:t xml:space="preserve">‘grep -c’</w:t>
+      </w:r>
+      <w:r>
+        <w:t xml:space="preserve"> </w:t>
+      </w:r>
+      <w:r>
+        <w:t xml:space="preserve">after measuring the §11.4.201(12) footgun - on this host (ugrep 7.8.4)</w:t>
+      </w:r>
+      <w:r>
+        <w:t xml:space="preserve"> </w:t>
+      </w:r>
+      <w:r>
+        <w:t xml:space="preserve">‘grep -coE’</w:t>
+      </w:r>
+      <w:r>
+        <w:t xml:space="preserve"> </w:t>
+      </w:r>
+      <w:r>
+        <w:t xml:space="preserve">returned 3 at top level but 1 inside a</w:t>
+      </w:r>
+      <w:r>
+        <w:t xml:space="preserve"> </w:t>
+      </w:r>
+      <w:r>
+        <w:t xml:space="preserve">‘set -euo pipefail’</w:t>
+      </w:r>
+      <w:r>
+        <w:t xml:space="preserve"> </w:t>
+      </w:r>
+      <w:r>
+        <w:t xml:space="preserve">subshell, a context-dependent reading. The correctness fix is right and must be kept; it is the PER-LINE application of it that costs the three minutes. HYPOTHESIS REFUTED, recorded so nobody re-walks it: this is NOT worktree traversal. The gate’s find is scoped to $PLUGINS_DIR (:224), so the five agent worktrees are outside its walk. That guess was raised on BOB-194 and is dead. LIKELY FIX (unverified, stated as a candidate not a conclusion): pre-filter with ONE grep for lines containing</w:t>
+      </w:r>
+      <w:r>
+        <w:t xml:space="preserve"> </w:t>
+      </w:r>
+      <w:r>
+        <w:t xml:space="preserve">‘CM-PLUGIN-COUNT:’</w:t>
+      </w:r>
+      <w:r>
+        <w:t xml:space="preserve"> </w:t>
+      </w:r>
+      <w:r>
+        <w:t xml:space="preserve">before entering the loop, reducing ~1853 iterations to the ~8 lines that carry a marker, while leaving the per-line parsing logic - and its footgun-avoiding form - completely unchanged. WHY IT MATTERS beyond impatience: this gate is on the pre-build critical path, and CLAUDE.md leans on it as the mechanical authority for the three distinct plugin rosters (43 curated / 43 engines / 12 bootstrap) whose conflation was BOB-149. A gate slow enough to tempt anyone into skipping it protects nothing. ACCEPTANCE: runtime reduced with the counts and the footgun-avoiding parse preserved byte-for-byte in behaviour, proven by the existing paired mutation still biting plus a before/after wall-clock recorded. §11.4.6: nothing here questions the gate’s VERDICTS - only its runtime.</w:t>
+      </w:r>
+    </w:p>
+    <w:bookmarkEnd w:id="43"/>
+    <w:bookmarkStart w:id="44" w:name="X0a11ad4ef084ae583354444a7004378388ce69a"/>
+    <w:p>
+      <w:pPr>
+        <w:pStyle w:val="Heading2"/>
+      </w:pPr>
+      <w:r>
+        <w:t xml:space="preserve">BOB-211 — LATENT + OPERATOR-GATED: on a uid-flattening mount whose uid is not the operator, chown fails EPERM with no fstype-aware diagnosis, and fmask/dmask silently defeat the preserve_mode 600 contract</w:t>
+      </w:r>
+    </w:p>
+    <w:p>
+      <w:pPr>
+        <w:pStyle w:val="FirstParagraph"/>
+      </w:pPr>
+      <w:r>
+        <w:rPr>
+          <w:b/>
+          <w:bCs/>
+        </w:rPr>
+        <w:t xml:space="preserve">Status:</w:t>
+      </w:r>
+      <w:r>
+        <w:t xml:space="preserve"> </w:t>
+      </w:r>
+      <w:r>
+        <w:t xml:space="preserve">Queued</w:t>
+      </w:r>
+      <w:r>
+        <w:t xml:space="preserve"> </w:t>
+      </w:r>
+      <w:r>
+        <w:rPr>
+          <w:b/>
+          <w:bCs/>
+        </w:rPr>
+        <w:t xml:space="preserve">Type:</w:t>
+      </w:r>
+      <w:r>
+        <w:t xml:space="preserve"> </w:t>
+      </w:r>
+      <w:r>
+        <w:t xml:space="preserve">Bug</w:t>
+      </w:r>
       <w:r>
         <w:t xml:space="preserve"> </w:t>
       </w:r>
@@ -2852,2340 +5035,80 @@
         <w:t xml:space="preserve"> </w:t>
       </w:r>
       <w:r>
-        <w:t xml:space="preserve">Medium</w:t>
-      </w:r>
-      <w:r>
-        <w:t xml:space="preserve"> </w:t>
-      </w:r>
-      <w:r>
-        <w:rPr>
-          <w:b/>
-          <w:bCs/>
-        </w:rPr>
-        <w:t xml:space="preserve">Created-By:</w:t>
-      </w:r>
-      <w:r>
-        <w:t xml:space="preserve"> </w:t>
-      </w:r>
-      <w:r>
-        <w:t xml:space="preserve">BOB-106/BOB-107 remediation, residual</w:t>
-      </w:r>
-    </w:p>
-    <w:p>
-      <w:pPr>
-        <w:pStyle w:val="BodyText"/>
-      </w:pPr>
-      <w:r>
-        <w:rPr>
-          <w:b/>
-          <w:bCs/>
-        </w:rPr>
-        <w:t xml:space="preserve">Reported-Via:</w:t>
-      </w:r>
-      <w:r>
-        <w:t xml:space="preserve"> </w:t>
-      </w:r>
-      <w:r>
-        <w:t xml:space="preserve">§11.4.202 reporting directive</w:t>
-      </w:r>
-      <w:r>
-        <w:t xml:space="preserve"> </w:t>
-      </w:r>
-      <w:r>
-        <w:rPr>
-          <w:rStyle w:val="VerbatimChar"/>
-        </w:rPr>
-        <w:t xml:space="preserve">task</w:t>
-      </w:r>
-      <w:r>
-        <w:t xml:space="preserve"> </w:t>
-      </w:r>
-      <w:r>
-        <w:t xml:space="preserve">on 2026-08-21T19:35:02Z</w:t>
-      </w:r>
-      <w:r>
-        <w:t xml:space="preserve"> </w:t>
-      </w:r>
-      <w:r>
-        <w:rPr>
-          <w:b/>
-          <w:bCs/>
-        </w:rPr>
-        <w:t xml:space="preserve">Reported-By:</w:t>
-      </w:r>
-      <w:r>
-        <w:t xml:space="preserve"> </w:t>
-      </w:r>
-      <w:r>
-        <w:t xml:space="preserve">BOB-106/BOB-107 reme